--- a/drafts/paRsynth_methods_draft.docx
+++ b/drafts/paRsynth_methods_draft.docx
@@ -34,7 +34,21 @@
         <w:rPr>
           <w:rFonts w:ascii="Arial" w:hAnsi="Arial" w:cs="Arial"/>
         </w:rPr>
-        <w:t>Studying information encoding in animal signals: a dual step framework using synthetic signals and traditional bioacoustics analyses</w:t>
+        <w:t xml:space="preserve">Studying information </w:t>
+      </w:r>
+      <w:proofErr w:type="gramStart"/>
+      <w:r>
+        <w:rPr>
+          <w:rFonts w:ascii="Arial" w:hAnsi="Arial" w:cs="Arial"/>
+        </w:rPr>
+        <w:t>encoding in</w:t>
+      </w:r>
+      <w:proofErr w:type="gramEnd"/>
+      <w:r>
+        <w:rPr>
+          <w:rFonts w:ascii="Arial" w:hAnsi="Arial" w:cs="Arial"/>
+        </w:rPr>
+        <w:t xml:space="preserve"> animal signals: a dual step framework using synthetic signals and traditional bioacoustics analyses</w:t>
       </w:r>
       <w:commentRangeEnd w:id="0"/>
       <w:r>
@@ -419,7 +433,25 @@
           <w:sz w:val="24"/>
           <w:szCs w:val="24"/>
         </w:rPr>
-        <w:t>, Northhampton, MA, USA</w:t>
+        <w:t xml:space="preserve">, </w:t>
+      </w:r>
+      <w:proofErr w:type="spellStart"/>
+      <w:r>
+        <w:rPr>
+          <w:rFonts w:ascii="Arial" w:hAnsi="Arial" w:cs="Arial"/>
+          <w:sz w:val="24"/>
+          <w:szCs w:val="24"/>
+        </w:rPr>
+        <w:t>Northhampton</w:t>
+      </w:r>
+      <w:proofErr w:type="spellEnd"/>
+      <w:r>
+        <w:rPr>
+          <w:rFonts w:ascii="Arial" w:hAnsi="Arial" w:cs="Arial"/>
+          <w:sz w:val="24"/>
+          <w:szCs w:val="24"/>
+        </w:rPr>
+        <w:t>, MA, USA</w:t>
       </w:r>
     </w:p>
     <w:p>
@@ -470,7 +502,25 @@
           <w:sz w:val="24"/>
           <w:szCs w:val="24"/>
         </w:rPr>
-        <w:t>, Northhampton, MA, USA</w:t>
+        <w:t xml:space="preserve">, </w:t>
+      </w:r>
+      <w:proofErr w:type="spellStart"/>
+      <w:r>
+        <w:rPr>
+          <w:rFonts w:ascii="Arial" w:hAnsi="Arial" w:cs="Arial"/>
+          <w:sz w:val="24"/>
+          <w:szCs w:val="24"/>
+        </w:rPr>
+        <w:t>Northhampton</w:t>
+      </w:r>
+      <w:proofErr w:type="spellEnd"/>
+      <w:r>
+        <w:rPr>
+          <w:rFonts w:ascii="Arial" w:hAnsi="Arial" w:cs="Arial"/>
+          <w:sz w:val="24"/>
+          <w:szCs w:val="24"/>
+        </w:rPr>
+        <w:t>, MA, USA</w:t>
       </w:r>
     </w:p>
     <w:p>
@@ -666,11 +716,19 @@
           <w:rFonts w:ascii="Arial" w:hAnsi="Arial" w:cs="Arial"/>
         </w:rPr>
       </w:pPr>
-      <w:r>
-        <w:rPr>
-          <w:rFonts w:ascii="Arial" w:hAnsi="Arial" w:cs="Arial"/>
-        </w:rPr>
-        <w:t>Tktk need name address and email address for Methods in Ecology and Evolution</w:t>
+      <w:proofErr w:type="spellStart"/>
+      <w:r>
+        <w:rPr>
+          <w:rFonts w:ascii="Arial" w:hAnsi="Arial" w:cs="Arial"/>
+        </w:rPr>
+        <w:t>Tktk</w:t>
+      </w:r>
+      <w:proofErr w:type="spellEnd"/>
+      <w:r>
+        <w:rPr>
+          <w:rFonts w:ascii="Arial" w:hAnsi="Arial" w:cs="Arial"/>
+        </w:rPr>
+        <w:t xml:space="preserve"> need name address and email address for Methods in Ecology and Evolution</w:t>
       </w:r>
     </w:p>
     <w:p>
@@ -1106,6 +1164,7 @@
         </w:rPr>
         <w:t xml:space="preserve">: </w:t>
       </w:r>
+      <w:proofErr w:type="gramStart"/>
       <w:r>
         <w:rPr>
           <w:rFonts w:ascii="Arial" w:hAnsi="Arial" w:cs="Arial"/>
@@ -1122,7 +1181,14 @@
         <w:rPr>
           <w:rFonts w:ascii="Arial" w:hAnsi="Arial" w:cs="Arial"/>
         </w:rPr>
-        <w:t xml:space="preserve">word </w:t>
+        <w:t>word</w:t>
+      </w:r>
+      <w:proofErr w:type="gramEnd"/>
+      <w:r>
+        <w:rPr>
+          <w:rFonts w:ascii="Arial" w:hAnsi="Arial" w:cs="Arial"/>
+        </w:rPr>
+        <w:t xml:space="preserve"> </w:t>
       </w:r>
       <w:r>
         <w:rPr>
@@ -1518,13 +1584,7 @@
         <w:rPr>
           <w:rFonts w:ascii="Arial" w:hAnsi="Arial" w:cs="Arial"/>
         </w:rPr>
-        <w:t xml:space="preserve">facilitate </w:t>
-      </w:r>
-      <w:r>
-        <w:rPr>
-          <w:rFonts w:ascii="Arial" w:hAnsi="Arial" w:cs="Arial"/>
-        </w:rPr>
-        <w:t>recognition</w:t>
+        <w:t>facilitate recognition</w:t>
       </w:r>
       <w:r>
         <w:rPr>
@@ -1782,13 +1842,7 @@
         <w:rPr>
           <w:rFonts w:ascii="Arial" w:hAnsi="Arial" w:cs="Arial"/>
         </w:rPr>
-        <w:t xml:space="preserve">taxa could lead to new insights into how vocal learning originated and </w:t>
-      </w:r>
-      <w:r>
-        <w:rPr>
-          <w:rFonts w:ascii="Arial" w:hAnsi="Arial" w:cs="Arial"/>
-        </w:rPr>
-        <w:t>continues to evolve.</w:t>
+        <w:t>taxa could lead to new insights into how vocal learning originated and continues to evolve.</w:t>
       </w:r>
     </w:p>
     <w:p>
@@ -2034,7 +2088,23 @@
           <w:rFonts w:ascii="Arial" w:hAnsi="Arial" w:cs="Arial"/>
           <w:highlight w:val="yellow"/>
         </w:rPr>
-        <w:t>MacDougall-Shackletons?</w:t>
+        <w:t>MacDougall-</w:t>
+      </w:r>
+      <w:proofErr w:type="spellStart"/>
+      <w:r>
+        <w:rPr>
+          <w:rFonts w:ascii="Arial" w:hAnsi="Arial" w:cs="Arial"/>
+          <w:highlight w:val="yellow"/>
+        </w:rPr>
+        <w:t>Shackletons</w:t>
+      </w:r>
+      <w:proofErr w:type="spellEnd"/>
+      <w:r>
+        <w:rPr>
+          <w:rFonts w:ascii="Arial" w:hAnsi="Arial" w:cs="Arial"/>
+          <w:highlight w:val="yellow"/>
+        </w:rPr>
+        <w:t>?</w:t>
       </w:r>
       <w:r>
         <w:rPr>
@@ -2825,13 +2895,23 @@
         </w:rPr>
         <w:t>onk parakeets (</w:t>
       </w:r>
+      <w:proofErr w:type="spellStart"/>
       <w:r>
         <w:rPr>
           <w:rFonts w:ascii="Arial" w:hAnsi="Arial" w:cs="Arial"/>
           <w:i/>
           <w:iCs/>
         </w:rPr>
-        <w:t>Myiopsitta monachus</w:t>
+        <w:t>Myiopsitta</w:t>
+      </w:r>
+      <w:proofErr w:type="spellEnd"/>
+      <w:r>
+        <w:rPr>
+          <w:rFonts w:ascii="Arial" w:hAnsi="Arial" w:cs="Arial"/>
+          <w:i/>
+          <w:iCs/>
+        </w:rPr>
+        <w:t xml:space="preserve"> monachus</w:t>
       </w:r>
       <w:r>
         <w:rPr>
@@ -3107,17 +3187,33 @@
         </w:rPr>
         <w:t xml:space="preserve"> to convert strings to frequency values. We made our code available in the new R package </w:t>
       </w:r>
-      <w:r>
-        <w:rPr>
-          <w:rFonts w:ascii="Arial" w:hAnsi="Arial" w:cs="Arial"/>
-        </w:rPr>
-        <w:t>paRsynth and</w:t>
-      </w:r>
-      <w:r>
-        <w:rPr>
-          <w:rFonts w:ascii="Arial" w:hAnsi="Arial" w:cs="Arial"/>
-        </w:rPr>
-        <w:t xml:space="preserve"> produced synthetic vocalizations with the soundgen R package. </w:t>
+      <w:proofErr w:type="spellStart"/>
+      <w:r>
+        <w:rPr>
+          <w:rFonts w:ascii="Arial" w:hAnsi="Arial" w:cs="Arial"/>
+        </w:rPr>
+        <w:t>paRsynth</w:t>
+      </w:r>
+      <w:proofErr w:type="spellEnd"/>
+      <w:r>
+        <w:rPr>
+          <w:rFonts w:ascii="Arial" w:hAnsi="Arial" w:cs="Arial"/>
+        </w:rPr>
+        <w:t xml:space="preserve"> and produced synthetic vocalizations with the </w:t>
+      </w:r>
+      <w:proofErr w:type="spellStart"/>
+      <w:r>
+        <w:rPr>
+          <w:rFonts w:ascii="Arial" w:hAnsi="Arial" w:cs="Arial"/>
+        </w:rPr>
+        <w:t>soundgen</w:t>
+      </w:r>
+      <w:proofErr w:type="spellEnd"/>
+      <w:r>
+        <w:rPr>
+          <w:rFonts w:ascii="Arial" w:hAnsi="Arial" w:cs="Arial"/>
+        </w:rPr>
+        <w:t xml:space="preserve"> R package. </w:t>
       </w:r>
       <w:r>
         <w:rPr>
@@ -3159,19 +3255,7 @@
         <w:rPr>
           <w:rFonts w:ascii="Arial" w:hAnsi="Arial" w:cs="Arial"/>
         </w:rPr>
-        <w:t xml:space="preserve"> </w:t>
-      </w:r>
-      <w:r>
-        <w:rPr>
-          <w:rFonts w:ascii="Arial" w:hAnsi="Arial" w:cs="Arial"/>
-        </w:rPr>
-        <w:t>as well as over social conditions expected to influence the uniqueness of identity information</w:t>
-      </w:r>
-      <w:r>
-        <w:rPr>
-          <w:rFonts w:ascii="Arial" w:hAnsi="Arial" w:cs="Arial"/>
-        </w:rPr>
-        <w:t>.</w:t>
+        <w:t xml:space="preserve"> as well as over social conditions expected to influence the uniqueness of identity information.</w:t>
       </w:r>
       <w:r>
         <w:rPr>
@@ -3319,7 +3403,21 @@
         <w:rPr>
           <w:rFonts w:ascii="Arial" w:hAnsi="Arial" w:cs="Arial"/>
         </w:rPr>
-        <w:t xml:space="preserve"> Character strings comprised </w:t>
+        <w:t xml:space="preserve"> Character strings </w:t>
+      </w:r>
+      <w:proofErr w:type="gramStart"/>
+      <w:r>
+        <w:rPr>
+          <w:rFonts w:ascii="Arial" w:hAnsi="Arial" w:cs="Arial"/>
+        </w:rPr>
+        <w:t>comprised</w:t>
+      </w:r>
+      <w:proofErr w:type="gramEnd"/>
+      <w:r>
+        <w:rPr>
+          <w:rFonts w:ascii="Arial" w:hAnsi="Arial" w:cs="Arial"/>
+        </w:rPr>
+        <w:t xml:space="preserve"> </w:t>
       </w:r>
       <w:commentRangeStart w:id="12"/>
       <w:commentRangeStart w:id="13"/>
@@ -3476,11 +3574,19 @@
         </w:rPr>
         <w:t xml:space="preserve">Once character strings were generated, we </w:t>
       </w:r>
-      <w:r>
-        <w:rPr>
-          <w:rFonts w:ascii="Arial" w:hAnsi="Arial" w:cs="Arial"/>
-        </w:rPr>
-        <w:t xml:space="preserve">added </w:t>
+      <w:proofErr w:type="gramStart"/>
+      <w:r>
+        <w:rPr>
+          <w:rFonts w:ascii="Arial" w:hAnsi="Arial" w:cs="Arial"/>
+        </w:rPr>
+        <w:t>added</w:t>
+      </w:r>
+      <w:proofErr w:type="gramEnd"/>
+      <w:r>
+        <w:rPr>
+          <w:rFonts w:ascii="Arial" w:hAnsi="Arial" w:cs="Arial"/>
+        </w:rPr>
+        <w:t xml:space="preserve"> </w:t>
       </w:r>
       <w:r>
         <w:rPr>
@@ -3553,12 +3659,14 @@
         </w:rPr>
         <w:t xml:space="preserve">we </w:t>
       </w:r>
+      <w:proofErr w:type="spellStart"/>
       <w:r>
         <w:rPr>
           <w:rFonts w:ascii="Arial" w:hAnsi="Arial" w:cs="Arial"/>
         </w:rPr>
         <w:t>sonified</w:t>
       </w:r>
+      <w:proofErr w:type="spellEnd"/>
       <w:r>
         <w:rPr>
           <w:rFonts w:ascii="Arial" w:hAnsi="Arial" w:cs="Arial"/>
@@ -3623,7 +3731,35 @@
         <w:rPr>
           <w:rFonts w:ascii="Arial" w:hAnsi="Arial" w:cs="Arial"/>
         </w:rPr>
-        <w:t xml:space="preserve">. We used 1-Parsons encoding, which reduces the frequences profile of a signal to a “trit” of information by noting the direction of frequency change (up, down, or constant) in a series of subsamples from the original signal, known as Parsons segments. Parsons code is often used in the retrieval and study of music </w:t>
+        <w:t>. We used 1-</w:t>
+      </w:r>
+      <w:proofErr w:type="gramStart"/>
+      <w:r>
+        <w:rPr>
+          <w:rFonts w:ascii="Arial" w:hAnsi="Arial" w:cs="Arial"/>
+        </w:rPr>
+        <w:t>Parsons</w:t>
+      </w:r>
+      <w:proofErr w:type="gramEnd"/>
+      <w:r>
+        <w:rPr>
+          <w:rFonts w:ascii="Arial" w:hAnsi="Arial" w:cs="Arial"/>
+        </w:rPr>
+        <w:t xml:space="preserve"> encoding, which reduces the frequences profile of a signal to a “</w:t>
+      </w:r>
+      <w:proofErr w:type="spellStart"/>
+      <w:r>
+        <w:rPr>
+          <w:rFonts w:ascii="Arial" w:hAnsi="Arial" w:cs="Arial"/>
+        </w:rPr>
+        <w:t>trit</w:t>
+      </w:r>
+      <w:proofErr w:type="spellEnd"/>
+      <w:r>
+        <w:rPr>
+          <w:rFonts w:ascii="Arial" w:hAnsi="Arial" w:cs="Arial"/>
+        </w:rPr>
+        <w:t xml:space="preserve">” of information by noting the direction of frequency change (up, down, or constant) in a series of subsamples from the original signal, known as Parsons segments. Parsons code is often used in the retrieval and study of music </w:t>
       </w:r>
       <w:r>
         <w:rPr>
@@ -3906,7 +4042,21 @@
         <w:rPr>
           <w:rFonts w:ascii="Arial" w:hAnsi="Arial" w:cs="Arial"/>
         </w:rPr>
-        <w:t xml:space="preserve"> synthetic audio signals using the Soundgen </w:t>
+        <w:t xml:space="preserve"> synthetic audio signals using the </w:t>
+      </w:r>
+      <w:proofErr w:type="spellStart"/>
+      <w:r>
+        <w:rPr>
+          <w:rFonts w:ascii="Arial" w:hAnsi="Arial" w:cs="Arial"/>
+        </w:rPr>
+        <w:t>Soundgen</w:t>
+      </w:r>
+      <w:proofErr w:type="spellEnd"/>
+      <w:r>
+        <w:rPr>
+          <w:rFonts w:ascii="Arial" w:hAnsi="Arial" w:cs="Arial"/>
+        </w:rPr>
+        <w:t xml:space="preserve"> </w:t>
       </w:r>
       <w:r>
         <w:rPr>
@@ -3969,7 +4119,21 @@
         <w:rPr>
           <w:rFonts w:ascii="Arial" w:hAnsi="Arial" w:cs="Arial"/>
         </w:rPr>
-        <w:t>We used R to generate strings and synthetic audio signals, using the paRsynth package (code found TKTK here)</w:t>
+        <w:t xml:space="preserve">We used R to generate strings and synthetic audio signals, using the </w:t>
+      </w:r>
+      <w:proofErr w:type="spellStart"/>
+      <w:r>
+        <w:rPr>
+          <w:rFonts w:ascii="Arial" w:hAnsi="Arial" w:cs="Arial"/>
+        </w:rPr>
+        <w:t>paRsynth</w:t>
+      </w:r>
+      <w:proofErr w:type="spellEnd"/>
+      <w:r>
+        <w:rPr>
+          <w:rFonts w:ascii="Arial" w:hAnsi="Arial" w:cs="Arial"/>
+        </w:rPr>
+        <w:t xml:space="preserve"> package (code found TKTK here)</w:t>
       </w:r>
       <w:r>
         <w:rPr>
@@ -4002,7 +4166,7 @@
           <w:iCs/>
         </w:rPr>
         <w:lastRenderedPageBreak/>
-        <w:t>Detecting</w:t>
+        <w:t xml:space="preserve">Detecting </w:t>
       </w:r>
       <w:r>
         <w:rPr>
@@ -4010,7 +4174,7 @@
           <w:i/>
           <w:iCs/>
         </w:rPr>
-        <w:t xml:space="preserve"> </w:t>
+        <w:t xml:space="preserve">Synthetic Group and Individual Information </w:t>
       </w:r>
       <w:r>
         <w:rPr>
@@ -4018,7 +4182,7 @@
           <w:i/>
           <w:iCs/>
         </w:rPr>
-        <w:t xml:space="preserve">Synthetic Group and Individual Information </w:t>
+        <w:t xml:space="preserve">in Synthetic </w:t>
       </w:r>
       <w:r>
         <w:rPr>
@@ -4026,7 +4190,7 @@
           <w:i/>
           <w:iCs/>
         </w:rPr>
-        <w:t xml:space="preserve">in Synthetic </w:t>
+        <w:t>Data</w:t>
       </w:r>
       <w:r>
         <w:rPr>
@@ -4034,7 +4198,7 @@
           <w:i/>
           <w:iCs/>
         </w:rPr>
-        <w:t>Data</w:t>
+        <w:t>s</w:t>
       </w:r>
       <w:r>
         <w:rPr>
@@ -4042,550 +4206,562 @@
           <w:i/>
           <w:iCs/>
         </w:rPr>
+        <w:t>ets</w:t>
+      </w:r>
+    </w:p>
+    <w:p>
+      <w:pPr>
+        <w:spacing w:line="360" w:lineRule="auto"/>
+        <w:ind w:firstLine="720"/>
+        <w:rPr>
+          <w:rFonts w:ascii="Arial" w:hAnsi="Arial" w:cs="Arial"/>
+        </w:rPr>
+      </w:pPr>
+      <w:r>
+        <w:rPr>
+          <w:rFonts w:ascii="Arial" w:hAnsi="Arial" w:cs="Arial"/>
+        </w:rPr>
+        <w:t xml:space="preserve">Using the process described above, we created two synthetic data sets: one that created </w:t>
+      </w:r>
+      <w:commentRangeStart w:id="17"/>
+      <w:commentRangeStart w:id="18"/>
+      <w:r>
+        <w:rPr>
+          <w:rFonts w:ascii="Arial" w:hAnsi="Arial" w:cs="Arial"/>
+        </w:rPr>
+        <w:t xml:space="preserve">vocalizations </w:t>
+      </w:r>
+      <w:commentRangeEnd w:id="17"/>
+      <w:r>
+        <w:rPr>
+          <w:rStyle w:val="CommentReference"/>
+        </w:rPr>
+        <w:commentReference w:id="17"/>
+      </w:r>
+      <w:commentRangeEnd w:id="18"/>
+      <w:r>
+        <w:rPr>
+          <w:rStyle w:val="CommentReference"/>
+        </w:rPr>
+        <w:commentReference w:id="18"/>
+      </w:r>
+      <w:r>
+        <w:rPr>
+          <w:rFonts w:ascii="Arial" w:hAnsi="Arial" w:cs="Arial"/>
+        </w:rPr>
+        <w:t>with more group membership information than individual information</w:t>
+      </w:r>
+      <w:r>
+        <w:rPr>
+          <w:rFonts w:ascii="Arial" w:hAnsi="Arial" w:cs="Arial"/>
+        </w:rPr>
+        <w:t xml:space="preserve"> encoded</w:t>
+      </w:r>
+      <w:r>
+        <w:rPr>
+          <w:rFonts w:ascii="Arial" w:hAnsi="Arial" w:cs="Arial"/>
+        </w:rPr>
+        <w:t xml:space="preserve"> (Group Member</w:t>
+      </w:r>
+      <w:r>
+        <w:rPr>
+          <w:rFonts w:ascii="Arial" w:hAnsi="Arial" w:cs="Arial"/>
+        </w:rPr>
+        <w:t xml:space="preserve"> Information</w:t>
+      </w:r>
+      <w:r>
+        <w:rPr>
+          <w:rFonts w:ascii="Arial" w:hAnsi="Arial" w:cs="Arial"/>
+        </w:rPr>
+        <w:t xml:space="preserve"> Dataset</w:t>
+      </w:r>
+      <w:r>
+        <w:rPr>
+          <w:rFonts w:ascii="Arial" w:hAnsi="Arial" w:cs="Arial"/>
+        </w:rPr>
+        <w:t xml:space="preserve">: </w:t>
+      </w:r>
+      <w:r>
+        <w:rPr>
+          <w:rFonts w:ascii="Arial" w:hAnsi="Arial" w:cs="Arial"/>
+        </w:rPr>
+        <w:t>henceforth</w:t>
+      </w:r>
+      <w:r>
+        <w:rPr>
+          <w:rFonts w:ascii="Arial" w:hAnsi="Arial" w:cs="Arial"/>
+        </w:rPr>
+        <w:t xml:space="preserve"> the Group</w:t>
+      </w:r>
+      <w:r>
+        <w:rPr>
+          <w:rFonts w:ascii="Arial" w:hAnsi="Arial" w:cs="Arial"/>
+        </w:rPr>
+        <w:t xml:space="preserve"> dataset</w:t>
+      </w:r>
+      <w:r>
+        <w:rPr>
+          <w:rFonts w:ascii="Arial" w:hAnsi="Arial" w:cs="Arial"/>
+        </w:rPr>
+        <w:t xml:space="preserve">), and one that created </w:t>
+      </w:r>
+      <w:commentRangeStart w:id="19"/>
+      <w:r>
+        <w:rPr>
+          <w:rFonts w:ascii="Arial" w:hAnsi="Arial" w:cs="Arial"/>
+        </w:rPr>
+        <w:t xml:space="preserve">character strings </w:t>
+      </w:r>
+      <w:commentRangeEnd w:id="19"/>
+      <w:r>
+        <w:rPr>
+          <w:rStyle w:val="CommentReference"/>
+        </w:rPr>
+        <w:commentReference w:id="19"/>
+      </w:r>
+      <w:r>
+        <w:rPr>
+          <w:rFonts w:ascii="Arial" w:hAnsi="Arial" w:cs="Arial"/>
+        </w:rPr>
+        <w:t xml:space="preserve">with more individual information than group membership information </w:t>
+      </w:r>
+      <w:r>
+        <w:rPr>
+          <w:rFonts w:ascii="Arial" w:hAnsi="Arial" w:cs="Arial"/>
+        </w:rPr>
+        <w:t xml:space="preserve">encoded </w:t>
+      </w:r>
+      <w:r>
+        <w:rPr>
+          <w:rFonts w:ascii="Arial" w:hAnsi="Arial" w:cs="Arial"/>
+        </w:rPr>
+        <w:t>(</w:t>
+      </w:r>
+      <w:commentRangeStart w:id="20"/>
+      <w:r>
+        <w:rPr>
+          <w:rFonts w:ascii="Arial" w:hAnsi="Arial" w:cs="Arial"/>
+        </w:rPr>
+        <w:t>Individual</w:t>
+      </w:r>
+      <w:r>
+        <w:rPr>
+          <w:rFonts w:ascii="Arial" w:hAnsi="Arial" w:cs="Arial"/>
+        </w:rPr>
+        <w:t xml:space="preserve"> Information</w:t>
+      </w:r>
+      <w:r>
+        <w:rPr>
+          <w:rFonts w:ascii="Arial" w:hAnsi="Arial" w:cs="Arial"/>
+        </w:rPr>
+        <w:t xml:space="preserve"> Dataset</w:t>
+      </w:r>
+      <w:commentRangeEnd w:id="20"/>
+      <w:r>
+        <w:rPr>
+          <w:rFonts w:ascii="Arial" w:hAnsi="Arial" w:cs="Arial"/>
+        </w:rPr>
+        <w:t xml:space="preserve">; </w:t>
+      </w:r>
+      <w:r>
+        <w:rPr>
+          <w:rStyle w:val="CommentReference"/>
+        </w:rPr>
+        <w:commentReference w:id="20"/>
+      </w:r>
+      <w:r>
+        <w:rPr>
+          <w:rFonts w:ascii="Arial" w:hAnsi="Arial" w:cs="Arial"/>
+        </w:rPr>
+        <w:t>henceforth the Individual</w:t>
+      </w:r>
+      <w:r>
+        <w:rPr>
+          <w:rFonts w:ascii="Arial" w:hAnsi="Arial" w:cs="Arial"/>
+        </w:rPr>
+        <w:t xml:space="preserve"> dataset</w:t>
+      </w:r>
+      <w:r>
+        <w:rPr>
+          <w:rFonts w:ascii="Arial" w:hAnsi="Arial" w:cs="Arial"/>
+        </w:rPr>
+        <w:t xml:space="preserve">). In the </w:t>
+      </w:r>
+      <w:r>
+        <w:rPr>
+          <w:rFonts w:ascii="Arial" w:hAnsi="Arial" w:cs="Arial"/>
+        </w:rPr>
+        <w:t>Group</w:t>
+      </w:r>
+      <w:r>
+        <w:rPr>
+          <w:rFonts w:ascii="Arial" w:hAnsi="Arial" w:cs="Arial"/>
+        </w:rPr>
+        <w:t xml:space="preserve"> Dataset, individual information was set to a character length of 4 characters, and group </w:t>
+      </w:r>
+      <w:r>
+        <w:rPr>
+          <w:rFonts w:ascii="Arial" w:hAnsi="Arial" w:cs="Arial"/>
+        </w:rPr>
+        <w:t xml:space="preserve">member </w:t>
+      </w:r>
+      <w:r>
+        <w:rPr>
+          <w:rFonts w:ascii="Arial" w:hAnsi="Arial" w:cs="Arial"/>
+        </w:rPr>
+        <w:t xml:space="preserve">information was set to </w:t>
+      </w:r>
+      <w:commentRangeStart w:id="21"/>
+      <w:r>
+        <w:rPr>
+          <w:rFonts w:ascii="Arial" w:hAnsi="Arial" w:cs="Arial"/>
+        </w:rPr>
+        <w:t>a character length of 8 character</w:t>
+      </w:r>
+      <w:commentRangeEnd w:id="21"/>
+      <w:r>
+        <w:rPr>
+          <w:rStyle w:val="CommentReference"/>
+        </w:rPr>
+        <w:commentReference w:id="21"/>
+      </w:r>
+      <w:r>
+        <w:rPr>
+          <w:rFonts w:ascii="Arial" w:hAnsi="Arial" w:cs="Arial"/>
+        </w:rPr>
+        <w:t>.</w:t>
+      </w:r>
+      <w:r>
+        <w:rPr>
+          <w:rFonts w:ascii="Arial" w:hAnsi="Arial" w:cs="Arial"/>
+        </w:rPr>
+        <w:t xml:space="preserve"> In the Individual</w:t>
+      </w:r>
+      <w:r>
+        <w:rPr>
+          <w:rFonts w:ascii="Arial" w:hAnsi="Arial" w:cs="Arial"/>
+        </w:rPr>
+        <w:t xml:space="preserve"> </w:t>
+      </w:r>
+      <w:r>
+        <w:rPr>
+          <w:rFonts w:ascii="Arial" w:hAnsi="Arial" w:cs="Arial"/>
+        </w:rPr>
+        <w:t xml:space="preserve">Dataset, individual information was set to a </w:t>
+      </w:r>
+      <w:commentRangeStart w:id="22"/>
+      <w:r>
+        <w:rPr>
+          <w:rFonts w:ascii="Arial" w:hAnsi="Arial" w:cs="Arial"/>
+        </w:rPr>
+        <w:t>character length of 8 characters</w:t>
+      </w:r>
+      <w:commentRangeEnd w:id="22"/>
+      <w:r>
+        <w:rPr>
+          <w:rStyle w:val="CommentReference"/>
+        </w:rPr>
+        <w:commentReference w:id="22"/>
+      </w:r>
+      <w:r>
+        <w:rPr>
+          <w:rFonts w:ascii="Arial" w:hAnsi="Arial" w:cs="Arial"/>
+        </w:rPr>
+        <w:t>, and group information was set to a character length of 4 characters. For both datasets, there were 5 groups with 10 individuals per group</w:t>
+      </w:r>
+      <w:r>
+        <w:rPr>
+          <w:rFonts w:ascii="Arial" w:hAnsi="Arial" w:cs="Arial"/>
+        </w:rPr>
+        <w:t xml:space="preserve">, with 5 unique calls generated per individual. </w:t>
+      </w:r>
+    </w:p>
+    <w:p>
+      <w:pPr>
+        <w:spacing w:line="360" w:lineRule="auto"/>
+        <w:ind w:firstLine="720"/>
+        <w:rPr>
+          <w:rFonts w:ascii="Arial" w:hAnsi="Arial" w:cs="Arial"/>
+        </w:rPr>
+      </w:pPr>
+      <w:r>
+        <w:rPr>
+          <w:rFonts w:ascii="Arial" w:hAnsi="Arial" w:cs="Arial"/>
+        </w:rPr>
+        <w:t xml:space="preserve">After generating synthetic signals for these datasets, we used the </w:t>
+      </w:r>
+      <w:proofErr w:type="spellStart"/>
+      <w:r>
+        <w:rPr>
+          <w:rFonts w:ascii="Arial" w:hAnsi="Arial" w:cs="Arial"/>
+        </w:rPr>
+        <w:t>soundgen</w:t>
+      </w:r>
+      <w:proofErr w:type="spellEnd"/>
+      <w:r>
+        <w:rPr>
+          <w:rFonts w:ascii="Arial" w:hAnsi="Arial" w:cs="Arial"/>
+        </w:rPr>
+        <w:t xml:space="preserve"> </w:t>
+      </w:r>
+      <w:r>
+        <w:rPr>
+          <w:rFonts w:ascii="Arial" w:hAnsi="Arial" w:cs="Arial"/>
+        </w:rPr>
+        <w:t xml:space="preserve">package </w:t>
+      </w:r>
+      <w:r>
+        <w:rPr>
+          <w:rFonts w:ascii="Arial" w:hAnsi="Arial" w:cs="Arial"/>
+        </w:rPr>
+        <w:t xml:space="preserve">(TKTK citation) </w:t>
+      </w:r>
+      <w:r>
+        <w:rPr>
+          <w:rFonts w:ascii="Arial" w:hAnsi="Arial" w:cs="Arial"/>
+        </w:rPr>
+        <w:t xml:space="preserve">to convert the .wav files to spectrograms. </w:t>
+      </w:r>
+      <w:r>
+        <w:rPr>
+          <w:rFonts w:ascii="Arial" w:hAnsi="Arial" w:cs="Arial"/>
+          <w:highlight w:val="yellow"/>
+        </w:rPr>
+        <w:t>TKTK sentence about seeing these in figure</w:t>
+      </w:r>
+      <w:r>
+        <w:rPr>
+          <w:rFonts w:ascii="Arial" w:hAnsi="Arial" w:cs="Arial"/>
+          <w:highlight w:val="yellow"/>
+        </w:rPr>
         <w:t>s</w:t>
       </w:r>
       <w:r>
+        <w:rPr>
+          <w:rFonts w:ascii="Arial" w:hAnsi="Arial" w:cs="Arial"/>
+          <w:highlight w:val="yellow"/>
+        </w:rPr>
+        <w:t xml:space="preserve"> </w:t>
+      </w:r>
+      <w:r>
+        <w:rPr>
+          <w:rFonts w:ascii="Arial" w:hAnsi="Arial" w:cs="Arial"/>
+        </w:rPr>
+        <w:t>2 and 3</w:t>
+      </w:r>
+      <w:r>
+        <w:rPr>
+          <w:rFonts w:ascii="Arial" w:hAnsi="Arial" w:cs="Arial"/>
+        </w:rPr>
+        <w:t xml:space="preserve">. </w:t>
+      </w:r>
+      <w:r>
+        <w:rPr>
+          <w:rFonts w:ascii="Arial" w:hAnsi="Arial" w:cs="Arial"/>
+        </w:rPr>
+        <w:t xml:space="preserve">To validate that the group and individual information we specified in the character strings could be recovered from the generated frequency signals, </w:t>
+      </w:r>
+      <w:r>
+        <w:rPr>
+          <w:rFonts w:ascii="Arial" w:hAnsi="Arial" w:cs="Arial"/>
+        </w:rPr>
+        <w:t>we performed spectrographic cross-correlation</w:t>
+      </w:r>
+      <w:r>
+        <w:rPr>
+          <w:rFonts w:ascii="Arial" w:hAnsi="Arial" w:cs="Arial"/>
+        </w:rPr>
+        <w:t xml:space="preserve"> </w:t>
+      </w:r>
+      <w:r>
+        <w:rPr>
+          <w:rFonts w:ascii="Arial" w:hAnsi="Arial" w:cs="Arial"/>
+        </w:rPr>
+        <w:t xml:space="preserve">on each dataset </w:t>
+      </w:r>
+      <w:r>
+        <w:rPr>
+          <w:rFonts w:ascii="Arial" w:hAnsi="Arial" w:cs="Arial"/>
+        </w:rPr>
+        <w:t xml:space="preserve">(SPCC; </w:t>
+      </w:r>
+      <w:r>
+        <w:rPr>
+          <w:rFonts w:ascii="Arial" w:hAnsi="Arial" w:cs="Arial"/>
+        </w:rPr>
+        <w:fldChar w:fldCharType="begin"/>
+      </w:r>
+      <w:r>
+        <w:rPr>
+          <w:rFonts w:ascii="Arial" w:hAnsi="Arial" w:cs="Arial"/>
+        </w:rPr>
+        <w:instrText xml:space="preserve"> ADDIN ZOTERO_ITEM CSL_CITATION {"citationID":"2alP2xFJ","properties":{"formattedCitation":"(Clark et al., 1987)","plainCitation":"(Clark et al., 1987)","noteIndex":0},"citationItems":[{"id":606,"uris":["http://zotero.org/groups/5786507/items/GR5UUI5P"],"itemData":{"id":606,"type":"article-journal","abstract":"Sound spectrograms have been a traditional method for comparing animal vocalizations and demonstrating their similarities or differences, but quantification of the comparative process has been difficult. This lack of quantification has hindered progress in documenting the timing and degree of song development in song birds. With this in mind, computer-based methods for sound comparison and sound averaging were developed. These methods utilize a numerical representation of a sound's frequency-time structure to compute a similarity value between any two sounds and an average sound spectrogram for a set of sounds. These analytical techniques were applied to an analysis of song notes of the swamp sparrow (Melospiza georgiana). The results demonstrate the usefulness of the methods and reveal new details in the description of the swamp sparrow's set of species-universal note types and in the decrease of note variability during the course of developmental transitions from subsong, through plastic song to song crystallization.","container-title":"Ethology","DOI":"10.1111/j.1439-0310.1987.tb00676.x","ISSN":"1439-0310","issue":"2","language":"en","license":"1987 Blackwell Verlag GmbH","note":"_eprint: https://onlinelibrary.wiley.com/doi/pdf/10.1111/j.1439-0310.1987.tb00676.x","page":"101-115","source":"Wiley Online Library","title":"Quantitative Analysis of Animal Vocal Phonology: an Application to Swamp Sparrow Song","title-short":"Quantitative Analysis of Animal Vocal Phonology","volume":"76","author":[{"family":"Clark","given":"Christopher W."},{"family":"Marler","given":"Peter"},{"family":"Beeman","given":"Kim"}],"issued":{"date-parts":[["1987"]]}}}],"schema":"https://github.com/citation-style-language/schema/raw/master/csl-citation.json"} </w:instrText>
+      </w:r>
+      <w:r>
+        <w:rPr>
+          <w:rFonts w:ascii="Arial" w:hAnsi="Arial" w:cs="Arial"/>
+        </w:rPr>
+        <w:fldChar w:fldCharType="separate"/>
+      </w:r>
+      <w:r>
+        <w:rPr>
+          <w:rFonts w:ascii="Arial" w:hAnsi="Arial" w:cs="Arial"/>
+        </w:rPr>
+        <w:t>Clark et al., 1987</w:t>
+      </w:r>
+      <w:r>
+        <w:rPr>
+          <w:rFonts w:ascii="Arial" w:hAnsi="Arial" w:cs="Arial"/>
+        </w:rPr>
+        <w:fldChar w:fldCharType="end"/>
+      </w:r>
+      <w:r>
+        <w:rPr>
+          <w:rFonts w:ascii="Arial" w:hAnsi="Arial" w:cs="Arial"/>
+        </w:rPr>
+        <w:t>)</w:t>
+      </w:r>
+      <w:r>
+        <w:rPr>
+          <w:rFonts w:ascii="Arial" w:hAnsi="Arial" w:cs="Arial"/>
+        </w:rPr>
+        <w:t xml:space="preserve"> using the </w:t>
+      </w:r>
+      <w:proofErr w:type="spellStart"/>
+      <w:r>
+        <w:rPr>
+          <w:rFonts w:ascii="Arial" w:hAnsi="Arial" w:cs="Arial"/>
+        </w:rPr>
+        <w:t>warbleR</w:t>
+      </w:r>
+      <w:proofErr w:type="spellEnd"/>
+      <w:r>
+        <w:rPr>
+          <w:rFonts w:ascii="Arial" w:hAnsi="Arial" w:cs="Arial"/>
+        </w:rPr>
+        <w:t xml:space="preserve"> package. </w:t>
+      </w:r>
+      <w:r>
+        <w:rPr>
+          <w:rFonts w:ascii="Arial" w:hAnsi="Arial" w:cs="Arial"/>
+        </w:rPr>
+        <w:t xml:space="preserve">We performed SPCC with a Hanning window, a window length of 512 samples, and a window overlap of 90 samples. We used a Pearson’s correlation method and a bandpass filter of 0 to 20 kHz. </w:t>
+      </w:r>
+    </w:p>
+    <w:p>
+      <w:pPr>
+        <w:spacing w:line="360" w:lineRule="auto"/>
+        <w:ind w:firstLine="720"/>
+        <w:rPr>
+          <w:rFonts w:ascii="Arial" w:hAnsi="Arial" w:cs="Arial"/>
+        </w:rPr>
+      </w:pPr>
+      <w:r>
+        <w:rPr>
+          <w:rFonts w:ascii="Arial" w:hAnsi="Arial" w:cs="Arial"/>
+        </w:rPr>
+        <w:t xml:space="preserve">To assess hierarchical mapping patterns of our two datasets, we used non-metric multidimensional scaling (MDS) to reduce the dimensionality of the SPCC matrix for each dataset. </w:t>
+      </w:r>
+      <w:r>
+        <w:rPr>
+          <w:rFonts w:ascii="Arial" w:hAnsi="Arial" w:cs="Arial"/>
+        </w:rPr>
+        <w:t>We performed MDS over 15 dimensions so that the stress of the model was TKTK (less than 5). From these results, we</w:t>
+      </w:r>
+      <w:r>
+        <w:rPr>
+          <w:rFonts w:ascii="Arial" w:hAnsi="Arial" w:cs="Arial"/>
+        </w:rPr>
+        <w:t xml:space="preserve"> two</w:t>
+      </w:r>
+      <w:r>
+        <w:rPr>
+          <w:rFonts w:ascii="Arial" w:hAnsi="Arial" w:cs="Arial"/>
+        </w:rPr>
+        <w:t xml:space="preserve"> generated low-dimensional acoustic space plots </w:t>
+      </w:r>
+      <w:r>
+        <w:rPr>
+          <w:rFonts w:ascii="Arial" w:hAnsi="Arial" w:cs="Arial"/>
+        </w:rPr>
+        <w:t xml:space="preserve">for each dataset, one visualizing </w:t>
+      </w:r>
+      <w:r>
+        <w:rPr>
+          <w:rFonts w:ascii="Arial" w:hAnsi="Arial" w:cs="Arial"/>
+        </w:rPr>
+        <w:t>the</w:t>
+      </w:r>
+      <w:r>
+        <w:rPr>
+          <w:rFonts w:ascii="Arial" w:hAnsi="Arial" w:cs="Arial"/>
+        </w:rPr>
+        <w:t xml:space="preserve"> </w:t>
+      </w:r>
+      <w:r>
+        <w:rPr>
+          <w:rFonts w:ascii="Arial" w:hAnsi="Arial" w:cs="Arial"/>
+        </w:rPr>
+        <w:t>acoustic</w:t>
+      </w:r>
+      <w:r>
+        <w:rPr>
+          <w:rFonts w:ascii="Arial" w:hAnsi="Arial" w:cs="Arial"/>
+        </w:rPr>
+        <w:t xml:space="preserve"> space between group</w:t>
+      </w:r>
+      <w:r>
+        <w:rPr>
+          <w:rFonts w:ascii="Arial" w:hAnsi="Arial" w:cs="Arial"/>
+        </w:rPr>
+        <w:t>s</w:t>
+      </w:r>
+      <w:r>
+        <w:rPr>
+          <w:rFonts w:ascii="Arial" w:hAnsi="Arial" w:cs="Arial"/>
+        </w:rPr>
+        <w:t xml:space="preserve"> and one visualizing the acoustic space between individuals. In doing this for each dataset, we can compare how well </w:t>
+      </w:r>
+      <w:r>
+        <w:rPr>
+          <w:rFonts w:ascii="Arial" w:hAnsi="Arial" w:cs="Arial"/>
+        </w:rPr>
+        <w:t xml:space="preserve">the </w:t>
+      </w:r>
+      <w:r>
+        <w:rPr>
+          <w:rFonts w:ascii="Arial" w:hAnsi="Arial" w:cs="Arial"/>
+        </w:rPr>
+        <w:t>Group</w:t>
+      </w:r>
+      <w:r>
+        <w:rPr>
+          <w:rFonts w:ascii="Arial" w:hAnsi="Arial" w:cs="Arial"/>
+        </w:rPr>
+        <w:t xml:space="preserve"> dataset encodes information at the group level compared to the individual level and vice versa for the </w:t>
+      </w:r>
+      <w:r>
+        <w:rPr>
+          <w:rFonts w:ascii="Arial" w:hAnsi="Arial" w:cs="Arial"/>
+        </w:rPr>
+        <w:t>Individual</w:t>
+      </w:r>
+      <w:r>
+        <w:rPr>
+          <w:rFonts w:ascii="Arial" w:hAnsi="Arial" w:cs="Arial"/>
+        </w:rPr>
+        <w:t xml:space="preserve"> dataset. </w:t>
+      </w:r>
+    </w:p>
+    <w:p>
+      <w:pPr>
+        <w:spacing w:line="360" w:lineRule="auto"/>
         <w:rPr>
           <w:rFonts w:ascii="Arial" w:hAnsi="Arial" w:cs="Arial"/>
           <w:i/>
           <w:iCs/>
         </w:rPr>
-        <w:t>ets</w:t>
-      </w:r>
-    </w:p>
-    <w:p>
-      <w:pPr>
-        <w:spacing w:line="360" w:lineRule="auto"/>
-        <w:ind w:firstLine="720"/>
-        <w:rPr>
-          <w:rFonts w:ascii="Arial" w:hAnsi="Arial" w:cs="Arial"/>
-        </w:rPr>
-      </w:pPr>
-      <w:r>
-        <w:rPr>
-          <w:rFonts w:ascii="Arial" w:hAnsi="Arial" w:cs="Arial"/>
-        </w:rPr>
-        <w:t xml:space="preserve">Using the process described above, we created two synthetic data sets: one that created </w:t>
-      </w:r>
-      <w:commentRangeStart w:id="17"/>
-      <w:commentRangeStart w:id="18"/>
-      <w:r>
-        <w:rPr>
-          <w:rFonts w:ascii="Arial" w:hAnsi="Arial" w:cs="Arial"/>
-        </w:rPr>
-        <w:t>vocalizations</w:t>
-      </w:r>
-      <w:r>
-        <w:rPr>
-          <w:rFonts w:ascii="Arial" w:hAnsi="Arial" w:cs="Arial"/>
-        </w:rPr>
-        <w:t xml:space="preserve"> </w:t>
-      </w:r>
-      <w:commentRangeEnd w:id="18"/>
-      <w:r>
-        <w:rPr>
-          <w:rStyle w:val="CommentReference"/>
-        </w:rPr>
-        <w:commentReference w:id="18"/>
-      </w:r>
-      <w:commentRangeEnd w:id="17"/>
-      <w:r>
-        <w:rPr>
-          <w:rStyle w:val="CommentReference"/>
-        </w:rPr>
-        <w:commentReference w:id="17"/>
-      </w:r>
-      <w:r>
-        <w:rPr>
-          <w:rFonts w:ascii="Arial" w:hAnsi="Arial" w:cs="Arial"/>
-        </w:rPr>
-        <w:t>with more group membership information than individual information</w:t>
-      </w:r>
-      <w:r>
-        <w:rPr>
-          <w:rFonts w:ascii="Arial" w:hAnsi="Arial" w:cs="Arial"/>
-        </w:rPr>
-        <w:t xml:space="preserve"> encoded</w:t>
-      </w:r>
-      <w:r>
-        <w:rPr>
-          <w:rFonts w:ascii="Arial" w:hAnsi="Arial" w:cs="Arial"/>
-        </w:rPr>
-        <w:t xml:space="preserve"> (Group Member</w:t>
-      </w:r>
-      <w:r>
-        <w:rPr>
-          <w:rFonts w:ascii="Arial" w:hAnsi="Arial" w:cs="Arial"/>
-        </w:rPr>
-        <w:t xml:space="preserve"> Information</w:t>
-      </w:r>
-      <w:r>
-        <w:rPr>
-          <w:rFonts w:ascii="Arial" w:hAnsi="Arial" w:cs="Arial"/>
-        </w:rPr>
-        <w:t xml:space="preserve"> Dataset</w:t>
-      </w:r>
-      <w:r>
-        <w:rPr>
-          <w:rFonts w:ascii="Arial" w:hAnsi="Arial" w:cs="Arial"/>
-        </w:rPr>
-        <w:t xml:space="preserve">: </w:t>
-      </w:r>
-      <w:r>
-        <w:rPr>
-          <w:rFonts w:ascii="Arial" w:hAnsi="Arial" w:cs="Arial"/>
-        </w:rPr>
-        <w:t>henceforth</w:t>
-      </w:r>
-      <w:r>
-        <w:rPr>
-          <w:rFonts w:ascii="Arial" w:hAnsi="Arial" w:cs="Arial"/>
-        </w:rPr>
-        <w:t xml:space="preserve"> the Group</w:t>
-      </w:r>
-      <w:r>
-        <w:rPr>
-          <w:rFonts w:ascii="Arial" w:hAnsi="Arial" w:cs="Arial"/>
-        </w:rPr>
-        <w:t xml:space="preserve"> dataset</w:t>
-      </w:r>
-      <w:r>
-        <w:rPr>
-          <w:rFonts w:ascii="Arial" w:hAnsi="Arial" w:cs="Arial"/>
-        </w:rPr>
-        <w:t xml:space="preserve">), and one that created </w:t>
-      </w:r>
-      <w:commentRangeStart w:id="19"/>
-      <w:r>
-        <w:rPr>
-          <w:rFonts w:ascii="Arial" w:hAnsi="Arial" w:cs="Arial"/>
-        </w:rPr>
-        <w:t xml:space="preserve">character strings </w:t>
-      </w:r>
-      <w:commentRangeEnd w:id="19"/>
-      <w:r>
-        <w:rPr>
-          <w:rStyle w:val="CommentReference"/>
-        </w:rPr>
-        <w:commentReference w:id="19"/>
-      </w:r>
-      <w:r>
-        <w:rPr>
-          <w:rFonts w:ascii="Arial" w:hAnsi="Arial" w:cs="Arial"/>
-        </w:rPr>
-        <w:t xml:space="preserve">with more individual information than group membership information </w:t>
-      </w:r>
-      <w:r>
-        <w:rPr>
-          <w:rFonts w:ascii="Arial" w:hAnsi="Arial" w:cs="Arial"/>
-        </w:rPr>
-        <w:t xml:space="preserve">encoded </w:t>
-      </w:r>
-      <w:r>
-        <w:rPr>
-          <w:rFonts w:ascii="Arial" w:hAnsi="Arial" w:cs="Arial"/>
-        </w:rPr>
-        <w:t>(</w:t>
-      </w:r>
-      <w:commentRangeStart w:id="20"/>
-      <w:r>
-        <w:rPr>
-          <w:rFonts w:ascii="Arial" w:hAnsi="Arial" w:cs="Arial"/>
-        </w:rPr>
-        <w:t>Individual</w:t>
-      </w:r>
-      <w:r>
-        <w:rPr>
-          <w:rFonts w:ascii="Arial" w:hAnsi="Arial" w:cs="Arial"/>
-        </w:rPr>
-        <w:t xml:space="preserve"> Information</w:t>
-      </w:r>
-      <w:r>
-        <w:rPr>
-          <w:rFonts w:ascii="Arial" w:hAnsi="Arial" w:cs="Arial"/>
-        </w:rPr>
-        <w:t xml:space="preserve"> Dataset</w:t>
-      </w:r>
-      <w:commentRangeEnd w:id="20"/>
-      <w:r>
-        <w:rPr>
-          <w:rFonts w:ascii="Arial" w:hAnsi="Arial" w:cs="Arial"/>
-        </w:rPr>
-        <w:t xml:space="preserve">; </w:t>
-      </w:r>
-      <w:r>
-        <w:rPr>
-          <w:rStyle w:val="CommentReference"/>
-        </w:rPr>
-        <w:commentReference w:id="20"/>
-      </w:r>
-      <w:r>
-        <w:rPr>
-          <w:rFonts w:ascii="Arial" w:hAnsi="Arial" w:cs="Arial"/>
-        </w:rPr>
-        <w:t>henceforth the Individual</w:t>
-      </w:r>
-      <w:r>
-        <w:rPr>
-          <w:rFonts w:ascii="Arial" w:hAnsi="Arial" w:cs="Arial"/>
-        </w:rPr>
-        <w:t xml:space="preserve"> dataset</w:t>
-      </w:r>
-      <w:r>
-        <w:rPr>
-          <w:rFonts w:ascii="Arial" w:hAnsi="Arial" w:cs="Arial"/>
-        </w:rPr>
-        <w:t xml:space="preserve">). In the </w:t>
-      </w:r>
-      <w:r>
-        <w:rPr>
-          <w:rFonts w:ascii="Arial" w:hAnsi="Arial" w:cs="Arial"/>
-        </w:rPr>
-        <w:t>Group</w:t>
-      </w:r>
-      <w:r>
-        <w:rPr>
-          <w:rFonts w:ascii="Arial" w:hAnsi="Arial" w:cs="Arial"/>
-        </w:rPr>
-        <w:t xml:space="preserve"> Dataset, individual information was set to a character length of 4 characters, and group </w:t>
-      </w:r>
-      <w:r>
-        <w:rPr>
-          <w:rFonts w:ascii="Arial" w:hAnsi="Arial" w:cs="Arial"/>
-        </w:rPr>
-        <w:t xml:space="preserve">member </w:t>
-      </w:r>
-      <w:r>
-        <w:rPr>
-          <w:rFonts w:ascii="Arial" w:hAnsi="Arial" w:cs="Arial"/>
-        </w:rPr>
-        <w:t xml:space="preserve">information was set to </w:t>
-      </w:r>
-      <w:commentRangeStart w:id="21"/>
-      <w:r>
-        <w:rPr>
-          <w:rFonts w:ascii="Arial" w:hAnsi="Arial" w:cs="Arial"/>
-        </w:rPr>
-        <w:t>a character length of 8 character</w:t>
-      </w:r>
-      <w:commentRangeEnd w:id="21"/>
-      <w:r>
-        <w:rPr>
-          <w:rStyle w:val="CommentReference"/>
-        </w:rPr>
-        <w:commentReference w:id="21"/>
-      </w:r>
-      <w:r>
-        <w:rPr>
-          <w:rFonts w:ascii="Arial" w:hAnsi="Arial" w:cs="Arial"/>
-        </w:rPr>
-        <w:t>.</w:t>
-      </w:r>
-      <w:r>
-        <w:rPr>
-          <w:rFonts w:ascii="Arial" w:hAnsi="Arial" w:cs="Arial"/>
-        </w:rPr>
-        <w:t xml:space="preserve"> In the Individual</w:t>
-      </w:r>
-      <w:r>
-        <w:rPr>
-          <w:rFonts w:ascii="Arial" w:hAnsi="Arial" w:cs="Arial"/>
-        </w:rPr>
-        <w:t xml:space="preserve"> </w:t>
-      </w:r>
-      <w:r>
-        <w:rPr>
-          <w:rFonts w:ascii="Arial" w:hAnsi="Arial" w:cs="Arial"/>
-        </w:rPr>
-        <w:t xml:space="preserve">Dataset, individual information was set to a </w:t>
-      </w:r>
-      <w:commentRangeStart w:id="22"/>
-      <w:r>
-        <w:rPr>
-          <w:rFonts w:ascii="Arial" w:hAnsi="Arial" w:cs="Arial"/>
-        </w:rPr>
-        <w:t>character length of 8 characters</w:t>
-      </w:r>
-      <w:commentRangeEnd w:id="22"/>
-      <w:r>
-        <w:rPr>
-          <w:rStyle w:val="CommentReference"/>
-        </w:rPr>
-        <w:commentReference w:id="22"/>
-      </w:r>
-      <w:r>
-        <w:rPr>
-          <w:rFonts w:ascii="Arial" w:hAnsi="Arial" w:cs="Arial"/>
-        </w:rPr>
-        <w:t>, and group information was set to a character length of 4 characters. For both datasets, there were 5 groups with 10 individuals per group</w:t>
-      </w:r>
-      <w:r>
-        <w:rPr>
-          <w:rFonts w:ascii="Arial" w:hAnsi="Arial" w:cs="Arial"/>
-        </w:rPr>
-        <w:t xml:space="preserve">, with 5 unique calls generated per individual. </w:t>
-      </w:r>
-    </w:p>
-    <w:p>
-      <w:pPr>
-        <w:spacing w:line="360" w:lineRule="auto"/>
-        <w:ind w:firstLine="720"/>
-        <w:rPr>
-          <w:rFonts w:ascii="Arial" w:hAnsi="Arial" w:cs="Arial"/>
-        </w:rPr>
-      </w:pPr>
-      <w:r>
-        <w:rPr>
-          <w:rFonts w:ascii="Arial" w:hAnsi="Arial" w:cs="Arial"/>
-        </w:rPr>
-        <w:t xml:space="preserve">After generating synthetic signals for these datasets, we used the </w:t>
-      </w:r>
-      <w:r>
-        <w:rPr>
-          <w:rFonts w:ascii="Arial" w:hAnsi="Arial" w:cs="Arial"/>
-        </w:rPr>
-        <w:t>soundgen</w:t>
-      </w:r>
-      <w:r>
-        <w:rPr>
-          <w:rFonts w:ascii="Arial" w:hAnsi="Arial" w:cs="Arial"/>
-        </w:rPr>
-        <w:t xml:space="preserve"> </w:t>
-      </w:r>
-      <w:r>
-        <w:rPr>
-          <w:rFonts w:ascii="Arial" w:hAnsi="Arial" w:cs="Arial"/>
-        </w:rPr>
-        <w:t xml:space="preserve">package </w:t>
-      </w:r>
-      <w:r>
-        <w:rPr>
-          <w:rFonts w:ascii="Arial" w:hAnsi="Arial" w:cs="Arial"/>
-        </w:rPr>
-        <w:t xml:space="preserve">(TKTK citation) </w:t>
-      </w:r>
-      <w:r>
-        <w:rPr>
-          <w:rFonts w:ascii="Arial" w:hAnsi="Arial" w:cs="Arial"/>
-        </w:rPr>
-        <w:t xml:space="preserve">to convert the .wav files to spectrograms. </w:t>
-      </w:r>
-      <w:r>
-        <w:rPr>
-          <w:rFonts w:ascii="Arial" w:hAnsi="Arial" w:cs="Arial"/>
-          <w:highlight w:val="yellow"/>
-        </w:rPr>
-        <w:t>TKTK sentence about seeing these in figure</w:t>
-      </w:r>
-      <w:r>
-        <w:rPr>
-          <w:rFonts w:ascii="Arial" w:hAnsi="Arial" w:cs="Arial"/>
-          <w:highlight w:val="yellow"/>
-        </w:rPr>
-        <w:t>s</w:t>
-      </w:r>
-      <w:r>
-        <w:rPr>
-          <w:rFonts w:ascii="Arial" w:hAnsi="Arial" w:cs="Arial"/>
-          <w:highlight w:val="yellow"/>
-        </w:rPr>
-        <w:t xml:space="preserve"> </w:t>
-      </w:r>
-      <w:r>
-        <w:rPr>
-          <w:rFonts w:ascii="Arial" w:hAnsi="Arial" w:cs="Arial"/>
-        </w:rPr>
-        <w:t>2 and 3</w:t>
-      </w:r>
-      <w:r>
-        <w:rPr>
-          <w:rFonts w:ascii="Arial" w:hAnsi="Arial" w:cs="Arial"/>
-        </w:rPr>
-        <w:t xml:space="preserve">. </w:t>
-      </w:r>
-      <w:r>
-        <w:rPr>
-          <w:rFonts w:ascii="Arial" w:hAnsi="Arial" w:cs="Arial"/>
-        </w:rPr>
-        <w:t xml:space="preserve">To validate that the group and individual information we specified in the character strings could be recovered from the generated frequency signals, </w:t>
-      </w:r>
-      <w:r>
-        <w:rPr>
-          <w:rFonts w:ascii="Arial" w:hAnsi="Arial" w:cs="Arial"/>
-        </w:rPr>
-        <w:t>we performed spectrographic cross-correlation</w:t>
-      </w:r>
-      <w:r>
-        <w:rPr>
-          <w:rFonts w:ascii="Arial" w:hAnsi="Arial" w:cs="Arial"/>
-        </w:rPr>
-        <w:t xml:space="preserve"> </w:t>
-      </w:r>
-      <w:r>
-        <w:rPr>
-          <w:rFonts w:ascii="Arial" w:hAnsi="Arial" w:cs="Arial"/>
-        </w:rPr>
-        <w:t xml:space="preserve">on each dataset </w:t>
-      </w:r>
-      <w:r>
-        <w:rPr>
-          <w:rFonts w:ascii="Arial" w:hAnsi="Arial" w:cs="Arial"/>
-        </w:rPr>
-        <w:t xml:space="preserve">(SPCC; </w:t>
-      </w:r>
-      <w:r>
-        <w:rPr>
-          <w:rFonts w:ascii="Arial" w:hAnsi="Arial" w:cs="Arial"/>
-        </w:rPr>
-        <w:fldChar w:fldCharType="begin"/>
-      </w:r>
-      <w:r>
-        <w:rPr>
-          <w:rFonts w:ascii="Arial" w:hAnsi="Arial" w:cs="Arial"/>
-        </w:rPr>
-        <w:instrText xml:space="preserve"> ADDIN ZOTERO_ITEM CSL_CITATION {"citationID":"2alP2xFJ","properties":{"formattedCitation":"(Clark et al., 1987)","plainCitation":"(Clark et al., 1987)","noteIndex":0},"citationItems":[{"id":606,"uris":["http://zotero.org/groups/5786507/items/GR5UUI5P"],"itemData":{"id":606,"type":"article-journal","abstract":"Sound spectrograms have been a traditional method for comparing animal vocalizations and demonstrating their similarities or differences, but quantification of the comparative process has been difficult. This lack of quantification has hindered progress in documenting the timing and degree of song development in song birds. With this in mind, computer-based methods for sound comparison and sound averaging were developed. These methods utilize a numerical representation of a sound's frequency-time structure to compute a similarity value between any two sounds and an average sound spectrogram for a set of sounds. These analytical techniques were applied to an analysis of song notes of the swamp sparrow (Melospiza georgiana). The results demonstrate the usefulness of the methods and reveal new details in the description of the swamp sparrow's set of species-universal note types and in the decrease of note variability during the course of developmental transitions from subsong, through plastic song to song crystallization.","container-title":"Ethology","DOI":"10.1111/j.1439-0310.1987.tb00676.x","ISSN":"1439-0310","issue":"2","language":"en","license":"1987 Blackwell Verlag GmbH","note":"_eprint: https://onlinelibrary.wiley.com/doi/pdf/10.1111/j.1439-0310.1987.tb00676.x","page":"101-115","source":"Wiley Online Library","title":"Quantitative Analysis of Animal Vocal Phonology: an Application to Swamp Sparrow Song","title-short":"Quantitative Analysis of Animal Vocal Phonology","volume":"76","author":[{"family":"Clark","given":"Christopher W."},{"family":"Marler","given":"Peter"},{"family":"Beeman","given":"Kim"}],"issued":{"date-parts":[["1987"]]}}}],"schema":"https://github.com/citation-style-language/schema/raw/master/csl-citation.json"} </w:instrText>
-      </w:r>
-      <w:r>
-        <w:rPr>
-          <w:rFonts w:ascii="Arial" w:hAnsi="Arial" w:cs="Arial"/>
-        </w:rPr>
-        <w:fldChar w:fldCharType="separate"/>
-      </w:r>
-      <w:r>
-        <w:rPr>
-          <w:rFonts w:ascii="Arial" w:hAnsi="Arial" w:cs="Arial"/>
-        </w:rPr>
-        <w:t>Clark et al., 1987</w:t>
-      </w:r>
-      <w:r>
-        <w:rPr>
-          <w:rFonts w:ascii="Arial" w:hAnsi="Arial" w:cs="Arial"/>
-        </w:rPr>
-        <w:fldChar w:fldCharType="end"/>
-      </w:r>
-      <w:r>
-        <w:rPr>
-          <w:rFonts w:ascii="Arial" w:hAnsi="Arial" w:cs="Arial"/>
-        </w:rPr>
-        <w:t>)</w:t>
-      </w:r>
-      <w:r>
-        <w:rPr>
-          <w:rFonts w:ascii="Arial" w:hAnsi="Arial" w:cs="Arial"/>
-        </w:rPr>
-        <w:t xml:space="preserve"> using the warbleR package. </w:t>
-      </w:r>
-      <w:r>
-        <w:rPr>
-          <w:rFonts w:ascii="Arial" w:hAnsi="Arial" w:cs="Arial"/>
-        </w:rPr>
-        <w:t xml:space="preserve">We performed SPCC with a Hanning window, a window length of 512 samples, and a window overlap of 90 samples. We used a Pearson’s correlation method and a bandpass filter of 0 to 20 kHz. </w:t>
-      </w:r>
-    </w:p>
-    <w:p>
-      <w:pPr>
-        <w:spacing w:line="360" w:lineRule="auto"/>
-        <w:ind w:firstLine="720"/>
-        <w:rPr>
-          <w:rFonts w:ascii="Arial" w:hAnsi="Arial" w:cs="Arial"/>
-        </w:rPr>
-      </w:pPr>
-      <w:r>
-        <w:rPr>
-          <w:rFonts w:ascii="Arial" w:hAnsi="Arial" w:cs="Arial"/>
-        </w:rPr>
-        <w:t xml:space="preserve">To assess hierarchical mapping patterns of our two datasets, we used non-metric multidimensional scaling (MDS) to reduce the dimensionality of the SPCC matrix for each dataset. </w:t>
-      </w:r>
-      <w:r>
-        <w:rPr>
-          <w:rFonts w:ascii="Arial" w:hAnsi="Arial" w:cs="Arial"/>
-        </w:rPr>
-        <w:t>We performed MDS over 15 dimensions so that the stress of the model was TKTK (less than 5). From these results, we</w:t>
-      </w:r>
-      <w:r>
-        <w:rPr>
-          <w:rFonts w:ascii="Arial" w:hAnsi="Arial" w:cs="Arial"/>
-        </w:rPr>
-        <w:t xml:space="preserve"> two</w:t>
-      </w:r>
-      <w:r>
-        <w:rPr>
-          <w:rFonts w:ascii="Arial" w:hAnsi="Arial" w:cs="Arial"/>
-        </w:rPr>
-        <w:t xml:space="preserve"> generated low-dimensional acoustic space plots </w:t>
-      </w:r>
-      <w:r>
-        <w:rPr>
-          <w:rFonts w:ascii="Arial" w:hAnsi="Arial" w:cs="Arial"/>
-        </w:rPr>
-        <w:t xml:space="preserve">for each dataset, one visualizing </w:t>
-      </w:r>
-      <w:r>
-        <w:rPr>
-          <w:rFonts w:ascii="Arial" w:hAnsi="Arial" w:cs="Arial"/>
-        </w:rPr>
-        <w:t>the</w:t>
-      </w:r>
-      <w:r>
-        <w:rPr>
-          <w:rFonts w:ascii="Arial" w:hAnsi="Arial" w:cs="Arial"/>
-        </w:rPr>
-        <w:t xml:space="preserve"> </w:t>
-      </w:r>
-      <w:r>
-        <w:rPr>
-          <w:rFonts w:ascii="Arial" w:hAnsi="Arial" w:cs="Arial"/>
-        </w:rPr>
-        <w:t>acoustic</w:t>
-      </w:r>
-      <w:r>
-        <w:rPr>
-          <w:rFonts w:ascii="Arial" w:hAnsi="Arial" w:cs="Arial"/>
-        </w:rPr>
-        <w:t xml:space="preserve"> space between group</w:t>
-      </w:r>
-      <w:r>
-        <w:rPr>
-          <w:rFonts w:ascii="Arial" w:hAnsi="Arial" w:cs="Arial"/>
-        </w:rPr>
-        <w:t>s</w:t>
-      </w:r>
-      <w:r>
-        <w:rPr>
-          <w:rFonts w:ascii="Arial" w:hAnsi="Arial" w:cs="Arial"/>
-        </w:rPr>
-        <w:t xml:space="preserve"> and one visualizing the acoustic space between individuals. In doing this for each dataset, we can compare how well </w:t>
-      </w:r>
-      <w:r>
-        <w:rPr>
-          <w:rFonts w:ascii="Arial" w:hAnsi="Arial" w:cs="Arial"/>
-        </w:rPr>
-        <w:t xml:space="preserve">the </w:t>
-      </w:r>
-      <w:r>
-        <w:rPr>
-          <w:rFonts w:ascii="Arial" w:hAnsi="Arial" w:cs="Arial"/>
-        </w:rPr>
-        <w:t>Group</w:t>
-      </w:r>
-      <w:r>
-        <w:rPr>
-          <w:rFonts w:ascii="Arial" w:hAnsi="Arial" w:cs="Arial"/>
-        </w:rPr>
-        <w:t xml:space="preserve"> dataset encodes information at the group level compared to the individual level and vice versa for the </w:t>
-      </w:r>
-      <w:r>
-        <w:rPr>
-          <w:rFonts w:ascii="Arial" w:hAnsi="Arial" w:cs="Arial"/>
-        </w:rPr>
-        <w:t>Individual</w:t>
-      </w:r>
-      <w:r>
-        <w:rPr>
-          <w:rFonts w:ascii="Arial" w:hAnsi="Arial" w:cs="Arial"/>
-        </w:rPr>
-        <w:t xml:space="preserve"> dataset. </w:t>
-      </w:r>
+      </w:pPr>
     </w:p>
     <w:p>
       <w:pPr>
@@ -4596,23 +4772,21 @@
           <w:iCs/>
         </w:rPr>
       </w:pPr>
-    </w:p>
-    <w:p>
-      <w:pPr>
-        <w:spacing w:line="360" w:lineRule="auto"/>
+      <w:r>
         <w:rPr>
           <w:rFonts w:ascii="Arial" w:hAnsi="Arial" w:cs="Arial"/>
           <w:i/>
           <w:iCs/>
         </w:rPr>
-      </w:pPr>
+        <w:t xml:space="preserve">Synthetic Experiments to Assess </w:t>
+      </w:r>
       <w:r>
         <w:rPr>
           <w:rFonts w:ascii="Arial" w:hAnsi="Arial" w:cs="Arial"/>
           <w:i/>
           <w:iCs/>
         </w:rPr>
-        <w:t xml:space="preserve">Synthetic Experiments to Assess </w:t>
+        <w:t xml:space="preserve">Accuracy of </w:t>
       </w:r>
       <w:r>
         <w:rPr>
@@ -4620,7 +4794,7 @@
           <w:i/>
           <w:iCs/>
         </w:rPr>
-        <w:t xml:space="preserve">Accuracy of </w:t>
+        <w:t xml:space="preserve">Information Encoding and Decoding </w:t>
       </w:r>
       <w:r>
         <w:rPr>
@@ -4628,7 +4802,7 @@
           <w:i/>
           <w:iCs/>
         </w:rPr>
-        <w:t xml:space="preserve">Information Encoding and Decoding </w:t>
+        <w:t>Across a Range of</w:t>
       </w:r>
       <w:r>
         <w:rPr>
@@ -4636,7 +4810,7 @@
           <w:i/>
           <w:iCs/>
         </w:rPr>
-        <w:t>Across a Range of</w:t>
+        <w:t xml:space="preserve"> Social </w:t>
       </w:r>
       <w:r>
         <w:rPr>
@@ -4644,20 +4818,437 @@
           <w:i/>
           <w:iCs/>
         </w:rPr>
-        <w:t xml:space="preserve"> Social </w:t>
-      </w:r>
-      <w:r>
+        <w:t xml:space="preserve">Conditions </w:t>
+      </w:r>
+    </w:p>
+    <w:p>
+      <w:pPr>
+        <w:pStyle w:val="NoSpacing"/>
+        <w:spacing w:line="360" w:lineRule="auto"/>
+        <w:rPr>
+          <w:rFonts w:ascii="Arial" w:hAnsi="Arial" w:cs="Arial"/>
+        </w:rPr>
+      </w:pPr>
+      <w:r>
+        <w:rPr>
+          <w:rFonts w:ascii="Arial" w:hAnsi="Arial" w:cs="Arial"/>
+        </w:rPr>
+        <w:lastRenderedPageBreak/>
+        <w:tab/>
+      </w:r>
+      <w:r>
+        <w:rPr>
+          <w:rFonts w:ascii="Arial" w:hAnsi="Arial" w:cs="Arial"/>
+        </w:rPr>
+        <w:t xml:space="preserve"> </w:t>
+      </w:r>
+      <w:r>
+        <w:rPr>
+          <w:rFonts w:ascii="Arial" w:hAnsi="Arial" w:cs="Arial"/>
+        </w:rPr>
+        <w:t xml:space="preserve">To test how </w:t>
+      </w:r>
+      <w:r>
+        <w:rPr>
+          <w:rFonts w:ascii="Arial" w:hAnsi="Arial" w:cs="Arial"/>
+        </w:rPr>
+        <w:t>accurately</w:t>
+      </w:r>
+      <w:r>
+        <w:rPr>
+          <w:rFonts w:ascii="Arial" w:hAnsi="Arial" w:cs="Arial"/>
+        </w:rPr>
+        <w:t xml:space="preserve"> </w:t>
+      </w:r>
+      <w:r>
+        <w:rPr>
+          <w:rFonts w:ascii="Arial" w:hAnsi="Arial" w:cs="Arial"/>
+        </w:rPr>
+        <w:t xml:space="preserve">varying amounts of group and individual </w:t>
+      </w:r>
+      <w:r>
+        <w:rPr>
+          <w:rFonts w:ascii="Arial" w:hAnsi="Arial" w:cs="Arial"/>
+        </w:rPr>
+        <w:t>information could</w:t>
+      </w:r>
+      <w:r>
+        <w:rPr>
+          <w:rFonts w:ascii="Arial" w:hAnsi="Arial" w:cs="Arial"/>
+        </w:rPr>
+        <w:t xml:space="preserve"> be recovered </w:t>
+      </w:r>
+      <w:r>
+        <w:rPr>
+          <w:rFonts w:ascii="Arial" w:hAnsi="Arial" w:cs="Arial"/>
+        </w:rPr>
+        <w:t>from synthetic signals</w:t>
+      </w:r>
+      <w:r>
+        <w:rPr>
+          <w:rFonts w:ascii="Arial" w:hAnsi="Arial" w:cs="Arial"/>
+        </w:rPr>
+        <w:t>,</w:t>
+      </w:r>
+      <w:r>
+        <w:rPr>
+          <w:rFonts w:ascii="Arial" w:hAnsi="Arial" w:cs="Arial"/>
+        </w:rPr>
+        <w:t xml:space="preserve"> we created synthetic </w:t>
+      </w:r>
+      <w:r>
+        <w:rPr>
+          <w:rFonts w:ascii="Arial" w:hAnsi="Arial" w:cs="Arial"/>
+        </w:rPr>
+        <w:t xml:space="preserve">signal datasets that approximated different information encoding outcomes </w:t>
+      </w:r>
+      <w:r>
+        <w:rPr>
+          <w:rFonts w:ascii="Arial" w:hAnsi="Arial" w:cs="Arial"/>
+        </w:rPr>
+        <w:t xml:space="preserve">across </w:t>
+      </w:r>
+      <w:r>
+        <w:rPr>
+          <w:rFonts w:ascii="Arial" w:hAnsi="Arial" w:cs="Arial"/>
+        </w:rPr>
+        <w:t>four</w:t>
+      </w:r>
+      <w:r>
+        <w:rPr>
+          <w:rFonts w:ascii="Arial" w:hAnsi="Arial" w:cs="Arial"/>
+        </w:rPr>
+        <w:t xml:space="preserve"> </w:t>
+      </w:r>
+      <w:r>
+        <w:rPr>
+          <w:rFonts w:ascii="Arial" w:hAnsi="Arial" w:cs="Arial"/>
+        </w:rPr>
+        <w:t xml:space="preserve">different social conditions: </w:t>
+      </w:r>
+      <w:r>
+        <w:rPr>
+          <w:rFonts w:ascii="Arial" w:hAnsi="Arial" w:cs="Arial"/>
+        </w:rPr>
+        <w:t>Sparse</w:t>
+      </w:r>
+      <w:r>
+        <w:rPr>
+          <w:rFonts w:ascii="Arial" w:hAnsi="Arial" w:cs="Arial"/>
+        </w:rPr>
+        <w:t xml:space="preserve"> </w:t>
+      </w:r>
+      <w:r>
+        <w:rPr>
+          <w:rFonts w:ascii="Arial" w:hAnsi="Arial" w:cs="Arial"/>
+        </w:rPr>
+        <w:t xml:space="preserve">(2 groups, 2 individuals per group), </w:t>
+      </w:r>
+      <w:r>
+        <w:rPr>
+          <w:rFonts w:ascii="Arial" w:hAnsi="Arial" w:cs="Arial"/>
+        </w:rPr>
+        <w:t>I</w:t>
+      </w:r>
+      <w:r>
+        <w:rPr>
+          <w:rFonts w:ascii="Arial" w:hAnsi="Arial" w:cs="Arial"/>
+        </w:rPr>
+        <w:t>ntermediate (</w:t>
+      </w:r>
+      <w:r>
+        <w:rPr>
+          <w:rFonts w:ascii="Arial" w:hAnsi="Arial" w:cs="Arial"/>
+        </w:rPr>
+        <w:t>6</w:t>
+      </w:r>
+      <w:r>
+        <w:rPr>
+          <w:rFonts w:ascii="Arial" w:hAnsi="Arial" w:cs="Arial"/>
+        </w:rPr>
+        <w:t xml:space="preserve"> groups, </w:t>
+      </w:r>
+      <w:r>
+        <w:rPr>
+          <w:rFonts w:ascii="Arial" w:hAnsi="Arial" w:cs="Arial"/>
+        </w:rPr>
+        <w:t>6</w:t>
+      </w:r>
+      <w:r>
+        <w:rPr>
+          <w:rFonts w:ascii="Arial" w:hAnsi="Arial" w:cs="Arial"/>
+        </w:rPr>
+        <w:t xml:space="preserve"> individuals per group), </w:t>
+      </w:r>
+      <w:r>
+        <w:rPr>
+          <w:rFonts w:ascii="Arial" w:hAnsi="Arial" w:cs="Arial"/>
+        </w:rPr>
+        <w:t xml:space="preserve">Crowded (10 groups, 10 individuals per group), </w:t>
+      </w:r>
+      <w:r>
+        <w:rPr>
+          <w:rFonts w:ascii="Arial" w:hAnsi="Arial" w:cs="Arial"/>
+        </w:rPr>
+        <w:t xml:space="preserve">and </w:t>
+      </w:r>
+      <w:r>
+        <w:rPr>
+          <w:rFonts w:ascii="Arial" w:hAnsi="Arial" w:cs="Arial"/>
+        </w:rPr>
+        <w:t>D</w:t>
+      </w:r>
+      <w:r>
+        <w:rPr>
+          <w:rFonts w:ascii="Arial" w:hAnsi="Arial" w:cs="Arial"/>
+        </w:rPr>
+        <w:t xml:space="preserve">ense (20 groups, 20 individuals per group). </w:t>
+      </w:r>
+      <w:r>
+        <w:rPr>
+          <w:rFonts w:ascii="Arial" w:hAnsi="Arial" w:cs="Arial"/>
+        </w:rPr>
+        <w:t>We</w:t>
+      </w:r>
+      <w:r>
+        <w:rPr>
+          <w:rFonts w:ascii="Arial" w:hAnsi="Arial" w:cs="Arial"/>
+        </w:rPr>
+        <w:t xml:space="preserve"> kept the number of calls per individual constant at 2. </w:t>
+      </w:r>
+      <w:r>
+        <w:rPr>
+          <w:rFonts w:ascii="Arial" w:hAnsi="Arial" w:cs="Arial"/>
+        </w:rPr>
+        <w:t>These social conditions follow predictions for how many unique vocal signatures can be created at each social level (group or individual)</w:t>
+      </w:r>
+      <w:r>
+        <w:rPr>
+          <w:rFonts w:ascii="Arial" w:hAnsi="Arial" w:cs="Arial"/>
+        </w:rPr>
+        <w:t>, using an information theory perspective. TKTK add more here about the actual numbers</w:t>
+      </w:r>
+    </w:p>
+    <w:p>
+      <w:pPr>
+        <w:pStyle w:val="NoSpacing"/>
+        <w:spacing w:line="360" w:lineRule="auto"/>
+        <w:rPr>
+          <w:rFonts w:ascii="Arial" w:hAnsi="Arial" w:cs="Arial"/>
+        </w:rPr>
+      </w:pPr>
+      <w:r>
+        <w:rPr>
+          <w:rFonts w:ascii="Arial" w:hAnsi="Arial" w:cs="Arial"/>
+        </w:rPr>
+        <w:tab/>
+        <w:t>In each condition</w:t>
+      </w:r>
+      <w:r>
+        <w:rPr>
+          <w:rFonts w:ascii="Arial" w:hAnsi="Arial" w:cs="Arial"/>
+        </w:rPr>
+        <w:t>,</w:t>
+      </w:r>
+      <w:r>
+        <w:rPr>
+          <w:rFonts w:ascii="Arial" w:hAnsi="Arial" w:cs="Arial"/>
+        </w:rPr>
+        <w:t xml:space="preserve"> we created </w:t>
+      </w:r>
+      <w:r>
+        <w:rPr>
+          <w:rFonts w:ascii="Arial" w:hAnsi="Arial" w:cs="Arial"/>
+        </w:rPr>
+        <w:t>4</w:t>
+      </w:r>
+      <w:r>
+        <w:rPr>
+          <w:rFonts w:ascii="Arial" w:hAnsi="Arial" w:cs="Arial"/>
+        </w:rPr>
+        <w:t xml:space="preserve"> different </w:t>
+      </w:r>
+      <w:proofErr w:type="gramStart"/>
+      <w:r>
+        <w:rPr>
+          <w:rFonts w:ascii="Arial" w:hAnsi="Arial" w:cs="Arial"/>
+        </w:rPr>
+        <w:t>datasets</w:t>
+      </w:r>
+      <w:proofErr w:type="gramEnd"/>
+      <w:r>
+        <w:rPr>
+          <w:rFonts w:ascii="Arial" w:hAnsi="Arial" w:cs="Arial"/>
+        </w:rPr>
+        <w:t xml:space="preserve"> that varied the proportion of group to individual information encoded in calls</w:t>
+      </w:r>
+      <w:r>
+        <w:rPr>
+          <w:rFonts w:ascii="Arial" w:hAnsi="Arial" w:cs="Arial"/>
+        </w:rPr>
+        <w:t xml:space="preserve">. We kept the total information string length across these datasets constant at 20 characters, only changing the proportion of information that was group or individual information. These datasets represented the following information ratios: </w:t>
+      </w:r>
+      <w:r>
+        <w:rPr>
+          <w:rFonts w:ascii="Arial" w:hAnsi="Arial" w:cs="Arial"/>
+        </w:rPr>
+        <w:t xml:space="preserve">0 – no group information, all individual information, </w:t>
+      </w:r>
+      <w:r>
+        <w:rPr>
+          <w:rFonts w:ascii="Arial" w:hAnsi="Arial" w:cs="Arial"/>
+        </w:rPr>
+        <w:t>1/3, 2/3</w:t>
+      </w:r>
+      <w:r>
+        <w:rPr>
+          <w:rFonts w:ascii="Arial" w:hAnsi="Arial" w:cs="Arial"/>
+        </w:rPr>
+        <w:t>, 1 – all group information, no individual</w:t>
+      </w:r>
+      <w:r>
+        <w:rPr>
+          <w:rFonts w:ascii="Arial" w:hAnsi="Arial" w:cs="Arial"/>
+        </w:rPr>
+        <w:t xml:space="preserve">. </w:t>
+      </w:r>
+      <w:r>
+        <w:rPr>
+          <w:rFonts w:ascii="Arial" w:hAnsi="Arial" w:cs="Arial"/>
+        </w:rPr>
+        <w:t xml:space="preserve"> </w:t>
+      </w:r>
+      <w:r>
+        <w:rPr>
+          <w:rFonts w:ascii="Arial" w:hAnsi="Arial" w:cs="Arial"/>
+        </w:rPr>
+        <w:t xml:space="preserve">We ran </w:t>
+      </w:r>
+      <w:r>
+        <w:rPr>
+          <w:rFonts w:ascii="Arial" w:hAnsi="Arial" w:cs="Arial"/>
+        </w:rPr>
+        <w:t xml:space="preserve">8 </w:t>
+      </w:r>
+      <w:r>
+        <w:rPr>
+          <w:rFonts w:ascii="Arial" w:hAnsi="Arial" w:cs="Arial"/>
+        </w:rPr>
+        <w:t xml:space="preserve">iterations for each combination of information ratio and social condition. </w:t>
+      </w:r>
+    </w:p>
+    <w:p>
+      <w:pPr>
+        <w:pStyle w:val="NoSpacing"/>
+        <w:spacing w:line="360" w:lineRule="auto"/>
+        <w:rPr>
+          <w:rFonts w:ascii="Arial" w:hAnsi="Arial" w:cs="Arial"/>
+        </w:rPr>
+      </w:pPr>
+      <w:r>
+        <w:rPr>
+          <w:rFonts w:ascii="Arial" w:hAnsi="Arial" w:cs="Arial"/>
+        </w:rPr>
+        <w:tab/>
+        <w:t>After generating the</w:t>
+      </w:r>
+      <w:r>
+        <w:rPr>
+          <w:rFonts w:ascii="Arial" w:hAnsi="Arial" w:cs="Arial"/>
+        </w:rPr>
+        <w:t>se</w:t>
+      </w:r>
+      <w:r>
+        <w:rPr>
+          <w:rFonts w:ascii="Arial" w:hAnsi="Arial" w:cs="Arial"/>
+        </w:rPr>
+        <w:t xml:space="preserve"> synthetic audio files, we used the </w:t>
+      </w:r>
+      <w:proofErr w:type="spellStart"/>
+      <w:r>
+        <w:rPr>
+          <w:rFonts w:ascii="Arial" w:hAnsi="Arial" w:cs="Arial"/>
+        </w:rPr>
+        <w:t>warbleR</w:t>
+      </w:r>
+      <w:proofErr w:type="spellEnd"/>
+      <w:r>
+        <w:rPr>
+          <w:rFonts w:ascii="Arial" w:hAnsi="Arial" w:cs="Arial"/>
+        </w:rPr>
+        <w:t xml:space="preserve"> package to perform SPCC. </w:t>
+      </w:r>
+      <w:r>
+        <w:rPr>
+          <w:rFonts w:ascii="Arial" w:hAnsi="Arial" w:cs="Arial"/>
+        </w:rPr>
+        <w:t>We used the same SPCC and MDS methods above TKTK. Figure 3?</w:t>
+      </w:r>
+    </w:p>
+    <w:p>
+      <w:pPr>
+        <w:spacing w:line="360" w:lineRule="auto"/>
+        <w:rPr>
+          <w:rFonts w:ascii="Arial" w:hAnsi="Arial" w:cs="Arial"/>
+        </w:rPr>
+      </w:pPr>
+    </w:p>
+    <w:p>
+      <w:pPr>
+        <w:spacing w:line="360" w:lineRule="auto"/>
+        <w:rPr>
+          <w:rFonts w:ascii="Arial" w:hAnsi="Arial" w:cs="Arial"/>
+          <w:b/>
+          <w:bCs/>
+        </w:rPr>
+      </w:pPr>
+      <w:r>
+        <w:rPr>
+          <w:rFonts w:ascii="Arial" w:hAnsi="Arial" w:cs="Arial"/>
+          <w:b/>
+          <w:bCs/>
+        </w:rPr>
+        <w:t>Results:</w:t>
+      </w:r>
+    </w:p>
+    <w:p>
+      <w:pPr>
+        <w:spacing w:line="360" w:lineRule="auto"/>
+        <w:rPr>
+          <w:rFonts w:ascii="Arial" w:hAnsi="Arial" w:cs="Arial"/>
+          <w:b/>
+          <w:bCs/>
+        </w:rPr>
+      </w:pPr>
+    </w:p>
+    <w:p>
+      <w:pPr>
+        <w:spacing w:line="360" w:lineRule="auto"/>
         <w:rPr>
           <w:rFonts w:ascii="Arial" w:hAnsi="Arial" w:cs="Arial"/>
           <w:i/>
           <w:iCs/>
         </w:rPr>
-        <w:t xml:space="preserve">Conditions </w:t>
-      </w:r>
-    </w:p>
-    <w:p>
-      <w:pPr>
-        <w:pStyle w:val="NoSpacing"/>
+      </w:pPr>
+      <w:r>
+        <w:rPr>
+          <w:rFonts w:ascii="Arial" w:hAnsi="Arial" w:cs="Arial"/>
+          <w:i/>
+          <w:iCs/>
+        </w:rPr>
+        <w:t xml:space="preserve">Visualizing </w:t>
+      </w:r>
+      <w:r>
+        <w:rPr>
+          <w:rFonts w:ascii="Arial" w:hAnsi="Arial" w:cs="Arial"/>
+          <w:i/>
+          <w:iCs/>
+        </w:rPr>
+        <w:t>Synthetic Group and Information Datasets</w:t>
+      </w:r>
+    </w:p>
+    <w:p>
+      <w:pPr>
         <w:spacing w:line="360" w:lineRule="auto"/>
         <w:rPr>
           <w:rFonts w:ascii="Arial" w:hAnsi="Arial" w:cs="Arial"/>
@@ -4667,334 +5258,88 @@
         <w:rPr>
           <w:rFonts w:ascii="Arial" w:hAnsi="Arial" w:cs="Arial"/>
         </w:rPr>
+        <w:t xml:space="preserve">For the Group and Individual </w:t>
+      </w:r>
+      <w:proofErr w:type="gramStart"/>
+      <w:r>
+        <w:rPr>
+          <w:rFonts w:ascii="Arial" w:hAnsi="Arial" w:cs="Arial"/>
+        </w:rPr>
+        <w:t>datasets</w:t>
+      </w:r>
+      <w:proofErr w:type="gramEnd"/>
+      <w:r>
+        <w:rPr>
+          <w:rFonts w:ascii="Arial" w:hAnsi="Arial" w:cs="Arial"/>
+        </w:rPr>
+        <w:t xml:space="preserve"> we created spectrographic lexicons and acoustic space plots to visualize the range of synthetic signals created and how they relate to each other in acoustic space at the individual and group level.</w:t>
+      </w:r>
+      <w:r>
+        <w:rPr>
+          <w:rFonts w:ascii="Arial" w:hAnsi="Arial" w:cs="Arial"/>
+        </w:rPr>
+        <w:t xml:space="preserve"> </w:t>
+      </w:r>
+      <w:commentRangeStart w:id="23"/>
+      <w:r>
+        <w:rPr>
+          <w:rFonts w:ascii="Arial" w:hAnsi="Arial" w:cs="Arial"/>
+        </w:rPr>
+        <w:t xml:space="preserve">In the Group dataset, synthetic vocalizations share more similarities within groups and are more different across groups, see by the lack of overlapping polygons in group level acoustic space plots, and the </w:t>
+      </w:r>
+      <w:proofErr w:type="gramStart"/>
+      <w:r>
+        <w:rPr>
+          <w:rFonts w:ascii="Arial" w:hAnsi="Arial" w:cs="Arial"/>
+        </w:rPr>
+        <w:t>over lapping</w:t>
+      </w:r>
+      <w:proofErr w:type="gramEnd"/>
+      <w:r>
+        <w:rPr>
+          <w:rFonts w:ascii="Arial" w:hAnsi="Arial" w:cs="Arial"/>
+        </w:rPr>
+        <w:t xml:space="preserve"> polygons in the individual level acoustic space plots (Figure 2). In the individual information dataset, vocalizations contain more variation within groups, seen by the overlapping polygons in the group level acoustic space plots, and </w:t>
+      </w:r>
+      <w:r>
+        <w:rPr>
+          <w:rFonts w:ascii="Arial" w:hAnsi="Arial" w:cs="Arial"/>
+        </w:rPr>
         <w:lastRenderedPageBreak/>
-        <w:tab/>
-      </w:r>
-      <w:r>
-        <w:rPr>
-          <w:rFonts w:ascii="Arial" w:hAnsi="Arial" w:cs="Arial"/>
-        </w:rPr>
-        <w:t xml:space="preserve"> </w:t>
-      </w:r>
-      <w:r>
-        <w:rPr>
-          <w:rFonts w:ascii="Arial" w:hAnsi="Arial" w:cs="Arial"/>
-        </w:rPr>
-        <w:t xml:space="preserve">To test how </w:t>
-      </w:r>
-      <w:r>
-        <w:rPr>
-          <w:rFonts w:ascii="Arial" w:hAnsi="Arial" w:cs="Arial"/>
-        </w:rPr>
-        <w:t>accurately</w:t>
-      </w:r>
-      <w:r>
-        <w:rPr>
-          <w:rFonts w:ascii="Arial" w:hAnsi="Arial" w:cs="Arial"/>
-        </w:rPr>
-        <w:t xml:space="preserve"> </w:t>
-      </w:r>
-      <w:r>
-        <w:rPr>
-          <w:rFonts w:ascii="Arial" w:hAnsi="Arial" w:cs="Arial"/>
-        </w:rPr>
-        <w:t xml:space="preserve">varying amounts of group and individual </w:t>
-      </w:r>
-      <w:r>
-        <w:rPr>
-          <w:rFonts w:ascii="Arial" w:hAnsi="Arial" w:cs="Arial"/>
-        </w:rPr>
-        <w:t>information could</w:t>
-      </w:r>
-      <w:r>
-        <w:rPr>
-          <w:rFonts w:ascii="Arial" w:hAnsi="Arial" w:cs="Arial"/>
-        </w:rPr>
-        <w:t xml:space="preserve"> be recovered </w:t>
-      </w:r>
-      <w:r>
-        <w:rPr>
-          <w:rFonts w:ascii="Arial" w:hAnsi="Arial" w:cs="Arial"/>
-        </w:rPr>
-        <w:t>from synthetic signals</w:t>
-      </w:r>
-      <w:r>
-        <w:rPr>
-          <w:rFonts w:ascii="Arial" w:hAnsi="Arial" w:cs="Arial"/>
-        </w:rPr>
-        <w:t>,</w:t>
-      </w:r>
-      <w:r>
-        <w:rPr>
-          <w:rFonts w:ascii="Arial" w:hAnsi="Arial" w:cs="Arial"/>
-        </w:rPr>
-        <w:t xml:space="preserve"> we created synthetic </w:t>
-      </w:r>
-      <w:r>
-        <w:rPr>
-          <w:rFonts w:ascii="Arial" w:hAnsi="Arial" w:cs="Arial"/>
-        </w:rPr>
-        <w:t xml:space="preserve">signal datasets that approximated different information encoding outcomes </w:t>
-      </w:r>
-      <w:r>
-        <w:rPr>
-          <w:rFonts w:ascii="Arial" w:hAnsi="Arial" w:cs="Arial"/>
-        </w:rPr>
-        <w:t xml:space="preserve">across </w:t>
-      </w:r>
-      <w:r>
-        <w:rPr>
-          <w:rFonts w:ascii="Arial" w:hAnsi="Arial" w:cs="Arial"/>
-        </w:rPr>
-        <w:t>four</w:t>
-      </w:r>
-      <w:r>
-        <w:rPr>
-          <w:rFonts w:ascii="Arial" w:hAnsi="Arial" w:cs="Arial"/>
-        </w:rPr>
-        <w:t xml:space="preserve"> </w:t>
-      </w:r>
-      <w:r>
-        <w:rPr>
-          <w:rFonts w:ascii="Arial" w:hAnsi="Arial" w:cs="Arial"/>
-        </w:rPr>
-        <w:t xml:space="preserve">different social conditions: </w:t>
-      </w:r>
-      <w:r>
-        <w:rPr>
-          <w:rFonts w:ascii="Arial" w:hAnsi="Arial" w:cs="Arial"/>
-        </w:rPr>
-        <w:t>Sparse</w:t>
-      </w:r>
-      <w:r>
-        <w:rPr>
-          <w:rFonts w:ascii="Arial" w:hAnsi="Arial" w:cs="Arial"/>
-        </w:rPr>
-        <w:t xml:space="preserve"> </w:t>
-      </w:r>
-      <w:r>
-        <w:rPr>
-          <w:rFonts w:ascii="Arial" w:hAnsi="Arial" w:cs="Arial"/>
-        </w:rPr>
-        <w:t xml:space="preserve">(2 groups, 2 individuals per group), </w:t>
-      </w:r>
-      <w:r>
-        <w:rPr>
-          <w:rFonts w:ascii="Arial" w:hAnsi="Arial" w:cs="Arial"/>
-        </w:rPr>
-        <w:t>I</w:t>
-      </w:r>
-      <w:r>
-        <w:rPr>
-          <w:rFonts w:ascii="Arial" w:hAnsi="Arial" w:cs="Arial"/>
-        </w:rPr>
-        <w:t>ntermediate (</w:t>
-      </w:r>
-      <w:r>
-        <w:rPr>
-          <w:rFonts w:ascii="Arial" w:hAnsi="Arial" w:cs="Arial"/>
-        </w:rPr>
-        <w:t>6</w:t>
-      </w:r>
-      <w:r>
-        <w:rPr>
-          <w:rFonts w:ascii="Arial" w:hAnsi="Arial" w:cs="Arial"/>
-        </w:rPr>
-        <w:t xml:space="preserve"> groups, </w:t>
-      </w:r>
-      <w:r>
-        <w:rPr>
-          <w:rFonts w:ascii="Arial" w:hAnsi="Arial" w:cs="Arial"/>
-        </w:rPr>
-        <w:t>6</w:t>
-      </w:r>
-      <w:r>
-        <w:rPr>
-          <w:rFonts w:ascii="Arial" w:hAnsi="Arial" w:cs="Arial"/>
-        </w:rPr>
-        <w:t xml:space="preserve"> individuals per group), </w:t>
-      </w:r>
-      <w:r>
-        <w:rPr>
-          <w:rFonts w:ascii="Arial" w:hAnsi="Arial" w:cs="Arial"/>
-        </w:rPr>
-        <w:t xml:space="preserve">Crowded (10 groups, 10 individuals per group), </w:t>
-      </w:r>
-      <w:r>
-        <w:rPr>
-          <w:rFonts w:ascii="Arial" w:hAnsi="Arial" w:cs="Arial"/>
-        </w:rPr>
-        <w:t xml:space="preserve">and </w:t>
-      </w:r>
-      <w:r>
-        <w:rPr>
-          <w:rFonts w:ascii="Arial" w:hAnsi="Arial" w:cs="Arial"/>
-        </w:rPr>
-        <w:t>D</w:t>
-      </w:r>
-      <w:r>
-        <w:rPr>
-          <w:rFonts w:ascii="Arial" w:hAnsi="Arial" w:cs="Arial"/>
-        </w:rPr>
-        <w:t xml:space="preserve">ense (20 groups, 20 individuals per group). </w:t>
-      </w:r>
-      <w:r>
-        <w:rPr>
-          <w:rFonts w:ascii="Arial" w:hAnsi="Arial" w:cs="Arial"/>
-        </w:rPr>
-        <w:t>We</w:t>
-      </w:r>
-      <w:r>
-        <w:rPr>
-          <w:rFonts w:ascii="Arial" w:hAnsi="Arial" w:cs="Arial"/>
-        </w:rPr>
-        <w:t xml:space="preserve"> kept the number of calls per individual constant at 2. </w:t>
-      </w:r>
-      <w:r>
-        <w:rPr>
-          <w:rFonts w:ascii="Arial" w:hAnsi="Arial" w:cs="Arial"/>
-        </w:rPr>
-        <w:t>These social conditions follow predictions for how many unique vocal signatures can be created at each social level (group or individual)</w:t>
-      </w:r>
-      <w:r>
-        <w:rPr>
-          <w:rFonts w:ascii="Arial" w:hAnsi="Arial" w:cs="Arial"/>
-        </w:rPr>
-        <w:t>, using an information theory perspective. TKTK add more here about the actual numbers</w:t>
-      </w:r>
-    </w:p>
-    <w:p>
-      <w:pPr>
-        <w:pStyle w:val="NoSpacing"/>
+        <w:t>the distance acoustic space regions occupied by individuals in the individual level acoustic space plot (Figure 3)</w:t>
+      </w:r>
+      <w:commentRangeEnd w:id="23"/>
+      <w:r>
+        <w:rPr>
+          <w:rStyle w:val="CommentReference"/>
+        </w:rPr>
+        <w:commentReference w:id="23"/>
+      </w:r>
+    </w:p>
+    <w:p>
+      <w:pPr>
         <w:spacing w:line="360" w:lineRule="auto"/>
         <w:rPr>
           <w:rFonts w:ascii="Arial" w:hAnsi="Arial" w:cs="Arial"/>
         </w:rPr>
       </w:pPr>
-      <w:r>
-        <w:rPr>
-          <w:rFonts w:ascii="Arial" w:hAnsi="Arial" w:cs="Arial"/>
-        </w:rPr>
-        <w:tab/>
-        <w:t>In each condition</w:t>
-      </w:r>
-      <w:r>
-        <w:rPr>
-          <w:rFonts w:ascii="Arial" w:hAnsi="Arial" w:cs="Arial"/>
-        </w:rPr>
-        <w:t>,</w:t>
-      </w:r>
-      <w:r>
-        <w:rPr>
-          <w:rFonts w:ascii="Arial" w:hAnsi="Arial" w:cs="Arial"/>
-        </w:rPr>
-        <w:t xml:space="preserve"> we created </w:t>
-      </w:r>
-      <w:r>
-        <w:rPr>
-          <w:rFonts w:ascii="Arial" w:hAnsi="Arial" w:cs="Arial"/>
-        </w:rPr>
-        <w:t>4</w:t>
-      </w:r>
-      <w:r>
-        <w:rPr>
-          <w:rFonts w:ascii="Arial" w:hAnsi="Arial" w:cs="Arial"/>
-        </w:rPr>
-        <w:t xml:space="preserve"> different datasets that varied the proportion of group to individual information encoded in calls</w:t>
-      </w:r>
-      <w:r>
-        <w:rPr>
-          <w:rFonts w:ascii="Arial" w:hAnsi="Arial" w:cs="Arial"/>
-        </w:rPr>
-        <w:t xml:space="preserve">. We kept the total information string length across these datasets constant at 20 characters, only changing the proportion of information that was group or individual information. These datasets represented the following information ratios: </w:t>
-      </w:r>
-      <w:r>
-        <w:rPr>
-          <w:rFonts w:ascii="Arial" w:hAnsi="Arial" w:cs="Arial"/>
-        </w:rPr>
-        <w:t xml:space="preserve">0 – no group information, all individual information, </w:t>
-      </w:r>
-      <w:r>
-        <w:rPr>
-          <w:rFonts w:ascii="Arial" w:hAnsi="Arial" w:cs="Arial"/>
-        </w:rPr>
-        <w:t>1/3, 2/3</w:t>
-      </w:r>
-      <w:r>
-        <w:rPr>
-          <w:rFonts w:ascii="Arial" w:hAnsi="Arial" w:cs="Arial"/>
-        </w:rPr>
-        <w:t>, 1 – all group information, no individual</w:t>
-      </w:r>
-      <w:r>
-        <w:rPr>
-          <w:rFonts w:ascii="Arial" w:hAnsi="Arial" w:cs="Arial"/>
-        </w:rPr>
-        <w:t xml:space="preserve">. </w:t>
-      </w:r>
-      <w:r>
-        <w:rPr>
-          <w:rFonts w:ascii="Arial" w:hAnsi="Arial" w:cs="Arial"/>
-        </w:rPr>
-        <w:t xml:space="preserve"> </w:t>
-      </w:r>
-      <w:r>
-        <w:rPr>
-          <w:rFonts w:ascii="Arial" w:hAnsi="Arial" w:cs="Arial"/>
-        </w:rPr>
-        <w:t xml:space="preserve">We ran </w:t>
-      </w:r>
-      <w:r>
-        <w:rPr>
-          <w:rFonts w:ascii="Arial" w:hAnsi="Arial" w:cs="Arial"/>
-        </w:rPr>
-        <w:t>8</w:t>
-      </w:r>
-      <w:r>
-        <w:rPr>
-          <w:rFonts w:ascii="Arial" w:hAnsi="Arial" w:cs="Arial"/>
-        </w:rPr>
-        <w:t xml:space="preserve"> </w:t>
-      </w:r>
-      <w:r>
-        <w:rPr>
-          <w:rFonts w:ascii="Arial" w:hAnsi="Arial" w:cs="Arial"/>
-        </w:rPr>
-        <w:t xml:space="preserve">iterations for each combination of information ratio and social condition. </w:t>
-      </w:r>
-    </w:p>
-    <w:p>
-      <w:pPr>
-        <w:pStyle w:val="NoSpacing"/>
+    </w:p>
+    <w:p>
+      <w:pPr>
         <w:spacing w:line="360" w:lineRule="auto"/>
         <w:rPr>
           <w:rFonts w:ascii="Arial" w:hAnsi="Arial" w:cs="Arial"/>
-        </w:rPr>
-      </w:pPr>
-      <w:r>
-        <w:rPr>
-          <w:rFonts w:ascii="Arial" w:hAnsi="Arial" w:cs="Arial"/>
-        </w:rPr>
-        <w:tab/>
-        <w:t>After generating the</w:t>
-      </w:r>
-      <w:r>
-        <w:rPr>
-          <w:rFonts w:ascii="Arial" w:hAnsi="Arial" w:cs="Arial"/>
-        </w:rPr>
-        <w:t>se</w:t>
-      </w:r>
-      <w:r>
-        <w:rPr>
-          <w:rFonts w:ascii="Arial" w:hAnsi="Arial" w:cs="Arial"/>
-        </w:rPr>
-        <w:t xml:space="preserve"> synthetic audio files, we used the warbleR package to perform SPCC. </w:t>
-      </w:r>
-      <w:r>
-        <w:rPr>
-          <w:rFonts w:ascii="Arial" w:hAnsi="Arial" w:cs="Arial"/>
-        </w:rPr>
-        <w:t>We used the same SPCC and MDS methods above TKTK. Figure 3?</w:t>
+          <w:i/>
+          <w:iCs/>
+        </w:rPr>
+      </w:pPr>
+      <w:r>
+        <w:rPr>
+          <w:rFonts w:ascii="Arial" w:hAnsi="Arial" w:cs="Arial"/>
+          <w:i/>
+          <w:iCs/>
+        </w:rPr>
+        <w:t xml:space="preserve">Accuracy of Information Encoding and Recovery  </w:t>
       </w:r>
     </w:p>
     <w:p>
@@ -5004,6 +5349,12 @@
           <w:rFonts w:ascii="Arial" w:hAnsi="Arial" w:cs="Arial"/>
         </w:rPr>
       </w:pPr>
+      <w:r>
+        <w:rPr>
+          <w:rFonts w:ascii="Arial" w:hAnsi="Arial" w:cs="Arial"/>
+        </w:rPr>
+        <w:t>TKTK synthetic exp results go here</w:t>
+      </w:r>
     </w:p>
     <w:p>
       <w:pPr>
@@ -5014,141 +5365,48 @@
           <w:bCs/>
         </w:rPr>
       </w:pPr>
-      <w:r>
+    </w:p>
+    <w:p>
+      <w:pPr>
+        <w:spacing w:line="360" w:lineRule="auto"/>
         <w:rPr>
           <w:rFonts w:ascii="Arial" w:hAnsi="Arial" w:cs="Arial"/>
           <w:b/>
           <w:bCs/>
         </w:rPr>
-        <w:t>Results:</w:t>
-      </w:r>
-    </w:p>
-    <w:p>
-      <w:pPr>
-        <w:spacing w:line="360" w:lineRule="auto"/>
+      </w:pPr>
+      <w:commentRangeStart w:id="24"/>
+      <w:commentRangeStart w:id="25"/>
+      <w:r>
         <w:rPr>
           <w:rFonts w:ascii="Arial" w:hAnsi="Arial" w:cs="Arial"/>
           <w:b/>
           <w:bCs/>
         </w:rPr>
-      </w:pPr>
-    </w:p>
-    <w:p>
-      <w:pPr>
-        <w:spacing w:line="360" w:lineRule="auto"/>
-        <w:rPr>
-          <w:rFonts w:ascii="Arial" w:hAnsi="Arial" w:cs="Arial"/>
-          <w:i/>
-          <w:iCs/>
-        </w:rPr>
-      </w:pPr>
-      <w:r>
-        <w:rPr>
-          <w:rFonts w:ascii="Arial" w:hAnsi="Arial" w:cs="Arial"/>
-          <w:i/>
-          <w:iCs/>
-        </w:rPr>
-        <w:t xml:space="preserve">Visualizing </w:t>
-      </w:r>
-      <w:r>
-        <w:rPr>
-          <w:rFonts w:ascii="Arial" w:hAnsi="Arial" w:cs="Arial"/>
-          <w:i/>
-          <w:iCs/>
-        </w:rPr>
-        <w:t>Synthetic Group and Information Datasets</w:t>
-      </w:r>
-    </w:p>
-    <w:p>
-      <w:pPr>
-        <w:spacing w:line="360" w:lineRule="auto"/>
-        <w:rPr>
-          <w:rFonts w:ascii="Arial" w:hAnsi="Arial" w:cs="Arial"/>
-        </w:rPr>
-      </w:pPr>
-      <w:r>
-        <w:rPr>
-          <w:rFonts w:ascii="Arial" w:hAnsi="Arial" w:cs="Arial"/>
-        </w:rPr>
-        <w:t>For the Group and Individual datasets we created spectrographic lexicons and acoustic space plots to visualize the range of synthetic signals created and how they relate to each other in acoustic space at the individual and group level.</w:t>
-      </w:r>
-      <w:r>
-        <w:rPr>
-          <w:rFonts w:ascii="Arial" w:hAnsi="Arial" w:cs="Arial"/>
-        </w:rPr>
-        <w:t xml:space="preserve"> </w:t>
-      </w:r>
-      <w:commentRangeStart w:id="23"/>
-      <w:r>
-        <w:rPr>
-          <w:rFonts w:ascii="Arial" w:hAnsi="Arial" w:cs="Arial"/>
-        </w:rPr>
-        <w:t xml:space="preserve">In the Group dataset, synthetic vocalizations share more similarities within groups and are more different across groups, see by the lack of overlapping polygons in group level acoustic space plots, and the over lapping polygons in the individual level acoustic space plots (Figure 2). In the individual information dataset, vocalizations contain more variation within groups, seen by the overlapping polygons in the group level acoustic space plots, and </w:t>
-      </w:r>
-      <w:r>
-        <w:rPr>
-          <w:rFonts w:ascii="Arial" w:hAnsi="Arial" w:cs="Arial"/>
-        </w:rPr>
-        <w:lastRenderedPageBreak/>
-        <w:t>the distance acoustic space regions occupied by individuals in the individual level acoustic space plot (Figure 3)</w:t>
-      </w:r>
-      <w:commentRangeEnd w:id="23"/>
+        <w:t>Discussion</w:t>
+      </w:r>
+      <w:commentRangeEnd w:id="24"/>
       <w:r>
         <w:rPr>
           <w:rStyle w:val="CommentReference"/>
         </w:rPr>
-        <w:commentReference w:id="23"/>
-      </w:r>
-    </w:p>
-    <w:p>
-      <w:pPr>
-        <w:spacing w:line="360" w:lineRule="auto"/>
-        <w:rPr>
-          <w:rFonts w:ascii="Arial" w:hAnsi="Arial" w:cs="Arial"/>
-        </w:rPr>
-      </w:pPr>
-    </w:p>
-    <w:p>
-      <w:pPr>
-        <w:spacing w:line="360" w:lineRule="auto"/>
-        <w:rPr>
-          <w:rFonts w:ascii="Arial" w:hAnsi="Arial" w:cs="Arial"/>
-          <w:i/>
-          <w:iCs/>
-        </w:rPr>
-      </w:pPr>
-      <w:r>
-        <w:rPr>
-          <w:rFonts w:ascii="Arial" w:hAnsi="Arial" w:cs="Arial"/>
-          <w:i/>
-          <w:iCs/>
-        </w:rPr>
-        <w:t xml:space="preserve">Accuracy of Information Encoding and Recovery  </w:t>
-      </w:r>
-    </w:p>
-    <w:p>
-      <w:pPr>
-        <w:spacing w:line="360" w:lineRule="auto"/>
-        <w:rPr>
-          <w:rFonts w:ascii="Arial" w:hAnsi="Arial" w:cs="Arial"/>
-        </w:rPr>
-      </w:pPr>
-      <w:r>
-        <w:rPr>
-          <w:rFonts w:ascii="Arial" w:hAnsi="Arial" w:cs="Arial"/>
-        </w:rPr>
-        <w:t>TKTK synthetic exp results go here</w:t>
-      </w:r>
-    </w:p>
-    <w:p>
-      <w:pPr>
-        <w:spacing w:line="360" w:lineRule="auto"/>
+        <w:commentReference w:id="24"/>
+      </w:r>
+      <w:commentRangeEnd w:id="25"/>
+      <w:r>
+        <w:rPr>
+          <w:rStyle w:val="CommentReference"/>
+        </w:rPr>
+        <w:commentReference w:id="25"/>
+      </w:r>
+      <w:r>
         <w:rPr>
           <w:rFonts w:ascii="Arial" w:hAnsi="Arial" w:cs="Arial"/>
           <w:b/>
           <w:bCs/>
         </w:rPr>
-      </w:pPr>
+        <w:t>:</w:t>
+      </w:r>
     </w:p>
     <w:p>
       <w:pPr>
@@ -5159,74 +5417,32 @@
           <w:bCs/>
         </w:rPr>
       </w:pPr>
-      <w:commentRangeStart w:id="24"/>
-      <w:commentRangeStart w:id="25"/>
-      <w:r>
-        <w:rPr>
-          <w:rFonts w:ascii="Arial" w:hAnsi="Arial" w:cs="Arial"/>
-          <w:b/>
-          <w:bCs/>
-        </w:rPr>
-        <w:t>Discussion</w:t>
-      </w:r>
-      <w:commentRangeEnd w:id="24"/>
+    </w:p>
+    <w:p>
+      <w:pPr>
+        <w:spacing w:line="360" w:lineRule="auto"/>
+        <w:rPr>
+          <w:rFonts w:ascii="Arial" w:hAnsi="Arial" w:cs="Arial"/>
+        </w:rPr>
+      </w:pPr>
+      <w:r>
+        <w:rPr>
+          <w:rFonts w:ascii="Arial" w:hAnsi="Arial" w:cs="Arial"/>
+        </w:rPr>
+        <w:t xml:space="preserve">Synthetic tools offer a practical solution, by allowing us to control </w:t>
+      </w:r>
+      <w:commentRangeStart w:id="26"/>
+      <w:r>
+        <w:rPr>
+          <w:rFonts w:ascii="Arial" w:hAnsi="Arial" w:cs="Arial"/>
+        </w:rPr>
+        <w:t>these</w:t>
+      </w:r>
+      <w:commentRangeEnd w:id="26"/>
       <w:r>
         <w:rPr>
           <w:rStyle w:val="CommentReference"/>
         </w:rPr>
-        <w:commentReference w:id="24"/>
-      </w:r>
-      <w:commentRangeEnd w:id="25"/>
-      <w:r>
-        <w:rPr>
-          <w:rStyle w:val="CommentReference"/>
-        </w:rPr>
-        <w:commentReference w:id="25"/>
-      </w:r>
-      <w:r>
-        <w:rPr>
-          <w:rFonts w:ascii="Arial" w:hAnsi="Arial" w:cs="Arial"/>
-          <w:b/>
-          <w:bCs/>
-        </w:rPr>
-        <w:t>:</w:t>
-      </w:r>
-    </w:p>
-    <w:p>
-      <w:pPr>
-        <w:spacing w:line="360" w:lineRule="auto"/>
-        <w:rPr>
-          <w:rFonts w:ascii="Arial" w:hAnsi="Arial" w:cs="Arial"/>
-          <w:b/>
-          <w:bCs/>
-        </w:rPr>
-      </w:pPr>
-    </w:p>
-    <w:p>
-      <w:pPr>
-        <w:spacing w:line="360" w:lineRule="auto"/>
-        <w:rPr>
-          <w:rFonts w:ascii="Arial" w:hAnsi="Arial" w:cs="Arial"/>
-        </w:rPr>
-      </w:pPr>
-      <w:r>
-        <w:rPr>
-          <w:rFonts w:ascii="Arial" w:hAnsi="Arial" w:cs="Arial"/>
-        </w:rPr>
-        <w:t xml:space="preserve">Synthetic tools offer a practical solution, by allowing us to control </w:t>
-      </w:r>
-      <w:commentRangeStart w:id="26"/>
-      <w:r>
-        <w:rPr>
-          <w:rFonts w:ascii="Arial" w:hAnsi="Arial" w:cs="Arial"/>
-        </w:rPr>
-        <w:t>these</w:t>
-      </w:r>
-      <w:commentRangeEnd w:id="26"/>
-      <w:r>
-        <w:rPr>
-          <w:rStyle w:val="CommentReference"/>
-        </w:rPr>
         <w:commentReference w:id="26"/>
       </w:r>
       <w:r>
@@ -5269,7 +5485,85 @@
         <w:rPr>
           <w:rFonts w:ascii="Arial" w:hAnsi="Arial" w:cs="Arial"/>
         </w:rPr>
-        <w:t xml:space="preserve">large-scale quantification methods that are often used in animal movement research (Sainburg &amp; Gentner, 2021). Researchers are already using these datasets in combination with natural ones to determine which analytic tools perform best to assess complexity and animal vocal sequences (Kershenbaum &amp; Garland, 2015) or to validate new methods for calculate and quantify acoustic structure (Keen et al., 2021; Sawant et al., 2022). There are several packages in R that allow researchers to create synthetic vocal signal datasets with biological relevance. [sentences about wableR and soundgen]  . An underused function of these packages in animal communication is that they provide researchers with the ability to manipulate information in synthetic signals to specifically study the types of information encoded in a signal, how much information is encoded, and where the information is encoded in a signal.  </w:t>
+        <w:t>large-scale quantification methods that are often used in animal movement research (</w:t>
+      </w:r>
+      <w:proofErr w:type="spellStart"/>
+      <w:r>
+        <w:rPr>
+          <w:rFonts w:ascii="Arial" w:hAnsi="Arial" w:cs="Arial"/>
+        </w:rPr>
+        <w:t>Sainburg</w:t>
+      </w:r>
+      <w:proofErr w:type="spellEnd"/>
+      <w:r>
+        <w:rPr>
+          <w:rFonts w:ascii="Arial" w:hAnsi="Arial" w:cs="Arial"/>
+        </w:rPr>
+        <w:t xml:space="preserve"> &amp; Gentner, 2021). Researchers are already using these datasets in combination with natural ones to determine which analytic tools perform best to assess complexity and animal vocal sequences (</w:t>
+      </w:r>
+      <w:proofErr w:type="spellStart"/>
+      <w:r>
+        <w:rPr>
+          <w:rFonts w:ascii="Arial" w:hAnsi="Arial" w:cs="Arial"/>
+        </w:rPr>
+        <w:t>Kershenbaum</w:t>
+      </w:r>
+      <w:proofErr w:type="spellEnd"/>
+      <w:r>
+        <w:rPr>
+          <w:rFonts w:ascii="Arial" w:hAnsi="Arial" w:cs="Arial"/>
+        </w:rPr>
+        <w:t xml:space="preserve"> &amp; Garland, 2015) or to validate new methods for </w:t>
+      </w:r>
+      <w:proofErr w:type="gramStart"/>
+      <w:r>
+        <w:rPr>
+          <w:rFonts w:ascii="Arial" w:hAnsi="Arial" w:cs="Arial"/>
+        </w:rPr>
+        <w:t>calculate</w:t>
+      </w:r>
+      <w:proofErr w:type="gramEnd"/>
+      <w:r>
+        <w:rPr>
+          <w:rFonts w:ascii="Arial" w:hAnsi="Arial" w:cs="Arial"/>
+        </w:rPr>
+        <w:t xml:space="preserve"> and quantify acoustic structure (Keen et al., 2021; Sawant et al., 2022). There are several packages in R that allow researchers to create synthetic vocal signal datasets with biological relevance. [sentences about </w:t>
+      </w:r>
+      <w:proofErr w:type="spellStart"/>
+      <w:r>
+        <w:rPr>
+          <w:rFonts w:ascii="Arial" w:hAnsi="Arial" w:cs="Arial"/>
+        </w:rPr>
+        <w:t>wableR</w:t>
+      </w:r>
+      <w:proofErr w:type="spellEnd"/>
+      <w:r>
+        <w:rPr>
+          <w:rFonts w:ascii="Arial" w:hAnsi="Arial" w:cs="Arial"/>
+        </w:rPr>
+        <w:t xml:space="preserve"> and </w:t>
+      </w:r>
+      <w:proofErr w:type="spellStart"/>
+      <w:proofErr w:type="gramStart"/>
+      <w:r>
+        <w:rPr>
+          <w:rFonts w:ascii="Arial" w:hAnsi="Arial" w:cs="Arial"/>
+        </w:rPr>
+        <w:t>soundgen</w:t>
+      </w:r>
+      <w:proofErr w:type="spellEnd"/>
+      <w:r>
+        <w:rPr>
+          <w:rFonts w:ascii="Arial" w:hAnsi="Arial" w:cs="Arial"/>
+        </w:rPr>
+        <w:t>]  .</w:t>
+      </w:r>
+      <w:proofErr w:type="gramEnd"/>
+      <w:r>
+        <w:rPr>
+          <w:rFonts w:ascii="Arial" w:hAnsi="Arial" w:cs="Arial"/>
+        </w:rPr>
+        <w:t xml:space="preserve"> An underused function of these packages in animal communication is that they provide researchers with the ability to manipulate information in synthetic signals to specifically study the types of information encoded in a signal, how much information is encoded, and where the information is encoded in a signal.  </w:t>
       </w:r>
     </w:p>
     <w:p>
@@ -5427,24 +5721,60 @@
           <w:sz w:val="18"/>
           <w:szCs w:val="18"/>
         </w:rPr>
-        <w:t xml:space="preserve">: here we have individuals with more individual identity encoded within call, but try to cluster/group them by group membership. With more identity information encoded within a call than group membership, </w:t>
-      </w:r>
+        <w:t xml:space="preserve">: here we have individuals with more individual identity encoded within </w:t>
+      </w:r>
+      <w:proofErr w:type="gramStart"/>
       <w:r>
         <w:rPr>
           <w:rFonts w:ascii="Arial" w:hAnsi="Arial" w:cs="Arial"/>
           <w:sz w:val="18"/>
           <w:szCs w:val="18"/>
         </w:rPr>
-        <w:t xml:space="preserve">individuals in the same group “actively work” / “try” to be as different as they can from each other, so they all take up very different parts of the acoustic space. This results in a lot of overlap between these group polygons – by trying to remain very different </w:t>
-      </w:r>
+        <w:t>call, but</w:t>
+      </w:r>
+      <w:proofErr w:type="gramEnd"/>
       <w:r>
         <w:rPr>
           <w:rFonts w:ascii="Arial" w:hAnsi="Arial" w:cs="Arial"/>
           <w:sz w:val="18"/>
           <w:szCs w:val="18"/>
         </w:rPr>
+        <w:t xml:space="preserve"> try to cluster/group them by group membership. With more identity information encoded within a call than group membership, </w:t>
+      </w:r>
+      <w:r>
+        <w:rPr>
+          <w:rFonts w:ascii="Arial" w:hAnsi="Arial" w:cs="Arial"/>
+          <w:sz w:val="18"/>
+          <w:szCs w:val="18"/>
+        </w:rPr>
+        <w:t xml:space="preserve">individuals in the same group “actively work” / “try” to be as different as they can from each other, so they all take up very different parts of the acoustic space. This results in a lot of overlap between these group polygons – by trying to remain very different </w:t>
+      </w:r>
+      <w:r>
+        <w:rPr>
+          <w:rFonts w:ascii="Arial" w:hAnsi="Arial" w:cs="Arial"/>
+          <w:sz w:val="18"/>
+          <w:szCs w:val="18"/>
+        </w:rPr>
         <w:lastRenderedPageBreak/>
-        <w:t xml:space="preserve">from individuals within their group, they may be quite similar to other individuals from other groups by random chance. </w:t>
+        <w:t xml:space="preserve">from individuals within their group, they may be quite </w:t>
+      </w:r>
+      <w:proofErr w:type="gramStart"/>
+      <w:r>
+        <w:rPr>
+          <w:rFonts w:ascii="Arial" w:hAnsi="Arial" w:cs="Arial"/>
+          <w:sz w:val="18"/>
+          <w:szCs w:val="18"/>
+        </w:rPr>
+        <w:t>similar to</w:t>
+      </w:r>
+      <w:proofErr w:type="gramEnd"/>
+      <w:r>
+        <w:rPr>
+          <w:rFonts w:ascii="Arial" w:hAnsi="Arial" w:cs="Arial"/>
+          <w:sz w:val="18"/>
+          <w:szCs w:val="18"/>
+        </w:rPr>
+        <w:t xml:space="preserve"> other individuals from other groups by random chance. </w:t>
       </w:r>
       <w:r>
         <w:rPr>
@@ -5506,15 +5836,33 @@
           <w:sz w:val="18"/>
           <w:szCs w:val="18"/>
         </w:rPr>
-        <w:t xml:space="preserve"> the group, </w:t>
-      </w:r>
+        <w:t xml:space="preserve"> the </w:t>
+      </w:r>
+      <w:proofErr w:type="gramStart"/>
       <w:r>
         <w:rPr>
           <w:rFonts w:ascii="Arial" w:hAnsi="Arial" w:cs="Arial"/>
           <w:sz w:val="18"/>
           <w:szCs w:val="18"/>
         </w:rPr>
-        <w:t xml:space="preserve">and </w:t>
+        <w:t xml:space="preserve">group, </w:t>
+      </w:r>
+      <w:r>
+        <w:rPr>
+          <w:rFonts w:ascii="Arial" w:hAnsi="Arial" w:cs="Arial"/>
+          <w:sz w:val="18"/>
+          <w:szCs w:val="18"/>
+        </w:rPr>
+        <w:t>and</w:t>
+      </w:r>
+      <w:proofErr w:type="gramEnd"/>
+      <w:r>
+        <w:rPr>
+          <w:rFonts w:ascii="Arial" w:hAnsi="Arial" w:cs="Arial"/>
+          <w:sz w:val="18"/>
+          <w:szCs w:val="18"/>
+        </w:rPr>
+        <w:t xml:space="preserve"> </w:t>
       </w:r>
       <w:r>
         <w:rPr>
@@ -7300,11 +7648,202 @@
       <w:pPr>
         <w:rPr>
           <w:rFonts w:ascii="Arial" w:hAnsi="Arial" w:cs="Arial"/>
-        </w:rPr>
-      </w:pPr>
-      <w:r>
-        <w:rPr>
-          <w:rFonts w:ascii="Arial" w:hAnsi="Arial" w:cs="Arial"/>
+          <w:b/>
+          <w:bCs/>
+        </w:rPr>
+      </w:pPr>
+      <w:r>
+        <w:rPr>
+          <w:rFonts w:ascii="Arial" w:hAnsi="Arial" w:cs="Arial"/>
+          <w:b/>
+          <w:bCs/>
+        </w:rPr>
+        <w:br w:type="page"/>
+      </w:r>
+    </w:p>
+    <w:p>
+      <w:pPr>
+        <w:rPr>
+          <w:rFonts w:ascii="Arial" w:hAnsi="Arial" w:cs="Arial"/>
+          <w:b/>
+          <w:bCs/>
+        </w:rPr>
+      </w:pPr>
+      <w:r>
+        <w:rPr>
+          <w:noProof/>
+        </w:rPr>
+        <w:lastRenderedPageBreak/>
+        <w:drawing>
+          <wp:anchor distT="0" distB="0" distL="114300" distR="114300" simplePos="0" relativeHeight="251662336" behindDoc="0" locked="0" layoutInCell="1" allowOverlap="1" wp14:anchorId="09C0A3D8" wp14:editId="4CBA3320">
+            <wp:simplePos x="0" y="0"/>
+            <wp:positionH relativeFrom="column">
+              <wp:posOffset>13335</wp:posOffset>
+            </wp:positionH>
+            <wp:positionV relativeFrom="paragraph">
+              <wp:posOffset>0</wp:posOffset>
+            </wp:positionV>
+            <wp:extent cx="2908300" cy="1847850"/>
+            <wp:effectExtent l="0" t="0" r="6350" b="0"/>
+            <wp:wrapTopAndBottom/>
+            <wp:docPr id="1028415082" name="Picture 3" descr="A black background with a black square&#10;&#10;AI-generated content may be incorrect."/>
+            <wp:cNvGraphicFramePr>
+              <a:graphicFrameLocks xmlns:a="http://schemas.openxmlformats.org/drawingml/2006/main" noChangeAspect="1"/>
+            </wp:cNvGraphicFramePr>
+            <a:graphic xmlns:a="http://schemas.openxmlformats.org/drawingml/2006/main">
+              <a:graphicData uri="http://schemas.openxmlformats.org/drawingml/2006/picture">
+                <pic:pic xmlns:pic="http://schemas.openxmlformats.org/drawingml/2006/picture">
+                  <pic:nvPicPr>
+                    <pic:cNvPr id="1028415082" name="Picture 3" descr="A black background with a black square&#10;&#10;AI-generated content may be incorrect."/>
+                    <pic:cNvPicPr>
+                      <a:picLocks noChangeAspect="1" noChangeArrowheads="1"/>
+                    </pic:cNvPicPr>
+                  </pic:nvPicPr>
+                  <pic:blipFill>
+                    <a:blip r:embed="rId13">
+                      <a:extLst>
+                        <a:ext uri="{28A0092B-C50C-407E-A947-70E740481C1C}">
+                          <a14:useLocalDpi xmlns:a14="http://schemas.microsoft.com/office/drawing/2010/main" val="0"/>
+                        </a:ext>
+                      </a:extLst>
+                    </a:blip>
+                    <a:srcRect/>
+                    <a:stretch>
+                      <a:fillRect/>
+                    </a:stretch>
+                  </pic:blipFill>
+                  <pic:spPr bwMode="auto">
+                    <a:xfrm>
+                      <a:off x="0" y="0"/>
+                      <a:ext cx="2908300" cy="1847850"/>
+                    </a:xfrm>
+                    <a:prstGeom prst="rect">
+                      <a:avLst/>
+                    </a:prstGeom>
+                    <a:noFill/>
+                    <a:ln>
+                      <a:noFill/>
+                    </a:ln>
+                  </pic:spPr>
+                </pic:pic>
+              </a:graphicData>
+            </a:graphic>
+          </wp:anchor>
+        </w:drawing>
+      </w:r>
+    </w:p>
+    <w:p>
+      <w:pPr>
+        <w:spacing w:line="360" w:lineRule="auto"/>
+        <w:rPr>
+          <w:rFonts w:ascii="Arial Nova Light" w:hAnsi="Arial Nova Light" w:cs="Arial"/>
+          <w:b/>
+          <w:bCs/>
+        </w:rPr>
+      </w:pPr>
+      <w:commentRangeStart w:id="28"/>
+      <w:commentRangeStart w:id="29"/>
+      <w:commentRangeStart w:id="30"/>
+      <w:r>
+        <w:rPr>
+          <w:rFonts w:ascii="Arial Nova Light" w:hAnsi="Arial Nova Light" w:cs="Arial"/>
+          <w:b/>
+          <w:bCs/>
+        </w:rPr>
+        <w:t xml:space="preserve">Figure </w:t>
+      </w:r>
+      <w:commentRangeEnd w:id="28"/>
+      <w:r>
+        <w:rPr>
+          <w:rStyle w:val="CommentReference"/>
+          <w:rFonts w:ascii="Arial Nova Light" w:hAnsi="Arial Nova Light"/>
+          <w:sz w:val="24"/>
+          <w:szCs w:val="24"/>
+        </w:rPr>
+        <w:commentReference w:id="28"/>
+      </w:r>
+      <w:r>
+        <w:rPr>
+          <w:rFonts w:ascii="Arial Nova Light" w:hAnsi="Arial Nova Light" w:cs="Arial"/>
+          <w:b/>
+          <w:bCs/>
+        </w:rPr>
+        <w:t>1</w:t>
+      </w:r>
+      <w:commentRangeEnd w:id="29"/>
+      <w:r>
+        <w:rPr>
+          <w:rStyle w:val="CommentReference"/>
+        </w:rPr>
+        <w:commentReference w:id="29"/>
+      </w:r>
+      <w:commentRangeEnd w:id="30"/>
+      <w:r>
+        <w:rPr>
+          <w:rStyle w:val="CommentReference"/>
+        </w:rPr>
+        <w:commentReference w:id="30"/>
+      </w:r>
+      <w:r>
+        <w:rPr>
+          <w:rFonts w:ascii="Arial Nova Light" w:hAnsi="Arial Nova Light" w:cs="Arial"/>
+          <w:b/>
+          <w:bCs/>
+        </w:rPr>
+        <w:t xml:space="preserve">: </w:t>
+      </w:r>
+      <w:r>
+        <w:rPr>
+          <w:rFonts w:ascii="Arial Nova Light" w:hAnsi="Arial Nova Light" w:cs="Arial"/>
+        </w:rPr>
+        <w:t xml:space="preserve">Example character string created in </w:t>
+      </w:r>
+      <w:proofErr w:type="spellStart"/>
+      <w:r>
+        <w:rPr>
+          <w:rFonts w:ascii="Arial Nova Light" w:hAnsi="Arial Nova Light" w:cs="Arial"/>
+        </w:rPr>
+        <w:t>paRsynth’s</w:t>
+      </w:r>
+      <w:proofErr w:type="spellEnd"/>
+      <w:r>
+        <w:rPr>
+          <w:rFonts w:ascii="Arial Nova Light" w:hAnsi="Arial Nova Light" w:cs="Arial"/>
+        </w:rPr>
+        <w:t xml:space="preserve"> generate strings code. The string consists of (1) a global head, (2) group information, (3) individual information, (4) random variation, (5) group information, and (6) a global tai</w:t>
+      </w:r>
+      <w:commentRangeStart w:id="31"/>
+      <w:commentRangeStart w:id="32"/>
+      <w:r>
+        <w:rPr>
+          <w:rFonts w:ascii="Arial Nova Light" w:hAnsi="Arial Nova Light" w:cs="Arial"/>
+        </w:rPr>
+        <w:t>l.</w:t>
+      </w:r>
+      <w:commentRangeEnd w:id="31"/>
+      <w:r>
+        <w:rPr>
+          <w:rStyle w:val="CommentReference"/>
+          <w:rFonts w:ascii="Arial Nova Light" w:hAnsi="Arial Nova Light"/>
+          <w:sz w:val="24"/>
+          <w:szCs w:val="24"/>
+        </w:rPr>
+        <w:commentReference w:id="31"/>
+      </w:r>
+      <w:commentRangeEnd w:id="32"/>
+      <w:r>
+        <w:rPr>
+          <w:rStyle w:val="CommentReference"/>
+          <w:sz w:val="24"/>
+          <w:szCs w:val="24"/>
+        </w:rPr>
+        <w:commentReference w:id="32"/>
+      </w:r>
+      <w:r>
+        <w:rPr>
+          <w:rFonts w:ascii="Arial Nova Light" w:hAnsi="Arial Nova Light" w:cs="Arial"/>
+          <w:b/>
+          <w:bCs/>
         </w:rPr>
         <w:br w:type="page"/>
       </w:r>
@@ -7351,7 +7890,7 @@
                     </pic:cNvPicPr>
                   </pic:nvPicPr>
                   <pic:blipFill>
-                    <a:blip r:embed="rId13">
+                    <a:blip r:embed="rId14">
                       <a:extLst>
                         <a:ext uri="{28A0092B-C50C-407E-A947-70E740481C1C}">
                           <a14:useLocalDpi xmlns:a14="http://schemas.microsoft.com/office/drawing/2010/main" val="0"/>
@@ -7398,13 +7937,13 @@
           <w:szCs w:val="20"/>
         </w:rPr>
       </w:pPr>
-      <w:commentRangeStart w:id="28"/>
-      <w:commentRangeEnd w:id="28"/>
+      <w:commentRangeStart w:id="33"/>
+      <w:commentRangeEnd w:id="33"/>
       <w:r>
         <w:rPr>
           <w:rStyle w:val="CommentReference"/>
         </w:rPr>
-        <w:commentReference w:id="28"/>
+        <w:commentReference w:id="33"/>
       </w:r>
       <w:r>
         <w:rPr>
@@ -7494,7 +8033,25 @@
           <w:sz w:val="20"/>
           <w:szCs w:val="20"/>
         </w:rPr>
-        <w:t>more individual information encoded in the calls with polygons drawn by individual identity. Colors represent group identity, shapes represent different individuals.</w:t>
+        <w:t xml:space="preserve">more individual information encoded in the calls with polygons drawn by individual identity. Colors represent group </w:t>
+      </w:r>
+      <w:proofErr w:type="gramStart"/>
+      <w:r>
+        <w:rPr>
+          <w:rFonts w:ascii="Arial" w:hAnsi="Arial" w:cs="Arial"/>
+          <w:sz w:val="20"/>
+          <w:szCs w:val="20"/>
+        </w:rPr>
+        <w:t>identity,</w:t>
+      </w:r>
+      <w:proofErr w:type="gramEnd"/>
+      <w:r>
+        <w:rPr>
+          <w:rFonts w:ascii="Arial" w:hAnsi="Arial" w:cs="Arial"/>
+          <w:sz w:val="20"/>
+          <w:szCs w:val="20"/>
+        </w:rPr>
+        <w:t xml:space="preserve"> shapes represent different individuals.</w:t>
       </w:r>
     </w:p>
     <w:p>
@@ -7561,19 +8118,19 @@
         </w:rPr>
         <w:t xml:space="preserve">). </w:t>
       </w:r>
-      <w:commentRangeStart w:id="29"/>
+      <w:commentRangeStart w:id="34"/>
       <w:r>
         <w:rPr>
           <w:rFonts w:ascii="Arial" w:hAnsi="Arial" w:cs="Arial"/>
         </w:rPr>
         <w:t>This suggests that individuals are being categorized in distinct individual clusters when running traditional bioacoustics analyses on our synthetically generated calls.</w:t>
       </w:r>
-      <w:commentRangeEnd w:id="29"/>
+      <w:commentRangeEnd w:id="34"/>
       <w:r>
         <w:rPr>
           <w:rStyle w:val="CommentReference"/>
         </w:rPr>
-        <w:commentReference w:id="29"/>
+        <w:commentReference w:id="34"/>
       </w:r>
     </w:p>
     <w:p>
@@ -7617,19 +8174,63 @@
           <w:bCs/>
         </w:rPr>
       </w:pPr>
-      <w:commentRangeStart w:id="30"/>
-      <w:r>
-        <w:rPr>
-          <w:rFonts w:ascii="Arial" w:hAnsi="Arial" w:cs="Arial"/>
-        </w:rPr>
-        <w:t>Second, out ability to detect the dynamics of information encoding during real time social interactions is limited by our ability to capture the totality of an individual’s or groups signal produced during these interactions. We may be over sampling from vocal learning species whose social interaction and signal production are easy to observe and measure, and therefore may not be assessing the full scope of how information can be encoded across a range of species.</w:t>
-      </w:r>
-      <w:commentRangeEnd w:id="30"/>
+      <w:commentRangeStart w:id="35"/>
+      <w:r>
+        <w:rPr>
+          <w:rFonts w:ascii="Arial" w:hAnsi="Arial" w:cs="Arial"/>
+        </w:rPr>
+        <w:t xml:space="preserve">Second, </w:t>
+      </w:r>
+      <w:proofErr w:type="spellStart"/>
+      <w:proofErr w:type="gramStart"/>
+      <w:r>
+        <w:rPr>
+          <w:rFonts w:ascii="Arial" w:hAnsi="Arial" w:cs="Arial"/>
+        </w:rPr>
+        <w:t>out</w:t>
+      </w:r>
+      <w:proofErr w:type="spellEnd"/>
+      <w:proofErr w:type="gramEnd"/>
+      <w:r>
+        <w:rPr>
+          <w:rFonts w:ascii="Arial" w:hAnsi="Arial" w:cs="Arial"/>
+        </w:rPr>
+        <w:t xml:space="preserve"> ability to detect the dynamics of information encoding during real time social interactions is limited by our ability to capture the totality of an individual’s or groups signal produced during these interactions. We may </w:t>
+      </w:r>
+      <w:proofErr w:type="gramStart"/>
+      <w:r>
+        <w:rPr>
+          <w:rFonts w:ascii="Arial" w:hAnsi="Arial" w:cs="Arial"/>
+        </w:rPr>
+        <w:t>be over sampling</w:t>
+      </w:r>
+      <w:proofErr w:type="gramEnd"/>
+      <w:r>
+        <w:rPr>
+          <w:rFonts w:ascii="Arial" w:hAnsi="Arial" w:cs="Arial"/>
+        </w:rPr>
+        <w:t xml:space="preserve"> from vocal learning species whose social interaction and signal production are easy to observe and </w:t>
+      </w:r>
+      <w:proofErr w:type="gramStart"/>
+      <w:r>
+        <w:rPr>
+          <w:rFonts w:ascii="Arial" w:hAnsi="Arial" w:cs="Arial"/>
+        </w:rPr>
+        <w:t>measure, and</w:t>
+      </w:r>
+      <w:proofErr w:type="gramEnd"/>
+      <w:r>
+        <w:rPr>
+          <w:rFonts w:ascii="Arial" w:hAnsi="Arial" w:cs="Arial"/>
+        </w:rPr>
+        <w:t xml:space="preserve"> therefore may not be assessing the full scope of how information can be encoded across a range of species.</w:t>
+      </w:r>
+      <w:commentRangeEnd w:id="35"/>
       <w:r>
         <w:rPr>
           <w:rStyle w:val="CommentReference"/>
         </w:rPr>
-        <w:commentReference w:id="30"/>
+        <w:commentReference w:id="35"/>
       </w:r>
     </w:p>
     <w:p>
@@ -7654,35 +8255,35 @@
         </w:rPr>
         <w:t xml:space="preserve">Several computationally intensive tools have emerged to assess the degree or types of information encoded in </w:t>
       </w:r>
-      <w:commentRangeStart w:id="31"/>
-      <w:commentRangeStart w:id="32"/>
-      <w:commentRangeStart w:id="33"/>
+      <w:commentRangeStart w:id="36"/>
+      <w:commentRangeStart w:id="37"/>
+      <w:commentRangeStart w:id="38"/>
       <w:r>
         <w:rPr>
           <w:rFonts w:ascii="Arial" w:hAnsi="Arial" w:cs="Arial"/>
         </w:rPr>
         <w:t>signals</w:t>
       </w:r>
-      <w:commentRangeEnd w:id="31"/>
+      <w:commentRangeEnd w:id="36"/>
       <w:r>
         <w:rPr>
           <w:rStyle w:val="CommentReference"/>
         </w:rPr>
-        <w:commentReference w:id="31"/>
-      </w:r>
-      <w:commentRangeEnd w:id="32"/>
+        <w:commentReference w:id="36"/>
+      </w:r>
+      <w:commentRangeEnd w:id="37"/>
       <w:r>
         <w:rPr>
           <w:rStyle w:val="CommentReference"/>
         </w:rPr>
-        <w:commentReference w:id="32"/>
-      </w:r>
-      <w:commentRangeEnd w:id="33"/>
+        <w:commentReference w:id="37"/>
+      </w:r>
+      <w:commentRangeEnd w:id="38"/>
       <w:r>
         <w:rPr>
           <w:rStyle w:val="CommentReference"/>
         </w:rPr>
-        <w:commentReference w:id="33"/>
+        <w:commentReference w:id="38"/>
       </w:r>
       <w:r>
         <w:rPr>
@@ -8014,11 +8615,19 @@
           <w:rFonts w:ascii="Arial" w:hAnsi="Arial" w:cs="Arial"/>
         </w:rPr>
       </w:pPr>
-      <w:r>
-        <w:rPr>
-          <w:rFonts w:ascii="Arial" w:hAnsi="Arial" w:cs="Arial"/>
-        </w:rPr>
-        <w:t xml:space="preserve">paRsynth Part 2: validating types of analysis </w:t>
+      <w:proofErr w:type="spellStart"/>
+      <w:r>
+        <w:rPr>
+          <w:rFonts w:ascii="Arial" w:hAnsi="Arial" w:cs="Arial"/>
+        </w:rPr>
+        <w:t>paRsynth</w:t>
+      </w:r>
+      <w:proofErr w:type="spellEnd"/>
+      <w:r>
+        <w:rPr>
+          <w:rFonts w:ascii="Arial" w:hAnsi="Arial" w:cs="Arial"/>
+        </w:rPr>
+        <w:t xml:space="preserve"> Part 2: validating types of analysis </w:t>
       </w:r>
     </w:p>
     <w:p>
@@ -8130,7 +8739,21 @@
         <w:rPr>
           <w:rFonts w:ascii="Arial" w:hAnsi="Arial" w:cs="Arial"/>
         </w:rPr>
-        <w:t>These models allow us to address the statistical significance of the degree or magnitude of convergence (which we originally encoded using paRsynth). The inferential statistics layer to validate that the information we originally encoded can be recovered</w:t>
+        <w:t xml:space="preserve">These models allow us to address the statistical significance of the degree or magnitude of convergence (which we originally encoded using </w:t>
+      </w:r>
+      <w:proofErr w:type="spellStart"/>
+      <w:r>
+        <w:rPr>
+          <w:rFonts w:ascii="Arial" w:hAnsi="Arial" w:cs="Arial"/>
+        </w:rPr>
+        <w:t>paRsynth</w:t>
+      </w:r>
+      <w:proofErr w:type="spellEnd"/>
+      <w:r>
+        <w:rPr>
+          <w:rFonts w:ascii="Arial" w:hAnsi="Arial" w:cs="Arial"/>
+        </w:rPr>
+        <w:t>). The inferential statistics layer to validate that the information we originally encoded can be recovered</w:t>
       </w:r>
     </w:p>
     <w:p>
@@ -8151,7 +8774,21 @@
         <w:rPr>
           <w:rFonts w:ascii="Arial" w:hAnsi="Arial" w:cs="Arial"/>
         </w:rPr>
-        <w:t>A receiver standpoint on information recovery, in which we simulated signaler information encoding. Does the variation that we encoded actually matter???</w:t>
+        <w:t xml:space="preserve">A receiver standpoint on information recovery, in which we simulated signaler information encoding. Does the variation that we encoded </w:t>
+      </w:r>
+      <w:proofErr w:type="gramStart"/>
+      <w:r>
+        <w:rPr>
+          <w:rFonts w:ascii="Arial" w:hAnsi="Arial" w:cs="Arial"/>
+        </w:rPr>
+        <w:t>actually matter</w:t>
+      </w:r>
+      <w:proofErr w:type="gramEnd"/>
+      <w:r>
+        <w:rPr>
+          <w:rFonts w:ascii="Arial" w:hAnsi="Arial" w:cs="Arial"/>
+        </w:rPr>
+        <w:t>???</w:t>
       </w:r>
     </w:p>
     <w:p>
@@ -8172,7 +8809,21 @@
         <w:rPr>
           <w:rFonts w:ascii="Arial" w:hAnsi="Arial" w:cs="Arial"/>
         </w:rPr>
-        <w:t>Because we have repeated sampling at both social levels with known individuals, we can actually model variation in convergence within and between categories (individuals, groups) at each social level</w:t>
+        <w:t xml:space="preserve">Because we have repeated sampling at both social levels with known individuals, we can </w:t>
+      </w:r>
+      <w:proofErr w:type="gramStart"/>
+      <w:r>
+        <w:rPr>
+          <w:rFonts w:ascii="Arial" w:hAnsi="Arial" w:cs="Arial"/>
+        </w:rPr>
+        <w:t>actually model</w:t>
+      </w:r>
+      <w:proofErr w:type="gramEnd"/>
+      <w:r>
+        <w:rPr>
+          <w:rFonts w:ascii="Arial" w:hAnsi="Arial" w:cs="Arial"/>
+        </w:rPr>
+        <w:t xml:space="preserve"> variation in convergence within and between categories (individuals, groups) at each social level</w:t>
       </w:r>
     </w:p>
     <w:p>
@@ -8183,6 +8834,7 @@
       </w:pPr>
     </w:p>
     <w:sectPr>
+      <w:footerReference w:type="default" r:id="rId15"/>
       <w:pgSz w:w="12240" w:h="15840"/>
       <w:pgMar w:top="1440" w:right="1440" w:bottom="1440" w:left="1440" w:header="720" w:footer="720" w:gutter="0"/>
       <w:lnNumType w:countBy="1" w:restart="continuous"/>
@@ -8609,7 +9261,7 @@
       </w:r>
     </w:p>
   </w:comment>
-  <w:comment w:id="18" w:author="Coppinger, Brittany" w:date="2025-01-07T15:07:00Z" w:initials="BC">
+  <w:comment w:id="17" w:author="Coppinger, Brittany" w:date="2025-01-07T15:07:00Z" w:initials="BC">
     <w:p>
       <w:pPr>
         <w:pStyle w:val="CommentText"/>
@@ -8625,7 +9277,7 @@
       </w:r>
     </w:p>
   </w:comment>
-  <w:comment w:id="17" w:author="Samman, Raneem" w:date="2025-01-13T15:08:00Z" w:initials="RS">
+  <w:comment w:id="18" w:author="Samman, Raneem" w:date="2025-01-13T15:08:00Z" w:initials="RS">
     <w:p>
       <w:r>
         <w:rPr>
@@ -8841,7 +9493,7 @@
       </w:r>
     </w:p>
   </w:comment>
-  <w:comment w:id="28" w:author="Summer Eckhardt" w:date="2025-02-04T18:49:00Z" w:initials="SE">
+  <w:comment w:id="28" w:author="Coppinger, Brittany" w:date="2025-02-13T14:16:00Z" w:initials="BC">
     <w:p>
       <w:pPr>
         <w:pStyle w:val="CommentText"/>
@@ -8853,11 +9505,91 @@
         <w:annotationRef/>
       </w:r>
       <w:r>
+        <w:t xml:space="preserve">Summer, I moved the figures how here for submission style formatting - this is slightly dependent on what journal you submit to and who the senior author is, but typical formatting is that figures go after the references. For the image, I always do “in-line with text” because there is less of a chance for the figure to get out of place at the text moves around during the drafting process. Also, each figure down here should be on its own page. Reviews seem to like it like this, or at least this is the accepted format most places ☺️ </w:t>
+      </w:r>
+    </w:p>
+  </w:comment>
+  <w:comment w:id="29" w:author="Coppinger, Brittany" w:date="2025-02-13T14:28:00Z" w:initials="BC">
+    <w:p>
+      <w:pPr>
+        <w:pStyle w:val="CommentText"/>
+      </w:pPr>
+      <w:r>
+        <w:rPr>
+          <w:rStyle w:val="CommentReference"/>
+        </w:rPr>
+        <w:annotationRef/>
+      </w:r>
+      <w:r>
+        <w:t xml:space="preserve">From summer (sorry comment didn’t copy): This represents the default string length / composition for code in paRsynth’s ‘generate strings’ R code. </w:t>
+      </w:r>
+    </w:p>
+  </w:comment>
+  <w:comment w:id="30" w:author="Coppinger, Brittany" w:date="2025-02-13T14:29:00Z" w:initials="BC">
+    <w:p>
+      <w:pPr>
+        <w:pStyle w:val="CommentText"/>
+      </w:pPr>
+      <w:r>
+        <w:rPr>
+          <w:rStyle w:val="CommentReference"/>
+        </w:rPr>
+        <w:annotationRef/>
+      </w:r>
+      <w:r>
+        <w:t>I think we changed string length in the generate synthetic datasets code, and I think it is 36 now? Currently we aren’t using the function in paRsynth in the code for generating the datasets for figures because they weren’t integrating</w:t>
+      </w:r>
+    </w:p>
+  </w:comment>
+  <w:comment w:id="31" w:author="Summer Eckhardt" w:date="2025-02-13T13:03:00Z" w:initials="SE">
+    <w:p>
+      <w:pPr>
+        <w:pStyle w:val="CommentText"/>
+      </w:pPr>
+      <w:r>
+        <w:rPr>
+          <w:rStyle w:val="CommentReference"/>
+        </w:rPr>
+        <w:annotationRef/>
+      </w:r>
+      <w:r>
+        <w:t>Also, I cannot figure out how to get this image centered?? Need to ask about this</w:t>
+      </w:r>
+    </w:p>
+  </w:comment>
+  <w:comment w:id="32" w:author="Coppinger, Brittany" w:date="2025-02-13T14:25:00Z" w:initials="BC">
+    <w:p>
+      <w:pPr>
+        <w:pStyle w:val="CommentText"/>
+      </w:pPr>
+      <w:r>
+        <w:rPr>
+          <w:rStyle w:val="CommentReference"/>
+        </w:rPr>
+        <w:annotationRef/>
+      </w:r>
+      <w:r>
+        <w:t>Ah - click on the image, go to “Picture Format” at the top, then “position” (next to Alt Text and Wrap Text),. Click in-line with text (this puts the image on its own line). Now go back to “home” and click center, like you would for regular text!</w:t>
+      </w:r>
+    </w:p>
+  </w:comment>
+  <w:comment w:id="33" w:author="Summer Eckhardt" w:date="2025-02-04T18:49:00Z" w:initials="SE">
+    <w:p>
+      <w:pPr>
+        <w:pStyle w:val="CommentText"/>
+      </w:pPr>
+      <w:r>
+        <w:rPr>
+          <w:rStyle w:val="CommentReference"/>
+        </w:rPr>
+        <w:annotationRef/>
+      </w:r>
+      <w:r>
         <w:t>Need to add legend</w:t>
       </w:r>
     </w:p>
   </w:comment>
-  <w:comment w:id="29" w:author="Summer Eckhardt" w:date="2025-02-04T19:02:00Z" w:initials="SE">
+  <w:comment w:id="34" w:author="Summer Eckhardt" w:date="2025-02-04T19:02:00Z" w:initials="SE">
     <w:p>
       <w:pPr>
         <w:pStyle w:val="CommentText"/>
@@ -8873,7 +9605,7 @@
       </w:r>
     </w:p>
   </w:comment>
-  <w:comment w:id="30" w:author="Smith Vidaurre, Grace" w:date="2024-12-18T15:30:00Z" w:initials="GSV">
+  <w:comment w:id="35" w:author="Smith Vidaurre, Grace" w:date="2024-12-18T15:30:00Z" w:initials="GSV">
     <w:p>
       <w:r>
         <w:rPr>
@@ -8890,7 +9622,7 @@
       </w:r>
     </w:p>
   </w:comment>
-  <w:comment w:id="31" w:author="Smith Vidaurre, Grace" w:date="2024-12-16T09:35:00Z" w:initials="GSV">
+  <w:comment w:id="36" w:author="Smith Vidaurre, Grace" w:date="2024-12-16T09:35:00Z" w:initials="GSV">
     <w:p>
       <w:r>
         <w:rPr>
@@ -8907,7 +9639,7 @@
       </w:r>
     </w:p>
   </w:comment>
-  <w:comment w:id="32" w:author="Smith Vidaurre, Grace" w:date="2024-12-16T09:41:00Z" w:initials="GSV">
+  <w:comment w:id="37" w:author="Smith Vidaurre, Grace" w:date="2024-12-16T09:41:00Z" w:initials="GSV">
     <w:p>
       <w:r>
         <w:rPr>
@@ -8924,7 +9656,7 @@
       </w:r>
     </w:p>
   </w:comment>
-  <w:comment w:id="33" w:author="Coppinger, Brittany" w:date="2024-12-16T14:51:00Z" w:initials="BC">
+  <w:comment w:id="38" w:author="Coppinger, Brittany" w:date="2024-12-16T14:51:00Z" w:initials="BC">
     <w:p>
       <w:pPr>
         <w:pStyle w:val="CommentText"/>
@@ -9015,6 +9747,11 @@
   <w15:commentEx w15:paraId="22E6BA3E" w15:done="0"/>
   <w15:commentEx w15:paraId="738EB2C9" w15:done="0"/>
   <w15:commentEx w15:paraId="53D7E1DB" w15:done="0"/>
+  <w15:commentEx w15:paraId="7620E29A" w15:done="0"/>
+  <w15:commentEx w15:paraId="63F9BBE5" w15:done="0"/>
+  <w15:commentEx w15:paraId="13D3F523" w15:paraIdParent="63F9BBE5" w15:done="0"/>
+  <w15:commentEx w15:paraId="04688121" w15:done="0"/>
+  <w15:commentEx w15:paraId="12FEE62D" w15:paraIdParent="04688121" w15:done="0"/>
   <w15:commentEx w15:paraId="51FFEBBF" w15:done="1"/>
   <w15:commentEx w15:paraId="46432439" w15:done="0"/>
   <w15:commentEx w15:paraId="16D76844" w15:done="0"/>
@@ -9066,6 +9803,11 @@
   <w16cex:commentExtensible w16cex:durableId="64405618" w16cex:dateUtc="2025-02-13T18:56:00Z"/>
   <w16cex:commentExtensible w16cex:durableId="37A2E34E" w16cex:dateUtc="2025-01-24T15:16:00Z"/>
   <w16cex:commentExtensible w16cex:durableId="69881C75" w16cex:dateUtc="2025-01-29T14:35:00Z"/>
+  <w16cex:commentExtensible w16cex:durableId="3B1AE945" w16cex:dateUtc="2025-02-13T19:16:00Z"/>
+  <w16cex:commentExtensible w16cex:durableId="581E7B59" w16cex:dateUtc="2025-02-13T19:28:00Z"/>
+  <w16cex:commentExtensible w16cex:durableId="4899B301" w16cex:dateUtc="2025-02-13T19:29:00Z"/>
+  <w16cex:commentExtensible w16cex:durableId="08FF4B06" w16cex:dateUtc="2025-02-13T18:03:00Z"/>
+  <w16cex:commentExtensible w16cex:durableId="79D4BC88" w16cex:dateUtc="2025-02-13T19:25:00Z"/>
   <w16cex:commentExtensible w16cex:durableId="4FBEF316" w16cex:dateUtc="2025-02-04T23:49:00Z"/>
   <w16cex:commentExtensible w16cex:durableId="7E8AE7A5" w16cex:dateUtc="2025-02-05T00:02:00Z"/>
   <w16cex:commentExtensible w16cex:durableId="7658D5BD" w16cex:dateUtc="2024-12-18T20:30:00Z"/>
@@ -9105,6 +9847,11 @@
   <w16cid:commentId w16cid:paraId="22E6BA3E" w16cid:durableId="64405618"/>
   <w16cid:commentId w16cid:paraId="738EB2C9" w16cid:durableId="37A2E34E"/>
   <w16cid:commentId w16cid:paraId="53D7E1DB" w16cid:durableId="69881C75"/>
+  <w16cid:commentId w16cid:paraId="7620E29A" w16cid:durableId="3B1AE945"/>
+  <w16cid:commentId w16cid:paraId="63F9BBE5" w16cid:durableId="581E7B59"/>
+  <w16cid:commentId w16cid:paraId="13D3F523" w16cid:durableId="4899B301"/>
+  <w16cid:commentId w16cid:paraId="04688121" w16cid:durableId="08FF4B06"/>
+  <w16cid:commentId w16cid:paraId="12FEE62D" w16cid:durableId="79D4BC88"/>
   <w16cid:commentId w16cid:paraId="51FFEBBF" w16cid:durableId="4FBEF316"/>
   <w16cid:commentId w16cid:paraId="46432439" w16cid:durableId="7E8AE7A5"/>
   <w16cid:commentId w16cid:paraId="16D76844" w16cid:durableId="7658D5BD"/>
@@ -9131,6 +9878,59 @@
     </w:p>
   </w:endnote>
 </w:endnotes>
+</file>
+
+<file path=word/footer1.xml><?xml version="1.0" encoding="utf-8"?>
+<w:ftr xmlns:wpc="http://schemas.microsoft.com/office/word/2010/wordprocessingCanvas" xmlns:cx="http://schemas.microsoft.com/office/drawing/2014/chartex" xmlns:cx1="http://schemas.microsoft.com/office/drawing/2015/9/8/chartex" xmlns:cx2="http://schemas.microsoft.com/office/drawing/2015/10/21/chartex" xmlns:cx3="http://schemas.microsoft.com/office/drawing/2016/5/9/chartex" xmlns:cx4="http://schemas.microsoft.com/office/drawing/2016/5/10/chartex" xmlns:cx5="http://schemas.microsoft.com/office/drawing/2016/5/11/chartex" xmlns:cx6="http://schemas.microsoft.com/office/drawing/2016/5/12/chartex" xmlns:cx7="http://schemas.microsoft.com/office/drawing/2016/5/13/chartex" xmlns:cx8="http://schemas.microsoft.com/office/drawing/2016/5/14/chartex" xmlns:mc="http://schemas.openxmlformats.org/markup-compatibility/2006" xmlns:aink="http://schemas.microsoft.com/office/drawing/2016/ink" xmlns:am3d="http://schemas.microsoft.com/office/drawing/2017/model3d" xmlns:o="urn:schemas-microsoft-com:office:office" xmlns:oel="http://schemas.microsoft.com/office/2019/extlst" xmlns:r="http://schemas.openxmlformats.org/officeDocument/2006/relationships" xmlns:m="http://schemas.openxmlformats.org/officeDocument/2006/math" xmlns:v="urn:schemas-microsoft-com:vml" xmlns:wp14="http://schemas.microsoft.com/office/word/2010/wordprocessingDrawing" xmlns:wp="http://schemas.openxmlformats.org/drawingml/2006/wordprocessingDrawing" xmlns:w10="urn:schemas-microsoft-com:office:word" xmlns:w="http://schemas.openxmlformats.org/wordprocessingml/2006/main" xmlns:w14="http://schemas.microsoft.com/office/word/2010/wordml" xmlns:w15="http://schemas.microsoft.com/office/word/2012/wordml" xmlns:w16cex="http://schemas.microsoft.com/office/word/2018/wordml/cex" xmlns:w16cid="http://schemas.microsoft.com/office/word/2016/wordml/cid" xmlns:w16="http://schemas.microsoft.com/office/word/2018/wordml" xmlns:w16du="http://schemas.microsoft.com/office/word/2023/wordml/word16du" xmlns:w16sdtdh="http://schemas.microsoft.com/office/word/2020/wordml/sdtdatahash" xmlns:w16sdtfl="http://schemas.microsoft.com/office/word/2024/wordml/sdtformatlock" xmlns:w16se="http://schemas.microsoft.com/office/word/2015/wordml/symex" xmlns:wpg="http://schemas.microsoft.com/office/word/2010/wordprocessingGroup" xmlns:wpi="http://schemas.microsoft.com/office/word/2010/wordprocessingInk" xmlns:wne="http://schemas.microsoft.com/office/word/2006/wordml" xmlns:wps="http://schemas.microsoft.com/office/word/2010/wordprocessingShape" mc:Ignorable="w14 w15 w16se w16cid w16 w16cex w16sdtdh w16sdtfl w16du wp14">
+  <w:sdt>
+    <w:sdtPr>
+      <w:id w:val="-896195276"/>
+      <w:docPartObj>
+        <w:docPartGallery w:val="Page Numbers (Bottom of Page)"/>
+        <w:docPartUnique/>
+      </w:docPartObj>
+    </w:sdtPr>
+    <w:sdtEndPr>
+      <w:rPr>
+        <w:noProof/>
+      </w:rPr>
+    </w:sdtEndPr>
+    <w:sdtContent>
+      <w:p>
+        <w:pPr>
+          <w:pStyle w:val="Footer"/>
+          <w:jc w:val="right"/>
+        </w:pPr>
+        <w:r>
+          <w:fldChar w:fldCharType="begin"/>
+        </w:r>
+        <w:r>
+          <w:instrText xml:space="preserve"> PAGE   \* MERGEFORMAT </w:instrText>
+        </w:r>
+        <w:r>
+          <w:fldChar w:fldCharType="separate"/>
+        </w:r>
+        <w:r>
+          <w:rPr>
+            <w:noProof/>
+          </w:rPr>
+          <w:t>2</w:t>
+        </w:r>
+        <w:r>
+          <w:rPr>
+            <w:noProof/>
+          </w:rPr>
+          <w:fldChar w:fldCharType="end"/>
+        </w:r>
+      </w:p>
+    </w:sdtContent>
+  </w:sdt>
+  <w:p>
+    <w:pPr>
+      <w:pStyle w:val="Footer"/>
+    </w:pPr>
+  </w:p>
+</w:ftr>
 </file>
 
 <file path=word/footnotes.xml><?xml version="1.0" encoding="utf-8"?>
@@ -10930,6 +11730,7 @@
   <w:style w:type="character" w:default="1" w:styleId="DefaultParagraphFont">
     <w:name w:val="Default Paragraph Font"/>
     <w:uiPriority w:val="1"/>
+    <w:semiHidden/>
     <w:unhideWhenUsed/>
   </w:style>
   <w:style w:type="table" w:default="1" w:styleId="TableNormal">

--- a/drafts/paRsynth_methods_draft.docx
+++ b/drafts/paRsynth_methods_draft.docx
@@ -34,21 +34,7 @@
         <w:rPr>
           <w:rFonts w:ascii="Arial" w:hAnsi="Arial" w:cs="Arial"/>
         </w:rPr>
-        <w:t xml:space="preserve">Studying information </w:t>
-      </w:r>
-      <w:proofErr w:type="gramStart"/>
-      <w:r>
-        <w:rPr>
-          <w:rFonts w:ascii="Arial" w:hAnsi="Arial" w:cs="Arial"/>
-        </w:rPr>
-        <w:t>encoding in</w:t>
-      </w:r>
-      <w:proofErr w:type="gramEnd"/>
-      <w:r>
-        <w:rPr>
-          <w:rFonts w:ascii="Arial" w:hAnsi="Arial" w:cs="Arial"/>
-        </w:rPr>
-        <w:t xml:space="preserve"> animal signals: a dual step framework using synthetic signals and traditional bioacoustics analyses</w:t>
+        <w:t>Studying information encoding in animal signals: a dual step framework using synthetic signals and traditional bioacoustics analyses</w:t>
       </w:r>
       <w:commentRangeEnd w:id="0"/>
       <w:r>
@@ -433,25 +419,7 @@
           <w:sz w:val="24"/>
           <w:szCs w:val="24"/>
         </w:rPr>
-        <w:t xml:space="preserve">, </w:t>
-      </w:r>
-      <w:proofErr w:type="spellStart"/>
-      <w:r>
-        <w:rPr>
-          <w:rFonts w:ascii="Arial" w:hAnsi="Arial" w:cs="Arial"/>
-          <w:sz w:val="24"/>
-          <w:szCs w:val="24"/>
-        </w:rPr>
-        <w:t>Northhampton</w:t>
-      </w:r>
-      <w:proofErr w:type="spellEnd"/>
-      <w:r>
-        <w:rPr>
-          <w:rFonts w:ascii="Arial" w:hAnsi="Arial" w:cs="Arial"/>
-          <w:sz w:val="24"/>
-          <w:szCs w:val="24"/>
-        </w:rPr>
-        <w:t>, MA, USA</w:t>
+        <w:t>, Northhampton, MA, USA</w:t>
       </w:r>
     </w:p>
     <w:p>
@@ -502,25 +470,7 @@
           <w:sz w:val="24"/>
           <w:szCs w:val="24"/>
         </w:rPr>
-        <w:t xml:space="preserve">, </w:t>
-      </w:r>
-      <w:proofErr w:type="spellStart"/>
-      <w:r>
-        <w:rPr>
-          <w:rFonts w:ascii="Arial" w:hAnsi="Arial" w:cs="Arial"/>
-          <w:sz w:val="24"/>
-          <w:szCs w:val="24"/>
-        </w:rPr>
-        <w:t>Northhampton</w:t>
-      </w:r>
-      <w:proofErr w:type="spellEnd"/>
-      <w:r>
-        <w:rPr>
-          <w:rFonts w:ascii="Arial" w:hAnsi="Arial" w:cs="Arial"/>
-          <w:sz w:val="24"/>
-          <w:szCs w:val="24"/>
-        </w:rPr>
-        <w:t>, MA, USA</w:t>
+        <w:t>, Northhampton, MA, USA</w:t>
       </w:r>
     </w:p>
     <w:p>
@@ -716,19 +666,11 @@
           <w:rFonts w:ascii="Arial" w:hAnsi="Arial" w:cs="Arial"/>
         </w:rPr>
       </w:pPr>
-      <w:proofErr w:type="spellStart"/>
-      <w:r>
-        <w:rPr>
-          <w:rFonts w:ascii="Arial" w:hAnsi="Arial" w:cs="Arial"/>
-        </w:rPr>
-        <w:t>Tktk</w:t>
-      </w:r>
-      <w:proofErr w:type="spellEnd"/>
-      <w:r>
-        <w:rPr>
-          <w:rFonts w:ascii="Arial" w:hAnsi="Arial" w:cs="Arial"/>
-        </w:rPr>
-        <w:t xml:space="preserve"> need name address and email address for Methods in Ecology and Evolution</w:t>
+      <w:r>
+        <w:rPr>
+          <w:rFonts w:ascii="Arial" w:hAnsi="Arial" w:cs="Arial"/>
+        </w:rPr>
+        <w:t>Tktk need name address and email address for Methods in Ecology and Evolution</w:t>
       </w:r>
     </w:p>
     <w:p>
@@ -947,6 +889,43 @@
         <w:rPr>
           <w:rFonts w:ascii="Arial" w:hAnsi="Arial" w:cs="Arial"/>
         </w:rPr>
+        <w:t xml:space="preserve">SGE – </w:t>
+      </w:r>
+      <w:r>
+        <w:rPr>
+          <w:rFonts w:ascii="Arial" w:hAnsi="Arial" w:cs="Arial"/>
+        </w:rPr>
+        <w:t>analysis</w:t>
+      </w:r>
+      <w:r>
+        <w:rPr>
+          <w:rFonts w:ascii="Arial" w:hAnsi="Arial" w:cs="Arial"/>
+        </w:rPr>
+        <w:t xml:space="preserve">, </w:t>
+      </w:r>
+      <w:r>
+        <w:rPr>
+          <w:rFonts w:ascii="Arial" w:hAnsi="Arial" w:cs="Arial"/>
+        </w:rPr>
+        <w:t xml:space="preserve">figure creation, secondary </w:t>
+      </w:r>
+      <w:r>
+        <w:rPr>
+          <w:rFonts w:ascii="Arial" w:hAnsi="Arial" w:cs="Arial"/>
+        </w:rPr>
+        <w:t>writing</w:t>
+      </w:r>
+    </w:p>
+    <w:p>
+      <w:pPr>
+        <w:rPr>
+          <w:rFonts w:ascii="Arial" w:hAnsi="Arial" w:cs="Arial"/>
+        </w:rPr>
+      </w:pPr>
+      <w:r>
+        <w:rPr>
+          <w:rFonts w:ascii="Arial" w:hAnsi="Arial" w:cs="Arial"/>
+        </w:rPr>
         <w:t>AC –</w:t>
       </w:r>
       <w:r>
@@ -1046,43 +1025,6 @@
           <w:rFonts w:ascii="Arial" w:hAnsi="Arial" w:cs="Arial"/>
         </w:rPr>
         <w:t>, including fine-tuning of function, unit testing, package development, bug fixes, documentation</w:t>
-      </w:r>
-    </w:p>
-    <w:p>
-      <w:pPr>
-        <w:rPr>
-          <w:rFonts w:ascii="Arial" w:hAnsi="Arial" w:cs="Arial"/>
-        </w:rPr>
-      </w:pPr>
-      <w:r>
-        <w:rPr>
-          <w:rFonts w:ascii="Arial" w:hAnsi="Arial" w:cs="Arial"/>
-        </w:rPr>
-        <w:t xml:space="preserve">SGE – </w:t>
-      </w:r>
-      <w:r>
-        <w:rPr>
-          <w:rFonts w:ascii="Arial" w:hAnsi="Arial" w:cs="Arial"/>
-        </w:rPr>
-        <w:t>analysis</w:t>
-      </w:r>
-      <w:r>
-        <w:rPr>
-          <w:rFonts w:ascii="Arial" w:hAnsi="Arial" w:cs="Arial"/>
-        </w:rPr>
-        <w:t xml:space="preserve">, </w:t>
-      </w:r>
-      <w:r>
-        <w:rPr>
-          <w:rFonts w:ascii="Arial" w:hAnsi="Arial" w:cs="Arial"/>
-        </w:rPr>
-        <w:t xml:space="preserve">figure creation, secondary </w:t>
-      </w:r>
-      <w:r>
-        <w:rPr>
-          <w:rFonts w:ascii="Arial" w:hAnsi="Arial" w:cs="Arial"/>
-        </w:rPr>
-        <w:t>writing</w:t>
       </w:r>
     </w:p>
     <w:p>
@@ -1164,7 +1106,6 @@
         </w:rPr>
         <w:t xml:space="preserve">: </w:t>
       </w:r>
-      <w:proofErr w:type="gramStart"/>
       <w:r>
         <w:rPr>
           <w:rFonts w:ascii="Arial" w:hAnsi="Arial" w:cs="Arial"/>
@@ -1181,14 +1122,7 @@
         <w:rPr>
           <w:rFonts w:ascii="Arial" w:hAnsi="Arial" w:cs="Arial"/>
         </w:rPr>
-        <w:t>word</w:t>
-      </w:r>
-      <w:proofErr w:type="gramEnd"/>
-      <w:r>
-        <w:rPr>
-          <w:rFonts w:ascii="Arial" w:hAnsi="Arial" w:cs="Arial"/>
-        </w:rPr>
-        <w:t xml:space="preserve"> </w:t>
+        <w:t xml:space="preserve">word </w:t>
       </w:r>
       <w:r>
         <w:rPr>
@@ -2088,23 +2022,7 @@
           <w:rFonts w:ascii="Arial" w:hAnsi="Arial" w:cs="Arial"/>
           <w:highlight w:val="yellow"/>
         </w:rPr>
-        <w:t>MacDougall-</w:t>
-      </w:r>
-      <w:proofErr w:type="spellStart"/>
-      <w:r>
-        <w:rPr>
-          <w:rFonts w:ascii="Arial" w:hAnsi="Arial" w:cs="Arial"/>
-          <w:highlight w:val="yellow"/>
-        </w:rPr>
-        <w:t>Shackletons</w:t>
-      </w:r>
-      <w:proofErr w:type="spellEnd"/>
-      <w:r>
-        <w:rPr>
-          <w:rFonts w:ascii="Arial" w:hAnsi="Arial" w:cs="Arial"/>
-          <w:highlight w:val="yellow"/>
-        </w:rPr>
-        <w:t>?</w:t>
+        <w:t>MacDougall-Shackletons?</w:t>
       </w:r>
       <w:r>
         <w:rPr>
@@ -2895,29 +2813,680 @@
         </w:rPr>
         <w:t>onk parakeets (</w:t>
       </w:r>
-      <w:proofErr w:type="spellStart"/>
       <w:r>
         <w:rPr>
           <w:rFonts w:ascii="Arial" w:hAnsi="Arial" w:cs="Arial"/>
           <w:i/>
           <w:iCs/>
         </w:rPr>
-        <w:t>Myiopsitta</w:t>
-      </w:r>
-      <w:proofErr w:type="spellEnd"/>
-      <w:r>
+        <w:t>Myiopsitta monachus</w:t>
+      </w:r>
+      <w:r>
+        <w:rPr>
+          <w:rFonts w:ascii="Arial" w:hAnsi="Arial" w:cs="Arial"/>
+        </w:rPr>
+        <w:t>)</w:t>
+      </w:r>
+      <w:r>
+        <w:rPr>
+          <w:rFonts w:ascii="Arial" w:hAnsi="Arial" w:cs="Arial"/>
+        </w:rPr>
+        <w:t xml:space="preserve"> </w:t>
+      </w:r>
+      <w:r>
+        <w:rPr>
+          <w:rFonts w:ascii="Arial" w:hAnsi="Arial" w:cs="Arial"/>
+        </w:rPr>
+        <w:t>in</w:t>
+      </w:r>
+      <w:r>
+        <w:rPr>
+          <w:rFonts w:ascii="Arial" w:hAnsi="Arial" w:cs="Arial"/>
+        </w:rPr>
+        <w:t xml:space="preserve"> their native and introduced ranges </w:t>
+      </w:r>
+      <w:r>
+        <w:rPr>
+          <w:rFonts w:ascii="Arial" w:hAnsi="Arial" w:cs="Arial"/>
+        </w:rPr>
+        <w:t>produce</w:t>
+      </w:r>
+      <w:r>
+        <w:rPr>
+          <w:rFonts w:ascii="Arial" w:hAnsi="Arial" w:cs="Arial"/>
+        </w:rPr>
+        <w:t xml:space="preserve"> </w:t>
+      </w:r>
+      <w:r>
+        <w:rPr>
+          <w:rFonts w:ascii="Arial" w:hAnsi="Arial" w:cs="Arial"/>
+        </w:rPr>
+        <w:t>social calls</w:t>
+      </w:r>
+      <w:r>
+        <w:rPr>
+          <w:rFonts w:ascii="Arial" w:hAnsi="Arial" w:cs="Arial"/>
+        </w:rPr>
+        <w:t xml:space="preserve"> </w:t>
+      </w:r>
+      <w:r>
+        <w:rPr>
+          <w:rFonts w:ascii="Arial" w:hAnsi="Arial" w:cs="Arial"/>
+        </w:rPr>
+        <w:t xml:space="preserve">that are individually distinctive but still display statistically significant </w:t>
+      </w:r>
+      <w:r>
+        <w:rPr>
+          <w:rFonts w:ascii="Arial" w:hAnsi="Arial" w:cs="Arial"/>
+        </w:rPr>
+        <w:t>similarity within nesting sites</w:t>
+      </w:r>
+      <w:r>
+        <w:rPr>
+          <w:rFonts w:ascii="Arial" w:hAnsi="Arial" w:cs="Arial"/>
+        </w:rPr>
+        <w:t xml:space="preserve"> </w:t>
+      </w:r>
+      <w:r>
+        <w:rPr>
+          <w:rFonts w:ascii="Arial" w:hAnsi="Arial" w:cs="Arial"/>
+        </w:rPr>
+        <w:fldChar w:fldCharType="begin"/>
+      </w:r>
+      <w:r>
+        <w:rPr>
+          <w:rFonts w:ascii="Arial" w:hAnsi="Arial" w:cs="Arial"/>
+        </w:rPr>
+        <w:instrText xml:space="preserve"> ADDIN ZOTERO_ITEM CSL_CITATION {"citationID":"sOTi377T","properties":{"formattedCitation":"(Smith-Vidaurre et al., 2020, 2023)","plainCitation":"(Smith-Vidaurre et al., 2020, 2023)","noteIndex":0},"citationItems":[{"id":536,"uris":["http://zotero.org/groups/5786507/items/ZNXJZAJT"],"itemData":{"id":536,"type":"article-journal","abstract":"Despite longstanding interest in the evolutionary origins and maintenance of vocal learning, we know relatively little about how social dynamics influence vocal learning processes in natural populations. The “signaling group membership” hypothesis proposes that socially learned calls evolved and are maintained as signals of group membership. However, in fission–fusion societies, individuals can interact in social groups across various social scales. For learned calls to signal group membership over multiple social scales, they must contain information about group membership over each of these scales, a concept termed “hierarchical mapping.” Monk parakeets (Myiopsitta monachus), small parrots native to South America, exhibit vocal mimicry in captivity and fission–fusion social dynamics in the wild. We examined patterns of contact call acoustic similarity in Uruguay to test the hierarchical mapping assumption of the signaling group membership hypothesis. We also asked whether geographic variation patterns matched regional dialects or geographic clines that have been documented in other vocal learning species. We used visual inspection, spectrographic cross-correlation and random forests, a machine learning approach, to evaluate contact call similarity. We compared acoustic similarity across social scales and geographic distance using Mantel tests and spatial autocorrelation. We found high similarity within individuals, and low, albeit significant, similarity within groups at the pair, flock and site social scales. Patterns of acoustic similarity over geographic distance did not match mosaic or graded patterns expected in dialectal or clinal variation. Our findings suggest that monk parakeet social interactions rely more heavily upon individual recognition than group membership at higher social scales.","container-title":"Behavioral Ecology","DOI":"10.1093/beheco/arz202","ISSN":"1045-2249","issue":"2","journalAbbreviation":"Behavioral Ecology","page":"448-458","source":"Silverchair","title":"Individual signatures outweigh social group identity in contact calls of a communally nesting parrot","volume":"31","author":[{"family":"Smith-Vidaurre","given":"Grace"},{"family":"Araya-Salas","given":"Marcelo"},{"family":"Wright","given":"Timothy F"}],"issued":{"date-parts":[["2020",3,20]]}}},{"id":542,"uris":["http://zotero.org/groups/5786507/items/E7IVATDZ"],"itemData":{"id":542,"type":"article-journal","abstract":"Animals can actively encode different types of identity information in learned communication signals, such as group membership or individual identity. The social environments in which animals interact may favor different types of information, but whether identity information conveyed in learned signals is robust or responsive to social disruption over short evolutionary timescales is not well understood. We inferred the type of identity information that was most salient in vocal signals by combining computational tools, including supervised machine learning, with a conceptual framework of “hierarchical mapping”, or patterns of relative acoustic convergence across social scales. We used populations of a vocal learning species as a natural experiment to test whether the type of identity information emphasized in learned vocalizations changed in populations that experienced the social disruption of introduction into new parts of the world. We compared the social scales with the most salient identity information among native and introduced range monk parakeet (Myiopsitta monachus) calls recorded in Uruguay and the United States, respectively. We also evaluated whether the identity information emphasized in introduced range calls changed over time. To place our findings in an evolutionary context, we compared our results with another parrot species that exhibits well-established and distinctive regional vocal dialects that are consistent with signaling group identity. We found that both native and introduced range monk parakeet calls displayed the strongest convergence at the individual scale and minimal convergence within sites. We did not identify changes in the strength of acoustic convergence within sites over time in the introduced range calls. These results indicate that the individual identity information in learned vocalizations did not change over short evolutionary timescales in populations that experienced the social disruption of introduction. Our findings point to exciting new research directions about the robustness or responsiveness of communication systems over different evolutionary timescales.","container-title":"PLOS Computational Biology","DOI":"10.1371/journal.pcbi.1011231","ISSN":"1553-7358","issue":"7","journalAbbreviation":"PLOS Computational Biology","language":"en","note":"publisher: Public Library of Science","page":"e1011231","source":"PLoS Journals","title":"Individual identity information persists in learned calls of introduced parrot populations","volume":"19","author":[{"family":"Smith-Vidaurre","given":"Grace"},{"family":"Pérez-Marrufo","given":"Valeria"},{"family":"Hobson","given":"Elizabeth A."},{"family":"Salinas-Melgoza","given":"Alejandro"},{"family":"Wright","given":"Timothy F."}],"issued":{"date-parts":[["2023",7,27]]}}}],"schema":"https://github.com/citation-style-language/schema/raw/master/csl-citation.json"} </w:instrText>
+      </w:r>
+      <w:r>
+        <w:rPr>
+          <w:rFonts w:ascii="Arial" w:hAnsi="Arial" w:cs="Arial"/>
+        </w:rPr>
+        <w:fldChar w:fldCharType="separate"/>
+      </w:r>
+      <w:r>
+        <w:rPr>
+          <w:rFonts w:ascii="Arial" w:hAnsi="Arial" w:cs="Arial"/>
+        </w:rPr>
+        <w:t>(Smith-Vidaurre et al., 2020, 2023)</w:t>
+      </w:r>
+      <w:r>
+        <w:rPr>
+          <w:rFonts w:ascii="Arial" w:hAnsi="Arial" w:cs="Arial"/>
+        </w:rPr>
+        <w:fldChar w:fldCharType="end"/>
+      </w:r>
+      <w:r>
+        <w:rPr>
+          <w:rFonts w:ascii="Arial" w:hAnsi="Arial" w:cs="Arial"/>
+        </w:rPr>
+        <w:t xml:space="preserve"> and even regional populations </w:t>
+      </w:r>
+      <w:r>
+        <w:rPr>
+          <w:rFonts w:ascii="Arial" w:hAnsi="Arial" w:cs="Arial"/>
+        </w:rPr>
+        <w:fldChar w:fldCharType="begin"/>
+      </w:r>
+      <w:r>
+        <w:rPr>
+          <w:rFonts w:ascii="Arial" w:hAnsi="Arial" w:cs="Arial"/>
+        </w:rPr>
+        <w:instrText xml:space="preserve"> ADDIN ZOTERO_ITEM CSL_CITATION {"citationID":"eXbjAbkv","properties":{"formattedCitation":"(Buhrman-Deever et al., 2007; Smeele et al., 2023)","plainCitation":"(Buhrman-Deever et al., 2007; Smeele et al., 2023)","noteIndex":0},"citationItems":[{"id":595,"uris":["http://zotero.org/groups/5786507/items/WW5ZK4KD"],"itemData":{"id":595,"type":"article-journal","abstract":"Introduced feral populations offer a unique opportunity to study the effects of social interaction and founder effects on the development of geographic variation in learned vocalizations. Introduced populations of Monk Parakeets (Myiopsitta monachus) have been growing in number since the 1970s, with a mixture of isolated and potentially interacting populations. We surveyed diversity in contact calls of Monk Parakeet populations in Connecticut, Texas, Florida, and Louisiana. Contact call structure differed significantly among the isolated populations in each state. Contact call structure also differed significantly among potentially interacting nest colonies in coastal Connecticut, and these differences did not follow a geographic gradient. Limited dispersal distances, founder effects, and social learning preferences may play a role in call structure differences.","container-title":"The Condor","DOI":"10.1093/condor/109.2.389","ISSN":"1938-5129","issue":"2","journalAbbreviation":"The Condor","page":"389-398","source":"Silverchair","title":"Geographic Variation in Contact Calls of Feral North American Populations of the Monk Parakeet","volume":"109","author":[{"family":"Buhrman-Deever","given":"Susannah C."},{"family":"Rappaport","given":"Amy R."},{"family":"Bradbury","given":"Jack W."}],"issued":{"date-parts":[["2007",5,1]]}}},{"id":457,"uris":["http://zotero.org/users/6722993/items/YUE44IAR"],"itemData":{"id":457,"type":"article-journal","abstract":"In humans, identity is partly encoded in a voice-print that is carried across multiple vocalizations. Other species also signal vocal identity in calls, such as shown in the contact call of parrots. However, it remains unclear to what extent other call types in parrots are individually distinct, and whether there is an analogous voice-print across calls. Here we test if an individual signature is present in other call types, how stable this signature is, and if parrots exhibit voice-prints across call types. We recorded 5599 vocalizations from 229 individually marked monk parakeets (\n              Myiopsitta monachus\n              ) over a 2-year period in Barcelona, Spain. We examined five distinct call types, finding evidence for an individual signature in three. We further show that in the contact call, while birds are individually distinct, the calls are more variable than previously assumed, changing over short time scales (seconds to minutes). Finally, we provide evidence for voice-prints across multiple call types, with a discriminant function being able to predict caller identity across call types. This suggests that monk parakeets may be able to use vocal cues to recognize conspecifics, even across vocalization types and without necessarily needing active vocal signatures of identity.","container-title":"Royal Society Open Science","DOI":"10.1098/rsos.230835","ISSN":"2054-5703","issue":"10","journalAbbreviation":"R. Soc. open sci.","language":"en","page":"230835","source":"DOI.org (Crossref)","title":"Evidence for vocal signatures and voice-prints in a wild parrot","volume":"10","author":[{"family":"Smeele","given":"Simeon Q."},{"family":"Senar","given":"Juan Carlos"},{"family":"Aplin","given":"Lucy M."},{"family":"McElreath","given":"Mary Brooke"}],"issued":{"date-parts":[["2023",10]]}}}],"schema":"https://github.com/citation-style-language/schema/raw/master/csl-citation.json"} </w:instrText>
+      </w:r>
+      <w:r>
+        <w:rPr>
+          <w:rFonts w:ascii="Arial" w:hAnsi="Arial" w:cs="Arial"/>
+        </w:rPr>
+        <w:fldChar w:fldCharType="separate"/>
+      </w:r>
+      <w:r>
+        <w:rPr>
+          <w:rFonts w:ascii="Arial" w:hAnsi="Arial" w:cs="Arial"/>
+        </w:rPr>
+        <w:t>(Buhrman-Deever et al., 2007; Smeele et al., 2023)</w:t>
+      </w:r>
+      <w:r>
+        <w:rPr>
+          <w:rFonts w:ascii="Arial" w:hAnsi="Arial" w:cs="Arial"/>
+        </w:rPr>
+        <w:fldChar w:fldCharType="end"/>
+      </w:r>
+      <w:r>
+        <w:rPr>
+          <w:rFonts w:ascii="Arial" w:hAnsi="Arial" w:cs="Arial"/>
+        </w:rPr>
+        <w:t>.</w:t>
+      </w:r>
+      <w:r>
+        <w:rPr>
+          <w:rFonts w:ascii="Arial" w:hAnsi="Arial" w:cs="Arial"/>
+        </w:rPr>
+        <w:t xml:space="preserve"> </w:t>
+      </w:r>
+    </w:p>
+    <w:p>
+      <w:pPr>
+        <w:spacing w:line="360" w:lineRule="auto"/>
+        <w:ind w:firstLine="720"/>
+        <w:rPr>
+          <w:rFonts w:ascii="Arial" w:hAnsi="Arial" w:cs="Arial"/>
+        </w:rPr>
+      </w:pPr>
+      <w:r>
+        <w:rPr>
+          <w:rFonts w:ascii="Arial" w:hAnsi="Arial" w:cs="Arial"/>
+        </w:rPr>
+        <w:t>Synthetic vocalizations</w:t>
+      </w:r>
+      <w:r>
+        <w:rPr>
+          <w:rFonts w:ascii="Arial" w:hAnsi="Arial" w:cs="Arial"/>
+        </w:rPr>
+        <w:t xml:space="preserve"> and datasets</w:t>
+      </w:r>
+      <w:r>
+        <w:rPr>
+          <w:rFonts w:ascii="Arial" w:hAnsi="Arial" w:cs="Arial"/>
+        </w:rPr>
+        <w:t xml:space="preserve"> can be</w:t>
+      </w:r>
+      <w:r>
+        <w:rPr>
+          <w:rFonts w:ascii="Arial" w:hAnsi="Arial" w:cs="Arial"/>
+        </w:rPr>
+        <w:t xml:space="preserve"> </w:t>
+      </w:r>
+      <w:r>
+        <w:rPr>
+          <w:rFonts w:ascii="Arial" w:hAnsi="Arial" w:cs="Arial"/>
+        </w:rPr>
+        <w:t xml:space="preserve">a powerful tool to test how well bioacoustics </w:t>
+      </w:r>
+      <w:r>
+        <w:rPr>
+          <w:rFonts w:ascii="Arial" w:hAnsi="Arial" w:cs="Arial"/>
+        </w:rPr>
+        <w:t>methods</w:t>
+      </w:r>
+      <w:r>
+        <w:rPr>
+          <w:rFonts w:ascii="Arial" w:hAnsi="Arial" w:cs="Arial"/>
+        </w:rPr>
+        <w:t xml:space="preserve"> detect complex vocal information encoding, particularly when we can generate synthetic vocal identity signals with known complexity of information encoding.</w:t>
+      </w:r>
+      <w:r>
+        <w:rPr>
+          <w:rFonts w:ascii="Arial" w:hAnsi="Arial" w:cs="Arial"/>
+        </w:rPr>
+        <w:t xml:space="preserve"> Here, w</w:t>
+      </w:r>
+      <w:r>
+        <w:rPr>
+          <w:rFonts w:ascii="Arial" w:hAnsi="Arial" w:cs="Arial"/>
+        </w:rPr>
+        <w:t xml:space="preserve">e generated synthetic vocalizations with group and individual identity information encoded in frequency modulation patterns, or changes in frequency over time, which animals are expected to modify via learning. </w:t>
+      </w:r>
+      <w:r>
+        <w:rPr>
+          <w:rFonts w:ascii="Arial" w:hAnsi="Arial" w:cs="Arial"/>
+        </w:rPr>
+        <w:t xml:space="preserve">Generating synthetic </w:t>
+      </w:r>
+      <w:r>
+        <w:rPr>
+          <w:rFonts w:ascii="Arial" w:hAnsi="Arial" w:cs="Arial"/>
+        </w:rPr>
+        <w:lastRenderedPageBreak/>
+        <w:t xml:space="preserve">vocalizations with identity information encoded in frequency modulation patterns is supported by conceptual frameworks on learned vocal production (Janik &amp; Slater 2000), as well as empirical evidence consistent with information encoding in these patterns of frequency modulation that manifest as the overall “shape” of vocalizations that receivers may use for social recognition </w:t>
+      </w:r>
+      <w:r>
+        <w:rPr>
+          <w:rFonts w:ascii="Arial" w:hAnsi="Arial" w:cs="Arial"/>
+        </w:rPr>
+        <w:fldChar w:fldCharType="begin"/>
+      </w:r>
+      <w:r>
+        <w:rPr>
+          <w:rFonts w:ascii="Arial" w:hAnsi="Arial" w:cs="Arial"/>
+        </w:rPr>
+        <w:instrText xml:space="preserve"> ADDIN ZOTERO_ITEM CSL_CITATION {"citationID":"7UUrcQ7x","properties":{"formattedCitation":"(Berg, Delgado, Okawa, et al., 2011; Janik et al., 2006; Janik &amp; Sayigh, 2013; Wright, 1996)","plainCitation":"(Berg, Delgado, Okawa, et al., 2011; Janik et al., 2006; Janik &amp; Sayigh, 2013; Wright, 1996)","noteIndex":0},"citationItems":[{"id":527,"uris":["http://zotero.org/groups/5786507/items/M5RQLYC2"],"itemData":{"id":527,"type":"article-journal","abstract":"Contact calls function to coordinate movements in a wide variety of social animals. Where population density is high, visibility is low and repeated interactions occur between known social companions, calls are often individually recognizable. Parrots are highly social and make substantial daily movements, which appear to be mediated through contact calling. However, there is little experimental evidence for how free-ranging parrots recognize social companions. We quantified intra- and interindividual variation of contact calls in a banded population of green-rumped parrotlets in Venezuela. Recordings of a sample of males were made on replicate days as they announced their return to incubating mates. Spectrographic structure of these contact calls showed significantly more variation between than within individuals, and calls could be correctly classified to individuals more often than was expected by chance. Males varied across multiple dimensions simultaneously, including duration, frequency and frequency modulation of contact calls. Playback experiments showed that free-ranging female parrotlets responded significantly more often to their mates’ calls than to calls of males of other nests. Mate recognition via contact calls may be selectively advantageous during incubation and brooding if this reduces the potential costs associated with confusing contact calls of mates with those of nonmates, including infanticidal conspecifics.","container-title":"Animal Behaviour","DOI":"10.1016/j.anbehav.2010.10.012","ISSN":"0003-3472","issue":"1","journalAbbreviation":"Animal Behaviour","page":"241-248","source":"ScienceDirect","title":"Contact calls are used for individual mate recognition in free-ranging green-rumped parrotlets, &lt;i&gt;Forpus passerinus&lt;/i&gt;","volume":"81","author":[{"family":"Berg","given":"Karl S."},{"family":"Delgado","given":"Soraya"},{"family":"Okawa","given":"Rae"},{"family":"Beissinger","given":"Steven R."},{"family":"Bradbury","given":"Jack W."}],"issued":{"date-parts":[["2011",1,1]]}}},{"id":569,"uris":["http://zotero.org/groups/5786507/items/JNKBUUG2"],"itemData":{"id":569,"type":"article-journal","container-title":"PNAS","issue":"21","page":"8293-8297","title":"Signature whistle shape conveys identity information to bottlenose dolphins","volume":"103","author":[{"family":"Janik","given":"Vincent M."},{"family":"Sayigh","given":"L.S."},{"family":"Wells","given":"R.S."}],"issued":{"date-parts":[["2006"]]}}},{"id":571,"uris":["http://zotero.org/groups/5786507/items/8JR8VHHB"],"itemData":{"id":571,"type":"article-journal","abstract":"Bottlenose dolphins (Tursiops truncatus) produce individually distinctive signature whistles that broadcast the identity of the caller. Unlike voice cues that affect all calls of an animal, signature whistles are distinct whistle types carrying identity information in their frequency modulation pattern. Signature whistle development is influenced by vocal production learning. Animals use a whistle from their environment as a model, but modify it, and thus invent a novel signal. Dolphins also copy signature whistles of others, effectively addressing the whistle owner. This copying occurs at low rates and the resulting copies are recognizable as such by parameter variations in the copy. Captive dolphins can learn to associate novel whistles with objects and use these whistles to report on the presence or absence of the object. If applied to signature whistles, this ability would make the signature whistle a rare example of a learned referential signal in animals. Here, we review the history of signature whistle research, covering definitions, acoustic features, information content, contextual use, developmental aspects, and species comparisons with mammals and birds. We show how these signals stand out amongst recognition calls in animals and how they contribute to our understanding of complexity in animal communication.","container-title":"Journal of Comparative Physiology A","DOI":"10.1007/s00359-013-0817-7","ISSN":"1432-1351","issue":"6","journalAbbreviation":"J Comp Physiol A","language":"en","page":"479-489","source":"Springer Link","title":"Communication in bottlenose dolphins: 50 years of signature whistle research","title-short":"Communication in bottlenose dolphins","volume":"199","author":[{"family":"Janik","given":"Vincent M."},{"family":"Sayigh","given":"Laela S."}],"issued":{"date-parts":[["2013",6,1]]}}},{"id":519,"uris":["http://zotero.org/groups/5786507/items/CYI2BRGH"],"itemData":{"id":519,"type":"article-journal","abstract":"This study describes a system of regional dialects in the contact call of a parrot, the yellow-naped amazon (Amazona auropalliata.) Spectrographic cross-correlation analyses of calls from multiple adults at 16 roosts in Costa Rica reveal two distinct patterns of geographic variation in call structure: first, variation in the basic structure of the call by which roosts can be classified into three distinct dialects, and second, fine-scale variation of call structure among roosts within a dialect. Some birds at roosts bordering two dialects use the calls of both neighbouring dialects interchangeably. These results suggest that there are two distinct processes governing the diffusion of call types among roosts, with dialect borders acting as barriers to the spread of foreign calls. Such a dialect system could be maintained through either reduced dispersal of birds across dialect boundaries or alternatively, by reduced diffusion of call types. These two possibilities have different implications for the genetic isolation of populations and thus for both speciation and learning. This pattern is broadly similar to those seen in some songbirds and may be maintained in a similar manner.","container-title":"Proceedings of the Royal Society of London. Series B: Biological Sciences","DOI":"10.1098/rspb.1996.0128","issue":"1372","note":"publisher: Royal Society","page":"867-872","source":"royalsocietypublishing.org (Atypon)","title":"Regional dialects in the contact call of a parrot","volume":"263","author":[{"family":"Wright","given":"Timothy F."}],"issued":{"date-parts":[["1996"]]}}}],"schema":"https://github.com/citation-style-language/schema/raw/master/csl-citation.json"} </w:instrText>
+      </w:r>
+      <w:r>
+        <w:rPr>
+          <w:rFonts w:ascii="Arial" w:hAnsi="Arial" w:cs="Arial"/>
+        </w:rPr>
+        <w:fldChar w:fldCharType="separate"/>
+      </w:r>
+      <w:r>
+        <w:rPr>
+          <w:rFonts w:ascii="Arial" w:hAnsi="Arial" w:cs="Arial"/>
+        </w:rPr>
+        <w:t>(Berg, Delgado, Okawa, et al., 2011; Janik et al., 2006; Janik &amp; Sayigh, 2013; Wright, 1996)</w:t>
+      </w:r>
+      <w:r>
+        <w:rPr>
+          <w:rFonts w:ascii="Arial" w:hAnsi="Arial" w:cs="Arial"/>
+        </w:rPr>
+        <w:fldChar w:fldCharType="end"/>
+      </w:r>
+      <w:r>
+        <w:rPr>
+          <w:rFonts w:ascii="Arial" w:hAnsi="Arial" w:cs="Arial"/>
+        </w:rPr>
+        <w:t xml:space="preserve">. </w:t>
+      </w:r>
+      <w:r>
+        <w:rPr>
+          <w:rFonts w:ascii="Arial" w:hAnsi="Arial" w:cs="Arial"/>
+        </w:rPr>
+        <w:t>We created character strings that represented frequency modulation patterns as letters, and used a musical notation</w:t>
+      </w:r>
+      <w:r>
+        <w:rPr>
+          <w:rFonts w:ascii="Arial" w:hAnsi="Arial" w:cs="Arial"/>
+        </w:rPr>
+        <w:t>, Parson’s code,</w:t>
+      </w:r>
+      <w:r>
+        <w:rPr>
+          <w:rFonts w:ascii="Arial" w:hAnsi="Arial" w:cs="Arial"/>
+        </w:rPr>
+        <w:t xml:space="preserve"> to convert strings to frequency values. We made our code available in the new R package paRsynth and produced synthetic vocalizations with the soundgen R package. </w:t>
+      </w:r>
+      <w:r>
+        <w:rPr>
+          <w:rFonts w:ascii="Arial" w:hAnsi="Arial" w:cs="Arial"/>
+        </w:rPr>
+        <w:t>To validate this new methodology, and to test the flexibility of using synthetic vocalizations to study learned information encoding, w</w:t>
+      </w:r>
+      <w:r>
+        <w:rPr>
+          <w:rFonts w:ascii="Arial" w:hAnsi="Arial" w:cs="Arial"/>
+        </w:rPr>
+        <w:t xml:space="preserve">e performed </w:t>
+      </w:r>
+      <w:r>
+        <w:rPr>
+          <w:rFonts w:ascii="Arial" w:hAnsi="Arial" w:cs="Arial"/>
+        </w:rPr>
+        <w:t xml:space="preserve">computational </w:t>
+      </w:r>
+      <w:r>
+        <w:rPr>
+          <w:rFonts w:ascii="Arial" w:hAnsi="Arial" w:cs="Arial"/>
+        </w:rPr>
+        <w:t xml:space="preserve">experiments to assess how well a Gaussian mixture modeling clustering pipeline that relied on spectrographic cross-correlation, a traditional bioacoustics tool to quantify acoustic similarity, </w:t>
+      </w:r>
+      <w:r>
+        <w:rPr>
+          <w:rFonts w:ascii="Arial" w:hAnsi="Arial" w:cs="Arial"/>
+        </w:rPr>
+        <w:t xml:space="preserve">or the Levenstein or edit distance, </w:t>
+      </w:r>
+      <w:r>
+        <w:rPr>
+          <w:rFonts w:ascii="Arial" w:hAnsi="Arial" w:cs="Arial"/>
+        </w:rPr>
+        <w:t>could detect varying amounts of identity information encoded over two social levels</w:t>
+      </w:r>
+      <w:r>
+        <w:rPr>
+          <w:rFonts w:ascii="Arial" w:hAnsi="Arial" w:cs="Arial"/>
+        </w:rPr>
+        <w:t xml:space="preserve"> (group and individual information)</w:t>
+      </w:r>
+      <w:r>
+        <w:rPr>
+          <w:rFonts w:ascii="Arial" w:hAnsi="Arial" w:cs="Arial"/>
+        </w:rPr>
+        <w:t>,</w:t>
+      </w:r>
+      <w:r>
+        <w:rPr>
+          <w:rFonts w:ascii="Arial" w:hAnsi="Arial" w:cs="Arial"/>
+        </w:rPr>
+        <w:t xml:space="preserve"> as well as over social conditions expected to influence the uniqueness of identity information.</w:t>
+      </w:r>
+    </w:p>
+    <w:p>
+      <w:pPr>
+        <w:spacing w:line="360" w:lineRule="auto"/>
+        <w:rPr>
+          <w:rFonts w:ascii="Arial" w:hAnsi="Arial" w:cs="Arial"/>
+        </w:rPr>
+      </w:pPr>
+    </w:p>
+    <w:p>
+      <w:pPr>
+        <w:spacing w:line="360" w:lineRule="auto"/>
+        <w:rPr>
+          <w:rFonts w:ascii="Arial" w:hAnsi="Arial" w:cs="Arial"/>
+        </w:rPr>
+      </w:pPr>
+      <w:r>
+        <w:rPr>
+          <w:rFonts w:ascii="Arial" w:hAnsi="Arial" w:cs="Arial"/>
+          <w:u w:val="single"/>
+        </w:rPr>
+        <w:t>General</w:t>
+      </w:r>
+      <w:r>
+        <w:rPr>
+          <w:rFonts w:ascii="Arial" w:hAnsi="Arial" w:cs="Arial"/>
+          <w:u w:val="single"/>
+        </w:rPr>
+        <w:t xml:space="preserve"> </w:t>
+      </w:r>
+      <w:r>
+        <w:rPr>
+          <w:rFonts w:ascii="Arial" w:hAnsi="Arial" w:cs="Arial"/>
+          <w:u w:val="single"/>
+        </w:rPr>
+        <w:t>expected outcomes</w:t>
+      </w:r>
+      <w:r>
+        <w:rPr>
+          <w:rFonts w:ascii="Arial" w:hAnsi="Arial" w:cs="Arial"/>
+        </w:rPr>
+        <w:t xml:space="preserve">: </w:t>
+      </w:r>
+      <w:commentRangeStart w:id="11"/>
+      <w:r>
+        <w:rPr>
+          <w:rFonts w:ascii="Arial" w:hAnsi="Arial" w:cs="Arial"/>
+        </w:rPr>
+        <w:t>We</w:t>
+      </w:r>
+      <w:commentRangeEnd w:id="11"/>
+      <w:r>
+        <w:rPr>
+          <w:rStyle w:val="CommentReference"/>
+        </w:rPr>
+        <w:commentReference w:id="11"/>
+      </w:r>
+      <w:r>
+        <w:rPr>
+          <w:rFonts w:ascii="Arial" w:hAnsi="Arial" w:cs="Arial"/>
+        </w:rPr>
+        <w:t xml:space="preserve"> used the</w:t>
+      </w:r>
+      <w:r>
+        <w:rPr>
+          <w:rFonts w:ascii="Arial" w:hAnsi="Arial" w:cs="Arial"/>
+        </w:rPr>
+        <w:t xml:space="preserve"> </w:t>
+      </w:r>
+      <w:r>
+        <w:rPr>
+          <w:rFonts w:ascii="Arial" w:hAnsi="Arial" w:cs="Arial"/>
+        </w:rPr>
+        <w:t>edit distance on the original character strings as a baseline to assess how well the spectrographic cross-correlation pipeline detected the types of information that we originally encoded</w:t>
+      </w:r>
+      <w:r>
+        <w:rPr>
+          <w:rFonts w:ascii="Arial" w:hAnsi="Arial" w:cs="Arial"/>
+        </w:rPr>
+        <w:t xml:space="preserve"> in strings</w:t>
+      </w:r>
+      <w:r>
+        <w:rPr>
+          <w:rFonts w:ascii="Arial" w:hAnsi="Arial" w:cs="Arial"/>
+        </w:rPr>
+        <w:t>.</w:t>
+      </w:r>
+      <w:r>
+        <w:rPr>
+          <w:rFonts w:ascii="Arial" w:hAnsi="Arial" w:cs="Arial"/>
+        </w:rPr>
+        <w:t xml:space="preserve"> </w:t>
+      </w:r>
+      <w:r>
+        <w:rPr>
+          <w:rFonts w:ascii="Arial" w:hAnsi="Arial" w:cs="Arial"/>
+        </w:rPr>
+        <w:t xml:space="preserve">We calculated Cliff’s d as the effect size between </w:t>
+      </w:r>
+      <w:r>
+        <w:rPr>
+          <w:rFonts w:ascii="Arial" w:hAnsi="Arial" w:cs="Arial"/>
+        </w:rPr>
+        <w:t xml:space="preserve">clustering accuracies obtained through the spectrographic cross-correlation or the edit distance pipelines. </w:t>
+      </w:r>
+      <w:r>
+        <w:rPr>
+          <w:rFonts w:ascii="Arial" w:hAnsi="Arial" w:cs="Arial"/>
+        </w:rPr>
+        <w:t xml:space="preserve">We expected to identify clustering accuracies </w:t>
+      </w:r>
+      <w:r>
+        <w:rPr>
+          <w:rFonts w:ascii="Arial" w:hAnsi="Arial" w:cs="Arial"/>
+        </w:rPr>
+        <w:t xml:space="preserve">that were generally lower for spectrographic cross-correlation than the edit distance, since </w:t>
+      </w:r>
+      <w:r>
+        <w:rPr>
+          <w:rFonts w:ascii="Arial" w:hAnsi="Arial" w:cs="Arial"/>
+        </w:rPr>
+        <w:t>spectrographic cross-correlation was performed on strings transformed into synthetic audio files, which may</w:t>
+      </w:r>
+      <w:r>
+        <w:rPr>
+          <w:rFonts w:ascii="Arial" w:hAnsi="Arial" w:cs="Arial"/>
+        </w:rPr>
+        <w:t xml:space="preserve"> have led to losses of </w:t>
+      </w:r>
+      <w:r>
+        <w:rPr>
+          <w:rFonts w:ascii="Arial" w:hAnsi="Arial" w:cs="Arial"/>
+        </w:rPr>
+        <w:t xml:space="preserve">the original </w:t>
+      </w:r>
+      <w:r>
+        <w:rPr>
+          <w:rFonts w:ascii="Arial" w:hAnsi="Arial" w:cs="Arial"/>
+        </w:rPr>
+        <w:t>information</w:t>
+      </w:r>
+      <w:r>
+        <w:rPr>
+          <w:rFonts w:ascii="Arial" w:hAnsi="Arial" w:cs="Arial"/>
+        </w:rPr>
+        <w:t xml:space="preserve"> or added noise</w:t>
+      </w:r>
+      <w:r>
+        <w:rPr>
+          <w:rFonts w:ascii="Arial" w:hAnsi="Arial" w:cs="Arial"/>
+        </w:rPr>
+        <w:t>.</w:t>
+      </w:r>
+      <w:r>
+        <w:rPr>
+          <w:rFonts w:ascii="Arial" w:hAnsi="Arial" w:cs="Arial"/>
+        </w:rPr>
+        <w:t xml:space="preserve"> </w:t>
+      </w:r>
+      <w:r>
+        <w:rPr>
+          <w:rFonts w:ascii="Arial" w:hAnsi="Arial" w:cs="Arial"/>
+        </w:rPr>
+        <w:t>W</w:t>
+      </w:r>
+      <w:r>
+        <w:rPr>
+          <w:rFonts w:ascii="Arial" w:hAnsi="Arial" w:cs="Arial"/>
+        </w:rPr>
+        <w:t xml:space="preserve">e </w:t>
+      </w:r>
+      <w:r>
+        <w:rPr>
+          <w:rFonts w:ascii="Arial" w:hAnsi="Arial" w:cs="Arial"/>
+        </w:rPr>
+        <w:t xml:space="preserve">also </w:t>
+      </w:r>
+      <w:r>
+        <w:rPr>
+          <w:rFonts w:ascii="Arial" w:hAnsi="Arial" w:cs="Arial"/>
+        </w:rPr>
+        <w:t xml:space="preserve">calculated </w:t>
+      </w:r>
+      <w:commentRangeStart w:id="12"/>
+      <w:r>
+        <w:rPr>
+          <w:rFonts w:ascii="Arial" w:hAnsi="Arial" w:cs="Arial"/>
+        </w:rPr>
+        <w:t>Cliff’s d</w:t>
+      </w:r>
+      <w:commentRangeEnd w:id="12"/>
+      <w:r>
+        <w:rPr>
+          <w:rStyle w:val="CommentReference"/>
+        </w:rPr>
+        <w:commentReference w:id="12"/>
+      </w:r>
+      <w:r>
+        <w:rPr>
+          <w:rFonts w:ascii="Arial" w:hAnsi="Arial" w:cs="Arial"/>
+        </w:rPr>
+        <w:t xml:space="preserve"> as the effect size between</w:t>
+      </w:r>
+      <w:r>
+        <w:rPr>
+          <w:rFonts w:ascii="Arial" w:hAnsi="Arial" w:cs="Arial"/>
+        </w:rPr>
+        <w:t xml:space="preserve"> </w:t>
+      </w:r>
+      <w:r>
+        <w:rPr>
+          <w:rFonts w:ascii="Arial" w:hAnsi="Arial" w:cs="Arial"/>
+        </w:rPr>
+        <w:t xml:space="preserve">clustering accuracies at each social level. </w:t>
+      </w:r>
+      <w:r>
+        <w:rPr>
+          <w:rFonts w:ascii="Arial" w:hAnsi="Arial" w:cs="Arial"/>
+        </w:rPr>
+        <w:t xml:space="preserve">We expected to identify larger effect sizes </w:t>
+      </w:r>
+      <w:r>
+        <w:rPr>
+          <w:rFonts w:ascii="Arial" w:hAnsi="Arial" w:cs="Arial"/>
+        </w:rPr>
+        <w:t xml:space="preserve">when information encoding was higher for one social level than the other, and </w:t>
+      </w:r>
+      <w:r>
+        <w:rPr>
+          <w:rFonts w:ascii="Arial" w:hAnsi="Arial" w:cs="Arial"/>
+        </w:rPr>
+        <w:t xml:space="preserve">when signals were compared amongst fewer individuals or groups (e.g. </w:t>
+      </w:r>
+      <w:r>
+        <w:rPr>
+          <w:rFonts w:ascii="Arial" w:hAnsi="Arial" w:cs="Arial"/>
+        </w:rPr>
+        <w:t>social conditions</w:t>
+      </w:r>
+      <w:r>
+        <w:rPr>
+          <w:rFonts w:ascii="Arial" w:hAnsi="Arial" w:cs="Arial"/>
+        </w:rPr>
+        <w:t xml:space="preserve"> posed fewer </w:t>
+      </w:r>
+      <w:r>
+        <w:rPr>
+          <w:rFonts w:ascii="Arial" w:hAnsi="Arial" w:cs="Arial"/>
+        </w:rPr>
+        <w:t xml:space="preserve">limitations on the uniqueness </w:t>
+      </w:r>
+      <w:r>
+        <w:rPr>
+          <w:rFonts w:ascii="Arial" w:hAnsi="Arial" w:cs="Arial"/>
+        </w:rPr>
+        <w:t xml:space="preserve">of identity information at either social level). </w:t>
+      </w:r>
+    </w:p>
+    <w:p>
+      <w:pPr>
+        <w:spacing w:line="360" w:lineRule="auto"/>
+        <w:rPr>
+          <w:rFonts w:ascii="Arial" w:hAnsi="Arial" w:cs="Arial"/>
+        </w:rPr>
+      </w:pPr>
+    </w:p>
+    <w:p>
+      <w:pPr>
+        <w:spacing w:line="360" w:lineRule="auto"/>
+        <w:rPr>
+          <w:rFonts w:ascii="Arial" w:hAnsi="Arial" w:cs="Arial"/>
+        </w:rPr>
+      </w:pPr>
+      <w:commentRangeStart w:id="13"/>
+      <w:r>
+        <w:rPr>
+          <w:rFonts w:ascii="Arial" w:hAnsi="Arial" w:cs="Arial"/>
+          <w:b/>
+          <w:bCs/>
+        </w:rPr>
+        <w:t>Methods</w:t>
+      </w:r>
+      <w:commentRangeEnd w:id="13"/>
+      <w:r>
+        <w:rPr>
+          <w:rStyle w:val="CommentReference"/>
+        </w:rPr>
+        <w:commentReference w:id="13"/>
+      </w:r>
+      <w:r>
+        <w:rPr>
+          <w:rFonts w:ascii="Arial" w:hAnsi="Arial" w:cs="Arial"/>
+        </w:rPr>
+        <w:t>:</w:t>
+      </w:r>
+    </w:p>
+    <w:p>
+      <w:pPr>
+        <w:spacing w:line="360" w:lineRule="auto"/>
         <w:rPr>
           <w:rFonts w:ascii="Arial" w:hAnsi="Arial" w:cs="Arial"/>
           <w:i/>
           <w:iCs/>
         </w:rPr>
-        <w:t xml:space="preserve"> monachus</w:t>
-      </w:r>
-      <w:r>
-        <w:rPr>
-          <w:rFonts w:ascii="Arial" w:hAnsi="Arial" w:cs="Arial"/>
-        </w:rPr>
-        <w:t>)</w:t>
+      </w:pPr>
+      <w:r>
+        <w:rPr>
+          <w:rFonts w:ascii="Arial" w:hAnsi="Arial" w:cs="Arial"/>
+          <w:i/>
+          <w:iCs/>
+        </w:rPr>
+        <w:t>Encoding Group and Individual Identity Information in Signals</w:t>
+      </w:r>
+    </w:p>
+    <w:p>
+      <w:pPr>
+        <w:spacing w:line="360" w:lineRule="auto"/>
+        <w:rPr>
+          <w:rFonts w:ascii="Arial" w:hAnsi="Arial" w:cs="Arial"/>
+        </w:rPr>
+      </w:pPr>
+      <w:r>
+        <w:rPr>
+          <w:rFonts w:ascii="Arial" w:hAnsi="Arial" w:cs="Arial"/>
+        </w:rPr>
+        <w:tab/>
+      </w:r>
+      <w:r>
+        <w:rPr>
+          <w:rFonts w:ascii="Arial" w:hAnsi="Arial" w:cs="Arial"/>
+        </w:rPr>
+        <w:t>First</w:t>
+      </w:r>
+      <w:r>
+        <w:rPr>
+          <w:rFonts w:ascii="Arial" w:hAnsi="Arial" w:cs="Arial"/>
+        </w:rPr>
+        <w:t>,</w:t>
       </w:r>
       <w:r>
         <w:rPr>
@@ -2929,19 +3498,155 @@
         <w:rPr>
           <w:rFonts w:ascii="Arial" w:hAnsi="Arial" w:cs="Arial"/>
         </w:rPr>
-        <w:t>in</w:t>
-      </w:r>
-      <w:r>
-        <w:rPr>
-          <w:rFonts w:ascii="Arial" w:hAnsi="Arial" w:cs="Arial"/>
-        </w:rPr>
-        <w:t xml:space="preserve"> their native and introduced ranges </w:t>
-      </w:r>
-      <w:r>
-        <w:rPr>
-          <w:rFonts w:ascii="Arial" w:hAnsi="Arial" w:cs="Arial"/>
-        </w:rPr>
-        <w:t>produce</w:t>
+        <w:t xml:space="preserve">using R (TKTK citation), </w:t>
+      </w:r>
+      <w:r>
+        <w:rPr>
+          <w:rFonts w:ascii="Arial" w:hAnsi="Arial" w:cs="Arial"/>
+        </w:rPr>
+        <w:t>w</w:t>
+      </w:r>
+      <w:r>
+        <w:rPr>
+          <w:rFonts w:ascii="Arial" w:hAnsi="Arial" w:cs="Arial"/>
+        </w:rPr>
+        <w:t xml:space="preserve">e generated character strings to represent synthetic </w:t>
+      </w:r>
+      <w:r>
+        <w:rPr>
+          <w:rFonts w:ascii="Arial" w:hAnsi="Arial" w:cs="Arial"/>
+        </w:rPr>
+        <w:t>vocal identity signals</w:t>
+      </w:r>
+      <w:r>
+        <w:rPr>
+          <w:rFonts w:ascii="Arial" w:hAnsi="Arial" w:cs="Arial"/>
+        </w:rPr>
+        <w:t>.</w:t>
+      </w:r>
+      <w:r>
+        <w:rPr>
+          <w:rFonts w:ascii="Arial" w:hAnsi="Arial" w:cs="Arial"/>
+        </w:rPr>
+        <w:t xml:space="preserve"> Using character strings to represent vocal information is computationally efficient for many purposes, including simulations, like agent</w:t>
+      </w:r>
+      <w:r>
+        <w:rPr>
+          <w:rFonts w:ascii="Arial" w:hAnsi="Arial" w:cs="Arial"/>
+        </w:rPr>
+        <w:t>-based modeling</w:t>
+      </w:r>
+      <w:r>
+        <w:rPr>
+          <w:rFonts w:ascii="Arial" w:hAnsi="Arial" w:cs="Arial"/>
+        </w:rPr>
+        <w:t>.</w:t>
+      </w:r>
+      <w:r>
+        <w:rPr>
+          <w:rFonts w:ascii="Arial" w:hAnsi="Arial" w:cs="Arial"/>
+        </w:rPr>
+        <w:t xml:space="preserve"> Character strings comprised </w:t>
+      </w:r>
+      <w:commentRangeStart w:id="14"/>
+      <w:commentRangeStart w:id="15"/>
+      <w:r>
+        <w:rPr>
+          <w:rFonts w:ascii="Arial" w:hAnsi="Arial" w:cs="Arial"/>
+        </w:rPr>
+        <w:t>5 components</w:t>
+      </w:r>
+      <w:r>
+        <w:rPr>
+          <w:rFonts w:ascii="Arial" w:hAnsi="Arial" w:cs="Arial"/>
+        </w:rPr>
+        <w:t xml:space="preserve"> (Figure 1)</w:t>
+      </w:r>
+      <w:r>
+        <w:rPr>
+          <w:rFonts w:ascii="Arial" w:hAnsi="Arial" w:cs="Arial"/>
+        </w:rPr>
+        <w:t xml:space="preserve">: </w:t>
+      </w:r>
+      <w:commentRangeEnd w:id="14"/>
+      <w:r>
+        <w:rPr>
+          <w:rStyle w:val="CommentReference"/>
+        </w:rPr>
+        <w:commentReference w:id="14"/>
+      </w:r>
+      <w:commentRangeEnd w:id="15"/>
+      <w:r>
+        <w:rPr>
+          <w:rStyle w:val="CommentReference"/>
+        </w:rPr>
+        <w:commentReference w:id="15"/>
+      </w:r>
+      <w:r>
+        <w:rPr>
+          <w:rFonts w:ascii="Arial" w:hAnsi="Arial" w:cs="Arial"/>
+        </w:rPr>
+        <w:t xml:space="preserve">a global head </w:t>
+      </w:r>
+      <w:r>
+        <w:rPr>
+          <w:rFonts w:ascii="Arial" w:hAnsi="Arial" w:cs="Arial"/>
+        </w:rPr>
+        <w:t xml:space="preserve">(a string of characters shared across all individuals; </w:t>
+      </w:r>
+      <w:r>
+        <w:rPr>
+          <w:rFonts w:ascii="Arial" w:hAnsi="Arial" w:cs="Arial"/>
+        </w:rPr>
+        <w:t>TKTK character length)</w:t>
+      </w:r>
+      <w:r>
+        <w:rPr>
+          <w:rFonts w:ascii="Arial" w:hAnsi="Arial" w:cs="Arial"/>
+        </w:rPr>
+        <w:t>, a section of group information, a section of individual information, another section of group information, and a global tail</w:t>
+      </w:r>
+      <w:r>
+        <w:rPr>
+          <w:rFonts w:ascii="Arial" w:hAnsi="Arial" w:cs="Arial"/>
+        </w:rPr>
+        <w:t xml:space="preserve"> (</w:t>
+      </w:r>
+      <w:r>
+        <w:rPr>
+          <w:rFonts w:ascii="Arial" w:hAnsi="Arial" w:cs="Arial"/>
+        </w:rPr>
+        <w:t xml:space="preserve">a string of characters shared across all individuals; </w:t>
+      </w:r>
+      <w:r>
+        <w:rPr>
+          <w:rFonts w:ascii="Arial" w:hAnsi="Arial" w:cs="Arial"/>
+        </w:rPr>
+        <w:t>TKTK character length)</w:t>
+      </w:r>
+      <w:r>
+        <w:rPr>
+          <w:rFonts w:ascii="Arial" w:hAnsi="Arial" w:cs="Arial"/>
+        </w:rPr>
+        <w:t xml:space="preserve">. </w:t>
+      </w:r>
+      <w:r>
+        <w:rPr>
+          <w:rFonts w:ascii="Arial" w:hAnsi="Arial" w:cs="Arial"/>
+        </w:rPr>
+        <w:t xml:space="preserve">Later versions of our code will allow users to choose where and how much information is encoded in the signal. </w:t>
+      </w:r>
+      <w:r>
+        <w:rPr>
+          <w:rFonts w:ascii="Arial" w:hAnsi="Arial" w:cs="Arial"/>
+        </w:rPr>
+        <w:t xml:space="preserve">We varied </w:t>
+      </w:r>
+      <w:r>
+        <w:rPr>
+          <w:rFonts w:ascii="Arial" w:hAnsi="Arial" w:cs="Arial"/>
+        </w:rPr>
+        <w:t>the character length of</w:t>
       </w:r>
       <w:r>
         <w:rPr>
@@ -2953,7 +3658,37 @@
         <w:rPr>
           <w:rFonts w:ascii="Arial" w:hAnsi="Arial" w:cs="Arial"/>
         </w:rPr>
-        <w:t>social calls</w:t>
+        <w:t xml:space="preserve">the group and individual </w:t>
+      </w:r>
+      <w:r>
+        <w:rPr>
+          <w:rFonts w:ascii="Arial" w:hAnsi="Arial" w:cs="Arial"/>
+        </w:rPr>
+        <w:t>section</w:t>
+      </w:r>
+      <w:r>
+        <w:rPr>
+          <w:rFonts w:ascii="Arial" w:hAnsi="Arial" w:cs="Arial"/>
+        </w:rPr>
+        <w:t xml:space="preserve">s </w:t>
+      </w:r>
+      <w:r>
+        <w:rPr>
+          <w:rFonts w:ascii="Arial" w:hAnsi="Arial" w:cs="Arial"/>
+        </w:rPr>
+        <w:t xml:space="preserve">depending on treatment, discussed </w:t>
+      </w:r>
+      <w:r>
+        <w:rPr>
+          <w:rFonts w:ascii="Arial" w:hAnsi="Arial" w:cs="Arial"/>
+        </w:rPr>
+        <w:t>below. We</w:t>
+      </w:r>
+      <w:r>
+        <w:rPr>
+          <w:rFonts w:ascii="Arial" w:hAnsi="Arial" w:cs="Arial"/>
+        </w:rPr>
+        <w:t xml:space="preserve"> used three unique characters in the string: A, B, and C.</w:t>
       </w:r>
       <w:r>
         <w:rPr>
@@ -2961,17 +3696,37 @@
         </w:rPr>
         <w:t xml:space="preserve"> </w:t>
       </w:r>
-      <w:r>
-        <w:rPr>
-          <w:rFonts w:ascii="Arial" w:hAnsi="Arial" w:cs="Arial"/>
-        </w:rPr>
-        <w:t xml:space="preserve">that are individually distinctive but still display statistically significant </w:t>
-      </w:r>
-      <w:r>
-        <w:rPr>
-          <w:rFonts w:ascii="Arial" w:hAnsi="Arial" w:cs="Arial"/>
-        </w:rPr>
-        <w:t>similarity within nesting sites</w:t>
+      <w:commentRangeStart w:id="16"/>
+      <w:r>
+        <w:rPr>
+          <w:rFonts w:ascii="Arial" w:hAnsi="Arial" w:cs="Arial"/>
+        </w:rPr>
+        <w:t xml:space="preserve">Once character strings were generated, we </w:t>
+      </w:r>
+      <w:r>
+        <w:rPr>
+          <w:rFonts w:ascii="Arial" w:hAnsi="Arial" w:cs="Arial"/>
+        </w:rPr>
+        <w:t>added random variation</w:t>
+      </w:r>
+      <w:r>
+        <w:rPr>
+          <w:rFonts w:ascii="Arial" w:hAnsi="Arial" w:cs="Arial"/>
+        </w:rPr>
+        <w:t xml:space="preserve"> in each call to represent variation within an individual’s call repertoires</w:t>
+      </w:r>
+      <w:commentRangeEnd w:id="16"/>
+      <w:r>
+        <w:rPr>
+          <w:rStyle w:val="CommentReference"/>
+        </w:rPr>
+        <w:commentReference w:id="16"/>
+      </w:r>
+      <w:r>
+        <w:rPr>
+          <w:rFonts w:ascii="Arial" w:hAnsi="Arial" w:cs="Arial"/>
+        </w:rPr>
+        <w:t>.</w:t>
       </w:r>
       <w:r>
         <w:rPr>
@@ -2983,13 +3738,88 @@
         <w:rPr>
           <w:rFonts w:ascii="Arial" w:hAnsi="Arial" w:cs="Arial"/>
         </w:rPr>
+        <w:t>Total string length remained constant across individuals (</w:t>
+      </w:r>
+      <w:r>
+        <w:rPr>
+          <w:rFonts w:ascii="Arial" w:hAnsi="Arial" w:cs="Arial"/>
+        </w:rPr>
+        <w:t>36 characters</w:t>
+      </w:r>
+      <w:r>
+        <w:rPr>
+          <w:rFonts w:ascii="Arial" w:hAnsi="Arial" w:cs="Arial"/>
+        </w:rPr>
+        <w:t xml:space="preserve">). </w:t>
+      </w:r>
+    </w:p>
+    <w:p>
+      <w:pPr>
+        <w:spacing w:line="360" w:lineRule="auto"/>
+        <w:rPr>
+          <w:rFonts w:ascii="Arial" w:hAnsi="Arial" w:cs="Arial"/>
+        </w:rPr>
+      </w:pPr>
+      <w:r>
+        <w:rPr>
+          <w:rFonts w:ascii="Arial" w:hAnsi="Arial" w:cs="Arial"/>
+        </w:rPr>
+        <w:tab/>
+        <w:t xml:space="preserve">Next, </w:t>
+      </w:r>
+      <w:r>
+        <w:rPr>
+          <w:rFonts w:ascii="Arial" w:hAnsi="Arial" w:cs="Arial"/>
+        </w:rPr>
+        <w:t xml:space="preserve">we </w:t>
+      </w:r>
+      <w:r>
+        <w:rPr>
+          <w:rFonts w:ascii="Arial" w:hAnsi="Arial" w:cs="Arial"/>
+        </w:rPr>
+        <w:t>sonified</w:t>
+      </w:r>
+      <w:r>
+        <w:rPr>
+          <w:rFonts w:ascii="Arial" w:hAnsi="Arial" w:cs="Arial"/>
+        </w:rPr>
+        <w:t xml:space="preserve"> characters strings</w:t>
+      </w:r>
+      <w:r>
+        <w:rPr>
+          <w:rFonts w:ascii="Arial" w:hAnsi="Arial" w:cs="Arial"/>
+        </w:rPr>
+        <w:t xml:space="preserve"> to synthetic vocalizations</w:t>
+      </w:r>
+      <w:r>
+        <w:rPr>
+          <w:rFonts w:ascii="Arial" w:hAnsi="Arial" w:cs="Arial"/>
+        </w:rPr>
+        <w:t xml:space="preserve"> by using </w:t>
+      </w:r>
+      <w:r>
+        <w:rPr>
+          <w:rFonts w:ascii="Arial" w:hAnsi="Arial" w:cs="Arial"/>
+        </w:rPr>
+        <w:t xml:space="preserve">Parson’s code. </w:t>
+      </w:r>
+      <w:r>
+        <w:rPr>
+          <w:rFonts w:ascii="Arial" w:hAnsi="Arial" w:cs="Arial"/>
+        </w:rPr>
+        <w:t xml:space="preserve">Parson’s code summarizes the information in a tune or signal while reducing over its global characteristics </w:t>
+      </w:r>
+      <w:r>
+        <w:rPr>
+          <w:rFonts w:ascii="Arial" w:hAnsi="Arial" w:cs="Arial"/>
+        </w:rPr>
         <w:fldChar w:fldCharType="begin"/>
       </w:r>
       <w:r>
         <w:rPr>
           <w:rFonts w:ascii="Arial" w:hAnsi="Arial" w:cs="Arial"/>
         </w:rPr>
-        <w:instrText xml:space="preserve"> ADDIN ZOTERO_ITEM CSL_CITATION {"citationID":"sOTi377T","properties":{"formattedCitation":"(Smith-Vidaurre et al., 2020, 2023)","plainCitation":"(Smith-Vidaurre et al., 2020, 2023)","noteIndex":0},"citationItems":[{"id":536,"uris":["http://zotero.org/groups/5786507/items/ZNXJZAJT"],"itemData":{"id":536,"type":"article-journal","abstract":"Despite longstanding interest in the evolutionary origins and maintenance of vocal learning, we know relatively little about how social dynamics influence vocal learning processes in natural populations. The “signaling group membership” hypothesis proposes that socially learned calls evolved and are maintained as signals of group membership. However, in fission–fusion societies, individuals can interact in social groups across various social scales. For learned calls to signal group membership over multiple social scales, they must contain information about group membership over each of these scales, a concept termed “hierarchical mapping.” Monk parakeets (Myiopsitta monachus), small parrots native to South America, exhibit vocal mimicry in captivity and fission–fusion social dynamics in the wild. We examined patterns of contact call acoustic similarity in Uruguay to test the hierarchical mapping assumption of the signaling group membership hypothesis. We also asked whether geographic variation patterns matched regional dialects or geographic clines that have been documented in other vocal learning species. We used visual inspection, spectrographic cross-correlation and random forests, a machine learning approach, to evaluate contact call similarity. We compared acoustic similarity across social scales and geographic distance using Mantel tests and spatial autocorrelation. We found high similarity within individuals, and low, albeit significant, similarity within groups at the pair, flock and site social scales. Patterns of acoustic similarity over geographic distance did not match mosaic or graded patterns expected in dialectal or clinal variation. Our findings suggest that monk parakeet social interactions rely more heavily upon individual recognition than group membership at higher social scales.","container-title":"Behavioral Ecology","DOI":"10.1093/beheco/arz202","ISSN":"1045-2249","issue":"2","journalAbbreviation":"Behavioral Ecology","page":"448-458","source":"Silverchair","title":"Individual signatures outweigh social group identity in contact calls of a communally nesting parrot","volume":"31","author":[{"family":"Smith-Vidaurre","given":"Grace"},{"family":"Araya-Salas","given":"Marcelo"},{"family":"Wright","given":"Timothy F"}],"issued":{"date-parts":[["2020",3,20]]}}},{"id":542,"uris":["http://zotero.org/groups/5786507/items/E7IVATDZ"],"itemData":{"id":542,"type":"article-journal","abstract":"Animals can actively encode different types of identity information in learned communication signals, such as group membership or individual identity. The social environments in which animals interact may favor different types of information, but whether identity information conveyed in learned signals is robust or responsive to social disruption over short evolutionary timescales is not well understood. We inferred the type of identity information that was most salient in vocal signals by combining computational tools, including supervised machine learning, with a conceptual framework of “hierarchical mapping”, or patterns of relative acoustic convergence across social scales. We used populations of a vocal learning species as a natural experiment to test whether the type of identity information emphasized in learned vocalizations changed in populations that experienced the social disruption of introduction into new parts of the world. We compared the social scales with the most salient identity information among native and introduced range monk parakeet (Myiopsitta monachus) calls recorded in Uruguay and the United States, respectively. We also evaluated whether the identity information emphasized in introduced range calls changed over time. To place our findings in an evolutionary context, we compared our results with another parrot species that exhibits well-established and distinctive regional vocal dialects that are consistent with signaling group identity. We found that both native and introduced range monk parakeet calls displayed the strongest convergence at the individual scale and minimal convergence within sites. We did not identify changes in the strength of acoustic convergence within sites over time in the introduced range calls. These results indicate that the individual identity information in learned vocalizations did not change over short evolutionary timescales in populations that experienced the social disruption of introduction. Our findings point to exciting new research directions about the robustness or responsiveness of communication systems over different evolutionary timescales.","container-title":"PLOS Computational Biology","DOI":"10.1371/journal.pcbi.1011231","ISSN":"1553-7358","issue":"7","journalAbbreviation":"PLOS Computational Biology","language":"en","note":"publisher: Public Library of Science","page":"e1011231","source":"PLoS Journals","title":"Individual identity information persists in learned calls of introduced parrot populations","volume":"19","author":[{"family":"Smith-Vidaurre","given":"Grace"},{"family":"Pérez-Marrufo","given":"Valeria"},{"family":"Hobson","given":"Elizabeth A."},{"family":"Salinas-Melgoza","given":"Alejandro"},{"family":"Wright","given":"Timothy F."}],"issued":{"date-parts":[["2023",7,27]]}}}],"schema":"https://github.com/citation-style-language/schema/raw/master/csl-citation.json"} </w:instrText>
+        <w:instrText xml:space="preserve"> ADDIN ZOTERO_ITEM CSL_CITATION {"citationID":"Uqyq1MIF","properties":{"formattedCitation":"(Parsons, 1975)","plainCitation":"(Parsons, 1975)","noteIndex":0},"citationItems":[{"id":598,"uris":["http://zotero.org/groups/5786507/items/ZVXRPGHR"],"itemData":{"id":598,"type":"book","abstract":"288 p. : 24 cm","ISBN":"978-0-904747-00-3","language":"eng","number-of-pages":"298","publisher":"Cambridge, Eng. : S. Brown","source":"Internet Archive","title":"The directory of tunes and musical themes","URL":"http://archive.org/details/directoryoftunes0000pars","author":[{"family":"Parsons","given":"Denys"}],"contributor":[{"literal":"Internet Archive"}],"accessed":{"date-parts":[["2024",12,20]]},"issued":{"date-parts":[["1975"]]}}}],"schema":"https://github.com/citation-style-language/schema/raw/master/csl-citation.json"} </w:instrText>
       </w:r>
       <w:r>
         <w:rPr>
@@ -3001,7 +3831,7 @@
         <w:rPr>
           <w:rFonts w:ascii="Arial" w:hAnsi="Arial" w:cs="Arial"/>
         </w:rPr>
-        <w:t>(Smith-Vidaurre et al., 2020, 2023)</w:t>
+        <w:t>(Parsons, 1975)</w:t>
       </w:r>
       <w:r>
         <w:rPr>
@@ -3013,7 +3843,7 @@
         <w:rPr>
           <w:rFonts w:ascii="Arial" w:hAnsi="Arial" w:cs="Arial"/>
         </w:rPr>
-        <w:t xml:space="preserve"> and even regional populations </w:t>
+        <w:t xml:space="preserve">. We used 1-Parsons encoding, which reduces the frequences profile of a signal to a “trit” of information by noting the direction of frequency change (up, down, or constant) in a series of subsamples from the original signal, known as Parsons segments. Parsons code is often used in the retrieval and study of music </w:t>
       </w:r>
       <w:r>
         <w:rPr>
@@ -3025,7 +3855,7 @@
         <w:rPr>
           <w:rFonts w:ascii="Arial" w:hAnsi="Arial" w:cs="Arial"/>
         </w:rPr>
-        <w:instrText xml:space="preserve"> ADDIN ZOTERO_ITEM CSL_CITATION {"citationID":"eXbjAbkv","properties":{"formattedCitation":"(Buhrman-Deever et al., 2007; Smeele et al., 2023)","plainCitation":"(Buhrman-Deever et al., 2007; Smeele et al., 2023)","noteIndex":0},"citationItems":[{"id":595,"uris":["http://zotero.org/groups/5786507/items/WW5ZK4KD"],"itemData":{"id":595,"type":"article-journal","abstract":"Introduced feral populations offer a unique opportunity to study the effects of social interaction and founder effects on the development of geographic variation in learned vocalizations. Introduced populations of Monk Parakeets (Myiopsitta monachus) have been growing in number since the 1970s, with a mixture of isolated and potentially interacting populations. We surveyed diversity in contact calls of Monk Parakeet populations in Connecticut, Texas, Florida, and Louisiana. Contact call structure differed significantly among the isolated populations in each state. Contact call structure also differed significantly among potentially interacting nest colonies in coastal Connecticut, and these differences did not follow a geographic gradient. Limited dispersal distances, founder effects, and social learning preferences may play a role in call structure differences.","container-title":"The Condor","DOI":"10.1093/condor/109.2.389","ISSN":"1938-5129","issue":"2","journalAbbreviation":"The Condor","page":"389-398","source":"Silverchair","title":"Geographic Variation in Contact Calls of Feral North American Populations of the Monk Parakeet","volume":"109","author":[{"family":"Buhrman-Deever","given":"Susannah C."},{"family":"Rappaport","given":"Amy R."},{"family":"Bradbury","given":"Jack W."}],"issued":{"date-parts":[["2007",5,1]]}}},{"id":457,"uris":["http://zotero.org/users/6722993/items/YUE44IAR"],"itemData":{"id":457,"type":"article-journal","abstract":"In humans, identity is partly encoded in a voice-print that is carried across multiple vocalizations. Other species also signal vocal identity in calls, such as shown in the contact call of parrots. However, it remains unclear to what extent other call types in parrots are individually distinct, and whether there is an analogous voice-print across calls. Here we test if an individual signature is present in other call types, how stable this signature is, and if parrots exhibit voice-prints across call types. We recorded 5599 vocalizations from 229 individually marked monk parakeets (\n              Myiopsitta monachus\n              ) over a 2-year period in Barcelona, Spain. We examined five distinct call types, finding evidence for an individual signature in three. We further show that in the contact call, while birds are individually distinct, the calls are more variable than previously assumed, changing over short time scales (seconds to minutes). Finally, we provide evidence for voice-prints across multiple call types, with a discriminant function being able to predict caller identity across call types. This suggests that monk parakeets may be able to use vocal cues to recognize conspecifics, even across vocalization types and without necessarily needing active vocal signatures of identity.","container-title":"Royal Society Open Science","DOI":"10.1098/rsos.230835","ISSN":"2054-5703","issue":"10","journalAbbreviation":"R. Soc. open sci.","language":"en","page":"230835","source":"DOI.org (Crossref)","title":"Evidence for vocal signatures and voice-prints in a wild parrot","volume":"10","author":[{"family":"Smeele","given":"Simeon Q."},{"family":"Senar","given":"Juan Carlos"},{"family":"Aplin","given":"Lucy M."},{"family":"McElreath","given":"Mary Brooke"}],"issued":{"date-parts":[["2023",10]]}}}],"schema":"https://github.com/citation-style-language/schema/raw/master/csl-citation.json"} </w:instrText>
+        <w:instrText xml:space="preserve"> ADDIN ZOTERO_ITEM CSL_CITATION {"citationID":"8E9FupMd","properties":{"formattedCitation":"(Downie, 2003)","plainCitation":"(Downie, 2003)","noteIndex":0},"citationItems":[{"id":601,"uris":["http://zotero.org/groups/5786507/items/IJTC2XE2"],"itemData":{"id":601,"type":"article-journal","container-title":"Annual review of information science and technology","issue":"1","page":"295-340","title":"Music information retrieval","volume":"37","author":[{"family":"Downie","given":"J.S."}],"issued":{"date-parts":[["2003"]]}}}],"schema":"https://github.com/citation-style-language/schema/raw/master/csl-citation.json"} </w:instrText>
       </w:r>
       <w:r>
         <w:rPr>
@@ -3037,7 +3867,7 @@
         <w:rPr>
           <w:rFonts w:ascii="Arial" w:hAnsi="Arial" w:cs="Arial"/>
         </w:rPr>
-        <w:t>(Buhrman-Deever et al., 2007; Smeele et al., 2023)</w:t>
+        <w:t>(Downie, 2003)</w:t>
       </w:r>
       <w:r>
         <w:rPr>
@@ -3049,7 +3879,79 @@
         <w:rPr>
           <w:rFonts w:ascii="Arial" w:hAnsi="Arial" w:cs="Arial"/>
         </w:rPr>
+        <w:t xml:space="preserve">, however researchers have used a Parsons code metric </w:t>
+      </w:r>
+      <w:r>
+        <w:rPr>
+          <w:rFonts w:ascii="Arial" w:hAnsi="Arial" w:cs="Arial"/>
+        </w:rPr>
+        <w:t xml:space="preserve">to </w:t>
+      </w:r>
+      <w:r>
+        <w:rPr>
+          <w:rFonts w:ascii="Arial" w:hAnsi="Arial" w:cs="Arial"/>
+        </w:rPr>
+        <w:t xml:space="preserve">decode information in frequency-based animal signals with great success </w:t>
+      </w:r>
+      <w:r>
+        <w:rPr>
+          <w:rFonts w:ascii="Arial" w:hAnsi="Arial" w:cs="Arial"/>
+        </w:rPr>
+        <w:fldChar w:fldCharType="begin"/>
+      </w:r>
+      <w:r>
+        <w:rPr>
+          <w:rFonts w:ascii="Arial" w:hAnsi="Arial" w:cs="Arial"/>
+        </w:rPr>
+        <w:instrText xml:space="preserve"> ADDIN ZOTERO_ITEM CSL_CITATION {"citationID":"r3ZuczO0","properties":{"formattedCitation":"(Kershenbaum et al., 2013)","plainCitation":"(Kershenbaum et al., 2013)","noteIndex":0},"citationItems":[{"id":599,"uris":["http://zotero.org/groups/5786507/items/MUGYAV6U"],"itemData":{"id":599,"type":"article-journal","abstract":"Bottlenose dolphins (Tursiops truncatus) produce many vocalisations, including whistles that are unique to the individual producing them. Such “signature whistles” play a role in individual recognition and maintaining group integrity. Previous work has shown that humans can successfully group the spectrographic representations of signature whistles according to the individual dolphins that produced them. However, attempts at using mathematical algorithms to perform a similar task have been less successful. A greater understanding of the encoding of identity information in signature whistles is important for assessing similarity of whistles and thus social influences on the development of these learned calls. We re-examined 400 signature whistles from 20 individual dolphins used in a previous study, and tested the performance of new mathematical algorithms. We compared the measure used in the original study (correlation matrix of evenly sampled frequency measurements) to one used in several previous studies (similarity matrix of time-warped whistles), and to a new algorithm based on the Parsons code, used in music retrieval databases. The Parsons code records the direction of frequency change at each time step, and is effective at capturing human perception of music. We analysed similarity matrices from each of these three techniques, as well as a random control, by unsupervised clustering using three separate techniques: k-means clustering, hierarchical clustering, and an adaptive resonance theory neural network. For each of the three clustering techniques, a seven-level Parsons algorithm provided better clustering than the correlation and dynamic time warping algorithms, and was closer to the near-perfect visual categorisations of human judges. Thus, the Parsons code captures much of the individual identity information present in signature whistles, and may prove useful in studies requiring quantification of whistle similarity.","container-title":"PLOS ONE","DOI":"10.1371/journal.pone.0077671","ISSN":"1932-6203","issue":"10","journalAbbreviation":"PLOS ONE","language":"en","note":"publisher: Public Library of Science","page":"e77671","source":"PLoS Journals","title":"The Encoding of Individual Identity in Dolphin Signature Whistles: How Much Information Is Needed?","title-short":"The Encoding of Individual Identity in Dolphin Signature Whistles","volume":"8","author":[{"family":"Kershenbaum","given":"Arik"},{"family":"Sayigh","given":"Laela S."},{"family":"Janik","given":"Vincent M."}],"issued":{"date-parts":[["2013",10,23]]}}}],"schema":"https://github.com/citation-style-language/schema/raw/master/csl-citation.json"} </w:instrText>
+      </w:r>
+      <w:r>
+        <w:rPr>
+          <w:rFonts w:ascii="Arial" w:hAnsi="Arial" w:cs="Arial"/>
+        </w:rPr>
+        <w:fldChar w:fldCharType="separate"/>
+      </w:r>
+      <w:r>
+        <w:rPr>
+          <w:rFonts w:ascii="Arial" w:hAnsi="Arial" w:cs="Arial"/>
+        </w:rPr>
+        <w:t>(Kershenbaum et al., 2013)</w:t>
+      </w:r>
+      <w:r>
+        <w:rPr>
+          <w:rFonts w:ascii="Arial" w:hAnsi="Arial" w:cs="Arial"/>
+        </w:rPr>
+        <w:fldChar w:fldCharType="end"/>
+      </w:r>
+      <w:r>
+        <w:rPr>
+          <w:rFonts w:ascii="Arial" w:hAnsi="Arial" w:cs="Arial"/>
+        </w:rPr>
         <w:t>.</w:t>
+      </w:r>
+      <w:r>
+        <w:rPr>
+          <w:rFonts w:ascii="Arial" w:hAnsi="Arial" w:cs="Arial"/>
+        </w:rPr>
+        <w:t xml:space="preserve"> </w:t>
+      </w:r>
+      <w:r>
+        <w:rPr>
+          <w:rFonts w:ascii="Arial" w:hAnsi="Arial" w:cs="Arial"/>
+        </w:rPr>
+        <w:t>Here, we used Paron’s code in a novel way, using it to encode</w:t>
+      </w:r>
+      <w:r>
+        <w:rPr>
+          <w:rFonts w:ascii="Arial" w:hAnsi="Arial" w:cs="Arial"/>
+        </w:rPr>
+        <w:t xml:space="preserve"> information in a signal rather than to decode information. </w:t>
+      </w:r>
+      <w:r>
+        <w:rPr>
+          <w:rFonts w:ascii="Arial" w:hAnsi="Arial" w:cs="Arial"/>
+        </w:rPr>
+        <w:t>Each unique character mapped onto a direction, such that A was converted into “up”, B into “down”, and C into “constant”.</w:t>
       </w:r>
       <w:r>
         <w:rPr>
@@ -3070,19 +3972,70 @@
         <w:rPr>
           <w:rFonts w:ascii="Arial" w:hAnsi="Arial" w:cs="Arial"/>
         </w:rPr>
-        <w:t>Synthetic vocalizations</w:t>
-      </w:r>
-      <w:r>
-        <w:rPr>
-          <w:rFonts w:ascii="Arial" w:hAnsi="Arial" w:cs="Arial"/>
-        </w:rPr>
-        <w:t xml:space="preserve"> and datasets</w:t>
-      </w:r>
-      <w:r>
-        <w:rPr>
-          <w:rFonts w:ascii="Arial" w:hAnsi="Arial" w:cs="Arial"/>
-        </w:rPr>
-        <w:t xml:space="preserve"> can be</w:t>
+        <w:t>Once strings were in Par</w:t>
+      </w:r>
+      <w:r>
+        <w:rPr>
+          <w:rFonts w:ascii="Arial" w:hAnsi="Arial" w:cs="Arial"/>
+        </w:rPr>
+        <w:t>s</w:t>
+      </w:r>
+      <w:r>
+        <w:rPr>
+          <w:rFonts w:ascii="Arial" w:hAnsi="Arial" w:cs="Arial"/>
+        </w:rPr>
+        <w:t xml:space="preserve">on’s code, we converted each section of the vocalization into frequency anchors, measured in Hz. Each </w:t>
+      </w:r>
+      <w:r>
+        <w:rPr>
+          <w:rFonts w:ascii="Arial" w:hAnsi="Arial" w:cs="Arial"/>
+        </w:rPr>
+        <w:t xml:space="preserve">subcomponent of synthetic vocalization </w:t>
+      </w:r>
+      <w:r>
+        <w:rPr>
+          <w:rFonts w:ascii="Arial" w:hAnsi="Arial" w:cs="Arial"/>
+        </w:rPr>
+        <w:t>started at a randomly selected frequency between (TKTK range)</w:t>
+      </w:r>
+      <w:r>
+        <w:rPr>
+          <w:rFonts w:ascii="Arial" w:hAnsi="Arial" w:cs="Arial"/>
+        </w:rPr>
+        <w:t xml:space="preserve">. </w:t>
+      </w:r>
+      <w:commentRangeStart w:id="17"/>
+      <w:commentRangeStart w:id="18"/>
+      <w:r>
+        <w:rPr>
+          <w:rFonts w:ascii="Arial" w:hAnsi="Arial" w:cs="Arial"/>
+        </w:rPr>
+        <w:t xml:space="preserve">This </w:t>
+      </w:r>
+      <w:r>
+        <w:rPr>
+          <w:rFonts w:ascii="Arial" w:hAnsi="Arial" w:cs="Arial"/>
+        </w:rPr>
+        <w:lastRenderedPageBreak/>
+        <w:t>starting frequency served as a baseline for creating frequency anchors with Par</w:t>
+      </w:r>
+      <w:r>
+        <w:rPr>
+          <w:rFonts w:ascii="Arial" w:hAnsi="Arial" w:cs="Arial"/>
+        </w:rPr>
+        <w:t>s</w:t>
+      </w:r>
+      <w:r>
+        <w:rPr>
+          <w:rFonts w:ascii="Arial" w:hAnsi="Arial" w:cs="Arial"/>
+        </w:rPr>
+        <w:t xml:space="preserve">on’s code, which determined if the </w:t>
+      </w:r>
+      <w:r>
+        <w:rPr>
+          <w:rFonts w:ascii="Arial" w:hAnsi="Arial" w:cs="Arial"/>
+        </w:rPr>
+        <w:t>next frequency anchor was greater than, less than, or the same as the frequency anchor before it.</w:t>
       </w:r>
       <w:r>
         <w:rPr>
@@ -3094,44 +4047,598 @@
         <w:rPr>
           <w:rFonts w:ascii="Arial" w:hAnsi="Arial" w:cs="Arial"/>
         </w:rPr>
-        <w:t xml:space="preserve">a powerful tool to test how well bioacoustics </w:t>
-      </w:r>
-      <w:r>
-        <w:rPr>
-          <w:rFonts w:ascii="Arial" w:hAnsi="Arial" w:cs="Arial"/>
-        </w:rPr>
-        <w:t>methods</w:t>
-      </w:r>
-      <w:r>
-        <w:rPr>
-          <w:rFonts w:ascii="Arial" w:hAnsi="Arial" w:cs="Arial"/>
-        </w:rPr>
-        <w:t xml:space="preserve"> detect complex vocal information encoding, particularly when we can generate synthetic vocal identity signals with known complexity of information encoding.</w:t>
-      </w:r>
-      <w:r>
-        <w:rPr>
-          <w:rFonts w:ascii="Arial" w:hAnsi="Arial" w:cs="Arial"/>
-        </w:rPr>
-        <w:t xml:space="preserve"> Here, w</w:t>
-      </w:r>
-      <w:r>
-        <w:rPr>
-          <w:rFonts w:ascii="Arial" w:hAnsi="Arial" w:cs="Arial"/>
-        </w:rPr>
-        <w:t xml:space="preserve">e generated synthetic vocalizations with group and individual identity information encoded in frequency modulation patterns, or changes in frequency over time, which animals are expected to modify via learning. </w:t>
-      </w:r>
-      <w:r>
-        <w:rPr>
-          <w:rFonts w:ascii="Arial" w:hAnsi="Arial" w:cs="Arial"/>
-        </w:rPr>
-        <w:t xml:space="preserve">Generating synthetic </w:t>
+        <w:t>For example, if a synthetic vocalization started at 4000Hz and the first Par</w:t>
+      </w:r>
+      <w:r>
+        <w:rPr>
+          <w:rFonts w:ascii="Arial" w:hAnsi="Arial" w:cs="Arial"/>
+        </w:rPr>
+        <w:t>s</w:t>
+      </w:r>
+      <w:r>
+        <w:rPr>
+          <w:rFonts w:ascii="Arial" w:hAnsi="Arial" w:cs="Arial"/>
+        </w:rPr>
+        <w:t xml:space="preserve">on’s code value is “constant”, then the next frequency </w:t>
+      </w:r>
+      <w:r>
+        <w:rPr>
+          <w:rFonts w:ascii="Arial" w:hAnsi="Arial" w:cs="Arial"/>
+        </w:rPr>
+        <w:t>anchor</w:t>
+      </w:r>
+      <w:r>
+        <w:rPr>
+          <w:rFonts w:ascii="Arial" w:hAnsi="Arial" w:cs="Arial"/>
+        </w:rPr>
+        <w:t xml:space="preserve"> would also be 4000Hz. However, if the first Parson’s code was “up”, then the second frequency anchor would be 5000Hz. </w:t>
+      </w:r>
+      <w:commentRangeEnd w:id="17"/>
+      <w:r>
+        <w:rPr>
+          <w:rStyle w:val="CommentReference"/>
+        </w:rPr>
+        <w:commentReference w:id="17"/>
+      </w:r>
+      <w:commentRangeEnd w:id="18"/>
+      <w:r>
+        <w:rPr>
+          <w:rStyle w:val="CommentReference"/>
+        </w:rPr>
+        <w:commentReference w:id="18"/>
+      </w:r>
+      <w:r>
+        <w:rPr>
+          <w:rFonts w:ascii="Arial" w:hAnsi="Arial" w:cs="Arial"/>
+        </w:rPr>
+        <w:t xml:space="preserve">Frequency shifts were kept constant at TKTK (I think 1000Hz). The starting frequency anchor was also used as a final frequency anchor in a vocalization subcomponent. Then, using </w:t>
+      </w:r>
+      <w:r>
+        <w:rPr>
+          <w:rFonts w:ascii="Arial" w:hAnsi="Arial" w:cs="Arial"/>
+        </w:rPr>
+        <w:t xml:space="preserve">the frequency anchors </w:t>
+      </w:r>
+      <w:r>
+        <w:rPr>
+          <w:rFonts w:ascii="Arial" w:hAnsi="Arial" w:cs="Arial"/>
+        </w:rPr>
+        <w:t>in</w:t>
+      </w:r>
+      <w:r>
+        <w:rPr>
+          <w:rFonts w:ascii="Arial" w:hAnsi="Arial" w:cs="Arial"/>
+        </w:rPr>
+        <w:t xml:space="preserve"> each </w:t>
+      </w:r>
+      <w:r>
+        <w:rPr>
+          <w:rFonts w:ascii="Arial" w:hAnsi="Arial" w:cs="Arial"/>
+        </w:rPr>
+        <w:t xml:space="preserve">synthetic vocalization </w:t>
+      </w:r>
+      <w:r>
+        <w:rPr>
+          <w:rFonts w:ascii="Arial" w:hAnsi="Arial" w:cs="Arial"/>
+        </w:rPr>
+        <w:t xml:space="preserve">to guide frequency modulation patterns, we </w:t>
+      </w:r>
+      <w:r>
+        <w:rPr>
+          <w:rFonts w:ascii="Arial" w:hAnsi="Arial" w:cs="Arial"/>
+        </w:rPr>
+        <w:t>generated</w:t>
+      </w:r>
+      <w:r>
+        <w:rPr>
+          <w:rFonts w:ascii="Arial" w:hAnsi="Arial" w:cs="Arial"/>
+        </w:rPr>
+        <w:t xml:space="preserve"> synthetic audio signals using the Soundgen </w:t>
+      </w:r>
+      <w:r>
+        <w:rPr>
+          <w:rFonts w:ascii="Arial" w:hAnsi="Arial" w:cs="Arial"/>
+        </w:rPr>
+        <w:t xml:space="preserve">package in R (CITE). </w:t>
+      </w:r>
+      <w:r>
+        <w:rPr>
+          <w:rFonts w:ascii="Arial" w:hAnsi="Arial" w:cs="Arial"/>
+        </w:rPr>
+        <w:t>The resulting s</w:t>
+      </w:r>
+      <w:r>
+        <w:rPr>
+          <w:rFonts w:ascii="Arial" w:hAnsi="Arial" w:cs="Arial"/>
+        </w:rPr>
+        <w:t xml:space="preserve">ynthetic </w:t>
+      </w:r>
+      <w:r>
+        <w:rPr>
+          <w:rFonts w:ascii="Arial" w:hAnsi="Arial" w:cs="Arial"/>
+        </w:rPr>
+        <w:t>vocalization</w:t>
+      </w:r>
+      <w:r>
+        <w:rPr>
+          <w:rFonts w:ascii="Arial" w:hAnsi="Arial" w:cs="Arial"/>
+        </w:rPr>
+        <w:t xml:space="preserve"> files were saved as </w:t>
+      </w:r>
+      <w:r>
+        <w:rPr>
+          <w:rFonts w:ascii="Arial" w:hAnsi="Arial" w:cs="Arial"/>
+        </w:rPr>
+        <w:t>.</w:t>
+      </w:r>
+      <w:r>
+        <w:rPr>
+          <w:rFonts w:ascii="Arial" w:hAnsi="Arial" w:cs="Arial"/>
+        </w:rPr>
+        <w:t xml:space="preserve">wav files. </w:t>
+      </w:r>
+      <w:r>
+        <w:rPr>
+          <w:rFonts w:ascii="Arial" w:hAnsi="Arial" w:cs="Arial"/>
+        </w:rPr>
+        <w:t xml:space="preserve"> </w:t>
+      </w:r>
+    </w:p>
+    <w:p>
+      <w:pPr>
+        <w:spacing w:line="360" w:lineRule="auto"/>
+        <w:ind w:firstLine="720"/>
+        <w:rPr>
+          <w:rFonts w:ascii="Arial" w:hAnsi="Arial" w:cs="Arial"/>
+        </w:rPr>
+      </w:pPr>
+      <w:r>
+        <w:rPr>
+          <w:rFonts w:ascii="Arial" w:hAnsi="Arial" w:cs="Arial"/>
+        </w:rPr>
+        <w:t>We used R to generate strings and synthetic audio signals, using the paRsynth package (code found TKTK here)</w:t>
+      </w:r>
+      <w:r>
+        <w:rPr>
+          <w:rFonts w:ascii="Arial" w:hAnsi="Arial" w:cs="Arial"/>
+        </w:rPr>
+        <w:t>.</w:t>
+      </w:r>
+    </w:p>
+    <w:p>
+      <w:pPr>
+        <w:spacing w:line="360" w:lineRule="auto"/>
+        <w:rPr>
+          <w:rFonts w:ascii="Arial" w:hAnsi="Arial" w:cs="Arial"/>
+        </w:rPr>
+      </w:pPr>
+    </w:p>
+    <w:p>
+      <w:pPr>
+        <w:spacing w:line="360" w:lineRule="auto"/>
+        <w:rPr>
+          <w:rFonts w:ascii="Arial" w:hAnsi="Arial" w:cs="Arial"/>
+          <w:i/>
+          <w:iCs/>
+        </w:rPr>
+      </w:pPr>
+      <w:r>
+        <w:rPr>
+          <w:rFonts w:ascii="Arial" w:hAnsi="Arial" w:cs="Arial"/>
+          <w:i/>
+          <w:iCs/>
+        </w:rPr>
+        <w:t xml:space="preserve">Detecting </w:t>
+      </w:r>
+      <w:r>
+        <w:rPr>
+          <w:rFonts w:ascii="Arial" w:hAnsi="Arial" w:cs="Arial"/>
+          <w:i/>
+          <w:iCs/>
+        </w:rPr>
+        <w:t xml:space="preserve">Synthetic Group and Individual Information </w:t>
+      </w:r>
+      <w:r>
+        <w:rPr>
+          <w:rFonts w:ascii="Arial" w:hAnsi="Arial" w:cs="Arial"/>
+          <w:i/>
+          <w:iCs/>
+        </w:rPr>
+        <w:t xml:space="preserve">in Synthetic </w:t>
+      </w:r>
+      <w:r>
+        <w:rPr>
+          <w:rFonts w:ascii="Arial" w:hAnsi="Arial" w:cs="Arial"/>
+          <w:i/>
+          <w:iCs/>
+        </w:rPr>
+        <w:t>Data</w:t>
+      </w:r>
+      <w:r>
+        <w:rPr>
+          <w:rFonts w:ascii="Arial" w:hAnsi="Arial" w:cs="Arial"/>
+          <w:i/>
+          <w:iCs/>
+        </w:rPr>
+        <w:t>s</w:t>
+      </w:r>
+      <w:r>
+        <w:rPr>
+          <w:rFonts w:ascii="Arial" w:hAnsi="Arial" w:cs="Arial"/>
+          <w:i/>
+          <w:iCs/>
+        </w:rPr>
+        <w:t>ets</w:t>
+      </w:r>
+    </w:p>
+    <w:p>
+      <w:pPr>
+        <w:spacing w:line="360" w:lineRule="auto"/>
+        <w:ind w:firstLine="720"/>
+        <w:rPr>
+          <w:rFonts w:ascii="Arial" w:hAnsi="Arial" w:cs="Arial"/>
+        </w:rPr>
+      </w:pPr>
+      <w:r>
+        <w:rPr>
+          <w:rFonts w:ascii="Arial" w:hAnsi="Arial" w:cs="Arial"/>
+        </w:rPr>
+        <w:t xml:space="preserve">Using the process described above, we created two synthetic data sets: one that created </w:t>
+      </w:r>
+      <w:commentRangeStart w:id="19"/>
+      <w:commentRangeStart w:id="20"/>
+      <w:r>
+        <w:rPr>
+          <w:rFonts w:ascii="Arial" w:hAnsi="Arial" w:cs="Arial"/>
+        </w:rPr>
+        <w:t xml:space="preserve">vocalizations </w:t>
+      </w:r>
+      <w:commentRangeEnd w:id="19"/>
+      <w:r>
+        <w:rPr>
+          <w:rStyle w:val="CommentReference"/>
+        </w:rPr>
+        <w:commentReference w:id="19"/>
+      </w:r>
+      <w:commentRangeEnd w:id="20"/>
+      <w:r>
+        <w:rPr>
+          <w:rStyle w:val="CommentReference"/>
+        </w:rPr>
+        <w:commentReference w:id="20"/>
+      </w:r>
+      <w:r>
+        <w:rPr>
+          <w:rFonts w:ascii="Arial" w:hAnsi="Arial" w:cs="Arial"/>
+        </w:rPr>
+        <w:t>with more group membership information than individual information</w:t>
+      </w:r>
+      <w:r>
+        <w:rPr>
+          <w:rFonts w:ascii="Arial" w:hAnsi="Arial" w:cs="Arial"/>
+        </w:rPr>
+        <w:t xml:space="preserve"> encoded</w:t>
+      </w:r>
+      <w:r>
+        <w:rPr>
+          <w:rFonts w:ascii="Arial" w:hAnsi="Arial" w:cs="Arial"/>
+        </w:rPr>
+        <w:t xml:space="preserve"> (Group Member</w:t>
+      </w:r>
+      <w:r>
+        <w:rPr>
+          <w:rFonts w:ascii="Arial" w:hAnsi="Arial" w:cs="Arial"/>
+        </w:rPr>
+        <w:t xml:space="preserve"> Information</w:t>
+      </w:r>
+      <w:r>
+        <w:rPr>
+          <w:rFonts w:ascii="Arial" w:hAnsi="Arial" w:cs="Arial"/>
+        </w:rPr>
+        <w:t xml:space="preserve"> Dataset</w:t>
+      </w:r>
+      <w:r>
+        <w:rPr>
+          <w:rFonts w:ascii="Arial" w:hAnsi="Arial" w:cs="Arial"/>
+        </w:rPr>
+        <w:t xml:space="preserve">: </w:t>
+      </w:r>
+      <w:r>
+        <w:rPr>
+          <w:rFonts w:ascii="Arial" w:hAnsi="Arial" w:cs="Arial"/>
+        </w:rPr>
+        <w:t>henceforth</w:t>
+      </w:r>
+      <w:r>
+        <w:rPr>
+          <w:rFonts w:ascii="Arial" w:hAnsi="Arial" w:cs="Arial"/>
+        </w:rPr>
+        <w:t xml:space="preserve"> the Group</w:t>
+      </w:r>
+      <w:r>
+        <w:rPr>
+          <w:rFonts w:ascii="Arial" w:hAnsi="Arial" w:cs="Arial"/>
+        </w:rPr>
+        <w:t xml:space="preserve"> dataset</w:t>
+      </w:r>
+      <w:r>
+        <w:rPr>
+          <w:rFonts w:ascii="Arial" w:hAnsi="Arial" w:cs="Arial"/>
+        </w:rPr>
+        <w:t xml:space="preserve">), and one that created </w:t>
+      </w:r>
+      <w:commentRangeStart w:id="21"/>
+      <w:r>
+        <w:rPr>
+          <w:rFonts w:ascii="Arial" w:hAnsi="Arial" w:cs="Arial"/>
+        </w:rPr>
+        <w:t xml:space="preserve">character strings </w:t>
+      </w:r>
+      <w:commentRangeEnd w:id="21"/>
+      <w:r>
+        <w:rPr>
+          <w:rStyle w:val="CommentReference"/>
+        </w:rPr>
+        <w:commentReference w:id="21"/>
+      </w:r>
+      <w:r>
+        <w:rPr>
+          <w:rFonts w:ascii="Arial" w:hAnsi="Arial" w:cs="Arial"/>
+        </w:rPr>
+        <w:t xml:space="preserve">with more individual information than group membership information </w:t>
+      </w:r>
+      <w:r>
+        <w:rPr>
+          <w:rFonts w:ascii="Arial" w:hAnsi="Arial" w:cs="Arial"/>
+        </w:rPr>
+        <w:t xml:space="preserve">encoded </w:t>
+      </w:r>
+      <w:r>
+        <w:rPr>
+          <w:rFonts w:ascii="Arial" w:hAnsi="Arial" w:cs="Arial"/>
+        </w:rPr>
+        <w:t>(</w:t>
+      </w:r>
+      <w:commentRangeStart w:id="22"/>
+      <w:r>
+        <w:rPr>
+          <w:rFonts w:ascii="Arial" w:hAnsi="Arial" w:cs="Arial"/>
+        </w:rPr>
+        <w:t>Individual</w:t>
+      </w:r>
+      <w:r>
+        <w:rPr>
+          <w:rFonts w:ascii="Arial" w:hAnsi="Arial" w:cs="Arial"/>
+        </w:rPr>
+        <w:t xml:space="preserve"> Information</w:t>
+      </w:r>
+      <w:r>
+        <w:rPr>
+          <w:rFonts w:ascii="Arial" w:hAnsi="Arial" w:cs="Arial"/>
+        </w:rPr>
+        <w:t xml:space="preserve"> Dataset</w:t>
+      </w:r>
+      <w:commentRangeEnd w:id="22"/>
+      <w:r>
+        <w:rPr>
+          <w:rFonts w:ascii="Arial" w:hAnsi="Arial" w:cs="Arial"/>
+        </w:rPr>
+        <w:t xml:space="preserve">; </w:t>
+      </w:r>
+      <w:r>
+        <w:rPr>
+          <w:rStyle w:val="CommentReference"/>
+        </w:rPr>
+        <w:commentReference w:id="22"/>
+      </w:r>
+      <w:r>
+        <w:rPr>
+          <w:rFonts w:ascii="Arial" w:hAnsi="Arial" w:cs="Arial"/>
+        </w:rPr>
+        <w:t>henceforth the Individual</w:t>
+      </w:r>
+      <w:r>
+        <w:rPr>
+          <w:rFonts w:ascii="Arial" w:hAnsi="Arial" w:cs="Arial"/>
+        </w:rPr>
+        <w:t xml:space="preserve"> dataset</w:t>
+      </w:r>
+      <w:r>
+        <w:rPr>
+          <w:rFonts w:ascii="Arial" w:hAnsi="Arial" w:cs="Arial"/>
+        </w:rPr>
+        <w:t xml:space="preserve">). In the </w:t>
+      </w:r>
+      <w:r>
+        <w:rPr>
+          <w:rFonts w:ascii="Arial" w:hAnsi="Arial" w:cs="Arial"/>
+        </w:rPr>
+        <w:t>Group</w:t>
+      </w:r>
+      <w:r>
+        <w:rPr>
+          <w:rFonts w:ascii="Arial" w:hAnsi="Arial" w:cs="Arial"/>
+        </w:rPr>
+        <w:t xml:space="preserve"> Dataset, individual information was set to a character length of 4 characters, and group </w:t>
+      </w:r>
+      <w:r>
+        <w:rPr>
+          <w:rFonts w:ascii="Arial" w:hAnsi="Arial" w:cs="Arial"/>
+        </w:rPr>
+        <w:t xml:space="preserve">member </w:t>
+      </w:r>
+      <w:r>
+        <w:rPr>
+          <w:rFonts w:ascii="Arial" w:hAnsi="Arial" w:cs="Arial"/>
+        </w:rPr>
+        <w:t xml:space="preserve">information was set to </w:t>
+      </w:r>
+      <w:commentRangeStart w:id="23"/>
+      <w:r>
+        <w:rPr>
+          <w:rFonts w:ascii="Arial" w:hAnsi="Arial" w:cs="Arial"/>
+        </w:rPr>
+        <w:t>a character length of 8 character</w:t>
+      </w:r>
+      <w:commentRangeEnd w:id="23"/>
+      <w:r>
+        <w:rPr>
+          <w:rStyle w:val="CommentReference"/>
+        </w:rPr>
+        <w:commentReference w:id="23"/>
+      </w:r>
+      <w:r>
+        <w:rPr>
+          <w:rFonts w:ascii="Arial" w:hAnsi="Arial" w:cs="Arial"/>
+        </w:rPr>
+        <w:t>.</w:t>
+      </w:r>
+      <w:r>
+        <w:rPr>
+          <w:rFonts w:ascii="Arial" w:hAnsi="Arial" w:cs="Arial"/>
+        </w:rPr>
+        <w:t xml:space="preserve"> In the Individual</w:t>
+      </w:r>
+      <w:r>
+        <w:rPr>
+          <w:rFonts w:ascii="Arial" w:hAnsi="Arial" w:cs="Arial"/>
+        </w:rPr>
+        <w:t xml:space="preserve"> </w:t>
+      </w:r>
+      <w:r>
+        <w:rPr>
+          <w:rFonts w:ascii="Arial" w:hAnsi="Arial" w:cs="Arial"/>
+        </w:rPr>
+        <w:t xml:space="preserve">Dataset, individual information was set to a </w:t>
+      </w:r>
+      <w:commentRangeStart w:id="24"/>
+      <w:r>
+        <w:rPr>
+          <w:rFonts w:ascii="Arial" w:hAnsi="Arial" w:cs="Arial"/>
+        </w:rPr>
+        <w:t>character length of 8 characters</w:t>
+      </w:r>
+      <w:commentRangeEnd w:id="24"/>
+      <w:r>
+        <w:rPr>
+          <w:rStyle w:val="CommentReference"/>
+        </w:rPr>
+        <w:commentReference w:id="24"/>
+      </w:r>
+      <w:r>
+        <w:rPr>
+          <w:rFonts w:ascii="Arial" w:hAnsi="Arial" w:cs="Arial"/>
+        </w:rPr>
+        <w:t>, and group information was set to a character length of 4 characters. For both datasets, there were 5 groups with 10 individuals per group</w:t>
+      </w:r>
+      <w:r>
+        <w:rPr>
+          <w:rFonts w:ascii="Arial" w:hAnsi="Arial" w:cs="Arial"/>
+        </w:rPr>
+        <w:t xml:space="preserve">, with 5 unique calls generated per individual. </w:t>
+      </w:r>
+    </w:p>
+    <w:p>
+      <w:pPr>
+        <w:spacing w:line="360" w:lineRule="auto"/>
+        <w:ind w:firstLine="720"/>
+        <w:rPr>
+          <w:rFonts w:ascii="Arial" w:hAnsi="Arial" w:cs="Arial"/>
+        </w:rPr>
+      </w:pPr>
+      <w:r>
+        <w:rPr>
+          <w:rFonts w:ascii="Arial" w:hAnsi="Arial" w:cs="Arial"/>
+        </w:rPr>
+        <w:t xml:space="preserve">After generating synthetic signals for these datasets, we used the </w:t>
+      </w:r>
+      <w:r>
+        <w:rPr>
+          <w:rFonts w:ascii="Arial" w:hAnsi="Arial" w:cs="Arial"/>
+        </w:rPr>
+        <w:t xml:space="preserve">soundgen </w:t>
+      </w:r>
+      <w:r>
+        <w:rPr>
+          <w:rFonts w:ascii="Arial" w:hAnsi="Arial" w:cs="Arial"/>
+        </w:rPr>
+        <w:t xml:space="preserve">package </w:t>
+      </w:r>
+      <w:r>
+        <w:rPr>
+          <w:rFonts w:ascii="Arial" w:hAnsi="Arial" w:cs="Arial"/>
+        </w:rPr>
+        <w:t xml:space="preserve">(TKTK citation) </w:t>
+      </w:r>
+      <w:r>
+        <w:rPr>
+          <w:rFonts w:ascii="Arial" w:hAnsi="Arial" w:cs="Arial"/>
+        </w:rPr>
+        <w:t xml:space="preserve">to convert the .wav files to spectrograms. </w:t>
+      </w:r>
+      <w:r>
+        <w:rPr>
+          <w:rFonts w:ascii="Arial" w:hAnsi="Arial" w:cs="Arial"/>
+          <w:highlight w:val="yellow"/>
+        </w:rPr>
+        <w:t>TKTK sentence about seeing these in figure</w:t>
+      </w:r>
+      <w:r>
+        <w:rPr>
+          <w:rFonts w:ascii="Arial" w:hAnsi="Arial" w:cs="Arial"/>
+          <w:highlight w:val="yellow"/>
+        </w:rPr>
+        <w:t>s</w:t>
+      </w:r>
+      <w:r>
+        <w:rPr>
+          <w:rFonts w:ascii="Arial" w:hAnsi="Arial" w:cs="Arial"/>
+          <w:highlight w:val="yellow"/>
+        </w:rPr>
+        <w:t xml:space="preserve"> </w:t>
+      </w:r>
+      <w:r>
+        <w:rPr>
+          <w:rFonts w:ascii="Arial" w:hAnsi="Arial" w:cs="Arial"/>
+        </w:rPr>
+        <w:t>2 and 3</w:t>
+      </w:r>
+      <w:r>
+        <w:rPr>
+          <w:rFonts w:ascii="Arial" w:hAnsi="Arial" w:cs="Arial"/>
+        </w:rPr>
+        <w:t xml:space="preserve">. </w:t>
+      </w:r>
+      <w:r>
+        <w:rPr>
+          <w:rFonts w:ascii="Arial" w:hAnsi="Arial" w:cs="Arial"/>
+        </w:rPr>
+        <w:t xml:space="preserve">To validate that the group and individual information we specified in the character strings could be recovered from the generated frequency signals, </w:t>
+      </w:r>
+      <w:r>
+        <w:rPr>
+          <w:rFonts w:ascii="Arial" w:hAnsi="Arial" w:cs="Arial"/>
+        </w:rPr>
+        <w:t>we performed spectrographic cross-correlation</w:t>
+      </w:r>
+      <w:r>
+        <w:rPr>
+          <w:rFonts w:ascii="Arial" w:hAnsi="Arial" w:cs="Arial"/>
+        </w:rPr>
+        <w:t xml:space="preserve"> </w:t>
+      </w:r>
+      <w:r>
+        <w:rPr>
+          <w:rFonts w:ascii="Arial" w:hAnsi="Arial" w:cs="Arial"/>
+        </w:rPr>
+        <w:t xml:space="preserve">on each dataset </w:t>
       </w:r>
       <w:r>
         <w:rPr>
           <w:rFonts w:ascii="Arial" w:hAnsi="Arial" w:cs="Arial"/>
         </w:rPr>
         <w:lastRenderedPageBreak/>
-        <w:t xml:space="preserve">vocalizations with identity information encoded in frequency modulation patterns is supported by conceptual frameworks on learned vocal production (Janik &amp; Slater 2000), as well as empirical evidence consistent with information encoding in these patterns of frequency modulation that manifest as the overall “shape” of vocalizations that receivers may use for social recognition </w:t>
+        <w:t xml:space="preserve">(SPCC; </w:t>
       </w:r>
       <w:r>
         <w:rPr>
@@ -3143,7 +4650,7 @@
         <w:rPr>
           <w:rFonts w:ascii="Arial" w:hAnsi="Arial" w:cs="Arial"/>
         </w:rPr>
-        <w:instrText xml:space="preserve"> ADDIN ZOTERO_ITEM CSL_CITATION {"citationID":"7UUrcQ7x","properties":{"formattedCitation":"(Berg, Delgado, Okawa, et al., 2011; Janik et al., 2006; Janik &amp; Sayigh, 2013; Wright, 1996)","plainCitation":"(Berg, Delgado, Okawa, et al., 2011; Janik et al., 2006; Janik &amp; Sayigh, 2013; Wright, 1996)","noteIndex":0},"citationItems":[{"id":527,"uris":["http://zotero.org/groups/5786507/items/M5RQLYC2"],"itemData":{"id":527,"type":"article-journal","abstract":"Contact calls function to coordinate movements in a wide variety of social animals. Where population density is high, visibility is low and repeated interactions occur between known social companions, calls are often individually recognizable. Parrots are highly social and make substantial daily movements, which appear to be mediated through contact calling. However, there is little experimental evidence for how free-ranging parrots recognize social companions. We quantified intra- and interindividual variation of contact calls in a banded population of green-rumped parrotlets in Venezuela. Recordings of a sample of males were made on replicate days as they announced their return to incubating mates. Spectrographic structure of these contact calls showed significantly more variation between than within individuals, and calls could be correctly classified to individuals more often than was expected by chance. Males varied across multiple dimensions simultaneously, including duration, frequency and frequency modulation of contact calls. Playback experiments showed that free-ranging female parrotlets responded significantly more often to their mates’ calls than to calls of males of other nests. Mate recognition via contact calls may be selectively advantageous during incubation and brooding if this reduces the potential costs associated with confusing contact calls of mates with those of nonmates, including infanticidal conspecifics.","container-title":"Animal Behaviour","DOI":"10.1016/j.anbehav.2010.10.012","ISSN":"0003-3472","issue":"1","journalAbbreviation":"Animal Behaviour","page":"241-248","source":"ScienceDirect","title":"Contact calls are used for individual mate recognition in free-ranging green-rumped parrotlets, &lt;i&gt;Forpus passerinus&lt;/i&gt;","volume":"81","author":[{"family":"Berg","given":"Karl S."},{"family":"Delgado","given":"Soraya"},{"family":"Okawa","given":"Rae"},{"family":"Beissinger","given":"Steven R."},{"family":"Bradbury","given":"Jack W."}],"issued":{"date-parts":[["2011",1,1]]}}},{"id":569,"uris":["http://zotero.org/groups/5786507/items/JNKBUUG2"],"itemData":{"id":569,"type":"article-journal","container-title":"PNAS","issue":"21","page":"8293-8297","title":"Signature whistle shape conveys identity information to bottlenose dolphins","volume":"103","author":[{"family":"Janik","given":"Vincent M."},{"family":"Sayigh","given":"L.S."},{"family":"Wells","given":"R.S."}],"issued":{"date-parts":[["2006"]]}}},{"id":571,"uris":["http://zotero.org/groups/5786507/items/8JR8VHHB"],"itemData":{"id":571,"type":"article-journal","abstract":"Bottlenose dolphins (Tursiops truncatus) produce individually distinctive signature whistles that broadcast the identity of the caller. Unlike voice cues that affect all calls of an animal, signature whistles are distinct whistle types carrying identity information in their frequency modulation pattern. Signature whistle development is influenced by vocal production learning. Animals use a whistle from their environment as a model, but modify it, and thus invent a novel signal. Dolphins also copy signature whistles of others, effectively addressing the whistle owner. This copying occurs at low rates and the resulting copies are recognizable as such by parameter variations in the copy. Captive dolphins can learn to associate novel whistles with objects and use these whistles to report on the presence or absence of the object. If applied to signature whistles, this ability would make the signature whistle a rare example of a learned referential signal in animals. Here, we review the history of signature whistle research, covering definitions, acoustic features, information content, contextual use, developmental aspects, and species comparisons with mammals and birds. We show how these signals stand out amongst recognition calls in animals and how they contribute to our understanding of complexity in animal communication.","container-title":"Journal of Comparative Physiology A","DOI":"10.1007/s00359-013-0817-7","ISSN":"1432-1351","issue":"6","journalAbbreviation":"J Comp Physiol A","language":"en","page":"479-489","source":"Springer Link","title":"Communication in bottlenose dolphins: 50 years of signature whistle research","title-short":"Communication in bottlenose dolphins","volume":"199","author":[{"family":"Janik","given":"Vincent M."},{"family":"Sayigh","given":"Laela S."}],"issued":{"date-parts":[["2013",6,1]]}}},{"id":519,"uris":["http://zotero.org/groups/5786507/items/CYI2BRGH"],"itemData":{"id":519,"type":"article-journal","abstract":"This study describes a system of regional dialects in the contact call of a parrot, the yellow-naped amazon (Amazona auropalliata.) Spectrographic cross-correlation analyses of calls from multiple adults at 16 roosts in Costa Rica reveal two distinct patterns of geographic variation in call structure: first, variation in the basic structure of the call by which roosts can be classified into three distinct dialects, and second, fine-scale variation of call structure among roosts within a dialect. Some birds at roosts bordering two dialects use the calls of both neighbouring dialects interchangeably. These results suggest that there are two distinct processes governing the diffusion of call types among roosts, with dialect borders acting as barriers to the spread of foreign calls. Such a dialect system could be maintained through either reduced dispersal of birds across dialect boundaries or alternatively, by reduced diffusion of call types. These two possibilities have different implications for the genetic isolation of populations and thus for both speciation and learning. This pattern is broadly similar to those seen in some songbirds and may be maintained in a similar manner.","container-title":"Proceedings of the Royal Society of London. Series B: Biological Sciences","DOI":"10.1098/rspb.1996.0128","issue":"1372","note":"publisher: Royal Society","page":"867-872","source":"royalsocietypublishing.org (Atypon)","title":"Regional dialects in the contact call of a parrot","volume":"263","author":[{"family":"Wright","given":"Timothy F."}],"issued":{"date-parts":[["1996"]]}}}],"schema":"https://github.com/citation-style-language/schema/raw/master/csl-citation.json"} </w:instrText>
+        <w:instrText xml:space="preserve"> ADDIN ZOTERO_ITEM CSL_CITATION {"citationID":"2alP2xFJ","properties":{"formattedCitation":"(Clark et al., 1987)","plainCitation":"(Clark et al., 1987)","noteIndex":0},"citationItems":[{"id":606,"uris":["http://zotero.org/groups/5786507/items/GR5UUI5P"],"itemData":{"id":606,"type":"article-journal","abstract":"Sound spectrograms have been a traditional method for comparing animal vocalizations and demonstrating their similarities or differences, but quantification of the comparative process has been difficult. This lack of quantification has hindered progress in documenting the timing and degree of song development in song birds. With this in mind, computer-based methods for sound comparison and sound averaging were developed. These methods utilize a numerical representation of a sound's frequency-time structure to compute a similarity value between any two sounds and an average sound spectrogram for a set of sounds. These analytical techniques were applied to an analysis of song notes of the swamp sparrow (Melospiza georgiana). The results demonstrate the usefulness of the methods and reveal new details in the description of the swamp sparrow's set of species-universal note types and in the decrease of note variability during the course of developmental transitions from subsong, through plastic song to song crystallization.","container-title":"Ethology","DOI":"10.1111/j.1439-0310.1987.tb00676.x","ISSN":"1439-0310","issue":"2","language":"en","license":"1987 Blackwell Verlag GmbH","note":"_eprint: https://onlinelibrary.wiley.com/doi/pdf/10.1111/j.1439-0310.1987.tb00676.x","page":"101-115","source":"Wiley Online Library","title":"Quantitative Analysis of Animal Vocal Phonology: an Application to Swamp Sparrow Song","title-short":"Quantitative Analysis of Animal Vocal Phonology","volume":"76","author":[{"family":"Clark","given":"Christopher W."},{"family":"Marler","given":"Peter"},{"family":"Beeman","given":"Kim"}],"issued":{"date-parts":[["1987"]]}}}],"schema":"https://github.com/citation-style-language/schema/raw/master/csl-citation.json"} </w:instrText>
       </w:r>
       <w:r>
         <w:rPr>
@@ -3155,7 +4662,7 @@
         <w:rPr>
           <w:rFonts w:ascii="Arial" w:hAnsi="Arial" w:cs="Arial"/>
         </w:rPr>
-        <w:t>(Berg, Delgado, Okawa, et al., 2011; Janik et al., 2006; Janik &amp; Sayigh, 2013; Wright, 1996)</w:t>
+        <w:t>Clark et al., 1987</w:t>
       </w:r>
       <w:r>
         <w:rPr>
@@ -3167,110 +4674,529 @@
         <w:rPr>
           <w:rFonts w:ascii="Arial" w:hAnsi="Arial" w:cs="Arial"/>
         </w:rPr>
+        <w:t>)</w:t>
+      </w:r>
+      <w:r>
+        <w:rPr>
+          <w:rFonts w:ascii="Arial" w:hAnsi="Arial" w:cs="Arial"/>
+        </w:rPr>
+        <w:t xml:space="preserve"> using the warbleR package. </w:t>
+      </w:r>
+      <w:r>
+        <w:rPr>
+          <w:rFonts w:ascii="Arial" w:hAnsi="Arial" w:cs="Arial"/>
+        </w:rPr>
+        <w:t xml:space="preserve">We performed SPCC with a Hanning window, a window length of 512 samples, and a window overlap of 90 samples. We used a Pearson’s correlation method and a bandpass filter of 0 to 20 kHz. </w:t>
+      </w:r>
+    </w:p>
+    <w:p>
+      <w:pPr>
+        <w:spacing w:line="360" w:lineRule="auto"/>
+        <w:ind w:firstLine="720"/>
+        <w:rPr>
+          <w:rFonts w:ascii="Arial" w:hAnsi="Arial" w:cs="Arial"/>
+        </w:rPr>
+      </w:pPr>
+      <w:r>
+        <w:rPr>
+          <w:rFonts w:ascii="Arial" w:hAnsi="Arial" w:cs="Arial"/>
+        </w:rPr>
+        <w:t xml:space="preserve">To assess hierarchical mapping patterns of our two datasets, we used non-metric multidimensional scaling (MDS) to reduce the dimensionality of the SPCC matrix for each dataset. </w:t>
+      </w:r>
+      <w:r>
+        <w:rPr>
+          <w:rFonts w:ascii="Arial" w:hAnsi="Arial" w:cs="Arial"/>
+        </w:rPr>
+        <w:t>We performed MDS over 15 dimensions so that the stress of the model was TKTK (less than 5). From these results, we</w:t>
+      </w:r>
+      <w:r>
+        <w:rPr>
+          <w:rFonts w:ascii="Arial" w:hAnsi="Arial" w:cs="Arial"/>
+        </w:rPr>
+        <w:t xml:space="preserve"> two</w:t>
+      </w:r>
+      <w:r>
+        <w:rPr>
+          <w:rFonts w:ascii="Arial" w:hAnsi="Arial" w:cs="Arial"/>
+        </w:rPr>
+        <w:t xml:space="preserve"> generated low-dimensional acoustic space plots </w:t>
+      </w:r>
+      <w:r>
+        <w:rPr>
+          <w:rFonts w:ascii="Arial" w:hAnsi="Arial" w:cs="Arial"/>
+        </w:rPr>
+        <w:t xml:space="preserve">for each dataset, one visualizing </w:t>
+      </w:r>
+      <w:r>
+        <w:rPr>
+          <w:rFonts w:ascii="Arial" w:hAnsi="Arial" w:cs="Arial"/>
+        </w:rPr>
+        <w:t>the</w:t>
+      </w:r>
+      <w:r>
+        <w:rPr>
+          <w:rFonts w:ascii="Arial" w:hAnsi="Arial" w:cs="Arial"/>
+        </w:rPr>
+        <w:t xml:space="preserve"> </w:t>
+      </w:r>
+      <w:r>
+        <w:rPr>
+          <w:rFonts w:ascii="Arial" w:hAnsi="Arial" w:cs="Arial"/>
+        </w:rPr>
+        <w:t>acoustic</w:t>
+      </w:r>
+      <w:r>
+        <w:rPr>
+          <w:rFonts w:ascii="Arial" w:hAnsi="Arial" w:cs="Arial"/>
+        </w:rPr>
+        <w:t xml:space="preserve"> space between group</w:t>
+      </w:r>
+      <w:r>
+        <w:rPr>
+          <w:rFonts w:ascii="Arial" w:hAnsi="Arial" w:cs="Arial"/>
+        </w:rPr>
+        <w:t>s</w:t>
+      </w:r>
+      <w:r>
+        <w:rPr>
+          <w:rFonts w:ascii="Arial" w:hAnsi="Arial" w:cs="Arial"/>
+        </w:rPr>
+        <w:t xml:space="preserve"> and one visualizing the acoustic space between individuals. In doing this for each dataset, we can compare how well </w:t>
+      </w:r>
+      <w:r>
+        <w:rPr>
+          <w:rFonts w:ascii="Arial" w:hAnsi="Arial" w:cs="Arial"/>
+        </w:rPr>
+        <w:t xml:space="preserve">the </w:t>
+      </w:r>
+      <w:r>
+        <w:rPr>
+          <w:rFonts w:ascii="Arial" w:hAnsi="Arial" w:cs="Arial"/>
+        </w:rPr>
+        <w:t>Group</w:t>
+      </w:r>
+      <w:r>
+        <w:rPr>
+          <w:rFonts w:ascii="Arial" w:hAnsi="Arial" w:cs="Arial"/>
+        </w:rPr>
+        <w:t xml:space="preserve"> dataset encodes information at the group level compared to the individual level and vice versa for the </w:t>
+      </w:r>
+      <w:r>
+        <w:rPr>
+          <w:rFonts w:ascii="Arial" w:hAnsi="Arial" w:cs="Arial"/>
+        </w:rPr>
+        <w:t>Individual</w:t>
+      </w:r>
+      <w:r>
+        <w:rPr>
+          <w:rFonts w:ascii="Arial" w:hAnsi="Arial" w:cs="Arial"/>
+        </w:rPr>
+        <w:t xml:space="preserve"> dataset. </w:t>
+      </w:r>
+    </w:p>
+    <w:p>
+      <w:pPr>
+        <w:spacing w:line="360" w:lineRule="auto"/>
+        <w:rPr>
+          <w:rFonts w:ascii="Arial" w:hAnsi="Arial" w:cs="Arial"/>
+          <w:i/>
+          <w:iCs/>
+        </w:rPr>
+      </w:pPr>
+    </w:p>
+    <w:p>
+      <w:pPr>
+        <w:spacing w:line="360" w:lineRule="auto"/>
+        <w:rPr>
+          <w:rFonts w:ascii="Arial" w:hAnsi="Arial" w:cs="Arial"/>
+          <w:i/>
+          <w:iCs/>
+        </w:rPr>
+      </w:pPr>
+      <w:r>
+        <w:rPr>
+          <w:rFonts w:ascii="Arial" w:hAnsi="Arial" w:cs="Arial"/>
+          <w:i/>
+          <w:iCs/>
+        </w:rPr>
+        <w:t xml:space="preserve">Synthetic Experiments to Assess </w:t>
+      </w:r>
+      <w:r>
+        <w:rPr>
+          <w:rFonts w:ascii="Arial" w:hAnsi="Arial" w:cs="Arial"/>
+          <w:i/>
+          <w:iCs/>
+        </w:rPr>
+        <w:t xml:space="preserve">Accuracy of </w:t>
+      </w:r>
+      <w:r>
+        <w:rPr>
+          <w:rFonts w:ascii="Arial" w:hAnsi="Arial" w:cs="Arial"/>
+          <w:i/>
+          <w:iCs/>
+        </w:rPr>
+        <w:t xml:space="preserve">Information Encoding and Decoding </w:t>
+      </w:r>
+      <w:r>
+        <w:rPr>
+          <w:rFonts w:ascii="Arial" w:hAnsi="Arial" w:cs="Arial"/>
+          <w:i/>
+          <w:iCs/>
+        </w:rPr>
+        <w:t>Across a Range of</w:t>
+      </w:r>
+      <w:r>
+        <w:rPr>
+          <w:rFonts w:ascii="Arial" w:hAnsi="Arial" w:cs="Arial"/>
+          <w:i/>
+          <w:iCs/>
+        </w:rPr>
+        <w:t xml:space="preserve"> Social </w:t>
+      </w:r>
+      <w:r>
+        <w:rPr>
+          <w:rFonts w:ascii="Arial" w:hAnsi="Arial" w:cs="Arial"/>
+          <w:i/>
+          <w:iCs/>
+        </w:rPr>
+        <w:t xml:space="preserve">Conditions </w:t>
+      </w:r>
+    </w:p>
+    <w:p>
+      <w:pPr>
+        <w:pStyle w:val="NoSpacing"/>
+        <w:spacing w:line="360" w:lineRule="auto"/>
+        <w:rPr>
+          <w:rFonts w:ascii="Arial" w:hAnsi="Arial" w:cs="Arial"/>
+        </w:rPr>
+      </w:pPr>
+      <w:r>
+        <w:rPr>
+          <w:rFonts w:ascii="Arial" w:hAnsi="Arial" w:cs="Arial"/>
+        </w:rPr>
+        <w:tab/>
+      </w:r>
+      <w:r>
+        <w:rPr>
+          <w:rFonts w:ascii="Arial" w:hAnsi="Arial" w:cs="Arial"/>
+        </w:rPr>
+        <w:t xml:space="preserve"> </w:t>
+      </w:r>
+      <w:r>
+        <w:rPr>
+          <w:rFonts w:ascii="Arial" w:hAnsi="Arial" w:cs="Arial"/>
+        </w:rPr>
+        <w:t xml:space="preserve">To test how </w:t>
+      </w:r>
+      <w:r>
+        <w:rPr>
+          <w:rFonts w:ascii="Arial" w:hAnsi="Arial" w:cs="Arial"/>
+        </w:rPr>
+        <w:t>accurately</w:t>
+      </w:r>
+      <w:r>
+        <w:rPr>
+          <w:rFonts w:ascii="Arial" w:hAnsi="Arial" w:cs="Arial"/>
+        </w:rPr>
+        <w:t xml:space="preserve"> </w:t>
+      </w:r>
+      <w:r>
+        <w:rPr>
+          <w:rFonts w:ascii="Arial" w:hAnsi="Arial" w:cs="Arial"/>
+        </w:rPr>
+        <w:t xml:space="preserve">varying amounts of group and individual </w:t>
+      </w:r>
+      <w:r>
+        <w:rPr>
+          <w:rFonts w:ascii="Arial" w:hAnsi="Arial" w:cs="Arial"/>
+        </w:rPr>
+        <w:t>information could</w:t>
+      </w:r>
+      <w:r>
+        <w:rPr>
+          <w:rFonts w:ascii="Arial" w:hAnsi="Arial" w:cs="Arial"/>
+        </w:rPr>
+        <w:t xml:space="preserve"> be recovered </w:t>
+      </w:r>
+      <w:r>
+        <w:rPr>
+          <w:rFonts w:ascii="Arial" w:hAnsi="Arial" w:cs="Arial"/>
+        </w:rPr>
+        <w:t>from synthetic signals</w:t>
+      </w:r>
+      <w:r>
+        <w:rPr>
+          <w:rFonts w:ascii="Arial" w:hAnsi="Arial" w:cs="Arial"/>
+        </w:rPr>
+        <w:t>,</w:t>
+      </w:r>
+      <w:r>
+        <w:rPr>
+          <w:rFonts w:ascii="Arial" w:hAnsi="Arial" w:cs="Arial"/>
+        </w:rPr>
+        <w:t xml:space="preserve"> we created synthetic </w:t>
+      </w:r>
+      <w:r>
+        <w:rPr>
+          <w:rFonts w:ascii="Arial" w:hAnsi="Arial" w:cs="Arial"/>
+        </w:rPr>
+        <w:t xml:space="preserve">signal datasets that approximated different information encoding outcomes </w:t>
+      </w:r>
+      <w:r>
+        <w:rPr>
+          <w:rFonts w:ascii="Arial" w:hAnsi="Arial" w:cs="Arial"/>
+        </w:rPr>
+        <w:t xml:space="preserve">across </w:t>
+      </w:r>
+      <w:r>
+        <w:rPr>
+          <w:rFonts w:ascii="Arial" w:hAnsi="Arial" w:cs="Arial"/>
+        </w:rPr>
+        <w:t>four</w:t>
+      </w:r>
+      <w:r>
+        <w:rPr>
+          <w:rFonts w:ascii="Arial" w:hAnsi="Arial" w:cs="Arial"/>
+        </w:rPr>
+        <w:t xml:space="preserve"> </w:t>
+      </w:r>
+      <w:r>
+        <w:rPr>
+          <w:rFonts w:ascii="Arial" w:hAnsi="Arial" w:cs="Arial"/>
+        </w:rPr>
+        <w:t xml:space="preserve">different social conditions: </w:t>
+      </w:r>
+      <w:r>
+        <w:rPr>
+          <w:rFonts w:ascii="Arial" w:hAnsi="Arial" w:cs="Arial"/>
+        </w:rPr>
+        <w:t>Sparse</w:t>
+      </w:r>
+      <w:r>
+        <w:rPr>
+          <w:rFonts w:ascii="Arial" w:hAnsi="Arial" w:cs="Arial"/>
+        </w:rPr>
+        <w:t xml:space="preserve"> </w:t>
+      </w:r>
+      <w:r>
+        <w:rPr>
+          <w:rFonts w:ascii="Arial" w:hAnsi="Arial" w:cs="Arial"/>
+        </w:rPr>
+        <w:t xml:space="preserve">(2 groups, 2 individuals per group), </w:t>
+      </w:r>
+      <w:r>
+        <w:rPr>
+          <w:rFonts w:ascii="Arial" w:hAnsi="Arial" w:cs="Arial"/>
+        </w:rPr>
+        <w:t>I</w:t>
+      </w:r>
+      <w:r>
+        <w:rPr>
+          <w:rFonts w:ascii="Arial" w:hAnsi="Arial" w:cs="Arial"/>
+        </w:rPr>
+        <w:t>ntermediate (</w:t>
+      </w:r>
+      <w:r>
+        <w:rPr>
+          <w:rFonts w:ascii="Arial" w:hAnsi="Arial" w:cs="Arial"/>
+        </w:rPr>
+        <w:t>6</w:t>
+      </w:r>
+      <w:r>
+        <w:rPr>
+          <w:rFonts w:ascii="Arial" w:hAnsi="Arial" w:cs="Arial"/>
+        </w:rPr>
+        <w:t xml:space="preserve"> groups, </w:t>
+      </w:r>
+      <w:r>
+        <w:rPr>
+          <w:rFonts w:ascii="Arial" w:hAnsi="Arial" w:cs="Arial"/>
+        </w:rPr>
+        <w:t>6</w:t>
+      </w:r>
+      <w:r>
+        <w:rPr>
+          <w:rFonts w:ascii="Arial" w:hAnsi="Arial" w:cs="Arial"/>
+        </w:rPr>
+        <w:t xml:space="preserve"> individuals per group), </w:t>
+      </w:r>
+      <w:r>
+        <w:rPr>
+          <w:rFonts w:ascii="Arial" w:hAnsi="Arial" w:cs="Arial"/>
+        </w:rPr>
+        <w:t xml:space="preserve">Crowded (10 groups, 10 individuals per group), </w:t>
+      </w:r>
+      <w:r>
+        <w:rPr>
+          <w:rFonts w:ascii="Arial" w:hAnsi="Arial" w:cs="Arial"/>
+        </w:rPr>
+        <w:t xml:space="preserve">and </w:t>
+      </w:r>
+      <w:r>
+        <w:rPr>
+          <w:rFonts w:ascii="Arial" w:hAnsi="Arial" w:cs="Arial"/>
+        </w:rPr>
+        <w:t>D</w:t>
+      </w:r>
+      <w:r>
+        <w:rPr>
+          <w:rFonts w:ascii="Arial" w:hAnsi="Arial" w:cs="Arial"/>
+        </w:rPr>
+        <w:t xml:space="preserve">ense (20 groups, 20 individuals per group). </w:t>
+      </w:r>
+      <w:r>
+        <w:rPr>
+          <w:rFonts w:ascii="Arial" w:hAnsi="Arial" w:cs="Arial"/>
+        </w:rPr>
+        <w:t>We</w:t>
+      </w:r>
+      <w:r>
+        <w:rPr>
+          <w:rFonts w:ascii="Arial" w:hAnsi="Arial" w:cs="Arial"/>
+        </w:rPr>
+        <w:t xml:space="preserve"> kept the number of calls per individual constant at 2. </w:t>
+      </w:r>
+      <w:r>
+        <w:rPr>
+          <w:rFonts w:ascii="Arial" w:hAnsi="Arial" w:cs="Arial"/>
+        </w:rPr>
+        <w:t>These social conditions follow predictions for how many unique vocal signatures can be created at each social level (group or individual)</w:t>
+      </w:r>
+      <w:r>
+        <w:rPr>
+          <w:rFonts w:ascii="Arial" w:hAnsi="Arial" w:cs="Arial"/>
+        </w:rPr>
+        <w:t>, using an information theory perspective. TKTK add more here about the actual numbers</w:t>
+      </w:r>
+    </w:p>
+    <w:p>
+      <w:pPr>
+        <w:pStyle w:val="NoSpacing"/>
+        <w:spacing w:line="360" w:lineRule="auto"/>
+        <w:rPr>
+          <w:rFonts w:ascii="Arial" w:hAnsi="Arial" w:cs="Arial"/>
+        </w:rPr>
+      </w:pPr>
+      <w:r>
+        <w:rPr>
+          <w:rFonts w:ascii="Arial" w:hAnsi="Arial" w:cs="Arial"/>
+        </w:rPr>
+        <w:tab/>
+        <w:t>In each condition</w:t>
+      </w:r>
+      <w:r>
+        <w:rPr>
+          <w:rFonts w:ascii="Arial" w:hAnsi="Arial" w:cs="Arial"/>
+        </w:rPr>
+        <w:t>,</w:t>
+      </w:r>
+      <w:r>
+        <w:rPr>
+          <w:rFonts w:ascii="Arial" w:hAnsi="Arial" w:cs="Arial"/>
+        </w:rPr>
+        <w:t xml:space="preserve"> we created </w:t>
+      </w:r>
+      <w:r>
+        <w:rPr>
+          <w:rFonts w:ascii="Arial" w:hAnsi="Arial" w:cs="Arial"/>
+        </w:rPr>
+        <w:t>4</w:t>
+      </w:r>
+      <w:r>
+        <w:rPr>
+          <w:rFonts w:ascii="Arial" w:hAnsi="Arial" w:cs="Arial"/>
+        </w:rPr>
+        <w:t xml:space="preserve"> different datasets that varied the proportion of group to individual information encoded in calls</w:t>
+      </w:r>
+      <w:r>
+        <w:rPr>
+          <w:rFonts w:ascii="Arial" w:hAnsi="Arial" w:cs="Arial"/>
+        </w:rPr>
+        <w:t xml:space="preserve">. We kept the total information string length across these datasets constant at 20 characters, only changing the proportion of information that was group or individual information. These datasets represented the following information ratios: </w:t>
+      </w:r>
+      <w:r>
+        <w:rPr>
+          <w:rFonts w:ascii="Arial" w:hAnsi="Arial" w:cs="Arial"/>
+        </w:rPr>
+        <w:t xml:space="preserve">0 – no group information, all individual information, </w:t>
+      </w:r>
+      <w:r>
+        <w:rPr>
+          <w:rFonts w:ascii="Arial" w:hAnsi="Arial" w:cs="Arial"/>
+        </w:rPr>
+        <w:t>1/3, 2/3</w:t>
+      </w:r>
+      <w:r>
+        <w:rPr>
+          <w:rFonts w:ascii="Arial" w:hAnsi="Arial" w:cs="Arial"/>
+        </w:rPr>
+        <w:t>, 1 – all group information, no individual</w:t>
+      </w:r>
+      <w:r>
+        <w:rPr>
+          <w:rFonts w:ascii="Arial" w:hAnsi="Arial" w:cs="Arial"/>
+        </w:rPr>
         <w:t xml:space="preserve">. </w:t>
       </w:r>
       <w:r>
         <w:rPr>
           <w:rFonts w:ascii="Arial" w:hAnsi="Arial" w:cs="Arial"/>
         </w:rPr>
-        <w:t>We created character strings that represented frequency modulation patterns as letters, and used a musical notation</w:t>
-      </w:r>
-      <w:r>
-        <w:rPr>
-          <w:rFonts w:ascii="Arial" w:hAnsi="Arial" w:cs="Arial"/>
-        </w:rPr>
-        <w:t>, Parson’s code,</w:t>
-      </w:r>
-      <w:r>
-        <w:rPr>
-          <w:rFonts w:ascii="Arial" w:hAnsi="Arial" w:cs="Arial"/>
-        </w:rPr>
-        <w:t xml:space="preserve"> to convert strings to frequency values. We made our code available in the new R package </w:t>
-      </w:r>
-      <w:proofErr w:type="spellStart"/>
-      <w:r>
-        <w:rPr>
-          <w:rFonts w:ascii="Arial" w:hAnsi="Arial" w:cs="Arial"/>
-        </w:rPr>
-        <w:t>paRsynth</w:t>
-      </w:r>
-      <w:proofErr w:type="spellEnd"/>
-      <w:r>
-        <w:rPr>
-          <w:rFonts w:ascii="Arial" w:hAnsi="Arial" w:cs="Arial"/>
-        </w:rPr>
-        <w:t xml:space="preserve"> and produced synthetic vocalizations with the </w:t>
-      </w:r>
-      <w:proofErr w:type="spellStart"/>
-      <w:r>
-        <w:rPr>
-          <w:rFonts w:ascii="Arial" w:hAnsi="Arial" w:cs="Arial"/>
-        </w:rPr>
-        <w:t>soundgen</w:t>
-      </w:r>
-      <w:proofErr w:type="spellEnd"/>
-      <w:r>
-        <w:rPr>
-          <w:rFonts w:ascii="Arial" w:hAnsi="Arial" w:cs="Arial"/>
-        </w:rPr>
-        <w:t xml:space="preserve"> R package. </w:t>
-      </w:r>
-      <w:r>
-        <w:rPr>
-          <w:rFonts w:ascii="Arial" w:hAnsi="Arial" w:cs="Arial"/>
-        </w:rPr>
-        <w:t>To validate this new methodology, and to test the flexibility of using synthetic vocalizations to study learned information encoding, w</w:t>
-      </w:r>
-      <w:r>
-        <w:rPr>
-          <w:rFonts w:ascii="Arial" w:hAnsi="Arial" w:cs="Arial"/>
-        </w:rPr>
-        <w:t xml:space="preserve">e performed </w:t>
-      </w:r>
-      <w:r>
-        <w:rPr>
-          <w:rFonts w:ascii="Arial" w:hAnsi="Arial" w:cs="Arial"/>
-        </w:rPr>
-        <w:t xml:space="preserve">computational </w:t>
-      </w:r>
-      <w:r>
-        <w:rPr>
-          <w:rFonts w:ascii="Arial" w:hAnsi="Arial" w:cs="Arial"/>
-        </w:rPr>
-        <w:t>experiments to assess how well a Gaussian mixture modeling clustering pipeline that relied on spectrographic cross-correlation, a traditional bioacoustics tool to quantify acoustic similarity, could detect varying amounts of identity information encoded over two social levels</w:t>
-      </w:r>
-      <w:r>
-        <w:rPr>
-          <w:rFonts w:ascii="Arial" w:hAnsi="Arial" w:cs="Arial"/>
-        </w:rPr>
-        <w:t xml:space="preserve"> (group and individual information)</w:t>
-      </w:r>
-      <w:r>
-        <w:rPr>
-          <w:rFonts w:ascii="Arial" w:hAnsi="Arial" w:cs="Arial"/>
-        </w:rPr>
-        <w:t>,</w:t>
-      </w:r>
-      <w:r>
-        <w:rPr>
-          <w:rFonts w:ascii="Arial" w:hAnsi="Arial" w:cs="Arial"/>
-        </w:rPr>
-        <w:t xml:space="preserve"> as well as over social conditions expected to influence the uniqueness of identity information.</w:t>
-      </w:r>
-      <w:r>
-        <w:rPr>
-          <w:rFonts w:ascii="Arial" w:hAnsi="Arial" w:cs="Arial"/>
-        </w:rPr>
         <w:t xml:space="preserve"> </w:t>
       </w:r>
-    </w:p>
-    <w:p>
-      <w:pPr>
+      <w:r>
+        <w:rPr>
+          <w:rFonts w:ascii="Arial" w:hAnsi="Arial" w:cs="Arial"/>
+        </w:rPr>
+        <w:t xml:space="preserve">We ran </w:t>
+      </w:r>
+      <w:r>
+        <w:rPr>
+          <w:rFonts w:ascii="Arial" w:hAnsi="Arial" w:cs="Arial"/>
+        </w:rPr>
+        <w:t xml:space="preserve">8 </w:t>
+      </w:r>
+      <w:r>
+        <w:rPr>
+          <w:rFonts w:ascii="Arial" w:hAnsi="Arial" w:cs="Arial"/>
+        </w:rPr>
+        <w:t xml:space="preserve">iterations for each combination of information ratio and social condition. </w:t>
+      </w:r>
+    </w:p>
+    <w:p>
+      <w:pPr>
+        <w:pStyle w:val="NoSpacing"/>
         <w:spacing w:line="360" w:lineRule="auto"/>
         <w:rPr>
           <w:rFonts w:ascii="Arial" w:hAnsi="Arial" w:cs="Arial"/>
         </w:rPr>
       </w:pPr>
+      <w:r>
+        <w:rPr>
+          <w:rFonts w:ascii="Arial" w:hAnsi="Arial" w:cs="Arial"/>
+        </w:rPr>
+        <w:lastRenderedPageBreak/>
+        <w:tab/>
+        <w:t>After generating the</w:t>
+      </w:r>
+      <w:r>
+        <w:rPr>
+          <w:rFonts w:ascii="Arial" w:hAnsi="Arial" w:cs="Arial"/>
+        </w:rPr>
+        <w:t>se</w:t>
+      </w:r>
+      <w:r>
+        <w:rPr>
+          <w:rFonts w:ascii="Arial" w:hAnsi="Arial" w:cs="Arial"/>
+        </w:rPr>
+        <w:t xml:space="preserve"> synthetic audio files, we used the warbleR package to perform SPCC. </w:t>
+      </w:r>
+      <w:r>
+        <w:rPr>
+          <w:rFonts w:ascii="Arial" w:hAnsi="Arial" w:cs="Arial"/>
+        </w:rPr>
+        <w:t>We used the same SPCC and MDS methods above TKTK. Figure 3?</w:t>
+      </w:r>
     </w:p>
     <w:p>
       <w:pPr>
@@ -3279,28 +5205,34 @@
           <w:rFonts w:ascii="Arial" w:hAnsi="Arial" w:cs="Arial"/>
         </w:rPr>
       </w:pPr>
-      <w:commentRangeStart w:id="11"/>
-      <w:r>
+    </w:p>
+    <w:p>
+      <w:pPr>
+        <w:spacing w:line="360" w:lineRule="auto"/>
         <w:rPr>
           <w:rFonts w:ascii="Arial" w:hAnsi="Arial" w:cs="Arial"/>
           <w:b/>
           <w:bCs/>
         </w:rPr>
-        <w:t>Methods</w:t>
-      </w:r>
-      <w:commentRangeEnd w:id="11"/>
-      <w:r>
-        <w:rPr>
-          <w:rStyle w:val="CommentReference"/>
-        </w:rPr>
-        <w:commentReference w:id="11"/>
-      </w:r>
-      <w:r>
-        <w:rPr>
-          <w:rFonts w:ascii="Arial" w:hAnsi="Arial" w:cs="Arial"/>
-        </w:rPr>
-        <w:t>:</w:t>
-      </w:r>
+      </w:pPr>
+      <w:r>
+        <w:rPr>
+          <w:rFonts w:ascii="Arial" w:hAnsi="Arial" w:cs="Arial"/>
+          <w:b/>
+          <w:bCs/>
+        </w:rPr>
+        <w:t>Results:</w:t>
+      </w:r>
+    </w:p>
+    <w:p>
+      <w:pPr>
+        <w:spacing w:line="360" w:lineRule="auto"/>
+        <w:rPr>
+          <w:rFonts w:ascii="Arial" w:hAnsi="Arial" w:cs="Arial"/>
+          <w:b/>
+          <w:bCs/>
+        </w:rPr>
+      </w:pPr>
     </w:p>
     <w:p>
       <w:pPr>
@@ -3317,1881 +5249,90 @@
           <w:i/>
           <w:iCs/>
         </w:rPr>
-        <w:t>Encoding Group and Individual Identity Information in Signals</w:t>
-      </w:r>
-    </w:p>
-    <w:p>
-      <w:pPr>
-        <w:spacing w:line="360" w:lineRule="auto"/>
-        <w:rPr>
-          <w:rFonts w:ascii="Arial" w:hAnsi="Arial" w:cs="Arial"/>
-        </w:rPr>
-      </w:pPr>
-      <w:r>
-        <w:rPr>
-          <w:rFonts w:ascii="Arial" w:hAnsi="Arial" w:cs="Arial"/>
-        </w:rPr>
-        <w:tab/>
-      </w:r>
-      <w:r>
-        <w:rPr>
-          <w:rFonts w:ascii="Arial" w:hAnsi="Arial" w:cs="Arial"/>
-        </w:rPr>
-        <w:t>First</w:t>
-      </w:r>
-      <w:r>
-        <w:rPr>
-          <w:rFonts w:ascii="Arial" w:hAnsi="Arial" w:cs="Arial"/>
-        </w:rPr>
-        <w:t>,</w:t>
-      </w:r>
-      <w:r>
-        <w:rPr>
-          <w:rFonts w:ascii="Arial" w:hAnsi="Arial" w:cs="Arial"/>
-        </w:rPr>
-        <w:t xml:space="preserve"> </w:t>
-      </w:r>
-      <w:r>
-        <w:rPr>
-          <w:rFonts w:ascii="Arial" w:hAnsi="Arial" w:cs="Arial"/>
-        </w:rPr>
-        <w:t xml:space="preserve">using R (TKTK citation), </w:t>
-      </w:r>
-      <w:r>
-        <w:rPr>
-          <w:rFonts w:ascii="Arial" w:hAnsi="Arial" w:cs="Arial"/>
-        </w:rPr>
-        <w:t>w</w:t>
-      </w:r>
-      <w:r>
-        <w:rPr>
-          <w:rFonts w:ascii="Arial" w:hAnsi="Arial" w:cs="Arial"/>
-        </w:rPr>
-        <w:t xml:space="preserve">e generated character strings to represent synthetic </w:t>
-      </w:r>
-      <w:r>
-        <w:rPr>
-          <w:rFonts w:ascii="Arial" w:hAnsi="Arial" w:cs="Arial"/>
-        </w:rPr>
-        <w:t>vocal identity signals</w:t>
-      </w:r>
-      <w:r>
-        <w:rPr>
-          <w:rFonts w:ascii="Arial" w:hAnsi="Arial" w:cs="Arial"/>
-        </w:rPr>
-        <w:t>.</w:t>
-      </w:r>
-      <w:r>
-        <w:rPr>
-          <w:rFonts w:ascii="Arial" w:hAnsi="Arial" w:cs="Arial"/>
-        </w:rPr>
-        <w:t xml:space="preserve"> Using character strings to represent vocal information is computationally efficient for many purposes, including simulations, like agent</w:t>
-      </w:r>
-      <w:r>
-        <w:rPr>
-          <w:rFonts w:ascii="Arial" w:hAnsi="Arial" w:cs="Arial"/>
-        </w:rPr>
-        <w:t>-based modeling</w:t>
-      </w:r>
-      <w:r>
-        <w:rPr>
-          <w:rFonts w:ascii="Arial" w:hAnsi="Arial" w:cs="Arial"/>
-        </w:rPr>
-        <w:t>.</w:t>
-      </w:r>
-      <w:r>
-        <w:rPr>
-          <w:rFonts w:ascii="Arial" w:hAnsi="Arial" w:cs="Arial"/>
-        </w:rPr>
-        <w:t xml:space="preserve"> Character strings </w:t>
-      </w:r>
-      <w:proofErr w:type="gramStart"/>
-      <w:r>
-        <w:rPr>
-          <w:rFonts w:ascii="Arial" w:hAnsi="Arial" w:cs="Arial"/>
-        </w:rPr>
-        <w:t>comprised</w:t>
-      </w:r>
-      <w:proofErr w:type="gramEnd"/>
-      <w:r>
-        <w:rPr>
-          <w:rFonts w:ascii="Arial" w:hAnsi="Arial" w:cs="Arial"/>
-        </w:rPr>
-        <w:t xml:space="preserve"> </w:t>
-      </w:r>
-      <w:commentRangeStart w:id="12"/>
-      <w:commentRangeStart w:id="13"/>
-      <w:r>
-        <w:rPr>
-          <w:rFonts w:ascii="Arial" w:hAnsi="Arial" w:cs="Arial"/>
-        </w:rPr>
-        <w:t>5 components</w:t>
-      </w:r>
-      <w:r>
-        <w:rPr>
-          <w:rFonts w:ascii="Arial" w:hAnsi="Arial" w:cs="Arial"/>
-        </w:rPr>
-        <w:t xml:space="preserve"> (Figure 1)</w:t>
-      </w:r>
-      <w:r>
-        <w:rPr>
-          <w:rFonts w:ascii="Arial" w:hAnsi="Arial" w:cs="Arial"/>
-        </w:rPr>
-        <w:t xml:space="preserve">: </w:t>
-      </w:r>
-      <w:commentRangeEnd w:id="12"/>
-      <w:r>
-        <w:rPr>
-          <w:rStyle w:val="CommentReference"/>
-        </w:rPr>
-        <w:commentReference w:id="12"/>
-      </w:r>
-      <w:commentRangeEnd w:id="13"/>
-      <w:r>
-        <w:rPr>
-          <w:rStyle w:val="CommentReference"/>
-        </w:rPr>
-        <w:commentReference w:id="13"/>
-      </w:r>
-      <w:r>
-        <w:rPr>
-          <w:rFonts w:ascii="Arial" w:hAnsi="Arial" w:cs="Arial"/>
-        </w:rPr>
-        <w:t xml:space="preserve">a global head </w:t>
-      </w:r>
-      <w:r>
-        <w:rPr>
-          <w:rFonts w:ascii="Arial" w:hAnsi="Arial" w:cs="Arial"/>
-        </w:rPr>
-        <w:t xml:space="preserve">(a string of characters shared across all individuals; </w:t>
-      </w:r>
-      <w:r>
-        <w:rPr>
-          <w:rFonts w:ascii="Arial" w:hAnsi="Arial" w:cs="Arial"/>
-        </w:rPr>
-        <w:t>TKTK character length)</w:t>
-      </w:r>
-      <w:r>
-        <w:rPr>
-          <w:rFonts w:ascii="Arial" w:hAnsi="Arial" w:cs="Arial"/>
-        </w:rPr>
-        <w:t>, a section of group information, a section of individual information, another section of group information, and a global tail</w:t>
-      </w:r>
-      <w:r>
-        <w:rPr>
-          <w:rFonts w:ascii="Arial" w:hAnsi="Arial" w:cs="Arial"/>
-        </w:rPr>
-        <w:t xml:space="preserve"> (</w:t>
-      </w:r>
-      <w:r>
-        <w:rPr>
-          <w:rFonts w:ascii="Arial" w:hAnsi="Arial" w:cs="Arial"/>
-        </w:rPr>
-        <w:t xml:space="preserve">a string of characters shared across all individuals; </w:t>
-      </w:r>
-      <w:r>
-        <w:rPr>
-          <w:rFonts w:ascii="Arial" w:hAnsi="Arial" w:cs="Arial"/>
-        </w:rPr>
-        <w:t>TKTK character length)</w:t>
-      </w:r>
-      <w:r>
-        <w:rPr>
-          <w:rFonts w:ascii="Arial" w:hAnsi="Arial" w:cs="Arial"/>
-        </w:rPr>
-        <w:t xml:space="preserve">. </w:t>
-      </w:r>
-      <w:r>
-        <w:rPr>
-          <w:rFonts w:ascii="Arial" w:hAnsi="Arial" w:cs="Arial"/>
-        </w:rPr>
-        <w:t xml:space="preserve">Later versions of our code will allow users to choose where and how much information is encoded in the signal. </w:t>
-      </w:r>
-      <w:r>
-        <w:rPr>
-          <w:rFonts w:ascii="Arial" w:hAnsi="Arial" w:cs="Arial"/>
-        </w:rPr>
-        <w:t xml:space="preserve">We varied </w:t>
-      </w:r>
-      <w:r>
-        <w:rPr>
-          <w:rFonts w:ascii="Arial" w:hAnsi="Arial" w:cs="Arial"/>
-        </w:rPr>
-        <w:t>the character length of</w:t>
-      </w:r>
-      <w:r>
-        <w:rPr>
-          <w:rFonts w:ascii="Arial" w:hAnsi="Arial" w:cs="Arial"/>
-        </w:rPr>
-        <w:t xml:space="preserve"> </w:t>
-      </w:r>
-      <w:r>
-        <w:rPr>
-          <w:rFonts w:ascii="Arial" w:hAnsi="Arial" w:cs="Arial"/>
-        </w:rPr>
-        <w:t xml:space="preserve">the group and individual </w:t>
-      </w:r>
-      <w:r>
-        <w:rPr>
-          <w:rFonts w:ascii="Arial" w:hAnsi="Arial" w:cs="Arial"/>
-        </w:rPr>
-        <w:t>section</w:t>
-      </w:r>
-      <w:r>
-        <w:rPr>
-          <w:rFonts w:ascii="Arial" w:hAnsi="Arial" w:cs="Arial"/>
-        </w:rPr>
-        <w:t xml:space="preserve">s </w:t>
-      </w:r>
-      <w:r>
-        <w:rPr>
-          <w:rFonts w:ascii="Arial" w:hAnsi="Arial" w:cs="Arial"/>
-        </w:rPr>
-        <w:t xml:space="preserve">depending on treatment, discussed </w:t>
-      </w:r>
-      <w:r>
-        <w:rPr>
-          <w:rFonts w:ascii="Arial" w:hAnsi="Arial" w:cs="Arial"/>
-        </w:rPr>
-        <w:t>below. We</w:t>
-      </w:r>
-      <w:r>
-        <w:rPr>
-          <w:rFonts w:ascii="Arial" w:hAnsi="Arial" w:cs="Arial"/>
-        </w:rPr>
-        <w:t xml:space="preserve"> used three unique characters in the string: A, B, and C.</w:t>
-      </w:r>
-      <w:r>
-        <w:rPr>
-          <w:rFonts w:ascii="Arial" w:hAnsi="Arial" w:cs="Arial"/>
-        </w:rPr>
-        <w:t xml:space="preserve"> </w:t>
-      </w:r>
-      <w:commentRangeStart w:id="14"/>
-      <w:r>
-        <w:rPr>
-          <w:rFonts w:ascii="Arial" w:hAnsi="Arial" w:cs="Arial"/>
-        </w:rPr>
-        <w:t xml:space="preserve">Once character strings were generated, we </w:t>
-      </w:r>
-      <w:proofErr w:type="gramStart"/>
-      <w:r>
-        <w:rPr>
-          <w:rFonts w:ascii="Arial" w:hAnsi="Arial" w:cs="Arial"/>
-        </w:rPr>
-        <w:t>added</w:t>
-      </w:r>
-      <w:proofErr w:type="gramEnd"/>
-      <w:r>
-        <w:rPr>
-          <w:rFonts w:ascii="Arial" w:hAnsi="Arial" w:cs="Arial"/>
-        </w:rPr>
-        <w:t xml:space="preserve"> </w:t>
-      </w:r>
-      <w:r>
-        <w:rPr>
-          <w:rFonts w:ascii="Arial" w:hAnsi="Arial" w:cs="Arial"/>
-        </w:rPr>
-        <w:lastRenderedPageBreak/>
-        <w:t>random variation</w:t>
-      </w:r>
-      <w:r>
-        <w:rPr>
-          <w:rFonts w:ascii="Arial" w:hAnsi="Arial" w:cs="Arial"/>
-        </w:rPr>
-        <w:t xml:space="preserve"> in each call to represent variation within an individual’s call repertoires</w:t>
-      </w:r>
-      <w:commentRangeEnd w:id="14"/>
-      <w:r>
-        <w:rPr>
-          <w:rStyle w:val="CommentReference"/>
-        </w:rPr>
-        <w:commentReference w:id="14"/>
-      </w:r>
-      <w:r>
-        <w:rPr>
-          <w:rFonts w:ascii="Arial" w:hAnsi="Arial" w:cs="Arial"/>
-        </w:rPr>
-        <w:t>.</w:t>
-      </w:r>
-      <w:r>
-        <w:rPr>
-          <w:rFonts w:ascii="Arial" w:hAnsi="Arial" w:cs="Arial"/>
-        </w:rPr>
-        <w:t xml:space="preserve"> </w:t>
-      </w:r>
-      <w:r>
-        <w:rPr>
-          <w:rFonts w:ascii="Arial" w:hAnsi="Arial" w:cs="Arial"/>
-        </w:rPr>
-        <w:t>Total string length remained constant across individuals (</w:t>
-      </w:r>
-      <w:r>
-        <w:rPr>
-          <w:rFonts w:ascii="Arial" w:hAnsi="Arial" w:cs="Arial"/>
-        </w:rPr>
-        <w:t>36 characters</w:t>
-      </w:r>
-      <w:r>
-        <w:rPr>
-          <w:rFonts w:ascii="Arial" w:hAnsi="Arial" w:cs="Arial"/>
-        </w:rPr>
-        <w:t xml:space="preserve">). </w:t>
-      </w:r>
-    </w:p>
-    <w:p>
-      <w:pPr>
-        <w:spacing w:line="360" w:lineRule="auto"/>
-        <w:rPr>
-          <w:rFonts w:ascii="Arial" w:hAnsi="Arial" w:cs="Arial"/>
-        </w:rPr>
-      </w:pPr>
-      <w:r>
-        <w:rPr>
-          <w:rFonts w:ascii="Arial" w:hAnsi="Arial" w:cs="Arial"/>
-        </w:rPr>
-        <w:tab/>
-        <w:t xml:space="preserve">Next, </w:t>
-      </w:r>
-      <w:r>
-        <w:rPr>
-          <w:rFonts w:ascii="Arial" w:hAnsi="Arial" w:cs="Arial"/>
-        </w:rPr>
-        <w:t xml:space="preserve">we </w:t>
-      </w:r>
-      <w:proofErr w:type="spellStart"/>
-      <w:r>
-        <w:rPr>
-          <w:rFonts w:ascii="Arial" w:hAnsi="Arial" w:cs="Arial"/>
-        </w:rPr>
-        <w:t>sonified</w:t>
-      </w:r>
-      <w:proofErr w:type="spellEnd"/>
-      <w:r>
-        <w:rPr>
-          <w:rFonts w:ascii="Arial" w:hAnsi="Arial" w:cs="Arial"/>
-        </w:rPr>
-        <w:t xml:space="preserve"> characters strings</w:t>
-      </w:r>
-      <w:r>
-        <w:rPr>
-          <w:rFonts w:ascii="Arial" w:hAnsi="Arial" w:cs="Arial"/>
-        </w:rPr>
-        <w:t xml:space="preserve"> to synthetic vocalizations</w:t>
-      </w:r>
-      <w:r>
-        <w:rPr>
-          <w:rFonts w:ascii="Arial" w:hAnsi="Arial" w:cs="Arial"/>
-        </w:rPr>
-        <w:t xml:space="preserve"> by using </w:t>
-      </w:r>
-      <w:r>
-        <w:rPr>
-          <w:rFonts w:ascii="Arial" w:hAnsi="Arial" w:cs="Arial"/>
-        </w:rPr>
-        <w:t xml:space="preserve">Parson’s code. </w:t>
-      </w:r>
-      <w:r>
-        <w:rPr>
-          <w:rFonts w:ascii="Arial" w:hAnsi="Arial" w:cs="Arial"/>
-        </w:rPr>
-        <w:t xml:space="preserve">Parson’s code summarizes the information in a tune or signal while reducing over its global characteristics </w:t>
-      </w:r>
-      <w:r>
-        <w:rPr>
-          <w:rFonts w:ascii="Arial" w:hAnsi="Arial" w:cs="Arial"/>
-        </w:rPr>
-        <w:fldChar w:fldCharType="begin"/>
-      </w:r>
-      <w:r>
-        <w:rPr>
-          <w:rFonts w:ascii="Arial" w:hAnsi="Arial" w:cs="Arial"/>
-        </w:rPr>
-        <w:instrText xml:space="preserve"> ADDIN ZOTERO_ITEM CSL_CITATION {"citationID":"Uqyq1MIF","properties":{"formattedCitation":"(Parsons, 1975)","plainCitation":"(Parsons, 1975)","noteIndex":0},"citationItems":[{"id":598,"uris":["http://zotero.org/groups/5786507/items/ZVXRPGHR"],"itemData":{"id":598,"type":"book","abstract":"288 p. : 24 cm","ISBN":"978-0-904747-00-3","language":"eng","number-of-pages":"298","publisher":"Cambridge, Eng. : S. Brown","source":"Internet Archive","title":"The directory of tunes and musical themes","URL":"http://archive.org/details/directoryoftunes0000pars","author":[{"family":"Parsons","given":"Denys"}],"contributor":[{"literal":"Internet Archive"}],"accessed":{"date-parts":[["2024",12,20]]},"issued":{"date-parts":[["1975"]]}}}],"schema":"https://github.com/citation-style-language/schema/raw/master/csl-citation.json"} </w:instrText>
-      </w:r>
-      <w:r>
-        <w:rPr>
-          <w:rFonts w:ascii="Arial" w:hAnsi="Arial" w:cs="Arial"/>
-        </w:rPr>
-        <w:fldChar w:fldCharType="separate"/>
-      </w:r>
-      <w:r>
-        <w:rPr>
-          <w:rFonts w:ascii="Arial" w:hAnsi="Arial" w:cs="Arial"/>
-        </w:rPr>
-        <w:t>(Parsons, 1975)</w:t>
-      </w:r>
-      <w:r>
-        <w:rPr>
-          <w:rFonts w:ascii="Arial" w:hAnsi="Arial" w:cs="Arial"/>
-        </w:rPr>
-        <w:fldChar w:fldCharType="end"/>
-      </w:r>
-      <w:r>
-        <w:rPr>
-          <w:rFonts w:ascii="Arial" w:hAnsi="Arial" w:cs="Arial"/>
-        </w:rPr>
-        <w:t>. We used 1-</w:t>
-      </w:r>
-      <w:proofErr w:type="gramStart"/>
-      <w:r>
-        <w:rPr>
-          <w:rFonts w:ascii="Arial" w:hAnsi="Arial" w:cs="Arial"/>
-        </w:rPr>
-        <w:t>Parsons</w:t>
-      </w:r>
-      <w:proofErr w:type="gramEnd"/>
-      <w:r>
-        <w:rPr>
-          <w:rFonts w:ascii="Arial" w:hAnsi="Arial" w:cs="Arial"/>
-        </w:rPr>
-        <w:t xml:space="preserve"> encoding, which reduces the frequences profile of a signal to a “</w:t>
-      </w:r>
-      <w:proofErr w:type="spellStart"/>
-      <w:r>
-        <w:rPr>
-          <w:rFonts w:ascii="Arial" w:hAnsi="Arial" w:cs="Arial"/>
-        </w:rPr>
-        <w:t>trit</w:t>
-      </w:r>
-      <w:proofErr w:type="spellEnd"/>
-      <w:r>
-        <w:rPr>
-          <w:rFonts w:ascii="Arial" w:hAnsi="Arial" w:cs="Arial"/>
-        </w:rPr>
-        <w:t xml:space="preserve">” of information by noting the direction of frequency change (up, down, or constant) in a series of subsamples from the original signal, known as Parsons segments. Parsons code is often used in the retrieval and study of music </w:t>
-      </w:r>
-      <w:r>
-        <w:rPr>
-          <w:rFonts w:ascii="Arial" w:hAnsi="Arial" w:cs="Arial"/>
-        </w:rPr>
-        <w:fldChar w:fldCharType="begin"/>
-      </w:r>
-      <w:r>
-        <w:rPr>
-          <w:rFonts w:ascii="Arial" w:hAnsi="Arial" w:cs="Arial"/>
-        </w:rPr>
-        <w:instrText xml:space="preserve"> ADDIN ZOTERO_ITEM CSL_CITATION {"citationID":"8E9FupMd","properties":{"formattedCitation":"(Downie, 2003)","plainCitation":"(Downie, 2003)","noteIndex":0},"citationItems":[{"id":601,"uris":["http://zotero.org/groups/5786507/items/IJTC2XE2"],"itemData":{"id":601,"type":"article-journal","container-title":"Annual review of information science and technology","issue":"1","page":"295-340","title":"Music information retrieval","volume":"37","author":[{"family":"Downie","given":"J.S."}],"issued":{"date-parts":[["2003"]]}}}],"schema":"https://github.com/citation-style-language/schema/raw/master/csl-citation.json"} </w:instrText>
-      </w:r>
-      <w:r>
-        <w:rPr>
-          <w:rFonts w:ascii="Arial" w:hAnsi="Arial" w:cs="Arial"/>
-        </w:rPr>
-        <w:fldChar w:fldCharType="separate"/>
-      </w:r>
-      <w:r>
-        <w:rPr>
-          <w:rFonts w:ascii="Arial" w:hAnsi="Arial" w:cs="Arial"/>
-        </w:rPr>
-        <w:t>(Downie, 2003)</w:t>
-      </w:r>
-      <w:r>
-        <w:rPr>
-          <w:rFonts w:ascii="Arial" w:hAnsi="Arial" w:cs="Arial"/>
-        </w:rPr>
-        <w:fldChar w:fldCharType="end"/>
-      </w:r>
-      <w:r>
-        <w:rPr>
-          <w:rFonts w:ascii="Arial" w:hAnsi="Arial" w:cs="Arial"/>
-        </w:rPr>
-        <w:t xml:space="preserve">, however researchers have used a Parsons code metric </w:t>
-      </w:r>
-      <w:r>
-        <w:rPr>
-          <w:rFonts w:ascii="Arial" w:hAnsi="Arial" w:cs="Arial"/>
-        </w:rPr>
-        <w:t xml:space="preserve">to </w:t>
-      </w:r>
-      <w:r>
-        <w:rPr>
-          <w:rFonts w:ascii="Arial" w:hAnsi="Arial" w:cs="Arial"/>
-        </w:rPr>
-        <w:t xml:space="preserve">decode information in frequency-based animal signals with great success </w:t>
-      </w:r>
-      <w:r>
-        <w:rPr>
-          <w:rFonts w:ascii="Arial" w:hAnsi="Arial" w:cs="Arial"/>
-        </w:rPr>
-        <w:fldChar w:fldCharType="begin"/>
-      </w:r>
-      <w:r>
-        <w:rPr>
-          <w:rFonts w:ascii="Arial" w:hAnsi="Arial" w:cs="Arial"/>
-        </w:rPr>
-        <w:instrText xml:space="preserve"> ADDIN ZOTERO_ITEM CSL_CITATION {"citationID":"r3ZuczO0","properties":{"formattedCitation":"(Kershenbaum et al., 2013)","plainCitation":"(Kershenbaum et al., 2013)","noteIndex":0},"citationItems":[{"id":599,"uris":["http://zotero.org/groups/5786507/items/MUGYAV6U"],"itemData":{"id":599,"type":"article-journal","abstract":"Bottlenose dolphins (Tursiops truncatus) produce many vocalisations, including whistles that are unique to the individual producing them. Such “signature whistles” play a role in individual recognition and maintaining group integrity. Previous work has shown that humans can successfully group the spectrographic representations of signature whistles according to the individual dolphins that produced them. However, attempts at using mathematical algorithms to perform a similar task have been less successful. A greater understanding of the encoding of identity information in signature whistles is important for assessing similarity of whistles and thus social influences on the development of these learned calls. We re-examined 400 signature whistles from 20 individual dolphins used in a previous study, and tested the performance of new mathematical algorithms. We compared the measure used in the original study (correlation matrix of evenly sampled frequency measurements) to one used in several previous studies (similarity matrix of time-warped whistles), and to a new algorithm based on the Parsons code, used in music retrieval databases. The Parsons code records the direction of frequency change at each time step, and is effective at capturing human perception of music. We analysed similarity matrices from each of these three techniques, as well as a random control, by unsupervised clustering using three separate techniques: k-means clustering, hierarchical clustering, and an adaptive resonance theory neural network. For each of the three clustering techniques, a seven-level Parsons algorithm provided better clustering than the correlation and dynamic time warping algorithms, and was closer to the near-perfect visual categorisations of human judges. Thus, the Parsons code captures much of the individual identity information present in signature whistles, and may prove useful in studies requiring quantification of whistle similarity.","container-title":"PLOS ONE","DOI":"10.1371/journal.pone.0077671","ISSN":"1932-6203","issue":"10","journalAbbreviation":"PLOS ONE","language":"en","note":"publisher: Public Library of Science","page":"e77671","source":"PLoS Journals","title":"The Encoding of Individual Identity in Dolphin Signature Whistles: How Much Information Is Needed?","title-short":"The Encoding of Individual Identity in Dolphin Signature Whistles","volume":"8","author":[{"family":"Kershenbaum","given":"Arik"},{"family":"Sayigh","given":"Laela S."},{"family":"Janik","given":"Vincent M."}],"issued":{"date-parts":[["2013",10,23]]}}}],"schema":"https://github.com/citation-style-language/schema/raw/master/csl-citation.json"} </w:instrText>
-      </w:r>
-      <w:r>
-        <w:rPr>
-          <w:rFonts w:ascii="Arial" w:hAnsi="Arial" w:cs="Arial"/>
-        </w:rPr>
-        <w:fldChar w:fldCharType="separate"/>
-      </w:r>
-      <w:r>
-        <w:rPr>
-          <w:rFonts w:ascii="Arial" w:hAnsi="Arial" w:cs="Arial"/>
-        </w:rPr>
-        <w:t>(Kershenbaum et al., 2013)</w:t>
-      </w:r>
-      <w:r>
-        <w:rPr>
-          <w:rFonts w:ascii="Arial" w:hAnsi="Arial" w:cs="Arial"/>
-        </w:rPr>
-        <w:fldChar w:fldCharType="end"/>
-      </w:r>
-      <w:r>
-        <w:rPr>
-          <w:rFonts w:ascii="Arial" w:hAnsi="Arial" w:cs="Arial"/>
-        </w:rPr>
-        <w:t>.</w:t>
-      </w:r>
-      <w:r>
-        <w:rPr>
-          <w:rFonts w:ascii="Arial" w:hAnsi="Arial" w:cs="Arial"/>
-        </w:rPr>
-        <w:t xml:space="preserve"> </w:t>
-      </w:r>
-      <w:r>
-        <w:rPr>
-          <w:rFonts w:ascii="Arial" w:hAnsi="Arial" w:cs="Arial"/>
-        </w:rPr>
-        <w:t>Here, we used Paron’s code in a novel way, using it to encode</w:t>
-      </w:r>
-      <w:r>
-        <w:rPr>
-          <w:rFonts w:ascii="Arial" w:hAnsi="Arial" w:cs="Arial"/>
-        </w:rPr>
-        <w:t xml:space="preserve"> information in a signal rather than to decode information. </w:t>
-      </w:r>
-      <w:r>
-        <w:rPr>
-          <w:rFonts w:ascii="Arial" w:hAnsi="Arial" w:cs="Arial"/>
-        </w:rPr>
-        <w:t>Each unique character mapped onto a direction, such that A was converted into “up”, B into “down”, and C into “constant”.</w:t>
-      </w:r>
-      <w:r>
-        <w:rPr>
-          <w:rFonts w:ascii="Arial" w:hAnsi="Arial" w:cs="Arial"/>
-        </w:rPr>
-        <w:t xml:space="preserve"> </w:t>
-      </w:r>
-    </w:p>
-    <w:p>
-      <w:pPr>
-        <w:spacing w:line="360" w:lineRule="auto"/>
-        <w:ind w:firstLine="720"/>
-        <w:rPr>
-          <w:rFonts w:ascii="Arial" w:hAnsi="Arial" w:cs="Arial"/>
-        </w:rPr>
-      </w:pPr>
-      <w:r>
-        <w:rPr>
-          <w:rFonts w:ascii="Arial" w:hAnsi="Arial" w:cs="Arial"/>
-        </w:rPr>
-        <w:t>Once strings were in Par</w:t>
-      </w:r>
-      <w:r>
-        <w:rPr>
-          <w:rFonts w:ascii="Arial" w:hAnsi="Arial" w:cs="Arial"/>
-        </w:rPr>
-        <w:t>s</w:t>
-      </w:r>
-      <w:r>
-        <w:rPr>
-          <w:rFonts w:ascii="Arial" w:hAnsi="Arial" w:cs="Arial"/>
-        </w:rPr>
-        <w:t xml:space="preserve">on’s code, we converted each section of the vocalization into frequency anchors, measured in Hz. Each </w:t>
-      </w:r>
-      <w:r>
-        <w:rPr>
-          <w:rFonts w:ascii="Arial" w:hAnsi="Arial" w:cs="Arial"/>
-        </w:rPr>
-        <w:t xml:space="preserve">subcomponent of synthetic vocalization </w:t>
-      </w:r>
-      <w:r>
-        <w:rPr>
-          <w:rFonts w:ascii="Arial" w:hAnsi="Arial" w:cs="Arial"/>
-        </w:rPr>
-        <w:t>started at a randomly selected frequency between (TKTK range)</w:t>
-      </w:r>
-      <w:r>
-        <w:rPr>
-          <w:rFonts w:ascii="Arial" w:hAnsi="Arial" w:cs="Arial"/>
-        </w:rPr>
-        <w:t xml:space="preserve">. </w:t>
-      </w:r>
-      <w:commentRangeStart w:id="15"/>
-      <w:commentRangeStart w:id="16"/>
-      <w:r>
-        <w:rPr>
-          <w:rFonts w:ascii="Arial" w:hAnsi="Arial" w:cs="Arial"/>
-        </w:rPr>
-        <w:t>This starting frequency served as a baseline for creating frequency anchors with Par</w:t>
-      </w:r>
-      <w:r>
-        <w:rPr>
-          <w:rFonts w:ascii="Arial" w:hAnsi="Arial" w:cs="Arial"/>
-        </w:rPr>
-        <w:t>s</w:t>
-      </w:r>
-      <w:r>
-        <w:rPr>
-          <w:rFonts w:ascii="Arial" w:hAnsi="Arial" w:cs="Arial"/>
-        </w:rPr>
-        <w:t xml:space="preserve">on’s code, which determined if the </w:t>
-      </w:r>
-      <w:r>
-        <w:rPr>
-          <w:rFonts w:ascii="Arial" w:hAnsi="Arial" w:cs="Arial"/>
-        </w:rPr>
-        <w:t>next frequency anchor was greater than, less than, or the same as the frequency anchor before it.</w:t>
-      </w:r>
-      <w:r>
-        <w:rPr>
-          <w:rFonts w:ascii="Arial" w:hAnsi="Arial" w:cs="Arial"/>
-        </w:rPr>
-        <w:t xml:space="preserve"> </w:t>
-      </w:r>
-      <w:r>
-        <w:rPr>
-          <w:rFonts w:ascii="Arial" w:hAnsi="Arial" w:cs="Arial"/>
-        </w:rPr>
-        <w:t>For example, if a synthetic vocalization started at 4000Hz and the first Par</w:t>
-      </w:r>
-      <w:r>
-        <w:rPr>
-          <w:rFonts w:ascii="Arial" w:hAnsi="Arial" w:cs="Arial"/>
-        </w:rPr>
-        <w:t>s</w:t>
-      </w:r>
-      <w:r>
-        <w:rPr>
-          <w:rFonts w:ascii="Arial" w:hAnsi="Arial" w:cs="Arial"/>
-        </w:rPr>
-        <w:t xml:space="preserve">on’s code value is “constant”, then the next frequency </w:t>
-      </w:r>
-      <w:r>
-        <w:rPr>
-          <w:rFonts w:ascii="Arial" w:hAnsi="Arial" w:cs="Arial"/>
-        </w:rPr>
-        <w:t>anchor</w:t>
-      </w:r>
-      <w:r>
-        <w:rPr>
-          <w:rFonts w:ascii="Arial" w:hAnsi="Arial" w:cs="Arial"/>
-        </w:rPr>
-        <w:t xml:space="preserve"> would also be 4000Hz. However, if the first Parson’s code was “up”, then the second frequency anchor would be 5000Hz. </w:t>
-      </w:r>
-      <w:commentRangeEnd w:id="15"/>
-      <w:r>
-        <w:rPr>
-          <w:rStyle w:val="CommentReference"/>
-        </w:rPr>
-        <w:commentReference w:id="15"/>
-      </w:r>
-      <w:commentRangeEnd w:id="16"/>
-      <w:r>
-        <w:rPr>
-          <w:rStyle w:val="CommentReference"/>
-        </w:rPr>
-        <w:commentReference w:id="16"/>
-      </w:r>
-      <w:r>
-        <w:rPr>
-          <w:rFonts w:ascii="Arial" w:hAnsi="Arial" w:cs="Arial"/>
-        </w:rPr>
-        <w:t xml:space="preserve">Frequency shifts were kept constant at TKTK (I think 1000Hz). The starting frequency anchor was also used as a final frequency anchor in a vocalization subcomponent. Then, using </w:t>
-      </w:r>
-      <w:r>
-        <w:rPr>
-          <w:rFonts w:ascii="Arial" w:hAnsi="Arial" w:cs="Arial"/>
-        </w:rPr>
-        <w:t xml:space="preserve">the frequency anchors </w:t>
-      </w:r>
-      <w:r>
-        <w:rPr>
-          <w:rFonts w:ascii="Arial" w:hAnsi="Arial" w:cs="Arial"/>
-        </w:rPr>
-        <w:t>in</w:t>
-      </w:r>
-      <w:r>
-        <w:rPr>
-          <w:rFonts w:ascii="Arial" w:hAnsi="Arial" w:cs="Arial"/>
-        </w:rPr>
-        <w:t xml:space="preserve"> each </w:t>
-      </w:r>
-      <w:r>
-        <w:rPr>
-          <w:rFonts w:ascii="Arial" w:hAnsi="Arial" w:cs="Arial"/>
-        </w:rPr>
-        <w:t xml:space="preserve">synthetic vocalization </w:t>
-      </w:r>
-      <w:r>
-        <w:rPr>
-          <w:rFonts w:ascii="Arial" w:hAnsi="Arial" w:cs="Arial"/>
-        </w:rPr>
-        <w:t xml:space="preserve">to guide frequency modulation patterns, we </w:t>
-      </w:r>
-      <w:r>
-        <w:rPr>
-          <w:rFonts w:ascii="Arial" w:hAnsi="Arial" w:cs="Arial"/>
-        </w:rPr>
-        <w:t>generated</w:t>
-      </w:r>
-      <w:r>
-        <w:rPr>
-          <w:rFonts w:ascii="Arial" w:hAnsi="Arial" w:cs="Arial"/>
-        </w:rPr>
-        <w:t xml:space="preserve"> synthetic audio signals using the </w:t>
-      </w:r>
-      <w:proofErr w:type="spellStart"/>
-      <w:r>
-        <w:rPr>
-          <w:rFonts w:ascii="Arial" w:hAnsi="Arial" w:cs="Arial"/>
-        </w:rPr>
-        <w:t>Soundgen</w:t>
-      </w:r>
-      <w:proofErr w:type="spellEnd"/>
-      <w:r>
-        <w:rPr>
-          <w:rFonts w:ascii="Arial" w:hAnsi="Arial" w:cs="Arial"/>
-        </w:rPr>
-        <w:t xml:space="preserve"> </w:t>
-      </w:r>
-      <w:r>
-        <w:rPr>
-          <w:rFonts w:ascii="Arial" w:hAnsi="Arial" w:cs="Arial"/>
-        </w:rPr>
-        <w:t xml:space="preserve">package in R (CITE). </w:t>
-      </w:r>
-      <w:r>
-        <w:rPr>
-          <w:rFonts w:ascii="Arial" w:hAnsi="Arial" w:cs="Arial"/>
-        </w:rPr>
-        <w:t>The resulting s</w:t>
-      </w:r>
-      <w:r>
-        <w:rPr>
-          <w:rFonts w:ascii="Arial" w:hAnsi="Arial" w:cs="Arial"/>
-        </w:rPr>
-        <w:t xml:space="preserve">ynthetic </w:t>
-      </w:r>
-      <w:r>
-        <w:rPr>
-          <w:rFonts w:ascii="Arial" w:hAnsi="Arial" w:cs="Arial"/>
-        </w:rPr>
-        <w:t>vocalization</w:t>
-      </w:r>
-      <w:r>
-        <w:rPr>
-          <w:rFonts w:ascii="Arial" w:hAnsi="Arial" w:cs="Arial"/>
-        </w:rPr>
-        <w:t xml:space="preserve"> files were saved as </w:t>
-      </w:r>
-      <w:r>
-        <w:rPr>
-          <w:rFonts w:ascii="Arial" w:hAnsi="Arial" w:cs="Arial"/>
-        </w:rPr>
-        <w:t>.</w:t>
-      </w:r>
-      <w:r>
-        <w:rPr>
-          <w:rFonts w:ascii="Arial" w:hAnsi="Arial" w:cs="Arial"/>
-        </w:rPr>
-        <w:t xml:space="preserve">wav files. </w:t>
-      </w:r>
-      <w:r>
-        <w:rPr>
-          <w:rFonts w:ascii="Arial" w:hAnsi="Arial" w:cs="Arial"/>
-        </w:rPr>
-        <w:t xml:space="preserve"> </w:t>
-      </w:r>
-    </w:p>
-    <w:p>
-      <w:pPr>
-        <w:spacing w:line="360" w:lineRule="auto"/>
-        <w:ind w:firstLine="720"/>
-        <w:rPr>
-          <w:rFonts w:ascii="Arial" w:hAnsi="Arial" w:cs="Arial"/>
-        </w:rPr>
-      </w:pPr>
-      <w:r>
-        <w:rPr>
-          <w:rFonts w:ascii="Arial" w:hAnsi="Arial" w:cs="Arial"/>
-        </w:rPr>
-        <w:t xml:space="preserve">We used R to generate strings and synthetic audio signals, using the </w:t>
-      </w:r>
-      <w:proofErr w:type="spellStart"/>
-      <w:r>
-        <w:rPr>
-          <w:rFonts w:ascii="Arial" w:hAnsi="Arial" w:cs="Arial"/>
-        </w:rPr>
-        <w:t>paRsynth</w:t>
-      </w:r>
-      <w:proofErr w:type="spellEnd"/>
-      <w:r>
-        <w:rPr>
-          <w:rFonts w:ascii="Arial" w:hAnsi="Arial" w:cs="Arial"/>
-        </w:rPr>
-        <w:t xml:space="preserve"> package (code found TKTK here)</w:t>
-      </w:r>
-      <w:r>
-        <w:rPr>
-          <w:rFonts w:ascii="Arial" w:hAnsi="Arial" w:cs="Arial"/>
-        </w:rPr>
-        <w:t>.</w:t>
-      </w:r>
-    </w:p>
-    <w:p>
-      <w:pPr>
-        <w:spacing w:line="360" w:lineRule="auto"/>
-        <w:rPr>
-          <w:rFonts w:ascii="Arial" w:hAnsi="Arial" w:cs="Arial"/>
-        </w:rPr>
-      </w:pPr>
-    </w:p>
-    <w:p>
-      <w:pPr>
-        <w:spacing w:line="360" w:lineRule="auto"/>
+        <w:t xml:space="preserve">Visualizing </w:t>
+      </w:r>
+      <w:r>
         <w:rPr>
           <w:rFonts w:ascii="Arial" w:hAnsi="Arial" w:cs="Arial"/>
           <w:i/>
           <w:iCs/>
         </w:rPr>
-      </w:pPr>
-      <w:r>
+        <w:t>Synthetic Group and Information Datasets</w:t>
+      </w:r>
+    </w:p>
+    <w:p>
+      <w:pPr>
+        <w:spacing w:line="360" w:lineRule="auto"/>
+        <w:rPr>
+          <w:rFonts w:ascii="Arial" w:hAnsi="Arial" w:cs="Arial"/>
+        </w:rPr>
+      </w:pPr>
+      <w:r>
+        <w:rPr>
+          <w:rFonts w:ascii="Arial" w:hAnsi="Arial" w:cs="Arial"/>
+        </w:rPr>
+        <w:t>For the Group and Individual datasets we created spectrographic lexicons and acoustic space plots to visualize the range of synthetic signals created and how they relate to each other in acoustic space at the individual and group level.</w:t>
+      </w:r>
+      <w:r>
+        <w:rPr>
+          <w:rFonts w:ascii="Arial" w:hAnsi="Arial" w:cs="Arial"/>
+        </w:rPr>
+        <w:t xml:space="preserve"> </w:t>
+      </w:r>
+      <w:commentRangeStart w:id="25"/>
+      <w:r>
+        <w:rPr>
+          <w:rFonts w:ascii="Arial" w:hAnsi="Arial" w:cs="Arial"/>
+        </w:rPr>
+        <w:t>In the Group dataset, synthetic vocalizations share more similarities within groups and are more different across groups, see by the lack of overlapping polygons in group level acoustic space plots, and the over lapping polygons in the individual level acoustic space plots (Figure 2). In the individual information dataset, vocalizations contain more variation within groups, seen by the overlapping polygons in the group level acoustic space plots, and the distance acoustic space regions occupied by individuals in the individual level acoustic space plot (Figure 3)</w:t>
+      </w:r>
+      <w:commentRangeEnd w:id="25"/>
+      <w:r>
+        <w:rPr>
+          <w:rStyle w:val="CommentReference"/>
+        </w:rPr>
+        <w:commentReference w:id="25"/>
+      </w:r>
+    </w:p>
+    <w:p>
+      <w:pPr>
+        <w:spacing w:line="360" w:lineRule="auto"/>
+        <w:rPr>
+          <w:rFonts w:ascii="Arial" w:hAnsi="Arial" w:cs="Arial"/>
+        </w:rPr>
+      </w:pPr>
+    </w:p>
+    <w:p>
+      <w:pPr>
+        <w:spacing w:line="360" w:lineRule="auto"/>
         <w:rPr>
           <w:rFonts w:ascii="Arial" w:hAnsi="Arial" w:cs="Arial"/>
           <w:i/>
           <w:iCs/>
         </w:rPr>
-        <w:lastRenderedPageBreak/>
-        <w:t xml:space="preserve">Detecting </w:t>
-      </w:r>
+      </w:pPr>
       <w:r>
         <w:rPr>
           <w:rFonts w:ascii="Arial" w:hAnsi="Arial" w:cs="Arial"/>
           <w:i/>
           <w:iCs/>
         </w:rPr>
-        <w:t xml:space="preserve">Synthetic Group and Individual Information </w:t>
-      </w:r>
-      <w:r>
-        <w:rPr>
-          <w:rFonts w:ascii="Arial" w:hAnsi="Arial" w:cs="Arial"/>
-          <w:i/>
-          <w:iCs/>
-        </w:rPr>
-        <w:t xml:space="preserve">in Synthetic </w:t>
-      </w:r>
-      <w:r>
-        <w:rPr>
-          <w:rFonts w:ascii="Arial" w:hAnsi="Arial" w:cs="Arial"/>
-          <w:i/>
-          <w:iCs/>
-        </w:rPr>
-        <w:t>Data</w:t>
-      </w:r>
-      <w:r>
-        <w:rPr>
-          <w:rFonts w:ascii="Arial" w:hAnsi="Arial" w:cs="Arial"/>
-          <w:i/>
-          <w:iCs/>
-        </w:rPr>
-        <w:t>s</w:t>
-      </w:r>
-      <w:r>
-        <w:rPr>
-          <w:rFonts w:ascii="Arial" w:hAnsi="Arial" w:cs="Arial"/>
-          <w:i/>
-          <w:iCs/>
-        </w:rPr>
-        <w:t>ets</w:t>
+        <w:t xml:space="preserve">Accuracy of Information Encoding and Recovery  </w:t>
       </w:r>
     </w:p>
     <w:p>
       <w:pPr>
         <w:spacing w:line="360" w:lineRule="auto"/>
-        <w:ind w:firstLine="720"/>
-        <w:rPr>
-          <w:rFonts w:ascii="Arial" w:hAnsi="Arial" w:cs="Arial"/>
-        </w:rPr>
-      </w:pPr>
-      <w:r>
-        <w:rPr>
-          <w:rFonts w:ascii="Arial" w:hAnsi="Arial" w:cs="Arial"/>
-        </w:rPr>
-        <w:t xml:space="preserve">Using the process described above, we created two synthetic data sets: one that created </w:t>
-      </w:r>
-      <w:commentRangeStart w:id="17"/>
-      <w:commentRangeStart w:id="18"/>
-      <w:r>
-        <w:rPr>
-          <w:rFonts w:ascii="Arial" w:hAnsi="Arial" w:cs="Arial"/>
-        </w:rPr>
-        <w:t xml:space="preserve">vocalizations </w:t>
-      </w:r>
-      <w:commentRangeEnd w:id="17"/>
-      <w:r>
-        <w:rPr>
-          <w:rStyle w:val="CommentReference"/>
-        </w:rPr>
-        <w:commentReference w:id="17"/>
-      </w:r>
-      <w:commentRangeEnd w:id="18"/>
-      <w:r>
-        <w:rPr>
-          <w:rStyle w:val="CommentReference"/>
-        </w:rPr>
-        <w:commentReference w:id="18"/>
-      </w:r>
-      <w:r>
-        <w:rPr>
-          <w:rFonts w:ascii="Arial" w:hAnsi="Arial" w:cs="Arial"/>
-        </w:rPr>
-        <w:t>with more group membership information than individual information</w:t>
-      </w:r>
-      <w:r>
-        <w:rPr>
-          <w:rFonts w:ascii="Arial" w:hAnsi="Arial" w:cs="Arial"/>
-        </w:rPr>
-        <w:t xml:space="preserve"> encoded</w:t>
-      </w:r>
-      <w:r>
-        <w:rPr>
-          <w:rFonts w:ascii="Arial" w:hAnsi="Arial" w:cs="Arial"/>
-        </w:rPr>
-        <w:t xml:space="preserve"> (Group Member</w:t>
-      </w:r>
-      <w:r>
-        <w:rPr>
-          <w:rFonts w:ascii="Arial" w:hAnsi="Arial" w:cs="Arial"/>
-        </w:rPr>
-        <w:t xml:space="preserve"> Information</w:t>
-      </w:r>
-      <w:r>
-        <w:rPr>
-          <w:rFonts w:ascii="Arial" w:hAnsi="Arial" w:cs="Arial"/>
-        </w:rPr>
-        <w:t xml:space="preserve"> Dataset</w:t>
-      </w:r>
-      <w:r>
-        <w:rPr>
-          <w:rFonts w:ascii="Arial" w:hAnsi="Arial" w:cs="Arial"/>
-        </w:rPr>
-        <w:t xml:space="preserve">: </w:t>
-      </w:r>
-      <w:r>
-        <w:rPr>
-          <w:rFonts w:ascii="Arial" w:hAnsi="Arial" w:cs="Arial"/>
-        </w:rPr>
-        <w:t>henceforth</w:t>
-      </w:r>
-      <w:r>
-        <w:rPr>
-          <w:rFonts w:ascii="Arial" w:hAnsi="Arial" w:cs="Arial"/>
-        </w:rPr>
-        <w:t xml:space="preserve"> the Group</w:t>
-      </w:r>
-      <w:r>
-        <w:rPr>
-          <w:rFonts w:ascii="Arial" w:hAnsi="Arial" w:cs="Arial"/>
-        </w:rPr>
-        <w:t xml:space="preserve"> dataset</w:t>
-      </w:r>
-      <w:r>
-        <w:rPr>
-          <w:rFonts w:ascii="Arial" w:hAnsi="Arial" w:cs="Arial"/>
-        </w:rPr>
-        <w:t xml:space="preserve">), and one that created </w:t>
-      </w:r>
-      <w:commentRangeStart w:id="19"/>
-      <w:r>
-        <w:rPr>
-          <w:rFonts w:ascii="Arial" w:hAnsi="Arial" w:cs="Arial"/>
-        </w:rPr>
-        <w:t xml:space="preserve">character strings </w:t>
-      </w:r>
-      <w:commentRangeEnd w:id="19"/>
-      <w:r>
-        <w:rPr>
-          <w:rStyle w:val="CommentReference"/>
-        </w:rPr>
-        <w:commentReference w:id="19"/>
-      </w:r>
-      <w:r>
-        <w:rPr>
-          <w:rFonts w:ascii="Arial" w:hAnsi="Arial" w:cs="Arial"/>
-        </w:rPr>
-        <w:t xml:space="preserve">with more individual information than group membership information </w:t>
-      </w:r>
-      <w:r>
-        <w:rPr>
-          <w:rFonts w:ascii="Arial" w:hAnsi="Arial" w:cs="Arial"/>
-        </w:rPr>
-        <w:t xml:space="preserve">encoded </w:t>
-      </w:r>
-      <w:r>
-        <w:rPr>
-          <w:rFonts w:ascii="Arial" w:hAnsi="Arial" w:cs="Arial"/>
-        </w:rPr>
-        <w:t>(</w:t>
-      </w:r>
-      <w:commentRangeStart w:id="20"/>
-      <w:r>
-        <w:rPr>
-          <w:rFonts w:ascii="Arial" w:hAnsi="Arial" w:cs="Arial"/>
-        </w:rPr>
-        <w:t>Individual</w:t>
-      </w:r>
-      <w:r>
-        <w:rPr>
-          <w:rFonts w:ascii="Arial" w:hAnsi="Arial" w:cs="Arial"/>
-        </w:rPr>
-        <w:t xml:space="preserve"> Information</w:t>
-      </w:r>
-      <w:r>
-        <w:rPr>
-          <w:rFonts w:ascii="Arial" w:hAnsi="Arial" w:cs="Arial"/>
-        </w:rPr>
-        <w:t xml:space="preserve"> Dataset</w:t>
-      </w:r>
-      <w:commentRangeEnd w:id="20"/>
-      <w:r>
-        <w:rPr>
-          <w:rFonts w:ascii="Arial" w:hAnsi="Arial" w:cs="Arial"/>
-        </w:rPr>
-        <w:t xml:space="preserve">; </w:t>
-      </w:r>
-      <w:r>
-        <w:rPr>
-          <w:rStyle w:val="CommentReference"/>
-        </w:rPr>
-        <w:commentReference w:id="20"/>
-      </w:r>
-      <w:r>
-        <w:rPr>
-          <w:rFonts w:ascii="Arial" w:hAnsi="Arial" w:cs="Arial"/>
-        </w:rPr>
-        <w:t>henceforth the Individual</w:t>
-      </w:r>
-      <w:r>
-        <w:rPr>
-          <w:rFonts w:ascii="Arial" w:hAnsi="Arial" w:cs="Arial"/>
-        </w:rPr>
-        <w:t xml:space="preserve"> dataset</w:t>
-      </w:r>
-      <w:r>
-        <w:rPr>
-          <w:rFonts w:ascii="Arial" w:hAnsi="Arial" w:cs="Arial"/>
-        </w:rPr>
-        <w:t xml:space="preserve">). In the </w:t>
-      </w:r>
-      <w:r>
-        <w:rPr>
-          <w:rFonts w:ascii="Arial" w:hAnsi="Arial" w:cs="Arial"/>
-        </w:rPr>
-        <w:t>Group</w:t>
-      </w:r>
-      <w:r>
-        <w:rPr>
-          <w:rFonts w:ascii="Arial" w:hAnsi="Arial" w:cs="Arial"/>
-        </w:rPr>
-        <w:t xml:space="preserve"> Dataset, individual information was set to a character length of 4 characters, and group </w:t>
-      </w:r>
-      <w:r>
-        <w:rPr>
-          <w:rFonts w:ascii="Arial" w:hAnsi="Arial" w:cs="Arial"/>
-        </w:rPr>
-        <w:t xml:space="preserve">member </w:t>
-      </w:r>
-      <w:r>
-        <w:rPr>
-          <w:rFonts w:ascii="Arial" w:hAnsi="Arial" w:cs="Arial"/>
-        </w:rPr>
-        <w:t xml:space="preserve">information was set to </w:t>
-      </w:r>
-      <w:commentRangeStart w:id="21"/>
-      <w:r>
-        <w:rPr>
-          <w:rFonts w:ascii="Arial" w:hAnsi="Arial" w:cs="Arial"/>
-        </w:rPr>
-        <w:t>a character length of 8 character</w:t>
-      </w:r>
-      <w:commentRangeEnd w:id="21"/>
-      <w:r>
-        <w:rPr>
-          <w:rStyle w:val="CommentReference"/>
-        </w:rPr>
-        <w:commentReference w:id="21"/>
-      </w:r>
-      <w:r>
-        <w:rPr>
-          <w:rFonts w:ascii="Arial" w:hAnsi="Arial" w:cs="Arial"/>
-        </w:rPr>
-        <w:t>.</w:t>
-      </w:r>
-      <w:r>
-        <w:rPr>
-          <w:rFonts w:ascii="Arial" w:hAnsi="Arial" w:cs="Arial"/>
-        </w:rPr>
-        <w:t xml:space="preserve"> In the Individual</w:t>
-      </w:r>
-      <w:r>
-        <w:rPr>
-          <w:rFonts w:ascii="Arial" w:hAnsi="Arial" w:cs="Arial"/>
-        </w:rPr>
-        <w:t xml:space="preserve"> </w:t>
-      </w:r>
-      <w:r>
-        <w:rPr>
-          <w:rFonts w:ascii="Arial" w:hAnsi="Arial" w:cs="Arial"/>
-        </w:rPr>
-        <w:t xml:space="preserve">Dataset, individual information was set to a </w:t>
-      </w:r>
-      <w:commentRangeStart w:id="22"/>
-      <w:r>
-        <w:rPr>
-          <w:rFonts w:ascii="Arial" w:hAnsi="Arial" w:cs="Arial"/>
-        </w:rPr>
-        <w:t>character length of 8 characters</w:t>
-      </w:r>
-      <w:commentRangeEnd w:id="22"/>
-      <w:r>
-        <w:rPr>
-          <w:rStyle w:val="CommentReference"/>
-        </w:rPr>
-        <w:commentReference w:id="22"/>
-      </w:r>
-      <w:r>
-        <w:rPr>
-          <w:rFonts w:ascii="Arial" w:hAnsi="Arial" w:cs="Arial"/>
-        </w:rPr>
-        <w:t>, and group information was set to a character length of 4 characters. For both datasets, there were 5 groups with 10 individuals per group</w:t>
-      </w:r>
-      <w:r>
-        <w:rPr>
-          <w:rFonts w:ascii="Arial" w:hAnsi="Arial" w:cs="Arial"/>
-        </w:rPr>
-        <w:t xml:space="preserve">, with 5 unique calls generated per individual. </w:t>
-      </w:r>
-    </w:p>
-    <w:p>
-      <w:pPr>
-        <w:spacing w:line="360" w:lineRule="auto"/>
-        <w:ind w:firstLine="720"/>
-        <w:rPr>
-          <w:rFonts w:ascii="Arial" w:hAnsi="Arial" w:cs="Arial"/>
-        </w:rPr>
-      </w:pPr>
-      <w:r>
-        <w:rPr>
-          <w:rFonts w:ascii="Arial" w:hAnsi="Arial" w:cs="Arial"/>
-        </w:rPr>
-        <w:t xml:space="preserve">After generating synthetic signals for these datasets, we used the </w:t>
-      </w:r>
-      <w:proofErr w:type="spellStart"/>
-      <w:r>
-        <w:rPr>
-          <w:rFonts w:ascii="Arial" w:hAnsi="Arial" w:cs="Arial"/>
-        </w:rPr>
-        <w:t>soundgen</w:t>
-      </w:r>
-      <w:proofErr w:type="spellEnd"/>
-      <w:r>
-        <w:rPr>
-          <w:rFonts w:ascii="Arial" w:hAnsi="Arial" w:cs="Arial"/>
-        </w:rPr>
-        <w:t xml:space="preserve"> </w:t>
-      </w:r>
-      <w:r>
-        <w:rPr>
-          <w:rFonts w:ascii="Arial" w:hAnsi="Arial" w:cs="Arial"/>
-        </w:rPr>
-        <w:t xml:space="preserve">package </w:t>
-      </w:r>
-      <w:r>
-        <w:rPr>
-          <w:rFonts w:ascii="Arial" w:hAnsi="Arial" w:cs="Arial"/>
-        </w:rPr>
-        <w:t xml:space="preserve">(TKTK citation) </w:t>
-      </w:r>
-      <w:r>
-        <w:rPr>
-          <w:rFonts w:ascii="Arial" w:hAnsi="Arial" w:cs="Arial"/>
-        </w:rPr>
-        <w:t xml:space="preserve">to convert the .wav files to spectrograms. </w:t>
-      </w:r>
-      <w:r>
-        <w:rPr>
-          <w:rFonts w:ascii="Arial" w:hAnsi="Arial" w:cs="Arial"/>
-          <w:highlight w:val="yellow"/>
-        </w:rPr>
-        <w:t>TKTK sentence about seeing these in figure</w:t>
-      </w:r>
-      <w:r>
-        <w:rPr>
-          <w:rFonts w:ascii="Arial" w:hAnsi="Arial" w:cs="Arial"/>
-          <w:highlight w:val="yellow"/>
-        </w:rPr>
-        <w:t>s</w:t>
-      </w:r>
-      <w:r>
-        <w:rPr>
-          <w:rFonts w:ascii="Arial" w:hAnsi="Arial" w:cs="Arial"/>
-          <w:highlight w:val="yellow"/>
-        </w:rPr>
-        <w:t xml:space="preserve"> </w:t>
-      </w:r>
-      <w:r>
-        <w:rPr>
-          <w:rFonts w:ascii="Arial" w:hAnsi="Arial" w:cs="Arial"/>
-        </w:rPr>
-        <w:t>2 and 3</w:t>
-      </w:r>
-      <w:r>
-        <w:rPr>
-          <w:rFonts w:ascii="Arial" w:hAnsi="Arial" w:cs="Arial"/>
-        </w:rPr>
-        <w:t xml:space="preserve">. </w:t>
-      </w:r>
-      <w:r>
-        <w:rPr>
-          <w:rFonts w:ascii="Arial" w:hAnsi="Arial" w:cs="Arial"/>
-        </w:rPr>
-        <w:t xml:space="preserve">To validate that the group and individual information we specified in the character strings could be recovered from the generated frequency signals, </w:t>
-      </w:r>
-      <w:r>
-        <w:rPr>
-          <w:rFonts w:ascii="Arial" w:hAnsi="Arial" w:cs="Arial"/>
-        </w:rPr>
-        <w:t>we performed spectrographic cross-correlation</w:t>
-      </w:r>
-      <w:r>
-        <w:rPr>
-          <w:rFonts w:ascii="Arial" w:hAnsi="Arial" w:cs="Arial"/>
-        </w:rPr>
-        <w:t xml:space="preserve"> </w:t>
-      </w:r>
-      <w:r>
-        <w:rPr>
-          <w:rFonts w:ascii="Arial" w:hAnsi="Arial" w:cs="Arial"/>
-        </w:rPr>
-        <w:t xml:space="preserve">on each dataset </w:t>
-      </w:r>
-      <w:r>
-        <w:rPr>
-          <w:rFonts w:ascii="Arial" w:hAnsi="Arial" w:cs="Arial"/>
-        </w:rPr>
-        <w:t xml:space="preserve">(SPCC; </w:t>
-      </w:r>
-      <w:r>
-        <w:rPr>
-          <w:rFonts w:ascii="Arial" w:hAnsi="Arial" w:cs="Arial"/>
-        </w:rPr>
-        <w:fldChar w:fldCharType="begin"/>
-      </w:r>
-      <w:r>
-        <w:rPr>
-          <w:rFonts w:ascii="Arial" w:hAnsi="Arial" w:cs="Arial"/>
-        </w:rPr>
-        <w:instrText xml:space="preserve"> ADDIN ZOTERO_ITEM CSL_CITATION {"citationID":"2alP2xFJ","properties":{"formattedCitation":"(Clark et al., 1987)","plainCitation":"(Clark et al., 1987)","noteIndex":0},"citationItems":[{"id":606,"uris":["http://zotero.org/groups/5786507/items/GR5UUI5P"],"itemData":{"id":606,"type":"article-journal","abstract":"Sound spectrograms have been a traditional method for comparing animal vocalizations and demonstrating their similarities or differences, but quantification of the comparative process has been difficult. This lack of quantification has hindered progress in documenting the timing and degree of song development in song birds. With this in mind, computer-based methods for sound comparison and sound averaging were developed. These methods utilize a numerical representation of a sound's frequency-time structure to compute a similarity value between any two sounds and an average sound spectrogram for a set of sounds. These analytical techniques were applied to an analysis of song notes of the swamp sparrow (Melospiza georgiana). The results demonstrate the usefulness of the methods and reveal new details in the description of the swamp sparrow's set of species-universal note types and in the decrease of note variability during the course of developmental transitions from subsong, through plastic song to song crystallization.","container-title":"Ethology","DOI":"10.1111/j.1439-0310.1987.tb00676.x","ISSN":"1439-0310","issue":"2","language":"en","license":"1987 Blackwell Verlag GmbH","note":"_eprint: https://onlinelibrary.wiley.com/doi/pdf/10.1111/j.1439-0310.1987.tb00676.x","page":"101-115","source":"Wiley Online Library","title":"Quantitative Analysis of Animal Vocal Phonology: an Application to Swamp Sparrow Song","title-short":"Quantitative Analysis of Animal Vocal Phonology","volume":"76","author":[{"family":"Clark","given":"Christopher W."},{"family":"Marler","given":"Peter"},{"family":"Beeman","given":"Kim"}],"issued":{"date-parts":[["1987"]]}}}],"schema":"https://github.com/citation-style-language/schema/raw/master/csl-citation.json"} </w:instrText>
-      </w:r>
-      <w:r>
-        <w:rPr>
-          <w:rFonts w:ascii="Arial" w:hAnsi="Arial" w:cs="Arial"/>
-        </w:rPr>
-        <w:fldChar w:fldCharType="separate"/>
-      </w:r>
-      <w:r>
-        <w:rPr>
-          <w:rFonts w:ascii="Arial" w:hAnsi="Arial" w:cs="Arial"/>
-        </w:rPr>
-        <w:t>Clark et al., 1987</w:t>
-      </w:r>
-      <w:r>
-        <w:rPr>
-          <w:rFonts w:ascii="Arial" w:hAnsi="Arial" w:cs="Arial"/>
-        </w:rPr>
-        <w:fldChar w:fldCharType="end"/>
-      </w:r>
-      <w:r>
-        <w:rPr>
-          <w:rFonts w:ascii="Arial" w:hAnsi="Arial" w:cs="Arial"/>
-        </w:rPr>
-        <w:t>)</w:t>
-      </w:r>
-      <w:r>
-        <w:rPr>
-          <w:rFonts w:ascii="Arial" w:hAnsi="Arial" w:cs="Arial"/>
-        </w:rPr>
-        <w:t xml:space="preserve"> using the </w:t>
-      </w:r>
-      <w:proofErr w:type="spellStart"/>
-      <w:r>
-        <w:rPr>
-          <w:rFonts w:ascii="Arial" w:hAnsi="Arial" w:cs="Arial"/>
-        </w:rPr>
-        <w:t>warbleR</w:t>
-      </w:r>
-      <w:proofErr w:type="spellEnd"/>
-      <w:r>
-        <w:rPr>
-          <w:rFonts w:ascii="Arial" w:hAnsi="Arial" w:cs="Arial"/>
-        </w:rPr>
-        <w:t xml:space="preserve"> package. </w:t>
-      </w:r>
-      <w:r>
-        <w:rPr>
-          <w:rFonts w:ascii="Arial" w:hAnsi="Arial" w:cs="Arial"/>
-        </w:rPr>
-        <w:t xml:space="preserve">We performed SPCC with a Hanning window, a window length of 512 samples, and a window overlap of 90 samples. We used a Pearson’s correlation method and a bandpass filter of 0 to 20 kHz. </w:t>
-      </w:r>
-    </w:p>
-    <w:p>
-      <w:pPr>
-        <w:spacing w:line="360" w:lineRule="auto"/>
-        <w:ind w:firstLine="720"/>
-        <w:rPr>
-          <w:rFonts w:ascii="Arial" w:hAnsi="Arial" w:cs="Arial"/>
-        </w:rPr>
-      </w:pPr>
-      <w:r>
-        <w:rPr>
-          <w:rFonts w:ascii="Arial" w:hAnsi="Arial" w:cs="Arial"/>
-        </w:rPr>
-        <w:t xml:space="preserve">To assess hierarchical mapping patterns of our two datasets, we used non-metric multidimensional scaling (MDS) to reduce the dimensionality of the SPCC matrix for each dataset. </w:t>
-      </w:r>
-      <w:r>
-        <w:rPr>
-          <w:rFonts w:ascii="Arial" w:hAnsi="Arial" w:cs="Arial"/>
-        </w:rPr>
-        <w:t>We performed MDS over 15 dimensions so that the stress of the model was TKTK (less than 5). From these results, we</w:t>
-      </w:r>
-      <w:r>
-        <w:rPr>
-          <w:rFonts w:ascii="Arial" w:hAnsi="Arial" w:cs="Arial"/>
-        </w:rPr>
-        <w:t xml:space="preserve"> two</w:t>
-      </w:r>
-      <w:r>
-        <w:rPr>
-          <w:rFonts w:ascii="Arial" w:hAnsi="Arial" w:cs="Arial"/>
-        </w:rPr>
-        <w:t xml:space="preserve"> generated low-dimensional acoustic space plots </w:t>
-      </w:r>
-      <w:r>
-        <w:rPr>
-          <w:rFonts w:ascii="Arial" w:hAnsi="Arial" w:cs="Arial"/>
-        </w:rPr>
-        <w:t xml:space="preserve">for each dataset, one visualizing </w:t>
-      </w:r>
-      <w:r>
-        <w:rPr>
-          <w:rFonts w:ascii="Arial" w:hAnsi="Arial" w:cs="Arial"/>
-        </w:rPr>
-        <w:t>the</w:t>
-      </w:r>
-      <w:r>
-        <w:rPr>
-          <w:rFonts w:ascii="Arial" w:hAnsi="Arial" w:cs="Arial"/>
-        </w:rPr>
-        <w:t xml:space="preserve"> </w:t>
-      </w:r>
-      <w:r>
-        <w:rPr>
-          <w:rFonts w:ascii="Arial" w:hAnsi="Arial" w:cs="Arial"/>
-        </w:rPr>
-        <w:t>acoustic</w:t>
-      </w:r>
-      <w:r>
-        <w:rPr>
-          <w:rFonts w:ascii="Arial" w:hAnsi="Arial" w:cs="Arial"/>
-        </w:rPr>
-        <w:t xml:space="preserve"> space between group</w:t>
-      </w:r>
-      <w:r>
-        <w:rPr>
-          <w:rFonts w:ascii="Arial" w:hAnsi="Arial" w:cs="Arial"/>
-        </w:rPr>
-        <w:t>s</w:t>
-      </w:r>
-      <w:r>
-        <w:rPr>
-          <w:rFonts w:ascii="Arial" w:hAnsi="Arial" w:cs="Arial"/>
-        </w:rPr>
-        <w:t xml:space="preserve"> and one visualizing the acoustic space between individuals. In doing this for each dataset, we can compare how well </w:t>
-      </w:r>
-      <w:r>
-        <w:rPr>
-          <w:rFonts w:ascii="Arial" w:hAnsi="Arial" w:cs="Arial"/>
-        </w:rPr>
-        <w:t xml:space="preserve">the </w:t>
-      </w:r>
-      <w:r>
-        <w:rPr>
-          <w:rFonts w:ascii="Arial" w:hAnsi="Arial" w:cs="Arial"/>
-        </w:rPr>
-        <w:t>Group</w:t>
-      </w:r>
-      <w:r>
-        <w:rPr>
-          <w:rFonts w:ascii="Arial" w:hAnsi="Arial" w:cs="Arial"/>
-        </w:rPr>
-        <w:t xml:space="preserve"> dataset encodes information at the group level compared to the individual level and vice versa for the </w:t>
-      </w:r>
-      <w:r>
-        <w:rPr>
-          <w:rFonts w:ascii="Arial" w:hAnsi="Arial" w:cs="Arial"/>
-        </w:rPr>
-        <w:t>Individual</w:t>
-      </w:r>
-      <w:r>
-        <w:rPr>
-          <w:rFonts w:ascii="Arial" w:hAnsi="Arial" w:cs="Arial"/>
-        </w:rPr>
-        <w:t xml:space="preserve"> dataset. </w:t>
-      </w:r>
-    </w:p>
-    <w:p>
-      <w:pPr>
-        <w:spacing w:line="360" w:lineRule="auto"/>
-        <w:rPr>
-          <w:rFonts w:ascii="Arial" w:hAnsi="Arial" w:cs="Arial"/>
-          <w:i/>
-          <w:iCs/>
-        </w:rPr>
-      </w:pPr>
-    </w:p>
-    <w:p>
-      <w:pPr>
-        <w:spacing w:line="360" w:lineRule="auto"/>
-        <w:rPr>
-          <w:rFonts w:ascii="Arial" w:hAnsi="Arial" w:cs="Arial"/>
-          <w:i/>
-          <w:iCs/>
-        </w:rPr>
-      </w:pPr>
-      <w:r>
-        <w:rPr>
-          <w:rFonts w:ascii="Arial" w:hAnsi="Arial" w:cs="Arial"/>
-          <w:i/>
-          <w:iCs/>
-        </w:rPr>
-        <w:t xml:space="preserve">Synthetic Experiments to Assess </w:t>
-      </w:r>
-      <w:r>
-        <w:rPr>
-          <w:rFonts w:ascii="Arial" w:hAnsi="Arial" w:cs="Arial"/>
-          <w:i/>
-          <w:iCs/>
-        </w:rPr>
-        <w:t xml:space="preserve">Accuracy of </w:t>
-      </w:r>
-      <w:r>
-        <w:rPr>
-          <w:rFonts w:ascii="Arial" w:hAnsi="Arial" w:cs="Arial"/>
-          <w:i/>
-          <w:iCs/>
-        </w:rPr>
-        <w:t xml:space="preserve">Information Encoding and Decoding </w:t>
-      </w:r>
-      <w:r>
-        <w:rPr>
-          <w:rFonts w:ascii="Arial" w:hAnsi="Arial" w:cs="Arial"/>
-          <w:i/>
-          <w:iCs/>
-        </w:rPr>
-        <w:t>Across a Range of</w:t>
-      </w:r>
-      <w:r>
-        <w:rPr>
-          <w:rFonts w:ascii="Arial" w:hAnsi="Arial" w:cs="Arial"/>
-          <w:i/>
-          <w:iCs/>
-        </w:rPr>
-        <w:t xml:space="preserve"> Social </w:t>
-      </w:r>
-      <w:r>
-        <w:rPr>
-          <w:rFonts w:ascii="Arial" w:hAnsi="Arial" w:cs="Arial"/>
-          <w:i/>
-          <w:iCs/>
-        </w:rPr>
-        <w:t xml:space="preserve">Conditions </w:t>
-      </w:r>
-    </w:p>
-    <w:p>
-      <w:pPr>
-        <w:pStyle w:val="NoSpacing"/>
-        <w:spacing w:line="360" w:lineRule="auto"/>
-        <w:rPr>
-          <w:rFonts w:ascii="Arial" w:hAnsi="Arial" w:cs="Arial"/>
-        </w:rPr>
-      </w:pPr>
-      <w:r>
-        <w:rPr>
-          <w:rFonts w:ascii="Arial" w:hAnsi="Arial" w:cs="Arial"/>
-        </w:rPr>
-        <w:lastRenderedPageBreak/>
-        <w:tab/>
-      </w:r>
-      <w:r>
-        <w:rPr>
-          <w:rFonts w:ascii="Arial" w:hAnsi="Arial" w:cs="Arial"/>
-        </w:rPr>
-        <w:t xml:space="preserve"> </w:t>
-      </w:r>
-      <w:r>
-        <w:rPr>
-          <w:rFonts w:ascii="Arial" w:hAnsi="Arial" w:cs="Arial"/>
-        </w:rPr>
-        <w:t xml:space="preserve">To test how </w:t>
-      </w:r>
-      <w:r>
-        <w:rPr>
-          <w:rFonts w:ascii="Arial" w:hAnsi="Arial" w:cs="Arial"/>
-        </w:rPr>
-        <w:t>accurately</w:t>
-      </w:r>
-      <w:r>
-        <w:rPr>
-          <w:rFonts w:ascii="Arial" w:hAnsi="Arial" w:cs="Arial"/>
-        </w:rPr>
-        <w:t xml:space="preserve"> </w:t>
-      </w:r>
-      <w:r>
-        <w:rPr>
-          <w:rFonts w:ascii="Arial" w:hAnsi="Arial" w:cs="Arial"/>
-        </w:rPr>
-        <w:t xml:space="preserve">varying amounts of group and individual </w:t>
-      </w:r>
-      <w:r>
-        <w:rPr>
-          <w:rFonts w:ascii="Arial" w:hAnsi="Arial" w:cs="Arial"/>
-        </w:rPr>
-        <w:t>information could</w:t>
-      </w:r>
-      <w:r>
-        <w:rPr>
-          <w:rFonts w:ascii="Arial" w:hAnsi="Arial" w:cs="Arial"/>
-        </w:rPr>
-        <w:t xml:space="preserve"> be recovered </w:t>
-      </w:r>
-      <w:r>
-        <w:rPr>
-          <w:rFonts w:ascii="Arial" w:hAnsi="Arial" w:cs="Arial"/>
-        </w:rPr>
-        <w:t>from synthetic signals</w:t>
-      </w:r>
-      <w:r>
-        <w:rPr>
-          <w:rFonts w:ascii="Arial" w:hAnsi="Arial" w:cs="Arial"/>
-        </w:rPr>
-        <w:t>,</w:t>
-      </w:r>
-      <w:r>
-        <w:rPr>
-          <w:rFonts w:ascii="Arial" w:hAnsi="Arial" w:cs="Arial"/>
-        </w:rPr>
-        <w:t xml:space="preserve"> we created synthetic </w:t>
-      </w:r>
-      <w:r>
-        <w:rPr>
-          <w:rFonts w:ascii="Arial" w:hAnsi="Arial" w:cs="Arial"/>
-        </w:rPr>
-        <w:t xml:space="preserve">signal datasets that approximated different information encoding outcomes </w:t>
-      </w:r>
-      <w:r>
-        <w:rPr>
-          <w:rFonts w:ascii="Arial" w:hAnsi="Arial" w:cs="Arial"/>
-        </w:rPr>
-        <w:t xml:space="preserve">across </w:t>
-      </w:r>
-      <w:r>
-        <w:rPr>
-          <w:rFonts w:ascii="Arial" w:hAnsi="Arial" w:cs="Arial"/>
-        </w:rPr>
-        <w:t>four</w:t>
-      </w:r>
-      <w:r>
-        <w:rPr>
-          <w:rFonts w:ascii="Arial" w:hAnsi="Arial" w:cs="Arial"/>
-        </w:rPr>
-        <w:t xml:space="preserve"> </w:t>
-      </w:r>
-      <w:r>
-        <w:rPr>
-          <w:rFonts w:ascii="Arial" w:hAnsi="Arial" w:cs="Arial"/>
-        </w:rPr>
-        <w:t xml:space="preserve">different social conditions: </w:t>
-      </w:r>
-      <w:r>
-        <w:rPr>
-          <w:rFonts w:ascii="Arial" w:hAnsi="Arial" w:cs="Arial"/>
-        </w:rPr>
-        <w:t>Sparse</w:t>
-      </w:r>
-      <w:r>
-        <w:rPr>
-          <w:rFonts w:ascii="Arial" w:hAnsi="Arial" w:cs="Arial"/>
-        </w:rPr>
-        <w:t xml:space="preserve"> </w:t>
-      </w:r>
-      <w:r>
-        <w:rPr>
-          <w:rFonts w:ascii="Arial" w:hAnsi="Arial" w:cs="Arial"/>
-        </w:rPr>
-        <w:t xml:space="preserve">(2 groups, 2 individuals per group), </w:t>
-      </w:r>
-      <w:r>
-        <w:rPr>
-          <w:rFonts w:ascii="Arial" w:hAnsi="Arial" w:cs="Arial"/>
-        </w:rPr>
-        <w:t>I</w:t>
-      </w:r>
-      <w:r>
-        <w:rPr>
-          <w:rFonts w:ascii="Arial" w:hAnsi="Arial" w:cs="Arial"/>
-        </w:rPr>
-        <w:t>ntermediate (</w:t>
-      </w:r>
-      <w:r>
-        <w:rPr>
-          <w:rFonts w:ascii="Arial" w:hAnsi="Arial" w:cs="Arial"/>
-        </w:rPr>
-        <w:t>6</w:t>
-      </w:r>
-      <w:r>
-        <w:rPr>
-          <w:rFonts w:ascii="Arial" w:hAnsi="Arial" w:cs="Arial"/>
-        </w:rPr>
-        <w:t xml:space="preserve"> groups, </w:t>
-      </w:r>
-      <w:r>
-        <w:rPr>
-          <w:rFonts w:ascii="Arial" w:hAnsi="Arial" w:cs="Arial"/>
-        </w:rPr>
-        <w:t>6</w:t>
-      </w:r>
-      <w:r>
-        <w:rPr>
-          <w:rFonts w:ascii="Arial" w:hAnsi="Arial" w:cs="Arial"/>
-        </w:rPr>
-        <w:t xml:space="preserve"> individuals per group), </w:t>
-      </w:r>
-      <w:r>
-        <w:rPr>
-          <w:rFonts w:ascii="Arial" w:hAnsi="Arial" w:cs="Arial"/>
-        </w:rPr>
-        <w:t xml:space="preserve">Crowded (10 groups, 10 individuals per group), </w:t>
-      </w:r>
-      <w:r>
-        <w:rPr>
-          <w:rFonts w:ascii="Arial" w:hAnsi="Arial" w:cs="Arial"/>
-        </w:rPr>
-        <w:t xml:space="preserve">and </w:t>
-      </w:r>
-      <w:r>
-        <w:rPr>
-          <w:rFonts w:ascii="Arial" w:hAnsi="Arial" w:cs="Arial"/>
-        </w:rPr>
-        <w:t>D</w:t>
-      </w:r>
-      <w:r>
-        <w:rPr>
-          <w:rFonts w:ascii="Arial" w:hAnsi="Arial" w:cs="Arial"/>
-        </w:rPr>
-        <w:t xml:space="preserve">ense (20 groups, 20 individuals per group). </w:t>
-      </w:r>
-      <w:r>
-        <w:rPr>
-          <w:rFonts w:ascii="Arial" w:hAnsi="Arial" w:cs="Arial"/>
-        </w:rPr>
-        <w:t>We</w:t>
-      </w:r>
-      <w:r>
-        <w:rPr>
-          <w:rFonts w:ascii="Arial" w:hAnsi="Arial" w:cs="Arial"/>
-        </w:rPr>
-        <w:t xml:space="preserve"> kept the number of calls per individual constant at 2. </w:t>
-      </w:r>
-      <w:r>
-        <w:rPr>
-          <w:rFonts w:ascii="Arial" w:hAnsi="Arial" w:cs="Arial"/>
-        </w:rPr>
-        <w:t>These social conditions follow predictions for how many unique vocal signatures can be created at each social level (group or individual)</w:t>
-      </w:r>
-      <w:r>
-        <w:rPr>
-          <w:rFonts w:ascii="Arial" w:hAnsi="Arial" w:cs="Arial"/>
-        </w:rPr>
-        <w:t>, using an information theory perspective. TKTK add more here about the actual numbers</w:t>
-      </w:r>
-    </w:p>
-    <w:p>
-      <w:pPr>
-        <w:pStyle w:val="NoSpacing"/>
-        <w:spacing w:line="360" w:lineRule="auto"/>
-        <w:rPr>
-          <w:rFonts w:ascii="Arial" w:hAnsi="Arial" w:cs="Arial"/>
-        </w:rPr>
-      </w:pPr>
-      <w:r>
-        <w:rPr>
-          <w:rFonts w:ascii="Arial" w:hAnsi="Arial" w:cs="Arial"/>
-        </w:rPr>
-        <w:tab/>
-        <w:t>In each condition</w:t>
-      </w:r>
-      <w:r>
-        <w:rPr>
-          <w:rFonts w:ascii="Arial" w:hAnsi="Arial" w:cs="Arial"/>
-        </w:rPr>
-        <w:t>,</w:t>
-      </w:r>
-      <w:r>
-        <w:rPr>
-          <w:rFonts w:ascii="Arial" w:hAnsi="Arial" w:cs="Arial"/>
-        </w:rPr>
-        <w:t xml:space="preserve"> we created </w:t>
-      </w:r>
-      <w:r>
-        <w:rPr>
-          <w:rFonts w:ascii="Arial" w:hAnsi="Arial" w:cs="Arial"/>
-        </w:rPr>
-        <w:t>4</w:t>
-      </w:r>
-      <w:r>
-        <w:rPr>
-          <w:rFonts w:ascii="Arial" w:hAnsi="Arial" w:cs="Arial"/>
-        </w:rPr>
-        <w:t xml:space="preserve"> different </w:t>
-      </w:r>
-      <w:proofErr w:type="gramStart"/>
-      <w:r>
-        <w:rPr>
-          <w:rFonts w:ascii="Arial" w:hAnsi="Arial" w:cs="Arial"/>
-        </w:rPr>
-        <w:t>datasets</w:t>
-      </w:r>
-      <w:proofErr w:type="gramEnd"/>
-      <w:r>
-        <w:rPr>
-          <w:rFonts w:ascii="Arial" w:hAnsi="Arial" w:cs="Arial"/>
-        </w:rPr>
-        <w:t xml:space="preserve"> that varied the proportion of group to individual information encoded in calls</w:t>
-      </w:r>
-      <w:r>
-        <w:rPr>
-          <w:rFonts w:ascii="Arial" w:hAnsi="Arial" w:cs="Arial"/>
-        </w:rPr>
-        <w:t xml:space="preserve">. We kept the total information string length across these datasets constant at 20 characters, only changing the proportion of information that was group or individual information. These datasets represented the following information ratios: </w:t>
-      </w:r>
-      <w:r>
-        <w:rPr>
-          <w:rFonts w:ascii="Arial" w:hAnsi="Arial" w:cs="Arial"/>
-        </w:rPr>
-        <w:t xml:space="preserve">0 – no group information, all individual information, </w:t>
-      </w:r>
-      <w:r>
-        <w:rPr>
-          <w:rFonts w:ascii="Arial" w:hAnsi="Arial" w:cs="Arial"/>
-        </w:rPr>
-        <w:t>1/3, 2/3</w:t>
-      </w:r>
-      <w:r>
-        <w:rPr>
-          <w:rFonts w:ascii="Arial" w:hAnsi="Arial" w:cs="Arial"/>
-        </w:rPr>
-        <w:t>, 1 – all group information, no individual</w:t>
-      </w:r>
-      <w:r>
-        <w:rPr>
-          <w:rFonts w:ascii="Arial" w:hAnsi="Arial" w:cs="Arial"/>
-        </w:rPr>
-        <w:t xml:space="preserve">. </w:t>
-      </w:r>
-      <w:r>
-        <w:rPr>
-          <w:rFonts w:ascii="Arial" w:hAnsi="Arial" w:cs="Arial"/>
-        </w:rPr>
-        <w:t xml:space="preserve"> </w:t>
-      </w:r>
-      <w:r>
-        <w:rPr>
-          <w:rFonts w:ascii="Arial" w:hAnsi="Arial" w:cs="Arial"/>
-        </w:rPr>
-        <w:t xml:space="preserve">We ran </w:t>
-      </w:r>
-      <w:r>
-        <w:rPr>
-          <w:rFonts w:ascii="Arial" w:hAnsi="Arial" w:cs="Arial"/>
-        </w:rPr>
-        <w:t xml:space="preserve">8 </w:t>
-      </w:r>
-      <w:r>
-        <w:rPr>
-          <w:rFonts w:ascii="Arial" w:hAnsi="Arial" w:cs="Arial"/>
-        </w:rPr>
-        <w:t xml:space="preserve">iterations for each combination of information ratio and social condition. </w:t>
-      </w:r>
-    </w:p>
-    <w:p>
-      <w:pPr>
-        <w:pStyle w:val="NoSpacing"/>
-        <w:spacing w:line="360" w:lineRule="auto"/>
-        <w:rPr>
-          <w:rFonts w:ascii="Arial" w:hAnsi="Arial" w:cs="Arial"/>
-        </w:rPr>
-      </w:pPr>
-      <w:r>
-        <w:rPr>
-          <w:rFonts w:ascii="Arial" w:hAnsi="Arial" w:cs="Arial"/>
-        </w:rPr>
-        <w:tab/>
-        <w:t>After generating the</w:t>
-      </w:r>
-      <w:r>
-        <w:rPr>
-          <w:rFonts w:ascii="Arial" w:hAnsi="Arial" w:cs="Arial"/>
-        </w:rPr>
-        <w:t>se</w:t>
-      </w:r>
-      <w:r>
-        <w:rPr>
-          <w:rFonts w:ascii="Arial" w:hAnsi="Arial" w:cs="Arial"/>
-        </w:rPr>
-        <w:t xml:space="preserve"> synthetic audio files, we used the </w:t>
-      </w:r>
-      <w:proofErr w:type="spellStart"/>
-      <w:r>
-        <w:rPr>
-          <w:rFonts w:ascii="Arial" w:hAnsi="Arial" w:cs="Arial"/>
-        </w:rPr>
-        <w:t>warbleR</w:t>
-      </w:r>
-      <w:proofErr w:type="spellEnd"/>
-      <w:r>
-        <w:rPr>
-          <w:rFonts w:ascii="Arial" w:hAnsi="Arial" w:cs="Arial"/>
-        </w:rPr>
-        <w:t xml:space="preserve"> package to perform SPCC. </w:t>
-      </w:r>
-      <w:r>
-        <w:rPr>
-          <w:rFonts w:ascii="Arial" w:hAnsi="Arial" w:cs="Arial"/>
-        </w:rPr>
-        <w:t>We used the same SPCC and MDS methods above TKTK. Figure 3?</w:t>
-      </w:r>
-    </w:p>
-    <w:p>
-      <w:pPr>
-        <w:spacing w:line="360" w:lineRule="auto"/>
-        <w:rPr>
-          <w:rFonts w:ascii="Arial" w:hAnsi="Arial" w:cs="Arial"/>
-        </w:rPr>
-      </w:pPr>
+        <w:rPr>
+          <w:rFonts w:ascii="Arial" w:hAnsi="Arial" w:cs="Arial"/>
+        </w:rPr>
+      </w:pPr>
+      <w:r>
+        <w:rPr>
+          <w:rFonts w:ascii="Arial" w:hAnsi="Arial" w:cs="Arial"/>
+        </w:rPr>
+        <w:t>TKTK synthetic exp results go here</w:t>
+      </w:r>
     </w:p>
     <w:p>
       <w:pPr>
@@ -5202,169 +5343,48 @@
           <w:bCs/>
         </w:rPr>
       </w:pPr>
-      <w:r>
+    </w:p>
+    <w:p>
+      <w:pPr>
+        <w:spacing w:line="360" w:lineRule="auto"/>
         <w:rPr>
           <w:rFonts w:ascii="Arial" w:hAnsi="Arial" w:cs="Arial"/>
           <w:b/>
           <w:bCs/>
         </w:rPr>
-        <w:t>Results:</w:t>
-      </w:r>
-    </w:p>
-    <w:p>
-      <w:pPr>
-        <w:spacing w:line="360" w:lineRule="auto"/>
+      </w:pPr>
+      <w:commentRangeStart w:id="26"/>
+      <w:commentRangeStart w:id="27"/>
+      <w:r>
         <w:rPr>
           <w:rFonts w:ascii="Arial" w:hAnsi="Arial" w:cs="Arial"/>
           <w:b/>
           <w:bCs/>
         </w:rPr>
-      </w:pPr>
-    </w:p>
-    <w:p>
-      <w:pPr>
-        <w:spacing w:line="360" w:lineRule="auto"/>
-        <w:rPr>
-          <w:rFonts w:ascii="Arial" w:hAnsi="Arial" w:cs="Arial"/>
-          <w:i/>
-          <w:iCs/>
-        </w:rPr>
-      </w:pPr>
-      <w:r>
-        <w:rPr>
-          <w:rFonts w:ascii="Arial" w:hAnsi="Arial" w:cs="Arial"/>
-          <w:i/>
-          <w:iCs/>
-        </w:rPr>
-        <w:t xml:space="preserve">Visualizing </w:t>
-      </w:r>
-      <w:r>
-        <w:rPr>
-          <w:rFonts w:ascii="Arial" w:hAnsi="Arial" w:cs="Arial"/>
-          <w:i/>
-          <w:iCs/>
-        </w:rPr>
-        <w:t>Synthetic Group and Information Datasets</w:t>
-      </w:r>
-    </w:p>
-    <w:p>
-      <w:pPr>
-        <w:spacing w:line="360" w:lineRule="auto"/>
-        <w:rPr>
-          <w:rFonts w:ascii="Arial" w:hAnsi="Arial" w:cs="Arial"/>
-        </w:rPr>
-      </w:pPr>
-      <w:r>
-        <w:rPr>
-          <w:rFonts w:ascii="Arial" w:hAnsi="Arial" w:cs="Arial"/>
-        </w:rPr>
-        <w:t xml:space="preserve">For the Group and Individual </w:t>
-      </w:r>
-      <w:proofErr w:type="gramStart"/>
-      <w:r>
-        <w:rPr>
-          <w:rFonts w:ascii="Arial" w:hAnsi="Arial" w:cs="Arial"/>
-        </w:rPr>
-        <w:t>datasets</w:t>
-      </w:r>
-      <w:proofErr w:type="gramEnd"/>
-      <w:r>
-        <w:rPr>
-          <w:rFonts w:ascii="Arial" w:hAnsi="Arial" w:cs="Arial"/>
-        </w:rPr>
-        <w:t xml:space="preserve"> we created spectrographic lexicons and acoustic space plots to visualize the range of synthetic signals created and how they relate to each other in acoustic space at the individual and group level.</w:t>
-      </w:r>
-      <w:r>
-        <w:rPr>
-          <w:rFonts w:ascii="Arial" w:hAnsi="Arial" w:cs="Arial"/>
-        </w:rPr>
-        <w:t xml:space="preserve"> </w:t>
-      </w:r>
-      <w:commentRangeStart w:id="23"/>
-      <w:r>
-        <w:rPr>
-          <w:rFonts w:ascii="Arial" w:hAnsi="Arial" w:cs="Arial"/>
-        </w:rPr>
-        <w:t xml:space="preserve">In the Group dataset, synthetic vocalizations share more similarities within groups and are more different across groups, see by the lack of overlapping polygons in group level acoustic space plots, and the </w:t>
-      </w:r>
-      <w:proofErr w:type="gramStart"/>
-      <w:r>
-        <w:rPr>
-          <w:rFonts w:ascii="Arial" w:hAnsi="Arial" w:cs="Arial"/>
-        </w:rPr>
-        <w:t>over lapping</w:t>
-      </w:r>
-      <w:proofErr w:type="gramEnd"/>
-      <w:r>
-        <w:rPr>
-          <w:rFonts w:ascii="Arial" w:hAnsi="Arial" w:cs="Arial"/>
-        </w:rPr>
-        <w:t xml:space="preserve"> polygons in the individual level acoustic space plots (Figure 2). In the individual information dataset, vocalizations contain more variation within groups, seen by the overlapping polygons in the group level acoustic space plots, and </w:t>
-      </w:r>
-      <w:r>
-        <w:rPr>
-          <w:rFonts w:ascii="Arial" w:hAnsi="Arial" w:cs="Arial"/>
-        </w:rPr>
-        <w:lastRenderedPageBreak/>
-        <w:t>the distance acoustic space regions occupied by individuals in the individual level acoustic space plot (Figure 3)</w:t>
-      </w:r>
-      <w:commentRangeEnd w:id="23"/>
+        <w:t>Discussion</w:t>
+      </w:r>
+      <w:commentRangeEnd w:id="26"/>
       <w:r>
         <w:rPr>
           <w:rStyle w:val="CommentReference"/>
         </w:rPr>
-        <w:commentReference w:id="23"/>
-      </w:r>
-    </w:p>
-    <w:p>
-      <w:pPr>
-        <w:spacing w:line="360" w:lineRule="auto"/>
-        <w:rPr>
-          <w:rFonts w:ascii="Arial" w:hAnsi="Arial" w:cs="Arial"/>
-        </w:rPr>
-      </w:pPr>
-    </w:p>
-    <w:p>
-      <w:pPr>
-        <w:spacing w:line="360" w:lineRule="auto"/>
-        <w:rPr>
-          <w:rFonts w:ascii="Arial" w:hAnsi="Arial" w:cs="Arial"/>
-          <w:i/>
-          <w:iCs/>
-        </w:rPr>
-      </w:pPr>
-      <w:r>
-        <w:rPr>
-          <w:rFonts w:ascii="Arial" w:hAnsi="Arial" w:cs="Arial"/>
-          <w:i/>
-          <w:iCs/>
-        </w:rPr>
-        <w:t xml:space="preserve">Accuracy of Information Encoding and Recovery  </w:t>
-      </w:r>
-    </w:p>
-    <w:p>
-      <w:pPr>
-        <w:spacing w:line="360" w:lineRule="auto"/>
-        <w:rPr>
-          <w:rFonts w:ascii="Arial" w:hAnsi="Arial" w:cs="Arial"/>
-        </w:rPr>
-      </w:pPr>
-      <w:r>
-        <w:rPr>
-          <w:rFonts w:ascii="Arial" w:hAnsi="Arial" w:cs="Arial"/>
-        </w:rPr>
-        <w:t>TKTK synthetic exp results go here</w:t>
-      </w:r>
-    </w:p>
-    <w:p>
-      <w:pPr>
-        <w:spacing w:line="360" w:lineRule="auto"/>
+        <w:commentReference w:id="26"/>
+      </w:r>
+      <w:commentRangeEnd w:id="27"/>
+      <w:r>
+        <w:rPr>
+          <w:rStyle w:val="CommentReference"/>
+        </w:rPr>
+        <w:commentReference w:id="27"/>
+      </w:r>
+      <w:r>
         <w:rPr>
           <w:rFonts w:ascii="Arial" w:hAnsi="Arial" w:cs="Arial"/>
           <w:b/>
           <w:bCs/>
         </w:rPr>
-      </w:pPr>
+        <w:t>:</w:t>
+      </w:r>
     </w:p>
     <w:p>
       <w:pPr>
@@ -5375,75 +5395,33 @@
           <w:bCs/>
         </w:rPr>
       </w:pPr>
-      <w:commentRangeStart w:id="24"/>
-      <w:commentRangeStart w:id="25"/>
-      <w:r>
-        <w:rPr>
-          <w:rFonts w:ascii="Arial" w:hAnsi="Arial" w:cs="Arial"/>
-          <w:b/>
-          <w:bCs/>
-        </w:rPr>
-        <w:t>Discussion</w:t>
-      </w:r>
-      <w:commentRangeEnd w:id="24"/>
+    </w:p>
+    <w:p>
+      <w:pPr>
+        <w:spacing w:line="360" w:lineRule="auto"/>
+        <w:rPr>
+          <w:rFonts w:ascii="Arial" w:hAnsi="Arial" w:cs="Arial"/>
+        </w:rPr>
+      </w:pPr>
+      <w:r>
+        <w:rPr>
+          <w:rFonts w:ascii="Arial" w:hAnsi="Arial" w:cs="Arial"/>
+        </w:rPr>
+        <w:t xml:space="preserve">Synthetic tools offer a practical solution, by allowing us to control </w:t>
+      </w:r>
+      <w:commentRangeStart w:id="28"/>
+      <w:r>
+        <w:rPr>
+          <w:rFonts w:ascii="Arial" w:hAnsi="Arial" w:cs="Arial"/>
+        </w:rPr>
+        <w:t>these</w:t>
+      </w:r>
+      <w:commentRangeEnd w:id="28"/>
       <w:r>
         <w:rPr>
           <w:rStyle w:val="CommentReference"/>
         </w:rPr>
-        <w:commentReference w:id="24"/>
-      </w:r>
-      <w:commentRangeEnd w:id="25"/>
-      <w:r>
-        <w:rPr>
-          <w:rStyle w:val="CommentReference"/>
-        </w:rPr>
-        <w:commentReference w:id="25"/>
-      </w:r>
-      <w:r>
-        <w:rPr>
-          <w:rFonts w:ascii="Arial" w:hAnsi="Arial" w:cs="Arial"/>
-          <w:b/>
-          <w:bCs/>
-        </w:rPr>
-        <w:t>:</w:t>
-      </w:r>
-    </w:p>
-    <w:p>
-      <w:pPr>
-        <w:spacing w:line="360" w:lineRule="auto"/>
-        <w:rPr>
-          <w:rFonts w:ascii="Arial" w:hAnsi="Arial" w:cs="Arial"/>
-          <w:b/>
-          <w:bCs/>
-        </w:rPr>
-      </w:pPr>
-    </w:p>
-    <w:p>
-      <w:pPr>
-        <w:spacing w:line="360" w:lineRule="auto"/>
-        <w:rPr>
-          <w:rFonts w:ascii="Arial" w:hAnsi="Arial" w:cs="Arial"/>
-        </w:rPr>
-      </w:pPr>
-      <w:r>
-        <w:rPr>
-          <w:rFonts w:ascii="Arial" w:hAnsi="Arial" w:cs="Arial"/>
-        </w:rPr>
-        <w:t xml:space="preserve">Synthetic tools offer a practical solution, by allowing us to control </w:t>
-      </w:r>
-      <w:commentRangeStart w:id="26"/>
-      <w:r>
-        <w:rPr>
-          <w:rFonts w:ascii="Arial" w:hAnsi="Arial" w:cs="Arial"/>
-        </w:rPr>
-        <w:t>these</w:t>
-      </w:r>
-      <w:commentRangeEnd w:id="26"/>
-      <w:r>
-        <w:rPr>
-          <w:rStyle w:val="CommentReference"/>
-        </w:rPr>
-        <w:commentReference w:id="26"/>
+        <w:commentReference w:id="28"/>
       </w:r>
       <w:r>
         <w:rPr>
@@ -5485,85 +5463,14 @@
         <w:rPr>
           <w:rFonts w:ascii="Arial" w:hAnsi="Arial" w:cs="Arial"/>
         </w:rPr>
-        <w:t>large-scale quantification methods that are often used in animal movement research (</w:t>
-      </w:r>
-      <w:proofErr w:type="spellStart"/>
-      <w:r>
-        <w:rPr>
-          <w:rFonts w:ascii="Arial" w:hAnsi="Arial" w:cs="Arial"/>
-        </w:rPr>
-        <w:t>Sainburg</w:t>
-      </w:r>
-      <w:proofErr w:type="spellEnd"/>
-      <w:r>
-        <w:rPr>
-          <w:rFonts w:ascii="Arial" w:hAnsi="Arial" w:cs="Arial"/>
-        </w:rPr>
-        <w:t xml:space="preserve"> &amp; Gentner, 2021). Researchers are already using these datasets in combination with natural ones to determine which analytic tools perform best to assess complexity and animal vocal sequences (</w:t>
-      </w:r>
-      <w:proofErr w:type="spellStart"/>
-      <w:r>
-        <w:rPr>
-          <w:rFonts w:ascii="Arial" w:hAnsi="Arial" w:cs="Arial"/>
-        </w:rPr>
-        <w:t>Kershenbaum</w:t>
-      </w:r>
-      <w:proofErr w:type="spellEnd"/>
-      <w:r>
-        <w:rPr>
-          <w:rFonts w:ascii="Arial" w:hAnsi="Arial" w:cs="Arial"/>
-        </w:rPr>
-        <w:t xml:space="preserve"> &amp; Garland, 2015) or to validate new methods for </w:t>
-      </w:r>
-      <w:proofErr w:type="gramStart"/>
-      <w:r>
-        <w:rPr>
-          <w:rFonts w:ascii="Arial" w:hAnsi="Arial" w:cs="Arial"/>
-        </w:rPr>
-        <w:t>calculate</w:t>
-      </w:r>
-      <w:proofErr w:type="gramEnd"/>
-      <w:r>
-        <w:rPr>
-          <w:rFonts w:ascii="Arial" w:hAnsi="Arial" w:cs="Arial"/>
-        </w:rPr>
-        <w:t xml:space="preserve"> and quantify acoustic structure (Keen et al., 2021; Sawant et al., 2022). There are several packages in R that allow researchers to create synthetic vocal signal datasets with biological relevance. [sentences about </w:t>
-      </w:r>
-      <w:proofErr w:type="spellStart"/>
-      <w:r>
-        <w:rPr>
-          <w:rFonts w:ascii="Arial" w:hAnsi="Arial" w:cs="Arial"/>
-        </w:rPr>
-        <w:t>wableR</w:t>
-      </w:r>
-      <w:proofErr w:type="spellEnd"/>
-      <w:r>
-        <w:rPr>
-          <w:rFonts w:ascii="Arial" w:hAnsi="Arial" w:cs="Arial"/>
-        </w:rPr>
-        <w:t xml:space="preserve"> and </w:t>
-      </w:r>
-      <w:proofErr w:type="spellStart"/>
-      <w:proofErr w:type="gramStart"/>
-      <w:r>
-        <w:rPr>
-          <w:rFonts w:ascii="Arial" w:hAnsi="Arial" w:cs="Arial"/>
-        </w:rPr>
-        <w:t>soundgen</w:t>
-      </w:r>
-      <w:proofErr w:type="spellEnd"/>
-      <w:r>
-        <w:rPr>
-          <w:rFonts w:ascii="Arial" w:hAnsi="Arial" w:cs="Arial"/>
-        </w:rPr>
-        <w:t>]  .</w:t>
-      </w:r>
-      <w:proofErr w:type="gramEnd"/>
-      <w:r>
-        <w:rPr>
-          <w:rFonts w:ascii="Arial" w:hAnsi="Arial" w:cs="Arial"/>
-        </w:rPr>
-        <w:t xml:space="preserve"> An underused function of these packages in animal communication is that they provide researchers with the ability to manipulate information in synthetic signals to specifically study the types of information encoded in a signal, how much information is encoded, and where the information is encoded in a signal.  </w:t>
+        <w:t xml:space="preserve">large-scale quantification methods that are often used in animal movement research (Sainburg &amp; Gentner, 2021). Researchers are already using these datasets in combination with natural ones to determine which analytic tools perform best to assess complexity and animal vocal sequences (Kershenbaum &amp; Garland, 2015) or to validate new methods for calculate and quantify acoustic structure (Keen et al., 2021; Sawant et al., 2022). There are several packages in R that allow researchers to create synthetic vocal signal datasets with biological </w:t>
+      </w:r>
+      <w:r>
+        <w:rPr>
+          <w:rFonts w:ascii="Arial" w:hAnsi="Arial" w:cs="Arial"/>
+        </w:rPr>
+        <w:lastRenderedPageBreak/>
+        <w:t xml:space="preserve">relevance. [sentences about wableR and soundgen]  . An underused function of these packages in animal communication is that they provide researchers with the ability to manipulate information in synthetic signals to specifically study the types of information encoded in a signal, how much information is encoded, and where the information is encoded in a signal.  </w:t>
       </w:r>
     </w:p>
     <w:p>
@@ -5577,7 +5484,7 @@
           <w:szCs w:val="18"/>
         </w:rPr>
       </w:pPr>
-      <w:commentRangeStart w:id="27"/>
+      <w:commentRangeStart w:id="29"/>
       <w:r>
         <w:rPr>
           <w:rFonts w:ascii="Arial" w:hAnsi="Arial" w:cs="Arial"/>
@@ -5588,12 +5495,12 @@
         </w:rPr>
         <w:t>Discussion points:</w:t>
       </w:r>
-      <w:commentRangeEnd w:id="27"/>
+      <w:commentRangeEnd w:id="29"/>
       <w:r>
         <w:rPr>
           <w:rStyle w:val="CommentReference"/>
         </w:rPr>
-        <w:commentReference w:id="27"/>
+        <w:commentReference w:id="29"/>
       </w:r>
     </w:p>
     <w:p>
@@ -5721,60 +5628,15 @@
           <w:sz w:val="18"/>
           <w:szCs w:val="18"/>
         </w:rPr>
-        <w:t xml:space="preserve">: here we have individuals with more individual identity encoded within </w:t>
-      </w:r>
-      <w:proofErr w:type="gramStart"/>
+        <w:t xml:space="preserve">: here we have individuals with more individual identity encoded within call, but try to cluster/group them by group membership. With more identity information encoded within a call than group membership, </w:t>
+      </w:r>
       <w:r>
         <w:rPr>
           <w:rFonts w:ascii="Arial" w:hAnsi="Arial" w:cs="Arial"/>
           <w:sz w:val="18"/>
           <w:szCs w:val="18"/>
         </w:rPr>
-        <w:t>call, but</w:t>
-      </w:r>
-      <w:proofErr w:type="gramEnd"/>
-      <w:r>
-        <w:rPr>
-          <w:rFonts w:ascii="Arial" w:hAnsi="Arial" w:cs="Arial"/>
-          <w:sz w:val="18"/>
-          <w:szCs w:val="18"/>
-        </w:rPr>
-        <w:t xml:space="preserve"> try to cluster/group them by group membership. With more identity information encoded within a call than group membership, </w:t>
-      </w:r>
-      <w:r>
-        <w:rPr>
-          <w:rFonts w:ascii="Arial" w:hAnsi="Arial" w:cs="Arial"/>
-          <w:sz w:val="18"/>
-          <w:szCs w:val="18"/>
-        </w:rPr>
-        <w:t xml:space="preserve">individuals in the same group “actively work” / “try” to be as different as they can from each other, so they all take up very different parts of the acoustic space. This results in a lot of overlap between these group polygons – by trying to remain very different </w:t>
-      </w:r>
-      <w:r>
-        <w:rPr>
-          <w:rFonts w:ascii="Arial" w:hAnsi="Arial" w:cs="Arial"/>
-          <w:sz w:val="18"/>
-          <w:szCs w:val="18"/>
-        </w:rPr>
-        <w:lastRenderedPageBreak/>
-        <w:t xml:space="preserve">from individuals within their group, they may be quite </w:t>
-      </w:r>
-      <w:proofErr w:type="gramStart"/>
-      <w:r>
-        <w:rPr>
-          <w:rFonts w:ascii="Arial" w:hAnsi="Arial" w:cs="Arial"/>
-          <w:sz w:val="18"/>
-          <w:szCs w:val="18"/>
-        </w:rPr>
-        <w:t>similar to</w:t>
-      </w:r>
-      <w:proofErr w:type="gramEnd"/>
-      <w:r>
-        <w:rPr>
-          <w:rFonts w:ascii="Arial" w:hAnsi="Arial" w:cs="Arial"/>
-          <w:sz w:val="18"/>
-          <w:szCs w:val="18"/>
-        </w:rPr>
-        <w:t xml:space="preserve"> other individuals from other groups by random chance. </w:t>
+        <w:t xml:space="preserve">individuals in the same group “actively work” / “try” to be as different as they can from each other, so they all take up very different parts of the acoustic space. This results in a lot of overlap between these group polygons – by trying to remain very different from individuals within their group, they may be quite similar to other individuals from other groups by random chance. </w:t>
       </w:r>
       <w:r>
         <w:rPr>
@@ -5836,33 +5698,15 @@
           <w:sz w:val="18"/>
           <w:szCs w:val="18"/>
         </w:rPr>
-        <w:t xml:space="preserve"> the </w:t>
-      </w:r>
-      <w:proofErr w:type="gramStart"/>
+        <w:t xml:space="preserve"> the group, </w:t>
+      </w:r>
       <w:r>
         <w:rPr>
           <w:rFonts w:ascii="Arial" w:hAnsi="Arial" w:cs="Arial"/>
           <w:sz w:val="18"/>
           <w:szCs w:val="18"/>
         </w:rPr>
-        <w:t xml:space="preserve">group, </w:t>
-      </w:r>
-      <w:r>
-        <w:rPr>
-          <w:rFonts w:ascii="Arial" w:hAnsi="Arial" w:cs="Arial"/>
-          <w:sz w:val="18"/>
-          <w:szCs w:val="18"/>
-        </w:rPr>
-        <w:t>and</w:t>
-      </w:r>
-      <w:proofErr w:type="gramEnd"/>
-      <w:r>
-        <w:rPr>
-          <w:rFonts w:ascii="Arial" w:hAnsi="Arial" w:cs="Arial"/>
-          <w:sz w:val="18"/>
-          <w:szCs w:val="18"/>
-        </w:rPr>
-        <w:t xml:space="preserve"> </w:t>
+        <w:t xml:space="preserve">and </w:t>
       </w:r>
       <w:r>
         <w:rPr>
@@ -7741,9 +7585,9 @@
           <w:bCs/>
         </w:rPr>
       </w:pPr>
-      <w:commentRangeStart w:id="28"/>
-      <w:commentRangeStart w:id="29"/>
       <w:commentRangeStart w:id="30"/>
+      <w:commentRangeStart w:id="31"/>
+      <w:commentRangeStart w:id="32"/>
       <w:r>
         <w:rPr>
           <w:rFonts w:ascii="Arial Nova Light" w:hAnsi="Arial Nova Light" w:cs="Arial"/>
@@ -7752,7 +7596,7 @@
         </w:rPr>
         <w:t xml:space="preserve">Figure </w:t>
       </w:r>
-      <w:commentRangeEnd w:id="28"/>
+      <w:commentRangeEnd w:id="30"/>
       <w:r>
         <w:rPr>
           <w:rStyle w:val="CommentReference"/>
@@ -7760,7 +7604,7 @@
           <w:sz w:val="24"/>
           <w:szCs w:val="24"/>
         </w:rPr>
-        <w:commentReference w:id="28"/>
+        <w:commentReference w:id="30"/>
       </w:r>
       <w:r>
         <w:rPr>
@@ -7770,19 +7614,19 @@
         </w:rPr>
         <w:t>1</w:t>
       </w:r>
-      <w:commentRangeEnd w:id="29"/>
+      <w:commentRangeEnd w:id="31"/>
       <w:r>
         <w:rPr>
           <w:rStyle w:val="CommentReference"/>
         </w:rPr>
-        <w:commentReference w:id="29"/>
-      </w:r>
-      <w:commentRangeEnd w:id="30"/>
+        <w:commentReference w:id="31"/>
+      </w:r>
+      <w:commentRangeEnd w:id="32"/>
       <w:r>
         <w:rPr>
           <w:rStyle w:val="CommentReference"/>
         </w:rPr>
-        <w:commentReference w:id="30"/>
+        <w:commentReference w:id="32"/>
       </w:r>
       <w:r>
         <w:rPr>
@@ -7796,31 +7640,17 @@
         <w:rPr>
           <w:rFonts w:ascii="Arial Nova Light" w:hAnsi="Arial Nova Light" w:cs="Arial"/>
         </w:rPr>
-        <w:t xml:space="preserve">Example character string created in </w:t>
-      </w:r>
-      <w:proofErr w:type="spellStart"/>
+        <w:t>Example character string created in paRsynth’s generate strings code. The string consists of (1) a global head, (2) group information, (3) individual information, (4) random variation, (5) group information, and (6) a global tai</w:t>
+      </w:r>
+      <w:commentRangeStart w:id="33"/>
+      <w:commentRangeStart w:id="34"/>
       <w:r>
         <w:rPr>
           <w:rFonts w:ascii="Arial Nova Light" w:hAnsi="Arial Nova Light" w:cs="Arial"/>
         </w:rPr>
-        <w:t>paRsynth’s</w:t>
-      </w:r>
-      <w:proofErr w:type="spellEnd"/>
-      <w:r>
-        <w:rPr>
-          <w:rFonts w:ascii="Arial Nova Light" w:hAnsi="Arial Nova Light" w:cs="Arial"/>
-        </w:rPr>
-        <w:t xml:space="preserve"> generate strings code. The string consists of (1) a global head, (2) group information, (3) individual information, (4) random variation, (5) group information, and (6) a global tai</w:t>
-      </w:r>
-      <w:commentRangeStart w:id="31"/>
-      <w:commentRangeStart w:id="32"/>
-      <w:r>
-        <w:rPr>
-          <w:rFonts w:ascii="Arial Nova Light" w:hAnsi="Arial Nova Light" w:cs="Arial"/>
-        </w:rPr>
         <w:t>l.</w:t>
       </w:r>
-      <w:commentRangeEnd w:id="31"/>
+      <w:commentRangeEnd w:id="33"/>
       <w:r>
         <w:rPr>
           <w:rStyle w:val="CommentReference"/>
@@ -7828,16 +7658,16 @@
           <w:sz w:val="24"/>
           <w:szCs w:val="24"/>
         </w:rPr>
-        <w:commentReference w:id="31"/>
-      </w:r>
-      <w:commentRangeEnd w:id="32"/>
+        <w:commentReference w:id="33"/>
+      </w:r>
+      <w:commentRangeEnd w:id="34"/>
       <w:r>
         <w:rPr>
           <w:rStyle w:val="CommentReference"/>
           <w:sz w:val="24"/>
           <w:szCs w:val="24"/>
         </w:rPr>
-        <w:commentReference w:id="32"/>
+        <w:commentReference w:id="34"/>
       </w:r>
       <w:r>
         <w:rPr>
@@ -7937,13 +7767,13 @@
           <w:szCs w:val="20"/>
         </w:rPr>
       </w:pPr>
-      <w:commentRangeStart w:id="33"/>
-      <w:commentRangeEnd w:id="33"/>
+      <w:commentRangeStart w:id="35"/>
+      <w:commentRangeEnd w:id="35"/>
       <w:r>
         <w:rPr>
           <w:rStyle w:val="CommentReference"/>
         </w:rPr>
-        <w:commentReference w:id="33"/>
+        <w:commentReference w:id="35"/>
       </w:r>
       <w:r>
         <w:rPr>
@@ -8033,25 +7863,7 @@
           <w:sz w:val="20"/>
           <w:szCs w:val="20"/>
         </w:rPr>
-        <w:t xml:space="preserve">more individual information encoded in the calls with polygons drawn by individual identity. Colors represent group </w:t>
-      </w:r>
-      <w:proofErr w:type="gramStart"/>
-      <w:r>
-        <w:rPr>
-          <w:rFonts w:ascii="Arial" w:hAnsi="Arial" w:cs="Arial"/>
-          <w:sz w:val="20"/>
-          <w:szCs w:val="20"/>
-        </w:rPr>
-        <w:t>identity,</w:t>
-      </w:r>
-      <w:proofErr w:type="gramEnd"/>
-      <w:r>
-        <w:rPr>
-          <w:rFonts w:ascii="Arial" w:hAnsi="Arial" w:cs="Arial"/>
-          <w:sz w:val="20"/>
-          <w:szCs w:val="20"/>
-        </w:rPr>
-        <w:t xml:space="preserve"> shapes represent different individuals.</w:t>
+        <w:t>more individual information encoded in the calls with polygons drawn by individual identity. Colors represent group identity, shapes represent different individuals.</w:t>
       </w:r>
     </w:p>
     <w:p>
@@ -8118,19 +7930,19 @@
         </w:rPr>
         <w:t xml:space="preserve">). </w:t>
       </w:r>
-      <w:commentRangeStart w:id="34"/>
+      <w:commentRangeStart w:id="36"/>
       <w:r>
         <w:rPr>
           <w:rFonts w:ascii="Arial" w:hAnsi="Arial" w:cs="Arial"/>
         </w:rPr>
         <w:t>This suggests that individuals are being categorized in distinct individual clusters when running traditional bioacoustics analyses on our synthetically generated calls.</w:t>
       </w:r>
-      <w:commentRangeEnd w:id="34"/>
+      <w:commentRangeEnd w:id="36"/>
       <w:r>
         <w:rPr>
           <w:rStyle w:val="CommentReference"/>
         </w:rPr>
-        <w:commentReference w:id="34"/>
+        <w:commentReference w:id="36"/>
       </w:r>
     </w:p>
     <w:p>
@@ -8174,63 +7986,19 @@
           <w:bCs/>
         </w:rPr>
       </w:pPr>
-      <w:commentRangeStart w:id="35"/>
-      <w:r>
-        <w:rPr>
-          <w:rFonts w:ascii="Arial" w:hAnsi="Arial" w:cs="Arial"/>
-        </w:rPr>
-        <w:t xml:space="preserve">Second, </w:t>
-      </w:r>
-      <w:proofErr w:type="spellStart"/>
-      <w:proofErr w:type="gramStart"/>
-      <w:r>
-        <w:rPr>
-          <w:rFonts w:ascii="Arial" w:hAnsi="Arial" w:cs="Arial"/>
-        </w:rPr>
-        <w:t>out</w:t>
-      </w:r>
-      <w:proofErr w:type="spellEnd"/>
-      <w:proofErr w:type="gramEnd"/>
-      <w:r>
-        <w:rPr>
-          <w:rFonts w:ascii="Arial" w:hAnsi="Arial" w:cs="Arial"/>
-        </w:rPr>
-        <w:t xml:space="preserve"> ability to detect the dynamics of information encoding during real time social interactions is limited by our ability to capture the totality of an individual’s or groups signal produced during these interactions. We may </w:t>
-      </w:r>
-      <w:proofErr w:type="gramStart"/>
-      <w:r>
-        <w:rPr>
-          <w:rFonts w:ascii="Arial" w:hAnsi="Arial" w:cs="Arial"/>
-        </w:rPr>
-        <w:t>be over sampling</w:t>
-      </w:r>
-      <w:proofErr w:type="gramEnd"/>
-      <w:r>
-        <w:rPr>
-          <w:rFonts w:ascii="Arial" w:hAnsi="Arial" w:cs="Arial"/>
-        </w:rPr>
-        <w:t xml:space="preserve"> from vocal learning species whose social interaction and signal production are easy to observe and </w:t>
-      </w:r>
-      <w:proofErr w:type="gramStart"/>
-      <w:r>
-        <w:rPr>
-          <w:rFonts w:ascii="Arial" w:hAnsi="Arial" w:cs="Arial"/>
-        </w:rPr>
-        <w:t>measure, and</w:t>
-      </w:r>
-      <w:proofErr w:type="gramEnd"/>
-      <w:r>
-        <w:rPr>
-          <w:rFonts w:ascii="Arial" w:hAnsi="Arial" w:cs="Arial"/>
-        </w:rPr>
-        <w:t xml:space="preserve"> therefore may not be assessing the full scope of how information can be encoded across a range of species.</w:t>
-      </w:r>
-      <w:commentRangeEnd w:id="35"/>
+      <w:commentRangeStart w:id="37"/>
+      <w:r>
+        <w:rPr>
+          <w:rFonts w:ascii="Arial" w:hAnsi="Arial" w:cs="Arial"/>
+        </w:rPr>
+        <w:t>Second, out ability to detect the dynamics of information encoding during real time social interactions is limited by our ability to capture the totality of an individual’s or groups signal produced during these interactions. We may be over sampling from vocal learning species whose social interaction and signal production are easy to observe and measure, and therefore may not be assessing the full scope of how information can be encoded across a range of species.</w:t>
+      </w:r>
+      <w:commentRangeEnd w:id="37"/>
       <w:r>
         <w:rPr>
           <w:rStyle w:val="CommentReference"/>
         </w:rPr>
-        <w:commentReference w:id="35"/>
+        <w:commentReference w:id="37"/>
       </w:r>
     </w:p>
     <w:p>
@@ -8255,35 +8023,35 @@
         </w:rPr>
         <w:t xml:space="preserve">Several computationally intensive tools have emerged to assess the degree or types of information encoded in </w:t>
       </w:r>
-      <w:commentRangeStart w:id="36"/>
-      <w:commentRangeStart w:id="37"/>
       <w:commentRangeStart w:id="38"/>
+      <w:commentRangeStart w:id="39"/>
+      <w:commentRangeStart w:id="40"/>
       <w:r>
         <w:rPr>
           <w:rFonts w:ascii="Arial" w:hAnsi="Arial" w:cs="Arial"/>
         </w:rPr>
         <w:t>signals</w:t>
       </w:r>
-      <w:commentRangeEnd w:id="36"/>
+      <w:commentRangeEnd w:id="38"/>
       <w:r>
         <w:rPr>
           <w:rStyle w:val="CommentReference"/>
         </w:rPr>
-        <w:commentReference w:id="36"/>
-      </w:r>
-      <w:commentRangeEnd w:id="37"/>
+        <w:commentReference w:id="38"/>
+      </w:r>
+      <w:commentRangeEnd w:id="39"/>
       <w:r>
         <w:rPr>
           <w:rStyle w:val="CommentReference"/>
         </w:rPr>
-        <w:commentReference w:id="37"/>
-      </w:r>
-      <w:commentRangeEnd w:id="38"/>
+        <w:commentReference w:id="39"/>
+      </w:r>
+      <w:commentRangeEnd w:id="40"/>
       <w:r>
         <w:rPr>
           <w:rStyle w:val="CommentReference"/>
         </w:rPr>
-        <w:commentReference w:id="38"/>
+        <w:commentReference w:id="40"/>
       </w:r>
       <w:r>
         <w:rPr>
@@ -8615,19 +8383,11 @@
           <w:rFonts w:ascii="Arial" w:hAnsi="Arial" w:cs="Arial"/>
         </w:rPr>
       </w:pPr>
-      <w:proofErr w:type="spellStart"/>
-      <w:r>
-        <w:rPr>
-          <w:rFonts w:ascii="Arial" w:hAnsi="Arial" w:cs="Arial"/>
-        </w:rPr>
-        <w:t>paRsynth</w:t>
-      </w:r>
-      <w:proofErr w:type="spellEnd"/>
-      <w:r>
-        <w:rPr>
-          <w:rFonts w:ascii="Arial" w:hAnsi="Arial" w:cs="Arial"/>
-        </w:rPr>
-        <w:t xml:space="preserve"> Part 2: validating types of analysis </w:t>
+      <w:r>
+        <w:rPr>
+          <w:rFonts w:ascii="Arial" w:hAnsi="Arial" w:cs="Arial"/>
+        </w:rPr>
+        <w:t xml:space="preserve">paRsynth Part 2: validating types of analysis </w:t>
       </w:r>
     </w:p>
     <w:p>
@@ -8739,21 +8499,7 @@
         <w:rPr>
           <w:rFonts w:ascii="Arial" w:hAnsi="Arial" w:cs="Arial"/>
         </w:rPr>
-        <w:t xml:space="preserve">These models allow us to address the statistical significance of the degree or magnitude of convergence (which we originally encoded using </w:t>
-      </w:r>
-      <w:proofErr w:type="spellStart"/>
-      <w:r>
-        <w:rPr>
-          <w:rFonts w:ascii="Arial" w:hAnsi="Arial" w:cs="Arial"/>
-        </w:rPr>
-        <w:t>paRsynth</w:t>
-      </w:r>
-      <w:proofErr w:type="spellEnd"/>
-      <w:r>
-        <w:rPr>
-          <w:rFonts w:ascii="Arial" w:hAnsi="Arial" w:cs="Arial"/>
-        </w:rPr>
-        <w:t>). The inferential statistics layer to validate that the information we originally encoded can be recovered</w:t>
+        <w:t>These models allow us to address the statistical significance of the degree or magnitude of convergence (which we originally encoded using paRsynth). The inferential statistics layer to validate that the information we originally encoded can be recovered</w:t>
       </w:r>
     </w:p>
     <w:p>
@@ -8774,21 +8520,7 @@
         <w:rPr>
           <w:rFonts w:ascii="Arial" w:hAnsi="Arial" w:cs="Arial"/>
         </w:rPr>
-        <w:t xml:space="preserve">A receiver standpoint on information recovery, in which we simulated signaler information encoding. Does the variation that we encoded </w:t>
-      </w:r>
-      <w:proofErr w:type="gramStart"/>
-      <w:r>
-        <w:rPr>
-          <w:rFonts w:ascii="Arial" w:hAnsi="Arial" w:cs="Arial"/>
-        </w:rPr>
-        <w:t>actually matter</w:t>
-      </w:r>
-      <w:proofErr w:type="gramEnd"/>
-      <w:r>
-        <w:rPr>
-          <w:rFonts w:ascii="Arial" w:hAnsi="Arial" w:cs="Arial"/>
-        </w:rPr>
-        <w:t>???</w:t>
+        <w:t>A receiver standpoint on information recovery, in which we simulated signaler information encoding. Does the variation that we encoded actually matter???</w:t>
       </w:r>
     </w:p>
     <w:p>
@@ -8809,21 +8541,7 @@
         <w:rPr>
           <w:rFonts w:ascii="Arial" w:hAnsi="Arial" w:cs="Arial"/>
         </w:rPr>
-        <w:t xml:space="preserve">Because we have repeated sampling at both social levels with known individuals, we can </w:t>
-      </w:r>
-      <w:proofErr w:type="gramStart"/>
-      <w:r>
-        <w:rPr>
-          <w:rFonts w:ascii="Arial" w:hAnsi="Arial" w:cs="Arial"/>
-        </w:rPr>
-        <w:t>actually model</w:t>
-      </w:r>
-      <w:proofErr w:type="gramEnd"/>
-      <w:r>
-        <w:rPr>
-          <w:rFonts w:ascii="Arial" w:hAnsi="Arial" w:cs="Arial"/>
-        </w:rPr>
-        <w:t xml:space="preserve"> variation in convergence within and between categories (individuals, groups) at each social level</w:t>
+        <w:t>Because we have repeated sampling at both social levels with known individuals, we can actually model variation in convergence within and between categories (individuals, groups) at each social level</w:t>
       </w:r>
     </w:p>
     <w:p>
@@ -9152,7 +8870,41 @@
       </w:r>
     </w:p>
   </w:comment>
-  <w:comment w:id="11" w:author="Coppinger, Brittany" w:date="2025-02-13T14:09:00Z" w:initials="BC">
+  <w:comment w:id="11" w:author="Smith Vidaurre, Grace" w:date="2025-02-17T10:39:00Z" w:initials="GSV">
+    <w:p>
+      <w:r>
+        <w:rPr>
+          <w:rStyle w:val="CommentReference"/>
+        </w:rPr>
+        <w:annotationRef/>
+      </w:r>
+      <w:r>
+        <w:rPr>
+          <w:sz w:val="20"/>
+          <w:szCs w:val="20"/>
+        </w:rPr>
+        <w:t>Integrate as general expected outcomes in the Introduction, and more specific expected outcomes in the Methods (possibly Results)</w:t>
+      </w:r>
+    </w:p>
+  </w:comment>
+  <w:comment w:id="12" w:author="Smith Vidaurre, Grace" w:date="2025-02-17T10:35:00Z" w:initials="GSV">
+    <w:p>
+      <w:r>
+        <w:rPr>
+          <w:rStyle w:val="CommentReference"/>
+        </w:rPr>
+        <w:annotationRef/>
+      </w:r>
+      <w:r>
+        <w:rPr>
+          <w:sz w:val="20"/>
+          <w:szCs w:val="20"/>
+        </w:rPr>
+        <w:t>This is the most likely effect size calculation that we will use, but we still need to test normality and equal variance across the synthetic experiment results</w:t>
+      </w:r>
+    </w:p>
+  </w:comment>
+  <w:comment w:id="13" w:author="Coppinger, Brittany" w:date="2025-02-13T14:09:00Z" w:initials="BC">
     <w:p>
       <w:pPr>
         <w:pStyle w:val="CommentText"/>
@@ -9168,7 +8920,7 @@
       </w:r>
     </w:p>
   </w:comment>
-  <w:comment w:id="12" w:author="Summer Eckhardt" w:date="2025-01-24T09:51:00Z" w:initials="SE">
+  <w:comment w:id="14" w:author="Summer Eckhardt" w:date="2025-01-24T09:51:00Z" w:initials="SE">
     <w:p>
       <w:pPr>
         <w:pStyle w:val="CommentText"/>
@@ -9184,7 +8936,7 @@
       </w:r>
     </w:p>
   </w:comment>
-  <w:comment w:id="13" w:author="Summer Eckhardt" w:date="2025-01-27T10:41:00Z" w:initials="SE">
+  <w:comment w:id="15" w:author="Summer Eckhardt" w:date="2025-01-27T10:41:00Z" w:initials="SE">
     <w:p>
       <w:pPr>
         <w:pStyle w:val="CommentText"/>
@@ -9200,7 +8952,7 @@
       </w:r>
     </w:p>
   </w:comment>
-  <w:comment w:id="14" w:author="Summer Eckhardt" w:date="2025-01-24T10:02:00Z" w:initials="SE">
+  <w:comment w:id="16" w:author="Summer Eckhardt" w:date="2025-01-24T10:02:00Z" w:initials="SE">
     <w:p>
       <w:pPr>
         <w:pStyle w:val="CommentText"/>
@@ -9216,7 +8968,7 @@
       </w:r>
     </w:p>
   </w:comment>
-  <w:comment w:id="15" w:author="Samman, Raneem" w:date="2025-01-13T15:07:00Z" w:initials="RS">
+  <w:comment w:id="17" w:author="Samman, Raneem" w:date="2025-01-13T15:07:00Z" w:initials="RS">
     <w:p>
       <w:r>
         <w:rPr>
@@ -9234,7 +8986,7 @@
       </w:r>
     </w:p>
   </w:comment>
-  <w:comment w:id="16" w:author="Coppinger, Brittany" w:date="2025-01-15T13:17:00Z" w:initials="BC">
+  <w:comment w:id="18" w:author="Coppinger, Brittany" w:date="2025-01-15T13:17:00Z" w:initials="BC">
     <w:p>
       <w:pPr>
         <w:pStyle w:val="CommentText"/>
@@ -9261,7 +9013,7 @@
       </w:r>
     </w:p>
   </w:comment>
-  <w:comment w:id="17" w:author="Coppinger, Brittany" w:date="2025-01-07T15:07:00Z" w:initials="BC">
+  <w:comment w:id="19" w:author="Coppinger, Brittany" w:date="2025-01-07T15:07:00Z" w:initials="BC">
     <w:p>
       <w:pPr>
         <w:pStyle w:val="CommentText"/>
@@ -9277,7 +9029,7 @@
       </w:r>
     </w:p>
   </w:comment>
-  <w:comment w:id="18" w:author="Samman, Raneem" w:date="2025-01-13T15:08:00Z" w:initials="RS">
+  <w:comment w:id="20" w:author="Samman, Raneem" w:date="2025-01-13T15:08:00Z" w:initials="RS">
     <w:p>
       <w:r>
         <w:rPr>
@@ -9295,7 +9047,7 @@
       </w:r>
     </w:p>
   </w:comment>
-  <w:comment w:id="19" w:author="Samman, Raneem" w:date="2025-01-13T15:10:00Z" w:initials="RS">
+  <w:comment w:id="21" w:author="Samman, Raneem" w:date="2025-01-13T15:10:00Z" w:initials="RS">
     <w:p>
       <w:r>
         <w:rPr>
@@ -9313,7 +9065,7 @@
       </w:r>
     </w:p>
   </w:comment>
-  <w:comment w:id="20" w:author="Coppinger, Brittany" w:date="2025-01-07T15:01:00Z" w:initials="BC">
+  <w:comment w:id="22" w:author="Coppinger, Brittany" w:date="2025-01-07T15:01:00Z" w:initials="BC">
     <w:p>
       <w:pPr>
         <w:pStyle w:val="CommentText"/>
@@ -9329,7 +9081,7 @@
       </w:r>
     </w:p>
   </w:comment>
-  <w:comment w:id="21" w:author="Coppinger, Brittany" w:date="2025-01-07T15:08:00Z" w:initials="BC">
+  <w:comment w:id="23" w:author="Coppinger, Brittany" w:date="2025-01-07T15:08:00Z" w:initials="BC">
     <w:p>
       <w:pPr>
         <w:pStyle w:val="CommentText"/>
@@ -9345,7 +9097,7 @@
       </w:r>
     </w:p>
   </w:comment>
-  <w:comment w:id="22" w:author="Coppinger, Brittany" w:date="2025-01-07T15:12:00Z" w:initials="BC">
+  <w:comment w:id="24" w:author="Coppinger, Brittany" w:date="2025-01-07T15:12:00Z" w:initials="BC">
     <w:p>
       <w:pPr>
         <w:pStyle w:val="CommentText"/>
@@ -9361,7 +9113,7 @@
       </w:r>
     </w:p>
   </w:comment>
-  <w:comment w:id="23" w:author="Coppinger, Brittany" w:date="2025-02-13T13:55:00Z" w:initials="BC">
+  <w:comment w:id="25" w:author="Coppinger, Brittany" w:date="2025-02-13T13:55:00Z" w:initials="BC">
     <w:p>
       <w:pPr>
         <w:pStyle w:val="CommentText"/>
@@ -9377,7 +9129,7 @@
       </w:r>
     </w:p>
   </w:comment>
-  <w:comment w:id="24" w:author="Coppinger, Brittany" w:date="2025-01-09T10:23:00Z" w:initials="BC">
+  <w:comment w:id="26" w:author="Coppinger, Brittany" w:date="2025-01-09T10:23:00Z" w:initials="BC">
     <w:p>
       <w:pPr>
         <w:pStyle w:val="CommentText"/>
@@ -9445,7 +9197,7 @@
       </w:pPr>
     </w:p>
   </w:comment>
-  <w:comment w:id="25" w:author="Coppinger, Brittany" w:date="2025-02-13T13:56:00Z" w:initials="BC">
+  <w:comment w:id="27" w:author="Coppinger, Brittany" w:date="2025-02-13T13:56:00Z" w:initials="BC">
     <w:p>
       <w:pPr>
         <w:pStyle w:val="CommentText"/>
@@ -9461,7 +9213,7 @@
       </w:r>
     </w:p>
   </w:comment>
-  <w:comment w:id="26" w:author="Summer Eckhardt" w:date="2025-01-24T10:16:00Z" w:initials="SE">
+  <w:comment w:id="28" w:author="Summer Eckhardt" w:date="2025-01-24T10:16:00Z" w:initials="SE">
     <w:p>
       <w:pPr>
         <w:pStyle w:val="CommentText"/>
@@ -9477,7 +9229,7 @@
       </w:r>
     </w:p>
   </w:comment>
-  <w:comment w:id="27" w:author="Summer Eckhardt" w:date="2025-01-29T09:35:00Z" w:initials="SE">
+  <w:comment w:id="29" w:author="Summer Eckhardt" w:date="2025-01-29T09:35:00Z" w:initials="SE">
     <w:p>
       <w:pPr>
         <w:pStyle w:val="CommentText"/>
@@ -9493,7 +9245,7 @@
       </w:r>
     </w:p>
   </w:comment>
-  <w:comment w:id="28" w:author="Coppinger, Brittany" w:date="2025-02-13T14:16:00Z" w:initials="BC">
+  <w:comment w:id="30" w:author="Coppinger, Brittany" w:date="2025-02-13T14:16:00Z" w:initials="BC">
     <w:p>
       <w:pPr>
         <w:pStyle w:val="CommentText"/>
@@ -9509,7 +9261,7 @@
       </w:r>
     </w:p>
   </w:comment>
-  <w:comment w:id="29" w:author="Coppinger, Brittany" w:date="2025-02-13T14:28:00Z" w:initials="BC">
+  <w:comment w:id="31" w:author="Coppinger, Brittany" w:date="2025-02-13T14:28:00Z" w:initials="BC">
     <w:p>
       <w:pPr>
         <w:pStyle w:val="CommentText"/>
@@ -9525,7 +9277,7 @@
       </w:r>
     </w:p>
   </w:comment>
-  <w:comment w:id="30" w:author="Coppinger, Brittany" w:date="2025-02-13T14:29:00Z" w:initials="BC">
+  <w:comment w:id="32" w:author="Coppinger, Brittany" w:date="2025-02-13T14:29:00Z" w:initials="BC">
     <w:p>
       <w:pPr>
         <w:pStyle w:val="CommentText"/>
@@ -9541,7 +9293,7 @@
       </w:r>
     </w:p>
   </w:comment>
-  <w:comment w:id="31" w:author="Summer Eckhardt" w:date="2025-02-13T13:03:00Z" w:initials="SE">
+  <w:comment w:id="33" w:author="Summer Eckhardt" w:date="2025-02-13T13:03:00Z" w:initials="SE">
     <w:p>
       <w:pPr>
         <w:pStyle w:val="CommentText"/>
@@ -9557,7 +9309,7 @@
       </w:r>
     </w:p>
   </w:comment>
-  <w:comment w:id="32" w:author="Coppinger, Brittany" w:date="2025-02-13T14:25:00Z" w:initials="BC">
+  <w:comment w:id="34" w:author="Coppinger, Brittany" w:date="2025-02-13T14:25:00Z" w:initials="BC">
     <w:p>
       <w:pPr>
         <w:pStyle w:val="CommentText"/>
@@ -9573,7 +9325,7 @@
       </w:r>
     </w:p>
   </w:comment>
-  <w:comment w:id="33" w:author="Summer Eckhardt" w:date="2025-02-04T18:49:00Z" w:initials="SE">
+  <w:comment w:id="35" w:author="Summer Eckhardt" w:date="2025-02-04T18:49:00Z" w:initials="SE">
     <w:p>
       <w:pPr>
         <w:pStyle w:val="CommentText"/>
@@ -9589,7 +9341,7 @@
       </w:r>
     </w:p>
   </w:comment>
-  <w:comment w:id="34" w:author="Summer Eckhardt" w:date="2025-02-04T19:02:00Z" w:initials="SE">
+  <w:comment w:id="36" w:author="Summer Eckhardt" w:date="2025-02-04T19:02:00Z" w:initials="SE">
     <w:p>
       <w:pPr>
         <w:pStyle w:val="CommentText"/>
@@ -9605,7 +9357,7 @@
       </w:r>
     </w:p>
   </w:comment>
-  <w:comment w:id="35" w:author="Smith Vidaurre, Grace" w:date="2024-12-18T15:30:00Z" w:initials="GSV">
+  <w:comment w:id="37" w:author="Smith Vidaurre, Grace" w:date="2024-12-18T15:30:00Z" w:initials="GSV">
     <w:p>
       <w:r>
         <w:rPr>
@@ -9622,7 +9374,7 @@
       </w:r>
     </w:p>
   </w:comment>
-  <w:comment w:id="36" w:author="Smith Vidaurre, Grace" w:date="2024-12-16T09:35:00Z" w:initials="GSV">
+  <w:comment w:id="38" w:author="Smith Vidaurre, Grace" w:date="2024-12-16T09:35:00Z" w:initials="GSV">
     <w:p>
       <w:r>
         <w:rPr>
@@ -9639,7 +9391,7 @@
       </w:r>
     </w:p>
   </w:comment>
-  <w:comment w:id="37" w:author="Smith Vidaurre, Grace" w:date="2024-12-16T09:41:00Z" w:initials="GSV">
+  <w:comment w:id="39" w:author="Smith Vidaurre, Grace" w:date="2024-12-16T09:41:00Z" w:initials="GSV">
     <w:p>
       <w:r>
         <w:rPr>
@@ -9656,7 +9408,7 @@
       </w:r>
     </w:p>
   </w:comment>
-  <w:comment w:id="38" w:author="Coppinger, Brittany" w:date="2024-12-16T14:51:00Z" w:initials="BC">
+  <w:comment w:id="40" w:author="Coppinger, Brittany" w:date="2024-12-16T14:51:00Z" w:initials="BC">
     <w:p>
       <w:pPr>
         <w:pStyle w:val="CommentText"/>
@@ -9730,6 +9482,8 @@
   <w15:commentEx w15:paraId="5E068F38" w15:done="1"/>
   <w15:commentEx w15:paraId="34D31CF0" w15:done="0"/>
   <w15:commentEx w15:paraId="7289E539" w15:done="0"/>
+  <w15:commentEx w15:paraId="1DBA181A" w15:done="0"/>
+  <w15:commentEx w15:paraId="71B98670" w15:done="0"/>
   <w15:commentEx w15:paraId="615200C2" w15:done="0"/>
   <w15:commentEx w15:paraId="3A6A84F8" w15:done="1"/>
   <w15:commentEx w15:paraId="6C803A4A" w15:paraIdParent="3A6A84F8" w15:done="1"/>
@@ -9774,6 +9528,8 @@
   <w16cex:commentExtensible w16cex:durableId="75F284E5" w16cex:dateUtc="2025-02-13T16:11:00Z"/>
   <w16cex:commentExtensible w16cex:durableId="2F96DBF5" w16cex:dateUtc="2024-12-18T19:31:00Z"/>
   <w16cex:commentExtensible w16cex:durableId="6BEE78CA" w16cex:dateUtc="2024-12-20T19:52:00Z"/>
+  <w16cex:commentExtensible w16cex:durableId="6C1344B5" w16cex:dateUtc="2025-02-17T15:39:00Z"/>
+  <w16cex:commentExtensible w16cex:durableId="1EDD52EA" w16cex:dateUtc="2025-02-17T15:35:00Z"/>
   <w16cex:commentExtensible w16cex:durableId="7948A830" w16cex:dateUtc="2025-02-13T19:09:00Z"/>
   <w16cex:commentExtensible w16cex:durableId="0B7A3DFC" w16cex:dateUtc="2025-01-24T14:51:00Z">
     <w16cex:extLst>
@@ -9830,6 +9586,8 @@
   <w16cid:commentId w16cid:paraId="5E068F38" w16cid:durableId="75F284E5"/>
   <w16cid:commentId w16cid:paraId="34D31CF0" w16cid:durableId="2F96DBF5"/>
   <w16cid:commentId w16cid:paraId="7289E539" w16cid:durableId="6BEE78CA"/>
+  <w16cid:commentId w16cid:paraId="1DBA181A" w16cid:durableId="6C1344B5"/>
+  <w16cid:commentId w16cid:paraId="71B98670" w16cid:durableId="1EDD52EA"/>
   <w16cid:commentId w16cid:paraId="615200C2" w16cid:durableId="7948A830"/>
   <w16cid:commentId w16cid:paraId="3A6A84F8" w16cid:durableId="0B7A3DFC"/>
   <w16cid:commentId w16cid:paraId="6C803A4A" w16cid:durableId="7F84ABE9"/>

--- a/drafts/paRsynth_methods_draft.docx
+++ b/drafts/paRsynth_methods_draft.docx
@@ -3189,28 +3189,169 @@
       <w:r>
         <w:rPr>
           <w:rFonts w:ascii="Arial" w:hAnsi="Arial" w:cs="Arial"/>
-        </w:rPr>
-        <w:t xml:space="preserve">: </w:t>
+          <w:u w:val="single"/>
+        </w:rPr>
+        <w:t>:</w:t>
+      </w:r>
+      <w:r>
+        <w:rPr>
+          <w:rFonts w:ascii="Arial" w:hAnsi="Arial" w:cs="Arial"/>
+        </w:rPr>
+        <w:t xml:space="preserve"> </w:t>
+      </w:r>
+      <w:r>
+        <w:rPr>
+          <w:rFonts w:ascii="Arial" w:hAnsi="Arial" w:cs="Arial"/>
+        </w:rPr>
+        <w:t>To</w:t>
+      </w:r>
+      <w:r>
+        <w:rPr>
+          <w:rFonts w:ascii="Arial" w:hAnsi="Arial" w:cs="Arial"/>
+        </w:rPr>
+        <w:t xml:space="preserve"> assess how well </w:t>
+      </w:r>
+      <w:r>
+        <w:rPr>
+          <w:rFonts w:ascii="Arial" w:hAnsi="Arial" w:cs="Arial"/>
+        </w:rPr>
+        <w:t xml:space="preserve">spectrographic cross-correlation or the edit distance identified </w:t>
+      </w:r>
+      <w:r>
+        <w:rPr>
+          <w:rFonts w:ascii="Arial" w:hAnsi="Arial" w:cs="Arial"/>
+        </w:rPr>
+        <w:t xml:space="preserve">the </w:t>
+      </w:r>
+      <w:r>
+        <w:rPr>
+          <w:rFonts w:ascii="Arial" w:hAnsi="Arial" w:cs="Arial"/>
+        </w:rPr>
+        <w:t xml:space="preserve">encoded </w:t>
+      </w:r>
+      <w:r>
+        <w:rPr>
+          <w:rFonts w:ascii="Arial" w:hAnsi="Arial" w:cs="Arial"/>
+        </w:rPr>
+        <w:t>identity information</w:t>
+      </w:r>
+      <w:r>
+        <w:rPr>
+          <w:rFonts w:ascii="Arial" w:hAnsi="Arial" w:cs="Arial"/>
+        </w:rPr>
+        <w:t>, w</w:t>
+      </w:r>
+      <w:r>
+        <w:rPr>
+          <w:rFonts w:ascii="Arial" w:hAnsi="Arial" w:cs="Arial"/>
+        </w:rPr>
+        <w:t>e</w:t>
+      </w:r>
+      <w:r>
+        <w:rPr>
+          <w:rFonts w:ascii="Arial" w:hAnsi="Arial" w:cs="Arial"/>
+        </w:rPr>
+        <w:t xml:space="preserve"> </w:t>
+      </w:r>
+      <w:r>
+        <w:rPr>
+          <w:rFonts w:ascii="Arial" w:hAnsi="Arial" w:cs="Arial"/>
+        </w:rPr>
+        <w:t xml:space="preserve">calculated </w:t>
       </w:r>
       <w:commentRangeStart w:id="11"/>
       <w:r>
         <w:rPr>
           <w:rFonts w:ascii="Arial" w:hAnsi="Arial" w:cs="Arial"/>
         </w:rPr>
+        <w:t>Cliff’s d</w:t>
+      </w:r>
+      <w:commentRangeEnd w:id="11"/>
+      <w:r>
+        <w:rPr>
+          <w:rStyle w:val="CommentReference"/>
+        </w:rPr>
+        <w:commentReference w:id="11"/>
+      </w:r>
+      <w:r>
+        <w:rPr>
+          <w:rFonts w:ascii="Arial" w:hAnsi="Arial" w:cs="Arial"/>
+        </w:rPr>
+        <w:t xml:space="preserve"> as the effect size between</w:t>
+      </w:r>
+      <w:r>
+        <w:rPr>
+          <w:rFonts w:ascii="Arial" w:hAnsi="Arial" w:cs="Arial"/>
+        </w:rPr>
+        <w:t xml:space="preserve"> </w:t>
+      </w:r>
+      <w:r>
+        <w:rPr>
+          <w:rFonts w:ascii="Arial" w:hAnsi="Arial" w:cs="Arial"/>
+        </w:rPr>
+        <w:t xml:space="preserve">clustering accuracies at each social level. </w:t>
+      </w:r>
+      <w:r>
+        <w:rPr>
+          <w:rFonts w:ascii="Arial" w:hAnsi="Arial" w:cs="Arial"/>
+        </w:rPr>
+        <w:t>For each spectrographic cross-correlation and the edit distance, w</w:t>
+      </w:r>
+      <w:r>
+        <w:rPr>
+          <w:rFonts w:ascii="Arial" w:hAnsi="Arial" w:cs="Arial"/>
+        </w:rPr>
+        <w:t xml:space="preserve">e expected to identify larger effect sizes </w:t>
+      </w:r>
+      <w:r>
+        <w:rPr>
+          <w:rFonts w:ascii="Arial" w:hAnsi="Arial" w:cs="Arial"/>
+        </w:rPr>
+        <w:t xml:space="preserve">when information encoding was higher for one social level than the other, and </w:t>
+      </w:r>
+      <w:r>
+        <w:rPr>
+          <w:rFonts w:ascii="Arial" w:hAnsi="Arial" w:cs="Arial"/>
+        </w:rPr>
+        <w:t xml:space="preserve">when signals were compared amongst fewer individuals or groups (e.g. </w:t>
+      </w:r>
+      <w:r>
+        <w:rPr>
+          <w:rFonts w:ascii="Arial" w:hAnsi="Arial" w:cs="Arial"/>
+        </w:rPr>
+        <w:t>social conditions</w:t>
+      </w:r>
+      <w:r>
+        <w:rPr>
+          <w:rFonts w:ascii="Arial" w:hAnsi="Arial" w:cs="Arial"/>
+        </w:rPr>
+        <w:t xml:space="preserve"> posed fewer </w:t>
+      </w:r>
+      <w:r>
+        <w:rPr>
+          <w:rFonts w:ascii="Arial" w:hAnsi="Arial" w:cs="Arial"/>
+        </w:rPr>
+        <w:t xml:space="preserve">limitations on the uniqueness </w:t>
+      </w:r>
+      <w:r>
+        <w:rPr>
+          <w:rFonts w:ascii="Arial" w:hAnsi="Arial" w:cs="Arial"/>
+        </w:rPr>
+        <w:t xml:space="preserve">of identity information at either social level). </w:t>
+      </w:r>
+      <w:commentRangeStart w:id="12"/>
+      <w:r>
+        <w:rPr>
+          <w:rFonts w:ascii="Arial" w:hAnsi="Arial" w:cs="Arial"/>
+        </w:rPr>
         <w:t>We</w:t>
       </w:r>
-      <w:commentRangeEnd w:id="11"/>
+      <w:commentRangeEnd w:id="12"/>
       <w:r>
         <w:rPr>
           <w:rStyle w:val="CommentReference"/>
         </w:rPr>
-        <w:commentReference w:id="11"/>
-      </w:r>
-      <w:r>
-        <w:rPr>
-          <w:rFonts w:ascii="Arial" w:hAnsi="Arial" w:cs="Arial"/>
-        </w:rPr>
-        <w:t xml:space="preserve"> used the</w:t>
+        <w:commentReference w:id="12"/>
       </w:r>
       <w:r>
         <w:rPr>
@@ -3222,189 +3363,44 @@
         <w:rPr>
           <w:rFonts w:ascii="Arial" w:hAnsi="Arial" w:cs="Arial"/>
         </w:rPr>
-        <w:t>edit distance on the original character strings as a baseline to assess how well the spectrographic cross-correlation pipeline detected the types of information that we originally encoded</w:t>
-      </w:r>
-      <w:r>
-        <w:rPr>
-          <w:rFonts w:ascii="Arial" w:hAnsi="Arial" w:cs="Arial"/>
-        </w:rPr>
-        <w:t xml:space="preserve"> in strings</w:t>
-      </w:r>
-      <w:r>
-        <w:rPr>
-          <w:rFonts w:ascii="Arial" w:hAnsi="Arial" w:cs="Arial"/>
-        </w:rPr>
-        <w:t>.</w:t>
-      </w:r>
-      <w:r>
-        <w:rPr>
-          <w:rFonts w:ascii="Arial" w:hAnsi="Arial" w:cs="Arial"/>
-        </w:rPr>
-        <w:t xml:space="preserve"> </w:t>
-      </w:r>
-      <w:r>
-        <w:rPr>
-          <w:rFonts w:ascii="Arial" w:hAnsi="Arial" w:cs="Arial"/>
-        </w:rPr>
-        <w:t xml:space="preserve">We calculated Cliff’s d as the effect size between </w:t>
-      </w:r>
-      <w:r>
-        <w:rPr>
-          <w:rFonts w:ascii="Arial" w:hAnsi="Arial" w:cs="Arial"/>
-        </w:rPr>
-        <w:t xml:space="preserve">clustering accuracies obtained through the spectrographic cross-correlation or the edit distance pipelines. </w:t>
-      </w:r>
-      <w:r>
-        <w:rPr>
-          <w:rFonts w:ascii="Arial" w:hAnsi="Arial" w:cs="Arial"/>
-        </w:rPr>
-        <w:t xml:space="preserve">We expected to identify clustering accuracies </w:t>
-      </w:r>
-      <w:r>
-        <w:rPr>
-          <w:rFonts w:ascii="Arial" w:hAnsi="Arial" w:cs="Arial"/>
-        </w:rPr>
-        <w:t xml:space="preserve">that were generally lower for spectrographic cross-correlation than the edit distance, since </w:t>
-      </w:r>
-      <w:r>
-        <w:rPr>
-          <w:rFonts w:ascii="Arial" w:hAnsi="Arial" w:cs="Arial"/>
-        </w:rPr>
-        <w:t>spectrographic cross-correlation was performed on strings transformed into synthetic audio files, which may</w:t>
-      </w:r>
-      <w:r>
-        <w:rPr>
-          <w:rFonts w:ascii="Arial" w:hAnsi="Arial" w:cs="Arial"/>
-        </w:rPr>
-        <w:t xml:space="preserve"> have led to losses of </w:t>
-      </w:r>
-      <w:r>
-        <w:rPr>
-          <w:rFonts w:ascii="Arial" w:hAnsi="Arial" w:cs="Arial"/>
-        </w:rPr>
-        <w:t xml:space="preserve">the original </w:t>
-      </w:r>
-      <w:r>
-        <w:rPr>
-          <w:rFonts w:ascii="Arial" w:hAnsi="Arial" w:cs="Arial"/>
-        </w:rPr>
-        <w:t>information</w:t>
-      </w:r>
-      <w:r>
-        <w:rPr>
-          <w:rFonts w:ascii="Arial" w:hAnsi="Arial" w:cs="Arial"/>
-        </w:rPr>
-        <w:t xml:space="preserve"> or added noise</w:t>
-      </w:r>
-      <w:r>
-        <w:rPr>
-          <w:rFonts w:ascii="Arial" w:hAnsi="Arial" w:cs="Arial"/>
-        </w:rPr>
-        <w:t>.</w:t>
-      </w:r>
-      <w:r>
-        <w:rPr>
-          <w:rFonts w:ascii="Arial" w:hAnsi="Arial" w:cs="Arial"/>
-        </w:rPr>
-        <w:t xml:space="preserve"> </w:t>
-      </w:r>
-      <w:r>
-        <w:rPr>
-          <w:rFonts w:ascii="Arial" w:hAnsi="Arial" w:cs="Arial"/>
-        </w:rPr>
-        <w:t>W</w:t>
-      </w:r>
-      <w:r>
-        <w:rPr>
-          <w:rFonts w:ascii="Arial" w:hAnsi="Arial" w:cs="Arial"/>
-        </w:rPr>
-        <w:t xml:space="preserve">e </w:t>
-      </w:r>
-      <w:r>
-        <w:rPr>
-          <w:rFonts w:ascii="Arial" w:hAnsi="Arial" w:cs="Arial"/>
-        </w:rPr>
-        <w:t xml:space="preserve">also </w:t>
-      </w:r>
-      <w:r>
-        <w:rPr>
-          <w:rFonts w:ascii="Arial" w:hAnsi="Arial" w:cs="Arial"/>
-        </w:rPr>
-        <w:t xml:space="preserve">calculated </w:t>
-      </w:r>
-      <w:commentRangeStart w:id="12"/>
-      <w:r>
-        <w:rPr>
-          <w:rFonts w:ascii="Arial" w:hAnsi="Arial" w:cs="Arial"/>
-        </w:rPr>
-        <w:t>Cliff’s d</w:t>
-      </w:r>
-      <w:commentRangeEnd w:id="12"/>
-      <w:r>
-        <w:rPr>
-          <w:rStyle w:val="CommentReference"/>
-        </w:rPr>
-        <w:commentReference w:id="12"/>
-      </w:r>
-      <w:r>
-        <w:rPr>
-          <w:rFonts w:ascii="Arial" w:hAnsi="Arial" w:cs="Arial"/>
-        </w:rPr>
-        <w:t xml:space="preserve"> as the effect size between</w:t>
-      </w:r>
-      <w:r>
-        <w:rPr>
-          <w:rFonts w:ascii="Arial" w:hAnsi="Arial" w:cs="Arial"/>
-        </w:rPr>
-        <w:t xml:space="preserve"> </w:t>
-      </w:r>
-      <w:r>
-        <w:rPr>
-          <w:rFonts w:ascii="Arial" w:hAnsi="Arial" w:cs="Arial"/>
-        </w:rPr>
-        <w:t xml:space="preserve">clustering accuracies at each social level. </w:t>
-      </w:r>
-      <w:r>
-        <w:rPr>
-          <w:rFonts w:ascii="Arial" w:hAnsi="Arial" w:cs="Arial"/>
-        </w:rPr>
-        <w:t xml:space="preserve">We expected to identify larger effect sizes </w:t>
-      </w:r>
-      <w:r>
-        <w:rPr>
-          <w:rFonts w:ascii="Arial" w:hAnsi="Arial" w:cs="Arial"/>
-        </w:rPr>
-        <w:t xml:space="preserve">when information encoding was higher for one social level than the other, and </w:t>
-      </w:r>
-      <w:r>
-        <w:rPr>
-          <w:rFonts w:ascii="Arial" w:hAnsi="Arial" w:cs="Arial"/>
-        </w:rPr>
-        <w:t xml:space="preserve">when signals were compared amongst fewer individuals or groups (e.g. </w:t>
-      </w:r>
-      <w:r>
-        <w:rPr>
-          <w:rFonts w:ascii="Arial" w:hAnsi="Arial" w:cs="Arial"/>
-        </w:rPr>
-        <w:t>social conditions</w:t>
-      </w:r>
-      <w:r>
-        <w:rPr>
-          <w:rFonts w:ascii="Arial" w:hAnsi="Arial" w:cs="Arial"/>
-        </w:rPr>
-        <w:t xml:space="preserve"> posed fewer </w:t>
-      </w:r>
-      <w:r>
-        <w:rPr>
-          <w:rFonts w:ascii="Arial" w:hAnsi="Arial" w:cs="Arial"/>
-        </w:rPr>
-        <w:t xml:space="preserve">limitations on the uniqueness </w:t>
-      </w:r>
-      <w:r>
-        <w:rPr>
-          <w:rFonts w:ascii="Arial" w:hAnsi="Arial" w:cs="Arial"/>
-        </w:rPr>
-        <w:t xml:space="preserve">of identity information at either social level). </w:t>
+        <w:t xml:space="preserve">then </w:t>
+      </w:r>
+      <w:r>
+        <w:rPr>
+          <w:rFonts w:ascii="Arial" w:hAnsi="Arial" w:cs="Arial"/>
+        </w:rPr>
+        <w:t xml:space="preserve">used the edit distance on the original character strings as a baseline to assess how well the spectrographic cross-correlation pipeline detected the types of information that we originally encoded in strings. We calculated Cliff’s d as the effect size between clustering accuracies obtained through the spectrographic cross-correlation or the edit distance pipelines. We expected to identify clustering accuracies that were generally lower for spectrographic cross-correlation than the edit distance, since spectrographic </w:t>
+      </w:r>
+      <w:r>
+        <w:rPr>
+          <w:rFonts w:ascii="Arial" w:hAnsi="Arial" w:cs="Arial"/>
+        </w:rPr>
+        <w:lastRenderedPageBreak/>
+        <w:t>cross-correlation was performed on strings transformed into synthetic audio files, which may have led to losses of the original information or added noise.</w:t>
+      </w:r>
+      <w:r>
+        <w:rPr>
+          <w:rFonts w:ascii="Arial" w:hAnsi="Arial" w:cs="Arial"/>
+        </w:rPr>
+        <w:t xml:space="preserve"> However, we generally expected to identify medium or small effect sizes </w:t>
+      </w:r>
+      <w:r>
+        <w:rPr>
+          <w:rFonts w:ascii="Arial" w:hAnsi="Arial" w:cs="Arial"/>
+        </w:rPr>
+        <w:t xml:space="preserve">for these differences in information detection by each method </w:t>
+      </w:r>
+      <w:r>
+        <w:rPr>
+          <w:rFonts w:ascii="Arial" w:hAnsi="Arial" w:cs="Arial"/>
+        </w:rPr>
+        <w:t xml:space="preserve">that did not outweigh the effect sizes calculated for clustering accuracy </w:t>
+      </w:r>
+      <w:r>
+        <w:rPr>
+          <w:rFonts w:ascii="Arial" w:hAnsi="Arial" w:cs="Arial"/>
+        </w:rPr>
+        <w:t>between different forms of identity information for the same measurement (spectrographic cross-correlation or the edit distance).</w:t>
       </w:r>
     </w:p>
     <w:p>
@@ -3939,7 +3935,14 @@
         <w:rPr>
           <w:rFonts w:ascii="Arial" w:hAnsi="Arial" w:cs="Arial"/>
         </w:rPr>
-        <w:t>Here, we used Paron’s code in a novel way, using it to encode</w:t>
+        <w:t xml:space="preserve">Here, we used Paron’s code in a novel way, using it to </w:t>
+      </w:r>
+      <w:r>
+        <w:rPr>
+          <w:rFonts w:ascii="Arial" w:hAnsi="Arial" w:cs="Arial"/>
+        </w:rPr>
+        <w:lastRenderedPageBreak/>
+        <w:t>encode</w:t>
       </w:r>
       <w:r>
         <w:rPr>
@@ -4010,14 +4013,7 @@
         <w:rPr>
           <w:rFonts w:ascii="Arial" w:hAnsi="Arial" w:cs="Arial"/>
         </w:rPr>
-        <w:t xml:space="preserve">This </w:t>
-      </w:r>
-      <w:r>
-        <w:rPr>
-          <w:rFonts w:ascii="Arial" w:hAnsi="Arial" w:cs="Arial"/>
-        </w:rPr>
-        <w:lastRenderedPageBreak/>
-        <w:t>starting frequency served as a baseline for creating frequency anchors with Par</w:t>
+        <w:t>This starting frequency served as a baseline for creating frequency anchors with Par</w:t>
       </w:r>
       <w:r>
         <w:rPr>
@@ -4529,7 +4525,14 @@
         <w:rPr>
           <w:rFonts w:ascii="Arial" w:hAnsi="Arial" w:cs="Arial"/>
         </w:rPr>
-        <w:t>, and group information was set to a character length of 4 characters. For both datasets, there were 5 groups with 10 individuals per group</w:t>
+        <w:t xml:space="preserve">, and group information was set to a character length of 4 characters. For </w:t>
+      </w:r>
+      <w:r>
+        <w:rPr>
+          <w:rFonts w:ascii="Arial" w:hAnsi="Arial" w:cs="Arial"/>
+        </w:rPr>
+        <w:lastRenderedPageBreak/>
+        <w:t>both datasets, there were 5 groups with 10 individuals per group</w:t>
       </w:r>
       <w:r>
         <w:rPr>
@@ -4637,7 +4640,6 @@
         <w:rPr>
           <w:rFonts w:ascii="Arial" w:hAnsi="Arial" w:cs="Arial"/>
         </w:rPr>
-        <w:lastRenderedPageBreak/>
         <w:t xml:space="preserve">(SPCC; </w:t>
       </w:r>
       <w:r>
@@ -5081,6 +5083,7 @@
         <w:rPr>
           <w:rFonts w:ascii="Arial" w:hAnsi="Arial" w:cs="Arial"/>
         </w:rPr>
+        <w:lastRenderedPageBreak/>
         <w:tab/>
         <w:t>In each condition</w:t>
       </w:r>
@@ -5175,7 +5178,6 @@
         <w:rPr>
           <w:rFonts w:ascii="Arial" w:hAnsi="Arial" w:cs="Arial"/>
         </w:rPr>
-        <w:lastRenderedPageBreak/>
         <w:tab/>
         <w:t>After generating the</w:t>
       </w:r>
@@ -5451,7 +5453,14 @@
         <w:rPr>
           <w:rFonts w:ascii="Arial" w:hAnsi="Arial" w:cs="Arial"/>
         </w:rPr>
-        <w:t xml:space="preserve"> there are calls for vocal communication research to take advantage </w:t>
+        <w:t xml:space="preserve"> there are calls for vocal </w:t>
+      </w:r>
+      <w:r>
+        <w:rPr>
+          <w:rFonts w:ascii="Arial" w:hAnsi="Arial" w:cs="Arial"/>
+        </w:rPr>
+        <w:lastRenderedPageBreak/>
+        <w:t xml:space="preserve">communication research to take advantage </w:t>
       </w:r>
       <w:r>
         <w:rPr>
@@ -5463,14 +5472,7 @@
         <w:rPr>
           <w:rFonts w:ascii="Arial" w:hAnsi="Arial" w:cs="Arial"/>
         </w:rPr>
-        <w:t xml:space="preserve">large-scale quantification methods that are often used in animal movement research (Sainburg &amp; Gentner, 2021). Researchers are already using these datasets in combination with natural ones to determine which analytic tools perform best to assess complexity and animal vocal sequences (Kershenbaum &amp; Garland, 2015) or to validate new methods for calculate and quantify acoustic structure (Keen et al., 2021; Sawant et al., 2022). There are several packages in R that allow researchers to create synthetic vocal signal datasets with biological </w:t>
-      </w:r>
-      <w:r>
-        <w:rPr>
-          <w:rFonts w:ascii="Arial" w:hAnsi="Arial" w:cs="Arial"/>
-        </w:rPr>
-        <w:lastRenderedPageBreak/>
-        <w:t xml:space="preserve">relevance. [sentences about wableR and soundgen]  . An underused function of these packages in animal communication is that they provide researchers with the ability to manipulate information in synthetic signals to specifically study the types of information encoded in a signal, how much information is encoded, and where the information is encoded in a signal.  </w:t>
+        <w:t xml:space="preserve">large-scale quantification methods that are often used in animal movement research (Sainburg &amp; Gentner, 2021). Researchers are already using these datasets in combination with natural ones to determine which analytic tools perform best to assess complexity and animal vocal sequences (Kershenbaum &amp; Garland, 2015) or to validate new methods for calculate and quantify acoustic structure (Keen et al., 2021; Sawant et al., 2022). There are several packages in R that allow researchers to create synthetic vocal signal datasets with biological relevance. [sentences about wableR and soundgen]  . An underused function of these packages in animal communication is that they provide researchers with the ability to manipulate information in synthetic signals to specifically study the types of information encoded in a signal, how much information is encoded, and where the information is encoded in a signal.  </w:t>
       </w:r>
     </w:p>
     <w:p>
@@ -8870,7 +8872,7 @@
       </w:r>
     </w:p>
   </w:comment>
-  <w:comment w:id="11" w:author="Smith Vidaurre, Grace" w:date="2025-02-17T10:39:00Z" w:initials="GSV">
+  <w:comment w:id="11" w:author="Smith Vidaurre, Grace" w:date="2025-02-17T10:35:00Z" w:initials="GSV">
     <w:p>
       <w:r>
         <w:rPr>
@@ -8883,11 +8885,11 @@
           <w:sz w:val="20"/>
           <w:szCs w:val="20"/>
         </w:rPr>
-        <w:t>Integrate as general expected outcomes in the Introduction, and more specific expected outcomes in the Methods (possibly Results)</w:t>
+        <w:t>This is the most likely effect size calculation that we will use, but we still need to test normality and equal variance across the synthetic experiment results</w:t>
       </w:r>
     </w:p>
   </w:comment>
-  <w:comment w:id="12" w:author="Smith Vidaurre, Grace" w:date="2025-02-17T10:35:00Z" w:initials="GSV">
+  <w:comment w:id="12" w:author="Smith Vidaurre, Grace" w:date="2025-02-17T10:39:00Z" w:initials="GSV">
     <w:p>
       <w:r>
         <w:rPr>
@@ -8900,7 +8902,7 @@
           <w:sz w:val="20"/>
           <w:szCs w:val="20"/>
         </w:rPr>
-        <w:t>This is the most likely effect size calculation that we will use, but we still need to test normality and equal variance across the synthetic experiment results</w:t>
+        <w:t>Integrate as general expected outcomes in the Introduction, and more specific expected outcomes in the Methods (possibly Results)</w:t>
       </w:r>
     </w:p>
   </w:comment>
@@ -9482,8 +9484,8 @@
   <w15:commentEx w15:paraId="5E068F38" w15:done="1"/>
   <w15:commentEx w15:paraId="34D31CF0" w15:done="0"/>
   <w15:commentEx w15:paraId="7289E539" w15:done="0"/>
-  <w15:commentEx w15:paraId="1DBA181A" w15:done="0"/>
   <w15:commentEx w15:paraId="71B98670" w15:done="0"/>
+  <w15:commentEx w15:paraId="29F2B57B" w15:done="0"/>
   <w15:commentEx w15:paraId="615200C2" w15:done="0"/>
   <w15:commentEx w15:paraId="3A6A84F8" w15:done="1"/>
   <w15:commentEx w15:paraId="6C803A4A" w15:paraIdParent="3A6A84F8" w15:done="1"/>
@@ -9528,8 +9530,8 @@
   <w16cex:commentExtensible w16cex:durableId="75F284E5" w16cex:dateUtc="2025-02-13T16:11:00Z"/>
   <w16cex:commentExtensible w16cex:durableId="2F96DBF5" w16cex:dateUtc="2024-12-18T19:31:00Z"/>
   <w16cex:commentExtensible w16cex:durableId="6BEE78CA" w16cex:dateUtc="2024-12-20T19:52:00Z"/>
+  <w16cex:commentExtensible w16cex:durableId="1EDD52EA" w16cex:dateUtc="2025-02-17T15:35:00Z"/>
   <w16cex:commentExtensible w16cex:durableId="6C1344B5" w16cex:dateUtc="2025-02-17T15:39:00Z"/>
-  <w16cex:commentExtensible w16cex:durableId="1EDD52EA" w16cex:dateUtc="2025-02-17T15:35:00Z"/>
   <w16cex:commentExtensible w16cex:durableId="7948A830" w16cex:dateUtc="2025-02-13T19:09:00Z"/>
   <w16cex:commentExtensible w16cex:durableId="0B7A3DFC" w16cex:dateUtc="2025-01-24T14:51:00Z">
     <w16cex:extLst>
@@ -9586,8 +9588,8 @@
   <w16cid:commentId w16cid:paraId="5E068F38" w16cid:durableId="75F284E5"/>
   <w16cid:commentId w16cid:paraId="34D31CF0" w16cid:durableId="2F96DBF5"/>
   <w16cid:commentId w16cid:paraId="7289E539" w16cid:durableId="6BEE78CA"/>
-  <w16cid:commentId w16cid:paraId="1DBA181A" w16cid:durableId="6C1344B5"/>
   <w16cid:commentId w16cid:paraId="71B98670" w16cid:durableId="1EDD52EA"/>
+  <w16cid:commentId w16cid:paraId="29F2B57B" w16cid:durableId="6C1344B5"/>
   <w16cid:commentId w16cid:paraId="615200C2" w16cid:durableId="7948A830"/>
   <w16cid:commentId w16cid:paraId="3A6A84F8" w16cid:durableId="0B7A3DFC"/>
   <w16cid:commentId w16cid:paraId="6C803A4A" w16cid:durableId="7F84ABE9"/>

--- a/drafts/paRsynth_methods_draft.docx
+++ b/drafts/paRsynth_methods_draft.docx
@@ -34,7 +34,21 @@
         <w:rPr>
           <w:rFonts w:ascii="Arial" w:hAnsi="Arial" w:cs="Arial"/>
         </w:rPr>
-        <w:t>Studying information encoding in animal signals: a dual step framework using synthetic signals and traditional bioacoustics analyses</w:t>
+        <w:t xml:space="preserve">Studying information </w:t>
+      </w:r>
+      <w:proofErr w:type="gramStart"/>
+      <w:r>
+        <w:rPr>
+          <w:rFonts w:ascii="Arial" w:hAnsi="Arial" w:cs="Arial"/>
+        </w:rPr>
+        <w:t>encoding in</w:t>
+      </w:r>
+      <w:proofErr w:type="gramEnd"/>
+      <w:r>
+        <w:rPr>
+          <w:rFonts w:ascii="Arial" w:hAnsi="Arial" w:cs="Arial"/>
+        </w:rPr>
+        <w:t xml:space="preserve"> animal signals: a dual step framework using synthetic signals and traditional bioacoustics analyses</w:t>
       </w:r>
       <w:commentRangeEnd w:id="0"/>
       <w:r>
@@ -419,7 +433,25 @@
           <w:sz w:val="24"/>
           <w:szCs w:val="24"/>
         </w:rPr>
-        <w:t>, Northhampton, MA, USA</w:t>
+        <w:t xml:space="preserve">, </w:t>
+      </w:r>
+      <w:proofErr w:type="spellStart"/>
+      <w:r>
+        <w:rPr>
+          <w:rFonts w:ascii="Arial" w:hAnsi="Arial" w:cs="Arial"/>
+          <w:sz w:val="24"/>
+          <w:szCs w:val="24"/>
+        </w:rPr>
+        <w:t>Northhampton</w:t>
+      </w:r>
+      <w:proofErr w:type="spellEnd"/>
+      <w:r>
+        <w:rPr>
+          <w:rFonts w:ascii="Arial" w:hAnsi="Arial" w:cs="Arial"/>
+          <w:sz w:val="24"/>
+          <w:szCs w:val="24"/>
+        </w:rPr>
+        <w:t>, MA, USA</w:t>
       </w:r>
     </w:p>
     <w:p>
@@ -470,7 +502,25 @@
           <w:sz w:val="24"/>
           <w:szCs w:val="24"/>
         </w:rPr>
-        <w:t>, Northhampton, MA, USA</w:t>
+        <w:t xml:space="preserve">, </w:t>
+      </w:r>
+      <w:proofErr w:type="spellStart"/>
+      <w:r>
+        <w:rPr>
+          <w:rFonts w:ascii="Arial" w:hAnsi="Arial" w:cs="Arial"/>
+          <w:sz w:val="24"/>
+          <w:szCs w:val="24"/>
+        </w:rPr>
+        <w:t>Northhampton</w:t>
+      </w:r>
+      <w:proofErr w:type="spellEnd"/>
+      <w:r>
+        <w:rPr>
+          <w:rFonts w:ascii="Arial" w:hAnsi="Arial" w:cs="Arial"/>
+          <w:sz w:val="24"/>
+          <w:szCs w:val="24"/>
+        </w:rPr>
+        <w:t>, MA, USA</w:t>
       </w:r>
     </w:p>
     <w:p>
@@ -666,11 +716,19 @@
           <w:rFonts w:ascii="Arial" w:hAnsi="Arial" w:cs="Arial"/>
         </w:rPr>
       </w:pPr>
-      <w:r>
-        <w:rPr>
-          <w:rFonts w:ascii="Arial" w:hAnsi="Arial" w:cs="Arial"/>
-        </w:rPr>
-        <w:t>Tktk need name address and email address for Methods in Ecology and Evolution</w:t>
+      <w:proofErr w:type="spellStart"/>
+      <w:r>
+        <w:rPr>
+          <w:rFonts w:ascii="Arial" w:hAnsi="Arial" w:cs="Arial"/>
+        </w:rPr>
+        <w:t>Tktk</w:t>
+      </w:r>
+      <w:proofErr w:type="spellEnd"/>
+      <w:r>
+        <w:rPr>
+          <w:rFonts w:ascii="Arial" w:hAnsi="Arial" w:cs="Arial"/>
+        </w:rPr>
+        <w:t xml:space="preserve"> need name address and email address for Methods in Ecology and Evolution</w:t>
       </w:r>
     </w:p>
     <w:p>
@@ -1106,6 +1164,7 @@
         </w:rPr>
         <w:t xml:space="preserve">: </w:t>
       </w:r>
+      <w:proofErr w:type="gramStart"/>
       <w:r>
         <w:rPr>
           <w:rFonts w:ascii="Arial" w:hAnsi="Arial" w:cs="Arial"/>
@@ -1122,7 +1181,14 @@
         <w:rPr>
           <w:rFonts w:ascii="Arial" w:hAnsi="Arial" w:cs="Arial"/>
         </w:rPr>
-        <w:t xml:space="preserve">word </w:t>
+        <w:t>word</w:t>
+      </w:r>
+      <w:proofErr w:type="gramEnd"/>
+      <w:r>
+        <w:rPr>
+          <w:rFonts w:ascii="Arial" w:hAnsi="Arial" w:cs="Arial"/>
+        </w:rPr>
+        <w:t xml:space="preserve"> </w:t>
       </w:r>
       <w:r>
         <w:rPr>
@@ -2022,7 +2088,23 @@
           <w:rFonts w:ascii="Arial" w:hAnsi="Arial" w:cs="Arial"/>
           <w:highlight w:val="yellow"/>
         </w:rPr>
-        <w:t>MacDougall-Shackletons?</w:t>
+        <w:t>MacDougall-</w:t>
+      </w:r>
+      <w:proofErr w:type="spellStart"/>
+      <w:r>
+        <w:rPr>
+          <w:rFonts w:ascii="Arial" w:hAnsi="Arial" w:cs="Arial"/>
+          <w:highlight w:val="yellow"/>
+        </w:rPr>
+        <w:t>Shackletons</w:t>
+      </w:r>
+      <w:proofErr w:type="spellEnd"/>
+      <w:r>
+        <w:rPr>
+          <w:rFonts w:ascii="Arial" w:hAnsi="Arial" w:cs="Arial"/>
+          <w:highlight w:val="yellow"/>
+        </w:rPr>
+        <w:t>?</w:t>
       </w:r>
       <w:r>
         <w:rPr>
@@ -2072,6 +2154,14 @@
         </w:rPr>
         <w:t xml:space="preserve">, </w:t>
       </w:r>
+      <w:ins w:id="10" w:author="Summer Eckhardt" w:date="2025-02-20T16:33:00Z" w16du:dateUtc="2025-02-20T21:33:00Z">
+        <w:r>
+          <w:rPr>
+            <w:rFonts w:ascii="Arial" w:hAnsi="Arial" w:cs="Arial"/>
+          </w:rPr>
+          <w:t xml:space="preserve">and </w:t>
+        </w:r>
+      </w:ins>
       <w:r>
         <w:rPr>
           <w:rFonts w:ascii="Arial" w:hAnsi="Arial" w:cs="Arial"/>
@@ -2517,7 +2607,7 @@
         </w:rPr>
         <w:t xml:space="preserve"> when applied to the same datasets</w:t>
       </w:r>
-      <w:commentRangeStart w:id="10"/>
+      <w:commentRangeStart w:id="11"/>
       <w:r>
         <w:rPr>
           <w:rFonts w:ascii="Arial" w:hAnsi="Arial" w:cs="Arial"/>
@@ -2554,12 +2644,12 @@
         </w:rPr>
         <w:fldChar w:fldCharType="end"/>
       </w:r>
-      <w:commentRangeEnd w:id="10"/>
+      <w:commentRangeEnd w:id="11"/>
       <w:r>
         <w:rPr>
           <w:rStyle w:val="CommentReference"/>
         </w:rPr>
-        <w:commentReference w:id="10"/>
+        <w:commentReference w:id="11"/>
       </w:r>
       <w:r>
         <w:rPr>
@@ -2813,13 +2903,23 @@
         </w:rPr>
         <w:t>onk parakeets (</w:t>
       </w:r>
+      <w:proofErr w:type="spellStart"/>
       <w:r>
         <w:rPr>
           <w:rFonts w:ascii="Arial" w:hAnsi="Arial" w:cs="Arial"/>
           <w:i/>
           <w:iCs/>
         </w:rPr>
-        <w:t>Myiopsitta monachus</w:t>
+        <w:t>Myiopsitta</w:t>
+      </w:r>
+      <w:proofErr w:type="spellEnd"/>
+      <w:r>
+        <w:rPr>
+          <w:rFonts w:ascii="Arial" w:hAnsi="Arial" w:cs="Arial"/>
+          <w:i/>
+          <w:iCs/>
+        </w:rPr>
+        <w:t xml:space="preserve"> monachus</w:t>
       </w:r>
       <w:r>
         <w:rPr>
@@ -3093,7 +3193,35 @@
         <w:rPr>
           <w:rFonts w:ascii="Arial" w:hAnsi="Arial" w:cs="Arial"/>
         </w:rPr>
-        <w:t xml:space="preserve"> to convert strings to frequency values. We made our code available in the new R package paRsynth and produced synthetic vocalizations with the soundgen R package. </w:t>
+        <w:t xml:space="preserve"> to convert strings to frequency values. We made our code available in the new R package </w:t>
+      </w:r>
+      <w:proofErr w:type="spellStart"/>
+      <w:r>
+        <w:rPr>
+          <w:rFonts w:ascii="Arial" w:hAnsi="Arial" w:cs="Arial"/>
+        </w:rPr>
+        <w:t>paRsynth</w:t>
+      </w:r>
+      <w:proofErr w:type="spellEnd"/>
+      <w:r>
+        <w:rPr>
+          <w:rFonts w:ascii="Arial" w:hAnsi="Arial" w:cs="Arial"/>
+        </w:rPr>
+        <w:t xml:space="preserve"> and produced synthetic vocalizations with the </w:t>
+      </w:r>
+      <w:proofErr w:type="spellStart"/>
+      <w:r>
+        <w:rPr>
+          <w:rFonts w:ascii="Arial" w:hAnsi="Arial" w:cs="Arial"/>
+        </w:rPr>
+        <w:t>soundgen</w:t>
+      </w:r>
+      <w:proofErr w:type="spellEnd"/>
+      <w:r>
+        <w:rPr>
+          <w:rFonts w:ascii="Arial" w:hAnsi="Arial" w:cs="Arial"/>
+        </w:rPr>
+        <w:t xml:space="preserve"> R package. </w:t>
       </w:r>
       <w:r>
         <w:rPr>
@@ -3165,6 +3293,7 @@
           <w:rFonts w:ascii="Arial" w:hAnsi="Arial" w:cs="Arial"/>
         </w:rPr>
       </w:pPr>
+      <w:proofErr w:type="gramStart"/>
       <w:r>
         <w:rPr>
           <w:rFonts w:ascii="Arial" w:hAnsi="Arial" w:cs="Arial"/>
@@ -3172,6 +3301,7 @@
         </w:rPr>
         <w:t>General</w:t>
       </w:r>
+      <w:proofErr w:type="gramEnd"/>
       <w:r>
         <w:rPr>
           <w:rFonts w:ascii="Arial" w:hAnsi="Arial" w:cs="Arial"/>
@@ -3259,19 +3389,19 @@
         </w:rPr>
         <w:t xml:space="preserve">calculated </w:t>
       </w:r>
-      <w:commentRangeStart w:id="11"/>
+      <w:commentRangeStart w:id="12"/>
       <w:r>
         <w:rPr>
           <w:rFonts w:ascii="Arial" w:hAnsi="Arial" w:cs="Arial"/>
         </w:rPr>
         <w:t>Cliff’s d</w:t>
       </w:r>
-      <w:commentRangeEnd w:id="11"/>
+      <w:commentRangeEnd w:id="12"/>
       <w:r>
         <w:rPr>
           <w:rStyle w:val="CommentReference"/>
         </w:rPr>
-        <w:commentReference w:id="11"/>
+        <w:commentReference w:id="12"/>
       </w:r>
       <w:r>
         <w:rPr>
@@ -3339,19 +3469,19 @@
         </w:rPr>
         <w:t xml:space="preserve">of identity information at either social level). </w:t>
       </w:r>
-      <w:commentRangeStart w:id="12"/>
+      <w:commentRangeStart w:id="13"/>
       <w:r>
         <w:rPr>
           <w:rFonts w:ascii="Arial" w:hAnsi="Arial" w:cs="Arial"/>
         </w:rPr>
         <w:t>We</w:t>
       </w:r>
-      <w:commentRangeEnd w:id="12"/>
+      <w:commentRangeEnd w:id="13"/>
       <w:r>
         <w:rPr>
           <w:rStyle w:val="CommentReference"/>
         </w:rPr>
-        <w:commentReference w:id="12"/>
+        <w:commentReference w:id="13"/>
       </w:r>
       <w:r>
         <w:rPr>
@@ -3418,7 +3548,7 @@
           <w:rFonts w:ascii="Arial" w:hAnsi="Arial" w:cs="Arial"/>
         </w:rPr>
       </w:pPr>
-      <w:commentRangeStart w:id="13"/>
+      <w:commentRangeStart w:id="14"/>
       <w:r>
         <w:rPr>
           <w:rFonts w:ascii="Arial" w:hAnsi="Arial" w:cs="Arial"/>
@@ -3427,12 +3557,12 @@
         </w:rPr>
         <w:t>Methods</w:t>
       </w:r>
-      <w:commentRangeEnd w:id="13"/>
+      <w:commentRangeEnd w:id="14"/>
       <w:r>
         <w:rPr>
           <w:rStyle w:val="CommentReference"/>
         </w:rPr>
-        <w:commentReference w:id="13"/>
+        <w:commentReference w:id="14"/>
       </w:r>
       <w:r>
         <w:rPr>
@@ -3542,10 +3672,24 @@
         <w:rPr>
           <w:rFonts w:ascii="Arial" w:hAnsi="Arial" w:cs="Arial"/>
         </w:rPr>
-        <w:t xml:space="preserve"> Character strings comprised </w:t>
-      </w:r>
-      <w:commentRangeStart w:id="14"/>
+        <w:t xml:space="preserve"> Character strings </w:t>
+      </w:r>
+      <w:proofErr w:type="gramStart"/>
+      <w:r>
+        <w:rPr>
+          <w:rFonts w:ascii="Arial" w:hAnsi="Arial" w:cs="Arial"/>
+        </w:rPr>
+        <w:t>comprised</w:t>
+      </w:r>
+      <w:proofErr w:type="gramEnd"/>
+      <w:r>
+        <w:rPr>
+          <w:rFonts w:ascii="Arial" w:hAnsi="Arial" w:cs="Arial"/>
+        </w:rPr>
+        <w:t xml:space="preserve"> </w:t>
+      </w:r>
       <w:commentRangeStart w:id="15"/>
+      <w:commentRangeStart w:id="16"/>
       <w:r>
         <w:rPr>
           <w:rFonts w:ascii="Arial" w:hAnsi="Arial" w:cs="Arial"/>
@@ -3564,19 +3708,19 @@
         </w:rPr>
         <w:t xml:space="preserve">: </w:t>
       </w:r>
-      <w:commentRangeEnd w:id="14"/>
+      <w:commentRangeEnd w:id="15"/>
       <w:r>
         <w:rPr>
           <w:rStyle w:val="CommentReference"/>
         </w:rPr>
-        <w:commentReference w:id="14"/>
-      </w:r>
-      <w:commentRangeEnd w:id="15"/>
+        <w:commentReference w:id="15"/>
+      </w:r>
+      <w:commentRangeEnd w:id="16"/>
       <w:r>
         <w:rPr>
           <w:rStyle w:val="CommentReference"/>
         </w:rPr>
-        <w:commentReference w:id="15"/>
+        <w:commentReference w:id="16"/>
       </w:r>
       <w:r>
         <w:rPr>
@@ -3692,18 +3836,26 @@
         </w:rPr>
         <w:t xml:space="preserve"> </w:t>
       </w:r>
-      <w:commentRangeStart w:id="16"/>
+      <w:commentRangeStart w:id="17"/>
       <w:r>
         <w:rPr>
           <w:rFonts w:ascii="Arial" w:hAnsi="Arial" w:cs="Arial"/>
         </w:rPr>
         <w:t xml:space="preserve">Once character strings were generated, we </w:t>
       </w:r>
-      <w:r>
-        <w:rPr>
-          <w:rFonts w:ascii="Arial" w:hAnsi="Arial" w:cs="Arial"/>
-        </w:rPr>
-        <w:t>added random variation</w:t>
+      <w:proofErr w:type="gramStart"/>
+      <w:r>
+        <w:rPr>
+          <w:rFonts w:ascii="Arial" w:hAnsi="Arial" w:cs="Arial"/>
+        </w:rPr>
+        <w:t>added</w:t>
+      </w:r>
+      <w:proofErr w:type="gramEnd"/>
+      <w:r>
+        <w:rPr>
+          <w:rFonts w:ascii="Arial" w:hAnsi="Arial" w:cs="Arial"/>
+        </w:rPr>
+        <w:t xml:space="preserve"> random variation</w:t>
       </w:r>
       <w:r>
         <w:rPr>
@@ -3711,12 +3863,12 @@
         </w:rPr>
         <w:t xml:space="preserve"> in each call to represent variation within an individual’s call repertoires</w:t>
       </w:r>
-      <w:commentRangeEnd w:id="16"/>
+      <w:commentRangeEnd w:id="17"/>
       <w:r>
         <w:rPr>
           <w:rStyle w:val="CommentReference"/>
         </w:rPr>
-        <w:commentReference w:id="16"/>
+        <w:commentReference w:id="17"/>
       </w:r>
       <w:r>
         <w:rPr>
@@ -3769,12 +3921,14 @@
         </w:rPr>
         <w:t xml:space="preserve">we </w:t>
       </w:r>
+      <w:proofErr w:type="spellStart"/>
       <w:r>
         <w:rPr>
           <w:rFonts w:ascii="Arial" w:hAnsi="Arial" w:cs="Arial"/>
         </w:rPr>
         <w:t>sonified</w:t>
       </w:r>
+      <w:proofErr w:type="spellEnd"/>
       <w:r>
         <w:rPr>
           <w:rFonts w:ascii="Arial" w:hAnsi="Arial" w:cs="Arial"/>
@@ -3839,7 +3993,35 @@
         <w:rPr>
           <w:rFonts w:ascii="Arial" w:hAnsi="Arial" w:cs="Arial"/>
         </w:rPr>
-        <w:t xml:space="preserve">. We used 1-Parsons encoding, which reduces the frequences profile of a signal to a “trit” of information by noting the direction of frequency change (up, down, or constant) in a series of subsamples from the original signal, known as Parsons segments. Parsons code is often used in the retrieval and study of music </w:t>
+        <w:t>. We used 1-</w:t>
+      </w:r>
+      <w:proofErr w:type="gramStart"/>
+      <w:r>
+        <w:rPr>
+          <w:rFonts w:ascii="Arial" w:hAnsi="Arial" w:cs="Arial"/>
+        </w:rPr>
+        <w:t>Parsons</w:t>
+      </w:r>
+      <w:proofErr w:type="gramEnd"/>
+      <w:r>
+        <w:rPr>
+          <w:rFonts w:ascii="Arial" w:hAnsi="Arial" w:cs="Arial"/>
+        </w:rPr>
+        <w:t xml:space="preserve"> encoding, which reduces the frequences profile of a signal to a “</w:t>
+      </w:r>
+      <w:proofErr w:type="spellStart"/>
+      <w:r>
+        <w:rPr>
+          <w:rFonts w:ascii="Arial" w:hAnsi="Arial" w:cs="Arial"/>
+        </w:rPr>
+        <w:t>trit</w:t>
+      </w:r>
+      <w:proofErr w:type="spellEnd"/>
+      <w:r>
+        <w:rPr>
+          <w:rFonts w:ascii="Arial" w:hAnsi="Arial" w:cs="Arial"/>
+        </w:rPr>
+        <w:t xml:space="preserve">” of information by noting the direction of frequency change (up, down, or constant) in a series of subsamples from the original signal, known as Parsons segments. Parsons code is often used in the retrieval and study of music </w:t>
       </w:r>
       <w:r>
         <w:rPr>
@@ -4007,8 +4189,8 @@
         </w:rPr>
         <w:t xml:space="preserve">. </w:t>
       </w:r>
-      <w:commentRangeStart w:id="17"/>
       <w:commentRangeStart w:id="18"/>
+      <w:commentRangeStart w:id="19"/>
       <w:r>
         <w:rPr>
           <w:rFonts w:ascii="Arial" w:hAnsi="Arial" w:cs="Arial"/>
@@ -4069,19 +4251,19 @@
         </w:rPr>
         <w:t xml:space="preserve"> would also be 4000Hz. However, if the first Parson’s code was “up”, then the second frequency anchor would be 5000Hz. </w:t>
       </w:r>
-      <w:commentRangeEnd w:id="17"/>
+      <w:commentRangeEnd w:id="18"/>
       <w:r>
         <w:rPr>
           <w:rStyle w:val="CommentReference"/>
         </w:rPr>
-        <w:commentReference w:id="17"/>
-      </w:r>
-      <w:commentRangeEnd w:id="18"/>
+        <w:commentReference w:id="18"/>
+      </w:r>
+      <w:commentRangeEnd w:id="19"/>
       <w:r>
         <w:rPr>
           <w:rStyle w:val="CommentReference"/>
         </w:rPr>
-        <w:commentReference w:id="18"/>
+        <w:commentReference w:id="19"/>
       </w:r>
       <w:r>
         <w:rPr>
@@ -4129,7 +4311,21 @@
         <w:rPr>
           <w:rFonts w:ascii="Arial" w:hAnsi="Arial" w:cs="Arial"/>
         </w:rPr>
-        <w:t xml:space="preserve"> synthetic audio signals using the Soundgen </w:t>
+        <w:t xml:space="preserve"> synthetic audio signals using the </w:t>
+      </w:r>
+      <w:proofErr w:type="spellStart"/>
+      <w:r>
+        <w:rPr>
+          <w:rFonts w:ascii="Arial" w:hAnsi="Arial" w:cs="Arial"/>
+        </w:rPr>
+        <w:t>Soundgen</w:t>
+      </w:r>
+      <w:proofErr w:type="spellEnd"/>
+      <w:r>
+        <w:rPr>
+          <w:rFonts w:ascii="Arial" w:hAnsi="Arial" w:cs="Arial"/>
+        </w:rPr>
+        <w:t xml:space="preserve"> </w:t>
       </w:r>
       <w:r>
         <w:rPr>
@@ -4192,7 +4388,21 @@
         <w:rPr>
           <w:rFonts w:ascii="Arial" w:hAnsi="Arial" w:cs="Arial"/>
         </w:rPr>
-        <w:t>We used R to generate strings and synthetic audio signals, using the paRsynth package (code found TKTK here)</w:t>
+        <w:t xml:space="preserve">We used R to generate strings and synthetic audio signals, using the </w:t>
+      </w:r>
+      <w:proofErr w:type="spellStart"/>
+      <w:r>
+        <w:rPr>
+          <w:rFonts w:ascii="Arial" w:hAnsi="Arial" w:cs="Arial"/>
+        </w:rPr>
+        <w:t>paRsynth</w:t>
+      </w:r>
+      <w:proofErr w:type="spellEnd"/>
+      <w:r>
+        <w:rPr>
+          <w:rFonts w:ascii="Arial" w:hAnsi="Arial" w:cs="Arial"/>
+        </w:rPr>
+        <w:t xml:space="preserve"> package (code found TKTK here)</w:t>
       </w:r>
       <w:r>
         <w:rPr>
@@ -4281,27 +4491,27 @@
         </w:rPr>
         <w:t xml:space="preserve">Using the process described above, we created two synthetic data sets: one that created </w:t>
       </w:r>
-      <w:commentRangeStart w:id="19"/>
       <w:commentRangeStart w:id="20"/>
+      <w:commentRangeStart w:id="21"/>
       <w:r>
         <w:rPr>
           <w:rFonts w:ascii="Arial" w:hAnsi="Arial" w:cs="Arial"/>
         </w:rPr>
         <w:t xml:space="preserve">vocalizations </w:t>
       </w:r>
-      <w:commentRangeEnd w:id="19"/>
+      <w:commentRangeEnd w:id="20"/>
       <w:r>
         <w:rPr>
           <w:rStyle w:val="CommentReference"/>
         </w:rPr>
-        <w:commentReference w:id="19"/>
-      </w:r>
-      <w:commentRangeEnd w:id="20"/>
+        <w:commentReference w:id="20"/>
+      </w:r>
+      <w:commentRangeEnd w:id="21"/>
       <w:r>
         <w:rPr>
           <w:rStyle w:val="CommentReference"/>
         </w:rPr>
-        <w:commentReference w:id="20"/>
+        <w:commentReference w:id="21"/>
       </w:r>
       <w:r>
         <w:rPr>
@@ -4363,19 +4573,19 @@
         </w:rPr>
         <w:t xml:space="preserve">), and one that created </w:t>
       </w:r>
-      <w:commentRangeStart w:id="21"/>
+      <w:commentRangeStart w:id="22"/>
       <w:r>
         <w:rPr>
           <w:rFonts w:ascii="Arial" w:hAnsi="Arial" w:cs="Arial"/>
         </w:rPr>
         <w:t xml:space="preserve">character strings </w:t>
       </w:r>
-      <w:commentRangeEnd w:id="21"/>
+      <w:commentRangeEnd w:id="22"/>
       <w:r>
         <w:rPr>
           <w:rStyle w:val="CommentReference"/>
         </w:rPr>
-        <w:commentReference w:id="21"/>
+        <w:commentReference w:id="22"/>
       </w:r>
       <w:r>
         <w:rPr>
@@ -4395,7 +4605,7 @@
         </w:rPr>
         <w:t>(</w:t>
       </w:r>
-      <w:commentRangeStart w:id="22"/>
+      <w:commentRangeStart w:id="23"/>
       <w:r>
         <w:rPr>
           <w:rFonts w:ascii="Arial" w:hAnsi="Arial" w:cs="Arial"/>
@@ -4414,7 +4624,7 @@
         </w:rPr>
         <w:t xml:space="preserve"> Dataset</w:t>
       </w:r>
-      <w:commentRangeEnd w:id="22"/>
+      <w:commentRangeEnd w:id="23"/>
       <w:r>
         <w:rPr>
           <w:rFonts w:ascii="Arial" w:hAnsi="Arial" w:cs="Arial"/>
@@ -4425,7 +4635,7 @@
         <w:rPr>
           <w:rStyle w:val="CommentReference"/>
         </w:rPr>
-        <w:commentReference w:id="22"/>
+        <w:commentReference w:id="23"/>
       </w:r>
       <w:r>
         <w:rPr>
@@ -4469,19 +4679,19 @@
         </w:rPr>
         <w:t xml:space="preserve">information was set to </w:t>
       </w:r>
-      <w:commentRangeStart w:id="23"/>
+      <w:commentRangeStart w:id="24"/>
       <w:r>
         <w:rPr>
           <w:rFonts w:ascii="Arial" w:hAnsi="Arial" w:cs="Arial"/>
         </w:rPr>
         <w:t>a character length of 8 character</w:t>
       </w:r>
-      <w:commentRangeEnd w:id="23"/>
+      <w:commentRangeEnd w:id="24"/>
       <w:r>
         <w:rPr>
           <w:rStyle w:val="CommentReference"/>
         </w:rPr>
-        <w:commentReference w:id="23"/>
+        <w:commentReference w:id="24"/>
       </w:r>
       <w:r>
         <w:rPr>
@@ -4507,19 +4717,19 @@
         </w:rPr>
         <w:t xml:space="preserve">Dataset, individual information was set to a </w:t>
       </w:r>
-      <w:commentRangeStart w:id="24"/>
+      <w:commentRangeStart w:id="25"/>
       <w:r>
         <w:rPr>
           <w:rFonts w:ascii="Arial" w:hAnsi="Arial" w:cs="Arial"/>
         </w:rPr>
         <w:t>character length of 8 characters</w:t>
       </w:r>
-      <w:commentRangeEnd w:id="24"/>
+      <w:commentRangeEnd w:id="25"/>
       <w:r>
         <w:rPr>
           <w:rStyle w:val="CommentReference"/>
         </w:rPr>
-        <w:commentReference w:id="24"/>
+        <w:commentReference w:id="25"/>
       </w:r>
       <w:r>
         <w:rPr>
@@ -4555,11 +4765,19 @@
         </w:rPr>
         <w:t xml:space="preserve">After generating synthetic signals for these datasets, we used the </w:t>
       </w:r>
-      <w:r>
-        <w:rPr>
-          <w:rFonts w:ascii="Arial" w:hAnsi="Arial" w:cs="Arial"/>
-        </w:rPr>
-        <w:t xml:space="preserve">soundgen </w:t>
+      <w:proofErr w:type="spellStart"/>
+      <w:r>
+        <w:rPr>
+          <w:rFonts w:ascii="Arial" w:hAnsi="Arial" w:cs="Arial"/>
+        </w:rPr>
+        <w:t>soundgen</w:t>
+      </w:r>
+      <w:proofErr w:type="spellEnd"/>
+      <w:r>
+        <w:rPr>
+          <w:rFonts w:ascii="Arial" w:hAnsi="Arial" w:cs="Arial"/>
+        </w:rPr>
+        <w:t xml:space="preserve"> </w:t>
       </w:r>
       <w:r>
         <w:rPr>
@@ -4682,7 +4900,21 @@
         <w:rPr>
           <w:rFonts w:ascii="Arial" w:hAnsi="Arial" w:cs="Arial"/>
         </w:rPr>
-        <w:t xml:space="preserve"> using the warbleR package. </w:t>
+        <w:t xml:space="preserve"> using the </w:t>
+      </w:r>
+      <w:proofErr w:type="spellStart"/>
+      <w:r>
+        <w:rPr>
+          <w:rFonts w:ascii="Arial" w:hAnsi="Arial" w:cs="Arial"/>
+        </w:rPr>
+        <w:t>warbleR</w:t>
+      </w:r>
+      <w:proofErr w:type="spellEnd"/>
+      <w:r>
+        <w:rPr>
+          <w:rFonts w:ascii="Arial" w:hAnsi="Arial" w:cs="Arial"/>
+        </w:rPr>
+        <w:t xml:space="preserve"> package. </w:t>
       </w:r>
       <w:r>
         <w:rPr>
@@ -5109,7 +5341,21 @@
         <w:rPr>
           <w:rFonts w:ascii="Arial" w:hAnsi="Arial" w:cs="Arial"/>
         </w:rPr>
-        <w:t xml:space="preserve"> different datasets that varied the proportion of group to individual information encoded in calls</w:t>
+        <w:t xml:space="preserve"> different </w:t>
+      </w:r>
+      <w:proofErr w:type="gramStart"/>
+      <w:r>
+        <w:rPr>
+          <w:rFonts w:ascii="Arial" w:hAnsi="Arial" w:cs="Arial"/>
+        </w:rPr>
+        <w:t>datasets</w:t>
+      </w:r>
+      <w:proofErr w:type="gramEnd"/>
+      <w:r>
+        <w:rPr>
+          <w:rFonts w:ascii="Arial" w:hAnsi="Arial" w:cs="Arial"/>
+        </w:rPr>
+        <w:t xml:space="preserve"> that varied the proportion of group to individual information encoded in calls</w:t>
       </w:r>
       <w:r>
         <w:rPr>
@@ -5191,7 +5437,21 @@
         <w:rPr>
           <w:rFonts w:ascii="Arial" w:hAnsi="Arial" w:cs="Arial"/>
         </w:rPr>
-        <w:t xml:space="preserve"> synthetic audio files, we used the warbleR package to perform SPCC. </w:t>
+        <w:t xml:space="preserve"> synthetic audio files, we used the </w:t>
+      </w:r>
+      <w:proofErr w:type="spellStart"/>
+      <w:r>
+        <w:rPr>
+          <w:rFonts w:ascii="Arial" w:hAnsi="Arial" w:cs="Arial"/>
+        </w:rPr>
+        <w:t>warbleR</w:t>
+      </w:r>
+      <w:proofErr w:type="spellEnd"/>
+      <w:r>
+        <w:rPr>
+          <w:rFonts w:ascii="Arial" w:hAnsi="Arial" w:cs="Arial"/>
+        </w:rPr>
+        <w:t xml:space="preserve"> package to perform SPCC. </w:t>
       </w:r>
       <w:r>
         <w:rPr>
@@ -5273,7 +5533,21 @@
         <w:rPr>
           <w:rFonts w:ascii="Arial" w:hAnsi="Arial" w:cs="Arial"/>
         </w:rPr>
-        <w:t>For the Group and Individual datasets we created spectrographic lexicons and acoustic space plots to visualize the range of synthetic signals created and how they relate to each other in acoustic space at the individual and group level.</w:t>
+        <w:t xml:space="preserve">For the Group and Individual </w:t>
+      </w:r>
+      <w:proofErr w:type="gramStart"/>
+      <w:r>
+        <w:rPr>
+          <w:rFonts w:ascii="Arial" w:hAnsi="Arial" w:cs="Arial"/>
+        </w:rPr>
+        <w:t>datasets</w:t>
+      </w:r>
+      <w:proofErr w:type="gramEnd"/>
+      <w:r>
+        <w:rPr>
+          <w:rFonts w:ascii="Arial" w:hAnsi="Arial" w:cs="Arial"/>
+        </w:rPr>
+        <w:t xml:space="preserve"> we created spectrographic lexicons and acoustic space plots to visualize the range of synthetic signals created and how they relate to each other in acoustic space at the individual and group level.</w:t>
       </w:r>
       <w:r>
         <w:rPr>
@@ -5281,19 +5555,47 @@
         </w:rPr>
         <w:t xml:space="preserve"> </w:t>
       </w:r>
-      <w:commentRangeStart w:id="25"/>
-      <w:r>
-        <w:rPr>
-          <w:rFonts w:ascii="Arial" w:hAnsi="Arial" w:cs="Arial"/>
-        </w:rPr>
-        <w:t>In the Group dataset, synthetic vocalizations share more similarities within groups and are more different across groups, see by the lack of overlapping polygons in group level acoustic space plots, and the over lapping polygons in the individual level acoustic space plots (Figure 2). In the individual information dataset, vocalizations contain more variation within groups, seen by the overlapping polygons in the group level acoustic space plots, and the distance acoustic space regions occupied by individuals in the individual level acoustic space plot (Figure 3)</w:t>
-      </w:r>
-      <w:commentRangeEnd w:id="25"/>
+      <w:commentRangeStart w:id="26"/>
+      <w:r>
+        <w:rPr>
+          <w:rFonts w:ascii="Arial" w:hAnsi="Arial" w:cs="Arial"/>
+        </w:rPr>
+        <w:t>In the Group dataset, synthetic vocalizations share more similarities within groups and are more different across groups, see</w:t>
+      </w:r>
+      <w:ins w:id="27" w:author="Summer Eckhardt" w:date="2025-02-20T16:45:00Z" w16du:dateUtc="2025-02-20T21:45:00Z">
+        <w:r>
+          <w:rPr>
+            <w:rFonts w:ascii="Arial" w:hAnsi="Arial" w:cs="Arial"/>
+          </w:rPr>
+          <w:t>n</w:t>
+        </w:r>
+      </w:ins>
+      <w:r>
+        <w:rPr>
+          <w:rFonts w:ascii="Arial" w:hAnsi="Arial" w:cs="Arial"/>
+        </w:rPr>
+        <w:t xml:space="preserve"> by the lack of overlapping polygons in group level acoustic space plots, and the over</w:t>
+      </w:r>
+      <w:del w:id="28" w:author="Summer Eckhardt" w:date="2025-02-20T16:46:00Z" w16du:dateUtc="2025-02-20T21:46:00Z">
+        <w:r>
+          <w:rPr>
+            <w:rFonts w:ascii="Arial" w:hAnsi="Arial" w:cs="Arial"/>
+          </w:rPr>
+          <w:delText xml:space="preserve"> </w:delText>
+        </w:r>
+      </w:del>
+      <w:r>
+        <w:rPr>
+          <w:rFonts w:ascii="Arial" w:hAnsi="Arial" w:cs="Arial"/>
+        </w:rPr>
+        <w:t>lapping polygons in the individual level acoustic space plots (Figure 2). In the individual information dataset, vocalizations contain more variation within groups, seen by the overlapping polygons in the group level acoustic space plots, and the distance acoustic space regions occupied by individuals in the individual level acoustic space plot (Figure 3)</w:t>
+      </w:r>
+      <w:commentRangeEnd w:id="26"/>
       <w:r>
         <w:rPr>
           <w:rStyle w:val="CommentReference"/>
         </w:rPr>
-        <w:commentReference w:id="25"/>
+        <w:commentReference w:id="26"/>
       </w:r>
     </w:p>
     <w:p>
@@ -5355,8 +5657,8 @@
           <w:bCs/>
         </w:rPr>
       </w:pPr>
-      <w:commentRangeStart w:id="26"/>
-      <w:commentRangeStart w:id="27"/>
+      <w:commentRangeStart w:id="29"/>
+      <w:commentRangeStart w:id="30"/>
       <w:r>
         <w:rPr>
           <w:rFonts w:ascii="Arial" w:hAnsi="Arial" w:cs="Arial"/>
@@ -5365,19 +5667,19 @@
         </w:rPr>
         <w:t>Discussion</w:t>
       </w:r>
-      <w:commentRangeEnd w:id="26"/>
+      <w:commentRangeEnd w:id="29"/>
       <w:r>
         <w:rPr>
           <w:rStyle w:val="CommentReference"/>
         </w:rPr>
-        <w:commentReference w:id="26"/>
-      </w:r>
-      <w:commentRangeEnd w:id="27"/>
+        <w:commentReference w:id="29"/>
+      </w:r>
+      <w:commentRangeEnd w:id="30"/>
       <w:r>
         <w:rPr>
           <w:rStyle w:val="CommentReference"/>
         </w:rPr>
-        <w:commentReference w:id="27"/>
+        <w:commentReference w:id="30"/>
       </w:r>
       <w:r>
         <w:rPr>
@@ -5411,19 +5713,19 @@
         </w:rPr>
         <w:t xml:space="preserve">Synthetic tools offer a practical solution, by allowing us to control </w:t>
       </w:r>
-      <w:commentRangeStart w:id="28"/>
+      <w:commentRangeStart w:id="31"/>
       <w:r>
         <w:rPr>
           <w:rFonts w:ascii="Arial" w:hAnsi="Arial" w:cs="Arial"/>
         </w:rPr>
         <w:t>these</w:t>
       </w:r>
-      <w:commentRangeEnd w:id="28"/>
+      <w:commentRangeEnd w:id="31"/>
       <w:r>
         <w:rPr>
           <w:rStyle w:val="CommentReference"/>
         </w:rPr>
-        <w:commentReference w:id="28"/>
+        <w:commentReference w:id="31"/>
       </w:r>
       <w:r>
         <w:rPr>
@@ -5472,7 +5774,85 @@
         <w:rPr>
           <w:rFonts w:ascii="Arial" w:hAnsi="Arial" w:cs="Arial"/>
         </w:rPr>
-        <w:t xml:space="preserve">large-scale quantification methods that are often used in animal movement research (Sainburg &amp; Gentner, 2021). Researchers are already using these datasets in combination with natural ones to determine which analytic tools perform best to assess complexity and animal vocal sequences (Kershenbaum &amp; Garland, 2015) or to validate new methods for calculate and quantify acoustic structure (Keen et al., 2021; Sawant et al., 2022). There are several packages in R that allow researchers to create synthetic vocal signal datasets with biological relevance. [sentences about wableR and soundgen]  . An underused function of these packages in animal communication is that they provide researchers with the ability to manipulate information in synthetic signals to specifically study the types of information encoded in a signal, how much information is encoded, and where the information is encoded in a signal.  </w:t>
+        <w:t>large-scale quantification methods that are often used in animal movement research (</w:t>
+      </w:r>
+      <w:proofErr w:type="spellStart"/>
+      <w:r>
+        <w:rPr>
+          <w:rFonts w:ascii="Arial" w:hAnsi="Arial" w:cs="Arial"/>
+        </w:rPr>
+        <w:t>Sainburg</w:t>
+      </w:r>
+      <w:proofErr w:type="spellEnd"/>
+      <w:r>
+        <w:rPr>
+          <w:rFonts w:ascii="Arial" w:hAnsi="Arial" w:cs="Arial"/>
+        </w:rPr>
+        <w:t xml:space="preserve"> &amp; Gentner, 2021). Researchers are already using these datasets in combination with natural ones to determine which analytic tools perform best to assess complexity and animal vocal sequences (</w:t>
+      </w:r>
+      <w:proofErr w:type="spellStart"/>
+      <w:r>
+        <w:rPr>
+          <w:rFonts w:ascii="Arial" w:hAnsi="Arial" w:cs="Arial"/>
+        </w:rPr>
+        <w:t>Kershenbaum</w:t>
+      </w:r>
+      <w:proofErr w:type="spellEnd"/>
+      <w:r>
+        <w:rPr>
+          <w:rFonts w:ascii="Arial" w:hAnsi="Arial" w:cs="Arial"/>
+        </w:rPr>
+        <w:t xml:space="preserve"> &amp; Garland, 2015) or to validate new methods for </w:t>
+      </w:r>
+      <w:proofErr w:type="gramStart"/>
+      <w:r>
+        <w:rPr>
+          <w:rFonts w:ascii="Arial" w:hAnsi="Arial" w:cs="Arial"/>
+        </w:rPr>
+        <w:t>calculate</w:t>
+      </w:r>
+      <w:proofErr w:type="gramEnd"/>
+      <w:r>
+        <w:rPr>
+          <w:rFonts w:ascii="Arial" w:hAnsi="Arial" w:cs="Arial"/>
+        </w:rPr>
+        <w:t xml:space="preserve"> and quantify acoustic structure (Keen et al., 2021; Sawant et al., 2022). There are several packages in R that allow researchers to create synthetic vocal signal datasets with biological relevance. [sentences about </w:t>
+      </w:r>
+      <w:proofErr w:type="spellStart"/>
+      <w:r>
+        <w:rPr>
+          <w:rFonts w:ascii="Arial" w:hAnsi="Arial" w:cs="Arial"/>
+        </w:rPr>
+        <w:t>wableR</w:t>
+      </w:r>
+      <w:proofErr w:type="spellEnd"/>
+      <w:r>
+        <w:rPr>
+          <w:rFonts w:ascii="Arial" w:hAnsi="Arial" w:cs="Arial"/>
+        </w:rPr>
+        <w:t xml:space="preserve"> and </w:t>
+      </w:r>
+      <w:proofErr w:type="spellStart"/>
+      <w:proofErr w:type="gramStart"/>
+      <w:r>
+        <w:rPr>
+          <w:rFonts w:ascii="Arial" w:hAnsi="Arial" w:cs="Arial"/>
+        </w:rPr>
+        <w:t>soundgen</w:t>
+      </w:r>
+      <w:proofErr w:type="spellEnd"/>
+      <w:r>
+        <w:rPr>
+          <w:rFonts w:ascii="Arial" w:hAnsi="Arial" w:cs="Arial"/>
+        </w:rPr>
+        <w:t>]  .</w:t>
+      </w:r>
+      <w:proofErr w:type="gramEnd"/>
+      <w:r>
+        <w:rPr>
+          <w:rFonts w:ascii="Arial" w:hAnsi="Arial" w:cs="Arial"/>
+        </w:rPr>
+        <w:t xml:space="preserve"> An underused function of these packages in animal communication is that they provide researchers with the ability to manipulate information in synthetic signals to specifically study the types of information encoded in a signal, how much information is encoded, and where the information is encoded in a signal.  </w:t>
       </w:r>
     </w:p>
     <w:p>
@@ -5486,7 +5866,7 @@
           <w:szCs w:val="18"/>
         </w:rPr>
       </w:pPr>
-      <w:commentRangeStart w:id="29"/>
+      <w:commentRangeStart w:id="32"/>
       <w:r>
         <w:rPr>
           <w:rFonts w:ascii="Arial" w:hAnsi="Arial" w:cs="Arial"/>
@@ -5497,12 +5877,12 @@
         </w:rPr>
         <w:t>Discussion points:</w:t>
       </w:r>
-      <w:commentRangeEnd w:id="29"/>
+      <w:commentRangeEnd w:id="32"/>
       <w:r>
         <w:rPr>
           <w:rStyle w:val="CommentReference"/>
         </w:rPr>
-        <w:commentReference w:id="29"/>
+        <w:commentReference w:id="32"/>
       </w:r>
     </w:p>
     <w:p>
@@ -5630,15 +6010,51 @@
           <w:sz w:val="18"/>
           <w:szCs w:val="18"/>
         </w:rPr>
-        <w:t xml:space="preserve">: here we have individuals with more individual identity encoded within call, but try to cluster/group them by group membership. With more identity information encoded within a call than group membership, </w:t>
-      </w:r>
+        <w:t xml:space="preserve">: here we have individuals with more individual identity encoded within </w:t>
+      </w:r>
+      <w:proofErr w:type="gramStart"/>
       <w:r>
         <w:rPr>
           <w:rFonts w:ascii="Arial" w:hAnsi="Arial" w:cs="Arial"/>
           <w:sz w:val="18"/>
           <w:szCs w:val="18"/>
         </w:rPr>
-        <w:t xml:space="preserve">individuals in the same group “actively work” / “try” to be as different as they can from each other, so they all take up very different parts of the acoustic space. This results in a lot of overlap between these group polygons – by trying to remain very different from individuals within their group, they may be quite similar to other individuals from other groups by random chance. </w:t>
+        <w:t>call, but</w:t>
+      </w:r>
+      <w:proofErr w:type="gramEnd"/>
+      <w:r>
+        <w:rPr>
+          <w:rFonts w:ascii="Arial" w:hAnsi="Arial" w:cs="Arial"/>
+          <w:sz w:val="18"/>
+          <w:szCs w:val="18"/>
+        </w:rPr>
+        <w:t xml:space="preserve"> try to cluster/group them by group membership. With more identity information encoded within a call than group membership, </w:t>
+      </w:r>
+      <w:r>
+        <w:rPr>
+          <w:rFonts w:ascii="Arial" w:hAnsi="Arial" w:cs="Arial"/>
+          <w:sz w:val="18"/>
+          <w:szCs w:val="18"/>
+        </w:rPr>
+        <w:t xml:space="preserve">individuals in the same group “actively work” / “try” to be as different as they can from each other, so they all take up very different parts of the acoustic space. This results in a lot of overlap between these group polygons – by trying to remain very different from individuals within their group, they may be quite </w:t>
+      </w:r>
+      <w:proofErr w:type="gramStart"/>
+      <w:r>
+        <w:rPr>
+          <w:rFonts w:ascii="Arial" w:hAnsi="Arial" w:cs="Arial"/>
+          <w:sz w:val="18"/>
+          <w:szCs w:val="18"/>
+        </w:rPr>
+        <w:t>similar to</w:t>
+      </w:r>
+      <w:proofErr w:type="gramEnd"/>
+      <w:r>
+        <w:rPr>
+          <w:rFonts w:ascii="Arial" w:hAnsi="Arial" w:cs="Arial"/>
+          <w:sz w:val="18"/>
+          <w:szCs w:val="18"/>
+        </w:rPr>
+        <w:t xml:space="preserve"> other individuals from other groups by random chance. </w:t>
       </w:r>
       <w:r>
         <w:rPr>
@@ -5700,15 +6116,33 @@
           <w:sz w:val="18"/>
           <w:szCs w:val="18"/>
         </w:rPr>
-        <w:t xml:space="preserve"> the group, </w:t>
-      </w:r>
+        <w:t xml:space="preserve"> the </w:t>
+      </w:r>
+      <w:proofErr w:type="gramStart"/>
       <w:r>
         <w:rPr>
           <w:rFonts w:ascii="Arial" w:hAnsi="Arial" w:cs="Arial"/>
           <w:sz w:val="18"/>
           <w:szCs w:val="18"/>
         </w:rPr>
-        <w:t xml:space="preserve">and </w:t>
+        <w:t xml:space="preserve">group, </w:t>
+      </w:r>
+      <w:r>
+        <w:rPr>
+          <w:rFonts w:ascii="Arial" w:hAnsi="Arial" w:cs="Arial"/>
+          <w:sz w:val="18"/>
+          <w:szCs w:val="18"/>
+        </w:rPr>
+        <w:t>and</w:t>
+      </w:r>
+      <w:proofErr w:type="gramEnd"/>
+      <w:r>
+        <w:rPr>
+          <w:rFonts w:ascii="Arial" w:hAnsi="Arial" w:cs="Arial"/>
+          <w:sz w:val="18"/>
+          <w:szCs w:val="18"/>
+        </w:rPr>
+        <w:t xml:space="preserve"> </w:t>
       </w:r>
       <w:r>
         <w:rPr>
@@ -7587,9 +8021,9 @@
           <w:bCs/>
         </w:rPr>
       </w:pPr>
-      <w:commentRangeStart w:id="30"/>
-      <w:commentRangeStart w:id="31"/>
-      <w:commentRangeStart w:id="32"/>
+      <w:commentRangeStart w:id="33"/>
+      <w:commentRangeStart w:id="34"/>
+      <w:commentRangeStart w:id="35"/>
       <w:r>
         <w:rPr>
           <w:rFonts w:ascii="Arial Nova Light" w:hAnsi="Arial Nova Light" w:cs="Arial"/>
@@ -7598,7 +8032,7 @@
         </w:rPr>
         <w:t xml:space="preserve">Figure </w:t>
       </w:r>
-      <w:commentRangeEnd w:id="30"/>
+      <w:commentRangeEnd w:id="33"/>
       <w:r>
         <w:rPr>
           <w:rStyle w:val="CommentReference"/>
@@ -7606,7 +8040,7 @@
           <w:sz w:val="24"/>
           <w:szCs w:val="24"/>
         </w:rPr>
-        <w:commentReference w:id="30"/>
+        <w:commentReference w:id="33"/>
       </w:r>
       <w:r>
         <w:rPr>
@@ -7616,19 +8050,19 @@
         </w:rPr>
         <w:t>1</w:t>
       </w:r>
-      <w:commentRangeEnd w:id="31"/>
+      <w:commentRangeEnd w:id="34"/>
       <w:r>
         <w:rPr>
           <w:rStyle w:val="CommentReference"/>
         </w:rPr>
-        <w:commentReference w:id="31"/>
-      </w:r>
-      <w:commentRangeEnd w:id="32"/>
+        <w:commentReference w:id="34"/>
+      </w:r>
+      <w:commentRangeEnd w:id="35"/>
       <w:r>
         <w:rPr>
           <w:rStyle w:val="CommentReference"/>
         </w:rPr>
-        <w:commentReference w:id="32"/>
+        <w:commentReference w:id="35"/>
       </w:r>
       <w:r>
         <w:rPr>
@@ -7642,17 +8076,32 @@
         <w:rPr>
           <w:rFonts w:ascii="Arial Nova Light" w:hAnsi="Arial Nova Light" w:cs="Arial"/>
         </w:rPr>
-        <w:t>Example character string created in paRsynth’s generate strings code. The string consists of (1) a global head, (2) group information, (3) individual information, (4) random variation, (5) group information, and (6) a global tai</w:t>
-      </w:r>
-      <w:commentRangeStart w:id="33"/>
-      <w:commentRangeStart w:id="34"/>
+        <w:t xml:space="preserve">Example character string created in </w:t>
+      </w:r>
+      <w:proofErr w:type="spellStart"/>
       <w:r>
         <w:rPr>
           <w:rFonts w:ascii="Arial Nova Light" w:hAnsi="Arial Nova Light" w:cs="Arial"/>
         </w:rPr>
+        <w:t>paRsynth’s</w:t>
+      </w:r>
+      <w:proofErr w:type="spellEnd"/>
+      <w:r>
+        <w:rPr>
+          <w:rFonts w:ascii="Arial Nova Light" w:hAnsi="Arial Nova Light" w:cs="Arial"/>
+        </w:rPr>
+        <w:t xml:space="preserve"> generate strings code. The string consists of (1) a global head, (2) group information, (3) individual information, (4) random variation, (5) group information, and (6) a global tai</w:t>
+      </w:r>
+      <w:commentRangeStart w:id="36"/>
+      <w:commentRangeStart w:id="37"/>
+      <w:commentRangeStart w:id="38"/>
+      <w:r>
+        <w:rPr>
+          <w:rFonts w:ascii="Arial Nova Light" w:hAnsi="Arial Nova Light" w:cs="Arial"/>
+        </w:rPr>
         <w:t>l.</w:t>
       </w:r>
-      <w:commentRangeEnd w:id="33"/>
+      <w:commentRangeEnd w:id="36"/>
       <w:r>
         <w:rPr>
           <w:rStyle w:val="CommentReference"/>
@@ -7660,16 +8109,23 @@
           <w:sz w:val="24"/>
           <w:szCs w:val="24"/>
         </w:rPr>
-        <w:commentReference w:id="33"/>
-      </w:r>
-      <w:commentRangeEnd w:id="34"/>
+        <w:commentReference w:id="36"/>
+      </w:r>
+      <w:commentRangeEnd w:id="37"/>
       <w:r>
         <w:rPr>
           <w:rStyle w:val="CommentReference"/>
           <w:sz w:val="24"/>
           <w:szCs w:val="24"/>
         </w:rPr>
-        <w:commentReference w:id="34"/>
+        <w:commentReference w:id="37"/>
+      </w:r>
+      <w:commentRangeEnd w:id="38"/>
+      <w:r>
+        <w:rPr>
+          <w:rStyle w:val="CommentReference"/>
+        </w:rPr>
+        <w:commentReference w:id="38"/>
       </w:r>
       <w:r>
         <w:rPr>
@@ -7769,13 +8225,13 @@
           <w:szCs w:val="20"/>
         </w:rPr>
       </w:pPr>
-      <w:commentRangeStart w:id="35"/>
-      <w:commentRangeEnd w:id="35"/>
+      <w:commentRangeStart w:id="39"/>
+      <w:commentRangeEnd w:id="39"/>
       <w:r>
         <w:rPr>
           <w:rStyle w:val="CommentReference"/>
         </w:rPr>
-        <w:commentReference w:id="35"/>
+        <w:commentReference w:id="39"/>
       </w:r>
       <w:r>
         <w:rPr>
@@ -7865,7 +8321,25 @@
           <w:sz w:val="20"/>
           <w:szCs w:val="20"/>
         </w:rPr>
-        <w:t>more individual information encoded in the calls with polygons drawn by individual identity. Colors represent group identity, shapes represent different individuals.</w:t>
+        <w:t xml:space="preserve">more individual information encoded in the calls with polygons drawn by individual identity. Colors represent group </w:t>
+      </w:r>
+      <w:proofErr w:type="gramStart"/>
+      <w:r>
+        <w:rPr>
+          <w:rFonts w:ascii="Arial" w:hAnsi="Arial" w:cs="Arial"/>
+          <w:sz w:val="20"/>
+          <w:szCs w:val="20"/>
+        </w:rPr>
+        <w:t>identity,</w:t>
+      </w:r>
+      <w:proofErr w:type="gramEnd"/>
+      <w:r>
+        <w:rPr>
+          <w:rFonts w:ascii="Arial" w:hAnsi="Arial" w:cs="Arial"/>
+          <w:sz w:val="20"/>
+          <w:szCs w:val="20"/>
+        </w:rPr>
+        <w:t xml:space="preserve"> shapes represent different individuals.</w:t>
       </w:r>
     </w:p>
     <w:p>
@@ -7932,19 +8406,19 @@
         </w:rPr>
         <w:t xml:space="preserve">). </w:t>
       </w:r>
-      <w:commentRangeStart w:id="36"/>
+      <w:commentRangeStart w:id="40"/>
       <w:r>
         <w:rPr>
           <w:rFonts w:ascii="Arial" w:hAnsi="Arial" w:cs="Arial"/>
         </w:rPr>
         <w:t>This suggests that individuals are being categorized in distinct individual clusters when running traditional bioacoustics analyses on our synthetically generated calls.</w:t>
       </w:r>
-      <w:commentRangeEnd w:id="36"/>
+      <w:commentRangeEnd w:id="40"/>
       <w:r>
         <w:rPr>
           <w:rStyle w:val="CommentReference"/>
         </w:rPr>
-        <w:commentReference w:id="36"/>
+        <w:commentReference w:id="40"/>
       </w:r>
     </w:p>
     <w:p>
@@ -7988,19 +8462,63 @@
           <w:bCs/>
         </w:rPr>
       </w:pPr>
-      <w:commentRangeStart w:id="37"/>
-      <w:r>
-        <w:rPr>
-          <w:rFonts w:ascii="Arial" w:hAnsi="Arial" w:cs="Arial"/>
-        </w:rPr>
-        <w:t>Second, out ability to detect the dynamics of information encoding during real time social interactions is limited by our ability to capture the totality of an individual’s or groups signal produced during these interactions. We may be over sampling from vocal learning species whose social interaction and signal production are easy to observe and measure, and therefore may not be assessing the full scope of how information can be encoded across a range of species.</w:t>
-      </w:r>
-      <w:commentRangeEnd w:id="37"/>
+      <w:commentRangeStart w:id="41"/>
+      <w:r>
+        <w:rPr>
+          <w:rFonts w:ascii="Arial" w:hAnsi="Arial" w:cs="Arial"/>
+        </w:rPr>
+        <w:t xml:space="preserve">Second, </w:t>
+      </w:r>
+      <w:proofErr w:type="spellStart"/>
+      <w:proofErr w:type="gramStart"/>
+      <w:r>
+        <w:rPr>
+          <w:rFonts w:ascii="Arial" w:hAnsi="Arial" w:cs="Arial"/>
+        </w:rPr>
+        <w:t>out</w:t>
+      </w:r>
+      <w:proofErr w:type="spellEnd"/>
+      <w:proofErr w:type="gramEnd"/>
+      <w:r>
+        <w:rPr>
+          <w:rFonts w:ascii="Arial" w:hAnsi="Arial" w:cs="Arial"/>
+        </w:rPr>
+        <w:t xml:space="preserve"> ability to detect the dynamics of information encoding during real time social interactions is limited by our ability to capture the totality of an individual’s or groups signal produced during these interactions. We may </w:t>
+      </w:r>
+      <w:proofErr w:type="gramStart"/>
+      <w:r>
+        <w:rPr>
+          <w:rFonts w:ascii="Arial" w:hAnsi="Arial" w:cs="Arial"/>
+        </w:rPr>
+        <w:t>be over sampling</w:t>
+      </w:r>
+      <w:proofErr w:type="gramEnd"/>
+      <w:r>
+        <w:rPr>
+          <w:rFonts w:ascii="Arial" w:hAnsi="Arial" w:cs="Arial"/>
+        </w:rPr>
+        <w:t xml:space="preserve"> from vocal learning species whose social interaction and signal production are easy to observe and </w:t>
+      </w:r>
+      <w:proofErr w:type="gramStart"/>
+      <w:r>
+        <w:rPr>
+          <w:rFonts w:ascii="Arial" w:hAnsi="Arial" w:cs="Arial"/>
+        </w:rPr>
+        <w:t>measure, and</w:t>
+      </w:r>
+      <w:proofErr w:type="gramEnd"/>
+      <w:r>
+        <w:rPr>
+          <w:rFonts w:ascii="Arial" w:hAnsi="Arial" w:cs="Arial"/>
+        </w:rPr>
+        <w:t xml:space="preserve"> therefore may not be assessing the full scope of how information can be encoded across a range of species.</w:t>
+      </w:r>
+      <w:commentRangeEnd w:id="41"/>
       <w:r>
         <w:rPr>
           <w:rStyle w:val="CommentReference"/>
         </w:rPr>
-        <w:commentReference w:id="37"/>
+        <w:commentReference w:id="41"/>
       </w:r>
     </w:p>
     <w:p>
@@ -8025,35 +8543,35 @@
         </w:rPr>
         <w:t xml:space="preserve">Several computationally intensive tools have emerged to assess the degree or types of information encoded in </w:t>
       </w:r>
-      <w:commentRangeStart w:id="38"/>
-      <w:commentRangeStart w:id="39"/>
-      <w:commentRangeStart w:id="40"/>
+      <w:commentRangeStart w:id="42"/>
+      <w:commentRangeStart w:id="43"/>
+      <w:commentRangeStart w:id="44"/>
       <w:r>
         <w:rPr>
           <w:rFonts w:ascii="Arial" w:hAnsi="Arial" w:cs="Arial"/>
         </w:rPr>
         <w:t>signals</w:t>
       </w:r>
-      <w:commentRangeEnd w:id="38"/>
+      <w:commentRangeEnd w:id="42"/>
       <w:r>
         <w:rPr>
           <w:rStyle w:val="CommentReference"/>
         </w:rPr>
-        <w:commentReference w:id="38"/>
-      </w:r>
-      <w:commentRangeEnd w:id="39"/>
+        <w:commentReference w:id="42"/>
+      </w:r>
+      <w:commentRangeEnd w:id="43"/>
       <w:r>
         <w:rPr>
           <w:rStyle w:val="CommentReference"/>
         </w:rPr>
-        <w:commentReference w:id="39"/>
-      </w:r>
-      <w:commentRangeEnd w:id="40"/>
+        <w:commentReference w:id="43"/>
+      </w:r>
+      <w:commentRangeEnd w:id="44"/>
       <w:r>
         <w:rPr>
           <w:rStyle w:val="CommentReference"/>
         </w:rPr>
-        <w:commentReference w:id="40"/>
+        <w:commentReference w:id="44"/>
       </w:r>
       <w:r>
         <w:rPr>
@@ -8385,11 +8903,19 @@
           <w:rFonts w:ascii="Arial" w:hAnsi="Arial" w:cs="Arial"/>
         </w:rPr>
       </w:pPr>
-      <w:r>
-        <w:rPr>
-          <w:rFonts w:ascii="Arial" w:hAnsi="Arial" w:cs="Arial"/>
-        </w:rPr>
-        <w:t xml:space="preserve">paRsynth Part 2: validating types of analysis </w:t>
+      <w:proofErr w:type="spellStart"/>
+      <w:r>
+        <w:rPr>
+          <w:rFonts w:ascii="Arial" w:hAnsi="Arial" w:cs="Arial"/>
+        </w:rPr>
+        <w:t>paRsynth</w:t>
+      </w:r>
+      <w:proofErr w:type="spellEnd"/>
+      <w:r>
+        <w:rPr>
+          <w:rFonts w:ascii="Arial" w:hAnsi="Arial" w:cs="Arial"/>
+        </w:rPr>
+        <w:t xml:space="preserve"> Part 2: validating types of analysis </w:t>
       </w:r>
     </w:p>
     <w:p>
@@ -8501,7 +9027,21 @@
         <w:rPr>
           <w:rFonts w:ascii="Arial" w:hAnsi="Arial" w:cs="Arial"/>
         </w:rPr>
-        <w:t>These models allow us to address the statistical significance of the degree or magnitude of convergence (which we originally encoded using paRsynth). The inferential statistics layer to validate that the information we originally encoded can be recovered</w:t>
+        <w:t xml:space="preserve">These models allow us to address the statistical significance of the degree or magnitude of convergence (which we originally encoded using </w:t>
+      </w:r>
+      <w:proofErr w:type="spellStart"/>
+      <w:r>
+        <w:rPr>
+          <w:rFonts w:ascii="Arial" w:hAnsi="Arial" w:cs="Arial"/>
+        </w:rPr>
+        <w:t>paRsynth</w:t>
+      </w:r>
+      <w:proofErr w:type="spellEnd"/>
+      <w:r>
+        <w:rPr>
+          <w:rFonts w:ascii="Arial" w:hAnsi="Arial" w:cs="Arial"/>
+        </w:rPr>
+        <w:t>). The inferential statistics layer to validate that the information we originally encoded can be recovered</w:t>
       </w:r>
     </w:p>
     <w:p>
@@ -8522,7 +9062,21 @@
         <w:rPr>
           <w:rFonts w:ascii="Arial" w:hAnsi="Arial" w:cs="Arial"/>
         </w:rPr>
-        <w:t>A receiver standpoint on information recovery, in which we simulated signaler information encoding. Does the variation that we encoded actually matter???</w:t>
+        <w:t xml:space="preserve">A receiver standpoint on information recovery, in which we simulated signaler information encoding. Does the variation that we encoded </w:t>
+      </w:r>
+      <w:proofErr w:type="gramStart"/>
+      <w:r>
+        <w:rPr>
+          <w:rFonts w:ascii="Arial" w:hAnsi="Arial" w:cs="Arial"/>
+        </w:rPr>
+        <w:t>actually matter</w:t>
+      </w:r>
+      <w:proofErr w:type="gramEnd"/>
+      <w:r>
+        <w:rPr>
+          <w:rFonts w:ascii="Arial" w:hAnsi="Arial" w:cs="Arial"/>
+        </w:rPr>
+        <w:t>???</w:t>
       </w:r>
     </w:p>
     <w:p>
@@ -8543,7 +9097,21 @@
         <w:rPr>
           <w:rFonts w:ascii="Arial" w:hAnsi="Arial" w:cs="Arial"/>
         </w:rPr>
-        <w:t>Because we have repeated sampling at both social levels with known individuals, we can actually model variation in convergence within and between categories (individuals, groups) at each social level</w:t>
+        <w:t xml:space="preserve">Because we have repeated sampling at both social levels with known individuals, we can </w:t>
+      </w:r>
+      <w:proofErr w:type="gramStart"/>
+      <w:r>
+        <w:rPr>
+          <w:rFonts w:ascii="Arial" w:hAnsi="Arial" w:cs="Arial"/>
+        </w:rPr>
+        <w:t>actually model</w:t>
+      </w:r>
+      <w:proofErr w:type="gramEnd"/>
+      <w:r>
+        <w:rPr>
+          <w:rFonts w:ascii="Arial" w:hAnsi="Arial" w:cs="Arial"/>
+        </w:rPr>
+        <w:t xml:space="preserve"> variation in convergence within and between categories (individuals, groups) at each social level</w:t>
       </w:r>
     </w:p>
     <w:p>
@@ -8856,7 +9424,7 @@
       </w:r>
     </w:p>
   </w:comment>
-  <w:comment w:id="10" w:author="Coppinger, Brittany" w:date="2024-12-20T14:52:00Z" w:initials="BC">
+  <w:comment w:id="11" w:author="Coppinger, Brittany" w:date="2024-12-20T14:52:00Z" w:initials="BC">
     <w:p>
       <w:pPr>
         <w:pStyle w:val="CommentText"/>
@@ -8872,7 +9440,7 @@
       </w:r>
     </w:p>
   </w:comment>
-  <w:comment w:id="11" w:author="Smith Vidaurre, Grace" w:date="2025-02-17T10:35:00Z" w:initials="GSV">
+  <w:comment w:id="12" w:author="Smith Vidaurre, Grace" w:date="2025-02-17T10:35:00Z" w:initials="GSV">
     <w:p>
       <w:r>
         <w:rPr>
@@ -8889,7 +9457,7 @@
       </w:r>
     </w:p>
   </w:comment>
-  <w:comment w:id="12" w:author="Smith Vidaurre, Grace" w:date="2025-02-17T10:39:00Z" w:initials="GSV">
+  <w:comment w:id="13" w:author="Smith Vidaurre, Grace" w:date="2025-02-17T10:39:00Z" w:initials="GSV">
     <w:p>
       <w:r>
         <w:rPr>
@@ -8906,7 +9474,7 @@
       </w:r>
     </w:p>
   </w:comment>
-  <w:comment w:id="13" w:author="Coppinger, Brittany" w:date="2025-02-13T14:09:00Z" w:initials="BC">
+  <w:comment w:id="14" w:author="Coppinger, Brittany" w:date="2025-02-13T14:09:00Z" w:initials="BC">
     <w:p>
       <w:pPr>
         <w:pStyle w:val="CommentText"/>
@@ -8922,7 +9490,7 @@
       </w:r>
     </w:p>
   </w:comment>
-  <w:comment w:id="14" w:author="Summer Eckhardt" w:date="2025-01-24T09:51:00Z" w:initials="SE">
+  <w:comment w:id="15" w:author="Summer Eckhardt" w:date="2025-01-24T09:51:00Z" w:initials="SE">
     <w:p>
       <w:pPr>
         <w:pStyle w:val="CommentText"/>
@@ -8938,7 +9506,7 @@
       </w:r>
     </w:p>
   </w:comment>
-  <w:comment w:id="15" w:author="Summer Eckhardt" w:date="2025-01-27T10:41:00Z" w:initials="SE">
+  <w:comment w:id="16" w:author="Summer Eckhardt" w:date="2025-01-27T10:41:00Z" w:initials="SE">
     <w:p>
       <w:pPr>
         <w:pStyle w:val="CommentText"/>
@@ -8954,7 +9522,7 @@
       </w:r>
     </w:p>
   </w:comment>
-  <w:comment w:id="16" w:author="Summer Eckhardt" w:date="2025-01-24T10:02:00Z" w:initials="SE">
+  <w:comment w:id="17" w:author="Summer Eckhardt" w:date="2025-01-24T10:02:00Z" w:initials="SE">
     <w:p>
       <w:pPr>
         <w:pStyle w:val="CommentText"/>
@@ -8970,7 +9538,7 @@
       </w:r>
     </w:p>
   </w:comment>
-  <w:comment w:id="17" w:author="Samman, Raneem" w:date="2025-01-13T15:07:00Z" w:initials="RS">
+  <w:comment w:id="18" w:author="Samman, Raneem" w:date="2025-01-13T15:07:00Z" w:initials="RS">
     <w:p>
       <w:r>
         <w:rPr>
@@ -8988,7 +9556,7 @@
       </w:r>
     </w:p>
   </w:comment>
-  <w:comment w:id="18" w:author="Coppinger, Brittany" w:date="2025-01-15T13:17:00Z" w:initials="BC">
+  <w:comment w:id="19" w:author="Coppinger, Brittany" w:date="2025-01-15T13:17:00Z" w:initials="BC">
     <w:p>
       <w:pPr>
         <w:pStyle w:val="CommentText"/>
@@ -9015,7 +9583,7 @@
       </w:r>
     </w:p>
   </w:comment>
-  <w:comment w:id="19" w:author="Coppinger, Brittany" w:date="2025-01-07T15:07:00Z" w:initials="BC">
+  <w:comment w:id="20" w:author="Coppinger, Brittany" w:date="2025-01-07T15:07:00Z" w:initials="BC">
     <w:p>
       <w:pPr>
         <w:pStyle w:val="CommentText"/>
@@ -9031,7 +9599,7 @@
       </w:r>
     </w:p>
   </w:comment>
-  <w:comment w:id="20" w:author="Samman, Raneem" w:date="2025-01-13T15:08:00Z" w:initials="RS">
+  <w:comment w:id="21" w:author="Samman, Raneem" w:date="2025-01-13T15:08:00Z" w:initials="RS">
     <w:p>
       <w:r>
         <w:rPr>
@@ -9049,7 +9617,7 @@
       </w:r>
     </w:p>
   </w:comment>
-  <w:comment w:id="21" w:author="Samman, Raneem" w:date="2025-01-13T15:10:00Z" w:initials="RS">
+  <w:comment w:id="22" w:author="Samman, Raneem" w:date="2025-01-13T15:10:00Z" w:initials="RS">
     <w:p>
       <w:r>
         <w:rPr>
@@ -9067,7 +9635,7 @@
       </w:r>
     </w:p>
   </w:comment>
-  <w:comment w:id="22" w:author="Coppinger, Brittany" w:date="2025-01-07T15:01:00Z" w:initials="BC">
+  <w:comment w:id="23" w:author="Coppinger, Brittany" w:date="2025-01-07T15:01:00Z" w:initials="BC">
     <w:p>
       <w:pPr>
         <w:pStyle w:val="CommentText"/>
@@ -9083,7 +9651,7 @@
       </w:r>
     </w:p>
   </w:comment>
-  <w:comment w:id="23" w:author="Coppinger, Brittany" w:date="2025-01-07T15:08:00Z" w:initials="BC">
+  <w:comment w:id="24" w:author="Coppinger, Brittany" w:date="2025-01-07T15:08:00Z" w:initials="BC">
     <w:p>
       <w:pPr>
         <w:pStyle w:val="CommentText"/>
@@ -9099,7 +9667,7 @@
       </w:r>
     </w:p>
   </w:comment>
-  <w:comment w:id="24" w:author="Coppinger, Brittany" w:date="2025-01-07T15:12:00Z" w:initials="BC">
+  <w:comment w:id="25" w:author="Coppinger, Brittany" w:date="2025-01-07T15:12:00Z" w:initials="BC">
     <w:p>
       <w:pPr>
         <w:pStyle w:val="CommentText"/>
@@ -9115,7 +9683,7 @@
       </w:r>
     </w:p>
   </w:comment>
-  <w:comment w:id="25" w:author="Coppinger, Brittany" w:date="2025-02-13T13:55:00Z" w:initials="BC">
+  <w:comment w:id="26" w:author="Coppinger, Brittany" w:date="2025-02-13T13:55:00Z" w:initials="BC">
     <w:p>
       <w:pPr>
         <w:pStyle w:val="CommentText"/>
@@ -9131,7 +9699,7 @@
       </w:r>
     </w:p>
   </w:comment>
-  <w:comment w:id="26" w:author="Coppinger, Brittany" w:date="2025-01-09T10:23:00Z" w:initials="BC">
+  <w:comment w:id="29" w:author="Coppinger, Brittany" w:date="2025-01-09T10:23:00Z" w:initials="BC">
     <w:p>
       <w:pPr>
         <w:pStyle w:val="CommentText"/>
@@ -9199,7 +9767,7 @@
       </w:pPr>
     </w:p>
   </w:comment>
-  <w:comment w:id="27" w:author="Coppinger, Brittany" w:date="2025-02-13T13:56:00Z" w:initials="BC">
+  <w:comment w:id="30" w:author="Coppinger, Brittany" w:date="2025-02-13T13:56:00Z" w:initials="BC">
     <w:p>
       <w:pPr>
         <w:pStyle w:val="CommentText"/>
@@ -9215,7 +9783,7 @@
       </w:r>
     </w:p>
   </w:comment>
-  <w:comment w:id="28" w:author="Summer Eckhardt" w:date="2025-01-24T10:16:00Z" w:initials="SE">
+  <w:comment w:id="31" w:author="Summer Eckhardt" w:date="2025-01-24T10:16:00Z" w:initials="SE">
     <w:p>
       <w:pPr>
         <w:pStyle w:val="CommentText"/>
@@ -9231,7 +9799,7 @@
       </w:r>
     </w:p>
   </w:comment>
-  <w:comment w:id="29" w:author="Summer Eckhardt" w:date="2025-01-29T09:35:00Z" w:initials="SE">
+  <w:comment w:id="32" w:author="Summer Eckhardt" w:date="2025-01-29T09:35:00Z" w:initials="SE">
     <w:p>
       <w:pPr>
         <w:pStyle w:val="CommentText"/>
@@ -9247,7 +9815,7 @@
       </w:r>
     </w:p>
   </w:comment>
-  <w:comment w:id="30" w:author="Coppinger, Brittany" w:date="2025-02-13T14:16:00Z" w:initials="BC">
+  <w:comment w:id="33" w:author="Coppinger, Brittany" w:date="2025-02-13T14:16:00Z" w:initials="BC">
     <w:p>
       <w:pPr>
         <w:pStyle w:val="CommentText"/>
@@ -9263,7 +9831,7 @@
       </w:r>
     </w:p>
   </w:comment>
-  <w:comment w:id="31" w:author="Coppinger, Brittany" w:date="2025-02-13T14:28:00Z" w:initials="BC">
+  <w:comment w:id="34" w:author="Coppinger, Brittany" w:date="2025-02-13T14:28:00Z" w:initials="BC">
     <w:p>
       <w:pPr>
         <w:pStyle w:val="CommentText"/>
@@ -9279,7 +9847,7 @@
       </w:r>
     </w:p>
   </w:comment>
-  <w:comment w:id="32" w:author="Coppinger, Brittany" w:date="2025-02-13T14:29:00Z" w:initials="BC">
+  <w:comment w:id="35" w:author="Coppinger, Brittany" w:date="2025-02-13T14:29:00Z" w:initials="BC">
     <w:p>
       <w:pPr>
         <w:pStyle w:val="CommentText"/>
@@ -9295,7 +9863,7 @@
       </w:r>
     </w:p>
   </w:comment>
-  <w:comment w:id="33" w:author="Summer Eckhardt" w:date="2025-02-13T13:03:00Z" w:initials="SE">
+  <w:comment w:id="36" w:author="Summer Eckhardt" w:date="2025-02-13T13:03:00Z" w:initials="SE">
     <w:p>
       <w:pPr>
         <w:pStyle w:val="CommentText"/>
@@ -9311,7 +9879,7 @@
       </w:r>
     </w:p>
   </w:comment>
-  <w:comment w:id="34" w:author="Coppinger, Brittany" w:date="2025-02-13T14:25:00Z" w:initials="BC">
+  <w:comment w:id="37" w:author="Coppinger, Brittany" w:date="2025-02-13T14:25:00Z" w:initials="BC">
     <w:p>
       <w:pPr>
         <w:pStyle w:val="CommentText"/>
@@ -9327,7 +9895,7 @@
       </w:r>
     </w:p>
   </w:comment>
-  <w:comment w:id="35" w:author="Summer Eckhardt" w:date="2025-02-04T18:49:00Z" w:initials="SE">
+  <w:comment w:id="38" w:author="Summer Eckhardt" w:date="2025-02-20T16:49:00Z" w:initials="SE">
     <w:p>
       <w:pPr>
         <w:pStyle w:val="CommentText"/>
@@ -9339,11 +9907,27 @@
         <w:annotationRef/>
       </w:r>
       <w:r>
+        <w:t>This is brilliant, thank you so much!</w:t>
+      </w:r>
+    </w:p>
+  </w:comment>
+  <w:comment w:id="39" w:author="Summer Eckhardt" w:date="2025-02-04T18:49:00Z" w:initials="SE">
+    <w:p>
+      <w:pPr>
+        <w:pStyle w:val="CommentText"/>
+      </w:pPr>
+      <w:r>
+        <w:rPr>
+          <w:rStyle w:val="CommentReference"/>
+        </w:rPr>
+        <w:annotationRef/>
+      </w:r>
+      <w:r>
         <w:t>Need to add legend</w:t>
       </w:r>
     </w:p>
   </w:comment>
-  <w:comment w:id="36" w:author="Summer Eckhardt" w:date="2025-02-04T19:02:00Z" w:initials="SE">
+  <w:comment w:id="40" w:author="Summer Eckhardt" w:date="2025-02-04T19:02:00Z" w:initials="SE">
     <w:p>
       <w:pPr>
         <w:pStyle w:val="CommentText"/>
@@ -9359,7 +9943,7 @@
       </w:r>
     </w:p>
   </w:comment>
-  <w:comment w:id="37" w:author="Smith Vidaurre, Grace" w:date="2024-12-18T15:30:00Z" w:initials="GSV">
+  <w:comment w:id="41" w:author="Smith Vidaurre, Grace" w:date="2024-12-18T15:30:00Z" w:initials="GSV">
     <w:p>
       <w:r>
         <w:rPr>
@@ -9376,7 +9960,7 @@
       </w:r>
     </w:p>
   </w:comment>
-  <w:comment w:id="38" w:author="Smith Vidaurre, Grace" w:date="2024-12-16T09:35:00Z" w:initials="GSV">
+  <w:comment w:id="42" w:author="Smith Vidaurre, Grace" w:date="2024-12-16T09:35:00Z" w:initials="GSV">
     <w:p>
       <w:r>
         <w:rPr>
@@ -9393,7 +9977,7 @@
       </w:r>
     </w:p>
   </w:comment>
-  <w:comment w:id="39" w:author="Smith Vidaurre, Grace" w:date="2024-12-16T09:41:00Z" w:initials="GSV">
+  <w:comment w:id="43" w:author="Smith Vidaurre, Grace" w:date="2024-12-16T09:41:00Z" w:initials="GSV">
     <w:p>
       <w:r>
         <w:rPr>
@@ -9410,7 +9994,7 @@
       </w:r>
     </w:p>
   </w:comment>
-  <w:comment w:id="40" w:author="Coppinger, Brittany" w:date="2024-12-16T14:51:00Z" w:initials="BC">
+  <w:comment w:id="44" w:author="Coppinger, Brittany" w:date="2024-12-16T14:51:00Z" w:initials="BC">
     <w:p>
       <w:pPr>
         <w:pStyle w:val="CommentText"/>
@@ -9508,6 +10092,7 @@
   <w15:commentEx w15:paraId="13D3F523" w15:paraIdParent="63F9BBE5" w15:done="0"/>
   <w15:commentEx w15:paraId="04688121" w15:done="0"/>
   <w15:commentEx w15:paraId="12FEE62D" w15:paraIdParent="04688121" w15:done="0"/>
+  <w15:commentEx w15:paraId="529C0E7A" w15:paraIdParent="04688121" w15:done="0"/>
   <w15:commentEx w15:paraId="51FFEBBF" w15:done="1"/>
   <w15:commentEx w15:paraId="46432439" w15:done="0"/>
   <w15:commentEx w15:paraId="16D76844" w15:done="0"/>
@@ -9566,6 +10151,7 @@
   <w16cex:commentExtensible w16cex:durableId="4899B301" w16cex:dateUtc="2025-02-13T19:29:00Z"/>
   <w16cex:commentExtensible w16cex:durableId="08FF4B06" w16cex:dateUtc="2025-02-13T18:03:00Z"/>
   <w16cex:commentExtensible w16cex:durableId="79D4BC88" w16cex:dateUtc="2025-02-13T19:25:00Z"/>
+  <w16cex:commentExtensible w16cex:durableId="0BDF4BAE" w16cex:dateUtc="2025-02-20T21:49:00Z"/>
   <w16cex:commentExtensible w16cex:durableId="4FBEF316" w16cex:dateUtc="2025-02-04T23:49:00Z"/>
   <w16cex:commentExtensible w16cex:durableId="7E8AE7A5" w16cex:dateUtc="2025-02-05T00:02:00Z"/>
   <w16cex:commentExtensible w16cex:durableId="7658D5BD" w16cex:dateUtc="2024-12-18T20:30:00Z"/>
@@ -9612,6 +10198,7 @@
   <w16cid:commentId w16cid:paraId="13D3F523" w16cid:durableId="4899B301"/>
   <w16cid:commentId w16cid:paraId="04688121" w16cid:durableId="08FF4B06"/>
   <w16cid:commentId w16cid:paraId="12FEE62D" w16cid:durableId="79D4BC88"/>
+  <w16cid:commentId w16cid:paraId="529C0E7A" w16cid:durableId="0BDF4BAE"/>
   <w16cid:commentId w16cid:paraId="51FFEBBF" w16cid:durableId="4FBEF316"/>
   <w16cid:commentId w16cid:paraId="46432439" w16cid:durableId="7E8AE7A5"/>
   <w16cid:commentId w16cid:paraId="16D76844" w16cid:durableId="7658D5BD"/>

--- a/drafts/paRsynth_methods_draft.docx
+++ b/drafts/paRsynth_methods_draft.docx
@@ -2154,14 +2154,12 @@
         </w:rPr>
         <w:t xml:space="preserve">, </w:t>
       </w:r>
-      <w:ins w:id="10" w:author="Summer Eckhardt" w:date="2025-02-20T16:33:00Z" w16du:dateUtc="2025-02-20T21:33:00Z">
-        <w:r>
-          <w:rPr>
-            <w:rFonts w:ascii="Arial" w:hAnsi="Arial" w:cs="Arial"/>
-          </w:rPr>
-          <w:t xml:space="preserve">and </w:t>
-        </w:r>
-      </w:ins>
+      <w:r>
+        <w:rPr>
+          <w:rFonts w:ascii="Arial" w:hAnsi="Arial" w:cs="Arial"/>
+        </w:rPr>
+        <w:t xml:space="preserve">and </w:t>
+      </w:r>
       <w:r>
         <w:rPr>
           <w:rFonts w:ascii="Arial" w:hAnsi="Arial" w:cs="Arial"/>
@@ -2607,7 +2605,7 @@
         </w:rPr>
         <w:t xml:space="preserve"> when applied to the same datasets</w:t>
       </w:r>
-      <w:commentRangeStart w:id="11"/>
+      <w:commentRangeStart w:id="10"/>
       <w:r>
         <w:rPr>
           <w:rFonts w:ascii="Arial" w:hAnsi="Arial" w:cs="Arial"/>
@@ -2644,12 +2642,12 @@
         </w:rPr>
         <w:fldChar w:fldCharType="end"/>
       </w:r>
-      <w:commentRangeEnd w:id="11"/>
+      <w:commentRangeEnd w:id="10"/>
       <w:r>
         <w:rPr>
           <w:rStyle w:val="CommentReference"/>
         </w:rPr>
-        <w:commentReference w:id="11"/>
+        <w:commentReference w:id="10"/>
       </w:r>
       <w:r>
         <w:rPr>
@@ -3389,12 +3387,92 @@
         </w:rPr>
         <w:t xml:space="preserve">calculated </w:t>
       </w:r>
+      <w:commentRangeStart w:id="11"/>
+      <w:r>
+        <w:rPr>
+          <w:rFonts w:ascii="Arial" w:hAnsi="Arial" w:cs="Arial"/>
+        </w:rPr>
+        <w:t>Cliff’s d</w:t>
+      </w:r>
+      <w:commentRangeEnd w:id="11"/>
+      <w:r>
+        <w:rPr>
+          <w:rStyle w:val="CommentReference"/>
+        </w:rPr>
+        <w:commentReference w:id="11"/>
+      </w:r>
+      <w:r>
+        <w:rPr>
+          <w:rFonts w:ascii="Arial" w:hAnsi="Arial" w:cs="Arial"/>
+        </w:rPr>
+        <w:t xml:space="preserve"> as the effect size between</w:t>
+      </w:r>
+      <w:r>
+        <w:rPr>
+          <w:rFonts w:ascii="Arial" w:hAnsi="Arial" w:cs="Arial"/>
+        </w:rPr>
+        <w:t xml:space="preserve"> </w:t>
+      </w:r>
+      <w:r>
+        <w:rPr>
+          <w:rFonts w:ascii="Arial" w:hAnsi="Arial" w:cs="Arial"/>
+        </w:rPr>
+        <w:t xml:space="preserve">clustering accuracies at each social level. </w:t>
+      </w:r>
+      <w:r>
+        <w:rPr>
+          <w:rFonts w:ascii="Arial" w:hAnsi="Arial" w:cs="Arial"/>
+        </w:rPr>
+        <w:t>For each spectrographic cross-correlation and the edit distance, w</w:t>
+      </w:r>
+      <w:r>
+        <w:rPr>
+          <w:rFonts w:ascii="Arial" w:hAnsi="Arial" w:cs="Arial"/>
+        </w:rPr>
+        <w:t xml:space="preserve">e expected to identify larger effect sizes </w:t>
+      </w:r>
+      <w:r>
+        <w:rPr>
+          <w:rFonts w:ascii="Arial" w:hAnsi="Arial" w:cs="Arial"/>
+        </w:rPr>
+        <w:t xml:space="preserve">when information encoding was higher for one social level than the other, and </w:t>
+      </w:r>
+      <w:r>
+        <w:rPr>
+          <w:rFonts w:ascii="Arial" w:hAnsi="Arial" w:cs="Arial"/>
+        </w:rPr>
+        <w:t xml:space="preserve">when signals were compared amongst fewer individuals or groups (e.g. </w:t>
+      </w:r>
+      <w:r>
+        <w:rPr>
+          <w:rFonts w:ascii="Arial" w:hAnsi="Arial" w:cs="Arial"/>
+        </w:rPr>
+        <w:t>social conditions</w:t>
+      </w:r>
+      <w:r>
+        <w:rPr>
+          <w:rFonts w:ascii="Arial" w:hAnsi="Arial" w:cs="Arial"/>
+        </w:rPr>
+        <w:t xml:space="preserve"> posed fewer </w:t>
+      </w:r>
+      <w:r>
+        <w:rPr>
+          <w:rFonts w:ascii="Arial" w:hAnsi="Arial" w:cs="Arial"/>
+        </w:rPr>
+        <w:t xml:space="preserve">limitations on the uniqueness </w:t>
+      </w:r>
+      <w:r>
+        <w:rPr>
+          <w:rFonts w:ascii="Arial" w:hAnsi="Arial" w:cs="Arial"/>
+        </w:rPr>
+        <w:t xml:space="preserve">of identity information at either social level). </w:t>
+      </w:r>
       <w:commentRangeStart w:id="12"/>
       <w:r>
         <w:rPr>
           <w:rFonts w:ascii="Arial" w:hAnsi="Arial" w:cs="Arial"/>
         </w:rPr>
-        <w:t>Cliff’s d</w:t>
+        <w:t>We</w:t>
       </w:r>
       <w:commentRangeEnd w:id="12"/>
       <w:r>
@@ -3402,86 +3480,6 @@
           <w:rStyle w:val="CommentReference"/>
         </w:rPr>
         <w:commentReference w:id="12"/>
-      </w:r>
-      <w:r>
-        <w:rPr>
-          <w:rFonts w:ascii="Arial" w:hAnsi="Arial" w:cs="Arial"/>
-        </w:rPr>
-        <w:t xml:space="preserve"> as the effect size between</w:t>
-      </w:r>
-      <w:r>
-        <w:rPr>
-          <w:rFonts w:ascii="Arial" w:hAnsi="Arial" w:cs="Arial"/>
-        </w:rPr>
-        <w:t xml:space="preserve"> </w:t>
-      </w:r>
-      <w:r>
-        <w:rPr>
-          <w:rFonts w:ascii="Arial" w:hAnsi="Arial" w:cs="Arial"/>
-        </w:rPr>
-        <w:t xml:space="preserve">clustering accuracies at each social level. </w:t>
-      </w:r>
-      <w:r>
-        <w:rPr>
-          <w:rFonts w:ascii="Arial" w:hAnsi="Arial" w:cs="Arial"/>
-        </w:rPr>
-        <w:t>For each spectrographic cross-correlation and the edit distance, w</w:t>
-      </w:r>
-      <w:r>
-        <w:rPr>
-          <w:rFonts w:ascii="Arial" w:hAnsi="Arial" w:cs="Arial"/>
-        </w:rPr>
-        <w:t xml:space="preserve">e expected to identify larger effect sizes </w:t>
-      </w:r>
-      <w:r>
-        <w:rPr>
-          <w:rFonts w:ascii="Arial" w:hAnsi="Arial" w:cs="Arial"/>
-        </w:rPr>
-        <w:t xml:space="preserve">when information encoding was higher for one social level than the other, and </w:t>
-      </w:r>
-      <w:r>
-        <w:rPr>
-          <w:rFonts w:ascii="Arial" w:hAnsi="Arial" w:cs="Arial"/>
-        </w:rPr>
-        <w:t xml:space="preserve">when signals were compared amongst fewer individuals or groups (e.g. </w:t>
-      </w:r>
-      <w:r>
-        <w:rPr>
-          <w:rFonts w:ascii="Arial" w:hAnsi="Arial" w:cs="Arial"/>
-        </w:rPr>
-        <w:t>social conditions</w:t>
-      </w:r>
-      <w:r>
-        <w:rPr>
-          <w:rFonts w:ascii="Arial" w:hAnsi="Arial" w:cs="Arial"/>
-        </w:rPr>
-        <w:t xml:space="preserve"> posed fewer </w:t>
-      </w:r>
-      <w:r>
-        <w:rPr>
-          <w:rFonts w:ascii="Arial" w:hAnsi="Arial" w:cs="Arial"/>
-        </w:rPr>
-        <w:t xml:space="preserve">limitations on the uniqueness </w:t>
-      </w:r>
-      <w:r>
-        <w:rPr>
-          <w:rFonts w:ascii="Arial" w:hAnsi="Arial" w:cs="Arial"/>
-        </w:rPr>
-        <w:t xml:space="preserve">of identity information at either social level). </w:t>
-      </w:r>
-      <w:commentRangeStart w:id="13"/>
-      <w:r>
-        <w:rPr>
-          <w:rFonts w:ascii="Arial" w:hAnsi="Arial" w:cs="Arial"/>
-        </w:rPr>
-        <w:t>We</w:t>
-      </w:r>
-      <w:commentRangeEnd w:id="13"/>
-      <w:r>
-        <w:rPr>
-          <w:rStyle w:val="CommentReference"/>
-        </w:rPr>
-        <w:commentReference w:id="13"/>
       </w:r>
       <w:r>
         <w:rPr>
@@ -3548,7 +3546,7 @@
           <w:rFonts w:ascii="Arial" w:hAnsi="Arial" w:cs="Arial"/>
         </w:rPr>
       </w:pPr>
-      <w:commentRangeStart w:id="14"/>
+      <w:commentRangeStart w:id="13"/>
       <w:r>
         <w:rPr>
           <w:rFonts w:ascii="Arial" w:hAnsi="Arial" w:cs="Arial"/>
@@ -3557,12 +3555,12 @@
         </w:rPr>
         <w:t>Methods</w:t>
       </w:r>
-      <w:commentRangeEnd w:id="14"/>
+      <w:commentRangeEnd w:id="13"/>
       <w:r>
         <w:rPr>
           <w:rStyle w:val="CommentReference"/>
         </w:rPr>
-        <w:commentReference w:id="14"/>
+        <w:commentReference w:id="13"/>
       </w:r>
       <w:r>
         <w:rPr>
@@ -3688,187 +3686,187 @@
         </w:rPr>
         <w:t xml:space="preserve"> </w:t>
       </w:r>
+      <w:commentRangeStart w:id="14"/>
       <w:commentRangeStart w:id="15"/>
+      <w:r>
+        <w:rPr>
+          <w:rFonts w:ascii="Arial" w:hAnsi="Arial" w:cs="Arial"/>
+        </w:rPr>
+        <w:t>5 components</w:t>
+      </w:r>
+      <w:r>
+        <w:rPr>
+          <w:rFonts w:ascii="Arial" w:hAnsi="Arial" w:cs="Arial"/>
+        </w:rPr>
+        <w:t xml:space="preserve"> (Figure 1)</w:t>
+      </w:r>
+      <w:r>
+        <w:rPr>
+          <w:rFonts w:ascii="Arial" w:hAnsi="Arial" w:cs="Arial"/>
+        </w:rPr>
+        <w:t xml:space="preserve">: </w:t>
+      </w:r>
+      <w:commentRangeEnd w:id="14"/>
+      <w:r>
+        <w:rPr>
+          <w:rStyle w:val="CommentReference"/>
+        </w:rPr>
+        <w:commentReference w:id="14"/>
+      </w:r>
+      <w:commentRangeEnd w:id="15"/>
+      <w:r>
+        <w:rPr>
+          <w:rStyle w:val="CommentReference"/>
+        </w:rPr>
+        <w:commentReference w:id="15"/>
+      </w:r>
+      <w:r>
+        <w:rPr>
+          <w:rFonts w:ascii="Arial" w:hAnsi="Arial" w:cs="Arial"/>
+        </w:rPr>
+        <w:t xml:space="preserve">a global head </w:t>
+      </w:r>
+      <w:r>
+        <w:rPr>
+          <w:rFonts w:ascii="Arial" w:hAnsi="Arial" w:cs="Arial"/>
+        </w:rPr>
+        <w:t xml:space="preserve">(a string of characters shared across all individuals; </w:t>
+      </w:r>
+      <w:r>
+        <w:rPr>
+          <w:rFonts w:ascii="Arial" w:hAnsi="Arial" w:cs="Arial"/>
+        </w:rPr>
+        <w:t>TKTK character length)</w:t>
+      </w:r>
+      <w:r>
+        <w:rPr>
+          <w:rFonts w:ascii="Arial" w:hAnsi="Arial" w:cs="Arial"/>
+        </w:rPr>
+        <w:t>, a section of group information, a section of individual information, another section of group information, and a global tail</w:t>
+      </w:r>
+      <w:r>
+        <w:rPr>
+          <w:rFonts w:ascii="Arial" w:hAnsi="Arial" w:cs="Arial"/>
+        </w:rPr>
+        <w:t xml:space="preserve"> (</w:t>
+      </w:r>
+      <w:r>
+        <w:rPr>
+          <w:rFonts w:ascii="Arial" w:hAnsi="Arial" w:cs="Arial"/>
+        </w:rPr>
+        <w:t xml:space="preserve">a string of characters shared across all individuals; </w:t>
+      </w:r>
+      <w:r>
+        <w:rPr>
+          <w:rFonts w:ascii="Arial" w:hAnsi="Arial" w:cs="Arial"/>
+        </w:rPr>
+        <w:t>TKTK character length)</w:t>
+      </w:r>
+      <w:r>
+        <w:rPr>
+          <w:rFonts w:ascii="Arial" w:hAnsi="Arial" w:cs="Arial"/>
+        </w:rPr>
+        <w:t xml:space="preserve">. </w:t>
+      </w:r>
+      <w:r>
+        <w:rPr>
+          <w:rFonts w:ascii="Arial" w:hAnsi="Arial" w:cs="Arial"/>
+        </w:rPr>
+        <w:t xml:space="preserve">Later versions of our code will allow users to choose where and how much information is encoded in the signal. </w:t>
+      </w:r>
+      <w:r>
+        <w:rPr>
+          <w:rFonts w:ascii="Arial" w:hAnsi="Arial" w:cs="Arial"/>
+        </w:rPr>
+        <w:t xml:space="preserve">We varied </w:t>
+      </w:r>
+      <w:r>
+        <w:rPr>
+          <w:rFonts w:ascii="Arial" w:hAnsi="Arial" w:cs="Arial"/>
+        </w:rPr>
+        <w:t>the character length of</w:t>
+      </w:r>
+      <w:r>
+        <w:rPr>
+          <w:rFonts w:ascii="Arial" w:hAnsi="Arial" w:cs="Arial"/>
+        </w:rPr>
+        <w:t xml:space="preserve"> </w:t>
+      </w:r>
+      <w:r>
+        <w:rPr>
+          <w:rFonts w:ascii="Arial" w:hAnsi="Arial" w:cs="Arial"/>
+        </w:rPr>
+        <w:t xml:space="preserve">the group and individual </w:t>
+      </w:r>
+      <w:r>
+        <w:rPr>
+          <w:rFonts w:ascii="Arial" w:hAnsi="Arial" w:cs="Arial"/>
+        </w:rPr>
+        <w:t>section</w:t>
+      </w:r>
+      <w:r>
+        <w:rPr>
+          <w:rFonts w:ascii="Arial" w:hAnsi="Arial" w:cs="Arial"/>
+        </w:rPr>
+        <w:t xml:space="preserve">s </w:t>
+      </w:r>
+      <w:r>
+        <w:rPr>
+          <w:rFonts w:ascii="Arial" w:hAnsi="Arial" w:cs="Arial"/>
+        </w:rPr>
+        <w:t xml:space="preserve">depending on treatment, discussed </w:t>
+      </w:r>
+      <w:r>
+        <w:rPr>
+          <w:rFonts w:ascii="Arial" w:hAnsi="Arial" w:cs="Arial"/>
+        </w:rPr>
+        <w:t>below. We</w:t>
+      </w:r>
+      <w:r>
+        <w:rPr>
+          <w:rFonts w:ascii="Arial" w:hAnsi="Arial" w:cs="Arial"/>
+        </w:rPr>
+        <w:t xml:space="preserve"> used three unique characters in the string: A, B, and C.</w:t>
+      </w:r>
+      <w:r>
+        <w:rPr>
+          <w:rFonts w:ascii="Arial" w:hAnsi="Arial" w:cs="Arial"/>
+        </w:rPr>
+        <w:t xml:space="preserve"> </w:t>
+      </w:r>
       <w:commentRangeStart w:id="16"/>
       <w:r>
         <w:rPr>
           <w:rFonts w:ascii="Arial" w:hAnsi="Arial" w:cs="Arial"/>
         </w:rPr>
-        <w:t>5 components</w:t>
-      </w:r>
-      <w:r>
-        <w:rPr>
-          <w:rFonts w:ascii="Arial" w:hAnsi="Arial" w:cs="Arial"/>
-        </w:rPr>
-        <w:t xml:space="preserve"> (Figure 1)</w:t>
-      </w:r>
-      <w:r>
-        <w:rPr>
-          <w:rFonts w:ascii="Arial" w:hAnsi="Arial" w:cs="Arial"/>
-        </w:rPr>
-        <w:t xml:space="preserve">: </w:t>
-      </w:r>
-      <w:commentRangeEnd w:id="15"/>
+        <w:t xml:space="preserve">Once character strings were generated, we </w:t>
+      </w:r>
+      <w:proofErr w:type="gramStart"/>
+      <w:r>
+        <w:rPr>
+          <w:rFonts w:ascii="Arial" w:hAnsi="Arial" w:cs="Arial"/>
+        </w:rPr>
+        <w:t>added</w:t>
+      </w:r>
+      <w:proofErr w:type="gramEnd"/>
+      <w:r>
+        <w:rPr>
+          <w:rFonts w:ascii="Arial" w:hAnsi="Arial" w:cs="Arial"/>
+        </w:rPr>
+        <w:t xml:space="preserve"> random variation</w:t>
+      </w:r>
+      <w:r>
+        <w:rPr>
+          <w:rFonts w:ascii="Arial" w:hAnsi="Arial" w:cs="Arial"/>
+        </w:rPr>
+        <w:t xml:space="preserve"> in each call to represent variation within an individual’s call repertoires</w:t>
+      </w:r>
+      <w:commentRangeEnd w:id="16"/>
       <w:r>
         <w:rPr>
           <w:rStyle w:val="CommentReference"/>
         </w:rPr>
-        <w:commentReference w:id="15"/>
-      </w:r>
-      <w:commentRangeEnd w:id="16"/>
-      <w:r>
-        <w:rPr>
-          <w:rStyle w:val="CommentReference"/>
-        </w:rPr>
         <w:commentReference w:id="16"/>
-      </w:r>
-      <w:r>
-        <w:rPr>
-          <w:rFonts w:ascii="Arial" w:hAnsi="Arial" w:cs="Arial"/>
-        </w:rPr>
-        <w:t xml:space="preserve">a global head </w:t>
-      </w:r>
-      <w:r>
-        <w:rPr>
-          <w:rFonts w:ascii="Arial" w:hAnsi="Arial" w:cs="Arial"/>
-        </w:rPr>
-        <w:t xml:space="preserve">(a string of characters shared across all individuals; </w:t>
-      </w:r>
-      <w:r>
-        <w:rPr>
-          <w:rFonts w:ascii="Arial" w:hAnsi="Arial" w:cs="Arial"/>
-        </w:rPr>
-        <w:t>TKTK character length)</w:t>
-      </w:r>
-      <w:r>
-        <w:rPr>
-          <w:rFonts w:ascii="Arial" w:hAnsi="Arial" w:cs="Arial"/>
-        </w:rPr>
-        <w:t>, a section of group information, a section of individual information, another section of group information, and a global tail</w:t>
-      </w:r>
-      <w:r>
-        <w:rPr>
-          <w:rFonts w:ascii="Arial" w:hAnsi="Arial" w:cs="Arial"/>
-        </w:rPr>
-        <w:t xml:space="preserve"> (</w:t>
-      </w:r>
-      <w:r>
-        <w:rPr>
-          <w:rFonts w:ascii="Arial" w:hAnsi="Arial" w:cs="Arial"/>
-        </w:rPr>
-        <w:t xml:space="preserve">a string of characters shared across all individuals; </w:t>
-      </w:r>
-      <w:r>
-        <w:rPr>
-          <w:rFonts w:ascii="Arial" w:hAnsi="Arial" w:cs="Arial"/>
-        </w:rPr>
-        <w:t>TKTK character length)</w:t>
-      </w:r>
-      <w:r>
-        <w:rPr>
-          <w:rFonts w:ascii="Arial" w:hAnsi="Arial" w:cs="Arial"/>
-        </w:rPr>
-        <w:t xml:space="preserve">. </w:t>
-      </w:r>
-      <w:r>
-        <w:rPr>
-          <w:rFonts w:ascii="Arial" w:hAnsi="Arial" w:cs="Arial"/>
-        </w:rPr>
-        <w:t xml:space="preserve">Later versions of our code will allow users to choose where and how much information is encoded in the signal. </w:t>
-      </w:r>
-      <w:r>
-        <w:rPr>
-          <w:rFonts w:ascii="Arial" w:hAnsi="Arial" w:cs="Arial"/>
-        </w:rPr>
-        <w:t xml:space="preserve">We varied </w:t>
-      </w:r>
-      <w:r>
-        <w:rPr>
-          <w:rFonts w:ascii="Arial" w:hAnsi="Arial" w:cs="Arial"/>
-        </w:rPr>
-        <w:t>the character length of</w:t>
-      </w:r>
-      <w:r>
-        <w:rPr>
-          <w:rFonts w:ascii="Arial" w:hAnsi="Arial" w:cs="Arial"/>
-        </w:rPr>
-        <w:t xml:space="preserve"> </w:t>
-      </w:r>
-      <w:r>
-        <w:rPr>
-          <w:rFonts w:ascii="Arial" w:hAnsi="Arial" w:cs="Arial"/>
-        </w:rPr>
-        <w:t xml:space="preserve">the group and individual </w:t>
-      </w:r>
-      <w:r>
-        <w:rPr>
-          <w:rFonts w:ascii="Arial" w:hAnsi="Arial" w:cs="Arial"/>
-        </w:rPr>
-        <w:t>section</w:t>
-      </w:r>
-      <w:r>
-        <w:rPr>
-          <w:rFonts w:ascii="Arial" w:hAnsi="Arial" w:cs="Arial"/>
-        </w:rPr>
-        <w:t xml:space="preserve">s </w:t>
-      </w:r>
-      <w:r>
-        <w:rPr>
-          <w:rFonts w:ascii="Arial" w:hAnsi="Arial" w:cs="Arial"/>
-        </w:rPr>
-        <w:t xml:space="preserve">depending on treatment, discussed </w:t>
-      </w:r>
-      <w:r>
-        <w:rPr>
-          <w:rFonts w:ascii="Arial" w:hAnsi="Arial" w:cs="Arial"/>
-        </w:rPr>
-        <w:t>below. We</w:t>
-      </w:r>
-      <w:r>
-        <w:rPr>
-          <w:rFonts w:ascii="Arial" w:hAnsi="Arial" w:cs="Arial"/>
-        </w:rPr>
-        <w:t xml:space="preserve"> used three unique characters in the string: A, B, and C.</w:t>
-      </w:r>
-      <w:r>
-        <w:rPr>
-          <w:rFonts w:ascii="Arial" w:hAnsi="Arial" w:cs="Arial"/>
-        </w:rPr>
-        <w:t xml:space="preserve"> </w:t>
-      </w:r>
-      <w:commentRangeStart w:id="17"/>
-      <w:r>
-        <w:rPr>
-          <w:rFonts w:ascii="Arial" w:hAnsi="Arial" w:cs="Arial"/>
-        </w:rPr>
-        <w:t xml:space="preserve">Once character strings were generated, we </w:t>
-      </w:r>
-      <w:proofErr w:type="gramStart"/>
-      <w:r>
-        <w:rPr>
-          <w:rFonts w:ascii="Arial" w:hAnsi="Arial" w:cs="Arial"/>
-        </w:rPr>
-        <w:t>added</w:t>
-      </w:r>
-      <w:proofErr w:type="gramEnd"/>
-      <w:r>
-        <w:rPr>
-          <w:rFonts w:ascii="Arial" w:hAnsi="Arial" w:cs="Arial"/>
-        </w:rPr>
-        <w:t xml:space="preserve"> random variation</w:t>
-      </w:r>
-      <w:r>
-        <w:rPr>
-          <w:rFonts w:ascii="Arial" w:hAnsi="Arial" w:cs="Arial"/>
-        </w:rPr>
-        <w:t xml:space="preserve"> in each call to represent variation within an individual’s call repertoires</w:t>
-      </w:r>
-      <w:commentRangeEnd w:id="17"/>
-      <w:r>
-        <w:rPr>
-          <w:rStyle w:val="CommentReference"/>
-        </w:rPr>
-        <w:commentReference w:id="17"/>
       </w:r>
       <w:r>
         <w:rPr>
@@ -4189,8 +4187,8 @@
         </w:rPr>
         <w:t xml:space="preserve">. </w:t>
       </w:r>
+      <w:commentRangeStart w:id="17"/>
       <w:commentRangeStart w:id="18"/>
-      <w:commentRangeStart w:id="19"/>
       <w:r>
         <w:rPr>
           <w:rFonts w:ascii="Arial" w:hAnsi="Arial" w:cs="Arial"/>
@@ -4251,19 +4249,19 @@
         </w:rPr>
         <w:t xml:space="preserve"> would also be 4000Hz. However, if the first Parson’s code was “up”, then the second frequency anchor would be 5000Hz. </w:t>
       </w:r>
+      <w:commentRangeEnd w:id="17"/>
+      <w:r>
+        <w:rPr>
+          <w:rStyle w:val="CommentReference"/>
+        </w:rPr>
+        <w:commentReference w:id="17"/>
+      </w:r>
       <w:commentRangeEnd w:id="18"/>
       <w:r>
         <w:rPr>
           <w:rStyle w:val="CommentReference"/>
         </w:rPr>
         <w:commentReference w:id="18"/>
-      </w:r>
-      <w:commentRangeEnd w:id="19"/>
-      <w:r>
-        <w:rPr>
-          <w:rStyle w:val="CommentReference"/>
-        </w:rPr>
-        <w:commentReference w:id="19"/>
       </w:r>
       <w:r>
         <w:rPr>
@@ -4491,75 +4489,157 @@
         </w:rPr>
         <w:t xml:space="preserve">Using the process described above, we created two synthetic data sets: one that created </w:t>
       </w:r>
+      <w:commentRangeStart w:id="19"/>
       <w:commentRangeStart w:id="20"/>
+      <w:r>
+        <w:rPr>
+          <w:rFonts w:ascii="Arial" w:hAnsi="Arial" w:cs="Arial"/>
+        </w:rPr>
+        <w:t xml:space="preserve">vocalizations </w:t>
+      </w:r>
+      <w:commentRangeEnd w:id="19"/>
+      <w:r>
+        <w:rPr>
+          <w:rStyle w:val="CommentReference"/>
+        </w:rPr>
+        <w:commentReference w:id="19"/>
+      </w:r>
+      <w:commentRangeEnd w:id="20"/>
+      <w:r>
+        <w:rPr>
+          <w:rStyle w:val="CommentReference"/>
+        </w:rPr>
+        <w:commentReference w:id="20"/>
+      </w:r>
+      <w:r>
+        <w:rPr>
+          <w:rFonts w:ascii="Arial" w:hAnsi="Arial" w:cs="Arial"/>
+        </w:rPr>
+        <w:t>with more group membership information than individual information</w:t>
+      </w:r>
+      <w:r>
+        <w:rPr>
+          <w:rFonts w:ascii="Arial" w:hAnsi="Arial" w:cs="Arial"/>
+        </w:rPr>
+        <w:t xml:space="preserve"> encoded</w:t>
+      </w:r>
+      <w:r>
+        <w:rPr>
+          <w:rFonts w:ascii="Arial" w:hAnsi="Arial" w:cs="Arial"/>
+        </w:rPr>
+        <w:t xml:space="preserve"> (Group Member</w:t>
+      </w:r>
+      <w:r>
+        <w:rPr>
+          <w:rFonts w:ascii="Arial" w:hAnsi="Arial" w:cs="Arial"/>
+        </w:rPr>
+        <w:t xml:space="preserve"> Information</w:t>
+      </w:r>
+      <w:r>
+        <w:rPr>
+          <w:rFonts w:ascii="Arial" w:hAnsi="Arial" w:cs="Arial"/>
+        </w:rPr>
+        <w:t xml:space="preserve"> Dataset</w:t>
+      </w:r>
+      <w:r>
+        <w:rPr>
+          <w:rFonts w:ascii="Arial" w:hAnsi="Arial" w:cs="Arial"/>
+        </w:rPr>
+        <w:t xml:space="preserve">: </w:t>
+      </w:r>
+      <w:r>
+        <w:rPr>
+          <w:rFonts w:ascii="Arial" w:hAnsi="Arial" w:cs="Arial"/>
+        </w:rPr>
+        <w:t>henceforth</w:t>
+      </w:r>
+      <w:r>
+        <w:rPr>
+          <w:rFonts w:ascii="Arial" w:hAnsi="Arial" w:cs="Arial"/>
+        </w:rPr>
+        <w:t xml:space="preserve"> the Group</w:t>
+      </w:r>
+      <w:r>
+        <w:rPr>
+          <w:rFonts w:ascii="Arial" w:hAnsi="Arial" w:cs="Arial"/>
+        </w:rPr>
+        <w:t xml:space="preserve"> dataset</w:t>
+      </w:r>
+      <w:r>
+        <w:rPr>
+          <w:rFonts w:ascii="Arial" w:hAnsi="Arial" w:cs="Arial"/>
+        </w:rPr>
+        <w:t xml:space="preserve">), and one that created </w:t>
+      </w:r>
       <w:commentRangeStart w:id="21"/>
       <w:r>
         <w:rPr>
           <w:rFonts w:ascii="Arial" w:hAnsi="Arial" w:cs="Arial"/>
         </w:rPr>
-        <w:t xml:space="preserve">vocalizations </w:t>
-      </w:r>
-      <w:commentRangeEnd w:id="20"/>
+        <w:t xml:space="preserve">character strings </w:t>
+      </w:r>
+      <w:commentRangeEnd w:id="21"/>
       <w:r>
         <w:rPr>
           <w:rStyle w:val="CommentReference"/>
         </w:rPr>
-        <w:commentReference w:id="20"/>
-      </w:r>
-      <w:commentRangeEnd w:id="21"/>
+        <w:commentReference w:id="21"/>
+      </w:r>
+      <w:r>
+        <w:rPr>
+          <w:rFonts w:ascii="Arial" w:hAnsi="Arial" w:cs="Arial"/>
+        </w:rPr>
+        <w:t xml:space="preserve">with more individual information than group membership information </w:t>
+      </w:r>
+      <w:r>
+        <w:rPr>
+          <w:rFonts w:ascii="Arial" w:hAnsi="Arial" w:cs="Arial"/>
+        </w:rPr>
+        <w:t xml:space="preserve">encoded </w:t>
+      </w:r>
+      <w:r>
+        <w:rPr>
+          <w:rFonts w:ascii="Arial" w:hAnsi="Arial" w:cs="Arial"/>
+        </w:rPr>
+        <w:t>(</w:t>
+      </w:r>
+      <w:commentRangeStart w:id="22"/>
+      <w:r>
+        <w:rPr>
+          <w:rFonts w:ascii="Arial" w:hAnsi="Arial" w:cs="Arial"/>
+        </w:rPr>
+        <w:t>Individual</w:t>
+      </w:r>
+      <w:r>
+        <w:rPr>
+          <w:rFonts w:ascii="Arial" w:hAnsi="Arial" w:cs="Arial"/>
+        </w:rPr>
+        <w:t xml:space="preserve"> Information</w:t>
+      </w:r>
+      <w:r>
+        <w:rPr>
+          <w:rFonts w:ascii="Arial" w:hAnsi="Arial" w:cs="Arial"/>
+        </w:rPr>
+        <w:t xml:space="preserve"> Dataset</w:t>
+      </w:r>
+      <w:commentRangeEnd w:id="22"/>
+      <w:r>
+        <w:rPr>
+          <w:rFonts w:ascii="Arial" w:hAnsi="Arial" w:cs="Arial"/>
+        </w:rPr>
+        <w:t xml:space="preserve">; </w:t>
+      </w:r>
       <w:r>
         <w:rPr>
           <w:rStyle w:val="CommentReference"/>
         </w:rPr>
-        <w:commentReference w:id="21"/>
-      </w:r>
-      <w:r>
-        <w:rPr>
-          <w:rFonts w:ascii="Arial" w:hAnsi="Arial" w:cs="Arial"/>
-        </w:rPr>
-        <w:t>with more group membership information than individual information</w:t>
-      </w:r>
-      <w:r>
-        <w:rPr>
-          <w:rFonts w:ascii="Arial" w:hAnsi="Arial" w:cs="Arial"/>
-        </w:rPr>
-        <w:t xml:space="preserve"> encoded</w:t>
-      </w:r>
-      <w:r>
-        <w:rPr>
-          <w:rFonts w:ascii="Arial" w:hAnsi="Arial" w:cs="Arial"/>
-        </w:rPr>
-        <w:t xml:space="preserve"> (Group Member</w:t>
-      </w:r>
-      <w:r>
-        <w:rPr>
-          <w:rFonts w:ascii="Arial" w:hAnsi="Arial" w:cs="Arial"/>
-        </w:rPr>
-        <w:t xml:space="preserve"> Information</w:t>
-      </w:r>
-      <w:r>
-        <w:rPr>
-          <w:rFonts w:ascii="Arial" w:hAnsi="Arial" w:cs="Arial"/>
-        </w:rPr>
-        <w:t xml:space="preserve"> Dataset</w:t>
-      </w:r>
-      <w:r>
-        <w:rPr>
-          <w:rFonts w:ascii="Arial" w:hAnsi="Arial" w:cs="Arial"/>
-        </w:rPr>
-        <w:t xml:space="preserve">: </w:t>
-      </w:r>
-      <w:r>
-        <w:rPr>
-          <w:rFonts w:ascii="Arial" w:hAnsi="Arial" w:cs="Arial"/>
-        </w:rPr>
-        <w:t>henceforth</w:t>
-      </w:r>
-      <w:r>
-        <w:rPr>
-          <w:rFonts w:ascii="Arial" w:hAnsi="Arial" w:cs="Arial"/>
-        </w:rPr>
-        <w:t xml:space="preserve"> the Group</w:t>
+        <w:commentReference w:id="22"/>
+      </w:r>
+      <w:r>
+        <w:rPr>
+          <w:rFonts w:ascii="Arial" w:hAnsi="Arial" w:cs="Arial"/>
+        </w:rPr>
+        <w:t>henceforth the Individual</w:t>
       </w:r>
       <w:r>
         <w:rPr>
@@ -4571,165 +4651,83 @@
         <w:rPr>
           <w:rFonts w:ascii="Arial" w:hAnsi="Arial" w:cs="Arial"/>
         </w:rPr>
-        <w:t xml:space="preserve">), and one that created </w:t>
-      </w:r>
-      <w:commentRangeStart w:id="22"/>
-      <w:r>
-        <w:rPr>
-          <w:rFonts w:ascii="Arial" w:hAnsi="Arial" w:cs="Arial"/>
-        </w:rPr>
-        <w:t xml:space="preserve">character strings </w:t>
-      </w:r>
-      <w:commentRangeEnd w:id="22"/>
+        <w:t xml:space="preserve">). In the </w:t>
+      </w:r>
+      <w:r>
+        <w:rPr>
+          <w:rFonts w:ascii="Arial" w:hAnsi="Arial" w:cs="Arial"/>
+        </w:rPr>
+        <w:t>Group</w:t>
+      </w:r>
+      <w:r>
+        <w:rPr>
+          <w:rFonts w:ascii="Arial" w:hAnsi="Arial" w:cs="Arial"/>
+        </w:rPr>
+        <w:t xml:space="preserve"> Dataset, individual information was set to a character length of 4 characters, and group </w:t>
+      </w:r>
+      <w:r>
+        <w:rPr>
+          <w:rFonts w:ascii="Arial" w:hAnsi="Arial" w:cs="Arial"/>
+        </w:rPr>
+        <w:t xml:space="preserve">member </w:t>
+      </w:r>
+      <w:r>
+        <w:rPr>
+          <w:rFonts w:ascii="Arial" w:hAnsi="Arial" w:cs="Arial"/>
+        </w:rPr>
+        <w:t xml:space="preserve">information was set to </w:t>
+      </w:r>
+      <w:commentRangeStart w:id="23"/>
+      <w:r>
+        <w:rPr>
+          <w:rFonts w:ascii="Arial" w:hAnsi="Arial" w:cs="Arial"/>
+        </w:rPr>
+        <w:t>a character length of 8 character</w:t>
+      </w:r>
+      <w:commentRangeEnd w:id="23"/>
       <w:r>
         <w:rPr>
           <w:rStyle w:val="CommentReference"/>
         </w:rPr>
-        <w:commentReference w:id="22"/>
-      </w:r>
-      <w:r>
-        <w:rPr>
-          <w:rFonts w:ascii="Arial" w:hAnsi="Arial" w:cs="Arial"/>
-        </w:rPr>
-        <w:t xml:space="preserve">with more individual information than group membership information </w:t>
-      </w:r>
-      <w:r>
-        <w:rPr>
-          <w:rFonts w:ascii="Arial" w:hAnsi="Arial" w:cs="Arial"/>
-        </w:rPr>
-        <w:t xml:space="preserve">encoded </w:t>
-      </w:r>
-      <w:r>
-        <w:rPr>
-          <w:rFonts w:ascii="Arial" w:hAnsi="Arial" w:cs="Arial"/>
-        </w:rPr>
-        <w:t>(</w:t>
-      </w:r>
-      <w:commentRangeStart w:id="23"/>
-      <w:r>
-        <w:rPr>
-          <w:rFonts w:ascii="Arial" w:hAnsi="Arial" w:cs="Arial"/>
-        </w:rPr>
-        <w:t>Individual</w:t>
-      </w:r>
-      <w:r>
-        <w:rPr>
-          <w:rFonts w:ascii="Arial" w:hAnsi="Arial" w:cs="Arial"/>
-        </w:rPr>
-        <w:t xml:space="preserve"> Information</w:t>
-      </w:r>
-      <w:r>
-        <w:rPr>
-          <w:rFonts w:ascii="Arial" w:hAnsi="Arial" w:cs="Arial"/>
-        </w:rPr>
-        <w:t xml:space="preserve"> Dataset</w:t>
-      </w:r>
-      <w:commentRangeEnd w:id="23"/>
-      <w:r>
-        <w:rPr>
-          <w:rFonts w:ascii="Arial" w:hAnsi="Arial" w:cs="Arial"/>
-        </w:rPr>
-        <w:t xml:space="preserve">; </w:t>
-      </w:r>
+        <w:commentReference w:id="23"/>
+      </w:r>
+      <w:r>
+        <w:rPr>
+          <w:rFonts w:ascii="Arial" w:hAnsi="Arial" w:cs="Arial"/>
+        </w:rPr>
+        <w:t>.</w:t>
+      </w:r>
+      <w:r>
+        <w:rPr>
+          <w:rFonts w:ascii="Arial" w:hAnsi="Arial" w:cs="Arial"/>
+        </w:rPr>
+        <w:t xml:space="preserve"> In the Individual</w:t>
+      </w:r>
+      <w:r>
+        <w:rPr>
+          <w:rFonts w:ascii="Arial" w:hAnsi="Arial" w:cs="Arial"/>
+        </w:rPr>
+        <w:t xml:space="preserve"> </w:t>
+      </w:r>
+      <w:r>
+        <w:rPr>
+          <w:rFonts w:ascii="Arial" w:hAnsi="Arial" w:cs="Arial"/>
+        </w:rPr>
+        <w:t xml:space="preserve">Dataset, individual information was set to a </w:t>
+      </w:r>
+      <w:commentRangeStart w:id="24"/>
+      <w:r>
+        <w:rPr>
+          <w:rFonts w:ascii="Arial" w:hAnsi="Arial" w:cs="Arial"/>
+        </w:rPr>
+        <w:t>character length of 8 characters</w:t>
+      </w:r>
+      <w:commentRangeEnd w:id="24"/>
       <w:r>
         <w:rPr>
           <w:rStyle w:val="CommentReference"/>
         </w:rPr>
-        <w:commentReference w:id="23"/>
-      </w:r>
-      <w:r>
-        <w:rPr>
-          <w:rFonts w:ascii="Arial" w:hAnsi="Arial" w:cs="Arial"/>
-        </w:rPr>
-        <w:t>henceforth the Individual</w:t>
-      </w:r>
-      <w:r>
-        <w:rPr>
-          <w:rFonts w:ascii="Arial" w:hAnsi="Arial" w:cs="Arial"/>
-        </w:rPr>
-        <w:t xml:space="preserve"> dataset</w:t>
-      </w:r>
-      <w:r>
-        <w:rPr>
-          <w:rFonts w:ascii="Arial" w:hAnsi="Arial" w:cs="Arial"/>
-        </w:rPr>
-        <w:t xml:space="preserve">). In the </w:t>
-      </w:r>
-      <w:r>
-        <w:rPr>
-          <w:rFonts w:ascii="Arial" w:hAnsi="Arial" w:cs="Arial"/>
-        </w:rPr>
-        <w:t>Group</w:t>
-      </w:r>
-      <w:r>
-        <w:rPr>
-          <w:rFonts w:ascii="Arial" w:hAnsi="Arial" w:cs="Arial"/>
-        </w:rPr>
-        <w:t xml:space="preserve"> Dataset, individual information was set to a character length of 4 characters, and group </w:t>
-      </w:r>
-      <w:r>
-        <w:rPr>
-          <w:rFonts w:ascii="Arial" w:hAnsi="Arial" w:cs="Arial"/>
-        </w:rPr>
-        <w:t xml:space="preserve">member </w:t>
-      </w:r>
-      <w:r>
-        <w:rPr>
-          <w:rFonts w:ascii="Arial" w:hAnsi="Arial" w:cs="Arial"/>
-        </w:rPr>
-        <w:t xml:space="preserve">information was set to </w:t>
-      </w:r>
-      <w:commentRangeStart w:id="24"/>
-      <w:r>
-        <w:rPr>
-          <w:rFonts w:ascii="Arial" w:hAnsi="Arial" w:cs="Arial"/>
-        </w:rPr>
-        <w:t>a character length of 8 character</w:t>
-      </w:r>
-      <w:commentRangeEnd w:id="24"/>
-      <w:r>
-        <w:rPr>
-          <w:rStyle w:val="CommentReference"/>
-        </w:rPr>
         <w:commentReference w:id="24"/>
-      </w:r>
-      <w:r>
-        <w:rPr>
-          <w:rFonts w:ascii="Arial" w:hAnsi="Arial" w:cs="Arial"/>
-        </w:rPr>
-        <w:t>.</w:t>
-      </w:r>
-      <w:r>
-        <w:rPr>
-          <w:rFonts w:ascii="Arial" w:hAnsi="Arial" w:cs="Arial"/>
-        </w:rPr>
-        <w:t xml:space="preserve"> In the Individual</w:t>
-      </w:r>
-      <w:r>
-        <w:rPr>
-          <w:rFonts w:ascii="Arial" w:hAnsi="Arial" w:cs="Arial"/>
-        </w:rPr>
-        <w:t xml:space="preserve"> </w:t>
-      </w:r>
-      <w:r>
-        <w:rPr>
-          <w:rFonts w:ascii="Arial" w:hAnsi="Arial" w:cs="Arial"/>
-        </w:rPr>
-        <w:t xml:space="preserve">Dataset, individual information was set to a </w:t>
-      </w:r>
-      <w:commentRangeStart w:id="25"/>
-      <w:r>
-        <w:rPr>
-          <w:rFonts w:ascii="Arial" w:hAnsi="Arial" w:cs="Arial"/>
-        </w:rPr>
-        <w:t>character length of 8 characters</w:t>
-      </w:r>
-      <w:commentRangeEnd w:id="25"/>
-      <w:r>
-        <w:rPr>
-          <w:rStyle w:val="CommentReference"/>
-        </w:rPr>
-        <w:commentReference w:id="25"/>
       </w:r>
       <w:r>
         <w:rPr>
@@ -4795,40 +4793,19 @@
         <w:rPr>
           <w:rFonts w:ascii="Arial" w:hAnsi="Arial" w:cs="Arial"/>
         </w:rPr>
-        <w:t xml:space="preserve">to convert the .wav files to spectrograms. </w:t>
-      </w:r>
-      <w:r>
-        <w:rPr>
-          <w:rFonts w:ascii="Arial" w:hAnsi="Arial" w:cs="Arial"/>
-          <w:highlight w:val="yellow"/>
-        </w:rPr>
-        <w:t>TKTK sentence about seeing these in figure</w:t>
-      </w:r>
-      <w:r>
-        <w:rPr>
-          <w:rFonts w:ascii="Arial" w:hAnsi="Arial" w:cs="Arial"/>
-          <w:highlight w:val="yellow"/>
-        </w:rPr>
-        <w:t>s</w:t>
-      </w:r>
-      <w:r>
-        <w:rPr>
-          <w:rFonts w:ascii="Arial" w:hAnsi="Arial" w:cs="Arial"/>
-          <w:highlight w:val="yellow"/>
+        <w:t>to convert the .wav files to spectrograms</w:t>
+      </w:r>
+      <w:r>
+        <w:rPr>
+          <w:rFonts w:ascii="Arial" w:hAnsi="Arial" w:cs="Arial"/>
+        </w:rPr>
+        <w:t xml:space="preserve"> (see example of calls in Figures 2B and 3B).</w:t>
+      </w:r>
+      <w:r>
+        <w:rPr>
+          <w:rFonts w:ascii="Arial" w:hAnsi="Arial" w:cs="Arial"/>
         </w:rPr>
         <w:t xml:space="preserve"> </w:t>
-      </w:r>
-      <w:r>
-        <w:rPr>
-          <w:rFonts w:ascii="Arial" w:hAnsi="Arial" w:cs="Arial"/>
-        </w:rPr>
-        <w:t>2 and 3</w:t>
-      </w:r>
-      <w:r>
-        <w:rPr>
-          <w:rFonts w:ascii="Arial" w:hAnsi="Arial" w:cs="Arial"/>
-        </w:rPr>
-        <w:t xml:space="preserve">. </w:t>
       </w:r>
       <w:r>
         <w:rPr>
@@ -5120,7 +5097,19 @@
         <w:rPr>
           <w:rFonts w:ascii="Arial" w:hAnsi="Arial" w:cs="Arial"/>
         </w:rPr>
-        <w:t xml:space="preserve">To test how </w:t>
+        <w:t xml:space="preserve">To </w:t>
+      </w:r>
+      <w:r>
+        <w:rPr>
+          <w:rFonts w:ascii="Arial" w:hAnsi="Arial" w:cs="Arial"/>
+        </w:rPr>
+        <w:t>assess</w:t>
+      </w:r>
+      <w:r>
+        <w:rPr>
+          <w:rFonts w:ascii="Arial" w:hAnsi="Arial" w:cs="Arial"/>
+        </w:rPr>
+        <w:t xml:space="preserve"> how </w:t>
       </w:r>
       <w:r>
         <w:rPr>
@@ -5168,139 +5157,100 @@
         <w:rPr>
           <w:rFonts w:ascii="Arial" w:hAnsi="Arial" w:cs="Arial"/>
         </w:rPr>
-        <w:t xml:space="preserve"> we created synthetic </w:t>
-      </w:r>
-      <w:r>
-        <w:rPr>
-          <w:rFonts w:ascii="Arial" w:hAnsi="Arial" w:cs="Arial"/>
-        </w:rPr>
-        <w:t xml:space="preserve">signal datasets that approximated different information encoding outcomes </w:t>
-      </w:r>
-      <w:r>
-        <w:rPr>
-          <w:rFonts w:ascii="Arial" w:hAnsi="Arial" w:cs="Arial"/>
-        </w:rPr>
-        <w:t xml:space="preserve">across </w:t>
-      </w:r>
-      <w:r>
-        <w:rPr>
-          <w:rFonts w:ascii="Arial" w:hAnsi="Arial" w:cs="Arial"/>
-        </w:rPr>
-        <w:t>four</w:t>
-      </w:r>
-      <w:r>
-        <w:rPr>
-          <w:rFonts w:ascii="Arial" w:hAnsi="Arial" w:cs="Arial"/>
-        </w:rPr>
-        <w:t xml:space="preserve"> </w:t>
-      </w:r>
-      <w:r>
-        <w:rPr>
-          <w:rFonts w:ascii="Arial" w:hAnsi="Arial" w:cs="Arial"/>
-        </w:rPr>
-        <w:t xml:space="preserve">different social conditions: </w:t>
-      </w:r>
-      <w:r>
-        <w:rPr>
-          <w:rFonts w:ascii="Arial" w:hAnsi="Arial" w:cs="Arial"/>
-        </w:rPr>
-        <w:t>Sparse</w:t>
-      </w:r>
-      <w:r>
-        <w:rPr>
-          <w:rFonts w:ascii="Arial" w:hAnsi="Arial" w:cs="Arial"/>
-        </w:rPr>
-        <w:t xml:space="preserve"> </w:t>
-      </w:r>
-      <w:r>
-        <w:rPr>
-          <w:rFonts w:ascii="Arial" w:hAnsi="Arial" w:cs="Arial"/>
-        </w:rPr>
-        <w:t xml:space="preserve">(2 groups, 2 individuals per group), </w:t>
-      </w:r>
-      <w:r>
-        <w:rPr>
-          <w:rFonts w:ascii="Arial" w:hAnsi="Arial" w:cs="Arial"/>
-        </w:rPr>
-        <w:t>I</w:t>
-      </w:r>
-      <w:r>
-        <w:rPr>
-          <w:rFonts w:ascii="Arial" w:hAnsi="Arial" w:cs="Arial"/>
-        </w:rPr>
-        <w:t>ntermediate (</w:t>
-      </w:r>
-      <w:r>
-        <w:rPr>
-          <w:rFonts w:ascii="Arial" w:hAnsi="Arial" w:cs="Arial"/>
-        </w:rPr>
-        <w:t>6</w:t>
-      </w:r>
-      <w:r>
-        <w:rPr>
-          <w:rFonts w:ascii="Arial" w:hAnsi="Arial" w:cs="Arial"/>
-        </w:rPr>
-        <w:t xml:space="preserve"> groups, </w:t>
-      </w:r>
-      <w:r>
-        <w:rPr>
-          <w:rFonts w:ascii="Arial" w:hAnsi="Arial" w:cs="Arial"/>
-        </w:rPr>
-        <w:t>6</w:t>
-      </w:r>
-      <w:r>
-        <w:rPr>
-          <w:rFonts w:ascii="Arial" w:hAnsi="Arial" w:cs="Arial"/>
-        </w:rPr>
-        <w:t xml:space="preserve"> individuals per group), </w:t>
-      </w:r>
-      <w:r>
-        <w:rPr>
-          <w:rFonts w:ascii="Arial" w:hAnsi="Arial" w:cs="Arial"/>
-        </w:rPr>
-        <w:t xml:space="preserve">Crowded (10 groups, 10 individuals per group), </w:t>
-      </w:r>
-      <w:r>
-        <w:rPr>
-          <w:rFonts w:ascii="Arial" w:hAnsi="Arial" w:cs="Arial"/>
-        </w:rPr>
-        <w:t xml:space="preserve">and </w:t>
-      </w:r>
-      <w:r>
-        <w:rPr>
-          <w:rFonts w:ascii="Arial" w:hAnsi="Arial" w:cs="Arial"/>
-        </w:rPr>
-        <w:t>D</w:t>
-      </w:r>
-      <w:r>
-        <w:rPr>
-          <w:rFonts w:ascii="Arial" w:hAnsi="Arial" w:cs="Arial"/>
-        </w:rPr>
-        <w:t xml:space="preserve">ense (20 groups, 20 individuals per group). </w:t>
-      </w:r>
-      <w:r>
-        <w:rPr>
-          <w:rFonts w:ascii="Arial" w:hAnsi="Arial" w:cs="Arial"/>
-        </w:rPr>
-        <w:t>We</w:t>
-      </w:r>
-      <w:r>
-        <w:rPr>
-          <w:rFonts w:ascii="Arial" w:hAnsi="Arial" w:cs="Arial"/>
-        </w:rPr>
-        <w:t xml:space="preserve"> kept the number of calls per individual constant at 2. </w:t>
-      </w:r>
-      <w:r>
-        <w:rPr>
-          <w:rFonts w:ascii="Arial" w:hAnsi="Arial" w:cs="Arial"/>
-        </w:rPr>
-        <w:t>These social conditions follow predictions for how many unique vocal signatures can be created at each social level (group or individual)</w:t>
-      </w:r>
-      <w:r>
-        <w:rPr>
-          <w:rFonts w:ascii="Arial" w:hAnsi="Arial" w:cs="Arial"/>
-        </w:rPr>
-        <w:t>, using an information theory perspective. TKTK add more here about the actual numbers</w:t>
+        <w:t xml:space="preserve"> we created </w:t>
+      </w:r>
+      <w:r>
+        <w:rPr>
+          <w:rFonts w:ascii="Arial" w:hAnsi="Arial" w:cs="Arial"/>
+        </w:rPr>
+        <w:t xml:space="preserve">synthetic data sets </w:t>
+      </w:r>
+      <w:r>
+        <w:rPr>
+          <w:rFonts w:ascii="Arial" w:hAnsi="Arial" w:cs="Arial"/>
+        </w:rPr>
+        <w:t xml:space="preserve">across 16 treatments </w:t>
+      </w:r>
+      <w:r>
+        <w:rPr>
+          <w:rFonts w:ascii="Arial" w:hAnsi="Arial" w:cs="Arial"/>
+        </w:rPr>
+        <w:t xml:space="preserve">that varied </w:t>
+      </w:r>
+      <w:r>
+        <w:rPr>
+          <w:rFonts w:ascii="Arial" w:hAnsi="Arial" w:cs="Arial"/>
+        </w:rPr>
+        <w:t xml:space="preserve">over social environment characteristics and information encoding rules. </w:t>
+      </w:r>
+      <w:commentRangeStart w:id="25"/>
+      <w:r>
+        <w:rPr>
+          <w:rFonts w:ascii="Arial" w:hAnsi="Arial" w:cs="Arial"/>
+        </w:rPr>
+        <w:t xml:space="preserve">We varied social environment characteristics represented information signaling changes that happen in socially sparse vs socially dense </w:t>
+      </w:r>
+      <w:r>
+        <w:rPr>
+          <w:rFonts w:ascii="Arial" w:hAnsi="Arial" w:cs="Arial"/>
+        </w:rPr>
+        <w:t>signaling</w:t>
+      </w:r>
+      <w:r>
+        <w:rPr>
+          <w:rFonts w:ascii="Arial" w:hAnsi="Arial" w:cs="Arial"/>
+        </w:rPr>
+        <w:t xml:space="preserve"> environments</w:t>
+      </w:r>
+      <w:commentRangeEnd w:id="25"/>
+      <w:r>
+        <w:rPr>
+          <w:rStyle w:val="CommentReference"/>
+        </w:rPr>
+        <w:commentReference w:id="25"/>
+      </w:r>
+      <w:r>
+        <w:rPr>
+          <w:rFonts w:ascii="Arial" w:hAnsi="Arial" w:cs="Arial"/>
+        </w:rPr>
+        <w:t xml:space="preserve">. </w:t>
+      </w:r>
+      <w:r>
+        <w:rPr>
+          <w:rFonts w:ascii="Arial" w:hAnsi="Arial" w:cs="Arial"/>
+        </w:rPr>
+        <w:t xml:space="preserve">Following information theory, this determines the number of unique signatures that can be created. </w:t>
+      </w:r>
+      <w:r>
+        <w:rPr>
+          <w:rFonts w:ascii="Arial" w:hAnsi="Arial" w:cs="Arial"/>
+        </w:rPr>
+        <w:t>We achieved this by creating four social conditions: 2 groups with 2 individuals per group, 4 groups with 4 individuals per group, 6 groups with 6 individuals per group, and 8 groups with 8 individuals per group</w:t>
+      </w:r>
+      <w:r>
+        <w:rPr>
+          <w:rFonts w:ascii="Arial" w:hAnsi="Arial" w:cs="Arial"/>
+        </w:rPr>
+        <w:t xml:space="preserve">. We also varied the </w:t>
+      </w:r>
+      <w:r>
+        <w:rPr>
+          <w:rFonts w:ascii="Arial" w:hAnsi="Arial" w:cs="Arial"/>
+        </w:rPr>
+        <w:t xml:space="preserve">proportion of group information to individual information encoded in the signal, with four categories: 0 </w:t>
+      </w:r>
+      <w:r>
+        <w:rPr>
+          <w:rFonts w:ascii="Arial" w:hAnsi="Arial" w:cs="Arial"/>
+        </w:rPr>
+        <w:lastRenderedPageBreak/>
+        <w:t>(representing all individual information and no group information), 1/3, 2/3, and 1 (representing all group information and no individual information.</w:t>
+      </w:r>
+      <w:r>
+        <w:rPr>
+          <w:rFonts w:ascii="Arial" w:hAnsi="Arial" w:cs="Arial"/>
+        </w:rPr>
+        <w:t xml:space="preserve"> We iterated over each treatment 10 times, generating 10 unique synthetic datasets per treatment. </w:t>
       </w:r>
     </w:p>
     <w:p>
@@ -5315,71 +5265,28 @@
         <w:rPr>
           <w:rFonts w:ascii="Arial" w:hAnsi="Arial" w:cs="Arial"/>
         </w:rPr>
-        <w:lastRenderedPageBreak/>
         <w:tab/>
-        <w:t>In each condition</w:t>
-      </w:r>
-      <w:r>
-        <w:rPr>
-          <w:rFonts w:ascii="Arial" w:hAnsi="Arial" w:cs="Arial"/>
-        </w:rPr>
-        <w:t>,</w:t>
-      </w:r>
-      <w:r>
-        <w:rPr>
-          <w:rFonts w:ascii="Arial" w:hAnsi="Arial" w:cs="Arial"/>
-        </w:rPr>
-        <w:t xml:space="preserve"> we created </w:t>
-      </w:r>
-      <w:r>
-        <w:rPr>
-          <w:rFonts w:ascii="Arial" w:hAnsi="Arial" w:cs="Arial"/>
-        </w:rPr>
-        <w:t>4</w:t>
-      </w:r>
-      <w:r>
-        <w:rPr>
-          <w:rFonts w:ascii="Arial" w:hAnsi="Arial" w:cs="Arial"/>
-        </w:rPr>
-        <w:t xml:space="preserve"> different </w:t>
+        <w:t>Once these synthetic datasets were created, we used traditional bioacoustics tools to decode information encoded at the group and individual level</w:t>
+      </w:r>
+      <w:r>
+        <w:rPr>
+          <w:rFonts w:ascii="Arial" w:hAnsi="Arial" w:cs="Arial"/>
+        </w:rPr>
+        <w:t xml:space="preserve">. </w:t>
       </w:r>
       <w:proofErr w:type="gramStart"/>
       <w:r>
         <w:rPr>
           <w:rFonts w:ascii="Arial" w:hAnsi="Arial" w:cs="Arial"/>
         </w:rPr>
-        <w:t>datasets</w:t>
+        <w:t>Similar to</w:t>
       </w:r>
       <w:proofErr w:type="gramEnd"/>
       <w:r>
         <w:rPr>
           <w:rFonts w:ascii="Arial" w:hAnsi="Arial" w:cs="Arial"/>
         </w:rPr>
-        <w:t xml:space="preserve"> that varied the proportion of group to individual information encoded in calls</w:t>
-      </w:r>
-      <w:r>
-        <w:rPr>
-          <w:rFonts w:ascii="Arial" w:hAnsi="Arial" w:cs="Arial"/>
-        </w:rPr>
-        <w:t xml:space="preserve">. We kept the total information string length across these datasets constant at 20 characters, only changing the proportion of information that was group or individual information. These datasets represented the following information ratios: </w:t>
-      </w:r>
-      <w:r>
-        <w:rPr>
-          <w:rFonts w:ascii="Arial" w:hAnsi="Arial" w:cs="Arial"/>
-        </w:rPr>
-        <w:t xml:space="preserve">0 – no group information, all individual information, </w:t>
-      </w:r>
-      <w:r>
-        <w:rPr>
-          <w:rFonts w:ascii="Arial" w:hAnsi="Arial" w:cs="Arial"/>
-        </w:rPr>
-        <w:t>1/3, 2/3</w:t>
-      </w:r>
-      <w:r>
-        <w:rPr>
-          <w:rFonts w:ascii="Arial" w:hAnsi="Arial" w:cs="Arial"/>
-        </w:rPr>
-        <w:t>, 1 – all group information, no individual</w:t>
+        <w:t xml:space="preserve"> the datasets above, we performed SPCC</w:t>
       </w:r>
       <w:r>
         <w:rPr>
@@ -5387,29 +5294,45 @@
         </w:rPr>
         <w:t xml:space="preserve">. </w:t>
       </w:r>
-      <w:r>
-        <w:rPr>
-          <w:rFonts w:ascii="Arial" w:hAnsi="Arial" w:cs="Arial"/>
-        </w:rPr>
-        <w:t xml:space="preserve"> </w:t>
-      </w:r>
-      <w:r>
-        <w:rPr>
-          <w:rFonts w:ascii="Arial" w:hAnsi="Arial" w:cs="Arial"/>
-        </w:rPr>
-        <w:t xml:space="preserve">We ran </w:t>
-      </w:r>
-      <w:r>
-        <w:rPr>
-          <w:rFonts w:ascii="Arial" w:hAnsi="Arial" w:cs="Arial"/>
-        </w:rPr>
-        <w:t xml:space="preserve">8 </w:t>
-      </w:r>
-      <w:r>
-        <w:rPr>
-          <w:rFonts w:ascii="Arial" w:hAnsi="Arial" w:cs="Arial"/>
-        </w:rPr>
-        <w:t xml:space="preserve">iterations for each combination of information ratio and social condition. </w:t>
+      <w:commentRangeStart w:id="26"/>
+      <w:r>
+        <w:rPr>
+          <w:rFonts w:ascii="Arial" w:hAnsi="Arial" w:cs="Arial"/>
+        </w:rPr>
+        <w:t>We also calculated the edit distance for the original strings</w:t>
+      </w:r>
+      <w:commentRangeEnd w:id="26"/>
+      <w:r>
+        <w:rPr>
+          <w:rStyle w:val="CommentReference"/>
+        </w:rPr>
+        <w:commentReference w:id="26"/>
+      </w:r>
+      <w:r>
+        <w:rPr>
+          <w:rFonts w:ascii="Arial" w:hAnsi="Arial" w:cs="Arial"/>
+        </w:rPr>
+        <w:t xml:space="preserve">. After these calculations, we performed Multidimensional Scaling on both the SPCC and edit distance matrices, then performed k-means clustering, randomly selecting 1 call per individual per group, to ensure that call exemplars per class matched between social levels. From this, we were able to calculate the accuracy of decoding information via edit distance and SPCC calculations at both the group and individual information level. </w:t>
+      </w:r>
+      <w:commentRangeStart w:id="27"/>
+      <w:r>
+        <w:rPr>
+          <w:rFonts w:ascii="Arial" w:hAnsi="Arial" w:cs="Arial"/>
+        </w:rPr>
+        <w:t>TKTK</w:t>
+      </w:r>
+      <w:commentRangeEnd w:id="27"/>
+      <w:r>
+        <w:rPr>
+          <w:rStyle w:val="CommentReference"/>
+        </w:rPr>
+        <w:commentReference w:id="27"/>
+      </w:r>
+      <w:r>
+        <w:rPr>
+          <w:rFonts w:ascii="Arial" w:hAnsi="Arial" w:cs="Arial"/>
+        </w:rPr>
+        <w:t xml:space="preserve">. </w:t>
       </w:r>
     </w:p>
     <w:p>
@@ -5425,43 +5348,12 @@
           <w:rFonts w:ascii="Arial" w:hAnsi="Arial" w:cs="Arial"/>
         </w:rPr>
         <w:tab/>
-        <w:t>After generating the</w:t>
-      </w:r>
-      <w:r>
-        <w:rPr>
-          <w:rFonts w:ascii="Arial" w:hAnsi="Arial" w:cs="Arial"/>
-        </w:rPr>
-        <w:t>se</w:t>
-      </w:r>
-      <w:r>
-        <w:rPr>
-          <w:rFonts w:ascii="Arial" w:hAnsi="Arial" w:cs="Arial"/>
-        </w:rPr>
-        <w:t xml:space="preserve"> synthetic audio files, we used the </w:t>
-      </w:r>
-      <w:proofErr w:type="spellStart"/>
-      <w:r>
-        <w:rPr>
-          <w:rFonts w:ascii="Arial" w:hAnsi="Arial" w:cs="Arial"/>
-        </w:rPr>
-        <w:t>warbleR</w:t>
-      </w:r>
-      <w:proofErr w:type="spellEnd"/>
-      <w:r>
-        <w:rPr>
-          <w:rFonts w:ascii="Arial" w:hAnsi="Arial" w:cs="Arial"/>
-        </w:rPr>
-        <w:t xml:space="preserve"> package to perform SPCC. </w:t>
-      </w:r>
-      <w:r>
-        <w:rPr>
-          <w:rFonts w:ascii="Arial" w:hAnsi="Arial" w:cs="Arial"/>
-        </w:rPr>
-        <w:t>We used the same SPCC and MDS methods above TKTK. Figure 3?</w:t>
-      </w:r>
-    </w:p>
-    <w:p>
-      <w:pPr>
+        <w:t xml:space="preserve">TKTK paragraph about effect size calculations (motivation and steps). </w:t>
+      </w:r>
+    </w:p>
+    <w:p>
+      <w:pPr>
+        <w:pStyle w:val="NoSpacing"/>
         <w:spacing w:line="360" w:lineRule="auto"/>
         <w:rPr>
           <w:rFonts w:ascii="Arial" w:hAnsi="Arial" w:cs="Arial"/>
@@ -5533,21 +5425,31 @@
         <w:rPr>
           <w:rFonts w:ascii="Arial" w:hAnsi="Arial" w:cs="Arial"/>
         </w:rPr>
-        <w:t xml:space="preserve">For the Group and Individual </w:t>
-      </w:r>
-      <w:proofErr w:type="gramStart"/>
-      <w:r>
-        <w:rPr>
-          <w:rFonts w:ascii="Arial" w:hAnsi="Arial" w:cs="Arial"/>
-        </w:rPr>
-        <w:t>datasets</w:t>
-      </w:r>
-      <w:proofErr w:type="gramEnd"/>
-      <w:r>
-        <w:rPr>
-          <w:rFonts w:ascii="Arial" w:hAnsi="Arial" w:cs="Arial"/>
-        </w:rPr>
-        <w:t xml:space="preserve"> we created spectrographic lexicons and acoustic space plots to visualize the range of synthetic signals created and how they relate to each other in acoustic space at the individual and group level.</w:t>
+        <w:t xml:space="preserve">For the Group and </w:t>
+      </w:r>
+      <w:r>
+        <w:rPr>
+          <w:rFonts w:ascii="Arial" w:hAnsi="Arial" w:cs="Arial"/>
+        </w:rPr>
+        <w:t xml:space="preserve">Individual </w:t>
+      </w:r>
+      <w:r>
+        <w:rPr>
+          <w:rFonts w:ascii="Arial" w:hAnsi="Arial" w:cs="Arial"/>
+        </w:rPr>
+        <w:t>datasets,</w:t>
+      </w:r>
+      <w:r>
+        <w:rPr>
+          <w:rFonts w:ascii="Arial" w:hAnsi="Arial" w:cs="Arial"/>
+        </w:rPr>
+        <w:t xml:space="preserve"> we created </w:t>
+      </w:r>
+      <w:r>
+        <w:rPr>
+          <w:rFonts w:ascii="Arial" w:hAnsi="Arial" w:cs="Arial"/>
+        </w:rPr>
+        <w:t>spectrographic lexicons and acoustic space plots to visualize the range of synthetic signals created and how they relate to each other in acoustic space at the individual and group level.</w:t>
       </w:r>
       <w:r>
         <w:rPr>
@@ -5555,47 +5457,47 @@
         </w:rPr>
         <w:t xml:space="preserve"> </w:t>
       </w:r>
-      <w:commentRangeStart w:id="26"/>
       <w:r>
         <w:rPr>
           <w:rFonts w:ascii="Arial" w:hAnsi="Arial" w:cs="Arial"/>
         </w:rPr>
         <w:t>In the Group dataset, synthetic vocalizations share more similarities within groups and are more different across groups, see</w:t>
       </w:r>
-      <w:ins w:id="27" w:author="Summer Eckhardt" w:date="2025-02-20T16:45:00Z" w16du:dateUtc="2025-02-20T21:45:00Z">
-        <w:r>
-          <w:rPr>
-            <w:rFonts w:ascii="Arial" w:hAnsi="Arial" w:cs="Arial"/>
-          </w:rPr>
-          <w:t>n</w:t>
-        </w:r>
-      </w:ins>
-      <w:r>
-        <w:rPr>
-          <w:rFonts w:ascii="Arial" w:hAnsi="Arial" w:cs="Arial"/>
-        </w:rPr>
-        <w:t xml:space="preserve"> by the lack of overlapping polygons in group level acoustic space plots, and the over</w:t>
-      </w:r>
-      <w:del w:id="28" w:author="Summer Eckhardt" w:date="2025-02-20T16:46:00Z" w16du:dateUtc="2025-02-20T21:46:00Z">
-        <w:r>
-          <w:rPr>
-            <w:rFonts w:ascii="Arial" w:hAnsi="Arial" w:cs="Arial"/>
-          </w:rPr>
-          <w:delText xml:space="preserve"> </w:delText>
-        </w:r>
-      </w:del>
-      <w:r>
-        <w:rPr>
-          <w:rFonts w:ascii="Arial" w:hAnsi="Arial" w:cs="Arial"/>
-        </w:rPr>
-        <w:t>lapping polygons in the individual level acoustic space plots (Figure 2). In the individual information dataset, vocalizations contain more variation within groups, seen by the overlapping polygons in the group level acoustic space plots, and the distance acoustic space regions occupied by individuals in the individual level acoustic space plot (Figure 3)</w:t>
-      </w:r>
-      <w:commentRangeEnd w:id="26"/>
-      <w:r>
-        <w:rPr>
-          <w:rStyle w:val="CommentReference"/>
-        </w:rPr>
-        <w:commentReference w:id="26"/>
+      <w:r>
+        <w:rPr>
+          <w:rFonts w:ascii="Arial" w:hAnsi="Arial" w:cs="Arial"/>
+        </w:rPr>
+        <w:t>n</w:t>
+      </w:r>
+      <w:r>
+        <w:rPr>
+          <w:rFonts w:ascii="Arial" w:hAnsi="Arial" w:cs="Arial"/>
+        </w:rPr>
+        <w:t xml:space="preserve"> by the lack of overlapping polygons in group level acoustic space plots, and the overlapping polygons in the individual level acoustic space plots (Figure 2</w:t>
+      </w:r>
+      <w:r>
+        <w:rPr>
+          <w:rFonts w:ascii="Arial" w:hAnsi="Arial" w:cs="Arial"/>
+        </w:rPr>
+        <w:t>A</w:t>
+      </w:r>
+      <w:r>
+        <w:rPr>
+          <w:rFonts w:ascii="Arial" w:hAnsi="Arial" w:cs="Arial"/>
+        </w:rPr>
+        <w:t>). In the individual information dataset, vocalizations contain more variation within groups, seen by the overlapping polygons in the group level acoustic space plots, and the distance acoustic space regions occupied by individuals in the individual level acoustic space plot (Figure 3</w:t>
+      </w:r>
+      <w:r>
+        <w:rPr>
+          <w:rFonts w:ascii="Arial" w:hAnsi="Arial" w:cs="Arial"/>
+        </w:rPr>
+        <w:t>A</w:t>
+      </w:r>
+      <w:r>
+        <w:rPr>
+          <w:rFonts w:ascii="Arial" w:hAnsi="Arial" w:cs="Arial"/>
+        </w:rPr>
+        <w:t>)</w:t>
       </w:r>
     </w:p>
     <w:p>
@@ -5657,29 +5559,30 @@
           <w:bCs/>
         </w:rPr>
       </w:pPr>
+      <w:commentRangeStart w:id="28"/>
       <w:commentRangeStart w:id="29"/>
-      <w:commentRangeStart w:id="30"/>
       <w:r>
         <w:rPr>
           <w:rFonts w:ascii="Arial" w:hAnsi="Arial" w:cs="Arial"/>
           <w:b/>
           <w:bCs/>
         </w:rPr>
+        <w:lastRenderedPageBreak/>
         <w:t>Discussion</w:t>
       </w:r>
+      <w:commentRangeEnd w:id="28"/>
+      <w:r>
+        <w:rPr>
+          <w:rStyle w:val="CommentReference"/>
+        </w:rPr>
+        <w:commentReference w:id="28"/>
+      </w:r>
       <w:commentRangeEnd w:id="29"/>
       <w:r>
         <w:rPr>
           <w:rStyle w:val="CommentReference"/>
         </w:rPr>
         <w:commentReference w:id="29"/>
-      </w:r>
-      <w:commentRangeEnd w:id="30"/>
-      <w:r>
-        <w:rPr>
-          <w:rStyle w:val="CommentReference"/>
-        </w:rPr>
-        <w:commentReference w:id="30"/>
       </w:r>
       <w:r>
         <w:rPr>
@@ -5713,19 +5616,19 @@
         </w:rPr>
         <w:t xml:space="preserve">Synthetic tools offer a practical solution, by allowing us to control </w:t>
       </w:r>
-      <w:commentRangeStart w:id="31"/>
+      <w:commentRangeStart w:id="30"/>
       <w:r>
         <w:rPr>
           <w:rFonts w:ascii="Arial" w:hAnsi="Arial" w:cs="Arial"/>
         </w:rPr>
         <w:t>these</w:t>
       </w:r>
-      <w:commentRangeEnd w:id="31"/>
+      <w:commentRangeEnd w:id="30"/>
       <w:r>
         <w:rPr>
           <w:rStyle w:val="CommentReference"/>
         </w:rPr>
-        <w:commentReference w:id="31"/>
+        <w:commentReference w:id="30"/>
       </w:r>
       <w:r>
         <w:rPr>
@@ -5755,14 +5658,7 @@
         <w:rPr>
           <w:rFonts w:ascii="Arial" w:hAnsi="Arial" w:cs="Arial"/>
         </w:rPr>
-        <w:t xml:space="preserve"> there are calls for vocal </w:t>
-      </w:r>
-      <w:r>
-        <w:rPr>
-          <w:rFonts w:ascii="Arial" w:hAnsi="Arial" w:cs="Arial"/>
-        </w:rPr>
-        <w:lastRenderedPageBreak/>
-        <w:t xml:space="preserve">communication research to take advantage </w:t>
+        <w:t xml:space="preserve"> there are calls for vocal communication research to take advantage </w:t>
       </w:r>
       <w:r>
         <w:rPr>
@@ -5866,7 +5762,7 @@
           <w:szCs w:val="18"/>
         </w:rPr>
       </w:pPr>
-      <w:commentRangeStart w:id="32"/>
+      <w:commentRangeStart w:id="31"/>
       <w:r>
         <w:rPr>
           <w:rFonts w:ascii="Arial" w:hAnsi="Arial" w:cs="Arial"/>
@@ -5877,12 +5773,12 @@
         </w:rPr>
         <w:t>Discussion points:</w:t>
       </w:r>
-      <w:commentRangeEnd w:id="32"/>
+      <w:commentRangeEnd w:id="31"/>
       <w:r>
         <w:rPr>
           <w:rStyle w:val="CommentReference"/>
         </w:rPr>
-        <w:commentReference w:id="32"/>
+        <w:commentReference w:id="31"/>
       </w:r>
     </w:p>
     <w:p>
@@ -7943,6 +7839,7 @@
     </w:p>
     <w:p>
       <w:pPr>
+        <w:jc w:val="center"/>
         <w:rPr>
           <w:rFonts w:ascii="Arial" w:hAnsi="Arial" w:cs="Arial"/>
           <w:b/>
@@ -7955,17 +7852,9 @@
         </w:rPr>
         <w:lastRenderedPageBreak/>
         <w:drawing>
-          <wp:anchor distT="0" distB="0" distL="114300" distR="114300" simplePos="0" relativeHeight="251662336" behindDoc="0" locked="0" layoutInCell="1" allowOverlap="1" wp14:anchorId="09C0A3D8" wp14:editId="4CBA3320">
-            <wp:simplePos x="0" y="0"/>
-            <wp:positionH relativeFrom="column">
-              <wp:posOffset>13335</wp:posOffset>
-            </wp:positionH>
-            <wp:positionV relativeFrom="paragraph">
-              <wp:posOffset>0</wp:posOffset>
-            </wp:positionV>
+          <wp:inline distT="0" distB="0" distL="0" distR="0" wp14:anchorId="09C0A3D8" wp14:editId="44A5604F">
             <wp:extent cx="2908300" cy="1847850"/>
             <wp:effectExtent l="0" t="0" r="6350" b="0"/>
-            <wp:wrapTopAndBottom/>
             <wp:docPr id="1028415082" name="Picture 3" descr="A black background with a black square&#10;&#10;AI-generated content may be incorrect."/>
             <wp:cNvGraphicFramePr>
               <a:graphicFrameLocks xmlns:a="http://schemas.openxmlformats.org/drawingml/2006/main" noChangeAspect="1"/>
@@ -8008,7 +7897,7 @@
                 </pic:pic>
               </a:graphicData>
             </a:graphic>
-          </wp:anchor>
+          </wp:inline>
         </w:drawing>
       </w:r>
     </w:p>
@@ -8021,9 +7910,15 @@
           <w:bCs/>
         </w:rPr>
       </w:pPr>
-      <w:commentRangeStart w:id="33"/>
-      <w:commentRangeStart w:id="34"/>
-      <w:commentRangeStart w:id="35"/>
+    </w:p>
+    <w:p>
+      <w:pPr>
+        <w:spacing w:line="360" w:lineRule="auto"/>
+        <w:rPr>
+          <w:rFonts w:ascii="Arial Nova Light" w:hAnsi="Arial Nova Light" w:cs="Arial"/>
+        </w:rPr>
+      </w:pPr>
+      <w:commentRangeStart w:id="32"/>
       <w:r>
         <w:rPr>
           <w:rFonts w:ascii="Arial Nova Light" w:hAnsi="Arial Nova Light" w:cs="Arial"/>
@@ -8032,15 +7927,12 @@
         </w:rPr>
         <w:t xml:space="preserve">Figure </w:t>
       </w:r>
-      <w:commentRangeEnd w:id="33"/>
+      <w:commentRangeEnd w:id="32"/>
       <w:r>
         <w:rPr>
           <w:rStyle w:val="CommentReference"/>
-          <w:rFonts w:ascii="Arial Nova Light" w:hAnsi="Arial Nova Light"/>
-          <w:sz w:val="24"/>
-          <w:szCs w:val="24"/>
-        </w:rPr>
-        <w:commentReference w:id="33"/>
+        </w:rPr>
+        <w:commentReference w:id="32"/>
       </w:r>
       <w:r>
         <w:rPr>
@@ -8048,7 +7940,150 @@
           <w:b/>
           <w:bCs/>
         </w:rPr>
-        <w:t>1</w:t>
+        <w:t xml:space="preserve">1: </w:t>
+      </w:r>
+      <w:r>
+        <w:rPr>
+          <w:rFonts w:ascii="Arial Nova Light" w:hAnsi="Arial Nova Light" w:cs="Arial"/>
+        </w:rPr>
+        <w:t xml:space="preserve">Example character string created in </w:t>
+      </w:r>
+      <w:proofErr w:type="spellStart"/>
+      <w:r>
+        <w:rPr>
+          <w:rFonts w:ascii="Arial Nova Light" w:hAnsi="Arial Nova Light" w:cs="Arial"/>
+        </w:rPr>
+        <w:t>paRsynth’s</w:t>
+      </w:r>
+      <w:proofErr w:type="spellEnd"/>
+      <w:r>
+        <w:rPr>
+          <w:rFonts w:ascii="Arial Nova Light" w:hAnsi="Arial Nova Light" w:cs="Arial"/>
+        </w:rPr>
+        <w:t xml:space="preserve"> generate strings code. The string consists of (1) a global head, (2) group information, (3) individual information, (4) random variation, (5) group information, and (6) a global tail.</w:t>
+      </w:r>
+    </w:p>
+    <w:p>
+      <w:pPr>
+        <w:spacing w:line="360" w:lineRule="auto"/>
+        <w:rPr>
+          <w:rFonts w:ascii="Arial Nova Light" w:hAnsi="Arial Nova Light" w:cs="Arial"/>
+        </w:rPr>
+      </w:pPr>
+    </w:p>
+    <w:p>
+      <w:pPr>
+        <w:rPr>
+          <w:rFonts w:ascii="Arial Nova Light" w:hAnsi="Arial Nova Light" w:cs="Arial"/>
+        </w:rPr>
+      </w:pPr>
+      <w:r>
+        <w:rPr>
+          <w:rFonts w:ascii="Arial Nova Light" w:hAnsi="Arial Nova Light" w:cs="Arial"/>
+        </w:rPr>
+        <w:br w:type="page"/>
+      </w:r>
+    </w:p>
+    <w:p>
+      <w:pPr>
+        <w:spacing w:line="360" w:lineRule="auto"/>
+        <w:jc w:val="center"/>
+        <w:rPr>
+          <w:rFonts w:ascii="Arial Nova Light" w:hAnsi="Arial Nova Light" w:cs="Arial"/>
+        </w:rPr>
+      </w:pPr>
+      <w:r>
+        <w:rPr>
+          <w:rFonts w:ascii="Arial Nova Light" w:hAnsi="Arial Nova Light" w:cs="Arial"/>
+          <w:noProof/>
+        </w:rPr>
+        <w:lastRenderedPageBreak/>
+        <w:drawing>
+          <wp:inline distT="0" distB="0" distL="0" distR="0" wp14:anchorId="06D2C277" wp14:editId="4FD1D03A">
+            <wp:extent cx="5814060" cy="5676900"/>
+            <wp:effectExtent l="0" t="0" r="0" b="0"/>
+            <wp:docPr id="380798738" name="Picture 1"/>
+            <wp:cNvGraphicFramePr>
+              <a:graphicFrameLocks xmlns:a="http://schemas.openxmlformats.org/drawingml/2006/main" noChangeAspect="1"/>
+            </wp:cNvGraphicFramePr>
+            <a:graphic xmlns:a="http://schemas.openxmlformats.org/drawingml/2006/main">
+              <a:graphicData uri="http://schemas.openxmlformats.org/drawingml/2006/picture">
+                <pic:pic xmlns:pic="http://schemas.openxmlformats.org/drawingml/2006/picture">
+                  <pic:nvPicPr>
+                    <pic:cNvPr id="0" name="Picture 1"/>
+                    <pic:cNvPicPr>
+                      <a:picLocks noChangeAspect="1" noChangeArrowheads="1"/>
+                    </pic:cNvPicPr>
+                  </pic:nvPicPr>
+                  <pic:blipFill rotWithShape="1">
+                    <a:blip r:embed="rId14">
+                      <a:extLst>
+                        <a:ext uri="{28A0092B-C50C-407E-A947-70E740481C1C}">
+                          <a14:useLocalDpi xmlns:a14="http://schemas.microsoft.com/office/drawing/2010/main" val="0"/>
+                        </a:ext>
+                      </a:extLst>
+                    </a:blip>
+                    <a:srcRect b="31018"/>
+                    <a:stretch/>
+                  </pic:blipFill>
+                  <pic:spPr bwMode="auto">
+                    <a:xfrm>
+                      <a:off x="0" y="0"/>
+                      <a:ext cx="5814060" cy="5676900"/>
+                    </a:xfrm>
+                    <a:prstGeom prst="rect">
+                      <a:avLst/>
+                    </a:prstGeom>
+                    <a:noFill/>
+                    <a:ln>
+                      <a:noFill/>
+                    </a:ln>
+                    <a:extLst>
+                      <a:ext uri="{53640926-AAD7-44D8-BBD7-CCE9431645EC}">
+                        <a14:shadowObscured xmlns:a14="http://schemas.microsoft.com/office/drawing/2010/main"/>
+                      </a:ext>
+                    </a:extLst>
+                  </pic:spPr>
+                </pic:pic>
+              </a:graphicData>
+            </a:graphic>
+          </wp:inline>
+        </w:drawing>
+      </w:r>
+    </w:p>
+    <w:p>
+      <w:pPr>
+        <w:spacing w:line="360" w:lineRule="auto"/>
+        <w:rPr>
+          <w:rFonts w:ascii="Arial Nova Light" w:hAnsi="Arial Nova Light" w:cs="Arial"/>
+        </w:rPr>
+      </w:pPr>
+      <w:commentRangeStart w:id="33"/>
+      <w:r>
+        <w:rPr>
+          <w:rFonts w:ascii="Arial Nova Light" w:hAnsi="Arial Nova Light" w:cs="Arial"/>
+        </w:rPr>
+        <w:t xml:space="preserve">Figure </w:t>
+      </w:r>
+      <w:commentRangeEnd w:id="33"/>
+      <w:r>
+        <w:rPr>
+          <w:rStyle w:val="CommentReference"/>
+        </w:rPr>
+        <w:commentReference w:id="33"/>
+      </w:r>
+      <w:r>
+        <w:rPr>
+          <w:rFonts w:ascii="Arial Nova Light" w:hAnsi="Arial Nova Light" w:cs="Arial"/>
+        </w:rPr>
+        <w:t>2: Group Information Dataset (</w:t>
+      </w:r>
+      <w:commentRangeStart w:id="34"/>
+      <w:r>
+        <w:rPr>
+          <w:rFonts w:ascii="Arial Nova Light" w:hAnsi="Arial Nova Light" w:cs="Arial"/>
+        </w:rPr>
+        <w:t>A</w:t>
       </w:r>
       <w:commentRangeEnd w:id="34"/>
       <w:r>
@@ -8057,6 +8092,114 @@
         </w:rPr>
         <w:commentReference w:id="34"/>
       </w:r>
+      <w:r>
+        <w:rPr>
+          <w:rFonts w:ascii="Arial Nova Light" w:hAnsi="Arial Nova Light" w:cs="Arial"/>
+        </w:rPr>
+        <w:t xml:space="preserve">) Acoustic space plots with polygons drawn to original number of groups or original number of individuals. (B) Lexicon with example calls from two individuals form two example groups. </w:t>
+      </w:r>
+    </w:p>
+    <w:p>
+      <w:pPr>
+        <w:rPr>
+          <w:rFonts w:ascii="Arial Nova Light" w:hAnsi="Arial Nova Light" w:cs="Arial"/>
+        </w:rPr>
+      </w:pPr>
+      <w:r>
+        <w:rPr>
+          <w:rFonts w:ascii="Arial Nova Light" w:hAnsi="Arial Nova Light" w:cs="Arial"/>
+        </w:rPr>
+        <w:br w:type="page"/>
+      </w:r>
+    </w:p>
+    <w:p>
+      <w:pPr>
+        <w:spacing w:line="360" w:lineRule="auto"/>
+        <w:rPr>
+          <w:rFonts w:ascii="Arial Nova Light" w:hAnsi="Arial Nova Light" w:cs="Arial"/>
+        </w:rPr>
+      </w:pPr>
+    </w:p>
+    <w:p>
+      <w:pPr>
+        <w:spacing w:line="360" w:lineRule="auto"/>
+        <w:jc w:val="center"/>
+        <w:rPr>
+          <w:rFonts w:ascii="Arial Nova Light" w:hAnsi="Arial Nova Light" w:cs="Arial"/>
+        </w:rPr>
+      </w:pPr>
+      <w:r>
+        <w:rPr>
+          <w:rFonts w:ascii="Arial Nova Light" w:hAnsi="Arial Nova Light" w:cs="Arial"/>
+          <w:noProof/>
+        </w:rPr>
+        <w:drawing>
+          <wp:inline distT="0" distB="0" distL="0" distR="0" wp14:anchorId="258F480E" wp14:editId="752B0A0D">
+            <wp:extent cx="5814060" cy="5699760"/>
+            <wp:effectExtent l="0" t="0" r="0" b="0"/>
+            <wp:docPr id="1580689133" name="Picture 2"/>
+            <wp:cNvGraphicFramePr>
+              <a:graphicFrameLocks xmlns:a="http://schemas.openxmlformats.org/drawingml/2006/main" noChangeAspect="1"/>
+            </wp:cNvGraphicFramePr>
+            <a:graphic xmlns:a="http://schemas.openxmlformats.org/drawingml/2006/main">
+              <a:graphicData uri="http://schemas.openxmlformats.org/drawingml/2006/picture">
+                <pic:pic xmlns:pic="http://schemas.openxmlformats.org/drawingml/2006/picture">
+                  <pic:nvPicPr>
+                    <pic:cNvPr id="0" name="Picture 2"/>
+                    <pic:cNvPicPr>
+                      <a:picLocks noChangeAspect="1" noChangeArrowheads="1"/>
+                    </pic:cNvPicPr>
+                  </pic:nvPicPr>
+                  <pic:blipFill rotWithShape="1">
+                    <a:blip r:embed="rId15">
+                      <a:extLst>
+                        <a:ext uri="{28A0092B-C50C-407E-A947-70E740481C1C}">
+                          <a14:useLocalDpi xmlns:a14="http://schemas.microsoft.com/office/drawing/2010/main" val="0"/>
+                        </a:ext>
+                      </a:extLst>
+                    </a:blip>
+                    <a:srcRect b="30741"/>
+                    <a:stretch/>
+                  </pic:blipFill>
+                  <pic:spPr bwMode="auto">
+                    <a:xfrm>
+                      <a:off x="0" y="0"/>
+                      <a:ext cx="5814060" cy="5699760"/>
+                    </a:xfrm>
+                    <a:prstGeom prst="rect">
+                      <a:avLst/>
+                    </a:prstGeom>
+                    <a:noFill/>
+                    <a:ln>
+                      <a:noFill/>
+                    </a:ln>
+                    <a:extLst>
+                      <a:ext uri="{53640926-AAD7-44D8-BBD7-CCE9431645EC}">
+                        <a14:shadowObscured xmlns:a14="http://schemas.microsoft.com/office/drawing/2010/main"/>
+                      </a:ext>
+                    </a:extLst>
+                  </pic:spPr>
+                </pic:pic>
+              </a:graphicData>
+            </a:graphic>
+          </wp:inline>
+        </w:drawing>
+      </w:r>
+    </w:p>
+    <w:p>
+      <w:pPr>
+        <w:spacing w:line="360" w:lineRule="auto"/>
+        <w:rPr>
+          <w:rFonts w:ascii="Arial Nova Light" w:hAnsi="Arial Nova Light" w:cs="Arial"/>
+        </w:rPr>
+      </w:pPr>
+      <w:commentRangeStart w:id="35"/>
+      <w:r>
+        <w:rPr>
+          <w:rFonts w:ascii="Arial Nova Light" w:hAnsi="Arial Nova Light" w:cs="Arial"/>
+        </w:rPr>
+        <w:t xml:space="preserve">Figure </w:t>
+      </w:r>
       <w:commentRangeEnd w:id="35"/>
       <w:r>
         <w:rPr>
@@ -8065,73 +8208,269 @@
         <w:commentReference w:id="35"/>
       </w:r>
       <w:r>
+        <w:rPr>
+          <w:rFonts w:ascii="Arial Nova Light" w:hAnsi="Arial Nova Light" w:cs="Arial"/>
+        </w:rPr>
+        <w:t>3:</w:t>
+      </w:r>
+      <w:r>
+        <w:rPr>
+          <w:rFonts w:ascii="Arial Nova Light" w:hAnsi="Arial Nova Light" w:cs="Arial"/>
+        </w:rPr>
+        <w:t xml:space="preserve"> </w:t>
+      </w:r>
+      <w:r>
+        <w:rPr>
+          <w:rFonts w:ascii="Arial Nova Light" w:hAnsi="Arial Nova Light" w:cs="Arial"/>
+        </w:rPr>
+        <w:t>Individual</w:t>
+      </w:r>
+      <w:r>
+        <w:rPr>
+          <w:rFonts w:ascii="Arial Nova Light" w:hAnsi="Arial Nova Light" w:cs="Arial"/>
+        </w:rPr>
+        <w:t xml:space="preserve"> Information Dataset (</w:t>
+      </w:r>
+      <w:commentRangeStart w:id="36"/>
+      <w:r>
+        <w:rPr>
+          <w:rFonts w:ascii="Arial Nova Light" w:hAnsi="Arial Nova Light" w:cs="Arial"/>
+        </w:rPr>
+        <w:t>A</w:t>
+      </w:r>
+      <w:commentRangeEnd w:id="36"/>
+      <w:r>
+        <w:rPr>
+          <w:rStyle w:val="CommentReference"/>
+        </w:rPr>
+        <w:commentReference w:id="36"/>
+      </w:r>
+      <w:r>
+        <w:rPr>
+          <w:rFonts w:ascii="Arial Nova Light" w:hAnsi="Arial Nova Light" w:cs="Arial"/>
+        </w:rPr>
+        <w:t>) Acoustic space plots with polygons drawn to original number of groups or original number of individuals. (B) Lexicon with example calls from two individuals form two example groups.</w:t>
+      </w:r>
+    </w:p>
+    <w:p>
+      <w:pPr>
+        <w:spacing w:line="360" w:lineRule="auto"/>
         <w:rPr>
           <w:rFonts w:ascii="Arial Nova Light" w:hAnsi="Arial Nova Light" w:cs="Arial"/>
           <w:b/>
           <w:bCs/>
         </w:rPr>
-        <w:t xml:space="preserve">: </w:t>
-      </w:r>
-      <w:r>
-        <w:rPr>
-          <w:rFonts w:ascii="Arial Nova Light" w:hAnsi="Arial Nova Light" w:cs="Arial"/>
-        </w:rPr>
-        <w:t xml:space="preserve">Example character string created in </w:t>
-      </w:r>
-      <w:proofErr w:type="spellStart"/>
-      <w:r>
-        <w:rPr>
-          <w:rFonts w:ascii="Arial Nova Light" w:hAnsi="Arial Nova Light" w:cs="Arial"/>
-        </w:rPr>
-        <w:t>paRsynth’s</w:t>
-      </w:r>
-      <w:proofErr w:type="spellEnd"/>
-      <w:r>
-        <w:rPr>
-          <w:rFonts w:ascii="Arial Nova Light" w:hAnsi="Arial Nova Light" w:cs="Arial"/>
-        </w:rPr>
-        <w:t xml:space="preserve"> generate strings code. The string consists of (1) a global head, (2) group information, (3) individual information, (4) random variation, (5) group information, and (6) a global tai</w:t>
-      </w:r>
-      <w:commentRangeStart w:id="36"/>
-      <w:commentRangeStart w:id="37"/>
-      <w:commentRangeStart w:id="38"/>
-      <w:r>
-        <w:rPr>
-          <w:rFonts w:ascii="Arial Nova Light" w:hAnsi="Arial Nova Light" w:cs="Arial"/>
-        </w:rPr>
-        <w:t>l.</w:t>
-      </w:r>
-      <w:commentRangeEnd w:id="36"/>
-      <w:r>
-        <w:rPr>
-          <w:rStyle w:val="CommentReference"/>
-          <w:rFonts w:ascii="Arial Nova Light" w:hAnsi="Arial Nova Light"/>
-          <w:sz w:val="24"/>
-          <w:szCs w:val="24"/>
-        </w:rPr>
-        <w:commentReference w:id="36"/>
-      </w:r>
-      <w:commentRangeEnd w:id="37"/>
-      <w:r>
-        <w:rPr>
-          <w:rStyle w:val="CommentReference"/>
-          <w:sz w:val="24"/>
-          <w:szCs w:val="24"/>
-        </w:rPr>
-        <w:commentReference w:id="37"/>
-      </w:r>
-      <w:commentRangeEnd w:id="38"/>
-      <w:r>
-        <w:rPr>
-          <w:rStyle w:val="CommentReference"/>
-        </w:rPr>
-        <w:commentReference w:id="38"/>
-      </w:r>
-      <w:r>
+      </w:pPr>
+    </w:p>
+    <w:p>
+      <w:pPr>
         <w:rPr>
           <w:rFonts w:ascii="Arial Nova Light" w:hAnsi="Arial Nova Light" w:cs="Arial"/>
           <w:b/>
           <w:bCs/>
+        </w:rPr>
+      </w:pPr>
+      <w:r>
+        <w:rPr>
+          <w:rFonts w:ascii="Arial Nova Light" w:hAnsi="Arial Nova Light" w:cs="Arial"/>
+          <w:b/>
+          <w:bCs/>
+        </w:rPr>
+        <w:br w:type="page"/>
+      </w:r>
+    </w:p>
+    <w:p>
+      <w:pPr>
+        <w:spacing w:line="360" w:lineRule="auto"/>
+        <w:rPr>
+          <w:rFonts w:ascii="Arial Nova Light" w:hAnsi="Arial Nova Light" w:cs="Arial"/>
+          <w:b/>
+          <w:bCs/>
+        </w:rPr>
+      </w:pPr>
+      <w:r>
+        <w:rPr>
+          <w:rFonts w:ascii="Arial Nova Light" w:hAnsi="Arial Nova Light" w:cs="Arial"/>
+          <w:b/>
+          <w:bCs/>
+          <w:noProof/>
+        </w:rPr>
+        <w:lastRenderedPageBreak/>
+        <w:drawing>
+          <wp:inline distT="0" distB="0" distL="0" distR="0" wp14:anchorId="14573582" wp14:editId="34441144">
+            <wp:extent cx="5937250" cy="5937250"/>
+            <wp:effectExtent l="0" t="0" r="6350" b="6350"/>
+            <wp:docPr id="2109733042" name="Picture 4"/>
+            <wp:cNvGraphicFramePr>
+              <a:graphicFrameLocks xmlns:a="http://schemas.openxmlformats.org/drawingml/2006/main" noChangeAspect="1"/>
+            </wp:cNvGraphicFramePr>
+            <a:graphic xmlns:a="http://schemas.openxmlformats.org/drawingml/2006/main">
+              <a:graphicData uri="http://schemas.openxmlformats.org/drawingml/2006/picture">
+                <pic:pic xmlns:pic="http://schemas.openxmlformats.org/drawingml/2006/picture">
+                  <pic:nvPicPr>
+                    <pic:cNvPr id="0" name="Picture 6"/>
+                    <pic:cNvPicPr>
+                      <a:picLocks noChangeAspect="1" noChangeArrowheads="1"/>
+                    </pic:cNvPicPr>
+                  </pic:nvPicPr>
+                  <pic:blipFill>
+                    <a:blip r:embed="rId16" cstate="print">
+                      <a:extLst>
+                        <a:ext uri="{28A0092B-C50C-407E-A947-70E740481C1C}">
+                          <a14:useLocalDpi xmlns:a14="http://schemas.microsoft.com/office/drawing/2010/main" val="0"/>
+                        </a:ext>
+                      </a:extLst>
+                    </a:blip>
+                    <a:srcRect/>
+                    <a:stretch>
+                      <a:fillRect/>
+                    </a:stretch>
+                  </pic:blipFill>
+                  <pic:spPr bwMode="auto">
+                    <a:xfrm>
+                      <a:off x="0" y="0"/>
+                      <a:ext cx="5937250" cy="5937250"/>
+                    </a:xfrm>
+                    <a:prstGeom prst="rect">
+                      <a:avLst/>
+                    </a:prstGeom>
+                    <a:noFill/>
+                    <a:ln>
+                      <a:noFill/>
+                    </a:ln>
+                  </pic:spPr>
+                </pic:pic>
+              </a:graphicData>
+            </a:graphic>
+          </wp:inline>
+        </w:drawing>
+      </w:r>
+      <w:r>
+        <w:rPr>
+          <w:rFonts w:ascii="Arial Nova Light" w:hAnsi="Arial Nova Light" w:cs="Arial"/>
+          <w:b/>
+          <w:bCs/>
+        </w:rPr>
+        <w:t>Figure 4:</w:t>
+      </w:r>
+    </w:p>
+    <w:p>
+      <w:pPr>
+        <w:rPr>
+          <w:rFonts w:ascii="Arial Nova Light" w:hAnsi="Arial Nova Light" w:cs="Arial"/>
+        </w:rPr>
+      </w:pPr>
+      <w:r>
+        <w:rPr>
+          <w:rFonts w:ascii="Arial Nova Light" w:hAnsi="Arial Nova Light" w:cs="Arial"/>
+          <w:b/>
+          <w:bCs/>
+        </w:rPr>
+        <w:br w:type="page"/>
+      </w:r>
+      <w:r>
+        <w:rPr>
+          <w:rFonts w:ascii="Arial Nova Light" w:hAnsi="Arial Nova Light" w:cs="Arial"/>
+          <w:b/>
+          <w:bCs/>
+          <w:noProof/>
+        </w:rPr>
+        <w:lastRenderedPageBreak/>
+        <w:drawing>
+          <wp:inline distT="0" distB="0" distL="0" distR="0" wp14:anchorId="47CBDB63" wp14:editId="05F8C902">
+            <wp:extent cx="5937250" cy="5937250"/>
+            <wp:effectExtent l="0" t="0" r="6350" b="6350"/>
+            <wp:docPr id="694573787" name="Picture 6"/>
+            <wp:cNvGraphicFramePr>
+              <a:graphicFrameLocks xmlns:a="http://schemas.openxmlformats.org/drawingml/2006/main" noChangeAspect="1"/>
+            </wp:cNvGraphicFramePr>
+            <a:graphic xmlns:a="http://schemas.openxmlformats.org/drawingml/2006/main">
+              <a:graphicData uri="http://schemas.openxmlformats.org/drawingml/2006/picture">
+                <pic:pic xmlns:pic="http://schemas.openxmlformats.org/drawingml/2006/picture">
+                  <pic:nvPicPr>
+                    <pic:cNvPr id="0" name="Picture 8"/>
+                    <pic:cNvPicPr>
+                      <a:picLocks noChangeAspect="1" noChangeArrowheads="1"/>
+                    </pic:cNvPicPr>
+                  </pic:nvPicPr>
+                  <pic:blipFill>
+                    <a:blip r:embed="rId17" cstate="print">
+                      <a:extLst>
+                        <a:ext uri="{28A0092B-C50C-407E-A947-70E740481C1C}">
+                          <a14:useLocalDpi xmlns:a14="http://schemas.microsoft.com/office/drawing/2010/main" val="0"/>
+                        </a:ext>
+                      </a:extLst>
+                    </a:blip>
+                    <a:srcRect/>
+                    <a:stretch>
+                      <a:fillRect/>
+                    </a:stretch>
+                  </pic:blipFill>
+                  <pic:spPr bwMode="auto">
+                    <a:xfrm>
+                      <a:off x="0" y="0"/>
+                      <a:ext cx="5937250" cy="5937250"/>
+                    </a:xfrm>
+                    <a:prstGeom prst="rect">
+                      <a:avLst/>
+                    </a:prstGeom>
+                    <a:noFill/>
+                    <a:ln>
+                      <a:noFill/>
+                    </a:ln>
+                  </pic:spPr>
+                </pic:pic>
+              </a:graphicData>
+            </a:graphic>
+          </wp:inline>
+        </w:drawing>
+      </w:r>
+      <w:r>
+        <w:rPr>
+          <w:rFonts w:ascii="Arial Nova Light" w:hAnsi="Arial Nova Light" w:cs="Arial"/>
+          <w:b/>
+          <w:bCs/>
+        </w:rPr>
+        <w:t>F</w:t>
+      </w:r>
+      <w:r>
+        <w:rPr>
+          <w:rFonts w:ascii="Arial Nova Light" w:hAnsi="Arial Nova Light" w:cs="Arial"/>
+          <w:b/>
+          <w:bCs/>
+        </w:rPr>
+        <w:t>igure 5:</w:t>
+      </w:r>
+      <w:r>
+        <w:rPr>
+          <w:rFonts w:ascii="Arial Nova Light" w:hAnsi="Arial Nova Light" w:cs="Arial"/>
+          <w:b/>
+          <w:bCs/>
+        </w:rPr>
+        <w:t xml:space="preserve"> </w:t>
+      </w:r>
+      <w:r>
+        <w:rPr>
+          <w:rFonts w:ascii="Arial Nova Light" w:hAnsi="Arial Nova Light" w:cs="Arial"/>
+        </w:rPr>
+        <w:t xml:space="preserve">hatched lines represent </w:t>
+      </w:r>
+      <w:r>
+        <w:rPr>
+          <w:rFonts w:ascii="Arial Nova Light" w:hAnsi="Arial Nova Light" w:cs="Arial"/>
+        </w:rPr>
+        <w:t>large effect size threshold</w:t>
+      </w:r>
+    </w:p>
+    <w:p>
+      <w:pPr>
+        <w:rPr>
+          <w:rFonts w:ascii="Arial Nova Light" w:hAnsi="Arial Nova Light" w:cs="Arial"/>
+        </w:rPr>
+      </w:pPr>
+      <w:r>
+        <w:rPr>
+          <w:rFonts w:ascii="Arial Nova Light" w:hAnsi="Arial Nova Light" w:cs="Arial"/>
         </w:rPr>
         <w:br w:type="page"/>
       </w:r>
@@ -8178,7 +8517,7 @@
                     </pic:cNvPicPr>
                   </pic:nvPicPr>
                   <pic:blipFill>
-                    <a:blip r:embed="rId14">
+                    <a:blip r:embed="rId18">
                       <a:extLst>
                         <a:ext uri="{28A0092B-C50C-407E-A947-70E740481C1C}">
                           <a14:useLocalDpi xmlns:a14="http://schemas.microsoft.com/office/drawing/2010/main" val="0"/>
@@ -8221,229 +8560,423 @@
         <w:spacing w:line="360" w:lineRule="auto"/>
         <w:rPr>
           <w:rFonts w:ascii="Arial" w:hAnsi="Arial" w:cs="Arial"/>
-          <w:sz w:val="20"/>
-          <w:szCs w:val="20"/>
-        </w:rPr>
-      </w:pPr>
-      <w:commentRangeStart w:id="39"/>
-      <w:commentRangeEnd w:id="39"/>
+        </w:rPr>
+      </w:pPr>
+      <w:commentRangeStart w:id="37"/>
+      <w:commentRangeEnd w:id="37"/>
       <w:r>
         <w:rPr>
           <w:rStyle w:val="CommentReference"/>
         </w:rPr>
-        <w:commentReference w:id="39"/>
+        <w:commentReference w:id="37"/>
       </w:r>
       <w:r>
         <w:rPr>
           <w:rFonts w:ascii="Arial" w:hAnsi="Arial" w:cs="Arial"/>
           <w:b/>
           <w:bCs/>
-          <w:sz w:val="20"/>
-          <w:szCs w:val="20"/>
-        </w:rPr>
-        <w:t>Supplemental Figures:</w:t>
-      </w:r>
-      <w:r>
-        <w:rPr>
-          <w:rFonts w:ascii="Arial" w:hAnsi="Arial" w:cs="Arial"/>
-          <w:sz w:val="20"/>
-          <w:szCs w:val="20"/>
-        </w:rPr>
-        <w:t xml:space="preserve"> Acoustic space plots representing all simulated individuals with different levels of encoded information: </w:t>
+        </w:rPr>
+        <w:t>Supplemental Figure</w:t>
       </w:r>
       <w:r>
         <w:rPr>
           <w:rFonts w:ascii="Arial" w:hAnsi="Arial" w:cs="Arial"/>
           <w:b/>
           <w:bCs/>
-          <w:sz w:val="20"/>
-          <w:szCs w:val="20"/>
-        </w:rPr>
-        <w:t xml:space="preserve">(A) </w:t>
-      </w:r>
-      <w:r>
-        <w:rPr>
-          <w:rFonts w:ascii="Arial" w:hAnsi="Arial" w:cs="Arial"/>
-          <w:sz w:val="20"/>
-          <w:szCs w:val="20"/>
-        </w:rPr>
-        <w:t xml:space="preserve">more group membership information encoded in the calls with polygons drawn by group identity, </w:t>
+        </w:rPr>
+        <w:t xml:space="preserve"> 1</w:t>
       </w:r>
       <w:r>
         <w:rPr>
           <w:rFonts w:ascii="Arial" w:hAnsi="Arial" w:cs="Arial"/>
           <w:b/>
           <w:bCs/>
-          <w:sz w:val="20"/>
-          <w:szCs w:val="20"/>
-        </w:rPr>
-        <w:t xml:space="preserve">(B) </w:t>
-      </w:r>
-      <w:r>
-        <w:rPr>
-          <w:rFonts w:ascii="Arial" w:hAnsi="Arial" w:cs="Arial"/>
-          <w:sz w:val="20"/>
-          <w:szCs w:val="20"/>
-        </w:rPr>
-        <w:t xml:space="preserve">more group membership information encoded in the calls with polygons drawn by individual identity, </w:t>
+        </w:rPr>
+        <w:t>:</w:t>
+      </w:r>
+      <w:r>
+        <w:rPr>
+          <w:rFonts w:ascii="Arial" w:hAnsi="Arial" w:cs="Arial"/>
+        </w:rPr>
+        <w:t xml:space="preserve"> Acoustic space plots representing all simulated individuals with different levels of encoded information: </w:t>
       </w:r>
       <w:r>
         <w:rPr>
           <w:rFonts w:ascii="Arial" w:hAnsi="Arial" w:cs="Arial"/>
           <w:b/>
           <w:bCs/>
-          <w:sz w:val="20"/>
-          <w:szCs w:val="20"/>
-        </w:rPr>
-        <w:t xml:space="preserve">(C) </w:t>
-      </w:r>
-      <w:r>
-        <w:rPr>
-          <w:rFonts w:ascii="Arial" w:hAnsi="Arial" w:cs="Arial"/>
-          <w:sz w:val="20"/>
-          <w:szCs w:val="20"/>
-        </w:rPr>
-        <w:t xml:space="preserve">more individual information encoded in the calls with polygons drawn by group identity, and </w:t>
+        </w:rPr>
+        <w:t xml:space="preserve">(A) </w:t>
+      </w:r>
+      <w:r>
+        <w:rPr>
+          <w:rFonts w:ascii="Arial" w:hAnsi="Arial" w:cs="Arial"/>
+        </w:rPr>
+        <w:t xml:space="preserve">more group membership information encoded in the calls with polygons drawn by group identity, </w:t>
       </w:r>
       <w:r>
         <w:rPr>
           <w:rFonts w:ascii="Arial" w:hAnsi="Arial" w:cs="Arial"/>
           <w:b/>
           <w:bCs/>
-          <w:sz w:val="20"/>
-          <w:szCs w:val="20"/>
-        </w:rPr>
-        <w:t xml:space="preserve">(D) </w:t>
-      </w:r>
-      <w:r>
-        <w:rPr>
-          <w:rFonts w:ascii="Arial" w:hAnsi="Arial" w:cs="Arial"/>
-          <w:sz w:val="20"/>
-          <w:szCs w:val="20"/>
-        </w:rPr>
-        <w:t xml:space="preserve">more individual information encoded in the calls with polygons drawn by individual identity. Colors represent group </w:t>
-      </w:r>
-      <w:proofErr w:type="gramStart"/>
-      <w:r>
-        <w:rPr>
-          <w:rFonts w:ascii="Arial" w:hAnsi="Arial" w:cs="Arial"/>
-          <w:sz w:val="20"/>
-          <w:szCs w:val="20"/>
-        </w:rPr>
-        <w:t>identity,</w:t>
-      </w:r>
-      <w:proofErr w:type="gramEnd"/>
-      <w:r>
-        <w:rPr>
-          <w:rFonts w:ascii="Arial" w:hAnsi="Arial" w:cs="Arial"/>
-          <w:sz w:val="20"/>
-          <w:szCs w:val="20"/>
-        </w:rPr>
-        <w:t xml:space="preserve"> shapes represent different individuals.</w:t>
-      </w:r>
-    </w:p>
-    <w:p>
-      <w:pPr>
-        <w:spacing w:line="360" w:lineRule="auto"/>
-        <w:rPr>
-          <w:rFonts w:ascii="Arial" w:hAnsi="Arial" w:cs="Arial"/>
-        </w:rPr>
-      </w:pPr>
-    </w:p>
-    <w:p>
-      <w:pPr>
-        <w:rPr>
-          <w:rFonts w:ascii="Arial" w:hAnsi="Arial" w:cs="Arial"/>
-        </w:rPr>
-      </w:pPr>
-      <w:r>
-        <w:rPr>
-          <w:rFonts w:ascii="Arial" w:hAnsi="Arial" w:cs="Arial"/>
-        </w:rPr>
-        <w:t>Zombie text for supplement</w:t>
-      </w:r>
-      <w:r>
-        <w:rPr>
-          <w:rFonts w:ascii="Arial" w:hAnsi="Arial" w:cs="Arial"/>
-        </w:rPr>
-        <w:t>al figs:</w:t>
-      </w:r>
-    </w:p>
-    <w:p>
-      <w:pPr>
-        <w:spacing w:line="360" w:lineRule="auto"/>
-        <w:rPr>
-          <w:rFonts w:ascii="Arial" w:hAnsi="Arial" w:cs="Arial"/>
-        </w:rPr>
-      </w:pPr>
-      <w:r>
-        <w:rPr>
-          <w:rFonts w:ascii="Arial" w:hAnsi="Arial" w:cs="Arial"/>
-        </w:rPr>
-        <w:t>With the synthetic signals where more group information was encoded, there is clustering of individuals by group identity within acoustic space (</w:t>
-      </w:r>
-      <w:r>
-        <w:rPr>
-          <w:rFonts w:ascii="Arial" w:hAnsi="Arial" w:cs="Arial"/>
-        </w:rPr>
-        <w:t>Figure 2A</w:t>
-      </w:r>
-      <w:r>
-        <w:rPr>
-          <w:rFonts w:ascii="Arial" w:hAnsi="Arial" w:cs="Arial"/>
-        </w:rPr>
-        <w:t>). This suggests that individuals are being categorized back to their group identity when running traditional bioacoustics analyses on our synthetically generated calls. Inversely, with the synthetic signals where more individual identity information was encoded, there are patterns of clustering by individual identity within acoustic space (</w:t>
-      </w:r>
-      <w:r>
-        <w:rPr>
-          <w:rFonts w:ascii="Arial" w:hAnsi="Arial" w:cs="Arial"/>
-        </w:rPr>
-        <w:t>Figure 2D</w:t>
-      </w:r>
-      <w:r>
-        <w:rPr>
-          <w:rFonts w:ascii="Arial" w:hAnsi="Arial" w:cs="Arial"/>
-        </w:rPr>
-        <w:t xml:space="preserve">). </w:t>
-      </w:r>
-      <w:commentRangeStart w:id="40"/>
-      <w:r>
-        <w:rPr>
-          <w:rFonts w:ascii="Arial" w:hAnsi="Arial" w:cs="Arial"/>
-        </w:rPr>
-        <w:t>This suggests that individuals are being categorized in distinct individual clusters when running traditional bioacoustics analyses on our synthetically generated calls.</w:t>
-      </w:r>
-      <w:commentRangeEnd w:id="40"/>
-      <w:r>
-        <w:rPr>
-          <w:rStyle w:val="CommentReference"/>
-        </w:rPr>
-        <w:commentReference w:id="40"/>
-      </w:r>
-    </w:p>
-    <w:p>
-      <w:pPr>
-        <w:rPr>
-          <w:rFonts w:ascii="Arial" w:hAnsi="Arial" w:cs="Arial"/>
-        </w:rPr>
-      </w:pPr>
-    </w:p>
-    <w:p>
-      <w:pPr>
+        </w:rPr>
+        <w:t xml:space="preserve">(B) </w:t>
+      </w:r>
+      <w:r>
+        <w:rPr>
+          <w:rFonts w:ascii="Arial" w:hAnsi="Arial" w:cs="Arial"/>
+        </w:rPr>
+        <w:t xml:space="preserve">more group membership information encoded in the calls with polygons drawn by individual identity, </w:t>
+      </w:r>
+      <w:r>
         <w:rPr>
           <w:rFonts w:ascii="Arial" w:hAnsi="Arial" w:cs="Arial"/>
           <w:b/>
           <w:bCs/>
         </w:rPr>
-      </w:pPr>
+        <w:t xml:space="preserve">(C) </w:t>
+      </w:r>
+      <w:r>
+        <w:rPr>
+          <w:rFonts w:ascii="Arial" w:hAnsi="Arial" w:cs="Arial"/>
+        </w:rPr>
+        <w:t xml:space="preserve">more individual information encoded in the calls with polygons drawn by group identity, and </w:t>
+      </w:r>
       <w:r>
         <w:rPr>
           <w:rFonts w:ascii="Arial" w:hAnsi="Arial" w:cs="Arial"/>
           <w:b/>
           <w:bCs/>
         </w:rPr>
-        <w:t>Zombie Text</w:t>
-      </w:r>
+        <w:t xml:space="preserve">(D) </w:t>
+      </w:r>
+      <w:r>
+        <w:rPr>
+          <w:rFonts w:ascii="Arial" w:hAnsi="Arial" w:cs="Arial"/>
+        </w:rPr>
+        <w:t xml:space="preserve">more individual information encoded in the calls with polygons drawn by individual identity. Colors represent group </w:t>
+      </w:r>
+      <w:proofErr w:type="gramStart"/>
+      <w:r>
+        <w:rPr>
+          <w:rFonts w:ascii="Arial" w:hAnsi="Arial" w:cs="Arial"/>
+        </w:rPr>
+        <w:t>identity,</w:t>
+      </w:r>
+      <w:proofErr w:type="gramEnd"/>
+      <w:r>
+        <w:rPr>
+          <w:rFonts w:ascii="Arial" w:hAnsi="Arial" w:cs="Arial"/>
+        </w:rPr>
+        <w:t xml:space="preserve"> shapes represent different individuals.</w:t>
+      </w:r>
+    </w:p>
+    <w:p>
+      <w:pPr>
+        <w:spacing w:line="360" w:lineRule="auto"/>
+        <w:rPr>
+          <w:rFonts w:ascii="Arial" w:hAnsi="Arial" w:cs="Arial"/>
+        </w:rPr>
+      </w:pPr>
+    </w:p>
+    <w:p>
+      <w:pPr>
+        <w:spacing w:line="360" w:lineRule="auto"/>
+        <w:rPr>
+          <w:rFonts w:ascii="Arial" w:hAnsi="Arial" w:cs="Arial"/>
+        </w:rPr>
+      </w:pPr>
+      <w:r>
+        <w:rPr>
+          <w:rFonts w:ascii="Arial" w:hAnsi="Arial" w:cs="Arial"/>
+        </w:rPr>
+        <w:br w:type="page"/>
+      </w:r>
+    </w:p>
+    <w:p>
+      <w:pPr>
+        <w:spacing w:line="360" w:lineRule="auto"/>
+        <w:rPr>
+          <w:rFonts w:ascii="Arial" w:hAnsi="Arial" w:cs="Arial"/>
+        </w:rPr>
+      </w:pPr>
+      <w:r>
+        <w:rPr>
+          <w:rFonts w:ascii="Arial" w:hAnsi="Arial" w:cs="Arial"/>
+          <w:noProof/>
+        </w:rPr>
+        <w:lastRenderedPageBreak/>
+        <w:drawing>
+          <wp:inline distT="0" distB="0" distL="0" distR="0" wp14:anchorId="0606346E" wp14:editId="2BD4C215">
+            <wp:extent cx="5943600" cy="5943600"/>
+            <wp:effectExtent l="0" t="0" r="0" b="0"/>
+            <wp:docPr id="1617445812" name="Picture 12"/>
+            <wp:cNvGraphicFramePr>
+              <a:graphicFrameLocks xmlns:a="http://schemas.openxmlformats.org/drawingml/2006/main" noChangeAspect="1"/>
+            </wp:cNvGraphicFramePr>
+            <a:graphic xmlns:a="http://schemas.openxmlformats.org/drawingml/2006/main">
+              <a:graphicData uri="http://schemas.openxmlformats.org/drawingml/2006/picture">
+                <pic:pic xmlns:pic="http://schemas.openxmlformats.org/drawingml/2006/picture">
+                  <pic:nvPicPr>
+                    <pic:cNvPr id="0" name="Picture 14"/>
+                    <pic:cNvPicPr>
+                      <a:picLocks noChangeAspect="1" noChangeArrowheads="1"/>
+                    </pic:cNvPicPr>
+                  </pic:nvPicPr>
+                  <pic:blipFill>
+                    <a:blip r:embed="rId19" cstate="print">
+                      <a:extLst>
+                        <a:ext uri="{28A0092B-C50C-407E-A947-70E740481C1C}">
+                          <a14:useLocalDpi xmlns:a14="http://schemas.microsoft.com/office/drawing/2010/main" val="0"/>
+                        </a:ext>
+                      </a:extLst>
+                    </a:blip>
+                    <a:srcRect/>
+                    <a:stretch>
+                      <a:fillRect/>
+                    </a:stretch>
+                  </pic:blipFill>
+                  <pic:spPr bwMode="auto">
+                    <a:xfrm>
+                      <a:off x="0" y="0"/>
+                      <a:ext cx="5943600" cy="5943600"/>
+                    </a:xfrm>
+                    <a:prstGeom prst="rect">
+                      <a:avLst/>
+                    </a:prstGeom>
+                    <a:noFill/>
+                    <a:ln>
+                      <a:noFill/>
+                    </a:ln>
+                  </pic:spPr>
+                </pic:pic>
+              </a:graphicData>
+            </a:graphic>
+          </wp:inline>
+        </w:drawing>
+      </w:r>
+      <w:r>
+        <w:rPr>
+          <w:rFonts w:ascii="Arial" w:hAnsi="Arial" w:cs="Arial"/>
+        </w:rPr>
+        <w:t>Supplemental figure 2</w:t>
+      </w:r>
+      <w:r>
+        <w:rPr>
+          <w:rFonts w:ascii="Arial" w:hAnsi="Arial" w:cs="Arial"/>
+        </w:rPr>
+        <w:t>: orange = group, blue = individual</w:t>
+      </w:r>
+    </w:p>
+    <w:p>
+      <w:pPr>
+        <w:rPr>
+          <w:rFonts w:ascii="Arial" w:hAnsi="Arial" w:cs="Arial"/>
+        </w:rPr>
+      </w:pPr>
+      <w:r>
+        <w:rPr>
+          <w:rFonts w:ascii="Arial" w:hAnsi="Arial" w:cs="Arial"/>
+        </w:rPr>
+        <w:br w:type="page"/>
+      </w:r>
+    </w:p>
+    <w:p>
+      <w:pPr>
+        <w:spacing w:line="360" w:lineRule="auto"/>
+        <w:rPr>
+          <w:rFonts w:ascii="Arial" w:hAnsi="Arial" w:cs="Arial"/>
+        </w:rPr>
+      </w:pPr>
+      <w:r>
+        <w:rPr>
+          <w:rFonts w:ascii="Arial" w:hAnsi="Arial" w:cs="Arial"/>
+          <w:noProof/>
+        </w:rPr>
+        <w:lastRenderedPageBreak/>
+        <w:drawing>
+          <wp:inline distT="0" distB="0" distL="0" distR="0" wp14:anchorId="5283C7FD" wp14:editId="16829D2F">
+            <wp:extent cx="5943600" cy="5943600"/>
+            <wp:effectExtent l="0" t="0" r="0" b="0"/>
+            <wp:docPr id="1580461420" name="Picture 13"/>
+            <wp:cNvGraphicFramePr>
+              <a:graphicFrameLocks xmlns:a="http://schemas.openxmlformats.org/drawingml/2006/main" noChangeAspect="1"/>
+            </wp:cNvGraphicFramePr>
+            <a:graphic xmlns:a="http://schemas.openxmlformats.org/drawingml/2006/main">
+              <a:graphicData uri="http://schemas.openxmlformats.org/drawingml/2006/picture">
+                <pic:pic xmlns:pic="http://schemas.openxmlformats.org/drawingml/2006/picture">
+                  <pic:nvPicPr>
+                    <pic:cNvPr id="0" name="Picture 15"/>
+                    <pic:cNvPicPr>
+                      <a:picLocks noChangeAspect="1" noChangeArrowheads="1"/>
+                    </pic:cNvPicPr>
+                  </pic:nvPicPr>
+                  <pic:blipFill>
+                    <a:blip r:embed="rId20" cstate="print">
+                      <a:extLst>
+                        <a:ext uri="{28A0092B-C50C-407E-A947-70E740481C1C}">
+                          <a14:useLocalDpi xmlns:a14="http://schemas.microsoft.com/office/drawing/2010/main" val="0"/>
+                        </a:ext>
+                      </a:extLst>
+                    </a:blip>
+                    <a:srcRect/>
+                    <a:stretch>
+                      <a:fillRect/>
+                    </a:stretch>
+                  </pic:blipFill>
+                  <pic:spPr bwMode="auto">
+                    <a:xfrm>
+                      <a:off x="0" y="0"/>
+                      <a:ext cx="5943600" cy="5943600"/>
+                    </a:xfrm>
+                    <a:prstGeom prst="rect">
+                      <a:avLst/>
+                    </a:prstGeom>
+                    <a:noFill/>
+                    <a:ln>
+                      <a:noFill/>
+                    </a:ln>
+                  </pic:spPr>
+                </pic:pic>
+              </a:graphicData>
+            </a:graphic>
+          </wp:inline>
+        </w:drawing>
+      </w:r>
+    </w:p>
+    <w:p>
+      <w:pPr>
+        <w:spacing w:line="360" w:lineRule="auto"/>
+        <w:rPr>
+          <w:rFonts w:ascii="Arial" w:hAnsi="Arial" w:cs="Arial"/>
+        </w:rPr>
+      </w:pPr>
+      <w:r>
+        <w:rPr>
+          <w:rFonts w:ascii="Arial" w:hAnsi="Arial" w:cs="Arial"/>
+        </w:rPr>
+        <w:t>Supplemental figure 3</w:t>
+      </w:r>
+      <w:proofErr w:type="gramStart"/>
+      <w:r>
+        <w:rPr>
+          <w:rFonts w:ascii="Arial" w:hAnsi="Arial" w:cs="Arial"/>
+        </w:rPr>
+        <w:t xml:space="preserve">: </w:t>
+      </w:r>
+      <w:r>
+        <w:rPr>
+          <w:rFonts w:ascii="Arial" w:hAnsi="Arial" w:cs="Arial"/>
+        </w:rPr>
+        <w:t>:</w:t>
+      </w:r>
+      <w:proofErr w:type="gramEnd"/>
+      <w:r>
+        <w:rPr>
+          <w:rFonts w:ascii="Arial" w:hAnsi="Arial" w:cs="Arial"/>
+        </w:rPr>
+        <w:t xml:space="preserve"> orange = group, blue = individual</w:t>
+      </w:r>
+    </w:p>
+    <w:p>
+      <w:pPr>
+        <w:spacing w:line="360" w:lineRule="auto"/>
+        <w:rPr>
+          <w:rFonts w:ascii="Arial" w:hAnsi="Arial" w:cs="Arial"/>
+        </w:rPr>
+      </w:pPr>
+    </w:p>
+    <w:p>
+      <w:pPr>
+        <w:rPr>
+          <w:rFonts w:ascii="Arial" w:hAnsi="Arial" w:cs="Arial"/>
+        </w:rPr>
+      </w:pPr>
+      <w:r>
+        <w:rPr>
+          <w:rFonts w:ascii="Arial" w:hAnsi="Arial" w:cs="Arial"/>
+        </w:rPr>
+        <w:br w:type="page"/>
+      </w:r>
+    </w:p>
+    <w:p>
+      <w:pPr>
+        <w:rPr>
+          <w:rFonts w:ascii="Arial" w:hAnsi="Arial" w:cs="Arial"/>
+        </w:rPr>
+      </w:pPr>
+      <w:r>
+        <w:rPr>
+          <w:rFonts w:ascii="Arial" w:hAnsi="Arial" w:cs="Arial"/>
+        </w:rPr>
+        <w:lastRenderedPageBreak/>
+        <w:t>Zombie text for supplement</w:t>
+      </w:r>
+      <w:r>
+        <w:rPr>
+          <w:rFonts w:ascii="Arial" w:hAnsi="Arial" w:cs="Arial"/>
+        </w:rPr>
+        <w:t>al figs:</w:t>
+      </w:r>
+    </w:p>
+    <w:p>
+      <w:pPr>
+        <w:spacing w:line="360" w:lineRule="auto"/>
+        <w:rPr>
+          <w:rFonts w:ascii="Arial" w:hAnsi="Arial" w:cs="Arial"/>
+        </w:rPr>
+      </w:pPr>
+      <w:r>
+        <w:rPr>
+          <w:rFonts w:ascii="Arial" w:hAnsi="Arial" w:cs="Arial"/>
+        </w:rPr>
+        <w:t>With the synthetic signals where more group information was encoded, there is clustering of individuals by group identity within acoustic space (</w:t>
+      </w:r>
+      <w:r>
+        <w:rPr>
+          <w:rFonts w:ascii="Arial" w:hAnsi="Arial" w:cs="Arial"/>
+        </w:rPr>
+        <w:t>Figure 2A</w:t>
+      </w:r>
+      <w:r>
+        <w:rPr>
+          <w:rFonts w:ascii="Arial" w:hAnsi="Arial" w:cs="Arial"/>
+        </w:rPr>
+        <w:t>). This suggests that individuals are being categorized back to their group identity when running traditional bioacoustics analyses on our synthetically generated calls. Inversely, with the synthetic signals where more individual identity information was encoded, there are patterns of clustering by individual identity within acoustic space (</w:t>
+      </w:r>
+      <w:r>
+        <w:rPr>
+          <w:rFonts w:ascii="Arial" w:hAnsi="Arial" w:cs="Arial"/>
+        </w:rPr>
+        <w:t>Figure 2D</w:t>
+      </w:r>
+      <w:r>
+        <w:rPr>
+          <w:rFonts w:ascii="Arial" w:hAnsi="Arial" w:cs="Arial"/>
+        </w:rPr>
+        <w:t xml:space="preserve">). </w:t>
+      </w:r>
+      <w:commentRangeStart w:id="38"/>
+      <w:r>
+        <w:rPr>
+          <w:rFonts w:ascii="Arial" w:hAnsi="Arial" w:cs="Arial"/>
+        </w:rPr>
+        <w:t>This suggests that individuals are being categorized in distinct individual clusters when running traditional bioacoustics analyses on our synthetically generated calls.</w:t>
+      </w:r>
+      <w:commentRangeEnd w:id="38"/>
+      <w:r>
+        <w:rPr>
+          <w:rStyle w:val="CommentReference"/>
+        </w:rPr>
+        <w:commentReference w:id="38"/>
+      </w:r>
+    </w:p>
+    <w:p>
+      <w:pPr>
+        <w:rPr>
+          <w:rFonts w:ascii="Arial" w:hAnsi="Arial" w:cs="Arial"/>
+        </w:rPr>
+      </w:pPr>
     </w:p>
     <w:p>
       <w:pPr>
@@ -8453,16 +8986,33 @@
           <w:bCs/>
         </w:rPr>
       </w:pPr>
-    </w:p>
-    <w:p>
-      <w:pPr>
+      <w:r>
         <w:rPr>
           <w:rFonts w:ascii="Arial" w:hAnsi="Arial" w:cs="Arial"/>
           <w:b/>
           <w:bCs/>
         </w:rPr>
-      </w:pPr>
-      <w:commentRangeStart w:id="41"/>
+        <w:t>Zombie Text</w:t>
+      </w:r>
+    </w:p>
+    <w:p>
+      <w:pPr>
+        <w:rPr>
+          <w:rFonts w:ascii="Arial" w:hAnsi="Arial" w:cs="Arial"/>
+          <w:b/>
+          <w:bCs/>
+        </w:rPr>
+      </w:pPr>
+    </w:p>
+    <w:p>
+      <w:pPr>
+        <w:rPr>
+          <w:rFonts w:ascii="Arial" w:hAnsi="Arial" w:cs="Arial"/>
+          <w:b/>
+          <w:bCs/>
+        </w:rPr>
+      </w:pPr>
+      <w:commentRangeStart w:id="39"/>
       <w:r>
         <w:rPr>
           <w:rFonts w:ascii="Arial" w:hAnsi="Arial" w:cs="Arial"/>
@@ -8513,12 +9063,12 @@
         </w:rPr>
         <w:t xml:space="preserve"> therefore may not be assessing the full scope of how information can be encoded across a range of species.</w:t>
       </w:r>
-      <w:commentRangeEnd w:id="41"/>
+      <w:commentRangeEnd w:id="39"/>
       <w:r>
         <w:rPr>
           <w:rStyle w:val="CommentReference"/>
         </w:rPr>
-        <w:commentReference w:id="41"/>
+        <w:commentReference w:id="39"/>
       </w:r>
     </w:p>
     <w:p>
@@ -8543,15 +9093,29 @@
         </w:rPr>
         <w:t xml:space="preserve">Several computationally intensive tools have emerged to assess the degree or types of information encoded in </w:t>
       </w:r>
+      <w:commentRangeStart w:id="40"/>
+      <w:commentRangeStart w:id="41"/>
       <w:commentRangeStart w:id="42"/>
-      <w:commentRangeStart w:id="43"/>
-      <w:commentRangeStart w:id="44"/>
       <w:r>
         <w:rPr>
           <w:rFonts w:ascii="Arial" w:hAnsi="Arial" w:cs="Arial"/>
         </w:rPr>
         <w:t>signals</w:t>
       </w:r>
+      <w:commentRangeEnd w:id="40"/>
+      <w:r>
+        <w:rPr>
+          <w:rStyle w:val="CommentReference"/>
+        </w:rPr>
+        <w:commentReference w:id="40"/>
+      </w:r>
+      <w:commentRangeEnd w:id="41"/>
+      <w:r>
+        <w:rPr>
+          <w:rStyle w:val="CommentReference"/>
+        </w:rPr>
+        <w:commentReference w:id="41"/>
+      </w:r>
       <w:commentRangeEnd w:id="42"/>
       <w:r>
         <w:rPr>
@@ -8559,20 +9123,6 @@
         </w:rPr>
         <w:commentReference w:id="42"/>
       </w:r>
-      <w:commentRangeEnd w:id="43"/>
-      <w:r>
-        <w:rPr>
-          <w:rStyle w:val="CommentReference"/>
-        </w:rPr>
-        <w:commentReference w:id="43"/>
-      </w:r>
-      <w:commentRangeEnd w:id="44"/>
-      <w:r>
-        <w:rPr>
-          <w:rStyle w:val="CommentReference"/>
-        </w:rPr>
-        <w:commentReference w:id="44"/>
-      </w:r>
       <w:r>
         <w:rPr>
           <w:rFonts w:ascii="Arial" w:hAnsi="Arial" w:cs="Arial"/>
@@ -8817,7 +9367,14 @@
         <w:rPr>
           <w:rFonts w:ascii="Arial" w:hAnsi="Arial" w:cs="Arial"/>
         </w:rPr>
-        <w:t>(Coppinger et al., 2019; Freeberg, 2006; Selman &amp; Freeberg, 2024)</w:t>
+        <w:t xml:space="preserve">(Coppinger et al., 2019; </w:t>
+      </w:r>
+      <w:r>
+        <w:rPr>
+          <w:rFonts w:ascii="Arial" w:hAnsi="Arial" w:cs="Arial"/>
+        </w:rPr>
+        <w:lastRenderedPageBreak/>
+        <w:t>Freeberg, 2006; Selman &amp; Freeberg, 2024)</w:t>
       </w:r>
       <w:r>
         <w:rPr>
@@ -9005,7 +9562,6 @@
         <w:rPr>
           <w:rFonts w:ascii="Arial" w:hAnsi="Arial" w:cs="Arial"/>
         </w:rPr>
-        <w:lastRenderedPageBreak/>
         <w:t>Analysis questions: How similar are an individual’s calls to its own calls, compared to calls of other individuals? And the same for groups</w:t>
       </w:r>
     </w:p>
@@ -9122,7 +9678,7 @@
       </w:pPr>
     </w:p>
     <w:sectPr>
-      <w:footerReference w:type="default" r:id="rId15"/>
+      <w:footerReference w:type="default" r:id="rId21"/>
       <w:pgSz w:w="12240" w:h="15840"/>
       <w:pgMar w:top="1440" w:right="1440" w:bottom="1440" w:left="1440" w:header="720" w:footer="720" w:gutter="0"/>
       <w:lnNumType w:countBy="1" w:restart="continuous"/>
@@ -9424,7 +9980,7 @@
       </w:r>
     </w:p>
   </w:comment>
-  <w:comment w:id="11" w:author="Coppinger, Brittany" w:date="2024-12-20T14:52:00Z" w:initials="BC">
+  <w:comment w:id="10" w:author="Coppinger, Brittany" w:date="2024-12-20T14:52:00Z" w:initials="BC">
     <w:p>
       <w:pPr>
         <w:pStyle w:val="CommentText"/>
@@ -9440,7 +9996,7 @@
       </w:r>
     </w:p>
   </w:comment>
-  <w:comment w:id="12" w:author="Smith Vidaurre, Grace" w:date="2025-02-17T10:35:00Z" w:initials="GSV">
+  <w:comment w:id="11" w:author="Smith Vidaurre, Grace" w:date="2025-02-17T10:35:00Z" w:initials="GSV">
     <w:p>
       <w:r>
         <w:rPr>
@@ -9457,7 +10013,7 @@
       </w:r>
     </w:p>
   </w:comment>
-  <w:comment w:id="13" w:author="Smith Vidaurre, Grace" w:date="2025-02-17T10:39:00Z" w:initials="GSV">
+  <w:comment w:id="12" w:author="Smith Vidaurre, Grace" w:date="2025-02-17T10:39:00Z" w:initials="GSV">
     <w:p>
       <w:r>
         <w:rPr>
@@ -9474,7 +10030,7 @@
       </w:r>
     </w:p>
   </w:comment>
-  <w:comment w:id="14" w:author="Coppinger, Brittany" w:date="2025-02-13T14:09:00Z" w:initials="BC">
+  <w:comment w:id="13" w:author="Coppinger, Brittany" w:date="2025-02-13T14:09:00Z" w:initials="BC">
     <w:p>
       <w:pPr>
         <w:pStyle w:val="CommentText"/>
@@ -9490,7 +10046,7 @@
       </w:r>
     </w:p>
   </w:comment>
-  <w:comment w:id="15" w:author="Summer Eckhardt" w:date="2025-01-24T09:51:00Z" w:initials="SE">
+  <w:comment w:id="14" w:author="Summer Eckhardt" w:date="2025-01-24T09:51:00Z" w:initials="SE">
     <w:p>
       <w:pPr>
         <w:pStyle w:val="CommentText"/>
@@ -9506,7 +10062,7 @@
       </w:r>
     </w:p>
   </w:comment>
-  <w:comment w:id="16" w:author="Summer Eckhardt" w:date="2025-01-27T10:41:00Z" w:initials="SE">
+  <w:comment w:id="15" w:author="Summer Eckhardt" w:date="2025-01-27T10:41:00Z" w:initials="SE">
     <w:p>
       <w:pPr>
         <w:pStyle w:val="CommentText"/>
@@ -9522,7 +10078,7 @@
       </w:r>
     </w:p>
   </w:comment>
-  <w:comment w:id="17" w:author="Summer Eckhardt" w:date="2025-01-24T10:02:00Z" w:initials="SE">
+  <w:comment w:id="16" w:author="Summer Eckhardt" w:date="2025-01-24T10:02:00Z" w:initials="SE">
     <w:p>
       <w:pPr>
         <w:pStyle w:val="CommentText"/>
@@ -9538,7 +10094,7 @@
       </w:r>
     </w:p>
   </w:comment>
-  <w:comment w:id="18" w:author="Samman, Raneem" w:date="2025-01-13T15:07:00Z" w:initials="RS">
+  <w:comment w:id="17" w:author="Samman, Raneem" w:date="2025-01-13T15:07:00Z" w:initials="RS">
     <w:p>
       <w:r>
         <w:rPr>
@@ -9556,7 +10112,7 @@
       </w:r>
     </w:p>
   </w:comment>
-  <w:comment w:id="19" w:author="Coppinger, Brittany" w:date="2025-01-15T13:17:00Z" w:initials="BC">
+  <w:comment w:id="18" w:author="Coppinger, Brittany" w:date="2025-01-15T13:17:00Z" w:initials="BC">
     <w:p>
       <w:pPr>
         <w:pStyle w:val="CommentText"/>
@@ -9583,7 +10139,7 @@
       </w:r>
     </w:p>
   </w:comment>
-  <w:comment w:id="20" w:author="Coppinger, Brittany" w:date="2025-01-07T15:07:00Z" w:initials="BC">
+  <w:comment w:id="19" w:author="Coppinger, Brittany" w:date="2025-01-07T15:07:00Z" w:initials="BC">
     <w:p>
       <w:pPr>
         <w:pStyle w:val="CommentText"/>
@@ -9599,7 +10155,7 @@
       </w:r>
     </w:p>
   </w:comment>
-  <w:comment w:id="21" w:author="Samman, Raneem" w:date="2025-01-13T15:08:00Z" w:initials="RS">
+  <w:comment w:id="20" w:author="Samman, Raneem" w:date="2025-01-13T15:08:00Z" w:initials="RS">
     <w:p>
       <w:r>
         <w:rPr>
@@ -9617,7 +10173,7 @@
       </w:r>
     </w:p>
   </w:comment>
-  <w:comment w:id="22" w:author="Samman, Raneem" w:date="2025-01-13T15:10:00Z" w:initials="RS">
+  <w:comment w:id="21" w:author="Samman, Raneem" w:date="2025-01-13T15:10:00Z" w:initials="RS">
     <w:p>
       <w:r>
         <w:rPr>
@@ -9635,7 +10191,7 @@
       </w:r>
     </w:p>
   </w:comment>
-  <w:comment w:id="23" w:author="Coppinger, Brittany" w:date="2025-01-07T15:01:00Z" w:initials="BC">
+  <w:comment w:id="22" w:author="Coppinger, Brittany" w:date="2025-01-07T15:01:00Z" w:initials="BC">
     <w:p>
       <w:pPr>
         <w:pStyle w:val="CommentText"/>
@@ -9651,7 +10207,7 @@
       </w:r>
     </w:p>
   </w:comment>
-  <w:comment w:id="24" w:author="Coppinger, Brittany" w:date="2025-01-07T15:08:00Z" w:initials="BC">
+  <w:comment w:id="23" w:author="Coppinger, Brittany" w:date="2025-01-07T15:08:00Z" w:initials="BC">
     <w:p>
       <w:pPr>
         <w:pStyle w:val="CommentText"/>
@@ -9667,7 +10223,7 @@
       </w:r>
     </w:p>
   </w:comment>
-  <w:comment w:id="25" w:author="Coppinger, Brittany" w:date="2025-01-07T15:12:00Z" w:initials="BC">
+  <w:comment w:id="24" w:author="Coppinger, Brittany" w:date="2025-01-07T15:12:00Z" w:initials="BC">
     <w:p>
       <w:pPr>
         <w:pStyle w:val="CommentText"/>
@@ -9683,7 +10239,7 @@
       </w:r>
     </w:p>
   </w:comment>
-  <w:comment w:id="26" w:author="Coppinger, Brittany" w:date="2025-02-13T13:55:00Z" w:initials="BC">
+  <w:comment w:id="25" w:author="Coppinger, Brittany" w:date="2025-04-03T14:53:00Z" w:initials="BC">
     <w:p>
       <w:pPr>
         <w:pStyle w:val="CommentText"/>
@@ -9695,11 +10251,11 @@
         <w:annotationRef/>
       </w:r>
       <w:r>
-        <w:t>Draft text - need to update when graphs are more finalized. Also check about how other people write about space plots (like sturdy paper)</w:t>
+        <w:t>This is super awkward, I need to think of a better way to say this. Probably include something about information theory</w:t>
       </w:r>
     </w:p>
   </w:comment>
-  <w:comment w:id="29" w:author="Coppinger, Brittany" w:date="2025-01-09T10:23:00Z" w:initials="BC">
+  <w:comment w:id="26" w:author="Coppinger, Brittany" w:date="2025-04-03T15:34:00Z" w:initials="BC">
     <w:p>
       <w:pPr>
         <w:pStyle w:val="CommentText"/>
@@ -9711,6 +10267,38 @@
         <w:annotationRef/>
       </w:r>
       <w:r>
+        <w:t>Need more detail here, but I am unsure what we did</w:t>
+      </w:r>
+    </w:p>
+  </w:comment>
+  <w:comment w:id="27" w:author="Coppinger, Brittany" w:date="2025-04-03T15:48:00Z" w:initials="BC">
+    <w:p>
+      <w:pPr>
+        <w:pStyle w:val="CommentText"/>
+      </w:pPr>
+      <w:r>
+        <w:rPr>
+          <w:rStyle w:val="CommentReference"/>
+        </w:rPr>
+        <w:annotationRef/>
+      </w:r>
+      <w:r>
+        <w:t>Grace, are you able to add a quick sentence or two summarizing how to did these calculations?</w:t>
+      </w:r>
+    </w:p>
+  </w:comment>
+  <w:comment w:id="28" w:author="Coppinger, Brittany" w:date="2025-01-09T10:23:00Z" w:initials="BC">
+    <w:p>
+      <w:pPr>
+        <w:pStyle w:val="CommentText"/>
+      </w:pPr>
+      <w:r>
+        <w:rPr>
+          <w:rStyle w:val="CommentReference"/>
+        </w:rPr>
+        <w:annotationRef/>
+      </w:r>
+      <w:r>
         <w:t xml:space="preserve">Make reference to the fact that we are using a very simple generative model to encode diversity of information in signals. </w:t>
       </w:r>
     </w:p>
@@ -9767,7 +10355,7 @@
       </w:pPr>
     </w:p>
   </w:comment>
-  <w:comment w:id="30" w:author="Coppinger, Brittany" w:date="2025-02-13T13:56:00Z" w:initials="BC">
+  <w:comment w:id="29" w:author="Coppinger, Brittany" w:date="2025-02-13T13:56:00Z" w:initials="BC">
     <w:p>
       <w:pPr>
         <w:pStyle w:val="CommentText"/>
@@ -9783,7 +10371,7 @@
       </w:r>
     </w:p>
   </w:comment>
-  <w:comment w:id="31" w:author="Summer Eckhardt" w:date="2025-01-24T10:16:00Z" w:initials="SE">
+  <w:comment w:id="30" w:author="Summer Eckhardt" w:date="2025-01-24T10:16:00Z" w:initials="SE">
     <w:p>
       <w:pPr>
         <w:pStyle w:val="CommentText"/>
@@ -9799,7 +10387,7 @@
       </w:r>
     </w:p>
   </w:comment>
-  <w:comment w:id="32" w:author="Summer Eckhardt" w:date="2025-01-29T09:35:00Z" w:initials="SE">
+  <w:comment w:id="31" w:author="Summer Eckhardt" w:date="2025-01-29T09:35:00Z" w:initials="SE">
     <w:p>
       <w:pPr>
         <w:pStyle w:val="CommentText"/>
@@ -9815,7 +10403,7 @@
       </w:r>
     </w:p>
   </w:comment>
-  <w:comment w:id="33" w:author="Coppinger, Brittany" w:date="2025-02-13T14:16:00Z" w:initials="BC">
+  <w:comment w:id="32" w:author="Coppinger, Brittany" w:date="2025-04-03T12:03:00Z" w:initials="BC">
     <w:p>
       <w:pPr>
         <w:pStyle w:val="CommentText"/>
@@ -9827,11 +10415,11 @@
         <w:annotationRef/>
       </w:r>
       <w:r>
-        <w:t xml:space="preserve">Summer, I moved the figures how here for submission style formatting - this is slightly dependent on what journal you submit to and who the senior author is, but typical formatting is that figures go after the references. For the image, I always do “in-line with text” because there is less of a chance for the figure to get out of place at the text moves around during the drafting process. Also, each figure down here should be on its own page. Reviews seem to like it like this, or at least this is the accepted format most places ☺️ </w:t>
+        <w:t>This needs to be updated to include individual variation?</w:t>
       </w:r>
     </w:p>
   </w:comment>
-  <w:comment w:id="34" w:author="Coppinger, Brittany" w:date="2025-02-13T14:28:00Z" w:initials="BC">
+  <w:comment w:id="33" w:author="Coppinger, Brittany" w:date="2025-04-03T14:24:00Z" w:initials="BC">
     <w:p>
       <w:pPr>
         <w:pStyle w:val="CommentText"/>
@@ -9843,11 +10431,11 @@
         <w:annotationRef/>
       </w:r>
       <w:r>
-        <w:t xml:space="preserve">From summer (sorry comment didn’t copy): This represents the default string length / composition for code in paRsynth’s ‘generate strings’ R code. </w:t>
+        <w:t>Figure caption needs work</w:t>
       </w:r>
     </w:p>
   </w:comment>
-  <w:comment w:id="35" w:author="Coppinger, Brittany" w:date="2025-02-13T14:29:00Z" w:initials="BC">
+  <w:comment w:id="34" w:author="Coppinger, Brittany" w:date="2025-04-03T14:29:00Z" w:initials="BC">
     <w:p>
       <w:pPr>
         <w:pStyle w:val="CommentText"/>
@@ -9859,11 +10447,11 @@
         <w:annotationRef/>
       </w:r>
       <w:r>
-        <w:t>I think we changed string length in the generate synthetic datasets code, and I think it is 36 now? Currently we aren’t using the function in paRsynth in the code for generating the datasets for figures because they weren’t integrating</w:t>
+        <w:t>TKTK need to fix so box labels read “NMI Group and NMI individual, and axes are labeled “Multidimensional Scaling Dimension 1” and 2</w:t>
       </w:r>
     </w:p>
   </w:comment>
-  <w:comment w:id="36" w:author="Summer Eckhardt" w:date="2025-02-13T13:03:00Z" w:initials="SE">
+  <w:comment w:id="35" w:author="Coppinger, Brittany" w:date="2025-04-03T14:26:00Z" w:initials="BC">
     <w:p>
       <w:pPr>
         <w:pStyle w:val="CommentText"/>
@@ -9875,11 +10463,11 @@
         <w:annotationRef/>
       </w:r>
       <w:r>
-        <w:t>Also, I cannot figure out how to get this image centered?? Need to ask about this</w:t>
+        <w:t>Figure caption needs work</w:t>
       </w:r>
     </w:p>
   </w:comment>
-  <w:comment w:id="37" w:author="Coppinger, Brittany" w:date="2025-02-13T14:25:00Z" w:initials="BC">
+  <w:comment w:id="36" w:author="Coppinger, Brittany" w:date="2025-04-03T14:29:00Z" w:initials="BC">
     <w:p>
       <w:pPr>
         <w:pStyle w:val="CommentText"/>
@@ -9891,11 +10479,11 @@
         <w:annotationRef/>
       </w:r>
       <w:r>
-        <w:t>Ah - click on the image, go to “Picture Format” at the top, then “position” (next to Alt Text and Wrap Text),. Click in-line with text (this puts the image on its own line). Now go back to “home” and click center, like you would for regular text!</w:t>
+        <w:t>TKTK need to fix so box labels read “NMI Group and NMI individual, and axes are labeled “Multidimensional Scaling Dimension 1” and 2</w:t>
       </w:r>
     </w:p>
   </w:comment>
-  <w:comment w:id="38" w:author="Summer Eckhardt" w:date="2025-02-20T16:49:00Z" w:initials="SE">
+  <w:comment w:id="37" w:author="Summer Eckhardt" w:date="2025-02-04T18:49:00Z" w:initials="SE">
     <w:p>
       <w:pPr>
         <w:pStyle w:val="CommentText"/>
@@ -9907,11 +10495,11 @@
         <w:annotationRef/>
       </w:r>
       <w:r>
-        <w:t>This is brilliant, thank you so much!</w:t>
+        <w:t>Need to add legend</w:t>
       </w:r>
     </w:p>
   </w:comment>
-  <w:comment w:id="39" w:author="Summer Eckhardt" w:date="2025-02-04T18:49:00Z" w:initials="SE">
+  <w:comment w:id="38" w:author="Summer Eckhardt" w:date="2025-02-04T19:02:00Z" w:initials="SE">
     <w:p>
       <w:pPr>
         <w:pStyle w:val="CommentText"/>
@@ -9923,27 +10511,11 @@
         <w:annotationRef/>
       </w:r>
       <w:r>
-        <w:t>Need to add legend</w:t>
+        <w:t>Are these last few sentences repetitive?</w:t>
       </w:r>
     </w:p>
   </w:comment>
-  <w:comment w:id="40" w:author="Summer Eckhardt" w:date="2025-02-04T19:02:00Z" w:initials="SE">
-    <w:p>
-      <w:pPr>
-        <w:pStyle w:val="CommentText"/>
-      </w:pPr>
-      <w:r>
-        <w:rPr>
-          <w:rStyle w:val="CommentReference"/>
-        </w:rPr>
-        <w:annotationRef/>
-      </w:r>
-      <w:r>
-        <w:t>Are these last few sentences repetitive?</w:t>
-      </w:r>
-    </w:p>
-  </w:comment>
-  <w:comment w:id="41" w:author="Smith Vidaurre, Grace" w:date="2024-12-18T15:30:00Z" w:initials="GSV">
+  <w:comment w:id="39" w:author="Smith Vidaurre, Grace" w:date="2024-12-18T15:30:00Z" w:initials="GSV">
     <w:p>
       <w:r>
         <w:rPr>
@@ -9960,7 +10532,7 @@
       </w:r>
     </w:p>
   </w:comment>
-  <w:comment w:id="42" w:author="Smith Vidaurre, Grace" w:date="2024-12-16T09:35:00Z" w:initials="GSV">
+  <w:comment w:id="40" w:author="Smith Vidaurre, Grace" w:date="2024-12-16T09:35:00Z" w:initials="GSV">
     <w:p>
       <w:r>
         <w:rPr>
@@ -9977,7 +10549,7 @@
       </w:r>
     </w:p>
   </w:comment>
-  <w:comment w:id="43" w:author="Smith Vidaurre, Grace" w:date="2024-12-16T09:41:00Z" w:initials="GSV">
+  <w:comment w:id="41" w:author="Smith Vidaurre, Grace" w:date="2024-12-16T09:41:00Z" w:initials="GSV">
     <w:p>
       <w:r>
         <w:rPr>
@@ -9994,7 +10566,7 @@
       </w:r>
     </w:p>
   </w:comment>
-  <w:comment w:id="44" w:author="Coppinger, Brittany" w:date="2024-12-16T14:51:00Z" w:initials="BC">
+  <w:comment w:id="42" w:author="Coppinger, Brittany" w:date="2024-12-16T14:51:00Z" w:initials="BC">
     <w:p>
       <w:pPr>
         <w:pStyle w:val="CommentText"/>
@@ -10082,17 +10654,18 @@
   <w15:commentEx w15:paraId="46FF90E6" w15:done="0"/>
   <w15:commentEx w15:paraId="60909739" w15:done="0"/>
   <w15:commentEx w15:paraId="4FE2CCE9" w15:done="0"/>
-  <w15:commentEx w15:paraId="4C055D5C" w15:done="0"/>
+  <w15:commentEx w15:paraId="060720E0" w15:done="0"/>
+  <w15:commentEx w15:paraId="06CBE9B8" w15:done="0"/>
+  <w15:commentEx w15:paraId="0DF6B60F" w15:done="0"/>
   <w15:commentEx w15:paraId="5D37FF45" w15:done="0"/>
   <w15:commentEx w15:paraId="22E6BA3E" w15:done="0"/>
   <w15:commentEx w15:paraId="738EB2C9" w15:done="0"/>
   <w15:commentEx w15:paraId="53D7E1DB" w15:done="0"/>
-  <w15:commentEx w15:paraId="7620E29A" w15:done="0"/>
-  <w15:commentEx w15:paraId="63F9BBE5" w15:done="0"/>
-  <w15:commentEx w15:paraId="13D3F523" w15:paraIdParent="63F9BBE5" w15:done="0"/>
-  <w15:commentEx w15:paraId="04688121" w15:done="0"/>
-  <w15:commentEx w15:paraId="12FEE62D" w15:paraIdParent="04688121" w15:done="0"/>
-  <w15:commentEx w15:paraId="529C0E7A" w15:paraIdParent="04688121" w15:done="0"/>
+  <w15:commentEx w15:paraId="1B55B29D" w15:done="0"/>
+  <w15:commentEx w15:paraId="4AFB1DD7" w15:done="0"/>
+  <w15:commentEx w15:paraId="264B5009" w15:done="0"/>
+  <w15:commentEx w15:paraId="54E6E6C1" w15:done="0"/>
+  <w15:commentEx w15:paraId="44F3D7C7" w15:done="0"/>
   <w15:commentEx w15:paraId="51FFEBBF" w15:done="1"/>
   <w15:commentEx w15:paraId="46432439" w15:done="0"/>
   <w15:commentEx w15:paraId="16D76844" w15:done="0"/>
@@ -10141,17 +10714,18 @@
   <w16cex:commentExtensible w16cex:durableId="5021AB04" w16cex:dateUtc="2025-01-07T20:01:00Z"/>
   <w16cex:commentExtensible w16cex:durableId="728A9CD2" w16cex:dateUtc="2025-01-07T20:08:00Z"/>
   <w16cex:commentExtensible w16cex:durableId="152580F2" w16cex:dateUtc="2025-01-07T20:12:00Z"/>
-  <w16cex:commentExtensible w16cex:durableId="7D3CFC36" w16cex:dateUtc="2025-02-13T18:55:00Z"/>
+  <w16cex:commentExtensible w16cex:durableId="4DA2C7C2" w16cex:dateUtc="2025-04-03T18:53:00Z"/>
+  <w16cex:commentExtensible w16cex:durableId="58E17D70" w16cex:dateUtc="2025-04-03T19:34:00Z"/>
+  <w16cex:commentExtensible w16cex:durableId="06891B55" w16cex:dateUtc="2025-04-03T19:48:00Z"/>
   <w16cex:commentExtensible w16cex:durableId="73EE58F5" w16cex:dateUtc="2025-01-09T15:23:00Z"/>
   <w16cex:commentExtensible w16cex:durableId="64405618" w16cex:dateUtc="2025-02-13T18:56:00Z"/>
   <w16cex:commentExtensible w16cex:durableId="37A2E34E" w16cex:dateUtc="2025-01-24T15:16:00Z"/>
   <w16cex:commentExtensible w16cex:durableId="69881C75" w16cex:dateUtc="2025-01-29T14:35:00Z"/>
-  <w16cex:commentExtensible w16cex:durableId="3B1AE945" w16cex:dateUtc="2025-02-13T19:16:00Z"/>
-  <w16cex:commentExtensible w16cex:durableId="581E7B59" w16cex:dateUtc="2025-02-13T19:28:00Z"/>
-  <w16cex:commentExtensible w16cex:durableId="4899B301" w16cex:dateUtc="2025-02-13T19:29:00Z"/>
-  <w16cex:commentExtensible w16cex:durableId="08FF4B06" w16cex:dateUtc="2025-02-13T18:03:00Z"/>
-  <w16cex:commentExtensible w16cex:durableId="79D4BC88" w16cex:dateUtc="2025-02-13T19:25:00Z"/>
-  <w16cex:commentExtensible w16cex:durableId="0BDF4BAE" w16cex:dateUtc="2025-02-20T21:49:00Z"/>
+  <w16cex:commentExtensible w16cex:durableId="4486E4C7" w16cex:dateUtc="2025-04-03T16:03:00Z"/>
+  <w16cex:commentExtensible w16cex:durableId="715210B5" w16cex:dateUtc="2025-04-03T18:24:00Z"/>
+  <w16cex:commentExtensible w16cex:durableId="54309322" w16cex:dateUtc="2025-04-03T18:29:00Z"/>
+  <w16cex:commentExtensible w16cex:durableId="6DFC5180" w16cex:dateUtc="2025-04-03T18:26:00Z"/>
+  <w16cex:commentExtensible w16cex:durableId="548BA73E" w16cex:dateUtc="2025-04-03T18:29:00Z"/>
   <w16cex:commentExtensible w16cex:durableId="4FBEF316" w16cex:dateUtc="2025-02-04T23:49:00Z"/>
   <w16cex:commentExtensible w16cex:durableId="7E8AE7A5" w16cex:dateUtc="2025-02-05T00:02:00Z"/>
   <w16cex:commentExtensible w16cex:durableId="7658D5BD" w16cex:dateUtc="2024-12-18T20:30:00Z"/>
@@ -10188,17 +10762,18 @@
   <w16cid:commentId w16cid:paraId="46FF90E6" w16cid:durableId="5021AB04"/>
   <w16cid:commentId w16cid:paraId="60909739" w16cid:durableId="728A9CD2"/>
   <w16cid:commentId w16cid:paraId="4FE2CCE9" w16cid:durableId="152580F2"/>
-  <w16cid:commentId w16cid:paraId="4C055D5C" w16cid:durableId="7D3CFC36"/>
+  <w16cid:commentId w16cid:paraId="060720E0" w16cid:durableId="4DA2C7C2"/>
+  <w16cid:commentId w16cid:paraId="06CBE9B8" w16cid:durableId="58E17D70"/>
+  <w16cid:commentId w16cid:paraId="0DF6B60F" w16cid:durableId="06891B55"/>
   <w16cid:commentId w16cid:paraId="5D37FF45" w16cid:durableId="73EE58F5"/>
   <w16cid:commentId w16cid:paraId="22E6BA3E" w16cid:durableId="64405618"/>
   <w16cid:commentId w16cid:paraId="738EB2C9" w16cid:durableId="37A2E34E"/>
   <w16cid:commentId w16cid:paraId="53D7E1DB" w16cid:durableId="69881C75"/>
-  <w16cid:commentId w16cid:paraId="7620E29A" w16cid:durableId="3B1AE945"/>
-  <w16cid:commentId w16cid:paraId="63F9BBE5" w16cid:durableId="581E7B59"/>
-  <w16cid:commentId w16cid:paraId="13D3F523" w16cid:durableId="4899B301"/>
-  <w16cid:commentId w16cid:paraId="04688121" w16cid:durableId="08FF4B06"/>
-  <w16cid:commentId w16cid:paraId="12FEE62D" w16cid:durableId="79D4BC88"/>
-  <w16cid:commentId w16cid:paraId="529C0E7A" w16cid:durableId="0BDF4BAE"/>
+  <w16cid:commentId w16cid:paraId="1B55B29D" w16cid:durableId="4486E4C7"/>
+  <w16cid:commentId w16cid:paraId="4AFB1DD7" w16cid:durableId="715210B5"/>
+  <w16cid:commentId w16cid:paraId="264B5009" w16cid:durableId="54309322"/>
+  <w16cid:commentId w16cid:paraId="54E6E6C1" w16cid:durableId="6DFC5180"/>
+  <w16cid:commentId w16cid:paraId="44F3D7C7" w16cid:durableId="548BA73E"/>
   <w16cid:commentId w16cid:paraId="51FFEBBF" w16cid:durableId="4FBEF316"/>
   <w16cid:commentId w16cid:paraId="46432439" w16cid:durableId="7E8AE7A5"/>
   <w16cid:commentId w16cid:paraId="16D76844" w16cid:durableId="7658D5BD"/>

--- a/drafts/paRsynth_methods_draft.docx
+++ b/drafts/paRsynth_methods_draft.docx
@@ -3760,13 +3760,7 @@
         <w:rPr>
           <w:rFonts w:ascii="Arial" w:hAnsi="Arial" w:cs="Arial"/>
         </w:rPr>
-        <w:t xml:space="preserve"> created </w:t>
-      </w:r>
-      <w:r>
-        <w:rPr>
-          <w:rFonts w:ascii="Arial" w:hAnsi="Arial" w:cs="Arial"/>
-        </w:rPr>
-        <w:t>spectrographic lexicons and acoustic space plots to visualize the range of synthetic signals created and how they relate to each other in acoustic space at the individual and group level.</w:t>
+        <w:t xml:space="preserve"> created spectrographic lexicons and acoustic space plots to visualize the range of synthetic signals created and how they relate to each other in acoustic space at the individual and group level.</w:t>
       </w:r>
       <w:r>
         <w:rPr>
@@ -3853,10 +3847,10 @@
         </w:rPr>
         <w:lastRenderedPageBreak/>
         <w:drawing>
-          <wp:inline distT="0" distB="0" distL="0" distR="0" wp14:anchorId="3C5513DA" wp14:editId="52DBE811">
-            <wp:extent cx="5814060" cy="5676900"/>
-            <wp:effectExtent l="0" t="0" r="0" b="0"/>
-            <wp:docPr id="479905428" name="Picture 1" descr="A screenshot of a computer&#10;&#10;AI-generated content may be incorrect."/>
+          <wp:inline distT="0" distB="0" distL="0" distR="0" wp14:anchorId="505504E1" wp14:editId="2AA9CBC2">
+            <wp:extent cx="5937250" cy="5149850"/>
+            <wp:effectExtent l="0" t="0" r="6350" b="0"/>
+            <wp:docPr id="1262552988" name="Picture 2"/>
             <wp:cNvGraphicFramePr>
               <a:graphicFrameLocks xmlns:a="http://schemas.openxmlformats.org/drawingml/2006/main" noChangeAspect="1"/>
             </wp:cNvGraphicFramePr>
@@ -3864,685 +3858,13 @@
               <a:graphicData uri="http://schemas.openxmlformats.org/drawingml/2006/picture">
                 <pic:pic xmlns:pic="http://schemas.openxmlformats.org/drawingml/2006/picture">
                   <pic:nvPicPr>
-                    <pic:cNvPr id="479905428" name="Picture 1" descr="A screenshot of a computer&#10;&#10;AI-generated content may be incorrect."/>
-                    <pic:cNvPicPr>
-                      <a:picLocks noChangeAspect="1" noChangeArrowheads="1"/>
-                    </pic:cNvPicPr>
-                  </pic:nvPicPr>
-                  <pic:blipFill rotWithShape="1">
-                    <a:blip r:embed="rId14">
-                      <a:extLst>
-                        <a:ext uri="{28A0092B-C50C-407E-A947-70E740481C1C}">
-                          <a14:useLocalDpi xmlns:a14="http://schemas.microsoft.com/office/drawing/2010/main" val="0"/>
-                        </a:ext>
-                      </a:extLst>
-                    </a:blip>
-                    <a:srcRect b="31018"/>
-                    <a:stretch/>
-                  </pic:blipFill>
-                  <pic:spPr bwMode="auto">
-                    <a:xfrm>
-                      <a:off x="0" y="0"/>
-                      <a:ext cx="5814060" cy="5676900"/>
-                    </a:xfrm>
-                    <a:prstGeom prst="rect">
-                      <a:avLst/>
-                    </a:prstGeom>
-                    <a:noFill/>
-                    <a:ln>
-                      <a:noFill/>
-                    </a:ln>
-                    <a:extLst>
-                      <a:ext uri="{53640926-AAD7-44D8-BBD7-CCE9431645EC}">
-                        <a14:shadowObscured xmlns:a14="http://schemas.microsoft.com/office/drawing/2010/main"/>
-                      </a:ext>
-                    </a:extLst>
-                  </pic:spPr>
-                </pic:pic>
-              </a:graphicData>
-            </a:graphic>
-          </wp:inline>
-        </w:drawing>
-      </w:r>
-    </w:p>
-    <w:p>
-      <w:pPr>
-        <w:spacing w:line="480" w:lineRule="auto"/>
-        <w:rPr>
-          <w:rFonts w:ascii="Arial" w:hAnsi="Arial" w:cs="Arial"/>
-          <w:sz w:val="22"/>
-          <w:szCs w:val="22"/>
-        </w:rPr>
-      </w:pPr>
-      <w:commentRangeStart w:id="24"/>
-      <w:r>
-        <w:rPr>
-          <w:rFonts w:ascii="Arial" w:hAnsi="Arial" w:cs="Arial"/>
-          <w:b/>
-          <w:bCs/>
-          <w:sz w:val="22"/>
-          <w:szCs w:val="22"/>
-        </w:rPr>
-        <w:t xml:space="preserve">Figure </w:t>
-      </w:r>
-      <w:commentRangeEnd w:id="24"/>
-      <w:r>
-        <w:rPr>
-          <w:rStyle w:val="CommentReference"/>
-          <w:rFonts w:ascii="Arial" w:hAnsi="Arial" w:cs="Arial"/>
-          <w:b/>
-          <w:bCs/>
-          <w:sz w:val="22"/>
-          <w:szCs w:val="22"/>
-        </w:rPr>
-        <w:commentReference w:id="24"/>
-      </w:r>
-      <w:r>
-        <w:rPr>
-          <w:rFonts w:ascii="Arial" w:hAnsi="Arial" w:cs="Arial"/>
-          <w:b/>
-          <w:bCs/>
-          <w:sz w:val="22"/>
-          <w:szCs w:val="22"/>
-        </w:rPr>
-        <w:t>2</w:t>
-      </w:r>
-      <w:r>
-        <w:rPr>
-          <w:rFonts w:ascii="Arial" w:hAnsi="Arial" w:cs="Arial"/>
-          <w:sz w:val="22"/>
-          <w:szCs w:val="22"/>
-        </w:rPr>
-        <w:t>: Group Information Dataset (</w:t>
-      </w:r>
-      <w:commentRangeStart w:id="25"/>
-      <w:r>
-        <w:rPr>
-          <w:rFonts w:ascii="Arial" w:hAnsi="Arial" w:cs="Arial"/>
-          <w:sz w:val="22"/>
-          <w:szCs w:val="22"/>
-        </w:rPr>
-        <w:t>A</w:t>
-      </w:r>
-      <w:commentRangeEnd w:id="25"/>
-      <w:r>
-        <w:rPr>
-          <w:rStyle w:val="CommentReference"/>
-          <w:rFonts w:ascii="Arial" w:hAnsi="Arial" w:cs="Arial"/>
-          <w:sz w:val="22"/>
-          <w:szCs w:val="22"/>
-        </w:rPr>
-        <w:commentReference w:id="25"/>
-      </w:r>
-      <w:r>
-        <w:rPr>
-          <w:rFonts w:ascii="Arial" w:hAnsi="Arial" w:cs="Arial"/>
-          <w:sz w:val="22"/>
-          <w:szCs w:val="22"/>
-        </w:rPr>
-        <w:t xml:space="preserve">) Acoustic space plots with polygons drawn to original number of groups or original number of individuals. (B) Lexicon with example calls from two individuals form two example groups. </w:t>
-      </w:r>
-    </w:p>
-    <w:p>
-      <w:pPr>
-        <w:spacing w:line="480" w:lineRule="auto"/>
-        <w:jc w:val="center"/>
-        <w:rPr>
-          <w:rFonts w:ascii="Arial Nova Light" w:hAnsi="Arial Nova Light" w:cs="Arial"/>
-        </w:rPr>
-      </w:pPr>
-      <w:r>
-        <w:rPr>
-          <w:rFonts w:ascii="Arial Nova Light" w:hAnsi="Arial Nova Light" w:cs="Arial"/>
-          <w:noProof/>
-        </w:rPr>
-        <w:lastRenderedPageBreak/>
-        <w:drawing>
-          <wp:inline distT="0" distB="0" distL="0" distR="0" wp14:anchorId="35C2922F" wp14:editId="71F11869">
-            <wp:extent cx="5814060" cy="5699760"/>
-            <wp:effectExtent l="0" t="0" r="0" b="0"/>
-            <wp:docPr id="1507415199" name="Picture 2" descr="A screenshot of a computer screen&#10;&#10;AI-generated content may be incorrect."/>
-            <wp:cNvGraphicFramePr>
-              <a:graphicFrameLocks xmlns:a="http://schemas.openxmlformats.org/drawingml/2006/main" noChangeAspect="1"/>
-            </wp:cNvGraphicFramePr>
-            <a:graphic xmlns:a="http://schemas.openxmlformats.org/drawingml/2006/main">
-              <a:graphicData uri="http://schemas.openxmlformats.org/drawingml/2006/picture">
-                <pic:pic xmlns:pic="http://schemas.openxmlformats.org/drawingml/2006/picture">
-                  <pic:nvPicPr>
-                    <pic:cNvPr id="1507415199" name="Picture 2" descr="A screenshot of a computer screen&#10;&#10;AI-generated content may be incorrect."/>
-                    <pic:cNvPicPr>
-                      <a:picLocks noChangeAspect="1" noChangeArrowheads="1"/>
-                    </pic:cNvPicPr>
-                  </pic:nvPicPr>
-                  <pic:blipFill rotWithShape="1">
-                    <a:blip r:embed="rId15">
-                      <a:extLst>
-                        <a:ext uri="{28A0092B-C50C-407E-A947-70E740481C1C}">
-                          <a14:useLocalDpi xmlns:a14="http://schemas.microsoft.com/office/drawing/2010/main" val="0"/>
-                        </a:ext>
-                      </a:extLst>
-                    </a:blip>
-                    <a:srcRect b="30741"/>
-                    <a:stretch/>
-                  </pic:blipFill>
-                  <pic:spPr bwMode="auto">
-                    <a:xfrm>
-                      <a:off x="0" y="0"/>
-                      <a:ext cx="5814060" cy="5699760"/>
-                    </a:xfrm>
-                    <a:prstGeom prst="rect">
-                      <a:avLst/>
-                    </a:prstGeom>
-                    <a:noFill/>
-                    <a:ln>
-                      <a:noFill/>
-                    </a:ln>
-                    <a:extLst>
-                      <a:ext uri="{53640926-AAD7-44D8-BBD7-CCE9431645EC}">
-                        <a14:shadowObscured xmlns:a14="http://schemas.microsoft.com/office/drawing/2010/main"/>
-                      </a:ext>
-                    </a:extLst>
-                  </pic:spPr>
-                </pic:pic>
-              </a:graphicData>
-            </a:graphic>
-          </wp:inline>
-        </w:drawing>
-      </w:r>
-    </w:p>
-    <w:p>
-      <w:pPr>
-        <w:spacing w:line="480" w:lineRule="auto"/>
-        <w:rPr>
-          <w:rFonts w:ascii="Arial" w:hAnsi="Arial" w:cs="Arial"/>
-          <w:sz w:val="22"/>
-          <w:szCs w:val="22"/>
-        </w:rPr>
-      </w:pPr>
-      <w:commentRangeStart w:id="26"/>
-      <w:r>
-        <w:rPr>
-          <w:rFonts w:ascii="Arial" w:hAnsi="Arial" w:cs="Arial"/>
-          <w:b/>
-          <w:bCs/>
-          <w:sz w:val="22"/>
-          <w:szCs w:val="22"/>
-        </w:rPr>
-        <w:t xml:space="preserve">Figure </w:t>
-      </w:r>
-      <w:commentRangeEnd w:id="26"/>
-      <w:r>
-        <w:rPr>
-          <w:rStyle w:val="CommentReference"/>
-          <w:rFonts w:ascii="Arial" w:hAnsi="Arial" w:cs="Arial"/>
-          <w:b/>
-          <w:bCs/>
-          <w:sz w:val="22"/>
-          <w:szCs w:val="22"/>
-        </w:rPr>
-        <w:commentReference w:id="26"/>
-      </w:r>
-      <w:r>
-        <w:rPr>
-          <w:rFonts w:ascii="Arial" w:hAnsi="Arial" w:cs="Arial"/>
-          <w:b/>
-          <w:bCs/>
-          <w:sz w:val="22"/>
-          <w:szCs w:val="22"/>
-        </w:rPr>
-        <w:t>3</w:t>
-      </w:r>
-      <w:r>
-        <w:rPr>
-          <w:rFonts w:ascii="Arial" w:hAnsi="Arial" w:cs="Arial"/>
-          <w:sz w:val="22"/>
-          <w:szCs w:val="22"/>
-        </w:rPr>
-        <w:t>: Individual Information Dataset (</w:t>
-      </w:r>
-      <w:commentRangeStart w:id="27"/>
-      <w:r>
-        <w:rPr>
-          <w:rFonts w:ascii="Arial" w:hAnsi="Arial" w:cs="Arial"/>
-          <w:sz w:val="22"/>
-          <w:szCs w:val="22"/>
-        </w:rPr>
-        <w:t>A</w:t>
-      </w:r>
-      <w:commentRangeEnd w:id="27"/>
-      <w:r>
-        <w:rPr>
-          <w:rStyle w:val="CommentReference"/>
-          <w:rFonts w:ascii="Arial" w:hAnsi="Arial" w:cs="Arial"/>
-          <w:sz w:val="22"/>
-          <w:szCs w:val="22"/>
-        </w:rPr>
-        <w:commentReference w:id="27"/>
-      </w:r>
-      <w:r>
-        <w:rPr>
-          <w:rFonts w:ascii="Arial" w:hAnsi="Arial" w:cs="Arial"/>
-          <w:sz w:val="22"/>
-          <w:szCs w:val="22"/>
-        </w:rPr>
-        <w:t>) Acoustic space plots with polygons drawn to original number of groups or original number of individuals. (B) Lexicon with example calls from two individuals form two example groups.</w:t>
-      </w:r>
-    </w:p>
-    <w:p>
-      <w:pPr>
-        <w:spacing w:line="480" w:lineRule="auto"/>
-        <w:rPr>
-          <w:rFonts w:ascii="Arial" w:hAnsi="Arial" w:cs="Arial"/>
-        </w:rPr>
-      </w:pPr>
-    </w:p>
-    <w:p>
-      <w:pPr>
-        <w:spacing w:line="480" w:lineRule="auto"/>
-        <w:rPr>
-          <w:rFonts w:ascii="Arial" w:hAnsi="Arial" w:cs="Arial"/>
-        </w:rPr>
-      </w:pPr>
-      <w:r>
-        <w:rPr>
-          <w:rFonts w:ascii="Arial" w:hAnsi="Arial" w:cs="Arial"/>
-        </w:rPr>
-        <w:tab/>
-        <w:t xml:space="preserve">These results confirm that our pipeline of generating synthetic signals via the creations of character strings then using Parson’s code to convert these strings into frequency modulated signals allows us to encode information at multiple social levels in </w:t>
-      </w:r>
-      <w:r>
-        <w:rPr>
-          <w:rFonts w:ascii="Arial" w:hAnsi="Arial" w:cs="Arial"/>
-        </w:rPr>
-        <w:lastRenderedPageBreak/>
-        <w:t>the same signal. U</w:t>
-      </w:r>
-      <w:r>
-        <w:rPr>
-          <w:rFonts w:ascii="Arial" w:hAnsi="Arial" w:cs="Arial"/>
-        </w:rPr>
-        <w:t xml:space="preserve">sing character strings to encode information in synthetic signals is a computationally efficient way to represent animal vocalizations in </w:t>
-      </w:r>
-      <w:r>
-        <w:rPr>
-          <w:rFonts w:ascii="Arial" w:hAnsi="Arial" w:cs="Arial"/>
-        </w:rPr>
-        <w:t>simulation-based</w:t>
-      </w:r>
-      <w:r>
-        <w:rPr>
-          <w:rFonts w:ascii="Arial" w:hAnsi="Arial" w:cs="Arial"/>
-        </w:rPr>
-        <w:t xml:space="preserve"> research. This approach allows us to generate representations of vocalizations that encode complex information that may be similar to how animals encode information in complex multilevel societies. </w:t>
-      </w:r>
-    </w:p>
-    <w:p>
-      <w:pPr>
-        <w:spacing w:line="480" w:lineRule="auto"/>
-        <w:ind w:firstLine="720"/>
-        <w:rPr>
-          <w:rFonts w:ascii="Arial" w:hAnsi="Arial" w:cs="Arial"/>
-        </w:rPr>
-      </w:pPr>
-      <w:r>
-        <w:rPr>
-          <w:rFonts w:ascii="Arial" w:hAnsi="Arial" w:cs="Arial"/>
-        </w:rPr>
-        <w:t xml:space="preserve">Until now, Parson’s code has been used to decode information that already exists in animal signals </w:t>
-      </w:r>
-      <w:r>
-        <w:rPr>
-          <w:rFonts w:ascii="Arial" w:hAnsi="Arial" w:cs="Arial"/>
-        </w:rPr>
-        <w:fldChar w:fldCharType="begin"/>
-      </w:r>
-      <w:r>
-        <w:rPr>
-          <w:rFonts w:ascii="Arial" w:hAnsi="Arial" w:cs="Arial"/>
-        </w:rPr>
-        <w:instrText xml:space="preserve"> ADDIN ZOTERO_ITEM CSL_CITATION {"citationID":"xScb71RV","properties":{"formattedCitation":"(36)","plainCitation":"(36)","noteIndex":0},"citationItems":[{"id":599,"uris":["http://zotero.org/groups/5786507/items/MUGYAV6U"],"itemData":{"id":599,"type":"article-journal","abstract":"Bottlenose dolphins (Tursiops truncatus) produce many vocalisations, including whistles that are unique to the individual producing them. Such “signature whistles” play a role in individual recognition and maintaining group integrity. Previous work has shown that humans can successfully group the spectrographic representations of signature whistles according to the individual dolphins that produced them. However, attempts at using mathematical algorithms to perform a similar task have been less successful. A greater understanding of the encoding of identity information in signature whistles is important for assessing similarity of whistles and thus social influences on the development of these learned calls. We re-examined 400 signature whistles from 20 individual dolphins used in a previous study, and tested the performance of new mathematical algorithms. We compared the measure used in the original study (correlation matrix of evenly sampled frequency measurements) to one used in several previous studies (similarity matrix of time-warped whistles), and to a new algorithm based on the Parsons code, used in music retrieval databases. The Parsons code records the direction of frequency change at each time step, and is effective at capturing human perception of music. We analysed similarity matrices from each of these three techniques, as well as a random control, by unsupervised clustering using three separate techniques: k-means clustering, hierarchical clustering, and an adaptive resonance theory neural network. For each of the three clustering techniques, a seven-level Parsons algorithm provided better clustering than the correlation and dynamic time warping algorithms, and was closer to the near-perfect visual categorisations of human judges. Thus, the Parsons code captures much of the individual identity information present in signature whistles, and may prove useful in studies requiring quantification of whistle similarity.","container-title":"PLOS ONE","DOI":"10.1371/journal.pone.0077671","ISSN":"1932-6203","issue":"10","journalAbbreviation":"PLOS ONE","language":"en","note":"publisher: Public Library of Science","page":"e77671","source":"PLoS Journals","title":"The Encoding of Individual Identity in Dolphin Signature Whistles: How Much Information Is Needed?","title-short":"The Encoding of Individual Identity in Dolphin Signature Whistles","volume":"8","author":[{"family":"Kershenbaum","given":"Arik"},{"family":"Sayigh","given":"Laela S."},{"family":"Janik","given":"Vincent M."}],"issued":{"date-parts":[["2013",10,23]]}}}],"schema":"https://github.com/citation-style-language/schema/raw/master/csl-citation.json"} </w:instrText>
-      </w:r>
-      <w:r>
-        <w:rPr>
-          <w:rFonts w:ascii="Arial" w:hAnsi="Arial" w:cs="Arial"/>
-        </w:rPr>
-        <w:fldChar w:fldCharType="separate"/>
-      </w:r>
-      <w:r>
-        <w:rPr>
-          <w:rFonts w:ascii="Arial" w:hAnsi="Arial" w:cs="Arial"/>
-        </w:rPr>
-        <w:t>(36)</w:t>
-      </w:r>
-      <w:r>
-        <w:rPr>
-          <w:rFonts w:ascii="Arial" w:hAnsi="Arial" w:cs="Arial"/>
-        </w:rPr>
-        <w:fldChar w:fldCharType="end"/>
-      </w:r>
-      <w:r>
-        <w:rPr>
-          <w:rFonts w:ascii="Arial" w:hAnsi="Arial" w:cs="Arial"/>
-        </w:rPr>
-        <w:t>, however, we’ve demonstrated the power of using Parson’s code to encode information rather than to decode information</w:t>
-      </w:r>
-      <w:r>
-        <w:rPr>
-          <w:rFonts w:ascii="Arial" w:hAnsi="Arial" w:cs="Arial"/>
-        </w:rPr>
-        <w:t xml:space="preserve">. Animals are known to use frequency modulation patterns to communicate social information (TKTK CITE). Our package, paRsynth, takes computationally efficient characters strings and turns them into biologically relevant frequency-based signals. Therefore, we are able to generate information encoding at various levels of complexity in a biologically realistic way, combining synthetic information theory and traditional bioacoustics analysis tools. </w:t>
-      </w:r>
-    </w:p>
-    <w:p>
-      <w:pPr>
-        <w:spacing w:line="480" w:lineRule="auto"/>
-        <w:ind w:firstLine="720"/>
-        <w:rPr>
-          <w:rFonts w:ascii="Arial" w:hAnsi="Arial" w:cs="Arial"/>
-        </w:rPr>
-      </w:pPr>
-      <w:r>
-        <w:rPr>
-          <w:rFonts w:ascii="Arial" w:hAnsi="Arial" w:cs="Arial"/>
-        </w:rPr>
-        <w:t>Our generative process is a random sampling process</w:t>
-      </w:r>
-      <w:r>
-        <w:rPr>
-          <w:rFonts w:ascii="Arial" w:hAnsi="Arial" w:cs="Arial"/>
-        </w:rPr>
-        <w:t xml:space="preserve">, therefore it alone cannot address the evolution or creation of unique signatures, as there is no </w:t>
-      </w:r>
-      <w:r>
-        <w:rPr>
-          <w:rFonts w:ascii="Arial" w:hAnsi="Arial" w:cs="Arial"/>
-        </w:rPr>
-        <w:t xml:space="preserve">process </w:t>
-      </w:r>
-      <w:r>
-        <w:rPr>
-          <w:rFonts w:ascii="Arial" w:hAnsi="Arial" w:cs="Arial"/>
-        </w:rPr>
-        <w:t>selecting</w:t>
-      </w:r>
-      <w:r>
-        <w:rPr>
-          <w:rFonts w:ascii="Arial" w:hAnsi="Arial" w:cs="Arial"/>
-        </w:rPr>
-        <w:t xml:space="preserve"> for more distinctiveness relative to one another.</w:t>
-      </w:r>
-      <w:r>
-        <w:rPr>
-          <w:rFonts w:ascii="Arial" w:hAnsi="Arial" w:cs="Arial"/>
-        </w:rPr>
-        <w:t xml:space="preserve"> This is evidence in the acoustic space plots of all group and individual vocalizations, where some overlaps between groups and individuals can be seen</w:t>
-      </w:r>
-      <w:r>
-        <w:rPr>
-          <w:rFonts w:ascii="Arial" w:hAnsi="Arial" w:cs="Arial"/>
-        </w:rPr>
-        <w:t xml:space="preserve"> </w:t>
-      </w:r>
-      <w:r>
-        <w:rPr>
-          <w:rFonts w:ascii="Arial" w:hAnsi="Arial" w:cs="Arial"/>
-        </w:rPr>
-        <w:t xml:space="preserve">(SUPPLEMENTAL). There is no </w:t>
-      </w:r>
-      <w:r>
-        <w:rPr>
-          <w:rFonts w:ascii="Arial" w:hAnsi="Arial" w:cs="Arial"/>
-        </w:rPr>
-        <w:t>demand for uniqueness</w:t>
-      </w:r>
-      <w:r>
-        <w:rPr>
-          <w:rFonts w:ascii="Arial" w:hAnsi="Arial" w:cs="Arial"/>
-        </w:rPr>
-        <w:t xml:space="preserve"> of signals when they are created</w:t>
-      </w:r>
-      <w:r>
-        <w:rPr>
-          <w:rFonts w:ascii="Arial" w:hAnsi="Arial" w:cs="Arial"/>
-        </w:rPr>
-        <w:t xml:space="preserve">, so when individual and group </w:t>
-      </w:r>
-      <w:r>
-        <w:rPr>
-          <w:rFonts w:ascii="Arial" w:hAnsi="Arial" w:cs="Arial"/>
-        </w:rPr>
-        <w:t xml:space="preserve">information proportional are equal </w:t>
-      </w:r>
-      <w:r>
-        <w:rPr>
-          <w:rFonts w:ascii="Arial" w:hAnsi="Arial" w:cs="Arial"/>
-        </w:rPr>
-        <w:t xml:space="preserve">we likely </w:t>
-      </w:r>
-      <w:r>
-        <w:rPr>
-          <w:rFonts w:ascii="Arial" w:hAnsi="Arial" w:cs="Arial"/>
-        </w:rPr>
-        <w:t xml:space="preserve">generate signal datasets that have </w:t>
-      </w:r>
-      <w:r>
-        <w:rPr>
-          <w:rFonts w:ascii="Arial" w:hAnsi="Arial" w:cs="Arial"/>
-        </w:rPr>
-        <w:t>much more overlap of signatures between classes</w:t>
-      </w:r>
-      <w:r>
-        <w:rPr>
-          <w:rFonts w:ascii="Arial" w:hAnsi="Arial" w:cs="Arial"/>
-        </w:rPr>
-        <w:t xml:space="preserve">. </w:t>
-      </w:r>
-      <w:r>
-        <w:rPr>
-          <w:rFonts w:ascii="Arial" w:hAnsi="Arial" w:cs="Arial"/>
-        </w:rPr>
-        <w:t>Combining paRsynth with agent-based modeling</w:t>
-      </w:r>
-      <w:r>
-        <w:rPr>
-          <w:rFonts w:ascii="Arial" w:hAnsi="Arial" w:cs="Arial"/>
-        </w:rPr>
-        <w:t xml:space="preserve"> (TKTK maybe cite here or expand on ABM? Don’t want to give too much away though)</w:t>
-      </w:r>
-      <w:r>
-        <w:rPr>
-          <w:rFonts w:ascii="Arial" w:hAnsi="Arial" w:cs="Arial"/>
-        </w:rPr>
-        <w:t xml:space="preserve"> </w:t>
-      </w:r>
-      <w:r>
-        <w:rPr>
-          <w:rFonts w:ascii="Arial" w:hAnsi="Arial" w:cs="Arial"/>
-        </w:rPr>
-        <w:t xml:space="preserve">may be a computationally efficient way to use synthetic vocalization datasets to test how social </w:t>
-      </w:r>
-      <w:r>
-        <w:rPr>
-          <w:rFonts w:ascii="Arial" w:hAnsi="Arial" w:cs="Arial"/>
-        </w:rPr>
-        <w:lastRenderedPageBreak/>
-        <w:t xml:space="preserve">interactions and vocal learning change the information encoded in signals. Future research will combine these approaches to investigate such questions. </w:t>
-      </w:r>
-    </w:p>
-    <w:p>
-      <w:pPr>
-        <w:tabs>
-          <w:tab w:val="left" w:pos="720"/>
-          <w:tab w:val="left" w:pos="1440"/>
-          <w:tab w:val="left" w:pos="2160"/>
-          <w:tab w:val="left" w:pos="2880"/>
-          <w:tab w:val="left" w:pos="3600"/>
-          <w:tab w:val="left" w:pos="4170"/>
-        </w:tabs>
-        <w:spacing w:line="480" w:lineRule="auto"/>
-        <w:ind w:left="360"/>
-        <w:rPr>
-          <w:rFonts w:ascii="Arial" w:hAnsi="Arial" w:cs="Arial"/>
-        </w:rPr>
-      </w:pPr>
-    </w:p>
-    <w:p>
-      <w:pPr>
-        <w:spacing w:line="480" w:lineRule="auto"/>
-        <w:rPr>
-          <w:rFonts w:ascii="Arial" w:hAnsi="Arial" w:cs="Arial"/>
-          <w:i/>
-          <w:iCs/>
-        </w:rPr>
-      </w:pPr>
-      <w:r>
-        <w:rPr>
-          <w:rFonts w:ascii="Arial" w:hAnsi="Arial" w:cs="Arial"/>
-          <w:i/>
-          <w:iCs/>
-        </w:rPr>
-        <w:t xml:space="preserve">Accuracy of Information Encoding and Recovery  </w:t>
-      </w:r>
-    </w:p>
-    <w:p>
-      <w:pPr>
-        <w:spacing w:line="480" w:lineRule="auto"/>
-        <w:rPr>
-          <w:rFonts w:ascii="Arial" w:hAnsi="Arial" w:cs="Arial"/>
-        </w:rPr>
-      </w:pPr>
-      <w:r>
-        <w:rPr>
-          <w:rFonts w:ascii="Arial" w:hAnsi="Arial" w:cs="Arial"/>
-        </w:rPr>
-        <w:tab/>
-        <w:t>We calculated the accuracy of edit distance calculations and</w:t>
-      </w:r>
-      <w:r>
-        <w:rPr>
-          <w:rFonts w:ascii="Arial" w:hAnsi="Arial" w:cs="Arial"/>
-        </w:rPr>
-        <w:t xml:space="preserve"> SPCC calculations for group and individual information across 4 information encoding proportions and 4</w:t>
-      </w:r>
-      <w:r>
-        <w:rPr>
-          <w:rFonts w:ascii="Arial" w:hAnsi="Arial" w:cs="Arial"/>
-        </w:rPr>
-        <w:t xml:space="preserve"> </w:t>
-      </w:r>
-      <w:r>
-        <w:rPr>
-          <w:rFonts w:ascii="Arial" w:hAnsi="Arial" w:cs="Arial"/>
-        </w:rPr>
-        <w:t xml:space="preserve">social conditions that represent different </w:t>
-      </w:r>
-      <w:r>
-        <w:rPr>
-          <w:rFonts w:ascii="Arial" w:hAnsi="Arial" w:cs="Arial"/>
-        </w:rPr>
-        <w:t>numbers</w:t>
-      </w:r>
-      <w:r>
-        <w:rPr>
-          <w:rFonts w:ascii="Arial" w:hAnsi="Arial" w:cs="Arial"/>
-        </w:rPr>
-        <w:t xml:space="preserve"> of original clusters of information</w:t>
-      </w:r>
-      <w:r>
-        <w:rPr>
-          <w:rFonts w:ascii="Arial" w:hAnsi="Arial" w:cs="Arial"/>
-        </w:rPr>
-        <w:t xml:space="preserve"> (Figure 4)</w:t>
-      </w:r>
-      <w:r>
-        <w:rPr>
-          <w:rFonts w:ascii="Arial" w:hAnsi="Arial" w:cs="Arial"/>
-        </w:rPr>
-        <w:t xml:space="preserve">. </w:t>
-      </w:r>
-      <w:r>
-        <w:rPr>
-          <w:rFonts w:ascii="Arial" w:hAnsi="Arial" w:cs="Arial"/>
-        </w:rPr>
-        <w:t xml:space="preserve">In general, we found that accuracy of detecting group and individual information </w:t>
-      </w:r>
-      <w:r>
-        <w:rPr>
-          <w:rFonts w:ascii="Arial" w:hAnsi="Arial" w:cs="Arial"/>
-        </w:rPr>
-        <w:t xml:space="preserve">improved with more of that type of information encoded in the original signal. </w:t>
-      </w:r>
-      <w:r>
-        <w:rPr>
-          <w:rFonts w:ascii="Arial" w:hAnsi="Arial" w:cs="Arial"/>
-        </w:rPr>
-        <w:t xml:space="preserve">Additionally, </w:t>
-      </w:r>
-      <w:r>
-        <w:rPr>
-          <w:rFonts w:ascii="Arial" w:hAnsi="Arial" w:cs="Arial"/>
-        </w:rPr>
-        <w:t xml:space="preserve">information detection was more accurate when signals were generated in </w:t>
-      </w:r>
-      <w:r>
-        <w:rPr>
-          <w:rFonts w:ascii="Arial" w:hAnsi="Arial" w:cs="Arial"/>
-        </w:rPr>
-        <w:t>fewer</w:t>
-      </w:r>
-      <w:r>
-        <w:rPr>
-          <w:rFonts w:ascii="Arial" w:hAnsi="Arial" w:cs="Arial"/>
-        </w:rPr>
-        <w:t xml:space="preserve"> number of original classes (fewer groups for group information, fewer individuals for individual information). </w:t>
-      </w:r>
-      <w:r>
-        <w:rPr>
-          <w:rFonts w:ascii="Arial" w:hAnsi="Arial" w:cs="Arial"/>
-        </w:rPr>
-        <w:t xml:space="preserve">In social environments that have more individuals or groups (i.e., more classes of each social level) signal distinctiveness is harder to maintain, since the number of unique possible signals is bounded. This likely explains why accuracy of information encoding was higher when signals were generated from fewer numbers of original classes. </w:t>
-      </w:r>
-    </w:p>
-    <w:p>
-      <w:pPr>
-        <w:spacing w:line="480" w:lineRule="auto"/>
-        <w:rPr>
-          <w:rFonts w:ascii="Arial" w:hAnsi="Arial" w:cs="Arial"/>
-          <w:b/>
-          <w:bCs/>
-          <w:sz w:val="22"/>
-          <w:szCs w:val="22"/>
-        </w:rPr>
-      </w:pPr>
-      <w:r>
-        <w:rPr>
-          <w:rFonts w:ascii="Arial" w:hAnsi="Arial" w:cs="Arial"/>
-          <w:b/>
-          <w:bCs/>
-          <w:noProof/>
-          <w:sz w:val="22"/>
-          <w:szCs w:val="22"/>
-        </w:rPr>
-        <w:lastRenderedPageBreak/>
-        <w:drawing>
-          <wp:inline distT="0" distB="0" distL="0" distR="0" wp14:anchorId="2AFDA00A" wp14:editId="7F9706E2">
-            <wp:extent cx="5937250" cy="5937250"/>
-            <wp:effectExtent l="0" t="0" r="6350" b="6350"/>
-            <wp:docPr id="2109733042" name="Picture 4" descr="A graph of different sizes and colors&#10;&#10;AI-generated content may be incorrect."/>
-            <wp:cNvGraphicFramePr>
-              <a:graphicFrameLocks xmlns:a="http://schemas.openxmlformats.org/drawingml/2006/main" noChangeAspect="1"/>
-            </wp:cNvGraphicFramePr>
-            <a:graphic xmlns:a="http://schemas.openxmlformats.org/drawingml/2006/main">
-              <a:graphicData uri="http://schemas.openxmlformats.org/drawingml/2006/picture">
-                <pic:pic xmlns:pic="http://schemas.openxmlformats.org/drawingml/2006/picture">
-                  <pic:nvPicPr>
-                    <pic:cNvPr id="2109733042" name="Picture 4" descr="A graph of different sizes and colors&#10;&#10;AI-generated content may be incorrect."/>
+                    <pic:cNvPr id="0" name="Picture 2"/>
                     <pic:cNvPicPr>
                       <a:picLocks noChangeAspect="1" noChangeArrowheads="1"/>
                     </pic:cNvPicPr>
                   </pic:nvPicPr>
                   <pic:blipFill>
-                    <a:blip r:embed="rId16" cstate="print">
+                    <a:blip r:embed="rId14">
                       <a:extLst>
                         <a:ext uri="{28A0092B-C50C-407E-A947-70E740481C1C}">
                           <a14:useLocalDpi xmlns:a14="http://schemas.microsoft.com/office/drawing/2010/main" val="0"/>
@@ -4557,7 +3879,7 @@
                   <pic:spPr bwMode="auto">
                     <a:xfrm>
                       <a:off x="0" y="0"/>
-                      <a:ext cx="5937250" cy="5937250"/>
+                      <a:ext cx="5937250" cy="5149850"/>
                     </a:xfrm>
                     <a:prstGeom prst="rect">
                       <a:avLst/>
@@ -4573,7 +3895,17 @@
           </wp:inline>
         </w:drawing>
       </w:r>
-      <w:commentRangeStart w:id="28"/>
+    </w:p>
+    <w:p>
+      <w:pPr>
+        <w:spacing w:line="480" w:lineRule="auto"/>
+        <w:rPr>
+          <w:rFonts w:ascii="Arial" w:hAnsi="Arial" w:cs="Arial"/>
+          <w:sz w:val="22"/>
+          <w:szCs w:val="22"/>
+        </w:rPr>
+      </w:pPr>
+      <w:commentRangeStart w:id="24"/>
       <w:r>
         <w:rPr>
           <w:rFonts w:ascii="Arial" w:hAnsi="Arial" w:cs="Arial"/>
@@ -4584,25 +3916,17 @@
         </w:rPr>
         <w:t xml:space="preserve">Figure </w:t>
       </w:r>
-      <w:commentRangeEnd w:id="28"/>
+      <w:commentRangeEnd w:id="24"/>
       <w:r>
         <w:rPr>
           <w:rStyle w:val="CommentReference"/>
-          <w:rFonts w:ascii="Arial" w:hAnsi="Arial" w:cs="Arial"/>
-          <w:sz w:val="22"/>
-          <w:szCs w:val="22"/>
-        </w:rPr>
-        <w:commentReference w:id="28"/>
-      </w:r>
-      <w:r>
-        <w:rPr>
           <w:rFonts w:ascii="Arial" w:hAnsi="Arial" w:cs="Arial"/>
           <w:b/>
           <w:bCs/>
           <w:sz w:val="22"/>
           <w:szCs w:val="22"/>
         </w:rPr>
-        <w:t>4:</w:t>
+        <w:commentReference w:id="24"/>
       </w:r>
       <w:r>
         <w:rPr>
@@ -4612,16 +3936,161 @@
           <w:sz w:val="22"/>
           <w:szCs w:val="22"/>
         </w:rPr>
-        <w:t xml:space="preserve"> TKTK figure caption</w:t>
+        <w:t>2</w:t>
+      </w:r>
+      <w:r>
+        <w:rPr>
+          <w:rFonts w:ascii="Arial" w:hAnsi="Arial" w:cs="Arial"/>
+          <w:sz w:val="22"/>
+          <w:szCs w:val="22"/>
+        </w:rPr>
+        <w:t xml:space="preserve">: Group Information Dataset . </w:t>
       </w:r>
     </w:p>
     <w:p>
       <w:pPr>
         <w:spacing w:line="480" w:lineRule="auto"/>
-        <w:rPr>
-          <w:rFonts w:ascii="Arial" w:hAnsi="Arial" w:cs="Arial"/>
-        </w:rPr>
-      </w:pPr>
+        <w:jc w:val="center"/>
+        <w:rPr>
+          <w:rFonts w:ascii="Arial Nova Light" w:hAnsi="Arial Nova Light" w:cs="Arial"/>
+        </w:rPr>
+      </w:pPr>
+      <w:r>
+        <w:rPr>
+          <w:rFonts w:ascii="Arial Nova Light" w:hAnsi="Arial Nova Light" w:cs="Arial"/>
+          <w:noProof/>
+        </w:rPr>
+        <w:lastRenderedPageBreak/>
+        <w:drawing>
+          <wp:inline distT="0" distB="0" distL="0" distR="0" wp14:anchorId="2986E17D" wp14:editId="72C2546A">
+            <wp:extent cx="5937250" cy="5149850"/>
+            <wp:effectExtent l="0" t="0" r="6350" b="0"/>
+            <wp:docPr id="1032993135" name="Picture 3"/>
+            <wp:cNvGraphicFramePr>
+              <a:graphicFrameLocks xmlns:a="http://schemas.openxmlformats.org/drawingml/2006/main" noChangeAspect="1"/>
+            </wp:cNvGraphicFramePr>
+            <a:graphic xmlns:a="http://schemas.openxmlformats.org/drawingml/2006/main">
+              <a:graphicData uri="http://schemas.openxmlformats.org/drawingml/2006/picture">
+                <pic:pic xmlns:pic="http://schemas.openxmlformats.org/drawingml/2006/picture">
+                  <pic:nvPicPr>
+                    <pic:cNvPr id="0" name="Picture 3"/>
+                    <pic:cNvPicPr>
+                      <a:picLocks noChangeAspect="1" noChangeArrowheads="1"/>
+                    </pic:cNvPicPr>
+                  </pic:nvPicPr>
+                  <pic:blipFill>
+                    <a:blip r:embed="rId15">
+                      <a:extLst>
+                        <a:ext uri="{28A0092B-C50C-407E-A947-70E740481C1C}">
+                          <a14:useLocalDpi xmlns:a14="http://schemas.microsoft.com/office/drawing/2010/main" val="0"/>
+                        </a:ext>
+                      </a:extLst>
+                    </a:blip>
+                    <a:srcRect/>
+                    <a:stretch>
+                      <a:fillRect/>
+                    </a:stretch>
+                  </pic:blipFill>
+                  <pic:spPr bwMode="auto">
+                    <a:xfrm>
+                      <a:off x="0" y="0"/>
+                      <a:ext cx="5937250" cy="5149850"/>
+                    </a:xfrm>
+                    <a:prstGeom prst="rect">
+                      <a:avLst/>
+                    </a:prstGeom>
+                    <a:noFill/>
+                    <a:ln>
+                      <a:noFill/>
+                    </a:ln>
+                  </pic:spPr>
+                </pic:pic>
+              </a:graphicData>
+            </a:graphic>
+          </wp:inline>
+        </w:drawing>
+      </w:r>
+    </w:p>
+    <w:p>
+      <w:pPr>
+        <w:spacing w:line="480" w:lineRule="auto"/>
+        <w:rPr>
+          <w:rFonts w:ascii="Arial" w:hAnsi="Arial" w:cs="Arial"/>
+          <w:sz w:val="22"/>
+          <w:szCs w:val="22"/>
+        </w:rPr>
+      </w:pPr>
+      <w:commentRangeStart w:id="25"/>
+      <w:r>
+        <w:rPr>
+          <w:rFonts w:ascii="Arial" w:hAnsi="Arial" w:cs="Arial"/>
+          <w:b/>
+          <w:bCs/>
+          <w:sz w:val="22"/>
+          <w:szCs w:val="22"/>
+        </w:rPr>
+        <w:t xml:space="preserve">Figure </w:t>
+      </w:r>
+      <w:commentRangeEnd w:id="25"/>
+      <w:r>
+        <w:rPr>
+          <w:rStyle w:val="CommentReference"/>
+          <w:rFonts w:ascii="Arial" w:hAnsi="Arial" w:cs="Arial"/>
+          <w:b/>
+          <w:bCs/>
+          <w:sz w:val="22"/>
+          <w:szCs w:val="22"/>
+        </w:rPr>
+        <w:commentReference w:id="25"/>
+      </w:r>
+      <w:r>
+        <w:rPr>
+          <w:rFonts w:ascii="Arial" w:hAnsi="Arial" w:cs="Arial"/>
+          <w:b/>
+          <w:bCs/>
+          <w:sz w:val="22"/>
+          <w:szCs w:val="22"/>
+        </w:rPr>
+        <w:t>3</w:t>
+      </w:r>
+      <w:r>
+        <w:rPr>
+          <w:rFonts w:ascii="Arial" w:hAnsi="Arial" w:cs="Arial"/>
+          <w:sz w:val="22"/>
+          <w:szCs w:val="22"/>
+        </w:rPr>
+        <w:t xml:space="preserve">: Individual Information Dataset </w:t>
+      </w:r>
+    </w:p>
+    <w:p>
+      <w:pPr>
+        <w:spacing w:line="480" w:lineRule="auto"/>
+        <w:rPr>
+          <w:rFonts w:ascii="Arial" w:hAnsi="Arial" w:cs="Arial"/>
+        </w:rPr>
+      </w:pPr>
+    </w:p>
+    <w:p>
+      <w:pPr>
+        <w:spacing w:line="480" w:lineRule="auto"/>
+        <w:rPr>
+          <w:rFonts w:ascii="Arial" w:hAnsi="Arial" w:cs="Arial"/>
+        </w:rPr>
+      </w:pPr>
+      <w:r>
+        <w:rPr>
+          <w:rFonts w:ascii="Arial" w:hAnsi="Arial" w:cs="Arial"/>
+        </w:rPr>
+        <w:tab/>
+        <w:t xml:space="preserve">These results confirm that our pipeline of generating synthetic signals via the creations of character strings then using Parson’s code to convert these strings into frequency modulated signals allows us to encode information at multiple social levels in the same signal. Using character strings to encode information in synthetic signals is a computationally efficient way to represent animal vocalizations in simulation-based research. This approach allows us to generate representations of vocalizations that </w:t>
+      </w:r>
+      <w:r>
+        <w:rPr>
+          <w:rFonts w:ascii="Arial" w:hAnsi="Arial" w:cs="Arial"/>
+        </w:rPr>
+        <w:lastRenderedPageBreak/>
+        <w:t xml:space="preserve">encode complex information that may be similar to how animals encode information in complex multilevel societies. </w:t>
+      </w:r>
     </w:p>
     <w:p>
       <w:pPr>
@@ -4635,6 +4104,459 @@
         <w:rPr>
           <w:rFonts w:ascii="Arial" w:hAnsi="Arial" w:cs="Arial"/>
         </w:rPr>
+        <w:t xml:space="preserve">Until now, Parson’s code has been used to decode information that already exists in animal signals </w:t>
+      </w:r>
+      <w:r>
+        <w:rPr>
+          <w:rFonts w:ascii="Arial" w:hAnsi="Arial" w:cs="Arial"/>
+        </w:rPr>
+        <w:fldChar w:fldCharType="begin"/>
+      </w:r>
+      <w:r>
+        <w:rPr>
+          <w:rFonts w:ascii="Arial" w:hAnsi="Arial" w:cs="Arial"/>
+        </w:rPr>
+        <w:instrText xml:space="preserve"> ADDIN ZOTERO_ITEM CSL_CITATION {"citationID":"xScb71RV","properties":{"formattedCitation":"(36)","plainCitation":"(36)","noteIndex":0},"citationItems":[{"id":599,"uris":["http://zotero.org/groups/5786507/items/MUGYAV6U"],"itemData":{"id":599,"type":"article-journal","abstract":"Bottlenose dolphins (Tursiops truncatus) produce many vocalisations, including whistles that are unique to the individual producing them. Such “signature whistles” play a role in individual recognition and maintaining group integrity. Previous work has shown that humans can successfully group the spectrographic representations of signature whistles according to the individual dolphins that produced them. However, attempts at using mathematical algorithms to perform a similar task have been less successful. A greater understanding of the encoding of identity information in signature whistles is important for assessing similarity of whistles and thus social influences on the development of these learned calls. We re-examined 400 signature whistles from 20 individual dolphins used in a previous study, and tested the performance of new mathematical algorithms. We compared the measure used in the original study (correlation matrix of evenly sampled frequency measurements) to one used in several previous studies (similarity matrix of time-warped whistles), and to a new algorithm based on the Parsons code, used in music retrieval databases. The Parsons code records the direction of frequency change at each time step, and is effective at capturing human perception of music. We analysed similarity matrices from each of these three techniques, as well as a random control, by unsupervised clustering using three separate techniques: k-means clustering, hierarchical clustering, and an adaptive resonance theory neural network. For each of the three clustering techniques, a seven-level Parsons algorithm provided better clustering than the correlation and dynamic time warping algorithms, and was closer to the near-perfect visual categorisations of human judges. Thus, the Parsons code captures much of the individual identity information present in signature whistles, and may prove useful in studies requiring quantification of whistle similarity.","container-title":"PLOS ONE","DOI":"10.1371/journal.pone.0077671","ISSN":"1932-6203","issue":"10","journalAbbreviation":"PLOS ONE","language":"en","note":"publisher: Public Library of Science","page":"e77671","source":"PLoS Journals","title":"The Encoding of Individual Identity in Dolphin Signature Whistles: How Much Information Is Needed?","title-short":"The Encoding of Individual Identity in Dolphin Signature Whistles","volume":"8","author":[{"family":"Kershenbaum","given":"Arik"},{"family":"Sayigh","given":"Laela S."},{"family":"Janik","given":"Vincent M."}],"issued":{"date-parts":[["2013",10,23]]}}}],"schema":"https://github.com/citation-style-language/schema/raw/master/csl-citation.json"} </w:instrText>
+      </w:r>
+      <w:r>
+        <w:rPr>
+          <w:rFonts w:ascii="Arial" w:hAnsi="Arial" w:cs="Arial"/>
+        </w:rPr>
+        <w:fldChar w:fldCharType="separate"/>
+      </w:r>
+      <w:r>
+        <w:rPr>
+          <w:rFonts w:ascii="Arial" w:hAnsi="Arial" w:cs="Arial"/>
+        </w:rPr>
+        <w:t>(36)</w:t>
+      </w:r>
+      <w:r>
+        <w:rPr>
+          <w:rFonts w:ascii="Arial" w:hAnsi="Arial" w:cs="Arial"/>
+        </w:rPr>
+        <w:fldChar w:fldCharType="end"/>
+      </w:r>
+      <w:r>
+        <w:rPr>
+          <w:rFonts w:ascii="Arial" w:hAnsi="Arial" w:cs="Arial"/>
+        </w:rPr>
+        <w:t>, however, we’ve demonstrated the power of using Parson’s code to encode information rather than to decode information</w:t>
+      </w:r>
+      <w:r>
+        <w:rPr>
+          <w:rFonts w:ascii="Arial" w:hAnsi="Arial" w:cs="Arial"/>
+        </w:rPr>
+        <w:t xml:space="preserve">. Animals are known to use frequency modulation patterns to communicate social information (TKTK CITE). Our package, paRsynth, takes computationally efficient characters strings and turns them into biologically relevant frequency-based signals. Therefore, we are able to generate information encoding at various levels of complexity in a biologically realistic way, combining synthetic information theory and traditional bioacoustics analysis tools. </w:t>
+      </w:r>
+    </w:p>
+    <w:p>
+      <w:pPr>
+        <w:spacing w:line="480" w:lineRule="auto"/>
+        <w:ind w:firstLine="720"/>
+        <w:rPr>
+          <w:rFonts w:ascii="Arial" w:hAnsi="Arial" w:cs="Arial"/>
+        </w:rPr>
+      </w:pPr>
+      <w:r>
+        <w:rPr>
+          <w:rFonts w:ascii="Arial" w:hAnsi="Arial" w:cs="Arial"/>
+        </w:rPr>
+        <w:t>Our generative process is a random sampling process</w:t>
+      </w:r>
+      <w:r>
+        <w:rPr>
+          <w:rFonts w:ascii="Arial" w:hAnsi="Arial" w:cs="Arial"/>
+        </w:rPr>
+        <w:t xml:space="preserve">, therefore it alone cannot address the evolution or creation of unique signatures, as there is no </w:t>
+      </w:r>
+      <w:r>
+        <w:rPr>
+          <w:rFonts w:ascii="Arial" w:hAnsi="Arial" w:cs="Arial"/>
+        </w:rPr>
+        <w:t xml:space="preserve">process </w:t>
+      </w:r>
+      <w:r>
+        <w:rPr>
+          <w:rFonts w:ascii="Arial" w:hAnsi="Arial" w:cs="Arial"/>
+        </w:rPr>
+        <w:t>selecting</w:t>
+      </w:r>
+      <w:r>
+        <w:rPr>
+          <w:rFonts w:ascii="Arial" w:hAnsi="Arial" w:cs="Arial"/>
+        </w:rPr>
+        <w:t xml:space="preserve"> for more distinctiveness relative to one another.</w:t>
+      </w:r>
+      <w:r>
+        <w:rPr>
+          <w:rFonts w:ascii="Arial" w:hAnsi="Arial" w:cs="Arial"/>
+        </w:rPr>
+        <w:t xml:space="preserve"> This is evidence in the acoustic space plots of all group and individual vocalizations, where some overlaps between groups and individuals can be seen</w:t>
+      </w:r>
+      <w:r>
+        <w:rPr>
+          <w:rFonts w:ascii="Arial" w:hAnsi="Arial" w:cs="Arial"/>
+        </w:rPr>
+        <w:t xml:space="preserve"> </w:t>
+      </w:r>
+      <w:r>
+        <w:rPr>
+          <w:rFonts w:ascii="Arial" w:hAnsi="Arial" w:cs="Arial"/>
+        </w:rPr>
+        <w:t xml:space="preserve">(SUPPLEMENTAL). There is no </w:t>
+      </w:r>
+      <w:r>
+        <w:rPr>
+          <w:rFonts w:ascii="Arial" w:hAnsi="Arial" w:cs="Arial"/>
+        </w:rPr>
+        <w:t>demand for uniqueness</w:t>
+      </w:r>
+      <w:r>
+        <w:rPr>
+          <w:rFonts w:ascii="Arial" w:hAnsi="Arial" w:cs="Arial"/>
+        </w:rPr>
+        <w:t xml:space="preserve"> of signals when they are created</w:t>
+      </w:r>
+      <w:r>
+        <w:rPr>
+          <w:rFonts w:ascii="Arial" w:hAnsi="Arial" w:cs="Arial"/>
+        </w:rPr>
+        <w:t xml:space="preserve">, so when individual and group </w:t>
+      </w:r>
+      <w:r>
+        <w:rPr>
+          <w:rFonts w:ascii="Arial" w:hAnsi="Arial" w:cs="Arial"/>
+        </w:rPr>
+        <w:t xml:space="preserve">information proportional are equal </w:t>
+      </w:r>
+      <w:r>
+        <w:rPr>
+          <w:rFonts w:ascii="Arial" w:hAnsi="Arial" w:cs="Arial"/>
+        </w:rPr>
+        <w:t xml:space="preserve">we likely </w:t>
+      </w:r>
+      <w:r>
+        <w:rPr>
+          <w:rFonts w:ascii="Arial" w:hAnsi="Arial" w:cs="Arial"/>
+        </w:rPr>
+        <w:t xml:space="preserve">generate signal datasets that have </w:t>
+      </w:r>
+      <w:r>
+        <w:rPr>
+          <w:rFonts w:ascii="Arial" w:hAnsi="Arial" w:cs="Arial"/>
+        </w:rPr>
+        <w:t>much more overlap of signatures between classes</w:t>
+      </w:r>
+      <w:r>
+        <w:rPr>
+          <w:rFonts w:ascii="Arial" w:hAnsi="Arial" w:cs="Arial"/>
+        </w:rPr>
+        <w:t xml:space="preserve">. </w:t>
+      </w:r>
+      <w:r>
+        <w:rPr>
+          <w:rFonts w:ascii="Arial" w:hAnsi="Arial" w:cs="Arial"/>
+        </w:rPr>
+        <w:t>Combining paRsynth with agent-based modeling</w:t>
+      </w:r>
+      <w:r>
+        <w:rPr>
+          <w:rFonts w:ascii="Arial" w:hAnsi="Arial" w:cs="Arial"/>
+        </w:rPr>
+        <w:t xml:space="preserve"> (TKTK maybe cite here or expand on ABM? Don’t want to give too much away though)</w:t>
+      </w:r>
+      <w:r>
+        <w:rPr>
+          <w:rFonts w:ascii="Arial" w:hAnsi="Arial" w:cs="Arial"/>
+        </w:rPr>
+        <w:t xml:space="preserve"> </w:t>
+      </w:r>
+      <w:r>
+        <w:rPr>
+          <w:rFonts w:ascii="Arial" w:hAnsi="Arial" w:cs="Arial"/>
+        </w:rPr>
+        <w:t xml:space="preserve">may be a computationally efficient way to use synthetic vocalization datasets to test how social interactions and vocal learning change the information encoded in signals. Future research will combine these approaches to investigate such questions. </w:t>
+      </w:r>
+    </w:p>
+    <w:p>
+      <w:pPr>
+        <w:tabs>
+          <w:tab w:val="left" w:pos="720"/>
+          <w:tab w:val="left" w:pos="1440"/>
+          <w:tab w:val="left" w:pos="2160"/>
+          <w:tab w:val="left" w:pos="2880"/>
+          <w:tab w:val="left" w:pos="3600"/>
+          <w:tab w:val="left" w:pos="4170"/>
+        </w:tabs>
+        <w:spacing w:line="480" w:lineRule="auto"/>
+        <w:ind w:left="360"/>
+        <w:rPr>
+          <w:rFonts w:ascii="Arial" w:hAnsi="Arial" w:cs="Arial"/>
+        </w:rPr>
+      </w:pPr>
+    </w:p>
+    <w:p>
+      <w:pPr>
+        <w:spacing w:line="480" w:lineRule="auto"/>
+        <w:rPr>
+          <w:rFonts w:ascii="Arial" w:hAnsi="Arial" w:cs="Arial"/>
+          <w:i/>
+          <w:iCs/>
+        </w:rPr>
+      </w:pPr>
+      <w:r>
+        <w:rPr>
+          <w:rFonts w:ascii="Arial" w:hAnsi="Arial" w:cs="Arial"/>
+          <w:i/>
+          <w:iCs/>
+        </w:rPr>
+        <w:lastRenderedPageBreak/>
+        <w:t xml:space="preserve">Accuracy of Information Encoding and Recovery  </w:t>
+      </w:r>
+    </w:p>
+    <w:p>
+      <w:pPr>
+        <w:spacing w:line="480" w:lineRule="auto"/>
+        <w:rPr>
+          <w:rFonts w:ascii="Arial" w:hAnsi="Arial" w:cs="Arial"/>
+        </w:rPr>
+      </w:pPr>
+      <w:r>
+        <w:rPr>
+          <w:rFonts w:ascii="Arial" w:hAnsi="Arial" w:cs="Arial"/>
+        </w:rPr>
+        <w:tab/>
+        <w:t>We calculated the accuracy of edit distance calculations and</w:t>
+      </w:r>
+      <w:r>
+        <w:rPr>
+          <w:rFonts w:ascii="Arial" w:hAnsi="Arial" w:cs="Arial"/>
+        </w:rPr>
+        <w:t xml:space="preserve"> SPCC calculations for group and individual information across 4 information encoding proportions and 4</w:t>
+      </w:r>
+      <w:r>
+        <w:rPr>
+          <w:rFonts w:ascii="Arial" w:hAnsi="Arial" w:cs="Arial"/>
+        </w:rPr>
+        <w:t xml:space="preserve"> </w:t>
+      </w:r>
+      <w:r>
+        <w:rPr>
+          <w:rFonts w:ascii="Arial" w:hAnsi="Arial" w:cs="Arial"/>
+        </w:rPr>
+        <w:t xml:space="preserve">social conditions that represent different </w:t>
+      </w:r>
+      <w:r>
+        <w:rPr>
+          <w:rFonts w:ascii="Arial" w:hAnsi="Arial" w:cs="Arial"/>
+        </w:rPr>
+        <w:t>numbers</w:t>
+      </w:r>
+      <w:r>
+        <w:rPr>
+          <w:rFonts w:ascii="Arial" w:hAnsi="Arial" w:cs="Arial"/>
+        </w:rPr>
+        <w:t xml:space="preserve"> of original clusters of information</w:t>
+      </w:r>
+      <w:r>
+        <w:rPr>
+          <w:rFonts w:ascii="Arial" w:hAnsi="Arial" w:cs="Arial"/>
+        </w:rPr>
+        <w:t xml:space="preserve"> (Figure 4)</w:t>
+      </w:r>
+      <w:r>
+        <w:rPr>
+          <w:rFonts w:ascii="Arial" w:hAnsi="Arial" w:cs="Arial"/>
+        </w:rPr>
+        <w:t xml:space="preserve">. </w:t>
+      </w:r>
+      <w:r>
+        <w:rPr>
+          <w:rFonts w:ascii="Arial" w:hAnsi="Arial" w:cs="Arial"/>
+        </w:rPr>
+        <w:t xml:space="preserve">In general, we found that accuracy of detecting group and individual information </w:t>
+      </w:r>
+      <w:r>
+        <w:rPr>
+          <w:rFonts w:ascii="Arial" w:hAnsi="Arial" w:cs="Arial"/>
+        </w:rPr>
+        <w:t xml:space="preserve">improved with more of that type of information encoded in the original signal. </w:t>
+      </w:r>
+      <w:r>
+        <w:rPr>
+          <w:rFonts w:ascii="Arial" w:hAnsi="Arial" w:cs="Arial"/>
+        </w:rPr>
+        <w:t xml:space="preserve">Additionally, </w:t>
+      </w:r>
+      <w:r>
+        <w:rPr>
+          <w:rFonts w:ascii="Arial" w:hAnsi="Arial" w:cs="Arial"/>
+        </w:rPr>
+        <w:t xml:space="preserve">information detection was more accurate when signals were generated in </w:t>
+      </w:r>
+      <w:r>
+        <w:rPr>
+          <w:rFonts w:ascii="Arial" w:hAnsi="Arial" w:cs="Arial"/>
+        </w:rPr>
+        <w:t>fewer</w:t>
+      </w:r>
+      <w:r>
+        <w:rPr>
+          <w:rFonts w:ascii="Arial" w:hAnsi="Arial" w:cs="Arial"/>
+        </w:rPr>
+        <w:t xml:space="preserve"> number of original classes (fewer groups for group information, fewer individuals for individual information). </w:t>
+      </w:r>
+      <w:r>
+        <w:rPr>
+          <w:rFonts w:ascii="Arial" w:hAnsi="Arial" w:cs="Arial"/>
+        </w:rPr>
+        <w:t xml:space="preserve">In social environments that have more individuals or groups (i.e., more classes of each social level) signal distinctiveness is harder to maintain, since the number of unique possible signals is bounded. This likely explains why accuracy of information encoding was higher when signals were generated from fewer numbers of original classes. </w:t>
+      </w:r>
+    </w:p>
+    <w:p>
+      <w:pPr>
+        <w:spacing w:line="480" w:lineRule="auto"/>
+        <w:rPr>
+          <w:rFonts w:ascii="Arial" w:hAnsi="Arial" w:cs="Arial"/>
+          <w:b/>
+          <w:bCs/>
+          <w:sz w:val="22"/>
+          <w:szCs w:val="22"/>
+        </w:rPr>
+      </w:pPr>
+      <w:r>
+        <w:rPr>
+          <w:rFonts w:ascii="Arial" w:hAnsi="Arial" w:cs="Arial"/>
+          <w:b/>
+          <w:bCs/>
+          <w:noProof/>
+          <w:sz w:val="22"/>
+          <w:szCs w:val="22"/>
+        </w:rPr>
+        <w:lastRenderedPageBreak/>
+        <w:drawing>
+          <wp:inline distT="0" distB="0" distL="0" distR="0" wp14:anchorId="7E081CA4" wp14:editId="09DE7E95">
+            <wp:extent cx="5937250" cy="5149850"/>
+            <wp:effectExtent l="0" t="0" r="6350" b="0"/>
+            <wp:docPr id="782938263" name="Picture 4"/>
+            <wp:cNvGraphicFramePr>
+              <a:graphicFrameLocks xmlns:a="http://schemas.openxmlformats.org/drawingml/2006/main" noChangeAspect="1"/>
+            </wp:cNvGraphicFramePr>
+            <a:graphic xmlns:a="http://schemas.openxmlformats.org/drawingml/2006/main">
+              <a:graphicData uri="http://schemas.openxmlformats.org/drawingml/2006/picture">
+                <pic:pic xmlns:pic="http://schemas.openxmlformats.org/drawingml/2006/picture">
+                  <pic:nvPicPr>
+                    <pic:cNvPr id="0" name="Picture 4"/>
+                    <pic:cNvPicPr>
+                      <a:picLocks noChangeAspect="1" noChangeArrowheads="1"/>
+                    </pic:cNvPicPr>
+                  </pic:nvPicPr>
+                  <pic:blipFill>
+                    <a:blip r:embed="rId16">
+                      <a:extLst>
+                        <a:ext uri="{28A0092B-C50C-407E-A947-70E740481C1C}">
+                          <a14:useLocalDpi xmlns:a14="http://schemas.microsoft.com/office/drawing/2010/main" val="0"/>
+                        </a:ext>
+                      </a:extLst>
+                    </a:blip>
+                    <a:srcRect/>
+                    <a:stretch>
+                      <a:fillRect/>
+                    </a:stretch>
+                  </pic:blipFill>
+                  <pic:spPr bwMode="auto">
+                    <a:xfrm>
+                      <a:off x="0" y="0"/>
+                      <a:ext cx="5937250" cy="5149850"/>
+                    </a:xfrm>
+                    <a:prstGeom prst="rect">
+                      <a:avLst/>
+                    </a:prstGeom>
+                    <a:noFill/>
+                    <a:ln>
+                      <a:noFill/>
+                    </a:ln>
+                  </pic:spPr>
+                </pic:pic>
+              </a:graphicData>
+            </a:graphic>
+          </wp:inline>
+        </w:drawing>
+      </w:r>
+    </w:p>
+    <w:p>
+      <w:pPr>
+        <w:spacing w:line="480" w:lineRule="auto"/>
+        <w:rPr>
+          <w:rFonts w:ascii="Arial" w:hAnsi="Arial" w:cs="Arial"/>
+          <w:b/>
+          <w:bCs/>
+          <w:sz w:val="22"/>
+          <w:szCs w:val="22"/>
+        </w:rPr>
+      </w:pPr>
+      <w:commentRangeStart w:id="26"/>
+      <w:r>
+        <w:rPr>
+          <w:rFonts w:ascii="Arial" w:hAnsi="Arial" w:cs="Arial"/>
+          <w:b/>
+          <w:bCs/>
+          <w:sz w:val="22"/>
+          <w:szCs w:val="22"/>
+        </w:rPr>
+        <w:t xml:space="preserve">Figure </w:t>
+      </w:r>
+      <w:commentRangeEnd w:id="26"/>
+      <w:r>
+        <w:rPr>
+          <w:rStyle w:val="CommentReference"/>
+          <w:rFonts w:ascii="Arial" w:hAnsi="Arial" w:cs="Arial"/>
+          <w:sz w:val="22"/>
+          <w:szCs w:val="22"/>
+        </w:rPr>
+        <w:commentReference w:id="26"/>
+      </w:r>
+      <w:r>
+        <w:rPr>
+          <w:rFonts w:ascii="Arial" w:hAnsi="Arial" w:cs="Arial"/>
+          <w:b/>
+          <w:bCs/>
+          <w:sz w:val="22"/>
+          <w:szCs w:val="22"/>
+        </w:rPr>
+        <w:t>4:</w:t>
+      </w:r>
+      <w:r>
+        <w:rPr>
+          <w:rFonts w:ascii="Arial" w:hAnsi="Arial" w:cs="Arial"/>
+          <w:b/>
+          <w:bCs/>
+          <w:sz w:val="22"/>
+          <w:szCs w:val="22"/>
+        </w:rPr>
+        <w:t xml:space="preserve"> TKTK figure caption</w:t>
+      </w:r>
+    </w:p>
+    <w:p>
+      <w:pPr>
+        <w:spacing w:line="480" w:lineRule="auto"/>
+        <w:rPr>
+          <w:rFonts w:ascii="Arial" w:hAnsi="Arial" w:cs="Arial"/>
+        </w:rPr>
+      </w:pPr>
+    </w:p>
+    <w:p>
+      <w:pPr>
+        <w:spacing w:line="480" w:lineRule="auto"/>
+        <w:ind w:firstLine="720"/>
+        <w:rPr>
+          <w:rFonts w:ascii="Arial" w:hAnsi="Arial" w:cs="Arial"/>
+        </w:rPr>
+      </w:pPr>
+      <w:r>
+        <w:rPr>
+          <w:rFonts w:ascii="Arial" w:hAnsi="Arial" w:cs="Arial"/>
+        </w:rPr>
         <w:t xml:space="preserve">We calculated Cliff’s delta comparing group information accuracy measures to individual information accuracy measures across </w:t>
       </w:r>
       <w:r>
@@ -4653,14 +4575,14 @@
         <w:rPr>
           <w:rFonts w:ascii="Arial" w:hAnsi="Arial" w:cs="Arial"/>
         </w:rPr>
-        <w:t xml:space="preserve">For both edit distance and SPCC calculations, we found large effect size differences between group and individual </w:t>
+        <w:t xml:space="preserve">For both edit distance and SPCC calculations, we found large effect size differences between group and individual level accuracy measurements at the extremes of the information proportion treatments. When there was no group information encoded, we detected negative effects sizes, </w:t>
       </w:r>
       <w:r>
         <w:rPr>
           <w:rFonts w:ascii="Arial" w:hAnsi="Arial" w:cs="Arial"/>
         </w:rPr>
         <w:lastRenderedPageBreak/>
-        <w:t xml:space="preserve">level accuracy measurements at the extremes of the information proportion treatments. When there was no group information encoded, we detected negative effects sizes, suggesting the distribution of group level accuracy was </w:t>
+        <w:t xml:space="preserve">suggesting the distribution of group level accuracy was </w:t>
       </w:r>
       <w:r>
         <w:rPr>
@@ -4700,19 +4622,19 @@
           <w:rFonts w:ascii="Arial" w:hAnsi="Arial" w:cs="Arial"/>
         </w:rPr>
       </w:pPr>
-      <w:commentRangeStart w:id="29"/>
+      <w:commentRangeStart w:id="27"/>
       <w:r>
         <w:rPr>
           <w:rFonts w:ascii="Arial" w:hAnsi="Arial" w:cs="Arial"/>
         </w:rPr>
         <w:t xml:space="preserve">Table </w:t>
       </w:r>
-      <w:commentRangeEnd w:id="29"/>
+      <w:commentRangeEnd w:id="27"/>
       <w:r>
         <w:rPr>
           <w:rStyle w:val="CommentReference"/>
         </w:rPr>
-        <w:commentReference w:id="29"/>
+        <w:commentReference w:id="27"/>
       </w:r>
       <w:r>
         <w:rPr>
@@ -9466,7 +9388,6 @@
                 <w:szCs w:val="22"/>
                 <w14:ligatures w14:val="none"/>
               </w:rPr>
-              <w:lastRenderedPageBreak/>
               <w:t>4</w:t>
             </w:r>
           </w:p>
@@ -10184,6 +10105,7 @@
                 <w:szCs w:val="22"/>
                 <w14:ligatures w14:val="none"/>
               </w:rPr>
+              <w:lastRenderedPageBreak/>
               <w:t>6</w:t>
             </w:r>
           </w:p>
@@ -12833,23 +12755,27 @@
         <w:spacing w:line="480" w:lineRule="auto"/>
         <w:rPr>
           <w:rFonts w:ascii="Arial" w:hAnsi="Arial" w:cs="Arial"/>
+          <w:b/>
+          <w:bCs/>
           <w:sz w:val="22"/>
           <w:szCs w:val="22"/>
         </w:rPr>
       </w:pPr>
       <w:r>
         <w:rPr>
-          <w:rFonts w:ascii="Arial Nova Light" w:hAnsi="Arial Nova Light" w:cs="Arial"/>
+          <w:rFonts w:ascii="Arial" w:hAnsi="Arial" w:cs="Arial"/>
           <w:b/>
           <w:bCs/>
           <w:noProof/>
+          <w:sz w:val="22"/>
+          <w:szCs w:val="22"/>
         </w:rPr>
         <w:lastRenderedPageBreak/>
         <w:drawing>
-          <wp:inline distT="0" distB="0" distL="0" distR="0" wp14:anchorId="3A808C1F" wp14:editId="42DB2BF8">
-            <wp:extent cx="5937250" cy="5937250"/>
-            <wp:effectExtent l="0" t="0" r="6350" b="6350"/>
-            <wp:docPr id="694573787" name="Picture 6" descr="A graph of different colored lines&#10;&#10;AI-generated content may be incorrect."/>
+          <wp:inline distT="0" distB="0" distL="0" distR="0" wp14:anchorId="5533CDDE" wp14:editId="31DA7438">
+            <wp:extent cx="5937250" cy="5149850"/>
+            <wp:effectExtent l="0" t="0" r="6350" b="0"/>
+            <wp:docPr id="978950095" name="Picture 5"/>
             <wp:cNvGraphicFramePr>
               <a:graphicFrameLocks xmlns:a="http://schemas.openxmlformats.org/drawingml/2006/main" noChangeAspect="1"/>
             </wp:cNvGraphicFramePr>
@@ -12857,13 +12783,13 @@
               <a:graphicData uri="http://schemas.openxmlformats.org/drawingml/2006/picture">
                 <pic:pic xmlns:pic="http://schemas.openxmlformats.org/drawingml/2006/picture">
                   <pic:nvPicPr>
-                    <pic:cNvPr id="694573787" name="Picture 6" descr="A graph of different colored lines&#10;&#10;AI-generated content may be incorrect."/>
+                    <pic:cNvPr id="0" name="Picture 5"/>
                     <pic:cNvPicPr>
                       <a:picLocks noChangeAspect="1" noChangeArrowheads="1"/>
                     </pic:cNvPicPr>
                   </pic:nvPicPr>
                   <pic:blipFill>
-                    <a:blip r:embed="rId17" cstate="print">
+                    <a:blip r:embed="rId17">
                       <a:extLst>
                         <a:ext uri="{28A0092B-C50C-407E-A947-70E740481C1C}">
                           <a14:useLocalDpi xmlns:a14="http://schemas.microsoft.com/office/drawing/2010/main" val="0"/>
@@ -12878,7 +12804,7 @@
                   <pic:spPr bwMode="auto">
                     <a:xfrm>
                       <a:off x="0" y="0"/>
-                      <a:ext cx="5937250" cy="5937250"/>
+                      <a:ext cx="5937250" cy="5149850"/>
                     </a:xfrm>
                     <a:prstGeom prst="rect">
                       <a:avLst/>
@@ -12894,7 +12820,17 @@
           </wp:inline>
         </w:drawing>
       </w:r>
-      <w:commentRangeStart w:id="30"/>
+    </w:p>
+    <w:p>
+      <w:pPr>
+        <w:spacing w:line="480" w:lineRule="auto"/>
+        <w:rPr>
+          <w:rFonts w:ascii="Arial" w:hAnsi="Arial" w:cs="Arial"/>
+          <w:sz w:val="22"/>
+          <w:szCs w:val="22"/>
+        </w:rPr>
+      </w:pPr>
+      <w:commentRangeStart w:id="28"/>
       <w:r>
         <w:rPr>
           <w:rFonts w:ascii="Arial" w:hAnsi="Arial" w:cs="Arial"/>
@@ -12905,7 +12841,7 @@
         </w:rPr>
         <w:t xml:space="preserve">Figure </w:t>
       </w:r>
-      <w:commentRangeEnd w:id="30"/>
+      <w:commentRangeEnd w:id="28"/>
       <w:r>
         <w:rPr>
           <w:rStyle w:val="CommentReference"/>
@@ -12913,7 +12849,7 @@
           <w:sz w:val="22"/>
           <w:szCs w:val="22"/>
         </w:rPr>
-        <w:commentReference w:id="30"/>
+        <w:commentReference w:id="28"/>
       </w:r>
       <w:r>
         <w:rPr>
@@ -12955,14 +12891,7 @@
         <w:rPr>
           <w:rFonts w:ascii="Arial" w:hAnsi="Arial" w:cs="Arial"/>
         </w:rPr>
-        <w:t xml:space="preserve">The effect sizes comparing group and individual information at the middle information proportion conditions have large confidence intervals. As discussed above, the likely reason for this is that when information proportions between group and </w:t>
-      </w:r>
-      <w:r>
-        <w:rPr>
-          <w:rFonts w:ascii="Arial" w:hAnsi="Arial" w:cs="Arial"/>
-        </w:rPr>
-        <w:lastRenderedPageBreak/>
-        <w:t xml:space="preserve">individual information are roughly equal, </w:t>
+        <w:t xml:space="preserve">The effect sizes comparing group and individual information at the middle information proportion conditions have large confidence intervals. As discussed above, the likely reason for this is that when information proportions between group and individual information are roughly equal, </w:t>
       </w:r>
       <w:r>
         <w:rPr>
@@ -12983,6 +12912,7 @@
         <w:rPr>
           <w:rFonts w:ascii="Arial" w:hAnsi="Arial" w:cs="Arial"/>
         </w:rPr>
+        <w:lastRenderedPageBreak/>
         <w:t xml:space="preserve">Our package, paRsynth, is a new synthetic tool for studying information encoding in animal communication. </w:t>
       </w:r>
       <w:r>
@@ -13121,19 +13051,7 @@
         <w:rPr>
           <w:rFonts w:ascii="Arial" w:hAnsi="Arial" w:cs="Arial"/>
         </w:rPr>
-        <w:t xml:space="preserve"> or to validate new methods for </w:t>
-      </w:r>
-      <w:r>
-        <w:rPr>
-          <w:rFonts w:ascii="Arial" w:hAnsi="Arial" w:cs="Arial"/>
-        </w:rPr>
-        <w:t>calculating</w:t>
-      </w:r>
-      <w:r>
-        <w:rPr>
-          <w:rFonts w:ascii="Arial" w:hAnsi="Arial" w:cs="Arial"/>
-        </w:rPr>
-        <w:t xml:space="preserve"> and quantify</w:t>
+        <w:t xml:space="preserve"> or to validate new methods for calculating and quantify</w:t>
       </w:r>
       <w:r>
         <w:rPr>
@@ -13343,68 +13261,68 @@
         <w:rPr>
           <w:rFonts w:ascii="Arial" w:hAnsi="Arial" w:cs="Arial"/>
         </w:rPr>
-        <w:t xml:space="preserve"> efficiency is sim research while also producing </w:t>
+        <w:t xml:space="preserve"> efficiency is sim research while also producing synth</w:t>
+      </w:r>
+      <w:r>
+        <w:rPr>
+          <w:rFonts w:ascii="Arial" w:hAnsi="Arial" w:cs="Arial"/>
+        </w:rPr>
+        <w:t>etic</w:t>
+      </w:r>
+      <w:r>
+        <w:rPr>
+          <w:rFonts w:ascii="Arial" w:hAnsi="Arial" w:cs="Arial"/>
+        </w:rPr>
+        <w:t xml:space="preserve"> </w:t>
+      </w:r>
+      <w:r>
+        <w:rPr>
+          <w:rFonts w:ascii="Arial" w:hAnsi="Arial" w:cs="Arial"/>
+        </w:rPr>
+        <w:t>audio</w:t>
+      </w:r>
+      <w:r>
+        <w:rPr>
+          <w:rFonts w:ascii="Arial" w:hAnsi="Arial" w:cs="Arial"/>
+        </w:rPr>
+        <w:t xml:space="preserve"> </w:t>
+      </w:r>
+      <w:r>
+        <w:rPr>
+          <w:rFonts w:ascii="Arial" w:hAnsi="Arial" w:cs="Arial"/>
+        </w:rPr>
+        <w:t>file</w:t>
+      </w:r>
+      <w:r>
+        <w:rPr>
+          <w:rFonts w:ascii="Arial" w:hAnsi="Arial" w:cs="Arial"/>
+        </w:rPr>
+        <w:t xml:space="preserve"> representation of </w:t>
+      </w:r>
+      <w:r>
+        <w:rPr>
+          <w:rFonts w:ascii="Arial" w:hAnsi="Arial" w:cs="Arial"/>
+        </w:rPr>
+        <w:t>the same signals for traditional bioacoustics analyses, situating its impact at the i</w:t>
+      </w:r>
+      <w:r>
+        <w:rPr>
+          <w:rFonts w:ascii="Arial" w:hAnsi="Arial" w:cs="Arial"/>
+        </w:rPr>
+        <w:t>nterface of computation and communication</w:t>
+      </w:r>
+      <w:r>
+        <w:rPr>
+          <w:rFonts w:ascii="Arial" w:hAnsi="Arial" w:cs="Arial"/>
+        </w:rPr>
+        <w:t xml:space="preserve"> </w:t>
       </w:r>
       <w:r>
         <w:rPr>
           <w:rFonts w:ascii="Arial" w:hAnsi="Arial" w:cs="Arial"/>
         </w:rPr>
         <w:lastRenderedPageBreak/>
-        <w:t>synth</w:t>
-      </w:r>
-      <w:r>
-        <w:rPr>
-          <w:rFonts w:ascii="Arial" w:hAnsi="Arial" w:cs="Arial"/>
-        </w:rPr>
-        <w:t>etic</w:t>
-      </w:r>
-      <w:r>
-        <w:rPr>
-          <w:rFonts w:ascii="Arial" w:hAnsi="Arial" w:cs="Arial"/>
-        </w:rPr>
-        <w:t xml:space="preserve"> </w:t>
-      </w:r>
-      <w:r>
-        <w:rPr>
-          <w:rFonts w:ascii="Arial" w:hAnsi="Arial" w:cs="Arial"/>
-        </w:rPr>
-        <w:t>audio</w:t>
-      </w:r>
-      <w:r>
-        <w:rPr>
-          <w:rFonts w:ascii="Arial" w:hAnsi="Arial" w:cs="Arial"/>
-        </w:rPr>
-        <w:t xml:space="preserve"> </w:t>
-      </w:r>
-      <w:r>
-        <w:rPr>
-          <w:rFonts w:ascii="Arial" w:hAnsi="Arial" w:cs="Arial"/>
-        </w:rPr>
-        <w:t>file</w:t>
-      </w:r>
-      <w:r>
-        <w:rPr>
-          <w:rFonts w:ascii="Arial" w:hAnsi="Arial" w:cs="Arial"/>
-        </w:rPr>
-        <w:t xml:space="preserve"> representation of </w:t>
-      </w:r>
-      <w:r>
-        <w:rPr>
-          <w:rFonts w:ascii="Arial" w:hAnsi="Arial" w:cs="Arial"/>
-        </w:rPr>
-        <w:t>the same signals for traditional bioacoustics analyses, situating its impact at the i</w:t>
-      </w:r>
-      <w:r>
-        <w:rPr>
-          <w:rFonts w:ascii="Arial" w:hAnsi="Arial" w:cs="Arial"/>
-        </w:rPr>
-        <w:t>nterface of computation and communication</w:t>
-      </w:r>
-      <w:r>
-        <w:rPr>
-          <w:rFonts w:ascii="Arial" w:hAnsi="Arial" w:cs="Arial"/>
-        </w:rPr>
-        <w:t xml:space="preserve"> research</w:t>
+        <w:t>research</w:t>
       </w:r>
       <w:r>
         <w:rPr>
@@ -13464,7 +13382,7 @@
           <w:rFonts w:ascii="Arial" w:hAnsi="Arial" w:cs="Arial"/>
         </w:rPr>
       </w:pPr>
-      <w:commentRangeStart w:id="31"/>
+      <w:commentRangeStart w:id="29"/>
       <w:r>
         <w:rPr>
           <w:rFonts w:ascii="Arial" w:hAnsi="Arial" w:cs="Arial"/>
@@ -13473,7 +13391,7 @@
         </w:rPr>
         <w:t xml:space="preserve">Materials and </w:t>
       </w:r>
-      <w:commentRangeStart w:id="32"/>
+      <w:commentRangeStart w:id="30"/>
       <w:r>
         <w:rPr>
           <w:rFonts w:ascii="Arial" w:hAnsi="Arial" w:cs="Arial"/>
@@ -13482,12 +13400,12 @@
         </w:rPr>
         <w:t>Methods</w:t>
       </w:r>
-      <w:commentRangeEnd w:id="32"/>
+      <w:commentRangeEnd w:id="30"/>
       <w:r>
         <w:rPr>
           <w:rStyle w:val="CommentReference"/>
         </w:rPr>
-        <w:commentReference w:id="32"/>
+        <w:commentReference w:id="30"/>
       </w:r>
       <w:r>
         <w:rPr>
@@ -13495,12 +13413,12 @@
         </w:rPr>
         <w:t>:</w:t>
       </w:r>
-      <w:commentRangeEnd w:id="31"/>
+      <w:commentRangeEnd w:id="29"/>
       <w:r>
         <w:rPr>
           <w:rStyle w:val="CommentReference"/>
         </w:rPr>
-        <w:commentReference w:id="31"/>
+        <w:commentReference w:id="29"/>
       </w:r>
     </w:p>
     <w:p>
@@ -13547,57 +13465,606 @@
         </w:rPr>
         <w:t xml:space="preserve"> </w:t>
       </w:r>
+      <w:commentRangeStart w:id="31"/>
+      <w:commentRangeStart w:id="32"/>
+      <w:r>
+        <w:rPr>
+          <w:rFonts w:ascii="Arial" w:hAnsi="Arial" w:cs="Arial"/>
+        </w:rPr>
+        <w:t xml:space="preserve">5 components (Figure 1): </w:t>
+      </w:r>
+      <w:commentRangeEnd w:id="31"/>
+      <w:r>
+        <w:rPr>
+          <w:rStyle w:val="CommentReference"/>
+        </w:rPr>
+        <w:commentReference w:id="31"/>
+      </w:r>
+      <w:commentRangeEnd w:id="32"/>
+      <w:r>
+        <w:rPr>
+          <w:rStyle w:val="CommentReference"/>
+        </w:rPr>
+        <w:commentReference w:id="32"/>
+      </w:r>
+      <w:r>
+        <w:rPr>
+          <w:rFonts w:ascii="Arial" w:hAnsi="Arial" w:cs="Arial"/>
+        </w:rPr>
+        <w:t xml:space="preserve">a global head (a string of characters shared across all individuals; TKTK character length), a section of group information, a section of individual information, another section of group information, and a global tail (a string of characters shared across all individuals; TKTK character length). Later versions of our code will allow users to choose where and how much information is encoded in the signal. We varied the character length of the group and individual sections depending on treatment, discussed below. We used three unique characters in the string: A, B, and C. </w:t>
+      </w:r>
       <w:commentRangeStart w:id="33"/>
+      <w:r>
+        <w:rPr>
+          <w:rFonts w:ascii="Arial" w:hAnsi="Arial" w:cs="Arial"/>
+        </w:rPr>
+        <w:t>Once character strings were generated, we added random variation in each call to represent variation within an individual’s call repertoires</w:t>
+      </w:r>
+      <w:commentRangeEnd w:id="33"/>
+      <w:r>
+        <w:rPr>
+          <w:rStyle w:val="CommentReference"/>
+        </w:rPr>
+        <w:commentReference w:id="33"/>
+      </w:r>
+      <w:r>
+        <w:rPr>
+          <w:rFonts w:ascii="Arial" w:hAnsi="Arial" w:cs="Arial"/>
+        </w:rPr>
+        <w:t xml:space="preserve">. Total string length remained constant across individuals (36 characters). </w:t>
+      </w:r>
+    </w:p>
+    <w:p>
+      <w:pPr>
+        <w:spacing w:line="480" w:lineRule="auto"/>
+        <w:rPr>
+          <w:rFonts w:ascii="Arial" w:hAnsi="Arial" w:cs="Arial"/>
+        </w:rPr>
+      </w:pPr>
+      <w:r>
+        <w:rPr>
+          <w:rFonts w:ascii="Arial" w:hAnsi="Arial" w:cs="Arial"/>
+        </w:rPr>
+        <w:tab/>
+        <w:t xml:space="preserve">Next, we sonified characters strings to synthetic vocalizations by using Parson’s code. Parson’s code summarizes the information in a tune or signal while reducing over its global characteristics </w:t>
+      </w:r>
+      <w:r>
+        <w:rPr>
+          <w:rFonts w:ascii="Arial" w:hAnsi="Arial" w:cs="Arial"/>
+        </w:rPr>
+        <w:fldChar w:fldCharType="begin"/>
+      </w:r>
+      <w:r>
+        <w:rPr>
+          <w:rFonts w:ascii="Arial" w:hAnsi="Arial" w:cs="Arial"/>
+        </w:rPr>
+        <w:instrText xml:space="preserve"> ADDIN ZOTERO_ITEM CSL_CITATION {"citationID":"Uqyq1MIF","properties":{"formattedCitation":"(40)","plainCitation":"(40)","noteIndex":0},"citationItems":[{"id":598,"uris":["http://zotero.org/groups/5786507/items/ZVXRPGHR"],"itemData":{"id":598,"type":"book","abstract":"288 p. : 24 cm","ISBN":"978-0-904747-00-3","language":"eng","number-of-pages":"298","publisher":"Cambridge, Eng. : S. Brown","source":"Internet Archive","title":"The directory of tunes and musical themes","URL":"http://archive.org/details/directoryoftunes0000pars","author":[{"family":"Parsons","given":"Denys"}],"contributor":[{"literal":"Internet Archive"}],"accessed":{"date-parts":[["2024",12,20]]},"issued":{"date-parts":[["1975"]]}}}],"schema":"https://github.com/citation-style-language/schema/raw/master/csl-citation.json"} </w:instrText>
+      </w:r>
+      <w:r>
+        <w:rPr>
+          <w:rFonts w:ascii="Arial" w:hAnsi="Arial" w:cs="Arial"/>
+        </w:rPr>
+        <w:fldChar w:fldCharType="separate"/>
+      </w:r>
+      <w:r>
+        <w:rPr>
+          <w:rFonts w:ascii="Arial" w:hAnsi="Arial" w:cs="Arial"/>
+        </w:rPr>
+        <w:t>(40)</w:t>
+      </w:r>
+      <w:r>
+        <w:rPr>
+          <w:rFonts w:ascii="Arial" w:hAnsi="Arial" w:cs="Arial"/>
+        </w:rPr>
+        <w:fldChar w:fldCharType="end"/>
+      </w:r>
+      <w:r>
+        <w:rPr>
+          <w:rFonts w:ascii="Arial" w:hAnsi="Arial" w:cs="Arial"/>
+        </w:rPr>
+        <w:t xml:space="preserve">. We used 1-Parsons encoding, which reduces the </w:t>
+      </w:r>
+      <w:r>
+        <w:rPr>
+          <w:rFonts w:ascii="Arial" w:hAnsi="Arial" w:cs="Arial"/>
+        </w:rPr>
+        <w:lastRenderedPageBreak/>
+        <w:t xml:space="preserve">frequences profile of a signal to a “trit” of information by noting the direction of frequency change (up, down, or constant) in a series of subsamples from the original signal, known as Parsons segments. Parsons code is often used in the retrieval and study of music </w:t>
+      </w:r>
+      <w:r>
+        <w:rPr>
+          <w:rFonts w:ascii="Arial" w:hAnsi="Arial" w:cs="Arial"/>
+        </w:rPr>
+        <w:fldChar w:fldCharType="begin"/>
+      </w:r>
+      <w:r>
+        <w:rPr>
+          <w:rFonts w:ascii="Arial" w:hAnsi="Arial" w:cs="Arial"/>
+        </w:rPr>
+        <w:instrText xml:space="preserve"> ADDIN ZOTERO_ITEM CSL_CITATION {"citationID":"8E9FupMd","properties":{"formattedCitation":"(41)","plainCitation":"(41)","noteIndex":0},"citationItems":[{"id":601,"uris":["http://zotero.org/groups/5786507/items/IJTC2XE2"],"itemData":{"id":601,"type":"article-journal","container-title":"Annual review of information science and technology","issue":"1","page":"295-340","title":"Music information retrieval","volume":"37","author":[{"family":"Downie","given":"J.S."}],"issued":{"date-parts":[["2003"]]}}}],"schema":"https://github.com/citation-style-language/schema/raw/master/csl-citation.json"} </w:instrText>
+      </w:r>
+      <w:r>
+        <w:rPr>
+          <w:rFonts w:ascii="Arial" w:hAnsi="Arial" w:cs="Arial"/>
+        </w:rPr>
+        <w:fldChar w:fldCharType="separate"/>
+      </w:r>
+      <w:r>
+        <w:rPr>
+          <w:rFonts w:ascii="Arial" w:hAnsi="Arial" w:cs="Arial"/>
+        </w:rPr>
+        <w:t>(41)</w:t>
+      </w:r>
+      <w:r>
+        <w:rPr>
+          <w:rFonts w:ascii="Arial" w:hAnsi="Arial" w:cs="Arial"/>
+        </w:rPr>
+        <w:fldChar w:fldCharType="end"/>
+      </w:r>
+      <w:r>
+        <w:rPr>
+          <w:rFonts w:ascii="Arial" w:hAnsi="Arial" w:cs="Arial"/>
+        </w:rPr>
+        <w:t xml:space="preserve">, however researchers have used a Parsons code metric to decode information in frequency-based animal signals with great success </w:t>
+      </w:r>
+      <w:r>
+        <w:rPr>
+          <w:rFonts w:ascii="Arial" w:hAnsi="Arial" w:cs="Arial"/>
+        </w:rPr>
+        <w:fldChar w:fldCharType="begin"/>
+      </w:r>
+      <w:r>
+        <w:rPr>
+          <w:rFonts w:ascii="Arial" w:hAnsi="Arial" w:cs="Arial"/>
+        </w:rPr>
+        <w:instrText xml:space="preserve"> ADDIN ZOTERO_ITEM CSL_CITATION {"citationID":"r3ZuczO0","properties":{"formattedCitation":"(36)","plainCitation":"(36)","noteIndex":0},"citationItems":[{"id":599,"uris":["http://zotero.org/groups/5786507/items/MUGYAV6U"],"itemData":{"id":599,"type":"article-journal","abstract":"Bottlenose dolphins (Tursiops truncatus) produce many vocalisations, including whistles that are unique to the individual producing them. Such “signature whistles” play a role in individual recognition and maintaining group integrity. Previous work has shown that humans can successfully group the spectrographic representations of signature whistles according to the individual dolphins that produced them. However, attempts at using mathematical algorithms to perform a similar task have been less successful. A greater understanding of the encoding of identity information in signature whistles is important for assessing similarity of whistles and thus social influences on the development of these learned calls. We re-examined 400 signature whistles from 20 individual dolphins used in a previous study, and tested the performance of new mathematical algorithms. We compared the measure used in the original study (correlation matrix of evenly sampled frequency measurements) to one used in several previous studies (similarity matrix of time-warped whistles), and to a new algorithm based on the Parsons code, used in music retrieval databases. The Parsons code records the direction of frequency change at each time step, and is effective at capturing human perception of music. We analysed similarity matrices from each of these three techniques, as well as a random control, by unsupervised clustering using three separate techniques: k-means clustering, hierarchical clustering, and an adaptive resonance theory neural network. For each of the three clustering techniques, a seven-level Parsons algorithm provided better clustering than the correlation and dynamic time warping algorithms, and was closer to the near-perfect visual categorisations of human judges. Thus, the Parsons code captures much of the individual identity information present in signature whistles, and may prove useful in studies requiring quantification of whistle similarity.","container-title":"PLOS ONE","DOI":"10.1371/journal.pone.0077671","ISSN":"1932-6203","issue":"10","journalAbbreviation":"PLOS ONE","language":"en","note":"publisher: Public Library of Science","page":"e77671","source":"PLoS Journals","title":"The Encoding of Individual Identity in Dolphin Signature Whistles: How Much Information Is Needed?","title-short":"The Encoding of Individual Identity in Dolphin Signature Whistles","volume":"8","author":[{"family":"Kershenbaum","given":"Arik"},{"family":"Sayigh","given":"Laela S."},{"family":"Janik","given":"Vincent M."}],"issued":{"date-parts":[["2013",10,23]]}}}],"schema":"https://github.com/citation-style-language/schema/raw/master/csl-citation.json"} </w:instrText>
+      </w:r>
+      <w:r>
+        <w:rPr>
+          <w:rFonts w:ascii="Arial" w:hAnsi="Arial" w:cs="Arial"/>
+        </w:rPr>
+        <w:fldChar w:fldCharType="separate"/>
+      </w:r>
+      <w:r>
+        <w:rPr>
+          <w:rFonts w:ascii="Arial" w:hAnsi="Arial" w:cs="Arial"/>
+        </w:rPr>
+        <w:t>(36)</w:t>
+      </w:r>
+      <w:r>
+        <w:rPr>
+          <w:rFonts w:ascii="Arial" w:hAnsi="Arial" w:cs="Arial"/>
+        </w:rPr>
+        <w:fldChar w:fldCharType="end"/>
+      </w:r>
+      <w:r>
+        <w:rPr>
+          <w:rFonts w:ascii="Arial" w:hAnsi="Arial" w:cs="Arial"/>
+        </w:rPr>
+        <w:t xml:space="preserve">. Here, we used Paron’s code in a novel way, using it to encode information in a signal rather than to decode information. Each unique character mapped onto a direction, such that A was converted into “up”, B into “down”, and C into “constant”. </w:t>
+      </w:r>
+    </w:p>
+    <w:p>
+      <w:pPr>
+        <w:spacing w:line="480" w:lineRule="auto"/>
+        <w:ind w:firstLine="720"/>
+        <w:rPr>
+          <w:rFonts w:ascii="Arial" w:hAnsi="Arial" w:cs="Arial"/>
+        </w:rPr>
+      </w:pPr>
+      <w:r>
+        <w:rPr>
+          <w:rFonts w:ascii="Arial" w:hAnsi="Arial" w:cs="Arial"/>
+        </w:rPr>
+        <w:t xml:space="preserve">Once strings were in Parson’s code, we converted each section of the vocalization into frequency anchors, measured in Hz. Each subcomponent of synthetic vocalization started at a randomly selected frequency between (TKTK range). </w:t>
+      </w:r>
       <w:commentRangeStart w:id="34"/>
-      <w:r>
-        <w:rPr>
-          <w:rFonts w:ascii="Arial" w:hAnsi="Arial" w:cs="Arial"/>
-        </w:rPr>
-        <w:t xml:space="preserve">5 components (Figure 1): </w:t>
-      </w:r>
-      <w:commentRangeEnd w:id="33"/>
+      <w:commentRangeStart w:id="35"/>
+      <w:r>
+        <w:rPr>
+          <w:rFonts w:ascii="Arial" w:hAnsi="Arial" w:cs="Arial"/>
+        </w:rPr>
+        <w:t xml:space="preserve">This starting frequency served as a baseline for creating frequency anchors with Parson’s code, which determined if the next frequency anchor was greater than, less than, or the same as the frequency anchor before it. For example, if a synthetic vocalization started at 4000Hz and the first Parson’s code value is “constant”, then the next frequency anchor would also be 4000Hz. However, if the first Parson’s code was “up”, then the second frequency anchor would be 5000Hz. </w:t>
+      </w:r>
+      <w:commentRangeEnd w:id="34"/>
       <w:r>
         <w:rPr>
           <w:rStyle w:val="CommentReference"/>
         </w:rPr>
-        <w:commentReference w:id="33"/>
-      </w:r>
-      <w:commentRangeEnd w:id="34"/>
+        <w:commentReference w:id="34"/>
+      </w:r>
+      <w:commentRangeEnd w:id="35"/>
       <w:r>
         <w:rPr>
           <w:rStyle w:val="CommentReference"/>
         </w:rPr>
-        <w:commentReference w:id="34"/>
-      </w:r>
-      <w:r>
-        <w:rPr>
-          <w:rFonts w:ascii="Arial" w:hAnsi="Arial" w:cs="Arial"/>
-        </w:rPr>
-        <w:t xml:space="preserve">a global head (a string of characters shared across all individuals; TKTK character length), a section of group information, a section of individual information, another section of group information, and a global tail (a string of characters shared across all individuals; TKTK character length). Later versions of our code will allow users to choose where and how much information is encoded in the signal. We varied the character length of the group and individual sections depending on treatment, discussed below. We used three unique characters in the string: A, B, and C. </w:t>
-      </w:r>
-      <w:commentRangeStart w:id="35"/>
-      <w:r>
-        <w:rPr>
-          <w:rFonts w:ascii="Arial" w:hAnsi="Arial" w:cs="Arial"/>
-        </w:rPr>
-        <w:t>Once character strings were generated, we added random variation in each call to represent variation within an individual’s call repertoires</w:t>
-      </w:r>
-      <w:commentRangeEnd w:id="35"/>
+        <w:commentReference w:id="35"/>
+      </w:r>
+      <w:r>
+        <w:rPr>
+          <w:rFonts w:ascii="Arial" w:hAnsi="Arial" w:cs="Arial"/>
+        </w:rPr>
+        <w:t xml:space="preserve">Frequency shifts were kept constant at TKTK (I think 1000Hz). The starting frequency anchor was also used as a final frequency anchor in a vocalization subcomponent. Then, using the frequency anchors in each synthetic vocalization to guide frequency modulation patterns, we generated synthetic audio signals using the Soundgen package in R (CITE). The resulting synthetic vocalization files were saved as .wav files.  </w:t>
+      </w:r>
+    </w:p>
+    <w:p>
+      <w:pPr>
+        <w:spacing w:line="480" w:lineRule="auto"/>
+        <w:ind w:firstLine="720"/>
+        <w:rPr>
+          <w:rFonts w:ascii="Arial" w:hAnsi="Arial" w:cs="Arial"/>
+        </w:rPr>
+      </w:pPr>
+      <w:r>
+        <w:rPr>
+          <w:rFonts w:ascii="Arial" w:hAnsi="Arial" w:cs="Arial"/>
+        </w:rPr>
+        <w:lastRenderedPageBreak/>
+        <w:t>We used R to generate strings and synthetic audio signals, using the paRsynth package (code found TKTK here).</w:t>
+      </w:r>
+    </w:p>
+    <w:p>
+      <w:pPr>
+        <w:spacing w:line="480" w:lineRule="auto"/>
+        <w:rPr>
+          <w:rFonts w:ascii="Arial" w:hAnsi="Arial" w:cs="Arial"/>
+        </w:rPr>
+      </w:pPr>
+    </w:p>
+    <w:p>
+      <w:pPr>
+        <w:spacing w:line="480" w:lineRule="auto"/>
+        <w:rPr>
+          <w:rFonts w:ascii="Arial" w:hAnsi="Arial" w:cs="Arial"/>
+          <w:i/>
+          <w:iCs/>
+        </w:rPr>
+      </w:pPr>
+      <w:r>
+        <w:rPr>
+          <w:rFonts w:ascii="Arial" w:hAnsi="Arial" w:cs="Arial"/>
+          <w:i/>
+          <w:iCs/>
+        </w:rPr>
+        <w:t>Detecting Synthetic Group and Individual Information in Synthetic Datasets</w:t>
+      </w:r>
+    </w:p>
+    <w:p>
+      <w:pPr>
+        <w:spacing w:line="480" w:lineRule="auto"/>
+        <w:ind w:firstLine="720"/>
+        <w:rPr>
+          <w:rFonts w:ascii="Arial" w:hAnsi="Arial" w:cs="Arial"/>
+        </w:rPr>
+      </w:pPr>
+      <w:r>
+        <w:rPr>
+          <w:rFonts w:ascii="Arial" w:hAnsi="Arial" w:cs="Arial"/>
+        </w:rPr>
+        <w:t xml:space="preserve">Using the process described above, we created two synthetic data sets: one that created </w:t>
+      </w:r>
+      <w:commentRangeStart w:id="36"/>
+      <w:commentRangeStart w:id="37"/>
+      <w:r>
+        <w:rPr>
+          <w:rFonts w:ascii="Arial" w:hAnsi="Arial" w:cs="Arial"/>
+        </w:rPr>
+        <w:t xml:space="preserve">vocalizations </w:t>
+      </w:r>
+      <w:commentRangeEnd w:id="36"/>
       <w:r>
         <w:rPr>
           <w:rStyle w:val="CommentReference"/>
         </w:rPr>
-        <w:commentReference w:id="35"/>
-      </w:r>
-      <w:r>
-        <w:rPr>
-          <w:rFonts w:ascii="Arial" w:hAnsi="Arial" w:cs="Arial"/>
-        </w:rPr>
-        <w:t xml:space="preserve">. Total string length remained constant across individuals (36 characters). </w:t>
-      </w:r>
-    </w:p>
-    <w:p>
-      <w:pPr>
+        <w:commentReference w:id="36"/>
+      </w:r>
+      <w:commentRangeEnd w:id="37"/>
+      <w:r>
+        <w:rPr>
+          <w:rStyle w:val="CommentReference"/>
+        </w:rPr>
+        <w:commentReference w:id="37"/>
+      </w:r>
+      <w:r>
+        <w:rPr>
+          <w:rFonts w:ascii="Arial" w:hAnsi="Arial" w:cs="Arial"/>
+        </w:rPr>
+        <w:t xml:space="preserve">with more group membership information than individual information encoded (Group Member Information Dataset: henceforth the Group dataset), and one that created </w:t>
+      </w:r>
+      <w:commentRangeStart w:id="38"/>
+      <w:r>
+        <w:rPr>
+          <w:rFonts w:ascii="Arial" w:hAnsi="Arial" w:cs="Arial"/>
+        </w:rPr>
+        <w:t xml:space="preserve">character strings </w:t>
+      </w:r>
+      <w:commentRangeEnd w:id="38"/>
+      <w:r>
+        <w:rPr>
+          <w:rStyle w:val="CommentReference"/>
+        </w:rPr>
+        <w:commentReference w:id="38"/>
+      </w:r>
+      <w:r>
+        <w:rPr>
+          <w:rFonts w:ascii="Arial" w:hAnsi="Arial" w:cs="Arial"/>
+        </w:rPr>
+        <w:t>with more individual information than group membership information encoded (</w:t>
+      </w:r>
+      <w:commentRangeStart w:id="39"/>
+      <w:r>
+        <w:rPr>
+          <w:rFonts w:ascii="Arial" w:hAnsi="Arial" w:cs="Arial"/>
+        </w:rPr>
+        <w:t>Individual Information Dataset</w:t>
+      </w:r>
+      <w:commentRangeEnd w:id="39"/>
+      <w:r>
+        <w:rPr>
+          <w:rFonts w:ascii="Arial" w:hAnsi="Arial" w:cs="Arial"/>
+        </w:rPr>
+        <w:t xml:space="preserve">; </w:t>
+      </w:r>
+      <w:r>
+        <w:rPr>
+          <w:rStyle w:val="CommentReference"/>
+        </w:rPr>
+        <w:commentReference w:id="39"/>
+      </w:r>
+      <w:r>
+        <w:rPr>
+          <w:rFonts w:ascii="Arial" w:hAnsi="Arial" w:cs="Arial"/>
+        </w:rPr>
+        <w:t xml:space="preserve">henceforth the Individual dataset). In the Group Dataset, individual information was set to a character length of 4 characters, and group member information was set to </w:t>
+      </w:r>
+      <w:commentRangeStart w:id="40"/>
+      <w:r>
+        <w:rPr>
+          <w:rFonts w:ascii="Arial" w:hAnsi="Arial" w:cs="Arial"/>
+        </w:rPr>
+        <w:t>a character length of 8 character</w:t>
+      </w:r>
+      <w:commentRangeEnd w:id="40"/>
+      <w:r>
+        <w:rPr>
+          <w:rStyle w:val="CommentReference"/>
+        </w:rPr>
+        <w:commentReference w:id="40"/>
+      </w:r>
+      <w:r>
+        <w:rPr>
+          <w:rFonts w:ascii="Arial" w:hAnsi="Arial" w:cs="Arial"/>
+        </w:rPr>
+        <w:t xml:space="preserve">. In the Individual Dataset, individual information was set to a </w:t>
+      </w:r>
+      <w:commentRangeStart w:id="41"/>
+      <w:r>
+        <w:rPr>
+          <w:rFonts w:ascii="Arial" w:hAnsi="Arial" w:cs="Arial"/>
+        </w:rPr>
+        <w:t>character length of 8 characters</w:t>
+      </w:r>
+      <w:commentRangeEnd w:id="41"/>
+      <w:r>
+        <w:rPr>
+          <w:rStyle w:val="CommentReference"/>
+        </w:rPr>
+        <w:commentReference w:id="41"/>
+      </w:r>
+      <w:r>
+        <w:rPr>
+          <w:rFonts w:ascii="Arial" w:hAnsi="Arial" w:cs="Arial"/>
+        </w:rPr>
+        <w:t xml:space="preserve">, and group information was set to a character length of 4 characters. For both datasets, there were 5 groups with 10 individuals per group, with 5 unique calls generated per individual. </w:t>
+      </w:r>
+    </w:p>
+    <w:p>
+      <w:pPr>
+        <w:spacing w:line="480" w:lineRule="auto"/>
+        <w:ind w:firstLine="720"/>
+        <w:rPr>
+          <w:rFonts w:ascii="Arial" w:hAnsi="Arial" w:cs="Arial"/>
+        </w:rPr>
+      </w:pPr>
+      <w:r>
+        <w:rPr>
+          <w:rFonts w:ascii="Arial" w:hAnsi="Arial" w:cs="Arial"/>
+        </w:rPr>
+        <w:t xml:space="preserve">After generating synthetic signals for these datasets, we used the soundgen package (TKTK citation) to convert the .wav files to spectrograms (see example of calls in Figures 2B and 3B). To validate that the group and individual information we specified in the character strings could be recovered from the generated frequency signals, we performed spectrographic cross-correlation on each dataset (SPCC; </w:t>
+      </w:r>
+      <w:r>
+        <w:rPr>
+          <w:rFonts w:ascii="Arial" w:hAnsi="Arial" w:cs="Arial"/>
+        </w:rPr>
+        <w:fldChar w:fldCharType="begin"/>
+      </w:r>
+      <w:r>
+        <w:rPr>
+          <w:rFonts w:ascii="Arial" w:hAnsi="Arial" w:cs="Arial"/>
+        </w:rPr>
+        <w:instrText xml:space="preserve"> ADDIN ZOTERO_ITEM CSL_CITATION {"citationID":"2alP2xFJ","properties":{"formattedCitation":"(Clark et al., 1987)","plainCitation":"(Clark et al., 1987)","dontUpdate":true,"noteIndex":0},"citationItems":[{"id":606,"uris":["http://zotero.org/groups/5786507/items/GR5UUI5P"],"itemData":{"id":606,"type":"article-journal","abstract":"Sound spectrograms have been a traditional method for comparing animal vocalizations and demonstrating their similarities or differences, but quantification of the comparative process has been difficult. This lack of quantification has hindered progress in documenting the timing and degree of song development in song birds. With this in mind, computer-based methods for sound comparison and sound averaging were developed. These methods utilize a numerical representation of a sound's frequency-time structure to compute a similarity value between any two sounds and an average sound spectrogram for a set of sounds. These analytical techniques were applied to an analysis of song notes of the swamp sparrow (Melospiza georgiana). The results demonstrate the usefulness of the methods and reveal new details in the description of the swamp sparrow's set of species-universal note types and in the decrease of note variability during the course of developmental transitions from subsong, through plastic song to song crystallization.","container-title":"Ethology","DOI":"10.1111/j.1439-0310.1987.tb00676.x","ISSN":"1439-0310","issue":"2","language":"en","license":"1987 Blackwell Verlag GmbH","note":"_eprint: https://onlinelibrary.wiley.com/doi/pdf/10.1111/j.1439-0310.1987.tb00676.x","page":"101-115","source":"Wiley Online Library","title":"Quantitative Analysis of Animal Vocal Phonology: an Application to Swamp Sparrow Song","title-short":"Quantitative Analysis of Animal Vocal Phonology","volume":"76","author":[{"family":"Clark","given":"Christopher W."},{"family":"Marler","given":"Peter"},{"family":"Beeman","given":"Kim"}],"issued":{"date-parts":[["1987"]]}}}],"schema":"https://github.com/citation-style-language/schema/raw/master/csl-citation.json"} </w:instrText>
+      </w:r>
+      <w:r>
+        <w:rPr>
+          <w:rFonts w:ascii="Arial" w:hAnsi="Arial" w:cs="Arial"/>
+        </w:rPr>
+        <w:fldChar w:fldCharType="separate"/>
+      </w:r>
+      <w:r>
+        <w:rPr>
+          <w:rFonts w:ascii="Arial" w:hAnsi="Arial" w:cs="Arial"/>
+        </w:rPr>
+        <w:t>Clark et al., 1987</w:t>
+      </w:r>
+      <w:r>
+        <w:rPr>
+          <w:rFonts w:ascii="Arial" w:hAnsi="Arial" w:cs="Arial"/>
+        </w:rPr>
+        <w:fldChar w:fldCharType="end"/>
+      </w:r>
+      <w:r>
+        <w:rPr>
+          <w:rFonts w:ascii="Arial" w:hAnsi="Arial" w:cs="Arial"/>
+        </w:rPr>
+        <w:t xml:space="preserve">) using the warbleR package. We performed SPCC with a Hanning window, a window length of 512 samples, and a window overlap of 90 samples. We used a Pearson’s correlation method and a bandpass filter of 0 to 20 kHz. </w:t>
+      </w:r>
+    </w:p>
+    <w:p>
+      <w:pPr>
+        <w:spacing w:line="480" w:lineRule="auto"/>
+        <w:ind w:firstLine="720"/>
+        <w:rPr>
+          <w:rFonts w:ascii="Arial" w:hAnsi="Arial" w:cs="Arial"/>
+        </w:rPr>
+      </w:pPr>
+      <w:r>
+        <w:rPr>
+          <w:rFonts w:ascii="Arial" w:hAnsi="Arial" w:cs="Arial"/>
+        </w:rPr>
+        <w:lastRenderedPageBreak/>
+        <w:t xml:space="preserve">To assess hierarchical mapping patterns of our two datasets, we used non-metric multidimensional scaling (MDS) to reduce the dimensionality of the SPCC matrix for each dataset. We performed MDS over 15 dimensions so that the stress of the model was TKTK (less than 5). From these results, we two generated low-dimensional acoustic space plots for each dataset, one visualizing the acoustic space between groups and one visualizing the acoustic space between individuals. In doing this for each dataset, we can compare how well the Group dataset encodes information at the group level compared to the individual level and vice versa for the Individual dataset. </w:t>
+      </w:r>
+    </w:p>
+    <w:p>
+      <w:pPr>
+        <w:spacing w:line="480" w:lineRule="auto"/>
+        <w:rPr>
+          <w:rFonts w:ascii="Arial" w:hAnsi="Arial" w:cs="Arial"/>
+          <w:i/>
+          <w:iCs/>
+        </w:rPr>
+      </w:pPr>
+    </w:p>
+    <w:p>
+      <w:pPr>
+        <w:spacing w:line="480" w:lineRule="auto"/>
+        <w:rPr>
+          <w:rFonts w:ascii="Arial" w:hAnsi="Arial" w:cs="Arial"/>
+          <w:i/>
+          <w:iCs/>
+        </w:rPr>
+      </w:pPr>
+      <w:r>
+        <w:rPr>
+          <w:rFonts w:ascii="Arial" w:hAnsi="Arial" w:cs="Arial"/>
+          <w:i/>
+          <w:iCs/>
+        </w:rPr>
+        <w:t xml:space="preserve">Synthetic Experiments to Assess Accuracy of Information Encoding and Decoding Across a Range of Social </w:t>
+      </w:r>
+      <w:r>
+        <w:rPr>
+          <w:rFonts w:ascii="Arial" w:hAnsi="Arial" w:cs="Arial"/>
+          <w:i/>
+          <w:iCs/>
+        </w:rPr>
+        <w:t xml:space="preserve">Conditions </w:t>
+      </w:r>
+    </w:p>
+    <w:p>
+      <w:pPr>
+        <w:pStyle w:val="NoSpacing"/>
+        <w:spacing w:line="480" w:lineRule="auto"/>
+        <w:rPr>
+          <w:rFonts w:ascii="Arial" w:hAnsi="Arial" w:cs="Arial"/>
+        </w:rPr>
+      </w:pPr>
+      <w:r>
+        <w:rPr>
+          <w:rFonts w:ascii="Arial" w:hAnsi="Arial" w:cs="Arial"/>
+        </w:rPr>
+        <w:tab/>
+      </w:r>
+      <w:r>
+        <w:rPr>
+          <w:rFonts w:ascii="Arial" w:hAnsi="Arial" w:cs="Arial"/>
+        </w:rPr>
+        <w:t xml:space="preserve"> </w:t>
+      </w:r>
+      <w:r>
+        <w:rPr>
+          <w:rFonts w:ascii="Arial" w:hAnsi="Arial" w:cs="Arial"/>
+        </w:rPr>
+        <w:t xml:space="preserve">To </w:t>
+      </w:r>
+      <w:r>
+        <w:rPr>
+          <w:rFonts w:ascii="Arial" w:hAnsi="Arial" w:cs="Arial"/>
+        </w:rPr>
+        <w:t>assess</w:t>
+      </w:r>
+      <w:r>
+        <w:rPr>
+          <w:rFonts w:ascii="Arial" w:hAnsi="Arial" w:cs="Arial"/>
+        </w:rPr>
+        <w:t xml:space="preserve"> how </w:t>
+      </w:r>
+      <w:r>
+        <w:rPr>
+          <w:rFonts w:ascii="Arial" w:hAnsi="Arial" w:cs="Arial"/>
+        </w:rPr>
+        <w:t>accurately</w:t>
+      </w:r>
+      <w:r>
+        <w:rPr>
+          <w:rFonts w:ascii="Arial" w:hAnsi="Arial" w:cs="Arial"/>
+        </w:rPr>
+        <w:t xml:space="preserve"> </w:t>
+      </w:r>
+      <w:r>
+        <w:rPr>
+          <w:rFonts w:ascii="Arial" w:hAnsi="Arial" w:cs="Arial"/>
+        </w:rPr>
+        <w:t xml:space="preserve">varying amounts of group and individual </w:t>
+      </w:r>
+      <w:r>
+        <w:rPr>
+          <w:rFonts w:ascii="Arial" w:hAnsi="Arial" w:cs="Arial"/>
+        </w:rPr>
+        <w:t xml:space="preserve">information could be recovered </w:t>
+      </w:r>
+      <w:r>
+        <w:rPr>
+          <w:rFonts w:ascii="Arial" w:hAnsi="Arial" w:cs="Arial"/>
+        </w:rPr>
+        <w:t>from synthetic signals,</w:t>
+      </w:r>
+      <w:r>
+        <w:rPr>
+          <w:rFonts w:ascii="Arial" w:hAnsi="Arial" w:cs="Arial"/>
+        </w:rPr>
+        <w:t xml:space="preserve"> we created </w:t>
+      </w:r>
+      <w:r>
+        <w:rPr>
+          <w:rFonts w:ascii="Arial" w:hAnsi="Arial" w:cs="Arial"/>
+        </w:rPr>
+        <w:t xml:space="preserve">synthetic data sets across 16 treatments that varied over social environment characteristics and information encoding rules. </w:t>
+      </w:r>
+      <w:commentRangeStart w:id="42"/>
+      <w:r>
+        <w:rPr>
+          <w:rFonts w:ascii="Arial" w:hAnsi="Arial" w:cs="Arial"/>
+        </w:rPr>
+        <w:t>We varied social environment characteristics represented information signaling changes that happen in socially sparse vs socially dense signaling environments</w:t>
+      </w:r>
+      <w:commentRangeEnd w:id="42"/>
+      <w:r>
+        <w:rPr>
+          <w:rStyle w:val="CommentReference"/>
+        </w:rPr>
+        <w:commentReference w:id="42"/>
+      </w:r>
+      <w:r>
+        <w:rPr>
+          <w:rFonts w:ascii="Arial" w:hAnsi="Arial" w:cs="Arial"/>
+        </w:rPr>
+        <w:t xml:space="preserve">. We achieved this by creating four social conditions: 2 groups with 2 individuals per group, 4 groups with 4 individuals per group, 6 groups with 6 individuals per group, and 8 groups with 8 individuals per group. We also varied the proportion of group information to individual information encoded in the signal, with four categories: 0 (representing all individual information and no group information), 1/3, 2/3, and 1 (representing all group information and no individual information. We iterated over each treatment 10 times, generating 10 unique synthetic datasets per treatment. </w:t>
+      </w:r>
+    </w:p>
+    <w:p>
+      <w:pPr>
+        <w:pStyle w:val="NoSpacing"/>
         <w:spacing w:line="480" w:lineRule="auto"/>
         <w:rPr>
           <w:rFonts w:ascii="Arial" w:hAnsi="Arial" w:cs="Arial"/>
@@ -13609,586 +14076,7 @@
         </w:rPr>
         <w:lastRenderedPageBreak/>
         <w:tab/>
-        <w:t xml:space="preserve">Next, we sonified characters strings to synthetic vocalizations by using Parson’s code. Parson’s code summarizes the information in a tune or signal while reducing over its global characteristics </w:t>
-      </w:r>
-      <w:r>
-        <w:rPr>
-          <w:rFonts w:ascii="Arial" w:hAnsi="Arial" w:cs="Arial"/>
-        </w:rPr>
-        <w:fldChar w:fldCharType="begin"/>
-      </w:r>
-      <w:r>
-        <w:rPr>
-          <w:rFonts w:ascii="Arial" w:hAnsi="Arial" w:cs="Arial"/>
-        </w:rPr>
-        <w:instrText xml:space="preserve"> ADDIN ZOTERO_ITEM CSL_CITATION {"citationID":"Uqyq1MIF","properties":{"formattedCitation":"(40)","plainCitation":"(40)","noteIndex":0},"citationItems":[{"id":598,"uris":["http://zotero.org/groups/5786507/items/ZVXRPGHR"],"itemData":{"id":598,"type":"book","abstract":"288 p. : 24 cm","ISBN":"978-0-904747-00-3","language":"eng","number-of-pages":"298","publisher":"Cambridge, Eng. : S. Brown","source":"Internet Archive","title":"The directory of tunes and musical themes","URL":"http://archive.org/details/directoryoftunes0000pars","author":[{"family":"Parsons","given":"Denys"}],"contributor":[{"literal":"Internet Archive"}],"accessed":{"date-parts":[["2024",12,20]]},"issued":{"date-parts":[["1975"]]}}}],"schema":"https://github.com/citation-style-language/schema/raw/master/csl-citation.json"} </w:instrText>
-      </w:r>
-      <w:r>
-        <w:rPr>
-          <w:rFonts w:ascii="Arial" w:hAnsi="Arial" w:cs="Arial"/>
-        </w:rPr>
-        <w:fldChar w:fldCharType="separate"/>
-      </w:r>
-      <w:r>
-        <w:rPr>
-          <w:rFonts w:ascii="Arial" w:hAnsi="Arial" w:cs="Arial"/>
-        </w:rPr>
-        <w:t>(40)</w:t>
-      </w:r>
-      <w:r>
-        <w:rPr>
-          <w:rFonts w:ascii="Arial" w:hAnsi="Arial" w:cs="Arial"/>
-        </w:rPr>
-        <w:fldChar w:fldCharType="end"/>
-      </w:r>
-      <w:r>
-        <w:rPr>
-          <w:rFonts w:ascii="Arial" w:hAnsi="Arial" w:cs="Arial"/>
-        </w:rPr>
-        <w:t xml:space="preserve">. We used 1-Parsons encoding, which reduces the frequences profile of a signal to a “trit” of information by noting the direction of frequency change (up, down, or constant) in a series of subsamples from the original signal, known as Parsons segments. Parsons code is often used in the retrieval and study of music </w:t>
-      </w:r>
-      <w:r>
-        <w:rPr>
-          <w:rFonts w:ascii="Arial" w:hAnsi="Arial" w:cs="Arial"/>
-        </w:rPr>
-        <w:fldChar w:fldCharType="begin"/>
-      </w:r>
-      <w:r>
-        <w:rPr>
-          <w:rFonts w:ascii="Arial" w:hAnsi="Arial" w:cs="Arial"/>
-        </w:rPr>
-        <w:instrText xml:space="preserve"> ADDIN ZOTERO_ITEM CSL_CITATION {"citationID":"8E9FupMd","properties":{"formattedCitation":"(41)","plainCitation":"(41)","noteIndex":0},"citationItems":[{"id":601,"uris":["http://zotero.org/groups/5786507/items/IJTC2XE2"],"itemData":{"id":601,"type":"article-journal","container-title":"Annual review of information science and technology","issue":"1","page":"295-340","title":"Music information retrieval","volume":"37","author":[{"family":"Downie","given":"J.S."}],"issued":{"date-parts":[["2003"]]}}}],"schema":"https://github.com/citation-style-language/schema/raw/master/csl-citation.json"} </w:instrText>
-      </w:r>
-      <w:r>
-        <w:rPr>
-          <w:rFonts w:ascii="Arial" w:hAnsi="Arial" w:cs="Arial"/>
-        </w:rPr>
-        <w:fldChar w:fldCharType="separate"/>
-      </w:r>
-      <w:r>
-        <w:rPr>
-          <w:rFonts w:ascii="Arial" w:hAnsi="Arial" w:cs="Arial"/>
-        </w:rPr>
-        <w:t>(41)</w:t>
-      </w:r>
-      <w:r>
-        <w:rPr>
-          <w:rFonts w:ascii="Arial" w:hAnsi="Arial" w:cs="Arial"/>
-        </w:rPr>
-        <w:fldChar w:fldCharType="end"/>
-      </w:r>
-      <w:r>
-        <w:rPr>
-          <w:rFonts w:ascii="Arial" w:hAnsi="Arial" w:cs="Arial"/>
-        </w:rPr>
-        <w:t xml:space="preserve">, however researchers have used a Parsons code metric to decode information in frequency-based animal signals with great success </w:t>
-      </w:r>
-      <w:r>
-        <w:rPr>
-          <w:rFonts w:ascii="Arial" w:hAnsi="Arial" w:cs="Arial"/>
-        </w:rPr>
-        <w:fldChar w:fldCharType="begin"/>
-      </w:r>
-      <w:r>
-        <w:rPr>
-          <w:rFonts w:ascii="Arial" w:hAnsi="Arial" w:cs="Arial"/>
-        </w:rPr>
-        <w:instrText xml:space="preserve"> ADDIN ZOTERO_ITEM CSL_CITATION {"citationID":"r3ZuczO0","properties":{"formattedCitation":"(36)","plainCitation":"(36)","noteIndex":0},"citationItems":[{"id":599,"uris":["http://zotero.org/groups/5786507/items/MUGYAV6U"],"itemData":{"id":599,"type":"article-journal","abstract":"Bottlenose dolphins (Tursiops truncatus) produce many vocalisations, including whistles that are unique to the individual producing them. Such “signature whistles” play a role in individual recognition and maintaining group integrity. Previous work has shown that humans can successfully group the spectrographic representations of signature whistles according to the individual dolphins that produced them. However, attempts at using mathematical algorithms to perform a similar task have been less successful. A greater understanding of the encoding of identity information in signature whistles is important for assessing similarity of whistles and thus social influences on the development of these learned calls. We re-examined 400 signature whistles from 20 individual dolphins used in a previous study, and tested the performance of new mathematical algorithms. We compared the measure used in the original study (correlation matrix of evenly sampled frequency measurements) to one used in several previous studies (similarity matrix of time-warped whistles), and to a new algorithm based on the Parsons code, used in music retrieval databases. The Parsons code records the direction of frequency change at each time step, and is effective at capturing human perception of music. We analysed similarity matrices from each of these three techniques, as well as a random control, by unsupervised clustering using three separate techniques: k-means clustering, hierarchical clustering, and an adaptive resonance theory neural network. For each of the three clustering techniques, a seven-level Parsons algorithm provided better clustering than the correlation and dynamic time warping algorithms, and was closer to the near-perfect visual categorisations of human judges. Thus, the Parsons code captures much of the individual identity information present in signature whistles, and may prove useful in studies requiring quantification of whistle similarity.","container-title":"PLOS ONE","DOI":"10.1371/journal.pone.0077671","ISSN":"1932-6203","issue":"10","journalAbbreviation":"PLOS ONE","language":"en","note":"publisher: Public Library of Science","page":"e77671","source":"PLoS Journals","title":"The Encoding of Individual Identity in Dolphin Signature Whistles: How Much Information Is Needed?","title-short":"The Encoding of Individual Identity in Dolphin Signature Whistles","volume":"8","author":[{"family":"Kershenbaum","given":"Arik"},{"family":"Sayigh","given":"Laela S."},{"family":"Janik","given":"Vincent M."}],"issued":{"date-parts":[["2013",10,23]]}}}],"schema":"https://github.com/citation-style-language/schema/raw/master/csl-citation.json"} </w:instrText>
-      </w:r>
-      <w:r>
-        <w:rPr>
-          <w:rFonts w:ascii="Arial" w:hAnsi="Arial" w:cs="Arial"/>
-        </w:rPr>
-        <w:fldChar w:fldCharType="separate"/>
-      </w:r>
-      <w:r>
-        <w:rPr>
-          <w:rFonts w:ascii="Arial" w:hAnsi="Arial" w:cs="Arial"/>
-        </w:rPr>
-        <w:t>(36)</w:t>
-      </w:r>
-      <w:r>
-        <w:rPr>
-          <w:rFonts w:ascii="Arial" w:hAnsi="Arial" w:cs="Arial"/>
-        </w:rPr>
-        <w:fldChar w:fldCharType="end"/>
-      </w:r>
-      <w:r>
-        <w:rPr>
-          <w:rFonts w:ascii="Arial" w:hAnsi="Arial" w:cs="Arial"/>
-        </w:rPr>
-        <w:t xml:space="preserve">. Here, we used Paron’s code in a novel way, using it to encode information in a signal rather than to decode information. Each unique character mapped onto a direction, such that A was converted into “up”, B into “down”, and C into “constant”. </w:t>
-      </w:r>
-    </w:p>
-    <w:p>
-      <w:pPr>
-        <w:spacing w:line="480" w:lineRule="auto"/>
-        <w:ind w:firstLine="720"/>
-        <w:rPr>
-          <w:rFonts w:ascii="Arial" w:hAnsi="Arial" w:cs="Arial"/>
-        </w:rPr>
-      </w:pPr>
-      <w:r>
-        <w:rPr>
-          <w:rFonts w:ascii="Arial" w:hAnsi="Arial" w:cs="Arial"/>
-        </w:rPr>
-        <w:t xml:space="preserve">Once strings were in Parson’s code, we converted each section of the vocalization into frequency anchors, measured in Hz. Each subcomponent of synthetic vocalization started at a randomly selected frequency between (TKTK range). </w:t>
-      </w:r>
-      <w:commentRangeStart w:id="36"/>
-      <w:commentRangeStart w:id="37"/>
-      <w:r>
-        <w:rPr>
-          <w:rFonts w:ascii="Arial" w:hAnsi="Arial" w:cs="Arial"/>
-        </w:rPr>
-        <w:t xml:space="preserve">This starting frequency served as a baseline for creating frequency anchors with Parson’s code, which determined if the next frequency anchor was greater than, less than, or the same as the frequency anchor before it. For example, if a synthetic vocalization started at 4000Hz and the first Parson’s code value is “constant”, then the next frequency anchor would also be 4000Hz. However, if the first Parson’s code was “up”, then the second frequency anchor would be 5000Hz. </w:t>
-      </w:r>
-      <w:commentRangeEnd w:id="36"/>
-      <w:r>
-        <w:rPr>
-          <w:rStyle w:val="CommentReference"/>
-        </w:rPr>
-        <w:commentReference w:id="36"/>
-      </w:r>
-      <w:commentRangeEnd w:id="37"/>
-      <w:r>
-        <w:rPr>
-          <w:rStyle w:val="CommentReference"/>
-        </w:rPr>
-        <w:commentReference w:id="37"/>
-      </w:r>
-      <w:r>
-        <w:rPr>
-          <w:rFonts w:ascii="Arial" w:hAnsi="Arial" w:cs="Arial"/>
-        </w:rPr>
-        <w:t xml:space="preserve">Frequency shifts were kept constant at TKTK (I think 1000Hz). The starting frequency anchor was also used as a final frequency anchor in a vocalization subcomponent. Then, using the frequency anchors in each synthetic vocalization to guide frequency modulation patterns, we generated </w:t>
-      </w:r>
-      <w:r>
-        <w:rPr>
-          <w:rFonts w:ascii="Arial" w:hAnsi="Arial" w:cs="Arial"/>
-        </w:rPr>
-        <w:lastRenderedPageBreak/>
-        <w:t xml:space="preserve">synthetic audio signals using the Soundgen package in R (CITE). The resulting synthetic vocalization files were saved as .wav files.  </w:t>
-      </w:r>
-    </w:p>
-    <w:p>
-      <w:pPr>
-        <w:spacing w:line="480" w:lineRule="auto"/>
-        <w:ind w:firstLine="720"/>
-        <w:rPr>
-          <w:rFonts w:ascii="Arial" w:hAnsi="Arial" w:cs="Arial"/>
-        </w:rPr>
-      </w:pPr>
-      <w:r>
-        <w:rPr>
-          <w:rFonts w:ascii="Arial" w:hAnsi="Arial" w:cs="Arial"/>
-        </w:rPr>
-        <w:t>We used R to generate strings and synthetic audio signals, using the paRsynth package (code found TKTK here).</w:t>
-      </w:r>
-    </w:p>
-    <w:p>
-      <w:pPr>
-        <w:spacing w:line="480" w:lineRule="auto"/>
-        <w:rPr>
-          <w:rFonts w:ascii="Arial" w:hAnsi="Arial" w:cs="Arial"/>
-        </w:rPr>
-      </w:pPr>
-    </w:p>
-    <w:p>
-      <w:pPr>
-        <w:spacing w:line="480" w:lineRule="auto"/>
-        <w:rPr>
-          <w:rFonts w:ascii="Arial" w:hAnsi="Arial" w:cs="Arial"/>
-          <w:i/>
-          <w:iCs/>
-        </w:rPr>
-      </w:pPr>
-      <w:r>
-        <w:rPr>
-          <w:rFonts w:ascii="Arial" w:hAnsi="Arial" w:cs="Arial"/>
-          <w:i/>
-          <w:iCs/>
-        </w:rPr>
-        <w:t>Detecting Synthetic Group and Individual Information in Synthetic Datasets</w:t>
-      </w:r>
-    </w:p>
-    <w:p>
-      <w:pPr>
-        <w:spacing w:line="480" w:lineRule="auto"/>
-        <w:ind w:firstLine="720"/>
-        <w:rPr>
-          <w:rFonts w:ascii="Arial" w:hAnsi="Arial" w:cs="Arial"/>
-        </w:rPr>
-      </w:pPr>
-      <w:r>
-        <w:rPr>
-          <w:rFonts w:ascii="Arial" w:hAnsi="Arial" w:cs="Arial"/>
-        </w:rPr>
-        <w:t xml:space="preserve">Using the process described above, we created two synthetic data sets: one that created </w:t>
-      </w:r>
-      <w:commentRangeStart w:id="38"/>
-      <w:commentRangeStart w:id="39"/>
-      <w:r>
-        <w:rPr>
-          <w:rFonts w:ascii="Arial" w:hAnsi="Arial" w:cs="Arial"/>
-        </w:rPr>
-        <w:t xml:space="preserve">vocalizations </w:t>
-      </w:r>
-      <w:commentRangeEnd w:id="38"/>
-      <w:r>
-        <w:rPr>
-          <w:rStyle w:val="CommentReference"/>
-        </w:rPr>
-        <w:commentReference w:id="38"/>
-      </w:r>
-      <w:commentRangeEnd w:id="39"/>
-      <w:r>
-        <w:rPr>
-          <w:rStyle w:val="CommentReference"/>
-        </w:rPr>
-        <w:commentReference w:id="39"/>
-      </w:r>
-      <w:r>
-        <w:rPr>
-          <w:rFonts w:ascii="Arial" w:hAnsi="Arial" w:cs="Arial"/>
-        </w:rPr>
-        <w:t xml:space="preserve">with more group membership information than individual information encoded (Group Member Information Dataset: henceforth the Group dataset), and one that created </w:t>
-      </w:r>
-      <w:commentRangeStart w:id="40"/>
-      <w:r>
-        <w:rPr>
-          <w:rFonts w:ascii="Arial" w:hAnsi="Arial" w:cs="Arial"/>
-        </w:rPr>
-        <w:t xml:space="preserve">character strings </w:t>
-      </w:r>
-      <w:commentRangeEnd w:id="40"/>
-      <w:r>
-        <w:rPr>
-          <w:rStyle w:val="CommentReference"/>
-        </w:rPr>
-        <w:commentReference w:id="40"/>
-      </w:r>
-      <w:r>
-        <w:rPr>
-          <w:rFonts w:ascii="Arial" w:hAnsi="Arial" w:cs="Arial"/>
-        </w:rPr>
-        <w:t>with more individual information than group membership information encoded (</w:t>
-      </w:r>
-      <w:commentRangeStart w:id="41"/>
-      <w:r>
-        <w:rPr>
-          <w:rFonts w:ascii="Arial" w:hAnsi="Arial" w:cs="Arial"/>
-        </w:rPr>
-        <w:t>Individual Information Dataset</w:t>
-      </w:r>
-      <w:commentRangeEnd w:id="41"/>
-      <w:r>
-        <w:rPr>
-          <w:rFonts w:ascii="Arial" w:hAnsi="Arial" w:cs="Arial"/>
-        </w:rPr>
-        <w:t xml:space="preserve">; </w:t>
-      </w:r>
-      <w:r>
-        <w:rPr>
-          <w:rStyle w:val="CommentReference"/>
-        </w:rPr>
-        <w:commentReference w:id="41"/>
-      </w:r>
-      <w:r>
-        <w:rPr>
-          <w:rFonts w:ascii="Arial" w:hAnsi="Arial" w:cs="Arial"/>
-        </w:rPr>
-        <w:t xml:space="preserve">henceforth the Individual dataset). In the Group Dataset, individual information was set to a character length of 4 characters, and group member information was set to </w:t>
-      </w:r>
-      <w:commentRangeStart w:id="42"/>
-      <w:r>
-        <w:rPr>
-          <w:rFonts w:ascii="Arial" w:hAnsi="Arial" w:cs="Arial"/>
-        </w:rPr>
-        <w:t>a character length of 8 character</w:t>
-      </w:r>
-      <w:commentRangeEnd w:id="42"/>
-      <w:r>
-        <w:rPr>
-          <w:rStyle w:val="CommentReference"/>
-        </w:rPr>
-        <w:commentReference w:id="42"/>
-      </w:r>
-      <w:r>
-        <w:rPr>
-          <w:rFonts w:ascii="Arial" w:hAnsi="Arial" w:cs="Arial"/>
-        </w:rPr>
-        <w:t xml:space="preserve">. In the Individual Dataset, individual information was set to a </w:t>
-      </w:r>
-      <w:commentRangeStart w:id="43"/>
-      <w:r>
-        <w:rPr>
-          <w:rFonts w:ascii="Arial" w:hAnsi="Arial" w:cs="Arial"/>
-        </w:rPr>
-        <w:t>character length of 8 characters</w:t>
-      </w:r>
-      <w:commentRangeEnd w:id="43"/>
-      <w:r>
-        <w:rPr>
-          <w:rStyle w:val="CommentReference"/>
-        </w:rPr>
-        <w:commentReference w:id="43"/>
-      </w:r>
-      <w:r>
-        <w:rPr>
-          <w:rFonts w:ascii="Arial" w:hAnsi="Arial" w:cs="Arial"/>
-        </w:rPr>
-        <w:t xml:space="preserve">, and group information was set to a character length of 4 characters. For both datasets, there were 5 groups with 10 individuals per group, with 5 unique calls generated per individual. </w:t>
-      </w:r>
-    </w:p>
-    <w:p>
-      <w:pPr>
-        <w:spacing w:line="480" w:lineRule="auto"/>
-        <w:ind w:firstLine="720"/>
-        <w:rPr>
-          <w:rFonts w:ascii="Arial" w:hAnsi="Arial" w:cs="Arial"/>
-        </w:rPr>
-      </w:pPr>
-      <w:r>
-        <w:rPr>
-          <w:rFonts w:ascii="Arial" w:hAnsi="Arial" w:cs="Arial"/>
-        </w:rPr>
-        <w:t xml:space="preserve">After generating synthetic signals for these datasets, we used the soundgen package (TKTK citation) to convert the .wav files to spectrograms (see example of calls in Figures 2B and 3B). To validate that the group and individual information we specified in the character strings could be recovered from the generated frequency signals, we performed spectrographic cross-correlation on each dataset (SPCC; </w:t>
-      </w:r>
-      <w:r>
-        <w:rPr>
-          <w:rFonts w:ascii="Arial" w:hAnsi="Arial" w:cs="Arial"/>
-        </w:rPr>
-        <w:fldChar w:fldCharType="begin"/>
-      </w:r>
-      <w:r>
-        <w:rPr>
-          <w:rFonts w:ascii="Arial" w:hAnsi="Arial" w:cs="Arial"/>
-        </w:rPr>
-        <w:instrText xml:space="preserve"> ADDIN ZOTERO_ITEM CSL_CITATION {"citationID":"2alP2xFJ","properties":{"formattedCitation":"(Clark et al., 1987)","plainCitation":"(Clark et al., 1987)","dontUpdate":true,"noteIndex":0},"citationItems":[{"id":606,"uris":["http://zotero.org/groups/5786507/items/GR5UUI5P"],"itemData":{"id":606,"type":"article-journal","abstract":"Sound spectrograms have been a traditional method for comparing animal vocalizations and demonstrating their similarities or differences, but quantification of the comparative process has been difficult. This lack of quantification has hindered progress in documenting the timing and degree of song development in song birds. With this in mind, computer-based methods for sound comparison and sound averaging were developed. These methods utilize a numerical representation of a sound's frequency-time structure to compute a similarity value between any two sounds and an average sound spectrogram for a set of sounds. These analytical techniques were applied to an analysis of song notes of the swamp sparrow (Melospiza georgiana). The results demonstrate the usefulness of the methods and reveal new details in the description of the swamp sparrow's set of species-universal note types and in the decrease of note variability during the course of developmental transitions from subsong, through plastic song to song crystallization.","container-title":"Ethology","DOI":"10.1111/j.1439-0310.1987.tb00676.x","ISSN":"1439-0310","issue":"2","language":"en","license":"1987 Blackwell Verlag GmbH","note":"_eprint: https://onlinelibrary.wiley.com/doi/pdf/10.1111/j.1439-0310.1987.tb00676.x","page":"101-115","source":"Wiley Online Library","title":"Quantitative Analysis of Animal Vocal Phonology: an Application to Swamp Sparrow Song","title-short":"Quantitative Analysis of Animal Vocal Phonology","volume":"76","author":[{"family":"Clark","given":"Christopher W."},{"family":"Marler","given":"Peter"},{"family":"Beeman","given":"Kim"}],"issued":{"date-parts":[["1987"]]}}}],"schema":"https://github.com/citation-style-language/schema/raw/master/csl-citation.json"} </w:instrText>
-      </w:r>
-      <w:r>
-        <w:rPr>
-          <w:rFonts w:ascii="Arial" w:hAnsi="Arial" w:cs="Arial"/>
-        </w:rPr>
-        <w:fldChar w:fldCharType="separate"/>
-      </w:r>
-      <w:r>
-        <w:rPr>
-          <w:rFonts w:ascii="Arial" w:hAnsi="Arial" w:cs="Arial"/>
-        </w:rPr>
-        <w:t>Clark et al., 1987</w:t>
-      </w:r>
-      <w:r>
-        <w:rPr>
-          <w:rFonts w:ascii="Arial" w:hAnsi="Arial" w:cs="Arial"/>
-        </w:rPr>
-        <w:fldChar w:fldCharType="end"/>
-      </w:r>
-      <w:r>
-        <w:rPr>
-          <w:rFonts w:ascii="Arial" w:hAnsi="Arial" w:cs="Arial"/>
-        </w:rPr>
-        <w:t xml:space="preserve">) using the warbleR package. We performed SPCC with a Hanning window, a window </w:t>
-      </w:r>
-      <w:r>
-        <w:rPr>
-          <w:rFonts w:ascii="Arial" w:hAnsi="Arial" w:cs="Arial"/>
-        </w:rPr>
-        <w:lastRenderedPageBreak/>
-        <w:t xml:space="preserve">length of 512 samples, and a window overlap of 90 samples. We used a Pearson’s correlation method and a bandpass filter of 0 to 20 kHz. </w:t>
-      </w:r>
-    </w:p>
-    <w:p>
-      <w:pPr>
-        <w:spacing w:line="480" w:lineRule="auto"/>
-        <w:ind w:firstLine="720"/>
-        <w:rPr>
-          <w:rFonts w:ascii="Arial" w:hAnsi="Arial" w:cs="Arial"/>
-        </w:rPr>
-      </w:pPr>
-      <w:r>
-        <w:rPr>
-          <w:rFonts w:ascii="Arial" w:hAnsi="Arial" w:cs="Arial"/>
-        </w:rPr>
-        <w:t xml:space="preserve">To assess hierarchical mapping patterns of our two datasets, we used non-metric multidimensional scaling (MDS) to reduce the dimensionality of the SPCC matrix for each dataset. We performed MDS over 15 dimensions so that the stress of the model was TKTK (less than 5). From these results, we two generated low-dimensional acoustic space plots for each dataset, one visualizing the acoustic space between groups and one visualizing the acoustic space between individuals. In doing this for each dataset, we can compare how well the Group dataset encodes information at the group level compared to the individual level and vice versa for the Individual dataset. </w:t>
-      </w:r>
-    </w:p>
-    <w:p>
-      <w:pPr>
-        <w:spacing w:line="480" w:lineRule="auto"/>
-        <w:rPr>
-          <w:rFonts w:ascii="Arial" w:hAnsi="Arial" w:cs="Arial"/>
-          <w:i/>
-          <w:iCs/>
-        </w:rPr>
-      </w:pPr>
-    </w:p>
-    <w:p>
-      <w:pPr>
-        <w:spacing w:line="480" w:lineRule="auto"/>
-        <w:rPr>
-          <w:rFonts w:ascii="Arial" w:hAnsi="Arial" w:cs="Arial"/>
-          <w:i/>
-          <w:iCs/>
-        </w:rPr>
-      </w:pPr>
-      <w:r>
-        <w:rPr>
-          <w:rFonts w:ascii="Arial" w:hAnsi="Arial" w:cs="Arial"/>
-          <w:i/>
-          <w:iCs/>
-        </w:rPr>
-        <w:t xml:space="preserve">Synthetic Experiments to Assess Accuracy of Information Encoding and Decoding Across a Range of Social </w:t>
-      </w:r>
-      <w:r>
-        <w:rPr>
-          <w:rFonts w:ascii="Arial" w:hAnsi="Arial" w:cs="Arial"/>
-          <w:i/>
-          <w:iCs/>
-        </w:rPr>
-        <w:t xml:space="preserve">Conditions </w:t>
-      </w:r>
-    </w:p>
-    <w:p>
-      <w:pPr>
-        <w:pStyle w:val="NoSpacing"/>
-        <w:spacing w:line="480" w:lineRule="auto"/>
-        <w:rPr>
-          <w:rFonts w:ascii="Arial" w:hAnsi="Arial" w:cs="Arial"/>
-        </w:rPr>
-      </w:pPr>
-      <w:r>
-        <w:rPr>
-          <w:rFonts w:ascii="Arial" w:hAnsi="Arial" w:cs="Arial"/>
-        </w:rPr>
-        <w:tab/>
-      </w:r>
-      <w:r>
-        <w:rPr>
-          <w:rFonts w:ascii="Arial" w:hAnsi="Arial" w:cs="Arial"/>
-        </w:rPr>
-        <w:t xml:space="preserve"> </w:t>
-      </w:r>
-      <w:r>
-        <w:rPr>
-          <w:rFonts w:ascii="Arial" w:hAnsi="Arial" w:cs="Arial"/>
-        </w:rPr>
-        <w:t xml:space="preserve">To </w:t>
-      </w:r>
-      <w:r>
-        <w:rPr>
-          <w:rFonts w:ascii="Arial" w:hAnsi="Arial" w:cs="Arial"/>
-        </w:rPr>
-        <w:t>assess</w:t>
-      </w:r>
-      <w:r>
-        <w:rPr>
-          <w:rFonts w:ascii="Arial" w:hAnsi="Arial" w:cs="Arial"/>
-        </w:rPr>
-        <w:t xml:space="preserve"> how </w:t>
-      </w:r>
-      <w:r>
-        <w:rPr>
-          <w:rFonts w:ascii="Arial" w:hAnsi="Arial" w:cs="Arial"/>
-        </w:rPr>
-        <w:t>accurately</w:t>
-      </w:r>
-      <w:r>
-        <w:rPr>
-          <w:rFonts w:ascii="Arial" w:hAnsi="Arial" w:cs="Arial"/>
-        </w:rPr>
-        <w:t xml:space="preserve"> </w:t>
-      </w:r>
-      <w:r>
-        <w:rPr>
-          <w:rFonts w:ascii="Arial" w:hAnsi="Arial" w:cs="Arial"/>
-        </w:rPr>
-        <w:t xml:space="preserve">varying amounts of group and individual </w:t>
-      </w:r>
-      <w:r>
-        <w:rPr>
-          <w:rFonts w:ascii="Arial" w:hAnsi="Arial" w:cs="Arial"/>
-        </w:rPr>
-        <w:t xml:space="preserve">information could be recovered </w:t>
-      </w:r>
-      <w:r>
-        <w:rPr>
-          <w:rFonts w:ascii="Arial" w:hAnsi="Arial" w:cs="Arial"/>
-        </w:rPr>
-        <w:t>from synthetic signals,</w:t>
-      </w:r>
-      <w:r>
-        <w:rPr>
-          <w:rFonts w:ascii="Arial" w:hAnsi="Arial" w:cs="Arial"/>
-        </w:rPr>
-        <w:t xml:space="preserve"> we created </w:t>
-      </w:r>
-      <w:r>
-        <w:rPr>
-          <w:rFonts w:ascii="Arial" w:hAnsi="Arial" w:cs="Arial"/>
-        </w:rPr>
-        <w:t xml:space="preserve">synthetic data sets across 16 treatments that varied over social environment characteristics and information encoding rules. </w:t>
-      </w:r>
-      <w:commentRangeStart w:id="44"/>
-      <w:r>
-        <w:rPr>
-          <w:rFonts w:ascii="Arial" w:hAnsi="Arial" w:cs="Arial"/>
-        </w:rPr>
-        <w:t xml:space="preserve">We varied social environment characteristics represented information signaling changes that </w:t>
-      </w:r>
-      <w:r>
-        <w:rPr>
-          <w:rFonts w:ascii="Arial" w:hAnsi="Arial" w:cs="Arial"/>
-        </w:rPr>
-        <w:t>happen in socially sparse vs socially dense signaling environments</w:t>
-      </w:r>
-      <w:commentRangeEnd w:id="44"/>
-      <w:r>
-        <w:rPr>
-          <w:rStyle w:val="CommentReference"/>
-        </w:rPr>
-        <w:commentReference w:id="44"/>
-      </w:r>
-      <w:r>
-        <w:rPr>
-          <w:rFonts w:ascii="Arial" w:hAnsi="Arial" w:cs="Arial"/>
-        </w:rPr>
-        <w:t xml:space="preserve">. We </w:t>
-      </w:r>
-      <w:r>
-        <w:rPr>
-          <w:rFonts w:ascii="Arial" w:hAnsi="Arial" w:cs="Arial"/>
-        </w:rPr>
-        <w:t xml:space="preserve">achieved this by creating four social conditions: 2 groups with 2 individuals per group, 4 groups with 4 individuals per group, 6 groups with 6 individuals per group, and 8 groups with 8 individuals per group. We also varied the proportion of group information to individual information encoded in the signal, with four categories: 0 (representing all individual information and no group information), 1/3, 2/3, and 1 (representing all group </w:t>
-      </w:r>
-      <w:r>
-        <w:rPr>
-          <w:rFonts w:ascii="Arial" w:hAnsi="Arial" w:cs="Arial"/>
-        </w:rPr>
-        <w:lastRenderedPageBreak/>
-        <w:t xml:space="preserve">information and no individual information. We iterated over each treatment 10 times, generating 10 unique synthetic datasets per treatment. </w:t>
-      </w:r>
-    </w:p>
-    <w:p>
-      <w:pPr>
-        <w:pStyle w:val="NoSpacing"/>
-        <w:spacing w:line="480" w:lineRule="auto"/>
-        <w:rPr>
-          <w:rFonts w:ascii="Arial" w:hAnsi="Arial" w:cs="Arial"/>
-        </w:rPr>
-      </w:pPr>
-      <w:r>
-        <w:rPr>
-          <w:rFonts w:ascii="Arial" w:hAnsi="Arial" w:cs="Arial"/>
-        </w:rPr>
-        <w:tab/>
-        <w:t xml:space="preserve">Once these synthetic datasets were created, we used traditional bioacoustics tools to decode information encoded at the group and individual level. Similar to the datasets above, we performed SPCC. We also calculated the edit distance for the original strings. After these calculations, we performed Multidimensional Scaling on both the SPCC and edit distance matrices, then performed k-means clustering, randomly selecting 1 call per individual per group, to ensure that call exemplars per class matched </w:t>
-      </w:r>
-      <w:r>
-        <w:rPr>
-          <w:rFonts w:ascii="Arial" w:hAnsi="Arial" w:cs="Arial"/>
-        </w:rPr>
-        <w:t xml:space="preserve">between social levels. From this, we were able to calculate the accuracy of detecting information at the group and individual levels from vocalizations represented as character strings (edit distance pipeline) or synthetic audio files (tradition </w:t>
+        <w:t xml:space="preserve">Once these synthetic datasets were created, we used traditional bioacoustics tools to decode information encoded at the group and individual level. Similar to the datasets above, we performed SPCC. We also calculated the edit distance for the original strings. After these calculations, we performed Multidimensional Scaling on both the SPCC and edit distance matrices, then performed k-means clustering, randomly selecting 1 call per individual per group, to ensure that call exemplars per class matched between social levels. From this, we were able to calculate the accuracy of detecting information at the group and individual levels from vocalizations represented as character strings (edit distance pipeline) or synthetic audio files (tradition </w:t>
       </w:r>
       <w:r>
         <w:rPr>
@@ -15376,13 +15264,13 @@
           <w:rFonts w:ascii="Arial" w:hAnsi="Arial" w:cs="Arial"/>
         </w:rPr>
       </w:pPr>
-      <w:commentRangeStart w:id="45"/>
-      <w:commentRangeEnd w:id="45"/>
+      <w:commentRangeStart w:id="43"/>
+      <w:commentRangeEnd w:id="43"/>
       <w:r>
         <w:rPr>
           <w:rStyle w:val="CommentReference"/>
         </w:rPr>
-        <w:commentReference w:id="45"/>
+        <w:commentReference w:id="43"/>
       </w:r>
       <w:r>
         <w:rPr>
@@ -15744,19 +15632,19 @@
         </w:rPr>
         <w:t xml:space="preserve">). </w:t>
       </w:r>
-      <w:commentRangeStart w:id="46"/>
+      <w:commentRangeStart w:id="44"/>
       <w:r>
         <w:rPr>
           <w:rFonts w:ascii="Arial" w:hAnsi="Arial" w:cs="Arial"/>
         </w:rPr>
         <w:t>This suggests that individuals are being categorized in distinct individual clusters when running traditional bioacoustics analyses on our synthetically generated calls.</w:t>
       </w:r>
-      <w:commentRangeEnd w:id="46"/>
+      <w:commentRangeEnd w:id="44"/>
       <w:r>
         <w:rPr>
           <w:rStyle w:val="CommentReference"/>
         </w:rPr>
-        <w:commentReference w:id="46"/>
+        <w:commentReference w:id="44"/>
       </w:r>
     </w:p>
     <w:p>
@@ -15800,19 +15688,19 @@
           <w:bCs/>
         </w:rPr>
       </w:pPr>
-      <w:commentRangeStart w:id="47"/>
+      <w:commentRangeStart w:id="45"/>
       <w:r>
         <w:rPr>
           <w:rFonts w:ascii="Arial" w:hAnsi="Arial" w:cs="Arial"/>
         </w:rPr>
         <w:t>Second, out ability to detect the dynamics of information encoding during real time social interactions is limited by our ability to capture the totality of an individual’s or groups signal produced during these interactions. We may be over sampling from vocal learning species whose social interaction and signal production are easy to observe and measure, and therefore may not be assessing the full scope of how information can be encoded across a range of species.</w:t>
       </w:r>
-      <w:commentRangeEnd w:id="47"/>
+      <w:commentRangeEnd w:id="45"/>
       <w:r>
         <w:rPr>
           <w:rStyle w:val="CommentReference"/>
         </w:rPr>
-        <w:commentReference w:id="47"/>
+        <w:commentReference w:id="45"/>
       </w:r>
     </w:p>
     <w:p>
@@ -15837,35 +15725,35 @@
         </w:rPr>
         <w:t xml:space="preserve">Several computationally intensive tools have emerged to assess the degree or types of information encoded in </w:t>
       </w:r>
+      <w:commentRangeStart w:id="46"/>
+      <w:commentRangeStart w:id="47"/>
       <w:commentRangeStart w:id="48"/>
-      <w:commentRangeStart w:id="49"/>
-      <w:commentRangeStart w:id="50"/>
       <w:r>
         <w:rPr>
           <w:rFonts w:ascii="Arial" w:hAnsi="Arial" w:cs="Arial"/>
         </w:rPr>
         <w:t>signals</w:t>
       </w:r>
+      <w:commentRangeEnd w:id="46"/>
+      <w:r>
+        <w:rPr>
+          <w:rStyle w:val="CommentReference"/>
+        </w:rPr>
+        <w:commentReference w:id="46"/>
+      </w:r>
+      <w:commentRangeEnd w:id="47"/>
+      <w:r>
+        <w:rPr>
+          <w:rStyle w:val="CommentReference"/>
+        </w:rPr>
+        <w:commentReference w:id="47"/>
+      </w:r>
       <w:commentRangeEnd w:id="48"/>
       <w:r>
         <w:rPr>
           <w:rStyle w:val="CommentReference"/>
         </w:rPr>
         <w:commentReference w:id="48"/>
-      </w:r>
-      <w:commentRangeEnd w:id="49"/>
-      <w:r>
-        <w:rPr>
-          <w:rStyle w:val="CommentReference"/>
-        </w:rPr>
-        <w:commentReference w:id="49"/>
-      </w:r>
-      <w:commentRangeEnd w:id="50"/>
-      <w:r>
-        <w:rPr>
-          <w:rStyle w:val="CommentReference"/>
-        </w:rPr>
-        <w:commentReference w:id="50"/>
       </w:r>
       <w:r>
         <w:rPr>
@@ -16925,7 +16813,7 @@
       </w:r>
     </w:p>
   </w:comment>
-  <w:comment w:id="25" w:author="Coppinger, Brittany" w:date="2025-04-03T14:29:00Z" w:initials="BC">
+  <w:comment w:id="25" w:author="Coppinger, Brittany" w:date="2025-04-03T14:26:00Z" w:initials="BC">
     <w:p>
       <w:pPr>
         <w:pStyle w:val="CommentText"/>
@@ -16937,11 +16825,11 @@
         <w:annotationRef/>
       </w:r>
       <w:r>
-        <w:t>TKTK need to fix so box labels read “NMI Group and NMI individual, and axes are labeled “Multidimensional Scaling Dimension 1” and 2</w:t>
+        <w:t>Figure caption needs work</w:t>
       </w:r>
     </w:p>
   </w:comment>
-  <w:comment w:id="26" w:author="Coppinger, Brittany" w:date="2025-04-03T14:26:00Z" w:initials="BC">
+  <w:comment w:id="26" w:author="Coppinger, Brittany" w:date="2025-04-04T10:17:00Z" w:initials="BC">
     <w:p>
       <w:pPr>
         <w:pStyle w:val="CommentText"/>
@@ -16953,11 +16841,11 @@
         <w:annotationRef/>
       </w:r>
       <w:r>
-        <w:t>Figure caption needs work</w:t>
+        <w:t>Make labels not bold</w:t>
       </w:r>
     </w:p>
   </w:comment>
-  <w:comment w:id="27" w:author="Coppinger, Brittany" w:date="2025-04-03T14:29:00Z" w:initials="BC">
+  <w:comment w:id="27" w:author="Coppinger, Brittany" w:date="2025-04-10T16:02:00Z" w:initials="BC">
     <w:p>
       <w:pPr>
         <w:pStyle w:val="CommentText"/>
@@ -16969,11 +16857,11 @@
         <w:annotationRef/>
       </w:r>
       <w:r>
-        <w:t>TKTK need to fix so box labels read “NMI Group and NMI individual, and axes are labeled “Multidimensional Scaling Dimension 1” and 2</w:t>
+        <w:t>Maybe I should organize this like the graph? So, different tables for Edit distance and SPCC?</w:t>
       </w:r>
     </w:p>
   </w:comment>
-  <w:comment w:id="28" w:author="Coppinger, Brittany" w:date="2025-04-04T10:17:00Z" w:initials="BC">
+  <w:comment w:id="28" w:author="Coppinger, Brittany" w:date="2025-04-04T10:18:00Z" w:initials="BC">
     <w:p>
       <w:pPr>
         <w:pStyle w:val="CommentText"/>
@@ -16985,11 +16873,11 @@
         <w:annotationRef/>
       </w:r>
       <w:r>
-        <w:t>Make labels not bold</w:t>
+        <w:t>Make a version where panels are splits by method AND social conditions (8 boxes) Keep method in column and rows ill be each social condition</w:t>
       </w:r>
     </w:p>
   </w:comment>
-  <w:comment w:id="29" w:author="Coppinger, Brittany" w:date="2025-04-10T16:02:00Z" w:initials="BC">
+  <w:comment w:id="30" w:author="Coppinger, Brittany" w:date="2025-02-13T14:09:00Z" w:initials="BC">
     <w:p>
       <w:pPr>
         <w:pStyle w:val="CommentText"/>
@@ -17001,11 +16889,11 @@
         <w:annotationRef/>
       </w:r>
       <w:r>
-        <w:t>Maybe I should organize this like the graph? So, different tables for Edit distance and SPCC?</w:t>
+        <w:t>Before submitting, need to double and triple check all final numbers/ratios/conditions</w:t>
       </w:r>
     </w:p>
   </w:comment>
-  <w:comment w:id="30" w:author="Coppinger, Brittany" w:date="2025-04-04T10:18:00Z" w:initials="BC">
+  <w:comment w:id="29" w:author="Coppinger, Brittany" w:date="2025-04-04T12:58:00Z" w:initials="BC">
     <w:p>
       <w:pPr>
         <w:pStyle w:val="CommentText"/>
@@ -17017,11 +16905,11 @@
         <w:annotationRef/>
       </w:r>
       <w:r>
-        <w:t>Make a version where panels are splits by method AND social conditions (8 boxes) Keep method in column and rows ill be each social condition</w:t>
+        <w:t>Whole section needs to move after discussion for submission to PLOS comp bio</w:t>
       </w:r>
     </w:p>
   </w:comment>
-  <w:comment w:id="32" w:author="Coppinger, Brittany" w:date="2025-02-13T14:09:00Z" w:initials="BC">
+  <w:comment w:id="31" w:author="Summer Eckhardt" w:date="2025-01-24T09:51:00Z" w:initials="SE">
     <w:p>
       <w:pPr>
         <w:pStyle w:val="CommentText"/>
@@ -17033,11 +16921,11 @@
         <w:annotationRef/>
       </w:r>
       <w:r>
-        <w:t>Before submitting, need to double and triple check all final numbers/ratios/conditions</w:t>
+        <w:t>Not necessary, but just an idea: maybe could be interesting to create some graphic to show the breakdown of the string for a nice visual reference?</w:t>
       </w:r>
     </w:p>
   </w:comment>
-  <w:comment w:id="31" w:author="Coppinger, Brittany" w:date="2025-04-04T12:58:00Z" w:initials="BC">
+  <w:comment w:id="32" w:author="Summer Eckhardt" w:date="2025-01-27T10:41:00Z" w:initials="SE">
     <w:p>
       <w:pPr>
         <w:pStyle w:val="CommentText"/>
@@ -17049,11 +16937,11 @@
         <w:annotationRef/>
       </w:r>
       <w:r>
-        <w:t>Whole section needs to move after discussion for submission to PLOS comp bio</w:t>
+        <w:t>((Grace had a drawing depicting the breakdown on one of the boards in the lab and it helped it make sense to me very quickly!))</w:t>
       </w:r>
     </w:p>
   </w:comment>
-  <w:comment w:id="33" w:author="Summer Eckhardt" w:date="2025-01-24T09:51:00Z" w:initials="SE">
+  <w:comment w:id="33" w:author="Summer Eckhardt" w:date="2025-01-24T10:02:00Z" w:initials="SE">
     <w:p>
       <w:pPr>
         <w:pStyle w:val="CommentText"/>
@@ -17065,43 +16953,11 @@
         <w:annotationRef/>
       </w:r>
       <w:r>
-        <w:t>Not necessary, but just an idea: maybe could be interesting to create some graphic to show the breakdown of the string for a nice visual reference?</w:t>
+        <w:t>How so? Is it in the same spot of each call? (I think it is, but could be good to clarify)</w:t>
       </w:r>
     </w:p>
   </w:comment>
-  <w:comment w:id="34" w:author="Summer Eckhardt" w:date="2025-01-27T10:41:00Z" w:initials="SE">
-    <w:p>
-      <w:pPr>
-        <w:pStyle w:val="CommentText"/>
-      </w:pPr>
-      <w:r>
-        <w:rPr>
-          <w:rStyle w:val="CommentReference"/>
-        </w:rPr>
-        <w:annotationRef/>
-      </w:r>
-      <w:r>
-        <w:t>((Grace had a drawing depicting the breakdown on one of the boards in the lab and it helped it make sense to me very quickly!))</w:t>
-      </w:r>
-    </w:p>
-  </w:comment>
-  <w:comment w:id="35" w:author="Summer Eckhardt" w:date="2025-01-24T10:02:00Z" w:initials="SE">
-    <w:p>
-      <w:pPr>
-        <w:pStyle w:val="CommentText"/>
-      </w:pPr>
-      <w:r>
-        <w:rPr>
-          <w:rStyle w:val="CommentReference"/>
-        </w:rPr>
-        <w:annotationRef/>
-      </w:r>
-      <w:r>
-        <w:t>How so? Is it in the same spot of each call? (I think it is, but could be good to clarify)</w:t>
-      </w:r>
-    </w:p>
-  </w:comment>
-  <w:comment w:id="36" w:author="Samman, Raneem" w:date="2025-01-13T15:07:00Z" w:initials="RS">
+  <w:comment w:id="34" w:author="Samman, Raneem" w:date="2025-01-13T15:07:00Z" w:initials="RS">
     <w:p>
       <w:r>
         <w:rPr>
@@ -17119,7 +16975,7 @@
       </w:r>
     </w:p>
   </w:comment>
-  <w:comment w:id="37" w:author="Coppinger, Brittany" w:date="2025-01-15T13:17:00Z" w:initials="BC">
+  <w:comment w:id="35" w:author="Coppinger, Brittany" w:date="2025-01-15T13:17:00Z" w:initials="BC">
     <w:p>
       <w:pPr>
         <w:pStyle w:val="CommentText"/>
@@ -17146,7 +17002,7 @@
       </w:r>
     </w:p>
   </w:comment>
-  <w:comment w:id="38" w:author="Coppinger, Brittany" w:date="2025-01-07T15:07:00Z" w:initials="BC">
+  <w:comment w:id="36" w:author="Coppinger, Brittany" w:date="2025-01-07T15:07:00Z" w:initials="BC">
     <w:p>
       <w:pPr>
         <w:pStyle w:val="CommentText"/>
@@ -17162,7 +17018,7 @@
       </w:r>
     </w:p>
   </w:comment>
-  <w:comment w:id="39" w:author="Samman, Raneem" w:date="2025-01-13T15:08:00Z" w:initials="RS">
+  <w:comment w:id="37" w:author="Samman, Raneem" w:date="2025-01-13T15:08:00Z" w:initials="RS">
     <w:p>
       <w:r>
         <w:rPr>
@@ -17180,7 +17036,7 @@
       </w:r>
     </w:p>
   </w:comment>
-  <w:comment w:id="40" w:author="Samman, Raneem" w:date="2025-01-13T15:10:00Z" w:initials="RS">
+  <w:comment w:id="38" w:author="Samman, Raneem" w:date="2025-01-13T15:10:00Z" w:initials="RS">
     <w:p>
       <w:r>
         <w:rPr>
@@ -17198,7 +17054,7 @@
       </w:r>
     </w:p>
   </w:comment>
-  <w:comment w:id="41" w:author="Coppinger, Brittany" w:date="2025-01-07T15:01:00Z" w:initials="BC">
+  <w:comment w:id="39" w:author="Coppinger, Brittany" w:date="2025-01-07T15:01:00Z" w:initials="BC">
     <w:p>
       <w:pPr>
         <w:pStyle w:val="CommentText"/>
@@ -17214,7 +17070,7 @@
       </w:r>
     </w:p>
   </w:comment>
-  <w:comment w:id="42" w:author="Coppinger, Brittany" w:date="2025-01-07T15:08:00Z" w:initials="BC">
+  <w:comment w:id="40" w:author="Coppinger, Brittany" w:date="2025-01-07T15:08:00Z" w:initials="BC">
     <w:p>
       <w:pPr>
         <w:pStyle w:val="CommentText"/>
@@ -17230,7 +17086,7 @@
       </w:r>
     </w:p>
   </w:comment>
-  <w:comment w:id="43" w:author="Coppinger, Brittany" w:date="2025-01-07T15:12:00Z" w:initials="BC">
+  <w:comment w:id="41" w:author="Coppinger, Brittany" w:date="2025-01-07T15:12:00Z" w:initials="BC">
     <w:p>
       <w:pPr>
         <w:pStyle w:val="CommentText"/>
@@ -17246,7 +17102,7 @@
       </w:r>
     </w:p>
   </w:comment>
-  <w:comment w:id="44" w:author="Coppinger, Brittany" w:date="2025-04-03T14:53:00Z" w:initials="BC">
+  <w:comment w:id="42" w:author="Coppinger, Brittany" w:date="2025-04-03T14:53:00Z" w:initials="BC">
     <w:p>
       <w:pPr>
         <w:pStyle w:val="CommentText"/>
@@ -17262,7 +17118,7 @@
       </w:r>
     </w:p>
   </w:comment>
-  <w:comment w:id="45" w:author="Summer Eckhardt" w:date="2025-02-04T18:49:00Z" w:initials="SE">
+  <w:comment w:id="43" w:author="Summer Eckhardt" w:date="2025-02-04T18:49:00Z" w:initials="SE">
     <w:p>
       <w:pPr>
         <w:pStyle w:val="CommentText"/>
@@ -17278,7 +17134,7 @@
       </w:r>
     </w:p>
   </w:comment>
-  <w:comment w:id="46" w:author="Summer Eckhardt" w:date="2025-02-04T19:02:00Z" w:initials="SE">
+  <w:comment w:id="44" w:author="Summer Eckhardt" w:date="2025-02-04T19:02:00Z" w:initials="SE">
     <w:p>
       <w:pPr>
         <w:pStyle w:val="CommentText"/>
@@ -17294,7 +17150,7 @@
       </w:r>
     </w:p>
   </w:comment>
-  <w:comment w:id="47" w:author="Smith Vidaurre, Grace" w:date="2024-12-18T15:30:00Z" w:initials="GSV">
+  <w:comment w:id="45" w:author="Smith Vidaurre, Grace" w:date="2024-12-18T15:30:00Z" w:initials="GSV">
     <w:p>
       <w:r>
         <w:rPr>
@@ -17311,7 +17167,7 @@
       </w:r>
     </w:p>
   </w:comment>
-  <w:comment w:id="48" w:author="Smith Vidaurre, Grace" w:date="2024-12-16T09:35:00Z" w:initials="GSV">
+  <w:comment w:id="46" w:author="Smith Vidaurre, Grace" w:date="2024-12-16T09:35:00Z" w:initials="GSV">
     <w:p>
       <w:r>
         <w:rPr>
@@ -17328,7 +17184,7 @@
       </w:r>
     </w:p>
   </w:comment>
-  <w:comment w:id="49" w:author="Smith Vidaurre, Grace" w:date="2024-12-16T09:41:00Z" w:initials="GSV">
+  <w:comment w:id="47" w:author="Smith Vidaurre, Grace" w:date="2024-12-16T09:41:00Z" w:initials="GSV">
     <w:p>
       <w:r>
         <w:rPr>
@@ -17345,7 +17201,7 @@
       </w:r>
     </w:p>
   </w:comment>
-  <w:comment w:id="50" w:author="Coppinger, Brittany" w:date="2024-12-16T14:51:00Z" w:initials="BC">
+  <w:comment w:id="48" w:author="Coppinger, Brittany" w:date="2024-12-16T14:51:00Z" w:initials="BC">
     <w:p>
       <w:pPr>
         <w:pStyle w:val="CommentText"/>
@@ -17433,9 +17289,7 @@
   <w15:commentEx w15:paraId="2635065E" w15:done="1"/>
   <w15:commentEx w15:paraId="5B42136C" w15:done="0"/>
   <w15:commentEx w15:paraId="14540789" w15:done="0"/>
-  <w15:commentEx w15:paraId="76B1C87D" w15:done="0"/>
   <w15:commentEx w15:paraId="2EE757A5" w15:done="0"/>
-  <w15:commentEx w15:paraId="7C1A33B9" w15:done="0"/>
   <w15:commentEx w15:paraId="6D27B2A8" w15:done="0"/>
   <w15:commentEx w15:paraId="060DBE88" w15:done="0"/>
   <w15:commentEx w15:paraId="52FA4CD7" w15:done="0"/>
@@ -17489,9 +17343,7 @@
   <w16cex:commentExtensible w16cex:durableId="1DB85BA9" w16cex:dateUtc="2025-01-13T21:10:00Z"/>
   <w16cex:commentExtensible w16cex:durableId="147A6D5F" w16cex:dateUtc="2025-01-07T20:01:00Z"/>
   <w16cex:commentExtensible w16cex:durableId="5441BFED" w16cex:dateUtc="2025-04-03T18:24:00Z"/>
-  <w16cex:commentExtensible w16cex:durableId="50CFAC3B" w16cex:dateUtc="2025-04-03T18:29:00Z"/>
   <w16cex:commentExtensible w16cex:durableId="76671A41" w16cex:dateUtc="2025-04-03T18:26:00Z"/>
-  <w16cex:commentExtensible w16cex:durableId="527F55B5" w16cex:dateUtc="2025-04-03T18:29:00Z"/>
   <w16cex:commentExtensible w16cex:durableId="54D5E86B" w16cex:dateUtc="2025-04-04T14:17:00Z"/>
   <w16cex:commentExtensible w16cex:durableId="48F7EAD6" w16cex:dateUtc="2025-04-10T20:02:00Z"/>
   <w16cex:commentExtensible w16cex:durableId="57E540BF" w16cex:dateUtc="2025-04-04T14:18:00Z"/>
@@ -17557,9 +17409,7 @@
   <w16cid:commentId w16cid:paraId="2635065E" w16cid:durableId="1DB85BA9"/>
   <w16cid:commentId w16cid:paraId="5B42136C" w16cid:durableId="147A6D5F"/>
   <w16cid:commentId w16cid:paraId="14540789" w16cid:durableId="5441BFED"/>
-  <w16cid:commentId w16cid:paraId="76B1C87D" w16cid:durableId="50CFAC3B"/>
   <w16cid:commentId w16cid:paraId="2EE757A5" w16cid:durableId="76671A41"/>
-  <w16cid:commentId w16cid:paraId="7C1A33B9" w16cid:durableId="527F55B5"/>
   <w16cid:commentId w16cid:paraId="6D27B2A8" w16cid:durableId="54D5E86B"/>
   <w16cid:commentId w16cid:paraId="060DBE88" w16cid:durableId="48F7EAD6"/>
   <w16cid:commentId w16cid:paraId="52FA4CD7" w16cid:durableId="57E540BF"/>
@@ -19803,6 +19653,7 @@
   <w:style w:type="character" w:default="1" w:styleId="DefaultParagraphFont">
     <w:name w:val="Default Paragraph Font"/>
     <w:uiPriority w:val="1"/>
+    <w:semiHidden/>
     <w:unhideWhenUsed/>
   </w:style>
   <w:style w:type="table" w:default="1" w:styleId="TableNormal">

--- a/drafts/paRsynth_methods_draft.docx
+++ b/drafts/paRsynth_methods_draft.docx
@@ -437,7 +437,25 @@
           <w:sz w:val="24"/>
           <w:szCs w:val="24"/>
         </w:rPr>
-        <w:t>, Northhampton, MA, USA</w:t>
+        <w:t xml:space="preserve">, </w:t>
+      </w:r>
+      <w:proofErr w:type="spellStart"/>
+      <w:r>
+        <w:rPr>
+          <w:rFonts w:ascii="Arial" w:hAnsi="Arial" w:cs="Arial"/>
+          <w:sz w:val="24"/>
+          <w:szCs w:val="24"/>
+        </w:rPr>
+        <w:t>Northhampton</w:t>
+      </w:r>
+      <w:proofErr w:type="spellEnd"/>
+      <w:r>
+        <w:rPr>
+          <w:rFonts w:ascii="Arial" w:hAnsi="Arial" w:cs="Arial"/>
+          <w:sz w:val="24"/>
+          <w:szCs w:val="24"/>
+        </w:rPr>
+        <w:t>, MA, USA</w:t>
       </w:r>
     </w:p>
     <w:p>
@@ -488,7 +506,25 @@
           <w:sz w:val="24"/>
           <w:szCs w:val="24"/>
         </w:rPr>
-        <w:t>, Northhampton, MA, USA</w:t>
+        <w:t xml:space="preserve">, </w:t>
+      </w:r>
+      <w:proofErr w:type="spellStart"/>
+      <w:r>
+        <w:rPr>
+          <w:rFonts w:ascii="Arial" w:hAnsi="Arial" w:cs="Arial"/>
+          <w:sz w:val="24"/>
+          <w:szCs w:val="24"/>
+        </w:rPr>
+        <w:t>Northhampton</w:t>
+      </w:r>
+      <w:proofErr w:type="spellEnd"/>
+      <w:r>
+        <w:rPr>
+          <w:rFonts w:ascii="Arial" w:hAnsi="Arial" w:cs="Arial"/>
+          <w:sz w:val="24"/>
+          <w:szCs w:val="24"/>
+        </w:rPr>
+        <w:t>, MA, USA</w:t>
       </w:r>
     </w:p>
     <w:p>
@@ -1748,7 +1784,97 @@
         <w:rPr>
           <w:rFonts w:ascii="Arial" w:hAnsi="Arial" w:cs="Arial"/>
         </w:rPr>
-        <w:t xml:space="preserve"> visual classification</w:t>
+        <w:t xml:space="preserve"> visual </w:t>
+      </w:r>
+      <w:r>
+        <w:rPr>
+          <w:rFonts w:ascii="Arial" w:hAnsi="Arial" w:cs="Arial"/>
+        </w:rPr>
+        <w:fldChar w:fldCharType="begin"/>
+      </w:r>
+      <w:r>
+        <w:rPr>
+          <w:rFonts w:ascii="Arial" w:hAnsi="Arial" w:cs="Arial"/>
+        </w:rPr>
+        <w:instrText xml:space="preserve"> ADDIN ZOTERO_ITEM CSL_CITATION {"citationID":"rAU7Cgl8","properties":{"formattedCitation":"(9)","plainCitation":"(9)","noteIndex":0},"citationItems":[{"id":520,"uris":["http://zotero.org/groups/5786507/items/7BKS52MV"],"itemData":{"id":520,"type":"article-journal","abstract":"Blue whale songs provide a measure for characterising worldwide blue whale population structure. These songs are divided into nine regional types, which maintain a stable character. Five of the nine song types have been recorded over time spans greater than 30 years showing no significant change in character. The nine song types can be divided into those containing only simple tonal components (high latitude North Pacific, North Atlantic and Southern Ocean song types), those comprised of complex pulsed units in addition to the tonal components (Pacific Ocean margin song types from California, Chile and New Zealand), and those which have the greatest complexity of all and the longest cycling times (Indian Ocean song types from Sri Lanka, Fremantle and Diego Garcia). We suggest that temporally stable differences in song provide another characteristic for comparison with genetic and morphological data when defining blue whale populations. Furthermore, as Mellinger and Barlow (2003) recommend, when there is a lack of other data or lack of clarity in other data sets, evidence of distinct differences in songs between areas should be used as a provisional hypothesis about population structure when making management decisions. Worldwide study is needed to better understand the various populations and subspecies within species like the blue whale that have large geographic distributions and have both migrating and resident populations.","container-title":"Journal of Cetacean Research and Management","issue":"1","language":"en","page":"55-65","source":"escholarship.org","title":"Biogeographic characterization of blue whale song worldwide: Using song to identify populations","title-short":"Biogeographic characterization of blue whale song worldwide","volume":"8","author":[{"family":"McDonald","given":"Mark A."},{"family":"Mesnick","given":"Sarah L."},{"family":"Hildebrand","given":"John A."}],"issued":{"date-parts":[["2006"]]}}}],"schema":"https://github.com/citation-style-language/schema/raw/master/csl-citation.json"} </w:instrText>
+      </w:r>
+      <w:r>
+        <w:rPr>
+          <w:rFonts w:ascii="Arial" w:hAnsi="Arial" w:cs="Arial"/>
+        </w:rPr>
+        <w:fldChar w:fldCharType="separate"/>
+      </w:r>
+      <w:r>
+        <w:rPr>
+          <w:rFonts w:ascii="Arial" w:hAnsi="Arial" w:cs="Arial"/>
+        </w:rPr>
+        <w:t>(9)</w:t>
+      </w:r>
+      <w:r>
+        <w:rPr>
+          <w:rFonts w:ascii="Arial" w:hAnsi="Arial" w:cs="Arial"/>
+        </w:rPr>
+        <w:fldChar w:fldCharType="end"/>
+      </w:r>
+      <w:r>
+        <w:rPr>
+          <w:rFonts w:ascii="Arial" w:hAnsi="Arial" w:cs="Arial"/>
+        </w:rPr>
+        <w:t xml:space="preserve"> or </w:t>
+      </w:r>
+      <w:r>
+        <w:rPr>
+          <w:rFonts w:ascii="Arial" w:hAnsi="Arial" w:cs="Arial"/>
+        </w:rPr>
+        <w:t>automated</w:t>
+      </w:r>
+      <w:r>
+        <w:rPr>
+          <w:rFonts w:ascii="Arial" w:hAnsi="Arial" w:cs="Arial"/>
+        </w:rPr>
+        <w:t xml:space="preserve"> classification </w:t>
+      </w:r>
+      <w:r>
+        <w:rPr>
+          <w:rFonts w:ascii="Arial" w:hAnsi="Arial" w:cs="Arial"/>
+        </w:rPr>
+        <w:fldChar w:fldCharType="begin"/>
+      </w:r>
+      <w:r>
+        <w:rPr>
+          <w:rFonts w:ascii="Arial" w:hAnsi="Arial" w:cs="Arial"/>
+        </w:rPr>
+        <w:instrText xml:space="preserve"> ADDIN ZOTERO_ITEM CSL_CITATION {"citationID":"IfayIE36","properties":{"formattedCitation":"(10,11)","plainCitation":"(10,11)","noteIndex":0},"citationItems":[{"id":522,"uris":["http://zotero.org/groups/5786507/items/V2UWNIJQ"],"itemData":{"id":522,"type":"article-journal","abstract":"Variation in vocal signals among populations and social groups of animals provides opportunities for the study of the mechanisms of behavioural change and their importance in generating and maintaining behavioural variation. We analysed two call types made by two matrilineal social groups of resident killer whales, Orcinus orca, over 12–13 years. We used a neural network-based index of acoustic similarity to identify mechanisms of call differentiation. A test for structural modification of the calls detected significant changes in one call type in both groups, but not in the other. For the modified call type, the rate of divergence between the two groups was significantly lower than the rate of modification within either group showing that calls were modified in a similar fashion in the two groups. An analysis of structural parameters detected no strong directionality in the change. The pattern of call modification could have been caused by maturational changes to the calls or, if killer whale dialects are learned behavioural traits, cultural drift in the structure of the calls together with horizontal transmission of modifications between the two groups. Such vocal matching between members of different matrilines would suggest that vocal learning is not limited to vertical transmission from mother to offspring, which has important implications for models of gene–culture coevolution.","container-title":"Animal Behaviour","DOI":"10.1006/anbe.2000.1454","ISSN":"0003-3472","issue":"5","journalAbbreviation":"Animal Behaviour","page":"629-638","source":"ScienceDirect","title":"Dialect change in resident killer whales: implications for vocal learning and cultural transmission","title-short":"Dialect change in resident killer whales","volume":"60","author":[{"family":"Deecke","given":"V. B"},{"family":"Ford","given":"J. K. B"},{"family":"Spong","given":"P"}],"issued":{"date-parts":[["2000",11,1]]}}},{"id":539,"uris":["http://zotero.org/groups/5786507/items/2XR78B26"],"itemData":{"id":539,"type":"article-journal","abstract":"The manner in which vocal learning is used for social recognition may be sensitive to the social environment. Biological invaders capable of vocal learning are useful for testing this possibility, as invasion alters population size. Some vocal learning species use frequency modulation patterns of acoustic signals for individual recognition. In such species, frequency modulation patterns should be more complex in larger social groups, reflecting greater selection for individual distinctiveness. We used numbers of nests and nest densities as proxies of local population sizes of native range monk parakeets, Myiopsitta monachus, in Uruguay and invasive range populations in the United States. Flock sizes were obtained to estimate maximum social group sizes per range. Supervised machine learning and frequency contours were employed to compare contact call structure between native and invasive range populations, and the effect of urban habitats on call structure was also assessed. Invasive range populations exhibited fewer nests, lower nest densities and smaller maximum flock sizes, which is consistent with a reduction in population size following invasion. Parakeets at invasive range sites also produced contact calls with simpler frequency modulation patterns. Beecher's statistic (HS) revealed reduced individual identity content and fewer possible unique individual signatures in invasive range calls. Simpler individual signatures are consistent with relaxed selection on the complexity of learned calls likely used for individual vocal recognition in the smaller local populations that we identified post-invasion. Frequency modulation patterns were simpler in urban habitats in both ranges, indicating that urban habitats could also alter the social environment and in turn influence the complexity of learned individual signatures. These findings contribute to a growing literature on the use of vocal learning for individual recognition and indicate that vocal learning can be used to produce individual vocal signatures in a manner sensitive to local population size.","container-title":"Animal Behaviour","DOI":"10.1016/j.anbehav.2021.06.020","ISSN":"0003-3472","journalAbbreviation":"Animal Behaviour","page":"15-39","source":"ScienceDirect","title":"Individual vocal signatures show reduced complexity following invasion","volume":"179","author":[{"family":"Smith-Vidaurre","given":"Grace"},{"family":"Perez-Marrufo","given":"Valeria"},{"family":"Wright","given":"Timothy F."}],"issued":{"date-parts":[["2021",9,1]]}}}],"schema":"https://github.com/citation-style-language/schema/raw/master/csl-citation.json"} </w:instrText>
+      </w:r>
+      <w:r>
+        <w:rPr>
+          <w:rFonts w:ascii="Arial" w:hAnsi="Arial" w:cs="Arial"/>
+        </w:rPr>
+        <w:fldChar w:fldCharType="separate"/>
+      </w:r>
+      <w:r>
+        <w:rPr>
+          <w:rFonts w:ascii="Arial" w:hAnsi="Arial" w:cs="Arial"/>
+        </w:rPr>
+        <w:t>(10,11)</w:t>
+      </w:r>
+      <w:r>
+        <w:rPr>
+          <w:rFonts w:ascii="Arial" w:hAnsi="Arial" w:cs="Arial"/>
+        </w:rPr>
+        <w:fldChar w:fldCharType="end"/>
+      </w:r>
+      <w:r>
+        <w:rPr>
+          <w:rFonts w:ascii="Arial" w:hAnsi="Arial" w:cs="Arial"/>
+        </w:rPr>
+        <w:t xml:space="preserve"> back to unique individuals or social units</w:t>
+      </w:r>
+      <w:r>
+        <w:rPr>
+          <w:rFonts w:ascii="Arial" w:hAnsi="Arial" w:cs="Arial"/>
+        </w:rPr>
+        <w:t>, as well as</w:t>
       </w:r>
       <w:r>
         <w:rPr>
@@ -1760,13 +1886,25 @@
         <w:rPr>
           <w:rFonts w:ascii="Arial" w:hAnsi="Arial" w:cs="Arial"/>
         </w:rPr>
+        <w:t>pipelines to visualize and cluster vocalizations in low-dimensional trait spaces, or acoustic space</w:t>
+      </w:r>
+      <w:r>
+        <w:rPr>
+          <w:rFonts w:ascii="Arial" w:hAnsi="Arial" w:cs="Arial"/>
+        </w:rPr>
+        <w:t xml:space="preserve"> </w:t>
+      </w:r>
+      <w:r>
+        <w:rPr>
+          <w:rFonts w:ascii="Arial" w:hAnsi="Arial" w:cs="Arial"/>
+        </w:rPr>
         <w:fldChar w:fldCharType="begin"/>
       </w:r>
       <w:r>
         <w:rPr>
           <w:rFonts w:ascii="Arial" w:hAnsi="Arial" w:cs="Arial"/>
         </w:rPr>
-        <w:instrText xml:space="preserve"> ADDIN ZOTERO_ITEM CSL_CITATION {"citationID":"rAU7Cgl8","properties":{"formattedCitation":"(9)","plainCitation":"(9)","noteIndex":0},"citationItems":[{"id":520,"uris":["http://zotero.org/groups/5786507/items/7BKS52MV"],"itemData":{"id":520,"type":"article-journal","abstract":"Blue whale songs provide a measure for characterising worldwide blue whale population structure. These songs are divided into nine regional types, which maintain a stable character. Five of the nine song types have been recorded over time spans greater than 30 years showing no significant change in character. The nine song types can be divided into those containing only simple tonal components (high latitude North Pacific, North Atlantic and Southern Ocean song types), those comprised of complex pulsed units in addition to the tonal components (Pacific Ocean margin song types from California, Chile and New Zealand), and those which have the greatest complexity of all and the longest cycling times (Indian Ocean song types from Sri Lanka, Fremantle and Diego Garcia). We suggest that temporally stable differences in song provide another characteristic for comparison with genetic and morphological data when defining blue whale populations. Furthermore, as Mellinger and Barlow (2003) recommend, when there is a lack of other data or lack of clarity in other data sets, evidence of distinct differences in songs between areas should be used as a provisional hypothesis about population structure when making management decisions. Worldwide study is needed to better understand the various populations and subspecies within species like the blue whale that have large geographic distributions and have both migrating and resident populations.","container-title":"Journal of Cetacean Research and Management","issue":"1","language":"en","page":"55-65","source":"escholarship.org","title":"Biogeographic characterization of blue whale song worldwide: Using song to identify populations","title-short":"Biogeographic characterization of blue whale song worldwide","volume":"8","author":[{"family":"McDonald","given":"Mark A."},{"family":"Mesnick","given":"Sarah L."},{"family":"Hildebrand","given":"John A."}],"issued":{"date-parts":[["2006"]]}}}],"schema":"https://github.com/citation-style-language/schema/raw/master/csl-citation.json"} </w:instrText>
+        <w:instrText xml:space="preserve"> ADDIN ZOTERO_ITEM CSL_CITATION {"citationID":"ypmC2vLC","properties":{"formattedCitation":"(12\\uc0\\u8211{}17)","plainCitation":"(12–17)","noteIndex":0},"citationItems":[{"id":534,"uris":["http://zotero.org/groups/5786507/items/DLH8HEV6"],"itemData":{"id":534,"type":"article-journal","abstract":"Vocal learning, in which animals modify their vocalizations based on social experience, has evolved in several lineages of mammals and birds, including humans. Despite much attention, the question of how this key cognitive trait has evolved remains unanswered. The motor theory for the origin of vocal learning posits that neural centres specialized for vocal learning arose from adjacent areas in the brain devoted to general motor learning. One prediction of this hypothesis is that visual displays that rely on complex motor patterns may also be learned in taxa with vocal learning. While learning of both spoken and gestural languages is well documented in humans, the occurrence of learned visual displays has rarely been examined in non-human animals. We tested for geographical variation consistent with learning of visual displays in long-billed hermits (Phaethornis longirostris), a lek-mating hummingbird that, like humans, has both learned vocalizations and elaborate visual displays. We found lek-level signatures in both vocal parameters and visual display features, including display element proportions, sequence syntax and fine-scale parameters of elements. This variation was not associated with genetic differentiation between leks. In the absence of genetic differences, geographical variation in vocal signals at small scales is most parsimoniously attributed to learning, suggesting a significant role of social learning in visual display ontogeny. The co-occurrence of learning in vocal and visual displays would be consistent with a parallel evolution of these two signal modalities in this species.","container-title":"Proceedings of the Royal Society B: Biological Sciences","DOI":"10.1098/rspb.2019.0666","issue":"1903","note":"Enter Notes Here!","page":"20190666","source":"royalsocietypublishing.org (Atypon)","title":"Social group signatures in hummingbird displays provide evidence of co-occurrence of vocal and visual learning","volume":"286","author":[{"family":"Araya-Salas","given":"Marcelo"},{"family":"Smith-Vidaurre","given":"Grace"},{"family":"Mennill","given":"Daniel J."},{"family":"González-Gómez","given":"Paulina L."},{"family":"Cahill","given":"James"},{"family":"Wright","given":"Timothy F."}],"issued":{"date-parts":[["2019",5,29]]}}},{"id":530,"uris":["http://zotero.org/groups/5786507/items/4ILM3F4A"],"itemData":{"id":530,"type":"article-journal","abstract":"Learned birdsong is a widely used animal model for understanding the acquisition of human speech. Male songbirds often learn songs from adult males during sensitive periods early in life, and sing to attract mates and defend territories. In presumably all of the 350+ parrot species, individuals of both sexes commonly learn vocal signals throughout life to satisfy a wide variety of social functions. Despite intriguing parallels with humans, there have been no experimental studies demonstrating learned vocal production in wild parrots. We studied contact call learning in video-rigged nests of a well-known marked population of green-rumped parrotlets (Forpus passerinus) in Venezuela. Both sexes of naive nestlings developed individually unique contact calls in the nest, and we demonstrate experimentally that signature attributes are learned from both primary care-givers. This represents the first experimental evidence for the mechanisms underlying the transmission of a socially acquired trait in a wild parrot population.","container-title":"Proceedings of the Royal Society B: Biological Sciences","DOI":"10.1098/rspb.2011.0932","issue":"1728","note":"publisher: Royal Society","page":"585-591","source":"royalsocietypublishing-org.proxy2.cl.msu.edu (Atypon)","title":"Vertical transmission of learned signatures in a wild parrot","volume":"279","author":[{"family":"Berg","given":"Karl S."},{"family":"Delgado","given":"Soraya"},{"family":"Cortopassi","given":"Kathryn A."},{"family":"Beissinger","given":"Steven R."},{"family":"Bradbury","given":"Jack W."}],"issued":{"date-parts":[["2011",7,13]]}}},{"id":527,"uris":["http://zotero.org/groups/5786507/items/M5RQLYC2"],"itemData":{"id":527,"type":"article-journal","abstract":"Contact calls function to coordinate movements in a wide variety of social animals. Where population density is high, visibility is low and repeated interactions occur between known social companions, calls are often individually recognizable. Parrots are highly social and make substantial daily movements, which appear to be mediated through contact calling. However, there is little experimental evidence for how free-ranging parrots recognize social companions. We quantified intra- and interindividual variation of contact calls in a banded population of green-rumped parrotlets in Venezuela. Recordings of a sample of males were made on replicate days as they announced their return to incubating mates. Spectrographic structure of these contact calls showed significantly more variation between than within individuals, and calls could be correctly classified to individuals more often than was expected by chance. Males varied across multiple dimensions simultaneously, including duration, frequency and frequency modulation of contact calls. Playback experiments showed that free-ranging female parrotlets responded significantly more often to their mates’ calls than to calls of males of other nests. Mate recognition via contact calls may be selectively advantageous during incubation and brooding if this reduces the potential costs associated with confusing contact calls of mates with those of nonmates, including infanticidal conspecifics.","container-title":"Animal Behaviour","DOI":"10.1016/j.anbehav.2010.10.012","ISSN":"0003-3472","issue":"1","journalAbbreviation":"Animal Behaviour","page":"241-248","source":"ScienceDirect","title":"Contact calls are used for individual mate recognition in free-ranging green-rumped parrotlets, &lt;i&gt;Forpus passerinus&lt;/i&gt;","volume":"81","author":[{"family":"Berg","given":"Karl S."},{"family":"Delgado","given":"Soraya"},{"family":"Okawa","given":"Rae"},{"family":"Beissinger","given":"Steven R."},{"family":"Bradbury","given":"Jack W."}],"issued":{"date-parts":[["2011",1,1]]}}},{"id":536,"uris":["http://zotero.org/groups/5786507/items/ZNXJZAJT"],"itemData":{"id":536,"type":"article-journal","abstract":"Despite longstanding interest in the evolutionary origins and maintenance of vocal learning, we know relatively little about how social dynamics influence vocal learning processes in natural populations. The “signaling group membership” hypothesis proposes that socially learned calls evolved and are maintained as signals of group membership. However, in fission–fusion societies, individuals can interact in social groups across various social scales. For learned calls to signal group membership over multiple social scales, they must contain information about group membership over each of these scales, a concept termed “hierarchical mapping.” Monk parakeets (Myiopsitta monachus), small parrots native to South America, exhibit vocal mimicry in captivity and fission–fusion social dynamics in the wild. We examined patterns of contact call acoustic similarity in Uruguay to test the hierarchical mapping assumption of the signaling group membership hypothesis. We also asked whether geographic variation patterns matched regional dialects or geographic clines that have been documented in other vocal learning species. We used visual inspection, spectrographic cross-correlation and random forests, a machine learning approach, to evaluate contact call similarity. We compared acoustic similarity across social scales and geographic distance using Mantel tests and spatial autocorrelation. We found high similarity within individuals, and low, albeit significant, similarity within groups at the pair, flock and site social scales. Patterns of acoustic similarity over geographic distance did not match mosaic or graded patterns expected in dialectal or clinal variation. Our findings suggest that monk parakeet social interactions rely more heavily upon individual recognition than group membership at higher social scales.","container-title":"Behavioral Ecology","DOI":"10.1093/beheco/arz202","ISSN":"1045-2249","issue":"2","journalAbbreviation":"Behavioral Ecology","page":"448-458","source":"Silverchair","title":"Individual signatures outweigh social group identity in contact calls of a communally nesting parrot","volume":"31","author":[{"family":"Smith-Vidaurre","given":"Grace"},{"family":"Araya-Salas","given":"Marcelo"},{"family":"Wright","given":"Timothy F"}],"issued":{"date-parts":[["2020",3,20]]}}},{"id":542,"uris":["http://zotero.org/groups/5786507/items/E7IVATDZ"],"itemData":{"id":542,"type":"article-journal","abstract":"Animals can actively encode different types of identity information in learned communication signals, such as group membership or individual identity. The social environments in which animals interact may favor different types of information, but whether identity information conveyed in learned signals is robust or responsive to social disruption over short evolutionary timescales is not well understood. We inferred the type of identity information that was most salient in vocal signals by combining computational tools, including supervised machine learning, with a conceptual framework of “hierarchical mapping”, or patterns of relative acoustic convergence across social scales. We used populations of a vocal learning species as a natural experiment to test whether the type of identity information emphasized in learned vocalizations changed in populations that experienced the social disruption of introduction into new parts of the world. We compared the social scales with the most salient identity information among native and introduced range monk parakeet (Myiopsitta monachus) calls recorded in Uruguay and the United States, respectively. We also evaluated whether the identity information emphasized in introduced range calls changed over time. To place our findings in an evolutionary context, we compared our results with another parrot species that exhibits well-established and distinctive regional vocal dialects that are consistent with signaling group identity. We found that both native and introduced range monk parakeet calls displayed the strongest convergence at the individual scale and minimal convergence within sites. We did not identify changes in the strength of acoustic convergence within sites over time in the introduced range calls. These results indicate that the individual identity information in learned vocalizations did not change over short evolutionary timescales in populations that experienced the social disruption of introduction. Our findings point to exciting new research directions about the robustness or responsiveness of communication systems over different evolutionary timescales.","container-title":"PLOS Computational Biology","DOI":"10.1371/journal.pcbi.1011231","ISSN":"1553-7358","issue":"7","journalAbbreviation":"PLOS Computational Biology","language":"en","note":"publisher: Public Library of Science","page":"e1011231","source":"PLoS Journals","title":"Individual identity information persists in learned calls of introduced parrot populations","volume":"19","author":[{"family":"Smith-Vidaurre","given":"Grace"},{"family":"Pérez-Marrufo","given":"Valeria"},{"family":"Hobson","given":"Elizabeth A."},{"family":"Salinas-Melgoza","given":"Alejandro"},{"family":"Wright","given":"Timothy F."}],"issued":{"date-parts":[["2023",7,27]]}}},{"id":519,"uris":["http://zotero.org/groups/5786507/items/CYI2BRGH"],"itemData":{"id":519,"type":"article-journal","abstract":"This study describes a system of regional dialects in the contact call of a parrot, the yellow-naped amazon (Amazona auropalliata.) Spectrographic cross-correlation analyses of calls from multiple adults at 16 roosts in Costa Rica reveal two distinct patterns of geographic variation in call structure: first, variation in the basic structure of the call by which roosts can be classified into three distinct dialects, and second, fine-scale variation of call structure among roosts within a dialect. Some birds at roosts bordering two dialects use the calls of both neighbouring dialects interchangeably. These results suggest that there are two distinct processes governing the diffusion of call types among roosts, with dialect borders acting as barriers to the spread of foreign calls. Such a dialect system could be maintained through either reduced dispersal of birds across dialect boundaries or alternatively, by reduced diffusion of call types. These two possibilities have different implications for the genetic isolation of populations and thus for both speciation and learning. This pattern is broadly similar to those seen in some songbirds and may be maintained in a similar manner.","container-title":"Proceedings of the Royal Society of London. Series B: Biological Sciences","DOI":"10.1098/rspb.1996.0128","issue":"1372","note":"publisher: Royal Society","page":"867-872","source":"royalsocietypublishing.org (Atypon)","title":"Regional dialects in the contact call of a parrot","volume":"263","author":[{"family":"Wright","given":"Timothy F."}],"issued":{"date-parts":[["1996"]]}}}],"schema":"https://github.com/citation-style-language/schema/raw/master/csl-citation.json"} </w:instrText>
       </w:r>
       <w:r>
         <w:rPr>
@@ -1777,8 +1915,9 @@
       <w:r>
         <w:rPr>
           <w:rFonts w:ascii="Arial" w:hAnsi="Arial" w:cs="Arial"/>
-        </w:rPr>
-        <w:t>(9)</w:t>
+          <w:kern w:val="0"/>
+        </w:rPr>
+        <w:t>(12–17)</w:t>
       </w:r>
       <w:r>
         <w:rPr>
@@ -1789,20 +1928,21 @@
       <w:r>
         <w:rPr>
           <w:rFonts w:ascii="Arial" w:hAnsi="Arial" w:cs="Arial"/>
-        </w:rPr>
-        <w:t xml:space="preserve"> or </w:t>
-      </w:r>
-      <w:r>
-        <w:rPr>
-          <w:rFonts w:ascii="Arial" w:hAnsi="Arial" w:cs="Arial"/>
-        </w:rPr>
-        <w:t>automated</w:t>
-      </w:r>
-      <w:r>
-        <w:rPr>
-          <w:rFonts w:ascii="Arial" w:hAnsi="Arial" w:cs="Arial"/>
-        </w:rPr>
-        <w:t xml:space="preserve"> classification </w:t>
+          <w:lang w:val="es-ES"/>
+        </w:rPr>
+        <w:t xml:space="preserve">. </w:t>
+      </w:r>
+      <w:r>
+        <w:rPr>
+          <w:rFonts w:ascii="Arial" w:hAnsi="Arial" w:cs="Arial"/>
+        </w:rPr>
+        <w:t>Such pipelines rely on overall measurements of acoustic similarity</w:t>
+      </w:r>
+      <w:r>
+        <w:rPr>
+          <w:rFonts w:ascii="Arial" w:hAnsi="Arial" w:cs="Arial"/>
+        </w:rPr>
+        <w:t xml:space="preserve"> </w:t>
       </w:r>
       <w:r>
         <w:rPr>
@@ -1814,7 +1954,7 @@
         <w:rPr>
           <w:rFonts w:ascii="Arial" w:hAnsi="Arial" w:cs="Arial"/>
         </w:rPr>
-        <w:instrText xml:space="preserve"> ADDIN ZOTERO_ITEM CSL_CITATION {"citationID":"IfayIE36","properties":{"formattedCitation":"(10,11)","plainCitation":"(10,11)","noteIndex":0},"citationItems":[{"id":522,"uris":["http://zotero.org/groups/5786507/items/V2UWNIJQ"],"itemData":{"id":522,"type":"article-journal","abstract":"Variation in vocal signals among populations and social groups of animals provides opportunities for the study of the mechanisms of behavioural change and their importance in generating and maintaining behavioural variation. We analysed two call types made by two matrilineal social groups of resident killer whales, Orcinus orca, over 12–13 years. We used a neural network-based index of acoustic similarity to identify mechanisms of call differentiation. A test for structural modification of the calls detected significant changes in one call type in both groups, but not in the other. For the modified call type, the rate of divergence between the two groups was significantly lower than the rate of modification within either group showing that calls were modified in a similar fashion in the two groups. An analysis of structural parameters detected no strong directionality in the change. The pattern of call modification could have been caused by maturational changes to the calls or, if killer whale dialects are learned behavioural traits, cultural drift in the structure of the calls together with horizontal transmission of modifications between the two groups. Such vocal matching between members of different matrilines would suggest that vocal learning is not limited to vertical transmission from mother to offspring, which has important implications for models of gene–culture coevolution.","container-title":"Animal Behaviour","DOI":"10.1006/anbe.2000.1454","ISSN":"0003-3472","issue":"5","journalAbbreviation":"Animal Behaviour","page":"629-638","source":"ScienceDirect","title":"Dialect change in resident killer whales: implications for vocal learning and cultural transmission","title-short":"Dialect change in resident killer whales","volume":"60","author":[{"family":"Deecke","given":"V. B"},{"family":"Ford","given":"J. K. B"},{"family":"Spong","given":"P"}],"issued":{"date-parts":[["2000",11,1]]}}},{"id":539,"uris":["http://zotero.org/groups/5786507/items/2XR78B26"],"itemData":{"id":539,"type":"article-journal","abstract":"The manner in which vocal learning is used for social recognition may be sensitive to the social environment. Biological invaders capable of vocal learning are useful for testing this possibility, as invasion alters population size. Some vocal learning species use frequency modulation patterns of acoustic signals for individual recognition. In such species, frequency modulation patterns should be more complex in larger social groups, reflecting greater selection for individual distinctiveness. We used numbers of nests and nest densities as proxies of local population sizes of native range monk parakeets, Myiopsitta monachus, in Uruguay and invasive range populations in the United States. Flock sizes were obtained to estimate maximum social group sizes per range. Supervised machine learning and frequency contours were employed to compare contact call structure between native and invasive range populations, and the effect of urban habitats on call structure was also assessed. Invasive range populations exhibited fewer nests, lower nest densities and smaller maximum flock sizes, which is consistent with a reduction in population size following invasion. Parakeets at invasive range sites also produced contact calls with simpler frequency modulation patterns. Beecher's statistic (HS) revealed reduced individual identity content and fewer possible unique individual signatures in invasive range calls. Simpler individual signatures are consistent with relaxed selection on the complexity of learned calls likely used for individual vocal recognition in the smaller local populations that we identified post-invasion. Frequency modulation patterns were simpler in urban habitats in both ranges, indicating that urban habitats could also alter the social environment and in turn influence the complexity of learned individual signatures. These findings contribute to a growing literature on the use of vocal learning for individual recognition and indicate that vocal learning can be used to produce individual vocal signatures in a manner sensitive to local population size.","container-title":"Animal Behaviour","DOI":"10.1016/j.anbehav.2021.06.020","ISSN":"0003-3472","journalAbbreviation":"Animal Behaviour","page":"15-39","source":"ScienceDirect","title":"Individual vocal signatures show reduced complexity following invasion","volume":"179","author":[{"family":"Smith-Vidaurre","given":"Grace"},{"family":"Perez-Marrufo","given":"Valeria"},{"family":"Wright","given":"Timothy F."}],"issued":{"date-parts":[["2021",9,1]]}}}],"schema":"https://github.com/citation-style-language/schema/raw/master/csl-citation.json"} </w:instrText>
+        <w:instrText xml:space="preserve"> ADDIN ZOTERO_ITEM CSL_CITATION {"citationID":"Sa9HTNBJ","properties":{"formattedCitation":"(12,15,17)","plainCitation":"(12,15,17)","noteIndex":0},"citationItems":[{"id":534,"uris":["http://zotero.org/groups/5786507/items/DLH8HEV6"],"itemData":{"id":534,"type":"article-journal","abstract":"Vocal learning, in which animals modify their vocalizations based on social experience, has evolved in several lineages of mammals and birds, including humans. Despite much attention, the question of how this key cognitive trait has evolved remains unanswered. The motor theory for the origin of vocal learning posits that neural centres specialized for vocal learning arose from adjacent areas in the brain devoted to general motor learning. One prediction of this hypothesis is that visual displays that rely on complex motor patterns may also be learned in taxa with vocal learning. While learning of both spoken and gestural languages is well documented in humans, the occurrence of learned visual displays has rarely been examined in non-human animals. We tested for geographical variation consistent with learning of visual displays in long-billed hermits (Phaethornis longirostris), a lek-mating hummingbird that, like humans, has both learned vocalizations and elaborate visual displays. We found lek-level signatures in both vocal parameters and visual display features, including display element proportions, sequence syntax and fine-scale parameters of elements. This variation was not associated with genetic differentiation between leks. In the absence of genetic differences, geographical variation in vocal signals at small scales is most parsimoniously attributed to learning, suggesting a significant role of social learning in visual display ontogeny. The co-occurrence of learning in vocal and visual displays would be consistent with a parallel evolution of these two signal modalities in this species.","container-title":"Proceedings of the Royal Society B: Biological Sciences","DOI":"10.1098/rspb.2019.0666","issue":"1903","note":"Enter Notes Here!","page":"20190666","source":"royalsocietypublishing.org (Atypon)","title":"Social group signatures in hummingbird displays provide evidence of co-occurrence of vocal and visual learning","volume":"286","author":[{"family":"Araya-Salas","given":"Marcelo"},{"family":"Smith-Vidaurre","given":"Grace"},{"family":"Mennill","given":"Daniel J."},{"family":"González-Gómez","given":"Paulina L."},{"family":"Cahill","given":"James"},{"family":"Wright","given":"Timothy F."}],"issued":{"date-parts":[["2019",5,29]]}}},{"id":536,"uris":["http://zotero.org/groups/5786507/items/ZNXJZAJT"],"itemData":{"id":536,"type":"article-journal","abstract":"Despite longstanding interest in the evolutionary origins and maintenance of vocal learning, we know relatively little about how social dynamics influence vocal learning processes in natural populations. The “signaling group membership” hypothesis proposes that socially learned calls evolved and are maintained as signals of group membership. However, in fission–fusion societies, individuals can interact in social groups across various social scales. For learned calls to signal group membership over multiple social scales, they must contain information about group membership over each of these scales, a concept termed “hierarchical mapping.” Monk parakeets (Myiopsitta monachus), small parrots native to South America, exhibit vocal mimicry in captivity and fission–fusion social dynamics in the wild. We examined patterns of contact call acoustic similarity in Uruguay to test the hierarchical mapping assumption of the signaling group membership hypothesis. We also asked whether geographic variation patterns matched regional dialects or geographic clines that have been documented in other vocal learning species. We used visual inspection, spectrographic cross-correlation and random forests, a machine learning approach, to evaluate contact call similarity. We compared acoustic similarity across social scales and geographic distance using Mantel tests and spatial autocorrelation. We found high similarity within individuals, and low, albeit significant, similarity within groups at the pair, flock and site social scales. Patterns of acoustic similarity over geographic distance did not match mosaic or graded patterns expected in dialectal or clinal variation. Our findings suggest that monk parakeet social interactions rely more heavily upon individual recognition than group membership at higher social scales.","container-title":"Behavioral Ecology","DOI":"10.1093/beheco/arz202","ISSN":"1045-2249","issue":"2","journalAbbreviation":"Behavioral Ecology","page":"448-458","source":"Silverchair","title":"Individual signatures outweigh social group identity in contact calls of a communally nesting parrot","volume":"31","author":[{"family":"Smith-Vidaurre","given":"Grace"},{"family":"Araya-Salas","given":"Marcelo"},{"family":"Wright","given":"Timothy F"}],"issued":{"date-parts":[["2020",3,20]]}}},{"id":519,"uris":["http://zotero.org/groups/5786507/items/CYI2BRGH"],"itemData":{"id":519,"type":"article-journal","abstract":"This study describes a system of regional dialects in the contact call of a parrot, the yellow-naped amazon (Amazona auropalliata.) Spectrographic cross-correlation analyses of calls from multiple adults at 16 roosts in Costa Rica reveal two distinct patterns of geographic variation in call structure: first, variation in the basic structure of the call by which roosts can be classified into three distinct dialects, and second, fine-scale variation of call structure among roosts within a dialect. Some birds at roosts bordering two dialects use the calls of both neighbouring dialects interchangeably. These results suggest that there are two distinct processes governing the diffusion of call types among roosts, with dialect borders acting as barriers to the spread of foreign calls. Such a dialect system could be maintained through either reduced dispersal of birds across dialect boundaries or alternatively, by reduced diffusion of call types. These two possibilities have different implications for the genetic isolation of populations and thus for both speciation and learning. This pattern is broadly similar to those seen in some songbirds and may be maintained in a similar manner.","container-title":"Proceedings of the Royal Society of London. Series B: Biological Sciences","DOI":"10.1098/rspb.1996.0128","issue":"1372","note":"publisher: Royal Society","page":"867-872","source":"royalsocietypublishing.org (Atypon)","title":"Regional dialects in the contact call of a parrot","volume":"263","author":[{"family":"Wright","given":"Timothy F."}],"issued":{"date-parts":[["1996"]]}}}],"schema":"https://github.com/citation-style-language/schema/raw/master/csl-citation.json"} </w:instrText>
       </w:r>
       <w:r>
         <w:rPr>
@@ -1826,7 +1966,7 @@
         <w:rPr>
           <w:rFonts w:ascii="Arial" w:hAnsi="Arial" w:cs="Arial"/>
         </w:rPr>
-        <w:t>(10,11)</w:t>
+        <w:t>(12,15,17)</w:t>
       </w:r>
       <w:r>
         <w:rPr>
@@ -1838,13 +1978,7 @@
         <w:rPr>
           <w:rFonts w:ascii="Arial" w:hAnsi="Arial" w:cs="Arial"/>
         </w:rPr>
-        <w:t xml:space="preserve"> back to unique individuals or social units</w:t>
-      </w:r>
-      <w:r>
-        <w:rPr>
-          <w:rFonts w:ascii="Arial" w:hAnsi="Arial" w:cs="Arial"/>
-        </w:rPr>
-        <w:t>, as well as</w:t>
+        <w:t>,</w:t>
       </w:r>
       <w:r>
         <w:rPr>
@@ -1856,7 +1990,196 @@
         <w:rPr>
           <w:rFonts w:ascii="Arial" w:hAnsi="Arial" w:cs="Arial"/>
         </w:rPr>
-        <w:t>pipelines to visualize and cluster vocalizations in low-dimensional trait spaces, or acoustic space</w:t>
+        <w:t>distance matrices built from vocal element categorization (</w:t>
+      </w:r>
+      <w:r>
+        <w:rPr>
+          <w:rFonts w:ascii="Arial" w:hAnsi="Arial" w:cs="Arial"/>
+          <w:highlight w:val="yellow"/>
+        </w:rPr>
+        <w:t>MacDougall-</w:t>
+      </w:r>
+      <w:proofErr w:type="spellStart"/>
+      <w:r>
+        <w:rPr>
+          <w:rFonts w:ascii="Arial" w:hAnsi="Arial" w:cs="Arial"/>
+          <w:highlight w:val="yellow"/>
+        </w:rPr>
+        <w:t>Shackletons</w:t>
+      </w:r>
+      <w:proofErr w:type="spellEnd"/>
+      <w:r>
+        <w:rPr>
+          <w:rFonts w:ascii="Arial" w:hAnsi="Arial" w:cs="Arial"/>
+          <w:highlight w:val="yellow"/>
+        </w:rPr>
+        <w:t>?</w:t>
+      </w:r>
+      <w:r>
+        <w:rPr>
+          <w:rFonts w:ascii="Arial" w:hAnsi="Arial" w:cs="Arial"/>
+        </w:rPr>
+        <w:t xml:space="preserve">), </w:t>
+      </w:r>
+      <w:r>
+        <w:rPr>
+          <w:rFonts w:ascii="Arial" w:hAnsi="Arial" w:cs="Arial"/>
+        </w:rPr>
+        <w:t xml:space="preserve">hand-picked acoustic measurements </w:t>
+      </w:r>
+      <w:r>
+        <w:rPr>
+          <w:rFonts w:ascii="Arial" w:hAnsi="Arial" w:cs="Arial"/>
+        </w:rPr>
+        <w:fldChar w:fldCharType="begin"/>
+      </w:r>
+      <w:r>
+        <w:rPr>
+          <w:rFonts w:ascii="Arial" w:hAnsi="Arial" w:cs="Arial"/>
+        </w:rPr>
+        <w:instrText xml:space="preserve"> ADDIN ZOTERO_ITEM CSL_CITATION {"citationID":"QExVee5W","properties":{"formattedCitation":"(14,18)","plainCitation":"(14,18)","noteIndex":0},"citationItems":[{"id":527,"uris":["http://zotero.org/groups/5786507/items/M5RQLYC2"],"itemData":{"id":527,"type":"article-journal","abstract":"Contact calls function to coordinate movements in a wide variety of social animals. Where population density is high, visibility is low and repeated interactions occur between known social companions, calls are often individually recognizable. Parrots are highly social and make substantial daily movements, which appear to be mediated through contact calling. However, there is little experimental evidence for how free-ranging parrots recognize social companions. We quantified intra- and interindividual variation of contact calls in a banded population of green-rumped parrotlets in Venezuela. Recordings of a sample of males were made on replicate days as they announced their return to incubating mates. Spectrographic structure of these contact calls showed significantly more variation between than within individuals, and calls could be correctly classified to individuals more often than was expected by chance. Males varied across multiple dimensions simultaneously, including duration, frequency and frequency modulation of contact calls. Playback experiments showed that free-ranging female parrotlets responded significantly more often to their mates’ calls than to calls of males of other nests. Mate recognition via contact calls may be selectively advantageous during incubation and brooding if this reduces the potential costs associated with confusing contact calls of mates with those of nonmates, including infanticidal conspecifics.","container-title":"Animal Behaviour","DOI":"10.1016/j.anbehav.2010.10.012","ISSN":"0003-3472","issue":"1","journalAbbreviation":"Animal Behaviour","page":"241-248","source":"ScienceDirect","title":"Contact calls are used for individual mate recognition in free-ranging green-rumped parrotlets, &lt;i&gt;Forpus passerinus&lt;/i&gt;","volume":"81","author":[{"family":"Berg","given":"Karl S."},{"family":"Delgado","given":"Soraya"},{"family":"Okawa","given":"Rae"},{"family":"Beissinger","given":"Steven R."},{"family":"Bradbury","given":"Jack W."}],"issued":{"date-parts":[["2011",1,1]]}}},{"id":457,"uris":["http://zotero.org/users/6722993/items/YUE44IAR"],"itemData":{"id":457,"type":"article-journal","abstract":"In humans, identity is partly encoded in a voice-print that is carried across multiple vocalizations. Other species also signal vocal identity in calls, such as shown in the contact call of parrots. However, it remains unclear to what extent other call types in parrots are individually distinct, and whether there is an analogous voice-print across calls. Here we test if an individual signature is present in other call types, how stable this signature is, and if parrots exhibit voice-prints across call types. We recorded 5599 vocalizations from 229 individually marked monk parakeets (\n              Myiopsitta monachus\n              ) over a 2-year period in Barcelona, Spain. We examined five distinct call types, finding evidence for an individual signature in three. We further show that in the contact call, while birds are individually distinct, the calls are more variable than previously assumed, changing over short time scales (seconds to minutes). Finally, we provide evidence for voice-prints across multiple call types, with a discriminant function being able to predict caller identity across call types. This suggests that monk parakeets may be able to use vocal cues to recognize conspecifics, even across vocalization types and without necessarily needing active vocal signatures of identity.","container-title":"Royal Society Open Science","DOI":"10.1098/rsos.230835","ISSN":"2054-5703","issue":"10","journalAbbreviation":"R. Soc. open sci.","language":"en","page":"230835","source":"DOI.org (Crossref)","title":"Evidence for vocal signatures and voice-prints in a wild parrot","volume":"10","author":[{"family":"Smeele","given":"Simeon Q."},{"family":"Senar","given":"Juan Carlos"},{"family":"Aplin","given":"Lucy M."},{"family":"McElreath","given":"Mary Brooke"}],"issued":{"date-parts":[["2023",10]]}}}],"schema":"https://github.com/citation-style-language/schema/raw/master/csl-citation.json"} </w:instrText>
+      </w:r>
+      <w:r>
+        <w:rPr>
+          <w:rFonts w:ascii="Arial" w:hAnsi="Arial" w:cs="Arial"/>
+        </w:rPr>
+        <w:fldChar w:fldCharType="separate"/>
+      </w:r>
+      <w:r>
+        <w:rPr>
+          <w:rFonts w:ascii="Arial" w:hAnsi="Arial" w:cs="Arial"/>
+        </w:rPr>
+        <w:t>(14,18)</w:t>
+      </w:r>
+      <w:r>
+        <w:rPr>
+          <w:rFonts w:ascii="Arial" w:hAnsi="Arial" w:cs="Arial"/>
+        </w:rPr>
+        <w:fldChar w:fldCharType="end"/>
+      </w:r>
+      <w:r>
+        <w:rPr>
+          <w:rFonts w:ascii="Arial" w:hAnsi="Arial" w:cs="Arial"/>
+        </w:rPr>
+        <w:t xml:space="preserve">, </w:t>
+      </w:r>
+      <w:r>
+        <w:rPr>
+          <w:rFonts w:ascii="Arial" w:hAnsi="Arial" w:cs="Arial"/>
+        </w:rPr>
+        <w:t xml:space="preserve">and </w:t>
+      </w:r>
+      <w:r>
+        <w:rPr>
+          <w:rFonts w:ascii="Arial" w:hAnsi="Arial" w:cs="Arial"/>
+        </w:rPr>
+        <w:t>automatically extracted acoustic features (</w:t>
+      </w:r>
+      <w:r>
+        <w:rPr>
+          <w:rFonts w:ascii="Arial" w:hAnsi="Arial" w:cs="Arial"/>
+          <w:highlight w:val="yellow"/>
+        </w:rPr>
+        <w:t>CITE</w:t>
+      </w:r>
+      <w:r>
+        <w:rPr>
+          <w:rFonts w:ascii="Arial" w:hAnsi="Arial" w:cs="Arial"/>
+        </w:rPr>
+        <w:t>)</w:t>
+      </w:r>
+      <w:r>
+        <w:rPr>
+          <w:rFonts w:ascii="Arial" w:hAnsi="Arial" w:cs="Arial"/>
+        </w:rPr>
+        <w:t>.</w:t>
+      </w:r>
+      <w:r>
+        <w:rPr>
+          <w:rFonts w:ascii="Arial" w:hAnsi="Arial" w:cs="Arial"/>
+        </w:rPr>
+        <w:t xml:space="preserve"> Researchers</w:t>
+      </w:r>
+      <w:r>
+        <w:rPr>
+          <w:rFonts w:ascii="Arial" w:hAnsi="Arial" w:cs="Arial"/>
+        </w:rPr>
+        <w:t xml:space="preserve"> can then compare signals via </w:t>
+      </w:r>
+      <w:r>
+        <w:rPr>
+          <w:rFonts w:ascii="Arial" w:hAnsi="Arial" w:cs="Arial"/>
+        </w:rPr>
+        <w:t xml:space="preserve">permuted </w:t>
+      </w:r>
+      <w:r>
+        <w:rPr>
+          <w:rFonts w:ascii="Arial" w:hAnsi="Arial" w:cs="Arial"/>
+        </w:rPr>
+        <w:t xml:space="preserve">matrix correlation </w:t>
+      </w:r>
+      <w:r>
+        <w:rPr>
+          <w:rFonts w:ascii="Arial" w:hAnsi="Arial" w:cs="Arial"/>
+        </w:rPr>
+        <w:t>approaches</w:t>
+      </w:r>
+      <w:r>
+        <w:rPr>
+          <w:rFonts w:ascii="Arial" w:hAnsi="Arial" w:cs="Arial"/>
+        </w:rPr>
+        <w:t>,</w:t>
+      </w:r>
+      <w:r>
+        <w:rPr>
+          <w:rFonts w:ascii="Arial" w:hAnsi="Arial" w:cs="Arial"/>
+        </w:rPr>
+        <w:t xml:space="preserve"> Bayesian </w:t>
+      </w:r>
+      <w:r>
+        <w:rPr>
+          <w:rFonts w:ascii="Arial" w:hAnsi="Arial" w:cs="Arial"/>
+        </w:rPr>
+        <w:t xml:space="preserve">multi-level </w:t>
+      </w:r>
+      <w:r>
+        <w:rPr>
+          <w:rFonts w:ascii="Arial" w:hAnsi="Arial" w:cs="Arial"/>
+        </w:rPr>
+        <w:t>model</w:t>
+      </w:r>
+      <w:r>
+        <w:rPr>
+          <w:rFonts w:ascii="Arial" w:hAnsi="Arial" w:cs="Arial"/>
+        </w:rPr>
+        <w:t>s</w:t>
+      </w:r>
+      <w:r>
+        <w:rPr>
+          <w:rFonts w:ascii="Arial" w:hAnsi="Arial" w:cs="Arial"/>
+        </w:rPr>
+        <w:t xml:space="preserve">, </w:t>
+      </w:r>
+      <w:r>
+        <w:rPr>
+          <w:rFonts w:ascii="Arial" w:hAnsi="Arial" w:cs="Arial"/>
+          <w:highlight w:val="yellow"/>
+        </w:rPr>
+        <w:t>or others</w:t>
+      </w:r>
+      <w:r>
+        <w:rPr>
+          <w:rFonts w:ascii="Arial" w:hAnsi="Arial" w:cs="Arial"/>
+          <w:highlight w:val="yellow"/>
+        </w:rPr>
+        <w:t xml:space="preserve"> in the current citation list</w:t>
+      </w:r>
+      <w:r>
+        <w:rPr>
+          <w:rFonts w:ascii="Arial" w:hAnsi="Arial" w:cs="Arial"/>
+          <w:highlight w:val="yellow"/>
+        </w:rPr>
+        <w:t>?</w:t>
       </w:r>
       <w:r>
         <w:rPr>
@@ -1874,7 +2197,7 @@
         <w:rPr>
           <w:rFonts w:ascii="Arial" w:hAnsi="Arial" w:cs="Arial"/>
         </w:rPr>
-        <w:instrText xml:space="preserve"> ADDIN ZOTERO_ITEM CSL_CITATION {"citationID":"ypmC2vLC","properties":{"formattedCitation":"(12\\uc0\\u8211{}17)","plainCitation":"(12–17)","noteIndex":0},"citationItems":[{"id":534,"uris":["http://zotero.org/groups/5786507/items/DLH8HEV6"],"itemData":{"id":534,"type":"article-journal","abstract":"Vocal learning, in which animals modify their vocalizations based on social experience, has evolved in several lineages of mammals and birds, including humans. Despite much attention, the question of how this key cognitive trait has evolved remains unanswered. The motor theory for the origin of vocal learning posits that neural centres specialized for vocal learning arose from adjacent areas in the brain devoted to general motor learning. One prediction of this hypothesis is that visual displays that rely on complex motor patterns may also be learned in taxa with vocal learning. While learning of both spoken and gestural languages is well documented in humans, the occurrence of learned visual displays has rarely been examined in non-human animals. We tested for geographical variation consistent with learning of visual displays in long-billed hermits (Phaethornis longirostris), a lek-mating hummingbird that, like humans, has both learned vocalizations and elaborate visual displays. We found lek-level signatures in both vocal parameters and visual display features, including display element proportions, sequence syntax and fine-scale parameters of elements. This variation was not associated with genetic differentiation between leks. In the absence of genetic differences, geographical variation in vocal signals at small scales is most parsimoniously attributed to learning, suggesting a significant role of social learning in visual display ontogeny. The co-occurrence of learning in vocal and visual displays would be consistent with a parallel evolution of these two signal modalities in this species.","container-title":"Proceedings of the Royal Society B: Biological Sciences","DOI":"10.1098/rspb.2019.0666","issue":"1903","note":"Enter Notes Here!","page":"20190666","source":"royalsocietypublishing.org (Atypon)","title":"Social group signatures in hummingbird displays provide evidence of co-occurrence of vocal and visual learning","volume":"286","author":[{"family":"Araya-Salas","given":"Marcelo"},{"family":"Smith-Vidaurre","given":"Grace"},{"family":"Mennill","given":"Daniel J."},{"family":"González-Gómez","given":"Paulina L."},{"family":"Cahill","given":"James"},{"family":"Wright","given":"Timothy F."}],"issued":{"date-parts":[["2019",5,29]]}}},{"id":530,"uris":["http://zotero.org/groups/5786507/items/4ILM3F4A"],"itemData":{"id":530,"type":"article-journal","abstract":"Learned birdsong is a widely used animal model for understanding the acquisition of human speech. Male songbirds often learn songs from adult males during sensitive periods early in life, and sing to attract mates and defend territories. In presumably all of the 350+ parrot species, individuals of both sexes commonly learn vocal signals throughout life to satisfy a wide variety of social functions. Despite intriguing parallels with humans, there have been no experimental studies demonstrating learned vocal production in wild parrots. We studied contact call learning in video-rigged nests of a well-known marked population of green-rumped parrotlets (Forpus passerinus) in Venezuela. Both sexes of naive nestlings developed individually unique contact calls in the nest, and we demonstrate experimentally that signature attributes are learned from both primary care-givers. This represents the first experimental evidence for the mechanisms underlying the transmission of a socially acquired trait in a wild parrot population.","container-title":"Proceedings of the Royal Society B: Biological Sciences","DOI":"10.1098/rspb.2011.0932","issue":"1728","note":"publisher: Royal Society","page":"585-591","source":"royalsocietypublishing-org.proxy2.cl.msu.edu (Atypon)","title":"Vertical transmission of learned signatures in a wild parrot","volume":"279","author":[{"family":"Berg","given":"Karl S."},{"family":"Delgado","given":"Soraya"},{"family":"Cortopassi","given":"Kathryn A."},{"family":"Beissinger","given":"Steven R."},{"family":"Bradbury","given":"Jack W."}],"issued":{"date-parts":[["2011",7,13]]}}},{"id":527,"uris":["http://zotero.org/groups/5786507/items/M5RQLYC2"],"itemData":{"id":527,"type":"article-journal","abstract":"Contact calls function to coordinate movements in a wide variety of social animals. Where population density is high, visibility is low and repeated interactions occur between known social companions, calls are often individually recognizable. Parrots are highly social and make substantial daily movements, which appear to be mediated through contact calling. However, there is little experimental evidence for how free-ranging parrots recognize social companions. We quantified intra- and interindividual variation of contact calls in a banded population of green-rumped parrotlets in Venezuela. Recordings of a sample of males were made on replicate days as they announced their return to incubating mates. Spectrographic structure of these contact calls showed significantly more variation between than within individuals, and calls could be correctly classified to individuals more often than was expected by chance. Males varied across multiple dimensions simultaneously, including duration, frequency and frequency modulation of contact calls. Playback experiments showed that free-ranging female parrotlets responded significantly more often to their mates’ calls than to calls of males of other nests. Mate recognition via contact calls may be selectively advantageous during incubation and brooding if this reduces the potential costs associated with confusing contact calls of mates with those of nonmates, including infanticidal conspecifics.","container-title":"Animal Behaviour","DOI":"10.1016/j.anbehav.2010.10.012","ISSN":"0003-3472","issue":"1","journalAbbreviation":"Animal Behaviour","page":"241-248","source":"ScienceDirect","title":"Contact calls are used for individual mate recognition in free-ranging green-rumped parrotlets, &lt;i&gt;Forpus passerinus&lt;/i&gt;","volume":"81","author":[{"family":"Berg","given":"Karl S."},{"family":"Delgado","given":"Soraya"},{"family":"Okawa","given":"Rae"},{"family":"Beissinger","given":"Steven R."},{"family":"Bradbury","given":"Jack W."}],"issued":{"date-parts":[["2011",1,1]]}}},{"id":536,"uris":["http://zotero.org/groups/5786507/items/ZNXJZAJT"],"itemData":{"id":536,"type":"article-journal","abstract":"Despite longstanding interest in the evolutionary origins and maintenance of vocal learning, we know relatively little about how social dynamics influence vocal learning processes in natural populations. The “signaling group membership” hypothesis proposes that socially learned calls evolved and are maintained as signals of group membership. However, in fission–fusion societies, individuals can interact in social groups across various social scales. For learned calls to signal group membership over multiple social scales, they must contain information about group membership over each of these scales, a concept termed “hierarchical mapping.” Monk parakeets (Myiopsitta monachus), small parrots native to South America, exhibit vocal mimicry in captivity and fission–fusion social dynamics in the wild. We examined patterns of contact call acoustic similarity in Uruguay to test the hierarchical mapping assumption of the signaling group membership hypothesis. We also asked whether geographic variation patterns matched regional dialects or geographic clines that have been documented in other vocal learning species. We used visual inspection, spectrographic cross-correlation and random forests, a machine learning approach, to evaluate contact call similarity. We compared acoustic similarity across social scales and geographic distance using Mantel tests and spatial autocorrelation. We found high similarity within individuals, and low, albeit significant, similarity within groups at the pair, flock and site social scales. Patterns of acoustic similarity over geographic distance did not match mosaic or graded patterns expected in dialectal or clinal variation. Our findings suggest that monk parakeet social interactions rely more heavily upon individual recognition than group membership at higher social scales.","container-title":"Behavioral Ecology","DOI":"10.1093/beheco/arz202","ISSN":"1045-2249","issue":"2","journalAbbreviation":"Behavioral Ecology","page":"448-458","source":"Silverchair","title":"Individual signatures outweigh social group identity in contact calls of a communally nesting parrot","volume":"31","author":[{"family":"Smith-Vidaurre","given":"Grace"},{"family":"Araya-Salas","given":"Marcelo"},{"family":"Wright","given":"Timothy F"}],"issued":{"date-parts":[["2020",3,20]]}}},{"id":542,"uris":["http://zotero.org/groups/5786507/items/E7IVATDZ"],"itemData":{"id":542,"type":"article-journal","abstract":"Animals can actively encode different types of identity information in learned communication signals, such as group membership or individual identity. The social environments in which animals interact may favor different types of information, but whether identity information conveyed in learned signals is robust or responsive to social disruption over short evolutionary timescales is not well understood. We inferred the type of identity information that was most salient in vocal signals by combining computational tools, including supervised machine learning, with a conceptual framework of “hierarchical mapping”, or patterns of relative acoustic convergence across social scales. We used populations of a vocal learning species as a natural experiment to test whether the type of identity information emphasized in learned vocalizations changed in populations that experienced the social disruption of introduction into new parts of the world. We compared the social scales with the most salient identity information among native and introduced range monk parakeet (Myiopsitta monachus) calls recorded in Uruguay and the United States, respectively. We also evaluated whether the identity information emphasized in introduced range calls changed over time. To place our findings in an evolutionary context, we compared our results with another parrot species that exhibits well-established and distinctive regional vocal dialects that are consistent with signaling group identity. We found that both native and introduced range monk parakeet calls displayed the strongest convergence at the individual scale and minimal convergence within sites. We did not identify changes in the strength of acoustic convergence within sites over time in the introduced range calls. These results indicate that the individual identity information in learned vocalizations did not change over short evolutionary timescales in populations that experienced the social disruption of introduction. Our findings point to exciting new research directions about the robustness or responsiveness of communication systems over different evolutionary timescales.","container-title":"PLOS Computational Biology","DOI":"10.1371/journal.pcbi.1011231","ISSN":"1553-7358","issue":"7","journalAbbreviation":"PLOS Computational Biology","language":"en","note":"publisher: Public Library of Science","page":"e1011231","source":"PLoS Journals","title":"Individual identity information persists in learned calls of introduced parrot populations","volume":"19","author":[{"family":"Smith-Vidaurre","given":"Grace"},{"family":"Pérez-Marrufo","given":"Valeria"},{"family":"Hobson","given":"Elizabeth A."},{"family":"Salinas-Melgoza","given":"Alejandro"},{"family":"Wright","given":"Timothy F."}],"issued":{"date-parts":[["2023",7,27]]}}},{"id":519,"uris":["http://zotero.org/groups/5786507/items/CYI2BRGH"],"itemData":{"id":519,"type":"article-journal","abstract":"This study describes a system of regional dialects in the contact call of a parrot, the yellow-naped amazon (Amazona auropalliata.) Spectrographic cross-correlation analyses of calls from multiple adults at 16 roosts in Costa Rica reveal two distinct patterns of geographic variation in call structure: first, variation in the basic structure of the call by which roosts can be classified into three distinct dialects, and second, fine-scale variation of call structure among roosts within a dialect. Some birds at roosts bordering two dialects use the calls of both neighbouring dialects interchangeably. These results suggest that there are two distinct processes governing the diffusion of call types among roosts, with dialect borders acting as barriers to the spread of foreign calls. Such a dialect system could be maintained through either reduced dispersal of birds across dialect boundaries or alternatively, by reduced diffusion of call types. These two possibilities have different implications for the genetic isolation of populations and thus for both speciation and learning. This pattern is broadly similar to those seen in some songbirds and may be maintained in a similar manner.","container-title":"Proceedings of the Royal Society of London. Series B: Biological Sciences","DOI":"10.1098/rspb.1996.0128","issue":"1372","note":"publisher: Royal Society","page":"867-872","source":"royalsocietypublishing.org (Atypon)","title":"Regional dialects in the contact call of a parrot","volume":"263","author":[{"family":"Wright","given":"Timothy F."}],"issued":{"date-parts":[["1996"]]}}}],"schema":"https://github.com/citation-style-language/schema/raw/master/csl-citation.json"} </w:instrText>
+        <w:instrText xml:space="preserve"> ADDIN ZOTERO_ITEM CSL_CITATION {"citationID":"s1eocdJz","properties":{"formattedCitation":"(12,16\\uc0\\u8211{}21)","plainCitation":"(12,16–21)","noteIndex":0},"citationItems":[{"id":534,"uris":["http://zotero.org/groups/5786507/items/DLH8HEV6"],"itemData":{"id":534,"type":"article-journal","abstract":"Vocal learning, in which animals modify their vocalizations based on social experience, has evolved in several lineages of mammals and birds, including humans. Despite much attention, the question of how this key cognitive trait has evolved remains unanswered. The motor theory for the origin of vocal learning posits that neural centres specialized for vocal learning arose from adjacent areas in the brain devoted to general motor learning. One prediction of this hypothesis is that visual displays that rely on complex motor patterns may also be learned in taxa with vocal learning. While learning of both spoken and gestural languages is well documented in humans, the occurrence of learned visual displays has rarely been examined in non-human animals. We tested for geographical variation consistent with learning of visual displays in long-billed hermits (Phaethornis longirostris), a lek-mating hummingbird that, like humans, has both learned vocalizations and elaborate visual displays. We found lek-level signatures in both vocal parameters and visual display features, including display element proportions, sequence syntax and fine-scale parameters of elements. This variation was not associated with genetic differentiation between leks. In the absence of genetic differences, geographical variation in vocal signals at small scales is most parsimoniously attributed to learning, suggesting a significant role of social learning in visual display ontogeny. The co-occurrence of learning in vocal and visual displays would be consistent with a parallel evolution of these two signal modalities in this species.","container-title":"Proceedings of the Royal Society B: Biological Sciences","DOI":"10.1098/rspb.2019.0666","issue":"1903","note":"Enter Notes Here!","page":"20190666","source":"royalsocietypublishing.org (Atypon)","title":"Social group signatures in hummingbird displays provide evidence of co-occurrence of vocal and visual learning","volume":"286","author":[{"family":"Araya-Salas","given":"Marcelo"},{"family":"Smith-Vidaurre","given":"Grace"},{"family":"Mennill","given":"Daniel J."},{"family":"González-Gómez","given":"Paulina L."},{"family":"Cahill","given":"James"},{"family":"Wright","given":"Timothy F."}],"issued":{"date-parts":[["2019",5,29]]}}},{"id":532,"uris":["http://zotero.org/groups/5786507/items/LRNJKMW3"],"itemData":{"id":532,"type":"article-journal","abstract":"The budgerigar, a small species of parrot, can learn new vocalizations throughout life and is therefore widely used as a model system for studying various aspects of vocal learning. It is not known, however, why parrots imitate sounds. To test the hypothesis that vocal imitation in budgerigars is related to pair bonding, we recorded approximately 100 contact calls from each of nine male and nine female adult budgerigars that were unfamiliar with one another and then placed them into pairs. We sampled their contact call repertoire weekly and conducted twice-weekly behavioural observation sessions. We compared contact calls by sonagram cross-correlation and classified them by means of a hierarchical clustering algorithm. This analysis showed that all pairs developed a shared call within an average of 2.1 weeks. Further analysis revealed that eight of the nine male budgerigars imitated the contact calls of their assigned mates, while none of the females imitated the calls of their males. We conclude that contact call imitation in adult budgerigars probably contributes to pair bond formation and maintenance. Prior studies on budgerigars were limited by the lack of a behavioural paradigm to elicit vocal imitation reliably. Our study remedies this and thereby serves as a foundation for future studies on vocal learning in adult animals.","container-title":"Animal Behaviour","DOI":"10.1006/anbe.1999.1438","ISSN":"0003-3472","issue":"6","journalAbbreviation":"Animal Behaviour","page":"1209-1218","source":"ScienceDirect","title":"Male vocal imitation produces call convergence during pair bonding in budgerigars, &lt;i&gt;Melopsittacus undulatus&lt;/i&gt;","volume":"59","author":[{"family":"Hile","given":"Arla G."},{"family":"Plummer","given":"Thane K."},{"family":"Striedter","given":"Georg F."}],"issued":{"date-parts":[["2000",6,1]]}}},{"id":549,"uris":["http://zotero.org/groups/5786507/items/2IUAEEP4"],"itemData":{"id":549,"type":"article-journal","abstract":"Few mammalian species produce vocalizations that are as richly structured as bird songs, and this greatly restricts the capacity for information transfer. Syntactically complex mammalian vocalizations have been previously studied only in primates, ...","container-title":"Proceedings of the Royal Society B: Biological Sciences","DOI":"10.1098/rspb.2012.0322","issue":"1740","language":"en","note":"PMID: 22513862","page":"2974","source":"pmc.ncbi.nlm.nih.gov","title":"Syntactic structure and geographical dialects in the songs of male rock hyraxes","volume":"279","author":[{"family":"Kershenbaum","given":"Arik"},{"family":"Ilany","given":"Amiyaal"},{"family":"Blaustein","given":"Leon"},{"family":"Geffen","given":"Eli"}],"issued":{"date-parts":[["2012",4,18]]}}},{"id":524,"uris":["http://zotero.org/groups/5786507/items/Y6Z8SCP6"],"itemData":{"id":524,"type":"article-journal","abstract":"Bird song often varies geographically within a species; when this geographic variation has distinct boundaries, the shared song types are referred to as song dialects. How dialects are produced and their adaptive significance are longstanding problems in biology, with implications for the role of culture in the evolution and ecology of diverse organisms, including humans. Here we test the hypothesis that song dialect, a culturally transmitted trait, is related to the population genetic structure of mountain white-crowned sparrows (Zonotrichia leucophrys oriantha). To address this, we compared microsatellite allele frequencies from 18 sample sites representing eight dialect regions in the Sierra Nevada. Pairwise genetic distances were not significantly correlated with geographic distances either within or between dialects, nor did dialect groups form distinct genetic groups according to neighbor-joining or UPGMA analysis, and most variation in allele frequencies occurred among individuals rather than at higher levels. However, most of the remaining variation was attributable to differences among, rather than within, dialect regions, and this among-dialect component of variance was statistically significant. Moreover, when controlling for the effect of geographic distance, song dissimilarity and genetic distance between site pairs were significantly correlated. Thus, song dialects appear to be associated with reductions in, but not strict barriers to, gene flow among dialect regions.","container-title":"Evolution","DOI":"10.1111/j.0014-3820.2001.tb00769.x","ISSN":"1558-5646","issue":"12","language":"en","note":"_eprint: https://onlinelibrary.wiley.com/doi/pdf/10.1111/j.0014-3820.2001.tb00769.x","page":"2568-2575","source":"Wiley Online Library","title":"Cultural and Genetic Evolution in Mountain White-Crowned Sparrows: Song Dialects Are Associated with Population Structure","title-short":"Cultural and Genetic Evolution in Mountain White-Crowned Sparrows","volume":"55","author":[{"family":"MacDougall-Shackleton","given":"Elizabeth A."},{"family":"MacDougall-Shackleton","given":"Scott A."}],"issued":{"date-parts":[["2001"]]}}},{"id":457,"uris":["http://zotero.org/users/6722993/items/YUE44IAR"],"itemData":{"id":457,"type":"article-journal","abstract":"In humans, identity is partly encoded in a voice-print that is carried across multiple vocalizations. Other species also signal vocal identity in calls, such as shown in the contact call of parrots. However, it remains unclear to what extent other call types in parrots are individually distinct, and whether there is an analogous voice-print across calls. Here we test if an individual signature is present in other call types, how stable this signature is, and if parrots exhibit voice-prints across call types. We recorded 5599 vocalizations from 229 individually marked monk parakeets (\n              Myiopsitta monachus\n              ) over a 2-year period in Barcelona, Spain. We examined five distinct call types, finding evidence for an individual signature in three. We further show that in the contact call, while birds are individually distinct, the calls are more variable than previously assumed, changing over short time scales (seconds to minutes). Finally, we provide evidence for voice-prints across multiple call types, with a discriminant function being able to predict caller identity across call types. This suggests that monk parakeets may be able to use vocal cues to recognize conspecifics, even across vocalization types and without necessarily needing active vocal signatures of identity.","container-title":"Royal Society Open Science","DOI":"10.1098/rsos.230835","ISSN":"2054-5703","issue":"10","journalAbbreviation":"R. Soc. open sci.","language":"en","page":"230835","source":"DOI.org (Crossref)","title":"Evidence for vocal signatures and voice-prints in a wild parrot","volume":"10","author":[{"family":"Smeele","given":"Simeon Q."},{"family":"Senar","given":"Juan Carlos"},{"family":"Aplin","given":"Lucy M."},{"family":"McElreath","given":"Mary Brooke"}],"issued":{"date-parts":[["2023",10]]}}},{"id":542,"uris":["http://zotero.org/groups/5786507/items/E7IVATDZ"],"itemData":{"id":542,"type":"article-journal","abstract":"Animals can actively encode different types of identity information in learned communication signals, such as group membership or individual identity. The social environments in which animals interact may favor different types of information, but whether identity information conveyed in learned signals is robust or responsive to social disruption over short evolutionary timescales is not well understood. We inferred the type of identity information that was most salient in vocal signals by combining computational tools, including supervised machine learning, with a conceptual framework of “hierarchical mapping”, or patterns of relative acoustic convergence across social scales. We used populations of a vocal learning species as a natural experiment to test whether the type of identity information emphasized in learned vocalizations changed in populations that experienced the social disruption of introduction into new parts of the world. We compared the social scales with the most salient identity information among native and introduced range monk parakeet (Myiopsitta monachus) calls recorded in Uruguay and the United States, respectively. We also evaluated whether the identity information emphasized in introduced range calls changed over time. To place our findings in an evolutionary context, we compared our results with another parrot species that exhibits well-established and distinctive regional vocal dialects that are consistent with signaling group identity. We found that both native and introduced range monk parakeet calls displayed the strongest convergence at the individual scale and minimal convergence within sites. We did not identify changes in the strength of acoustic convergence within sites over time in the introduced range calls. These results indicate that the individual identity information in learned vocalizations did not change over short evolutionary timescales in populations that experienced the social disruption of introduction. Our findings point to exciting new research directions about the robustness or responsiveness of communication systems over different evolutionary timescales.","container-title":"PLOS Computational Biology","DOI":"10.1371/journal.pcbi.1011231","ISSN":"1553-7358","issue":"7","journalAbbreviation":"PLOS Computational Biology","language":"en","note":"publisher: Public Library of Science","page":"e1011231","source":"PLoS Journals","title":"Individual identity information persists in learned calls of introduced parrot populations","volume":"19","author":[{"family":"Smith-Vidaurre","given":"Grace"},{"family":"Pérez-Marrufo","given":"Valeria"},{"family":"Hobson","given":"Elizabeth A."},{"family":"Salinas-Melgoza","given":"Alejandro"},{"family":"Wright","given":"Timothy F."}],"issued":{"date-parts":[["2023",7,27]]}}},{"id":519,"uris":["http://zotero.org/groups/5786507/items/CYI2BRGH"],"itemData":{"id":519,"type":"article-journal","abstract":"This study describes a system of regional dialects in the contact call of a parrot, the yellow-naped amazon (Amazona auropalliata.) Spectrographic cross-correlation analyses of calls from multiple adults at 16 roosts in Costa Rica reveal two distinct patterns of geographic variation in call structure: first, variation in the basic structure of the call by which roosts can be classified into three distinct dialects, and second, fine-scale variation of call structure among roosts within a dialect. Some birds at roosts bordering two dialects use the calls of both neighbouring dialects interchangeably. These results suggest that there are two distinct processes governing the diffusion of call types among roosts, with dialect borders acting as barriers to the spread of foreign calls. Such a dialect system could be maintained through either reduced dispersal of birds across dialect boundaries or alternatively, by reduced diffusion of call types. These two possibilities have different implications for the genetic isolation of populations and thus for both speciation and learning. This pattern is broadly similar to those seen in some songbirds and may be maintained in a similar manner.","container-title":"Proceedings of the Royal Society of London. Series B: Biological Sciences","DOI":"10.1098/rspb.1996.0128","issue":"1372","note":"publisher: Royal Society","page":"867-872","source":"royalsocietypublishing.org (Atypon)","title":"Regional dialects in the contact call of a parrot","volume":"263","author":[{"family":"Wright","given":"Timothy F."}],"issued":{"date-parts":[["1996"]]}}}],"schema":"https://github.com/citation-style-language/schema/raw/master/csl-citation.json"} </w:instrText>
       </w:r>
       <w:r>
         <w:rPr>
@@ -1887,7 +2210,7 @@
           <w:rFonts w:ascii="Arial" w:hAnsi="Arial" w:cs="Arial"/>
           <w:kern w:val="0"/>
         </w:rPr>
-        <w:t>(12–17)</w:t>
+        <w:t>(12,16–21)</w:t>
       </w:r>
       <w:r>
         <w:rPr>
@@ -1898,7 +2221,6 @@
       <w:r>
         <w:rPr>
           <w:rFonts w:ascii="Arial" w:hAnsi="Arial" w:cs="Arial"/>
-          <w:lang w:val="es-ES"/>
         </w:rPr>
         <w:t xml:space="preserve">. </w:t>
       </w:r>
@@ -1906,7 +2228,43 @@
         <w:rPr>
           <w:rFonts w:ascii="Arial" w:hAnsi="Arial" w:cs="Arial"/>
         </w:rPr>
-        <w:t>Such pipelines rely on overall measurements of acoustic similarity</w:t>
+        <w:t xml:space="preserve">When vocal </w:t>
+      </w:r>
+      <w:r>
+        <w:rPr>
+          <w:rFonts w:ascii="Arial" w:hAnsi="Arial" w:cs="Arial"/>
+        </w:rPr>
+        <w:t>signals</w:t>
+      </w:r>
+      <w:r>
+        <w:rPr>
+          <w:rFonts w:ascii="Arial" w:hAnsi="Arial" w:cs="Arial"/>
+        </w:rPr>
+        <w:t xml:space="preserve"> are</w:t>
+      </w:r>
+      <w:r>
+        <w:rPr>
+          <w:rFonts w:ascii="Arial" w:hAnsi="Arial" w:cs="Arial"/>
+        </w:rPr>
+        <w:t xml:space="preserve"> com</w:t>
+      </w:r>
+      <w:r>
+        <w:rPr>
+          <w:rFonts w:ascii="Arial" w:hAnsi="Arial" w:cs="Arial"/>
+        </w:rPr>
+        <w:t>posed</w:t>
+      </w:r>
+      <w:r>
+        <w:rPr>
+          <w:rFonts w:ascii="Arial" w:hAnsi="Arial" w:cs="Arial"/>
+        </w:rPr>
+        <w:t xml:space="preserve"> of several different discrete subunits, research</w:t>
+      </w:r>
+      <w:r>
+        <w:rPr>
+          <w:rFonts w:ascii="Arial" w:hAnsi="Arial" w:cs="Arial"/>
+        </w:rPr>
+        <w:t>ers</w:t>
       </w:r>
       <w:r>
         <w:rPr>
@@ -1918,37 +2276,7 @@
         <w:rPr>
           <w:rFonts w:ascii="Arial" w:hAnsi="Arial" w:cs="Arial"/>
         </w:rPr>
-        <w:fldChar w:fldCharType="begin"/>
-      </w:r>
-      <w:r>
-        <w:rPr>
-          <w:rFonts w:ascii="Arial" w:hAnsi="Arial" w:cs="Arial"/>
-        </w:rPr>
-        <w:instrText xml:space="preserve"> ADDIN ZOTERO_ITEM CSL_CITATION {"citationID":"Sa9HTNBJ","properties":{"formattedCitation":"(12,15,17)","plainCitation":"(12,15,17)","noteIndex":0},"citationItems":[{"id":534,"uris":["http://zotero.org/groups/5786507/items/DLH8HEV6"],"itemData":{"id":534,"type":"article-journal","abstract":"Vocal learning, in which animals modify their vocalizations based on social experience, has evolved in several lineages of mammals and birds, including humans. Despite much attention, the question of how this key cognitive trait has evolved remains unanswered. The motor theory for the origin of vocal learning posits that neural centres specialized for vocal learning arose from adjacent areas in the brain devoted to general motor learning. One prediction of this hypothesis is that visual displays that rely on complex motor patterns may also be learned in taxa with vocal learning. While learning of both spoken and gestural languages is well documented in humans, the occurrence of learned visual displays has rarely been examined in non-human animals. We tested for geographical variation consistent with learning of visual displays in long-billed hermits (Phaethornis longirostris), a lek-mating hummingbird that, like humans, has both learned vocalizations and elaborate visual displays. We found lek-level signatures in both vocal parameters and visual display features, including display element proportions, sequence syntax and fine-scale parameters of elements. This variation was not associated with genetic differentiation between leks. In the absence of genetic differences, geographical variation in vocal signals at small scales is most parsimoniously attributed to learning, suggesting a significant role of social learning in visual display ontogeny. The co-occurrence of learning in vocal and visual displays would be consistent with a parallel evolution of these two signal modalities in this species.","container-title":"Proceedings of the Royal Society B: Biological Sciences","DOI":"10.1098/rspb.2019.0666","issue":"1903","note":"Enter Notes Here!","page":"20190666","source":"royalsocietypublishing.org (Atypon)","title":"Social group signatures in hummingbird displays provide evidence of co-occurrence of vocal and visual learning","volume":"286","author":[{"family":"Araya-Salas","given":"Marcelo"},{"family":"Smith-Vidaurre","given":"Grace"},{"family":"Mennill","given":"Daniel J."},{"family":"González-Gómez","given":"Paulina L."},{"family":"Cahill","given":"James"},{"family":"Wright","given":"Timothy F."}],"issued":{"date-parts":[["2019",5,29]]}}},{"id":536,"uris":["http://zotero.org/groups/5786507/items/ZNXJZAJT"],"itemData":{"id":536,"type":"article-journal","abstract":"Despite longstanding interest in the evolutionary origins and maintenance of vocal learning, we know relatively little about how social dynamics influence vocal learning processes in natural populations. The “signaling group membership” hypothesis proposes that socially learned calls evolved and are maintained as signals of group membership. However, in fission–fusion societies, individuals can interact in social groups across various social scales. For learned calls to signal group membership over multiple social scales, they must contain information about group membership over each of these scales, a concept termed “hierarchical mapping.” Monk parakeets (Myiopsitta monachus), small parrots native to South America, exhibit vocal mimicry in captivity and fission–fusion social dynamics in the wild. We examined patterns of contact call acoustic similarity in Uruguay to test the hierarchical mapping assumption of the signaling group membership hypothesis. We also asked whether geographic variation patterns matched regional dialects or geographic clines that have been documented in other vocal learning species. We used visual inspection, spectrographic cross-correlation and random forests, a machine learning approach, to evaluate contact call similarity. We compared acoustic similarity across social scales and geographic distance using Mantel tests and spatial autocorrelation. We found high similarity within individuals, and low, albeit significant, similarity within groups at the pair, flock and site social scales. Patterns of acoustic similarity over geographic distance did not match mosaic or graded patterns expected in dialectal or clinal variation. Our findings suggest that monk parakeet social interactions rely more heavily upon individual recognition than group membership at higher social scales.","container-title":"Behavioral Ecology","DOI":"10.1093/beheco/arz202","ISSN":"1045-2249","issue":"2","journalAbbreviation":"Behavioral Ecology","page":"448-458","source":"Silverchair","title":"Individual signatures outweigh social group identity in contact calls of a communally nesting parrot","volume":"31","author":[{"family":"Smith-Vidaurre","given":"Grace"},{"family":"Araya-Salas","given":"Marcelo"},{"family":"Wright","given":"Timothy F"}],"issued":{"date-parts":[["2020",3,20]]}}},{"id":519,"uris":["http://zotero.org/groups/5786507/items/CYI2BRGH"],"itemData":{"id":519,"type":"article-journal","abstract":"This study describes a system of regional dialects in the contact call of a parrot, the yellow-naped amazon (Amazona auropalliata.) Spectrographic cross-correlation analyses of calls from multiple adults at 16 roosts in Costa Rica reveal two distinct patterns of geographic variation in call structure: first, variation in the basic structure of the call by which roosts can be classified into three distinct dialects, and second, fine-scale variation of call structure among roosts within a dialect. Some birds at roosts bordering two dialects use the calls of both neighbouring dialects interchangeably. These results suggest that there are two distinct processes governing the diffusion of call types among roosts, with dialect borders acting as barriers to the spread of foreign calls. Such a dialect system could be maintained through either reduced dispersal of birds across dialect boundaries or alternatively, by reduced diffusion of call types. These two possibilities have different implications for the genetic isolation of populations and thus for both speciation and learning. This pattern is broadly similar to those seen in some songbirds and may be maintained in a similar manner.","container-title":"Proceedings of the Royal Society of London. Series B: Biological Sciences","DOI":"10.1098/rspb.1996.0128","issue":"1372","note":"publisher: Royal Society","page":"867-872","source":"royalsocietypublishing.org (Atypon)","title":"Regional dialects in the contact call of a parrot","volume":"263","author":[{"family":"Wright","given":"Timothy F."}],"issued":{"date-parts":[["1996"]]}}}],"schema":"https://github.com/citation-style-language/schema/raw/master/csl-citation.json"} </w:instrText>
-      </w:r>
-      <w:r>
-        <w:rPr>
-          <w:rFonts w:ascii="Arial" w:hAnsi="Arial" w:cs="Arial"/>
-        </w:rPr>
-        <w:fldChar w:fldCharType="separate"/>
-      </w:r>
-      <w:r>
-        <w:rPr>
-          <w:rFonts w:ascii="Arial" w:hAnsi="Arial" w:cs="Arial"/>
-        </w:rPr>
-        <w:t>(12,15,17)</w:t>
-      </w:r>
-      <w:r>
-        <w:rPr>
-          <w:rFonts w:ascii="Arial" w:hAnsi="Arial" w:cs="Arial"/>
-        </w:rPr>
-        <w:fldChar w:fldCharType="end"/>
-      </w:r>
-      <w:r>
-        <w:rPr>
-          <w:rFonts w:ascii="Arial" w:hAnsi="Arial" w:cs="Arial"/>
-        </w:rPr>
-        <w:t>,</w:t>
+        <w:t>have</w:t>
       </w:r>
       <w:r>
         <w:rPr>
@@ -1960,290 +2288,8 @@
         <w:rPr>
           <w:rFonts w:ascii="Arial" w:hAnsi="Arial" w:cs="Arial"/>
         </w:rPr>
-        <w:t>distance matrices built from vocal element categorization (</w:t>
-      </w:r>
-      <w:r>
-        <w:rPr>
-          <w:rFonts w:ascii="Arial" w:hAnsi="Arial" w:cs="Arial"/>
-          <w:highlight w:val="yellow"/>
-        </w:rPr>
-        <w:t>MacDougall-Shackletons?</w:t>
-      </w:r>
-      <w:r>
-        <w:rPr>
-          <w:rFonts w:ascii="Arial" w:hAnsi="Arial" w:cs="Arial"/>
-        </w:rPr>
-        <w:t xml:space="preserve">), </w:t>
-      </w:r>
-      <w:r>
-        <w:rPr>
-          <w:rFonts w:ascii="Arial" w:hAnsi="Arial" w:cs="Arial"/>
-        </w:rPr>
-        <w:t xml:space="preserve">hand-picked acoustic measurements </w:t>
-      </w:r>
-      <w:r>
-        <w:rPr>
-          <w:rFonts w:ascii="Arial" w:hAnsi="Arial" w:cs="Arial"/>
-        </w:rPr>
-        <w:fldChar w:fldCharType="begin"/>
-      </w:r>
-      <w:r>
-        <w:rPr>
-          <w:rFonts w:ascii="Arial" w:hAnsi="Arial" w:cs="Arial"/>
-        </w:rPr>
-        <w:instrText xml:space="preserve"> ADDIN ZOTERO_ITEM CSL_CITATION {"citationID":"QExVee5W","properties":{"formattedCitation":"(14,18)","plainCitation":"(14,18)","noteIndex":0},"citationItems":[{"id":527,"uris":["http://zotero.org/groups/5786507/items/M5RQLYC2"],"itemData":{"id":527,"type":"article-journal","abstract":"Contact calls function to coordinate movements in a wide variety of social animals. Where population density is high, visibility is low and repeated interactions occur between known social companions, calls are often individually recognizable. Parrots are highly social and make substantial daily movements, which appear to be mediated through contact calling. However, there is little experimental evidence for how free-ranging parrots recognize social companions. We quantified intra- and interindividual variation of contact calls in a banded population of green-rumped parrotlets in Venezuela. Recordings of a sample of males were made on replicate days as they announced their return to incubating mates. Spectrographic structure of these contact calls showed significantly more variation between than within individuals, and calls could be correctly classified to individuals more often than was expected by chance. Males varied across multiple dimensions simultaneously, including duration, frequency and frequency modulation of contact calls. Playback experiments showed that free-ranging female parrotlets responded significantly more often to their mates’ calls than to calls of males of other nests. Mate recognition via contact calls may be selectively advantageous during incubation and brooding if this reduces the potential costs associated with confusing contact calls of mates with those of nonmates, including infanticidal conspecifics.","container-title":"Animal Behaviour","DOI":"10.1016/j.anbehav.2010.10.012","ISSN":"0003-3472","issue":"1","journalAbbreviation":"Animal Behaviour","page":"241-248","source":"ScienceDirect","title":"Contact calls are used for individual mate recognition in free-ranging green-rumped parrotlets, &lt;i&gt;Forpus passerinus&lt;/i&gt;","volume":"81","author":[{"family":"Berg","given":"Karl S."},{"family":"Delgado","given":"Soraya"},{"family":"Okawa","given":"Rae"},{"family":"Beissinger","given":"Steven R."},{"family":"Bradbury","given":"Jack W."}],"issued":{"date-parts":[["2011",1,1]]}}},{"id":457,"uris":["http://zotero.org/users/6722993/items/YUE44IAR"],"itemData":{"id":457,"type":"article-journal","abstract":"In humans, identity is partly encoded in a voice-print that is carried across multiple vocalizations. Other species also signal vocal identity in calls, such as shown in the contact call of parrots. However, it remains unclear to what extent other call types in parrots are individually distinct, and whether there is an analogous voice-print across calls. Here we test if an individual signature is present in other call types, how stable this signature is, and if parrots exhibit voice-prints across call types. We recorded 5599 vocalizations from 229 individually marked monk parakeets (\n              Myiopsitta monachus\n              ) over a 2-year period in Barcelona, Spain. We examined five distinct call types, finding evidence for an individual signature in three. We further show that in the contact call, while birds are individually distinct, the calls are more variable than previously assumed, changing over short time scales (seconds to minutes). Finally, we provide evidence for voice-prints across multiple call types, with a discriminant function being able to predict caller identity across call types. This suggests that monk parakeets may be able to use vocal cues to recognize conspecifics, even across vocalization types and without necessarily needing active vocal signatures of identity.","container-title":"Royal Society Open Science","DOI":"10.1098/rsos.230835","ISSN":"2054-5703","issue":"10","journalAbbreviation":"R. Soc. open sci.","language":"en","page":"230835","source":"DOI.org (Crossref)","title":"Evidence for vocal signatures and voice-prints in a wild parrot","volume":"10","author":[{"family":"Smeele","given":"Simeon Q."},{"family":"Senar","given":"Juan Carlos"},{"family":"Aplin","given":"Lucy M."},{"family":"McElreath","given":"Mary Brooke"}],"issued":{"date-parts":[["2023",10]]}}}],"schema":"https://github.com/citation-style-language/schema/raw/master/csl-citation.json"} </w:instrText>
-      </w:r>
-      <w:r>
-        <w:rPr>
-          <w:rFonts w:ascii="Arial" w:hAnsi="Arial" w:cs="Arial"/>
-        </w:rPr>
-        <w:fldChar w:fldCharType="separate"/>
-      </w:r>
-      <w:r>
-        <w:rPr>
-          <w:rFonts w:ascii="Arial" w:hAnsi="Arial" w:cs="Arial"/>
-        </w:rPr>
-        <w:t>(14,18)</w:t>
-      </w:r>
-      <w:r>
-        <w:rPr>
-          <w:rFonts w:ascii="Arial" w:hAnsi="Arial" w:cs="Arial"/>
-        </w:rPr>
-        <w:fldChar w:fldCharType="end"/>
-      </w:r>
-      <w:r>
-        <w:rPr>
-          <w:rFonts w:ascii="Arial" w:hAnsi="Arial" w:cs="Arial"/>
-        </w:rPr>
-        <w:t xml:space="preserve">, </w:t>
-      </w:r>
-      <w:r>
-        <w:rPr>
-          <w:rFonts w:ascii="Arial" w:hAnsi="Arial" w:cs="Arial"/>
-        </w:rPr>
-        <w:t xml:space="preserve">and </w:t>
-      </w:r>
-      <w:r>
-        <w:rPr>
-          <w:rFonts w:ascii="Arial" w:hAnsi="Arial" w:cs="Arial"/>
-        </w:rPr>
-        <w:t>automatically extracted acoustic features (</w:t>
-      </w:r>
-      <w:r>
-        <w:rPr>
-          <w:rFonts w:ascii="Arial" w:hAnsi="Arial" w:cs="Arial"/>
-          <w:highlight w:val="yellow"/>
-        </w:rPr>
-        <w:t>CITE</w:t>
-      </w:r>
-      <w:r>
-        <w:rPr>
-          <w:rFonts w:ascii="Arial" w:hAnsi="Arial" w:cs="Arial"/>
-        </w:rPr>
-        <w:t>)</w:t>
-      </w:r>
-      <w:r>
-        <w:rPr>
-          <w:rFonts w:ascii="Arial" w:hAnsi="Arial" w:cs="Arial"/>
-        </w:rPr>
-        <w:t>.</w:t>
-      </w:r>
-      <w:r>
-        <w:rPr>
-          <w:rFonts w:ascii="Arial" w:hAnsi="Arial" w:cs="Arial"/>
-        </w:rPr>
-        <w:t xml:space="preserve"> Researchers</w:t>
-      </w:r>
-      <w:r>
-        <w:rPr>
-          <w:rFonts w:ascii="Arial" w:hAnsi="Arial" w:cs="Arial"/>
-        </w:rPr>
-        <w:t xml:space="preserve"> can then compare signals via </w:t>
-      </w:r>
-      <w:r>
-        <w:rPr>
-          <w:rFonts w:ascii="Arial" w:hAnsi="Arial" w:cs="Arial"/>
-        </w:rPr>
-        <w:t xml:space="preserve">permuted </w:t>
-      </w:r>
-      <w:r>
-        <w:rPr>
-          <w:rFonts w:ascii="Arial" w:hAnsi="Arial" w:cs="Arial"/>
-        </w:rPr>
-        <w:t xml:space="preserve">matrix correlation </w:t>
-      </w:r>
-      <w:r>
-        <w:rPr>
-          <w:rFonts w:ascii="Arial" w:hAnsi="Arial" w:cs="Arial"/>
-        </w:rPr>
-        <w:t>approaches</w:t>
-      </w:r>
-      <w:r>
-        <w:rPr>
-          <w:rFonts w:ascii="Arial" w:hAnsi="Arial" w:cs="Arial"/>
-        </w:rPr>
-        <w:t>,</w:t>
-      </w:r>
-      <w:r>
-        <w:rPr>
-          <w:rFonts w:ascii="Arial" w:hAnsi="Arial" w:cs="Arial"/>
-        </w:rPr>
-        <w:t xml:space="preserve"> Bayesian </w:t>
-      </w:r>
-      <w:r>
-        <w:rPr>
-          <w:rFonts w:ascii="Arial" w:hAnsi="Arial" w:cs="Arial"/>
-        </w:rPr>
-        <w:t xml:space="preserve">multi-level </w:t>
-      </w:r>
-      <w:r>
-        <w:rPr>
-          <w:rFonts w:ascii="Arial" w:hAnsi="Arial" w:cs="Arial"/>
-        </w:rPr>
-        <w:t>model</w:t>
-      </w:r>
-      <w:r>
-        <w:rPr>
-          <w:rFonts w:ascii="Arial" w:hAnsi="Arial" w:cs="Arial"/>
-        </w:rPr>
-        <w:t>s</w:t>
-      </w:r>
-      <w:r>
-        <w:rPr>
-          <w:rFonts w:ascii="Arial" w:hAnsi="Arial" w:cs="Arial"/>
-        </w:rPr>
-        <w:t xml:space="preserve">, </w:t>
-      </w:r>
-      <w:r>
-        <w:rPr>
-          <w:rFonts w:ascii="Arial" w:hAnsi="Arial" w:cs="Arial"/>
-          <w:highlight w:val="yellow"/>
-        </w:rPr>
-        <w:t>or others</w:t>
-      </w:r>
-      <w:r>
-        <w:rPr>
-          <w:rFonts w:ascii="Arial" w:hAnsi="Arial" w:cs="Arial"/>
-          <w:highlight w:val="yellow"/>
-        </w:rPr>
-        <w:t xml:space="preserve"> in the current citation list</w:t>
-      </w:r>
-      <w:r>
-        <w:rPr>
-          <w:rFonts w:ascii="Arial" w:hAnsi="Arial" w:cs="Arial"/>
-          <w:highlight w:val="yellow"/>
-        </w:rPr>
-        <w:t>?</w:t>
-      </w:r>
-      <w:r>
-        <w:rPr>
-          <w:rFonts w:ascii="Arial" w:hAnsi="Arial" w:cs="Arial"/>
-        </w:rPr>
-        <w:t xml:space="preserve"> </w:t>
-      </w:r>
-      <w:r>
-        <w:rPr>
-          <w:rFonts w:ascii="Arial" w:hAnsi="Arial" w:cs="Arial"/>
-        </w:rPr>
-        <w:fldChar w:fldCharType="begin"/>
-      </w:r>
-      <w:r>
-        <w:rPr>
-          <w:rFonts w:ascii="Arial" w:hAnsi="Arial" w:cs="Arial"/>
-        </w:rPr>
-        <w:instrText xml:space="preserve"> ADDIN ZOTERO_ITEM CSL_CITATION {"citationID":"s1eocdJz","properties":{"formattedCitation":"(12,16\\uc0\\u8211{}21)","plainCitation":"(12,16–21)","noteIndex":0},"citationItems":[{"id":534,"uris":["http://zotero.org/groups/5786507/items/DLH8HEV6"],"itemData":{"id":534,"type":"article-journal","abstract":"Vocal learning, in which animals modify their vocalizations based on social experience, has evolved in several lineages of mammals and birds, including humans. Despite much attention, the question of how this key cognitive trait has evolved remains unanswered. The motor theory for the origin of vocal learning posits that neural centres specialized for vocal learning arose from adjacent areas in the brain devoted to general motor learning. One prediction of this hypothesis is that visual displays that rely on complex motor patterns may also be learned in taxa with vocal learning. While learning of both spoken and gestural languages is well documented in humans, the occurrence of learned visual displays has rarely been examined in non-human animals. We tested for geographical variation consistent with learning of visual displays in long-billed hermits (Phaethornis longirostris), a lek-mating hummingbird that, like humans, has both learned vocalizations and elaborate visual displays. We found lek-level signatures in both vocal parameters and visual display features, including display element proportions, sequence syntax and fine-scale parameters of elements. This variation was not associated with genetic differentiation between leks. In the absence of genetic differences, geographical variation in vocal signals at small scales is most parsimoniously attributed to learning, suggesting a significant role of social learning in visual display ontogeny. The co-occurrence of learning in vocal and visual displays would be consistent with a parallel evolution of these two signal modalities in this species.","container-title":"Proceedings of the Royal Society B: Biological Sciences","DOI":"10.1098/rspb.2019.0666","issue":"1903","note":"Enter Notes Here!","page":"20190666","source":"royalsocietypublishing.org (Atypon)","title":"Social group signatures in hummingbird displays provide evidence of co-occurrence of vocal and visual learning","volume":"286","author":[{"family":"Araya-Salas","given":"Marcelo"},{"family":"Smith-Vidaurre","given":"Grace"},{"family":"Mennill","given":"Daniel J."},{"family":"González-Gómez","given":"Paulina L."},{"family":"Cahill","given":"James"},{"family":"Wright","given":"Timothy F."}],"issued":{"date-parts":[["2019",5,29]]}}},{"id":532,"uris":["http://zotero.org/groups/5786507/items/LRNJKMW3"],"itemData":{"id":532,"type":"article-journal","abstract":"The budgerigar, a small species of parrot, can learn new vocalizations throughout life and is therefore widely used as a model system for studying various aspects of vocal learning. It is not known, however, why parrots imitate sounds. To test the hypothesis that vocal imitation in budgerigars is related to pair bonding, we recorded approximately 100 contact calls from each of nine male and nine female adult budgerigars that were unfamiliar with one another and then placed them into pairs. We sampled their contact call repertoire weekly and conducted twice-weekly behavioural observation sessions. We compared contact calls by sonagram cross-correlation and classified them by means of a hierarchical clustering algorithm. This analysis showed that all pairs developed a shared call within an average of 2.1 weeks. Further analysis revealed that eight of the nine male budgerigars imitated the contact calls of their assigned mates, while none of the females imitated the calls of their males. We conclude that contact call imitation in adult budgerigars probably contributes to pair bond formation and maintenance. Prior studies on budgerigars were limited by the lack of a behavioural paradigm to elicit vocal imitation reliably. Our study remedies this and thereby serves as a foundation for future studies on vocal learning in adult animals.","container-title":"Animal Behaviour","DOI":"10.1006/anbe.1999.1438","ISSN":"0003-3472","issue":"6","journalAbbreviation":"Animal Behaviour","page":"1209-1218","source":"ScienceDirect","title":"Male vocal imitation produces call convergence during pair bonding in budgerigars, &lt;i&gt;Melopsittacus undulatus&lt;/i&gt;","volume":"59","author":[{"family":"Hile","given":"Arla G."},{"family":"Plummer","given":"Thane K."},{"family":"Striedter","given":"Georg F."}],"issued":{"date-parts":[["2000",6,1]]}}},{"id":549,"uris":["http://zotero.org/groups/5786507/items/2IUAEEP4"],"itemData":{"id":549,"type":"article-journal","abstract":"Few mammalian species produce vocalizations that are as richly structured as bird songs, and this greatly restricts the capacity for information transfer. Syntactically complex mammalian vocalizations have been previously studied only in primates, ...","container-title":"Proceedings of the Royal Society B: Biological Sciences","DOI":"10.1098/rspb.2012.0322","issue":"1740","language":"en","note":"PMID: 22513862","page":"2974","source":"pmc.ncbi.nlm.nih.gov","title":"Syntactic structure and geographical dialects in the songs of male rock hyraxes","volume":"279","author":[{"family":"Kershenbaum","given":"Arik"},{"family":"Ilany","given":"Amiyaal"},{"family":"Blaustein","given":"Leon"},{"family":"Geffen","given":"Eli"}],"issued":{"date-parts":[["2012",4,18]]}}},{"id":524,"uris":["http://zotero.org/groups/5786507/items/Y6Z8SCP6"],"itemData":{"id":524,"type":"article-journal","abstract":"Bird song often varies geographically within a species; when this geographic variation has distinct boundaries, the shared song types are referred to as song dialects. How dialects are produced and their adaptive significance are longstanding problems in biology, with implications for the role of culture in the evolution and ecology of diverse organisms, including humans. Here we test the hypothesis that song dialect, a culturally transmitted trait, is related to the population genetic structure of mountain white-crowned sparrows (Zonotrichia leucophrys oriantha). To address this, we compared microsatellite allele frequencies from 18 sample sites representing eight dialect regions in the Sierra Nevada. Pairwise genetic distances were not significantly correlated with geographic distances either within or between dialects, nor did dialect groups form distinct genetic groups according to neighbor-joining or UPGMA analysis, and most variation in allele frequencies occurred among individuals rather than at higher levels. However, most of the remaining variation was attributable to differences among, rather than within, dialect regions, and this among-dialect component of variance was statistically significant. Moreover, when controlling for the effect of geographic distance, song dissimilarity and genetic distance between site pairs were significantly correlated. Thus, song dialects appear to be associated with reductions in, but not strict barriers to, gene flow among dialect regions.","container-title":"Evolution","DOI":"10.1111/j.0014-3820.2001.tb00769.x","ISSN":"1558-5646","issue":"12","language":"en","note":"_eprint: https://onlinelibrary.wiley.com/doi/pdf/10.1111/j.0014-3820.2001.tb00769.x","page":"2568-2575","source":"Wiley Online Library","title":"Cultural and Genetic Evolution in Mountain White-Crowned Sparrows: Song Dialects Are Associated with Population Structure","title-short":"Cultural and Genetic Evolution in Mountain White-Crowned Sparrows","volume":"55","author":[{"family":"MacDougall-Shackleton","given":"Elizabeth A."},{"family":"MacDougall-Shackleton","given":"Scott A."}],"issued":{"date-parts":[["2001"]]}}},{"id":457,"uris":["http://zotero.org/users/6722993/items/YUE44IAR"],"itemData":{"id":457,"type":"article-journal","abstract":"In humans, identity is partly encoded in a voice-print that is carried across multiple vocalizations. Other species also signal vocal identity in calls, such as shown in the contact call of parrots. However, it remains unclear to what extent other call types in parrots are individually distinct, and whether there is an analogous voice-print across calls. Here we test if an individual signature is present in other call types, how stable this signature is, and if parrots exhibit voice-prints across call types. We recorded 5599 vocalizations from 229 individually marked monk parakeets (\n              Myiopsitta monachus\n              ) over a 2-year period in Barcelona, Spain. We examined five distinct call types, finding evidence for an individual signature in three. We further show that in the contact call, while birds are individually distinct, the calls are more variable than previously assumed, changing over short time scales (seconds to minutes). Finally, we provide evidence for voice-prints across multiple call types, with a discriminant function being able to predict caller identity across call types. This suggests that monk parakeets may be able to use vocal cues to recognize conspecifics, even across vocalization types and without necessarily needing active vocal signatures of identity.","container-title":"Royal Society Open Science","DOI":"10.1098/rsos.230835","ISSN":"2054-5703","issue":"10","journalAbbreviation":"R. Soc. open sci.","language":"en","page":"230835","source":"DOI.org (Crossref)","title":"Evidence for vocal signatures and voice-prints in a wild parrot","volume":"10","author":[{"family":"Smeele","given":"Simeon Q."},{"family":"Senar","given":"Juan Carlos"},{"family":"Aplin","given":"Lucy M."},{"family":"McElreath","given":"Mary Brooke"}],"issued":{"date-parts":[["2023",10]]}}},{"id":542,"uris":["http://zotero.org/groups/5786507/items/E7IVATDZ"],"itemData":{"id":542,"type":"article-journal","abstract":"Animals can actively encode different types of identity information in learned communication signals, such as group membership or individual identity. The social environments in which animals interact may favor different types of information, but whether identity information conveyed in learned signals is robust or responsive to social disruption over short evolutionary timescales is not well understood. We inferred the type of identity information that was most salient in vocal signals by combining computational tools, including supervised machine learning, with a conceptual framework of “hierarchical mapping”, or patterns of relative acoustic convergence across social scales. We used populations of a vocal learning species as a natural experiment to test whether the type of identity information emphasized in learned vocalizations changed in populations that experienced the social disruption of introduction into new parts of the world. We compared the social scales with the most salient identity information among native and introduced range monk parakeet (Myiopsitta monachus) calls recorded in Uruguay and the United States, respectively. We also evaluated whether the identity information emphasized in introduced range calls changed over time. To place our findings in an evolutionary context, we compared our results with another parrot species that exhibits well-established and distinctive regional vocal dialects that are consistent with signaling group identity. We found that both native and introduced range monk parakeet calls displayed the strongest convergence at the individual scale and minimal convergence within sites. We did not identify changes in the strength of acoustic convergence within sites over time in the introduced range calls. These results indicate that the individual identity information in learned vocalizations did not change over short evolutionary timescales in populations that experienced the social disruption of introduction. Our findings point to exciting new research directions about the robustness or responsiveness of communication systems over different evolutionary timescales.","container-title":"PLOS Computational Biology","DOI":"10.1371/journal.pcbi.1011231","ISSN":"1553-7358","issue":"7","journalAbbreviation":"PLOS Computational Biology","language":"en","note":"publisher: Public Library of Science","page":"e1011231","source":"PLoS Journals","title":"Individual identity information persists in learned calls of introduced parrot populations","volume":"19","author":[{"family":"Smith-Vidaurre","given":"Grace"},{"family":"Pérez-Marrufo","given":"Valeria"},{"family":"Hobson","given":"Elizabeth A."},{"family":"Salinas-Melgoza","given":"Alejandro"},{"family":"Wright","given":"Timothy F."}],"issued":{"date-parts":[["2023",7,27]]}}},{"id":519,"uris":["http://zotero.org/groups/5786507/items/CYI2BRGH"],"itemData":{"id":519,"type":"article-journal","abstract":"This study describes a system of regional dialects in the contact call of a parrot, the yellow-naped amazon (Amazona auropalliata.) Spectrographic cross-correlation analyses of calls from multiple adults at 16 roosts in Costa Rica reveal two distinct patterns of geographic variation in call structure: first, variation in the basic structure of the call by which roosts can be classified into three distinct dialects, and second, fine-scale variation of call structure among roosts within a dialect. Some birds at roosts bordering two dialects use the calls of both neighbouring dialects interchangeably. These results suggest that there are two distinct processes governing the diffusion of call types among roosts, with dialect borders acting as barriers to the spread of foreign calls. Such a dialect system could be maintained through either reduced dispersal of birds across dialect boundaries or alternatively, by reduced diffusion of call types. These two possibilities have different implications for the genetic isolation of populations and thus for both speciation and learning. This pattern is broadly similar to those seen in some songbirds and may be maintained in a similar manner.","container-title":"Proceedings of the Royal Society of London. Series B: Biological Sciences","DOI":"10.1098/rspb.1996.0128","issue":"1372","note":"publisher: Royal Society","page":"867-872","source":"royalsocietypublishing.org (Atypon)","title":"Regional dialects in the contact call of a parrot","volume":"263","author":[{"family":"Wright","given":"Timothy F."}],"issued":{"date-parts":[["1996"]]}}}],"schema":"https://github.com/citation-style-language/schema/raw/master/csl-citation.json"} </w:instrText>
-      </w:r>
-      <w:r>
-        <w:rPr>
-          <w:rFonts w:ascii="Arial" w:hAnsi="Arial" w:cs="Arial"/>
-        </w:rPr>
-        <w:fldChar w:fldCharType="separate"/>
-      </w:r>
-      <w:r>
-        <w:rPr>
-          <w:rFonts w:ascii="Arial" w:hAnsi="Arial" w:cs="Arial"/>
-          <w:kern w:val="0"/>
-        </w:rPr>
-        <w:t>(12,16–21)</w:t>
-      </w:r>
-      <w:r>
-        <w:rPr>
-          <w:rFonts w:ascii="Arial" w:hAnsi="Arial" w:cs="Arial"/>
-        </w:rPr>
-        <w:fldChar w:fldCharType="end"/>
-      </w:r>
-      <w:r>
-        <w:rPr>
-          <w:rFonts w:ascii="Arial" w:hAnsi="Arial" w:cs="Arial"/>
-        </w:rPr>
-        <w:t xml:space="preserve">. </w:t>
-      </w:r>
-      <w:r>
-        <w:rPr>
-          <w:rFonts w:ascii="Arial" w:hAnsi="Arial" w:cs="Arial"/>
-        </w:rPr>
-        <w:t xml:space="preserve">When vocal </w:t>
-      </w:r>
-      <w:r>
-        <w:rPr>
-          <w:rFonts w:ascii="Arial" w:hAnsi="Arial" w:cs="Arial"/>
-        </w:rPr>
-        <w:t>signals</w:t>
-      </w:r>
-      <w:r>
-        <w:rPr>
-          <w:rFonts w:ascii="Arial" w:hAnsi="Arial" w:cs="Arial"/>
-        </w:rPr>
-        <w:t xml:space="preserve"> are</w:t>
-      </w:r>
-      <w:r>
-        <w:rPr>
-          <w:rFonts w:ascii="Arial" w:hAnsi="Arial" w:cs="Arial"/>
-        </w:rPr>
-        <w:t xml:space="preserve"> com</w:t>
-      </w:r>
-      <w:r>
-        <w:rPr>
-          <w:rFonts w:ascii="Arial" w:hAnsi="Arial" w:cs="Arial"/>
-        </w:rPr>
-        <w:t>posed</w:t>
-      </w:r>
-      <w:r>
-        <w:rPr>
-          <w:rFonts w:ascii="Arial" w:hAnsi="Arial" w:cs="Arial"/>
-        </w:rPr>
-        <w:t xml:space="preserve"> of several different discrete subunits, </w:t>
-      </w:r>
-      <w:r>
-        <w:rPr>
-          <w:rFonts w:ascii="Arial" w:hAnsi="Arial" w:cs="Arial"/>
-        </w:rPr>
         <w:lastRenderedPageBreak/>
-        <w:t>research</w:t>
-      </w:r>
-      <w:r>
-        <w:rPr>
-          <w:rFonts w:ascii="Arial" w:hAnsi="Arial" w:cs="Arial"/>
-        </w:rPr>
-        <w:t>ers</w:t>
-      </w:r>
-      <w:r>
-        <w:rPr>
-          <w:rFonts w:ascii="Arial" w:hAnsi="Arial" w:cs="Arial"/>
-        </w:rPr>
-        <w:t xml:space="preserve"> </w:t>
-      </w:r>
-      <w:r>
-        <w:rPr>
-          <w:rFonts w:ascii="Arial" w:hAnsi="Arial" w:cs="Arial"/>
-        </w:rPr>
-        <w:t>have</w:t>
-      </w:r>
-      <w:r>
-        <w:rPr>
-          <w:rFonts w:ascii="Arial" w:hAnsi="Arial" w:cs="Arial"/>
-        </w:rPr>
-        <w:t xml:space="preserve"> use</w:t>
+        <w:t>use</w:t>
       </w:r>
       <w:r>
         <w:rPr>
@@ -2775,13 +2821,23 @@
         </w:rPr>
         <w:t>onk parakeets (</w:t>
       </w:r>
+      <w:proofErr w:type="spellStart"/>
       <w:r>
         <w:rPr>
           <w:rFonts w:ascii="Arial" w:hAnsi="Arial" w:cs="Arial"/>
           <w:i/>
           <w:iCs/>
         </w:rPr>
-        <w:t>Myiopsitta monachus</w:t>
+        <w:t>Myiopsitta</w:t>
+      </w:r>
+      <w:proofErr w:type="spellEnd"/>
+      <w:r>
+        <w:rPr>
+          <w:rFonts w:ascii="Arial" w:hAnsi="Arial" w:cs="Arial"/>
+          <w:i/>
+          <w:iCs/>
+        </w:rPr>
+        <w:t xml:space="preserve"> monachus</w:t>
       </w:r>
       <w:r>
         <w:rPr>
@@ -2927,11 +2983,25 @@
         </w:rPr>
         <w:t xml:space="preserve"> </w:t>
       </w:r>
-      <w:r>
-        <w:rPr>
-          <w:rFonts w:ascii="Arial" w:hAnsi="Arial" w:cs="Arial"/>
-        </w:rPr>
-        <w:t xml:space="preserve">TKTK I think we need a summary sentence here. </w:t>
+      <w:proofErr w:type="gramStart"/>
+      <w:r>
+        <w:rPr>
+          <w:rFonts w:ascii="Arial" w:hAnsi="Arial" w:cs="Arial"/>
+        </w:rPr>
+        <w:t>Therefore</w:t>
+      </w:r>
+      <w:proofErr w:type="gramEnd"/>
+      <w:r>
+        <w:rPr>
+          <w:rFonts w:ascii="Arial" w:hAnsi="Arial" w:cs="Arial"/>
+        </w:rPr>
+        <w:t xml:space="preserve"> it is important to know how well current bioacoustics tools can detect multiple types of information embedded in a single vocalization</w:t>
+      </w:r>
+      <w:r>
+        <w:rPr>
+          <w:rFonts w:ascii="Arial" w:hAnsi="Arial" w:cs="Arial"/>
+        </w:rPr>
+        <w:t xml:space="preserve">. </w:t>
       </w:r>
     </w:p>
     <w:p>
@@ -2982,14 +3052,14 @@
         <w:rPr>
           <w:rFonts w:ascii="Arial" w:hAnsi="Arial" w:cs="Arial"/>
         </w:rPr>
-        <w:t xml:space="preserve"> detect complex vocal information encoding, particularly when we can generate synthetic vocal identity signals with known complexity of information </w:t>
+        <w:t xml:space="preserve"> detect complex vocal information encoding, particularly when we </w:t>
       </w:r>
       <w:r>
         <w:rPr>
           <w:rFonts w:ascii="Arial" w:hAnsi="Arial" w:cs="Arial"/>
         </w:rPr>
         <w:lastRenderedPageBreak/>
-        <w:t>encoding.</w:t>
+        <w:t>can generate synthetic vocal identity signals with known complexity of information encoding.</w:t>
       </w:r>
       <w:r>
         <w:rPr>
@@ -3153,7 +3223,35 @@
         <w:rPr>
           <w:rFonts w:ascii="Arial" w:hAnsi="Arial" w:cs="Arial"/>
         </w:rPr>
-        <w:t xml:space="preserve"> to convert strings to frequency values. We made our code available in the new R package paRsynth and produced synthetic vocalizations with the soundgen R package. </w:t>
+        <w:t xml:space="preserve"> to convert strings to frequency values. We made our code available in the new R package </w:t>
+      </w:r>
+      <w:proofErr w:type="spellStart"/>
+      <w:r>
+        <w:rPr>
+          <w:rFonts w:ascii="Arial" w:hAnsi="Arial" w:cs="Arial"/>
+        </w:rPr>
+        <w:t>paRsynth</w:t>
+      </w:r>
+      <w:proofErr w:type="spellEnd"/>
+      <w:r>
+        <w:rPr>
+          <w:rFonts w:ascii="Arial" w:hAnsi="Arial" w:cs="Arial"/>
+        </w:rPr>
+        <w:t xml:space="preserve"> and produced synthetic vocalizations with the </w:t>
+      </w:r>
+      <w:proofErr w:type="spellStart"/>
+      <w:r>
+        <w:rPr>
+          <w:rFonts w:ascii="Arial" w:hAnsi="Arial" w:cs="Arial"/>
+        </w:rPr>
+        <w:t>soundgen</w:t>
+      </w:r>
+      <w:proofErr w:type="spellEnd"/>
+      <w:r>
+        <w:rPr>
+          <w:rFonts w:ascii="Arial" w:hAnsi="Arial" w:cs="Arial"/>
+        </w:rPr>
+        <w:t xml:space="preserve"> R package. </w:t>
       </w:r>
     </w:p>
     <w:p>
@@ -3282,7 +3380,25 @@
           <w:sz w:val="22"/>
           <w:szCs w:val="22"/>
         </w:rPr>
-        <w:t>Example character string created in paRsynth’s generate strings code. The string consists of (1) a global head, (2) group information, (3) individual information, (4) random variation, (5) group information, and (6) a global tail.</w:t>
+        <w:t xml:space="preserve">Example character string created in </w:t>
+      </w:r>
+      <w:proofErr w:type="spellStart"/>
+      <w:r>
+        <w:rPr>
+          <w:rFonts w:ascii="Arial" w:hAnsi="Arial" w:cs="Arial"/>
+          <w:sz w:val="22"/>
+          <w:szCs w:val="22"/>
+        </w:rPr>
+        <w:t>paRsynth’s</w:t>
+      </w:r>
+      <w:proofErr w:type="spellEnd"/>
+      <w:r>
+        <w:rPr>
+          <w:rFonts w:ascii="Arial" w:hAnsi="Arial" w:cs="Arial"/>
+          <w:sz w:val="22"/>
+          <w:szCs w:val="22"/>
+        </w:rPr>
+        <w:t xml:space="preserve"> generate strings code. The string consists of (1) a global head, (2) group information, (3) individual information, (4) random variation, (5) group information, and (6) a global tail.</w:t>
       </w:r>
     </w:p>
     <w:p>
@@ -3342,7 +3458,31 @@
         <w:rPr>
           <w:rFonts w:ascii="Arial" w:hAnsi="Arial" w:cs="Arial"/>
         </w:rPr>
-        <w:t xml:space="preserve"> (group and individual information)</w:t>
+        <w:t xml:space="preserve"> (group</w:t>
+      </w:r>
+      <w:r>
+        <w:rPr>
+          <w:rFonts w:ascii="Arial" w:hAnsi="Arial" w:cs="Arial"/>
+        </w:rPr>
+        <w:t>-specific</w:t>
+      </w:r>
+      <w:r>
+        <w:rPr>
+          <w:rFonts w:ascii="Arial" w:hAnsi="Arial" w:cs="Arial"/>
+        </w:rPr>
+        <w:t xml:space="preserve"> and individual </w:t>
+      </w:r>
+      <w:r>
+        <w:rPr>
+          <w:rFonts w:ascii="Arial" w:hAnsi="Arial" w:cs="Arial"/>
+        </w:rPr>
+        <w:t xml:space="preserve">identity </w:t>
+      </w:r>
+      <w:r>
+        <w:rPr>
+          <w:rFonts w:ascii="Arial" w:hAnsi="Arial" w:cs="Arial"/>
+        </w:rPr>
+        <w:t>information)</w:t>
       </w:r>
       <w:r>
         <w:rPr>
@@ -3684,7 +3824,55 @@
         <w:rPr>
           <w:rFonts w:ascii="Arial" w:hAnsi="Arial" w:cs="Arial"/>
         </w:rPr>
-        <w:t xml:space="preserve">with more group membership information than individual information encoded (Group Member Information Dataset: henceforth the Group dataset), and one that created </w:t>
+        <w:t xml:space="preserve">with more group </w:t>
+      </w:r>
+      <w:r>
+        <w:rPr>
+          <w:rFonts w:ascii="Arial" w:hAnsi="Arial" w:cs="Arial"/>
+        </w:rPr>
+        <w:t>specific</w:t>
+      </w:r>
+      <w:r>
+        <w:rPr>
+          <w:rFonts w:ascii="Arial" w:hAnsi="Arial" w:cs="Arial"/>
+        </w:rPr>
+        <w:t xml:space="preserve"> information than individual </w:t>
+      </w:r>
+      <w:r>
+        <w:rPr>
+          <w:rFonts w:ascii="Arial" w:hAnsi="Arial" w:cs="Arial"/>
+        </w:rPr>
+        <w:t xml:space="preserve">identity </w:t>
+      </w:r>
+      <w:r>
+        <w:rPr>
+          <w:rFonts w:ascii="Arial" w:hAnsi="Arial" w:cs="Arial"/>
+        </w:rPr>
+        <w:t xml:space="preserve">information encoded (henceforth the </w:t>
+      </w:r>
+      <w:r>
+        <w:rPr>
+          <w:rFonts w:ascii="Arial" w:hAnsi="Arial" w:cs="Arial"/>
+        </w:rPr>
+        <w:t>g</w:t>
+      </w:r>
+      <w:r>
+        <w:rPr>
+          <w:rFonts w:ascii="Arial" w:hAnsi="Arial" w:cs="Arial"/>
+        </w:rPr>
+        <w:t>roup</w:t>
+      </w:r>
+      <w:r>
+        <w:rPr>
+          <w:rFonts w:ascii="Arial" w:hAnsi="Arial" w:cs="Arial"/>
+        </w:rPr>
+        <w:t xml:space="preserve"> specific</w:t>
+      </w:r>
+      <w:r>
+        <w:rPr>
+          <w:rFonts w:ascii="Arial" w:hAnsi="Arial" w:cs="Arial"/>
+        </w:rPr>
+        <w:t xml:space="preserve"> dataset), and one that created </w:t>
       </w:r>
       <w:commentRangeStart w:id="22"/>
       <w:r>
@@ -3704,33 +3892,43 @@
         <w:rPr>
           <w:rFonts w:ascii="Arial" w:hAnsi="Arial" w:cs="Arial"/>
         </w:rPr>
-        <w:t>with more individual information than group membership information encoded (</w:t>
-      </w:r>
-      <w:commentRangeStart w:id="23"/>
-      <w:r>
-        <w:rPr>
-          <w:rFonts w:ascii="Arial" w:hAnsi="Arial" w:cs="Arial"/>
-        </w:rPr>
-        <w:t>Individual Information Dataset</w:t>
-      </w:r>
-      <w:commentRangeEnd w:id="23"/>
-      <w:r>
-        <w:rPr>
-          <w:rFonts w:ascii="Arial" w:hAnsi="Arial" w:cs="Arial"/>
-        </w:rPr>
-        <w:t xml:space="preserve">; </w:t>
-      </w:r>
-      <w:r>
-        <w:rPr>
-          <w:rStyle w:val="CommentReference"/>
-        </w:rPr>
-        <w:commentReference w:id="23"/>
-      </w:r>
-      <w:r>
-        <w:rPr>
-          <w:rFonts w:ascii="Arial" w:hAnsi="Arial" w:cs="Arial"/>
-        </w:rPr>
-        <w:t>henceforth the Individual dataset).</w:t>
+        <w:t xml:space="preserve">with more individual </w:t>
+      </w:r>
+      <w:r>
+        <w:rPr>
+          <w:rFonts w:ascii="Arial" w:hAnsi="Arial" w:cs="Arial"/>
+        </w:rPr>
+        <w:t xml:space="preserve">identity </w:t>
+      </w:r>
+      <w:r>
+        <w:rPr>
+          <w:rFonts w:ascii="Arial" w:hAnsi="Arial" w:cs="Arial"/>
+        </w:rPr>
+        <w:t>information than group</w:t>
+      </w:r>
+      <w:r>
+        <w:rPr>
+          <w:rFonts w:ascii="Arial" w:hAnsi="Arial" w:cs="Arial"/>
+        </w:rPr>
+        <w:t xml:space="preserve"> specific </w:t>
+      </w:r>
+      <w:r>
+        <w:rPr>
+          <w:rFonts w:ascii="Arial" w:hAnsi="Arial" w:cs="Arial"/>
+        </w:rPr>
+        <w:t>information encoded (</w:t>
+      </w:r>
+      <w:r>
+        <w:rPr>
+          <w:rFonts w:ascii="Arial" w:hAnsi="Arial" w:cs="Arial"/>
+        </w:rPr>
+        <w:t>individual identity d</w:t>
+      </w:r>
+      <w:r>
+        <w:rPr>
+          <w:rFonts w:ascii="Arial" w:hAnsi="Arial" w:cs="Arial"/>
+        </w:rPr>
+        <w:t>ataset; henceforth the Individual dataset).</w:t>
       </w:r>
       <w:r>
         <w:rPr>
@@ -3760,92 +3958,98 @@
         <w:rPr>
           <w:rFonts w:ascii="Arial" w:hAnsi="Arial" w:cs="Arial"/>
         </w:rPr>
-        <w:t xml:space="preserve"> created spectrographic lexicons and acoustic space plots to visualize the range of synthetic signals created and how they relate to each other in acoustic space at the individual and group level.</w:t>
-      </w:r>
-      <w:r>
-        <w:rPr>
-          <w:rFonts w:ascii="Arial" w:hAnsi="Arial" w:cs="Arial"/>
-        </w:rPr>
+        <w:t xml:space="preserve"> created spectrographic lexicons and acoustic space plots to visualize </w:t>
+      </w:r>
+      <w:r>
+        <w:rPr>
+          <w:rFonts w:ascii="Arial" w:hAnsi="Arial" w:cs="Arial"/>
+        </w:rPr>
+        <w:t xml:space="preserve">a selected subset of </w:t>
+      </w:r>
+      <w:r>
+        <w:rPr>
+          <w:rFonts w:ascii="Arial" w:hAnsi="Arial" w:cs="Arial"/>
+        </w:rPr>
+        <w:t xml:space="preserve">the range of synthetic signals created and how they relate to each other in acoustic space </w:t>
+      </w:r>
+      <w:r>
+        <w:rPr>
+          <w:rFonts w:ascii="Arial" w:hAnsi="Arial" w:cs="Arial"/>
+        </w:rPr>
+        <w:t>when clustering back to the original individual or group</w:t>
+      </w:r>
+      <w:r>
+        <w:rPr>
+          <w:rFonts w:ascii="Arial" w:hAnsi="Arial" w:cs="Arial"/>
+        </w:rPr>
+        <w:t>.</w:t>
+      </w:r>
+    </w:p>
+    <w:p>
+      <w:pPr>
+        <w:spacing w:line="480" w:lineRule="auto"/>
+        <w:ind w:firstLine="720"/>
+        <w:rPr>
+          <w:rFonts w:ascii="Arial" w:hAnsi="Arial" w:cs="Arial"/>
+        </w:rPr>
+      </w:pPr>
+      <w:r>
+        <w:rPr>
+          <w:rFonts w:ascii="Arial" w:hAnsi="Arial" w:cs="Arial"/>
+        </w:rPr>
+        <w:t>Synthetic vocalizations from the group specific dataset (figure 2) share more similarities within groups and are more different across groups, as seen by the lack of overlapping polygons in the group level acoustic space plots for SPCC and edit distance (figure 2</w:t>
+      </w:r>
+      <w:r>
+        <w:rPr>
+          <w:rFonts w:ascii="Arial" w:hAnsi="Arial" w:cs="Arial"/>
+        </w:rPr>
+        <w:t>B</w:t>
+      </w:r>
+      <w:r>
+        <w:rPr>
+          <w:rFonts w:ascii="Arial" w:hAnsi="Arial" w:cs="Arial"/>
+        </w:rPr>
+        <w:t xml:space="preserve"> and 2</w:t>
+      </w:r>
+      <w:r>
+        <w:rPr>
+          <w:rFonts w:ascii="Arial" w:hAnsi="Arial" w:cs="Arial"/>
+        </w:rPr>
+        <w:t>C</w:t>
+      </w:r>
+      <w:r>
+        <w:rPr>
+          <w:rFonts w:ascii="Arial" w:hAnsi="Arial" w:cs="Arial"/>
+        </w:rPr>
+        <w:t>). Synthetic vocalizations in the individual identity dataset contain more variation within groups, but strong individual signatures within individual (figure 3), as see</w:t>
+      </w:r>
+      <w:r>
+        <w:rPr>
+          <w:rFonts w:ascii="Arial" w:hAnsi="Arial" w:cs="Arial"/>
+        </w:rPr>
+        <w:t>n by the non-overlapping individual polygons in the acoustic space plots for SPCC and edit distance (figure 3B and 3C). TKTK sentence about viewing all polygons in supplemental materials</w:t>
+      </w:r>
+    </w:p>
+    <w:p>
+      <w:pPr>
+        <w:spacing w:line="480" w:lineRule="auto"/>
+        <w:ind w:firstLine="720"/>
+        <w:rPr>
+          <w:rFonts w:ascii="Arial Nova Light" w:hAnsi="Arial Nova Light" w:cs="Arial"/>
+        </w:rPr>
+      </w:pPr>
+      <w:r>
+        <w:rPr>
+          <w:rFonts w:ascii="Arial" w:hAnsi="Arial" w:cs="Arial"/>
+        </w:rPr>
+        <w:lastRenderedPageBreak/>
         <w:t xml:space="preserve"> </w:t>
       </w:r>
-      <w:r>
-        <w:rPr>
-          <w:rFonts w:ascii="Arial" w:hAnsi="Arial" w:cs="Arial"/>
-          <w:highlight w:val="yellow"/>
-        </w:rPr>
-        <w:t>TKTK: placeholder text follows, need to update with new images (as of 4/9/25).</w:t>
-      </w:r>
-      <w:r>
-        <w:rPr>
-          <w:rFonts w:ascii="Arial" w:hAnsi="Arial" w:cs="Arial"/>
-          <w:highlight w:val="yellow"/>
-        </w:rPr>
-        <w:t xml:space="preserve"> the Group dataset, synthetic vocalizations share more similarities within groups and are more different across groups, see</w:t>
-      </w:r>
-      <w:r>
-        <w:rPr>
-          <w:rFonts w:ascii="Arial" w:hAnsi="Arial" w:cs="Arial"/>
-          <w:highlight w:val="yellow"/>
-        </w:rPr>
-        <w:t>n</w:t>
-      </w:r>
-      <w:r>
-        <w:rPr>
-          <w:rFonts w:ascii="Arial" w:hAnsi="Arial" w:cs="Arial"/>
-          <w:highlight w:val="yellow"/>
-        </w:rPr>
-        <w:t xml:space="preserve"> by the lack of overlapping polygons in group level acoustic space plots, and the overlapping polygons in the individual level acoustic space plots (Figure 2</w:t>
-      </w:r>
-      <w:r>
-        <w:rPr>
-          <w:rFonts w:ascii="Arial" w:hAnsi="Arial" w:cs="Arial"/>
-          <w:highlight w:val="yellow"/>
-        </w:rPr>
-        <w:t>A</w:t>
-      </w:r>
-      <w:r>
-        <w:rPr>
-          <w:rFonts w:ascii="Arial" w:hAnsi="Arial" w:cs="Arial"/>
-          <w:highlight w:val="yellow"/>
-        </w:rPr>
-        <w:t>). In the individual information dataset, vocalizations contain more variation within groups, seen by the overlapping polygons in the group level acoustic space plots, and the distance acoustic space regions occupied by individuals in the individual level acoustic space plot (Figure 3</w:t>
-      </w:r>
-      <w:r>
-        <w:rPr>
-          <w:rFonts w:ascii="Arial" w:hAnsi="Arial" w:cs="Arial"/>
-          <w:highlight w:val="yellow"/>
-        </w:rPr>
-        <w:t>A</w:t>
-      </w:r>
-      <w:r>
-        <w:rPr>
-          <w:rFonts w:ascii="Arial" w:hAnsi="Arial" w:cs="Arial"/>
-          <w:highlight w:val="yellow"/>
-        </w:rPr>
-        <w:t>)</w:t>
-      </w:r>
-      <w:r>
-        <w:rPr>
-          <w:rFonts w:ascii="Arial" w:hAnsi="Arial" w:cs="Arial"/>
-          <w:highlight w:val="yellow"/>
-        </w:rPr>
-        <w:t>.</w:t>
-      </w:r>
-    </w:p>
-    <w:p>
-      <w:pPr>
-        <w:spacing w:line="480" w:lineRule="auto"/>
-        <w:jc w:val="center"/>
-        <w:rPr>
-          <w:rFonts w:ascii="Arial Nova Light" w:hAnsi="Arial Nova Light" w:cs="Arial"/>
-        </w:rPr>
-      </w:pPr>
       <w:r>
         <w:rPr>
           <w:rFonts w:ascii="Arial Nova Light" w:hAnsi="Arial Nova Light" w:cs="Arial"/>
           <w:noProof/>
         </w:rPr>
-        <w:lastRenderedPageBreak/>
         <w:drawing>
           <wp:inline distT="0" distB="0" distL="0" distR="0" wp14:anchorId="505504E1" wp14:editId="2AA9CBC2">
             <wp:extent cx="5937250" cy="5149850"/>
@@ -3905,7 +4109,7 @@
           <w:szCs w:val="22"/>
         </w:rPr>
       </w:pPr>
-      <w:commentRangeStart w:id="24"/>
+      <w:commentRangeStart w:id="23"/>
       <w:r>
         <w:rPr>
           <w:rFonts w:ascii="Arial" w:hAnsi="Arial" w:cs="Arial"/>
@@ -3916,7 +4120,7 @@
         </w:rPr>
         <w:t xml:space="preserve">Figure </w:t>
       </w:r>
-      <w:commentRangeEnd w:id="24"/>
+      <w:commentRangeEnd w:id="23"/>
       <w:r>
         <w:rPr>
           <w:rStyle w:val="CommentReference"/>
@@ -3926,7 +4130,7 @@
           <w:sz w:val="22"/>
           <w:szCs w:val="22"/>
         </w:rPr>
-        <w:commentReference w:id="24"/>
+        <w:commentReference w:id="23"/>
       </w:r>
       <w:r>
         <w:rPr>
@@ -3944,7 +4148,33 @@
           <w:sz w:val="22"/>
           <w:szCs w:val="22"/>
         </w:rPr>
-        <w:t xml:space="preserve">: Group Information Dataset . </w:t>
+        <w:t xml:space="preserve">: Group Information </w:t>
+      </w:r>
+      <w:proofErr w:type="gramStart"/>
+      <w:r>
+        <w:rPr>
+          <w:rFonts w:ascii="Arial" w:hAnsi="Arial" w:cs="Arial"/>
+          <w:sz w:val="22"/>
+          <w:szCs w:val="22"/>
+        </w:rPr>
+        <w:t>Dataset .</w:t>
+      </w:r>
+      <w:proofErr w:type="gramEnd"/>
+      <w:r>
+        <w:rPr>
+          <w:rFonts w:ascii="Arial" w:hAnsi="Arial" w:cs="Arial"/>
+          <w:sz w:val="22"/>
+          <w:szCs w:val="22"/>
+        </w:rPr>
+        <w:t xml:space="preserve"> </w:t>
+      </w:r>
+      <w:r>
+        <w:rPr>
+          <w:rFonts w:ascii="Arial" w:hAnsi="Arial" w:cs="Arial"/>
+          <w:sz w:val="22"/>
+          <w:szCs w:val="22"/>
+        </w:rPr>
+        <w:t>TKTK needs to be updated (as of May 14)</w:t>
       </w:r>
     </w:p>
     <w:p>
@@ -4020,7 +4250,7 @@
           <w:szCs w:val="22"/>
         </w:rPr>
       </w:pPr>
-      <w:commentRangeStart w:id="25"/>
+      <w:commentRangeStart w:id="24"/>
       <w:r>
         <w:rPr>
           <w:rFonts w:ascii="Arial" w:hAnsi="Arial" w:cs="Arial"/>
@@ -4031,7 +4261,7 @@
         </w:rPr>
         <w:t xml:space="preserve">Figure </w:t>
       </w:r>
-      <w:commentRangeEnd w:id="25"/>
+      <w:commentRangeEnd w:id="24"/>
       <w:r>
         <w:rPr>
           <w:rStyle w:val="CommentReference"/>
@@ -4041,7 +4271,7 @@
           <w:sz w:val="22"/>
           <w:szCs w:val="22"/>
         </w:rPr>
-        <w:commentReference w:id="25"/>
+        <w:commentReference w:id="24"/>
       </w:r>
       <w:r>
         <w:rPr>
@@ -4059,7 +4289,31 @@
           <w:sz w:val="22"/>
           <w:szCs w:val="22"/>
         </w:rPr>
-        <w:t xml:space="preserve">: Individual Information Dataset </w:t>
+        <w:t>: Individual Information Dataset</w:t>
+      </w:r>
+      <w:r>
+        <w:rPr>
+          <w:rFonts w:ascii="Arial" w:hAnsi="Arial" w:cs="Arial"/>
+          <w:sz w:val="22"/>
+          <w:szCs w:val="22"/>
+        </w:rPr>
+        <w:t xml:space="preserve">. </w:t>
+      </w:r>
+      <w:r>
+        <w:rPr>
+          <w:rFonts w:ascii="Arial" w:hAnsi="Arial" w:cs="Arial"/>
+          <w:sz w:val="22"/>
+          <w:szCs w:val="22"/>
+        </w:rPr>
+        <w:t>TKTK needs to be updated (as of May 14</w:t>
+      </w:r>
+      <w:r>
+        <w:rPr>
+          <w:rFonts w:ascii="Arial" w:hAnsi="Arial" w:cs="Arial"/>
+          <w:sz w:val="22"/>
+          <w:szCs w:val="22"/>
+        </w:rPr>
+        <w:t>)</w:t>
       </w:r>
     </w:p>
     <w:p>
@@ -4082,14 +4336,28 @@
           <w:rFonts w:ascii="Arial" w:hAnsi="Arial" w:cs="Arial"/>
         </w:rPr>
         <w:tab/>
-        <w:t xml:space="preserve">These results confirm that our pipeline of generating synthetic signals via the creations of character strings then using Parson’s code to convert these strings into frequency modulated signals allows us to encode information at multiple social levels in the same signal. Using character strings to encode information in synthetic signals is a computationally efficient way to represent animal vocalizations in simulation-based research. This approach allows us to generate representations of vocalizations that </w:t>
+        <w:t xml:space="preserve">These results confirm that our pipeline of generating synthetic signals via the creation of character strings then using Parson’s code to convert these strings into frequency modulated signals allows us to encode information at multiple social levels in the same signal. Using character strings to encode information in synthetic signals is a computationally efficient way to represent animal vocalizations in simulation-based research. This approach allows us to generate representations of vocalizations that </w:t>
       </w:r>
       <w:r>
         <w:rPr>
           <w:rFonts w:ascii="Arial" w:hAnsi="Arial" w:cs="Arial"/>
         </w:rPr>
         <w:lastRenderedPageBreak/>
-        <w:t xml:space="preserve">encode complex information that may be similar to how animals encode information in complex multilevel societies. </w:t>
+        <w:t xml:space="preserve">encode complex information that may be </w:t>
+      </w:r>
+      <w:proofErr w:type="gramStart"/>
+      <w:r>
+        <w:rPr>
+          <w:rFonts w:ascii="Arial" w:hAnsi="Arial" w:cs="Arial"/>
+        </w:rPr>
+        <w:t>similar to</w:t>
+      </w:r>
+      <w:proofErr w:type="gramEnd"/>
+      <w:r>
+        <w:rPr>
+          <w:rFonts w:ascii="Arial" w:hAnsi="Arial" w:cs="Arial"/>
+        </w:rPr>
+        <w:t xml:space="preserve"> how animals encode information in complex multilevel societies. </w:t>
       </w:r>
     </w:p>
     <w:p>
@@ -4146,7 +4414,35 @@
         <w:rPr>
           <w:rFonts w:ascii="Arial" w:hAnsi="Arial" w:cs="Arial"/>
         </w:rPr>
-        <w:t xml:space="preserve">. Animals are known to use frequency modulation patterns to communicate social information (TKTK CITE). Our package, paRsynth, takes computationally efficient characters strings and turns them into biologically relevant frequency-based signals. Therefore, we are able to generate information encoding at various levels of complexity in a biologically realistic way, combining synthetic information theory and traditional bioacoustics analysis tools. </w:t>
+        <w:t xml:space="preserve">. Animals are known to use frequency modulation patterns to communicate social information (TKTK CITE). Our package, </w:t>
+      </w:r>
+      <w:proofErr w:type="spellStart"/>
+      <w:r>
+        <w:rPr>
+          <w:rFonts w:ascii="Arial" w:hAnsi="Arial" w:cs="Arial"/>
+        </w:rPr>
+        <w:t>paRsynth</w:t>
+      </w:r>
+      <w:proofErr w:type="spellEnd"/>
+      <w:r>
+        <w:rPr>
+          <w:rFonts w:ascii="Arial" w:hAnsi="Arial" w:cs="Arial"/>
+        </w:rPr>
+        <w:t xml:space="preserve">, takes computationally efficient characters strings and turns them into biologically relevant frequency-based signals. Therefore, we </w:t>
+      </w:r>
+      <w:proofErr w:type="gramStart"/>
+      <w:r>
+        <w:rPr>
+          <w:rFonts w:ascii="Arial" w:hAnsi="Arial" w:cs="Arial"/>
+        </w:rPr>
+        <w:t>are able to</w:t>
+      </w:r>
+      <w:proofErr w:type="gramEnd"/>
+      <w:r>
+        <w:rPr>
+          <w:rFonts w:ascii="Arial" w:hAnsi="Arial" w:cs="Arial"/>
+        </w:rPr>
+        <w:t xml:space="preserve"> generate information encoding at various levels of complexity in a biologically realistic way, combining synthetic information theory and traditional bioacoustics analysis tools. </w:t>
       </w:r>
     </w:p>
     <w:p>
@@ -4257,7 +4553,21 @@
         <w:rPr>
           <w:rFonts w:ascii="Arial" w:hAnsi="Arial" w:cs="Arial"/>
         </w:rPr>
-        <w:t>Combining paRsynth with agent-based modeling</w:t>
+        <w:t xml:space="preserve">Combining </w:t>
+      </w:r>
+      <w:proofErr w:type="spellStart"/>
+      <w:r>
+        <w:rPr>
+          <w:rFonts w:ascii="Arial" w:hAnsi="Arial" w:cs="Arial"/>
+        </w:rPr>
+        <w:t>paRsynth</w:t>
+      </w:r>
+      <w:proofErr w:type="spellEnd"/>
+      <w:r>
+        <w:rPr>
+          <w:rFonts w:ascii="Arial" w:hAnsi="Arial" w:cs="Arial"/>
+        </w:rPr>
+        <w:t xml:space="preserve"> with agent-based modeling</w:t>
       </w:r>
       <w:r>
         <w:rPr>
@@ -4326,13 +4636,19 @@
           <w:rFonts w:ascii="Arial" w:hAnsi="Arial" w:cs="Arial"/>
         </w:rPr>
         <w:tab/>
-        <w:t>We calculated the accuracy of edit distance calculations and</w:t>
-      </w:r>
-      <w:r>
-        <w:rPr>
-          <w:rFonts w:ascii="Arial" w:hAnsi="Arial" w:cs="Arial"/>
-        </w:rPr>
-        <w:t xml:space="preserve"> SPCC calculations for group and individual information across 4 information encoding proportions and 4</w:t>
+        <w:t>We calculated the accuracy of</w:t>
+      </w:r>
+      <w:r>
+        <w:rPr>
+          <w:rFonts w:ascii="Arial" w:hAnsi="Arial" w:cs="Arial"/>
+        </w:rPr>
+        <w:t xml:space="preserve"> clustering synthetic vocalizations back to their original class labels (either group or individual level) using edit distance or SPCC calculations. We did this for vocalizations generated</w:t>
+      </w:r>
+      <w:r>
+        <w:rPr>
+          <w:rFonts w:ascii="Arial" w:hAnsi="Arial" w:cs="Arial"/>
+        </w:rPr>
+        <w:t xml:space="preserve"> across 4 information encoding proportions and 4</w:t>
       </w:r>
       <w:r>
         <w:rPr>
@@ -4356,13 +4672,13 @@
         <w:rPr>
           <w:rFonts w:ascii="Arial" w:hAnsi="Arial" w:cs="Arial"/>
         </w:rPr>
-        <w:t xml:space="preserve"> of original clusters of information</w:t>
-      </w:r>
-      <w:r>
-        <w:rPr>
-          <w:rFonts w:ascii="Arial" w:hAnsi="Arial" w:cs="Arial"/>
-        </w:rPr>
-        <w:t xml:space="preserve"> (Figure 4)</w:t>
+        <w:t xml:space="preserve"> of original clusters of information. </w:t>
+      </w:r>
+      <w:r>
+        <w:rPr>
+          <w:rFonts w:ascii="Arial" w:hAnsi="Arial" w:cs="Arial"/>
+        </w:rPr>
+        <w:t>Overall, we were accurately able to detect the social level with the most information originally encoded. For example, when vocalizations contained all group specific information and no individual identity information, we were more accurately able to cluster back to the individual level rather than the group level. (figure 4)</w:t>
       </w:r>
       <w:r>
         <w:rPr>
@@ -4374,18 +4690,6 @@
         <w:rPr>
           <w:rFonts w:ascii="Arial" w:hAnsi="Arial" w:cs="Arial"/>
         </w:rPr>
-        <w:t xml:space="preserve">In general, we found that accuracy of detecting group and individual information </w:t>
-      </w:r>
-      <w:r>
-        <w:rPr>
-          <w:rFonts w:ascii="Arial" w:hAnsi="Arial" w:cs="Arial"/>
-        </w:rPr>
-        <w:t xml:space="preserve">improved with more of that type of information encoded in the original signal. </w:t>
-      </w:r>
-      <w:r>
-        <w:rPr>
-          <w:rFonts w:ascii="Arial" w:hAnsi="Arial" w:cs="Arial"/>
-        </w:rPr>
         <w:t xml:space="preserve">Additionally, </w:t>
       </w:r>
       <w:r>
@@ -4394,12 +4698,14 @@
         </w:rPr>
         <w:t xml:space="preserve">information detection was more accurate when signals were generated in </w:t>
       </w:r>
+      <w:proofErr w:type="gramStart"/>
       <w:r>
         <w:rPr>
           <w:rFonts w:ascii="Arial" w:hAnsi="Arial" w:cs="Arial"/>
         </w:rPr>
         <w:t>fewer</w:t>
       </w:r>
+      <w:proofErr w:type="gramEnd"/>
       <w:r>
         <w:rPr>
           <w:rFonts w:ascii="Arial" w:hAnsi="Arial" w:cs="Arial"/>
@@ -4411,6 +4717,54 @@
           <w:rFonts w:ascii="Arial" w:hAnsi="Arial" w:cs="Arial"/>
         </w:rPr>
         <w:t xml:space="preserve">In social environments that have more individuals or groups (i.e., more classes of each social level) signal distinctiveness is harder to maintain, since the number of unique possible signals is bounded. This likely explains why accuracy of information encoding was higher when signals were generated from fewer numbers of original classes. </w:t>
+      </w:r>
+      <w:r>
+        <w:rPr>
+          <w:rFonts w:ascii="Arial" w:hAnsi="Arial" w:cs="Arial"/>
+        </w:rPr>
+        <w:t xml:space="preserve">Finally, accuracy </w:t>
+      </w:r>
+      <w:proofErr w:type="gramStart"/>
+      <w:r>
+        <w:rPr>
+          <w:rFonts w:ascii="Arial" w:hAnsi="Arial" w:cs="Arial"/>
+        </w:rPr>
+        <w:t>patters</w:t>
+      </w:r>
+      <w:proofErr w:type="gramEnd"/>
+      <w:r>
+        <w:rPr>
+          <w:rFonts w:ascii="Arial" w:hAnsi="Arial" w:cs="Arial"/>
+        </w:rPr>
+        <w:t xml:space="preserve"> for </w:t>
+      </w:r>
+      <w:proofErr w:type="gramStart"/>
+      <w:r>
+        <w:rPr>
+          <w:rFonts w:ascii="Arial" w:hAnsi="Arial" w:cs="Arial"/>
+        </w:rPr>
+        <w:t>edit</w:t>
+      </w:r>
+      <w:proofErr w:type="gramEnd"/>
+      <w:r>
+        <w:rPr>
+          <w:rFonts w:ascii="Arial" w:hAnsi="Arial" w:cs="Arial"/>
+        </w:rPr>
+        <w:t xml:space="preserve"> distance measurements were </w:t>
+      </w:r>
+      <w:proofErr w:type="gramStart"/>
+      <w:r>
+        <w:rPr>
+          <w:rFonts w:ascii="Arial" w:hAnsi="Arial" w:cs="Arial"/>
+        </w:rPr>
+        <w:t>similar to</w:t>
+      </w:r>
+      <w:proofErr w:type="gramEnd"/>
+      <w:r>
+        <w:rPr>
+          <w:rFonts w:ascii="Arial" w:hAnsi="Arial" w:cs="Arial"/>
+        </w:rPr>
+        <w:t xml:space="preserve"> those for SPCC measurements. </w:t>
       </w:r>
     </w:p>
     <w:p>
@@ -4495,7 +4849,7 @@
           <w:szCs w:val="22"/>
         </w:rPr>
       </w:pPr>
-      <w:commentRangeStart w:id="26"/>
+      <w:commentRangeStart w:id="25"/>
       <w:r>
         <w:rPr>
           <w:rFonts w:ascii="Arial" w:hAnsi="Arial" w:cs="Arial"/>
@@ -4506,7 +4860,7 @@
         </w:rPr>
         <w:t xml:space="preserve">Figure </w:t>
       </w:r>
-      <w:commentRangeEnd w:id="26"/>
+      <w:commentRangeEnd w:id="25"/>
       <w:r>
         <w:rPr>
           <w:rStyle w:val="CommentReference"/>
@@ -4514,7 +4868,7 @@
           <w:sz w:val="22"/>
           <w:szCs w:val="22"/>
         </w:rPr>
-        <w:commentReference w:id="26"/>
+        <w:commentReference w:id="25"/>
       </w:r>
       <w:r>
         <w:rPr>
@@ -4557,7 +4911,39 @@
         <w:rPr>
           <w:rFonts w:ascii="Arial" w:hAnsi="Arial" w:cs="Arial"/>
         </w:rPr>
-        <w:t xml:space="preserve">We calculated Cliff’s delta comparing group information accuracy measures to individual information accuracy measures across </w:t>
+        <w:t xml:space="preserve">To </w:t>
+      </w:r>
+      <w:proofErr w:type="spellStart"/>
+      <w:r>
+        <w:rPr>
+          <w:rFonts w:ascii="Arial" w:hAnsi="Arial" w:cs="Arial"/>
+        </w:rPr>
+        <w:t>quanitatively</w:t>
+      </w:r>
+      <w:proofErr w:type="spellEnd"/>
+      <w:r>
+        <w:rPr>
+          <w:rFonts w:ascii="Arial" w:hAnsi="Arial" w:cs="Arial"/>
+        </w:rPr>
+        <w:t xml:space="preserve"> determine the social level (group or individual) with the most vocal information that was originally encoded, w</w:t>
+      </w:r>
+      <w:r>
+        <w:rPr>
+          <w:rFonts w:ascii="Arial" w:hAnsi="Arial" w:cs="Arial"/>
+        </w:rPr>
+        <w:t xml:space="preserve">e calculated Cliff’s delta comparing group information accuracy measures to individual information accuracy measures </w:t>
+      </w:r>
+      <w:r>
+        <w:rPr>
+          <w:rFonts w:ascii="Arial" w:hAnsi="Arial" w:cs="Arial"/>
+        </w:rPr>
+        <w:t>for each of the</w:t>
+      </w:r>
+      <w:r>
+        <w:rPr>
+          <w:rFonts w:ascii="Arial" w:hAnsi="Arial" w:cs="Arial"/>
+        </w:rPr>
+        <w:t xml:space="preserve"> </w:t>
       </w:r>
       <w:r>
         <w:rPr>
@@ -4575,14 +4961,48 @@
         <w:rPr>
           <w:rFonts w:ascii="Arial" w:hAnsi="Arial" w:cs="Arial"/>
         </w:rPr>
-        <w:t xml:space="preserve">For both edit distance and SPCC calculations, we found large effect size differences between group and individual level accuracy measurements at the extremes of the information proportion treatments. When there was no group information encoded, we detected negative effects sizes, </w:t>
+        <w:t xml:space="preserve">We used the group level accuracy scores as our comparison group, meaning that a positive effect size value indicates group level information detection was </w:t>
       </w:r>
       <w:r>
         <w:rPr>
           <w:rFonts w:ascii="Arial" w:hAnsi="Arial" w:cs="Arial"/>
         </w:rPr>
         <w:lastRenderedPageBreak/>
-        <w:t xml:space="preserve">suggesting the distribution of group level accuracy was </w:t>
+        <w:t xml:space="preserve">more </w:t>
+      </w:r>
+      <w:proofErr w:type="gramStart"/>
+      <w:r>
+        <w:rPr>
+          <w:rFonts w:ascii="Arial" w:hAnsi="Arial" w:cs="Arial"/>
+        </w:rPr>
+        <w:t>accuracy</w:t>
+      </w:r>
+      <w:proofErr w:type="gramEnd"/>
+      <w:r>
+        <w:rPr>
+          <w:rFonts w:ascii="Arial" w:hAnsi="Arial" w:cs="Arial"/>
+        </w:rPr>
+        <w:t xml:space="preserve">, while negative means individual level information detect was more accurate. </w:t>
+      </w:r>
+      <w:r>
+        <w:rPr>
+          <w:rFonts w:ascii="Arial" w:hAnsi="Arial" w:cs="Arial"/>
+        </w:rPr>
+        <w:t xml:space="preserve">For both </w:t>
+      </w:r>
+      <w:proofErr w:type="gramStart"/>
+      <w:r>
+        <w:rPr>
+          <w:rFonts w:ascii="Arial" w:hAnsi="Arial" w:cs="Arial"/>
+        </w:rPr>
+        <w:t>edit</w:t>
+      </w:r>
+      <w:proofErr w:type="gramEnd"/>
+      <w:r>
+        <w:rPr>
+          <w:rFonts w:ascii="Arial" w:hAnsi="Arial" w:cs="Arial"/>
+        </w:rPr>
+        <w:t xml:space="preserve"> distance and SPCC calculations, we found large effect size differences between group and individual level accuracy measurements at the extremes of the information proportion treatments. When there was no group information encoded, we detected negative effects sizes, suggesting the distribution of group level accuracy was </w:t>
       </w:r>
       <w:r>
         <w:rPr>
@@ -4622,12 +5042,20 @@
           <w:rFonts w:ascii="Arial" w:hAnsi="Arial" w:cs="Arial"/>
         </w:rPr>
       </w:pPr>
+      <w:commentRangeStart w:id="26"/>
       <w:commentRangeStart w:id="27"/>
       <w:r>
         <w:rPr>
           <w:rFonts w:ascii="Arial" w:hAnsi="Arial" w:cs="Arial"/>
         </w:rPr>
         <w:t xml:space="preserve">Table </w:t>
+      </w:r>
+      <w:commentRangeEnd w:id="26"/>
+      <w:r>
+        <w:rPr>
+          <w:rStyle w:val="CommentReference"/>
+        </w:rPr>
+        <w:commentReference w:id="26"/>
       </w:r>
       <w:commentRangeEnd w:id="27"/>
       <w:r>
@@ -8626,6 +9054,7 @@
                 <w:szCs w:val="22"/>
                 <w14:ligatures w14:val="none"/>
               </w:rPr>
+              <w:lastRenderedPageBreak/>
               <w:t>8</w:t>
             </w:r>
           </w:p>
@@ -10105,7 +10534,6 @@
                 <w:szCs w:val="22"/>
                 <w14:ligatures w14:val="none"/>
               </w:rPr>
-              <w:lastRenderedPageBreak/>
               <w:t>6</w:t>
             </w:r>
           </w:p>
@@ -12897,7 +13325,13 @@
         <w:rPr>
           <w:rFonts w:ascii="Arial" w:hAnsi="Arial" w:cs="Arial"/>
         </w:rPr>
-        <w:t>datasets are more likely to generate calls that overlap in their signatures, therefore TKTK</w:t>
+        <w:t>datasets are more likely to generate calls that overlap in their signatures</w:t>
+      </w:r>
+      <w:r>
+        <w:rPr>
+          <w:rFonts w:ascii="Arial" w:hAnsi="Arial" w:cs="Arial"/>
+        </w:rPr>
+        <w:t xml:space="preserve">. </w:t>
       </w:r>
     </w:p>
     <w:p>
@@ -12913,14 +13347,36 @@
           <w:rFonts w:ascii="Arial" w:hAnsi="Arial" w:cs="Arial"/>
         </w:rPr>
         <w:lastRenderedPageBreak/>
-        <w:t xml:space="preserve">Our package, paRsynth, is a new synthetic tool for studying information encoding in animal communication. </w:t>
-      </w:r>
-      <w:r>
-        <w:rPr>
-          <w:rFonts w:ascii="Arial" w:hAnsi="Arial" w:cs="Arial"/>
-        </w:rPr>
-        <w:t>Synthetic tools offer a practical solutions</w:t>
-      </w:r>
+        <w:t xml:space="preserve">Our package, </w:t>
+      </w:r>
+      <w:proofErr w:type="spellStart"/>
+      <w:r>
+        <w:rPr>
+          <w:rFonts w:ascii="Arial" w:hAnsi="Arial" w:cs="Arial"/>
+        </w:rPr>
+        <w:t>paRsynth</w:t>
+      </w:r>
+      <w:proofErr w:type="spellEnd"/>
+      <w:r>
+        <w:rPr>
+          <w:rFonts w:ascii="Arial" w:hAnsi="Arial" w:cs="Arial"/>
+        </w:rPr>
+        <w:t xml:space="preserve">, is a new synthetic tool for studying information encoding in animal communication. </w:t>
+      </w:r>
+      <w:r>
+        <w:rPr>
+          <w:rFonts w:ascii="Arial" w:hAnsi="Arial" w:cs="Arial"/>
+        </w:rPr>
+        <w:t xml:space="preserve">Synthetic tools offer a </w:t>
+      </w:r>
+      <w:proofErr w:type="gramStart"/>
+      <w:r>
+        <w:rPr>
+          <w:rFonts w:ascii="Arial" w:hAnsi="Arial" w:cs="Arial"/>
+        </w:rPr>
+        <w:t>practical solutions</w:t>
+      </w:r>
+      <w:proofErr w:type="gramEnd"/>
       <w:r>
         <w:rPr>
           <w:rFonts w:ascii="Arial" w:hAnsi="Arial" w:cs="Arial"/>
@@ -13117,7 +13573,35 @@
         <w:rPr>
           <w:rFonts w:ascii="Arial" w:hAnsi="Arial" w:cs="Arial"/>
         </w:rPr>
-        <w:t>sentences about wableR and soundgen]</w:t>
+        <w:t xml:space="preserve">sentences about </w:t>
+      </w:r>
+      <w:proofErr w:type="spellStart"/>
+      <w:r>
+        <w:rPr>
+          <w:rFonts w:ascii="Arial" w:hAnsi="Arial" w:cs="Arial"/>
+        </w:rPr>
+        <w:t>wableR</w:t>
+      </w:r>
+      <w:proofErr w:type="spellEnd"/>
+      <w:r>
+        <w:rPr>
+          <w:rFonts w:ascii="Arial" w:hAnsi="Arial" w:cs="Arial"/>
+        </w:rPr>
+        <w:t xml:space="preserve"> and </w:t>
+      </w:r>
+      <w:proofErr w:type="spellStart"/>
+      <w:r>
+        <w:rPr>
+          <w:rFonts w:ascii="Arial" w:hAnsi="Arial" w:cs="Arial"/>
+        </w:rPr>
+        <w:t>soundgen</w:t>
+      </w:r>
+      <w:proofErr w:type="spellEnd"/>
+      <w:r>
+        <w:rPr>
+          <w:rFonts w:ascii="Arial" w:hAnsi="Arial" w:cs="Arial"/>
+        </w:rPr>
+        <w:t>]</w:t>
       </w:r>
       <w:r>
         <w:rPr>
@@ -13340,7 +13824,21 @@
         <w:rPr>
           <w:rFonts w:ascii="Arial" w:hAnsi="Arial" w:cs="Arial"/>
         </w:rPr>
-        <w:t xml:space="preserve"> not only allow us to perform simulation based research of </w:t>
+        <w:t xml:space="preserve"> not only allow us to perform </w:t>
+      </w:r>
+      <w:proofErr w:type="gramStart"/>
+      <w:r>
+        <w:rPr>
+          <w:rFonts w:ascii="Arial" w:hAnsi="Arial" w:cs="Arial"/>
+        </w:rPr>
+        <w:t>simulation based</w:t>
+      </w:r>
+      <w:proofErr w:type="gramEnd"/>
+      <w:r>
+        <w:rPr>
+          <w:rFonts w:ascii="Arial" w:hAnsi="Arial" w:cs="Arial"/>
+        </w:rPr>
+        <w:t xml:space="preserve"> research of </w:t>
       </w:r>
       <w:r>
         <w:rPr>
@@ -13352,7 +13850,21 @@
         <w:rPr>
           <w:rFonts w:ascii="Arial" w:hAnsi="Arial" w:cs="Arial"/>
         </w:rPr>
-        <w:t xml:space="preserve"> encoding in complex social environments but also this set of functions can be used as a tool to generate synthetic vocal </w:t>
+        <w:t xml:space="preserve"> </w:t>
+      </w:r>
+      <w:proofErr w:type="gramStart"/>
+      <w:r>
+        <w:rPr>
+          <w:rFonts w:ascii="Arial" w:hAnsi="Arial" w:cs="Arial"/>
+        </w:rPr>
+        <w:t>encoding in</w:t>
+      </w:r>
+      <w:proofErr w:type="gramEnd"/>
+      <w:r>
+        <w:rPr>
+          <w:rFonts w:ascii="Arial" w:hAnsi="Arial" w:cs="Arial"/>
+        </w:rPr>
+        <w:t xml:space="preserve"> complex social environments but also this set of functions can be used as a tool to generate synthetic vocal </w:t>
       </w:r>
       <w:r>
         <w:rPr>
@@ -13498,7 +14010,21 @@
         <w:rPr>
           <w:rFonts w:ascii="Arial" w:hAnsi="Arial" w:cs="Arial"/>
         </w:rPr>
-        <w:t>Once character strings were generated, we added random variation in each call to represent variation within an individual’s call repertoires</w:t>
+        <w:t xml:space="preserve">Once character strings were generated, we </w:t>
+      </w:r>
+      <w:proofErr w:type="gramStart"/>
+      <w:r>
+        <w:rPr>
+          <w:rFonts w:ascii="Arial" w:hAnsi="Arial" w:cs="Arial"/>
+        </w:rPr>
+        <w:t>added</w:t>
+      </w:r>
+      <w:proofErr w:type="gramEnd"/>
+      <w:r>
+        <w:rPr>
+          <w:rFonts w:ascii="Arial" w:hAnsi="Arial" w:cs="Arial"/>
+        </w:rPr>
+        <w:t xml:space="preserve"> random variation in each call to represent variation within an individual’s call repertoires</w:t>
       </w:r>
       <w:commentRangeEnd w:id="33"/>
       <w:r>
@@ -13526,7 +14052,21 @@
           <w:rFonts w:ascii="Arial" w:hAnsi="Arial" w:cs="Arial"/>
         </w:rPr>
         <w:tab/>
-        <w:t xml:space="preserve">Next, we sonified characters strings to synthetic vocalizations by using Parson’s code. Parson’s code summarizes the information in a tune or signal while reducing over its global characteristics </w:t>
+        <w:t xml:space="preserve">Next, we </w:t>
+      </w:r>
+      <w:proofErr w:type="spellStart"/>
+      <w:r>
+        <w:rPr>
+          <w:rFonts w:ascii="Arial" w:hAnsi="Arial" w:cs="Arial"/>
+        </w:rPr>
+        <w:t>sonified</w:t>
+      </w:r>
+      <w:proofErr w:type="spellEnd"/>
+      <w:r>
+        <w:rPr>
+          <w:rFonts w:ascii="Arial" w:hAnsi="Arial" w:cs="Arial"/>
+        </w:rPr>
+        <w:t xml:space="preserve"> characters strings to synthetic vocalizations by using Parson’s code. Parson’s code summarizes the information in a tune or signal while reducing over its global characteristics </w:t>
       </w:r>
       <w:r>
         <w:rPr>
@@ -13569,7 +14109,21 @@
           <w:rFonts w:ascii="Arial" w:hAnsi="Arial" w:cs="Arial"/>
         </w:rPr>
         <w:lastRenderedPageBreak/>
-        <w:t xml:space="preserve">frequences profile of a signal to a “trit” of information by noting the direction of frequency change (up, down, or constant) in a series of subsamples from the original signal, known as Parsons segments. Parsons code is often used in the retrieval and study of music </w:t>
+        <w:t>frequences profile of a signal to a “</w:t>
+      </w:r>
+      <w:proofErr w:type="spellStart"/>
+      <w:r>
+        <w:rPr>
+          <w:rFonts w:ascii="Arial" w:hAnsi="Arial" w:cs="Arial"/>
+        </w:rPr>
+        <w:t>trit</w:t>
+      </w:r>
+      <w:proofErr w:type="spellEnd"/>
+      <w:r>
+        <w:rPr>
+          <w:rFonts w:ascii="Arial" w:hAnsi="Arial" w:cs="Arial"/>
+        </w:rPr>
+        <w:t xml:space="preserve">” of information by noting the direction of frequency change (up, down, or constant) in a series of subsamples from the original signal, known as Parsons segments. Parsons code is often used in the retrieval and study of music </w:t>
       </w:r>
       <w:r>
         <w:rPr>
@@ -13684,7 +14238,21 @@
         <w:rPr>
           <w:rFonts w:ascii="Arial" w:hAnsi="Arial" w:cs="Arial"/>
         </w:rPr>
-        <w:t xml:space="preserve">Frequency shifts were kept constant at TKTK (I think 1000Hz). The starting frequency anchor was also used as a final frequency anchor in a vocalization subcomponent. Then, using the frequency anchors in each synthetic vocalization to guide frequency modulation patterns, we generated synthetic audio signals using the Soundgen package in R (CITE). The resulting synthetic vocalization files were saved as .wav files.  </w:t>
+        <w:t xml:space="preserve">Frequency shifts were kept constant at TKTK (I think 1000Hz). The starting frequency anchor was also used as a final frequency anchor in a vocalization subcomponent. Then, using the frequency anchors in each synthetic vocalization to guide frequency modulation patterns, we generated synthetic audio signals using the </w:t>
+      </w:r>
+      <w:proofErr w:type="spellStart"/>
+      <w:r>
+        <w:rPr>
+          <w:rFonts w:ascii="Arial" w:hAnsi="Arial" w:cs="Arial"/>
+        </w:rPr>
+        <w:t>Soundgen</w:t>
+      </w:r>
+      <w:proofErr w:type="spellEnd"/>
+      <w:r>
+        <w:rPr>
+          <w:rFonts w:ascii="Arial" w:hAnsi="Arial" w:cs="Arial"/>
+        </w:rPr>
+        <w:t xml:space="preserve"> package in R (CITE). The resulting synthetic vocalization files were saved as .wav files.  </w:t>
       </w:r>
     </w:p>
     <w:p>
@@ -13700,7 +14268,21 @@
           <w:rFonts w:ascii="Arial" w:hAnsi="Arial" w:cs="Arial"/>
         </w:rPr>
         <w:lastRenderedPageBreak/>
-        <w:t>We used R to generate strings and synthetic audio signals, using the paRsynth package (code found TKTK here).</w:t>
+        <w:t xml:space="preserve">We used R to generate strings and synthetic audio signals, using the </w:t>
+      </w:r>
+      <w:proofErr w:type="spellStart"/>
+      <w:r>
+        <w:rPr>
+          <w:rFonts w:ascii="Arial" w:hAnsi="Arial" w:cs="Arial"/>
+        </w:rPr>
+        <w:t>paRsynth</w:t>
+      </w:r>
+      <w:proofErr w:type="spellEnd"/>
+      <w:r>
+        <w:rPr>
+          <w:rFonts w:ascii="Arial" w:hAnsi="Arial" w:cs="Arial"/>
+        </w:rPr>
+        <w:t xml:space="preserve"> package (code found TKTK here).</w:t>
       </w:r>
     </w:p>
     <w:p>
@@ -13769,7 +14351,67 @@
         <w:rPr>
           <w:rFonts w:ascii="Arial" w:hAnsi="Arial" w:cs="Arial"/>
         </w:rPr>
-        <w:t xml:space="preserve">with more group membership information than individual information encoded (Group Member Information Dataset: henceforth the Group dataset), and one that created </w:t>
+        <w:t>with more group membership information than individual information encoded (</w:t>
+      </w:r>
+      <w:r>
+        <w:rPr>
+          <w:rFonts w:ascii="Arial" w:hAnsi="Arial" w:cs="Arial"/>
+        </w:rPr>
+        <w:t>g</w:t>
+      </w:r>
+      <w:r>
+        <w:rPr>
+          <w:rFonts w:ascii="Arial" w:hAnsi="Arial" w:cs="Arial"/>
+        </w:rPr>
+        <w:t xml:space="preserve">roup </w:t>
+      </w:r>
+      <w:r>
+        <w:rPr>
+          <w:rFonts w:ascii="Arial" w:hAnsi="Arial" w:cs="Arial"/>
+        </w:rPr>
+        <w:t>specific</w:t>
+      </w:r>
+      <w:r>
+        <w:rPr>
+          <w:rFonts w:ascii="Arial" w:hAnsi="Arial" w:cs="Arial"/>
+        </w:rPr>
+        <w:t xml:space="preserve"> </w:t>
+      </w:r>
+      <w:r>
+        <w:rPr>
+          <w:rFonts w:ascii="Arial" w:hAnsi="Arial" w:cs="Arial"/>
+        </w:rPr>
+        <w:t>i</w:t>
+      </w:r>
+      <w:r>
+        <w:rPr>
+          <w:rFonts w:ascii="Arial" w:hAnsi="Arial" w:cs="Arial"/>
+        </w:rPr>
+        <w:t xml:space="preserve">nformation </w:t>
+      </w:r>
+      <w:r>
+        <w:rPr>
+          <w:rFonts w:ascii="Arial" w:hAnsi="Arial" w:cs="Arial"/>
+        </w:rPr>
+        <w:t>d</w:t>
+      </w:r>
+      <w:r>
+        <w:rPr>
+          <w:rFonts w:ascii="Arial" w:hAnsi="Arial" w:cs="Arial"/>
+        </w:rPr>
+        <w:t xml:space="preserve">ataset: henceforth the </w:t>
+      </w:r>
+      <w:r>
+        <w:rPr>
+          <w:rFonts w:ascii="Arial" w:hAnsi="Arial" w:cs="Arial"/>
+        </w:rPr>
+        <w:t>group specific</w:t>
+      </w:r>
+      <w:r>
+        <w:rPr>
+          <w:rFonts w:ascii="Arial" w:hAnsi="Arial" w:cs="Arial"/>
+        </w:rPr>
+        <w:t xml:space="preserve"> dataset), and one that created </w:t>
       </w:r>
       <w:commentRangeStart w:id="38"/>
       <w:r>
@@ -13791,22 +14433,22 @@
         </w:rPr>
         <w:t>with more individual information than group membership information encoded (</w:t>
       </w:r>
+      <w:r>
+        <w:rPr>
+          <w:rFonts w:ascii="Arial" w:hAnsi="Arial" w:cs="Arial"/>
+        </w:rPr>
+        <w:t>individual identity information dataset</w:t>
+      </w:r>
+      <w:r>
+        <w:rPr>
+          <w:rFonts w:ascii="Arial" w:hAnsi="Arial" w:cs="Arial"/>
+        </w:rPr>
+        <w:t xml:space="preserve">; </w:t>
+      </w:r>
       <w:commentRangeStart w:id="39"/>
-      <w:r>
-        <w:rPr>
-          <w:rFonts w:ascii="Arial" w:hAnsi="Arial" w:cs="Arial"/>
-        </w:rPr>
-        <w:t>Individual Information Dataset</w:t>
-      </w:r>
       <w:commentRangeEnd w:id="39"/>
       <w:r>
         <w:rPr>
-          <w:rFonts w:ascii="Arial" w:hAnsi="Arial" w:cs="Arial"/>
-        </w:rPr>
-        <w:t xml:space="preserve">; </w:t>
-      </w:r>
-      <w:r>
-        <w:rPr>
           <w:rStyle w:val="CommentReference"/>
         </w:rPr>
         <w:commentReference w:id="39"/>
@@ -13815,7 +14457,31 @@
         <w:rPr>
           <w:rFonts w:ascii="Arial" w:hAnsi="Arial" w:cs="Arial"/>
         </w:rPr>
-        <w:t xml:space="preserve">henceforth the Individual dataset). In the Group Dataset, individual information was set to a character length of 4 characters, and group member information was set to </w:t>
+        <w:t xml:space="preserve">henceforth the </w:t>
+      </w:r>
+      <w:r>
+        <w:rPr>
+          <w:rFonts w:ascii="Arial" w:hAnsi="Arial" w:cs="Arial"/>
+        </w:rPr>
+        <w:t>individual identity</w:t>
+      </w:r>
+      <w:r>
+        <w:rPr>
+          <w:rFonts w:ascii="Arial" w:hAnsi="Arial" w:cs="Arial"/>
+        </w:rPr>
+        <w:t xml:space="preserve"> dataset). In the </w:t>
+      </w:r>
+      <w:r>
+        <w:rPr>
+          <w:rFonts w:ascii="Arial" w:hAnsi="Arial" w:cs="Arial"/>
+        </w:rPr>
+        <w:t>group specific dataset</w:t>
+      </w:r>
+      <w:r>
+        <w:rPr>
+          <w:rFonts w:ascii="Arial" w:hAnsi="Arial" w:cs="Arial"/>
+        </w:rPr>
+        <w:t xml:space="preserve">, individual information was set to a character length of 4 characters, and group member information was set to </w:t>
       </w:r>
       <w:commentRangeStart w:id="40"/>
       <w:r>
@@ -13835,7 +14501,19 @@
         <w:rPr>
           <w:rFonts w:ascii="Arial" w:hAnsi="Arial" w:cs="Arial"/>
         </w:rPr>
-        <w:t xml:space="preserve">. In the Individual Dataset, individual information was set to a </w:t>
+        <w:t xml:space="preserve">. In the </w:t>
+      </w:r>
+      <w:r>
+        <w:rPr>
+          <w:rFonts w:ascii="Arial" w:hAnsi="Arial" w:cs="Arial"/>
+        </w:rPr>
+        <w:t>individual identity dataset</w:t>
+      </w:r>
+      <w:r>
+        <w:rPr>
+          <w:rFonts w:ascii="Arial" w:hAnsi="Arial" w:cs="Arial"/>
+        </w:rPr>
+        <w:t xml:space="preserve">, individual information was set to a </w:t>
       </w:r>
       <w:commentRangeStart w:id="41"/>
       <w:r>
@@ -13870,7 +14548,21 @@
         <w:rPr>
           <w:rFonts w:ascii="Arial" w:hAnsi="Arial" w:cs="Arial"/>
         </w:rPr>
-        <w:t xml:space="preserve">After generating synthetic signals for these datasets, we used the soundgen package (TKTK citation) to convert the .wav files to spectrograms (see example of calls in Figures 2B and 3B). To validate that the group and individual information we specified in the character strings could be recovered from the generated frequency signals, we performed spectrographic cross-correlation on each dataset (SPCC; </w:t>
+        <w:t xml:space="preserve">After generating synthetic signals for these datasets, we used the </w:t>
+      </w:r>
+      <w:proofErr w:type="spellStart"/>
+      <w:r>
+        <w:rPr>
+          <w:rFonts w:ascii="Arial" w:hAnsi="Arial" w:cs="Arial"/>
+        </w:rPr>
+        <w:t>soundgen</w:t>
+      </w:r>
+      <w:proofErr w:type="spellEnd"/>
+      <w:r>
+        <w:rPr>
+          <w:rFonts w:ascii="Arial" w:hAnsi="Arial" w:cs="Arial"/>
+        </w:rPr>
+        <w:t xml:space="preserve"> package (TKTK citation) to convert the .wav files to spectrograms (see example of calls in Figures 2B and 3B). To validate that the group and individual information we specified in the character strings could be recovered from the generated frequency signals, we performed spectrographic cross-correlation on each dataset (SPCC; </w:t>
       </w:r>
       <w:r>
         <w:rPr>
@@ -13906,7 +14598,21 @@
         <w:rPr>
           <w:rFonts w:ascii="Arial" w:hAnsi="Arial" w:cs="Arial"/>
         </w:rPr>
-        <w:t xml:space="preserve">) using the warbleR package. We performed SPCC with a Hanning window, a window length of 512 samples, and a window overlap of 90 samples. We used a Pearson’s correlation method and a bandpass filter of 0 to 20 kHz. </w:t>
+        <w:t xml:space="preserve">) using the </w:t>
+      </w:r>
+      <w:proofErr w:type="spellStart"/>
+      <w:r>
+        <w:rPr>
+          <w:rFonts w:ascii="Arial" w:hAnsi="Arial" w:cs="Arial"/>
+        </w:rPr>
+        <w:t>warbleR</w:t>
+      </w:r>
+      <w:proofErr w:type="spellEnd"/>
+      <w:r>
+        <w:rPr>
+          <w:rFonts w:ascii="Arial" w:hAnsi="Arial" w:cs="Arial"/>
+        </w:rPr>
+        <w:t xml:space="preserve"> package. We performed SPCC with a Hanning window, a window length of 512 samples, and a window overlap of 90 samples. We used a Pearson’s correlation method and a bandpass filter of 0 to 20 kHz. </w:t>
       </w:r>
     </w:p>
     <w:p>
@@ -13922,7 +14628,31 @@
           <w:rFonts w:ascii="Arial" w:hAnsi="Arial" w:cs="Arial"/>
         </w:rPr>
         <w:lastRenderedPageBreak/>
-        <w:t xml:space="preserve">To assess hierarchical mapping patterns of our two datasets, we used non-metric multidimensional scaling (MDS) to reduce the dimensionality of the SPCC matrix for each dataset. We performed MDS over 15 dimensions so that the stress of the model was TKTK (less than 5). From these results, we two generated low-dimensional acoustic space plots for each dataset, one visualizing the acoustic space between groups and one visualizing the acoustic space between individuals. In doing this for each dataset, we can compare how well the Group dataset encodes information at the group level compared to the individual level and vice versa for the Individual dataset. </w:t>
+        <w:t xml:space="preserve">To assess hierarchical mapping patterns of our two datasets, we used non-metric multidimensional scaling (MDS) to reduce the dimensionality of the SPCC matrix for each dataset. We performed MDS over 15 dimensions so that the stress of the model was TKTK (less than 5). From these results, we two generated low-dimensional acoustic space plots for each dataset, one visualizing the acoustic space between groups and one visualizing the acoustic space between individuals. In doing this for each dataset, we can compare how well the </w:t>
+      </w:r>
+      <w:r>
+        <w:rPr>
+          <w:rFonts w:ascii="Arial" w:hAnsi="Arial" w:cs="Arial"/>
+        </w:rPr>
+        <w:t>group specific</w:t>
+      </w:r>
+      <w:r>
+        <w:rPr>
+          <w:rFonts w:ascii="Arial" w:hAnsi="Arial" w:cs="Arial"/>
+        </w:rPr>
+        <w:t xml:space="preserve"> dataset encodes information at the group level compared to the individual level and vice versa for the </w:t>
+      </w:r>
+      <w:r>
+        <w:rPr>
+          <w:rFonts w:ascii="Arial" w:hAnsi="Arial" w:cs="Arial"/>
+        </w:rPr>
+        <w:t>individual identity dataset</w:t>
+      </w:r>
+      <w:r>
+        <w:rPr>
+          <w:rFonts w:ascii="Arial" w:hAnsi="Arial" w:cs="Arial"/>
+        </w:rPr>
+        <w:t xml:space="preserve">. </w:t>
       </w:r>
     </w:p>
     <w:p>
@@ -14059,7 +14789,14 @@
         <w:rPr>
           <w:rFonts w:ascii="Arial" w:hAnsi="Arial" w:cs="Arial"/>
         </w:rPr>
-        <w:t xml:space="preserve">. We achieved this by creating four social conditions: 2 groups with 2 individuals per group, 4 groups with 4 individuals per group, 6 groups with 6 individuals per group, and 8 groups with 8 individuals per group. We also varied the proportion of group information to individual information encoded in the signal, with four categories: 0 (representing all individual information and no group information), 1/3, 2/3, and 1 (representing all group information and no individual information. We iterated over each treatment 10 times, generating 10 unique synthetic datasets per treatment. </w:t>
+        <w:t xml:space="preserve">. We achieved this by creating four social conditions: 2 groups with 2 individuals per group, 4 groups with 4 individuals per group, 6 groups with 6 individuals per group, and 8 groups with 8 individuals per group. We also varied the proportion of group information to individual information encoded in the signal, with four categories: 0 (representing all individual information and no group information), 1/3, 2/3, and 1 (representing all group </w:t>
+      </w:r>
+      <w:r>
+        <w:rPr>
+          <w:rFonts w:ascii="Arial" w:hAnsi="Arial" w:cs="Arial"/>
+        </w:rPr>
+        <w:lastRenderedPageBreak/>
+        <w:t xml:space="preserve">information and no individual information. We iterated over each treatment 10 times, generating 10 unique synthetic datasets per treatment. </w:t>
       </w:r>
     </w:p>
     <w:p>
@@ -14074,9 +14811,22 @@
         <w:rPr>
           <w:rFonts w:ascii="Arial" w:hAnsi="Arial" w:cs="Arial"/>
         </w:rPr>
-        <w:lastRenderedPageBreak/>
         <w:tab/>
-        <w:t xml:space="preserve">Once these synthetic datasets were created, we used traditional bioacoustics tools to decode information encoded at the group and individual level. Similar to the datasets above, we performed SPCC. We also calculated the edit distance for the original strings. After these calculations, we performed Multidimensional Scaling on both the SPCC and edit distance matrices, then performed k-means clustering, randomly selecting 1 call per individual per group, to ensure that call exemplars per class matched between social levels. From this, we were able to calculate the accuracy of detecting information at the group and individual levels from vocalizations represented as character strings (edit distance pipeline) or synthetic audio files (tradition </w:t>
+        <w:t xml:space="preserve">Once these synthetic datasets were created, we used traditional bioacoustics tools to decode information encoded at the group and individual level. </w:t>
+      </w:r>
+      <w:proofErr w:type="gramStart"/>
+      <w:r>
+        <w:rPr>
+          <w:rFonts w:ascii="Arial" w:hAnsi="Arial" w:cs="Arial"/>
+        </w:rPr>
+        <w:t>Similar to</w:t>
+      </w:r>
+      <w:proofErr w:type="gramEnd"/>
+      <w:r>
+        <w:rPr>
+          <w:rFonts w:ascii="Arial" w:hAnsi="Arial" w:cs="Arial"/>
+        </w:rPr>
+        <w:t xml:space="preserve"> the datasets above, we performed SPCC. We also calculated the edit distance for the original strings. After these calculations, we performed Multidimensional Scaling on both the SPCC and edit distance matrices, then performed k-means clustering, randomly selecting 1 call per individual per group, to ensure that call exemplars per class matched between social levels. From this, we were able to calculate the accuracy of detecting information at the group and individual levels from vocalizations represented as character strings (edit distance pipeline) or synthetic audio files (tradition </w:t>
       </w:r>
       <w:r>
         <w:rPr>
@@ -15356,7 +16106,21 @@
         <w:rPr>
           <w:rFonts w:ascii="Arial" w:hAnsi="Arial" w:cs="Arial"/>
         </w:rPr>
-        <w:t>more individual information encoded in the calls with polygons drawn by individual identity. Colors represent group identity, shapes represent different individuals.</w:t>
+        <w:t xml:space="preserve">more individual information encoded in the calls with polygons drawn by individual identity. Colors represent group </w:t>
+      </w:r>
+      <w:proofErr w:type="gramStart"/>
+      <w:r>
+        <w:rPr>
+          <w:rFonts w:ascii="Arial" w:hAnsi="Arial" w:cs="Arial"/>
+        </w:rPr>
+        <w:t>identity,</w:t>
+      </w:r>
+      <w:proofErr w:type="gramEnd"/>
+      <w:r>
+        <w:rPr>
+          <w:rFonts w:ascii="Arial" w:hAnsi="Arial" w:cs="Arial"/>
+        </w:rPr>
+        <w:t xml:space="preserve"> shapes represent different individuals.</w:t>
       </w:r>
     </w:p>
     <w:p>
@@ -15546,11 +16310,19 @@
         </w:rPr>
         <w:t>Supplemental figure 3</w:t>
       </w:r>
-      <w:r>
-        <w:rPr>
-          <w:rFonts w:ascii="Arial" w:hAnsi="Arial" w:cs="Arial"/>
-        </w:rPr>
-        <w:t>: : orange = group, blue = individual</w:t>
+      <w:proofErr w:type="gramStart"/>
+      <w:r>
+        <w:rPr>
+          <w:rFonts w:ascii="Arial" w:hAnsi="Arial" w:cs="Arial"/>
+        </w:rPr>
+        <w:t>: :</w:t>
+      </w:r>
+      <w:proofErr w:type="gramEnd"/>
+      <w:r>
+        <w:rPr>
+          <w:rFonts w:ascii="Arial" w:hAnsi="Arial" w:cs="Arial"/>
+        </w:rPr>
+        <w:t xml:space="preserve"> orange = group, blue = individual</w:t>
       </w:r>
     </w:p>
     <w:p>
@@ -15693,7 +16465,51 @@
         <w:rPr>
           <w:rFonts w:ascii="Arial" w:hAnsi="Arial" w:cs="Arial"/>
         </w:rPr>
-        <w:t>Second, out ability to detect the dynamics of information encoding during real time social interactions is limited by our ability to capture the totality of an individual’s or groups signal produced during these interactions. We may be over sampling from vocal learning species whose social interaction and signal production are easy to observe and measure, and therefore may not be assessing the full scope of how information can be encoded across a range of species.</w:t>
+        <w:t xml:space="preserve">Second, </w:t>
+      </w:r>
+      <w:proofErr w:type="spellStart"/>
+      <w:proofErr w:type="gramStart"/>
+      <w:r>
+        <w:rPr>
+          <w:rFonts w:ascii="Arial" w:hAnsi="Arial" w:cs="Arial"/>
+        </w:rPr>
+        <w:t>out</w:t>
+      </w:r>
+      <w:proofErr w:type="spellEnd"/>
+      <w:proofErr w:type="gramEnd"/>
+      <w:r>
+        <w:rPr>
+          <w:rFonts w:ascii="Arial" w:hAnsi="Arial" w:cs="Arial"/>
+        </w:rPr>
+        <w:t xml:space="preserve"> ability to detect the dynamics of information encoding during real time social interactions is limited by our ability to capture the totality of an individual’s or groups signal produced during these interactions. We may </w:t>
+      </w:r>
+      <w:proofErr w:type="gramStart"/>
+      <w:r>
+        <w:rPr>
+          <w:rFonts w:ascii="Arial" w:hAnsi="Arial" w:cs="Arial"/>
+        </w:rPr>
+        <w:t>be over sampling</w:t>
+      </w:r>
+      <w:proofErr w:type="gramEnd"/>
+      <w:r>
+        <w:rPr>
+          <w:rFonts w:ascii="Arial" w:hAnsi="Arial" w:cs="Arial"/>
+        </w:rPr>
+        <w:t xml:space="preserve"> from vocal learning species whose social interaction and signal production are easy to observe and </w:t>
+      </w:r>
+      <w:proofErr w:type="gramStart"/>
+      <w:r>
+        <w:rPr>
+          <w:rFonts w:ascii="Arial" w:hAnsi="Arial" w:cs="Arial"/>
+        </w:rPr>
+        <w:t>measure, and</w:t>
+      </w:r>
+      <w:proofErr w:type="gramEnd"/>
+      <w:r>
+        <w:rPr>
+          <w:rFonts w:ascii="Arial" w:hAnsi="Arial" w:cs="Arial"/>
+        </w:rPr>
+        <w:t xml:space="preserve"> therefore may not be assessing the full scope of how information can be encoded across a range of species.</w:t>
       </w:r>
       <w:commentRangeEnd w:id="45"/>
       <w:r>
@@ -16088,11 +16904,19 @@
           <w:rFonts w:ascii="Arial" w:hAnsi="Arial" w:cs="Arial"/>
         </w:rPr>
       </w:pPr>
-      <w:r>
-        <w:rPr>
-          <w:rFonts w:ascii="Arial" w:hAnsi="Arial" w:cs="Arial"/>
-        </w:rPr>
-        <w:t xml:space="preserve">paRsynth Part 2: validating types of analysis </w:t>
+      <w:proofErr w:type="spellStart"/>
+      <w:r>
+        <w:rPr>
+          <w:rFonts w:ascii="Arial" w:hAnsi="Arial" w:cs="Arial"/>
+        </w:rPr>
+        <w:t>paRsynth</w:t>
+      </w:r>
+      <w:proofErr w:type="spellEnd"/>
+      <w:r>
+        <w:rPr>
+          <w:rFonts w:ascii="Arial" w:hAnsi="Arial" w:cs="Arial"/>
+        </w:rPr>
+        <w:t xml:space="preserve"> Part 2: validating types of analysis </w:t>
       </w:r>
     </w:p>
     <w:p>
@@ -16204,7 +17028,21 @@
         <w:rPr>
           <w:rFonts w:ascii="Arial" w:hAnsi="Arial" w:cs="Arial"/>
         </w:rPr>
-        <w:t>These models allow us to address the statistical significance of the degree or magnitude of convergence (which we originally encoded using paRsynth). The inferential statistics layer to validate that the information we originally encoded can be recovered</w:t>
+        <w:t xml:space="preserve">These models allow us to address the statistical significance of the degree or magnitude of convergence (which we originally encoded using </w:t>
+      </w:r>
+      <w:proofErr w:type="spellStart"/>
+      <w:r>
+        <w:rPr>
+          <w:rFonts w:ascii="Arial" w:hAnsi="Arial" w:cs="Arial"/>
+        </w:rPr>
+        <w:t>paRsynth</w:t>
+      </w:r>
+      <w:proofErr w:type="spellEnd"/>
+      <w:r>
+        <w:rPr>
+          <w:rFonts w:ascii="Arial" w:hAnsi="Arial" w:cs="Arial"/>
+        </w:rPr>
+        <w:t>). The inferential statistics layer to validate that the information we originally encoded can be recovered</w:t>
       </w:r>
     </w:p>
     <w:p>
@@ -16225,7 +17063,21 @@
         <w:rPr>
           <w:rFonts w:ascii="Arial" w:hAnsi="Arial" w:cs="Arial"/>
         </w:rPr>
-        <w:t>A receiver standpoint on information recovery, in which we simulated signaler information encoding. Does the variation that we encoded actually matter???</w:t>
+        <w:t xml:space="preserve">A receiver standpoint on information recovery, in which we simulated signaler information encoding. Does the variation that we encoded </w:t>
+      </w:r>
+      <w:proofErr w:type="gramStart"/>
+      <w:r>
+        <w:rPr>
+          <w:rFonts w:ascii="Arial" w:hAnsi="Arial" w:cs="Arial"/>
+        </w:rPr>
+        <w:t>actually matter</w:t>
+      </w:r>
+      <w:proofErr w:type="gramEnd"/>
+      <w:r>
+        <w:rPr>
+          <w:rFonts w:ascii="Arial" w:hAnsi="Arial" w:cs="Arial"/>
+        </w:rPr>
+        <w:t>???</w:t>
       </w:r>
     </w:p>
     <w:p>
@@ -16246,7 +17098,21 @@
         <w:rPr>
           <w:rFonts w:ascii="Arial" w:hAnsi="Arial" w:cs="Arial"/>
         </w:rPr>
-        <w:t>Because we have repeated sampling at both social levels with known individuals, we can actually model variation in convergence within and between categories (individuals, groups) at each social level</w:t>
+        <w:t xml:space="preserve">Because we have repeated sampling at both social levels with known individuals, we can </w:t>
+      </w:r>
+      <w:proofErr w:type="gramStart"/>
+      <w:r>
+        <w:rPr>
+          <w:rFonts w:ascii="Arial" w:hAnsi="Arial" w:cs="Arial"/>
+        </w:rPr>
+        <w:t>actually model</w:t>
+      </w:r>
+      <w:proofErr w:type="gramEnd"/>
+      <w:r>
+        <w:rPr>
+          <w:rFonts w:ascii="Arial" w:hAnsi="Arial" w:cs="Arial"/>
+        </w:rPr>
+        <w:t xml:space="preserve"> variation in convergence within and between categories (individuals, groups) at each social level</w:t>
       </w:r>
     </w:p>
     <w:p>
@@ -16781,7 +17647,7 @@
       </w:r>
     </w:p>
   </w:comment>
-  <w:comment w:id="23" w:author="Coppinger, Brittany" w:date="2025-01-07T15:01:00Z" w:initials="BC">
+  <w:comment w:id="23" w:author="Coppinger, Brittany" w:date="2025-04-03T14:24:00Z" w:initials="BC">
     <w:p>
       <w:pPr>
         <w:pStyle w:val="CommentText"/>
@@ -16793,11 +17659,11 @@
         <w:annotationRef/>
       </w:r>
       <w:r>
-        <w:t>Placeholder name</w:t>
+        <w:t>Figure caption needs work</w:t>
       </w:r>
     </w:p>
   </w:comment>
-  <w:comment w:id="24" w:author="Coppinger, Brittany" w:date="2025-04-03T14:24:00Z" w:initials="BC">
+  <w:comment w:id="24" w:author="Coppinger, Brittany" w:date="2025-04-03T14:26:00Z" w:initials="BC">
     <w:p>
       <w:pPr>
         <w:pStyle w:val="CommentText"/>
@@ -16813,7 +17679,7 @@
       </w:r>
     </w:p>
   </w:comment>
-  <w:comment w:id="25" w:author="Coppinger, Brittany" w:date="2025-04-03T14:26:00Z" w:initials="BC">
+  <w:comment w:id="25" w:author="Coppinger, Brittany" w:date="2025-04-04T10:17:00Z" w:initials="BC">
     <w:p>
       <w:pPr>
         <w:pStyle w:val="CommentText"/>
@@ -16825,11 +17691,11 @@
         <w:annotationRef/>
       </w:r>
       <w:r>
-        <w:t>Figure caption needs work</w:t>
+        <w:t>Make labels not bold</w:t>
       </w:r>
     </w:p>
   </w:comment>
-  <w:comment w:id="26" w:author="Coppinger, Brittany" w:date="2025-04-04T10:17:00Z" w:initials="BC">
+  <w:comment w:id="26" w:author="Coppinger, Brittany" w:date="2025-04-10T16:02:00Z" w:initials="BC">
     <w:p>
       <w:pPr>
         <w:pStyle w:val="CommentText"/>
@@ -16841,11 +17707,11 @@
         <w:annotationRef/>
       </w:r>
       <w:r>
-        <w:t>Make labels not bold</w:t>
+        <w:t>Maybe I should organize this like the graph? So, different tables for Edit distance and SPCC?</w:t>
       </w:r>
     </w:p>
   </w:comment>
-  <w:comment w:id="27" w:author="Coppinger, Brittany" w:date="2025-04-10T16:02:00Z" w:initials="BC">
+  <w:comment w:id="27" w:author="Coppinger, Brittany" w:date="2025-05-14T12:12:00Z" w:initials="BC">
     <w:p>
       <w:pPr>
         <w:pStyle w:val="CommentText"/>
@@ -16857,7 +17723,7 @@
         <w:annotationRef/>
       </w:r>
       <w:r>
-        <w:t>Maybe I should organize this like the graph? So, different tables for Edit distance and SPCC?</w:t>
+        <w:t>TKTK I can reorganize this to better reflect the organization of the density plots</w:t>
       </w:r>
     </w:p>
   </w:comment>
@@ -17287,11 +18153,11 @@
   <w15:commentEx w15:paraId="0BD75106" w15:done="1"/>
   <w15:commentEx w15:paraId="5E4C0A53" w15:paraIdParent="0BD75106" w15:done="1"/>
   <w15:commentEx w15:paraId="2635065E" w15:done="1"/>
-  <w15:commentEx w15:paraId="5B42136C" w15:done="0"/>
   <w15:commentEx w15:paraId="14540789" w15:done="0"/>
   <w15:commentEx w15:paraId="2EE757A5" w15:done="0"/>
   <w15:commentEx w15:paraId="6D27B2A8" w15:done="0"/>
   <w15:commentEx w15:paraId="060DBE88" w15:done="0"/>
+  <w15:commentEx w15:paraId="74B23D77" w15:paraIdParent="060DBE88" w15:done="0"/>
   <w15:commentEx w15:paraId="52FA4CD7" w15:done="0"/>
   <w15:commentEx w15:paraId="775B147F" w15:done="0"/>
   <w15:commentEx w15:paraId="7C2E490A" w15:done="0"/>
@@ -17341,11 +18207,11 @@
   <w16cex:commentExtensible w16cex:durableId="6AF59BFD" w16cex:dateUtc="2025-01-07T20:07:00Z"/>
   <w16cex:commentExtensible w16cex:durableId="33F26B80" w16cex:dateUtc="2025-01-13T21:08:00Z"/>
   <w16cex:commentExtensible w16cex:durableId="1DB85BA9" w16cex:dateUtc="2025-01-13T21:10:00Z"/>
-  <w16cex:commentExtensible w16cex:durableId="147A6D5F" w16cex:dateUtc="2025-01-07T20:01:00Z"/>
   <w16cex:commentExtensible w16cex:durableId="5441BFED" w16cex:dateUtc="2025-04-03T18:24:00Z"/>
   <w16cex:commentExtensible w16cex:durableId="76671A41" w16cex:dateUtc="2025-04-03T18:26:00Z"/>
   <w16cex:commentExtensible w16cex:durableId="54D5E86B" w16cex:dateUtc="2025-04-04T14:17:00Z"/>
   <w16cex:commentExtensible w16cex:durableId="48F7EAD6" w16cex:dateUtc="2025-04-10T20:02:00Z"/>
+  <w16cex:commentExtensible w16cex:durableId="1B9044F9" w16cex:dateUtc="2025-05-14T16:12:00Z"/>
   <w16cex:commentExtensible w16cex:durableId="57E540BF" w16cex:dateUtc="2025-04-04T14:18:00Z"/>
   <w16cex:commentExtensible w16cex:durableId="7948A830" w16cex:dateUtc="2025-02-13T19:09:00Z"/>
   <w16cex:commentExtensible w16cex:durableId="05D8C9FC" w16cex:dateUtc="2025-04-04T16:58:00Z"/>
@@ -17407,11 +18273,11 @@
   <w16cid:commentId w16cid:paraId="0BD75106" w16cid:durableId="6AF59BFD"/>
   <w16cid:commentId w16cid:paraId="5E4C0A53" w16cid:durableId="33F26B80"/>
   <w16cid:commentId w16cid:paraId="2635065E" w16cid:durableId="1DB85BA9"/>
-  <w16cid:commentId w16cid:paraId="5B42136C" w16cid:durableId="147A6D5F"/>
   <w16cid:commentId w16cid:paraId="14540789" w16cid:durableId="5441BFED"/>
   <w16cid:commentId w16cid:paraId="2EE757A5" w16cid:durableId="76671A41"/>
   <w16cid:commentId w16cid:paraId="6D27B2A8" w16cid:durableId="54D5E86B"/>
   <w16cid:commentId w16cid:paraId="060DBE88" w16cid:durableId="48F7EAD6"/>
+  <w16cid:commentId w16cid:paraId="74B23D77" w16cid:durableId="1B9044F9"/>
   <w16cid:commentId w16cid:paraId="52FA4CD7" w16cid:durableId="57E540BF"/>
   <w16cid:commentId w16cid:paraId="775B147F" w16cid:durableId="7948A830"/>
   <w16cid:commentId w16cid:paraId="7C2E490A" w16cid:durableId="05D8C9FC"/>

--- a/drafts/paRsynth_methods_draft.docx
+++ b/drafts/paRsynth_methods_draft.docx
@@ -24,6 +24,16 @@
         </w:rPr>
         <w:commentReference w:id="0"/>
       </w:r>
+      <w:ins w:id="1" w:author="Smith Vidaurre, Grace" w:date="2025-05-22T13:38:00Z" w16du:dateUtc="2025-05-22T17:38:00Z">
+        <w:r>
+          <w:rPr>
+            <w:rFonts w:ascii="Arial" w:hAnsi="Arial" w:cs="Arial"/>
+            <w:b/>
+            <w:bCs/>
+          </w:rPr>
+          <w:t xml:space="preserve"> Candidates</w:t>
+        </w:r>
+      </w:ins>
       <w:r>
         <w:rPr>
           <w:rFonts w:ascii="Arial" w:hAnsi="Arial" w:cs="Arial"/>
@@ -36,43 +46,270 @@
         </w:rPr>
         <w:t xml:space="preserve"> </w:t>
       </w:r>
-      <w:commentRangeStart w:id="1"/>
       <w:commentRangeStart w:id="2"/>
+      <w:commentRangeStart w:id="3"/>
       <w:r>
         <w:rPr>
           <w:rFonts w:ascii="Arial" w:hAnsi="Arial" w:cs="Arial"/>
         </w:rPr>
         <w:t>Studying information encoding in animal signals: a dual step framework using synthetic signals and traditional bioacoustics analyses</w:t>
       </w:r>
-      <w:commentRangeEnd w:id="1"/>
+      <w:commentRangeEnd w:id="2"/>
       <w:r>
         <w:rPr>
           <w:rStyle w:val="CommentReference"/>
         </w:rPr>
-        <w:commentReference w:id="1"/>
-      </w:r>
-      <w:commentRangeEnd w:id="2"/>
+        <w:commentReference w:id="2"/>
+      </w:r>
+      <w:commentRangeEnd w:id="3"/>
       <w:r>
         <w:rPr>
           <w:rStyle w:val="CommentReference"/>
         </w:rPr>
-        <w:commentReference w:id="2"/>
-      </w:r>
-    </w:p>
-    <w:p>
-      <w:pPr>
-        <w:rPr>
-          <w:rFonts w:ascii="Arial" w:hAnsi="Arial" w:cs="Arial"/>
-        </w:rPr>
-      </w:pPr>
-    </w:p>
-    <w:p>
-      <w:pPr>
-        <w:rPr>
-          <w:rFonts w:ascii="Arial" w:hAnsi="Arial" w:cs="Arial"/>
-        </w:rPr>
-      </w:pPr>
-      <w:commentRangeStart w:id="3"/>
+        <w:commentReference w:id="3"/>
+      </w:r>
+    </w:p>
+    <w:p>
+      <w:pPr>
+        <w:rPr>
+          <w:ins w:id="4" w:author="Smith Vidaurre, Grace" w:date="2025-05-22T13:38:00Z" w16du:dateUtc="2025-05-22T17:38:00Z"/>
+          <w:rFonts w:ascii="Arial" w:hAnsi="Arial" w:cs="Arial"/>
+        </w:rPr>
+      </w:pPr>
+    </w:p>
+    <w:p>
+      <w:pPr>
+        <w:rPr>
+          <w:ins w:id="5" w:author="Smith Vidaurre, Grace" w:date="2025-05-22T13:38:00Z" w16du:dateUtc="2025-05-22T17:38:00Z"/>
+          <w:rFonts w:ascii="Arial" w:hAnsi="Arial" w:cs="Arial"/>
+        </w:rPr>
+      </w:pPr>
+      <w:ins w:id="6" w:author="Smith Vidaurre, Grace" w:date="2025-05-22T13:38:00Z" w16du:dateUtc="2025-05-22T17:38:00Z">
+        <w:r>
+          <w:rPr>
+            <w:rFonts w:ascii="Arial" w:hAnsi="Arial" w:cs="Arial"/>
+            <w:color w:val="000000"/>
+            <w:kern w:val="0"/>
+            <w:rPrChange w:id="7" w:author="Smith Vidaurre, Grace" w:date="2025-05-22T13:38:00Z" w16du:dateUtc="2025-05-22T17:38:00Z">
+              <w:rPr>
+                <w:rFonts w:ascii="Helvetica Neue" w:hAnsi="Helvetica Neue" w:cs="Helvetica Neue"/>
+                <w:color w:val="000000"/>
+                <w:kern w:val="0"/>
+                <w:sz w:val="26"/>
+                <w:szCs w:val="26"/>
+              </w:rPr>
+            </w:rPrChange>
+          </w:rPr>
+          <w:t>Detecting complex information encoding in vocal signals: applying traditional bioacoustics analyses to synthetic vocalizations</w:t>
+        </w:r>
+      </w:ins>
+    </w:p>
+    <w:p>
+      <w:pPr>
+        <w:rPr>
+          <w:ins w:id="8" w:author="Smith Vidaurre, Grace" w:date="2025-05-22T13:23:00Z" w16du:dateUtc="2025-05-22T17:23:00Z"/>
+          <w:rFonts w:ascii="Arial" w:hAnsi="Arial" w:cs="Arial"/>
+        </w:rPr>
+      </w:pPr>
+    </w:p>
+    <w:p>
+      <w:pPr>
+        <w:rPr>
+          <w:ins w:id="9" w:author="Smith Vidaurre, Grace" w:date="2025-05-22T13:39:00Z" w16du:dateUtc="2025-05-22T17:39:00Z"/>
+          <w:rFonts w:ascii="Arial" w:hAnsi="Arial" w:cs="Arial"/>
+        </w:rPr>
+      </w:pPr>
+      <w:ins w:id="10" w:author="Smith Vidaurre, Grace" w:date="2025-05-22T13:24:00Z" w16du:dateUtc="2025-05-22T17:24:00Z">
+        <w:r>
+          <w:rPr>
+            <w:rFonts w:ascii="Arial" w:hAnsi="Arial" w:cs="Arial"/>
+          </w:rPr>
+          <w:t>Leverag</w:t>
+        </w:r>
+      </w:ins>
+      <w:ins w:id="11" w:author="Smith Vidaurre, Grace" w:date="2025-05-22T13:25:00Z" w16du:dateUtc="2025-05-22T17:25:00Z">
+        <w:r>
+          <w:rPr>
+            <w:rFonts w:ascii="Arial" w:hAnsi="Arial" w:cs="Arial"/>
+          </w:rPr>
+          <w:t>ing s</w:t>
+        </w:r>
+      </w:ins>
+      <w:ins w:id="12" w:author="Smith Vidaurre, Grace" w:date="2025-05-22T13:24:00Z" w16du:dateUtc="2025-05-22T17:24:00Z">
+        <w:r>
+          <w:rPr>
+            <w:rFonts w:ascii="Arial" w:hAnsi="Arial" w:cs="Arial"/>
+          </w:rPr>
+          <w:t xml:space="preserve">ynthetic </w:t>
+        </w:r>
+      </w:ins>
+      <w:ins w:id="13" w:author="Smith Vidaurre, Grace" w:date="2025-05-22T13:25:00Z" w16du:dateUtc="2025-05-22T17:25:00Z">
+        <w:r>
+          <w:rPr>
+            <w:rFonts w:ascii="Arial" w:hAnsi="Arial" w:cs="Arial"/>
+          </w:rPr>
+          <w:t xml:space="preserve">vocalizations to detect </w:t>
+        </w:r>
+      </w:ins>
+      <w:ins w:id="14" w:author="Smith Vidaurre, Grace" w:date="2025-05-22T13:24:00Z" w16du:dateUtc="2025-05-22T17:24:00Z">
+        <w:r>
+          <w:rPr>
+            <w:rFonts w:ascii="Arial" w:hAnsi="Arial" w:cs="Arial"/>
+          </w:rPr>
+          <w:t>multi</w:t>
+        </w:r>
+      </w:ins>
+      <w:ins w:id="15" w:author="Smith Vidaurre, Grace" w:date="2025-05-22T13:25:00Z" w16du:dateUtc="2025-05-22T17:25:00Z">
+        <w:r>
+          <w:rPr>
+            <w:rFonts w:ascii="Arial" w:hAnsi="Arial" w:cs="Arial"/>
+          </w:rPr>
+          <w:t>-</w:t>
+        </w:r>
+      </w:ins>
+      <w:ins w:id="16" w:author="Smith Vidaurre, Grace" w:date="2025-05-22T13:24:00Z" w16du:dateUtc="2025-05-22T17:24:00Z">
+        <w:r>
+          <w:rPr>
+            <w:rFonts w:ascii="Arial" w:hAnsi="Arial" w:cs="Arial"/>
+          </w:rPr>
+          <w:t xml:space="preserve">level </w:t>
+        </w:r>
+      </w:ins>
+      <w:ins w:id="17" w:author="Smith Vidaurre, Grace" w:date="2025-05-22T13:28:00Z" w16du:dateUtc="2025-05-22T17:28:00Z">
+        <w:r>
+          <w:rPr>
+            <w:rFonts w:ascii="Arial" w:hAnsi="Arial" w:cs="Arial"/>
+          </w:rPr>
+          <w:t>soci</w:t>
+        </w:r>
+      </w:ins>
+      <w:ins w:id="18" w:author="Smith Vidaurre, Grace" w:date="2025-05-22T13:24:00Z" w16du:dateUtc="2025-05-22T17:24:00Z">
+        <w:r>
+          <w:rPr>
+            <w:rFonts w:ascii="Arial" w:hAnsi="Arial" w:cs="Arial"/>
+          </w:rPr>
+          <w:t>al information encoding</w:t>
+        </w:r>
+      </w:ins>
+    </w:p>
+    <w:p>
+      <w:pPr>
+        <w:rPr>
+          <w:ins w:id="19" w:author="Smith Vidaurre, Grace" w:date="2025-05-22T13:39:00Z" w16du:dateUtc="2025-05-22T17:39:00Z"/>
+          <w:rFonts w:ascii="Arial" w:hAnsi="Arial" w:cs="Arial"/>
+        </w:rPr>
+      </w:pPr>
+    </w:p>
+    <w:p>
+      <w:pPr>
+        <w:rPr>
+          <w:ins w:id="20" w:author="Smith Vidaurre, Grace" w:date="2025-05-22T13:28:00Z" w16du:dateUtc="2025-05-22T17:28:00Z"/>
+          <w:rFonts w:ascii="Arial" w:hAnsi="Arial" w:cs="Arial"/>
+        </w:rPr>
+      </w:pPr>
+      <w:ins w:id="21" w:author="Smith Vidaurre, Grace" w:date="2025-05-22T13:39:00Z" w16du:dateUtc="2025-05-22T17:39:00Z">
+        <w:r>
+          <w:rPr>
+            <w:rFonts w:ascii="Arial" w:hAnsi="Arial" w:cs="Arial"/>
+          </w:rPr>
+          <w:t>Leveraging synthetic vocalizations to detect information encod</w:t>
+        </w:r>
+      </w:ins>
+      <w:ins w:id="22" w:author="Smith Vidaurre, Grace" w:date="2025-05-22T13:40:00Z" w16du:dateUtc="2025-05-22T17:40:00Z">
+        <w:r>
+          <w:rPr>
+            <w:rFonts w:ascii="Arial" w:hAnsi="Arial" w:cs="Arial"/>
+          </w:rPr>
+          <w:t>ed over social levels</w:t>
+        </w:r>
+      </w:ins>
+    </w:p>
+    <w:p>
+      <w:pPr>
+        <w:rPr>
+          <w:ins w:id="23" w:author="Smith Vidaurre, Grace" w:date="2025-05-22T13:27:00Z" w16du:dateUtc="2025-05-22T17:27:00Z"/>
+          <w:rFonts w:ascii="Arial" w:hAnsi="Arial" w:cs="Arial"/>
+        </w:rPr>
+      </w:pPr>
+    </w:p>
+    <w:p>
+      <w:pPr>
+        <w:rPr>
+          <w:ins w:id="24" w:author="Smith Vidaurre, Grace" w:date="2025-05-22T13:38:00Z" w16du:dateUtc="2025-05-22T17:38:00Z"/>
+          <w:rFonts w:ascii="Arial" w:hAnsi="Arial" w:cs="Arial"/>
+        </w:rPr>
+      </w:pPr>
+      <w:ins w:id="25" w:author="Smith Vidaurre, Grace" w:date="2025-05-22T13:27:00Z" w16du:dateUtc="2025-05-22T17:27:00Z">
+        <w:r>
+          <w:rPr>
+            <w:rFonts w:ascii="Arial" w:hAnsi="Arial" w:cs="Arial"/>
+          </w:rPr>
+          <w:t xml:space="preserve">Detecting multi-level vocal information encoding: applying </w:t>
+        </w:r>
+      </w:ins>
+      <w:ins w:id="26" w:author="Smith Vidaurre, Grace" w:date="2025-05-22T13:28:00Z" w16du:dateUtc="2025-05-22T17:28:00Z">
+        <w:r>
+          <w:rPr>
+            <w:rFonts w:ascii="Arial" w:hAnsi="Arial" w:cs="Arial"/>
+          </w:rPr>
+          <w:t>bioacoustics analyses to synthetic vocalizations</w:t>
+        </w:r>
+      </w:ins>
+    </w:p>
+    <w:p>
+      <w:pPr>
+        <w:rPr>
+          <w:ins w:id="27" w:author="Smith Vidaurre, Grace" w:date="2025-05-22T13:38:00Z" w16du:dateUtc="2025-05-22T17:38:00Z"/>
+          <w:rFonts w:ascii="Arial" w:hAnsi="Arial" w:cs="Arial"/>
+        </w:rPr>
+      </w:pPr>
+    </w:p>
+    <w:p>
+      <w:pPr>
+        <w:rPr>
+          <w:ins w:id="28" w:author="Smith Vidaurre, Grace" w:date="2025-05-22T13:38:00Z" w16du:dateUtc="2025-05-22T17:38:00Z"/>
+          <w:rFonts w:ascii="Arial" w:hAnsi="Arial" w:cs="Arial"/>
+        </w:rPr>
+      </w:pPr>
+      <w:ins w:id="29" w:author="Smith Vidaurre, Grace" w:date="2025-05-22T13:38:00Z" w16du:dateUtc="2025-05-22T17:38:00Z">
+        <w:r>
+          <w:rPr>
+            <w:rFonts w:ascii="Arial" w:hAnsi="Arial" w:cs="Arial"/>
+          </w:rPr>
+          <w:t>Detecting vocal information: applying bioacoustics analyses to synthetic vocalizations</w:t>
+        </w:r>
+      </w:ins>
+      <w:ins w:id="30" w:author="Smith Vidaurre, Grace" w:date="2025-05-22T13:39:00Z" w16du:dateUtc="2025-05-22T17:39:00Z">
+        <w:r>
+          <w:rPr>
+            <w:rFonts w:ascii="Arial" w:hAnsi="Arial" w:cs="Arial"/>
+          </w:rPr>
+          <w:t xml:space="preserve"> with multi-level social information</w:t>
+        </w:r>
+      </w:ins>
+    </w:p>
+    <w:p>
+      <w:pPr>
+        <w:rPr>
+          <w:ins w:id="31" w:author="Smith Vidaurre, Grace" w:date="2025-05-22T13:23:00Z" w16du:dateUtc="2025-05-22T17:23:00Z"/>
+          <w:rFonts w:ascii="Arial" w:hAnsi="Arial" w:cs="Arial"/>
+        </w:rPr>
+      </w:pPr>
+    </w:p>
+    <w:p>
+      <w:pPr>
+        <w:rPr>
+          <w:rFonts w:ascii="Arial" w:hAnsi="Arial" w:cs="Arial"/>
+        </w:rPr>
+      </w:pPr>
+    </w:p>
+    <w:p>
+      <w:pPr>
+        <w:rPr>
+          <w:rFonts w:ascii="Arial" w:hAnsi="Arial" w:cs="Arial"/>
+        </w:rPr>
+      </w:pPr>
+      <w:commentRangeStart w:id="32"/>
       <w:r>
         <w:rPr>
           <w:rFonts w:ascii="Arial" w:hAnsi="Arial" w:cs="Arial"/>
@@ -81,12 +318,12 @@
         </w:rPr>
         <w:t>Short Title</w:t>
       </w:r>
-      <w:commentRangeEnd w:id="3"/>
+      <w:commentRangeEnd w:id="32"/>
       <w:r>
         <w:rPr>
           <w:rStyle w:val="CommentReference"/>
         </w:rPr>
-        <w:commentReference w:id="3"/>
+        <w:commentReference w:id="32"/>
       </w:r>
       <w:r>
         <w:rPr>
@@ -250,15 +487,32 @@
           <w:rFonts w:ascii="Arial" w:hAnsi="Arial" w:cs="Arial"/>
           <w:vertAlign w:val="superscript"/>
         </w:rPr>
-        <w:t xml:space="preserve"> 1</w:t>
-      </w:r>
+        <w:t xml:space="preserve"> </w:t>
+      </w:r>
+      <w:commentRangeStart w:id="33"/>
       <w:r>
         <w:rPr>
           <w:rFonts w:ascii="Arial" w:hAnsi="Arial" w:cs="Arial"/>
           <w:vertAlign w:val="superscript"/>
         </w:rPr>
-        <w:t>,2</w:t>
-      </w:r>
+        <w:t>1</w:t>
+      </w:r>
+      <w:commentRangeEnd w:id="33"/>
+      <w:r>
+        <w:rPr>
+          <w:rStyle w:val="CommentReference"/>
+        </w:rPr>
+        <w:commentReference w:id="33"/>
+      </w:r>
+      <w:del w:id="34" w:author="Smith Vidaurre, Grace" w:date="2025-05-22T13:13:00Z" w16du:dateUtc="2025-05-22T17:13:00Z">
+        <w:r>
+          <w:rPr>
+            <w:rFonts w:ascii="Arial" w:hAnsi="Arial" w:cs="Arial"/>
+            <w:vertAlign w:val="superscript"/>
+          </w:rPr>
+          <w:delText>,2</w:delText>
+        </w:r>
+      </w:del>
       <w:r>
         <w:rPr>
           <w:rFonts w:ascii="Arial" w:hAnsi="Arial" w:cs="Arial"/>
@@ -272,6 +526,15 @@
         </w:rPr>
         <w:t>6,7</w:t>
       </w:r>
+      <w:ins w:id="35" w:author="Smith Vidaurre, Grace" w:date="2025-05-22T13:12:00Z" w16du:dateUtc="2025-05-22T17:12:00Z">
+        <w:r>
+          <w:rPr>
+            <w:rFonts w:ascii="Arial" w:hAnsi="Arial" w:cs="Arial"/>
+            <w:vertAlign w:val="superscript"/>
+          </w:rPr>
+          <w:t>*</w:t>
+        </w:r>
+      </w:ins>
       <w:r>
         <w:rPr>
           <w:rFonts w:ascii="Arial" w:hAnsi="Arial" w:cs="Arial"/>
@@ -292,6 +555,15 @@
         </w:rPr>
         <w:t>5</w:t>
       </w:r>
+      <w:ins w:id="36" w:author="Smith Vidaurre, Grace" w:date="2025-05-22T13:12:00Z" w16du:dateUtc="2025-05-22T17:12:00Z">
+        <w:r>
+          <w:rPr>
+            <w:rFonts w:ascii="Arial" w:hAnsi="Arial" w:cs="Arial"/>
+            <w:vertAlign w:val="superscript"/>
+          </w:rPr>
+          <w:t>*</w:t>
+        </w:r>
+      </w:ins>
     </w:p>
     <w:p>
       <w:pPr>
@@ -642,6 +914,7 @@
         <w:autoSpaceDN w:val="0"/>
         <w:adjustRightInd w:val="0"/>
         <w:rPr>
+          <w:ins w:id="37" w:author="Smith Vidaurre, Grace" w:date="2025-05-22T13:12:00Z" w16du:dateUtc="2025-05-22T17:12:00Z"/>
           <w:rFonts w:ascii="Arial" w:hAnsi="Arial" w:cs="Arial"/>
           <w:color w:val="000000" w:themeColor="text1"/>
         </w:rPr>
@@ -692,33 +965,167 @@
     </w:p>
     <w:p>
       <w:pPr>
-        <w:rPr>
-          <w:rFonts w:ascii="Arial" w:hAnsi="Arial" w:cs="Arial"/>
-        </w:rPr>
-      </w:pPr>
-    </w:p>
-    <w:p>
-      <w:pPr>
+        <w:tabs>
+          <w:tab w:val="left" w:pos="560"/>
+          <w:tab w:val="left" w:pos="1120"/>
+          <w:tab w:val="left" w:pos="1680"/>
+          <w:tab w:val="left" w:pos="2240"/>
+          <w:tab w:val="left" w:pos="2800"/>
+          <w:tab w:val="left" w:pos="3360"/>
+          <w:tab w:val="left" w:pos="3920"/>
+          <w:tab w:val="left" w:pos="4480"/>
+          <w:tab w:val="left" w:pos="5040"/>
+          <w:tab w:val="left" w:pos="5600"/>
+          <w:tab w:val="left" w:pos="6160"/>
+          <w:tab w:val="left" w:pos="6720"/>
+        </w:tabs>
+        <w:autoSpaceDE w:val="0"/>
+        <w:autoSpaceDN w:val="0"/>
+        <w:adjustRightInd w:val="0"/>
+        <w:rPr>
+          <w:rFonts w:ascii="Arial" w:hAnsi="Arial" w:cs="Arial"/>
+          <w:color w:val="000000" w:themeColor="text1"/>
+        </w:rPr>
+      </w:pPr>
+      <w:ins w:id="38" w:author="Smith Vidaurre, Grace" w:date="2025-05-22T13:12:00Z" w16du:dateUtc="2025-05-22T17:12:00Z">
+        <w:r>
+          <w:rPr>
+            <w:rFonts w:ascii="Arial" w:hAnsi="Arial" w:cs="Arial"/>
+            <w:color w:val="000000" w:themeColor="text1"/>
+          </w:rPr>
+          <w:t>*co-senior authors</w:t>
+        </w:r>
+      </w:ins>
+    </w:p>
+    <w:p>
+      <w:pPr>
+        <w:rPr>
+          <w:rFonts w:ascii="Arial" w:hAnsi="Arial" w:cs="Arial"/>
+        </w:rPr>
+      </w:pPr>
+    </w:p>
+    <w:p>
+      <w:pPr>
+        <w:rPr>
+          <w:ins w:id="39" w:author="Smith Vidaurre, Grace" w:date="2025-05-22T13:12:00Z" w16du:dateUtc="2025-05-22T17:12:00Z"/>
+          <w:rFonts w:ascii="Arial" w:hAnsi="Arial" w:cs="Arial"/>
+        </w:rPr>
+      </w:pPr>
+      <w:r>
         <w:rPr>
           <w:rFonts w:ascii="Arial" w:hAnsi="Arial" w:cs="Arial"/>
           <w:b/>
           <w:bCs/>
         </w:rPr>
-      </w:pPr>
-      <w:r>
+        <w:t xml:space="preserve">Corresponding Author: </w:t>
+      </w:r>
+      <w:commentRangeStart w:id="40"/>
+      <w:r>
+        <w:rPr>
+          <w:rFonts w:ascii="Arial" w:hAnsi="Arial" w:cs="Arial"/>
+        </w:rPr>
+        <w:t>In Comp Bio, corresponding authors is automatically submitting author – should probably be Grace</w:t>
+      </w:r>
+      <w:commentRangeEnd w:id="40"/>
+      <w:r>
+        <w:rPr>
+          <w:rStyle w:val="CommentReference"/>
+        </w:rPr>
+        <w:commentReference w:id="40"/>
+      </w:r>
+    </w:p>
+    <w:p>
+      <w:pPr>
+        <w:rPr>
+          <w:ins w:id="41" w:author="Smith Vidaurre, Grace" w:date="2025-05-22T13:12:00Z" w16du:dateUtc="2025-05-22T17:12:00Z"/>
+          <w:rFonts w:ascii="Arial" w:hAnsi="Arial" w:cs="Arial"/>
+        </w:rPr>
+      </w:pPr>
+    </w:p>
+    <w:p>
+      <w:pPr>
+        <w:rPr>
+          <w:ins w:id="42" w:author="Smith Vidaurre, Grace" w:date="2025-05-22T13:12:00Z" w16du:dateUtc="2025-05-22T17:12:00Z"/>
+          <w:rFonts w:ascii="Arial" w:hAnsi="Arial" w:cs="Arial"/>
+        </w:rPr>
+      </w:pPr>
+      <w:ins w:id="43" w:author="Smith Vidaurre, Grace" w:date="2025-05-22T13:12:00Z" w16du:dateUtc="2025-05-22T17:12:00Z">
+        <w:r>
+          <w:rPr>
+            <w:rFonts w:ascii="Arial" w:hAnsi="Arial" w:cs="Arial"/>
+          </w:rPr>
+          <w:t>Grace Smith-Vidaurre</w:t>
+        </w:r>
+      </w:ins>
+    </w:p>
+    <w:p>
+      <w:pPr>
+        <w:rPr>
+          <w:ins w:id="44" w:author="Smith Vidaurre, Grace" w:date="2025-05-22T13:12:00Z" w16du:dateUtc="2025-05-22T17:12:00Z"/>
+          <w:rFonts w:ascii="Arial" w:hAnsi="Arial" w:cs="Arial"/>
+        </w:rPr>
+      </w:pPr>
+      <w:ins w:id="45" w:author="Smith Vidaurre, Grace" w:date="2025-05-22T13:12:00Z" w16du:dateUtc="2025-05-22T17:12:00Z">
+        <w:r>
+          <w:rPr>
+            <w:rFonts w:ascii="Arial" w:hAnsi="Arial" w:cs="Arial"/>
+          </w:rPr>
+          <w:fldChar w:fldCharType="begin"/>
+        </w:r>
+        <w:r>
+          <w:rPr>
+            <w:rFonts w:ascii="Arial" w:hAnsi="Arial" w:cs="Arial"/>
+          </w:rPr>
+          <w:instrText>HYPERLINK "mailto:smithvid@msu.edu"</w:instrText>
+        </w:r>
+        <w:r>
+          <w:rPr>
+            <w:rFonts w:ascii="Arial" w:hAnsi="Arial" w:cs="Arial"/>
+          </w:rPr>
+        </w:r>
+        <w:r>
+          <w:rPr>
+            <w:rFonts w:ascii="Arial" w:hAnsi="Arial" w:cs="Arial"/>
+          </w:rPr>
+          <w:fldChar w:fldCharType="separate"/>
+        </w:r>
+        <w:r>
+          <w:rPr>
+            <w:rStyle w:val="Hyperlink"/>
+            <w:rFonts w:ascii="Arial" w:hAnsi="Arial" w:cs="Arial"/>
+          </w:rPr>
+          <w:t>smithvid@msu.edu</w:t>
+        </w:r>
+        <w:r>
+          <w:rPr>
+            <w:rFonts w:ascii="Arial" w:hAnsi="Arial" w:cs="Arial"/>
+          </w:rPr>
+          <w:fldChar w:fldCharType="end"/>
+        </w:r>
+      </w:ins>
+    </w:p>
+    <w:p>
+      <w:pPr>
         <w:rPr>
           <w:rFonts w:ascii="Arial" w:hAnsi="Arial" w:cs="Arial"/>
           <w:b/>
           <w:bCs/>
         </w:rPr>
-        <w:t xml:space="preserve">Corresponding Author: </w:t>
-      </w:r>
-      <w:r>
-        <w:rPr>
-          <w:rFonts w:ascii="Arial" w:hAnsi="Arial" w:cs="Arial"/>
-        </w:rPr>
-        <w:t>In Comp Bio, corresponding authors is automatically submitting author – should probably be Grace</w:t>
-      </w:r>
+      </w:pPr>
+      <w:ins w:id="46" w:author="Smith Vidaurre, Grace" w:date="2025-05-22T13:12:00Z" w16du:dateUtc="2025-05-22T17:12:00Z">
+        <w:r>
+          <w:rPr>
+            <w:rFonts w:ascii="Arial" w:hAnsi="Arial" w:cs="Arial"/>
+          </w:rPr>
+          <w:t xml:space="preserve">ORCID: </w:t>
+        </w:r>
+        <w:r>
+          <w:rPr>
+            <w:rFonts w:ascii="Arial" w:hAnsi="Arial" w:cs="Arial"/>
+          </w:rPr>
+          <w:t>0000-0002-0155-8159</w:t>
+        </w:r>
+      </w:ins>
     </w:p>
     <w:p>
       <w:pPr>
@@ -735,7 +1142,7 @@
           <w:rFonts w:ascii="Arial" w:hAnsi="Arial" w:cs="Arial"/>
         </w:rPr>
       </w:pPr>
-      <w:commentRangeStart w:id="4"/>
+      <w:commentRangeStart w:id="47"/>
       <w:r>
         <w:rPr>
           <w:rFonts w:ascii="Arial" w:hAnsi="Arial" w:cs="Arial"/>
@@ -744,12 +1151,12 @@
         </w:rPr>
         <w:t>Target Journal</w:t>
       </w:r>
-      <w:commentRangeEnd w:id="4"/>
+      <w:commentRangeEnd w:id="47"/>
       <w:r>
         <w:rPr>
           <w:rStyle w:val="CommentReference"/>
         </w:rPr>
-        <w:commentReference w:id="4"/>
+        <w:commentReference w:id="47"/>
       </w:r>
       <w:r>
         <w:rPr>
@@ -813,7 +1220,7 @@
           <w:rFonts w:ascii="Arial" w:hAnsi="Arial" w:cs="Arial"/>
         </w:rPr>
       </w:pPr>
-      <w:commentRangeStart w:id="5"/>
+      <w:commentRangeStart w:id="48"/>
       <w:r>
         <w:rPr>
           <w:rFonts w:ascii="Arial" w:hAnsi="Arial" w:cs="Arial"/>
@@ -830,12 +1237,12 @@
         </w:rPr>
         <w:t>uthor Contributions</w:t>
       </w:r>
-      <w:commentRangeEnd w:id="5"/>
+      <w:commentRangeEnd w:id="48"/>
       <w:r>
         <w:rPr>
           <w:rStyle w:val="CommentReference"/>
         </w:rPr>
-        <w:commentReference w:id="5"/>
+        <w:commentReference w:id="48"/>
       </w:r>
       <w:r>
         <w:rPr>
@@ -876,6 +1283,14 @@
         </w:rPr>
         <w:t>writing, analysis, figure creation</w:t>
       </w:r>
+      <w:ins w:id="49" w:author="Smith Vidaurre, Grace" w:date="2025-05-22T13:14:00Z" w16du:dateUtc="2025-05-22T17:14:00Z">
+        <w:r>
+          <w:rPr>
+            <w:rFonts w:ascii="Arial" w:hAnsi="Arial" w:cs="Arial"/>
+          </w:rPr>
+          <w:t>, code review</w:t>
+        </w:r>
+      </w:ins>
     </w:p>
     <w:p>
       <w:pPr>
@@ -913,6 +1328,14 @@
         </w:rPr>
         <w:t>writing</w:t>
       </w:r>
+      <w:ins w:id="50" w:author="Smith Vidaurre, Grace" w:date="2025-05-22T13:14:00Z" w16du:dateUtc="2025-05-22T17:14:00Z">
+        <w:r>
+          <w:rPr>
+            <w:rFonts w:ascii="Arial" w:hAnsi="Arial" w:cs="Arial"/>
+          </w:rPr>
+          <w:t>, code review</w:t>
+        </w:r>
+      </w:ins>
     </w:p>
     <w:p>
       <w:pPr>
@@ -993,6 +1416,14 @@
         </w:rPr>
         <w:t>, including package development, bug fixes, documentation, fine-tuning of functions, unit testing</w:t>
       </w:r>
+      <w:ins w:id="51" w:author="Smith Vidaurre, Grace" w:date="2025-05-22T13:14:00Z" w16du:dateUtc="2025-05-22T17:14:00Z">
+        <w:r>
+          <w:rPr>
+            <w:rFonts w:ascii="Arial" w:hAnsi="Arial" w:cs="Arial"/>
+          </w:rPr>
+          <w:t>, code review</w:t>
+        </w:r>
+      </w:ins>
     </w:p>
     <w:p>
       <w:pPr>
@@ -1024,6 +1455,14 @@
         </w:rPr>
         <w:t>, including fine-tuning of function, unit testing, package development, bug fixes, documentation</w:t>
       </w:r>
+      <w:ins w:id="52" w:author="Smith Vidaurre, Grace" w:date="2025-05-22T13:14:00Z" w16du:dateUtc="2025-05-22T17:14:00Z">
+        <w:r>
+          <w:rPr>
+            <w:rFonts w:ascii="Arial" w:hAnsi="Arial" w:cs="Arial"/>
+          </w:rPr>
+          <w:t>, code review</w:t>
+        </w:r>
+      </w:ins>
     </w:p>
     <w:p>
       <w:pPr>
@@ -1047,7 +1486,29 @@
         <w:rPr>
           <w:rFonts w:ascii="Arial" w:hAnsi="Arial" w:cs="Arial"/>
         </w:rPr>
-        <w:t>code consultation,</w:t>
+        <w:t xml:space="preserve">code </w:t>
+      </w:r>
+      <w:del w:id="53" w:author="Smith Vidaurre, Grace" w:date="2025-05-22T13:14:00Z" w16du:dateUtc="2025-05-22T17:14:00Z">
+        <w:r>
+          <w:rPr>
+            <w:rFonts w:ascii="Arial" w:hAnsi="Arial" w:cs="Arial"/>
+          </w:rPr>
+          <w:delText>consultation</w:delText>
+        </w:r>
+      </w:del>
+      <w:ins w:id="54" w:author="Smith Vidaurre, Grace" w:date="2025-05-22T13:14:00Z" w16du:dateUtc="2025-05-22T17:14:00Z">
+        <w:r>
+          <w:rPr>
+            <w:rFonts w:ascii="Arial" w:hAnsi="Arial" w:cs="Arial"/>
+          </w:rPr>
+          <w:t>development</w:t>
+        </w:r>
+      </w:ins>
+      <w:r>
+        <w:rPr>
+          <w:rFonts w:ascii="Arial" w:hAnsi="Arial" w:cs="Arial"/>
+        </w:rPr>
+        <w:t>,</w:t>
       </w:r>
       <w:r>
         <w:rPr>
@@ -1074,6 +1535,14 @@
         </w:rPr>
         <w:t>GSV – idea conception, initial code development, writing, analysis, figure creation</w:t>
       </w:r>
+      <w:ins w:id="55" w:author="Smith Vidaurre, Grace" w:date="2025-05-22T13:14:00Z" w16du:dateUtc="2025-05-22T17:14:00Z">
+        <w:r>
+          <w:rPr>
+            <w:rFonts w:ascii="Arial" w:hAnsi="Arial" w:cs="Arial"/>
+          </w:rPr>
+          <w:t>, code review</w:t>
+        </w:r>
+      </w:ins>
     </w:p>
     <w:p>
       <w:pPr>
@@ -1090,7 +1559,7 @@
           <w:rFonts w:ascii="Arial" w:hAnsi="Arial" w:cs="Arial"/>
         </w:rPr>
       </w:pPr>
-      <w:commentRangeStart w:id="6"/>
+      <w:commentRangeStart w:id="56"/>
       <w:r>
         <w:rPr>
           <w:rFonts w:ascii="Arial" w:hAnsi="Arial" w:cs="Arial"/>
@@ -1099,12 +1568,12 @@
         </w:rPr>
         <w:t>Word Count</w:t>
       </w:r>
-      <w:commentRangeEnd w:id="6"/>
+      <w:commentRangeEnd w:id="56"/>
       <w:r>
         <w:rPr>
           <w:rStyle w:val="CommentReference"/>
         </w:rPr>
-        <w:commentReference w:id="6"/>
+        <w:commentReference w:id="56"/>
       </w:r>
       <w:r>
         <w:rPr>
@@ -1189,19 +1658,19 @@
           <w:rFonts w:ascii="Arial" w:hAnsi="Arial" w:cs="Arial"/>
         </w:rPr>
       </w:pPr>
-      <w:commentRangeStart w:id="7"/>
+      <w:commentRangeStart w:id="57"/>
       <w:r>
         <w:rPr>
           <w:rFonts w:ascii="Arial" w:hAnsi="Arial" w:cs="Arial"/>
         </w:rPr>
         <w:t xml:space="preserve">Author Summary </w:t>
       </w:r>
-      <w:commentRangeEnd w:id="7"/>
+      <w:commentRangeEnd w:id="57"/>
       <w:r>
         <w:rPr>
           <w:rStyle w:val="CommentReference"/>
         </w:rPr>
-        <w:commentReference w:id="7"/>
+        <w:commentReference w:id="57"/>
       </w:r>
       <w:r>
         <w:rPr>
@@ -1253,9 +1722,9 @@
           <w:rFonts w:ascii="Arial" w:hAnsi="Arial" w:cs="Arial"/>
         </w:rPr>
       </w:pPr>
-      <w:commentRangeStart w:id="8"/>
-      <w:commentRangeStart w:id="9"/>
-      <w:commentRangeStart w:id="10"/>
+      <w:commentRangeStart w:id="58"/>
+      <w:commentRangeStart w:id="59"/>
+      <w:commentRangeStart w:id="60"/>
       <w:r>
         <w:rPr>
           <w:rFonts w:ascii="Arial" w:hAnsi="Arial" w:cs="Arial"/>
@@ -1264,26 +1733,26 @@
         <w:lastRenderedPageBreak/>
         <w:t>Introduction</w:t>
       </w:r>
-      <w:commentRangeEnd w:id="8"/>
+      <w:commentRangeEnd w:id="58"/>
       <w:r>
         <w:rPr>
           <w:rStyle w:val="CommentReference"/>
         </w:rPr>
-        <w:commentReference w:id="8"/>
-      </w:r>
-      <w:commentRangeEnd w:id="9"/>
+        <w:commentReference w:id="58"/>
+      </w:r>
+      <w:commentRangeEnd w:id="59"/>
       <w:r>
         <w:rPr>
           <w:rStyle w:val="CommentReference"/>
         </w:rPr>
-        <w:commentReference w:id="9"/>
-      </w:r>
-      <w:commentRangeEnd w:id="10"/>
+        <w:commentReference w:id="59"/>
+      </w:r>
+      <w:commentRangeEnd w:id="60"/>
       <w:r>
         <w:rPr>
           <w:rStyle w:val="CommentReference"/>
         </w:rPr>
-        <w:commentReference w:id="10"/>
+        <w:commentReference w:id="60"/>
       </w:r>
       <w:r>
         <w:rPr>
@@ -1297,44 +1766,598 @@
         <w:spacing w:line="480" w:lineRule="auto"/>
         <w:ind w:firstLine="720"/>
         <w:rPr>
-          <w:rFonts w:ascii="Arial" w:hAnsi="Arial" w:cs="Arial"/>
-        </w:rPr>
-      </w:pPr>
-      <w:r>
-        <w:rPr>
-          <w:rFonts w:ascii="Arial" w:hAnsi="Arial" w:cs="Arial"/>
-        </w:rPr>
-        <w:t xml:space="preserve">Vocal learning </w:t>
-      </w:r>
-      <w:r>
-        <w:rPr>
-          <w:rFonts w:ascii="Arial" w:hAnsi="Arial" w:cs="Arial"/>
-        </w:rPr>
-        <w:t>can</w:t>
-      </w:r>
+          <w:ins w:id="61" w:author="Smith Vidaurre, Grace" w:date="2025-05-22T14:08:00Z" w16du:dateUtc="2025-05-22T18:08:00Z"/>
+          <w:rFonts w:ascii="Arial" w:hAnsi="Arial" w:cs="Arial"/>
+        </w:rPr>
+      </w:pPr>
+      <w:ins w:id="62" w:author="Smith Vidaurre, Grace" w:date="2025-05-22T14:00:00Z" w16du:dateUtc="2025-05-22T18:00:00Z">
+        <w:r>
+          <w:rPr>
+            <w:rFonts w:ascii="Arial" w:hAnsi="Arial" w:cs="Arial"/>
+          </w:rPr>
+          <w:t>Flexible information encoding by v</w:t>
+        </w:r>
+      </w:ins>
+      <w:del w:id="63" w:author="Smith Vidaurre, Grace" w:date="2025-05-22T14:00:00Z" w16du:dateUtc="2025-05-22T18:00:00Z">
+        <w:r>
+          <w:rPr>
+            <w:rFonts w:ascii="Arial" w:hAnsi="Arial" w:cs="Arial"/>
+          </w:rPr>
+          <w:delText>V</w:delText>
+        </w:r>
+      </w:del>
+      <w:r>
+        <w:rPr>
+          <w:rFonts w:ascii="Arial" w:hAnsi="Arial" w:cs="Arial"/>
+        </w:rPr>
+        <w:t xml:space="preserve">ocal </w:t>
+      </w:r>
+      <w:ins w:id="64" w:author="Smith Vidaurre, Grace" w:date="2025-05-22T13:47:00Z" w16du:dateUtc="2025-05-22T17:47:00Z">
+        <w:r>
+          <w:rPr>
+            <w:rFonts w:ascii="Arial" w:hAnsi="Arial" w:cs="Arial"/>
+          </w:rPr>
+          <w:t xml:space="preserve">production </w:t>
+        </w:r>
+      </w:ins>
+      <w:r>
+        <w:rPr>
+          <w:rFonts w:ascii="Arial" w:hAnsi="Arial" w:cs="Arial"/>
+        </w:rPr>
+        <w:t xml:space="preserve">learning </w:t>
+      </w:r>
+      <w:del w:id="65" w:author="Smith Vidaurre, Grace" w:date="2025-05-22T13:47:00Z" w16du:dateUtc="2025-05-22T17:47:00Z">
+        <w:r>
+          <w:rPr>
+            <w:rFonts w:ascii="Arial" w:hAnsi="Arial" w:cs="Arial"/>
+          </w:rPr>
+          <w:delText>can</w:delText>
+        </w:r>
+        <w:r>
+          <w:rPr>
+            <w:rFonts w:ascii="Arial" w:hAnsi="Arial" w:cs="Arial"/>
+          </w:rPr>
+          <w:delText xml:space="preserve"> </w:delText>
+        </w:r>
+      </w:del>
+      <w:ins w:id="66" w:author="Smith Vidaurre, Grace" w:date="2025-05-22T13:47:00Z" w16du:dateUtc="2025-05-22T17:47:00Z">
+        <w:r>
+          <w:rPr>
+            <w:rFonts w:ascii="Arial" w:hAnsi="Arial" w:cs="Arial"/>
+          </w:rPr>
+          <w:t xml:space="preserve">may </w:t>
+        </w:r>
+      </w:ins>
+      <w:r>
+        <w:rPr>
+          <w:rFonts w:ascii="Arial" w:hAnsi="Arial" w:cs="Arial"/>
+        </w:rPr>
+        <w:t xml:space="preserve">be </w:t>
+      </w:r>
+      <w:r>
+        <w:rPr>
+          <w:rFonts w:ascii="Arial" w:hAnsi="Arial" w:cs="Arial"/>
+        </w:rPr>
+        <w:t xml:space="preserve">a solution to navigate complex social environments </w:t>
+      </w:r>
+      <w:r>
+        <w:rPr>
+          <w:rFonts w:ascii="Arial" w:hAnsi="Arial" w:cs="Arial"/>
+        </w:rPr>
+        <w:t xml:space="preserve">when tracking social affiliates is important for reproduction and survival </w:t>
+      </w:r>
+      <w:r>
+        <w:rPr>
+          <w:rFonts w:ascii="Arial" w:hAnsi="Arial" w:cs="Arial"/>
+        </w:rPr>
+        <w:fldChar w:fldCharType="begin"/>
+      </w:r>
+      <w:r>
+        <w:rPr>
+          <w:rFonts w:ascii="Arial" w:hAnsi="Arial" w:cs="Arial"/>
+        </w:rPr>
+        <w:instrText xml:space="preserve"> ADDIN ZOTERO_ITEM CSL_CITATION {"citationID":"QDLeyOnC","properties":{"formattedCitation":"(1\\uc0\\u8211{}3)","plainCitation":"(1–3)","noteIndex":0},"citationItems":[{"id":510,"uris":["http://zotero.org/groups/5786507/items/52VSTK8F"],"itemData":{"id":510,"type":"article-journal","abstract":"The capacity to learn novel vocalizations has evolved convergently in a wide range of species. Courtship songs of male birds or whales are often treated as prototypical examples, implying a sexually selected context for the evolution of this ability. However, functions of learned vocalizations in different species are far more diverse than courtship, spanning a range of socio-positive contexts from individual identification, social cohesion, or advertising pair bonds, as well as agonistic contexts such as territorial defence, deceptive alarm calling or luring prey. Here, we survey the diverse usages and proposed functions of learned novel signals, to build a framework for considering the evolution of vocal learning capacities that extends beyond sexual selection. For each function that can be identified for learned signals, we provide examples of species using unlearned signals to accomplish the same goals. We use such comparisons to generate hypotheses concerning when vocal learning is adaptive, given a particular suite of socio-ecological traits. Finally, we identify areas of uncertainty where improved understanding would allow us to better test these hypotheses. Considering the broad range of potential functions of vocal learning will yield a richer appreciation of its evolution than a narrow focus on a few prototypical species.\nThis article is part of the theme issue ‘Vocal learning in animals and humans’.","container-title":"Philosophical Transactions of the Royal Society B: Biological Sciences","DOI":"10.1098/rstb.2020.0235","issue":"1836","note":"publisher: Royal Society","page":"20200235","source":"royalsocietypublishing.org (Atypon)","title":"The many functions of vocal learning","volume":"376","author":[{"family":"Carouso-Peck","given":"Samantha"},{"family":"Goldstein","given":"Michael H."},{"family":"Fitch","given":"W. Tecumseh"}],"issued":{"date-parts":[["2021",9,6]]}}},{"id":514,"uris":["http://zotero.org/groups/5786507/items/V3B289AB"],"itemData":{"id":514,"type":"article-journal","abstract":"Vocal learning, in which animals modify their vocalizations to imitate those of others, has evolved independently in scattered lineages of birds and mammals. Comparative evidence supports two hypotheses for the selective advantages leading to the origin of vocal learning. The sexual selection hypothesis proposes that vocal learning evolves to allow expansion of vocal repertoires in response to mating preferences for more complex vocalizations. The information-sharing hypothesis also proposes that vocal learning evolves to allow expansion of vocal repertoires, but in this case in response to kin selection favoring sharing of information among relatives.","collection-title":"SI: Communication and language","container-title":"Current Opinion in Neurobiology","DOI":"10.1016/j.conb.2014.06.007","ISSN":"0959-4388","journalAbbreviation":"Current Opinion in Neurobiology","page":"48-53","source":"ScienceDirect","title":"The evolution of vocal learning","volume":"28","author":[{"family":"Nowicki","given":"Stephen"},{"family":"Searcy","given":"William A"}],"issued":{"date-parts":[["2014",10,1]]}}},{"id":516,"uris":["http://zotero.org/groups/5786507/items/UDE4QNQH"],"itemData":{"id":516,"type":"article-journal","abstract":"Learned song is among the best-studied models of animal communication. In oscine songbirds, where learned song is most prevalent, it is used primarily for intrasexual selection and mate attraction. Learning of a different class of vocal signals, known as contact calls, is found in a diverse array of species, where they are used to mediate social interactions among individuals. We argue that call learning provides a taxonomically rich system for studying testable hypotheses for the evolutionary origins of vocal learning. We describe and critically evaluate four nonmutually exclusive hypotheses for the origin and current function of vocal learning of calls, which propose that call learning (1) improves auditory detection and recognition, (2) signals local knowledge, (3) signals group membership, or (4) allows for the encoding of more complex social information. We propose approaches to testing these four hypotheses but emphasize that all of them share the idea that social living, not sexual selection, is a central driver of vocal learning. Finally, we identify future areas for research on call learning that could provide new perspectives on the origins and mechanisms of vocal learning in both animals and humans.","container-title":"Animal Behaviour","DOI":"10.1016/j.anbehav.2016.07.031","ISSN":"0003-3472","journalAbbreviation":"Animal Behaviour","page":"163-172","source":"ScienceDirect","title":"Social calls provide novel insights into the evolution of vocal learning","volume":"120","author":[{"family":"Sewall","given":"Kendra B."},{"family":"Young","given":"Anna M."},{"family":"Wright","given":"Timothy F."}],"issued":{"date-parts":[["2016",10,1]]}}}],"schema":"https://github.com/citation-style-language/schema/raw/master/csl-citation.json"} </w:instrText>
+      </w:r>
+      <w:r>
+        <w:rPr>
+          <w:rFonts w:ascii="Arial" w:hAnsi="Arial" w:cs="Arial"/>
+        </w:rPr>
+        <w:fldChar w:fldCharType="separate"/>
+      </w:r>
+      <w:r>
+        <w:rPr>
+          <w:rFonts w:ascii="Arial" w:hAnsi="Arial" w:cs="Arial"/>
+          <w:kern w:val="0"/>
+        </w:rPr>
+        <w:t>(1–3)</w:t>
+      </w:r>
+      <w:r>
+        <w:rPr>
+          <w:rFonts w:ascii="Arial" w:hAnsi="Arial" w:cs="Arial"/>
+        </w:rPr>
+        <w:fldChar w:fldCharType="end"/>
+      </w:r>
+      <w:r>
+        <w:rPr>
+          <w:rFonts w:ascii="Arial" w:hAnsi="Arial" w:cs="Arial"/>
+        </w:rPr>
+        <w:t xml:space="preserve">. </w:t>
+      </w:r>
+      <w:ins w:id="67" w:author="Smith Vidaurre, Grace" w:date="2025-05-22T13:49:00Z" w16du:dateUtc="2025-05-22T17:49:00Z">
+        <w:r>
+          <w:rPr>
+            <w:rFonts w:ascii="Arial" w:hAnsi="Arial" w:cs="Arial"/>
+          </w:rPr>
+          <w:t xml:space="preserve">Species capable of vocal learning </w:t>
+        </w:r>
+      </w:ins>
+      <w:del w:id="68" w:author="Smith Vidaurre, Grace" w:date="2025-05-22T13:53:00Z" w16du:dateUtc="2025-05-22T17:53:00Z">
+        <w:r>
+          <w:rPr>
+            <w:rFonts w:ascii="Arial" w:hAnsi="Arial" w:cs="Arial"/>
+          </w:rPr>
+          <w:delText xml:space="preserve">Vocal learning </w:delText>
+        </w:r>
+      </w:del>
+      <w:del w:id="69" w:author="Smith Vidaurre, Grace" w:date="2025-05-22T13:51:00Z" w16du:dateUtc="2025-05-22T17:51:00Z">
+        <w:r>
+          <w:rPr>
+            <w:rFonts w:ascii="Arial" w:hAnsi="Arial" w:cs="Arial"/>
+          </w:rPr>
+          <w:delText>can be used for the</w:delText>
+        </w:r>
+        <w:r>
+          <w:rPr>
+            <w:rFonts w:ascii="Arial" w:hAnsi="Arial" w:cs="Arial"/>
+          </w:rPr>
+          <w:delText xml:space="preserve"> flexible encoding of </w:delText>
+        </w:r>
+        <w:r>
+          <w:rPr>
+            <w:rFonts w:ascii="Arial" w:hAnsi="Arial" w:cs="Arial"/>
+          </w:rPr>
+          <w:delText xml:space="preserve">social or contextual information in </w:delText>
+        </w:r>
+        <w:r>
+          <w:rPr>
+            <w:rFonts w:ascii="Arial" w:hAnsi="Arial" w:cs="Arial"/>
+          </w:rPr>
+          <w:delText>vocal</w:delText>
+        </w:r>
+        <w:r>
+          <w:rPr>
+            <w:rFonts w:ascii="Arial" w:hAnsi="Arial" w:cs="Arial"/>
+          </w:rPr>
+          <w:delText xml:space="preserve"> signal</w:delText>
+        </w:r>
+        <w:r>
+          <w:rPr>
+            <w:rFonts w:ascii="Arial" w:hAnsi="Arial" w:cs="Arial"/>
+          </w:rPr>
+          <w:delText xml:space="preserve">s </w:delText>
+        </w:r>
+        <w:r>
+          <w:rPr>
+            <w:rFonts w:ascii="Arial" w:hAnsi="Arial" w:cs="Arial"/>
+          </w:rPr>
+          <w:fldChar w:fldCharType="begin"/>
+        </w:r>
+        <w:r>
+          <w:rPr>
+            <w:rFonts w:ascii="Arial" w:hAnsi="Arial" w:cs="Arial"/>
+          </w:rPr>
+          <w:delInstrText xml:space="preserve"> ADDIN ZOTERO_ITEM CSL_CITATION {"citationID":"52ZdWyjM","properties":{"formattedCitation":"(3,4)","plainCitation":"(3,4)","noteIndex":0},"citationItems":[{"id":569,"uris":["http://zotero.org/groups/5786507/items/JNKBUUG2"],"itemData":{"id":569,"type":"article-journal","container-title":"PNAS","issue":"21","page":"8293-8297","title":"Signature whistle shape conveys identity information to bottlenose dolphins","volume":"103","author":[{"family":"Janik","given":"Vincent M."},{"family":"Sayigh","given":"L.S."},{"family":"Wells","given":"R.S."}],"issued":{"date-parts":[["2006"]]}}},{"id":516,"uris":["http://zotero.org/groups/5786507/items/UDE4QNQH"],"itemData":{"id":516,"type":"article-journal","abstract":"Learned song is among the best-studied models of animal communication. In oscine songbirds, where learned song is most prevalent, it is used primarily for intrasexual selection and mate attraction. Learning of a different class of vocal signals, known as contact calls, is found in a diverse array of species, where they are used to mediate social interactions among individuals. We argue that call learning provides a taxonomically rich system for studying testable hypotheses for the evolutionary origins of vocal learning. We describe and critically evaluate four nonmutually exclusive hypotheses for the origin and current function of vocal learning of calls, which propose that call learning (1) improves auditory detection and recognition, (2) signals local knowledge, (3) signals group membership, or (4) allows for the encoding of more complex social information. We propose approaches to testing these four hypotheses but emphasize that all of them share the idea that social living, not sexual selection, is a central driver of vocal learning. Finally, we identify future areas for research on call learning that could provide new perspectives on the origins and mechanisms of vocal learning in both animals and humans.","container-title":"Animal Behaviour","DOI":"10.1016/j.anbehav.2016.07.031","ISSN":"0003-3472","journalAbbreviation":"Animal Behaviour","page":"163-172","source":"ScienceDirect","title":"Social calls provide novel insights into the evolution of vocal learning","volume":"120","author":[{"family":"Sewall","given":"Kendra B."},{"family":"Young","given":"Anna M."},{"family":"Wright","given":"Timothy F."}],"issued":{"date-parts":[["2016",10,1]]}}}],"schema":"https://github.com/citation-style-language/schema/raw/master/csl-citation.json"} </w:delInstrText>
+        </w:r>
+        <w:r>
+          <w:rPr>
+            <w:rFonts w:ascii="Arial" w:hAnsi="Arial" w:cs="Arial"/>
+          </w:rPr>
+          <w:fldChar w:fldCharType="separate"/>
+        </w:r>
+        <w:r>
+          <w:rPr>
+            <w:rFonts w:ascii="Arial" w:hAnsi="Arial" w:cs="Arial"/>
+          </w:rPr>
+          <w:delText>(3,4)</w:delText>
+        </w:r>
+        <w:r>
+          <w:rPr>
+            <w:rFonts w:ascii="Arial" w:hAnsi="Arial" w:cs="Arial"/>
+          </w:rPr>
+          <w:fldChar w:fldCharType="end"/>
+        </w:r>
+        <w:r>
+          <w:rPr>
+            <w:rFonts w:ascii="Arial" w:hAnsi="Arial" w:cs="Arial"/>
+          </w:rPr>
+          <w:delText>(</w:delText>
+        </w:r>
+        <w:commentRangeStart w:id="70"/>
+        <w:r>
+          <w:rPr>
+            <w:rFonts w:ascii="Arial" w:hAnsi="Arial" w:cs="Arial"/>
+          </w:rPr>
+          <w:delText>CITE</w:delText>
+        </w:r>
+        <w:commentRangeEnd w:id="70"/>
+        <w:r>
+          <w:rPr>
+            <w:rStyle w:val="CommentReference"/>
+          </w:rPr>
+          <w:commentReference w:id="70"/>
+        </w:r>
+        <w:r>
+          <w:rPr>
+            <w:rFonts w:ascii="Arial" w:hAnsi="Arial" w:cs="Arial"/>
+          </w:rPr>
+          <w:delText>)</w:delText>
+        </w:r>
+        <w:r>
+          <w:rPr>
+            <w:rFonts w:ascii="Arial" w:hAnsi="Arial" w:cs="Arial"/>
+          </w:rPr>
+          <w:delText xml:space="preserve"> </w:delText>
+        </w:r>
+      </w:del>
+      <w:del w:id="71" w:author="Smith Vidaurre, Grace" w:date="2025-05-22T13:48:00Z" w16du:dateUtc="2025-05-22T17:48:00Z">
+        <w:r>
+          <w:rPr>
+            <w:rFonts w:ascii="Arial" w:hAnsi="Arial" w:cs="Arial"/>
+          </w:rPr>
+          <w:delText>and</w:delText>
+        </w:r>
+        <w:r>
+          <w:rPr>
+            <w:rFonts w:ascii="Arial" w:hAnsi="Arial" w:cs="Arial"/>
+          </w:rPr>
+          <w:delText>/or</w:delText>
+        </w:r>
+        <w:r>
+          <w:rPr>
+            <w:rFonts w:ascii="Arial" w:hAnsi="Arial" w:cs="Arial"/>
+          </w:rPr>
+          <w:delText xml:space="preserve"> </w:delText>
+        </w:r>
+        <w:r>
+          <w:rPr>
+            <w:rFonts w:ascii="Arial" w:hAnsi="Arial" w:cs="Arial"/>
+          </w:rPr>
+          <w:delText>to</w:delText>
+        </w:r>
+      </w:del>
+      <w:del w:id="72" w:author="Smith Vidaurre, Grace" w:date="2025-05-22T13:51:00Z" w16du:dateUtc="2025-05-22T17:51:00Z">
+        <w:r>
+          <w:rPr>
+            <w:rFonts w:ascii="Arial" w:hAnsi="Arial" w:cs="Arial"/>
+          </w:rPr>
+          <w:delText xml:space="preserve"> </w:delText>
+        </w:r>
+        <w:r>
+          <w:rPr>
+            <w:rFonts w:ascii="Arial" w:hAnsi="Arial" w:cs="Arial"/>
+          </w:rPr>
+          <w:delText>facilitate recognition</w:delText>
+        </w:r>
+        <w:r>
+          <w:rPr>
+            <w:rFonts w:ascii="Arial" w:hAnsi="Arial" w:cs="Arial"/>
+          </w:rPr>
+          <w:delText xml:space="preserve"> of unique individuals and familiar conspecifics</w:delText>
+        </w:r>
+        <w:r>
+          <w:rPr>
+            <w:rFonts w:ascii="Arial" w:hAnsi="Arial" w:cs="Arial"/>
+          </w:rPr>
+          <w:delText xml:space="preserve"> </w:delText>
+        </w:r>
+        <w:r>
+          <w:rPr>
+            <w:rFonts w:ascii="Arial" w:hAnsi="Arial" w:cs="Arial"/>
+          </w:rPr>
+          <w:fldChar w:fldCharType="begin"/>
+        </w:r>
+        <w:r>
+          <w:rPr>
+            <w:rFonts w:ascii="Arial" w:hAnsi="Arial" w:cs="Arial"/>
+          </w:rPr>
+          <w:delInstrText xml:space="preserve"> ADDIN ZOTERO_ITEM CSL_CITATION {"citationID":"brTOJFXA","properties":{"formattedCitation":"(5)","plainCitation":"(5)","noteIndex":0},"citationItems":[{"id":572,"uris":["http://zotero.org/groups/5786507/items/GFB74DY6"],"itemData":{"id":572,"type":"article-journal","abstract":"While studies have demonstrated concept formation in animals, only humans are known to label concepts to use them in mental simulations or predictions. To investigate whether other animals use labels comparably, we studied cross-modal, individual recognition in bottlenose dolphins (Tursiops truncatus) that use signature whistles as labels for conspecifics in their own communication. First, we tested whether dolphins could use gustatory stimuli and found that they could distinguish between water and urine samples, as well as between urine from familiar and unfamiliar individuals. Then, we paired playbacks of signature whistles of known animals with urine samples from either the same dolphin or a different, familiar animal. Dolphins investigated the presentation area longer when the acoustic and gustatory sample matched than when they mismatched. This demonstrates that dolphins recognize other individuals by gustation alone and can integrate information from acoustic and taste inputs indicating a modality independent, labeled concept for known conspecifics.","container-title":"Science Advances","DOI":"10.1126/sciadv.abm7684","issue":"20","note":"publisher: American Association for the Advancement of Science","page":"eabm7684","source":"science.org (Atypon)","title":"Cross-modal perception of identity by sound and taste in bottlenose dolphins","volume":"8","author":[{"family":"Bruck","given":"Jason N."},{"family":"Walmsley","given":"Sam F."},{"family":"Janik","given":"Vincent M."}],"issued":{"date-parts":[["2022",5,18]]}}}],"schema":"https://github.com/citation-style-language/schema/raw/master/csl-citation.json"} </w:delInstrText>
+        </w:r>
+        <w:r>
+          <w:rPr>
+            <w:rFonts w:ascii="Arial" w:hAnsi="Arial" w:cs="Arial"/>
+          </w:rPr>
+          <w:fldChar w:fldCharType="separate"/>
+        </w:r>
+        <w:r>
+          <w:rPr>
+            <w:rFonts w:ascii="Arial" w:hAnsi="Arial" w:cs="Arial"/>
+          </w:rPr>
+          <w:delText>(5)</w:delText>
+        </w:r>
+        <w:r>
+          <w:rPr>
+            <w:rFonts w:ascii="Arial" w:hAnsi="Arial" w:cs="Arial"/>
+          </w:rPr>
+          <w:fldChar w:fldCharType="end"/>
+        </w:r>
+        <w:r>
+          <w:rPr>
+            <w:rFonts w:ascii="Arial" w:hAnsi="Arial" w:cs="Arial"/>
+          </w:rPr>
+          <w:delText xml:space="preserve">. </w:delText>
+        </w:r>
+      </w:del>
+      <w:del w:id="73" w:author="Smith Vidaurre, Grace" w:date="2025-05-22T14:01:00Z" w16du:dateUtc="2025-05-22T18:01:00Z">
+        <w:r>
+          <w:rPr>
+            <w:rFonts w:ascii="Arial" w:hAnsi="Arial" w:cs="Arial"/>
+          </w:rPr>
+          <w:delText>For instance, i</w:delText>
+        </w:r>
+        <w:r>
+          <w:rPr>
+            <w:rFonts w:ascii="Arial" w:hAnsi="Arial" w:cs="Arial"/>
+          </w:rPr>
+          <w:delText xml:space="preserve">ndividuals </w:delText>
+        </w:r>
+      </w:del>
+      <w:r>
+        <w:rPr>
+          <w:rFonts w:ascii="Arial" w:hAnsi="Arial" w:cs="Arial"/>
+        </w:rPr>
+        <w:t xml:space="preserve">can encode </w:t>
+      </w:r>
+      <w:del w:id="74" w:author="Smith Vidaurre, Grace" w:date="2025-05-22T14:02:00Z" w16du:dateUtc="2025-05-22T18:02:00Z">
+        <w:r>
+          <w:rPr>
+            <w:rFonts w:ascii="Arial" w:hAnsi="Arial" w:cs="Arial"/>
+          </w:rPr>
+          <w:delText>individual identity information</w:delText>
+        </w:r>
+        <w:r>
+          <w:rPr>
+            <w:rFonts w:ascii="Arial" w:hAnsi="Arial" w:cs="Arial"/>
+          </w:rPr>
+          <w:delText xml:space="preserve"> and/or</w:delText>
+        </w:r>
+        <w:r>
+          <w:rPr>
+            <w:rFonts w:ascii="Arial" w:hAnsi="Arial" w:cs="Arial"/>
+          </w:rPr>
+          <w:delText xml:space="preserve"> </w:delText>
+        </w:r>
+      </w:del>
+      <w:r>
+        <w:rPr>
+          <w:rFonts w:ascii="Arial" w:hAnsi="Arial" w:cs="Arial"/>
+        </w:rPr>
+        <w:t>grou</w:t>
+      </w:r>
+      <w:ins w:id="75" w:author="Smith Vidaurre, Grace" w:date="2025-05-22T14:02:00Z" w16du:dateUtc="2025-05-22T18:02:00Z">
+        <w:r>
+          <w:rPr>
+            <w:rFonts w:ascii="Arial" w:hAnsi="Arial" w:cs="Arial"/>
+          </w:rPr>
+          <w:t>p</w:t>
+        </w:r>
+      </w:ins>
+      <w:del w:id="76" w:author="Smith Vidaurre, Grace" w:date="2025-05-22T14:02:00Z" w16du:dateUtc="2025-05-22T18:02:00Z">
+        <w:r>
+          <w:rPr>
+            <w:rFonts w:ascii="Arial" w:hAnsi="Arial" w:cs="Arial"/>
+          </w:rPr>
+          <w:delText>p-level</w:delText>
+        </w:r>
+      </w:del>
       <w:r>
         <w:rPr>
           <w:rFonts w:ascii="Arial" w:hAnsi="Arial" w:cs="Arial"/>
         </w:rPr>
         <w:t xml:space="preserve"> </w:t>
       </w:r>
-      <w:r>
-        <w:rPr>
-          <w:rFonts w:ascii="Arial" w:hAnsi="Arial" w:cs="Arial"/>
-        </w:rPr>
-        <w:t xml:space="preserve">be </w:t>
-      </w:r>
-      <w:r>
-        <w:rPr>
-          <w:rFonts w:ascii="Arial" w:hAnsi="Arial" w:cs="Arial"/>
-        </w:rPr>
-        <w:t xml:space="preserve">a solution to navigate complex social environments </w:t>
-      </w:r>
-      <w:r>
-        <w:rPr>
-          <w:rFonts w:ascii="Arial" w:hAnsi="Arial" w:cs="Arial"/>
-        </w:rPr>
-        <w:t xml:space="preserve">when tracking social affiliates is important for reproduction and survival </w:t>
+      <w:ins w:id="77" w:author="Smith Vidaurre, Grace" w:date="2025-05-22T14:02:00Z" w16du:dateUtc="2025-05-22T18:02:00Z">
+        <w:r>
+          <w:rPr>
+            <w:rFonts w:ascii="Arial" w:hAnsi="Arial" w:cs="Arial"/>
+          </w:rPr>
+          <w:t xml:space="preserve">or individual-level </w:t>
+        </w:r>
+      </w:ins>
+      <w:r>
+        <w:rPr>
+          <w:rFonts w:ascii="Arial" w:hAnsi="Arial" w:cs="Arial"/>
+        </w:rPr>
+        <w:t xml:space="preserve">information </w:t>
+      </w:r>
+      <w:r>
+        <w:rPr>
+          <w:rFonts w:ascii="Arial" w:hAnsi="Arial" w:cs="Arial"/>
+        </w:rPr>
+        <w:t xml:space="preserve">in learned vocalizations </w:t>
+      </w:r>
+      <w:ins w:id="78" w:author="Smith Vidaurre, Grace" w:date="2025-05-22T13:54:00Z" w16du:dateUtc="2025-05-22T17:54:00Z">
+        <w:r>
+          <w:rPr>
+            <w:rFonts w:ascii="Arial" w:hAnsi="Arial" w:cs="Arial"/>
+          </w:rPr>
+          <w:t>by</w:t>
+        </w:r>
+      </w:ins>
+      <w:del w:id="79" w:author="Smith Vidaurre, Grace" w:date="2025-05-22T13:54:00Z" w16du:dateUtc="2025-05-22T17:54:00Z">
+        <w:r>
+          <w:rPr>
+            <w:rFonts w:ascii="Arial" w:hAnsi="Arial" w:cs="Arial"/>
+          </w:rPr>
+          <w:delText>via</w:delText>
+        </w:r>
+      </w:del>
+      <w:r>
+        <w:rPr>
+          <w:rFonts w:ascii="Arial" w:hAnsi="Arial" w:cs="Arial"/>
+        </w:rPr>
+        <w:t xml:space="preserve"> </w:t>
+      </w:r>
+      <w:ins w:id="80" w:author="Smith Vidaurre, Grace" w:date="2025-05-22T13:54:00Z" w16du:dateUtc="2025-05-22T17:54:00Z">
+        <w:r>
+          <w:rPr>
+            <w:rFonts w:ascii="Arial" w:hAnsi="Arial" w:cs="Arial"/>
+          </w:rPr>
+          <w:t>converging on</w:t>
+        </w:r>
+      </w:ins>
+      <w:del w:id="81" w:author="Smith Vidaurre, Grace" w:date="2025-05-22T13:54:00Z" w16du:dateUtc="2025-05-22T17:54:00Z">
+        <w:r>
+          <w:rPr>
+            <w:rFonts w:ascii="Arial" w:hAnsi="Arial" w:cs="Arial"/>
+          </w:rPr>
+          <w:delText>vocal</w:delText>
+        </w:r>
+      </w:del>
+      <w:r>
+        <w:rPr>
+          <w:rFonts w:ascii="Arial" w:hAnsi="Arial" w:cs="Arial"/>
+        </w:rPr>
+        <w:t xml:space="preserve"> </w:t>
+      </w:r>
+      <w:ins w:id="82" w:author="Smith Vidaurre, Grace" w:date="2025-05-22T14:01:00Z" w16du:dateUtc="2025-05-22T18:01:00Z">
+        <w:r>
+          <w:rPr>
+            <w:rFonts w:ascii="Arial" w:hAnsi="Arial" w:cs="Arial"/>
+          </w:rPr>
+          <w:t xml:space="preserve">vocal structures </w:t>
+        </w:r>
+      </w:ins>
+      <w:ins w:id="83" w:author="Smith Vidaurre, Grace" w:date="2025-05-22T13:54:00Z" w16du:dateUtc="2025-05-22T17:54:00Z">
+        <w:r>
+          <w:rPr>
+            <w:rFonts w:ascii="Arial" w:hAnsi="Arial" w:cs="Arial"/>
+          </w:rPr>
+          <w:t xml:space="preserve">shared </w:t>
+        </w:r>
+      </w:ins>
+      <w:del w:id="84" w:author="Smith Vidaurre, Grace" w:date="2025-05-22T13:54:00Z" w16du:dateUtc="2025-05-22T17:54:00Z">
+        <w:r>
+          <w:rPr>
+            <w:rFonts w:ascii="Arial" w:hAnsi="Arial" w:cs="Arial"/>
+          </w:rPr>
+          <w:delText>convergence or divergence from</w:delText>
+        </w:r>
+      </w:del>
+      <w:ins w:id="85" w:author="Smith Vidaurre, Grace" w:date="2025-05-22T13:54:00Z" w16du:dateUtc="2025-05-22T17:54:00Z">
+        <w:r>
+          <w:rPr>
+            <w:rFonts w:ascii="Arial" w:hAnsi="Arial" w:cs="Arial"/>
+          </w:rPr>
+          <w:t>with</w:t>
+        </w:r>
+      </w:ins>
+      <w:r>
+        <w:rPr>
+          <w:rFonts w:ascii="Arial" w:hAnsi="Arial" w:cs="Arial"/>
+        </w:rPr>
+        <w:t xml:space="preserve"> social affiliates</w:t>
+      </w:r>
+      <w:ins w:id="86" w:author="Smith Vidaurre, Grace" w:date="2025-05-22T13:54:00Z" w16du:dateUtc="2025-05-22T17:54:00Z">
+        <w:r>
+          <w:rPr>
+            <w:rFonts w:ascii="Arial" w:hAnsi="Arial" w:cs="Arial"/>
+          </w:rPr>
+          <w:t xml:space="preserve">, or by </w:t>
+        </w:r>
+      </w:ins>
+      <w:ins w:id="87" w:author="Smith Vidaurre, Grace" w:date="2025-05-22T14:01:00Z" w16du:dateUtc="2025-05-22T18:01:00Z">
+        <w:r>
+          <w:rPr>
+            <w:rFonts w:ascii="Arial" w:hAnsi="Arial" w:cs="Arial"/>
+          </w:rPr>
+          <w:t>producing</w:t>
+        </w:r>
+      </w:ins>
+      <w:ins w:id="88" w:author="Smith Vidaurre, Grace" w:date="2025-05-22T13:54:00Z" w16du:dateUtc="2025-05-22T17:54:00Z">
+        <w:r>
+          <w:rPr>
+            <w:rFonts w:ascii="Arial" w:hAnsi="Arial" w:cs="Arial"/>
+          </w:rPr>
+          <w:t xml:space="preserve"> </w:t>
+        </w:r>
+      </w:ins>
+      <w:ins w:id="89" w:author="Smith Vidaurre, Grace" w:date="2025-05-22T14:02:00Z" w16du:dateUtc="2025-05-22T18:02:00Z">
+        <w:r>
+          <w:rPr>
+            <w:rFonts w:ascii="Arial" w:hAnsi="Arial" w:cs="Arial"/>
+          </w:rPr>
+          <w:t xml:space="preserve">vocalizations that are </w:t>
+        </w:r>
+      </w:ins>
+      <w:ins w:id="90" w:author="Smith Vidaurre, Grace" w:date="2025-05-22T13:54:00Z" w16du:dateUtc="2025-05-22T17:54:00Z">
+        <w:r>
+          <w:rPr>
+            <w:rFonts w:ascii="Arial" w:hAnsi="Arial" w:cs="Arial"/>
+          </w:rPr>
+          <w:t xml:space="preserve">individually distinctive </w:t>
+        </w:r>
+      </w:ins>
+      <w:ins w:id="91" w:author="Smith Vidaurre, Grace" w:date="2025-05-22T14:02:00Z" w16du:dateUtc="2025-05-22T18:02:00Z">
+        <w:r>
+          <w:rPr>
+            <w:rFonts w:ascii="Arial" w:hAnsi="Arial" w:cs="Arial"/>
+          </w:rPr>
+          <w:t>within their</w:t>
+        </w:r>
+      </w:ins>
+      <w:ins w:id="92" w:author="Smith Vidaurre, Grace" w:date="2025-05-22T14:01:00Z" w16du:dateUtc="2025-05-22T18:01:00Z">
+        <w:r>
+          <w:rPr>
+            <w:rFonts w:ascii="Arial" w:hAnsi="Arial" w:cs="Arial"/>
+          </w:rPr>
+          <w:t xml:space="preserve"> </w:t>
+        </w:r>
+      </w:ins>
+      <w:ins w:id="93" w:author="Smith Vidaurre, Grace" w:date="2025-05-22T14:02:00Z" w16du:dateUtc="2025-05-22T18:02:00Z">
+        <w:r>
+          <w:rPr>
+            <w:rFonts w:ascii="Arial" w:hAnsi="Arial" w:cs="Arial"/>
+          </w:rPr>
+          <w:t xml:space="preserve">social </w:t>
+        </w:r>
+      </w:ins>
+      <w:ins w:id="94" w:author="Smith Vidaurre, Grace" w:date="2025-05-22T14:01:00Z" w16du:dateUtc="2025-05-22T18:01:00Z">
+        <w:r>
+          <w:rPr>
+            <w:rFonts w:ascii="Arial" w:hAnsi="Arial" w:cs="Arial"/>
+          </w:rPr>
+          <w:t>group</w:t>
+        </w:r>
+      </w:ins>
+      <w:ins w:id="95" w:author="Smith Vidaurre, Grace" w:date="2025-05-22T14:02:00Z" w16du:dateUtc="2025-05-22T18:02:00Z">
+        <w:r>
+          <w:rPr>
+            <w:rFonts w:ascii="Arial" w:hAnsi="Arial" w:cs="Arial"/>
+          </w:rPr>
+          <w:t>(</w:t>
+        </w:r>
+      </w:ins>
+      <w:ins w:id="96" w:author="Smith Vidaurre, Grace" w:date="2025-05-22T14:01:00Z" w16du:dateUtc="2025-05-22T18:01:00Z">
+        <w:r>
+          <w:rPr>
+            <w:rFonts w:ascii="Arial" w:hAnsi="Arial" w:cs="Arial"/>
+          </w:rPr>
+          <w:t>s</w:t>
+        </w:r>
+      </w:ins>
+      <w:ins w:id="97" w:author="Smith Vidaurre, Grace" w:date="2025-05-22T14:02:00Z" w16du:dateUtc="2025-05-22T18:02:00Z">
+        <w:r>
+          <w:rPr>
+            <w:rFonts w:ascii="Arial" w:hAnsi="Arial" w:cs="Arial"/>
+          </w:rPr>
+          <w:t>)</w:t>
+        </w:r>
+      </w:ins>
+      <w:r>
+        <w:rPr>
+          <w:rFonts w:ascii="Arial" w:hAnsi="Arial" w:cs="Arial"/>
+        </w:rPr>
+        <w:t xml:space="preserve"> </w:t>
       </w:r>
       <w:r>
         <w:rPr>
@@ -1346,7 +2369,7 @@
         <w:rPr>
           <w:rFonts w:ascii="Arial" w:hAnsi="Arial" w:cs="Arial"/>
         </w:rPr>
-        <w:instrText xml:space="preserve"> ADDIN ZOTERO_ITEM CSL_CITATION {"citationID":"QDLeyOnC","properties":{"formattedCitation":"(1\\uc0\\u8211{}3)","plainCitation":"(1–3)","noteIndex":0},"citationItems":[{"id":510,"uris":["http://zotero.org/groups/5786507/items/52VSTK8F"],"itemData":{"id":510,"type":"article-journal","abstract":"The capacity to learn novel vocalizations has evolved convergently in a wide range of species. Courtship songs of male birds or whales are often treated as prototypical examples, implying a sexually selected context for the evolution of this ability. However, functions of learned vocalizations in different species are far more diverse than courtship, spanning a range of socio-positive contexts from individual identification, social cohesion, or advertising pair bonds, as well as agonistic contexts such as territorial defence, deceptive alarm calling or luring prey. Here, we survey the diverse usages and proposed functions of learned novel signals, to build a framework for considering the evolution of vocal learning capacities that extends beyond sexual selection. For each function that can be identified for learned signals, we provide examples of species using unlearned signals to accomplish the same goals. We use such comparisons to generate hypotheses concerning when vocal learning is adaptive, given a particular suite of socio-ecological traits. Finally, we identify areas of uncertainty where improved understanding would allow us to better test these hypotheses. Considering the broad range of potential functions of vocal learning will yield a richer appreciation of its evolution than a narrow focus on a few prototypical species.\nThis article is part of the theme issue ‘Vocal learning in animals and humans’.","container-title":"Philosophical Transactions of the Royal Society B: Biological Sciences","DOI":"10.1098/rstb.2020.0235","issue":"1836","note":"publisher: Royal Society","page":"20200235","source":"royalsocietypublishing.org (Atypon)","title":"The many functions of vocal learning","volume":"376","author":[{"family":"Carouso-Peck","given":"Samantha"},{"family":"Goldstein","given":"Michael H."},{"family":"Fitch","given":"W. Tecumseh"}],"issued":{"date-parts":[["2021",9,6]]}}},{"id":514,"uris":["http://zotero.org/groups/5786507/items/V3B289AB"],"itemData":{"id":514,"type":"article-journal","abstract":"Vocal learning, in which animals modify their vocalizations to imitate those of others, has evolved independently in scattered lineages of birds and mammals. Comparative evidence supports two hypotheses for the selective advantages leading to the origin of vocal learning. The sexual selection hypothesis proposes that vocal learning evolves to allow expansion of vocal repertoires in response to mating preferences for more complex vocalizations. The information-sharing hypothesis also proposes that vocal learning evolves to allow expansion of vocal repertoires, but in this case in response to kin selection favoring sharing of information among relatives.","collection-title":"SI: Communication and language","container-title":"Current Opinion in Neurobiology","DOI":"10.1016/j.conb.2014.06.007","ISSN":"0959-4388","journalAbbreviation":"Current Opinion in Neurobiology","page":"48-53","source":"ScienceDirect","title":"The evolution of vocal learning","volume":"28","author":[{"family":"Nowicki","given":"Stephen"},{"family":"Searcy","given":"William A"}],"issued":{"date-parts":[["2014",10,1]]}}},{"id":516,"uris":["http://zotero.org/groups/5786507/items/UDE4QNQH"],"itemData":{"id":516,"type":"article-journal","abstract":"Learned song is among the best-studied models of animal communication. In oscine songbirds, where learned song is most prevalent, it is used primarily for intrasexual selection and mate attraction. Learning of a different class of vocal signals, known as contact calls, is found in a diverse array of species, where they are used to mediate social interactions among individuals. We argue that call learning provides a taxonomically rich system for studying testable hypotheses for the evolutionary origins of vocal learning. We describe and critically evaluate four nonmutually exclusive hypotheses for the origin and current function of vocal learning of calls, which propose that call learning (1) improves auditory detection and recognition, (2) signals local knowledge, (3) signals group membership, or (4) allows for the encoding of more complex social information. We propose approaches to testing these four hypotheses but emphasize that all of them share the idea that social living, not sexual selection, is a central driver of vocal learning. Finally, we identify future areas for research on call learning that could provide new perspectives on the origins and mechanisms of vocal learning in both animals and humans.","container-title":"Animal Behaviour","DOI":"10.1016/j.anbehav.2016.07.031","ISSN":"0003-3472","journalAbbreviation":"Animal Behaviour","page":"163-172","source":"ScienceDirect","title":"Social calls provide novel insights into the evolution of vocal learning","volume":"120","author":[{"family":"Sewall","given":"Kendra B."},{"family":"Young","given":"Anna M."},{"family":"Wright","given":"Timothy F."}],"issued":{"date-parts":[["2016",10,1]]}}}],"schema":"https://github.com/citation-style-language/schema/raw/master/csl-citation.json"} </w:instrText>
+        <w:instrText xml:space="preserve"> ADDIN ZOTERO_ITEM CSL_CITATION {"citationID":"Q8qIlV3q","properties":{"formattedCitation":"(1\\uc0\\u8211{}3,6)","plainCitation":"(1–3,6)","noteIndex":0},"citationItems":[{"id":510,"uris":["http://zotero.org/groups/5786507/items/52VSTK8F"],"itemData":{"id":510,"type":"article-journal","abstract":"The capacity to learn novel vocalizations has evolved convergently in a wide range of species. Courtship songs of male birds or whales are often treated as prototypical examples, implying a sexually selected context for the evolution of this ability. However, functions of learned vocalizations in different species are far more diverse than courtship, spanning a range of socio-positive contexts from individual identification, social cohesion, or advertising pair bonds, as well as agonistic contexts such as territorial defence, deceptive alarm calling or luring prey. Here, we survey the diverse usages and proposed functions of learned novel signals, to build a framework for considering the evolution of vocal learning capacities that extends beyond sexual selection. For each function that can be identified for learned signals, we provide examples of species using unlearned signals to accomplish the same goals. We use such comparisons to generate hypotheses concerning when vocal learning is adaptive, given a particular suite of socio-ecological traits. Finally, we identify areas of uncertainty where improved understanding would allow us to better test these hypotheses. Considering the broad range of potential functions of vocal learning will yield a richer appreciation of its evolution than a narrow focus on a few prototypical species.\nThis article is part of the theme issue ‘Vocal learning in animals and humans’.","container-title":"Philosophical Transactions of the Royal Society B: Biological Sciences","DOI":"10.1098/rstb.2020.0235","issue":"1836","note":"publisher: Royal Society","page":"20200235","source":"royalsocietypublishing.org (Atypon)","title":"The many functions of vocal learning","volume":"376","author":[{"family":"Carouso-Peck","given":"Samantha"},{"family":"Goldstein","given":"Michael H."},{"family":"Fitch","given":"W. Tecumseh"}],"issued":{"date-parts":[["2021",9,6]]}}},{"id":514,"uris":["http://zotero.org/groups/5786507/items/V3B289AB"],"itemData":{"id":514,"type":"article-journal","abstract":"Vocal learning, in which animals modify their vocalizations to imitate those of others, has evolved independently in scattered lineages of birds and mammals. Comparative evidence supports two hypotheses for the selective advantages leading to the origin of vocal learning. The sexual selection hypothesis proposes that vocal learning evolves to allow expansion of vocal repertoires in response to mating preferences for more complex vocalizations. The information-sharing hypothesis also proposes that vocal learning evolves to allow expansion of vocal repertoires, but in this case in response to kin selection favoring sharing of information among relatives.","collection-title":"SI: Communication and language","container-title":"Current Opinion in Neurobiology","DOI":"10.1016/j.conb.2014.06.007","ISSN":"0959-4388","journalAbbreviation":"Current Opinion in Neurobiology","page":"48-53","source":"ScienceDirect","title":"The evolution of vocal learning","volume":"28","author":[{"family":"Nowicki","given":"Stephen"},{"family":"Searcy","given":"William A"}],"issued":{"date-parts":[["2014",10,1]]}}},{"id":516,"uris":["http://zotero.org/groups/5786507/items/UDE4QNQH"],"itemData":{"id":516,"type":"article-journal","abstract":"Learned song is among the best-studied models of animal communication. In oscine songbirds, where learned song is most prevalent, it is used primarily for intrasexual selection and mate attraction. Learning of a different class of vocal signals, known as contact calls, is found in a diverse array of species, where they are used to mediate social interactions among individuals. We argue that call learning provides a taxonomically rich system for studying testable hypotheses for the evolutionary origins of vocal learning. We describe and critically evaluate four nonmutually exclusive hypotheses for the origin and current function of vocal learning of calls, which propose that call learning (1) improves auditory detection and recognition, (2) signals local knowledge, (3) signals group membership, or (4) allows for the encoding of more complex social information. We propose approaches to testing these four hypotheses but emphasize that all of them share the idea that social living, not sexual selection, is a central driver of vocal learning. Finally, we identify future areas for research on call learning that could provide new perspectives on the origins and mechanisms of vocal learning in both animals and humans.","container-title":"Animal Behaviour","DOI":"10.1016/j.anbehav.2016.07.031","ISSN":"0003-3472","journalAbbreviation":"Animal Behaviour","page":"163-172","source":"ScienceDirect","title":"Social calls provide novel insights into the evolution of vocal learning","volume":"120","author":[{"family":"Sewall","given":"Kendra B."},{"family":"Young","given":"Anna M."},{"family":"Wright","given":"Timothy F."}],"issued":{"date-parts":[["2016",10,1]]}}},{"id":576,"uris":["http://zotero.org/groups/5786507/items/PMHBWC4S"],"itemData":{"id":576,"type":"article-journal","abstract":"Vocal learning has evolved independently in several lineages. This complex cognitive trait is commonly treated as binary: species either possess or lack it. This view has been a useful starting place to examine the origins of vocal learning, but is also incomplete and potentially misleading, as specific components of the vocal learning program – such as the timing, extent and nature of what is learned – vary widely among species. In our review we revive an idea first proposed by Beecher and Brenowitz (2005) by describing six dimensions of vocal learning: (1) which vocalizations are learned, (2) how much is learned, (3) when it is learned, (4) who it is learned from, (5) what is the extent of the internal template, and (6) how is the template integrated with social learning and innovation. We then highlight key examples of functional and mechanistic work on each dimension, largely from avian taxa, and discuss how a multi-dimensional framework can accelerate our understanding of why vocal learning has evolved, and how brains became capable of this important behaviour.","container-title":"Neuroscience &amp; Biobehavioral Reviews","DOI":"10.1016/j.neubiorev.2021.02.022","ISSN":"0149-7634","journalAbbreviation":"Neuroscience &amp; Biobehavioral Reviews","page":"328-338","source":"ScienceDirect","title":"Defining the multidimensional phenotype: New opportunities to integrate the behavioral ecology and behavioral neuroscience of vocal learning","title-short":"Defining the multidimensional phenotype","volume":"125","author":[{"family":"Wright","given":"Timothy F."},{"family":"Derryberry","given":"Elizabeth P."}],"issued":{"date-parts":[["2021",6,1]]}}}],"schema":"https://github.com/citation-style-language/schema/raw/master/csl-citation.json"} </w:instrText>
       </w:r>
       <w:r>
         <w:rPr>
@@ -1359,7 +2382,7 @@
           <w:rFonts w:ascii="Arial" w:hAnsi="Arial" w:cs="Arial"/>
           <w:kern w:val="0"/>
         </w:rPr>
-        <w:t>(1–3)</w:t>
+        <w:t>(1–3,6)</w:t>
       </w:r>
       <w:r>
         <w:rPr>
@@ -1367,1892 +2390,3523 @@
         </w:rPr>
         <w:fldChar w:fldCharType="end"/>
       </w:r>
+      <w:ins w:id="98" w:author="Smith Vidaurre, Grace" w:date="2025-05-22T14:06:00Z" w16du:dateUtc="2025-05-22T18:06:00Z">
+        <w:r>
+          <w:rPr>
+            <w:rFonts w:ascii="Arial" w:hAnsi="Arial" w:cs="Arial"/>
+          </w:rPr>
+          <w:t xml:space="preserve">. Group or individually-specific learned vocalizations </w:t>
+        </w:r>
+      </w:ins>
+      <w:ins w:id="99" w:author="Smith Vidaurre, Grace" w:date="2025-05-22T14:05:00Z" w16du:dateUtc="2025-05-22T18:05:00Z">
+        <w:r>
+          <w:rPr>
+            <w:rFonts w:ascii="Arial" w:hAnsi="Arial" w:cs="Arial"/>
+          </w:rPr>
+          <w:t xml:space="preserve">can facilitate recognition of unique individuals and familiar conspecifics </w:t>
+        </w:r>
+        <w:r>
+          <w:rPr>
+            <w:rFonts w:ascii="Arial" w:hAnsi="Arial" w:cs="Arial"/>
+          </w:rPr>
+          <w:fldChar w:fldCharType="begin"/>
+        </w:r>
+        <w:r>
+          <w:rPr>
+            <w:rFonts w:ascii="Arial" w:hAnsi="Arial" w:cs="Arial"/>
+          </w:rPr>
+          <w:instrText xml:space="preserve"> ADDIN ZOTERO_ITEM CSL_CITATION {"citationID":"brTOJFXA","properties":{"formattedCitation":"(5)","plainCitation":"(5)","noteIndex":0},"citationItems":[{"id":572,"uris":["http://zotero.org/groups/5786507/items/GFB74DY6"],"itemData":{"id":572,"type":"article-journal","abstract":"While studies have demonstrated concept formation in animals, only humans are known to label concepts to use them in mental simulations or predictions. To investigate whether other animals use labels comparably, we studied cross-modal, individual recognition in bottlenose dolphins (Tursiops truncatus) that use signature whistles as labels for conspecifics in their own communication. First, we tested whether dolphins could use gustatory stimuli and found that they could distinguish between water and urine samples, as well as between urine from familiar and unfamiliar individuals. Then, we paired playbacks of signature whistles of known animals with urine samples from either the same dolphin or a different, familiar animal. Dolphins investigated the presentation area longer when the acoustic and gustatory sample matched than when they mismatched. This demonstrates that dolphins recognize other individuals by gustation alone and can integrate information from acoustic and taste inputs indicating a modality independent, labeled concept for known conspecifics.","container-title":"Science Advances","DOI":"10.1126/sciadv.abm7684","issue":"20","note":"publisher: American Association for the Advancement of Science","page":"eabm7684","source":"science.org (Atypon)","title":"Cross-modal perception of identity by sound and taste in bottlenose dolphins","volume":"8","author":[{"family":"Bruck","given":"Jason N."},{"family":"Walmsley","given":"Sam F."},{"family":"Janik","given":"Vincent M."}],"issued":{"date-parts":[["2022",5,18]]}}}],"schema":"https://github.com/citation-style-language/schema/raw/master/csl-citation.json"} </w:instrText>
+        </w:r>
+        <w:r>
+          <w:rPr>
+            <w:rFonts w:ascii="Arial" w:hAnsi="Arial" w:cs="Arial"/>
+          </w:rPr>
+          <w:fldChar w:fldCharType="separate"/>
+        </w:r>
+        <w:r>
+          <w:rPr>
+            <w:rFonts w:ascii="Arial" w:hAnsi="Arial" w:cs="Arial"/>
+          </w:rPr>
+          <w:t>(5)</w:t>
+        </w:r>
+        <w:r>
+          <w:rPr>
+            <w:rFonts w:ascii="Arial" w:hAnsi="Arial" w:cs="Arial"/>
+          </w:rPr>
+          <w:fldChar w:fldCharType="end"/>
+        </w:r>
+        <w:r>
+          <w:rPr>
+            <w:rFonts w:ascii="Arial" w:hAnsi="Arial" w:cs="Arial"/>
+          </w:rPr>
+          <w:fldChar w:fldCharType="begin"/>
+        </w:r>
+        <w:r>
+          <w:rPr>
+            <w:rFonts w:ascii="Arial" w:hAnsi="Arial" w:cs="Arial"/>
+          </w:rPr>
+          <w:instrText xml:space="preserve"> ADDIN ZOTERO_ITEM CSL_CITATION {"citationID":"7UUrcQ7x","properties":{"formattedCitation":"(4,14,17,35)","plainCitation":"(4,14,17,35)","noteIndex":0},"citationItems":[{"id":527,"uris":["http://zotero.org/groups/5786507/items/M5RQLYC2"],"itemData":{"id":527,"type":"article-journal","abstract":"Contact calls function to coordinate movements in a wide variety of social animals. Where population density is high, visibility is low and repeated interactions occur between known social companions, calls are often individually recognizable. Parrots are highly social and make substantial daily movements, which appear to be mediated through contact calling. However, there is little experimental evidence for how free-ranging parrots recognize social companions. We quantified intra- and interindividual variation of contact calls in a banded population of green-rumped parrotlets in Venezuela. Recordings of a sample of males were made on replicate days as they announced their return to incubating mates. Spectrographic structure of these contact calls showed significantly more variation between than within individuals, and calls could be correctly classified to individuals more often than was expected by chance. Males varied across multiple dimensions simultaneously, including duration, frequency and frequency modulation of contact calls. Playback experiments showed that free-ranging female parrotlets responded significantly more often to their mates’ calls than to calls of males of other nests. Mate recognition via contact calls may be selectively advantageous during incubation and brooding if this reduces the potential costs associated with confusing contact calls of mates with those of nonmates, including infanticidal conspecifics.","container-title":"Animal Behaviour","DOI":"10.1016/j.anbehav.2010.10.012","ISSN":"0003-3472","issue":"1","journalAbbreviation":"Animal Behaviour","page":"241-248","source":"ScienceDirect","title":"Contact calls are used for individual mate recognition in free-ranging green-rumped parrotlets, &lt;i&gt;Forpus passerinus&lt;/i&gt;","volume":"81","author":[{"family":"Berg","given":"Karl S."},{"family":"Delgado","given":"Soraya"},{"family":"Okawa","given":"Rae"},{"family":"Beissinger","given":"Steven R."},{"family":"Bradbury","given":"Jack W."}],"issued":{"date-parts":[["2011",1,1]]}}},{"id":569,"uris":["http://zotero.org/groups/5786507/items/JNKBUUG2"],"itemData":{"id":569,"type":"article-journal","container-title":"PNAS","issue":"21","page":"8293-8297","title":"Signature whistle shape conveys identity information to bottlenose dolphins","volume":"103","author":[{"family":"Janik","given":"Vincent M."},{"family":"Sayigh","given":"L.S."},{"family":"Wells","given":"R.S."}],"issued":{"date-parts":[["2006"]]}}},{"id":571,"uris":["http://zotero.org/groups/5786507/items/8JR8VHHB"],"itemData":{"id":571,"type":"article-journal","abstract":"Bottlenose dolphins (Tursiops truncatus) produce individually distinctive signature whistles that broadcast the identity of the caller. Unlike voice cues that affect all calls of an animal, signature whistles are distinct whistle types carrying identity information in their frequency modulation pattern. Signature whistle development is influenced by vocal production learning. Animals use a whistle from their environment as a model, but modify it, and thus invent a novel signal. Dolphins also copy signature whistles of others, effectively addressing the whistle owner. This copying occurs at low rates and the resulting copies are recognizable as such by parameter variations in the copy. Captive dolphins can learn to associate novel whistles with objects and use these whistles to report on the presence or absence of the object. If applied to signature whistles, this ability would make the signature whistle a rare example of a learned referential signal in animals. Here, we review the history of signature whistle research, covering definitions, acoustic features, information content, contextual use, developmental aspects, and species comparisons with mammals and birds. We show how these signals stand out amongst recognition calls in animals and how they contribute to our understanding of complexity in animal communication.","container-title":"Journal of Comparative Physiology A","DOI":"10.1007/s00359-013-0817-7","ISSN":"1432-1351","issue":"6","journalAbbreviation":"J Comp Physiol A","language":"en","page":"479-489","source":"Springer Link","title":"Communication in bottlenose dolphins: 50 years of signature whistle research","title-short":"Communication in bottlenose dolphins","volume":"199","author":[{"family":"Janik","given":"Vincent M."},{"family":"Sayigh","given":"Laela S."}],"issued":{"date-parts":[["2013",6,1]]}}},{"id":519,"uris":["http://zotero.org/groups/5786507/items/CYI2BRGH"],"itemData":{"id":519,"type":"article-journal","abstract":"This study describes a system of regional dialects in the contact call of a parrot, the yellow-naped amazon (Amazona auropalliata.) Spectrographic cross-correlation analyses of calls from multiple adults at 16 roosts in Costa Rica reveal two distinct patterns of geographic variation in call structure: first, variation in the basic structure of the call by which roosts can be classified into three distinct dialects, and second, fine-scale variation of call structure among roosts within a dialect. Some birds at roosts bordering two dialects use the calls of both neighbouring dialects interchangeably. These results suggest that there are two distinct processes governing the diffusion of call types among roosts, with dialect borders acting as barriers to the spread of foreign calls. Such a dialect system could be maintained through either reduced dispersal of birds across dialect boundaries or alternatively, by reduced diffusion of call types. These two possibilities have different implications for the genetic isolation of populations and thus for both speciation and learning. This pattern is broadly similar to those seen in some songbirds and may be maintained in a similar manner.","container-title":"Proceedings of the Royal Society of London. Series B: Biological Sciences","DOI":"10.1098/rspb.1996.0128","issue":"1372","note":"publisher: Royal Society","page":"867-872","source":"royalsocietypublishing.org (Atypon)","title":"Regional dialects in the contact call of a parrot","volume":"263","author":[{"family":"Wright","given":"Timothy F."}],"issued":{"date-parts":[["1996"]]}}}],"schema":"https://github.com/citation-style-language/schema/raw/master/csl-citation.json"} </w:instrText>
+        </w:r>
+        <w:r>
+          <w:rPr>
+            <w:rFonts w:ascii="Arial" w:hAnsi="Arial" w:cs="Arial"/>
+          </w:rPr>
+          <w:fldChar w:fldCharType="separate"/>
+        </w:r>
+        <w:r>
+          <w:rPr>
+            <w:rFonts w:ascii="Arial" w:hAnsi="Arial" w:cs="Arial"/>
+          </w:rPr>
+          <w:t>(4,14,17,35)</w:t>
+        </w:r>
+        <w:r>
+          <w:rPr>
+            <w:rFonts w:ascii="Arial" w:hAnsi="Arial" w:cs="Arial"/>
+          </w:rPr>
+          <w:fldChar w:fldCharType="end"/>
+        </w:r>
+        <w:commentRangeStart w:id="100"/>
+        <w:commentRangeEnd w:id="100"/>
+        <w:r>
+          <w:rPr>
+            <w:rStyle w:val="CommentReference"/>
+          </w:rPr>
+          <w:commentReference w:id="100"/>
+        </w:r>
+      </w:ins>
       <w:r>
         <w:rPr>
           <w:rFonts w:ascii="Arial" w:hAnsi="Arial" w:cs="Arial"/>
         </w:rPr>
         <w:t xml:space="preserve">. </w:t>
       </w:r>
-      <w:r>
-        <w:rPr>
-          <w:rFonts w:ascii="Arial" w:hAnsi="Arial" w:cs="Arial"/>
-        </w:rPr>
-        <w:t xml:space="preserve">Vocal learning </w:t>
-      </w:r>
-      <w:r>
-        <w:rPr>
-          <w:rFonts w:ascii="Arial" w:hAnsi="Arial" w:cs="Arial"/>
-        </w:rPr>
-        <w:t>can be used for the</w:t>
-      </w:r>
-      <w:r>
-        <w:rPr>
-          <w:rFonts w:ascii="Arial" w:hAnsi="Arial" w:cs="Arial"/>
-        </w:rPr>
-        <w:t xml:space="preserve"> flexible encoding of </w:t>
-      </w:r>
-      <w:r>
-        <w:rPr>
-          <w:rFonts w:ascii="Arial" w:hAnsi="Arial" w:cs="Arial"/>
-        </w:rPr>
-        <w:t xml:space="preserve">social or contextual information in </w:t>
-      </w:r>
-      <w:r>
-        <w:rPr>
-          <w:rFonts w:ascii="Arial" w:hAnsi="Arial" w:cs="Arial"/>
-        </w:rPr>
-        <w:t>vocal</w:t>
-      </w:r>
-      <w:r>
-        <w:rPr>
-          <w:rFonts w:ascii="Arial" w:hAnsi="Arial" w:cs="Arial"/>
-        </w:rPr>
-        <w:t xml:space="preserve"> signal</w:t>
-      </w:r>
-      <w:r>
-        <w:rPr>
-          <w:rFonts w:ascii="Arial" w:hAnsi="Arial" w:cs="Arial"/>
-        </w:rPr>
-        <w:t xml:space="preserve">s </w:t>
-      </w:r>
-      <w:r>
-        <w:rPr>
-          <w:rFonts w:ascii="Arial" w:hAnsi="Arial" w:cs="Arial"/>
-        </w:rPr>
-        <w:fldChar w:fldCharType="begin"/>
-      </w:r>
-      <w:r>
-        <w:rPr>
-          <w:rFonts w:ascii="Arial" w:hAnsi="Arial" w:cs="Arial"/>
-        </w:rPr>
-        <w:instrText xml:space="preserve"> ADDIN ZOTERO_ITEM CSL_CITATION {"citationID":"52ZdWyjM","properties":{"formattedCitation":"(3,4)","plainCitation":"(3,4)","noteIndex":0},"citationItems":[{"id":569,"uris":["http://zotero.org/groups/5786507/items/JNKBUUG2"],"itemData":{"id":569,"type":"article-journal","container-title":"PNAS","issue":"21","page":"8293-8297","title":"Signature whistle shape conveys identity information to bottlenose dolphins","volume":"103","author":[{"family":"Janik","given":"Vincent M."},{"family":"Sayigh","given":"L.S."},{"family":"Wells","given":"R.S."}],"issued":{"date-parts":[["2006"]]}}},{"id":516,"uris":["http://zotero.org/groups/5786507/items/UDE4QNQH"],"itemData":{"id":516,"type":"article-journal","abstract":"Learned song is among the best-studied models of animal communication. In oscine songbirds, where learned song is most prevalent, it is used primarily for intrasexual selection and mate attraction. Learning of a different class of vocal signals, known as contact calls, is found in a diverse array of species, where they are used to mediate social interactions among individuals. We argue that call learning provides a taxonomically rich system for studying testable hypotheses for the evolutionary origins of vocal learning. We describe and critically evaluate four nonmutually exclusive hypotheses for the origin and current function of vocal learning of calls, which propose that call learning (1) improves auditory detection and recognition, (2) signals local knowledge, (3) signals group membership, or (4) allows for the encoding of more complex social information. We propose approaches to testing these four hypotheses but emphasize that all of them share the idea that social living, not sexual selection, is a central driver of vocal learning. Finally, we identify future areas for research on call learning that could provide new perspectives on the origins and mechanisms of vocal learning in both animals and humans.","container-title":"Animal Behaviour","DOI":"10.1016/j.anbehav.2016.07.031","ISSN":"0003-3472","journalAbbreviation":"Animal Behaviour","page":"163-172","source":"ScienceDirect","title":"Social calls provide novel insights into the evolution of vocal learning","volume":"120","author":[{"family":"Sewall","given":"Kendra B."},{"family":"Young","given":"Anna M."},{"family":"Wright","given":"Timothy F."}],"issued":{"date-parts":[["2016",10,1]]}}}],"schema":"https://github.com/citation-style-language/schema/raw/master/csl-citation.json"} </w:instrText>
-      </w:r>
-      <w:r>
-        <w:rPr>
-          <w:rFonts w:ascii="Arial" w:hAnsi="Arial" w:cs="Arial"/>
-        </w:rPr>
-        <w:fldChar w:fldCharType="separate"/>
-      </w:r>
-      <w:r>
-        <w:rPr>
-          <w:rFonts w:ascii="Arial" w:hAnsi="Arial" w:cs="Arial"/>
-        </w:rPr>
-        <w:t>(3,4)</w:t>
-      </w:r>
-      <w:r>
-        <w:rPr>
-          <w:rFonts w:ascii="Arial" w:hAnsi="Arial" w:cs="Arial"/>
-        </w:rPr>
-        <w:fldChar w:fldCharType="end"/>
-      </w:r>
-      <w:r>
-        <w:rPr>
-          <w:rFonts w:ascii="Arial" w:hAnsi="Arial" w:cs="Arial"/>
-        </w:rPr>
-        <w:t>(</w:t>
-      </w:r>
-      <w:commentRangeStart w:id="11"/>
-      <w:r>
-        <w:rPr>
-          <w:rFonts w:ascii="Arial" w:hAnsi="Arial" w:cs="Arial"/>
-        </w:rPr>
-        <w:t>CITE</w:t>
-      </w:r>
-      <w:commentRangeEnd w:id="11"/>
+      <w:ins w:id="101" w:author="Smith Vidaurre, Grace" w:date="2025-05-22T14:02:00Z" w16du:dateUtc="2025-05-22T18:02:00Z">
+        <w:r>
+          <w:rPr>
+            <w:rFonts w:ascii="Arial" w:hAnsi="Arial" w:cs="Arial"/>
+          </w:rPr>
+          <w:t>Voca</w:t>
+        </w:r>
+      </w:ins>
+      <w:ins w:id="102" w:author="Smith Vidaurre, Grace" w:date="2025-05-22T14:03:00Z" w16du:dateUtc="2025-05-22T18:03:00Z">
+        <w:r>
+          <w:rPr>
+            <w:rFonts w:ascii="Arial" w:hAnsi="Arial" w:cs="Arial"/>
+          </w:rPr>
+          <w:t>l learners</w:t>
+        </w:r>
+      </w:ins>
+      <w:moveToRangeStart w:id="103" w:author="Smith Vidaurre, Grace" w:date="2025-05-22T13:40:00Z" w:name="move198813658"/>
+      <w:commentRangeStart w:id="104"/>
+      <w:commentRangeStart w:id="105"/>
+      <w:moveTo w:id="106" w:author="Smith Vidaurre, Grace" w:date="2025-05-22T13:40:00Z" w16du:dateUtc="2025-05-22T17:40:00Z">
+        <w:del w:id="107" w:author="Smith Vidaurre, Grace" w:date="2025-05-22T13:43:00Z" w16du:dateUtc="2025-05-22T17:43:00Z">
+          <w:r>
+            <w:rPr>
+              <w:rFonts w:ascii="Arial" w:hAnsi="Arial" w:cs="Arial"/>
+            </w:rPr>
+            <w:delText>when a</w:delText>
+          </w:r>
+        </w:del>
+        <w:del w:id="108" w:author="Smith Vidaurre, Grace" w:date="2025-05-22T14:02:00Z" w16du:dateUtc="2025-05-22T18:02:00Z">
+          <w:r>
+            <w:rPr>
+              <w:rFonts w:ascii="Arial" w:hAnsi="Arial" w:cs="Arial"/>
+            </w:rPr>
+            <w:delText>nimals</w:delText>
+          </w:r>
+        </w:del>
+        <w:r>
+          <w:rPr>
+            <w:rFonts w:ascii="Arial" w:hAnsi="Arial" w:cs="Arial"/>
+          </w:rPr>
+          <w:t xml:space="preserve"> </w:t>
+        </w:r>
+      </w:moveTo>
+      <w:ins w:id="109" w:author="Smith Vidaurre, Grace" w:date="2025-05-22T13:43:00Z" w16du:dateUtc="2025-05-22T17:43:00Z">
+        <w:r>
+          <w:rPr>
+            <w:rFonts w:ascii="Arial" w:hAnsi="Arial" w:cs="Arial"/>
+          </w:rPr>
+          <w:t xml:space="preserve">can also </w:t>
+        </w:r>
+      </w:ins>
+      <w:moveTo w:id="110" w:author="Smith Vidaurre, Grace" w:date="2025-05-22T13:40:00Z" w16du:dateUtc="2025-05-22T17:40:00Z">
+        <w:r>
+          <w:rPr>
+            <w:rFonts w:ascii="Arial" w:hAnsi="Arial" w:cs="Arial"/>
+          </w:rPr>
+          <w:t xml:space="preserve">encode multiple types of information in </w:t>
+        </w:r>
+      </w:moveTo>
+      <w:ins w:id="111" w:author="Smith Vidaurre, Grace" w:date="2025-05-22T13:44:00Z" w16du:dateUtc="2025-05-22T17:44:00Z">
+        <w:r>
+          <w:rPr>
+            <w:rFonts w:ascii="Arial" w:hAnsi="Arial" w:cs="Arial"/>
+          </w:rPr>
+          <w:t xml:space="preserve">a single </w:t>
+        </w:r>
+      </w:ins>
+      <w:moveTo w:id="112" w:author="Smith Vidaurre, Grace" w:date="2025-05-22T13:40:00Z" w16du:dateUtc="2025-05-22T17:40:00Z">
+        <w:del w:id="113" w:author="Smith Vidaurre, Grace" w:date="2025-05-22T13:44:00Z" w16du:dateUtc="2025-05-22T17:44:00Z">
+          <w:r>
+            <w:rPr>
+              <w:rFonts w:ascii="Arial" w:hAnsi="Arial" w:cs="Arial"/>
+            </w:rPr>
+            <w:delText xml:space="preserve">the same discrete </w:delText>
+          </w:r>
+        </w:del>
+        <w:r>
+          <w:rPr>
+            <w:rFonts w:ascii="Arial" w:hAnsi="Arial" w:cs="Arial"/>
+          </w:rPr>
+          <w:t xml:space="preserve">vocalization, </w:t>
+        </w:r>
+        <w:del w:id="114" w:author="Smith Vidaurre, Grace" w:date="2025-05-22T13:44:00Z" w16du:dateUtc="2025-05-22T17:44:00Z">
+          <w:r>
+            <w:rPr>
+              <w:rFonts w:ascii="Arial" w:hAnsi="Arial" w:cs="Arial"/>
+            </w:rPr>
+            <w:delText>also known as</w:delText>
+          </w:r>
+        </w:del>
+      </w:moveTo>
+      <w:ins w:id="115" w:author="Smith Vidaurre, Grace" w:date="2025-05-22T13:44:00Z" w16du:dateUtc="2025-05-22T17:44:00Z">
+        <w:r>
+          <w:rPr>
+            <w:rFonts w:ascii="Arial" w:hAnsi="Arial" w:cs="Arial"/>
+          </w:rPr>
+          <w:t>producing</w:t>
+        </w:r>
+      </w:ins>
+      <w:moveTo w:id="116" w:author="Smith Vidaurre, Grace" w:date="2025-05-22T13:40:00Z" w16du:dateUtc="2025-05-22T17:40:00Z">
+        <w:r>
+          <w:rPr>
+            <w:rFonts w:ascii="Arial" w:hAnsi="Arial" w:cs="Arial"/>
+          </w:rPr>
+          <w:t xml:space="preserve"> </w:t>
+        </w:r>
+        <w:commentRangeStart w:id="117"/>
+        <w:r>
+          <w:rPr>
+            <w:rFonts w:ascii="Arial" w:hAnsi="Arial" w:cs="Arial"/>
+          </w:rPr>
+          <w:t xml:space="preserve">“hierarchical mapping” </w:t>
+        </w:r>
+      </w:moveTo>
+      <w:ins w:id="118" w:author="Smith Vidaurre, Grace" w:date="2025-05-22T13:44:00Z" w16du:dateUtc="2025-05-22T17:44:00Z">
+        <w:r>
+          <w:rPr>
+            <w:rFonts w:ascii="Arial" w:hAnsi="Arial" w:cs="Arial"/>
+          </w:rPr>
+          <w:t>of information over social levels</w:t>
+        </w:r>
+      </w:ins>
+      <w:ins w:id="119" w:author="Smith Vidaurre, Grace" w:date="2025-05-22T13:54:00Z" w16du:dateUtc="2025-05-22T17:54:00Z">
+        <w:r>
+          <w:rPr>
+            <w:rFonts w:ascii="Arial" w:hAnsi="Arial" w:cs="Arial"/>
+          </w:rPr>
+          <w:t xml:space="preserve"> </w:t>
+        </w:r>
+      </w:ins>
+      <w:commentRangeStart w:id="120"/>
+      <w:moveTo w:id="121" w:author="Smith Vidaurre, Grace" w:date="2025-05-22T13:40:00Z" w16du:dateUtc="2025-05-22T17:40:00Z">
+        <w:r>
+          <w:rPr>
+            <w:rFonts w:ascii="Arial" w:hAnsi="Arial" w:cs="Arial"/>
+          </w:rPr>
+          <w:fldChar w:fldCharType="begin"/>
+        </w:r>
+        <w:r>
+          <w:rPr>
+            <w:rFonts w:ascii="Arial" w:hAnsi="Arial" w:cs="Arial"/>
+          </w:rPr>
+          <w:instrText xml:space="preserve"> ADDIN ZOTERO_ITEM CSL_CITATION {"citationID":"pSuBAH10","properties":{"formattedCitation":"(27)","plainCitation":"(27)","noteIndex":0},"citationItems":[{"id":584,"uris":["http://zotero.org/groups/5786507/items/5EL8H9XA"],"itemData":{"id":584,"type":"book","edition":"1","event-place":"Sunderland, MA, USA","publisher":"Sinauer Associates, Inc","publisher-place":"Sunderland, MA, USA","title":"Principles of animal communication","author":[{"family":"Bradbury","given":"Jack W."},{"family":"Vehrencamp","given":"S.L."}],"issued":{"date-parts":[["1998"]]}}}],"schema":"https://github.com/citation-style-language/schema/raw/master/csl-citation.json"} </w:instrText>
+        </w:r>
+        <w:r>
+          <w:rPr>
+            <w:rFonts w:ascii="Arial" w:hAnsi="Arial" w:cs="Arial"/>
+          </w:rPr>
+          <w:fldChar w:fldCharType="separate"/>
+        </w:r>
+        <w:r>
+          <w:rPr>
+            <w:rFonts w:ascii="Arial" w:hAnsi="Arial" w:cs="Arial"/>
+          </w:rPr>
+          <w:t>(27)</w:t>
+        </w:r>
+        <w:r>
+          <w:rPr>
+            <w:rFonts w:ascii="Arial" w:hAnsi="Arial" w:cs="Arial"/>
+          </w:rPr>
+          <w:fldChar w:fldCharType="end"/>
+        </w:r>
+      </w:moveTo>
+      <w:commentRangeEnd w:id="117"/>
+      <w:commentRangeEnd w:id="120"/>
       <w:r>
         <w:rPr>
           <w:rStyle w:val="CommentReference"/>
         </w:rPr>
-        <w:commentReference w:id="11"/>
-      </w:r>
-      <w:r>
-        <w:rPr>
-          <w:rFonts w:ascii="Arial" w:hAnsi="Arial" w:cs="Arial"/>
-        </w:rPr>
-        <w:t>)</w:t>
-      </w:r>
-      <w:r>
-        <w:rPr>
-          <w:rFonts w:ascii="Arial" w:hAnsi="Arial" w:cs="Arial"/>
-        </w:rPr>
-        <w:t xml:space="preserve"> </w:t>
-      </w:r>
-      <w:r>
-        <w:rPr>
-          <w:rFonts w:ascii="Arial" w:hAnsi="Arial" w:cs="Arial"/>
-        </w:rPr>
-        <w:t>and</w:t>
-      </w:r>
-      <w:r>
-        <w:rPr>
-          <w:rFonts w:ascii="Arial" w:hAnsi="Arial" w:cs="Arial"/>
-        </w:rPr>
-        <w:t>/or</w:t>
-      </w:r>
-      <w:r>
-        <w:rPr>
-          <w:rFonts w:ascii="Arial" w:hAnsi="Arial" w:cs="Arial"/>
-        </w:rPr>
-        <w:t xml:space="preserve"> </w:t>
-      </w:r>
-      <w:r>
-        <w:rPr>
-          <w:rFonts w:ascii="Arial" w:hAnsi="Arial" w:cs="Arial"/>
-        </w:rPr>
-        <w:t>to</w:t>
-      </w:r>
-      <w:r>
-        <w:rPr>
-          <w:rFonts w:ascii="Arial" w:hAnsi="Arial" w:cs="Arial"/>
-        </w:rPr>
-        <w:t xml:space="preserve"> </w:t>
-      </w:r>
-      <w:r>
-        <w:rPr>
-          <w:rFonts w:ascii="Arial" w:hAnsi="Arial" w:cs="Arial"/>
-        </w:rPr>
-        <w:t>facilitate recognition</w:t>
-      </w:r>
-      <w:r>
-        <w:rPr>
-          <w:rFonts w:ascii="Arial" w:hAnsi="Arial" w:cs="Arial"/>
-        </w:rPr>
-        <w:t xml:space="preserve"> of unique individuals and familiar conspecifics</w:t>
-      </w:r>
-      <w:r>
-        <w:rPr>
-          <w:rFonts w:ascii="Arial" w:hAnsi="Arial" w:cs="Arial"/>
-        </w:rPr>
-        <w:t xml:space="preserve"> </w:t>
-      </w:r>
-      <w:r>
-        <w:rPr>
-          <w:rFonts w:ascii="Arial" w:hAnsi="Arial" w:cs="Arial"/>
-        </w:rPr>
-        <w:fldChar w:fldCharType="begin"/>
-      </w:r>
-      <w:r>
-        <w:rPr>
-          <w:rFonts w:ascii="Arial" w:hAnsi="Arial" w:cs="Arial"/>
-        </w:rPr>
-        <w:instrText xml:space="preserve"> ADDIN ZOTERO_ITEM CSL_CITATION {"citationID":"brTOJFXA","properties":{"formattedCitation":"(5)","plainCitation":"(5)","noteIndex":0},"citationItems":[{"id":572,"uris":["http://zotero.org/groups/5786507/items/GFB74DY6"],"itemData":{"id":572,"type":"article-journal","abstract":"While studies have demonstrated concept formation in animals, only humans are known to label concepts to use them in mental simulations or predictions. To investigate whether other animals use labels comparably, we studied cross-modal, individual recognition in bottlenose dolphins (Tursiops truncatus) that use signature whistles as labels for conspecifics in their own communication. First, we tested whether dolphins could use gustatory stimuli and found that they could distinguish between water and urine samples, as well as between urine from familiar and unfamiliar individuals. Then, we paired playbacks of signature whistles of known animals with urine samples from either the same dolphin or a different, familiar animal. Dolphins investigated the presentation area longer when the acoustic and gustatory sample matched than when they mismatched. This demonstrates that dolphins recognize other individuals by gustation alone and can integrate information from acoustic and taste inputs indicating a modality independent, labeled concept for known conspecifics.","container-title":"Science Advances","DOI":"10.1126/sciadv.abm7684","issue":"20","note":"publisher: American Association for the Advancement of Science","page":"eabm7684","source":"science.org (Atypon)","title":"Cross-modal perception of identity by sound and taste in bottlenose dolphins","volume":"8","author":[{"family":"Bruck","given":"Jason N."},{"family":"Walmsley","given":"Sam F."},{"family":"Janik","given":"Vincent M."}],"issued":{"date-parts":[["2022",5,18]]}}}],"schema":"https://github.com/citation-style-language/schema/raw/master/csl-citation.json"} </w:instrText>
-      </w:r>
-      <w:r>
-        <w:rPr>
-          <w:rFonts w:ascii="Arial" w:hAnsi="Arial" w:cs="Arial"/>
-        </w:rPr>
-        <w:fldChar w:fldCharType="separate"/>
-      </w:r>
-      <w:r>
-        <w:rPr>
-          <w:rFonts w:ascii="Arial" w:hAnsi="Arial" w:cs="Arial"/>
-        </w:rPr>
-        <w:t>(5)</w:t>
-      </w:r>
-      <w:r>
-        <w:rPr>
-          <w:rFonts w:ascii="Arial" w:hAnsi="Arial" w:cs="Arial"/>
-        </w:rPr>
-        <w:fldChar w:fldCharType="end"/>
-      </w:r>
-      <w:r>
-        <w:rPr>
-          <w:rFonts w:ascii="Arial" w:hAnsi="Arial" w:cs="Arial"/>
-        </w:rPr>
-        <w:t xml:space="preserve">. </w:t>
-      </w:r>
-      <w:r>
-        <w:rPr>
-          <w:rFonts w:ascii="Arial" w:hAnsi="Arial" w:cs="Arial"/>
-        </w:rPr>
-        <w:t>For instance, i</w:t>
-      </w:r>
-      <w:r>
-        <w:rPr>
-          <w:rFonts w:ascii="Arial" w:hAnsi="Arial" w:cs="Arial"/>
-        </w:rPr>
-        <w:t xml:space="preserve">ndividuals </w:t>
-      </w:r>
-      <w:r>
-        <w:rPr>
-          <w:rFonts w:ascii="Arial" w:hAnsi="Arial" w:cs="Arial"/>
-        </w:rPr>
-        <w:t>can encode individual identity information</w:t>
-      </w:r>
-      <w:r>
-        <w:rPr>
-          <w:rFonts w:ascii="Arial" w:hAnsi="Arial" w:cs="Arial"/>
-        </w:rPr>
-        <w:t xml:space="preserve"> and/or</w:t>
-      </w:r>
-      <w:r>
-        <w:rPr>
-          <w:rFonts w:ascii="Arial" w:hAnsi="Arial" w:cs="Arial"/>
-        </w:rPr>
-        <w:t xml:space="preserve"> group-level information </w:t>
-      </w:r>
-      <w:r>
-        <w:rPr>
-          <w:rFonts w:ascii="Arial" w:hAnsi="Arial" w:cs="Arial"/>
-        </w:rPr>
-        <w:t xml:space="preserve">in learned vocalizations </w:t>
-      </w:r>
-      <w:r>
-        <w:rPr>
-          <w:rFonts w:ascii="Arial" w:hAnsi="Arial" w:cs="Arial"/>
-        </w:rPr>
-        <w:t>via vocal convergence or divergence from social affiliates</w:t>
-      </w:r>
-      <w:r>
-        <w:rPr>
-          <w:rFonts w:ascii="Arial" w:hAnsi="Arial" w:cs="Arial"/>
-        </w:rPr>
-        <w:t xml:space="preserve"> </w:t>
-      </w:r>
-      <w:r>
-        <w:rPr>
-          <w:rFonts w:ascii="Arial" w:hAnsi="Arial" w:cs="Arial"/>
-        </w:rPr>
-        <w:fldChar w:fldCharType="begin"/>
-      </w:r>
-      <w:r>
-        <w:rPr>
-          <w:rFonts w:ascii="Arial" w:hAnsi="Arial" w:cs="Arial"/>
-        </w:rPr>
-        <w:instrText xml:space="preserve"> ADDIN ZOTERO_ITEM CSL_CITATION {"citationID":"Q8qIlV3q","properties":{"formattedCitation":"(1\\uc0\\u8211{}3,6)","plainCitation":"(1–3,6)","noteIndex":0},"citationItems":[{"id":510,"uris":["http://zotero.org/groups/5786507/items/52VSTK8F"],"itemData":{"id":510,"type":"article-journal","abstract":"The capacity to learn novel vocalizations has evolved convergently in a wide range of species. Courtship songs of male birds or whales are often treated as prototypical examples, implying a sexually selected context for the evolution of this ability. However, functions of learned vocalizations in different species are far more diverse than courtship, spanning a range of socio-positive contexts from individual identification, social cohesion, or advertising pair bonds, as well as agonistic contexts such as territorial defence, deceptive alarm calling or luring prey. Here, we survey the diverse usages and proposed functions of learned novel signals, to build a framework for considering the evolution of vocal learning capacities that extends beyond sexual selection. For each function that can be identified for learned signals, we provide examples of species using unlearned signals to accomplish the same goals. We use such comparisons to generate hypotheses concerning when vocal learning is adaptive, given a particular suite of socio-ecological traits. Finally, we identify areas of uncertainty where improved understanding would allow us to better test these hypotheses. Considering the broad range of potential functions of vocal learning will yield a richer appreciation of its evolution than a narrow focus on a few prototypical species.\nThis article is part of the theme issue ‘Vocal learning in animals and humans’.","container-title":"Philosophical Transactions of the Royal Society B: Biological Sciences","DOI":"10.1098/rstb.2020.0235","issue":"1836","note":"publisher: Royal Society","page":"20200235","source":"royalsocietypublishing.org (Atypon)","title":"The many functions of vocal learning","volume":"376","author":[{"family":"Carouso-Peck","given":"Samantha"},{"family":"Goldstein","given":"Michael H."},{"family":"Fitch","given":"W. Tecumseh"}],"issued":{"date-parts":[["2021",9,6]]}}},{"id":514,"uris":["http://zotero.org/groups/5786507/items/V3B289AB"],"itemData":{"id":514,"type":"article-journal","abstract":"Vocal learning, in which animals modify their vocalizations to imitate those of others, has evolved independently in scattered lineages of birds and mammals. Comparative evidence supports two hypotheses for the selective advantages leading to the origin of vocal learning. The sexual selection hypothesis proposes that vocal learning evolves to allow expansion of vocal repertoires in response to mating preferences for more complex vocalizations. The information-sharing hypothesis also proposes that vocal learning evolves to allow expansion of vocal repertoires, but in this case in response to kin selection favoring sharing of information among relatives.","collection-title":"SI: Communication and language","container-title":"Current Opinion in Neurobiology","DOI":"10.1016/j.conb.2014.06.007","ISSN":"0959-4388","journalAbbreviation":"Current Opinion in Neurobiology","page":"48-53","source":"ScienceDirect","title":"The evolution of vocal learning","volume":"28","author":[{"family":"Nowicki","given":"Stephen"},{"family":"Searcy","given":"William A"}],"issued":{"date-parts":[["2014",10,1]]}}},{"id":516,"uris":["http://zotero.org/groups/5786507/items/UDE4QNQH"],"itemData":{"id":516,"type":"article-journal","abstract":"Learned song is among the best-studied models of animal communication. In oscine songbirds, where learned song is most prevalent, it is used primarily for intrasexual selection and mate attraction. Learning of a different class of vocal signals, known as contact calls, is found in a diverse array of species, where they are used to mediate social interactions among individuals. We argue that call learning provides a taxonomically rich system for studying testable hypotheses for the evolutionary origins of vocal learning. We describe and critically evaluate four nonmutually exclusive hypotheses for the origin and current function of vocal learning of calls, which propose that call learning (1) improves auditory detection and recognition, (2) signals local knowledge, (3) signals group membership, or (4) allows for the encoding of more complex social information. We propose approaches to testing these four hypotheses but emphasize that all of them share the idea that social living, not sexual selection, is a central driver of vocal learning. Finally, we identify future areas for research on call learning that could provide new perspectives on the origins and mechanisms of vocal learning in both animals and humans.","container-title":"Animal Behaviour","DOI":"10.1016/j.anbehav.2016.07.031","ISSN":"0003-3472","journalAbbreviation":"Animal Behaviour","page":"163-172","source":"ScienceDirect","title":"Social calls provide novel insights into the evolution of vocal learning","volume":"120","author":[{"family":"Sewall","given":"Kendra B."},{"family":"Young","given":"Anna M."},{"family":"Wright","given":"Timothy F."}],"issued":{"date-parts":[["2016",10,1]]}}},{"id":576,"uris":["http://zotero.org/groups/5786507/items/PMHBWC4S"],"itemData":{"id":576,"type":"article-journal","abstract":"Vocal learning has evolved independently in several lineages. This complex cognitive trait is commonly treated as binary: species either possess or lack it. This view has been a useful starting place to examine the origins of vocal learning, but is also incomplete and potentially misleading, as specific components of the vocal learning program – such as the timing, extent and nature of what is learned – vary widely among species. In our review we revive an idea first proposed by Beecher and Brenowitz (2005) by describing six dimensions of vocal learning: (1) which vocalizations are learned, (2) how much is learned, (3) when it is learned, (4) who it is learned from, (5) what is the extent of the internal template, and (6) how is the template integrated with social learning and innovation. We then highlight key examples of functional and mechanistic work on each dimension, largely from avian taxa, and discuss how a multi-dimensional framework can accelerate our understanding of why vocal learning has evolved, and how brains became capable of this important behaviour.","container-title":"Neuroscience &amp; Biobehavioral Reviews","DOI":"10.1016/j.neubiorev.2021.02.022","ISSN":"0149-7634","journalAbbreviation":"Neuroscience &amp; Biobehavioral Reviews","page":"328-338","source":"ScienceDirect","title":"Defining the multidimensional phenotype: New opportunities to integrate the behavioral ecology and behavioral neuroscience of vocal learning","title-short":"Defining the multidimensional phenotype","volume":"125","author":[{"family":"Wright","given":"Timothy F."},{"family":"Derryberry","given":"Elizabeth P."}],"issued":{"date-parts":[["2021",6,1]]}}}],"schema":"https://github.com/citation-style-language/schema/raw/master/csl-citation.json"} </w:instrText>
-      </w:r>
-      <w:r>
-        <w:rPr>
-          <w:rFonts w:ascii="Arial" w:hAnsi="Arial" w:cs="Arial"/>
-        </w:rPr>
-        <w:fldChar w:fldCharType="separate"/>
-      </w:r>
-      <w:r>
-        <w:rPr>
-          <w:rFonts w:ascii="Arial" w:hAnsi="Arial" w:cs="Arial"/>
-          <w:kern w:val="0"/>
-        </w:rPr>
-        <w:t>(1–3,6)</w:t>
-      </w:r>
-      <w:r>
-        <w:rPr>
-          <w:rFonts w:ascii="Arial" w:hAnsi="Arial" w:cs="Arial"/>
-        </w:rPr>
-        <w:fldChar w:fldCharType="end"/>
-      </w:r>
-      <w:r>
-        <w:rPr>
-          <w:rFonts w:ascii="Arial" w:hAnsi="Arial" w:cs="Arial"/>
-        </w:rPr>
-        <w:t xml:space="preserve">. </w:t>
-      </w:r>
-      <w:r>
-        <w:rPr>
-          <w:rFonts w:ascii="Arial" w:hAnsi="Arial" w:cs="Arial"/>
-        </w:rPr>
-        <w:t xml:space="preserve">Social recognition has long been hypothesized to favor the evolution of vocal learning </w:t>
-      </w:r>
-      <w:r>
-        <w:rPr>
-          <w:rFonts w:ascii="Arial" w:hAnsi="Arial" w:cs="Arial"/>
-        </w:rPr>
-        <w:fldChar w:fldCharType="begin"/>
-      </w:r>
-      <w:r>
-        <w:rPr>
-          <w:rFonts w:ascii="Arial" w:hAnsi="Arial" w:cs="Arial"/>
-        </w:rPr>
-        <w:instrText xml:space="preserve"> ADDIN ZOTERO_ITEM CSL_CITATION {"citationID":"OXQST7BV","properties":{"formattedCitation":"(2,3,7,8)","plainCitation":"(2,3,7,8)","noteIndex":0},"citationItems":[{"id":579,"uris":["http://zotero.org/groups/5786507/items/KCHIWFKD"],"itemData":{"id":579,"type":"article-journal","container-title":"Behavioral Ecology and Sociobiology","page":"293-312","title":"The functions of vocal learning in parrots | Behavioral Ecology and Sociobiology","volume":"70","author":[{"family":"Bradbury","given":"Jack W."},{"family":"Balsby","given":"Thorsten J.S."}],"issued":{"date-parts":[["2016"]]}}},{"id":581,"uris":["http://zotero.org/groups/5786507/items/DSZPIHSQ"],"itemData":{"id":581,"type":"article-journal","abstract":"Facts and theories on the evolution of vocal learning in mammals and birds are reviewed. An attempt is made to articulate principles of general heuristic importance. Different contexts in which vocal learning occurs are evaluated. It is concluded that maximal stimulation of females and benefits accruing from formation of vocal dialects have been selective pressures leading to vocal learning. Correlations between intense speciation and vocal learning, and between long-lasting pair bonds and filial song learning, need further study. In all cases where selective pressures leading to vocal learning have been identified, females are the selective agent. Use of vocal signals to attract females is much rarer in mammals, and this is correlated with a low incidence of vocal learning. The successive steps leading from genetically determined motor ontogenies to vocal learning are discussed.","container-title":"The American Naturalist","DOI":"10.1086/282756","ISSN":"0003-0147","issue":"947","note":"publisher: The University of Chicago Press","page":"116-140","source":"journals.uchicago.edu (Atypon)","title":"The Origins of Vocal Learning","volume":"106","author":[{"family":"Nottebohm","given":"Fernando"}],"issued":{"date-parts":[["1972",1]]}}},{"id":514,"uris":["http://zotero.org/groups/5786507/items/V3B289AB"],"itemData":{"id":514,"type":"article-journal","abstract":"Vocal learning, in which animals modify their vocalizations to imitate those of others, has evolved independently in scattered lineages of birds and mammals. Comparative evidence supports two hypotheses for the selective advantages leading to the origin of vocal learning. The sexual selection hypothesis proposes that vocal learning evolves to allow expansion of vocal repertoires in response to mating preferences for more complex vocalizations. The information-sharing hypothesis also proposes that vocal learning evolves to allow expansion of vocal repertoires, but in this case in response to kin selection favoring sharing of information among relatives.","collection-title":"SI: Communication and language","container-title":"Current Opinion in Neurobiology","DOI":"10.1016/j.conb.2014.06.007","ISSN":"0959-4388","journalAbbreviation":"Current Opinion in Neurobiology","page":"48-53","source":"ScienceDirect","title":"The evolution of vocal learning","volume":"28","author":[{"family":"Nowicki","given":"Stephen"},{"family":"Searcy","given":"William A"}],"issued":{"date-parts":[["2014",10,1]]}}},{"id":516,"uris":["http://zotero.org/groups/5786507/items/UDE4QNQH"],"itemData":{"id":516,"type":"article-journal","abstract":"Learned song is among the best-studied models of animal communication. In oscine songbirds, where learned song is most prevalent, it is used primarily for intrasexual selection and mate attraction. Learning of a different class of vocal signals, known as contact calls, is found in a diverse array of species, where they are used to mediate social interactions among individuals. We argue that call learning provides a taxonomically rich system for studying testable hypotheses for the evolutionary origins of vocal learning. We describe and critically evaluate four nonmutually exclusive hypotheses for the origin and current function of vocal learning of calls, which propose that call learning (1) improves auditory detection and recognition, (2) signals local knowledge, (3) signals group membership, or (4) allows for the encoding of more complex social information. We propose approaches to testing these four hypotheses but emphasize that all of them share the idea that social living, not sexual selection, is a central driver of vocal learning. Finally, we identify future areas for research on call learning that could provide new perspectives on the origins and mechanisms of vocal learning in both animals and humans.","container-title":"Animal Behaviour","DOI":"10.1016/j.anbehav.2016.07.031","ISSN":"0003-3472","journalAbbreviation":"Animal Behaviour","page":"163-172","source":"ScienceDirect","title":"Social calls provide novel insights into the evolution of vocal learning","volume":"120","author":[{"family":"Sewall","given":"Kendra B."},{"family":"Young","given":"Anna M."},{"family":"Wright","given":"Timothy F."}],"issued":{"date-parts":[["2016",10,1]]}}}],"schema":"https://github.com/citation-style-language/schema/raw/master/csl-citation.json"} </w:instrText>
-      </w:r>
-      <w:r>
-        <w:rPr>
-          <w:rFonts w:ascii="Arial" w:hAnsi="Arial" w:cs="Arial"/>
-        </w:rPr>
-        <w:fldChar w:fldCharType="separate"/>
-      </w:r>
-      <w:r>
-        <w:rPr>
-          <w:rFonts w:ascii="Arial" w:hAnsi="Arial" w:cs="Arial"/>
-        </w:rPr>
-        <w:t>(2,3,7,8)</w:t>
-      </w:r>
-      <w:r>
-        <w:rPr>
-          <w:rFonts w:ascii="Arial" w:hAnsi="Arial" w:cs="Arial"/>
-        </w:rPr>
-        <w:fldChar w:fldCharType="end"/>
-      </w:r>
-      <w:r>
-        <w:rPr>
-          <w:rFonts w:ascii="Arial" w:hAnsi="Arial" w:cs="Arial"/>
-        </w:rPr>
-        <w:t>, therefore, to study to evolution of vocal learning, we must understand how vocal learners encode and perceive information in learned vocal signals.</w:t>
-      </w:r>
-      <w:r>
-        <w:rPr>
-          <w:rFonts w:ascii="Arial" w:hAnsi="Arial" w:cs="Arial"/>
-        </w:rPr>
-        <w:t xml:space="preserve"> </w:t>
-      </w:r>
-      <w:r>
-        <w:rPr>
-          <w:rFonts w:ascii="Arial" w:hAnsi="Arial" w:cs="Arial"/>
-        </w:rPr>
-        <w:t xml:space="preserve">Studies of </w:t>
-      </w:r>
-      <w:r>
-        <w:rPr>
-          <w:rFonts w:ascii="Arial" w:hAnsi="Arial" w:cs="Arial"/>
-        </w:rPr>
-        <w:t>the diversity of information encoding across</w:t>
-      </w:r>
-      <w:r>
-        <w:rPr>
-          <w:rFonts w:ascii="Arial" w:hAnsi="Arial" w:cs="Arial"/>
-        </w:rPr>
-        <w:t xml:space="preserve"> vocal learning </w:t>
-      </w:r>
-      <w:r>
-        <w:rPr>
-          <w:rFonts w:ascii="Arial" w:hAnsi="Arial" w:cs="Arial"/>
-        </w:rPr>
-        <w:t>taxa could lead to new insights into how vocal learning originated and continues to evolve.</w:t>
-      </w:r>
-    </w:p>
-    <w:p>
-      <w:pPr>
-        <w:spacing w:line="480" w:lineRule="auto"/>
-        <w:rPr>
-          <w:rFonts w:ascii="Arial" w:hAnsi="Arial" w:cs="Arial"/>
-        </w:rPr>
-      </w:pPr>
-      <w:r>
-        <w:rPr>
-          <w:rFonts w:ascii="Arial" w:hAnsi="Arial" w:cs="Arial"/>
-        </w:rPr>
-        <w:tab/>
-      </w:r>
-      <w:r>
-        <w:rPr>
-          <w:rFonts w:ascii="Arial" w:hAnsi="Arial" w:cs="Arial"/>
-        </w:rPr>
-        <w:t>R</w:t>
-      </w:r>
-      <w:r>
-        <w:rPr>
-          <w:rFonts w:ascii="Arial" w:hAnsi="Arial" w:cs="Arial"/>
-        </w:rPr>
-        <w:t xml:space="preserve">esearchers </w:t>
-      </w:r>
-      <w:r>
-        <w:rPr>
-          <w:rFonts w:ascii="Arial" w:hAnsi="Arial" w:cs="Arial"/>
-        </w:rPr>
-        <w:t xml:space="preserve">studying information encoded in vocal signals </w:t>
-      </w:r>
-      <w:r>
-        <w:rPr>
-          <w:rFonts w:ascii="Arial" w:hAnsi="Arial" w:cs="Arial"/>
-        </w:rPr>
-        <w:t xml:space="preserve">have used </w:t>
-      </w:r>
-      <w:r>
-        <w:rPr>
-          <w:rFonts w:ascii="Arial" w:hAnsi="Arial" w:cs="Arial"/>
-        </w:rPr>
-        <w:t>a wide set of computational tools to quantify patterns of acoustic variation in learned vocalizations</w:t>
-      </w:r>
-      <w:r>
-        <w:rPr>
-          <w:rFonts w:ascii="Arial" w:hAnsi="Arial" w:cs="Arial"/>
-        </w:rPr>
-        <w:t>. These computational approaches</w:t>
-      </w:r>
-      <w:r>
-        <w:rPr>
-          <w:rFonts w:ascii="Arial" w:hAnsi="Arial" w:cs="Arial"/>
-        </w:rPr>
-        <w:t xml:space="preserve"> includ</w:t>
-      </w:r>
-      <w:r>
-        <w:rPr>
-          <w:rFonts w:ascii="Arial" w:hAnsi="Arial" w:cs="Arial"/>
-        </w:rPr>
-        <w:t>e</w:t>
-      </w:r>
-      <w:r>
-        <w:rPr>
-          <w:rFonts w:ascii="Arial" w:hAnsi="Arial" w:cs="Arial"/>
-        </w:rPr>
-        <w:t xml:space="preserve"> visual </w:t>
-      </w:r>
-      <w:r>
-        <w:rPr>
-          <w:rFonts w:ascii="Arial" w:hAnsi="Arial" w:cs="Arial"/>
-        </w:rPr>
-        <w:fldChar w:fldCharType="begin"/>
-      </w:r>
-      <w:r>
-        <w:rPr>
-          <w:rFonts w:ascii="Arial" w:hAnsi="Arial" w:cs="Arial"/>
-        </w:rPr>
-        <w:instrText xml:space="preserve"> ADDIN ZOTERO_ITEM CSL_CITATION {"citationID":"rAU7Cgl8","properties":{"formattedCitation":"(9)","plainCitation":"(9)","noteIndex":0},"citationItems":[{"id":520,"uris":["http://zotero.org/groups/5786507/items/7BKS52MV"],"itemData":{"id":520,"type":"article-journal","abstract":"Blue whale songs provide a measure for characterising worldwide blue whale population structure. These songs are divided into nine regional types, which maintain a stable character. Five of the nine song types have been recorded over time spans greater than 30 years showing no significant change in character. The nine song types can be divided into those containing only simple tonal components (high latitude North Pacific, North Atlantic and Southern Ocean song types), those comprised of complex pulsed units in addition to the tonal components (Pacific Ocean margin song types from California, Chile and New Zealand), and those which have the greatest complexity of all and the longest cycling times (Indian Ocean song types from Sri Lanka, Fremantle and Diego Garcia). We suggest that temporally stable differences in song provide another characteristic for comparison with genetic and morphological data when defining blue whale populations. Furthermore, as Mellinger and Barlow (2003) recommend, when there is a lack of other data or lack of clarity in other data sets, evidence of distinct differences in songs between areas should be used as a provisional hypothesis about population structure when making management decisions. Worldwide study is needed to better understand the various populations and subspecies within species like the blue whale that have large geographic distributions and have both migrating and resident populations.","container-title":"Journal of Cetacean Research and Management","issue":"1","language":"en","page":"55-65","source":"escholarship.org","title":"Biogeographic characterization of blue whale song worldwide: Using song to identify populations","title-short":"Biogeographic characterization of blue whale song worldwide","volume":"8","author":[{"family":"McDonald","given":"Mark A."},{"family":"Mesnick","given":"Sarah L."},{"family":"Hildebrand","given":"John A."}],"issued":{"date-parts":[["2006"]]}}}],"schema":"https://github.com/citation-style-language/schema/raw/master/csl-citation.json"} </w:instrText>
-      </w:r>
-      <w:r>
-        <w:rPr>
-          <w:rFonts w:ascii="Arial" w:hAnsi="Arial" w:cs="Arial"/>
-        </w:rPr>
-        <w:fldChar w:fldCharType="separate"/>
-      </w:r>
-      <w:r>
-        <w:rPr>
-          <w:rFonts w:ascii="Arial" w:hAnsi="Arial" w:cs="Arial"/>
-        </w:rPr>
-        <w:t>(9)</w:t>
-      </w:r>
-      <w:r>
-        <w:rPr>
-          <w:rFonts w:ascii="Arial" w:hAnsi="Arial" w:cs="Arial"/>
-        </w:rPr>
-        <w:fldChar w:fldCharType="end"/>
-      </w:r>
-      <w:r>
-        <w:rPr>
-          <w:rFonts w:ascii="Arial" w:hAnsi="Arial" w:cs="Arial"/>
-        </w:rPr>
-        <w:t xml:space="preserve"> or </w:t>
-      </w:r>
-      <w:r>
-        <w:rPr>
-          <w:rFonts w:ascii="Arial" w:hAnsi="Arial" w:cs="Arial"/>
-        </w:rPr>
-        <w:t>automated</w:t>
-      </w:r>
-      <w:r>
-        <w:rPr>
-          <w:rFonts w:ascii="Arial" w:hAnsi="Arial" w:cs="Arial"/>
-        </w:rPr>
-        <w:t xml:space="preserve"> classification </w:t>
-      </w:r>
-      <w:r>
-        <w:rPr>
-          <w:rFonts w:ascii="Arial" w:hAnsi="Arial" w:cs="Arial"/>
-        </w:rPr>
-        <w:fldChar w:fldCharType="begin"/>
-      </w:r>
-      <w:r>
-        <w:rPr>
-          <w:rFonts w:ascii="Arial" w:hAnsi="Arial" w:cs="Arial"/>
-        </w:rPr>
-        <w:instrText xml:space="preserve"> ADDIN ZOTERO_ITEM CSL_CITATION {"citationID":"IfayIE36","properties":{"formattedCitation":"(10,11)","plainCitation":"(10,11)","noteIndex":0},"citationItems":[{"id":522,"uris":["http://zotero.org/groups/5786507/items/V2UWNIJQ"],"itemData":{"id":522,"type":"article-journal","abstract":"Variation in vocal signals among populations and social groups of animals provides opportunities for the study of the mechanisms of behavioural change and their importance in generating and maintaining behavioural variation. We analysed two call types made by two matrilineal social groups of resident killer whales, Orcinus orca, over 12–13 years. We used a neural network-based index of acoustic similarity to identify mechanisms of call differentiation. A test for structural modification of the calls detected significant changes in one call type in both groups, but not in the other. For the modified call type, the rate of divergence between the two groups was significantly lower than the rate of modification within either group showing that calls were modified in a similar fashion in the two groups. An analysis of structural parameters detected no strong directionality in the change. The pattern of call modification could have been caused by maturational changes to the calls or, if killer whale dialects are learned behavioural traits, cultural drift in the structure of the calls together with horizontal transmission of modifications between the two groups. Such vocal matching between members of different matrilines would suggest that vocal learning is not limited to vertical transmission from mother to offspring, which has important implications for models of gene–culture coevolution.","container-title":"Animal Behaviour","DOI":"10.1006/anbe.2000.1454","ISSN":"0003-3472","issue":"5","journalAbbreviation":"Animal Behaviour","page":"629-638","source":"ScienceDirect","title":"Dialect change in resident killer whales: implications for vocal learning and cultural transmission","title-short":"Dialect change in resident killer whales","volume":"60","author":[{"family":"Deecke","given":"V. B"},{"family":"Ford","given":"J. K. B"},{"family":"Spong","given":"P"}],"issued":{"date-parts":[["2000",11,1]]}}},{"id":539,"uris":["http://zotero.org/groups/5786507/items/2XR78B26"],"itemData":{"id":539,"type":"article-journal","abstract":"The manner in which vocal learning is used for social recognition may be sensitive to the social environment. Biological invaders capable of vocal learning are useful for testing this possibility, as invasion alters population size. Some vocal learning species use frequency modulation patterns of acoustic signals for individual recognition. In such species, frequency modulation patterns should be more complex in larger social groups, reflecting greater selection for individual distinctiveness. We used numbers of nests and nest densities as proxies of local population sizes of native range monk parakeets, Myiopsitta monachus, in Uruguay and invasive range populations in the United States. Flock sizes were obtained to estimate maximum social group sizes per range. Supervised machine learning and frequency contours were employed to compare contact call structure between native and invasive range populations, and the effect of urban habitats on call structure was also assessed. Invasive range populations exhibited fewer nests, lower nest densities and smaller maximum flock sizes, which is consistent with a reduction in population size following invasion. Parakeets at invasive range sites also produced contact calls with simpler frequency modulation patterns. Beecher's statistic (HS) revealed reduced individual identity content and fewer possible unique individual signatures in invasive range calls. Simpler individual signatures are consistent with relaxed selection on the complexity of learned calls likely used for individual vocal recognition in the smaller local populations that we identified post-invasion. Frequency modulation patterns were simpler in urban habitats in both ranges, indicating that urban habitats could also alter the social environment and in turn influence the complexity of learned individual signatures. These findings contribute to a growing literature on the use of vocal learning for individual recognition and indicate that vocal learning can be used to produce individual vocal signatures in a manner sensitive to local population size.","container-title":"Animal Behaviour","DOI":"10.1016/j.anbehav.2021.06.020","ISSN":"0003-3472","journalAbbreviation":"Animal Behaviour","page":"15-39","source":"ScienceDirect","title":"Individual vocal signatures show reduced complexity following invasion","volume":"179","author":[{"family":"Smith-Vidaurre","given":"Grace"},{"family":"Perez-Marrufo","given":"Valeria"},{"family":"Wright","given":"Timothy F."}],"issued":{"date-parts":[["2021",9,1]]}}}],"schema":"https://github.com/citation-style-language/schema/raw/master/csl-citation.json"} </w:instrText>
-      </w:r>
-      <w:r>
-        <w:rPr>
-          <w:rFonts w:ascii="Arial" w:hAnsi="Arial" w:cs="Arial"/>
-        </w:rPr>
-        <w:fldChar w:fldCharType="separate"/>
-      </w:r>
-      <w:r>
-        <w:rPr>
-          <w:rFonts w:ascii="Arial" w:hAnsi="Arial" w:cs="Arial"/>
-        </w:rPr>
-        <w:t>(10,11)</w:t>
-      </w:r>
-      <w:r>
-        <w:rPr>
-          <w:rFonts w:ascii="Arial" w:hAnsi="Arial" w:cs="Arial"/>
-        </w:rPr>
-        <w:fldChar w:fldCharType="end"/>
-      </w:r>
-      <w:r>
-        <w:rPr>
-          <w:rFonts w:ascii="Arial" w:hAnsi="Arial" w:cs="Arial"/>
-        </w:rPr>
-        <w:t xml:space="preserve"> back to unique individuals or social units</w:t>
-      </w:r>
-      <w:r>
-        <w:rPr>
-          <w:rFonts w:ascii="Arial" w:hAnsi="Arial" w:cs="Arial"/>
-        </w:rPr>
-        <w:t>, as well as</w:t>
-      </w:r>
-      <w:r>
-        <w:rPr>
-          <w:rFonts w:ascii="Arial" w:hAnsi="Arial" w:cs="Arial"/>
-        </w:rPr>
-        <w:t xml:space="preserve"> </w:t>
-      </w:r>
-      <w:r>
-        <w:rPr>
-          <w:rFonts w:ascii="Arial" w:hAnsi="Arial" w:cs="Arial"/>
-        </w:rPr>
-        <w:t>pipelines to visualize and cluster vocalizations in low-dimensional trait spaces, or acoustic space</w:t>
-      </w:r>
-      <w:r>
-        <w:rPr>
-          <w:rFonts w:ascii="Arial" w:hAnsi="Arial" w:cs="Arial"/>
-        </w:rPr>
-        <w:t xml:space="preserve"> </w:t>
-      </w:r>
-      <w:r>
-        <w:rPr>
-          <w:rFonts w:ascii="Arial" w:hAnsi="Arial" w:cs="Arial"/>
-        </w:rPr>
-        <w:fldChar w:fldCharType="begin"/>
-      </w:r>
-      <w:r>
-        <w:rPr>
-          <w:rFonts w:ascii="Arial" w:hAnsi="Arial" w:cs="Arial"/>
-        </w:rPr>
-        <w:instrText xml:space="preserve"> ADDIN ZOTERO_ITEM CSL_CITATION {"citationID":"ypmC2vLC","properties":{"formattedCitation":"(12\\uc0\\u8211{}17)","plainCitation":"(12–17)","noteIndex":0},"citationItems":[{"id":534,"uris":["http://zotero.org/groups/5786507/items/DLH8HEV6"],"itemData":{"id":534,"type":"article-journal","abstract":"Vocal learning, in which animals modify their vocalizations based on social experience, has evolved in several lineages of mammals and birds, including humans. Despite much attention, the question of how this key cognitive trait has evolved remains unanswered. The motor theory for the origin of vocal learning posits that neural centres specialized for vocal learning arose from adjacent areas in the brain devoted to general motor learning. One prediction of this hypothesis is that visual displays that rely on complex motor patterns may also be learned in taxa with vocal learning. While learning of both spoken and gestural languages is well documented in humans, the occurrence of learned visual displays has rarely been examined in non-human animals. We tested for geographical variation consistent with learning of visual displays in long-billed hermits (Phaethornis longirostris), a lek-mating hummingbird that, like humans, has both learned vocalizations and elaborate visual displays. We found lek-level signatures in both vocal parameters and visual display features, including display element proportions, sequence syntax and fine-scale parameters of elements. This variation was not associated with genetic differentiation between leks. In the absence of genetic differences, geographical variation in vocal signals at small scales is most parsimoniously attributed to learning, suggesting a significant role of social learning in visual display ontogeny. The co-occurrence of learning in vocal and visual displays would be consistent with a parallel evolution of these two signal modalities in this species.","container-title":"Proceedings of the Royal Society B: Biological Sciences","DOI":"10.1098/rspb.2019.0666","issue":"1903","note":"Enter Notes Here!","page":"20190666","source":"royalsocietypublishing.org (Atypon)","title":"Social group signatures in hummingbird displays provide evidence of co-occurrence of vocal and visual learning","volume":"286","author":[{"family":"Araya-Salas","given":"Marcelo"},{"family":"Smith-Vidaurre","given":"Grace"},{"family":"Mennill","given":"Daniel J."},{"family":"González-Gómez","given":"Paulina L."},{"family":"Cahill","given":"James"},{"family":"Wright","given":"Timothy F."}],"issued":{"date-parts":[["2019",5,29]]}}},{"id":530,"uris":["http://zotero.org/groups/5786507/items/4ILM3F4A"],"itemData":{"id":530,"type":"article-journal","abstract":"Learned birdsong is a widely used animal model for understanding the acquisition of human speech. Male songbirds often learn songs from adult males during sensitive periods early in life, and sing to attract mates and defend territories. In presumably all of the 350+ parrot species, individuals of both sexes commonly learn vocal signals throughout life to satisfy a wide variety of social functions. Despite intriguing parallels with humans, there have been no experimental studies demonstrating learned vocal production in wild parrots. We studied contact call learning in video-rigged nests of a well-known marked population of green-rumped parrotlets (Forpus passerinus) in Venezuela. Both sexes of naive nestlings developed individually unique contact calls in the nest, and we demonstrate experimentally that signature attributes are learned from both primary care-givers. This represents the first experimental evidence for the mechanisms underlying the transmission of a socially acquired trait in a wild parrot population.","container-title":"Proceedings of the Royal Society B: Biological Sciences","DOI":"10.1098/rspb.2011.0932","issue":"1728","note":"publisher: Royal Society","page":"585-591","source":"royalsocietypublishing-org.proxy2.cl.msu.edu (Atypon)","title":"Vertical transmission of learned signatures in a wild parrot","volume":"279","author":[{"family":"Berg","given":"Karl S."},{"family":"Delgado","given":"Soraya"},{"family":"Cortopassi","given":"Kathryn A."},{"family":"Beissinger","given":"Steven R."},{"family":"Bradbury","given":"Jack W."}],"issued":{"date-parts":[["2011",7,13]]}}},{"id":527,"uris":["http://zotero.org/groups/5786507/items/M5RQLYC2"],"itemData":{"id":527,"type":"article-journal","abstract":"Contact calls function to coordinate movements in a wide variety of social animals. Where population density is high, visibility is low and repeated interactions occur between known social companions, calls are often individually recognizable. Parrots are highly social and make substantial daily movements, which appear to be mediated through contact calling. However, there is little experimental evidence for how free-ranging parrots recognize social companions. We quantified intra- and interindividual variation of contact calls in a banded population of green-rumped parrotlets in Venezuela. Recordings of a sample of males were made on replicate days as they announced their return to incubating mates. Spectrographic structure of these contact calls showed significantly more variation between than within individuals, and calls could be correctly classified to individuals more often than was expected by chance. Males varied across multiple dimensions simultaneously, including duration, frequency and frequency modulation of contact calls. Playback experiments showed that free-ranging female parrotlets responded significantly more often to their mates’ calls than to calls of males of other nests. Mate recognition via contact calls may be selectively advantageous during incubation and brooding if this reduces the potential costs associated with confusing contact calls of mates with those of nonmates, including infanticidal conspecifics.","container-title":"Animal Behaviour","DOI":"10.1016/j.anbehav.2010.10.012","ISSN":"0003-3472","issue":"1","journalAbbreviation":"Animal Behaviour","page":"241-248","source":"ScienceDirect","title":"Contact calls are used for individual mate recognition in free-ranging green-rumped parrotlets, &lt;i&gt;Forpus passerinus&lt;/i&gt;","volume":"81","author":[{"family":"Berg","given":"Karl S."},{"family":"Delgado","given":"Soraya"},{"family":"Okawa","given":"Rae"},{"family":"Beissinger","given":"Steven R."},{"family":"Bradbury","given":"Jack W."}],"issued":{"date-parts":[["2011",1,1]]}}},{"id":536,"uris":["http://zotero.org/groups/5786507/items/ZNXJZAJT"],"itemData":{"id":536,"type":"article-journal","abstract":"Despite longstanding interest in the evolutionary origins and maintenance of vocal learning, we know relatively little about how social dynamics influence vocal learning processes in natural populations. The “signaling group membership” hypothesis proposes that socially learned calls evolved and are maintained as signals of group membership. However, in fission–fusion societies, individuals can interact in social groups across various social scales. For learned calls to signal group membership over multiple social scales, they must contain information about group membership over each of these scales, a concept termed “hierarchical mapping.” Monk parakeets (Myiopsitta monachus), small parrots native to South America, exhibit vocal mimicry in captivity and fission–fusion social dynamics in the wild. We examined patterns of contact call acoustic similarity in Uruguay to test the hierarchical mapping assumption of the signaling group membership hypothesis. We also asked whether geographic variation patterns matched regional dialects or geographic clines that have been documented in other vocal learning species. We used visual inspection, spectrographic cross-correlation and random forests, a machine learning approach, to evaluate contact call similarity. We compared acoustic similarity across social scales and geographic distance using Mantel tests and spatial autocorrelation. We found high similarity within individuals, and low, albeit significant, similarity within groups at the pair, flock and site social scales. Patterns of acoustic similarity over geographic distance did not match mosaic or graded patterns expected in dialectal or clinal variation. Our findings suggest that monk parakeet social interactions rely more heavily upon individual recognition than group membership at higher social scales.","container-title":"Behavioral Ecology","DOI":"10.1093/beheco/arz202","ISSN":"1045-2249","issue":"2","journalAbbreviation":"Behavioral Ecology","page":"448-458","source":"Silverchair","title":"Individual signatures outweigh social group identity in contact calls of a communally nesting parrot","volume":"31","author":[{"family":"Smith-Vidaurre","given":"Grace"},{"family":"Araya-Salas","given":"Marcelo"},{"family":"Wright","given":"Timothy F"}],"issued":{"date-parts":[["2020",3,20]]}}},{"id":542,"uris":["http://zotero.org/groups/5786507/items/E7IVATDZ"],"itemData":{"id":542,"type":"article-journal","abstract":"Animals can actively encode different types of identity information in learned communication signals, such as group membership or individual identity. The social environments in which animals interact may favor different types of information, but whether identity information conveyed in learned signals is robust or responsive to social disruption over short evolutionary timescales is not well understood. We inferred the type of identity information that was most salient in vocal signals by combining computational tools, including supervised machine learning, with a conceptual framework of “hierarchical mapping”, or patterns of relative acoustic convergence across social scales. We used populations of a vocal learning species as a natural experiment to test whether the type of identity information emphasized in learned vocalizations changed in populations that experienced the social disruption of introduction into new parts of the world. We compared the social scales with the most salient identity information among native and introduced range monk parakeet (Myiopsitta monachus) calls recorded in Uruguay and the United States, respectively. We also evaluated whether the identity information emphasized in introduced range calls changed over time. To place our findings in an evolutionary context, we compared our results with another parrot species that exhibits well-established and distinctive regional vocal dialects that are consistent with signaling group identity. We found that both native and introduced range monk parakeet calls displayed the strongest convergence at the individual scale and minimal convergence within sites. We did not identify changes in the strength of acoustic convergence within sites over time in the introduced range calls. These results indicate that the individual identity information in learned vocalizations did not change over short evolutionary timescales in populations that experienced the social disruption of introduction. Our findings point to exciting new research directions about the robustness or responsiveness of communication systems over different evolutionary timescales.","container-title":"PLOS Computational Biology","DOI":"10.1371/journal.pcbi.1011231","ISSN":"1553-7358","issue":"7","journalAbbreviation":"PLOS Computational Biology","language":"en","note":"publisher: Public Library of Science","page":"e1011231","source":"PLoS Journals","title":"Individual identity information persists in learned calls of introduced parrot populations","volume":"19","author":[{"family":"Smith-Vidaurre","given":"Grace"},{"family":"Pérez-Marrufo","given":"Valeria"},{"family":"Hobson","given":"Elizabeth A."},{"family":"Salinas-Melgoza","given":"Alejandro"},{"family":"Wright","given":"Timothy F."}],"issued":{"date-parts":[["2023",7,27]]}}},{"id":519,"uris":["http://zotero.org/groups/5786507/items/CYI2BRGH"],"itemData":{"id":519,"type":"article-journal","abstract":"This study describes a system of regional dialects in the contact call of a parrot, the yellow-naped amazon (Amazona auropalliata.) Spectrographic cross-correlation analyses of calls from multiple adults at 16 roosts in Costa Rica reveal two distinct patterns of geographic variation in call structure: first, variation in the basic structure of the call by which roosts can be classified into three distinct dialects, and second, fine-scale variation of call structure among roosts within a dialect. Some birds at roosts bordering two dialects use the calls of both neighbouring dialects interchangeably. These results suggest that there are two distinct processes governing the diffusion of call types among roosts, with dialect borders acting as barriers to the spread of foreign calls. Such a dialect system could be maintained through either reduced dispersal of birds across dialect boundaries or alternatively, by reduced diffusion of call types. These two possibilities have different implications for the genetic isolation of populations and thus for both speciation and learning. This pattern is broadly similar to those seen in some songbirds and may be maintained in a similar manner.","container-title":"Proceedings of the Royal Society of London. Series B: Biological Sciences","DOI":"10.1098/rspb.1996.0128","issue":"1372","note":"publisher: Royal Society","page":"867-872","source":"royalsocietypublishing.org (Atypon)","title":"Regional dialects in the contact call of a parrot","volume":"263","author":[{"family":"Wright","given":"Timothy F."}],"issued":{"date-parts":[["1996"]]}}}],"schema":"https://github.com/citation-style-language/schema/raw/master/csl-citation.json"} </w:instrText>
-      </w:r>
-      <w:r>
-        <w:rPr>
-          <w:rFonts w:ascii="Arial" w:hAnsi="Arial" w:cs="Arial"/>
-        </w:rPr>
-        <w:fldChar w:fldCharType="separate"/>
-      </w:r>
-      <w:r>
-        <w:rPr>
-          <w:rFonts w:ascii="Arial" w:hAnsi="Arial" w:cs="Arial"/>
-          <w:kern w:val="0"/>
-        </w:rPr>
-        <w:t>(12–17)</w:t>
-      </w:r>
-      <w:r>
-        <w:rPr>
-          <w:rFonts w:ascii="Arial" w:hAnsi="Arial" w:cs="Arial"/>
-        </w:rPr>
-        <w:fldChar w:fldCharType="end"/>
-      </w:r>
-      <w:r>
-        <w:rPr>
-          <w:rFonts w:ascii="Arial" w:hAnsi="Arial" w:cs="Arial"/>
-          <w:lang w:val="es-ES"/>
-        </w:rPr>
-        <w:t xml:space="preserve">. </w:t>
-      </w:r>
-      <w:r>
-        <w:rPr>
-          <w:rFonts w:ascii="Arial" w:hAnsi="Arial" w:cs="Arial"/>
-        </w:rPr>
-        <w:t>Such pipelines rely on overall measurements of acoustic similarity</w:t>
-      </w:r>
-      <w:r>
-        <w:rPr>
-          <w:rFonts w:ascii="Arial" w:hAnsi="Arial" w:cs="Arial"/>
-        </w:rPr>
-        <w:t xml:space="preserve"> </w:t>
-      </w:r>
-      <w:r>
-        <w:rPr>
-          <w:rFonts w:ascii="Arial" w:hAnsi="Arial" w:cs="Arial"/>
-        </w:rPr>
-        <w:fldChar w:fldCharType="begin"/>
-      </w:r>
-      <w:r>
-        <w:rPr>
-          <w:rFonts w:ascii="Arial" w:hAnsi="Arial" w:cs="Arial"/>
-        </w:rPr>
-        <w:instrText xml:space="preserve"> ADDIN ZOTERO_ITEM CSL_CITATION {"citationID":"Sa9HTNBJ","properties":{"formattedCitation":"(12,15,17)","plainCitation":"(12,15,17)","noteIndex":0},"citationItems":[{"id":534,"uris":["http://zotero.org/groups/5786507/items/DLH8HEV6"],"itemData":{"id":534,"type":"article-journal","abstract":"Vocal learning, in which animals modify their vocalizations based on social experience, has evolved in several lineages of mammals and birds, including humans. Despite much attention, the question of how this key cognitive trait has evolved remains unanswered. The motor theory for the origin of vocal learning posits that neural centres specialized for vocal learning arose from adjacent areas in the brain devoted to general motor learning. One prediction of this hypothesis is that visual displays that rely on complex motor patterns may also be learned in taxa with vocal learning. While learning of both spoken and gestural languages is well documented in humans, the occurrence of learned visual displays has rarely been examined in non-human animals. We tested for geographical variation consistent with learning of visual displays in long-billed hermits (Phaethornis longirostris), a lek-mating hummingbird that, like humans, has both learned vocalizations and elaborate visual displays. We found lek-level signatures in both vocal parameters and visual display features, including display element proportions, sequence syntax and fine-scale parameters of elements. This variation was not associated with genetic differentiation between leks. In the absence of genetic differences, geographical variation in vocal signals at small scales is most parsimoniously attributed to learning, suggesting a significant role of social learning in visual display ontogeny. The co-occurrence of learning in vocal and visual displays would be consistent with a parallel evolution of these two signal modalities in this species.","container-title":"Proceedings of the Royal Society B: Biological Sciences","DOI":"10.1098/rspb.2019.0666","issue":"1903","note":"Enter Notes Here!","page":"20190666","source":"royalsocietypublishing.org (Atypon)","title":"Social group signatures in hummingbird displays provide evidence of co-occurrence of vocal and visual learning","volume":"286","author":[{"family":"Araya-Salas","given":"Marcelo"},{"family":"Smith-Vidaurre","given":"Grace"},{"family":"Mennill","given":"Daniel J."},{"family":"González-Gómez","given":"Paulina L."},{"family":"Cahill","given":"James"},{"family":"Wright","given":"Timothy F."}],"issued":{"date-parts":[["2019",5,29]]}}},{"id":536,"uris":["http://zotero.org/groups/5786507/items/ZNXJZAJT"],"itemData":{"id":536,"type":"article-journal","abstract":"Despite longstanding interest in the evolutionary origins and maintenance of vocal learning, we know relatively little about how social dynamics influence vocal learning processes in natural populations. The “signaling group membership” hypothesis proposes that socially learned calls evolved and are maintained as signals of group membership. However, in fission–fusion societies, individuals can interact in social groups across various social scales. For learned calls to signal group membership over multiple social scales, they must contain information about group membership over each of these scales, a concept termed “hierarchical mapping.” Monk parakeets (Myiopsitta monachus), small parrots native to South America, exhibit vocal mimicry in captivity and fission–fusion social dynamics in the wild. We examined patterns of contact call acoustic similarity in Uruguay to test the hierarchical mapping assumption of the signaling group membership hypothesis. We also asked whether geographic variation patterns matched regional dialects or geographic clines that have been documented in other vocal learning species. We used visual inspection, spectrographic cross-correlation and random forests, a machine learning approach, to evaluate contact call similarity. We compared acoustic similarity across social scales and geographic distance using Mantel tests and spatial autocorrelation. We found high similarity within individuals, and low, albeit significant, similarity within groups at the pair, flock and site social scales. Patterns of acoustic similarity over geographic distance did not match mosaic or graded patterns expected in dialectal or clinal variation. Our findings suggest that monk parakeet social interactions rely more heavily upon individual recognition than group membership at higher social scales.","container-title":"Behavioral Ecology","DOI":"10.1093/beheco/arz202","ISSN":"1045-2249","issue":"2","journalAbbreviation":"Behavioral Ecology","page":"448-458","source":"Silverchair","title":"Individual signatures outweigh social group identity in contact calls of a communally nesting parrot","volume":"31","author":[{"family":"Smith-Vidaurre","given":"Grace"},{"family":"Araya-Salas","given":"Marcelo"},{"family":"Wright","given":"Timothy F"}],"issued":{"date-parts":[["2020",3,20]]}}},{"id":519,"uris":["http://zotero.org/groups/5786507/items/CYI2BRGH"],"itemData":{"id":519,"type":"article-journal","abstract":"This study describes a system of regional dialects in the contact call of a parrot, the yellow-naped amazon (Amazona auropalliata.) Spectrographic cross-correlation analyses of calls from multiple adults at 16 roosts in Costa Rica reveal two distinct patterns of geographic variation in call structure: first, variation in the basic structure of the call by which roosts can be classified into three distinct dialects, and second, fine-scale variation of call structure among roosts within a dialect. Some birds at roosts bordering two dialects use the calls of both neighbouring dialects interchangeably. These results suggest that there are two distinct processes governing the diffusion of call types among roosts, with dialect borders acting as barriers to the spread of foreign calls. Such a dialect system could be maintained through either reduced dispersal of birds across dialect boundaries or alternatively, by reduced diffusion of call types. These two possibilities have different implications for the genetic isolation of populations and thus for both speciation and learning. This pattern is broadly similar to those seen in some songbirds and may be maintained in a similar manner.","container-title":"Proceedings of the Royal Society of London. Series B: Biological Sciences","DOI":"10.1098/rspb.1996.0128","issue":"1372","note":"publisher: Royal Society","page":"867-872","source":"royalsocietypublishing.org (Atypon)","title":"Regional dialects in the contact call of a parrot","volume":"263","author":[{"family":"Wright","given":"Timothy F."}],"issued":{"date-parts":[["1996"]]}}}],"schema":"https://github.com/citation-style-language/schema/raw/master/csl-citation.json"} </w:instrText>
-      </w:r>
-      <w:r>
-        <w:rPr>
-          <w:rFonts w:ascii="Arial" w:hAnsi="Arial" w:cs="Arial"/>
-        </w:rPr>
-        <w:fldChar w:fldCharType="separate"/>
-      </w:r>
-      <w:r>
-        <w:rPr>
-          <w:rFonts w:ascii="Arial" w:hAnsi="Arial" w:cs="Arial"/>
-        </w:rPr>
-        <w:t>(12,15,17)</w:t>
-      </w:r>
-      <w:r>
-        <w:rPr>
-          <w:rFonts w:ascii="Arial" w:hAnsi="Arial" w:cs="Arial"/>
-        </w:rPr>
-        <w:fldChar w:fldCharType="end"/>
-      </w:r>
-      <w:r>
-        <w:rPr>
-          <w:rFonts w:ascii="Arial" w:hAnsi="Arial" w:cs="Arial"/>
-        </w:rPr>
-        <w:t>,</w:t>
-      </w:r>
-      <w:r>
-        <w:rPr>
-          <w:rFonts w:ascii="Arial" w:hAnsi="Arial" w:cs="Arial"/>
-        </w:rPr>
-        <w:t xml:space="preserve"> </w:t>
-      </w:r>
-      <w:r>
-        <w:rPr>
-          <w:rFonts w:ascii="Arial" w:hAnsi="Arial" w:cs="Arial"/>
-        </w:rPr>
-        <w:t>distance matrices built from vocal element categorization (</w:t>
-      </w:r>
-      <w:r>
-        <w:rPr>
-          <w:rFonts w:ascii="Arial" w:hAnsi="Arial" w:cs="Arial"/>
-          <w:highlight w:val="yellow"/>
-        </w:rPr>
-        <w:t>MacDougall-</w:t>
-      </w:r>
-      <w:proofErr w:type="spellStart"/>
-      <w:r>
-        <w:rPr>
-          <w:rFonts w:ascii="Arial" w:hAnsi="Arial" w:cs="Arial"/>
-          <w:highlight w:val="yellow"/>
-        </w:rPr>
-        <w:t>Shackletons</w:t>
-      </w:r>
-      <w:proofErr w:type="spellEnd"/>
-      <w:r>
-        <w:rPr>
-          <w:rFonts w:ascii="Arial" w:hAnsi="Arial" w:cs="Arial"/>
-          <w:highlight w:val="yellow"/>
-        </w:rPr>
-        <w:t>?</w:t>
-      </w:r>
-      <w:r>
-        <w:rPr>
-          <w:rFonts w:ascii="Arial" w:hAnsi="Arial" w:cs="Arial"/>
-        </w:rPr>
-        <w:t xml:space="preserve">), </w:t>
-      </w:r>
-      <w:r>
-        <w:rPr>
-          <w:rFonts w:ascii="Arial" w:hAnsi="Arial" w:cs="Arial"/>
-        </w:rPr>
-        <w:t xml:space="preserve">hand-picked acoustic measurements </w:t>
-      </w:r>
-      <w:r>
-        <w:rPr>
-          <w:rFonts w:ascii="Arial" w:hAnsi="Arial" w:cs="Arial"/>
-        </w:rPr>
-        <w:fldChar w:fldCharType="begin"/>
-      </w:r>
-      <w:r>
-        <w:rPr>
-          <w:rFonts w:ascii="Arial" w:hAnsi="Arial" w:cs="Arial"/>
-        </w:rPr>
-        <w:instrText xml:space="preserve"> ADDIN ZOTERO_ITEM CSL_CITATION {"citationID":"QExVee5W","properties":{"formattedCitation":"(14,18)","plainCitation":"(14,18)","noteIndex":0},"citationItems":[{"id":527,"uris":["http://zotero.org/groups/5786507/items/M5RQLYC2"],"itemData":{"id":527,"type":"article-journal","abstract":"Contact calls function to coordinate movements in a wide variety of social animals. Where population density is high, visibility is low and repeated interactions occur between known social companions, calls are often individually recognizable. Parrots are highly social and make substantial daily movements, which appear to be mediated through contact calling. However, there is little experimental evidence for how free-ranging parrots recognize social companions. We quantified intra- and interindividual variation of contact calls in a banded population of green-rumped parrotlets in Venezuela. Recordings of a sample of males were made on replicate days as they announced their return to incubating mates. Spectrographic structure of these contact calls showed significantly more variation between than within individuals, and calls could be correctly classified to individuals more often than was expected by chance. Males varied across multiple dimensions simultaneously, including duration, frequency and frequency modulation of contact calls. Playback experiments showed that free-ranging female parrotlets responded significantly more often to their mates’ calls than to calls of males of other nests. Mate recognition via contact calls may be selectively advantageous during incubation and brooding if this reduces the potential costs associated with confusing contact calls of mates with those of nonmates, including infanticidal conspecifics.","container-title":"Animal Behaviour","DOI":"10.1016/j.anbehav.2010.10.012","ISSN":"0003-3472","issue":"1","journalAbbreviation":"Animal Behaviour","page":"241-248","source":"ScienceDirect","title":"Contact calls are used for individual mate recognition in free-ranging green-rumped parrotlets, &lt;i&gt;Forpus passerinus&lt;/i&gt;","volume":"81","author":[{"family":"Berg","given":"Karl S."},{"family":"Delgado","given":"Soraya"},{"family":"Okawa","given":"Rae"},{"family":"Beissinger","given":"Steven R."},{"family":"Bradbury","given":"Jack W."}],"issued":{"date-parts":[["2011",1,1]]}}},{"id":457,"uris":["http://zotero.org/users/6722993/items/YUE44IAR"],"itemData":{"id":457,"type":"article-journal","abstract":"In humans, identity is partly encoded in a voice-print that is carried across multiple vocalizations. Other species also signal vocal identity in calls, such as shown in the contact call of parrots. However, it remains unclear to what extent other call types in parrots are individually distinct, and whether there is an analogous voice-print across calls. Here we test if an individual signature is present in other call types, how stable this signature is, and if parrots exhibit voice-prints across call types. We recorded 5599 vocalizations from 229 individually marked monk parakeets (\n              Myiopsitta monachus\n              ) over a 2-year period in Barcelona, Spain. We examined five distinct call types, finding evidence for an individual signature in three. We further show that in the contact call, while birds are individually distinct, the calls are more variable than previously assumed, changing over short time scales (seconds to minutes). Finally, we provide evidence for voice-prints across multiple call types, with a discriminant function being able to predict caller identity across call types. This suggests that monk parakeets may be able to use vocal cues to recognize conspecifics, even across vocalization types and without necessarily needing active vocal signatures of identity.","container-title":"Royal Society Open Science","DOI":"10.1098/rsos.230835","ISSN":"2054-5703","issue":"10","journalAbbreviation":"R. Soc. open sci.","language":"en","page":"230835","source":"DOI.org (Crossref)","title":"Evidence for vocal signatures and voice-prints in a wild parrot","volume":"10","author":[{"family":"Smeele","given":"Simeon Q."},{"family":"Senar","given":"Juan Carlos"},{"family":"Aplin","given":"Lucy M."},{"family":"McElreath","given":"Mary Brooke"}],"issued":{"date-parts":[["2023",10]]}}}],"schema":"https://github.com/citation-style-language/schema/raw/master/csl-citation.json"} </w:instrText>
-      </w:r>
-      <w:r>
-        <w:rPr>
-          <w:rFonts w:ascii="Arial" w:hAnsi="Arial" w:cs="Arial"/>
-        </w:rPr>
-        <w:fldChar w:fldCharType="separate"/>
-      </w:r>
-      <w:r>
-        <w:rPr>
-          <w:rFonts w:ascii="Arial" w:hAnsi="Arial" w:cs="Arial"/>
-        </w:rPr>
-        <w:t>(14,18)</w:t>
-      </w:r>
-      <w:r>
-        <w:rPr>
-          <w:rFonts w:ascii="Arial" w:hAnsi="Arial" w:cs="Arial"/>
-        </w:rPr>
-        <w:fldChar w:fldCharType="end"/>
-      </w:r>
-      <w:r>
-        <w:rPr>
-          <w:rFonts w:ascii="Arial" w:hAnsi="Arial" w:cs="Arial"/>
-        </w:rPr>
-        <w:t xml:space="preserve">, </w:t>
-      </w:r>
-      <w:r>
-        <w:rPr>
-          <w:rFonts w:ascii="Arial" w:hAnsi="Arial" w:cs="Arial"/>
-        </w:rPr>
-        <w:t xml:space="preserve">and </w:t>
-      </w:r>
-      <w:r>
-        <w:rPr>
-          <w:rFonts w:ascii="Arial" w:hAnsi="Arial" w:cs="Arial"/>
-        </w:rPr>
-        <w:t>automatically extracted acoustic features (</w:t>
-      </w:r>
-      <w:r>
-        <w:rPr>
-          <w:rFonts w:ascii="Arial" w:hAnsi="Arial" w:cs="Arial"/>
-          <w:highlight w:val="yellow"/>
-        </w:rPr>
-        <w:t>CITE</w:t>
-      </w:r>
-      <w:r>
-        <w:rPr>
-          <w:rFonts w:ascii="Arial" w:hAnsi="Arial" w:cs="Arial"/>
-        </w:rPr>
-        <w:t>)</w:t>
-      </w:r>
-      <w:r>
-        <w:rPr>
-          <w:rFonts w:ascii="Arial" w:hAnsi="Arial" w:cs="Arial"/>
-        </w:rPr>
-        <w:t>.</w:t>
-      </w:r>
-      <w:r>
-        <w:rPr>
-          <w:rFonts w:ascii="Arial" w:hAnsi="Arial" w:cs="Arial"/>
-        </w:rPr>
-        <w:t xml:space="preserve"> Researchers</w:t>
-      </w:r>
-      <w:r>
-        <w:rPr>
-          <w:rFonts w:ascii="Arial" w:hAnsi="Arial" w:cs="Arial"/>
-        </w:rPr>
-        <w:t xml:space="preserve"> can then compare signals via </w:t>
-      </w:r>
-      <w:r>
-        <w:rPr>
-          <w:rFonts w:ascii="Arial" w:hAnsi="Arial" w:cs="Arial"/>
-        </w:rPr>
-        <w:t xml:space="preserve">permuted </w:t>
-      </w:r>
-      <w:r>
-        <w:rPr>
-          <w:rFonts w:ascii="Arial" w:hAnsi="Arial" w:cs="Arial"/>
-        </w:rPr>
-        <w:t xml:space="preserve">matrix correlation </w:t>
-      </w:r>
-      <w:r>
-        <w:rPr>
-          <w:rFonts w:ascii="Arial" w:hAnsi="Arial" w:cs="Arial"/>
-        </w:rPr>
-        <w:t>approaches</w:t>
-      </w:r>
-      <w:r>
-        <w:rPr>
-          <w:rFonts w:ascii="Arial" w:hAnsi="Arial" w:cs="Arial"/>
-        </w:rPr>
-        <w:t>,</w:t>
-      </w:r>
-      <w:r>
-        <w:rPr>
-          <w:rFonts w:ascii="Arial" w:hAnsi="Arial" w:cs="Arial"/>
-        </w:rPr>
-        <w:t xml:space="preserve"> Bayesian </w:t>
-      </w:r>
-      <w:r>
-        <w:rPr>
-          <w:rFonts w:ascii="Arial" w:hAnsi="Arial" w:cs="Arial"/>
-        </w:rPr>
-        <w:t xml:space="preserve">multi-level </w:t>
-      </w:r>
-      <w:r>
-        <w:rPr>
-          <w:rFonts w:ascii="Arial" w:hAnsi="Arial" w:cs="Arial"/>
-        </w:rPr>
-        <w:t>model</w:t>
-      </w:r>
-      <w:r>
-        <w:rPr>
-          <w:rFonts w:ascii="Arial" w:hAnsi="Arial" w:cs="Arial"/>
-        </w:rPr>
-        <w:t>s</w:t>
-      </w:r>
-      <w:r>
-        <w:rPr>
-          <w:rFonts w:ascii="Arial" w:hAnsi="Arial" w:cs="Arial"/>
-        </w:rPr>
-        <w:t xml:space="preserve">, </w:t>
-      </w:r>
-      <w:r>
-        <w:rPr>
-          <w:rFonts w:ascii="Arial" w:hAnsi="Arial" w:cs="Arial"/>
-          <w:highlight w:val="yellow"/>
-        </w:rPr>
-        <w:t>or others</w:t>
-      </w:r>
-      <w:r>
-        <w:rPr>
-          <w:rFonts w:ascii="Arial" w:hAnsi="Arial" w:cs="Arial"/>
-          <w:highlight w:val="yellow"/>
-        </w:rPr>
-        <w:t xml:space="preserve"> in the current citation list</w:t>
-      </w:r>
-      <w:r>
-        <w:rPr>
-          <w:rFonts w:ascii="Arial" w:hAnsi="Arial" w:cs="Arial"/>
-          <w:highlight w:val="yellow"/>
-        </w:rPr>
-        <w:t>?</w:t>
-      </w:r>
-      <w:r>
-        <w:rPr>
-          <w:rFonts w:ascii="Arial" w:hAnsi="Arial" w:cs="Arial"/>
-        </w:rPr>
-        <w:t xml:space="preserve"> </w:t>
-      </w:r>
-      <w:r>
-        <w:rPr>
-          <w:rFonts w:ascii="Arial" w:hAnsi="Arial" w:cs="Arial"/>
-        </w:rPr>
-        <w:fldChar w:fldCharType="begin"/>
-      </w:r>
-      <w:r>
-        <w:rPr>
-          <w:rFonts w:ascii="Arial" w:hAnsi="Arial" w:cs="Arial"/>
-        </w:rPr>
-        <w:instrText xml:space="preserve"> ADDIN ZOTERO_ITEM CSL_CITATION {"citationID":"s1eocdJz","properties":{"formattedCitation":"(12,16\\uc0\\u8211{}21)","plainCitation":"(12,16–21)","noteIndex":0},"citationItems":[{"id":534,"uris":["http://zotero.org/groups/5786507/items/DLH8HEV6"],"itemData":{"id":534,"type":"article-journal","abstract":"Vocal learning, in which animals modify their vocalizations based on social experience, has evolved in several lineages of mammals and birds, including humans. Despite much attention, the question of how this key cognitive trait has evolved remains unanswered. The motor theory for the origin of vocal learning posits that neural centres specialized for vocal learning arose from adjacent areas in the brain devoted to general motor learning. One prediction of this hypothesis is that visual displays that rely on complex motor patterns may also be learned in taxa with vocal learning. While learning of both spoken and gestural languages is well documented in humans, the occurrence of learned visual displays has rarely been examined in non-human animals. We tested for geographical variation consistent with learning of visual displays in long-billed hermits (Phaethornis longirostris), a lek-mating hummingbird that, like humans, has both learned vocalizations and elaborate visual displays. We found lek-level signatures in both vocal parameters and visual display features, including display element proportions, sequence syntax and fine-scale parameters of elements. This variation was not associated with genetic differentiation between leks. In the absence of genetic differences, geographical variation in vocal signals at small scales is most parsimoniously attributed to learning, suggesting a significant role of social learning in visual display ontogeny. The co-occurrence of learning in vocal and visual displays would be consistent with a parallel evolution of these two signal modalities in this species.","container-title":"Proceedings of the Royal Society B: Biological Sciences","DOI":"10.1098/rspb.2019.0666","issue":"1903","note":"Enter Notes Here!","page":"20190666","source":"royalsocietypublishing.org (Atypon)","title":"Social group signatures in hummingbird displays provide evidence of co-occurrence of vocal and visual learning","volume":"286","author":[{"family":"Araya-Salas","given":"Marcelo"},{"family":"Smith-Vidaurre","given":"Grace"},{"family":"Mennill","given":"Daniel J."},{"family":"González-Gómez","given":"Paulina L."},{"family":"Cahill","given":"James"},{"family":"Wright","given":"Timothy F."}],"issued":{"date-parts":[["2019",5,29]]}}},{"id":532,"uris":["http://zotero.org/groups/5786507/items/LRNJKMW3"],"itemData":{"id":532,"type":"article-journal","abstract":"The budgerigar, a small species of parrot, can learn new vocalizations throughout life and is therefore widely used as a model system for studying various aspects of vocal learning. It is not known, however, why parrots imitate sounds. To test the hypothesis that vocal imitation in budgerigars is related to pair bonding, we recorded approximately 100 contact calls from each of nine male and nine female adult budgerigars that were unfamiliar with one another and then placed them into pairs. We sampled their contact call repertoire weekly and conducted twice-weekly behavioural observation sessions. We compared contact calls by sonagram cross-correlation and classified them by means of a hierarchical clustering algorithm. This analysis showed that all pairs developed a shared call within an average of 2.1 weeks. Further analysis revealed that eight of the nine male budgerigars imitated the contact calls of their assigned mates, while none of the females imitated the calls of their males. We conclude that contact call imitation in adult budgerigars probably contributes to pair bond formation and maintenance. Prior studies on budgerigars were limited by the lack of a behavioural paradigm to elicit vocal imitation reliably. Our study remedies this and thereby serves as a foundation for future studies on vocal learning in adult animals.","container-title":"Animal Behaviour","DOI":"10.1006/anbe.1999.1438","ISSN":"0003-3472","issue":"6","journalAbbreviation":"Animal Behaviour","page":"1209-1218","source":"ScienceDirect","title":"Male vocal imitation produces call convergence during pair bonding in budgerigars, &lt;i&gt;Melopsittacus undulatus&lt;/i&gt;","volume":"59","author":[{"family":"Hile","given":"Arla G."},{"family":"Plummer","given":"Thane K."},{"family":"Striedter","given":"Georg F."}],"issued":{"date-parts":[["2000",6,1]]}}},{"id":549,"uris":["http://zotero.org/groups/5786507/items/2IUAEEP4"],"itemData":{"id":549,"type":"article-journal","abstract":"Few mammalian species produce vocalizations that are as richly structured as bird songs, and this greatly restricts the capacity for information transfer. Syntactically complex mammalian vocalizations have been previously studied only in primates, ...","container-title":"Proceedings of the Royal Society B: Biological Sciences","DOI":"10.1098/rspb.2012.0322","issue":"1740","language":"en","note":"PMID: 22513862","page":"2974","source":"pmc.ncbi.nlm.nih.gov","title":"Syntactic structure and geographical dialects in the songs of male rock hyraxes","volume":"279","author":[{"family":"Kershenbaum","given":"Arik"},{"family":"Ilany","given":"Amiyaal"},{"family":"Blaustein","given":"Leon"},{"family":"Geffen","given":"Eli"}],"issued":{"date-parts":[["2012",4,18]]}}},{"id":524,"uris":["http://zotero.org/groups/5786507/items/Y6Z8SCP6"],"itemData":{"id":524,"type":"article-journal","abstract":"Bird song often varies geographically within a species; when this geographic variation has distinct boundaries, the shared song types are referred to as song dialects. How dialects are produced and their adaptive significance are longstanding problems in biology, with implications for the role of culture in the evolution and ecology of diverse organisms, including humans. Here we test the hypothesis that song dialect, a culturally transmitted trait, is related to the population genetic structure of mountain white-crowned sparrows (Zonotrichia leucophrys oriantha). To address this, we compared microsatellite allele frequencies from 18 sample sites representing eight dialect regions in the Sierra Nevada. Pairwise genetic distances were not significantly correlated with geographic distances either within or between dialects, nor did dialect groups form distinct genetic groups according to neighbor-joining or UPGMA analysis, and most variation in allele frequencies occurred among individuals rather than at higher levels. However, most of the remaining variation was attributable to differences among, rather than within, dialect regions, and this among-dialect component of variance was statistically significant. Moreover, when controlling for the effect of geographic distance, song dissimilarity and genetic distance between site pairs were significantly correlated. Thus, song dialects appear to be associated with reductions in, but not strict barriers to, gene flow among dialect regions.","container-title":"Evolution","DOI":"10.1111/j.0014-3820.2001.tb00769.x","ISSN":"1558-5646","issue":"12","language":"en","note":"_eprint: https://onlinelibrary.wiley.com/doi/pdf/10.1111/j.0014-3820.2001.tb00769.x","page":"2568-2575","source":"Wiley Online Library","title":"Cultural and Genetic Evolution in Mountain White-Crowned Sparrows: Song Dialects Are Associated with Population Structure","title-short":"Cultural and Genetic Evolution in Mountain White-Crowned Sparrows","volume":"55","author":[{"family":"MacDougall-Shackleton","given":"Elizabeth A."},{"family":"MacDougall-Shackleton","given":"Scott A."}],"issued":{"date-parts":[["2001"]]}}},{"id":457,"uris":["http://zotero.org/users/6722993/items/YUE44IAR"],"itemData":{"id":457,"type":"article-journal","abstract":"In humans, identity is partly encoded in a voice-print that is carried across multiple vocalizations. Other species also signal vocal identity in calls, such as shown in the contact call of parrots. However, it remains unclear to what extent other call types in parrots are individually distinct, and whether there is an analogous voice-print across calls. Here we test if an individual signature is present in other call types, how stable this signature is, and if parrots exhibit voice-prints across call types. We recorded 5599 vocalizations from 229 individually marked monk parakeets (\n              Myiopsitta monachus\n              ) over a 2-year period in Barcelona, Spain. We examined five distinct call types, finding evidence for an individual signature in three. We further show that in the contact call, while birds are individually distinct, the calls are more variable than previously assumed, changing over short time scales (seconds to minutes). Finally, we provide evidence for voice-prints across multiple call types, with a discriminant function being able to predict caller identity across call types. This suggests that monk parakeets may be able to use vocal cues to recognize conspecifics, even across vocalization types and without necessarily needing active vocal signatures of identity.","container-title":"Royal Society Open Science","DOI":"10.1098/rsos.230835","ISSN":"2054-5703","issue":"10","journalAbbreviation":"R. Soc. open sci.","language":"en","page":"230835","source":"DOI.org (Crossref)","title":"Evidence for vocal signatures and voice-prints in a wild parrot","volume":"10","author":[{"family":"Smeele","given":"Simeon Q."},{"family":"Senar","given":"Juan Carlos"},{"family":"Aplin","given":"Lucy M."},{"family":"McElreath","given":"Mary Brooke"}],"issued":{"date-parts":[["2023",10]]}}},{"id":542,"uris":["http://zotero.org/groups/5786507/items/E7IVATDZ"],"itemData":{"id":542,"type":"article-journal","abstract":"Animals can actively encode different types of identity information in learned communication signals, such as group membership or individual identity. The social environments in which animals interact may favor different types of information, but whether identity information conveyed in learned signals is robust or responsive to social disruption over short evolutionary timescales is not well understood. We inferred the type of identity information that was most salient in vocal signals by combining computational tools, including supervised machine learning, with a conceptual framework of “hierarchical mapping”, or patterns of relative acoustic convergence across social scales. We used populations of a vocal learning species as a natural experiment to test whether the type of identity information emphasized in learned vocalizations changed in populations that experienced the social disruption of introduction into new parts of the world. We compared the social scales with the most salient identity information among native and introduced range monk parakeet (Myiopsitta monachus) calls recorded in Uruguay and the United States, respectively. We also evaluated whether the identity information emphasized in introduced range calls changed over time. To place our findings in an evolutionary context, we compared our results with another parrot species that exhibits well-established and distinctive regional vocal dialects that are consistent with signaling group identity. We found that both native and introduced range monk parakeet calls displayed the strongest convergence at the individual scale and minimal convergence within sites. We did not identify changes in the strength of acoustic convergence within sites over time in the introduced range calls. These results indicate that the individual identity information in learned vocalizations did not change over short evolutionary timescales in populations that experienced the social disruption of introduction. Our findings point to exciting new research directions about the robustness or responsiveness of communication systems over different evolutionary timescales.","container-title":"PLOS Computational Biology","DOI":"10.1371/journal.pcbi.1011231","ISSN":"1553-7358","issue":"7","journalAbbreviation":"PLOS Computational Biology","language":"en","note":"publisher: Public Library of Science","page":"e1011231","source":"PLoS Journals","title":"Individual identity information persists in learned calls of introduced parrot populations","volume":"19","author":[{"family":"Smith-Vidaurre","given":"Grace"},{"family":"Pérez-Marrufo","given":"Valeria"},{"family":"Hobson","given":"Elizabeth A."},{"family":"Salinas-Melgoza","given":"Alejandro"},{"family":"Wright","given":"Timothy F."}],"issued":{"date-parts":[["2023",7,27]]}}},{"id":519,"uris":["http://zotero.org/groups/5786507/items/CYI2BRGH"],"itemData":{"id":519,"type":"article-journal","abstract":"This study describes a system of regional dialects in the contact call of a parrot, the yellow-naped amazon (Amazona auropalliata.) Spectrographic cross-correlation analyses of calls from multiple adults at 16 roosts in Costa Rica reveal two distinct patterns of geographic variation in call structure: first, variation in the basic structure of the call by which roosts can be classified into three distinct dialects, and second, fine-scale variation of call structure among roosts within a dialect. Some birds at roosts bordering two dialects use the calls of both neighbouring dialects interchangeably. These results suggest that there are two distinct processes governing the diffusion of call types among roosts, with dialect borders acting as barriers to the spread of foreign calls. Such a dialect system could be maintained through either reduced dispersal of birds across dialect boundaries or alternatively, by reduced diffusion of call types. These two possibilities have different implications for the genetic isolation of populations and thus for both speciation and learning. This pattern is broadly similar to those seen in some songbirds and may be maintained in a similar manner.","container-title":"Proceedings of the Royal Society of London. Series B: Biological Sciences","DOI":"10.1098/rspb.1996.0128","issue":"1372","note":"publisher: Royal Society","page":"867-872","source":"royalsocietypublishing.org (Atypon)","title":"Regional dialects in the contact call of a parrot","volume":"263","author":[{"family":"Wright","given":"Timothy F."}],"issued":{"date-parts":[["1996"]]}}}],"schema":"https://github.com/citation-style-language/schema/raw/master/csl-citation.json"} </w:instrText>
-      </w:r>
-      <w:r>
-        <w:rPr>
-          <w:rFonts w:ascii="Arial" w:hAnsi="Arial" w:cs="Arial"/>
-        </w:rPr>
-        <w:fldChar w:fldCharType="separate"/>
-      </w:r>
-      <w:r>
-        <w:rPr>
-          <w:rFonts w:ascii="Arial" w:hAnsi="Arial" w:cs="Arial"/>
-          <w:kern w:val="0"/>
-        </w:rPr>
-        <w:t>(12,16–21)</w:t>
-      </w:r>
-      <w:r>
-        <w:rPr>
-          <w:rFonts w:ascii="Arial" w:hAnsi="Arial" w:cs="Arial"/>
-        </w:rPr>
-        <w:fldChar w:fldCharType="end"/>
-      </w:r>
-      <w:r>
-        <w:rPr>
-          <w:rFonts w:ascii="Arial" w:hAnsi="Arial" w:cs="Arial"/>
-        </w:rPr>
-        <w:t xml:space="preserve">. </w:t>
-      </w:r>
-      <w:r>
-        <w:rPr>
-          <w:rFonts w:ascii="Arial" w:hAnsi="Arial" w:cs="Arial"/>
-        </w:rPr>
-        <w:t xml:space="preserve">When vocal </w:t>
-      </w:r>
-      <w:r>
-        <w:rPr>
-          <w:rFonts w:ascii="Arial" w:hAnsi="Arial" w:cs="Arial"/>
-        </w:rPr>
-        <w:t>signals</w:t>
-      </w:r>
-      <w:r>
-        <w:rPr>
-          <w:rFonts w:ascii="Arial" w:hAnsi="Arial" w:cs="Arial"/>
-        </w:rPr>
-        <w:t xml:space="preserve"> are</w:t>
-      </w:r>
-      <w:r>
-        <w:rPr>
-          <w:rFonts w:ascii="Arial" w:hAnsi="Arial" w:cs="Arial"/>
-        </w:rPr>
-        <w:t xml:space="preserve"> com</w:t>
-      </w:r>
-      <w:r>
-        <w:rPr>
-          <w:rFonts w:ascii="Arial" w:hAnsi="Arial" w:cs="Arial"/>
-        </w:rPr>
-        <w:t>posed</w:t>
-      </w:r>
-      <w:r>
-        <w:rPr>
-          <w:rFonts w:ascii="Arial" w:hAnsi="Arial" w:cs="Arial"/>
-        </w:rPr>
-        <w:t xml:space="preserve"> of several different discrete subunits, research</w:t>
-      </w:r>
-      <w:r>
-        <w:rPr>
-          <w:rFonts w:ascii="Arial" w:hAnsi="Arial" w:cs="Arial"/>
-        </w:rPr>
-        <w:t>ers</w:t>
-      </w:r>
-      <w:r>
-        <w:rPr>
-          <w:rFonts w:ascii="Arial" w:hAnsi="Arial" w:cs="Arial"/>
-        </w:rPr>
-        <w:t xml:space="preserve"> </w:t>
-      </w:r>
-      <w:r>
-        <w:rPr>
-          <w:rFonts w:ascii="Arial" w:hAnsi="Arial" w:cs="Arial"/>
-        </w:rPr>
-        <w:t>have</w:t>
-      </w:r>
-      <w:r>
-        <w:rPr>
-          <w:rFonts w:ascii="Arial" w:hAnsi="Arial" w:cs="Arial"/>
-        </w:rPr>
-        <w:t xml:space="preserve"> </w:t>
-      </w:r>
-      <w:r>
-        <w:rPr>
-          <w:rFonts w:ascii="Arial" w:hAnsi="Arial" w:cs="Arial"/>
-        </w:rPr>
-        <w:lastRenderedPageBreak/>
-        <w:t>use</w:t>
-      </w:r>
-      <w:r>
-        <w:rPr>
-          <w:rFonts w:ascii="Arial" w:hAnsi="Arial" w:cs="Arial"/>
-        </w:rPr>
-        <w:t>d</w:t>
-      </w:r>
-      <w:r>
-        <w:rPr>
-          <w:rFonts w:ascii="Arial" w:hAnsi="Arial" w:cs="Arial"/>
-        </w:rPr>
-        <w:t xml:space="preserve"> methods that reconstruct information encoded in sequences </w:t>
-      </w:r>
-      <w:r>
-        <w:rPr>
-          <w:rFonts w:ascii="Arial" w:hAnsi="Arial" w:cs="Arial"/>
-        </w:rPr>
-        <w:t xml:space="preserve">following the categorization of units </w:t>
-      </w:r>
-      <w:r>
-        <w:rPr>
-          <w:rFonts w:ascii="Arial" w:hAnsi="Arial" w:cs="Arial"/>
-        </w:rPr>
-        <w:fldChar w:fldCharType="begin"/>
-      </w:r>
-      <w:r>
-        <w:rPr>
-          <w:rFonts w:ascii="Arial" w:hAnsi="Arial" w:cs="Arial"/>
-        </w:rPr>
-        <w:instrText xml:space="preserve"> ADDIN ZOTERO_ITEM CSL_CITATION {"citationID":"2snwsYTn","properties":{"formattedCitation":"(22)","plainCitation":"(22)","noteIndex":0},"citationItems":[{"id":544,"uris":["http://zotero.org/groups/5786507/items/WJJ2WCSZ"],"itemData":{"id":544,"type":"article-journal","abstract":"Many animals communicate using sequences of discrete acoustic elements which can be complex, vary in their degree of stereotypy, and are potentially open-ended. Variation in sequences can provide important ecological, behavioural or evolutionary information about the structure and connectivity of populations, mechanisms for vocal cultural evolution and the underlying drivers responsible for these processes. Various mathematical techniques have been used to form a realistic approximation of sequence similarity for such tasks. Here, we use both simulated and empirical data sets from animal vocal sequences (rock hyrax, Procavia capensis; humpback whale, Megaptera novaeangliae; bottlenose dolphin, Tursiops truncatus; and Carolina chickadee, Poecile carolinensis) to test which of eight sequence analysis metrics are more likely to reconstruct the information encoded in the sequences, and to test the fidelity of estimation of model parameters, when the sequences are assumed to conform to particular statistical models. Results from the simulated data indicated that multiple metrics were equally successful in reconstructing the information encoded in the sequences of simulated individuals (Markov chains, n-gram models, repeat distribution and edit distance) and data generated by different stochastic processes (entropy rate and n-grams). However, the string edit (Levenshtein) distance performed consistently and significantly better than all other tested metrics (including entropy, Markov chains, n-grams, mutual information) for all empirical data sets, despite being less commonly used in the field of animal acoustic communication. The Levenshtein distance metric provides a robust analytical approach that should be considered in the comparison of animal acoustic sequences in preference to other commonly employed techniques (such as Markov chains, hidden Markov models or Shannon entropy). The recent discovery that non-Markovian vocal sequences may be more common in animal communication than previously thought provides a rich area for future research that requires non-Markovian-based analysis techniques to investigate animal grammars and potentially the origin of human language.","container-title":"Methods in Ecology and Evolution","DOI":"10.1111/2041-210X.12433","ISSN":"2041-210X","issue":"12","language":"en","license":"© 2015 The Authors. Methods in Ecology and Evolution © 2015 British Ecological Society","note":"_eprint: https://onlinelibrary.wiley.com/doi/pdf/10.1111/2041-210X.12433","page":"1452-1461","source":"Wiley Online Library","title":"Quantifying similarity in animal vocal sequences: which metric performs best?","title-short":"Quantifying similarity in animal vocal sequences","volume":"6","author":[{"family":"Kershenbaum","given":"Arik"},{"family":"Garland","given":"Ellen C."}],"issued":{"date-parts":[["2015"]]}}}],"schema":"https://github.com/citation-style-language/schema/raw/master/csl-citation.json"} </w:instrText>
-      </w:r>
-      <w:r>
-        <w:rPr>
-          <w:rFonts w:ascii="Arial" w:hAnsi="Arial" w:cs="Arial"/>
-        </w:rPr>
-        <w:fldChar w:fldCharType="separate"/>
-      </w:r>
-      <w:r>
-        <w:rPr>
-          <w:rFonts w:ascii="Arial" w:hAnsi="Arial" w:cs="Arial"/>
-        </w:rPr>
-        <w:t>(22)</w:t>
-      </w:r>
-      <w:r>
-        <w:rPr>
-          <w:rFonts w:ascii="Arial" w:hAnsi="Arial" w:cs="Arial"/>
-        </w:rPr>
-        <w:fldChar w:fldCharType="end"/>
-      </w:r>
-      <w:r>
-        <w:rPr>
-          <w:rFonts w:ascii="Arial" w:hAnsi="Arial" w:cs="Arial"/>
-        </w:rPr>
-        <w:t xml:space="preserve"> </w:t>
-      </w:r>
-      <w:r>
-        <w:rPr>
-          <w:rFonts w:ascii="Arial" w:hAnsi="Arial" w:cs="Arial"/>
-        </w:rPr>
-        <w:t>such as</w:t>
-      </w:r>
-      <w:r>
-        <w:rPr>
-          <w:rFonts w:ascii="Arial" w:hAnsi="Arial" w:cs="Arial"/>
-        </w:rPr>
-        <w:t xml:space="preserve"> Shannon Information</w:t>
-      </w:r>
-      <w:r>
-        <w:rPr>
-          <w:rFonts w:ascii="Arial" w:hAnsi="Arial" w:cs="Arial"/>
-        </w:rPr>
-        <w:t xml:space="preserve"> </w:t>
-      </w:r>
-      <w:r>
-        <w:rPr>
-          <w:rFonts w:ascii="Arial" w:hAnsi="Arial" w:cs="Arial"/>
-        </w:rPr>
-        <w:fldChar w:fldCharType="begin"/>
-      </w:r>
-      <w:r>
-        <w:rPr>
-          <w:rFonts w:ascii="Arial" w:hAnsi="Arial" w:cs="Arial"/>
-        </w:rPr>
-        <w:instrText xml:space="preserve"> ADDIN ZOTERO_ITEM CSL_CITATION {"citationID":"6lLKLqvW","properties":{"formattedCitation":"(23\\uc0\\u8211{}25)","plainCitation":"(23–25)","noteIndex":0},"citationItems":[{"id":557,"uris":["http://zotero.org/groups/5786507/items/P6GI7R7M"],"itemData":{"id":557,"type":"article-journal","abstract":"Recent theory in animal communication predicts that a group’s communicative complexity is connected to its social complexity. Social complexity has typically been measured using group size as an index, with larger groups thought to be more complex than smaller groups. However, group size alone does not account for other social differences that could influence the diversity of interactions within a group that may influence communication. In this study, we asked if other social factors could influence communicative behavior in groups by testing the influence of group composition in the Carolina chickadees, Poecile carolinensis. We recorded the vocal behavior of four wild-caught captive groups of familiar chickadees (birds caught from the same naturally occurring flock) and four wild-caught captive groups of unfamiliar chickadees (birds caught from all different naturally occurring flocks) and then analyzed vocalizations by assessing the note types birds used in their chickadee calls. Flocks of familiar chickadees used fewer introductory notes, more C notes, and fewer hybrid notes in their calls compared to flocks of unfamiliar chickadees. Communicative complexity, measured by zero- and first-order uncertainty, did not differ between conditions. We conclude that note composition of call, but not call complexity, varies with flock-mate familiarity.","container-title":"acta ethologica","DOI":"10.1007/s10211-019-00308-8","ISSN":"1437-9546","issue":"1","journalAbbreviation":"acta ethol","language":"en","page":"73-77","source":"Springer Link","title":"Flock-mate familiarity affects note composition of chickadee calls","volume":"22","author":[{"family":"Coppinger","given":"Brittany A."},{"family":"Davis","given":"Jordon E."},{"family":"Freeberg","given":"Todd M."}],"issued":{"date-parts":[["2019",2,1]]}}},{"id":552,"uris":["http://zotero.org/groups/5786507/items/HWTLRMW5"],"itemData":{"id":552,"type":"article-journal","abstract":"One hypothesis to explain variation in vocal communication in animal species is that the complexity of the social group influences the group's vocal complexity. This social-complexity hypothesis for communication is also central to recent arguments regarding the origins of human language, but experimental tests of the hypothesis are lacking. This study investigated whether group size, a fundamental component of social complexity, influences the complexity of a call functioning in the social organization of Carolina chickadees, Poecile carolinensis. In unmanipulated field settings, calls of individuals in larger groups had greater complexity (more information) than calls of individuals in smaller groups. In aviary settings manipulating group size, individuals in larger groups used calls with greater complexity than individuals in smaller groups. These results indicate that social complexity can influence communicative complexity in this species.","container-title":"Psychological Science","DOI":"10.1111/j.1467-9280.2006.01743.x","ISSN":"0956-7976","issue":"7","journalAbbreviation":"Psychol Sci","language":"en","note":"publisher: SAGE Publications Inc","page":"557-561","source":"SAGE Journals","title":"Social Complexity Can Drive Vocal Complexity: Group Size Influences Vocal Information in Carolina Chickadees","title-short":"Social Complexity Can Drive Vocal Complexity","volume":"17","author":[{"family":"Freeberg","given":"Todd M."}],"issued":{"date-parts":[["2006",7,1]]}}},{"id":553,"uris":["http://zotero.org/groups/5786507/items/RZJC7U4H"],"itemData":{"id":553,"type":"article-journal","abstract":"The chick-a-dee call of chickadees, tits, and titmice is a vocal system used in a wide range of social contexts by both sexes throughout the year and is one of the more structurally complicated vocal systems outside of human language. Relatively little is known about the chick-a-dee calls of mountain chickadees, Poecile gambeli, however. This is an important species for increasing our comparative understanding of variation in chick-a-dee calls as they are one of the chickadee species with the largest naturally occurring flock sizes. Flock size relates to the social complexity of flocks, and the social complexity hypothesis for communication predicts that individuals in more complex social groups should communicate with greater complexity than individuals in simpler social groups. Correlational and experimental evidence in support of the hypothesis has been found in the calls of a wide range of species, including Carolina chickadees, P. carolinensis. Here, we provide the first description of the variation in note composition and note-ordering rules in calls from mountain chickadee flocks in California and Colorado. California flocks were found to be significantly larger than Colorado flocks. Analysis of note-type usage and transition probabilities between note types found that calls of California birds were more complex than calls of Colorado birds, supporting a key prediction of the social complexity hypothesis for communication. We also found relatively high rates of reversals of note-ordering rules in mountain chickadee calls, which might help explain the complexity of the chick-a-dee calls of this species. Additionally, birds in flight produced calls with different note compositions when compared to perched birds. Generally, the note-type ordering and transition probabilities of calls of mountain chickadees seem comparable to other better-studied chickadee species, although their frequent note-type order rule reversals suggest potential syntax-like properties in this call system.","container-title":"Ethology","DOI":"10.1111/eth.13523","ISSN":"1439-0310","issue":"n/a","language":"en","license":"© 2024 Wiley-VCH GmbH.","note":"_eprint: https://onlinelibrary.wiley.com/doi/pdf/10.1111/eth.13523","page":"e13523","source":"Wiley Online Library","title":"Complexity in Chick-a-Dee Calls of Mountain Chickadees (Poecile gambeli): Call Variation Associated With Flock Size and Flight","title-short":"Complexity in Chick-a-Dee Calls of Mountain Chickadees (Poecile gambeli)","volume":"n/a","author":[{"family":"Selman","given":"Zaharia A."},{"family":"Freeberg","given":"Todd M."}],"issued":{"date-parts":[["2024"]]}}}],"schema":"https://github.com/citation-style-language/schema/raw/master/csl-citation.json"} </w:instrText>
-      </w:r>
-      <w:r>
-        <w:rPr>
-          <w:rFonts w:ascii="Arial" w:hAnsi="Arial" w:cs="Arial"/>
-        </w:rPr>
-        <w:fldChar w:fldCharType="separate"/>
-      </w:r>
-      <w:r>
-        <w:rPr>
-          <w:rFonts w:ascii="Arial" w:hAnsi="Arial" w:cs="Arial"/>
-          <w:kern w:val="0"/>
-        </w:rPr>
-        <w:t>(23–25)</w:t>
-      </w:r>
-      <w:r>
-        <w:rPr>
-          <w:rFonts w:ascii="Arial" w:hAnsi="Arial" w:cs="Arial"/>
-        </w:rPr>
-        <w:fldChar w:fldCharType="end"/>
-      </w:r>
-      <w:r>
-        <w:rPr>
-          <w:rFonts w:ascii="Arial" w:hAnsi="Arial" w:cs="Arial"/>
-        </w:rPr>
-        <w:t xml:space="preserve"> or Markov entropy rate </w:t>
-      </w:r>
-      <w:r>
-        <w:rPr>
-          <w:rFonts w:ascii="Arial" w:hAnsi="Arial" w:cs="Arial"/>
-        </w:rPr>
-        <w:fldChar w:fldCharType="begin"/>
-      </w:r>
-      <w:r>
-        <w:rPr>
-          <w:rFonts w:ascii="Arial" w:hAnsi="Arial" w:cs="Arial"/>
-        </w:rPr>
-        <w:instrText xml:space="preserve"> ADDIN ZOTERO_ITEM CSL_CITATION {"citationID":"lezW3oo8","properties":{"formattedCitation":"(26)","plainCitation":"(26)","noteIndex":0},"citationItems":[{"id":548,"uris":["http://zotero.org/groups/5786507/items/A5VUHZAH"],"itemData":{"id":548,"type":"article-journal","container-title":"Bioacoustics","DOI":"10.1080/09524622.2013.850040","ISSN":"0952-4622","issue":"3","note":"publisher: Taylor &amp; Francis","page":"195-208","source":"tandfonline.com (Atypon)","title":"Entropy rate as a measure of animal vocal complexity","volume":"23","author":[{"family":"Kershenbaum","given":"Arik"}],"issued":{"date-parts":[["2014",9,2]]}}}],"schema":"https://github.com/citation-style-language/schema/raw/master/csl-citation.json"} </w:instrText>
-      </w:r>
-      <w:r>
-        <w:rPr>
-          <w:rFonts w:ascii="Arial" w:hAnsi="Arial" w:cs="Arial"/>
-        </w:rPr>
-        <w:fldChar w:fldCharType="separate"/>
-      </w:r>
-      <w:r>
-        <w:rPr>
-          <w:rFonts w:ascii="Arial" w:hAnsi="Arial" w:cs="Arial"/>
-        </w:rPr>
-        <w:t>(26)</w:t>
-      </w:r>
-      <w:r>
-        <w:rPr>
-          <w:rFonts w:ascii="Arial" w:hAnsi="Arial" w:cs="Arial"/>
-        </w:rPr>
-        <w:fldChar w:fldCharType="end"/>
-      </w:r>
-      <w:r>
-        <w:rPr>
-          <w:rFonts w:ascii="Arial" w:hAnsi="Arial" w:cs="Arial"/>
-        </w:rPr>
-        <w:t xml:space="preserve">. </w:t>
-      </w:r>
-    </w:p>
-    <w:p>
-      <w:pPr>
-        <w:spacing w:line="480" w:lineRule="auto"/>
-        <w:rPr>
-          <w:rFonts w:ascii="Arial" w:hAnsi="Arial" w:cs="Arial"/>
-        </w:rPr>
-      </w:pPr>
-      <w:r>
-        <w:rPr>
-          <w:rFonts w:ascii="Arial" w:hAnsi="Arial" w:cs="Arial"/>
-        </w:rPr>
-        <w:tab/>
-      </w:r>
-      <w:r>
-        <w:rPr>
-          <w:rFonts w:ascii="Arial" w:hAnsi="Arial" w:cs="Arial"/>
-        </w:rPr>
-        <w:t>C</w:t>
-      </w:r>
-      <w:r>
-        <w:rPr>
-          <w:rFonts w:ascii="Arial" w:hAnsi="Arial" w:cs="Arial"/>
-        </w:rPr>
-        <w:t xml:space="preserve">omputational </w:t>
-      </w:r>
-      <w:r>
-        <w:rPr>
-          <w:rFonts w:ascii="Arial" w:hAnsi="Arial" w:cs="Arial"/>
-        </w:rPr>
-        <w:t xml:space="preserve">tools provide a diversity of approaches that researchers can apply to bioacoustics </w:t>
-      </w:r>
-      <w:r>
-        <w:rPr>
-          <w:rFonts w:ascii="Arial" w:hAnsi="Arial" w:cs="Arial"/>
-        </w:rPr>
-        <w:t>datasets and</w:t>
-      </w:r>
-      <w:r>
-        <w:rPr>
-          <w:rFonts w:ascii="Arial" w:hAnsi="Arial" w:cs="Arial"/>
-        </w:rPr>
-        <w:t xml:space="preserve"> </w:t>
-      </w:r>
-      <w:r>
-        <w:rPr>
-          <w:rFonts w:ascii="Arial" w:hAnsi="Arial" w:cs="Arial"/>
-        </w:rPr>
-        <w:t>can</w:t>
-      </w:r>
-      <w:r>
-        <w:rPr>
-          <w:rFonts w:ascii="Arial" w:hAnsi="Arial" w:cs="Arial"/>
-        </w:rPr>
-        <w:t xml:space="preserve"> </w:t>
-      </w:r>
-      <w:r>
-        <w:rPr>
-          <w:rFonts w:ascii="Arial" w:hAnsi="Arial" w:cs="Arial"/>
-        </w:rPr>
-        <w:t>support</w:t>
-      </w:r>
-      <w:r>
-        <w:rPr>
-          <w:rFonts w:ascii="Arial" w:hAnsi="Arial" w:cs="Arial"/>
-        </w:rPr>
-        <w:t xml:space="preserve"> </w:t>
-      </w:r>
-      <w:r>
-        <w:rPr>
-          <w:rFonts w:ascii="Arial" w:hAnsi="Arial" w:cs="Arial"/>
-        </w:rPr>
-        <w:t>the same inferences</w:t>
-      </w:r>
-      <w:r>
-        <w:rPr>
-          <w:rFonts w:ascii="Arial" w:hAnsi="Arial" w:cs="Arial"/>
-        </w:rPr>
-        <w:t xml:space="preserve"> when applied to the same datasets</w:t>
-      </w:r>
-      <w:commentRangeStart w:id="12"/>
-      <w:r>
-        <w:rPr>
-          <w:rFonts w:ascii="Arial" w:hAnsi="Arial" w:cs="Arial"/>
-        </w:rPr>
-        <w:t xml:space="preserve"> </w:t>
-      </w:r>
-      <w:r>
-        <w:rPr>
-          <w:rFonts w:ascii="Arial" w:hAnsi="Arial" w:cs="Arial"/>
-        </w:rPr>
-        <w:fldChar w:fldCharType="begin"/>
-      </w:r>
-      <w:r>
-        <w:rPr>
-          <w:rFonts w:ascii="Arial" w:hAnsi="Arial" w:cs="Arial"/>
-        </w:rPr>
-        <w:instrText xml:space="preserve"> ADDIN ZOTERO_ITEM CSL_CITATION {"citationID":"6lG7P9r4","properties":{"formattedCitation":"(15)","plainCitation":"(15)","noteIndex":0},"citationItems":[{"id":536,"uris":["http://zotero.org/groups/5786507/items/ZNXJZAJT"],"itemData":{"id":536,"type":"article-journal","abstract":"Despite longstanding interest in the evolutionary origins and maintenance of vocal learning, we know relatively little about how social dynamics influence vocal learning processes in natural populations. The “signaling group membership” hypothesis proposes that socially learned calls evolved and are maintained as signals of group membership. However, in fission–fusion societies, individuals can interact in social groups across various social scales. For learned calls to signal group membership over multiple social scales, they must contain information about group membership over each of these scales, a concept termed “hierarchical mapping.” Monk parakeets (Myiopsitta monachus), small parrots native to South America, exhibit vocal mimicry in captivity and fission–fusion social dynamics in the wild. We examined patterns of contact call acoustic similarity in Uruguay to test the hierarchical mapping assumption of the signaling group membership hypothesis. We also asked whether geographic variation patterns matched regional dialects or geographic clines that have been documented in other vocal learning species. We used visual inspection, spectrographic cross-correlation and random forests, a machine learning approach, to evaluate contact call similarity. We compared acoustic similarity across social scales and geographic distance using Mantel tests and spatial autocorrelation. We found high similarity within individuals, and low, albeit significant, similarity within groups at the pair, flock and site social scales. Patterns of acoustic similarity over geographic distance did not match mosaic or graded patterns expected in dialectal or clinal variation. Our findings suggest that monk parakeet social interactions rely more heavily upon individual recognition than group membership at higher social scales.","container-title":"Behavioral Ecology","DOI":"10.1093/beheco/arz202","ISSN":"1045-2249","issue":"2","journalAbbreviation":"Behavioral Ecology","page":"448-458","source":"Silverchair","title":"Individual signatures outweigh social group identity in contact calls of a communally nesting parrot","volume":"31","author":[{"family":"Smith-Vidaurre","given":"Grace"},{"family":"Araya-Salas","given":"Marcelo"},{"family":"Wright","given":"Timothy F"}],"issued":{"date-parts":[["2020",3,20]]}}}],"schema":"https://github.com/citation-style-language/schema/raw/master/csl-citation.json"} </w:instrText>
-      </w:r>
-      <w:r>
-        <w:rPr>
-          <w:rFonts w:ascii="Arial" w:hAnsi="Arial" w:cs="Arial"/>
-        </w:rPr>
-        <w:fldChar w:fldCharType="separate"/>
-      </w:r>
-      <w:r>
-        <w:rPr>
-          <w:rFonts w:ascii="Arial" w:hAnsi="Arial" w:cs="Arial"/>
-        </w:rPr>
-        <w:t>(15)</w:t>
-      </w:r>
-      <w:r>
-        <w:rPr>
-          <w:rFonts w:ascii="Arial" w:hAnsi="Arial" w:cs="Arial"/>
-        </w:rPr>
-        <w:fldChar w:fldCharType="end"/>
-      </w:r>
-      <w:commentRangeEnd w:id="12"/>
+        <w:commentReference w:id="120"/>
+      </w:r>
+      <w:moveTo w:id="122" w:author="Smith Vidaurre, Grace" w:date="2025-05-22T13:40:00Z" w16du:dateUtc="2025-05-22T17:40:00Z">
+        <w:r>
+          <w:rPr>
+            <w:rStyle w:val="CommentReference"/>
+            <w:rFonts w:ascii="Arial" w:hAnsi="Arial" w:cs="Arial"/>
+            <w:rPrChange w:id="123" w:author="Smith Vidaurre, Grace" w:date="2025-05-22T13:44:00Z" w16du:dateUtc="2025-05-22T17:44:00Z">
+              <w:rPr>
+                <w:rStyle w:val="CommentReference"/>
+              </w:rPr>
+            </w:rPrChange>
+          </w:rPr>
+          <w:commentReference w:id="117"/>
+        </w:r>
+        <w:r>
+          <w:rPr>
+            <w:rFonts w:ascii="Arial" w:hAnsi="Arial" w:cs="Arial"/>
+          </w:rPr>
+          <w:t>. For instance, killer whales (</w:t>
+        </w:r>
+        <w:r>
+          <w:rPr>
+            <w:rFonts w:ascii="Arial" w:hAnsi="Arial" w:cs="Arial"/>
+            <w:i/>
+            <w:iCs/>
+          </w:rPr>
+          <w:t>Orcinus orca</w:t>
+        </w:r>
+        <w:r>
+          <w:rPr>
+            <w:rFonts w:ascii="Arial" w:hAnsi="Arial" w:cs="Arial"/>
+          </w:rPr>
+          <w:t xml:space="preserve">) produce vocalizations that contain both group and individual identity information </w:t>
+        </w:r>
+        <w:r>
+          <w:rPr>
+            <w:rFonts w:ascii="Arial" w:hAnsi="Arial" w:cs="Arial"/>
+          </w:rPr>
+          <w:fldChar w:fldCharType="begin"/>
+        </w:r>
+        <w:r>
+          <w:rPr>
+            <w:rFonts w:ascii="Arial" w:hAnsi="Arial" w:cs="Arial"/>
+          </w:rPr>
+          <w:instrText xml:space="preserve"> ADDIN ZOTERO_ITEM CSL_CITATION {"citationID":"x7Fmgayb","properties":{"formattedCitation":"(28\\uc0\\u8211{}32)","plainCitation":"(28–32)","noteIndex":0},"citationItems":[{"id":593,"uris":["http://zotero.org/groups/5786507/items/XMES5DEE"],"itemData":{"id":593,"type":"article-journal","abstract":"A few species of mammals produce group-specific vocalisations that are passed on by learning, but the function of learned vocal variation remains poorly understood. Resident killer whales live in stable matrilineal groups with repertoires of seven to 17 stereotyped call types. Some types are shared among matrilines, but their structure typically shows matriline-specific differences. Our objective was to analyse calls of nine killer whale matrilines in British Columbia to test whether call similarity primarily reflects social or genetic relationships. Recordings were made in 1985–1995 in the presence of focal matrilines that were either alone or with groups with non-overlapping repertoires. We used neural network discrimination performance to measure the similarity of call types produced by different matrilines and determined matriline association rates from 757 encounters with one or more focal matrilines. Relatedness was measured by comparing variation at 11 microsatellite loci for the oldest female in each group. Call similarity was positively correlated with association rates for two of the three call types analysed. Similarity of the N4 call type was also correlated with matriarch relatedness. No relationship between relatedness and association frequency was detected. These results show that call structure reflects relatedness and social affiliation, but not because related groups spend more time together. Instead, call structure appears to play a role in kin recognition and shapes the association behaviour of killer whale groups. Our results therefore support the hypothesis that increasing social complexity plays a role in the evolution of learned vocalisations in some mammalian species.","container-title":"Naturwissenschaften","DOI":"10.1007/s00114-010-0657-z","ISSN":"1432-1904","issue":"5","journalAbbreviation":"Naturwissenschaften","language":"en","page":"513-518","source":"Springer Link","title":"The structure of stereotyped calls reflects kinship and social affiliation in resident killer whales (Orcinus orca)","volume":"97","author":[{"family":"Deecke","given":"Volker B."},{"family":"Barrett-Lennard","given":"Lance G."},{"family":"Spong","given":"Paul"},{"family":"Ford","given":"John K. B."}],"issued":{"date-parts":[["2010",5,1]]}}},{"id":585,"uris":["http://zotero.org/groups/5786507/items/7VG6SI5P"],"itemData":{"id":585,"type":"article-journal","abstract":"Underwater vocalizations were recorded during repeated encounters with 16 pods, or stable kin groups, of resident killer whales (Orcinus orca) off the coast of British Columbia. Pods were identified from unique natural markings on individuals. Vocal exchanges within pods were dominated by repetitious, discrete calls. Pods each produced 7–17 (mean 10.7) types of discrete calls. Individuals appear to acquire their pod's call repertoire by learning, and repertoires can persist with little change for over 25 years. Call repertoires differed significantly among pods in the resident population. The 16 pods formed four distinct acoustic associations, or clans, each having a unique repertoire of discrete calls, or vocal tradition. Pods within a clan shared several call types, but no sharing took place among clans. Shared calls often contained structural variations specific to each pod or group of pods in the clan. These variants and other differences in acoustic behaviour formed a system of related pod-specific dialects within the vocal tradition of each clan. Pods from different clans often travelled together, but observed patterns of social associations were often independent of acoustic relationships. It is proposed that each clan comprises related pods that have descended from a common ancestral group. New pods formed from this ancestral group through growth and matrilineal division of the lineage. The formation of new pods was accompanied by divergence of the call repertoire of the founding group. Such divergence resulted from the accumulation of errors in call learning across generations, call innovation, and call extinction. Pod-specific repertoires probably serve to enhance the efficiency of vocal communication within the group and act as behavioural indicators of pod affiliation. The striking differences among the vocal traditions of different clans suggest that each is an independent matriline.","container-title":"Canadian Journal of Zoology","DOI":"10.1139/z91-206","ISSN":"0008-4301","issue":"6","journalAbbreviation":"Can. J. Zool.","note":"publisher: NRC Research Press","page":"1454-1483","source":"cdnsciencepub.com (Atypon)","title":"Vocal traditions among resident killer whales (Orcinus orca) in coastal waters of British Columbia","volume":"69","author":[{"family":"Ford","given":"John K. B."}],"issued":{"date-parts":[["1991",6]]}}},{"id":591,"uris":["http://zotero.org/groups/5786507/items/64YUWDQH"],"itemData":{"id":591,"type":"article-journal","abstract":"Northern resident killer whales (Orcinus orca) live in highly stable groups and use group-specific vocal signals, but individual variation in calls has not been described previously. A towed beam-forming array was used to ascribe stereotyped pulsed calls with two independently modulated frequency contours to visually identified individual killer whales in Johnstone Strait, British Columbia. Overall, call similarity determined using neural networks differed significantly between different affiliation levels for both frequency components of all the call types analysed. This method distinguished calls from individuals within the same matriline better than different calls produced by a single individual and better than by chance. The calls of individuals from different matrilines were more distinctive than those within the same matriline, confirming previous studies based on group recordings. These results show that frequency contours of stereotyped calls differ among the individuals that are constantly associated with each other and use group-specific vocalizations, though across-group differences were substantially more pronounced.","container-title":"Biology Letters","DOI":"10.1098/rsbl.2006.0517","issue":"4","note":"publisher: Royal Society","page":"481-484","source":"royalsocietypublishing.org (Atypon)","title":"The influence of social affiliation on individual vocal signatures of northern resident killer whales (Orcinus orca)","volume":"2","author":[{"family":"Nousek","given":"Anna E"},{"family":"Slater","given":"Peter J.B"},{"family":"Wang","given":"Chao"},{"family":"Miller","given":"Patrick J.O"}],"issued":{"date-parts":[["2006",8,8]]}}},{"id":587,"uris":["http://zotero.org/groups/5786507/items/TYFK5VVW"],"itemData":{"id":587,"type":"article-journal","abstract":"Underwater vocalizations of 9 photoidentified pods of killer whales (Orcinus orca) were recorded in northern Norway from 1986 to 1992. In total, 34 call types and 20 subtypes were identified from the recordings. The pods had repertoire sizes ranging from 3 to 16 call types (average 9.0 call types). Pod-specific calls were found in 6 of the 9 pods. All pods had a unique repertoire combination. This study thus supports the hypothesis that vocal traditions are characteristic of killer whales. Some calls were combined, forming a total of 21 different syntactically organized compound calls. The function of this was not known, but it was suggested that adding size and flexibility to a small and rigid vocal repertoire may be advantageous.","container-title":"Canadian Journal of Zoology","DOI":"10.1139/z95-124","ISSN":"0008-4301","issue":"6","journalAbbreviation":"Can. J. Zool.","note":"publisher: NRC Research Press","page":"1037-1047","source":"cdnsciencepub.com (Atypon)","title":"Pod-specific call repertoires and compound calls of killer whales, Orcinus orca Linnaeus, 1758, in the waters of northern Norway","volume":"73","author":[{"family":"Strager","given":"Hanne"}],"issued":{"date-parts":[["1995",6]]}}},{"id":589,"uris":["http://zotero.org/groups/5786507/items/S93CZS4J"],"itemData":{"id":589,"type":"article-journal","abstract":"Cultural lineages are based on learned social traditions that are stable for several generations. When cultural lineages also reflect common ancestry and/or are shared by individuals that live together they are called clans. The existence of clans among killer whales has been previously proposed but has not been confirmed. Here, we show that clans exist among resident type killer whales, Orcinus orca, in southern Alaska. Resident killer whales live in stable matrilines from which emigration of either sex has not been observed. Matrilines that associate regularly (≥50% observation time) are called pods. Pods are believed to consist of closely related matrilines and share a unique repertoire of discrete call types. Pods that share parts of their repertoire form what Ford (1991, Canadian Journal of Zoology,69, 1454–1483) called an acoustic clan. Here, we identified discrete call types of seven pods from southern Alaska, using a method based on human discrimination of distinct aural and visual (spectrogram) differences. Mitochondrial DNA of members of each pod was also analysed. The repertoires of the seven pods were compared and two acoustically distinct groups of pods were identified. Each group was monomorphic for a different mitochondrial D-loop haplotype. Nevertheless, pods from different clans associated frequently. It thus appears that the acoustic similarities within groups, which we presume to be cultural, reflect common ancestry, and that these groups therefore meet the above definition of clans. We also argue that a combination of cultural drift and selection are the main mechanisms for the maintenance of clans. Copyright 2002 The Association for the Study of Animal Behaviour. Published by Elsevier Science Ltd. All rights reserved.","container-title":"Animal Behaviour","DOI":"10.1006/anbe.2002.3012","ISSN":"0003-3472","issue":"6","journalAbbreviation":"Animal Behaviour","page":"1103-1119","source":"ScienceDirect","title":"Cultural transmission within maternal lineages: vocal clans in resident killer whales in southern Alaska","title-short":"Cultural transmission within maternal lineages","volume":"63","author":[{"family":"Yurk","given":"H"},{"family":"Barrett-Lennard","given":"L"},{"family":"Ford","given":"J. K. B"},{"family":"Matkin","given":"C. O"}],"issued":{"date-parts":[["2002",6,1]]}}}],"schema":"https://github.com/citation-style-language/schema/raw/master/csl-citation.json"} </w:instrText>
+        </w:r>
+        <w:r>
+          <w:rPr>
+            <w:rFonts w:ascii="Arial" w:hAnsi="Arial" w:cs="Arial"/>
+          </w:rPr>
+          <w:fldChar w:fldCharType="separate"/>
+        </w:r>
+        <w:r>
+          <w:rPr>
+            <w:rFonts w:ascii="Arial" w:hAnsi="Arial" w:cs="Arial"/>
+            <w:kern w:val="0"/>
+          </w:rPr>
+          <w:t>(28–32)</w:t>
+        </w:r>
+        <w:r>
+          <w:rPr>
+            <w:rFonts w:ascii="Arial" w:hAnsi="Arial" w:cs="Arial"/>
+          </w:rPr>
+          <w:fldChar w:fldCharType="end"/>
+        </w:r>
+        <w:r>
+          <w:rPr>
+            <w:rFonts w:ascii="Arial" w:hAnsi="Arial" w:cs="Arial"/>
+          </w:rPr>
+          <w:t>. Monk parakeets (</w:t>
+        </w:r>
+        <w:proofErr w:type="spellStart"/>
+        <w:r>
+          <w:rPr>
+            <w:rFonts w:ascii="Arial" w:hAnsi="Arial" w:cs="Arial"/>
+            <w:i/>
+            <w:iCs/>
+          </w:rPr>
+          <w:t>Myiopsitta</w:t>
+        </w:r>
+        <w:proofErr w:type="spellEnd"/>
+        <w:r>
+          <w:rPr>
+            <w:rFonts w:ascii="Arial" w:hAnsi="Arial" w:cs="Arial"/>
+            <w:i/>
+            <w:iCs/>
+          </w:rPr>
+          <w:t xml:space="preserve"> monachus</w:t>
+        </w:r>
+        <w:r>
+          <w:rPr>
+            <w:rFonts w:ascii="Arial" w:hAnsi="Arial" w:cs="Arial"/>
+          </w:rPr>
+          <w:t xml:space="preserve">) in their native and introduced ranges </w:t>
+        </w:r>
+      </w:moveTo>
+      <w:ins w:id="124" w:author="Smith Vidaurre, Grace" w:date="2025-05-22T14:03:00Z" w16du:dateUtc="2025-05-22T18:03:00Z">
+        <w:r>
+          <w:rPr>
+            <w:rFonts w:ascii="Arial" w:hAnsi="Arial" w:cs="Arial"/>
+          </w:rPr>
+          <w:t xml:space="preserve">exhibit hierarchical mapping patterns in </w:t>
+        </w:r>
+      </w:ins>
+      <w:moveTo w:id="125" w:author="Smith Vidaurre, Grace" w:date="2025-05-22T13:40:00Z" w16du:dateUtc="2025-05-22T17:40:00Z">
+        <w:del w:id="126" w:author="Smith Vidaurre, Grace" w:date="2025-05-22T14:03:00Z" w16du:dateUtc="2025-05-22T18:03:00Z">
+          <w:r>
+            <w:rPr>
+              <w:rFonts w:ascii="Arial" w:hAnsi="Arial" w:cs="Arial"/>
+            </w:rPr>
+            <w:delText xml:space="preserve">produce </w:delText>
+          </w:r>
+        </w:del>
+        <w:r>
+          <w:rPr>
+            <w:rFonts w:ascii="Arial" w:hAnsi="Arial" w:cs="Arial"/>
+          </w:rPr>
+          <w:t xml:space="preserve">social </w:t>
+        </w:r>
+      </w:moveTo>
+      <w:ins w:id="127" w:author="Smith Vidaurre, Grace" w:date="2025-05-22T14:03:00Z" w16du:dateUtc="2025-05-22T18:03:00Z">
+        <w:r>
+          <w:rPr>
+            <w:rFonts w:ascii="Arial" w:hAnsi="Arial" w:cs="Arial"/>
+          </w:rPr>
+          <w:t>kno</w:t>
+        </w:r>
+      </w:ins>
+      <w:ins w:id="128" w:author="Smith Vidaurre, Grace" w:date="2025-05-22T14:04:00Z" w16du:dateUtc="2025-05-22T18:04:00Z">
+        <w:r>
+          <w:rPr>
+            <w:rFonts w:ascii="Arial" w:hAnsi="Arial" w:cs="Arial"/>
+          </w:rPr>
+          <w:t xml:space="preserve">wn as “contact” </w:t>
+        </w:r>
+      </w:ins>
+      <w:moveTo w:id="129" w:author="Smith Vidaurre, Grace" w:date="2025-05-22T13:40:00Z" w16du:dateUtc="2025-05-22T17:40:00Z">
+        <w:r>
+          <w:rPr>
+            <w:rFonts w:ascii="Arial" w:hAnsi="Arial" w:cs="Arial"/>
+          </w:rPr>
+          <w:t>calls</w:t>
+        </w:r>
+      </w:moveTo>
+      <w:ins w:id="130" w:author="Smith Vidaurre, Grace" w:date="2025-05-22T14:04:00Z" w16du:dateUtc="2025-05-22T18:04:00Z">
+        <w:r>
+          <w:rPr>
+            <w:rFonts w:ascii="Arial" w:hAnsi="Arial" w:cs="Arial"/>
+          </w:rPr>
+          <w:t>, in which</w:t>
+        </w:r>
+      </w:ins>
+      <w:moveTo w:id="131" w:author="Smith Vidaurre, Grace" w:date="2025-05-22T13:40:00Z" w16du:dateUtc="2025-05-22T17:40:00Z">
+        <w:r>
+          <w:rPr>
+            <w:rFonts w:ascii="Arial" w:hAnsi="Arial" w:cs="Arial"/>
+          </w:rPr>
+          <w:t xml:space="preserve"> </w:t>
+        </w:r>
+      </w:moveTo>
+      <w:ins w:id="132" w:author="Smith Vidaurre, Grace" w:date="2025-05-22T14:04:00Z" w16du:dateUtc="2025-05-22T18:04:00Z">
+        <w:r>
+          <w:rPr>
+            <w:rFonts w:ascii="Arial" w:hAnsi="Arial" w:cs="Arial"/>
+          </w:rPr>
+          <w:t xml:space="preserve">contact calls </w:t>
+        </w:r>
+      </w:ins>
+      <w:moveTo w:id="133" w:author="Smith Vidaurre, Grace" w:date="2025-05-22T13:40:00Z" w16du:dateUtc="2025-05-22T17:40:00Z">
+        <w:del w:id="134" w:author="Smith Vidaurre, Grace" w:date="2025-05-22T14:04:00Z" w16du:dateUtc="2025-05-22T18:04:00Z">
+          <w:r>
+            <w:rPr>
+              <w:rFonts w:ascii="Arial" w:hAnsi="Arial" w:cs="Arial"/>
+            </w:rPr>
+            <w:delText xml:space="preserve">that </w:delText>
+          </w:r>
+        </w:del>
+        <w:r>
+          <w:rPr>
+            <w:rFonts w:ascii="Arial" w:hAnsi="Arial" w:cs="Arial"/>
+          </w:rPr>
+          <w:t xml:space="preserve">are individually distinctive but still display statistically significant </w:t>
+        </w:r>
+      </w:moveTo>
+      <w:ins w:id="135" w:author="Smith Vidaurre, Grace" w:date="2025-05-22T13:58:00Z" w16du:dateUtc="2025-05-22T17:58:00Z">
+        <w:r>
+          <w:rPr>
+            <w:rFonts w:ascii="Arial" w:hAnsi="Arial" w:cs="Arial"/>
+          </w:rPr>
+          <w:t xml:space="preserve">vocal </w:t>
+        </w:r>
+      </w:ins>
+      <w:moveTo w:id="136" w:author="Smith Vidaurre, Grace" w:date="2025-05-22T13:40:00Z" w16du:dateUtc="2025-05-22T17:40:00Z">
+        <w:r>
+          <w:rPr>
+            <w:rFonts w:ascii="Arial" w:hAnsi="Arial" w:cs="Arial"/>
+          </w:rPr>
+          <w:t xml:space="preserve">similarity within </w:t>
+        </w:r>
+      </w:moveTo>
+      <w:ins w:id="137" w:author="Smith Vidaurre, Grace" w:date="2025-05-22T13:46:00Z" w16du:dateUtc="2025-05-22T17:46:00Z">
+        <w:r>
+          <w:rPr>
+            <w:rFonts w:ascii="Arial" w:hAnsi="Arial" w:cs="Arial"/>
+          </w:rPr>
+          <w:t>flocks</w:t>
+        </w:r>
+      </w:ins>
+      <w:ins w:id="138" w:author="Smith Vidaurre, Grace" w:date="2025-05-22T13:47:00Z" w16du:dateUtc="2025-05-22T17:47:00Z">
+        <w:r>
+          <w:rPr>
+            <w:rFonts w:ascii="Arial" w:hAnsi="Arial" w:cs="Arial"/>
+          </w:rPr>
+          <w:t xml:space="preserve"> and </w:t>
+        </w:r>
+      </w:ins>
+      <w:moveTo w:id="139" w:author="Smith Vidaurre, Grace" w:date="2025-05-22T13:40:00Z" w16du:dateUtc="2025-05-22T17:40:00Z">
+        <w:r>
+          <w:rPr>
+            <w:rFonts w:ascii="Arial" w:hAnsi="Arial" w:cs="Arial"/>
+          </w:rPr>
+          <w:t xml:space="preserve">nesting sites </w:t>
+        </w:r>
+        <w:r>
+          <w:rPr>
+            <w:rFonts w:ascii="Arial" w:hAnsi="Arial" w:cs="Arial"/>
+          </w:rPr>
+          <w:fldChar w:fldCharType="begin"/>
+        </w:r>
+        <w:r>
+          <w:rPr>
+            <w:rFonts w:ascii="Arial" w:hAnsi="Arial" w:cs="Arial"/>
+          </w:rPr>
+          <w:instrText xml:space="preserve"> ADDIN ZOTERO_ITEM CSL_CITATION {"citationID":"sOTi377T","properties":{"formattedCitation":"(15,16)","plainCitation":"(15,16)","noteIndex":0},"citationItems":[{"id":536,"uris":["http://zotero.org/groups/5786507/items/ZNXJZAJT"],"itemData":{"id":536,"type":"article-journal","abstract":"Despite longstanding interest in the evolutionary origins and maintenance of vocal learning, we know relatively little about how social dynamics influence vocal learning processes in natural populations. The “signaling group membership” hypothesis proposes that socially learned calls evolved and are maintained as signals of group membership. However, in fission–fusion societies, individuals can interact in social groups across various social scales. For learned calls to signal group membership over multiple social scales, they must contain information about group membership over each of these scales, a concept termed “hierarchical mapping.” Monk parakeets (Myiopsitta monachus), small parrots native to South America, exhibit vocal mimicry in captivity and fission–fusion social dynamics in the wild. We examined patterns of contact call acoustic similarity in Uruguay to test the hierarchical mapping assumption of the signaling group membership hypothesis. We also asked whether geographic variation patterns matched regional dialects or geographic clines that have been documented in other vocal learning species. We used visual inspection, spectrographic cross-correlation and random forests, a machine learning approach, to evaluate contact call similarity. We compared acoustic similarity across social scales and geographic distance using Mantel tests and spatial autocorrelation. We found high similarity within individuals, and low, albeit significant, similarity within groups at the pair, flock and site social scales. Patterns of acoustic similarity over geographic distance did not match mosaic or graded patterns expected in dialectal or clinal variation. Our findings suggest that monk parakeet social interactions rely more heavily upon individual recognition than group membership at higher social scales.","container-title":"Behavioral Ecology","DOI":"10.1093/beheco/arz202","ISSN":"1045-2249","issue":"2","journalAbbreviation":"Behavioral Ecology","page":"448-458","source":"Silverchair","title":"Individual signatures outweigh social group identity in contact calls of a communally nesting parrot","volume":"31","author":[{"family":"Smith-Vidaurre","given":"Grace"},{"family":"Araya-Salas","given":"Marcelo"},{"family":"Wright","given":"Timothy F"}],"issued":{"date-parts":[["2020",3,20]]}}},{"id":542,"uris":["http://zotero.org/groups/5786507/items/E7IVATDZ"],"itemData":{"id":542,"type":"article-journal","abstract":"Animals can actively encode different types of identity information in learned communication signals, such as group membership or individual identity. The social environments in which animals interact may favor different types of information, but whether identity information conveyed in learned signals is robust or responsive to social disruption over short evolutionary timescales is not well understood. We inferred the type of identity information that was most salient in vocal signals by combining computational tools, including supervised machine learning, with a conceptual framework of “hierarchical mapping”, or patterns of relative acoustic convergence across social scales. We used populations of a vocal learning species as a natural experiment to test whether the type of identity information emphasized in learned vocalizations changed in populations that experienced the social disruption of introduction into new parts of the world. We compared the social scales with the most salient identity information among native and introduced range monk parakeet (Myiopsitta monachus) calls recorded in Uruguay and the United States, respectively. We also evaluated whether the identity information emphasized in introduced range calls changed over time. To place our findings in an evolutionary context, we compared our results with another parrot species that exhibits well-established and distinctive regional vocal dialects that are consistent with signaling group identity. We found that both native and introduced range monk parakeet calls displayed the strongest convergence at the individual scale and minimal convergence within sites. We did not identify changes in the strength of acoustic convergence within sites over time in the introduced range calls. These results indicate that the individual identity information in learned vocalizations did not change over short evolutionary timescales in populations that experienced the social disruption of introduction. Our findings point to exciting new research directions about the robustness or responsiveness of communication systems over different evolutionary timescales.","container-title":"PLOS Computational Biology","DOI":"10.1371/journal.pcbi.1011231","ISSN":"1553-7358","issue":"7","journalAbbreviation":"PLOS Computational Biology","language":"en","note":"publisher: Public Library of Science","page":"e1011231","source":"PLoS Journals","title":"Individual identity information persists in learned calls of introduced parrot populations","volume":"19","author":[{"family":"Smith-Vidaurre","given":"Grace"},{"family":"Pérez-Marrufo","given":"Valeria"},{"family":"Hobson","given":"Elizabeth A."},{"family":"Salinas-Melgoza","given":"Alejandro"},{"family":"Wright","given":"Timothy F."}],"issued":{"date-parts":[["2023",7,27]]}}}],"schema":"https://github.com/citation-style-language/schema/raw/master/csl-citation.json"} </w:instrText>
+        </w:r>
+        <w:r>
+          <w:rPr>
+            <w:rFonts w:ascii="Arial" w:hAnsi="Arial" w:cs="Arial"/>
+          </w:rPr>
+          <w:fldChar w:fldCharType="separate"/>
+        </w:r>
+        <w:r>
+          <w:rPr>
+            <w:rFonts w:ascii="Arial" w:hAnsi="Arial" w:cs="Arial"/>
+          </w:rPr>
+          <w:t>(15,16)</w:t>
+        </w:r>
+        <w:r>
+          <w:rPr>
+            <w:rFonts w:ascii="Arial" w:hAnsi="Arial" w:cs="Arial"/>
+          </w:rPr>
+          <w:fldChar w:fldCharType="end"/>
+        </w:r>
+        <w:r>
+          <w:rPr>
+            <w:rFonts w:ascii="Arial" w:hAnsi="Arial" w:cs="Arial"/>
+          </w:rPr>
+          <w:t xml:space="preserve"> </w:t>
+        </w:r>
+        <w:del w:id="140" w:author="Smith Vidaurre, Grace" w:date="2025-05-22T13:47:00Z" w16du:dateUtc="2025-05-22T17:47:00Z">
+          <w:r>
+            <w:rPr>
+              <w:rFonts w:ascii="Arial" w:hAnsi="Arial" w:cs="Arial"/>
+            </w:rPr>
+            <w:delText>and even</w:delText>
+          </w:r>
+        </w:del>
+      </w:moveTo>
+      <w:ins w:id="141" w:author="Smith Vidaurre, Grace" w:date="2025-05-22T13:47:00Z" w16du:dateUtc="2025-05-22T17:47:00Z">
+        <w:r>
+          <w:rPr>
+            <w:rFonts w:ascii="Arial" w:hAnsi="Arial" w:cs="Arial"/>
+          </w:rPr>
+          <w:t>as well as</w:t>
+        </w:r>
+      </w:ins>
+      <w:moveTo w:id="142" w:author="Smith Vidaurre, Grace" w:date="2025-05-22T13:40:00Z" w16du:dateUtc="2025-05-22T17:40:00Z">
+        <w:r>
+          <w:rPr>
+            <w:rFonts w:ascii="Arial" w:hAnsi="Arial" w:cs="Arial"/>
+          </w:rPr>
+          <w:t xml:space="preserve"> regional populations </w:t>
+        </w:r>
+        <w:commentRangeStart w:id="143"/>
+        <w:r>
+          <w:rPr>
+            <w:rFonts w:ascii="Arial" w:hAnsi="Arial" w:cs="Arial"/>
+          </w:rPr>
+          <w:fldChar w:fldCharType="begin"/>
+        </w:r>
+        <w:r>
+          <w:rPr>
+            <w:rFonts w:ascii="Arial" w:hAnsi="Arial" w:cs="Arial"/>
+          </w:rPr>
+          <w:instrText xml:space="preserve"> ADDIN ZOTERO_ITEM CSL_CITATION {"citationID":"eXbjAbkv","properties":{"formattedCitation":"(18,33)","plainCitation":"(18,33)","noteIndex":0},"citationItems":[{"id":595,"uris":["http://zotero.org/groups/5786507/items/WW5ZK4KD"],"itemData":{"id":595,"type":"article-journal","abstract":"Introduced feral populations offer a unique opportunity to study the effects of social interaction and founder effects on the development of geographic variation in learned vocalizations. Introduced populations of Monk Parakeets (Myiopsitta monachus) have been growing in number since the 1970s, with a mixture of isolated and potentially interacting populations. We surveyed diversity in contact calls of Monk Parakeet populations in Connecticut, Texas, Florida, and Louisiana. Contact call structure differed significantly among the isolated populations in each state. Contact call structure also differed significantly among potentially interacting nest colonies in coastal Connecticut, and these differences did not follow a geographic gradient. Limited dispersal distances, founder effects, and social learning preferences may play a role in call structure differences.","container-title":"The Condor","DOI":"10.1093/condor/109.2.389","ISSN":"1938-5129","issue":"2","journalAbbreviation":"The Condor","page":"389-398","source":"Silverchair","title":"Geographic Variation in Contact Calls of Feral North American Populations of the Monk Parakeet","volume":"109","author":[{"family":"Buhrman-Deever","given":"Susannah C."},{"family":"Rappaport","given":"Amy R."},{"family":"Bradbury","given":"Jack W."}],"issued":{"date-parts":[["2007",5,1]]}}},{"id":457,"uris":["http://zotero.org/users/6722993/items/YUE44IAR"],"itemData":{"id":457,"type":"article-journal","abstract":"In humans, identity is partly encoded in a voice-print that is carried across multiple vocalizations. Other species also signal vocal identity in calls, such as shown in the contact call of parrots. However, it remains unclear to what extent other call types in parrots are individually distinct, and whether there is an analogous voice-print across calls. Here we test if an individual signature is present in other call types, how stable this signature is, and if parrots exhibit voice-prints across call types. We recorded 5599 vocalizations from 229 individually marked monk parakeets (\n              Myiopsitta monachus\n              ) over a 2-year period in Barcelona, Spain. We examined five distinct call types, finding evidence for an individual signature in three. We further show that in the contact call, while birds are individually distinct, the calls are more variable than previously assumed, changing over short time scales (seconds to minutes). Finally, we provide evidence for voice-prints across multiple call types, with a discriminant function being able to predict caller identity across call types. This suggests that monk parakeets may be able to use vocal cues to recognize conspecifics, even across vocalization types and without necessarily needing active vocal signatures of identity.","container-title":"Royal Society Open Science","DOI":"10.1098/rsos.230835","ISSN":"2054-5703","issue":"10","journalAbbreviation":"R. Soc. open sci.","language":"en","page":"230835","source":"DOI.org (Crossref)","title":"Evidence for vocal signatures and voice-prints in a wild parrot","volume":"10","author":[{"family":"Smeele","given":"Simeon Q."},{"family":"Senar","given":"Juan Carlos"},{"family":"Aplin","given":"Lucy M."},{"family":"McElreath","given":"Mary Brooke"}],"issued":{"date-parts":[["2023",10]]}}}],"schema":"https://github.com/citation-style-language/schema/raw/master/csl-citation.json"} </w:instrText>
+        </w:r>
+        <w:r>
+          <w:rPr>
+            <w:rFonts w:ascii="Arial" w:hAnsi="Arial" w:cs="Arial"/>
+          </w:rPr>
+          <w:fldChar w:fldCharType="separate"/>
+        </w:r>
+        <w:r>
+          <w:rPr>
+            <w:rFonts w:ascii="Arial" w:hAnsi="Arial" w:cs="Arial"/>
+          </w:rPr>
+          <w:t>(18,33)</w:t>
+        </w:r>
+        <w:r>
+          <w:rPr>
+            <w:rFonts w:ascii="Arial" w:hAnsi="Arial" w:cs="Arial"/>
+          </w:rPr>
+          <w:fldChar w:fldCharType="end"/>
+        </w:r>
+      </w:moveTo>
+      <w:commentRangeEnd w:id="143"/>
       <w:r>
         <w:rPr>
           <w:rStyle w:val="CommentReference"/>
         </w:rPr>
-        <w:commentReference w:id="12"/>
-      </w:r>
-      <w:r>
-        <w:rPr>
-          <w:rFonts w:ascii="Arial" w:hAnsi="Arial" w:cs="Arial"/>
-        </w:rPr>
-        <w:t>.</w:t>
-      </w:r>
-      <w:r>
-        <w:rPr>
-          <w:rFonts w:ascii="Segoe UI" w:hAnsi="Segoe UI" w:cs="Segoe UI"/>
-          <w:sz w:val="18"/>
-          <w:szCs w:val="18"/>
-        </w:rPr>
-        <w:t xml:space="preserve"> </w:t>
-      </w:r>
-      <w:r>
-        <w:rPr>
-          <w:rFonts w:ascii="Arial" w:hAnsi="Arial" w:cs="Arial"/>
-        </w:rPr>
-        <w:t>Still</w:t>
-      </w:r>
-      <w:r>
-        <w:rPr>
-          <w:rFonts w:ascii="Arial" w:hAnsi="Arial" w:cs="Arial"/>
-        </w:rPr>
-        <w:t xml:space="preserve">, the accuracy with which bioacoustics tools detect the complex information that animals can encode in vocalizations over more than one social level is difficult to assess with empirical datasets. Researchers often lack </w:t>
-      </w:r>
-      <w:r>
-        <w:rPr>
-          <w:rFonts w:ascii="Arial" w:hAnsi="Arial" w:cs="Arial"/>
-          <w:i/>
-          <w:iCs/>
-        </w:rPr>
-        <w:t>a priori</w:t>
-      </w:r>
-      <w:r>
-        <w:rPr>
-          <w:rFonts w:ascii="Arial" w:hAnsi="Arial" w:cs="Arial"/>
-        </w:rPr>
-        <w:t xml:space="preserve"> knowledge about the diverse forms of information encoding that are possible to detect with bioacoustics tools, as well as complete knowledge of individuals’ social affiliations or unique individual identity, which can make it challenging to assess whether empirical results are an artefact of analytical methods.</w:t>
-      </w:r>
-      <w:r>
-        <w:rPr>
-          <w:rFonts w:ascii="Arial" w:hAnsi="Arial" w:cs="Arial"/>
-        </w:rPr>
-        <w:t xml:space="preserve"> </w:t>
-      </w:r>
-      <w:r>
-        <w:rPr>
-          <w:rFonts w:ascii="Arial" w:hAnsi="Arial" w:cs="Arial"/>
-        </w:rPr>
-        <w:t xml:space="preserve">Using quantitative tools that can </w:t>
-      </w:r>
-      <w:r>
-        <w:rPr>
-          <w:rFonts w:ascii="Arial" w:hAnsi="Arial" w:cs="Arial"/>
-        </w:rPr>
-        <w:t>detect all of the information that may be important for social recognition</w:t>
-      </w:r>
-      <w:r>
-        <w:rPr>
-          <w:rFonts w:ascii="Arial" w:hAnsi="Arial" w:cs="Arial"/>
-        </w:rPr>
-        <w:t xml:space="preserve"> becomes especially </w:t>
-      </w:r>
-      <w:r>
-        <w:rPr>
-          <w:rFonts w:ascii="Arial" w:hAnsi="Arial" w:cs="Arial"/>
-        </w:rPr>
-        <w:t>necessary</w:t>
-      </w:r>
-      <w:r>
-        <w:rPr>
-          <w:rFonts w:ascii="Arial" w:hAnsi="Arial" w:cs="Arial"/>
-        </w:rPr>
-        <w:t xml:space="preserve"> when </w:t>
-      </w:r>
-      <w:r>
-        <w:rPr>
-          <w:rFonts w:ascii="Arial" w:hAnsi="Arial" w:cs="Arial"/>
-        </w:rPr>
-        <w:t>animals</w:t>
-      </w:r>
-      <w:r>
-        <w:rPr>
-          <w:rFonts w:ascii="Arial" w:hAnsi="Arial" w:cs="Arial"/>
-        </w:rPr>
-        <w:t xml:space="preserve"> encode multiple types of information in the same discrete vocalization</w:t>
-      </w:r>
-      <w:r>
-        <w:rPr>
-          <w:rFonts w:ascii="Arial" w:hAnsi="Arial" w:cs="Arial"/>
-        </w:rPr>
-        <w:t>,</w:t>
-      </w:r>
-      <w:r>
-        <w:rPr>
-          <w:rFonts w:ascii="Arial" w:hAnsi="Arial" w:cs="Arial"/>
-        </w:rPr>
-        <w:t xml:space="preserve"> </w:t>
-      </w:r>
-      <w:r>
-        <w:rPr>
-          <w:rFonts w:ascii="Arial" w:hAnsi="Arial" w:cs="Arial"/>
-        </w:rPr>
-        <w:t xml:space="preserve">also known as </w:t>
-      </w:r>
-      <w:commentRangeStart w:id="13"/>
-      <w:r>
-        <w:rPr>
-          <w:rFonts w:ascii="Arial" w:hAnsi="Arial" w:cs="Arial"/>
-        </w:rPr>
-        <w:t>“</w:t>
-      </w:r>
-      <w:r>
-        <w:rPr>
-          <w:rFonts w:ascii="Arial" w:hAnsi="Arial" w:cs="Arial"/>
-        </w:rPr>
-        <w:t xml:space="preserve">hierarchical </w:t>
-      </w:r>
-      <w:r>
-        <w:rPr>
-          <w:rFonts w:ascii="Arial" w:hAnsi="Arial" w:cs="Arial"/>
-        </w:rPr>
-        <w:t>mapping”</w:t>
-      </w:r>
-      <w:r>
-        <w:rPr>
-          <w:rFonts w:ascii="Arial" w:hAnsi="Arial" w:cs="Arial"/>
-        </w:rPr>
-        <w:t xml:space="preserve"> </w:t>
-      </w:r>
-      <w:r>
-        <w:rPr>
-          <w:rFonts w:ascii="Arial" w:hAnsi="Arial" w:cs="Arial"/>
-        </w:rPr>
-        <w:fldChar w:fldCharType="begin"/>
-      </w:r>
-      <w:r>
-        <w:rPr>
-          <w:rFonts w:ascii="Arial" w:hAnsi="Arial" w:cs="Arial"/>
-        </w:rPr>
-        <w:instrText xml:space="preserve"> ADDIN ZOTERO_ITEM CSL_CITATION {"citationID":"pSuBAH10","properties":{"formattedCitation":"(27)","plainCitation":"(27)","noteIndex":0},"citationItems":[{"id":584,"uris":["http://zotero.org/groups/5786507/items/5EL8H9XA"],"itemData":{"id":584,"type":"book","edition":"1","event-place":"Sunderland, MA, USA","publisher":"Sinauer Associates, Inc","publisher-place":"Sunderland, MA, USA","title":"Principles of animal communication","author":[{"family":"Bradbury","given":"Jack W."},{"family":"Vehrencamp","given":"S.L."}],"issued":{"date-parts":[["1998"]]}}}],"schema":"https://github.com/citation-style-language/schema/raw/master/csl-citation.json"} </w:instrText>
-      </w:r>
-      <w:r>
-        <w:rPr>
-          <w:rFonts w:ascii="Arial" w:hAnsi="Arial" w:cs="Arial"/>
-        </w:rPr>
-        <w:fldChar w:fldCharType="separate"/>
-      </w:r>
-      <w:r>
-        <w:rPr>
-          <w:rFonts w:ascii="Arial" w:hAnsi="Arial" w:cs="Arial"/>
-        </w:rPr>
-        <w:t>(27)</w:t>
-      </w:r>
-      <w:r>
-        <w:rPr>
-          <w:rFonts w:ascii="Arial" w:hAnsi="Arial" w:cs="Arial"/>
-        </w:rPr>
-        <w:fldChar w:fldCharType="end"/>
-      </w:r>
-      <w:commentRangeEnd w:id="13"/>
-      <w:r>
-        <w:rPr>
-          <w:rStyle w:val="CommentReference"/>
-        </w:rPr>
-        <w:commentReference w:id="13"/>
-      </w:r>
-      <w:r>
-        <w:rPr>
-          <w:rFonts w:ascii="Arial" w:hAnsi="Arial" w:cs="Arial"/>
-        </w:rPr>
-        <w:t>. For instance,</w:t>
-      </w:r>
-      <w:r>
-        <w:rPr>
-          <w:rFonts w:ascii="Arial" w:hAnsi="Arial" w:cs="Arial"/>
-        </w:rPr>
-        <w:t xml:space="preserve"> </w:t>
-      </w:r>
-      <w:r>
-        <w:rPr>
-          <w:rFonts w:ascii="Arial" w:hAnsi="Arial" w:cs="Arial"/>
-        </w:rPr>
-        <w:t xml:space="preserve">killer whales </w:t>
-      </w:r>
-      <w:r>
-        <w:rPr>
-          <w:rFonts w:ascii="Arial" w:hAnsi="Arial" w:cs="Arial"/>
-        </w:rPr>
-        <w:t>(</w:t>
-      </w:r>
-      <w:r>
-        <w:rPr>
-          <w:rFonts w:ascii="Arial" w:hAnsi="Arial" w:cs="Arial"/>
-          <w:i/>
-          <w:iCs/>
-        </w:rPr>
-        <w:t>Orcinus orca</w:t>
-      </w:r>
-      <w:r>
-        <w:rPr>
-          <w:rFonts w:ascii="Arial" w:hAnsi="Arial" w:cs="Arial"/>
-        </w:rPr>
-        <w:t xml:space="preserve">) produce vocalizations </w:t>
-      </w:r>
-      <w:r>
-        <w:rPr>
-          <w:rFonts w:ascii="Arial" w:hAnsi="Arial" w:cs="Arial"/>
-        </w:rPr>
-        <w:t>that contain both group and individual identity information</w:t>
-      </w:r>
-      <w:r>
-        <w:rPr>
-          <w:rFonts w:ascii="Arial" w:hAnsi="Arial" w:cs="Arial"/>
-        </w:rPr>
-        <w:t xml:space="preserve"> </w:t>
-      </w:r>
-      <w:r>
-        <w:rPr>
-          <w:rFonts w:ascii="Arial" w:hAnsi="Arial" w:cs="Arial"/>
-        </w:rPr>
-        <w:fldChar w:fldCharType="begin"/>
-      </w:r>
-      <w:r>
-        <w:rPr>
-          <w:rFonts w:ascii="Arial" w:hAnsi="Arial" w:cs="Arial"/>
-        </w:rPr>
-        <w:instrText xml:space="preserve"> ADDIN ZOTERO_ITEM CSL_CITATION {"citationID":"x7Fmgayb","properties":{"formattedCitation":"(28\\uc0\\u8211{}32)","plainCitation":"(28–32)","noteIndex":0},"citationItems":[{"id":593,"uris":["http://zotero.org/groups/5786507/items/XMES5DEE"],"itemData":{"id":593,"type":"article-journal","abstract":"A few species of mammals produce group-specific vocalisations that are passed on by learning, but the function of learned vocal variation remains poorly understood. Resident killer whales live in stable matrilineal groups with repertoires of seven to 17 stereotyped call types. Some types are shared among matrilines, but their structure typically shows matriline-specific differences. Our objective was to analyse calls of nine killer whale matrilines in British Columbia to test whether call similarity primarily reflects social or genetic relationships. Recordings were made in 1985–1995 in the presence of focal matrilines that were either alone or with groups with non-overlapping repertoires. We used neural network discrimination performance to measure the similarity of call types produced by different matrilines and determined matriline association rates from 757 encounters with one or more focal matrilines. Relatedness was measured by comparing variation at 11 microsatellite loci for the oldest female in each group. Call similarity was positively correlated with association rates for two of the three call types analysed. Similarity of the N4 call type was also correlated with matriarch relatedness. No relationship between relatedness and association frequency was detected. These results show that call structure reflects relatedness and social affiliation, but not because related groups spend more time together. Instead, call structure appears to play a role in kin recognition and shapes the association behaviour of killer whale groups. Our results therefore support the hypothesis that increasing social complexity plays a role in the evolution of learned vocalisations in some mammalian species.","container-title":"Naturwissenschaften","DOI":"10.1007/s00114-010-0657-z","ISSN":"1432-1904","issue":"5","journalAbbreviation":"Naturwissenschaften","language":"en","page":"513-518","source":"Springer Link","title":"The structure of stereotyped calls reflects kinship and social affiliation in resident killer whales (Orcinus orca)","volume":"97","author":[{"family":"Deecke","given":"Volker B."},{"family":"Barrett-Lennard","given":"Lance G."},{"family":"Spong","given":"Paul"},{"family":"Ford","given":"John K. B."}],"issued":{"date-parts":[["2010",5,1]]}}},{"id":585,"uris":["http://zotero.org/groups/5786507/items/7VG6SI5P"],"itemData":{"id":585,"type":"article-journal","abstract":"Underwater vocalizations were recorded during repeated encounters with 16 pods, or stable kin groups, of resident killer whales (Orcinus orca) off the coast of British Columbia. Pods were identified from unique natural markings on individuals. Vocal exchanges within pods were dominated by repetitious, discrete calls. Pods each produced 7–17 (mean 10.7) types of discrete calls. Individuals appear to acquire their pod's call repertoire by learning, and repertoires can persist with little change for over 25 years. Call repertoires differed significantly among pods in the resident population. The 16 pods formed four distinct acoustic associations, or clans, each having a unique repertoire of discrete calls, or vocal tradition. Pods within a clan shared several call types, but no sharing took place among clans. Shared calls often contained structural variations specific to each pod or group of pods in the clan. These variants and other differences in acoustic behaviour formed a system of related pod-specific dialects within the vocal tradition of each clan. Pods from different clans often travelled together, but observed patterns of social associations were often independent of acoustic relationships. It is proposed that each clan comprises related pods that have descended from a common ancestral group. New pods formed from this ancestral group through growth and matrilineal division of the lineage. The formation of new pods was accompanied by divergence of the call repertoire of the founding group. Such divergence resulted from the accumulation of errors in call learning across generations, call innovation, and call extinction. Pod-specific repertoires probably serve to enhance the efficiency of vocal communication within the group and act as behavioural indicators of pod affiliation. The striking differences among the vocal traditions of different clans suggest that each is an independent matriline.","container-title":"Canadian Journal of Zoology","DOI":"10.1139/z91-206","ISSN":"0008-4301","issue":"6","journalAbbreviation":"Can. J. Zool.","note":"publisher: NRC Research Press","page":"1454-1483","source":"cdnsciencepub.com (Atypon)","title":"Vocal traditions among resident killer whales (Orcinus orca) in coastal waters of British Columbia","volume":"69","author":[{"family":"Ford","given":"John K. B."}],"issued":{"date-parts":[["1991",6]]}}},{"id":591,"uris":["http://zotero.org/groups/5786507/items/64YUWDQH"],"itemData":{"id":591,"type":"article-journal","abstract":"Northern resident killer whales (Orcinus orca) live in highly stable groups and use group-specific vocal signals, but individual variation in calls has not been described previously. A towed beam-forming array was used to ascribe stereotyped pulsed calls with two independently modulated frequency contours to visually identified individual killer whales in Johnstone Strait, British Columbia. Overall, call similarity determined using neural networks differed significantly between different affiliation levels for both frequency components of all the call types analysed. This method distinguished calls from individuals within the same matriline better than different calls produced by a single individual and better than by chance. The calls of individuals from different matrilines were more distinctive than those within the same matriline, confirming previous studies based on group recordings. These results show that frequency contours of stereotyped calls differ among the individuals that are constantly associated with each other and use group-specific vocalizations, though across-group differences were substantially more pronounced.","container-title":"Biology Letters","DOI":"10.1098/rsbl.2006.0517","issue":"4","note":"publisher: Royal Society","page":"481-484","source":"royalsocietypublishing.org (Atypon)","title":"The influence of social affiliation on individual vocal signatures of northern resident killer whales (Orcinus orca)","volume":"2","author":[{"family":"Nousek","given":"Anna E"},{"family":"Slater","given":"Peter J.B"},{"family":"Wang","given":"Chao"},{"family":"Miller","given":"Patrick J.O"}],"issued":{"date-parts":[["2006",8,8]]}}},{"id":587,"uris":["http://zotero.org/groups/5786507/items/TYFK5VVW"],"itemData":{"id":587,"type":"article-journal","abstract":"Underwater vocalizations of 9 photoidentified pods of killer whales (Orcinus orca) were recorded in northern Norway from 1986 to 1992. In total, 34 call types and 20 subtypes were identified from the recordings. The pods had repertoire sizes ranging from 3 to 16 call types (average 9.0 call types). Pod-specific calls were found in 6 of the 9 pods. All pods had a unique repertoire combination. This study thus supports the hypothesis that vocal traditions are characteristic of killer whales. Some calls were combined, forming a total of 21 different syntactically organized compound calls. The function of this was not known, but it was suggested that adding size and flexibility to a small and rigid vocal repertoire may be advantageous.","container-title":"Canadian Journal of Zoology","DOI":"10.1139/z95-124","ISSN":"0008-4301","issue":"6","journalAbbreviation":"Can. J. Zool.","note":"publisher: NRC Research Press","page":"1037-1047","source":"cdnsciencepub.com (Atypon)","title":"Pod-specific call repertoires and compound calls of killer whales, Orcinus orca Linnaeus, 1758, in the waters of northern Norway","volume":"73","author":[{"family":"Strager","given":"Hanne"}],"issued":{"date-parts":[["1995",6]]}}},{"id":589,"uris":["http://zotero.org/groups/5786507/items/S93CZS4J"],"itemData":{"id":589,"type":"article-journal","abstract":"Cultural lineages are based on learned social traditions that are stable for several generations. When cultural lineages also reflect common ancestry and/or are shared by individuals that live together they are called clans. The existence of clans among killer whales has been previously proposed but has not been confirmed. Here, we show that clans exist among resident type killer whales, Orcinus orca, in southern Alaska. Resident killer whales live in stable matrilines from which emigration of either sex has not been observed. Matrilines that associate regularly (≥50% observation time) are called pods. Pods are believed to consist of closely related matrilines and share a unique repertoire of discrete call types. Pods that share parts of their repertoire form what Ford (1991, Canadian Journal of Zoology,69, 1454–1483) called an acoustic clan. Here, we identified discrete call types of seven pods from southern Alaska, using a method based on human discrimination of distinct aural and visual (spectrogram) differences. Mitochondrial DNA of members of each pod was also analysed. The repertoires of the seven pods were compared and two acoustically distinct groups of pods were identified. Each group was monomorphic for a different mitochondrial D-loop haplotype. Nevertheless, pods from different clans associated frequently. It thus appears that the acoustic similarities within groups, which we presume to be cultural, reflect common ancestry, and that these groups therefore meet the above definition of clans. We also argue that a combination of cultural drift and selection are the main mechanisms for the maintenance of clans. Copyright 2002 The Association for the Study of Animal Behaviour. Published by Elsevier Science Ltd. All rights reserved.","container-title":"Animal Behaviour","DOI":"10.1006/anbe.2002.3012","ISSN":"0003-3472","issue":"6","journalAbbreviation":"Animal Behaviour","page":"1103-1119","source":"ScienceDirect","title":"Cultural transmission within maternal lineages: vocal clans in resident killer whales in southern Alaska","title-short":"Cultural transmission within maternal lineages","volume":"63","author":[{"family":"Yurk","given":"H"},{"family":"Barrett-Lennard","given":"L"},{"family":"Ford","given":"J. K. B"},{"family":"Matkin","given":"C. O"}],"issued":{"date-parts":[["2002",6,1]]}}}],"schema":"https://github.com/citation-style-language/schema/raw/master/csl-citation.json"} </w:instrText>
-      </w:r>
-      <w:r>
-        <w:rPr>
-          <w:rFonts w:ascii="Arial" w:hAnsi="Arial" w:cs="Arial"/>
-        </w:rPr>
-        <w:fldChar w:fldCharType="separate"/>
-      </w:r>
-      <w:r>
-        <w:rPr>
-          <w:rFonts w:ascii="Arial" w:hAnsi="Arial" w:cs="Arial"/>
-          <w:kern w:val="0"/>
-        </w:rPr>
-        <w:t>(28–32)</w:t>
-      </w:r>
-      <w:r>
-        <w:rPr>
-          <w:rFonts w:ascii="Arial" w:hAnsi="Arial" w:cs="Arial"/>
-        </w:rPr>
-        <w:fldChar w:fldCharType="end"/>
-      </w:r>
-      <w:r>
-        <w:rPr>
-          <w:rFonts w:ascii="Arial" w:hAnsi="Arial" w:cs="Arial"/>
-        </w:rPr>
-        <w:t>. M</w:t>
-      </w:r>
-      <w:r>
-        <w:rPr>
-          <w:rFonts w:ascii="Arial" w:hAnsi="Arial" w:cs="Arial"/>
-        </w:rPr>
-        <w:t>onk parakeets (</w:t>
-      </w:r>
-      <w:proofErr w:type="spellStart"/>
-      <w:r>
-        <w:rPr>
-          <w:rFonts w:ascii="Arial" w:hAnsi="Arial" w:cs="Arial"/>
-          <w:i/>
-          <w:iCs/>
-        </w:rPr>
-        <w:t>Myiopsitta</w:t>
-      </w:r>
-      <w:proofErr w:type="spellEnd"/>
-      <w:r>
-        <w:rPr>
-          <w:rFonts w:ascii="Arial" w:hAnsi="Arial" w:cs="Arial"/>
-          <w:i/>
-          <w:iCs/>
-        </w:rPr>
-        <w:t xml:space="preserve"> monachus</w:t>
-      </w:r>
-      <w:r>
-        <w:rPr>
-          <w:rFonts w:ascii="Arial" w:hAnsi="Arial" w:cs="Arial"/>
-        </w:rPr>
-        <w:t>)</w:t>
-      </w:r>
-      <w:r>
-        <w:rPr>
-          <w:rFonts w:ascii="Arial" w:hAnsi="Arial" w:cs="Arial"/>
-        </w:rPr>
-        <w:t xml:space="preserve"> </w:t>
-      </w:r>
-      <w:r>
-        <w:rPr>
-          <w:rFonts w:ascii="Arial" w:hAnsi="Arial" w:cs="Arial"/>
-        </w:rPr>
-        <w:t>in</w:t>
-      </w:r>
-      <w:r>
-        <w:rPr>
-          <w:rFonts w:ascii="Arial" w:hAnsi="Arial" w:cs="Arial"/>
-        </w:rPr>
-        <w:t xml:space="preserve"> their native and introduced ranges </w:t>
-      </w:r>
-      <w:r>
-        <w:rPr>
-          <w:rFonts w:ascii="Arial" w:hAnsi="Arial" w:cs="Arial"/>
-        </w:rPr>
-        <w:t>produce</w:t>
-      </w:r>
-      <w:r>
-        <w:rPr>
-          <w:rFonts w:ascii="Arial" w:hAnsi="Arial" w:cs="Arial"/>
-        </w:rPr>
-        <w:t xml:space="preserve"> </w:t>
-      </w:r>
-      <w:r>
-        <w:rPr>
-          <w:rFonts w:ascii="Arial" w:hAnsi="Arial" w:cs="Arial"/>
-        </w:rPr>
-        <w:t>social calls</w:t>
-      </w:r>
-      <w:r>
-        <w:rPr>
-          <w:rFonts w:ascii="Arial" w:hAnsi="Arial" w:cs="Arial"/>
-        </w:rPr>
-        <w:t xml:space="preserve"> </w:t>
-      </w:r>
-      <w:r>
-        <w:rPr>
-          <w:rFonts w:ascii="Arial" w:hAnsi="Arial" w:cs="Arial"/>
-        </w:rPr>
-        <w:t xml:space="preserve">that are individually distinctive but still display statistically significant </w:t>
-      </w:r>
-      <w:r>
-        <w:rPr>
-          <w:rFonts w:ascii="Arial" w:hAnsi="Arial" w:cs="Arial"/>
-        </w:rPr>
-        <w:t>similarity within nesting sites</w:t>
-      </w:r>
-      <w:r>
-        <w:rPr>
-          <w:rFonts w:ascii="Arial" w:hAnsi="Arial" w:cs="Arial"/>
-        </w:rPr>
-        <w:t xml:space="preserve"> </w:t>
-      </w:r>
-      <w:r>
-        <w:rPr>
-          <w:rFonts w:ascii="Arial" w:hAnsi="Arial" w:cs="Arial"/>
-        </w:rPr>
-        <w:fldChar w:fldCharType="begin"/>
-      </w:r>
-      <w:r>
-        <w:rPr>
-          <w:rFonts w:ascii="Arial" w:hAnsi="Arial" w:cs="Arial"/>
-        </w:rPr>
-        <w:instrText xml:space="preserve"> ADDIN ZOTERO_ITEM CSL_CITATION {"citationID":"sOTi377T","properties":{"formattedCitation":"(15,16)","plainCitation":"(15,16)","noteIndex":0},"citationItems":[{"id":536,"uris":["http://zotero.org/groups/5786507/items/ZNXJZAJT"],"itemData":{"id":536,"type":"article-journal","abstract":"Despite longstanding interest in the evolutionary origins and maintenance of vocal learning, we know relatively little about how social dynamics influence vocal learning processes in natural populations. The “signaling group membership” hypothesis proposes that socially learned calls evolved and are maintained as signals of group membership. However, in fission–fusion societies, individuals can interact in social groups across various social scales. For learned calls to signal group membership over multiple social scales, they must contain information about group membership over each of these scales, a concept termed “hierarchical mapping.” Monk parakeets (Myiopsitta monachus), small parrots native to South America, exhibit vocal mimicry in captivity and fission–fusion social dynamics in the wild. We examined patterns of contact call acoustic similarity in Uruguay to test the hierarchical mapping assumption of the signaling group membership hypothesis. We also asked whether geographic variation patterns matched regional dialects or geographic clines that have been documented in other vocal learning species. We used visual inspection, spectrographic cross-correlation and random forests, a machine learning approach, to evaluate contact call similarity. We compared acoustic similarity across social scales and geographic distance using Mantel tests and spatial autocorrelation. We found high similarity within individuals, and low, albeit significant, similarity within groups at the pair, flock and site social scales. Patterns of acoustic similarity over geographic distance did not match mosaic or graded patterns expected in dialectal or clinal variation. Our findings suggest that monk parakeet social interactions rely more heavily upon individual recognition than group membership at higher social scales.","container-title":"Behavioral Ecology","DOI":"10.1093/beheco/arz202","ISSN":"1045-2249","issue":"2","journalAbbreviation":"Behavioral Ecology","page":"448-458","source":"Silverchair","title":"Individual signatures outweigh social group identity in contact calls of a communally nesting parrot","volume":"31","author":[{"family":"Smith-Vidaurre","given":"Grace"},{"family":"Araya-Salas","given":"Marcelo"},{"family":"Wright","given":"Timothy F"}],"issued":{"date-parts":[["2020",3,20]]}}},{"id":542,"uris":["http://zotero.org/groups/5786507/items/E7IVATDZ"],"itemData":{"id":542,"type":"article-journal","abstract":"Animals can actively encode different types of identity information in learned communication signals, such as group membership or individual identity. The social environments in which animals interact may favor different types of information, but whether identity information conveyed in learned signals is robust or responsive to social disruption over short evolutionary timescales is not well understood. We inferred the type of identity information that was most salient in vocal signals by combining computational tools, including supervised machine learning, with a conceptual framework of “hierarchical mapping”, or patterns of relative acoustic convergence across social scales. We used populations of a vocal learning species as a natural experiment to test whether the type of identity information emphasized in learned vocalizations changed in populations that experienced the social disruption of introduction into new parts of the world. We compared the social scales with the most salient identity information among native and introduced range monk parakeet (Myiopsitta monachus) calls recorded in Uruguay and the United States, respectively. We also evaluated whether the identity information emphasized in introduced range calls changed over time. To place our findings in an evolutionary context, we compared our results with another parrot species that exhibits well-established and distinctive regional vocal dialects that are consistent with signaling group identity. We found that both native and introduced range monk parakeet calls displayed the strongest convergence at the individual scale and minimal convergence within sites. We did not identify changes in the strength of acoustic convergence within sites over time in the introduced range calls. These results indicate that the individual identity information in learned vocalizations did not change over short evolutionary timescales in populations that experienced the social disruption of introduction. Our findings point to exciting new research directions about the robustness or responsiveness of communication systems over different evolutionary timescales.","container-title":"PLOS Computational Biology","DOI":"10.1371/journal.pcbi.1011231","ISSN":"1553-7358","issue":"7","journalAbbreviation":"PLOS Computational Biology","language":"en","note":"publisher: Public Library of Science","page":"e1011231","source":"PLoS Journals","title":"Individual identity information persists in learned calls of introduced parrot populations","volume":"19","author":[{"family":"Smith-Vidaurre","given":"Grace"},{"family":"Pérez-Marrufo","given":"Valeria"},{"family":"Hobson","given":"Elizabeth A."},{"family":"Salinas-Melgoza","given":"Alejandro"},{"family":"Wright","given":"Timothy F."}],"issued":{"date-parts":[["2023",7,27]]}}}],"schema":"https://github.com/citation-style-language/schema/raw/master/csl-citation.json"} </w:instrText>
-      </w:r>
-      <w:r>
-        <w:rPr>
-          <w:rFonts w:ascii="Arial" w:hAnsi="Arial" w:cs="Arial"/>
-        </w:rPr>
-        <w:fldChar w:fldCharType="separate"/>
-      </w:r>
-      <w:r>
-        <w:rPr>
-          <w:rFonts w:ascii="Arial" w:hAnsi="Arial" w:cs="Arial"/>
-        </w:rPr>
-        <w:t>(15,16)</w:t>
-      </w:r>
-      <w:r>
-        <w:rPr>
-          <w:rFonts w:ascii="Arial" w:hAnsi="Arial" w:cs="Arial"/>
-        </w:rPr>
-        <w:fldChar w:fldCharType="end"/>
-      </w:r>
-      <w:r>
-        <w:rPr>
-          <w:rFonts w:ascii="Arial" w:hAnsi="Arial" w:cs="Arial"/>
-        </w:rPr>
-        <w:t xml:space="preserve"> and even regional populations </w:t>
-      </w:r>
-      <w:r>
-        <w:rPr>
-          <w:rFonts w:ascii="Arial" w:hAnsi="Arial" w:cs="Arial"/>
-        </w:rPr>
-        <w:fldChar w:fldCharType="begin"/>
-      </w:r>
-      <w:r>
-        <w:rPr>
-          <w:rFonts w:ascii="Arial" w:hAnsi="Arial" w:cs="Arial"/>
-        </w:rPr>
-        <w:instrText xml:space="preserve"> ADDIN ZOTERO_ITEM CSL_CITATION {"citationID":"eXbjAbkv","properties":{"formattedCitation":"(18,33)","plainCitation":"(18,33)","noteIndex":0},"citationItems":[{"id":595,"uris":["http://zotero.org/groups/5786507/items/WW5ZK4KD"],"itemData":{"id":595,"type":"article-journal","abstract":"Introduced feral populations offer a unique opportunity to study the effects of social interaction and founder effects on the development of geographic variation in learned vocalizations. Introduced populations of Monk Parakeets (Myiopsitta monachus) have been growing in number since the 1970s, with a mixture of isolated and potentially interacting populations. We surveyed diversity in contact calls of Monk Parakeet populations in Connecticut, Texas, Florida, and Louisiana. Contact call structure differed significantly among the isolated populations in each state. Contact call structure also differed significantly among potentially interacting nest colonies in coastal Connecticut, and these differences did not follow a geographic gradient. Limited dispersal distances, founder effects, and social learning preferences may play a role in call structure differences.","container-title":"The Condor","DOI":"10.1093/condor/109.2.389","ISSN":"1938-5129","issue":"2","journalAbbreviation":"The Condor","page":"389-398","source":"Silverchair","title":"Geographic Variation in Contact Calls of Feral North American Populations of the Monk Parakeet","volume":"109","author":[{"family":"Buhrman-Deever","given":"Susannah C."},{"family":"Rappaport","given":"Amy R."},{"family":"Bradbury","given":"Jack W."}],"issued":{"date-parts":[["2007",5,1]]}}},{"id":457,"uris":["http://zotero.org/users/6722993/items/YUE44IAR"],"itemData":{"id":457,"type":"article-journal","abstract":"In humans, identity is partly encoded in a voice-print that is carried across multiple vocalizations. Other species also signal vocal identity in calls, such as shown in the contact call of parrots. However, it remains unclear to what extent other call types in parrots are individually distinct, and whether there is an analogous voice-print across calls. Here we test if an individual signature is present in other call types, how stable this signature is, and if parrots exhibit voice-prints across call types. We recorded 5599 vocalizations from 229 individually marked monk parakeets (\n              Myiopsitta monachus\n              ) over a 2-year period in Barcelona, Spain. We examined five distinct call types, finding evidence for an individual signature in three. We further show that in the contact call, while birds are individually distinct, the calls are more variable than previously assumed, changing over short time scales (seconds to minutes). Finally, we provide evidence for voice-prints across multiple call types, with a discriminant function being able to predict caller identity across call types. This suggests that monk parakeets may be able to use vocal cues to recognize conspecifics, even across vocalization types and without necessarily needing active vocal signatures of identity.","container-title":"Royal Society Open Science","DOI":"10.1098/rsos.230835","ISSN":"2054-5703","issue":"10","journalAbbreviation":"R. Soc. open sci.","language":"en","page":"230835","source":"DOI.org (Crossref)","title":"Evidence for vocal signatures and voice-prints in a wild parrot","volume":"10","author":[{"family":"Smeele","given":"Simeon Q."},{"family":"Senar","given":"Juan Carlos"},{"family":"Aplin","given":"Lucy M."},{"family":"McElreath","given":"Mary Brooke"}],"issued":{"date-parts":[["2023",10]]}}}],"schema":"https://github.com/citation-style-language/schema/raw/master/csl-citation.json"} </w:instrText>
-      </w:r>
-      <w:r>
-        <w:rPr>
-          <w:rFonts w:ascii="Arial" w:hAnsi="Arial" w:cs="Arial"/>
-        </w:rPr>
-        <w:fldChar w:fldCharType="separate"/>
-      </w:r>
-      <w:r>
-        <w:rPr>
-          <w:rFonts w:ascii="Arial" w:hAnsi="Arial" w:cs="Arial"/>
-        </w:rPr>
-        <w:t>(18,33)</w:t>
-      </w:r>
-      <w:r>
-        <w:rPr>
-          <w:rFonts w:ascii="Arial" w:hAnsi="Arial" w:cs="Arial"/>
-        </w:rPr>
-        <w:fldChar w:fldCharType="end"/>
-      </w:r>
-      <w:r>
-        <w:rPr>
-          <w:rFonts w:ascii="Arial" w:hAnsi="Arial" w:cs="Arial"/>
-        </w:rPr>
-        <w:t>.</w:t>
-      </w:r>
-      <w:r>
-        <w:rPr>
-          <w:rFonts w:ascii="Arial" w:hAnsi="Arial" w:cs="Arial"/>
-        </w:rPr>
-        <w:t xml:space="preserve"> </w:t>
-      </w:r>
-      <w:proofErr w:type="gramStart"/>
-      <w:r>
-        <w:rPr>
-          <w:rFonts w:ascii="Arial" w:hAnsi="Arial" w:cs="Arial"/>
-        </w:rPr>
-        <w:t>Therefore</w:t>
-      </w:r>
-      <w:proofErr w:type="gramEnd"/>
-      <w:r>
-        <w:rPr>
-          <w:rFonts w:ascii="Arial" w:hAnsi="Arial" w:cs="Arial"/>
-        </w:rPr>
-        <w:t xml:space="preserve"> it is important to know how well current bioacoustics tools can detect multiple types of information embedded in a single vocalization</w:t>
-      </w:r>
-      <w:r>
-        <w:rPr>
-          <w:rFonts w:ascii="Arial" w:hAnsi="Arial" w:cs="Arial"/>
-        </w:rPr>
-        <w:t xml:space="preserve">. </w:t>
-      </w:r>
+        <w:commentReference w:id="143"/>
+      </w:r>
+      <w:moveTo w:id="144" w:author="Smith Vidaurre, Grace" w:date="2025-05-22T13:40:00Z" w16du:dateUtc="2025-05-22T17:40:00Z">
+        <w:r>
+          <w:rPr>
+            <w:rFonts w:ascii="Arial" w:hAnsi="Arial" w:cs="Arial"/>
+          </w:rPr>
+          <w:t>.</w:t>
+        </w:r>
+        <w:del w:id="145" w:author="Smith Vidaurre, Grace" w:date="2025-05-22T14:04:00Z" w16du:dateUtc="2025-05-22T18:04:00Z">
+          <w:r>
+            <w:rPr>
+              <w:rFonts w:ascii="Arial" w:hAnsi="Arial" w:cs="Arial"/>
+            </w:rPr>
+            <w:delText xml:space="preserve"> </w:delText>
+          </w:r>
+        </w:del>
+      </w:moveTo>
     </w:p>
     <w:p>
       <w:pPr>
         <w:spacing w:line="480" w:lineRule="auto"/>
         <w:ind w:firstLine="720"/>
         <w:rPr>
-          <w:rFonts w:ascii="Arial" w:hAnsi="Arial" w:cs="Arial"/>
-        </w:rPr>
-      </w:pPr>
-      <w:r>
-        <w:rPr>
-          <w:rFonts w:ascii="Arial" w:hAnsi="Arial" w:cs="Arial"/>
-        </w:rPr>
-        <w:t>Synthetic vocalizations</w:t>
-      </w:r>
-      <w:r>
-        <w:rPr>
-          <w:rFonts w:ascii="Arial" w:hAnsi="Arial" w:cs="Arial"/>
-        </w:rPr>
-        <w:t xml:space="preserve"> and datasets</w:t>
-      </w:r>
-      <w:r>
-        <w:rPr>
-          <w:rFonts w:ascii="Arial" w:hAnsi="Arial" w:cs="Arial"/>
-        </w:rPr>
-        <w:t xml:space="preserve"> can be</w:t>
-      </w:r>
-      <w:r>
-        <w:rPr>
-          <w:rFonts w:ascii="Arial" w:hAnsi="Arial" w:cs="Arial"/>
-        </w:rPr>
-        <w:t xml:space="preserve"> </w:t>
-      </w:r>
-      <w:r>
-        <w:rPr>
-          <w:rFonts w:ascii="Arial" w:hAnsi="Arial" w:cs="Arial"/>
-        </w:rPr>
-        <w:t xml:space="preserve">a powerful tool to test how well bioacoustics </w:t>
-      </w:r>
-      <w:r>
-        <w:rPr>
-          <w:rFonts w:ascii="Arial" w:hAnsi="Arial" w:cs="Arial"/>
-        </w:rPr>
-        <w:t>methods</w:t>
-      </w:r>
-      <w:r>
-        <w:rPr>
-          <w:rFonts w:ascii="Arial" w:hAnsi="Arial" w:cs="Arial"/>
-        </w:rPr>
-        <w:t xml:space="preserve"> detect complex vocal information encoding, particularly when we </w:t>
-      </w:r>
-      <w:r>
-        <w:rPr>
-          <w:rFonts w:ascii="Arial" w:hAnsi="Arial" w:cs="Arial"/>
-        </w:rPr>
-        <w:lastRenderedPageBreak/>
-        <w:t>can generate synthetic vocal identity signals with known complexity of information encoding.</w:t>
-      </w:r>
-      <w:r>
-        <w:rPr>
-          <w:rFonts w:ascii="Arial" w:hAnsi="Arial" w:cs="Arial"/>
-        </w:rPr>
-        <w:t xml:space="preserve"> </w:t>
-      </w:r>
-      <w:r>
-        <w:rPr>
-          <w:rFonts w:ascii="Arial" w:hAnsi="Arial" w:cs="Arial"/>
-        </w:rPr>
-        <w:t>Here, we endeavored to create datasets of synthetic vocalizations with known information encoded at multiple social levels to (</w:t>
-      </w:r>
-      <w:commentRangeStart w:id="14"/>
-      <w:r>
-        <w:rPr>
-          <w:rFonts w:ascii="Arial" w:hAnsi="Arial" w:cs="Arial"/>
-        </w:rPr>
-        <w:t xml:space="preserve">1) develop a pipeline of synthetic signal creation that allows for the manipulation of various social and information encoding conditions and (2) </w:t>
-      </w:r>
-      <w:r>
-        <w:rPr>
-          <w:rFonts w:ascii="Arial" w:hAnsi="Arial" w:cs="Arial"/>
-        </w:rPr>
-        <w:t>assess</w:t>
-      </w:r>
-      <w:r>
-        <w:rPr>
-          <w:rFonts w:ascii="Arial" w:hAnsi="Arial" w:cs="Arial"/>
-        </w:rPr>
-        <w:t xml:space="preserve"> the accuracy of two traditional bioacoustics pipelines </w:t>
-      </w:r>
-      <w:r>
-        <w:rPr>
-          <w:rFonts w:ascii="Arial" w:hAnsi="Arial" w:cs="Arial"/>
-        </w:rPr>
-        <w:t>for detecting information across different social levels</w:t>
-      </w:r>
-      <w:commentRangeEnd w:id="14"/>
-      <w:r>
-        <w:rPr>
-          <w:rStyle w:val="CommentReference"/>
-        </w:rPr>
-        <w:commentReference w:id="14"/>
-      </w:r>
-      <w:r>
-        <w:rPr>
-          <w:rFonts w:ascii="Arial" w:hAnsi="Arial" w:cs="Arial"/>
-        </w:rPr>
-        <w:t>. W</w:t>
-      </w:r>
-      <w:r>
-        <w:rPr>
-          <w:rFonts w:ascii="Arial" w:hAnsi="Arial" w:cs="Arial"/>
-        </w:rPr>
-        <w:t xml:space="preserve">e generated synthetic vocalizations with group and individual identity information encoded in frequency modulation patterns, or changes in frequency over time, which animals are expected to modify via learning. </w:t>
-      </w:r>
-      <w:r>
-        <w:rPr>
-          <w:rFonts w:ascii="Arial" w:hAnsi="Arial" w:cs="Arial"/>
-        </w:rPr>
-        <w:t xml:space="preserve">Generating synthetic vocalizations with identity information encoded in frequency modulation patterns is supported by conceptual frameworks on learned vocal production </w:t>
-      </w:r>
-      <w:r>
-        <w:rPr>
-          <w:rFonts w:ascii="Arial" w:hAnsi="Arial" w:cs="Arial"/>
-        </w:rPr>
-        <w:fldChar w:fldCharType="begin"/>
-      </w:r>
-      <w:r>
-        <w:rPr>
-          <w:rFonts w:ascii="Arial" w:hAnsi="Arial" w:cs="Arial"/>
-        </w:rPr>
-        <w:instrText xml:space="preserve"> ADDIN ZOTERO_ITEM CSL_CITATION {"citationID":"xZ9oUzeS","properties":{"formattedCitation":"(34)","plainCitation":"(34)","noteIndex":0},"citationItems":[{"id":512,"uris":["http://zotero.org/groups/5786507/items/U3SX9JPF"],"itemData":{"id":512,"type":"article-journal","abstract":"While vocal learning has been studied extensively in birds and mammals, little effort has been made to define what exactly constitutes vocal learning and to classify the forms that it may take. We present such a theoretical framework for the study of social learning in vocal communication. We define different forms of social learning that affect communication and discuss the required methodology to show each one. We distinguish between contextual and production learning in animal communication. Contextual learning affects the behavioural context or serial position of a signal. It can affect both usage and comprehension. Production learning refers to instances where the signals themselves are modified in form as a result of experience with those of other individuals. Vocal learning is defined as production learning in the vocal domain. It can affect one or more of three systems: the respiratory, phonatory and filter systems. Each involves a different level of control over the sound production apparatus. We hypothesize that contextual learning and respiratory production learning preceded the evolution of phonatory and filter production learning. Each form of learning potentially increases the complexity of a communication system. We also found that unexpected genetic or environmental factors can have considerable effects on vocal behaviour in birds and mammals and are often more likely to cause changes or differences in vocalizations than investigators may assume. Finally, we discuss how production learning is used in innovation and invention, and present important future research questions.","container-title":"Animal Behaviour","DOI":"10.1006/anbe.2000.1410","ISSN":"0003-3472","issue":"1","journalAbbreviation":"Animal Behaviour","page":"1-11","source":"ScienceDirect","title":"The different roles of social learning in vocal communication","volume":"60","author":[{"family":"Janik","given":"Vincent M."},{"family":"Slater","given":"Peter J. B."}],"issued":{"date-parts":[["2000",7,1]]}}}],"schema":"https://github.com/citation-style-language/schema/raw/master/csl-citation.json"} </w:instrText>
-      </w:r>
-      <w:r>
-        <w:rPr>
-          <w:rFonts w:ascii="Arial" w:hAnsi="Arial" w:cs="Arial"/>
-        </w:rPr>
-        <w:fldChar w:fldCharType="separate"/>
-      </w:r>
-      <w:r>
-        <w:rPr>
-          <w:rFonts w:ascii="Arial" w:hAnsi="Arial" w:cs="Arial"/>
-        </w:rPr>
-        <w:t>(34)</w:t>
-      </w:r>
-      <w:r>
-        <w:rPr>
-          <w:rFonts w:ascii="Arial" w:hAnsi="Arial" w:cs="Arial"/>
-        </w:rPr>
-        <w:fldChar w:fldCharType="end"/>
-      </w:r>
-      <w:r>
-        <w:rPr>
-          <w:rFonts w:ascii="Arial" w:hAnsi="Arial" w:cs="Arial"/>
-        </w:rPr>
-        <w:t xml:space="preserve">, as well as empirical evidence consistent with information encoding in these patterns of frequency modulation that manifest as the overall “shape” of vocalizations that receivers may use for social recognition </w:t>
-      </w:r>
-      <w:r>
-        <w:rPr>
-          <w:rFonts w:ascii="Arial" w:hAnsi="Arial" w:cs="Arial"/>
-        </w:rPr>
-        <w:fldChar w:fldCharType="begin"/>
-      </w:r>
-      <w:r>
-        <w:rPr>
-          <w:rFonts w:ascii="Arial" w:hAnsi="Arial" w:cs="Arial"/>
-        </w:rPr>
-        <w:instrText xml:space="preserve"> ADDIN ZOTERO_ITEM CSL_CITATION {"citationID":"7UUrcQ7x","properties":{"formattedCitation":"(4,14,17,35)","plainCitation":"(4,14,17,35)","noteIndex":0},"citationItems":[{"id":527,"uris":["http://zotero.org/groups/5786507/items/M5RQLYC2"],"itemData":{"id":527,"type":"article-journal","abstract":"Contact calls function to coordinate movements in a wide variety of social animals. Where population density is high, visibility is low and repeated interactions occur between known social companions, calls are often individually recognizable. Parrots are highly social and make substantial daily movements, which appear to be mediated through contact calling. However, there is little experimental evidence for how free-ranging parrots recognize social companions. We quantified intra- and interindividual variation of contact calls in a banded population of green-rumped parrotlets in Venezuela. Recordings of a sample of males were made on replicate days as they announced their return to incubating mates. Spectrographic structure of these contact calls showed significantly more variation between than within individuals, and calls could be correctly classified to individuals more often than was expected by chance. Males varied across multiple dimensions simultaneously, including duration, frequency and frequency modulation of contact calls. Playback experiments showed that free-ranging female parrotlets responded significantly more often to their mates’ calls than to calls of males of other nests. Mate recognition via contact calls may be selectively advantageous during incubation and brooding if this reduces the potential costs associated with confusing contact calls of mates with those of nonmates, including infanticidal conspecifics.","container-title":"Animal Behaviour","DOI":"10.1016/j.anbehav.2010.10.012","ISSN":"0003-3472","issue":"1","journalAbbreviation":"Animal Behaviour","page":"241-248","source":"ScienceDirect","title":"Contact calls are used for individual mate recognition in free-ranging green-rumped parrotlets, &lt;i&gt;Forpus passerinus&lt;/i&gt;","volume":"81","author":[{"family":"Berg","given":"Karl S."},{"family":"Delgado","given":"Soraya"},{"family":"Okawa","given":"Rae"},{"family":"Beissinger","given":"Steven R."},{"family":"Bradbury","given":"Jack W."}],"issued":{"date-parts":[["2011",1,1]]}}},{"id":569,"uris":["http://zotero.org/groups/5786507/items/JNKBUUG2"],"itemData":{"id":569,"type":"article-journal","container-title":"PNAS","issue":"21","page":"8293-8297","title":"Signature whistle shape conveys identity information to bottlenose dolphins","volume":"103","author":[{"family":"Janik","given":"Vincent M."},{"family":"Sayigh","given":"L.S."},{"family":"Wells","given":"R.S."}],"issued":{"date-parts":[["2006"]]}}},{"id":571,"uris":["http://zotero.org/groups/5786507/items/8JR8VHHB"],"itemData":{"id":571,"type":"article-journal","abstract":"Bottlenose dolphins (Tursiops truncatus) produce individually distinctive signature whistles that broadcast the identity of the caller. Unlike voice cues that affect all calls of an animal, signature whistles are distinct whistle types carrying identity information in their frequency modulation pattern. Signature whistle development is influenced by vocal production learning. Animals use a whistle from their environment as a model, but modify it, and thus invent a novel signal. Dolphins also copy signature whistles of others, effectively addressing the whistle owner. This copying occurs at low rates and the resulting copies are recognizable as such by parameter variations in the copy. Captive dolphins can learn to associate novel whistles with objects and use these whistles to report on the presence or absence of the object. If applied to signature whistles, this ability would make the signature whistle a rare example of a learned referential signal in animals. Here, we review the history of signature whistle research, covering definitions, acoustic features, information content, contextual use, developmental aspects, and species comparisons with mammals and birds. We show how these signals stand out amongst recognition calls in animals and how they contribute to our understanding of complexity in animal communication.","container-title":"Journal of Comparative Physiology A","DOI":"10.1007/s00359-013-0817-7","ISSN":"1432-1351","issue":"6","journalAbbreviation":"J Comp Physiol A","language":"en","page":"479-489","source":"Springer Link","title":"Communication in bottlenose dolphins: 50 years of signature whistle research","title-short":"Communication in bottlenose dolphins","volume":"199","author":[{"family":"Janik","given":"Vincent M."},{"family":"Sayigh","given":"Laela S."}],"issued":{"date-parts":[["2013",6,1]]}}},{"id":519,"uris":["http://zotero.org/groups/5786507/items/CYI2BRGH"],"itemData":{"id":519,"type":"article-journal","abstract":"This study describes a system of regional dialects in the contact call of a parrot, the yellow-naped amazon (Amazona auropalliata.) Spectrographic cross-correlation analyses of calls from multiple adults at 16 roosts in Costa Rica reveal two distinct patterns of geographic variation in call structure: first, variation in the basic structure of the call by which roosts can be classified into three distinct dialects, and second, fine-scale variation of call structure among roosts within a dialect. Some birds at roosts bordering two dialects use the calls of both neighbouring dialects interchangeably. These results suggest that there are two distinct processes governing the diffusion of call types among roosts, with dialect borders acting as barriers to the spread of foreign calls. Such a dialect system could be maintained through either reduced dispersal of birds across dialect boundaries or alternatively, by reduced diffusion of call types. These two possibilities have different implications for the genetic isolation of populations and thus for both speciation and learning. This pattern is broadly similar to those seen in some songbirds and may be maintained in a similar manner.","container-title":"Proceedings of the Royal Society of London. Series B: Biological Sciences","DOI":"10.1098/rspb.1996.0128","issue":"1372","note":"publisher: Royal Society","page":"867-872","source":"royalsocietypublishing.org (Atypon)","title":"Regional dialects in the contact call of a parrot","volume":"263","author":[{"family":"Wright","given":"Timothy F."}],"issued":{"date-parts":[["1996"]]}}}],"schema":"https://github.com/citation-style-language/schema/raw/master/csl-citation.json"} </w:instrText>
-      </w:r>
-      <w:r>
-        <w:rPr>
-          <w:rFonts w:ascii="Arial" w:hAnsi="Arial" w:cs="Arial"/>
-        </w:rPr>
-        <w:fldChar w:fldCharType="separate"/>
-      </w:r>
-      <w:r>
-        <w:rPr>
-          <w:rFonts w:ascii="Arial" w:hAnsi="Arial" w:cs="Arial"/>
-        </w:rPr>
-        <w:t>(4,14,17,35)</w:t>
-      </w:r>
-      <w:r>
-        <w:rPr>
-          <w:rFonts w:ascii="Arial" w:hAnsi="Arial" w:cs="Arial"/>
-        </w:rPr>
-        <w:fldChar w:fldCharType="end"/>
-      </w:r>
-      <w:r>
-        <w:rPr>
-          <w:rFonts w:ascii="Arial" w:hAnsi="Arial" w:cs="Arial"/>
-        </w:rPr>
-        <w:t xml:space="preserve">. </w:t>
-      </w:r>
-      <w:r>
-        <w:rPr>
-          <w:rFonts w:ascii="Arial" w:hAnsi="Arial" w:cs="Arial"/>
-        </w:rPr>
-        <w:t>We created character strings that represented frequency modulation patterns as letters</w:t>
-      </w:r>
-      <w:r>
-        <w:rPr>
-          <w:rFonts w:ascii="Arial" w:hAnsi="Arial" w:cs="Arial"/>
-        </w:rPr>
-        <w:t xml:space="preserve"> (Figure 1)</w:t>
-      </w:r>
-      <w:r>
-        <w:rPr>
-          <w:rFonts w:ascii="Arial" w:hAnsi="Arial" w:cs="Arial"/>
-        </w:rPr>
-        <w:t>, and used a musical notation</w:t>
-      </w:r>
-      <w:r>
-        <w:rPr>
-          <w:rFonts w:ascii="Arial" w:hAnsi="Arial" w:cs="Arial"/>
-        </w:rPr>
-        <w:t>, Parson’s code,</w:t>
-      </w:r>
-      <w:r>
-        <w:rPr>
-          <w:rFonts w:ascii="Arial" w:hAnsi="Arial" w:cs="Arial"/>
-        </w:rPr>
-        <w:t xml:space="preserve"> to convert strings to frequency values. We made our code available in the new R package </w:t>
-      </w:r>
-      <w:proofErr w:type="spellStart"/>
-      <w:r>
-        <w:rPr>
-          <w:rFonts w:ascii="Arial" w:hAnsi="Arial" w:cs="Arial"/>
-        </w:rPr>
-        <w:t>paRsynth</w:t>
-      </w:r>
+          <w:ins w:id="146" w:author="Smith Vidaurre, Grace" w:date="2025-05-22T14:00:00Z" w16du:dateUtc="2025-05-22T18:00:00Z"/>
+          <w:rFonts w:ascii="Arial" w:hAnsi="Arial" w:cs="Arial"/>
+        </w:rPr>
+      </w:pPr>
+      <w:ins w:id="147" w:author="Smith Vidaurre, Grace" w:date="2025-05-22T14:08:00Z" w16du:dateUtc="2025-05-22T18:08:00Z">
+        <w:r>
+          <w:rPr>
+            <w:rFonts w:ascii="Arial" w:hAnsi="Arial" w:cs="Arial"/>
+          </w:rPr>
+          <w:t>The ability to f</w:t>
+        </w:r>
+      </w:ins>
+      <w:ins w:id="148" w:author="Smith Vidaurre, Grace" w:date="2025-05-22T13:55:00Z" w16du:dateUtc="2025-05-22T17:55:00Z">
+        <w:r>
+          <w:rPr>
+            <w:rFonts w:ascii="Arial" w:hAnsi="Arial" w:cs="Arial"/>
+          </w:rPr>
+          <w:t>lexibl</w:t>
+        </w:r>
+      </w:ins>
+      <w:ins w:id="149" w:author="Smith Vidaurre, Grace" w:date="2025-05-22T14:08:00Z" w16du:dateUtc="2025-05-22T18:08:00Z">
+        <w:r>
+          <w:rPr>
+            <w:rFonts w:ascii="Arial" w:hAnsi="Arial" w:cs="Arial"/>
+          </w:rPr>
+          <w:t>y encode</w:t>
+        </w:r>
+      </w:ins>
+      <w:ins w:id="150" w:author="Smith Vidaurre, Grace" w:date="2025-05-22T13:55:00Z" w16du:dateUtc="2025-05-22T17:55:00Z">
+        <w:r>
+          <w:rPr>
+            <w:rFonts w:ascii="Arial" w:hAnsi="Arial" w:cs="Arial"/>
+          </w:rPr>
+          <w:t xml:space="preserve"> </w:t>
+        </w:r>
+      </w:ins>
+      <w:ins w:id="151" w:author="Smith Vidaurre, Grace" w:date="2025-05-22T14:08:00Z" w16du:dateUtc="2025-05-22T18:08:00Z">
+        <w:r>
+          <w:rPr>
+            <w:rFonts w:ascii="Arial" w:hAnsi="Arial" w:cs="Arial"/>
+          </w:rPr>
+          <w:t xml:space="preserve">identity </w:t>
+        </w:r>
+      </w:ins>
+      <w:ins w:id="152" w:author="Smith Vidaurre, Grace" w:date="2025-05-22T13:55:00Z" w16du:dateUtc="2025-05-22T17:55:00Z">
+        <w:r>
+          <w:rPr>
+            <w:rFonts w:ascii="Arial" w:hAnsi="Arial" w:cs="Arial"/>
+          </w:rPr>
+          <w:t xml:space="preserve">information </w:t>
+        </w:r>
+      </w:ins>
+      <w:ins w:id="153" w:author="Smith Vidaurre, Grace" w:date="2025-05-22T14:08:00Z" w16du:dateUtc="2025-05-22T18:08:00Z">
+        <w:r>
+          <w:rPr>
+            <w:rFonts w:ascii="Arial" w:hAnsi="Arial" w:cs="Arial"/>
+          </w:rPr>
+          <w:t xml:space="preserve">over social levels </w:t>
+        </w:r>
+      </w:ins>
+      <w:ins w:id="154" w:author="Smith Vidaurre, Grace" w:date="2025-05-22T14:09:00Z" w16du:dateUtc="2025-05-22T18:09:00Z">
+        <w:r>
+          <w:rPr>
+            <w:rFonts w:ascii="Arial" w:hAnsi="Arial" w:cs="Arial"/>
+          </w:rPr>
+          <w:t>may</w:t>
+        </w:r>
+      </w:ins>
+      <w:ins w:id="155" w:author="Smith Vidaurre, Grace" w:date="2025-05-22T13:56:00Z" w16du:dateUtc="2025-05-22T17:56:00Z">
+        <w:r>
+          <w:rPr>
+            <w:rFonts w:ascii="Arial" w:hAnsi="Arial" w:cs="Arial"/>
+          </w:rPr>
+          <w:t xml:space="preserve"> help </w:t>
+        </w:r>
+      </w:ins>
+      <w:ins w:id="156" w:author="Smith Vidaurre, Grace" w:date="2025-05-22T14:09:00Z" w16du:dateUtc="2025-05-22T18:09:00Z">
+        <w:r>
+          <w:rPr>
+            <w:rFonts w:ascii="Arial" w:hAnsi="Arial" w:cs="Arial"/>
+          </w:rPr>
+          <w:t>animal</w:t>
+        </w:r>
+      </w:ins>
+      <w:ins w:id="157" w:author="Smith Vidaurre, Grace" w:date="2025-05-22T13:56:00Z" w16du:dateUtc="2025-05-22T17:56:00Z">
+        <w:r>
+          <w:rPr>
+            <w:rFonts w:ascii="Arial" w:hAnsi="Arial" w:cs="Arial"/>
+          </w:rPr>
+          <w:t xml:space="preserve">s navigate </w:t>
+        </w:r>
+      </w:ins>
+      <w:ins w:id="158" w:author="Smith Vidaurre, Grace" w:date="2025-05-22T13:57:00Z" w16du:dateUtc="2025-05-22T17:57:00Z">
+        <w:r>
+          <w:rPr>
+            <w:rFonts w:ascii="Arial" w:hAnsi="Arial" w:cs="Arial"/>
+          </w:rPr>
+          <w:t>multi-level</w:t>
+        </w:r>
+      </w:ins>
+      <w:ins w:id="159" w:author="Smith Vidaurre, Grace" w:date="2025-05-22T14:09:00Z" w16du:dateUtc="2025-05-22T18:09:00Z">
+        <w:r>
+          <w:rPr>
+            <w:rFonts w:ascii="Arial" w:hAnsi="Arial" w:cs="Arial"/>
+          </w:rPr>
+          <w:t>, dynamic</w:t>
+        </w:r>
+      </w:ins>
+      <w:ins w:id="160" w:author="Smith Vidaurre, Grace" w:date="2025-05-22T13:57:00Z" w16du:dateUtc="2025-05-22T17:57:00Z">
+        <w:r>
+          <w:rPr>
+            <w:rFonts w:ascii="Arial" w:hAnsi="Arial" w:cs="Arial"/>
+          </w:rPr>
+          <w:t xml:space="preserve"> </w:t>
+        </w:r>
+      </w:ins>
+      <w:ins w:id="161" w:author="Smith Vidaurre, Grace" w:date="2025-05-22T13:56:00Z" w16du:dateUtc="2025-05-22T17:56:00Z">
+        <w:r>
+          <w:rPr>
+            <w:rFonts w:ascii="Arial" w:hAnsi="Arial" w:cs="Arial"/>
+          </w:rPr>
+          <w:t>social environments</w:t>
+        </w:r>
+      </w:ins>
+      <w:ins w:id="162" w:author="Smith Vidaurre, Grace" w:date="2025-05-22T13:57:00Z" w16du:dateUtc="2025-05-22T17:57:00Z">
+        <w:r>
+          <w:rPr>
+            <w:rFonts w:ascii="Arial" w:hAnsi="Arial" w:cs="Arial"/>
+          </w:rPr>
+          <w:t>.</w:t>
+        </w:r>
+      </w:ins>
+      <w:ins w:id="163" w:author="Smith Vidaurre, Grace" w:date="2025-05-22T14:09:00Z" w16du:dateUtc="2025-05-22T18:09:00Z">
+        <w:r>
+          <w:rPr>
+            <w:rFonts w:ascii="Arial" w:hAnsi="Arial" w:cs="Arial"/>
+          </w:rPr>
+          <w:t xml:space="preserve"> </w:t>
+        </w:r>
+      </w:ins>
+      <w:ins w:id="164" w:author="Smith Vidaurre, Grace" w:date="2025-05-22T14:10:00Z" w16du:dateUtc="2025-05-22T18:10:00Z">
+        <w:r>
+          <w:rPr>
+            <w:rFonts w:ascii="Arial" w:hAnsi="Arial" w:cs="Arial"/>
+          </w:rPr>
+          <w:t>However, to address this idea, we need to be able to detect the information</w:t>
+        </w:r>
+      </w:ins>
+      <w:ins w:id="165" w:author="Smith Vidaurre, Grace" w:date="2025-05-22T13:57:00Z" w16du:dateUtc="2025-05-22T17:57:00Z">
+        <w:r>
+          <w:rPr>
+            <w:rFonts w:ascii="Arial" w:hAnsi="Arial" w:cs="Arial"/>
+          </w:rPr>
+          <w:t xml:space="preserve"> </w:t>
+        </w:r>
+      </w:ins>
+      <w:ins w:id="166" w:author="Smith Vidaurre, Grace" w:date="2025-05-22T14:10:00Z" w16du:dateUtc="2025-05-22T18:10:00Z">
+        <w:r>
+          <w:rPr>
+            <w:rFonts w:ascii="Arial" w:hAnsi="Arial" w:cs="Arial"/>
+          </w:rPr>
+          <w:t>encoded in ani</w:t>
+        </w:r>
+      </w:ins>
+      <w:ins w:id="167" w:author="Smith Vidaurre, Grace" w:date="2025-05-22T14:11:00Z" w16du:dateUtc="2025-05-22T18:11:00Z">
+        <w:r>
+          <w:rPr>
+            <w:rFonts w:ascii="Arial" w:hAnsi="Arial" w:cs="Arial"/>
+          </w:rPr>
+          <w:t>mals’ vocalizations over multiple social levels</w:t>
+        </w:r>
+      </w:ins>
+      <w:ins w:id="168" w:author="Smith Vidaurre, Grace" w:date="2025-05-22T14:12:00Z" w16du:dateUtc="2025-05-22T18:12:00Z">
+        <w:r>
+          <w:rPr>
+            <w:rFonts w:ascii="Arial" w:hAnsi="Arial" w:cs="Arial"/>
+          </w:rPr>
+          <w:t xml:space="preserve"> with quantitative tools</w:t>
+        </w:r>
+      </w:ins>
+      <w:ins w:id="169" w:author="Smith Vidaurre, Grace" w:date="2025-05-22T14:11:00Z" w16du:dateUtc="2025-05-22T18:11:00Z">
+        <w:r>
+          <w:rPr>
+            <w:rFonts w:ascii="Arial" w:hAnsi="Arial" w:cs="Arial"/>
+          </w:rPr>
+          <w:t xml:space="preserve">. </w:t>
+        </w:r>
+      </w:ins>
+      <w:ins w:id="170" w:author="Smith Vidaurre, Grace" w:date="2025-05-22T14:12:00Z" w16du:dateUtc="2025-05-22T18:12:00Z">
+        <w:r>
+          <w:rPr>
+            <w:rFonts w:ascii="Arial" w:hAnsi="Arial" w:cs="Arial"/>
+          </w:rPr>
+          <w:t>Assessing the accuracy of information detection</w:t>
+        </w:r>
+        <w:r>
+          <w:rPr>
+            <w:rFonts w:ascii="Arial" w:hAnsi="Arial" w:cs="Arial"/>
+          </w:rPr>
+          <w:t xml:space="preserve"> in vocalizations remains challenging </w:t>
+        </w:r>
+      </w:ins>
+      <w:ins w:id="171" w:author="Smith Vidaurre, Grace" w:date="2025-05-22T14:13:00Z" w16du:dateUtc="2025-05-22T18:13:00Z">
+        <w:r>
+          <w:rPr>
+            <w:rFonts w:ascii="Arial" w:hAnsi="Arial" w:cs="Arial"/>
+          </w:rPr>
+          <w:t>with empirical datasets, because we do not know</w:t>
+        </w:r>
+      </w:ins>
+      <w:ins w:id="172" w:author="Smith Vidaurre, Grace" w:date="2025-05-22T14:14:00Z" w16du:dateUtc="2025-05-22T18:14:00Z">
+        <w:r>
+          <w:rPr>
+            <w:rFonts w:ascii="Arial" w:hAnsi="Arial" w:cs="Arial"/>
+          </w:rPr>
+          <w:t xml:space="preserve"> the types or amounts of information originally encoded</w:t>
+        </w:r>
+      </w:ins>
+      <w:ins w:id="173" w:author="Smith Vidaurre, Grace" w:date="2025-05-22T14:15:00Z" w16du:dateUtc="2025-05-22T18:15:00Z">
+        <w:r>
+          <w:rPr>
+            <w:rFonts w:ascii="Arial" w:hAnsi="Arial" w:cs="Arial"/>
+          </w:rPr>
+          <w:t xml:space="preserve"> in vocalizations</w:t>
+        </w:r>
+      </w:ins>
+      <w:ins w:id="174" w:author="Smith Vidaurre, Grace" w:date="2025-05-22T14:21:00Z" w16du:dateUtc="2025-05-22T18:21:00Z">
+        <w:r>
+          <w:rPr>
+            <w:rFonts w:ascii="Arial" w:hAnsi="Arial" w:cs="Arial"/>
+          </w:rPr>
+          <w:t>. In addition,</w:t>
+        </w:r>
+      </w:ins>
+      <w:ins w:id="175" w:author="Smith Vidaurre, Grace" w:date="2025-05-22T14:16:00Z" w16du:dateUtc="2025-05-22T18:16:00Z">
+        <w:r>
+          <w:rPr>
+            <w:rFonts w:ascii="Arial" w:hAnsi="Arial" w:cs="Arial"/>
+          </w:rPr>
+          <w:t xml:space="preserve"> for wild populations, we are often missing </w:t>
+        </w:r>
+        <w:r>
+          <w:rPr>
+            <w:rFonts w:ascii="Arial" w:hAnsi="Arial" w:cs="Arial"/>
+          </w:rPr>
+          <w:t xml:space="preserve">complete knowledge of individuals’ </w:t>
+        </w:r>
+        <w:r>
+          <w:rPr>
+            <w:rFonts w:ascii="Arial" w:hAnsi="Arial" w:cs="Arial"/>
+          </w:rPr>
+          <w:lastRenderedPageBreak/>
+          <w:t>social affiliations or unique individual identit</w:t>
+        </w:r>
+        <w:r>
+          <w:rPr>
+            <w:rFonts w:ascii="Arial" w:hAnsi="Arial" w:cs="Arial"/>
+          </w:rPr>
+          <w:t>ies</w:t>
+        </w:r>
+      </w:ins>
+      <w:ins w:id="176" w:author="Smith Vidaurre, Grace" w:date="2025-05-22T14:14:00Z" w16du:dateUtc="2025-05-22T18:14:00Z">
+        <w:r>
+          <w:rPr>
+            <w:rFonts w:ascii="Arial" w:hAnsi="Arial" w:cs="Arial"/>
+          </w:rPr>
+          <w:t xml:space="preserve">. </w:t>
+        </w:r>
+      </w:ins>
+      <w:ins w:id="177" w:author="Smith Vidaurre, Grace" w:date="2025-05-22T14:15:00Z" w16du:dateUtc="2025-05-22T18:15:00Z">
+        <w:r>
+          <w:rPr>
+            <w:rFonts w:ascii="Arial" w:hAnsi="Arial" w:cs="Arial"/>
+          </w:rPr>
+          <w:t xml:space="preserve">As a result, </w:t>
+        </w:r>
+      </w:ins>
+      <w:ins w:id="178" w:author="Smith Vidaurre, Grace" w:date="2025-05-22T14:16:00Z" w16du:dateUtc="2025-05-22T18:16:00Z">
+        <w:r>
+          <w:rPr>
+            <w:rFonts w:ascii="Arial" w:hAnsi="Arial" w:cs="Arial"/>
+          </w:rPr>
+          <w:t>it remains difficult to assess how well</w:t>
+        </w:r>
+      </w:ins>
+      <w:ins w:id="179" w:author="Smith Vidaurre, Grace" w:date="2025-05-22T14:11:00Z" w16du:dateUtc="2025-05-22T18:11:00Z">
+        <w:r>
+          <w:rPr>
+            <w:rFonts w:ascii="Arial" w:hAnsi="Arial" w:cs="Arial"/>
+          </w:rPr>
+          <w:t xml:space="preserve"> bioacoustics tools</w:t>
+        </w:r>
+      </w:ins>
+      <w:ins w:id="180" w:author="Smith Vidaurre, Grace" w:date="2025-05-22T14:17:00Z" w16du:dateUtc="2025-05-22T18:17:00Z">
+        <w:r>
+          <w:rPr>
+            <w:rFonts w:ascii="Arial" w:hAnsi="Arial" w:cs="Arial"/>
+          </w:rPr>
+          <w:t xml:space="preserve"> can detect information </w:t>
+        </w:r>
+      </w:ins>
+      <w:ins w:id="181" w:author="Smith Vidaurre, Grace" w:date="2025-05-22T14:22:00Z" w16du:dateUtc="2025-05-22T18:22:00Z">
+        <w:r>
+          <w:rPr>
+            <w:rFonts w:ascii="Arial" w:hAnsi="Arial" w:cs="Arial"/>
+          </w:rPr>
+          <w:t xml:space="preserve">encoded </w:t>
+        </w:r>
+      </w:ins>
+      <w:ins w:id="182" w:author="Smith Vidaurre, Grace" w:date="2025-05-22T14:17:00Z" w16du:dateUtc="2025-05-22T18:17:00Z">
+        <w:r>
+          <w:rPr>
+            <w:rFonts w:ascii="Arial" w:hAnsi="Arial" w:cs="Arial"/>
+          </w:rPr>
+          <w:t>in vocalizations</w:t>
+        </w:r>
+      </w:ins>
+      <w:ins w:id="183" w:author="Smith Vidaurre, Grace" w:date="2025-05-22T14:11:00Z" w16du:dateUtc="2025-05-22T18:11:00Z">
+        <w:r>
+          <w:rPr>
+            <w:rFonts w:ascii="Arial" w:hAnsi="Arial" w:cs="Arial"/>
+          </w:rPr>
+          <w:t>,</w:t>
+        </w:r>
+      </w:ins>
+      <w:ins w:id="184" w:author="Smith Vidaurre, Grace" w:date="2025-05-22T14:17:00Z" w16du:dateUtc="2025-05-22T18:17:00Z">
+        <w:r>
+          <w:rPr>
+            <w:rFonts w:ascii="Arial" w:hAnsi="Arial" w:cs="Arial"/>
+          </w:rPr>
+          <w:t xml:space="preserve"> particularly</w:t>
+        </w:r>
+      </w:ins>
+      <w:ins w:id="185" w:author="Smith Vidaurre, Grace" w:date="2025-05-22T14:22:00Z" w16du:dateUtc="2025-05-22T18:22:00Z">
+        <w:r>
+          <w:rPr>
+            <w:rFonts w:ascii="Arial" w:hAnsi="Arial" w:cs="Arial"/>
+          </w:rPr>
+          <w:t xml:space="preserve"> </w:t>
+        </w:r>
+      </w:ins>
+      <w:ins w:id="186" w:author="Smith Vidaurre, Grace" w:date="2025-05-22T14:17:00Z" w16du:dateUtc="2025-05-22T18:17:00Z">
+        <w:r>
+          <w:rPr>
+            <w:rFonts w:ascii="Arial" w:hAnsi="Arial" w:cs="Arial"/>
+          </w:rPr>
+          <w:t>information</w:t>
+        </w:r>
+      </w:ins>
+      <w:ins w:id="187" w:author="Smith Vidaurre, Grace" w:date="2025-05-22T14:22:00Z" w16du:dateUtc="2025-05-22T18:22:00Z">
+        <w:r>
+          <w:rPr>
+            <w:rFonts w:ascii="Arial" w:hAnsi="Arial" w:cs="Arial"/>
+          </w:rPr>
+          <w:t xml:space="preserve"> encoded over multiple social levels</w:t>
+        </w:r>
+      </w:ins>
+      <w:ins w:id="188" w:author="Smith Vidaurre, Grace" w:date="2025-05-22T14:17:00Z" w16du:dateUtc="2025-05-22T18:17:00Z">
+        <w:r>
+          <w:rPr>
+            <w:rFonts w:ascii="Arial" w:hAnsi="Arial" w:cs="Arial"/>
+          </w:rPr>
+          <w:t>,</w:t>
+        </w:r>
+      </w:ins>
+      <w:ins w:id="189" w:author="Smith Vidaurre, Grace" w:date="2025-05-22T14:11:00Z" w16du:dateUtc="2025-05-22T18:11:00Z">
+        <w:r>
+          <w:rPr>
+            <w:rFonts w:ascii="Arial" w:hAnsi="Arial" w:cs="Arial"/>
+          </w:rPr>
+          <w:t xml:space="preserve"> </w:t>
+        </w:r>
+      </w:ins>
+      <w:ins w:id="190" w:author="Smith Vidaurre, Grace" w:date="2025-05-22T14:22:00Z" w16du:dateUtc="2025-05-22T18:22:00Z">
+        <w:r>
+          <w:rPr>
+            <w:rFonts w:ascii="Arial" w:hAnsi="Arial" w:cs="Arial"/>
+          </w:rPr>
+          <w:t>which in turn makes it difficult to determine</w:t>
+        </w:r>
+      </w:ins>
+      <w:ins w:id="191" w:author="Smith Vidaurre, Grace" w:date="2025-05-22T14:17:00Z" w16du:dateUtc="2025-05-22T18:17:00Z">
+        <w:r>
+          <w:rPr>
+            <w:rFonts w:ascii="Arial" w:hAnsi="Arial" w:cs="Arial"/>
+          </w:rPr>
+          <w:t xml:space="preserve"> </w:t>
+        </w:r>
+      </w:ins>
+      <w:ins w:id="192" w:author="Smith Vidaurre, Grace" w:date="2025-05-22T14:11:00Z" w16du:dateUtc="2025-05-22T18:11:00Z">
+        <w:r>
+          <w:rPr>
+            <w:rFonts w:ascii="Arial" w:hAnsi="Arial" w:cs="Arial"/>
+          </w:rPr>
+          <w:t xml:space="preserve">whether empirical results </w:t>
+        </w:r>
+      </w:ins>
+      <w:ins w:id="193" w:author="Smith Vidaurre, Grace" w:date="2025-05-22T14:22:00Z" w16du:dateUtc="2025-05-22T18:22:00Z">
+        <w:r>
+          <w:rPr>
+            <w:rFonts w:ascii="Arial" w:hAnsi="Arial" w:cs="Arial"/>
+          </w:rPr>
+          <w:t>are</w:t>
+        </w:r>
+      </w:ins>
+      <w:ins w:id="194" w:author="Smith Vidaurre, Grace" w:date="2025-05-22T14:11:00Z" w16du:dateUtc="2025-05-22T18:11:00Z">
+        <w:r>
+          <w:rPr>
+            <w:rFonts w:ascii="Arial" w:hAnsi="Arial" w:cs="Arial"/>
+          </w:rPr>
+          <w:t xml:space="preserve"> artefact</w:t>
+        </w:r>
+      </w:ins>
+      <w:ins w:id="195" w:author="Smith Vidaurre, Grace" w:date="2025-05-22T14:17:00Z" w16du:dateUtc="2025-05-22T18:17:00Z">
+        <w:r>
+          <w:rPr>
+            <w:rFonts w:ascii="Arial" w:hAnsi="Arial" w:cs="Arial"/>
+          </w:rPr>
+          <w:t>s</w:t>
+        </w:r>
+      </w:ins>
+      <w:ins w:id="196" w:author="Smith Vidaurre, Grace" w:date="2025-05-22T14:11:00Z" w16du:dateUtc="2025-05-22T18:11:00Z">
+        <w:r>
+          <w:rPr>
+            <w:rFonts w:ascii="Arial" w:hAnsi="Arial" w:cs="Arial"/>
+          </w:rPr>
+          <w:t xml:space="preserve"> of analytical methods.</w:t>
+        </w:r>
+      </w:ins>
+    </w:p>
+    <w:p>
+      <w:pPr>
+        <w:spacing w:line="480" w:lineRule="auto"/>
+        <w:rPr>
+          <w:del w:id="197" w:author="Smith Vidaurre, Grace" w:date="2025-05-22T14:34:00Z" w16du:dateUtc="2025-05-22T18:34:00Z"/>
+          <w:rFonts w:ascii="Arial" w:hAnsi="Arial" w:cs="Arial"/>
+        </w:rPr>
+      </w:pPr>
+      <w:ins w:id="198" w:author="Smith Vidaurre, Grace" w:date="2025-05-22T14:26:00Z" w16du:dateUtc="2025-05-22T18:26:00Z">
+        <w:r>
+          <w:rPr>
+            <w:rFonts w:ascii="Arial" w:hAnsi="Arial" w:cs="Arial"/>
+          </w:rPr>
+          <w:tab/>
+          <w:t xml:space="preserve">Here, we developed a pipeline to </w:t>
+        </w:r>
+      </w:ins>
+      <w:ins w:id="199" w:author="Smith Vidaurre, Grace" w:date="2025-05-22T14:27:00Z" w16du:dateUtc="2025-05-22T18:27:00Z">
+        <w:r>
+          <w:rPr>
+            <w:rFonts w:ascii="Arial" w:hAnsi="Arial" w:cs="Arial"/>
+          </w:rPr>
+          <w:t xml:space="preserve">control how much </w:t>
+        </w:r>
+        <w:r>
+          <w:rPr>
+            <w:rFonts w:ascii="Arial" w:hAnsi="Arial" w:cs="Arial"/>
+          </w:rPr>
+          <w:t xml:space="preserve">group and individual identity information </w:t>
+        </w:r>
+        <w:r>
+          <w:rPr>
+            <w:rFonts w:ascii="Arial" w:hAnsi="Arial" w:cs="Arial"/>
+          </w:rPr>
+          <w:t xml:space="preserve">is </w:t>
+        </w:r>
+        <w:r>
+          <w:rPr>
+            <w:rFonts w:ascii="Arial" w:hAnsi="Arial" w:cs="Arial"/>
+          </w:rPr>
+          <w:t xml:space="preserve">encoded </w:t>
+        </w:r>
+        <w:r>
+          <w:rPr>
+            <w:rFonts w:ascii="Arial" w:hAnsi="Arial" w:cs="Arial"/>
+          </w:rPr>
+          <w:t xml:space="preserve">in </w:t>
+        </w:r>
+      </w:ins>
+      <w:ins w:id="200" w:author="Smith Vidaurre, Grace" w:date="2025-05-22T14:26:00Z" w16du:dateUtc="2025-05-22T18:26:00Z">
+        <w:r>
+          <w:rPr>
+            <w:rFonts w:ascii="Arial" w:hAnsi="Arial" w:cs="Arial"/>
+          </w:rPr>
+          <w:t>s</w:t>
+        </w:r>
+      </w:ins>
+      <w:moveTo w:id="201" w:author="Smith Vidaurre, Grace" w:date="2025-05-22T13:40:00Z" w16du:dateUtc="2025-05-22T17:40:00Z">
+        <w:del w:id="202" w:author="Smith Vidaurre, Grace" w:date="2025-05-22T14:11:00Z" w16du:dateUtc="2025-05-22T18:11:00Z">
+          <w:r>
+            <w:rPr>
+              <w:rFonts w:ascii="Arial" w:hAnsi="Arial" w:cs="Arial"/>
+            </w:rPr>
+            <w:delText>Therefore it is important to know how well current bioacoustics tools can detect multiple types of information embedded in a single vocalization.</w:delText>
+          </w:r>
+          <w:r>
+            <w:rPr>
+              <w:rFonts w:ascii="Arial" w:hAnsi="Arial" w:cs="Arial"/>
+            </w:rPr>
+            <w:delText xml:space="preserve"> </w:delText>
+          </w:r>
+        </w:del>
+        <w:commentRangeEnd w:id="104"/>
+        <w:del w:id="203" w:author="Smith Vidaurre, Grace" w:date="2025-05-22T13:55:00Z" w16du:dateUtc="2025-05-22T17:55:00Z">
+          <w:r>
+            <w:rPr>
+              <w:rStyle w:val="CommentReference"/>
+            </w:rPr>
+            <w:commentReference w:id="104"/>
+          </w:r>
+          <w:commentRangeEnd w:id="105"/>
+          <w:r>
+            <w:rPr>
+              <w:rStyle w:val="CommentReference"/>
+            </w:rPr>
+            <w:commentReference w:id="105"/>
+          </w:r>
+        </w:del>
+      </w:moveTo>
+      <w:ins w:id="204" w:author="Smith Vidaurre, Grace" w:date="2025-05-22T13:49:00Z" w16du:dateUtc="2025-05-22T17:49:00Z">
+        <w:r>
+          <w:rPr>
+            <w:rFonts w:ascii="Arial" w:hAnsi="Arial" w:cs="Arial"/>
+          </w:rPr>
+          <w:t>ynthetic vocalizations</w:t>
+        </w:r>
+      </w:ins>
+      <w:ins w:id="205" w:author="Smith Vidaurre, Grace" w:date="2025-05-22T14:27:00Z" w16du:dateUtc="2025-05-22T18:27:00Z">
+        <w:r>
+          <w:rPr>
+            <w:rFonts w:ascii="Arial" w:hAnsi="Arial" w:cs="Arial"/>
+          </w:rPr>
+          <w:t xml:space="preserve">. </w:t>
+        </w:r>
+      </w:ins>
+      <w:ins w:id="206" w:author="Smith Vidaurre, Grace" w:date="2025-05-22T14:39:00Z" w16du:dateUtc="2025-05-22T18:39:00Z">
+        <w:r>
+          <w:rPr>
+            <w:rFonts w:ascii="Arial" w:hAnsi="Arial" w:cs="Arial"/>
+          </w:rPr>
+          <w:t>Through this</w:t>
+        </w:r>
+      </w:ins>
+      <w:ins w:id="207" w:author="Smith Vidaurre, Grace" w:date="2025-05-22T14:29:00Z" w16du:dateUtc="2025-05-22T18:29:00Z">
+        <w:r>
+          <w:rPr>
+            <w:rFonts w:ascii="Arial" w:hAnsi="Arial" w:cs="Arial"/>
+          </w:rPr>
+          <w:t xml:space="preserve"> pipeline</w:t>
+        </w:r>
+      </w:ins>
+      <w:ins w:id="208" w:author="Smith Vidaurre, Grace" w:date="2025-05-22T14:39:00Z" w16du:dateUtc="2025-05-22T18:39:00Z">
+        <w:r>
+          <w:rPr>
+            <w:rFonts w:ascii="Arial" w:hAnsi="Arial" w:cs="Arial"/>
+          </w:rPr>
+          <w:t>, we</w:t>
+        </w:r>
+      </w:ins>
+      <w:ins w:id="209" w:author="Smith Vidaurre, Grace" w:date="2025-05-22T14:29:00Z" w16du:dateUtc="2025-05-22T18:29:00Z">
+        <w:r>
+          <w:rPr>
+            <w:rFonts w:ascii="Arial" w:hAnsi="Arial" w:cs="Arial"/>
+          </w:rPr>
+          <w:t xml:space="preserve"> encode</w:t>
+        </w:r>
+      </w:ins>
+      <w:ins w:id="210" w:author="Smith Vidaurre, Grace" w:date="2025-05-22T14:39:00Z" w16du:dateUtc="2025-05-22T18:39:00Z">
+        <w:r>
+          <w:rPr>
+            <w:rFonts w:ascii="Arial" w:hAnsi="Arial" w:cs="Arial"/>
+          </w:rPr>
+          <w:t>d</w:t>
+        </w:r>
+      </w:ins>
+      <w:ins w:id="211" w:author="Smith Vidaurre, Grace" w:date="2025-05-22T14:29:00Z" w16du:dateUtc="2025-05-22T18:29:00Z">
+        <w:r>
+          <w:rPr>
+            <w:rFonts w:ascii="Arial" w:hAnsi="Arial" w:cs="Arial"/>
+          </w:rPr>
+          <w:t xml:space="preserve"> information through variation </w:t>
+        </w:r>
+      </w:ins>
+      <w:ins w:id="212" w:author="Smith Vidaurre, Grace" w:date="2025-05-22T13:49:00Z" w16du:dateUtc="2025-05-22T17:49:00Z">
+        <w:r>
+          <w:rPr>
+            <w:rFonts w:ascii="Arial" w:hAnsi="Arial" w:cs="Arial"/>
+          </w:rPr>
+          <w:t xml:space="preserve">in </w:t>
+        </w:r>
+        <w:commentRangeStart w:id="213"/>
+        <w:r>
+          <w:rPr>
+            <w:rFonts w:ascii="Arial" w:hAnsi="Arial" w:cs="Arial"/>
+          </w:rPr>
+          <w:t>frequency modulation patterns, or changes in frequency over time</w:t>
+        </w:r>
+      </w:ins>
+      <w:ins w:id="214" w:author="Smith Vidaurre, Grace" w:date="2025-05-22T14:31:00Z" w16du:dateUtc="2025-05-22T18:31:00Z">
+        <w:r>
+          <w:rPr>
+            <w:rFonts w:ascii="Arial" w:hAnsi="Arial" w:cs="Arial"/>
+          </w:rPr>
+          <w:t xml:space="preserve"> </w:t>
+        </w:r>
+        <w:r>
+          <w:rPr>
+            <w:rFonts w:ascii="Arial" w:hAnsi="Arial" w:cs="Arial"/>
+          </w:rPr>
+          <w:t>that guide the overall “shape” of vocal signals (</w:t>
+        </w:r>
+        <w:r>
+          <w:rPr>
+            <w:rFonts w:ascii="Arial" w:hAnsi="Arial" w:cs="Arial"/>
+          </w:rPr>
+          <w:t>Janik &amp; Slater 2000</w:t>
+        </w:r>
+        <w:r>
+          <w:rPr>
+            <w:rFonts w:ascii="Arial" w:hAnsi="Arial" w:cs="Arial"/>
+          </w:rPr>
+          <w:t>)</w:t>
+        </w:r>
+      </w:ins>
+      <w:ins w:id="215" w:author="Smith Vidaurre, Grace" w:date="2025-05-22T13:49:00Z" w16du:dateUtc="2025-05-22T17:49:00Z">
+        <w:r>
+          <w:rPr>
+            <w:rFonts w:ascii="Arial" w:hAnsi="Arial" w:cs="Arial"/>
+          </w:rPr>
+          <w:t>, which animals are expected to modify via learning</w:t>
+        </w:r>
+        <w:commentRangeEnd w:id="213"/>
+        <w:r>
+          <w:rPr>
+            <w:rStyle w:val="CommentReference"/>
+          </w:rPr>
+          <w:commentReference w:id="213"/>
+        </w:r>
+        <w:r>
+          <w:rPr>
+            <w:rFonts w:ascii="Arial" w:hAnsi="Arial" w:cs="Arial"/>
+          </w:rPr>
+          <w:t xml:space="preserve">. </w:t>
+        </w:r>
+      </w:ins>
+      <w:ins w:id="216" w:author="Smith Vidaurre, Grace" w:date="2025-05-22T14:31:00Z" w16du:dateUtc="2025-05-22T18:31:00Z">
+        <w:r>
+          <w:rPr>
+            <w:rFonts w:ascii="Arial" w:hAnsi="Arial" w:cs="Arial"/>
+          </w:rPr>
+          <w:t>Encoding</w:t>
+        </w:r>
+      </w:ins>
+      <w:ins w:id="217" w:author="Smith Vidaurre, Grace" w:date="2025-05-22T13:49:00Z" w16du:dateUtc="2025-05-22T17:49:00Z">
+        <w:r>
+          <w:rPr>
+            <w:rFonts w:ascii="Arial" w:hAnsi="Arial" w:cs="Arial"/>
+          </w:rPr>
+          <w:t xml:space="preserve"> identity information </w:t>
+        </w:r>
+      </w:ins>
+      <w:ins w:id="218" w:author="Smith Vidaurre, Grace" w:date="2025-05-22T14:32:00Z" w16du:dateUtc="2025-05-22T18:32:00Z">
+        <w:r>
+          <w:rPr>
+            <w:rFonts w:ascii="Arial" w:hAnsi="Arial" w:cs="Arial"/>
+          </w:rPr>
+          <w:t xml:space="preserve">in </w:t>
+        </w:r>
+      </w:ins>
+      <w:commentRangeStart w:id="219"/>
+      <w:ins w:id="220" w:author="Smith Vidaurre, Grace" w:date="2025-05-22T13:49:00Z" w16du:dateUtc="2025-05-22T17:49:00Z">
+        <w:r>
+          <w:rPr>
+            <w:rFonts w:ascii="Arial" w:hAnsi="Arial" w:cs="Arial"/>
+          </w:rPr>
+          <w:t>frequency modulation patterns is supported by conceptual frameworks o</w:t>
+        </w:r>
+      </w:ins>
+      <w:ins w:id="221" w:author="Smith Vidaurre, Grace" w:date="2025-05-22T14:30:00Z" w16du:dateUtc="2025-05-22T18:30:00Z">
+        <w:r>
+          <w:rPr>
+            <w:rFonts w:ascii="Arial" w:hAnsi="Arial" w:cs="Arial"/>
+          </w:rPr>
+          <w:t>f</w:t>
+        </w:r>
+      </w:ins>
+      <w:ins w:id="222" w:author="Smith Vidaurre, Grace" w:date="2025-05-22T13:49:00Z" w16du:dateUtc="2025-05-22T17:49:00Z">
+        <w:r>
+          <w:rPr>
+            <w:rFonts w:ascii="Arial" w:hAnsi="Arial" w:cs="Arial"/>
+          </w:rPr>
+          <w:t xml:space="preserve"> </w:t>
+        </w:r>
+      </w:ins>
+      <w:ins w:id="223" w:author="Smith Vidaurre, Grace" w:date="2025-05-22T14:30:00Z" w16du:dateUtc="2025-05-22T18:30:00Z">
+        <w:r>
+          <w:rPr>
+            <w:rFonts w:ascii="Arial" w:hAnsi="Arial" w:cs="Arial"/>
+          </w:rPr>
+          <w:t>the acoustic structu</w:t>
+        </w:r>
+      </w:ins>
+      <w:ins w:id="224" w:author="Smith Vidaurre, Grace" w:date="2025-05-22T14:31:00Z" w16du:dateUtc="2025-05-22T18:31:00Z">
+        <w:r>
+          <w:rPr>
+            <w:rFonts w:ascii="Arial" w:hAnsi="Arial" w:cs="Arial"/>
+          </w:rPr>
+          <w:t xml:space="preserve">res </w:t>
+        </w:r>
+      </w:ins>
+      <w:ins w:id="225" w:author="Smith Vidaurre, Grace" w:date="2025-05-22T14:32:00Z" w16du:dateUtc="2025-05-22T18:32:00Z">
+        <w:r>
+          <w:rPr>
+            <w:rFonts w:ascii="Arial" w:hAnsi="Arial" w:cs="Arial"/>
+          </w:rPr>
+          <w:t xml:space="preserve">animals can </w:t>
+        </w:r>
+      </w:ins>
+      <w:ins w:id="226" w:author="Smith Vidaurre, Grace" w:date="2025-05-22T14:31:00Z" w16du:dateUtc="2025-05-22T18:31:00Z">
+        <w:r>
+          <w:rPr>
+            <w:rFonts w:ascii="Arial" w:hAnsi="Arial" w:cs="Arial"/>
+          </w:rPr>
+          <w:t>modif</w:t>
+        </w:r>
+      </w:ins>
+      <w:ins w:id="227" w:author="Smith Vidaurre, Grace" w:date="2025-05-22T14:32:00Z" w16du:dateUtc="2025-05-22T18:32:00Z">
+        <w:r>
+          <w:rPr>
+            <w:rFonts w:ascii="Arial" w:hAnsi="Arial" w:cs="Arial"/>
+          </w:rPr>
+          <w:t>y</w:t>
+        </w:r>
+      </w:ins>
+      <w:ins w:id="228" w:author="Smith Vidaurre, Grace" w:date="2025-05-22T14:31:00Z" w16du:dateUtc="2025-05-22T18:31:00Z">
+        <w:r>
+          <w:rPr>
+            <w:rFonts w:ascii="Arial" w:hAnsi="Arial" w:cs="Arial"/>
+          </w:rPr>
+          <w:t xml:space="preserve"> </w:t>
+        </w:r>
+      </w:ins>
+      <w:ins w:id="229" w:author="Smith Vidaurre, Grace" w:date="2025-05-22T14:32:00Z" w16du:dateUtc="2025-05-22T18:32:00Z">
+        <w:r>
+          <w:rPr>
+            <w:rFonts w:ascii="Arial" w:hAnsi="Arial" w:cs="Arial"/>
+          </w:rPr>
+          <w:t>through</w:t>
+        </w:r>
+      </w:ins>
+      <w:ins w:id="230" w:author="Smith Vidaurre, Grace" w:date="2025-05-22T14:31:00Z" w16du:dateUtc="2025-05-22T18:31:00Z">
+        <w:r>
+          <w:rPr>
+            <w:rFonts w:ascii="Arial" w:hAnsi="Arial" w:cs="Arial"/>
+          </w:rPr>
+          <w:t xml:space="preserve"> </w:t>
+        </w:r>
+      </w:ins>
+      <w:ins w:id="231" w:author="Smith Vidaurre, Grace" w:date="2025-05-22T13:49:00Z" w16du:dateUtc="2025-05-22T17:49:00Z">
+        <w:r>
+          <w:rPr>
+            <w:rFonts w:ascii="Arial" w:hAnsi="Arial" w:cs="Arial"/>
+          </w:rPr>
+          <w:t xml:space="preserve">learned vocal production </w:t>
+        </w:r>
+        <w:r>
+          <w:rPr>
+            <w:rFonts w:ascii="Arial" w:hAnsi="Arial" w:cs="Arial"/>
+          </w:rPr>
+          <w:fldChar w:fldCharType="begin"/>
+        </w:r>
+        <w:r>
+          <w:rPr>
+            <w:rFonts w:ascii="Arial" w:hAnsi="Arial" w:cs="Arial"/>
+          </w:rPr>
+          <w:instrText xml:space="preserve"> ADDIN ZOTERO_ITEM CSL_CITATION {"citationID":"xZ9oUzeS","properties":{"formattedCitation":"(34)","plainCitation":"(34)","noteIndex":0},"citationItems":[{"id":512,"uris":["http://zotero.org/groups/5786507/items/U3SX9JPF"],"itemData":{"id":512,"type":"article-journal","abstract":"While vocal learning has been studied extensively in birds and mammals, little effort has been made to define what exactly constitutes vocal learning and to classify the forms that it may take. We present such a theoretical framework for the study of social learning in vocal communication. We define different forms of social learning that affect communication and discuss the required methodology to show each one. We distinguish between contextual and production learning in animal communication. Contextual learning affects the behavioural context or serial position of a signal. It can affect both usage and comprehension. Production learning refers to instances where the signals themselves are modified in form as a result of experience with those of other individuals. Vocal learning is defined as production learning in the vocal domain. It can affect one or more of three systems: the respiratory, phonatory and filter systems. Each involves a different level of control over the sound production apparatus. We hypothesize that contextual learning and respiratory production learning preceded the evolution of phonatory and filter production learning. Each form of learning potentially increases the complexity of a communication system. We also found that unexpected genetic or environmental factors can have considerable effects on vocal behaviour in birds and mammals and are often more likely to cause changes or differences in vocalizations than investigators may assume. Finally, we discuss how production learning is used in innovation and invention, and present important future research questions.","container-title":"Animal Behaviour","DOI":"10.1006/anbe.2000.1410","ISSN":"0003-3472","issue":"1","journalAbbreviation":"Animal Behaviour","page":"1-11","source":"ScienceDirect","title":"The different roles of social learning in vocal communication","volume":"60","author":[{"family":"Janik","given":"Vincent M."},{"family":"Slater","given":"Peter J. B."}],"issued":{"date-parts":[["2000",7,1]]}}}],"schema":"https://github.com/citation-style-language/schema/raw/master/csl-citation.json"} </w:instrText>
+        </w:r>
+        <w:r>
+          <w:rPr>
+            <w:rFonts w:ascii="Arial" w:hAnsi="Arial" w:cs="Arial"/>
+          </w:rPr>
+          <w:fldChar w:fldCharType="separate"/>
+        </w:r>
+        <w:r>
+          <w:rPr>
+            <w:rFonts w:ascii="Arial" w:hAnsi="Arial" w:cs="Arial"/>
+          </w:rPr>
+          <w:t>(34)</w:t>
+        </w:r>
+        <w:r>
+          <w:rPr>
+            <w:rFonts w:ascii="Arial" w:hAnsi="Arial" w:cs="Arial"/>
+          </w:rPr>
+          <w:fldChar w:fldCharType="end"/>
+        </w:r>
+        <w:r>
+          <w:rPr>
+            <w:rFonts w:ascii="Arial" w:hAnsi="Arial" w:cs="Arial"/>
+          </w:rPr>
+          <w:t xml:space="preserve">, as well as empirical evidence consistent with </w:t>
+        </w:r>
+      </w:ins>
+      <w:ins w:id="232" w:author="Smith Vidaurre, Grace" w:date="2025-05-22T14:32:00Z" w16du:dateUtc="2025-05-22T18:32:00Z">
+        <w:r>
+          <w:rPr>
+            <w:rFonts w:ascii="Arial" w:hAnsi="Arial" w:cs="Arial"/>
+          </w:rPr>
+          <w:t>receivers using</w:t>
+        </w:r>
+      </w:ins>
+      <w:ins w:id="233" w:author="Smith Vidaurre, Grace" w:date="2025-05-22T14:33:00Z" w16du:dateUtc="2025-05-22T18:33:00Z">
+        <w:r>
+          <w:rPr>
+            <w:rFonts w:ascii="Arial" w:hAnsi="Arial" w:cs="Arial"/>
+          </w:rPr>
+          <w:t xml:space="preserve"> frequency modulation patterns</w:t>
+        </w:r>
+      </w:ins>
+      <w:ins w:id="234" w:author="Smith Vidaurre, Grace" w:date="2025-05-22T14:32:00Z" w16du:dateUtc="2025-05-22T18:32:00Z">
+        <w:r>
+          <w:rPr>
+            <w:rFonts w:ascii="Arial" w:hAnsi="Arial" w:cs="Arial"/>
+          </w:rPr>
+          <w:t xml:space="preserve"> for social recognition </w:t>
+        </w:r>
+      </w:ins>
+      <w:ins w:id="235" w:author="Smith Vidaurre, Grace" w:date="2025-05-22T13:49:00Z" w16du:dateUtc="2025-05-22T17:49:00Z">
+        <w:r>
+          <w:rPr>
+            <w:rFonts w:ascii="Arial" w:hAnsi="Arial" w:cs="Arial"/>
+          </w:rPr>
+          <w:fldChar w:fldCharType="begin"/>
+        </w:r>
+        <w:r>
+          <w:rPr>
+            <w:rFonts w:ascii="Arial" w:hAnsi="Arial" w:cs="Arial"/>
+          </w:rPr>
+          <w:instrText xml:space="preserve"> ADDIN ZOTERO_ITEM CSL_CITATION {"citationID":"7UUrcQ7x","properties":{"formattedCitation":"(4,14,17,35)","plainCitation":"(4,14,17,35)","noteIndex":0},"citationItems":[{"id":527,"uris":["http://zotero.org/groups/5786507/items/M5RQLYC2"],"itemData":{"id":527,"type":"article-journal","abstract":"Contact calls function to coordinate movements in a wide variety of social animals. Where population density is high, visibility is low and repeated interactions occur between known social companions, calls are often individually recognizable. Parrots are highly social and make substantial daily movements, which appear to be mediated through contact calling. However, there is little experimental evidence for how free-ranging parrots recognize social companions. We quantified intra- and interindividual variation of contact calls in a banded population of green-rumped parrotlets in Venezuela. Recordings of a sample of males were made on replicate days as they announced their return to incubating mates. Spectrographic structure of these contact calls showed significantly more variation between than within individuals, and calls could be correctly classified to individuals more often than was expected by chance. Males varied across multiple dimensions simultaneously, including duration, frequency and frequency modulation of contact calls. Playback experiments showed that free-ranging female parrotlets responded significantly more often to their mates’ calls than to calls of males of other nests. Mate recognition via contact calls may be selectively advantageous during incubation and brooding if this reduces the potential costs associated with confusing contact calls of mates with those of nonmates, including infanticidal conspecifics.","container-title":"Animal Behaviour","DOI":"10.1016/j.anbehav.2010.10.012","ISSN":"0003-3472","issue":"1","journalAbbreviation":"Animal Behaviour","page":"241-248","source":"ScienceDirect","title":"Contact calls are used for individual mate recognition in free-ranging green-rumped parrotlets, &lt;i&gt;Forpus passerinus&lt;/i&gt;","volume":"81","author":[{"family":"Berg","given":"Karl S."},{"family":"Delgado","given":"Soraya"},{"family":"Okawa","given":"Rae"},{"family":"Beissinger","given":"Steven R."},{"family":"Bradbury","given":"Jack W."}],"issued":{"date-parts":[["2011",1,1]]}}},{"id":569,"uris":["http://zotero.org/groups/5786507/items/JNKBUUG2"],"itemData":{"id":569,"type":"article-journal","container-title":"PNAS","issue":"21","page":"8293-8297","title":"Signature whistle shape conveys identity information to bottlenose dolphins","volume":"103","author":[{"family":"Janik","given":"Vincent M."},{"family":"Sayigh","given":"L.S."},{"family":"Wells","given":"R.S."}],"issued":{"date-parts":[["2006"]]}}},{"id":571,"uris":["http://zotero.org/groups/5786507/items/8JR8VHHB"],"itemData":{"id":571,"type":"article-journal","abstract":"Bottlenose dolphins (Tursiops truncatus) produce individually distinctive signature whistles that broadcast the identity of the caller. Unlike voice cues that affect all calls of an animal, signature whistles are distinct whistle types carrying identity information in their frequency modulation pattern. Signature whistle development is influenced by vocal production learning. Animals use a whistle from their environment as a model, but modify it, and thus invent a novel signal. Dolphins also copy signature whistles of others, effectively addressing the whistle owner. This copying occurs at low rates and the resulting copies are recognizable as such by parameter variations in the copy. Captive dolphins can learn to associate novel whistles with objects and use these whistles to report on the presence or absence of the object. If applied to signature whistles, this ability would make the signature whistle a rare example of a learned referential signal in animals. Here, we review the history of signature whistle research, covering definitions, acoustic features, information content, contextual use, developmental aspects, and species comparisons with mammals and birds. We show how these signals stand out amongst recognition calls in animals and how they contribute to our understanding of complexity in animal communication.","container-title":"Journal of Comparative Physiology A","DOI":"10.1007/s00359-013-0817-7","ISSN":"1432-1351","issue":"6","journalAbbreviation":"J Comp Physiol A","language":"en","page":"479-489","source":"Springer Link","title":"Communication in bottlenose dolphins: 50 years of signature whistle research","title-short":"Communication in bottlenose dolphins","volume":"199","author":[{"family":"Janik","given":"Vincent M."},{"family":"Sayigh","given":"Laela S."}],"issued":{"date-parts":[["2013",6,1]]}}},{"id":519,"uris":["http://zotero.org/groups/5786507/items/CYI2BRGH"],"itemData":{"id":519,"type":"article-journal","abstract":"This study describes a system of regional dialects in the contact call of a parrot, the yellow-naped amazon (Amazona auropalliata.) Spectrographic cross-correlation analyses of calls from multiple adults at 16 roosts in Costa Rica reveal two distinct patterns of geographic variation in call structure: first, variation in the basic structure of the call by which roosts can be classified into three distinct dialects, and second, fine-scale variation of call structure among roosts within a dialect. Some birds at roosts bordering two dialects use the calls of both neighbouring dialects interchangeably. These results suggest that there are two distinct processes governing the diffusion of call types among roosts, with dialect borders acting as barriers to the spread of foreign calls. Such a dialect system could be maintained through either reduced dispersal of birds across dialect boundaries or alternatively, by reduced diffusion of call types. These two possibilities have different implications for the genetic isolation of populations and thus for both speciation and learning. This pattern is broadly similar to those seen in some songbirds and may be maintained in a similar manner.","container-title":"Proceedings of the Royal Society of London. Series B: Biological Sciences","DOI":"10.1098/rspb.1996.0128","issue":"1372","note":"publisher: Royal Society","page":"867-872","source":"royalsocietypublishing.org (Atypon)","title":"Regional dialects in the contact call of a parrot","volume":"263","author":[{"family":"Wright","given":"Timothy F."}],"issued":{"date-parts":[["1996"]]}}}],"schema":"https://github.com/citation-style-language/schema/raw/master/csl-citation.json"} </w:instrText>
+        </w:r>
+        <w:r>
+          <w:rPr>
+            <w:rFonts w:ascii="Arial" w:hAnsi="Arial" w:cs="Arial"/>
+          </w:rPr>
+          <w:fldChar w:fldCharType="separate"/>
+        </w:r>
+        <w:r>
+          <w:rPr>
+            <w:rFonts w:ascii="Arial" w:hAnsi="Arial" w:cs="Arial"/>
+          </w:rPr>
+          <w:t>(4,14,17,35)</w:t>
+        </w:r>
+        <w:r>
+          <w:rPr>
+            <w:rFonts w:ascii="Arial" w:hAnsi="Arial" w:cs="Arial"/>
+          </w:rPr>
+          <w:fldChar w:fldCharType="end"/>
+        </w:r>
+        <w:commentRangeEnd w:id="219"/>
+        <w:r>
+          <w:rPr>
+            <w:rStyle w:val="CommentReference"/>
+          </w:rPr>
+          <w:commentReference w:id="219"/>
+        </w:r>
+        <w:r>
+          <w:rPr>
+            <w:rFonts w:ascii="Arial" w:hAnsi="Arial" w:cs="Arial"/>
+          </w:rPr>
+          <w:t>.</w:t>
+        </w:r>
+      </w:ins>
+      <w:ins w:id="236" w:author="Smith Vidaurre, Grace" w:date="2025-05-22T14:38:00Z" w16du:dateUtc="2025-05-22T18:38:00Z">
+        <w:r>
+          <w:rPr>
+            <w:rFonts w:ascii="Arial" w:hAnsi="Arial" w:cs="Arial"/>
+          </w:rPr>
+          <w:t xml:space="preserve"> </w:t>
+        </w:r>
+      </w:ins>
+      <w:ins w:id="237" w:author="Smith Vidaurre, Grace" w:date="2025-05-22T14:39:00Z" w16du:dateUtc="2025-05-22T18:39:00Z">
+        <w:r>
+          <w:rPr>
+            <w:rFonts w:ascii="Arial" w:hAnsi="Arial" w:cs="Arial"/>
+          </w:rPr>
+          <w:t xml:space="preserve">Briefly, </w:t>
+        </w:r>
+      </w:ins>
+      <w:ins w:id="238" w:author="Smith Vidaurre, Grace" w:date="2025-05-22T14:40:00Z" w16du:dateUtc="2025-05-22T18:40:00Z">
+        <w:r>
+          <w:rPr>
+            <w:rFonts w:ascii="Arial" w:hAnsi="Arial" w:cs="Arial"/>
+          </w:rPr>
+          <w:t>our</w:t>
+        </w:r>
+      </w:ins>
+      <w:ins w:id="239" w:author="Smith Vidaurre, Grace" w:date="2025-05-22T14:39:00Z" w16du:dateUtc="2025-05-22T18:39:00Z">
+        <w:r>
+          <w:rPr>
+            <w:rFonts w:ascii="Arial" w:hAnsi="Arial" w:cs="Arial"/>
+          </w:rPr>
+          <w:t xml:space="preserve"> pipeline </w:t>
+        </w:r>
+      </w:ins>
+      <w:ins w:id="240" w:author="Smith Vidaurre, Grace" w:date="2025-05-22T14:40:00Z" w16du:dateUtc="2025-05-22T18:40:00Z">
+        <w:r>
+          <w:rPr>
+            <w:rFonts w:ascii="Arial" w:hAnsi="Arial" w:cs="Arial"/>
+          </w:rPr>
+          <w:t xml:space="preserve">followed </w:t>
+        </w:r>
+      </w:ins>
+      <w:ins w:id="241" w:author="Smith Vidaurre, Grace" w:date="2025-05-22T14:39:00Z" w16du:dateUtc="2025-05-22T18:39:00Z">
+        <w:r>
+          <w:rPr>
+            <w:rFonts w:ascii="Arial" w:hAnsi="Arial" w:cs="Arial"/>
+          </w:rPr>
+          <w:t>four main steps: 1) generate</w:t>
+        </w:r>
+      </w:ins>
+      <w:ins w:id="242" w:author="Smith Vidaurre, Grace" w:date="2025-05-22T14:40:00Z" w16du:dateUtc="2025-05-22T18:40:00Z">
+        <w:r>
+          <w:rPr>
+            <w:rFonts w:ascii="Arial" w:hAnsi="Arial" w:cs="Arial"/>
+          </w:rPr>
+          <w:t>d</w:t>
+        </w:r>
+      </w:ins>
+      <w:ins w:id="243" w:author="Smith Vidaurre, Grace" w:date="2025-05-22T14:39:00Z" w16du:dateUtc="2025-05-22T18:39:00Z">
+        <w:r>
+          <w:rPr>
+            <w:rFonts w:ascii="Arial" w:hAnsi="Arial" w:cs="Arial"/>
+          </w:rPr>
+          <w:t xml:space="preserve"> </w:t>
+        </w:r>
+      </w:ins>
+      <w:ins w:id="244" w:author="Smith Vidaurre, Grace" w:date="2025-05-22T14:38:00Z" w16du:dateUtc="2025-05-22T18:38:00Z">
+        <w:r>
+          <w:rPr>
+            <w:rFonts w:ascii="Arial" w:hAnsi="Arial" w:cs="Arial"/>
+          </w:rPr>
+          <w:t>character strings</w:t>
+        </w:r>
+      </w:ins>
+      <w:ins w:id="245" w:author="Smith Vidaurre, Grace" w:date="2025-05-22T14:40:00Z" w16du:dateUtc="2025-05-22T18:40:00Z">
+        <w:r>
+          <w:rPr>
+            <w:rFonts w:ascii="Arial" w:hAnsi="Arial" w:cs="Arial"/>
+          </w:rPr>
+          <w:t xml:space="preserve"> with sections corresponding to group- and individually-specific information</w:t>
+        </w:r>
+      </w:ins>
+      <w:ins w:id="246" w:author="Smith Vidaurre, Grace" w:date="2025-05-22T14:47:00Z" w16du:dateUtc="2025-05-22T18:47:00Z">
+        <w:r>
+          <w:rPr>
+            <w:rFonts w:ascii="Arial" w:hAnsi="Arial" w:cs="Arial"/>
+          </w:rPr>
+          <w:t xml:space="preserve"> (F</w:t>
+        </w:r>
+      </w:ins>
+      <w:ins w:id="247" w:author="Smith Vidaurre, Grace" w:date="2025-05-22T14:48:00Z" w16du:dateUtc="2025-05-22T18:48:00Z">
+        <w:r>
+          <w:rPr>
+            <w:rFonts w:ascii="Arial" w:hAnsi="Arial" w:cs="Arial"/>
+          </w:rPr>
+          <w:t xml:space="preserve">igure </w:t>
+        </w:r>
+      </w:ins>
+      <w:ins w:id="248" w:author="Smith Vidaurre, Grace" w:date="2025-05-22T14:49:00Z" w16du:dateUtc="2025-05-22T18:49:00Z">
+        <w:r>
+          <w:rPr>
+            <w:rFonts w:ascii="Arial" w:hAnsi="Arial" w:cs="Arial"/>
+          </w:rPr>
+          <w:t>1</w:t>
+        </w:r>
+      </w:ins>
+      <w:ins w:id="249" w:author="Smith Vidaurre, Grace" w:date="2025-05-22T14:48:00Z" w16du:dateUtc="2025-05-22T18:48:00Z">
+        <w:r>
+          <w:rPr>
+            <w:rFonts w:ascii="Arial" w:hAnsi="Arial" w:cs="Arial"/>
+          </w:rPr>
+          <w:t>)</w:t>
+        </w:r>
+      </w:ins>
+      <w:ins w:id="250" w:author="Smith Vidaurre, Grace" w:date="2025-05-22T14:40:00Z" w16du:dateUtc="2025-05-22T18:40:00Z">
+        <w:r>
+          <w:rPr>
+            <w:rFonts w:ascii="Arial" w:hAnsi="Arial" w:cs="Arial"/>
+          </w:rPr>
+          <w:t xml:space="preserve">, 2) </w:t>
+        </w:r>
+      </w:ins>
+      <w:ins w:id="251" w:author="Smith Vidaurre, Grace" w:date="2025-05-22T14:41:00Z" w16du:dateUtc="2025-05-22T18:41:00Z">
+        <w:r>
+          <w:rPr>
+            <w:rFonts w:ascii="Arial" w:hAnsi="Arial" w:cs="Arial"/>
+          </w:rPr>
+          <w:t xml:space="preserve">converted characters to Parsons code, </w:t>
+        </w:r>
+        <w:r>
+          <w:rPr>
+            <w:rFonts w:ascii="Arial" w:hAnsi="Arial" w:cs="Arial"/>
+          </w:rPr>
+          <w:t>a musical notation</w:t>
+        </w:r>
+        <w:r>
+          <w:rPr>
+            <w:rFonts w:ascii="Arial" w:hAnsi="Arial" w:cs="Arial"/>
+          </w:rPr>
+          <w:t xml:space="preserve"> indicating directional changes in frequency</w:t>
+        </w:r>
+      </w:ins>
+      <w:ins w:id="252" w:author="Smith Vidaurre, Grace" w:date="2025-05-22T14:50:00Z" w16du:dateUtc="2025-05-22T18:50:00Z">
+        <w:r>
+          <w:rPr>
+            <w:rFonts w:ascii="Arial" w:hAnsi="Arial" w:cs="Arial"/>
+          </w:rPr>
+          <w:t xml:space="preserve"> </w:t>
+        </w:r>
+      </w:ins>
+      <w:ins w:id="253" w:author="Smith Vidaurre, Grace" w:date="2025-05-22T14:49:00Z" w16du:dateUtc="2025-05-22T18:49:00Z">
+        <w:r>
+          <w:rPr>
+            <w:rFonts w:ascii="Arial" w:hAnsi="Arial" w:cs="Arial"/>
+          </w:rPr>
+          <w:t>(Figure 1)</w:t>
+        </w:r>
+      </w:ins>
+      <w:ins w:id="254" w:author="Smith Vidaurre, Grace" w:date="2025-05-22T14:41:00Z" w16du:dateUtc="2025-05-22T18:41:00Z">
+        <w:r>
+          <w:rPr>
+            <w:rFonts w:ascii="Arial" w:hAnsi="Arial" w:cs="Arial"/>
+          </w:rPr>
+          <w:t>, 3) used Parsons code to</w:t>
+        </w:r>
+      </w:ins>
+      <w:ins w:id="255" w:author="Smith Vidaurre, Grace" w:date="2025-05-22T14:38:00Z" w16du:dateUtc="2025-05-22T18:38:00Z">
+        <w:r>
+          <w:rPr>
+            <w:rFonts w:ascii="Arial" w:hAnsi="Arial" w:cs="Arial"/>
+          </w:rPr>
+          <w:t xml:space="preserve"> convert strings to frequency values</w:t>
+        </w:r>
+      </w:ins>
+      <w:ins w:id="256" w:author="Smith Vidaurre, Grace" w:date="2025-05-22T14:50:00Z" w16du:dateUtc="2025-05-22T18:50:00Z">
+        <w:r>
+          <w:rPr>
+            <w:rFonts w:ascii="Arial" w:hAnsi="Arial" w:cs="Arial"/>
+          </w:rPr>
+          <w:t xml:space="preserve"> (Figure 1)</w:t>
+        </w:r>
+      </w:ins>
+      <w:ins w:id="257" w:author="Smith Vidaurre, Grace" w:date="2025-05-22T14:42:00Z" w16du:dateUtc="2025-05-22T18:42:00Z">
+        <w:r>
+          <w:rPr>
+            <w:rFonts w:ascii="Arial" w:hAnsi="Arial" w:cs="Arial"/>
+          </w:rPr>
+          <w:t xml:space="preserve">, and 4) built synthetic frequency-modulated vocalizations with group and/or individual information, or synthetic vocal identity signals, </w:t>
+        </w:r>
+        <w:r>
+          <w:rPr>
+            <w:rFonts w:ascii="Arial" w:hAnsi="Arial" w:cs="Arial"/>
+          </w:rPr>
+          <w:t xml:space="preserve">with the </w:t>
+        </w:r>
+        <w:proofErr w:type="spellStart"/>
+        <w:r>
+          <w:rPr>
+            <w:rFonts w:ascii="Arial" w:hAnsi="Arial" w:cs="Arial"/>
+          </w:rPr>
+          <w:t>soundgen</w:t>
+        </w:r>
+        <w:proofErr w:type="spellEnd"/>
+        <w:r>
+          <w:rPr>
+            <w:rFonts w:ascii="Arial" w:hAnsi="Arial" w:cs="Arial"/>
+          </w:rPr>
+          <w:t xml:space="preserve"> R package</w:t>
+        </w:r>
+      </w:ins>
+      <w:ins w:id="258" w:author="Smith Vidaurre, Grace" w:date="2025-05-22T14:38:00Z" w16du:dateUtc="2025-05-22T18:38:00Z">
+        <w:r>
+          <w:rPr>
+            <w:rFonts w:ascii="Arial" w:hAnsi="Arial" w:cs="Arial"/>
+          </w:rPr>
+          <w:t xml:space="preserve">. </w:t>
+        </w:r>
+        <w:commentRangeStart w:id="259"/>
+        <w:r>
+          <w:rPr>
+            <w:rFonts w:ascii="Arial" w:hAnsi="Arial" w:cs="Arial"/>
+          </w:rPr>
+          <w:t xml:space="preserve">We made </w:t>
+        </w:r>
+      </w:ins>
+      <w:ins w:id="260" w:author="Smith Vidaurre, Grace" w:date="2025-05-22T14:42:00Z" w16du:dateUtc="2025-05-22T18:42:00Z">
+        <w:r>
+          <w:rPr>
+            <w:rFonts w:ascii="Arial" w:hAnsi="Arial" w:cs="Arial"/>
+          </w:rPr>
+          <w:t xml:space="preserve">the </w:t>
+        </w:r>
+      </w:ins>
+      <w:ins w:id="261" w:author="Smith Vidaurre, Grace" w:date="2025-05-22T14:38:00Z" w16du:dateUtc="2025-05-22T18:38:00Z">
+        <w:r>
+          <w:rPr>
+            <w:rFonts w:ascii="Arial" w:hAnsi="Arial" w:cs="Arial"/>
+          </w:rPr>
+          <w:t>code</w:t>
+        </w:r>
+      </w:ins>
+      <w:ins w:id="262" w:author="Smith Vidaurre, Grace" w:date="2025-05-22T14:42:00Z" w16du:dateUtc="2025-05-22T18:42:00Z">
+        <w:r>
+          <w:rPr>
+            <w:rFonts w:ascii="Arial" w:hAnsi="Arial" w:cs="Arial"/>
+          </w:rPr>
+          <w:t xml:space="preserve"> for </w:t>
+        </w:r>
+        <w:r>
+          <w:rPr>
+            <w:rFonts w:ascii="Arial" w:hAnsi="Arial" w:cs="Arial"/>
+          </w:rPr>
+          <w:t>our</w:t>
+        </w:r>
+      </w:ins>
+      <w:ins w:id="263" w:author="Smith Vidaurre, Grace" w:date="2025-05-22T14:43:00Z" w16du:dateUtc="2025-05-22T18:43:00Z">
+        <w:r>
+          <w:rPr>
+            <w:rFonts w:ascii="Arial" w:hAnsi="Arial" w:cs="Arial"/>
+          </w:rPr>
+          <w:t xml:space="preserve"> pipeline</w:t>
+        </w:r>
+      </w:ins>
+      <w:ins w:id="264" w:author="Smith Vidaurre, Grace" w:date="2025-05-22T14:38:00Z" w16du:dateUtc="2025-05-22T18:38:00Z">
+        <w:r>
+          <w:rPr>
+            <w:rFonts w:ascii="Arial" w:hAnsi="Arial" w:cs="Arial"/>
+          </w:rPr>
+          <w:t xml:space="preserve"> available in the new R package </w:t>
+        </w:r>
+        <w:proofErr w:type="spellStart"/>
+        <w:r>
+          <w:rPr>
+            <w:rFonts w:ascii="Arial" w:hAnsi="Arial" w:cs="Arial"/>
+          </w:rPr>
+          <w:t>paRsynth</w:t>
+        </w:r>
+      </w:ins>
       <w:proofErr w:type="spellEnd"/>
-      <w:r>
-        <w:rPr>
-          <w:rFonts w:ascii="Arial" w:hAnsi="Arial" w:cs="Arial"/>
-        </w:rPr>
-        <w:t xml:space="preserve"> and produced synthetic vocalizations with the </w:t>
-      </w:r>
-      <w:proofErr w:type="spellStart"/>
-      <w:r>
-        <w:rPr>
-          <w:rFonts w:ascii="Arial" w:hAnsi="Arial" w:cs="Arial"/>
-        </w:rPr>
-        <w:t>soundgen</w:t>
-      </w:r>
-      <w:proofErr w:type="spellEnd"/>
-      <w:r>
-        <w:rPr>
-          <w:rFonts w:ascii="Arial" w:hAnsi="Arial" w:cs="Arial"/>
-        </w:rPr>
-        <w:t xml:space="preserve"> R package. </w:t>
-      </w:r>
+      <w:ins w:id="265" w:author="Smith Vidaurre, Grace" w:date="2025-05-22T14:43:00Z" w16du:dateUtc="2025-05-22T18:43:00Z">
+        <w:r>
+          <w:rPr>
+            <w:rFonts w:ascii="Arial" w:hAnsi="Arial" w:cs="Arial"/>
+          </w:rPr>
+          <w:t xml:space="preserve"> hosted on GitHub</w:t>
+        </w:r>
+      </w:ins>
+      <w:commentRangeEnd w:id="259"/>
+      <w:ins w:id="266" w:author="Smith Vidaurre, Grace" w:date="2025-05-22T14:38:00Z" w16du:dateUtc="2025-05-22T18:38:00Z">
+        <w:r>
+          <w:rPr>
+            <w:rStyle w:val="CommentReference"/>
+          </w:rPr>
+          <w:commentReference w:id="259"/>
+        </w:r>
+        <w:r>
+          <w:rPr>
+            <w:rFonts w:ascii="Arial" w:hAnsi="Arial" w:cs="Arial"/>
+          </w:rPr>
+          <w:t xml:space="preserve">. </w:t>
+        </w:r>
+      </w:ins>
+    </w:p>
+    <w:p>
+      <w:pPr>
+        <w:spacing w:line="480" w:lineRule="auto"/>
+        <w:rPr>
+          <w:ins w:id="267" w:author="Smith Vidaurre, Grace" w:date="2025-05-22T14:43:00Z" w16du:dateUtc="2025-05-22T18:43:00Z"/>
+          <w:moveTo w:id="268" w:author="Smith Vidaurre, Grace" w:date="2025-05-22T13:40:00Z" w16du:dateUtc="2025-05-22T17:40:00Z"/>
+          <w:rFonts w:ascii="Arial" w:hAnsi="Arial" w:cs="Arial"/>
+        </w:rPr>
+      </w:pPr>
+      <w:ins w:id="269" w:author="Smith Vidaurre, Grace" w:date="2025-05-22T14:43:00Z" w16du:dateUtc="2025-05-22T18:43:00Z">
+        <w:r>
+          <w:rPr>
+            <w:rFonts w:ascii="Arial" w:hAnsi="Arial" w:cs="Arial"/>
+          </w:rPr>
+          <w:tab/>
+        </w:r>
+      </w:ins>
+    </w:p>
+    <w:p>
+      <w:pPr>
+        <w:spacing w:line="480" w:lineRule="auto"/>
+        <w:ind w:firstLine="720"/>
+        <w:rPr>
+          <w:del w:id="270" w:author="Smith Vidaurre, Grace" w:date="2025-05-22T14:44:00Z" w16du:dateUtc="2025-05-22T18:44:00Z"/>
+          <w:moveFrom w:id="271" w:author="Smith Vidaurre, Grace" w:date="2025-05-22T14:24:00Z" w16du:dateUtc="2025-05-22T18:24:00Z"/>
+          <w:rFonts w:ascii="Arial" w:hAnsi="Arial" w:cs="Arial"/>
+        </w:rPr>
+      </w:pPr>
+      <w:moveFromRangeStart w:id="272" w:author="Smith Vidaurre, Grace" w:date="2025-05-22T14:24:00Z" w:name="move198816303"/>
+      <w:moveToRangeEnd w:id="103"/>
+      <w:moveFrom w:id="273" w:author="Smith Vidaurre, Grace" w:date="2025-05-22T14:24:00Z" w16du:dateUtc="2025-05-22T18:24:00Z">
+        <w:del w:id="274" w:author="Smith Vidaurre, Grace" w:date="2025-05-22T14:44:00Z" w16du:dateUtc="2025-05-22T18:44:00Z">
+          <w:r>
+            <w:rPr>
+              <w:rFonts w:ascii="Arial" w:hAnsi="Arial" w:cs="Arial"/>
+            </w:rPr>
+            <w:lastRenderedPageBreak/>
+            <w:delText xml:space="preserve">Social recognition has long been hypothesized to favor the evolution of vocal learning </w:delText>
+          </w:r>
+          <w:r>
+            <w:rPr>
+              <w:rFonts w:ascii="Arial" w:hAnsi="Arial" w:cs="Arial"/>
+            </w:rPr>
+            <w:fldChar w:fldCharType="begin"/>
+          </w:r>
+          <w:r>
+            <w:rPr>
+              <w:rFonts w:ascii="Arial" w:hAnsi="Arial" w:cs="Arial"/>
+            </w:rPr>
+            <w:delInstrText xml:space="preserve"> ADDIN ZOTERO_ITEM CSL_CITATION {"citationID":"OXQST7BV","properties":{"formattedCitation":"(2,3,7,8)","plainCitation":"(2,3,7,8)","noteIndex":0},"citationItems":[{"id":579,"uris":["http://zotero.org/groups/5786507/items/KCHIWFKD"],"itemData":{"id":579,"type":"article-journal","container-title":"Behavioral Ecology and Sociobiology","page":"293-312","title":"The functions of vocal learning in parrots | Behavioral Ecology and Sociobiology","volume":"70","author":[{"family":"Bradbury","given":"Jack W."},{"family":"Balsby","given":"Thorsten J.S."}],"issued":{"date-parts":[["2016"]]}}},{"id":581,"uris":["http://zotero.org/groups/5786507/items/DSZPIHSQ"],"itemData":{"id":581,"type":"article-journal","abstract":"Facts and theories on the evolution of vocal learning in mammals and birds are reviewed. An attempt is made to articulate principles of general heuristic importance. Different contexts in which vocal learning occurs are evaluated. It is concluded that maximal stimulation of females and benefits accruing from formation of vocal dialects have been selective pressures leading to vocal learning. Correlations between intense speciation and vocal learning, and between long-lasting pair bonds and filial song learning, need further study. In all cases where selective pressures leading to vocal learning have been identified, females are the selective agent. Use of vocal signals to attract females is much rarer in mammals, and this is correlated with a low incidence of vocal learning. The successive steps leading from genetically determined motor ontogenies to vocal learning are discussed.","container-title":"The American Naturalist","DOI":"10.1086/282756","ISSN":"0003-0147","issue":"947","note":"publisher: The University of Chicago Press","page":"116-140","source":"journals.uchicago.edu (Atypon)","title":"The Origins of Vocal Learning","volume":"106","author":[{"family":"Nottebohm","given":"Fernando"}],"issued":{"date-parts":[["1972",1]]}}},{"id":514,"uris":["http://zotero.org/groups/5786507/items/V3B289AB"],"itemData":{"id":514,"type":"article-journal","abstract":"Vocal learning, in which animals modify their vocalizations to imitate those of others, has evolved independently in scattered lineages of birds and mammals. Comparative evidence supports two hypotheses for the selective advantages leading to the origin of vocal learning. The sexual selection hypothesis proposes that vocal learning evolves to allow expansion of vocal repertoires in response to mating preferences for more complex vocalizations. The information-sharing hypothesis also proposes that vocal learning evolves to allow expansion of vocal repertoires, but in this case in response to kin selection favoring sharing of information among relatives.","collection-title":"SI: Communication and language","container-title":"Current Opinion in Neurobiology","DOI":"10.1016/j.conb.2014.06.007","ISSN":"0959-4388","journalAbbreviation":"Current Opinion in Neurobiology","page":"48-53","source":"ScienceDirect","title":"The evolution of vocal learning","volume":"28","author":[{"family":"Nowicki","given":"Stephen"},{"family":"Searcy","given":"William A"}],"issued":{"date-parts":[["2014",10,1]]}}},{"id":516,"uris":["http://zotero.org/groups/5786507/items/UDE4QNQH"],"itemData":{"id":516,"type":"article-journal","abstract":"Learned song is among the best-studied models of animal communication. In oscine songbirds, where learned song is most prevalent, it is used primarily for intrasexual selection and mate attraction. Learning of a different class of vocal signals, known as contact calls, is found in a diverse array of species, where they are used to mediate social interactions among individuals. We argue that call learning provides a taxonomically rich system for studying testable hypotheses for the evolutionary origins of vocal learning. We describe and critically evaluate four nonmutually exclusive hypotheses for the origin and current function of vocal learning of calls, which propose that call learning (1) improves auditory detection and recognition, (2) signals local knowledge, (3) signals group membership, or (4) allows for the encoding of more complex social information. We propose approaches to testing these four hypotheses but emphasize that all of them share the idea that social living, not sexual selection, is a central driver of vocal learning. Finally, we identify future areas for research on call learning that could provide new perspectives on the origins and mechanisms of vocal learning in both animals and humans.","container-title":"Animal Behaviour","DOI":"10.1016/j.anbehav.2016.07.031","ISSN":"0003-3472","journalAbbreviation":"Animal Behaviour","page":"163-172","source":"ScienceDirect","title":"Social calls provide novel insights into the evolution of vocal learning","volume":"120","author":[{"family":"Sewall","given":"Kendra B."},{"family":"Young","given":"Anna M."},{"family":"Wright","given":"Timothy F."}],"issued":{"date-parts":[["2016",10,1]]}}}],"schema":"https://github.com/citation-style-language/schema/raw/master/csl-citation.json"} </w:delInstrText>
+          </w:r>
+          <w:r>
+            <w:rPr>
+              <w:rFonts w:ascii="Arial" w:hAnsi="Arial" w:cs="Arial"/>
+            </w:rPr>
+            <w:fldChar w:fldCharType="separate"/>
+          </w:r>
+          <w:r>
+            <w:rPr>
+              <w:rFonts w:ascii="Arial" w:hAnsi="Arial" w:cs="Arial"/>
+            </w:rPr>
+            <w:delText>(2,3,7,8)</w:delText>
+          </w:r>
+          <w:r>
+            <w:rPr>
+              <w:rFonts w:ascii="Arial" w:hAnsi="Arial" w:cs="Arial"/>
+            </w:rPr>
+            <w:fldChar w:fldCharType="end"/>
+          </w:r>
+          <w:r>
+            <w:rPr>
+              <w:rFonts w:ascii="Arial" w:hAnsi="Arial" w:cs="Arial"/>
+            </w:rPr>
+            <w:delText>, therefore, to study to evolution of vocal learning, we must understand how vocal learners encode and perceive information in learned vocal signals.</w:delText>
+          </w:r>
+          <w:r>
+            <w:rPr>
+              <w:rFonts w:ascii="Arial" w:hAnsi="Arial" w:cs="Arial"/>
+            </w:rPr>
+            <w:delText xml:space="preserve"> </w:delText>
+          </w:r>
+          <w:r>
+            <w:rPr>
+              <w:rFonts w:ascii="Arial" w:hAnsi="Arial" w:cs="Arial"/>
+            </w:rPr>
+            <w:delText xml:space="preserve">Studies of </w:delText>
+          </w:r>
+          <w:r>
+            <w:rPr>
+              <w:rFonts w:ascii="Arial" w:hAnsi="Arial" w:cs="Arial"/>
+            </w:rPr>
+            <w:delText>the diversity of information encoding across</w:delText>
+          </w:r>
+          <w:r>
+            <w:rPr>
+              <w:rFonts w:ascii="Arial" w:hAnsi="Arial" w:cs="Arial"/>
+            </w:rPr>
+            <w:delText xml:space="preserve"> vocal learning </w:delText>
+          </w:r>
+          <w:r>
+            <w:rPr>
+              <w:rFonts w:ascii="Arial" w:hAnsi="Arial" w:cs="Arial"/>
+            </w:rPr>
+            <w:delText xml:space="preserve">taxa could lead to new insights into how vocal learning originated and continues to </w:delText>
+          </w:r>
+          <w:commentRangeStart w:id="275"/>
+          <w:r>
+            <w:rPr>
+              <w:rFonts w:ascii="Arial" w:hAnsi="Arial" w:cs="Arial"/>
+            </w:rPr>
+            <w:delText>evolve</w:delText>
+          </w:r>
+          <w:commentRangeEnd w:id="275"/>
+          <w:r>
+            <w:rPr>
+              <w:rStyle w:val="CommentReference"/>
+            </w:rPr>
+            <w:commentReference w:id="275"/>
+          </w:r>
+          <w:r>
+            <w:rPr>
+              <w:rFonts w:ascii="Arial" w:hAnsi="Arial" w:cs="Arial"/>
+            </w:rPr>
+            <w:delText>.</w:delText>
+          </w:r>
+        </w:del>
+      </w:moveFrom>
+    </w:p>
+    <w:moveFromRangeEnd w:id="272"/>
+    <w:p>
+      <w:pPr>
+        <w:spacing w:line="480" w:lineRule="auto"/>
+        <w:rPr>
+          <w:del w:id="276" w:author="Smith Vidaurre, Grace" w:date="2025-05-22T14:44:00Z" w16du:dateUtc="2025-05-22T18:44:00Z"/>
+          <w:rFonts w:ascii="Arial" w:hAnsi="Arial" w:cs="Arial"/>
+        </w:rPr>
+      </w:pPr>
+      <w:del w:id="277" w:author="Smith Vidaurre, Grace" w:date="2025-05-22T14:44:00Z" w16du:dateUtc="2025-05-22T18:44:00Z">
+        <w:r>
+          <w:rPr>
+            <w:rFonts w:ascii="Arial" w:hAnsi="Arial" w:cs="Arial"/>
+          </w:rPr>
+          <w:tab/>
+        </w:r>
+      </w:del>
+      <w:commentRangeStart w:id="278"/>
+      <w:del w:id="279" w:author="Smith Vidaurre, Grace" w:date="2025-05-22T14:25:00Z" w16du:dateUtc="2025-05-22T18:25:00Z">
+        <w:r>
+          <w:rPr>
+            <w:rFonts w:ascii="Arial" w:hAnsi="Arial" w:cs="Arial"/>
+          </w:rPr>
+          <w:delText>R</w:delText>
+        </w:r>
+        <w:r>
+          <w:rPr>
+            <w:rFonts w:ascii="Arial" w:hAnsi="Arial" w:cs="Arial"/>
+          </w:rPr>
+          <w:delText xml:space="preserve">esearchers </w:delText>
+        </w:r>
+        <w:r>
+          <w:rPr>
+            <w:rFonts w:ascii="Arial" w:hAnsi="Arial" w:cs="Arial"/>
+          </w:rPr>
+          <w:delText xml:space="preserve">studying information encoded in vocal signals </w:delText>
+        </w:r>
+        <w:r>
+          <w:rPr>
+            <w:rFonts w:ascii="Arial" w:hAnsi="Arial" w:cs="Arial"/>
+          </w:rPr>
+          <w:delText xml:space="preserve">have used </w:delText>
+        </w:r>
+        <w:r>
+          <w:rPr>
+            <w:rFonts w:ascii="Arial" w:hAnsi="Arial" w:cs="Arial"/>
+          </w:rPr>
+          <w:delText>a wide set of computational tools to quantify patterns of acoustic variation in learned vocalizations</w:delText>
+        </w:r>
+        <w:r>
+          <w:rPr>
+            <w:rFonts w:ascii="Arial" w:hAnsi="Arial" w:cs="Arial"/>
+          </w:rPr>
+          <w:delText>. These computational approaches</w:delText>
+        </w:r>
+        <w:r>
+          <w:rPr>
+            <w:rFonts w:ascii="Arial" w:hAnsi="Arial" w:cs="Arial"/>
+          </w:rPr>
+          <w:delText xml:space="preserve"> includ</w:delText>
+        </w:r>
+        <w:r>
+          <w:rPr>
+            <w:rFonts w:ascii="Arial" w:hAnsi="Arial" w:cs="Arial"/>
+          </w:rPr>
+          <w:delText>e</w:delText>
+        </w:r>
+        <w:r>
+          <w:rPr>
+            <w:rFonts w:ascii="Arial" w:hAnsi="Arial" w:cs="Arial"/>
+          </w:rPr>
+          <w:delText xml:space="preserve"> visual </w:delText>
+        </w:r>
+        <w:r>
+          <w:rPr>
+            <w:rFonts w:ascii="Arial" w:hAnsi="Arial" w:cs="Arial"/>
+          </w:rPr>
+          <w:fldChar w:fldCharType="begin"/>
+        </w:r>
+        <w:r>
+          <w:rPr>
+            <w:rFonts w:ascii="Arial" w:hAnsi="Arial" w:cs="Arial"/>
+          </w:rPr>
+          <w:delInstrText xml:space="preserve"> ADDIN ZOTERO_ITEM CSL_CITATION {"citationID":"rAU7Cgl8","properties":{"formattedCitation":"(9)","plainCitation":"(9)","noteIndex":0},"citationItems":[{"id":520,"uris":["http://zotero.org/groups/5786507/items/7BKS52MV"],"itemData":{"id":520,"type":"article-journal","abstract":"Blue whale songs provide a measure for characterising worldwide blue whale population structure. These songs are divided into nine regional types, which maintain a stable character. Five of the nine song types have been recorded over time spans greater than 30 years showing no significant change in character. The nine song types can be divided into those containing only simple tonal components (high latitude North Pacific, North Atlantic and Southern Ocean song types), those comprised of complex pulsed units in addition to the tonal components (Pacific Ocean margin song types from California, Chile and New Zealand), and those which have the greatest complexity of all and the longest cycling times (Indian Ocean song types from Sri Lanka, Fremantle and Diego Garcia). We suggest that temporally stable differences in song provide another characteristic for comparison with genetic and morphological data when defining blue whale populations. Furthermore, as Mellinger and Barlow (2003) recommend, when there is a lack of other data or lack of clarity in other data sets, evidence of distinct differences in songs between areas should be used as a provisional hypothesis about population structure when making management decisions. Worldwide study is needed to better understand the various populations and subspecies within species like the blue whale that have large geographic distributions and have both migrating and resident populations.","container-title":"Journal of Cetacean Research and Management","issue":"1","language":"en","page":"55-65","source":"escholarship.org","title":"Biogeographic characterization of blue whale song worldwide: Using song to identify populations","title-short":"Biogeographic characterization of blue whale song worldwide","volume":"8","author":[{"family":"McDonald","given":"Mark A."},{"family":"Mesnick","given":"Sarah L."},{"family":"Hildebrand","given":"John A."}],"issued":{"date-parts":[["2006"]]}}}],"schema":"https://github.com/citation-style-language/schema/raw/master/csl-citation.json"} </w:delInstrText>
+        </w:r>
+        <w:r>
+          <w:rPr>
+            <w:rFonts w:ascii="Arial" w:hAnsi="Arial" w:cs="Arial"/>
+          </w:rPr>
+          <w:fldChar w:fldCharType="separate"/>
+        </w:r>
+        <w:r>
+          <w:rPr>
+            <w:rFonts w:ascii="Arial" w:hAnsi="Arial" w:cs="Arial"/>
+          </w:rPr>
+          <w:delText>(9)</w:delText>
+        </w:r>
+        <w:r>
+          <w:rPr>
+            <w:rFonts w:ascii="Arial" w:hAnsi="Arial" w:cs="Arial"/>
+          </w:rPr>
+          <w:fldChar w:fldCharType="end"/>
+        </w:r>
+        <w:r>
+          <w:rPr>
+            <w:rFonts w:ascii="Arial" w:hAnsi="Arial" w:cs="Arial"/>
+          </w:rPr>
+          <w:delText xml:space="preserve"> or </w:delText>
+        </w:r>
+        <w:r>
+          <w:rPr>
+            <w:rFonts w:ascii="Arial" w:hAnsi="Arial" w:cs="Arial"/>
+          </w:rPr>
+          <w:delText>automated</w:delText>
+        </w:r>
+        <w:r>
+          <w:rPr>
+            <w:rFonts w:ascii="Arial" w:hAnsi="Arial" w:cs="Arial"/>
+          </w:rPr>
+          <w:delText xml:space="preserve"> classification </w:delText>
+        </w:r>
+        <w:r>
+          <w:rPr>
+            <w:rFonts w:ascii="Arial" w:hAnsi="Arial" w:cs="Arial"/>
+          </w:rPr>
+          <w:fldChar w:fldCharType="begin"/>
+        </w:r>
+        <w:r>
+          <w:rPr>
+            <w:rFonts w:ascii="Arial" w:hAnsi="Arial" w:cs="Arial"/>
+          </w:rPr>
+          <w:delInstrText xml:space="preserve"> ADDIN ZOTERO_ITEM CSL_CITATION {"citationID":"IfayIE36","properties":{"formattedCitation":"(10,11)","plainCitation":"(10,11)","noteIndex":0},"citationItems":[{"id":522,"uris":["http://zotero.org/groups/5786507/items/V2UWNIJQ"],"itemData":{"id":522,"type":"article-journal","abstract":"Variation in vocal signals among populations and social groups of animals provides opportunities for the study of the mechanisms of behavioural change and their importance in generating and maintaining behavioural variation. We analysed two call types made by two matrilineal social groups of resident killer whales, Orcinus orca, over 12–13 years. We used a neural network-based index of acoustic similarity to identify mechanisms of call differentiation. A test for structural modification of the calls detected significant changes in one call type in both groups, but not in the other. For the modified call type, the rate of divergence between the two groups was significantly lower than the rate of modification within either group showing that calls were modified in a similar fashion in the two groups. An analysis of structural parameters detected no strong directionality in the change. The pattern of call modification could have been caused by maturational changes to the calls or, if killer whale dialects are learned behavioural traits, cultural drift in the structure of the calls together with horizontal transmission of modifications between the two groups. Such vocal matching between members of different matrilines would suggest that vocal learning is not limited to vertical transmission from mother to offspring, which has important implications for models of gene–culture coevolution.","container-title":"Animal Behaviour","DOI":"10.1006/anbe.2000.1454","ISSN":"0003-3472","issue":"5","journalAbbreviation":"Animal Behaviour","page":"629-638","source":"ScienceDirect","title":"Dialect change in resident killer whales: implications for vocal learning and cultural transmission","title-short":"Dialect change in resident killer whales","volume":"60","author":[{"family":"Deecke","given":"V. B"},{"family":"Ford","given":"J. K. B"},{"family":"Spong","given":"P"}],"issued":{"date-parts":[["2000",11,1]]}}},{"id":539,"uris":["http://zotero.org/groups/5786507/items/2XR78B26"],"itemData":{"id":539,"type":"article-journal","abstract":"The manner in which vocal learning is used for social recognition may be sensitive to the social environment. Biological invaders capable of vocal learning are useful for testing this possibility, as invasion alters population size. Some vocal learning species use frequency modulation patterns of acoustic signals for individual recognition. In such species, frequency modulation patterns should be more complex in larger social groups, reflecting greater selection for individual distinctiveness. We used numbers of nests and nest densities as proxies of local population sizes of native range monk parakeets, Myiopsitta monachus, in Uruguay and invasive range populations in the United States. Flock sizes were obtained to estimate maximum social group sizes per range. Supervised machine learning and frequency contours were employed to compare contact call structure between native and invasive range populations, and the effect of urban habitats on call structure was also assessed. Invasive range populations exhibited fewer nests, lower nest densities and smaller maximum flock sizes, which is consistent with a reduction in population size following invasion. Parakeets at invasive range sites also produced contact calls with simpler frequency modulation patterns. Beecher's statistic (HS) revealed reduced individual identity content and fewer possible unique individual signatures in invasive range calls. Simpler individual signatures are consistent with relaxed selection on the complexity of learned calls likely used for individual vocal recognition in the smaller local populations that we identified post-invasion. Frequency modulation patterns were simpler in urban habitats in both ranges, indicating that urban habitats could also alter the social environment and in turn influence the complexity of learned individual signatures. These findings contribute to a growing literature on the use of vocal learning for individual recognition and indicate that vocal learning can be used to produce individual vocal signatures in a manner sensitive to local population size.","container-title":"Animal Behaviour","DOI":"10.1016/j.anbehav.2021.06.020","ISSN":"0003-3472","journalAbbreviation":"Animal Behaviour","page":"15-39","source":"ScienceDirect","title":"Individual vocal signatures show reduced complexity following invasion","volume":"179","author":[{"family":"Smith-Vidaurre","given":"Grace"},{"family":"Perez-Marrufo","given":"Valeria"},{"family":"Wright","given":"Timothy F."}],"issued":{"date-parts":[["2021",9,1]]}}}],"schema":"https://github.com/citation-style-language/schema/raw/master/csl-citation.json"} </w:delInstrText>
+        </w:r>
+        <w:r>
+          <w:rPr>
+            <w:rFonts w:ascii="Arial" w:hAnsi="Arial" w:cs="Arial"/>
+          </w:rPr>
+          <w:fldChar w:fldCharType="separate"/>
+        </w:r>
+        <w:r>
+          <w:rPr>
+            <w:rFonts w:ascii="Arial" w:hAnsi="Arial" w:cs="Arial"/>
+          </w:rPr>
+          <w:delText>(10,11)</w:delText>
+        </w:r>
+        <w:r>
+          <w:rPr>
+            <w:rFonts w:ascii="Arial" w:hAnsi="Arial" w:cs="Arial"/>
+          </w:rPr>
+          <w:fldChar w:fldCharType="end"/>
+        </w:r>
+        <w:r>
+          <w:rPr>
+            <w:rFonts w:ascii="Arial" w:hAnsi="Arial" w:cs="Arial"/>
+          </w:rPr>
+          <w:delText xml:space="preserve"> back to unique individuals or social units</w:delText>
+        </w:r>
+        <w:r>
+          <w:rPr>
+            <w:rFonts w:ascii="Arial" w:hAnsi="Arial" w:cs="Arial"/>
+          </w:rPr>
+          <w:delText>, as well as</w:delText>
+        </w:r>
+        <w:r>
+          <w:rPr>
+            <w:rFonts w:ascii="Arial" w:hAnsi="Arial" w:cs="Arial"/>
+          </w:rPr>
+          <w:delText xml:space="preserve"> </w:delText>
+        </w:r>
+        <w:r>
+          <w:rPr>
+            <w:rFonts w:ascii="Arial" w:hAnsi="Arial" w:cs="Arial"/>
+          </w:rPr>
+          <w:delText>pipelines to visualize and cluster vocalizations in low-dimensional trait spaces, or acoustic space</w:delText>
+        </w:r>
+        <w:r>
+          <w:rPr>
+            <w:rFonts w:ascii="Arial" w:hAnsi="Arial" w:cs="Arial"/>
+          </w:rPr>
+          <w:delText xml:space="preserve"> </w:delText>
+        </w:r>
+        <w:r>
+          <w:rPr>
+            <w:rFonts w:ascii="Arial" w:hAnsi="Arial" w:cs="Arial"/>
+          </w:rPr>
+          <w:fldChar w:fldCharType="begin"/>
+        </w:r>
+        <w:r>
+          <w:rPr>
+            <w:rFonts w:ascii="Arial" w:hAnsi="Arial" w:cs="Arial"/>
+          </w:rPr>
+          <w:delInstrText xml:space="preserve"> ADDIN ZOTERO_ITEM CSL_CITATION {"citationID":"ypmC2vLC","properties":{"formattedCitation":"(12\\uc0\\u8211{}17)","plainCitation":"(12–17)","noteIndex":0},"citationItems":[{"id":534,"uris":["http://zotero.org/groups/5786507/items/DLH8HEV6"],"itemData":{"id":534,"type":"article-journal","abstract":"Vocal learning, in which animals modify their vocalizations based on social experience, has evolved in several lineages of mammals and birds, including humans. Despite much attention, the question of how this key cognitive trait has evolved remains unanswered. The motor theory for the origin of vocal learning posits that neural centres specialized for vocal learning arose from adjacent areas in the brain devoted to general motor learning. One prediction of this hypothesis is that visual displays that rely on complex motor patterns may also be learned in taxa with vocal learning. While learning of both spoken and gestural languages is well documented in humans, the occurrence of learned visual displays has rarely been examined in non-human animals. We tested for geographical variation consistent with learning of visual displays in long-billed hermits (Phaethornis longirostris), a lek-mating hummingbird that, like humans, has both learned vocalizations and elaborate visual displays. We found lek-level signatures in both vocal parameters and visual display features, including display element proportions, sequence syntax and fine-scale parameters of elements. This variation was not associated with genetic differentiation between leks. In the absence of genetic differences, geographical variation in vocal signals at small scales is most parsimoniously attributed to learning, suggesting a significant role of social learning in visual display ontogeny. The co-occurrence of learning in vocal and visual displays would be consistent with a parallel evolution of these two signal modalities in this species.","container-title":"Proceedings of the Royal Society B: Biological Sciences","DOI":"10.1098/rspb.2019.0666","issue":"1903","note":"Enter Notes Here!","page":"20190666","source":"royalsocietypublishing.org (Atypon)","title":"Social group signatures in hummingbird displays provide evidence of co-occurrence of vocal and visual learning","volume":"286","author":[{"family":"Araya-Salas","given":"Marcelo"},{"family":"Smith-Vidaurre","given":"Grace"},{"family":"Mennill","given":"Daniel J."},{"family":"González-Gómez","given":"Paulina L."},{"family":"Cahill","given":"James"},{"family":"Wright","given":"Timothy F."}],"issued":{"date-parts":[["2019",5,29]]}}},{"id":530,"uris":["http://zotero.org/groups/5786507/items/4ILM3F4A"],"itemData":{"id":530,"type":"article-journal","abstract":"Learned birdsong is a widely used animal model for understanding the acquisition of human speech. Male songbirds often learn songs from adult males during sensitive periods early in life, and sing to attract mates and defend territories. In presumably all of the 350+ parrot species, individuals of both sexes commonly learn vocal signals throughout life to satisfy a wide variety of social functions. Despite intriguing parallels with humans, there have been no experimental studies demonstrating learned vocal production in wild parrots. We studied contact call learning in video-rigged nests of a well-known marked population of green-rumped parrotlets (Forpus passerinus) in Venezuela. Both sexes of naive nestlings developed individually unique contact calls in the nest, and we demonstrate experimentally that signature attributes are learned from both primary care-givers. This represents the first experimental evidence for the mechanisms underlying the transmission of a socially acquired trait in a wild parrot population.","container-title":"Proceedings of the Royal Society B: Biological Sciences","DOI":"10.1098/rspb.2011.0932","issue":"1728","note":"publisher: Royal Society","page":"585-591","source":"royalsocietypublishing-org.proxy2.cl.msu.edu (Atypon)","title":"Vertical transmission of learned signatures in a wild parrot","volume":"279","author":[{"family":"Berg","given":"Karl S."},{"family":"Delgado","given":"Soraya"},{"family":"Cortopassi","given":"Kathryn A."},{"family":"Beissinger","given":"Steven R."},{"family":"Bradbury","given":"Jack W."}],"issued":{"date-parts":[["2011",7,13]]}}},{"id":527,"uris":["http://zotero.org/groups/5786507/items/M5RQLYC2"],"itemData":{"id":527,"type":"article-journal","abstract":"Contact calls function to coordinate movements in a wide variety of social animals. Where population density is high, visibility is low and repeated interactions occur between known social companions, calls are often individually recognizable. Parrots are highly social and make substantial daily movements, which appear to be mediated through contact calling. However, there is little experimental evidence for how free-ranging parrots recognize social companions. We quantified intra- and interindividual variation of contact calls in a banded population of green-rumped parrotlets in Venezuela. Recordings of a sample of males were made on replicate days as they announced their return to incubating mates. Spectrographic structure of these contact calls showed significantly more variation between than within individuals, and calls could be correctly classified to individuals more often than was expected by chance. Males varied across multiple dimensions simultaneously, including duration, frequency and frequency modulation of contact calls. Playback experiments showed that free-ranging female parrotlets responded significantly more often to their mates’ calls than to calls of males of other nests. Mate recognition via contact calls may be selectively advantageous during incubation and brooding if this reduces the potential costs associated with confusing contact calls of mates with those of nonmates, including infanticidal conspecifics.","container-title":"Animal Behaviour","DOI":"10.1016/j.anbehav.2010.10.012","ISSN":"0003-3472","issue":"1","journalAbbreviation":"Animal Behaviour","page":"241-248","source":"ScienceDirect","title":"Contact calls are used for individual mate recognition in free-ranging green-rumped parrotlets, &lt;i&gt;Forpus passerinus&lt;/i&gt;","volume":"81","author":[{"family":"Berg","given":"Karl S."},{"family":"Delgado","given":"Soraya"},{"family":"Okawa","given":"Rae"},{"family":"Beissinger","given":"Steven R."},{"family":"Bradbury","given":"Jack W."}],"issued":{"date-parts":[["2011",1,1]]}}},{"id":536,"uris":["http://zotero.org/groups/5786507/items/ZNXJZAJT"],"itemData":{"id":536,"type":"article-journal","abstract":"Despite longstanding interest in the evolutionary origins and maintenance of vocal learning, we know relatively little about how social dynamics influence vocal learning processes in natural populations. The “signaling group membership” hypothesis proposes that socially learned calls evolved and are maintained as signals of group membership. However, in fission–fusion societies, individuals can interact in social groups across various social scales. For learned calls to signal group membership over multiple social scales, they must contain information about group membership over each of these scales, a concept termed “hierarchical mapping.” Monk parakeets (Myiopsitta monachus), small parrots native to South America, exhibit vocal mimicry in captivity and fission–fusion social dynamics in the wild. We examined patterns of contact call acoustic similarity in Uruguay to test the hierarchical mapping assumption of the signaling group membership hypothesis. We also asked whether geographic variation patterns matched regional dialects or geographic clines that have been documented in other vocal learning species. We used visual inspection, spectrographic cross-correlation and random forests, a machine learning approach, to evaluate contact call similarity. We compared acoustic similarity across social scales and geographic distance using Mantel tests and spatial autocorrelation. We found high similarity within individuals, and low, albeit significant, similarity within groups at the pair, flock and site social scales. Patterns of acoustic similarity over geographic distance did not match mosaic or graded patterns expected in dialectal or clinal variation. Our findings suggest that monk parakeet social interactions rely more heavily upon individual recognition than group membership at higher social scales.","container-title":"Behavioral Ecology","DOI":"10.1093/beheco/arz202","ISSN":"1045-2249","issue":"2","journalAbbreviation":"Behavioral Ecology","page":"448-458","source":"Silverchair","title":"Individual signatures outweigh social group identity in contact calls of a communally nesting parrot","volume":"31","author":[{"family":"Smith-Vidaurre","given":"Grace"},{"family":"Araya-Salas","given":"Marcelo"},{"family":"Wright","given":"Timothy F"}],"issued":{"date-parts":[["2020",3,20]]}}},{"id":542,"uris":["http://zotero.org/groups/5786507/items/E7IVATDZ"],"itemData":{"id":542,"type":"article-journal","abstract":"Animals can actively encode different types of identity information in learned communication signals, such as group membership or individual identity. The social environments in which animals interact may favor different types of information, but whether identity information conveyed in learned signals is robust or responsive to social disruption over short evolutionary timescales is not well understood. We inferred the type of identity information that was most salient in vocal signals by combining computational tools, including supervised machine learning, with a conceptual framework of “hierarchical mapping”, or patterns of relative acoustic convergence across social scales. We used populations of a vocal learning species as a natural experiment to test whether the type of identity information emphasized in learned vocalizations changed in populations that experienced the social disruption of introduction into new parts of the world. We compared the social scales with the most salient identity information among native and introduced range monk parakeet (Myiopsitta monachus) calls recorded in Uruguay and the United States, respectively. We also evaluated whether the identity information emphasized in introduced range calls changed over time. To place our findings in an evolutionary context, we compared our results with another parrot species that exhibits well-established and distinctive regional vocal dialects that are consistent with signaling group identity. We found that both native and introduced range monk parakeet calls displayed the strongest convergence at the individual scale and minimal convergence within sites. We did not identify changes in the strength of acoustic convergence within sites over time in the introduced range calls. These results indicate that the individual identity information in learned vocalizations did not change over short evolutionary timescales in populations that experienced the social disruption of introduction. Our findings point to exciting new research directions about the robustness or responsiveness of communication systems over different evolutionary timescales.","container-title":"PLOS Computational Biology","DOI":"10.1371/journal.pcbi.1011231","ISSN":"1553-7358","issue":"7","journalAbbreviation":"PLOS Computational Biology","language":"en","note":"publisher: Public Library of Science","page":"e1011231","source":"PLoS Journals","title":"Individual identity information persists in learned calls of introduced parrot populations","volume":"19","author":[{"family":"Smith-Vidaurre","given":"Grace"},{"family":"Pérez-Marrufo","given":"Valeria"},{"family":"Hobson","given":"Elizabeth A."},{"family":"Salinas-Melgoza","given":"Alejandro"},{"family":"Wright","given":"Timothy F."}],"issued":{"date-parts":[["2023",7,27]]}}},{"id":519,"uris":["http://zotero.org/groups/5786507/items/CYI2BRGH"],"itemData":{"id":519,"type":"article-journal","abstract":"This study describes a system of regional dialects in the contact call of a parrot, the yellow-naped amazon (Amazona auropalliata.) Spectrographic cross-correlation analyses of calls from multiple adults at 16 roosts in Costa Rica reveal two distinct patterns of geographic variation in call structure: first, variation in the basic structure of the call by which roosts can be classified into three distinct dialects, and second, fine-scale variation of call structure among roosts within a dialect. Some birds at roosts bordering two dialects use the calls of both neighbouring dialects interchangeably. These results suggest that there are two distinct processes governing the diffusion of call types among roosts, with dialect borders acting as barriers to the spread of foreign calls. Such a dialect system could be maintained through either reduced dispersal of birds across dialect boundaries or alternatively, by reduced diffusion of call types. These two possibilities have different implications for the genetic isolation of populations and thus for both speciation and learning. This pattern is broadly similar to those seen in some songbirds and may be maintained in a similar manner.","container-title":"Proceedings of the Royal Society of London. Series B: Biological Sciences","DOI":"10.1098/rspb.1996.0128","issue":"1372","note":"publisher: Royal Society","page":"867-872","source":"royalsocietypublishing.org (Atypon)","title":"Regional dialects in the contact call of a parrot","volume":"263","author":[{"family":"Wright","given":"Timothy F."}],"issued":{"date-parts":[["1996"]]}}}],"schema":"https://github.com/citation-style-language/schema/raw/master/csl-citation.json"} </w:delInstrText>
+        </w:r>
+        <w:r>
+          <w:rPr>
+            <w:rFonts w:ascii="Arial" w:hAnsi="Arial" w:cs="Arial"/>
+          </w:rPr>
+          <w:fldChar w:fldCharType="separate"/>
+        </w:r>
+        <w:r>
+          <w:rPr>
+            <w:rFonts w:ascii="Arial" w:hAnsi="Arial" w:cs="Arial"/>
+            <w:kern w:val="0"/>
+          </w:rPr>
+          <w:delText>(12–17)</w:delText>
+        </w:r>
+        <w:r>
+          <w:rPr>
+            <w:rFonts w:ascii="Arial" w:hAnsi="Arial" w:cs="Arial"/>
+          </w:rPr>
+          <w:fldChar w:fldCharType="end"/>
+        </w:r>
+        <w:r>
+          <w:rPr>
+            <w:rFonts w:ascii="Arial" w:hAnsi="Arial" w:cs="Arial"/>
+            <w:lang w:val="es-ES"/>
+          </w:rPr>
+          <w:delText xml:space="preserve">. </w:delText>
+        </w:r>
+        <w:r>
+          <w:rPr>
+            <w:rFonts w:ascii="Arial" w:hAnsi="Arial" w:cs="Arial"/>
+          </w:rPr>
+          <w:delText>Such pipelines rely on overall measurements of acoustic similarity</w:delText>
+        </w:r>
+        <w:r>
+          <w:rPr>
+            <w:rFonts w:ascii="Arial" w:hAnsi="Arial" w:cs="Arial"/>
+          </w:rPr>
+          <w:delText xml:space="preserve"> </w:delText>
+        </w:r>
+        <w:r>
+          <w:rPr>
+            <w:rFonts w:ascii="Arial" w:hAnsi="Arial" w:cs="Arial"/>
+          </w:rPr>
+          <w:fldChar w:fldCharType="begin"/>
+        </w:r>
+        <w:r>
+          <w:rPr>
+            <w:rFonts w:ascii="Arial" w:hAnsi="Arial" w:cs="Arial"/>
+          </w:rPr>
+          <w:delInstrText xml:space="preserve"> ADDIN ZOTERO_ITEM CSL_CITATION {"citationID":"Sa9HTNBJ","properties":{"formattedCitation":"(12,15,17)","plainCitation":"(12,15,17)","noteIndex":0},"citationItems":[{"id":534,"uris":["http://zotero.org/groups/5786507/items/DLH8HEV6"],"itemData":{"id":534,"type":"article-journal","abstract":"Vocal learning, in which animals modify their vocalizations based on social experience, has evolved in several lineages of mammals and birds, including humans. Despite much attention, the question of how this key cognitive trait has evolved remains unanswered. The motor theory for the origin of vocal learning posits that neural centres specialized for vocal learning arose from adjacent areas in the brain devoted to general motor learning. One prediction of this hypothesis is that visual displays that rely on complex motor patterns may also be learned in taxa with vocal learning. While learning of both spoken and gestural languages is well documented in humans, the occurrence of learned visual displays has rarely been examined in non-human animals. We tested for geographical variation consistent with learning of visual displays in long-billed hermits (Phaethornis longirostris), a lek-mating hummingbird that, like humans, has both learned vocalizations and elaborate visual displays. We found lek-level signatures in both vocal parameters and visual display features, including display element proportions, sequence syntax and fine-scale parameters of elements. This variation was not associated with genetic differentiation between leks. In the absence of genetic differences, geographical variation in vocal signals at small scales is most parsimoniously attributed to learning, suggesting a significant role of social learning in visual display ontogeny. The co-occurrence of learning in vocal and visual displays would be consistent with a parallel evolution of these two signal modalities in this species.","container-title":"Proceedings of the Royal Society B: Biological Sciences","DOI":"10.1098/rspb.2019.0666","issue":"1903","note":"Enter Notes Here!","page":"20190666","source":"royalsocietypublishing.org (Atypon)","title":"Social group signatures in hummingbird displays provide evidence of co-occurrence of vocal and visual learning","volume":"286","author":[{"family":"Araya-Salas","given":"Marcelo"},{"family":"Smith-Vidaurre","given":"Grace"},{"family":"Mennill","given":"Daniel J."},{"family":"González-Gómez","given":"Paulina L."},{"family":"Cahill","given":"James"},{"family":"Wright","given":"Timothy F."}],"issued":{"date-parts":[["2019",5,29]]}}},{"id":536,"uris":["http://zotero.org/groups/5786507/items/ZNXJZAJT"],"itemData":{"id":536,"type":"article-journal","abstract":"Despite longstanding interest in the evolutionary origins and maintenance of vocal learning, we know relatively little about how social dynamics influence vocal learning processes in natural populations. The “signaling group membership” hypothesis proposes that socially learned calls evolved and are maintained as signals of group membership. However, in fission–fusion societies, individuals can interact in social groups across various social scales. For learned calls to signal group membership over multiple social scales, they must contain information about group membership over each of these scales, a concept termed “hierarchical mapping.” Monk parakeets (Myiopsitta monachus), small parrots native to South America, exhibit vocal mimicry in captivity and fission–fusion social dynamics in the wild. We examined patterns of contact call acoustic similarity in Uruguay to test the hierarchical mapping assumption of the signaling group membership hypothesis. We also asked whether geographic variation patterns matched regional dialects or geographic clines that have been documented in other vocal learning species. We used visual inspection, spectrographic cross-correlation and random forests, a machine learning approach, to evaluate contact call similarity. We compared acoustic similarity across social scales and geographic distance using Mantel tests and spatial autocorrelation. We found high similarity within individuals, and low, albeit significant, similarity within groups at the pair, flock and site social scales. Patterns of acoustic similarity over geographic distance did not match mosaic or graded patterns expected in dialectal or clinal variation. Our findings suggest that monk parakeet social interactions rely more heavily upon individual recognition than group membership at higher social scales.","container-title":"Behavioral Ecology","DOI":"10.1093/beheco/arz202","ISSN":"1045-2249","issue":"2","journalAbbreviation":"Behavioral Ecology","page":"448-458","source":"Silverchair","title":"Individual signatures outweigh social group identity in contact calls of a communally nesting parrot","volume":"31","author":[{"family":"Smith-Vidaurre","given":"Grace"},{"family":"Araya-Salas","given":"Marcelo"},{"family":"Wright","given":"Timothy F"}],"issued":{"date-parts":[["2020",3,20]]}}},{"id":519,"uris":["http://zotero.org/groups/5786507/items/CYI2BRGH"],"itemData":{"id":519,"type":"article-journal","abstract":"This study describes a system of regional dialects in the contact call of a parrot, the yellow-naped amazon (Amazona auropalliata.) Spectrographic cross-correlation analyses of calls from multiple adults at 16 roosts in Costa Rica reveal two distinct patterns of geographic variation in call structure: first, variation in the basic structure of the call by which roosts can be classified into three distinct dialects, and second, fine-scale variation of call structure among roosts within a dialect. Some birds at roosts bordering two dialects use the calls of both neighbouring dialects interchangeably. These results suggest that there are two distinct processes governing the diffusion of call types among roosts, with dialect borders acting as barriers to the spread of foreign calls. Such a dialect system could be maintained through either reduced dispersal of birds across dialect boundaries or alternatively, by reduced diffusion of call types. These two possibilities have different implications for the genetic isolation of populations and thus for both speciation and learning. This pattern is broadly similar to those seen in some songbirds and may be maintained in a similar manner.","container-title":"Proceedings of the Royal Society of London. Series B: Biological Sciences","DOI":"10.1098/rspb.1996.0128","issue":"1372","note":"publisher: Royal Society","page":"867-872","source":"royalsocietypublishing.org (Atypon)","title":"Regional dialects in the contact call of a parrot","volume":"263","author":[{"family":"Wright","given":"Timothy F."}],"issued":{"date-parts":[["1996"]]}}}],"schema":"https://github.com/citation-style-language/schema/raw/master/csl-citation.json"} </w:delInstrText>
+        </w:r>
+        <w:r>
+          <w:rPr>
+            <w:rFonts w:ascii="Arial" w:hAnsi="Arial" w:cs="Arial"/>
+          </w:rPr>
+          <w:fldChar w:fldCharType="separate"/>
+        </w:r>
+        <w:r>
+          <w:rPr>
+            <w:rFonts w:ascii="Arial" w:hAnsi="Arial" w:cs="Arial"/>
+          </w:rPr>
+          <w:delText>(12,15,17)</w:delText>
+        </w:r>
+        <w:r>
+          <w:rPr>
+            <w:rFonts w:ascii="Arial" w:hAnsi="Arial" w:cs="Arial"/>
+          </w:rPr>
+          <w:fldChar w:fldCharType="end"/>
+        </w:r>
+        <w:r>
+          <w:rPr>
+            <w:rFonts w:ascii="Arial" w:hAnsi="Arial" w:cs="Arial"/>
+          </w:rPr>
+          <w:delText>,</w:delText>
+        </w:r>
+        <w:r>
+          <w:rPr>
+            <w:rFonts w:ascii="Arial" w:hAnsi="Arial" w:cs="Arial"/>
+          </w:rPr>
+          <w:delText xml:space="preserve"> </w:delText>
+        </w:r>
+        <w:r>
+          <w:rPr>
+            <w:rFonts w:ascii="Arial" w:hAnsi="Arial" w:cs="Arial"/>
+          </w:rPr>
+          <w:delText>distance matrices built from vocal element categorization (</w:delText>
+        </w:r>
+        <w:r>
+          <w:rPr>
+            <w:rFonts w:ascii="Arial" w:hAnsi="Arial" w:cs="Arial"/>
+            <w:highlight w:val="yellow"/>
+          </w:rPr>
+          <w:delText>MacDougall-Shackletons?</w:delText>
+        </w:r>
+        <w:r>
+          <w:rPr>
+            <w:rFonts w:ascii="Arial" w:hAnsi="Arial" w:cs="Arial"/>
+          </w:rPr>
+          <w:delText xml:space="preserve">), </w:delText>
+        </w:r>
+        <w:r>
+          <w:rPr>
+            <w:rFonts w:ascii="Arial" w:hAnsi="Arial" w:cs="Arial"/>
+          </w:rPr>
+          <w:delText xml:space="preserve">hand-picked acoustic measurements </w:delText>
+        </w:r>
+        <w:r>
+          <w:rPr>
+            <w:rFonts w:ascii="Arial" w:hAnsi="Arial" w:cs="Arial"/>
+          </w:rPr>
+          <w:fldChar w:fldCharType="begin"/>
+        </w:r>
+        <w:r>
+          <w:rPr>
+            <w:rFonts w:ascii="Arial" w:hAnsi="Arial" w:cs="Arial"/>
+          </w:rPr>
+          <w:delInstrText xml:space="preserve"> ADDIN ZOTERO_ITEM CSL_CITATION {"citationID":"QExVee5W","properties":{"formattedCitation":"(14,18)","plainCitation":"(14,18)","noteIndex":0},"citationItems":[{"id":527,"uris":["http://zotero.org/groups/5786507/items/M5RQLYC2"],"itemData":{"id":527,"type":"article-journal","abstract":"Contact calls function to coordinate movements in a wide variety of social animals. Where population density is high, visibility is low and repeated interactions occur between known social companions, calls are often individually recognizable. Parrots are highly social and make substantial daily movements, which appear to be mediated through contact calling. However, there is little experimental evidence for how free-ranging parrots recognize social companions. We quantified intra- and interindividual variation of contact calls in a banded population of green-rumped parrotlets in Venezuela. Recordings of a sample of males were made on replicate days as they announced their return to incubating mates. Spectrographic structure of these contact calls showed significantly more variation between than within individuals, and calls could be correctly classified to individuals more often than was expected by chance. Males varied across multiple dimensions simultaneously, including duration, frequency and frequency modulation of contact calls. Playback experiments showed that free-ranging female parrotlets responded significantly more often to their mates’ calls than to calls of males of other nests. Mate recognition via contact calls may be selectively advantageous during incubation and brooding if this reduces the potential costs associated with confusing contact calls of mates with those of nonmates, including infanticidal conspecifics.","container-title":"Animal Behaviour","DOI":"10.1016/j.anbehav.2010.10.012","ISSN":"0003-3472","issue":"1","journalAbbreviation":"Animal Behaviour","page":"241-248","source":"ScienceDirect","title":"Contact calls are used for individual mate recognition in free-ranging green-rumped parrotlets, &lt;i&gt;Forpus passerinus&lt;/i&gt;","volume":"81","author":[{"family":"Berg","given":"Karl S."},{"family":"Delgado","given":"Soraya"},{"family":"Okawa","given":"Rae"},{"family":"Beissinger","given":"Steven R."},{"family":"Bradbury","given":"Jack W."}],"issued":{"date-parts":[["2011",1,1]]}}},{"id":457,"uris":["http://zotero.org/users/6722993/items/YUE44IAR"],"itemData":{"id":457,"type":"article-journal","abstract":"In humans, identity is partly encoded in a voice-print that is carried across multiple vocalizations. Other species also signal vocal identity in calls, such as shown in the contact call of parrots. However, it remains unclear to what extent other call types in parrots are individually distinct, and whether there is an analogous voice-print across calls. Here we test if an individual signature is present in other call types, how stable this signature is, and if parrots exhibit voice-prints across call types. We recorded 5599 vocalizations from 229 individually marked monk parakeets (\n              Myiopsitta monachus\n              ) over a 2-year period in Barcelona, Spain. We examined five distinct call types, finding evidence for an individual signature in three. We further show that in the contact call, while birds are individually distinct, the calls are more variable than previously assumed, changing over short time scales (seconds to minutes). Finally, we provide evidence for voice-prints across multiple call types, with a discriminant function being able to predict caller identity across call types. This suggests that monk parakeets may be able to use vocal cues to recognize conspecifics, even across vocalization types and without necessarily needing active vocal signatures of identity.","container-title":"Royal Society Open Science","DOI":"10.1098/rsos.230835","ISSN":"2054-5703","issue":"10","journalAbbreviation":"R. Soc. open sci.","language":"en","page":"230835","source":"DOI.org (Crossref)","title":"Evidence for vocal signatures and voice-prints in a wild parrot","volume":"10","author":[{"family":"Smeele","given":"Simeon Q."},{"family":"Senar","given":"Juan Carlos"},{"family":"Aplin","given":"Lucy M."},{"family":"McElreath","given":"Mary Brooke"}],"issued":{"date-parts":[["2023",10]]}}}],"schema":"https://github.com/citation-style-language/schema/raw/master/csl-citation.json"} </w:delInstrText>
+        </w:r>
+        <w:r>
+          <w:rPr>
+            <w:rFonts w:ascii="Arial" w:hAnsi="Arial" w:cs="Arial"/>
+          </w:rPr>
+          <w:fldChar w:fldCharType="separate"/>
+        </w:r>
+        <w:r>
+          <w:rPr>
+            <w:rFonts w:ascii="Arial" w:hAnsi="Arial" w:cs="Arial"/>
+          </w:rPr>
+          <w:delText>(14,18)</w:delText>
+        </w:r>
+        <w:r>
+          <w:rPr>
+            <w:rFonts w:ascii="Arial" w:hAnsi="Arial" w:cs="Arial"/>
+          </w:rPr>
+          <w:fldChar w:fldCharType="end"/>
+        </w:r>
+        <w:r>
+          <w:rPr>
+            <w:rFonts w:ascii="Arial" w:hAnsi="Arial" w:cs="Arial"/>
+          </w:rPr>
+          <w:delText xml:space="preserve">, </w:delText>
+        </w:r>
+        <w:r>
+          <w:rPr>
+            <w:rFonts w:ascii="Arial" w:hAnsi="Arial" w:cs="Arial"/>
+          </w:rPr>
+          <w:delText xml:space="preserve">and </w:delText>
+        </w:r>
+        <w:r>
+          <w:rPr>
+            <w:rFonts w:ascii="Arial" w:hAnsi="Arial" w:cs="Arial"/>
+          </w:rPr>
+          <w:delText>automatically extracted acoustic features (</w:delText>
+        </w:r>
+        <w:r>
+          <w:rPr>
+            <w:rFonts w:ascii="Arial" w:hAnsi="Arial" w:cs="Arial"/>
+            <w:highlight w:val="yellow"/>
+          </w:rPr>
+          <w:delText>CITE</w:delText>
+        </w:r>
+        <w:r>
+          <w:rPr>
+            <w:rFonts w:ascii="Arial" w:hAnsi="Arial" w:cs="Arial"/>
+          </w:rPr>
+          <w:delText>)</w:delText>
+        </w:r>
+        <w:r>
+          <w:rPr>
+            <w:rFonts w:ascii="Arial" w:hAnsi="Arial" w:cs="Arial"/>
+          </w:rPr>
+          <w:delText>.</w:delText>
+        </w:r>
+        <w:r>
+          <w:rPr>
+            <w:rFonts w:ascii="Arial" w:hAnsi="Arial" w:cs="Arial"/>
+          </w:rPr>
+          <w:delText xml:space="preserve"> Researchers</w:delText>
+        </w:r>
+        <w:r>
+          <w:rPr>
+            <w:rFonts w:ascii="Arial" w:hAnsi="Arial" w:cs="Arial"/>
+          </w:rPr>
+          <w:delText xml:space="preserve"> can then compare signals via </w:delText>
+        </w:r>
+        <w:r>
+          <w:rPr>
+            <w:rFonts w:ascii="Arial" w:hAnsi="Arial" w:cs="Arial"/>
+          </w:rPr>
+          <w:delText xml:space="preserve">permuted </w:delText>
+        </w:r>
+        <w:r>
+          <w:rPr>
+            <w:rFonts w:ascii="Arial" w:hAnsi="Arial" w:cs="Arial"/>
+          </w:rPr>
+          <w:delText xml:space="preserve">matrix correlation </w:delText>
+        </w:r>
+        <w:r>
+          <w:rPr>
+            <w:rFonts w:ascii="Arial" w:hAnsi="Arial" w:cs="Arial"/>
+          </w:rPr>
+          <w:delText>approaches</w:delText>
+        </w:r>
+        <w:r>
+          <w:rPr>
+            <w:rFonts w:ascii="Arial" w:hAnsi="Arial" w:cs="Arial"/>
+          </w:rPr>
+          <w:delText>,</w:delText>
+        </w:r>
+        <w:r>
+          <w:rPr>
+            <w:rFonts w:ascii="Arial" w:hAnsi="Arial" w:cs="Arial"/>
+          </w:rPr>
+          <w:delText xml:space="preserve"> Bayesian </w:delText>
+        </w:r>
+        <w:r>
+          <w:rPr>
+            <w:rFonts w:ascii="Arial" w:hAnsi="Arial" w:cs="Arial"/>
+          </w:rPr>
+          <w:delText xml:space="preserve">multi-level </w:delText>
+        </w:r>
+        <w:r>
+          <w:rPr>
+            <w:rFonts w:ascii="Arial" w:hAnsi="Arial" w:cs="Arial"/>
+          </w:rPr>
+          <w:delText>model</w:delText>
+        </w:r>
+        <w:r>
+          <w:rPr>
+            <w:rFonts w:ascii="Arial" w:hAnsi="Arial" w:cs="Arial"/>
+          </w:rPr>
+          <w:delText>s</w:delText>
+        </w:r>
+        <w:r>
+          <w:rPr>
+            <w:rFonts w:ascii="Arial" w:hAnsi="Arial" w:cs="Arial"/>
+          </w:rPr>
+          <w:delText xml:space="preserve">, </w:delText>
+        </w:r>
+        <w:r>
+          <w:rPr>
+            <w:rFonts w:ascii="Arial" w:hAnsi="Arial" w:cs="Arial"/>
+            <w:highlight w:val="yellow"/>
+          </w:rPr>
+          <w:delText>or others</w:delText>
+        </w:r>
+        <w:r>
+          <w:rPr>
+            <w:rFonts w:ascii="Arial" w:hAnsi="Arial" w:cs="Arial"/>
+            <w:highlight w:val="yellow"/>
+          </w:rPr>
+          <w:delText xml:space="preserve"> in the current citation list</w:delText>
+        </w:r>
+        <w:r>
+          <w:rPr>
+            <w:rFonts w:ascii="Arial" w:hAnsi="Arial" w:cs="Arial"/>
+            <w:highlight w:val="yellow"/>
+          </w:rPr>
+          <w:delText>?</w:delText>
+        </w:r>
+        <w:r>
+          <w:rPr>
+            <w:rFonts w:ascii="Arial" w:hAnsi="Arial" w:cs="Arial"/>
+          </w:rPr>
+          <w:delText xml:space="preserve"> </w:delText>
+        </w:r>
+        <w:r>
+          <w:rPr>
+            <w:rFonts w:ascii="Arial" w:hAnsi="Arial" w:cs="Arial"/>
+          </w:rPr>
+          <w:fldChar w:fldCharType="begin"/>
+        </w:r>
+        <w:r>
+          <w:rPr>
+            <w:rFonts w:ascii="Arial" w:hAnsi="Arial" w:cs="Arial"/>
+          </w:rPr>
+          <w:delInstrText xml:space="preserve"> ADDIN ZOTERO_ITEM CSL_CITATION {"citationID":"s1eocdJz","properties":{"formattedCitation":"(12,16\\uc0\\u8211{}21)","plainCitation":"(12,16–21)","noteIndex":0},"citationItems":[{"id":534,"uris":["http://zotero.org/groups/5786507/items/DLH8HEV6"],"itemData":{"id":534,"type":"article-journal","abstract":"Vocal learning, in which animals modify their vocalizations based on social experience, has evolved in several lineages of mammals and birds, including humans. Despite much attention, the question of how this key cognitive trait has evolved remains unanswered. The motor theory for the origin of vocal learning posits that neural centres specialized for vocal learning arose from adjacent areas in the brain devoted to general motor learning. One prediction of this hypothesis is that visual displays that rely on complex motor patterns may also be learned in taxa with vocal learning. While learning of both spoken and gestural languages is well documented in humans, the occurrence of learned visual displays has rarely been examined in non-human animals. We tested for geographical variation consistent with learning of visual displays in long-billed hermits (Phaethornis longirostris), a lek-mating hummingbird that, like humans, has both learned vocalizations and elaborate visual displays. We found lek-level signatures in both vocal parameters and visual display features, including display element proportions, sequence syntax and fine-scale parameters of elements. This variation was not associated with genetic differentiation between leks. In the absence of genetic differences, geographical variation in vocal signals at small scales is most parsimoniously attributed to learning, suggesting a significant role of social learning in visual display ontogeny. The co-occurrence of learning in vocal and visual displays would be consistent with a parallel evolution of these two signal modalities in this species.","container-title":"Proceedings of the Royal Society B: Biological Sciences","DOI":"10.1098/rspb.2019.0666","issue":"1903","note":"Enter Notes Here!","page":"20190666","source":"royalsocietypublishing.org (Atypon)","title":"Social group signatures in hummingbird displays provide evidence of co-occurrence of vocal and visual learning","volume":"286","author":[{"family":"Araya-Salas","given":"Marcelo"},{"family":"Smith-Vidaurre","given":"Grace"},{"family":"Mennill","given":"Daniel J."},{"family":"González-Gómez","given":"Paulina L."},{"family":"Cahill","given":"James"},{"family":"Wright","given":"Timothy F."}],"issued":{"date-parts":[["2019",5,29]]}}},{"id":532,"uris":["http://zotero.org/groups/5786507/items/LRNJKMW3"],"itemData":{"id":532,"type":"article-journal","abstract":"The budgerigar, a small species of parrot, can learn new vocalizations throughout life and is therefore widely used as a model system for studying various aspects of vocal learning. It is not known, however, why parrots imitate sounds. To test the hypothesis that vocal imitation in budgerigars is related to pair bonding, we recorded approximately 100 contact calls from each of nine male and nine female adult budgerigars that were unfamiliar with one another and then placed them into pairs. We sampled their contact call repertoire weekly and conducted twice-weekly behavioural observation sessions. We compared contact calls by sonagram cross-correlation and classified them by means of a hierarchical clustering algorithm. This analysis showed that all pairs developed a shared call within an average of 2.1 weeks. Further analysis revealed that eight of the nine male budgerigars imitated the contact calls of their assigned mates, while none of the females imitated the calls of their males. We conclude that contact call imitation in adult budgerigars probably contributes to pair bond formation and maintenance. Prior studies on budgerigars were limited by the lack of a behavioural paradigm to elicit vocal imitation reliably. Our study remedies this and thereby serves as a foundation for future studies on vocal learning in adult animals.","container-title":"Animal Behaviour","DOI":"10.1006/anbe.1999.1438","ISSN":"0003-3472","issue":"6","journalAbbreviation":"Animal Behaviour","page":"1209-1218","source":"ScienceDirect","title":"Male vocal imitation produces call convergence during pair bonding in budgerigars, &lt;i&gt;Melopsittacus undulatus&lt;/i&gt;","volume":"59","author":[{"family":"Hile","given":"Arla G."},{"family":"Plummer","given":"Thane K."},{"family":"Striedter","given":"Georg F."}],"issued":{"date-parts":[["2000",6,1]]}}},{"id":549,"uris":["http://zotero.org/groups/5786507/items/2IUAEEP4"],"itemData":{"id":549,"type":"article-journal","abstract":"Few mammalian species produce vocalizations that are as richly structured as bird songs, and this greatly restricts the capacity for information transfer. Syntactically complex mammalian vocalizations have been previously studied only in primates, ...","container-title":"Proceedings of the Royal Society B: Biological Sciences","DOI":"10.1098/rspb.2012.0322","issue":"1740","language":"en","note":"PMID: 22513862","page":"2974","source":"pmc.ncbi.nlm.nih.gov","title":"Syntactic structure and geographical dialects in the songs of male rock hyraxes","volume":"279","author":[{"family":"Kershenbaum","given":"Arik"},{"family":"Ilany","given":"Amiyaal"},{"family":"Blaustein","given":"Leon"},{"family":"Geffen","given":"Eli"}],"issued":{"date-parts":[["2012",4,18]]}}},{"id":524,"uris":["http://zotero.org/groups/5786507/items/Y6Z8SCP6"],"itemData":{"id":524,"type":"article-journal","abstract":"Bird song often varies geographically within a species; when this geographic variation has distinct boundaries, the shared song types are referred to as song dialects. How dialects are produced and their adaptive significance are longstanding problems in biology, with implications for the role of culture in the evolution and ecology of diverse organisms, including humans. Here we test the hypothesis that song dialect, a culturally transmitted trait, is related to the population genetic structure of mountain white-crowned sparrows (Zonotrichia leucophrys oriantha). To address this, we compared microsatellite allele frequencies from 18 sample sites representing eight dialect regions in the Sierra Nevada. Pairwise genetic distances were not significantly correlated with geographic distances either within or between dialects, nor did dialect groups form distinct genetic groups according to neighbor-joining or UPGMA analysis, and most variation in allele frequencies occurred among individuals rather than at higher levels. However, most of the remaining variation was attributable to differences among, rather than within, dialect regions, and this among-dialect component of variance was statistically significant. Moreover, when controlling for the effect of geographic distance, song dissimilarity and genetic distance between site pairs were significantly correlated. Thus, song dialects appear to be associated with reductions in, but not strict barriers to, gene flow among dialect regions.","container-title":"Evolution","DOI":"10.1111/j.0014-3820.2001.tb00769.x","ISSN":"1558-5646","issue":"12","language":"en","note":"_eprint: https://onlinelibrary.wiley.com/doi/pdf/10.1111/j.0014-3820.2001.tb00769.x","page":"2568-2575","source":"Wiley Online Library","title":"Cultural and Genetic Evolution in Mountain White-Crowned Sparrows: Song Dialects Are Associated with Population Structure","title-short":"Cultural and Genetic Evolution in Mountain White-Crowned Sparrows","volume":"55","author":[{"family":"MacDougall-Shackleton","given":"Elizabeth A."},{"family":"MacDougall-Shackleton","given":"Scott A."}],"issued":{"date-parts":[["2001"]]}}},{"id":457,"uris":["http://zotero.org/users/6722993/items/YUE44IAR"],"itemData":{"id":457,"type":"article-journal","abstract":"In humans, identity is partly encoded in a voice-print that is carried across multiple vocalizations. Other species also signal vocal identity in calls, such as shown in the contact call of parrots. However, it remains unclear to what extent other call types in parrots are individually distinct, and whether there is an analogous voice-print across calls. Here we test if an individual signature is present in other call types, how stable this signature is, and if parrots exhibit voice-prints across call types. We recorded 5599 vocalizations from 229 individually marked monk parakeets (\n              Myiopsitta monachus\n              ) over a 2-year period in Barcelona, Spain. We examined five distinct call types, finding evidence for an individual signature in three. We further show that in the contact call, while birds are individually distinct, the calls are more variable than previously assumed, changing over short time scales (seconds to minutes). Finally, we provide evidence for voice-prints across multiple call types, with a discriminant function being able to predict caller identity across call types. This suggests that monk parakeets may be able to use vocal cues to recognize conspecifics, even across vocalization types and without necessarily needing active vocal signatures of identity.","container-title":"Royal Society Open Science","DOI":"10.1098/rsos.230835","ISSN":"2054-5703","issue":"10","journalAbbreviation":"R. Soc. open sci.","language":"en","page":"230835","source":"DOI.org (Crossref)","title":"Evidence for vocal signatures and voice-prints in a wild parrot","volume":"10","author":[{"family":"Smeele","given":"Simeon Q."},{"family":"Senar","given":"Juan Carlos"},{"family":"Aplin","given":"Lucy M."},{"family":"McElreath","given":"Mary Brooke"}],"issued":{"date-parts":[["2023",10]]}}},{"id":542,"uris":["http://zotero.org/groups/5786507/items/E7IVATDZ"],"itemData":{"id":542,"type":"article-journal","abstract":"Animals can actively encode different types of identity information in learned communication signals, such as group membership or individual identity. The social environments in which animals interact may favor different types of information, but whether identity information conveyed in learned signals is robust or responsive to social disruption over short evolutionary timescales is not well understood. We inferred the type of identity information that was most salient in vocal signals by combining computational tools, including supervised machine learning, with a conceptual framework of “hierarchical mapping”, or patterns of relative acoustic convergence across social scales. We used populations of a vocal learning species as a natural experiment to test whether the type of identity information emphasized in learned vocalizations changed in populations that experienced the social disruption of introduction into new parts of the world. We compared the social scales with the most salient identity information among native and introduced range monk parakeet (Myiopsitta monachus) calls recorded in Uruguay and the United States, respectively. We also evaluated whether the identity information emphasized in introduced range calls changed over time. To place our findings in an evolutionary context, we compared our results with another parrot species that exhibits well-established and distinctive regional vocal dialects that are consistent with signaling group identity. We found that both native and introduced range monk parakeet calls displayed the strongest convergence at the individual scale and minimal convergence within sites. We did not identify changes in the strength of acoustic convergence within sites over time in the introduced range calls. These results indicate that the individual identity information in learned vocalizations did not change over short evolutionary timescales in populations that experienced the social disruption of introduction. Our findings point to exciting new research directions about the robustness or responsiveness of communication systems over different evolutionary timescales.","container-title":"PLOS Computational Biology","DOI":"10.1371/journal.pcbi.1011231","ISSN":"1553-7358","issue":"7","journalAbbreviation":"PLOS Computational Biology","language":"en","note":"publisher: Public Library of Science","page":"e1011231","source":"PLoS Journals","title":"Individual identity information persists in learned calls of introduced parrot populations","volume":"19","author":[{"family":"Smith-Vidaurre","given":"Grace"},{"family":"Pérez-Marrufo","given":"Valeria"},{"family":"Hobson","given":"Elizabeth A."},{"family":"Salinas-Melgoza","given":"Alejandro"},{"family":"Wright","given":"Timothy F."}],"issued":{"date-parts":[["2023",7,27]]}}},{"id":519,"uris":["http://zotero.org/groups/5786507/items/CYI2BRGH"],"itemData":{"id":519,"type":"article-journal","abstract":"This study describes a system of regional dialects in the contact call of a parrot, the yellow-naped amazon (Amazona auropalliata.) Spectrographic cross-correlation analyses of calls from multiple adults at 16 roosts in Costa Rica reveal two distinct patterns of geographic variation in call structure: first, variation in the basic structure of the call by which roosts can be classified into three distinct dialects, and second, fine-scale variation of call structure among roosts within a dialect. Some birds at roosts bordering two dialects use the calls of both neighbouring dialects interchangeably. These results suggest that there are two distinct processes governing the diffusion of call types among roosts, with dialect borders acting as barriers to the spread of foreign calls. Such a dialect system could be maintained through either reduced dispersal of birds across dialect boundaries or alternatively, by reduced diffusion of call types. These two possibilities have different implications for the genetic isolation of populations and thus for both speciation and learning. This pattern is broadly similar to those seen in some songbirds and may be maintained in a similar manner.","container-title":"Proceedings of the Royal Society of London. Series B: Biological Sciences","DOI":"10.1098/rspb.1996.0128","issue":"1372","note":"publisher: Royal Society","page":"867-872","source":"royalsocietypublishing.org (Atypon)","title":"Regional dialects in the contact call of a parrot","volume":"263","author":[{"family":"Wright","given":"Timothy F."}],"issued":{"date-parts":[["1996"]]}}}],"schema":"https://github.com/citation-style-language/schema/raw/master/csl-citation.json"} </w:delInstrText>
+        </w:r>
+        <w:r>
+          <w:rPr>
+            <w:rFonts w:ascii="Arial" w:hAnsi="Arial" w:cs="Arial"/>
+          </w:rPr>
+          <w:fldChar w:fldCharType="separate"/>
+        </w:r>
+        <w:r>
+          <w:rPr>
+            <w:rFonts w:ascii="Arial" w:hAnsi="Arial" w:cs="Arial"/>
+            <w:kern w:val="0"/>
+          </w:rPr>
+          <w:delText>(12,16–21)</w:delText>
+        </w:r>
+        <w:r>
+          <w:rPr>
+            <w:rFonts w:ascii="Arial" w:hAnsi="Arial" w:cs="Arial"/>
+          </w:rPr>
+          <w:fldChar w:fldCharType="end"/>
+        </w:r>
+        <w:r>
+          <w:rPr>
+            <w:rFonts w:ascii="Arial" w:hAnsi="Arial" w:cs="Arial"/>
+          </w:rPr>
+          <w:delText xml:space="preserve">. </w:delText>
+        </w:r>
+        <w:r>
+          <w:rPr>
+            <w:rFonts w:ascii="Arial" w:hAnsi="Arial" w:cs="Arial"/>
+          </w:rPr>
+          <w:delText xml:space="preserve">When vocal </w:delText>
+        </w:r>
+        <w:r>
+          <w:rPr>
+            <w:rFonts w:ascii="Arial" w:hAnsi="Arial" w:cs="Arial"/>
+          </w:rPr>
+          <w:delText>signals</w:delText>
+        </w:r>
+        <w:r>
+          <w:rPr>
+            <w:rFonts w:ascii="Arial" w:hAnsi="Arial" w:cs="Arial"/>
+          </w:rPr>
+          <w:delText xml:space="preserve"> are</w:delText>
+        </w:r>
+        <w:r>
+          <w:rPr>
+            <w:rFonts w:ascii="Arial" w:hAnsi="Arial" w:cs="Arial"/>
+          </w:rPr>
+          <w:delText xml:space="preserve"> com</w:delText>
+        </w:r>
+        <w:r>
+          <w:rPr>
+            <w:rFonts w:ascii="Arial" w:hAnsi="Arial" w:cs="Arial"/>
+          </w:rPr>
+          <w:delText>posed</w:delText>
+        </w:r>
+        <w:r>
+          <w:rPr>
+            <w:rFonts w:ascii="Arial" w:hAnsi="Arial" w:cs="Arial"/>
+          </w:rPr>
+          <w:delText xml:space="preserve"> of several different discrete subunits, research</w:delText>
+        </w:r>
+        <w:r>
+          <w:rPr>
+            <w:rFonts w:ascii="Arial" w:hAnsi="Arial" w:cs="Arial"/>
+          </w:rPr>
+          <w:delText>ers</w:delText>
+        </w:r>
+        <w:r>
+          <w:rPr>
+            <w:rFonts w:ascii="Arial" w:hAnsi="Arial" w:cs="Arial"/>
+          </w:rPr>
+          <w:delText xml:space="preserve"> </w:delText>
+        </w:r>
+        <w:r>
+          <w:rPr>
+            <w:rFonts w:ascii="Arial" w:hAnsi="Arial" w:cs="Arial"/>
+          </w:rPr>
+          <w:delText>have</w:delText>
+        </w:r>
+        <w:r>
+          <w:rPr>
+            <w:rFonts w:ascii="Arial" w:hAnsi="Arial" w:cs="Arial"/>
+          </w:rPr>
+          <w:delText xml:space="preserve"> use</w:delText>
+        </w:r>
+        <w:r>
+          <w:rPr>
+            <w:rFonts w:ascii="Arial" w:hAnsi="Arial" w:cs="Arial"/>
+          </w:rPr>
+          <w:delText>d</w:delText>
+        </w:r>
+        <w:r>
+          <w:rPr>
+            <w:rFonts w:ascii="Arial" w:hAnsi="Arial" w:cs="Arial"/>
+          </w:rPr>
+          <w:delText xml:space="preserve"> methods that reconstruct information encoded in sequences </w:delText>
+        </w:r>
+        <w:r>
+          <w:rPr>
+            <w:rFonts w:ascii="Arial" w:hAnsi="Arial" w:cs="Arial"/>
+          </w:rPr>
+          <w:delText xml:space="preserve">following the categorization of units </w:delText>
+        </w:r>
+        <w:r>
+          <w:rPr>
+            <w:rFonts w:ascii="Arial" w:hAnsi="Arial" w:cs="Arial"/>
+          </w:rPr>
+          <w:fldChar w:fldCharType="begin"/>
+        </w:r>
+        <w:r>
+          <w:rPr>
+            <w:rFonts w:ascii="Arial" w:hAnsi="Arial" w:cs="Arial"/>
+          </w:rPr>
+          <w:delInstrText xml:space="preserve"> ADDIN ZOTERO_ITEM CSL_CITATION {"citationID":"2snwsYTn","properties":{"formattedCitation":"(22)","plainCitation":"(22)","noteIndex":0},"citationItems":[{"id":544,"uris":["http://zotero.org/groups/5786507/items/WJJ2WCSZ"],"itemData":{"id":544,"type":"article-journal","abstract":"Many animals communicate using sequences of discrete acoustic elements which can be complex, vary in their degree of stereotypy, and are potentially open-ended. Variation in sequences can provide important ecological, behavioural or evolutionary information about the structure and connectivity of populations, mechanisms for vocal cultural evolution and the underlying drivers responsible for these processes. Various mathematical techniques have been used to form a realistic approximation of sequence similarity for such tasks. Here, we use both simulated and empirical data sets from animal vocal sequences (rock hyrax, Procavia capensis; humpback whale, Megaptera novaeangliae; bottlenose dolphin, Tursiops truncatus; and Carolina chickadee, Poecile carolinensis) to test which of eight sequence analysis metrics are more likely to reconstruct the information encoded in the sequences, and to test the fidelity of estimation of model parameters, when the sequences are assumed to conform to particular statistical models. Results from the simulated data indicated that multiple metrics were equally successful in reconstructing the information encoded in the sequences of simulated individuals (Markov chains, n-gram models, repeat distribution and edit distance) and data generated by different stochastic processes (entropy rate and n-grams). However, the string edit (Levenshtein) distance performed consistently and significantly better than all other tested metrics (including entropy, Markov chains, n-grams, mutual information) for all empirical data sets, despite being less commonly used in the field of animal acoustic communication. The Levenshtein distance metric provides a robust analytical approach that should be considered in the comparison of animal acoustic sequences in preference to other commonly employed techniques (such as Markov chains, hidden Markov models or Shannon entropy). The recent discovery that non-Markovian vocal sequences may be more common in animal communication than previously thought provides a rich area for future research that requires non-Markovian-based analysis techniques to investigate animal grammars and potentially the origin of human language.","container-title":"Methods in Ecology and Evolution","DOI":"10.1111/2041-210X.12433","ISSN":"2041-210X","issue":"12","language":"en","license":"© 2015 The Authors. Methods in Ecology and Evolution © 2015 British Ecological Society","note":"_eprint: https://onlinelibrary.wiley.com/doi/pdf/10.1111/2041-210X.12433","page":"1452-1461","source":"Wiley Online Library","title":"Quantifying similarity in animal vocal sequences: which metric performs best?","title-short":"Quantifying similarity in animal vocal sequences","volume":"6","author":[{"family":"Kershenbaum","given":"Arik"},{"family":"Garland","given":"Ellen C."}],"issued":{"date-parts":[["2015"]]}}}],"schema":"https://github.com/citation-style-language/schema/raw/master/csl-citation.json"} </w:delInstrText>
+        </w:r>
+        <w:r>
+          <w:rPr>
+            <w:rFonts w:ascii="Arial" w:hAnsi="Arial" w:cs="Arial"/>
+          </w:rPr>
+          <w:fldChar w:fldCharType="separate"/>
+        </w:r>
+        <w:r>
+          <w:rPr>
+            <w:rFonts w:ascii="Arial" w:hAnsi="Arial" w:cs="Arial"/>
+          </w:rPr>
+          <w:delText>(22)</w:delText>
+        </w:r>
+        <w:r>
+          <w:rPr>
+            <w:rFonts w:ascii="Arial" w:hAnsi="Arial" w:cs="Arial"/>
+          </w:rPr>
+          <w:fldChar w:fldCharType="end"/>
+        </w:r>
+        <w:r>
+          <w:rPr>
+            <w:rFonts w:ascii="Arial" w:hAnsi="Arial" w:cs="Arial"/>
+          </w:rPr>
+          <w:delText xml:space="preserve"> </w:delText>
+        </w:r>
+        <w:r>
+          <w:rPr>
+            <w:rFonts w:ascii="Arial" w:hAnsi="Arial" w:cs="Arial"/>
+          </w:rPr>
+          <w:delText>such as</w:delText>
+        </w:r>
+        <w:r>
+          <w:rPr>
+            <w:rFonts w:ascii="Arial" w:hAnsi="Arial" w:cs="Arial"/>
+          </w:rPr>
+          <w:delText xml:space="preserve"> Shannon Information</w:delText>
+        </w:r>
+        <w:r>
+          <w:rPr>
+            <w:rFonts w:ascii="Arial" w:hAnsi="Arial" w:cs="Arial"/>
+          </w:rPr>
+          <w:delText xml:space="preserve"> </w:delText>
+        </w:r>
+        <w:r>
+          <w:rPr>
+            <w:rFonts w:ascii="Arial" w:hAnsi="Arial" w:cs="Arial"/>
+          </w:rPr>
+          <w:fldChar w:fldCharType="begin"/>
+        </w:r>
+        <w:r>
+          <w:rPr>
+            <w:rFonts w:ascii="Arial" w:hAnsi="Arial" w:cs="Arial"/>
+          </w:rPr>
+          <w:delInstrText xml:space="preserve"> ADDIN ZOTERO_ITEM CSL_CITATION {"citationID":"6lLKLqvW","properties":{"formattedCitation":"(23\\uc0\\u8211{}25)","plainCitation":"(23–25)","noteIndex":0},"citationItems":[{"id":557,"uris":["http://zotero.org/groups/5786507/items/P6GI7R7M"],"itemData":{"id":557,"type":"article-journal","abstract":"Recent theory in animal communication predicts that a group’s communicative complexity is connected to its social complexity. Social complexity has typically been measured using group size as an index, with larger groups thought to be more complex than smaller groups. However, group size alone does not account for other social differences that could influence the diversity of interactions within a group that may influence communication. In this study, we asked if other social factors could influence communicative behavior in groups by testing the influence of group composition in the Carolina chickadees, Poecile carolinensis. We recorded the vocal behavior of four wild-caught captive groups of familiar chickadees (birds caught from the same naturally occurring flock) and four wild-caught captive groups of unfamiliar chickadees (birds caught from all different naturally occurring flocks) and then analyzed vocalizations by assessing the note types birds used in their chickadee calls. Flocks of familiar chickadees used fewer introductory notes, more C notes, and fewer hybrid notes in their calls compared to flocks of unfamiliar chickadees. Communicative complexity, measured by zero- and first-order uncertainty, did not differ between conditions. We conclude that note composition of call, but not call complexity, varies with flock-mate familiarity.","container-title":"acta ethologica","DOI":"10.1007/s10211-019-00308-8","ISSN":"1437-9546","issue":"1","journalAbbreviation":"acta ethol","language":"en","page":"73-77","source":"Springer Link","title":"Flock-mate familiarity affects note composition of chickadee calls","volume":"22","author":[{"family":"Coppinger","given":"Brittany A."},{"family":"Davis","given":"Jordon E."},{"family":"Freeberg","given":"Todd M."}],"issued":{"date-parts":[["2019",2,1]]}}},{"id":552,"uris":["http://zotero.org/groups/5786507/items/HWTLRMW5"],"itemData":{"id":552,"type":"article-journal","abstract":"One hypothesis to explain variation in vocal communication in animal species is that the complexity of the social group influences the group's vocal complexity. This social-complexity hypothesis for communication is also central to recent arguments regarding the origins of human language, but experimental tests of the hypothesis are lacking. This study investigated whether group size, a fundamental component of social complexity, influences the complexity of a call functioning in the social organization of Carolina chickadees, Poecile carolinensis. In unmanipulated field settings, calls of individuals in larger groups had greater complexity (more information) than calls of individuals in smaller groups. In aviary settings manipulating group size, individuals in larger groups used calls with greater complexity than individuals in smaller groups. These results indicate that social complexity can influence communicative complexity in this species.","container-title":"Psychological Science","DOI":"10.1111/j.1467-9280.2006.01743.x","ISSN":"0956-7976","issue":"7","journalAbbreviation":"Psychol Sci","language":"en","note":"publisher: SAGE Publications Inc","page":"557-561","source":"SAGE Journals","title":"Social Complexity Can Drive Vocal Complexity: Group Size Influences Vocal Information in Carolina Chickadees","title-short":"Social Complexity Can Drive Vocal Complexity","volume":"17","author":[{"family":"Freeberg","given":"Todd M."}],"issued":{"date-parts":[["2006",7,1]]}}},{"id":553,"uris":["http://zotero.org/groups/5786507/items/RZJC7U4H"],"itemData":{"id":553,"type":"article-journal","abstract":"The chick-a-dee call of chickadees, tits, and titmice is a vocal system used in a wide range of social contexts by both sexes throughout the year and is one of the more structurally complicated vocal systems outside of human language. Relatively little is known about the chick-a-dee calls of mountain chickadees, Poecile gambeli, however. This is an important species for increasing our comparative understanding of variation in chick-a-dee calls as they are one of the chickadee species with the largest naturally occurring flock sizes. Flock size relates to the social complexity of flocks, and the social complexity hypothesis for communication predicts that individuals in more complex social groups should communicate with greater complexity than individuals in simpler social groups. Correlational and experimental evidence in support of the hypothesis has been found in the calls of a wide range of species, including Carolina chickadees, P. carolinensis. Here, we provide the first description of the variation in note composition and note-ordering rules in calls from mountain chickadee flocks in California and Colorado. California flocks were found to be significantly larger than Colorado flocks. Analysis of note-type usage and transition probabilities between note types found that calls of California birds were more complex than calls of Colorado birds, supporting a key prediction of the social complexity hypothesis for communication. We also found relatively high rates of reversals of note-ordering rules in mountain chickadee calls, which might help explain the complexity of the chick-a-dee calls of this species. Additionally, birds in flight produced calls with different note compositions when compared to perched birds. Generally, the note-type ordering and transition probabilities of calls of mountain chickadees seem comparable to other better-studied chickadee species, although their frequent note-type order rule reversals suggest potential syntax-like properties in this call system.","container-title":"Ethology","DOI":"10.1111/eth.13523","ISSN":"1439-0310","issue":"n/a","language":"en","license":"© 2024 Wiley-VCH GmbH.","note":"_eprint: https://onlinelibrary.wiley.com/doi/pdf/10.1111/eth.13523","page":"e13523","source":"Wiley Online Library","title":"Complexity in Chick-a-Dee Calls of Mountain Chickadees (Poecile gambeli): Call Variation Associated With Flock Size and Flight","title-short":"Complexity in Chick-a-Dee Calls of Mountain Chickadees (Poecile gambeli)","volume":"n/a","author":[{"family":"Selman","given":"Zaharia A."},{"family":"Freeberg","given":"Todd M."}],"issued":{"date-parts":[["2024"]]}}}],"schema":"https://github.com/citation-style-language/schema/raw/master/csl-citation.json"} </w:delInstrText>
+        </w:r>
+        <w:r>
+          <w:rPr>
+            <w:rFonts w:ascii="Arial" w:hAnsi="Arial" w:cs="Arial"/>
+          </w:rPr>
+          <w:fldChar w:fldCharType="separate"/>
+        </w:r>
+        <w:r>
+          <w:rPr>
+            <w:rFonts w:ascii="Arial" w:hAnsi="Arial" w:cs="Arial"/>
+            <w:kern w:val="0"/>
+          </w:rPr>
+          <w:delText>(23–25)</w:delText>
+        </w:r>
+        <w:r>
+          <w:rPr>
+            <w:rFonts w:ascii="Arial" w:hAnsi="Arial" w:cs="Arial"/>
+          </w:rPr>
+          <w:fldChar w:fldCharType="end"/>
+        </w:r>
+        <w:r>
+          <w:rPr>
+            <w:rFonts w:ascii="Arial" w:hAnsi="Arial" w:cs="Arial"/>
+          </w:rPr>
+          <w:delText xml:space="preserve"> or Markov entropy rate </w:delText>
+        </w:r>
+        <w:r>
+          <w:rPr>
+            <w:rFonts w:ascii="Arial" w:hAnsi="Arial" w:cs="Arial"/>
+          </w:rPr>
+          <w:fldChar w:fldCharType="begin"/>
+        </w:r>
+        <w:r>
+          <w:rPr>
+            <w:rFonts w:ascii="Arial" w:hAnsi="Arial" w:cs="Arial"/>
+          </w:rPr>
+          <w:delInstrText xml:space="preserve"> ADDIN ZOTERO_ITEM CSL_CITATION {"citationID":"lezW3oo8","properties":{"formattedCitation":"(26)","plainCitation":"(26)","noteIndex":0},"citationItems":[{"id":548,"uris":["http://zotero.org/groups/5786507/items/A5VUHZAH"],"itemData":{"id":548,"type":"article-journal","container-title":"Bioacoustics","DOI":"10.1080/09524622.2013.850040","ISSN":"0952-4622","issue":"3","note":"publisher: Taylor &amp; Francis","page":"195-208","source":"tandfonline.com (Atypon)","title":"Entropy rate as a measure of animal vocal complexity","volume":"23","author":[{"family":"Kershenbaum","given":"Arik"}],"issued":{"date-parts":[["2014",9,2]]}}}],"schema":"https://github.com/citation-style-language/schema/raw/master/csl-citation.json"} </w:delInstrText>
+        </w:r>
+        <w:r>
+          <w:rPr>
+            <w:rFonts w:ascii="Arial" w:hAnsi="Arial" w:cs="Arial"/>
+          </w:rPr>
+          <w:fldChar w:fldCharType="separate"/>
+        </w:r>
+        <w:r>
+          <w:rPr>
+            <w:rFonts w:ascii="Arial" w:hAnsi="Arial" w:cs="Arial"/>
+          </w:rPr>
+          <w:delText>(26)</w:delText>
+        </w:r>
+        <w:r>
+          <w:rPr>
+            <w:rFonts w:ascii="Arial" w:hAnsi="Arial" w:cs="Arial"/>
+          </w:rPr>
+          <w:fldChar w:fldCharType="end"/>
+        </w:r>
+        <w:r>
+          <w:rPr>
+            <w:rFonts w:ascii="Arial" w:hAnsi="Arial" w:cs="Arial"/>
+          </w:rPr>
+          <w:delText xml:space="preserve">. </w:delText>
+        </w:r>
+        <w:commentRangeEnd w:id="278"/>
+        <w:r>
+          <w:rPr>
+            <w:rStyle w:val="CommentReference"/>
+          </w:rPr>
+          <w:commentReference w:id="278"/>
+        </w:r>
+      </w:del>
+    </w:p>
+    <w:p>
+      <w:pPr>
+        <w:spacing w:line="480" w:lineRule="auto"/>
+        <w:rPr>
+          <w:del w:id="280" w:author="Smith Vidaurre, Grace" w:date="2025-05-22T14:34:00Z" w16du:dateUtc="2025-05-22T18:34:00Z"/>
+          <w:rFonts w:ascii="Arial" w:hAnsi="Arial" w:cs="Arial"/>
+        </w:rPr>
+      </w:pPr>
+      <w:del w:id="281" w:author="Smith Vidaurre, Grace" w:date="2025-05-22T14:34:00Z" w16du:dateUtc="2025-05-22T18:34:00Z">
+        <w:r>
+          <w:rPr>
+            <w:rFonts w:ascii="Arial" w:hAnsi="Arial" w:cs="Arial"/>
+          </w:rPr>
+          <w:tab/>
+        </w:r>
+        <w:commentRangeStart w:id="282"/>
+        <w:r>
+          <w:rPr>
+            <w:rFonts w:ascii="Arial" w:hAnsi="Arial" w:cs="Arial"/>
+          </w:rPr>
+          <w:delText>C</w:delText>
+        </w:r>
+        <w:r>
+          <w:rPr>
+            <w:rFonts w:ascii="Arial" w:hAnsi="Arial" w:cs="Arial"/>
+          </w:rPr>
+          <w:delText xml:space="preserve">omputational </w:delText>
+        </w:r>
+        <w:r>
+          <w:rPr>
+            <w:rFonts w:ascii="Arial" w:hAnsi="Arial" w:cs="Arial"/>
+          </w:rPr>
+          <w:delText xml:space="preserve">tools provide a diversity of approaches that researchers can apply to bioacoustics </w:delText>
+        </w:r>
+        <w:r>
+          <w:rPr>
+            <w:rFonts w:ascii="Arial" w:hAnsi="Arial" w:cs="Arial"/>
+          </w:rPr>
+          <w:delText>datasets and</w:delText>
+        </w:r>
+        <w:r>
+          <w:rPr>
+            <w:rFonts w:ascii="Arial" w:hAnsi="Arial" w:cs="Arial"/>
+          </w:rPr>
+          <w:delText xml:space="preserve"> </w:delText>
+        </w:r>
+        <w:r>
+          <w:rPr>
+            <w:rFonts w:ascii="Arial" w:hAnsi="Arial" w:cs="Arial"/>
+          </w:rPr>
+          <w:delText>can</w:delText>
+        </w:r>
+        <w:r>
+          <w:rPr>
+            <w:rFonts w:ascii="Arial" w:hAnsi="Arial" w:cs="Arial"/>
+          </w:rPr>
+          <w:delText xml:space="preserve"> </w:delText>
+        </w:r>
+        <w:r>
+          <w:rPr>
+            <w:rFonts w:ascii="Arial" w:hAnsi="Arial" w:cs="Arial"/>
+          </w:rPr>
+          <w:delText>support</w:delText>
+        </w:r>
+        <w:r>
+          <w:rPr>
+            <w:rFonts w:ascii="Arial" w:hAnsi="Arial" w:cs="Arial"/>
+          </w:rPr>
+          <w:delText xml:space="preserve"> </w:delText>
+        </w:r>
+        <w:r>
+          <w:rPr>
+            <w:rFonts w:ascii="Arial" w:hAnsi="Arial" w:cs="Arial"/>
+          </w:rPr>
+          <w:delText>the same inferences</w:delText>
+        </w:r>
+        <w:r>
+          <w:rPr>
+            <w:rFonts w:ascii="Arial" w:hAnsi="Arial" w:cs="Arial"/>
+          </w:rPr>
+          <w:delText xml:space="preserve"> when applied to the same datasets</w:delText>
+        </w:r>
+        <w:commentRangeStart w:id="283"/>
+        <w:r>
+          <w:rPr>
+            <w:rFonts w:ascii="Arial" w:hAnsi="Arial" w:cs="Arial"/>
+          </w:rPr>
+          <w:delText xml:space="preserve"> </w:delText>
+        </w:r>
+        <w:r>
+          <w:rPr>
+            <w:rFonts w:ascii="Arial" w:hAnsi="Arial" w:cs="Arial"/>
+          </w:rPr>
+          <w:fldChar w:fldCharType="begin"/>
+        </w:r>
+        <w:r>
+          <w:rPr>
+            <w:rFonts w:ascii="Arial" w:hAnsi="Arial" w:cs="Arial"/>
+          </w:rPr>
+          <w:delInstrText xml:space="preserve"> ADDIN ZOTERO_ITEM CSL_CITATION {"citationID":"6lG7P9r4","properties":{"formattedCitation":"(15)","plainCitation":"(15)","noteIndex":0},"citationItems":[{"id":536,"uris":["http://zotero.org/groups/5786507/items/ZNXJZAJT"],"itemData":{"id":536,"type":"article-journal","abstract":"Despite longstanding interest in the evolutionary origins and maintenance of vocal learning, we know relatively little about how social dynamics influence vocal learning processes in natural populations. The “signaling group membership” hypothesis proposes that socially learned calls evolved and are maintained as signals of group membership. However, in fission–fusion societies, individuals can interact in social groups across various social scales. For learned calls to signal group membership over multiple social scales, they must contain information about group membership over each of these scales, a concept termed “hierarchical mapping.” Monk parakeets (Myiopsitta monachus), small parrots native to South America, exhibit vocal mimicry in captivity and fission–fusion social dynamics in the wild. We examined patterns of contact call acoustic similarity in Uruguay to test the hierarchical mapping assumption of the signaling group membership hypothesis. We also asked whether geographic variation patterns matched regional dialects or geographic clines that have been documented in other vocal learning species. We used visual inspection, spectrographic cross-correlation and random forests, a machine learning approach, to evaluate contact call similarity. We compared acoustic similarity across social scales and geographic distance using Mantel tests and spatial autocorrelation. We found high similarity within individuals, and low, albeit significant, similarity within groups at the pair, flock and site social scales. Patterns of acoustic similarity over geographic distance did not match mosaic or graded patterns expected in dialectal or clinal variation. Our findings suggest that monk parakeet social interactions rely more heavily upon individual recognition than group membership at higher social scales.","container-title":"Behavioral Ecology","DOI":"10.1093/beheco/arz202","ISSN":"1045-2249","issue":"2","journalAbbreviation":"Behavioral Ecology","page":"448-458","source":"Silverchair","title":"Individual signatures outweigh social group identity in contact calls of a communally nesting parrot","volume":"31","author":[{"family":"Smith-Vidaurre","given":"Grace"},{"family":"Araya-Salas","given":"Marcelo"},{"family":"Wright","given":"Timothy F"}],"issued":{"date-parts":[["2020",3,20]]}}}],"schema":"https://github.com/citation-style-language/schema/raw/master/csl-citation.json"} </w:delInstrText>
+        </w:r>
+        <w:r>
+          <w:rPr>
+            <w:rFonts w:ascii="Arial" w:hAnsi="Arial" w:cs="Arial"/>
+          </w:rPr>
+          <w:fldChar w:fldCharType="separate"/>
+        </w:r>
+        <w:r>
+          <w:rPr>
+            <w:rFonts w:ascii="Arial" w:hAnsi="Arial" w:cs="Arial"/>
+          </w:rPr>
+          <w:delText>(15)</w:delText>
+        </w:r>
+        <w:r>
+          <w:rPr>
+            <w:rFonts w:ascii="Arial" w:hAnsi="Arial" w:cs="Arial"/>
+          </w:rPr>
+          <w:fldChar w:fldCharType="end"/>
+        </w:r>
+        <w:commentRangeEnd w:id="283"/>
+        <w:r>
+          <w:rPr>
+            <w:rStyle w:val="CommentReference"/>
+          </w:rPr>
+          <w:commentReference w:id="283"/>
+        </w:r>
+        <w:r>
+          <w:rPr>
+            <w:rFonts w:ascii="Arial" w:hAnsi="Arial" w:cs="Arial"/>
+          </w:rPr>
+          <w:delText>.</w:delText>
+        </w:r>
+        <w:r>
+          <w:rPr>
+            <w:rFonts w:ascii="Segoe UI" w:hAnsi="Segoe UI" w:cs="Segoe UI"/>
+            <w:sz w:val="18"/>
+            <w:szCs w:val="18"/>
+          </w:rPr>
+          <w:delText xml:space="preserve"> </w:delText>
+        </w:r>
+      </w:del>
+      <w:del w:id="284" w:author="Smith Vidaurre, Grace" w:date="2025-05-22T13:43:00Z" w16du:dateUtc="2025-05-22T17:43:00Z">
+        <w:r>
+          <w:rPr>
+            <w:rFonts w:ascii="Arial" w:hAnsi="Arial" w:cs="Arial"/>
+          </w:rPr>
+          <w:delText>Still</w:delText>
+        </w:r>
+        <w:r>
+          <w:rPr>
+            <w:rFonts w:ascii="Arial" w:hAnsi="Arial" w:cs="Arial"/>
+          </w:rPr>
+          <w:delText xml:space="preserve">, the accuracy with which bioacoustics tools detect the complex information that animals can encode in vocalizations over more than one social level is difficult to assess with empirical datasets. Researchers often lack </w:delText>
+        </w:r>
+        <w:r>
+          <w:rPr>
+            <w:rFonts w:ascii="Arial" w:hAnsi="Arial" w:cs="Arial"/>
+            <w:i/>
+            <w:iCs/>
+          </w:rPr>
+          <w:delText>a priori</w:delText>
+        </w:r>
+        <w:r>
+          <w:rPr>
+            <w:rFonts w:ascii="Arial" w:hAnsi="Arial" w:cs="Arial"/>
+          </w:rPr>
+          <w:delText xml:space="preserve"> knowledge about the diverse forms of information encoding that are possible to detect with bioacoustics tools, as well as complete knowledge of individuals’ social affiliations or unique individual identity, which can make it challenging to assess whether empirical results are an artefact of analytical methods.</w:delText>
+        </w:r>
+        <w:r>
+          <w:rPr>
+            <w:rFonts w:ascii="Arial" w:hAnsi="Arial" w:cs="Arial"/>
+          </w:rPr>
+          <w:delText xml:space="preserve"> </w:delText>
+        </w:r>
+      </w:del>
+      <w:del w:id="285" w:author="Smith Vidaurre, Grace" w:date="2025-05-22T14:34:00Z" w16du:dateUtc="2025-05-22T18:34:00Z">
+        <w:r>
+          <w:rPr>
+            <w:rFonts w:ascii="Arial" w:hAnsi="Arial" w:cs="Arial"/>
+          </w:rPr>
+          <w:delText xml:space="preserve">Using quantitative tools that can </w:delText>
+        </w:r>
+        <w:r>
+          <w:rPr>
+            <w:rFonts w:ascii="Arial" w:hAnsi="Arial" w:cs="Arial"/>
+          </w:rPr>
+          <w:delText>detect all of the information that may be important for social recognition</w:delText>
+        </w:r>
+        <w:r>
+          <w:rPr>
+            <w:rFonts w:ascii="Arial" w:hAnsi="Arial" w:cs="Arial"/>
+          </w:rPr>
+          <w:delText xml:space="preserve"> becomes especially </w:delText>
+        </w:r>
+        <w:r>
+          <w:rPr>
+            <w:rFonts w:ascii="Arial" w:hAnsi="Arial" w:cs="Arial"/>
+          </w:rPr>
+          <w:delText>necessary</w:delText>
+        </w:r>
+        <w:r>
+          <w:rPr>
+            <w:rFonts w:ascii="Arial" w:hAnsi="Arial" w:cs="Arial"/>
+          </w:rPr>
+          <w:delText xml:space="preserve"> </w:delText>
+        </w:r>
+        <w:commentRangeEnd w:id="282"/>
+        <w:r>
+          <w:rPr>
+            <w:rStyle w:val="CommentReference"/>
+          </w:rPr>
+          <w:commentReference w:id="282"/>
+        </w:r>
+      </w:del>
+      <w:moveFromRangeStart w:id="286" w:author="Smith Vidaurre, Grace" w:date="2025-05-22T13:40:00Z" w:name="move198813658"/>
+      <w:commentRangeStart w:id="287"/>
+      <w:commentRangeStart w:id="288"/>
+      <w:moveFrom w:id="289" w:author="Smith Vidaurre, Grace" w:date="2025-05-22T13:40:00Z" w16du:dateUtc="2025-05-22T17:40:00Z">
+        <w:del w:id="290" w:author="Smith Vidaurre, Grace" w:date="2025-05-22T14:34:00Z" w16du:dateUtc="2025-05-22T18:34:00Z">
+          <w:r>
+            <w:rPr>
+              <w:rFonts w:ascii="Arial" w:hAnsi="Arial" w:cs="Arial"/>
+            </w:rPr>
+            <w:delText xml:space="preserve">when </w:delText>
+          </w:r>
+          <w:r>
+            <w:rPr>
+              <w:rFonts w:ascii="Arial" w:hAnsi="Arial" w:cs="Arial"/>
+            </w:rPr>
+            <w:delText>animals</w:delText>
+          </w:r>
+          <w:r>
+            <w:rPr>
+              <w:rFonts w:ascii="Arial" w:hAnsi="Arial" w:cs="Arial"/>
+            </w:rPr>
+            <w:delText xml:space="preserve"> encode multiple types of information in the same discrete vocalization</w:delText>
+          </w:r>
+          <w:r>
+            <w:rPr>
+              <w:rFonts w:ascii="Arial" w:hAnsi="Arial" w:cs="Arial"/>
+            </w:rPr>
+            <w:delText>,</w:delText>
+          </w:r>
+          <w:r>
+            <w:rPr>
+              <w:rFonts w:ascii="Arial" w:hAnsi="Arial" w:cs="Arial"/>
+            </w:rPr>
+            <w:delText xml:space="preserve"> </w:delText>
+          </w:r>
+          <w:r>
+            <w:rPr>
+              <w:rFonts w:ascii="Arial" w:hAnsi="Arial" w:cs="Arial"/>
+            </w:rPr>
+            <w:delText xml:space="preserve">also known as </w:delText>
+          </w:r>
+          <w:commentRangeStart w:id="291"/>
+          <w:r>
+            <w:rPr>
+              <w:rFonts w:ascii="Arial" w:hAnsi="Arial" w:cs="Arial"/>
+            </w:rPr>
+            <w:delText>“</w:delText>
+          </w:r>
+          <w:r>
+            <w:rPr>
+              <w:rFonts w:ascii="Arial" w:hAnsi="Arial" w:cs="Arial"/>
+            </w:rPr>
+            <w:delText xml:space="preserve">hierarchical </w:delText>
+          </w:r>
+          <w:r>
+            <w:rPr>
+              <w:rFonts w:ascii="Arial" w:hAnsi="Arial" w:cs="Arial"/>
+            </w:rPr>
+            <w:delText>mapping”</w:delText>
+          </w:r>
+          <w:r>
+            <w:rPr>
+              <w:rFonts w:ascii="Arial" w:hAnsi="Arial" w:cs="Arial"/>
+            </w:rPr>
+            <w:delText xml:space="preserve"> </w:delText>
+          </w:r>
+          <w:r>
+            <w:rPr>
+              <w:rFonts w:ascii="Arial" w:hAnsi="Arial" w:cs="Arial"/>
+            </w:rPr>
+            <w:fldChar w:fldCharType="begin"/>
+          </w:r>
+          <w:r>
+            <w:rPr>
+              <w:rFonts w:ascii="Arial" w:hAnsi="Arial" w:cs="Arial"/>
+            </w:rPr>
+            <w:delInstrText xml:space="preserve"> ADDIN ZOTERO_ITEM CSL_CITATION {"citationID":"pSuBAH10","properties":{"formattedCitation":"(27)","plainCitation":"(27)","noteIndex":0},"citationItems":[{"id":584,"uris":["http://zotero.org/groups/5786507/items/5EL8H9XA"],"itemData":{"id":584,"type":"book","edition":"1","event-place":"Sunderland, MA, USA","publisher":"Sinauer Associates, Inc","publisher-place":"Sunderland, MA, USA","title":"Principles of animal communication","author":[{"family":"Bradbury","given":"Jack W."},{"family":"Vehrencamp","given":"S.L."}],"issued":{"date-parts":[["1998"]]}}}],"schema":"https://github.com/citation-style-language/schema/raw/master/csl-citation.json"} </w:delInstrText>
+          </w:r>
+          <w:r>
+            <w:rPr>
+              <w:rFonts w:ascii="Arial" w:hAnsi="Arial" w:cs="Arial"/>
+            </w:rPr>
+            <w:fldChar w:fldCharType="separate"/>
+          </w:r>
+          <w:r>
+            <w:rPr>
+              <w:rFonts w:ascii="Arial" w:hAnsi="Arial" w:cs="Arial"/>
+            </w:rPr>
+            <w:delText>(27)</w:delText>
+          </w:r>
+          <w:r>
+            <w:rPr>
+              <w:rFonts w:ascii="Arial" w:hAnsi="Arial" w:cs="Arial"/>
+            </w:rPr>
+            <w:fldChar w:fldCharType="end"/>
+          </w:r>
+          <w:commentRangeEnd w:id="291"/>
+          <w:r>
+            <w:rPr>
+              <w:rStyle w:val="CommentReference"/>
+            </w:rPr>
+            <w:commentReference w:id="291"/>
+          </w:r>
+          <w:r>
+            <w:rPr>
+              <w:rFonts w:ascii="Arial" w:hAnsi="Arial" w:cs="Arial"/>
+            </w:rPr>
+            <w:delText>. For instance,</w:delText>
+          </w:r>
+          <w:r>
+            <w:rPr>
+              <w:rFonts w:ascii="Arial" w:hAnsi="Arial" w:cs="Arial"/>
+            </w:rPr>
+            <w:delText xml:space="preserve"> </w:delText>
+          </w:r>
+          <w:r>
+            <w:rPr>
+              <w:rFonts w:ascii="Arial" w:hAnsi="Arial" w:cs="Arial"/>
+            </w:rPr>
+            <w:delText xml:space="preserve">killer whales </w:delText>
+          </w:r>
+          <w:r>
+            <w:rPr>
+              <w:rFonts w:ascii="Arial" w:hAnsi="Arial" w:cs="Arial"/>
+            </w:rPr>
+            <w:delText>(</w:delText>
+          </w:r>
+          <w:r>
+            <w:rPr>
+              <w:rFonts w:ascii="Arial" w:hAnsi="Arial" w:cs="Arial"/>
+              <w:i/>
+              <w:iCs/>
+            </w:rPr>
+            <w:delText>Orcinus orca</w:delText>
+          </w:r>
+          <w:r>
+            <w:rPr>
+              <w:rFonts w:ascii="Arial" w:hAnsi="Arial" w:cs="Arial"/>
+            </w:rPr>
+            <w:delText xml:space="preserve">) produce vocalizations </w:delText>
+          </w:r>
+          <w:r>
+            <w:rPr>
+              <w:rFonts w:ascii="Arial" w:hAnsi="Arial" w:cs="Arial"/>
+            </w:rPr>
+            <w:delText>that contain both group and individual identity information</w:delText>
+          </w:r>
+          <w:r>
+            <w:rPr>
+              <w:rFonts w:ascii="Arial" w:hAnsi="Arial" w:cs="Arial"/>
+            </w:rPr>
+            <w:delText xml:space="preserve"> </w:delText>
+          </w:r>
+          <w:r>
+            <w:rPr>
+              <w:rFonts w:ascii="Arial" w:hAnsi="Arial" w:cs="Arial"/>
+            </w:rPr>
+            <w:fldChar w:fldCharType="begin"/>
+          </w:r>
+          <w:r>
+            <w:rPr>
+              <w:rFonts w:ascii="Arial" w:hAnsi="Arial" w:cs="Arial"/>
+            </w:rPr>
+            <w:delInstrText xml:space="preserve"> ADDIN ZOTERO_ITEM CSL_CITATION {"citationID":"x7Fmgayb","properties":{"formattedCitation":"(28\\uc0\\u8211{}32)","plainCitation":"(28–32)","noteIndex":0},"citationItems":[{"id":593,"uris":["http://zotero.org/groups/5786507/items/XMES5DEE"],"itemData":{"id":593,"type":"article-journal","abstract":"A few species of mammals produce group-specific vocalisations that are passed on by learning, but the function of learned vocal variation remains poorly understood. Resident killer whales live in stable matrilineal groups with repertoires of seven to 17 stereotyped call types. Some types are shared among matrilines, but their structure typically shows matriline-specific differences. Our objective was to analyse calls of nine killer whale matrilines in British Columbia to test whether call similarity primarily reflects social or genetic relationships. Recordings were made in 1985–1995 in the presence of focal matrilines that were either alone or with groups with non-overlapping repertoires. We used neural network discrimination performance to measure the similarity of call types produced by different matrilines and determined matriline association rates from 757 encounters with one or more focal matrilines. Relatedness was measured by comparing variation at 11 microsatellite loci for the oldest female in each group. Call similarity was positively correlated with association rates for two of the three call types analysed. Similarity of the N4 call type was also correlated with matriarch relatedness. No relationship between relatedness and association frequency was detected. These results show that call structure reflects relatedness and social affiliation, but not because related groups spend more time together. Instead, call structure appears to play a role in kin recognition and shapes the association behaviour of killer whale groups. Our results therefore support the hypothesis that increasing social complexity plays a role in the evolution of learned vocalisations in some mammalian species.","container-title":"Naturwissenschaften","DOI":"10.1007/s00114-010-0657-z","ISSN":"1432-1904","issue":"5","journalAbbreviation":"Naturwissenschaften","language":"en","page":"513-518","source":"Springer Link","title":"The structure of stereotyped calls reflects kinship and social affiliation in resident killer whales (Orcinus orca)","volume":"97","author":[{"family":"Deecke","given":"Volker B."},{"family":"Barrett-Lennard","given":"Lance G."},{"family":"Spong","given":"Paul"},{"family":"Ford","given":"John K. B."}],"issued":{"date-parts":[["2010",5,1]]}}},{"id":585,"uris":["http://zotero.org/groups/5786507/items/7VG6SI5P"],"itemData":{"id":585,"type":"article-journal","abstract":"Underwater vocalizations were recorded during repeated encounters with 16 pods, or stable kin groups, of resident killer whales (Orcinus orca) off the coast of British Columbia. Pods were identified from unique natural markings on individuals. Vocal exchanges within pods were dominated by repetitious, discrete calls. Pods each produced 7–17 (mean 10.7) types of discrete calls. Individuals appear to acquire their pod's call repertoire by learning, and repertoires can persist with little change for over 25 years. Call repertoires differed significantly among pods in the resident population. The 16 pods formed four distinct acoustic associations, or clans, each having a unique repertoire of discrete calls, or vocal tradition. Pods within a clan shared several call types, but no sharing took place among clans. Shared calls often contained structural variations specific to each pod or group of pods in the clan. These variants and other differences in acoustic behaviour formed a system of related pod-specific dialects within the vocal tradition of each clan. Pods from different clans often travelled together, but observed patterns of social associations were often independent of acoustic relationships. It is proposed that each clan comprises related pods that have descended from a common ancestral group. New pods formed from this ancestral group through growth and matrilineal division of the lineage. The formation of new pods was accompanied by divergence of the call repertoire of the founding group. Such divergence resulted from the accumulation of errors in call learning across generations, call innovation, and call extinction. Pod-specific repertoires probably serve to enhance the efficiency of vocal communication within the group and act as behavioural indicators of pod affiliation. The striking differences among the vocal traditions of different clans suggest that each is an independent matriline.","container-title":"Canadian Journal of Zoology","DOI":"10.1139/z91-206","ISSN":"0008-4301","issue":"6","journalAbbreviation":"Can. J. Zool.","note":"publisher: NRC Research Press","page":"1454-1483","source":"cdnsciencepub.com (Atypon)","title":"Vocal traditions among resident killer whales (Orcinus orca) in coastal waters of British Columbia","volume":"69","author":[{"family":"Ford","given":"John K. B."}],"issued":{"date-parts":[["1991",6]]}}},{"id":591,"uris":["http://zotero.org/groups/5786507/items/64YUWDQH"],"itemData":{"id":591,"type":"article-journal","abstract":"Northern resident killer whales (Orcinus orca) live in highly stable groups and use group-specific vocal signals, but individual variation in calls has not been described previously. A towed beam-forming array was used to ascribe stereotyped pulsed calls with two independently modulated frequency contours to visually identified individual killer whales in Johnstone Strait, British Columbia. Overall, call similarity determined using neural networks differed significantly between different affiliation levels for both frequency components of all the call types analysed. This method distinguished calls from individuals within the same matriline better than different calls produced by a single individual and better than by chance. The calls of individuals from different matrilines were more distinctive than those within the same matriline, confirming previous studies based on group recordings. These results show that frequency contours of stereotyped calls differ among the individuals that are constantly associated with each other and use group-specific vocalizations, though across-group differences were substantially more pronounced.","container-title":"Biology Letters","DOI":"10.1098/rsbl.2006.0517","issue":"4","note":"publisher: Royal Society","page":"481-484","source":"royalsocietypublishing.org (Atypon)","title":"The influence of social affiliation on individual vocal signatures of northern resident killer whales (Orcinus orca)","volume":"2","author":[{"family":"Nousek","given":"Anna E"},{"family":"Slater","given":"Peter J.B"},{"family":"Wang","given":"Chao"},{"family":"Miller","given":"Patrick J.O"}],"issued":{"date-parts":[["2006",8,8]]}}},{"id":587,"uris":["http://zotero.org/groups/5786507/items/TYFK5VVW"],"itemData":{"id":587,"type":"article-journal","abstract":"Underwater vocalizations of 9 photoidentified pods of killer whales (Orcinus orca) were recorded in northern Norway from 1986 to 1992. In total, 34 call types and 20 subtypes were identified from the recordings. The pods had repertoire sizes ranging from 3 to 16 call types (average 9.0 call types). Pod-specific calls were found in 6 of the 9 pods. All pods had a unique repertoire combination. This study thus supports the hypothesis that vocal traditions are characteristic of killer whales. Some calls were combined, forming a total of 21 different syntactically organized compound calls. The function of this was not known, but it was suggested that adding size and flexibility to a small and rigid vocal repertoire may be advantageous.","container-title":"Canadian Journal of Zoology","DOI":"10.1139/z95-124","ISSN":"0008-4301","issue":"6","journalAbbreviation":"Can. J. Zool.","note":"publisher: NRC Research Press","page":"1037-1047","source":"cdnsciencepub.com (Atypon)","title":"Pod-specific call repertoires and compound calls of killer whales, Orcinus orca Linnaeus, 1758, in the waters of northern Norway","volume":"73","author":[{"family":"Strager","given":"Hanne"}],"issued":{"date-parts":[["1995",6]]}}},{"id":589,"uris":["http://zotero.org/groups/5786507/items/S93CZS4J"],"itemData":{"id":589,"type":"article-journal","abstract":"Cultural lineages are based on learned social traditions that are stable for several generations. When cultural lineages also reflect common ancestry and/or are shared by individuals that live together they are called clans. The existence of clans among killer whales has been previously proposed but has not been confirmed. Here, we show that clans exist among resident type killer whales, Orcinus orca, in southern Alaska. Resident killer whales live in stable matrilines from which emigration of either sex has not been observed. Matrilines that associate regularly (≥50% observation time) are called pods. Pods are believed to consist of closely related matrilines and share a unique repertoire of discrete call types. Pods that share parts of their repertoire form what Ford (1991, Canadian Journal of Zoology,69, 1454–1483) called an acoustic clan. Here, we identified discrete call types of seven pods from southern Alaska, using a method based on human discrimination of distinct aural and visual (spectrogram) differences. Mitochondrial DNA of members of each pod was also analysed. The repertoires of the seven pods were compared and two acoustically distinct groups of pods were identified. Each group was monomorphic for a different mitochondrial D-loop haplotype. Nevertheless, pods from different clans associated frequently. It thus appears that the acoustic similarities within groups, which we presume to be cultural, reflect common ancestry, and that these groups therefore meet the above definition of clans. We also argue that a combination of cultural drift and selection are the main mechanisms for the maintenance of clans. Copyright 2002 The Association for the Study of Animal Behaviour. Published by Elsevier Science Ltd. All rights reserved.","container-title":"Animal Behaviour","DOI":"10.1006/anbe.2002.3012","ISSN":"0003-3472","issue":"6","journalAbbreviation":"Animal Behaviour","page":"1103-1119","source":"ScienceDirect","title":"Cultural transmission within maternal lineages: vocal clans in resident killer whales in southern Alaska","title-short":"Cultural transmission within maternal lineages","volume":"63","author":[{"family":"Yurk","given":"H"},{"family":"Barrett-Lennard","given":"L"},{"family":"Ford","given":"J. K. B"},{"family":"Matkin","given":"C. O"}],"issued":{"date-parts":[["2002",6,1]]}}}],"schema":"https://github.com/citation-style-language/schema/raw/master/csl-citation.json"} </w:delInstrText>
+          </w:r>
+          <w:r>
+            <w:rPr>
+              <w:rFonts w:ascii="Arial" w:hAnsi="Arial" w:cs="Arial"/>
+            </w:rPr>
+            <w:fldChar w:fldCharType="separate"/>
+          </w:r>
+          <w:r>
+            <w:rPr>
+              <w:rFonts w:ascii="Arial" w:hAnsi="Arial" w:cs="Arial"/>
+              <w:kern w:val="0"/>
+            </w:rPr>
+            <w:delText>(28–32)</w:delText>
+          </w:r>
+          <w:r>
+            <w:rPr>
+              <w:rFonts w:ascii="Arial" w:hAnsi="Arial" w:cs="Arial"/>
+            </w:rPr>
+            <w:fldChar w:fldCharType="end"/>
+          </w:r>
+          <w:r>
+            <w:rPr>
+              <w:rFonts w:ascii="Arial" w:hAnsi="Arial" w:cs="Arial"/>
+            </w:rPr>
+            <w:delText>. M</w:delText>
+          </w:r>
+          <w:r>
+            <w:rPr>
+              <w:rFonts w:ascii="Arial" w:hAnsi="Arial" w:cs="Arial"/>
+            </w:rPr>
+            <w:delText>onk parakeets (</w:delText>
+          </w:r>
+          <w:r>
+            <w:rPr>
+              <w:rFonts w:ascii="Arial" w:hAnsi="Arial" w:cs="Arial"/>
+              <w:i/>
+              <w:iCs/>
+            </w:rPr>
+            <w:delText>Myiopsitta monachus</w:delText>
+          </w:r>
+          <w:r>
+            <w:rPr>
+              <w:rFonts w:ascii="Arial" w:hAnsi="Arial" w:cs="Arial"/>
+            </w:rPr>
+            <w:delText>)</w:delText>
+          </w:r>
+          <w:r>
+            <w:rPr>
+              <w:rFonts w:ascii="Arial" w:hAnsi="Arial" w:cs="Arial"/>
+            </w:rPr>
+            <w:delText xml:space="preserve"> </w:delText>
+          </w:r>
+          <w:r>
+            <w:rPr>
+              <w:rFonts w:ascii="Arial" w:hAnsi="Arial" w:cs="Arial"/>
+            </w:rPr>
+            <w:delText>in</w:delText>
+          </w:r>
+          <w:r>
+            <w:rPr>
+              <w:rFonts w:ascii="Arial" w:hAnsi="Arial" w:cs="Arial"/>
+            </w:rPr>
+            <w:delText xml:space="preserve"> their native and introduced ranges </w:delText>
+          </w:r>
+          <w:r>
+            <w:rPr>
+              <w:rFonts w:ascii="Arial" w:hAnsi="Arial" w:cs="Arial"/>
+            </w:rPr>
+            <w:delText>produce</w:delText>
+          </w:r>
+          <w:r>
+            <w:rPr>
+              <w:rFonts w:ascii="Arial" w:hAnsi="Arial" w:cs="Arial"/>
+            </w:rPr>
+            <w:delText xml:space="preserve"> </w:delText>
+          </w:r>
+          <w:r>
+            <w:rPr>
+              <w:rFonts w:ascii="Arial" w:hAnsi="Arial" w:cs="Arial"/>
+            </w:rPr>
+            <w:delText>social calls</w:delText>
+          </w:r>
+          <w:r>
+            <w:rPr>
+              <w:rFonts w:ascii="Arial" w:hAnsi="Arial" w:cs="Arial"/>
+            </w:rPr>
+            <w:delText xml:space="preserve"> </w:delText>
+          </w:r>
+          <w:r>
+            <w:rPr>
+              <w:rFonts w:ascii="Arial" w:hAnsi="Arial" w:cs="Arial"/>
+            </w:rPr>
+            <w:delText xml:space="preserve">that are individually distinctive but still display statistically significant </w:delText>
+          </w:r>
+          <w:r>
+            <w:rPr>
+              <w:rFonts w:ascii="Arial" w:hAnsi="Arial" w:cs="Arial"/>
+            </w:rPr>
+            <w:delText>similarity within nesting sites</w:delText>
+          </w:r>
+          <w:r>
+            <w:rPr>
+              <w:rFonts w:ascii="Arial" w:hAnsi="Arial" w:cs="Arial"/>
+            </w:rPr>
+            <w:delText xml:space="preserve"> </w:delText>
+          </w:r>
+          <w:r>
+            <w:rPr>
+              <w:rFonts w:ascii="Arial" w:hAnsi="Arial" w:cs="Arial"/>
+            </w:rPr>
+            <w:fldChar w:fldCharType="begin"/>
+          </w:r>
+          <w:r>
+            <w:rPr>
+              <w:rFonts w:ascii="Arial" w:hAnsi="Arial" w:cs="Arial"/>
+            </w:rPr>
+            <w:delInstrText xml:space="preserve"> ADDIN ZOTERO_ITEM CSL_CITATION {"citationID":"sOTi377T","properties":{"formattedCitation":"(15,16)","plainCitation":"(15,16)","noteIndex":0},"citationItems":[{"id":536,"uris":["http://zotero.org/groups/5786507/items/ZNXJZAJT"],"itemData":{"id":536,"type":"article-journal","abstract":"Despite longstanding interest in the evolutionary origins and maintenance of vocal learning, we know relatively little about how social dynamics influence vocal learning processes in natural populations. The “signaling group membership” hypothesis proposes that socially learned calls evolved and are maintained as signals of group membership. However, in fission–fusion societies, individuals can interact in social groups across various social scales. For learned calls to signal group membership over multiple social scales, they must contain information about group membership over each of these scales, a concept termed “hierarchical mapping.” Monk parakeets (Myiopsitta monachus), small parrots native to South America, exhibit vocal mimicry in captivity and fission–fusion social dynamics in the wild. We examined patterns of contact call acoustic similarity in Uruguay to test the hierarchical mapping assumption of the signaling group membership hypothesis. We also asked whether geographic variation patterns matched regional dialects or geographic clines that have been documented in other vocal learning species. We used visual inspection, spectrographic cross-correlation and random forests, a machine learning approach, to evaluate contact call similarity. We compared acoustic similarity across social scales and geographic distance using Mantel tests and spatial autocorrelation. We found high similarity within individuals, and low, albeit significant, similarity within groups at the pair, flock and site social scales. Patterns of acoustic similarity over geographic distance did not match mosaic or graded patterns expected in dialectal or clinal variation. Our findings suggest that monk parakeet social interactions rely more heavily upon individual recognition than group membership at higher social scales.","container-title":"Behavioral Ecology","DOI":"10.1093/beheco/arz202","ISSN":"1045-2249","issue":"2","journalAbbreviation":"Behavioral Ecology","page":"448-458","source":"Silverchair","title":"Individual signatures outweigh social group identity in contact calls of a communally nesting parrot","volume":"31","author":[{"family":"Smith-Vidaurre","given":"Grace"},{"family":"Araya-Salas","given":"Marcelo"},{"family":"Wright","given":"Timothy F"}],"issued":{"date-parts":[["2020",3,20]]}}},{"id":542,"uris":["http://zotero.org/groups/5786507/items/E7IVATDZ"],"itemData":{"id":542,"type":"article-journal","abstract":"Animals can actively encode different types of identity information in learned communication signals, such as group membership or individual identity. The social environments in which animals interact may favor different types of information, but whether identity information conveyed in learned signals is robust or responsive to social disruption over short evolutionary timescales is not well understood. We inferred the type of identity information that was most salient in vocal signals by combining computational tools, including supervised machine learning, with a conceptual framework of “hierarchical mapping”, or patterns of relative acoustic convergence across social scales. We used populations of a vocal learning species as a natural experiment to test whether the type of identity information emphasized in learned vocalizations changed in populations that experienced the social disruption of introduction into new parts of the world. We compared the social scales with the most salient identity information among native and introduced range monk parakeet (Myiopsitta monachus) calls recorded in Uruguay and the United States, respectively. We also evaluated whether the identity information emphasized in introduced range calls changed over time. To place our findings in an evolutionary context, we compared our results with another parrot species that exhibits well-established and distinctive regional vocal dialects that are consistent with signaling group identity. We found that both native and introduced range monk parakeet calls displayed the strongest convergence at the individual scale and minimal convergence within sites. We did not identify changes in the strength of acoustic convergence within sites over time in the introduced range calls. These results indicate that the individual identity information in learned vocalizations did not change over short evolutionary timescales in populations that experienced the social disruption of introduction. Our findings point to exciting new research directions about the robustness or responsiveness of communication systems over different evolutionary timescales.","container-title":"PLOS Computational Biology","DOI":"10.1371/journal.pcbi.1011231","ISSN":"1553-7358","issue":"7","journalAbbreviation":"PLOS Computational Biology","language":"en","note":"publisher: Public Library of Science","page":"e1011231","source":"PLoS Journals","title":"Individual identity information persists in learned calls of introduced parrot populations","volume":"19","author":[{"family":"Smith-Vidaurre","given":"Grace"},{"family":"Pérez-Marrufo","given":"Valeria"},{"family":"Hobson","given":"Elizabeth A."},{"family":"Salinas-Melgoza","given":"Alejandro"},{"family":"Wright","given":"Timothy F."}],"issued":{"date-parts":[["2023",7,27]]}}}],"schema":"https://github.com/citation-style-language/schema/raw/master/csl-citation.json"} </w:delInstrText>
+          </w:r>
+          <w:r>
+            <w:rPr>
+              <w:rFonts w:ascii="Arial" w:hAnsi="Arial" w:cs="Arial"/>
+            </w:rPr>
+            <w:fldChar w:fldCharType="separate"/>
+          </w:r>
+          <w:r>
+            <w:rPr>
+              <w:rFonts w:ascii="Arial" w:hAnsi="Arial" w:cs="Arial"/>
+            </w:rPr>
+            <w:delText>(15,16)</w:delText>
+          </w:r>
+          <w:r>
+            <w:rPr>
+              <w:rFonts w:ascii="Arial" w:hAnsi="Arial" w:cs="Arial"/>
+            </w:rPr>
+            <w:fldChar w:fldCharType="end"/>
+          </w:r>
+          <w:r>
+            <w:rPr>
+              <w:rFonts w:ascii="Arial" w:hAnsi="Arial" w:cs="Arial"/>
+            </w:rPr>
+            <w:delText xml:space="preserve"> and even regional populations </w:delText>
+          </w:r>
+          <w:r>
+            <w:rPr>
+              <w:rFonts w:ascii="Arial" w:hAnsi="Arial" w:cs="Arial"/>
+            </w:rPr>
+            <w:fldChar w:fldCharType="begin"/>
+          </w:r>
+          <w:r>
+            <w:rPr>
+              <w:rFonts w:ascii="Arial" w:hAnsi="Arial" w:cs="Arial"/>
+            </w:rPr>
+            <w:delInstrText xml:space="preserve"> ADDIN ZOTERO_ITEM CSL_CITATION {"citationID":"eXbjAbkv","properties":{"formattedCitation":"(18,33)","plainCitation":"(18,33)","noteIndex":0},"citationItems":[{"id":595,"uris":["http://zotero.org/groups/5786507/items/WW5ZK4KD"],"itemData":{"id":595,"type":"article-journal","abstract":"Introduced feral populations offer a unique opportunity to study the effects of social interaction and founder effects on the development of geographic variation in learned vocalizations. Introduced populations of Monk Parakeets (Myiopsitta monachus) have been growing in number since the 1970s, with a mixture of isolated and potentially interacting populations. We surveyed diversity in contact calls of Monk Parakeet populations in Connecticut, Texas, Florida, and Louisiana. Contact call structure differed significantly among the isolated populations in each state. Contact call structure also differed significantly among potentially interacting nest colonies in coastal Connecticut, and these differences did not follow a geographic gradient. Limited dispersal distances, founder effects, and social learning preferences may play a role in call structure differences.","container-title":"The Condor","DOI":"10.1093/condor/109.2.389","ISSN":"1938-5129","issue":"2","journalAbbreviation":"The Condor","page":"389-398","source":"Silverchair","title":"Geographic Variation in Contact Calls of Feral North American Populations of the Monk Parakeet","volume":"109","author":[{"family":"Buhrman-Deever","given":"Susannah C."},{"family":"Rappaport","given":"Amy R."},{"family":"Bradbury","given":"Jack W."}],"issued":{"date-parts":[["2007",5,1]]}}},{"id":457,"uris":["http://zotero.org/users/6722993/items/YUE44IAR"],"itemData":{"id":457,"type":"article-journal","abstract":"In humans, identity is partly encoded in a voice-print that is carried across multiple vocalizations. Other species also signal vocal identity in calls, such as shown in the contact call of parrots. However, it remains unclear to what extent other call types in parrots are individually distinct, and whether there is an analogous voice-print across calls. Here we test if an individual signature is present in other call types, how stable this signature is, and if parrots exhibit voice-prints across call types. We recorded 5599 vocalizations from 229 individually marked monk parakeets (\n              Myiopsitta monachus\n              ) over a 2-year period in Barcelona, Spain. We examined five distinct call types, finding evidence for an individual signature in three. We further show that in the contact call, while birds are individually distinct, the calls are more variable than previously assumed, changing over short time scales (seconds to minutes). Finally, we provide evidence for voice-prints across multiple call types, with a discriminant function being able to predict caller identity across call types. This suggests that monk parakeets may be able to use vocal cues to recognize conspecifics, even across vocalization types and without necessarily needing active vocal signatures of identity.","container-title":"Royal Society Open Science","DOI":"10.1098/rsos.230835","ISSN":"2054-5703","issue":"10","journalAbbreviation":"R. Soc. open sci.","language":"en","page":"230835","source":"DOI.org (Crossref)","title":"Evidence for vocal signatures and voice-prints in a wild parrot","volume":"10","author":[{"family":"Smeele","given":"Simeon Q."},{"family":"Senar","given":"Juan Carlos"},{"family":"Aplin","given":"Lucy M."},{"family":"McElreath","given":"Mary Brooke"}],"issued":{"date-parts":[["2023",10]]}}}],"schema":"https://github.com/citation-style-language/schema/raw/master/csl-citation.json"} </w:delInstrText>
+          </w:r>
+          <w:r>
+            <w:rPr>
+              <w:rFonts w:ascii="Arial" w:hAnsi="Arial" w:cs="Arial"/>
+            </w:rPr>
+            <w:fldChar w:fldCharType="separate"/>
+          </w:r>
+          <w:r>
+            <w:rPr>
+              <w:rFonts w:ascii="Arial" w:hAnsi="Arial" w:cs="Arial"/>
+            </w:rPr>
+            <w:delText>(18,33)</w:delText>
+          </w:r>
+          <w:r>
+            <w:rPr>
+              <w:rFonts w:ascii="Arial" w:hAnsi="Arial" w:cs="Arial"/>
+            </w:rPr>
+            <w:fldChar w:fldCharType="end"/>
+          </w:r>
+          <w:r>
+            <w:rPr>
+              <w:rFonts w:ascii="Arial" w:hAnsi="Arial" w:cs="Arial"/>
+            </w:rPr>
+            <w:delText>.</w:delText>
+          </w:r>
+          <w:r>
+            <w:rPr>
+              <w:rFonts w:ascii="Arial" w:hAnsi="Arial" w:cs="Arial"/>
+            </w:rPr>
+            <w:delText xml:space="preserve"> </w:delText>
+          </w:r>
+          <w:r>
+            <w:rPr>
+              <w:rFonts w:ascii="Arial" w:hAnsi="Arial" w:cs="Arial"/>
+            </w:rPr>
+            <w:delText>Therefore it is important to know how well current bioacoustics tools can detect multiple types of information embedded in a single vocalization</w:delText>
+          </w:r>
+          <w:r>
+            <w:rPr>
+              <w:rFonts w:ascii="Arial" w:hAnsi="Arial" w:cs="Arial"/>
+            </w:rPr>
+            <w:delText xml:space="preserve">. </w:delText>
+          </w:r>
+          <w:commentRangeEnd w:id="287"/>
+          <w:r>
+            <w:rPr>
+              <w:rStyle w:val="CommentReference"/>
+            </w:rPr>
+            <w:commentReference w:id="287"/>
+          </w:r>
+          <w:commentRangeEnd w:id="288"/>
+          <w:r>
+            <w:rPr>
+              <w:rStyle w:val="CommentReference"/>
+            </w:rPr>
+            <w:commentReference w:id="288"/>
+          </w:r>
+        </w:del>
+      </w:moveFrom>
+      <w:moveFromRangeEnd w:id="286"/>
+    </w:p>
+    <w:p>
+      <w:pPr>
+        <w:spacing w:line="480" w:lineRule="auto"/>
+        <w:rPr>
+          <w:del w:id="292" w:author="Smith Vidaurre, Grace" w:date="2025-05-22T14:44:00Z" w16du:dateUtc="2025-05-22T18:44:00Z"/>
+          <w:rFonts w:ascii="Arial" w:hAnsi="Arial" w:cs="Arial"/>
+        </w:rPr>
+        <w:pPrChange w:id="293" w:author="Smith Vidaurre, Grace" w:date="2025-05-22T13:40:00Z" w16du:dateUtc="2025-05-22T17:40:00Z">
+          <w:pPr>
+            <w:spacing w:line="480" w:lineRule="auto"/>
+            <w:ind w:firstLine="720"/>
+          </w:pPr>
+        </w:pPrChange>
+      </w:pPr>
+      <w:del w:id="294" w:author="Smith Vidaurre, Grace" w:date="2025-05-22T14:35:00Z" w16du:dateUtc="2025-05-22T18:35:00Z">
+        <w:r>
+          <w:rPr>
+            <w:rFonts w:ascii="Arial" w:hAnsi="Arial" w:cs="Arial"/>
+          </w:rPr>
+          <w:delText>Synthetic vocalizations</w:delText>
+        </w:r>
+        <w:r>
+          <w:rPr>
+            <w:rFonts w:ascii="Arial" w:hAnsi="Arial" w:cs="Arial"/>
+          </w:rPr>
+          <w:delText xml:space="preserve"> and datasets</w:delText>
+        </w:r>
+        <w:r>
+          <w:rPr>
+            <w:rFonts w:ascii="Arial" w:hAnsi="Arial" w:cs="Arial"/>
+          </w:rPr>
+          <w:delText xml:space="preserve"> can be</w:delText>
+        </w:r>
+        <w:r>
+          <w:rPr>
+            <w:rFonts w:ascii="Arial" w:hAnsi="Arial" w:cs="Arial"/>
+          </w:rPr>
+          <w:delText xml:space="preserve"> </w:delText>
+        </w:r>
+        <w:r>
+          <w:rPr>
+            <w:rFonts w:ascii="Arial" w:hAnsi="Arial" w:cs="Arial"/>
+          </w:rPr>
+          <w:delText xml:space="preserve">a powerful tool to test how well bioacoustics </w:delText>
+        </w:r>
+        <w:r>
+          <w:rPr>
+            <w:rFonts w:ascii="Arial" w:hAnsi="Arial" w:cs="Arial"/>
+          </w:rPr>
+          <w:delText>methods</w:delText>
+        </w:r>
+        <w:r>
+          <w:rPr>
+            <w:rFonts w:ascii="Arial" w:hAnsi="Arial" w:cs="Arial"/>
+          </w:rPr>
+          <w:delText xml:space="preserve"> detect complex vocal information encoding, particularly when we can generate synthetic vocal identity signals with known complexity of information encoding.</w:delText>
+        </w:r>
+        <w:r>
+          <w:rPr>
+            <w:rFonts w:ascii="Arial" w:hAnsi="Arial" w:cs="Arial"/>
+          </w:rPr>
+          <w:delText xml:space="preserve"> </w:delText>
+        </w:r>
+      </w:del>
+      <w:del w:id="295" w:author="Smith Vidaurre, Grace" w:date="2025-05-22T14:44:00Z" w16du:dateUtc="2025-05-22T18:44:00Z">
+        <w:r>
+          <w:rPr>
+            <w:rFonts w:ascii="Arial" w:hAnsi="Arial" w:cs="Arial"/>
+          </w:rPr>
+          <w:delText>Here, we endeavored to create datasets of synthetic vocalizations with known information encoded at multiple social levels to (</w:delText>
+        </w:r>
+        <w:commentRangeStart w:id="296"/>
+        <w:r>
+          <w:rPr>
+            <w:rFonts w:ascii="Arial" w:hAnsi="Arial" w:cs="Arial"/>
+          </w:rPr>
+          <w:delText xml:space="preserve">1) develop a pipeline of synthetic signal creation that allows for the manipulation of various social and information encoding conditions and (2) </w:delText>
+        </w:r>
+        <w:r>
+          <w:rPr>
+            <w:rFonts w:ascii="Arial" w:hAnsi="Arial" w:cs="Arial"/>
+          </w:rPr>
+          <w:delText>assess</w:delText>
+        </w:r>
+        <w:r>
+          <w:rPr>
+            <w:rFonts w:ascii="Arial" w:hAnsi="Arial" w:cs="Arial"/>
+          </w:rPr>
+          <w:delText xml:space="preserve"> the accuracy of two traditional bioacoustics pipelines </w:delText>
+        </w:r>
+        <w:r>
+          <w:rPr>
+            <w:rFonts w:ascii="Arial" w:hAnsi="Arial" w:cs="Arial"/>
+          </w:rPr>
+          <w:delText>for detecting information across different social levels</w:delText>
+        </w:r>
+        <w:commentRangeEnd w:id="296"/>
+        <w:r>
+          <w:rPr>
+            <w:rStyle w:val="CommentReference"/>
+          </w:rPr>
+          <w:commentReference w:id="296"/>
+        </w:r>
+        <w:r>
+          <w:rPr>
+            <w:rFonts w:ascii="Arial" w:hAnsi="Arial" w:cs="Arial"/>
+          </w:rPr>
+          <w:delText>.</w:delText>
+        </w:r>
+      </w:del>
+      <w:del w:id="297" w:author="Smith Vidaurre, Grace" w:date="2025-05-22T14:37:00Z" w16du:dateUtc="2025-05-22T18:37:00Z">
+        <w:r>
+          <w:rPr>
+            <w:rFonts w:ascii="Arial" w:hAnsi="Arial" w:cs="Arial"/>
+          </w:rPr>
+          <w:delText xml:space="preserve"> W</w:delText>
+        </w:r>
+        <w:r>
+          <w:rPr>
+            <w:rFonts w:ascii="Arial" w:hAnsi="Arial" w:cs="Arial"/>
+          </w:rPr>
+          <w:delText xml:space="preserve">e generated synthetic vocalizations with group and individual identity information encoded in </w:delText>
+        </w:r>
+        <w:commentRangeStart w:id="298"/>
+        <w:r>
+          <w:rPr>
+            <w:rFonts w:ascii="Arial" w:hAnsi="Arial" w:cs="Arial"/>
+          </w:rPr>
+          <w:delText>frequency modulation patterns, or changes in frequency over time, which animals are expected to modify via learning</w:delText>
+        </w:r>
+        <w:commentRangeEnd w:id="298"/>
+        <w:r>
+          <w:rPr>
+            <w:rStyle w:val="CommentReference"/>
+          </w:rPr>
+          <w:commentReference w:id="298"/>
+        </w:r>
+        <w:r>
+          <w:rPr>
+            <w:rFonts w:ascii="Arial" w:hAnsi="Arial" w:cs="Arial"/>
+          </w:rPr>
+          <w:delText xml:space="preserve">. </w:delText>
+        </w:r>
+        <w:r>
+          <w:rPr>
+            <w:rFonts w:ascii="Arial" w:hAnsi="Arial" w:cs="Arial"/>
+          </w:rPr>
+          <w:delText xml:space="preserve">Generating synthetic vocalizations with identity information encoded in </w:delText>
+        </w:r>
+        <w:commentRangeStart w:id="299"/>
+        <w:r>
+          <w:rPr>
+            <w:rFonts w:ascii="Arial" w:hAnsi="Arial" w:cs="Arial"/>
+          </w:rPr>
+          <w:delText xml:space="preserve">frequency modulation patterns is supported by conceptual frameworks on learned vocal production </w:delText>
+        </w:r>
+        <w:r>
+          <w:rPr>
+            <w:rFonts w:ascii="Arial" w:hAnsi="Arial" w:cs="Arial"/>
+          </w:rPr>
+          <w:fldChar w:fldCharType="begin"/>
+        </w:r>
+        <w:r>
+          <w:rPr>
+            <w:rFonts w:ascii="Arial" w:hAnsi="Arial" w:cs="Arial"/>
+          </w:rPr>
+          <w:delInstrText xml:space="preserve"> ADDIN ZOTERO_ITEM CSL_CITATION {"citationID":"xZ9oUzeS","properties":{"formattedCitation":"(34)","plainCitation":"(34)","noteIndex":0},"citationItems":[{"id":512,"uris":["http://zotero.org/groups/5786507/items/U3SX9JPF"],"itemData":{"id":512,"type":"article-journal","abstract":"While vocal learning has been studied extensively in birds and mammals, little effort has been made to define what exactly constitutes vocal learning and to classify the forms that it may take. We present such a theoretical framework for the study of social learning in vocal communication. We define different forms of social learning that affect communication and discuss the required methodology to show each one. We distinguish between contextual and production learning in animal communication. Contextual learning affects the behavioural context or serial position of a signal. It can affect both usage and comprehension. Production learning refers to instances where the signals themselves are modified in form as a result of experience with those of other individuals. Vocal learning is defined as production learning in the vocal domain. It can affect one or more of three systems: the respiratory, phonatory and filter systems. Each involves a different level of control over the sound production apparatus. We hypothesize that contextual learning and respiratory production learning preceded the evolution of phonatory and filter production learning. Each form of learning potentially increases the complexity of a communication system. We also found that unexpected genetic or environmental factors can have considerable effects on vocal behaviour in birds and mammals and are often more likely to cause changes or differences in vocalizations than investigators may assume. Finally, we discuss how production learning is used in innovation and invention, and present important future research questions.","container-title":"Animal Behaviour","DOI":"10.1006/anbe.2000.1410","ISSN":"0003-3472","issue":"1","journalAbbreviation":"Animal Behaviour","page":"1-11","source":"ScienceDirect","title":"The different roles of social learning in vocal communication","volume":"60","author":[{"family":"Janik","given":"Vincent M."},{"family":"Slater","given":"Peter J. B."}],"issued":{"date-parts":[["2000",7,1]]}}}],"schema":"https://github.com/citation-style-language/schema/raw/master/csl-citation.json"} </w:delInstrText>
+        </w:r>
+        <w:r>
+          <w:rPr>
+            <w:rFonts w:ascii="Arial" w:hAnsi="Arial" w:cs="Arial"/>
+          </w:rPr>
+          <w:fldChar w:fldCharType="separate"/>
+        </w:r>
+        <w:r>
+          <w:rPr>
+            <w:rFonts w:ascii="Arial" w:hAnsi="Arial" w:cs="Arial"/>
+          </w:rPr>
+          <w:delText>(34)</w:delText>
+        </w:r>
+        <w:r>
+          <w:rPr>
+            <w:rFonts w:ascii="Arial" w:hAnsi="Arial" w:cs="Arial"/>
+          </w:rPr>
+          <w:fldChar w:fldCharType="end"/>
+        </w:r>
+        <w:r>
+          <w:rPr>
+            <w:rFonts w:ascii="Arial" w:hAnsi="Arial" w:cs="Arial"/>
+          </w:rPr>
+          <w:delText xml:space="preserve">, as well as empirical evidence consistent with information encoding in these patterns of frequency modulation that manifest as the overall “shape” of vocalizations that receivers may use for social recognition </w:delText>
+        </w:r>
+        <w:r>
+          <w:rPr>
+            <w:rFonts w:ascii="Arial" w:hAnsi="Arial" w:cs="Arial"/>
+          </w:rPr>
+          <w:fldChar w:fldCharType="begin"/>
+        </w:r>
+        <w:r>
+          <w:rPr>
+            <w:rFonts w:ascii="Arial" w:hAnsi="Arial" w:cs="Arial"/>
+          </w:rPr>
+          <w:delInstrText xml:space="preserve"> ADDIN ZOTERO_ITEM CSL_CITATION {"citationID":"7UUrcQ7x","properties":{"formattedCitation":"(4,14,17,35)","plainCitation":"(4,14,17,35)","noteIndex":0},"citationItems":[{"id":527,"uris":["http://zotero.org/groups/5786507/items/M5RQLYC2"],"itemData":{"id":527,"type":"article-journal","abstract":"Contact calls function to coordinate movements in a wide variety of social animals. Where population density is high, visibility is low and repeated interactions occur between known social companions, calls are often individually recognizable. Parrots are highly social and make substantial daily movements, which appear to be mediated through contact calling. However, there is little experimental evidence for how free-ranging parrots recognize social companions. We quantified intra- and interindividual variation of contact calls in a banded population of green-rumped parrotlets in Venezuela. Recordings of a sample of males were made on replicate days as they announced their return to incubating mates. Spectrographic structure of these contact calls showed significantly more variation between than within individuals, and calls could be correctly classified to individuals more often than was expected by chance. Males varied across multiple dimensions simultaneously, including duration, frequency and frequency modulation of contact calls. Playback experiments showed that free-ranging female parrotlets responded significantly more often to their mates’ calls than to calls of males of other nests. Mate recognition via contact calls may be selectively advantageous during incubation and brooding if this reduces the potential costs associated with confusing contact calls of mates with those of nonmates, including infanticidal conspecifics.","container-title":"Animal Behaviour","DOI":"10.1016/j.anbehav.2010.10.012","ISSN":"0003-3472","issue":"1","journalAbbreviation":"Animal Behaviour","page":"241-248","source":"ScienceDirect","title":"Contact calls are used for individual mate recognition in free-ranging green-rumped parrotlets, &lt;i&gt;Forpus passerinus&lt;/i&gt;","volume":"81","author":[{"family":"Berg","given":"Karl S."},{"family":"Delgado","given":"Soraya"},{"family":"Okawa","given":"Rae"},{"family":"Beissinger","given":"Steven R."},{"family":"Bradbury","given":"Jack W."}],"issued":{"date-parts":[["2011",1,1]]}}},{"id":569,"uris":["http://zotero.org/groups/5786507/items/JNKBUUG2"],"itemData":{"id":569,"type":"article-journal","container-title":"PNAS","issue":"21","page":"8293-8297","title":"Signature whistle shape conveys identity information to bottlenose dolphins","volume":"103","author":[{"family":"Janik","given":"Vincent M."},{"family":"Sayigh","given":"L.S."},{"family":"Wells","given":"R.S."}],"issued":{"date-parts":[["2006"]]}}},{"id":571,"uris":["http://zotero.org/groups/5786507/items/8JR8VHHB"],"itemData":{"id":571,"type":"article-journal","abstract":"Bottlenose dolphins (Tursiops truncatus) produce individually distinctive signature whistles that broadcast the identity of the caller. Unlike voice cues that affect all calls of an animal, signature whistles are distinct whistle types carrying identity information in their frequency modulation pattern. Signature whistle development is influenced by vocal production learning. Animals use a whistle from their environment as a model, but modify it, and thus invent a novel signal. Dolphins also copy signature whistles of others, effectively addressing the whistle owner. This copying occurs at low rates and the resulting copies are recognizable as such by parameter variations in the copy. Captive dolphins can learn to associate novel whistles with objects and use these whistles to report on the presence or absence of the object. If applied to signature whistles, this ability would make the signature whistle a rare example of a learned referential signal in animals. Here, we review the history of signature whistle research, covering definitions, acoustic features, information content, contextual use, developmental aspects, and species comparisons with mammals and birds. We show how these signals stand out amongst recognition calls in animals and how they contribute to our understanding of complexity in animal communication.","container-title":"Journal of Comparative Physiology A","DOI":"10.1007/s00359-013-0817-7","ISSN":"1432-1351","issue":"6","journalAbbreviation":"J Comp Physiol A","language":"en","page":"479-489","source":"Springer Link","title":"Communication in bottlenose dolphins: 50 years of signature whistle research","title-short":"Communication in bottlenose dolphins","volume":"199","author":[{"family":"Janik","given":"Vincent M."},{"family":"Sayigh","given":"Laela S."}],"issued":{"date-parts":[["2013",6,1]]}}},{"id":519,"uris":["http://zotero.org/groups/5786507/items/CYI2BRGH"],"itemData":{"id":519,"type":"article-journal","abstract":"This study describes a system of regional dialects in the contact call of a parrot, the yellow-naped amazon (Amazona auropalliata.) Spectrographic cross-correlation analyses of calls from multiple adults at 16 roosts in Costa Rica reveal two distinct patterns of geographic variation in call structure: first, variation in the basic structure of the call by which roosts can be classified into three distinct dialects, and second, fine-scale variation of call structure among roosts within a dialect. Some birds at roosts bordering two dialects use the calls of both neighbouring dialects interchangeably. These results suggest that there are two distinct processes governing the diffusion of call types among roosts, with dialect borders acting as barriers to the spread of foreign calls. Such a dialect system could be maintained through either reduced dispersal of birds across dialect boundaries or alternatively, by reduced diffusion of call types. These two possibilities have different implications for the genetic isolation of populations and thus for both speciation and learning. This pattern is broadly similar to those seen in some songbirds and may be maintained in a similar manner.","container-title":"Proceedings of the Royal Society of London. Series B: Biological Sciences","DOI":"10.1098/rspb.1996.0128","issue":"1372","note":"publisher: Royal Society","page":"867-872","source":"royalsocietypublishing.org (Atypon)","title":"Regional dialects in the contact call of a parrot","volume":"263","author":[{"family":"Wright","given":"Timothy F."}],"issued":{"date-parts":[["1996"]]}}}],"schema":"https://github.com/citation-style-language/schema/raw/master/csl-citation.json"} </w:delInstrText>
+        </w:r>
+        <w:r>
+          <w:rPr>
+            <w:rFonts w:ascii="Arial" w:hAnsi="Arial" w:cs="Arial"/>
+          </w:rPr>
+          <w:fldChar w:fldCharType="separate"/>
+        </w:r>
+        <w:r>
+          <w:rPr>
+            <w:rFonts w:ascii="Arial" w:hAnsi="Arial" w:cs="Arial"/>
+          </w:rPr>
+          <w:delText>(4,14,17,35)</w:delText>
+        </w:r>
+        <w:r>
+          <w:rPr>
+            <w:rFonts w:ascii="Arial" w:hAnsi="Arial" w:cs="Arial"/>
+          </w:rPr>
+          <w:fldChar w:fldCharType="end"/>
+        </w:r>
+        <w:commentRangeEnd w:id="299"/>
+        <w:r>
+          <w:rPr>
+            <w:rStyle w:val="CommentReference"/>
+          </w:rPr>
+          <w:commentReference w:id="299"/>
+        </w:r>
+        <w:r>
+          <w:rPr>
+            <w:rFonts w:ascii="Arial" w:hAnsi="Arial" w:cs="Arial"/>
+          </w:rPr>
+          <w:delText>.</w:delText>
+        </w:r>
+      </w:del>
+      <w:del w:id="300" w:author="Smith Vidaurre, Grace" w:date="2025-05-22T14:44:00Z" w16du:dateUtc="2025-05-22T18:44:00Z">
+        <w:r>
+          <w:rPr>
+            <w:rFonts w:ascii="Arial" w:hAnsi="Arial" w:cs="Arial"/>
+          </w:rPr>
+          <w:delText xml:space="preserve"> </w:delText>
+        </w:r>
+      </w:del>
+      <w:del w:id="301" w:author="Smith Vidaurre, Grace" w:date="2025-05-22T14:38:00Z" w16du:dateUtc="2025-05-22T18:38:00Z">
+        <w:r>
+          <w:rPr>
+            <w:rFonts w:ascii="Arial" w:hAnsi="Arial" w:cs="Arial"/>
+          </w:rPr>
+          <w:delText>We created character strings that represented frequency modulation patterns as letters</w:delText>
+        </w:r>
+        <w:r>
+          <w:rPr>
+            <w:rFonts w:ascii="Arial" w:hAnsi="Arial" w:cs="Arial"/>
+          </w:rPr>
+          <w:delText xml:space="preserve"> (Figure 1)</w:delText>
+        </w:r>
+        <w:r>
+          <w:rPr>
+            <w:rFonts w:ascii="Arial" w:hAnsi="Arial" w:cs="Arial"/>
+          </w:rPr>
+          <w:delText>, and used a musical notation</w:delText>
+        </w:r>
+        <w:r>
+          <w:rPr>
+            <w:rFonts w:ascii="Arial" w:hAnsi="Arial" w:cs="Arial"/>
+          </w:rPr>
+          <w:delText>, Parson</w:delText>
+        </w:r>
+      </w:del>
+      <w:del w:id="302" w:author="Smith Vidaurre, Grace" w:date="2025-05-22T13:30:00Z" w16du:dateUtc="2025-05-22T17:30:00Z">
+        <w:r>
+          <w:rPr>
+            <w:rFonts w:ascii="Arial" w:hAnsi="Arial" w:cs="Arial"/>
+          </w:rPr>
+          <w:delText>’</w:delText>
+        </w:r>
+      </w:del>
+      <w:del w:id="303" w:author="Smith Vidaurre, Grace" w:date="2025-05-22T14:38:00Z" w16du:dateUtc="2025-05-22T18:38:00Z">
+        <w:r>
+          <w:rPr>
+            <w:rFonts w:ascii="Arial" w:hAnsi="Arial" w:cs="Arial"/>
+          </w:rPr>
+          <w:delText>s code,</w:delText>
+        </w:r>
+        <w:r>
+          <w:rPr>
+            <w:rFonts w:ascii="Arial" w:hAnsi="Arial" w:cs="Arial"/>
+          </w:rPr>
+          <w:delText xml:space="preserve"> to convert strings to frequency values. </w:delText>
+        </w:r>
+        <w:commentRangeStart w:id="304"/>
+        <w:r>
+          <w:rPr>
+            <w:rFonts w:ascii="Arial" w:hAnsi="Arial" w:cs="Arial"/>
+          </w:rPr>
+          <w:delText xml:space="preserve">We made our code available in the new R package paRsynth </w:delText>
+        </w:r>
+        <w:commentRangeEnd w:id="304"/>
+        <w:r>
+          <w:rPr>
+            <w:rStyle w:val="CommentReference"/>
+          </w:rPr>
+          <w:commentReference w:id="304"/>
+        </w:r>
+        <w:r>
+          <w:rPr>
+            <w:rFonts w:ascii="Arial" w:hAnsi="Arial" w:cs="Arial"/>
+          </w:rPr>
+          <w:delText xml:space="preserve">and produced synthetic vocalizations with the soundgen R package. </w:delText>
+        </w:r>
+      </w:del>
     </w:p>
     <w:p>
       <w:pPr>
@@ -3337,8 +5991,8 @@
           <w:szCs w:val="22"/>
         </w:rPr>
       </w:pPr>
-      <w:commentRangeStart w:id="15"/>
-      <w:commentRangeStart w:id="16"/>
+      <w:commentRangeStart w:id="305"/>
+      <w:commentRangeStart w:id="306"/>
       <w:r>
         <w:rPr>
           <w:rFonts w:ascii="Arial" w:hAnsi="Arial" w:cs="Arial"/>
@@ -3347,22 +6001,21 @@
           <w:sz w:val="22"/>
           <w:szCs w:val="22"/>
         </w:rPr>
-        <w:lastRenderedPageBreak/>
         <w:t xml:space="preserve">Figure </w:t>
       </w:r>
-      <w:commentRangeEnd w:id="15"/>
+      <w:commentRangeEnd w:id="305"/>
       <w:r>
         <w:rPr>
           <w:rStyle w:val="CommentReference"/>
         </w:rPr>
-        <w:commentReference w:id="15"/>
-      </w:r>
-      <w:commentRangeEnd w:id="16"/>
+        <w:commentReference w:id="305"/>
+      </w:r>
+      <w:commentRangeEnd w:id="306"/>
       <w:r>
         <w:rPr>
           <w:rStyle w:val="CommentReference"/>
         </w:rPr>
-        <w:commentReference w:id="16"/>
+        <w:commentReference w:id="306"/>
       </w:r>
       <w:r>
         <w:rPr>
@@ -3380,25 +6033,117 @@
           <w:sz w:val="22"/>
           <w:szCs w:val="22"/>
         </w:rPr>
-        <w:t xml:space="preserve">Example character string created in </w:t>
-      </w:r>
-      <w:proofErr w:type="spellStart"/>
+        <w:t xml:space="preserve">Example character string </w:t>
+      </w:r>
+      <w:del w:id="307" w:author="Smith Vidaurre, Grace" w:date="2025-05-22T14:50:00Z" w16du:dateUtc="2025-05-22T18:50:00Z">
+        <w:r>
+          <w:rPr>
+            <w:rFonts w:ascii="Arial" w:hAnsi="Arial" w:cs="Arial"/>
+            <w:sz w:val="22"/>
+            <w:szCs w:val="22"/>
+          </w:rPr>
+          <w:delText>created in paRsynth’s generate strings code</w:delText>
+        </w:r>
+      </w:del>
+      <w:ins w:id="308" w:author="Smith Vidaurre, Grace" w:date="2025-05-22T14:50:00Z" w16du:dateUtc="2025-05-22T18:50:00Z">
+        <w:r>
+          <w:rPr>
+            <w:rFonts w:ascii="Arial" w:hAnsi="Arial" w:cs="Arial"/>
+            <w:sz w:val="22"/>
+            <w:szCs w:val="22"/>
+          </w:rPr>
+          <w:t>generated using our pipelin</w:t>
+        </w:r>
+      </w:ins>
+      <w:ins w:id="309" w:author="Smith Vidaurre, Grace" w:date="2025-05-22T14:51:00Z" w16du:dateUtc="2025-05-22T18:51:00Z">
+        <w:r>
+          <w:rPr>
+            <w:rFonts w:ascii="Arial" w:hAnsi="Arial" w:cs="Arial"/>
+            <w:sz w:val="22"/>
+            <w:szCs w:val="22"/>
+          </w:rPr>
+          <w:t>e</w:t>
+        </w:r>
+      </w:ins>
       <w:r>
         <w:rPr>
           <w:rFonts w:ascii="Arial" w:hAnsi="Arial" w:cs="Arial"/>
           <w:sz w:val="22"/>
           <w:szCs w:val="22"/>
         </w:rPr>
-        <w:t>paRsynth’s</w:t>
-      </w:r>
-      <w:proofErr w:type="spellEnd"/>
+        <w:t>. The string consists of (1) a global head</w:t>
+      </w:r>
+      <w:ins w:id="310" w:author="Smith Vidaurre, Grace" w:date="2025-05-22T14:51:00Z" w16du:dateUtc="2025-05-22T18:51:00Z">
+        <w:r>
+          <w:rPr>
+            <w:rFonts w:ascii="Arial" w:hAnsi="Arial" w:cs="Arial"/>
+            <w:sz w:val="22"/>
+            <w:szCs w:val="22"/>
+          </w:rPr>
+          <w:t xml:space="preserve"> shared across </w:t>
+        </w:r>
+      </w:ins>
+      <w:ins w:id="311" w:author="Smith Vidaurre, Grace" w:date="2025-05-22T14:52:00Z" w16du:dateUtc="2025-05-22T18:52:00Z">
+        <w:r>
+          <w:rPr>
+            <w:rFonts w:ascii="Arial" w:hAnsi="Arial" w:cs="Arial"/>
+            <w:sz w:val="22"/>
+            <w:szCs w:val="22"/>
+          </w:rPr>
+          <w:t>calls in the dataset</w:t>
+        </w:r>
+      </w:ins>
       <w:r>
         <w:rPr>
           <w:rFonts w:ascii="Arial" w:hAnsi="Arial" w:cs="Arial"/>
           <w:sz w:val="22"/>
           <w:szCs w:val="22"/>
         </w:rPr>
-        <w:t xml:space="preserve"> generate strings code. The string consists of (1) a global head, (2) group information, (3) individual information, (4) random variation, (5) group information, and (6) a global tail.</w:t>
+        <w:t xml:space="preserve">, (2) </w:t>
+      </w:r>
+      <w:ins w:id="312" w:author="Smith Vidaurre, Grace" w:date="2025-05-22T15:15:00Z" w16du:dateUtc="2025-05-22T19:15:00Z">
+        <w:r>
+          <w:rPr>
+            <w:rFonts w:ascii="Arial" w:hAnsi="Arial" w:cs="Arial"/>
+            <w:sz w:val="22"/>
+            <w:szCs w:val="22"/>
+          </w:rPr>
+          <w:t xml:space="preserve">first half of </w:t>
+        </w:r>
+      </w:ins>
+      <w:r>
+        <w:rPr>
+          <w:rFonts w:ascii="Arial" w:hAnsi="Arial" w:cs="Arial"/>
+          <w:sz w:val="22"/>
+          <w:szCs w:val="22"/>
+        </w:rPr>
+        <w:t>group information, (3) individual information, (4) random variation, (5) group information, and (6) a global tail</w:t>
+      </w:r>
+      <w:ins w:id="313" w:author="Smith Vidaurre, Grace" w:date="2025-05-22T14:52:00Z" w16du:dateUtc="2025-05-22T18:52:00Z">
+        <w:r>
+          <w:rPr>
+            <w:rFonts w:ascii="Arial" w:hAnsi="Arial" w:cs="Arial"/>
+            <w:sz w:val="22"/>
+            <w:szCs w:val="22"/>
+          </w:rPr>
+          <w:t xml:space="preserve"> </w:t>
+        </w:r>
+        <w:r>
+          <w:rPr>
+            <w:rFonts w:ascii="Arial" w:hAnsi="Arial" w:cs="Arial"/>
+            <w:sz w:val="22"/>
+            <w:szCs w:val="22"/>
+          </w:rPr>
+          <w:t>shared across calls in the dataset</w:t>
+        </w:r>
+      </w:ins>
+      <w:r>
+        <w:rPr>
+          <w:rFonts w:ascii="Arial" w:hAnsi="Arial" w:cs="Arial"/>
+          <w:sz w:val="22"/>
+          <w:szCs w:val="22"/>
+        </w:rPr>
+        <w:t>.</w:t>
       </w:r>
     </w:p>
     <w:p>
@@ -3406,6 +6151,7 @@
         <w:spacing w:line="480" w:lineRule="auto"/>
         <w:ind w:firstLine="720"/>
         <w:rPr>
+          <w:ins w:id="314" w:author="Smith Vidaurre, Grace" w:date="2025-05-22T14:44:00Z" w16du:dateUtc="2025-05-22T18:44:00Z"/>
           <w:rFonts w:ascii="Arial" w:hAnsi="Arial" w:cs="Arial"/>
         </w:rPr>
       </w:pPr>
@@ -3415,13 +6161,125 @@
         <w:spacing w:line="480" w:lineRule="auto"/>
         <w:ind w:firstLine="720"/>
         <w:rPr>
-          <w:rFonts w:ascii="Arial" w:hAnsi="Arial" w:cs="Arial"/>
-        </w:rPr>
-      </w:pPr>
-      <w:r>
-        <w:rPr>
-          <w:rFonts w:ascii="Arial" w:hAnsi="Arial" w:cs="Arial"/>
-        </w:rPr>
+          <w:ins w:id="315" w:author="Smith Vidaurre, Grace" w:date="2025-05-22T14:44:00Z" w16du:dateUtc="2025-05-22T18:44:00Z"/>
+          <w:rFonts w:ascii="Arial" w:hAnsi="Arial" w:cs="Arial"/>
+        </w:rPr>
+      </w:pPr>
+      <w:ins w:id="316" w:author="Smith Vidaurre, Grace" w:date="2025-05-22T14:44:00Z" w16du:dateUtc="2025-05-22T18:44:00Z">
+        <w:r>
+          <w:rPr>
+            <w:rFonts w:ascii="Arial" w:hAnsi="Arial" w:cs="Arial"/>
+          </w:rPr>
+          <w:t>To validate our pipeline, we</w:t>
+        </w:r>
+      </w:ins>
+    </w:p>
+    <w:p>
+      <w:pPr>
+        <w:spacing w:line="480" w:lineRule="auto"/>
+        <w:rPr>
+          <w:ins w:id="317" w:author="Smith Vidaurre, Grace" w:date="2025-05-22T14:44:00Z" w16du:dateUtc="2025-05-22T18:44:00Z"/>
+          <w:rFonts w:ascii="Arial" w:hAnsi="Arial" w:cs="Arial"/>
+        </w:rPr>
+      </w:pPr>
+      <w:ins w:id="318" w:author="Smith Vidaurre, Grace" w:date="2025-05-22T14:44:00Z" w16du:dateUtc="2025-05-22T18:44:00Z">
+        <w:r>
+          <w:rPr>
+            <w:rFonts w:ascii="Arial" w:hAnsi="Arial" w:cs="Arial"/>
+          </w:rPr>
+          <w:tab/>
+        </w:r>
+      </w:ins>
+    </w:p>
+    <w:p>
+      <w:pPr>
+        <w:spacing w:line="480" w:lineRule="auto"/>
+        <w:rPr>
+          <w:ins w:id="319" w:author="Smith Vidaurre, Grace" w:date="2025-05-22T14:44:00Z" w16du:dateUtc="2025-05-22T18:44:00Z"/>
+          <w:rFonts w:ascii="Arial" w:hAnsi="Arial" w:cs="Arial"/>
+        </w:rPr>
+      </w:pPr>
+      <w:ins w:id="320" w:author="Smith Vidaurre, Grace" w:date="2025-05-22T14:44:00Z" w16du:dateUtc="2025-05-22T18:44:00Z">
+        <w:r>
+          <w:rPr>
+            <w:rFonts w:ascii="Arial" w:hAnsi="Arial" w:cs="Arial"/>
+          </w:rPr>
+          <w:t>Here, we endeavored to create datasets of synthetic vocalizations with known information encoded at multiple social levels to (</w:t>
+        </w:r>
+        <w:commentRangeStart w:id="321"/>
+        <w:r>
+          <w:rPr>
+            <w:rFonts w:ascii="Arial" w:hAnsi="Arial" w:cs="Arial"/>
+          </w:rPr>
+          <w:t>1) develop a pipeline of synthetic signal creation that allows for the manipulation of various social and information encoding conditions and (2) assess the accuracy of two traditional bioacoustics pipelines for detecting information across different social levels</w:t>
+        </w:r>
+        <w:commentRangeEnd w:id="321"/>
+        <w:r>
+          <w:rPr>
+            <w:rStyle w:val="CommentReference"/>
+          </w:rPr>
+          <w:commentReference w:id="321"/>
+        </w:r>
+        <w:r>
+          <w:rPr>
+            <w:rFonts w:ascii="Arial" w:hAnsi="Arial" w:cs="Arial"/>
+          </w:rPr>
+          <w:t xml:space="preserve">. </w:t>
+        </w:r>
+      </w:ins>
+    </w:p>
+    <w:p>
+      <w:pPr>
+        <w:spacing w:line="480" w:lineRule="auto"/>
+        <w:ind w:firstLine="720"/>
+        <w:rPr>
+          <w:ins w:id="322" w:author="Smith Vidaurre, Grace" w:date="2025-05-22T14:44:00Z" w16du:dateUtc="2025-05-22T18:44:00Z"/>
+          <w:rFonts w:ascii="Arial" w:hAnsi="Arial" w:cs="Arial"/>
+        </w:rPr>
+      </w:pPr>
+    </w:p>
+    <w:p>
+      <w:pPr>
+        <w:spacing w:line="480" w:lineRule="auto"/>
+        <w:ind w:firstLine="720"/>
+        <w:rPr>
+          <w:ins w:id="323" w:author="Smith Vidaurre, Grace" w:date="2025-05-22T14:44:00Z" w16du:dateUtc="2025-05-22T18:44:00Z"/>
+          <w:rFonts w:ascii="Arial" w:hAnsi="Arial" w:cs="Arial"/>
+        </w:rPr>
+      </w:pPr>
+    </w:p>
+    <w:p>
+      <w:pPr>
+        <w:spacing w:line="480" w:lineRule="auto"/>
+        <w:ind w:firstLine="720"/>
+        <w:rPr>
+          <w:ins w:id="324" w:author="Smith Vidaurre, Grace" w:date="2025-05-22T14:44:00Z" w16du:dateUtc="2025-05-22T18:44:00Z"/>
+          <w:rFonts w:ascii="Arial" w:hAnsi="Arial" w:cs="Arial"/>
+        </w:rPr>
+      </w:pPr>
+    </w:p>
+    <w:p>
+      <w:pPr>
+        <w:spacing w:line="480" w:lineRule="auto"/>
+        <w:ind w:firstLine="720"/>
+        <w:rPr>
+          <w:rFonts w:ascii="Arial" w:hAnsi="Arial" w:cs="Arial"/>
+        </w:rPr>
+      </w:pPr>
+    </w:p>
+    <w:p>
+      <w:pPr>
+        <w:spacing w:line="480" w:lineRule="auto"/>
+        <w:ind w:firstLine="720"/>
+        <w:rPr>
+          <w:rFonts w:ascii="Arial" w:hAnsi="Arial" w:cs="Arial"/>
+        </w:rPr>
+      </w:pPr>
+      <w:r>
+        <w:rPr>
+          <w:rFonts w:ascii="Arial" w:hAnsi="Arial" w:cs="Arial"/>
+        </w:rPr>
+        <w:lastRenderedPageBreak/>
         <w:t>To validate this new methodology, and to test the flexibility of using synthetic vocalizations to study learned information encoding, w</w:t>
       </w:r>
       <w:r>
@@ -3640,19 +6498,19 @@
         </w:rPr>
         <w:t xml:space="preserve">. </w:t>
       </w:r>
-      <w:commentRangeStart w:id="17"/>
+      <w:commentRangeStart w:id="325"/>
       <w:r>
         <w:rPr>
           <w:rFonts w:ascii="Arial" w:hAnsi="Arial" w:cs="Arial"/>
         </w:rPr>
         <w:t>We expected to identify clustering accuracies that were generally lower for spectrographic cross-correlation than the edit distance, since spectrographic cross-correlation was performed on strings transformed into synthetic audio files, which may have led to losses of the original information or added noise</w:t>
       </w:r>
-      <w:commentRangeEnd w:id="17"/>
+      <w:commentRangeEnd w:id="325"/>
       <w:r>
         <w:rPr>
           <w:rStyle w:val="CommentReference"/>
         </w:rPr>
-        <w:commentReference w:id="17"/>
+        <w:commentReference w:id="325"/>
       </w:r>
       <w:r>
         <w:rPr>
@@ -3682,14 +6540,7 @@
         <w:rPr>
           <w:rFonts w:ascii="Arial" w:hAnsi="Arial" w:cs="Arial"/>
         </w:rPr>
-        <w:t xml:space="preserve">between different </w:t>
-      </w:r>
-      <w:r>
-        <w:rPr>
-          <w:rFonts w:ascii="Arial" w:hAnsi="Arial" w:cs="Arial"/>
-        </w:rPr>
-        <w:lastRenderedPageBreak/>
-        <w:t>forms of identity information for the same measurement (spectrographic cross-correlation or the edit distance).</w:t>
+        <w:t>between different forms of identity information for the same measurement (spectrographic cross-correlation or the edit distance).</w:t>
       </w:r>
     </w:p>
     <w:p>
@@ -3709,21 +6560,22 @@
           <w:bCs/>
         </w:rPr>
       </w:pPr>
-      <w:commentRangeStart w:id="18"/>
+      <w:commentRangeStart w:id="326"/>
       <w:r>
         <w:rPr>
           <w:rFonts w:ascii="Arial" w:hAnsi="Arial" w:cs="Arial"/>
           <w:b/>
           <w:bCs/>
         </w:rPr>
+        <w:lastRenderedPageBreak/>
         <w:t>Results</w:t>
       </w:r>
-      <w:commentRangeEnd w:id="18"/>
+      <w:commentRangeEnd w:id="326"/>
       <w:r>
         <w:rPr>
           <w:rStyle w:val="CommentReference"/>
         </w:rPr>
-        <w:commentReference w:id="18"/>
+        <w:commentReference w:id="326"/>
       </w:r>
       <w:r>
         <w:rPr>
@@ -3733,7 +6585,7 @@
         </w:rPr>
         <w:t xml:space="preserve"> and </w:t>
       </w:r>
-      <w:commentRangeStart w:id="19"/>
+      <w:commentRangeStart w:id="327"/>
       <w:r>
         <w:rPr>
           <w:rFonts w:ascii="Arial" w:hAnsi="Arial" w:cs="Arial"/>
@@ -3742,12 +6594,12 @@
         </w:rPr>
         <w:t>Discussion</w:t>
       </w:r>
-      <w:commentRangeEnd w:id="19"/>
+      <w:commentRangeEnd w:id="327"/>
       <w:r>
         <w:rPr>
           <w:rStyle w:val="CommentReference"/>
         </w:rPr>
-        <w:commentReference w:id="19"/>
+        <w:commentReference w:id="327"/>
       </w:r>
       <w:r>
         <w:rPr>
@@ -3798,27 +6650,27 @@
         </w:rPr>
         <w:t xml:space="preserve">We created two synthetic data sets: one that created </w:t>
       </w:r>
-      <w:commentRangeStart w:id="20"/>
-      <w:commentRangeStart w:id="21"/>
+      <w:commentRangeStart w:id="328"/>
+      <w:commentRangeStart w:id="329"/>
       <w:r>
         <w:rPr>
           <w:rFonts w:ascii="Arial" w:hAnsi="Arial" w:cs="Arial"/>
         </w:rPr>
         <w:t xml:space="preserve">vocalizations </w:t>
       </w:r>
-      <w:commentRangeEnd w:id="20"/>
+      <w:commentRangeEnd w:id="328"/>
       <w:r>
         <w:rPr>
           <w:rStyle w:val="CommentReference"/>
         </w:rPr>
-        <w:commentReference w:id="20"/>
-      </w:r>
-      <w:commentRangeEnd w:id="21"/>
+        <w:commentReference w:id="328"/>
+      </w:r>
+      <w:commentRangeEnd w:id="329"/>
       <w:r>
         <w:rPr>
           <w:rStyle w:val="CommentReference"/>
         </w:rPr>
-        <w:commentReference w:id="21"/>
+        <w:commentReference w:id="329"/>
       </w:r>
       <w:r>
         <w:rPr>
@@ -3874,19 +6726,19 @@
         </w:rPr>
         <w:t xml:space="preserve"> dataset), and one that created </w:t>
       </w:r>
-      <w:commentRangeStart w:id="22"/>
+      <w:commentRangeStart w:id="330"/>
       <w:r>
         <w:rPr>
           <w:rFonts w:ascii="Arial" w:hAnsi="Arial" w:cs="Arial"/>
         </w:rPr>
         <w:t xml:space="preserve">character strings </w:t>
       </w:r>
-      <w:commentRangeEnd w:id="22"/>
+      <w:commentRangeEnd w:id="330"/>
       <w:r>
         <w:rPr>
           <w:rStyle w:val="CommentReference"/>
         </w:rPr>
-        <w:commentReference w:id="22"/>
+        <w:commentReference w:id="330"/>
       </w:r>
       <w:r>
         <w:rPr>
@@ -4109,7 +6961,7 @@
           <w:szCs w:val="22"/>
         </w:rPr>
       </w:pPr>
-      <w:commentRangeStart w:id="23"/>
+      <w:commentRangeStart w:id="331"/>
       <w:r>
         <w:rPr>
           <w:rFonts w:ascii="Arial" w:hAnsi="Arial" w:cs="Arial"/>
@@ -4120,7 +6972,7 @@
         </w:rPr>
         <w:t xml:space="preserve">Figure </w:t>
       </w:r>
-      <w:commentRangeEnd w:id="23"/>
+      <w:commentRangeEnd w:id="331"/>
       <w:r>
         <w:rPr>
           <w:rStyle w:val="CommentReference"/>
@@ -4130,7 +6982,7 @@
           <w:sz w:val="22"/>
           <w:szCs w:val="22"/>
         </w:rPr>
-        <w:commentReference w:id="23"/>
+        <w:commentReference w:id="331"/>
       </w:r>
       <w:r>
         <w:rPr>
@@ -4250,7 +7102,7 @@
           <w:szCs w:val="22"/>
         </w:rPr>
       </w:pPr>
-      <w:commentRangeStart w:id="24"/>
+      <w:commentRangeStart w:id="332"/>
       <w:r>
         <w:rPr>
           <w:rFonts w:ascii="Arial" w:hAnsi="Arial" w:cs="Arial"/>
@@ -4261,7 +7113,7 @@
         </w:rPr>
         <w:t xml:space="preserve">Figure </w:t>
       </w:r>
-      <w:commentRangeEnd w:id="24"/>
+      <w:commentRangeEnd w:id="332"/>
       <w:r>
         <w:rPr>
           <w:rStyle w:val="CommentReference"/>
@@ -4271,7 +7123,7 @@
           <w:sz w:val="22"/>
           <w:szCs w:val="22"/>
         </w:rPr>
-        <w:commentReference w:id="24"/>
+        <w:commentReference w:id="332"/>
       </w:r>
       <w:r>
         <w:rPr>
@@ -4297,23 +7149,7 @@
           <w:sz w:val="22"/>
           <w:szCs w:val="22"/>
         </w:rPr>
-        <w:t xml:space="preserve">. </w:t>
-      </w:r>
-      <w:r>
-        <w:rPr>
-          <w:rFonts w:ascii="Arial" w:hAnsi="Arial" w:cs="Arial"/>
-          <w:sz w:val="22"/>
-          <w:szCs w:val="22"/>
-        </w:rPr>
-        <w:t>TKTK needs to be updated (as of May 14</w:t>
-      </w:r>
-      <w:r>
-        <w:rPr>
-          <w:rFonts w:ascii="Arial" w:hAnsi="Arial" w:cs="Arial"/>
-          <w:sz w:val="22"/>
-          <w:szCs w:val="22"/>
-        </w:rPr>
-        <w:t>)</w:t>
+        <w:t>. TKTK needs to be updated (as of May 14)</w:t>
       </w:r>
     </w:p>
     <w:p>
@@ -4698,14 +7534,12 @@
         </w:rPr>
         <w:t xml:space="preserve">information detection was more accurate when signals were generated in </w:t>
       </w:r>
-      <w:proofErr w:type="gramStart"/>
       <w:r>
         <w:rPr>
           <w:rFonts w:ascii="Arial" w:hAnsi="Arial" w:cs="Arial"/>
         </w:rPr>
         <w:t>fewer</w:t>
       </w:r>
-      <w:proofErr w:type="gramEnd"/>
       <w:r>
         <w:rPr>
           <w:rFonts w:ascii="Arial" w:hAnsi="Arial" w:cs="Arial"/>
@@ -4722,35 +7556,7 @@
         <w:rPr>
           <w:rFonts w:ascii="Arial" w:hAnsi="Arial" w:cs="Arial"/>
         </w:rPr>
-        <w:t xml:space="preserve">Finally, accuracy </w:t>
-      </w:r>
-      <w:proofErr w:type="gramStart"/>
-      <w:r>
-        <w:rPr>
-          <w:rFonts w:ascii="Arial" w:hAnsi="Arial" w:cs="Arial"/>
-        </w:rPr>
-        <w:t>patters</w:t>
-      </w:r>
-      <w:proofErr w:type="gramEnd"/>
-      <w:r>
-        <w:rPr>
-          <w:rFonts w:ascii="Arial" w:hAnsi="Arial" w:cs="Arial"/>
-        </w:rPr>
-        <w:t xml:space="preserve"> for </w:t>
-      </w:r>
-      <w:proofErr w:type="gramStart"/>
-      <w:r>
-        <w:rPr>
-          <w:rFonts w:ascii="Arial" w:hAnsi="Arial" w:cs="Arial"/>
-        </w:rPr>
-        <w:t>edit</w:t>
-      </w:r>
-      <w:proofErr w:type="gramEnd"/>
-      <w:r>
-        <w:rPr>
-          <w:rFonts w:ascii="Arial" w:hAnsi="Arial" w:cs="Arial"/>
-        </w:rPr>
-        <w:t xml:space="preserve"> distance measurements were </w:t>
+        <w:t xml:space="preserve">Finally, accuracy patters for edit distance measurements were </w:t>
       </w:r>
       <w:proofErr w:type="gramStart"/>
       <w:r>
@@ -4849,7 +7655,7 @@
           <w:szCs w:val="22"/>
         </w:rPr>
       </w:pPr>
-      <w:commentRangeStart w:id="25"/>
+      <w:commentRangeStart w:id="333"/>
       <w:r>
         <w:rPr>
           <w:rFonts w:ascii="Arial" w:hAnsi="Arial" w:cs="Arial"/>
@@ -4860,7 +7666,7 @@
         </w:rPr>
         <w:t xml:space="preserve">Figure </w:t>
       </w:r>
-      <w:commentRangeEnd w:id="25"/>
+      <w:commentRangeEnd w:id="333"/>
       <w:r>
         <w:rPr>
           <w:rStyle w:val="CommentReference"/>
@@ -4868,7 +7674,7 @@
           <w:sz w:val="22"/>
           <w:szCs w:val="22"/>
         </w:rPr>
-        <w:commentReference w:id="25"/>
+        <w:commentReference w:id="333"/>
       </w:r>
       <w:r>
         <w:rPr>
@@ -4968,41 +7774,13 @@
           <w:rFonts w:ascii="Arial" w:hAnsi="Arial" w:cs="Arial"/>
         </w:rPr>
         <w:lastRenderedPageBreak/>
-        <w:t xml:space="preserve">more </w:t>
-      </w:r>
-      <w:proofErr w:type="gramStart"/>
-      <w:r>
-        <w:rPr>
-          <w:rFonts w:ascii="Arial" w:hAnsi="Arial" w:cs="Arial"/>
-        </w:rPr>
-        <w:t>accuracy</w:t>
-      </w:r>
-      <w:proofErr w:type="gramEnd"/>
-      <w:r>
-        <w:rPr>
-          <w:rFonts w:ascii="Arial" w:hAnsi="Arial" w:cs="Arial"/>
-        </w:rPr>
-        <w:t xml:space="preserve">, while negative means individual level information detect was more accurate. </w:t>
-      </w:r>
-      <w:r>
-        <w:rPr>
-          <w:rFonts w:ascii="Arial" w:hAnsi="Arial" w:cs="Arial"/>
-        </w:rPr>
-        <w:t xml:space="preserve">For both </w:t>
-      </w:r>
-      <w:proofErr w:type="gramStart"/>
-      <w:r>
-        <w:rPr>
-          <w:rFonts w:ascii="Arial" w:hAnsi="Arial" w:cs="Arial"/>
-        </w:rPr>
-        <w:t>edit</w:t>
-      </w:r>
-      <w:proofErr w:type="gramEnd"/>
-      <w:r>
-        <w:rPr>
-          <w:rFonts w:ascii="Arial" w:hAnsi="Arial" w:cs="Arial"/>
-        </w:rPr>
-        <w:t xml:space="preserve"> distance and SPCC calculations, we found large effect size differences between group and individual level accuracy measurements at the extremes of the information proportion treatments. When there was no group information encoded, we detected negative effects sizes, suggesting the distribution of group level accuracy was </w:t>
+        <w:t xml:space="preserve">more accuracy, while negative means individual level information detect was more accurate. </w:t>
+      </w:r>
+      <w:r>
+        <w:rPr>
+          <w:rFonts w:ascii="Arial" w:hAnsi="Arial" w:cs="Arial"/>
+        </w:rPr>
+        <w:t xml:space="preserve">For both edit distance and SPCC calculations, we found large effect size differences between group and individual level accuracy measurements at the extremes of the information proportion treatments. When there was no group information encoded, we detected negative effects sizes, suggesting the distribution of group level accuracy was </w:t>
       </w:r>
       <w:r>
         <w:rPr>
@@ -5042,27 +7820,27 @@
           <w:rFonts w:ascii="Arial" w:hAnsi="Arial" w:cs="Arial"/>
         </w:rPr>
       </w:pPr>
-      <w:commentRangeStart w:id="26"/>
-      <w:commentRangeStart w:id="27"/>
+      <w:commentRangeStart w:id="334"/>
+      <w:commentRangeStart w:id="335"/>
       <w:r>
         <w:rPr>
           <w:rFonts w:ascii="Arial" w:hAnsi="Arial" w:cs="Arial"/>
         </w:rPr>
         <w:t xml:space="preserve">Table </w:t>
       </w:r>
-      <w:commentRangeEnd w:id="26"/>
+      <w:commentRangeEnd w:id="334"/>
       <w:r>
         <w:rPr>
           <w:rStyle w:val="CommentReference"/>
         </w:rPr>
-        <w:commentReference w:id="26"/>
-      </w:r>
-      <w:commentRangeEnd w:id="27"/>
+        <w:commentReference w:id="334"/>
+      </w:r>
+      <w:commentRangeEnd w:id="335"/>
       <w:r>
         <w:rPr>
           <w:rStyle w:val="CommentReference"/>
         </w:rPr>
-        <w:commentReference w:id="27"/>
+        <w:commentReference w:id="335"/>
       </w:r>
       <w:r>
         <w:rPr>
@@ -13258,7 +16036,7 @@
           <w:szCs w:val="22"/>
         </w:rPr>
       </w:pPr>
-      <w:commentRangeStart w:id="28"/>
+      <w:commentRangeStart w:id="336"/>
       <w:r>
         <w:rPr>
           <w:rFonts w:ascii="Arial" w:hAnsi="Arial" w:cs="Arial"/>
@@ -13269,7 +16047,7 @@
         </w:rPr>
         <w:t xml:space="preserve">Figure </w:t>
       </w:r>
-      <w:commentRangeEnd w:id="28"/>
+      <w:commentRangeEnd w:id="336"/>
       <w:r>
         <w:rPr>
           <w:rStyle w:val="CommentReference"/>
@@ -13277,7 +16055,7 @@
           <w:sz w:val="22"/>
           <w:szCs w:val="22"/>
         </w:rPr>
-        <w:commentReference w:id="28"/>
+        <w:commentReference w:id="336"/>
       </w:r>
       <w:r>
         <w:rPr>
@@ -13850,21 +16628,7 @@
         <w:rPr>
           <w:rFonts w:ascii="Arial" w:hAnsi="Arial" w:cs="Arial"/>
         </w:rPr>
-        <w:t xml:space="preserve"> </w:t>
-      </w:r>
-      <w:proofErr w:type="gramStart"/>
-      <w:r>
-        <w:rPr>
-          <w:rFonts w:ascii="Arial" w:hAnsi="Arial" w:cs="Arial"/>
-        </w:rPr>
-        <w:t>encoding in</w:t>
-      </w:r>
-      <w:proofErr w:type="gramEnd"/>
-      <w:r>
-        <w:rPr>
-          <w:rFonts w:ascii="Arial" w:hAnsi="Arial" w:cs="Arial"/>
-        </w:rPr>
-        <w:t xml:space="preserve"> complex social environments but also this set of functions can be used as a tool to generate synthetic vocal </w:t>
+        <w:t xml:space="preserve"> encoding in complex social environments but also this set of functions can be used as a tool to generate synthetic vocal </w:t>
       </w:r>
       <w:r>
         <w:rPr>
@@ -13894,7 +16658,7 @@
           <w:rFonts w:ascii="Arial" w:hAnsi="Arial" w:cs="Arial"/>
         </w:rPr>
       </w:pPr>
-      <w:commentRangeStart w:id="29"/>
+      <w:commentRangeStart w:id="337"/>
       <w:r>
         <w:rPr>
           <w:rFonts w:ascii="Arial" w:hAnsi="Arial" w:cs="Arial"/>
@@ -13903,7 +16667,7 @@
         </w:rPr>
         <w:t xml:space="preserve">Materials and </w:t>
       </w:r>
-      <w:commentRangeStart w:id="30"/>
+      <w:commentRangeStart w:id="338"/>
       <w:r>
         <w:rPr>
           <w:rFonts w:ascii="Arial" w:hAnsi="Arial" w:cs="Arial"/>
@@ -13912,12 +16676,12 @@
         </w:rPr>
         <w:t>Methods</w:t>
       </w:r>
-      <w:commentRangeEnd w:id="30"/>
+      <w:commentRangeEnd w:id="338"/>
       <w:r>
         <w:rPr>
           <w:rStyle w:val="CommentReference"/>
         </w:rPr>
-        <w:commentReference w:id="30"/>
+        <w:commentReference w:id="338"/>
       </w:r>
       <w:r>
         <w:rPr>
@@ -13925,12 +16689,12 @@
         </w:rPr>
         <w:t>:</w:t>
       </w:r>
-      <w:commentRangeEnd w:id="29"/>
+      <w:commentRangeEnd w:id="337"/>
       <w:r>
         <w:rPr>
           <w:rStyle w:val="CommentReference"/>
         </w:rPr>
-        <w:commentReference w:id="29"/>
+        <w:commentReference w:id="337"/>
       </w:r>
     </w:p>
     <w:p>
@@ -13977,27 +16741,27 @@
         </w:rPr>
         <w:t xml:space="preserve"> </w:t>
       </w:r>
-      <w:commentRangeStart w:id="31"/>
-      <w:commentRangeStart w:id="32"/>
+      <w:commentRangeStart w:id="339"/>
+      <w:commentRangeStart w:id="340"/>
       <w:r>
         <w:rPr>
           <w:rFonts w:ascii="Arial" w:hAnsi="Arial" w:cs="Arial"/>
         </w:rPr>
         <w:t xml:space="preserve">5 components (Figure 1): </w:t>
       </w:r>
-      <w:commentRangeEnd w:id="31"/>
+      <w:commentRangeEnd w:id="339"/>
       <w:r>
         <w:rPr>
           <w:rStyle w:val="CommentReference"/>
         </w:rPr>
-        <w:commentReference w:id="31"/>
-      </w:r>
-      <w:commentRangeEnd w:id="32"/>
+        <w:commentReference w:id="339"/>
+      </w:r>
+      <w:commentRangeEnd w:id="340"/>
       <w:r>
         <w:rPr>
           <w:rStyle w:val="CommentReference"/>
         </w:rPr>
-        <w:commentReference w:id="32"/>
+        <w:commentReference w:id="340"/>
       </w:r>
       <w:r>
         <w:rPr>
@@ -14005,33 +16769,19 @@
         </w:rPr>
         <w:t xml:space="preserve">a global head (a string of characters shared across all individuals; TKTK character length), a section of group information, a section of individual information, another section of group information, and a global tail (a string of characters shared across all individuals; TKTK character length). Later versions of our code will allow users to choose where and how much information is encoded in the signal. We varied the character length of the group and individual sections depending on treatment, discussed below. We used three unique characters in the string: A, B, and C. </w:t>
       </w:r>
-      <w:commentRangeStart w:id="33"/>
-      <w:r>
-        <w:rPr>
-          <w:rFonts w:ascii="Arial" w:hAnsi="Arial" w:cs="Arial"/>
-        </w:rPr>
-        <w:t xml:space="preserve">Once character strings were generated, we </w:t>
-      </w:r>
-      <w:proofErr w:type="gramStart"/>
-      <w:r>
-        <w:rPr>
-          <w:rFonts w:ascii="Arial" w:hAnsi="Arial" w:cs="Arial"/>
-        </w:rPr>
-        <w:t>added</w:t>
-      </w:r>
-      <w:proofErr w:type="gramEnd"/>
-      <w:r>
-        <w:rPr>
-          <w:rFonts w:ascii="Arial" w:hAnsi="Arial" w:cs="Arial"/>
-        </w:rPr>
-        <w:t xml:space="preserve"> random variation in each call to represent variation within an individual’s call repertoires</w:t>
-      </w:r>
-      <w:commentRangeEnd w:id="33"/>
+      <w:commentRangeStart w:id="341"/>
+      <w:r>
+        <w:rPr>
+          <w:rFonts w:ascii="Arial" w:hAnsi="Arial" w:cs="Arial"/>
+        </w:rPr>
+        <w:t>Once character strings were generated, we added random variation in each call to represent variation within an individual’s call repertoires</w:t>
+      </w:r>
+      <w:commentRangeEnd w:id="341"/>
       <w:r>
         <w:rPr>
           <w:rStyle w:val="CommentReference"/>
         </w:rPr>
-        <w:commentReference w:id="33"/>
+        <w:commentReference w:id="341"/>
       </w:r>
       <w:r>
         <w:rPr>
@@ -14212,27 +16962,27 @@
         </w:rPr>
         <w:t xml:space="preserve">Once strings were in Parson’s code, we converted each section of the vocalization into frequency anchors, measured in Hz. Each subcomponent of synthetic vocalization started at a randomly selected frequency between (TKTK range). </w:t>
       </w:r>
-      <w:commentRangeStart w:id="34"/>
-      <w:commentRangeStart w:id="35"/>
+      <w:commentRangeStart w:id="342"/>
+      <w:commentRangeStart w:id="343"/>
       <w:r>
         <w:rPr>
           <w:rFonts w:ascii="Arial" w:hAnsi="Arial" w:cs="Arial"/>
         </w:rPr>
         <w:t xml:space="preserve">This starting frequency served as a baseline for creating frequency anchors with Parson’s code, which determined if the next frequency anchor was greater than, less than, or the same as the frequency anchor before it. For example, if a synthetic vocalization started at 4000Hz and the first Parson’s code value is “constant”, then the next frequency anchor would also be 4000Hz. However, if the first Parson’s code was “up”, then the second frequency anchor would be 5000Hz. </w:t>
       </w:r>
-      <w:commentRangeEnd w:id="34"/>
+      <w:commentRangeEnd w:id="342"/>
       <w:r>
         <w:rPr>
           <w:rStyle w:val="CommentReference"/>
         </w:rPr>
-        <w:commentReference w:id="34"/>
-      </w:r>
-      <w:commentRangeEnd w:id="35"/>
+        <w:commentReference w:id="342"/>
+      </w:r>
+      <w:commentRangeEnd w:id="343"/>
       <w:r>
         <w:rPr>
           <w:rStyle w:val="CommentReference"/>
         </w:rPr>
-        <w:commentReference w:id="35"/>
+        <w:commentReference w:id="343"/>
       </w:r>
       <w:r>
         <w:rPr>
@@ -14325,27 +17075,27 @@
         </w:rPr>
         <w:t xml:space="preserve">Using the process described above, we created two synthetic data sets: one that created </w:t>
       </w:r>
-      <w:commentRangeStart w:id="36"/>
-      <w:commentRangeStart w:id="37"/>
+      <w:commentRangeStart w:id="344"/>
+      <w:commentRangeStart w:id="345"/>
       <w:r>
         <w:rPr>
           <w:rFonts w:ascii="Arial" w:hAnsi="Arial" w:cs="Arial"/>
         </w:rPr>
         <w:t xml:space="preserve">vocalizations </w:t>
       </w:r>
-      <w:commentRangeEnd w:id="36"/>
+      <w:commentRangeEnd w:id="344"/>
       <w:r>
         <w:rPr>
           <w:rStyle w:val="CommentReference"/>
         </w:rPr>
-        <w:commentReference w:id="36"/>
-      </w:r>
-      <w:commentRangeEnd w:id="37"/>
+        <w:commentReference w:id="344"/>
+      </w:r>
+      <w:commentRangeEnd w:id="345"/>
       <w:r>
         <w:rPr>
           <w:rStyle w:val="CommentReference"/>
         </w:rPr>
-        <w:commentReference w:id="37"/>
+        <w:commentReference w:id="345"/>
       </w:r>
       <w:r>
         <w:rPr>
@@ -14413,19 +17163,19 @@
         </w:rPr>
         <w:t xml:space="preserve"> dataset), and one that created </w:t>
       </w:r>
-      <w:commentRangeStart w:id="38"/>
+      <w:commentRangeStart w:id="346"/>
       <w:r>
         <w:rPr>
           <w:rFonts w:ascii="Arial" w:hAnsi="Arial" w:cs="Arial"/>
         </w:rPr>
         <w:t xml:space="preserve">character strings </w:t>
       </w:r>
-      <w:commentRangeEnd w:id="38"/>
+      <w:commentRangeEnd w:id="346"/>
       <w:r>
         <w:rPr>
           <w:rStyle w:val="CommentReference"/>
         </w:rPr>
-        <w:commentReference w:id="38"/>
+        <w:commentReference w:id="346"/>
       </w:r>
       <w:r>
         <w:rPr>
@@ -14445,13 +17195,13 @@
         </w:rPr>
         <w:t xml:space="preserve">; </w:t>
       </w:r>
-      <w:commentRangeStart w:id="39"/>
-      <w:commentRangeEnd w:id="39"/>
+      <w:commentRangeStart w:id="347"/>
+      <w:commentRangeEnd w:id="347"/>
       <w:r>
         <w:rPr>
           <w:rStyle w:val="CommentReference"/>
         </w:rPr>
-        <w:commentReference w:id="39"/>
+        <w:commentReference w:id="347"/>
       </w:r>
       <w:r>
         <w:rPr>
@@ -14483,19 +17233,19 @@
         </w:rPr>
         <w:t xml:space="preserve">, individual information was set to a character length of 4 characters, and group member information was set to </w:t>
       </w:r>
-      <w:commentRangeStart w:id="40"/>
+      <w:commentRangeStart w:id="348"/>
       <w:r>
         <w:rPr>
           <w:rFonts w:ascii="Arial" w:hAnsi="Arial" w:cs="Arial"/>
         </w:rPr>
         <w:t>a character length of 8 character</w:t>
       </w:r>
-      <w:commentRangeEnd w:id="40"/>
+      <w:commentRangeEnd w:id="348"/>
       <w:r>
         <w:rPr>
           <w:rStyle w:val="CommentReference"/>
         </w:rPr>
-        <w:commentReference w:id="40"/>
+        <w:commentReference w:id="348"/>
       </w:r>
       <w:r>
         <w:rPr>
@@ -14515,19 +17265,19 @@
         </w:rPr>
         <w:t xml:space="preserve">, individual information was set to a </w:t>
       </w:r>
-      <w:commentRangeStart w:id="41"/>
+      <w:commentRangeStart w:id="349"/>
       <w:r>
         <w:rPr>
           <w:rFonts w:ascii="Arial" w:hAnsi="Arial" w:cs="Arial"/>
         </w:rPr>
         <w:t>character length of 8 characters</w:t>
       </w:r>
-      <w:commentRangeEnd w:id="41"/>
+      <w:commentRangeEnd w:id="349"/>
       <w:r>
         <w:rPr>
           <w:rStyle w:val="CommentReference"/>
         </w:rPr>
-        <w:commentReference w:id="41"/>
+        <w:commentReference w:id="349"/>
       </w:r>
       <w:r>
         <w:rPr>
@@ -14771,19 +17521,19 @@
         </w:rPr>
         <w:t xml:space="preserve">synthetic data sets across 16 treatments that varied over social environment characteristics and information encoding rules. </w:t>
       </w:r>
-      <w:commentRangeStart w:id="42"/>
+      <w:commentRangeStart w:id="350"/>
       <w:r>
         <w:rPr>
           <w:rFonts w:ascii="Arial" w:hAnsi="Arial" w:cs="Arial"/>
         </w:rPr>
         <w:t>We varied social environment characteristics represented information signaling changes that happen in socially sparse vs socially dense signaling environments</w:t>
       </w:r>
-      <w:commentRangeEnd w:id="42"/>
+      <w:commentRangeEnd w:id="350"/>
       <w:r>
         <w:rPr>
           <w:rStyle w:val="CommentReference"/>
         </w:rPr>
-        <w:commentReference w:id="42"/>
+        <w:commentReference w:id="350"/>
       </w:r>
       <w:r>
         <w:rPr>
@@ -16014,13 +18764,13 @@
           <w:rFonts w:ascii="Arial" w:hAnsi="Arial" w:cs="Arial"/>
         </w:rPr>
       </w:pPr>
-      <w:commentRangeStart w:id="43"/>
-      <w:commentRangeEnd w:id="43"/>
+      <w:commentRangeStart w:id="351"/>
+      <w:commentRangeEnd w:id="351"/>
       <w:r>
         <w:rPr>
           <w:rStyle w:val="CommentReference"/>
         </w:rPr>
-        <w:commentReference w:id="43"/>
+        <w:commentReference w:id="351"/>
       </w:r>
       <w:r>
         <w:rPr>
@@ -16404,31 +19154,32 @@
         </w:rPr>
         <w:t xml:space="preserve">). </w:t>
       </w:r>
-      <w:commentRangeStart w:id="44"/>
+      <w:commentRangeStart w:id="352"/>
       <w:r>
         <w:rPr>
           <w:rFonts w:ascii="Arial" w:hAnsi="Arial" w:cs="Arial"/>
         </w:rPr>
         <w:t>This suggests that individuals are being categorized in distinct individual clusters when running traditional bioacoustics analyses on our synthetically generated calls.</w:t>
       </w:r>
-      <w:commentRangeEnd w:id="44"/>
+      <w:commentRangeEnd w:id="352"/>
       <w:r>
         <w:rPr>
           <w:rStyle w:val="CommentReference"/>
         </w:rPr>
-        <w:commentReference w:id="44"/>
-      </w:r>
-    </w:p>
-    <w:p>
-      <w:pPr>
-        <w:rPr>
-          <w:rFonts w:ascii="Arial" w:hAnsi="Arial" w:cs="Arial"/>
-        </w:rPr>
-      </w:pPr>
-    </w:p>
-    <w:p>
-      <w:pPr>
-        <w:rPr>
+        <w:commentReference w:id="352"/>
+      </w:r>
+    </w:p>
+    <w:p>
+      <w:pPr>
+        <w:rPr>
+          <w:rFonts w:ascii="Arial" w:hAnsi="Arial" w:cs="Arial"/>
+        </w:rPr>
+      </w:pPr>
+    </w:p>
+    <w:p>
+      <w:pPr>
+        <w:rPr>
+          <w:ins w:id="353" w:author="Smith Vidaurre, Grace" w:date="2025-05-22T14:24:00Z" w16du:dateUtc="2025-05-22T18:24:00Z"/>
           <w:rFonts w:ascii="Arial" w:hAnsi="Arial" w:cs="Arial"/>
           <w:b/>
           <w:bCs/>
@@ -16446,6 +19197,7 @@
     <w:p>
       <w:pPr>
         <w:rPr>
+          <w:ins w:id="354" w:author="Smith Vidaurre, Grace" w:date="2025-05-22T14:24:00Z" w16du:dateUtc="2025-05-22T18:24:00Z"/>
           <w:rFonts w:ascii="Arial" w:hAnsi="Arial" w:cs="Arial"/>
           <w:b/>
           <w:bCs/>
@@ -16454,70 +19206,705 @@
     </w:p>
     <w:p>
       <w:pPr>
+        <w:spacing w:line="480" w:lineRule="auto"/>
+        <w:ind w:firstLine="720"/>
+        <w:rPr>
+          <w:ins w:id="355" w:author="Smith Vidaurre, Grace" w:date="2025-05-22T14:25:00Z" w16du:dateUtc="2025-05-22T18:25:00Z"/>
+          <w:rFonts w:ascii="Arial" w:hAnsi="Arial" w:cs="Arial"/>
+        </w:rPr>
+      </w:pPr>
+      <w:moveToRangeStart w:id="356" w:author="Smith Vidaurre, Grace" w:date="2025-05-22T14:24:00Z" w:name="move198816303"/>
+      <w:moveTo w:id="357" w:author="Smith Vidaurre, Grace" w:date="2025-05-22T14:24:00Z" w16du:dateUtc="2025-05-22T18:24:00Z">
+        <w:r>
+          <w:rPr>
+            <w:rFonts w:ascii="Arial" w:hAnsi="Arial" w:cs="Arial"/>
+          </w:rPr>
+          <w:t xml:space="preserve">Social recognition has long been hypothesized to favor the evolution of vocal learning </w:t>
+        </w:r>
+        <w:r>
+          <w:rPr>
+            <w:rFonts w:ascii="Arial" w:hAnsi="Arial" w:cs="Arial"/>
+          </w:rPr>
+          <w:fldChar w:fldCharType="begin"/>
+        </w:r>
+        <w:r>
+          <w:rPr>
+            <w:rFonts w:ascii="Arial" w:hAnsi="Arial" w:cs="Arial"/>
+          </w:rPr>
+          <w:instrText xml:space="preserve"> ADDIN ZOTERO_ITEM CSL_CITATION {"citationID":"OXQST7BV","properties":{"formattedCitation":"(2,3,7,8)","plainCitation":"(2,3,7,8)","noteIndex":0},"citationItems":[{"id":579,"uris":["http://zotero.org/groups/5786507/items/KCHIWFKD"],"itemData":{"id":579,"type":"article-journal","container-title":"Behavioral Ecology and Sociobiology","page":"293-312","title":"The functions of vocal learning in parrots | Behavioral Ecology and Sociobiology","volume":"70","author":[{"family":"Bradbury","given":"Jack W."},{"family":"Balsby","given":"Thorsten J.S."}],"issued":{"date-parts":[["2016"]]}}},{"id":581,"uris":["http://zotero.org/groups/5786507/items/DSZPIHSQ"],"itemData":{"id":581,"type":"article-journal","abstract":"Facts and theories on the evolution of vocal learning in mammals and birds are reviewed. An attempt is made to articulate principles of general heuristic importance. Different contexts in which vocal learning occurs are evaluated. It is concluded that maximal stimulation of females and benefits accruing from formation of vocal dialects have been selective pressures leading to vocal learning. Correlations between intense speciation and vocal learning, and between long-lasting pair bonds and filial song learning, need further study. In all cases where selective pressures leading to vocal learning have been identified, females are the selective agent. Use of vocal signals to attract females is much rarer in mammals, and this is correlated with a low incidence of vocal learning. The successive steps leading from genetically determined motor ontogenies to vocal learning are discussed.","container-title":"The American Naturalist","DOI":"10.1086/282756","ISSN":"0003-0147","issue":"947","note":"publisher: The University of Chicago Press","page":"116-140","source":"journals.uchicago.edu (Atypon)","title":"The Origins of Vocal Learning","volume":"106","author":[{"family":"Nottebohm","given":"Fernando"}],"issued":{"date-parts":[["1972",1]]}}},{"id":514,"uris":["http://zotero.org/groups/5786507/items/V3B289AB"],"itemData":{"id":514,"type":"article-journal","abstract":"Vocal learning, in which animals modify their vocalizations to imitate those of others, has evolved independently in scattered lineages of birds and mammals. Comparative evidence supports two hypotheses for the selective advantages leading to the origin of vocal learning. The sexual selection hypothesis proposes that vocal learning evolves to allow expansion of vocal repertoires in response to mating preferences for more complex vocalizations. The information-sharing hypothesis also proposes that vocal learning evolves to allow expansion of vocal repertoires, but in this case in response to kin selection favoring sharing of information among relatives.","collection-title":"SI: Communication and language","container-title":"Current Opinion in Neurobiology","DOI":"10.1016/j.conb.2014.06.007","ISSN":"0959-4388","journalAbbreviation":"Current Opinion in Neurobiology","page":"48-53","source":"ScienceDirect","title":"The evolution of vocal learning","volume":"28","author":[{"family":"Nowicki","given":"Stephen"},{"family":"Searcy","given":"William A"}],"issued":{"date-parts":[["2014",10,1]]}}},{"id":516,"uris":["http://zotero.org/groups/5786507/items/UDE4QNQH"],"itemData":{"id":516,"type":"article-journal","abstract":"Learned song is among the best-studied models of animal communication. In oscine songbirds, where learned song is most prevalent, it is used primarily for intrasexual selection and mate attraction. Learning of a different class of vocal signals, known as contact calls, is found in a diverse array of species, where they are used to mediate social interactions among individuals. We argue that call learning provides a taxonomically rich system for studying testable hypotheses for the evolutionary origins of vocal learning. We describe and critically evaluate four nonmutually exclusive hypotheses for the origin and current function of vocal learning of calls, which propose that call learning (1) improves auditory detection and recognition, (2) signals local knowledge, (3) signals group membership, or (4) allows for the encoding of more complex social information. We propose approaches to testing these four hypotheses but emphasize that all of them share the idea that social living, not sexual selection, is a central driver of vocal learning. Finally, we identify future areas for research on call learning that could provide new perspectives on the origins and mechanisms of vocal learning in both animals and humans.","container-title":"Animal Behaviour","DOI":"10.1016/j.anbehav.2016.07.031","ISSN":"0003-3472","journalAbbreviation":"Animal Behaviour","page":"163-172","source":"ScienceDirect","title":"Social calls provide novel insights into the evolution of vocal learning","volume":"120","author":[{"family":"Sewall","given":"Kendra B."},{"family":"Young","given":"Anna M."},{"family":"Wright","given":"Timothy F."}],"issued":{"date-parts":[["2016",10,1]]}}}],"schema":"https://github.com/citation-style-language/schema/raw/master/csl-citation.json"} </w:instrText>
+        </w:r>
+        <w:r>
+          <w:rPr>
+            <w:rFonts w:ascii="Arial" w:hAnsi="Arial" w:cs="Arial"/>
+          </w:rPr>
+          <w:fldChar w:fldCharType="separate"/>
+        </w:r>
+        <w:r>
+          <w:rPr>
+            <w:rFonts w:ascii="Arial" w:hAnsi="Arial" w:cs="Arial"/>
+          </w:rPr>
+          <w:t>(2,3,7,8)</w:t>
+        </w:r>
+        <w:r>
+          <w:rPr>
+            <w:rFonts w:ascii="Arial" w:hAnsi="Arial" w:cs="Arial"/>
+          </w:rPr>
+          <w:fldChar w:fldCharType="end"/>
+        </w:r>
+        <w:r>
+          <w:rPr>
+            <w:rFonts w:ascii="Arial" w:hAnsi="Arial" w:cs="Arial"/>
+          </w:rPr>
+          <w:t xml:space="preserve">, therefore, to study to evolution of vocal learning, we must understand how vocal learners encode and perceive information in learned vocal signals. Studies of the diversity of information encoding across vocal learning taxa could lead to new insights into how vocal learning originated and continues to </w:t>
+        </w:r>
+        <w:commentRangeStart w:id="358"/>
+        <w:r>
+          <w:rPr>
+            <w:rFonts w:ascii="Arial" w:hAnsi="Arial" w:cs="Arial"/>
+          </w:rPr>
+          <w:t>evolve</w:t>
+        </w:r>
+        <w:commentRangeEnd w:id="358"/>
+        <w:r>
+          <w:rPr>
+            <w:rStyle w:val="CommentReference"/>
+          </w:rPr>
+          <w:commentReference w:id="358"/>
+        </w:r>
+        <w:r>
+          <w:rPr>
+            <w:rFonts w:ascii="Arial" w:hAnsi="Arial" w:cs="Arial"/>
+          </w:rPr>
+          <w:t>.</w:t>
+        </w:r>
+      </w:moveTo>
+    </w:p>
+    <w:p>
+      <w:pPr>
+        <w:spacing w:line="480" w:lineRule="auto"/>
+        <w:ind w:firstLine="720"/>
+        <w:rPr>
+          <w:ins w:id="359" w:author="Smith Vidaurre, Grace" w:date="2025-05-22T14:25:00Z" w16du:dateUtc="2025-05-22T18:25:00Z"/>
+          <w:rFonts w:ascii="Arial" w:hAnsi="Arial" w:cs="Arial"/>
+        </w:rPr>
+      </w:pPr>
+    </w:p>
+    <w:p>
+      <w:pPr>
+        <w:spacing w:line="480" w:lineRule="auto"/>
+        <w:ind w:firstLine="720"/>
+        <w:rPr>
+          <w:ins w:id="360" w:author="Smith Vidaurre, Grace" w:date="2025-05-22T14:34:00Z" w16du:dateUtc="2025-05-22T18:34:00Z"/>
+          <w:rFonts w:ascii="Arial" w:hAnsi="Arial" w:cs="Arial"/>
+        </w:rPr>
+      </w:pPr>
+      <w:commentRangeStart w:id="361"/>
+      <w:ins w:id="362" w:author="Smith Vidaurre, Grace" w:date="2025-05-22T14:25:00Z" w16du:dateUtc="2025-05-22T18:25:00Z">
+        <w:r>
+          <w:rPr>
+            <w:rFonts w:ascii="Arial" w:hAnsi="Arial" w:cs="Arial"/>
+          </w:rPr>
+          <w:t xml:space="preserve">Researchers studying information encoded in vocal signals have used a wide set of computational tools to quantify patterns of acoustic variation in learned vocalizations. These computational approaches include visual </w:t>
+        </w:r>
+        <w:r>
+          <w:rPr>
+            <w:rFonts w:ascii="Arial" w:hAnsi="Arial" w:cs="Arial"/>
+          </w:rPr>
+          <w:fldChar w:fldCharType="begin"/>
+        </w:r>
+        <w:r>
+          <w:rPr>
+            <w:rFonts w:ascii="Arial" w:hAnsi="Arial" w:cs="Arial"/>
+          </w:rPr>
+          <w:instrText xml:space="preserve"> ADDIN ZOTERO_ITEM CSL_CITATION {"citationID":"rAU7Cgl8","properties":{"formattedCitation":"(9)","plainCitation":"(9)","noteIndex":0},"citationItems":[{"id":520,"uris":["http://zotero.org/groups/5786507/items/7BKS52MV"],"itemData":{"id":520,"type":"article-journal","abstract":"Blue whale songs provide a measure for characterising worldwide blue whale population structure. These songs are divided into nine regional types, which maintain a stable character. Five of the nine song types have been recorded over time spans greater than 30 years showing no significant change in character. The nine song types can be divided into those containing only simple tonal components (high latitude North Pacific, North Atlantic and Southern Ocean song types), those comprised of complex pulsed units in addition to the tonal components (Pacific Ocean margin song types from California, Chile and New Zealand), and those which have the greatest complexity of all and the longest cycling times (Indian Ocean song types from Sri Lanka, Fremantle and Diego Garcia). We suggest that temporally stable differences in song provide another characteristic for comparison with genetic and morphological data when defining blue whale populations. Furthermore, as Mellinger and Barlow (2003) recommend, when there is a lack of other data or lack of clarity in other data sets, evidence of distinct differences in songs between areas should be used as a provisional hypothesis about population structure when making management decisions. Worldwide study is needed to better understand the various populations and subspecies within species like the blue whale that have large geographic distributions and have both migrating and resident populations.","container-title":"Journal of Cetacean Research and Management","issue":"1","language":"en","page":"55-65","source":"escholarship.org","title":"Biogeographic characterization of blue whale song worldwide: Using song to identify populations","title-short":"Biogeographic characterization of blue whale song worldwide","volume":"8","author":[{"family":"McDonald","given":"Mark A."},{"family":"Mesnick","given":"Sarah L."},{"family":"Hildebrand","given":"John A."}],"issued":{"date-parts":[["2006"]]}}}],"schema":"https://github.com/citation-style-language/schema/raw/master/csl-citation.json"} </w:instrText>
+        </w:r>
+        <w:r>
+          <w:rPr>
+            <w:rFonts w:ascii="Arial" w:hAnsi="Arial" w:cs="Arial"/>
+          </w:rPr>
+          <w:fldChar w:fldCharType="separate"/>
+        </w:r>
+        <w:r>
+          <w:rPr>
+            <w:rFonts w:ascii="Arial" w:hAnsi="Arial" w:cs="Arial"/>
+          </w:rPr>
+          <w:t>(9)</w:t>
+        </w:r>
+        <w:r>
+          <w:rPr>
+            <w:rFonts w:ascii="Arial" w:hAnsi="Arial" w:cs="Arial"/>
+          </w:rPr>
+          <w:fldChar w:fldCharType="end"/>
+        </w:r>
+        <w:r>
+          <w:rPr>
+            <w:rFonts w:ascii="Arial" w:hAnsi="Arial" w:cs="Arial"/>
+          </w:rPr>
+          <w:t xml:space="preserve"> or automated classification </w:t>
+        </w:r>
+        <w:r>
+          <w:rPr>
+            <w:rFonts w:ascii="Arial" w:hAnsi="Arial" w:cs="Arial"/>
+          </w:rPr>
+          <w:fldChar w:fldCharType="begin"/>
+        </w:r>
+        <w:r>
+          <w:rPr>
+            <w:rFonts w:ascii="Arial" w:hAnsi="Arial" w:cs="Arial"/>
+          </w:rPr>
+          <w:instrText xml:space="preserve"> ADDIN ZOTERO_ITEM CSL_CITATION {"citationID":"IfayIE36","properties":{"formattedCitation":"(10,11)","plainCitation":"(10,11)","noteIndex":0},"citationItems":[{"id":522,"uris":["http://zotero.org/groups/5786507/items/V2UWNIJQ"],"itemData":{"id":522,"type":"article-journal","abstract":"Variation in vocal signals among populations and social groups of animals provides opportunities for the study of the mechanisms of behavioural change and their importance in generating and maintaining behavioural variation. We analysed two call types made by two matrilineal social groups of resident killer whales, Orcinus orca, over 12–13 years. We used a neural network-based index of acoustic similarity to identify mechanisms of call differentiation. A test for structural modification of the calls detected significant changes in one call type in both groups, but not in the other. For the modified call type, the rate of divergence between the two groups was significantly lower than the rate of modification within either group showing that calls were modified in a similar fashion in the two groups. An analysis of structural parameters detected no strong directionality in the change. The pattern of call modification could have been caused by maturational changes to the calls or, if killer whale dialects are learned behavioural traits, cultural drift in the structure of the calls together with horizontal transmission of modifications between the two groups. Such vocal matching between members of different matrilines would suggest that vocal learning is not limited to vertical transmission from mother to offspring, which has important implications for models of gene–culture coevolution.","container-title":"Animal Behaviour","DOI":"10.1006/anbe.2000.1454","ISSN":"0003-3472","issue":"5","journalAbbreviation":"Animal Behaviour","page":"629-638","source":"ScienceDirect","title":"Dialect change in resident killer whales: implications for vocal learning and cultural transmission","title-short":"Dialect change in resident killer whales","volume":"60","author":[{"family":"Deecke","given":"V. B"},{"family":"Ford","given":"J. K. B"},{"family":"Spong","given":"P"}],"issued":{"date-parts":[["2000",11,1]]}}},{"id":539,"uris":["http://zotero.org/groups/5786507/items/2XR78B26"],"itemData":{"id":539,"type":"article-journal","abstract":"The manner in which vocal learning is used for social recognition may be sensitive to the social environment. Biological invaders capable of vocal learning are useful for testing this possibility, as invasion alters population size. Some vocal learning species use frequency modulation patterns of acoustic signals for individual recognition. In such species, frequency modulation patterns should be more complex in larger social groups, reflecting greater selection for individual distinctiveness. We used numbers of nests and nest densities as proxies of local population sizes of native range monk parakeets, Myiopsitta monachus, in Uruguay and invasive range populations in the United States. Flock sizes were obtained to estimate maximum social group sizes per range. Supervised machine learning and frequency contours were employed to compare contact call structure between native and invasive range populations, and the effect of urban habitats on call structure was also assessed. Invasive range populations exhibited fewer nests, lower nest densities and smaller maximum flock sizes, which is consistent with a reduction in population size following invasion. Parakeets at invasive range sites also produced contact calls with simpler frequency modulation patterns. Beecher's statistic (HS) revealed reduced individual identity content and fewer possible unique individual signatures in invasive range calls. Simpler individual signatures are consistent with relaxed selection on the complexity of learned calls likely used for individual vocal recognition in the smaller local populations that we identified post-invasion. Frequency modulation patterns were simpler in urban habitats in both ranges, indicating that urban habitats could also alter the social environment and in turn influence the complexity of learned individual signatures. These findings contribute to a growing literature on the use of vocal learning for individual recognition and indicate that vocal learning can be used to produce individual vocal signatures in a manner sensitive to local population size.","container-title":"Animal Behaviour","DOI":"10.1016/j.anbehav.2021.06.020","ISSN":"0003-3472","journalAbbreviation":"Animal Behaviour","page":"15-39","source":"ScienceDirect","title":"Individual vocal signatures show reduced complexity following invasion","volume":"179","author":[{"family":"Smith-Vidaurre","given":"Grace"},{"family":"Perez-Marrufo","given":"Valeria"},{"family":"Wright","given":"Timothy F."}],"issued":{"date-parts":[["2021",9,1]]}}}],"schema":"https://github.com/citation-style-language/schema/raw/master/csl-citation.json"} </w:instrText>
+        </w:r>
+        <w:r>
+          <w:rPr>
+            <w:rFonts w:ascii="Arial" w:hAnsi="Arial" w:cs="Arial"/>
+          </w:rPr>
+          <w:fldChar w:fldCharType="separate"/>
+        </w:r>
+        <w:r>
+          <w:rPr>
+            <w:rFonts w:ascii="Arial" w:hAnsi="Arial" w:cs="Arial"/>
+          </w:rPr>
+          <w:t>(10,11)</w:t>
+        </w:r>
+        <w:r>
+          <w:rPr>
+            <w:rFonts w:ascii="Arial" w:hAnsi="Arial" w:cs="Arial"/>
+          </w:rPr>
+          <w:fldChar w:fldCharType="end"/>
+        </w:r>
+        <w:r>
+          <w:rPr>
+            <w:rFonts w:ascii="Arial" w:hAnsi="Arial" w:cs="Arial"/>
+          </w:rPr>
+          <w:t xml:space="preserve"> back to unique individuals or social units, as well as pipelines to visualize and cluster vocalizations in low-dimensional trait spaces, or acoustic space </w:t>
+        </w:r>
+        <w:r>
+          <w:rPr>
+            <w:rFonts w:ascii="Arial" w:hAnsi="Arial" w:cs="Arial"/>
+          </w:rPr>
+          <w:fldChar w:fldCharType="begin"/>
+        </w:r>
+        <w:r>
+          <w:rPr>
+            <w:rFonts w:ascii="Arial" w:hAnsi="Arial" w:cs="Arial"/>
+          </w:rPr>
+          <w:instrText xml:space="preserve"> ADDIN ZOTERO_ITEM CSL_CITATION {"citationID":"ypmC2vLC","properties":{"formattedCitation":"(12\\uc0\\u8211{}17)","plainCitation":"(12–17)","noteIndex":0},"citationItems":[{"id":534,"uris":["http://zotero.org/groups/5786507/items/DLH8HEV6"],"itemData":{"id":534,"type":"article-journal","abstract":"Vocal learning, in which animals modify their vocalizations based on social experience, has evolved in several lineages of mammals and birds, including humans. Despite much attention, the question of how this key cognitive trait has evolved remains unanswered. The motor theory for the origin of vocal learning posits that neural centres specialized for vocal learning arose from adjacent areas in the brain devoted to general motor learning. One prediction of this hypothesis is that visual displays that rely on complex motor patterns may also be learned in taxa with vocal learning. While learning of both spoken and gestural languages is well documented in humans, the occurrence of learned visual displays has rarely been examined in non-human animals. We tested for geographical variation consistent with learning of visual displays in long-billed hermits (Phaethornis longirostris), a lek-mating hummingbird that, like humans, has both learned vocalizations and elaborate visual displays. We found lek-level signatures in both vocal parameters and visual display features, including display element proportions, sequence syntax and fine-scale parameters of elements. This variation was not associated with genetic differentiation between leks. In the absence of genetic differences, geographical variation in vocal signals at small scales is most parsimoniously attributed to learning, suggesting a significant role of social learning in visual display ontogeny. The co-occurrence of learning in vocal and visual displays would be consistent with a parallel evolution of these two signal modalities in this species.","container-title":"Proceedings of the Royal Society B: Biological Sciences","DOI":"10.1098/rspb.2019.0666","issue":"1903","note":"Enter Notes Here!","page":"20190666","source":"royalsocietypublishing.org (Atypon)","title":"Social group signatures in hummingbird displays provide evidence of co-occurrence of vocal and visual learning","volume":"286","author":[{"family":"Araya-Salas","given":"Marcelo"},{"family":"Smith-Vidaurre","given":"Grace"},{"family":"Mennill","given":"Daniel J."},{"family":"González-Gómez","given":"Paulina L."},{"family":"Cahill","given":"James"},{"family":"Wright","given":"Timothy F."}],"issued":{"date-parts":[["2019",5,29]]}}},{"id":530,"uris":["http://zotero.org/groups/5786507/items/4ILM3F4A"],"itemData":{"id":530,"type":"article-journal","abstract":"Learned birdsong is a widely used animal model for understanding the acquisition of human speech. Male songbirds often learn songs from adult males during sensitive periods early in life, and sing to attract mates and defend territories. In presumably all of the 350+ parrot species, individuals of both sexes commonly learn vocal signals throughout life to satisfy a wide variety of social functions. Despite intriguing parallels with humans, there have been no experimental studies demonstrating learned vocal production in wild parrots. We studied contact call learning in video-rigged nests of a well-known marked population of green-rumped parrotlets (Forpus passerinus) in Venezuela. Both sexes of naive nestlings developed individually unique contact calls in the nest, and we demonstrate experimentally that signature attributes are learned from both primary care-givers. This represents the first experimental evidence for the mechanisms underlying the transmission of a socially acquired trait in a wild parrot population.","container-title":"Proceedings of the Royal Society B: Biological Sciences","DOI":"10.1098/rspb.2011.0932","issue":"1728","note":"publisher: Royal Society","page":"585-591","source":"royalsocietypublishing-org.proxy2.cl.msu.edu (Atypon)","title":"Vertical transmission of learned signatures in a wild parrot","volume":"279","author":[{"family":"Berg","given":"Karl S."},{"family":"Delgado","given":"Soraya"},{"family":"Cortopassi","given":"Kathryn A."},{"family":"Beissinger","given":"Steven R."},{"family":"Bradbury","given":"Jack W."}],"issued":{"date-parts":[["2011",7,13]]}}},{"id":527,"uris":["http://zotero.org/groups/5786507/items/M5RQLYC2"],"itemData":{"id":527,"type":"article-journal","abstract":"Contact calls function to coordinate movements in a wide variety of social animals. Where population density is high, visibility is low and repeated interactions occur between known social companions, calls are often individually recognizable. Parrots are highly social and make substantial daily movements, which appear to be mediated through contact calling. However, there is little experimental evidence for how free-ranging parrots recognize social companions. We quantified intra- and interindividual variation of contact calls in a banded population of green-rumped parrotlets in Venezuela. Recordings of a sample of males were made on replicate days as they announced their return to incubating mates. Spectrographic structure of these contact calls showed significantly more variation between than within individuals, and calls could be correctly classified to individuals more often than was expected by chance. Males varied across multiple dimensions simultaneously, including duration, frequency and frequency modulation of contact calls. Playback experiments showed that free-ranging female parrotlets responded significantly more often to their mates’ calls than to calls of males of other nests. Mate recognition via contact calls may be selectively advantageous during incubation and brooding if this reduces the potential costs associated with confusing contact calls of mates with those of nonmates, including infanticidal conspecifics.","container-title":"Animal Behaviour","DOI":"10.1016/j.anbehav.2010.10.012","ISSN":"0003-3472","issue":"1","journalAbbreviation":"Animal Behaviour","page":"241-248","source":"ScienceDirect","title":"Contact calls are used for individual mate recognition in free-ranging green-rumped parrotlets, &lt;i&gt;Forpus passerinus&lt;/i&gt;","volume":"81","author":[{"family":"Berg","given":"Karl S."},{"family":"Delgado","given":"Soraya"},{"family":"Okawa","given":"Rae"},{"family":"Beissinger","given":"Steven R."},{"family":"Bradbury","given":"Jack W."}],"issued":{"date-parts":[["2011",1,1]]}}},{"id":536,"uris":["http://zotero.org/groups/5786507/items/ZNXJZAJT"],"itemData":{"id":536,"type":"article-journal","abstract":"Despite longstanding interest in the evolutionary origins and maintenance of vocal learning, we know relatively little about how social dynamics influence vocal learning processes in natural populations. The “signaling group membership” hypothesis proposes that socially learned calls evolved and are maintained as signals of group membership. However, in fission–fusion societies, individuals can interact in social groups across various social scales. For learned calls to signal group membership over multiple social scales, they must contain information about group membership over each of these scales, a concept termed “hierarchical mapping.” Monk parakeets (Myiopsitta monachus), small parrots native to South America, exhibit vocal mimicry in captivity and fission–fusion social dynamics in the wild. We examined patterns of contact call acoustic similarity in Uruguay to test the hierarchical mapping assumption of the signaling group membership hypothesis. We also asked whether geographic variation patterns matched regional dialects or geographic clines that have been documented in other vocal learning species. We used visual inspection, spectrographic cross-correlation and random forests, a machine learning approach, to evaluate contact call similarity. We compared acoustic similarity across social scales and geographic distance using Mantel tests and spatial autocorrelation. We found high similarity within individuals, and low, albeit significant, similarity within groups at the pair, flock and site social scales. Patterns of acoustic similarity over geographic distance did not match mosaic or graded patterns expected in dialectal or clinal variation. Our findings suggest that monk parakeet social interactions rely more heavily upon individual recognition than group membership at higher social scales.","container-title":"Behavioral Ecology","DOI":"10.1093/beheco/arz202","ISSN":"1045-2249","issue":"2","journalAbbreviation":"Behavioral Ecology","page":"448-458","source":"Silverchair","title":"Individual signatures outweigh social group identity in contact calls of a communally nesting parrot","volume":"31","author":[{"family":"Smith-Vidaurre","given":"Grace"},{"family":"Araya-Salas","given":"Marcelo"},{"family":"Wright","given":"Timothy F"}],"issued":{"date-parts":[["2020",3,20]]}}},{"id":542,"uris":["http://zotero.org/groups/5786507/items/E7IVATDZ"],"itemData":{"id":542,"type":"article-journal","abstract":"Animals can actively encode different types of identity information in learned communication signals, such as group membership or individual identity. The social environments in which animals interact may favor different types of information, but whether identity information conveyed in learned signals is robust or responsive to social disruption over short evolutionary timescales is not well understood. We inferred the type of identity information that was most salient in vocal signals by combining computational tools, including supervised machine learning, with a conceptual framework of “hierarchical mapping”, or patterns of relative acoustic convergence across social scales. We used populations of a vocal learning species as a natural experiment to test whether the type of identity information emphasized in learned vocalizations changed in populations that experienced the social disruption of introduction into new parts of the world. We compared the social scales with the most salient identity information among native and introduced range monk parakeet (Myiopsitta monachus) calls recorded in Uruguay and the United States, respectively. We also evaluated whether the identity information emphasized in introduced range calls changed over time. To place our findings in an evolutionary context, we compared our results with another parrot species that exhibits well-established and distinctive regional vocal dialects that are consistent with signaling group identity. We found that both native and introduced range monk parakeet calls displayed the strongest convergence at the individual scale and minimal convergence within sites. We did not identify changes in the strength of acoustic convergence within sites over time in the introduced range calls. These results indicate that the individual identity information in learned vocalizations did not change over short evolutionary timescales in populations that experienced the social disruption of introduction. Our findings point to exciting new research directions about the robustness or responsiveness of communication systems over different evolutionary timescales.","container-title":"PLOS Computational Biology","DOI":"10.1371/journal.pcbi.1011231","ISSN":"1553-7358","issue":"7","journalAbbreviation":"PLOS Computational Biology","language":"en","note":"publisher: Public Library of Science","page":"e1011231","source":"PLoS Journals","title":"Individual identity information persists in learned calls of introduced parrot populations","volume":"19","author":[{"family":"Smith-Vidaurre","given":"Grace"},{"family":"Pérez-Marrufo","given":"Valeria"},{"family":"Hobson","given":"Elizabeth A."},{"family":"Salinas-Melgoza","given":"Alejandro"},{"family":"Wright","given":"Timothy F."}],"issued":{"date-parts":[["2023",7,27]]}}},{"id":519,"uris":["http://zotero.org/groups/5786507/items/CYI2BRGH"],"itemData":{"id":519,"type":"article-journal","abstract":"This study describes a system of regional dialects in the contact call of a parrot, the yellow-naped amazon (Amazona auropalliata.) Spectrographic cross-correlation analyses of calls from multiple adults at 16 roosts in Costa Rica reveal two distinct patterns of geographic variation in call structure: first, variation in the basic structure of the call by which roosts can be classified into three distinct dialects, and second, fine-scale variation of call structure among roosts within a dialect. Some birds at roosts bordering two dialects use the calls of both neighbouring dialects interchangeably. These results suggest that there are two distinct processes governing the diffusion of call types among roosts, with dialect borders acting as barriers to the spread of foreign calls. Such a dialect system could be maintained through either reduced dispersal of birds across dialect boundaries or alternatively, by reduced diffusion of call types. These two possibilities have different implications for the genetic isolation of populations and thus for both speciation and learning. This pattern is broadly similar to those seen in some songbirds and may be maintained in a similar manner.","container-title":"Proceedings of the Royal Society of London. Series B: Biological Sciences","DOI":"10.1098/rspb.1996.0128","issue":"1372","note":"publisher: Royal Society","page":"867-872","source":"royalsocietypublishing.org (Atypon)","title":"Regional dialects in the contact call of a parrot","volume":"263","author":[{"family":"Wright","given":"Timothy F."}],"issued":{"date-parts":[["1996"]]}}}],"schema":"https://github.com/citation-style-language/schema/raw/master/csl-citation.json"} </w:instrText>
+        </w:r>
+        <w:r>
+          <w:rPr>
+            <w:rFonts w:ascii="Arial" w:hAnsi="Arial" w:cs="Arial"/>
+          </w:rPr>
+          <w:fldChar w:fldCharType="separate"/>
+        </w:r>
+        <w:r>
+          <w:rPr>
+            <w:rFonts w:ascii="Arial" w:hAnsi="Arial" w:cs="Arial"/>
+            <w:kern w:val="0"/>
+          </w:rPr>
+          <w:t>(12–17)</w:t>
+        </w:r>
+        <w:r>
+          <w:rPr>
+            <w:rFonts w:ascii="Arial" w:hAnsi="Arial" w:cs="Arial"/>
+          </w:rPr>
+          <w:fldChar w:fldCharType="end"/>
+        </w:r>
+        <w:r>
+          <w:rPr>
+            <w:rFonts w:ascii="Arial" w:hAnsi="Arial" w:cs="Arial"/>
+            <w:lang w:val="es-ES"/>
+          </w:rPr>
+          <w:t xml:space="preserve">. </w:t>
+        </w:r>
+        <w:r>
+          <w:rPr>
+            <w:rFonts w:ascii="Arial" w:hAnsi="Arial" w:cs="Arial"/>
+          </w:rPr>
+          <w:t xml:space="preserve">Such pipelines rely on overall measurements of acoustic similarity </w:t>
+        </w:r>
+        <w:r>
+          <w:rPr>
+            <w:rFonts w:ascii="Arial" w:hAnsi="Arial" w:cs="Arial"/>
+          </w:rPr>
+          <w:fldChar w:fldCharType="begin"/>
+        </w:r>
+        <w:r>
+          <w:rPr>
+            <w:rFonts w:ascii="Arial" w:hAnsi="Arial" w:cs="Arial"/>
+          </w:rPr>
+          <w:instrText xml:space="preserve"> ADDIN ZOTERO_ITEM CSL_CITATION {"citationID":"Sa9HTNBJ","properties":{"formattedCitation":"(12,15,17)","plainCitation":"(12,15,17)","noteIndex":0},"citationItems":[{"id":534,"uris":["http://zotero.org/groups/5786507/items/DLH8HEV6"],"itemData":{"id":534,"type":"article-journal","abstract":"Vocal learning, in which animals modify their vocalizations based on social experience, has evolved in several lineages of mammals and birds, including humans. Despite much attention, the question of how this key cognitive trait has evolved remains unanswered. The motor theory for the origin of vocal learning posits that neural centres specialized for vocal learning arose from adjacent areas in the brain devoted to general motor learning. One prediction of this hypothesis is that visual displays that rely on complex motor patterns may also be learned in taxa with vocal learning. While learning of both spoken and gestural languages is well documented in humans, the occurrence of learned visual displays has rarely been examined in non-human animals. We tested for geographical variation consistent with learning of visual displays in long-billed hermits (Phaethornis longirostris), a lek-mating hummingbird that, like humans, has both learned vocalizations and elaborate visual displays. We found lek-level signatures in both vocal parameters and visual display features, including display element proportions, sequence syntax and fine-scale parameters of elements. This variation was not associated with genetic differentiation between leks. In the absence of genetic differences, geographical variation in vocal signals at small scales is most parsimoniously attributed to learning, suggesting a significant role of social learning in visual display ontogeny. The co-occurrence of learning in vocal and visual displays would be consistent with a parallel evolution of these two signal modalities in this species.","container-title":"Proceedings of the Royal Society B: Biological Sciences","DOI":"10.1098/rspb.2019.0666","issue":"1903","note":"Enter Notes Here!","page":"20190666","source":"royalsocietypublishing.org (Atypon)","title":"Social group signatures in hummingbird displays provide evidence of co-occurrence of vocal and visual learning","volume":"286","author":[{"family":"Araya-Salas","given":"Marcelo"},{"family":"Smith-Vidaurre","given":"Grace"},{"family":"Mennill","given":"Daniel J."},{"family":"González-Gómez","given":"Paulina L."},{"family":"Cahill","given":"James"},{"family":"Wright","given":"Timothy F."}],"issued":{"date-parts":[["2019",5,29]]}}},{"id":536,"uris":["http://zotero.org/groups/5786507/items/ZNXJZAJT"],"itemData":{"id":536,"type":"article-journal","abstract":"Despite longstanding interest in the evolutionary origins and maintenance of vocal learning, we know relatively little about how social dynamics influence vocal learning processes in natural populations. The “signaling group membership” hypothesis proposes that socially learned calls evolved and are maintained as signals of group membership. However, in fission–fusion societies, individuals can interact in social groups across various social scales. For learned calls to signal group membership over multiple social scales, they must contain information about group membership over each of these scales, a concept termed “hierarchical mapping.” Monk parakeets (Myiopsitta monachus), small parrots native to South America, exhibit vocal mimicry in captivity and fission–fusion social dynamics in the wild. We examined patterns of contact call acoustic similarity in Uruguay to test the hierarchical mapping assumption of the signaling group membership hypothesis. We also asked whether geographic variation patterns matched regional dialects or geographic clines that have been documented in other vocal learning species. We used visual inspection, spectrographic cross-correlation and random forests, a machine learning approach, to evaluate contact call similarity. We compared acoustic similarity across social scales and geographic distance using Mantel tests and spatial autocorrelation. We found high similarity within individuals, and low, albeit significant, similarity within groups at the pair, flock and site social scales. Patterns of acoustic similarity over geographic distance did not match mosaic or graded patterns expected in dialectal or clinal variation. Our findings suggest that monk parakeet social interactions rely more heavily upon individual recognition than group membership at higher social scales.","container-title":"Behavioral Ecology","DOI":"10.1093/beheco/arz202","ISSN":"1045-2249","issue":"2","journalAbbreviation":"Behavioral Ecology","page":"448-458","source":"Silverchair","title":"Individual signatures outweigh social group identity in contact calls of a communally nesting parrot","volume":"31","author":[{"family":"Smith-Vidaurre","given":"Grace"},{"family":"Araya-Salas","given":"Marcelo"},{"family":"Wright","given":"Timothy F"}],"issued":{"date-parts":[["2020",3,20]]}}},{"id":519,"uris":["http://zotero.org/groups/5786507/items/CYI2BRGH"],"itemData":{"id":519,"type":"article-journal","abstract":"This study describes a system of regional dialects in the contact call of a parrot, the yellow-naped amazon (Amazona auropalliata.) Spectrographic cross-correlation analyses of calls from multiple adults at 16 roosts in Costa Rica reveal two distinct patterns of geographic variation in call structure: first, variation in the basic structure of the call by which roosts can be classified into three distinct dialects, and second, fine-scale variation of call structure among roosts within a dialect. Some birds at roosts bordering two dialects use the calls of both neighbouring dialects interchangeably. These results suggest that there are two distinct processes governing the diffusion of call types among roosts, with dialect borders acting as barriers to the spread of foreign calls. Such a dialect system could be maintained through either reduced dispersal of birds across dialect boundaries or alternatively, by reduced diffusion of call types. These two possibilities have different implications for the genetic isolation of populations and thus for both speciation and learning. This pattern is broadly similar to those seen in some songbirds and may be maintained in a similar manner.","container-title":"Proceedings of the Royal Society of London. Series B: Biological Sciences","DOI":"10.1098/rspb.1996.0128","issue":"1372","note":"publisher: Royal Society","page":"867-872","source":"royalsocietypublishing.org (Atypon)","title":"Regional dialects in the contact call of a parrot","volume":"263","author":[{"family":"Wright","given":"Timothy F."}],"issued":{"date-parts":[["1996"]]}}}],"schema":"https://github.com/citation-style-language/schema/raw/master/csl-citation.json"} </w:instrText>
+        </w:r>
+        <w:r>
+          <w:rPr>
+            <w:rFonts w:ascii="Arial" w:hAnsi="Arial" w:cs="Arial"/>
+          </w:rPr>
+          <w:fldChar w:fldCharType="separate"/>
+        </w:r>
+        <w:r>
+          <w:rPr>
+            <w:rFonts w:ascii="Arial" w:hAnsi="Arial" w:cs="Arial"/>
+          </w:rPr>
+          <w:t>(12,15,17)</w:t>
+        </w:r>
+        <w:r>
+          <w:rPr>
+            <w:rFonts w:ascii="Arial" w:hAnsi="Arial" w:cs="Arial"/>
+          </w:rPr>
+          <w:fldChar w:fldCharType="end"/>
+        </w:r>
+        <w:r>
+          <w:rPr>
+            <w:rFonts w:ascii="Arial" w:hAnsi="Arial" w:cs="Arial"/>
+          </w:rPr>
+          <w:t>, distance matrices built from vocal element categorization (</w:t>
+        </w:r>
+        <w:r>
+          <w:rPr>
+            <w:rFonts w:ascii="Arial" w:hAnsi="Arial" w:cs="Arial"/>
+            <w:highlight w:val="yellow"/>
+          </w:rPr>
+          <w:t>MacDougall-</w:t>
+        </w:r>
+        <w:proofErr w:type="spellStart"/>
+        <w:r>
+          <w:rPr>
+            <w:rFonts w:ascii="Arial" w:hAnsi="Arial" w:cs="Arial"/>
+            <w:highlight w:val="yellow"/>
+          </w:rPr>
+          <w:t>Shackletons</w:t>
+        </w:r>
+        <w:proofErr w:type="spellEnd"/>
+        <w:r>
+          <w:rPr>
+            <w:rFonts w:ascii="Arial" w:hAnsi="Arial" w:cs="Arial"/>
+            <w:highlight w:val="yellow"/>
+          </w:rPr>
+          <w:t>?</w:t>
+        </w:r>
+        <w:r>
+          <w:rPr>
+            <w:rFonts w:ascii="Arial" w:hAnsi="Arial" w:cs="Arial"/>
+          </w:rPr>
+          <w:t xml:space="preserve">), hand-picked acoustic measurements </w:t>
+        </w:r>
+        <w:r>
+          <w:rPr>
+            <w:rFonts w:ascii="Arial" w:hAnsi="Arial" w:cs="Arial"/>
+          </w:rPr>
+          <w:fldChar w:fldCharType="begin"/>
+        </w:r>
+        <w:r>
+          <w:rPr>
+            <w:rFonts w:ascii="Arial" w:hAnsi="Arial" w:cs="Arial"/>
+          </w:rPr>
+          <w:instrText xml:space="preserve"> ADDIN ZOTERO_ITEM CSL_CITATION {"citationID":"QExVee5W","properties":{"formattedCitation":"(14,18)","plainCitation":"(14,18)","noteIndex":0},"citationItems":[{"id":527,"uris":["http://zotero.org/groups/5786507/items/M5RQLYC2"],"itemData":{"id":527,"type":"article-journal","abstract":"Contact calls function to coordinate movements in a wide variety of social animals. Where population density is high, visibility is low and repeated interactions occur between known social companions, calls are often individually recognizable. Parrots are highly social and make substantial daily movements, which appear to be mediated through contact calling. However, there is little experimental evidence for how free-ranging parrots recognize social companions. We quantified intra- and interindividual variation of contact calls in a banded population of green-rumped parrotlets in Venezuela. Recordings of a sample of males were made on replicate days as they announced their return to incubating mates. Spectrographic structure of these contact calls showed significantly more variation between than within individuals, and calls could be correctly classified to individuals more often than was expected by chance. Males varied across multiple dimensions simultaneously, including duration, frequency and frequency modulation of contact calls. Playback experiments showed that free-ranging female parrotlets responded significantly more often to their mates’ calls than to calls of males of other nests. Mate recognition via contact calls may be selectively advantageous during incubation and brooding if this reduces the potential costs associated with confusing contact calls of mates with those of nonmates, including infanticidal conspecifics.","container-title":"Animal Behaviour","DOI":"10.1016/j.anbehav.2010.10.012","ISSN":"0003-3472","issue":"1","journalAbbreviation":"Animal Behaviour","page":"241-248","source":"ScienceDirect","title":"Contact calls are used for individual mate recognition in free-ranging green-rumped parrotlets, &lt;i&gt;Forpus passerinus&lt;/i&gt;","volume":"81","author":[{"family":"Berg","given":"Karl S."},{"family":"Delgado","given":"Soraya"},{"family":"Okawa","given":"Rae"},{"family":"Beissinger","given":"Steven R."},{"family":"Bradbury","given":"Jack W."}],"issued":{"date-parts":[["2011",1,1]]}}},{"id":457,"uris":["http://zotero.org/users/6722993/items/YUE44IAR"],"itemData":{"id":457,"type":"article-journal","abstract":"In humans, identity is partly encoded in a voice-print that is carried across multiple vocalizations. Other species also signal vocal identity in calls, such as shown in the contact call of parrots. However, it remains unclear to what extent other call types in parrots are individually distinct, and whether there is an analogous voice-print across calls. Here we test if an individual signature is present in other call types, how stable this signature is, and if parrots exhibit voice-prints across call types. We recorded 5599 vocalizations from 229 individually marked monk parakeets (\n              Myiopsitta monachus\n              ) over a 2-year period in Barcelona, Spain. We examined five distinct call types, finding evidence for an individual signature in three. We further show that in the contact call, while birds are individually distinct, the calls are more variable than previously assumed, changing over short time scales (seconds to minutes). Finally, we provide evidence for voice-prints across multiple call types, with a discriminant function being able to predict caller identity across call types. This suggests that monk parakeets may be able to use vocal cues to recognize conspecifics, even across vocalization types and without necessarily needing active vocal signatures of identity.","container-title":"Royal Society Open Science","DOI":"10.1098/rsos.230835","ISSN":"2054-5703","issue":"10","journalAbbreviation":"R. Soc. open sci.","language":"en","page":"230835","source":"DOI.org (Crossref)","title":"Evidence for vocal signatures and voice-prints in a wild parrot","volume":"10","author":[{"family":"Smeele","given":"Simeon Q."},{"family":"Senar","given":"Juan Carlos"},{"family":"Aplin","given":"Lucy M."},{"family":"McElreath","given":"Mary Brooke"}],"issued":{"date-parts":[["2023",10]]}}}],"schema":"https://github.com/citation-style-language/schema/raw/master/csl-citation.json"} </w:instrText>
+        </w:r>
+        <w:r>
+          <w:rPr>
+            <w:rFonts w:ascii="Arial" w:hAnsi="Arial" w:cs="Arial"/>
+          </w:rPr>
+          <w:fldChar w:fldCharType="separate"/>
+        </w:r>
+        <w:r>
+          <w:rPr>
+            <w:rFonts w:ascii="Arial" w:hAnsi="Arial" w:cs="Arial"/>
+          </w:rPr>
+          <w:t>(14,18)</w:t>
+        </w:r>
+        <w:r>
+          <w:rPr>
+            <w:rFonts w:ascii="Arial" w:hAnsi="Arial" w:cs="Arial"/>
+          </w:rPr>
+          <w:fldChar w:fldCharType="end"/>
+        </w:r>
+        <w:r>
+          <w:rPr>
+            <w:rFonts w:ascii="Arial" w:hAnsi="Arial" w:cs="Arial"/>
+          </w:rPr>
+          <w:t>, and automatically extracted acoustic features (</w:t>
+        </w:r>
+        <w:r>
+          <w:rPr>
+            <w:rFonts w:ascii="Arial" w:hAnsi="Arial" w:cs="Arial"/>
+            <w:highlight w:val="yellow"/>
+          </w:rPr>
+          <w:t>CITE</w:t>
+        </w:r>
+        <w:r>
+          <w:rPr>
+            <w:rFonts w:ascii="Arial" w:hAnsi="Arial" w:cs="Arial"/>
+          </w:rPr>
+          <w:t xml:space="preserve">). Researchers can then compare signals via permuted matrix correlation approaches, </w:t>
+        </w:r>
+        <w:r>
+          <w:rPr>
+            <w:rFonts w:ascii="Arial" w:hAnsi="Arial" w:cs="Arial"/>
+          </w:rPr>
+          <w:lastRenderedPageBreak/>
+          <w:t xml:space="preserve">Bayesian multi-level models, </w:t>
+        </w:r>
+        <w:r>
+          <w:rPr>
+            <w:rFonts w:ascii="Arial" w:hAnsi="Arial" w:cs="Arial"/>
+            <w:highlight w:val="yellow"/>
+          </w:rPr>
+          <w:t>or others in the current citation list?</w:t>
+        </w:r>
+        <w:r>
+          <w:rPr>
+            <w:rFonts w:ascii="Arial" w:hAnsi="Arial" w:cs="Arial"/>
+          </w:rPr>
+          <w:t xml:space="preserve"> </w:t>
+        </w:r>
+        <w:r>
+          <w:rPr>
+            <w:rFonts w:ascii="Arial" w:hAnsi="Arial" w:cs="Arial"/>
+          </w:rPr>
+          <w:fldChar w:fldCharType="begin"/>
+        </w:r>
+        <w:r>
+          <w:rPr>
+            <w:rFonts w:ascii="Arial" w:hAnsi="Arial" w:cs="Arial"/>
+          </w:rPr>
+          <w:instrText xml:space="preserve"> ADDIN ZOTERO_ITEM CSL_CITATION {"citationID":"s1eocdJz","properties":{"formattedCitation":"(12,16\\uc0\\u8211{}21)","plainCitation":"(12,16–21)","noteIndex":0},"citationItems":[{"id":534,"uris":["http://zotero.org/groups/5786507/items/DLH8HEV6"],"itemData":{"id":534,"type":"article-journal","abstract":"Vocal learning, in which animals modify their vocalizations based on social experience, has evolved in several lineages of mammals and birds, including humans. Despite much attention, the question of how this key cognitive trait has evolved remains unanswered. The motor theory for the origin of vocal learning posits that neural centres specialized for vocal learning arose from adjacent areas in the brain devoted to general motor learning. One prediction of this hypothesis is that visual displays that rely on complex motor patterns may also be learned in taxa with vocal learning. While learning of both spoken and gestural languages is well documented in humans, the occurrence of learned visual displays has rarely been examined in non-human animals. We tested for geographical variation consistent with learning of visual displays in long-billed hermits (Phaethornis longirostris), a lek-mating hummingbird that, like humans, has both learned vocalizations and elaborate visual displays. We found lek-level signatures in both vocal parameters and visual display features, including display element proportions, sequence syntax and fine-scale parameters of elements. This variation was not associated with genetic differentiation between leks. In the absence of genetic differences, geographical variation in vocal signals at small scales is most parsimoniously attributed to learning, suggesting a significant role of social learning in visual display ontogeny. The co-occurrence of learning in vocal and visual displays would be consistent with a parallel evolution of these two signal modalities in this species.","container-title":"Proceedings of the Royal Society B: Biological Sciences","DOI":"10.1098/rspb.2019.0666","issue":"1903","note":"Enter Notes Here!","page":"20190666","source":"royalsocietypublishing.org (Atypon)","title":"Social group signatures in hummingbird displays provide evidence of co-occurrence of vocal and visual learning","volume":"286","author":[{"family":"Araya-Salas","given":"Marcelo"},{"family":"Smith-Vidaurre","given":"Grace"},{"family":"Mennill","given":"Daniel J."},{"family":"González-Gómez","given":"Paulina L."},{"family":"Cahill","given":"James"},{"family":"Wright","given":"Timothy F."}],"issued":{"date-parts":[["2019",5,29]]}}},{"id":532,"uris":["http://zotero.org/groups/5786507/items/LRNJKMW3"],"itemData":{"id":532,"type":"article-journal","abstract":"The budgerigar, a small species of parrot, can learn new vocalizations throughout life and is therefore widely used as a model system for studying various aspects of vocal learning. It is not known, however, why parrots imitate sounds. To test the hypothesis that vocal imitation in budgerigars is related to pair bonding, we recorded approximately 100 contact calls from each of nine male and nine female adult budgerigars that were unfamiliar with one another and then placed them into pairs. We sampled their contact call repertoire weekly and conducted twice-weekly behavioural observation sessions. We compared contact calls by sonagram cross-correlation and classified them by means of a hierarchical clustering algorithm. This analysis showed that all pairs developed a shared call within an average of 2.1 weeks. Further analysis revealed that eight of the nine male budgerigars imitated the contact calls of their assigned mates, while none of the females imitated the calls of their males. We conclude that contact call imitation in adult budgerigars probably contributes to pair bond formation and maintenance. Prior studies on budgerigars were limited by the lack of a behavioural paradigm to elicit vocal imitation reliably. Our study remedies this and thereby serves as a foundation for future studies on vocal learning in adult animals.","container-title":"Animal Behaviour","DOI":"10.1006/anbe.1999.1438","ISSN":"0003-3472","issue":"6","journalAbbreviation":"Animal Behaviour","page":"1209-1218","source":"ScienceDirect","title":"Male vocal imitation produces call convergence during pair bonding in budgerigars, &lt;i&gt;Melopsittacus undulatus&lt;/i&gt;","volume":"59","author":[{"family":"Hile","given":"Arla G."},{"family":"Plummer","given":"Thane K."},{"family":"Striedter","given":"Georg F."}],"issued":{"date-parts":[["2000",6,1]]}}},{"id":549,"uris":["http://zotero.org/groups/5786507/items/2IUAEEP4"],"itemData":{"id":549,"type":"article-journal","abstract":"Few mammalian species produce vocalizations that are as richly structured as bird songs, and this greatly restricts the capacity for information transfer. Syntactically complex mammalian vocalizations have been previously studied only in primates, ...","container-title":"Proceedings of the Royal Society B: Biological Sciences","DOI":"10.1098/rspb.2012.0322","issue":"1740","language":"en","note":"PMID: 22513862","page":"2974","source":"pmc.ncbi.nlm.nih.gov","title":"Syntactic structure and geographical dialects in the songs of male rock hyraxes","volume":"279","author":[{"family":"Kershenbaum","given":"Arik"},{"family":"Ilany","given":"Amiyaal"},{"family":"Blaustein","given":"Leon"},{"family":"Geffen","given":"Eli"}],"issued":{"date-parts":[["2012",4,18]]}}},{"id":524,"uris":["http://zotero.org/groups/5786507/items/Y6Z8SCP6"],"itemData":{"id":524,"type":"article-journal","abstract":"Bird song often varies geographically within a species; when this geographic variation has distinct boundaries, the shared song types are referred to as song dialects. How dialects are produced and their adaptive significance are longstanding problems in biology, with implications for the role of culture in the evolution and ecology of diverse organisms, including humans. Here we test the hypothesis that song dialect, a culturally transmitted trait, is related to the population genetic structure of mountain white-crowned sparrows (Zonotrichia leucophrys oriantha). To address this, we compared microsatellite allele frequencies from 18 sample sites representing eight dialect regions in the Sierra Nevada. Pairwise genetic distances were not significantly correlated with geographic distances either within or between dialects, nor did dialect groups form distinct genetic groups according to neighbor-joining or UPGMA analysis, and most variation in allele frequencies occurred among individuals rather than at higher levels. However, most of the remaining variation was attributable to differences among, rather than within, dialect regions, and this among-dialect component of variance was statistically significant. Moreover, when controlling for the effect of geographic distance, song dissimilarity and genetic distance between site pairs were significantly correlated. Thus, song dialects appear to be associated with reductions in, but not strict barriers to, gene flow among dialect regions.","container-title":"Evolution","DOI":"10.1111/j.0014-3820.2001.tb00769.x","ISSN":"1558-5646","issue":"12","language":"en","note":"_eprint: https://onlinelibrary.wiley.com/doi/pdf/10.1111/j.0014-3820.2001.tb00769.x","page":"2568-2575","source":"Wiley Online Library","title":"Cultural and Genetic Evolution in Mountain White-Crowned Sparrows: Song Dialects Are Associated with Population Structure","title-short":"Cultural and Genetic Evolution in Mountain White-Crowned Sparrows","volume":"55","author":[{"family":"MacDougall-Shackleton","given":"Elizabeth A."},{"family":"MacDougall-Shackleton","given":"Scott A."}],"issued":{"date-parts":[["2001"]]}}},{"id":457,"uris":["http://zotero.org/users/6722993/items/YUE44IAR"],"itemData":{"id":457,"type":"article-journal","abstract":"In humans, identity is partly encoded in a voice-print that is carried across multiple vocalizations. Other species also signal vocal identity in calls, such as shown in the contact call of parrots. However, it remains unclear to what extent other call types in parrots are individually distinct, and whether there is an analogous voice-print across calls. Here we test if an individual signature is present in other call types, how stable this signature is, and if parrots exhibit voice-prints across call types. We recorded 5599 vocalizations from 229 individually marked monk parakeets (\n              Myiopsitta monachus\n              ) over a 2-year period in Barcelona, Spain. We examined five distinct call types, finding evidence for an individual signature in three. We further show that in the contact call, while birds are individually distinct, the calls are more variable than previously assumed, changing over short time scales (seconds to minutes). Finally, we provide evidence for voice-prints across multiple call types, with a discriminant function being able to predict caller identity across call types. This suggests that monk parakeets may be able to use vocal cues to recognize conspecifics, even across vocalization types and without necessarily needing active vocal signatures of identity.","container-title":"Royal Society Open Science","DOI":"10.1098/rsos.230835","ISSN":"2054-5703","issue":"10","journalAbbreviation":"R. Soc. open sci.","language":"en","page":"230835","source":"DOI.org (Crossref)","title":"Evidence for vocal signatures and voice-prints in a wild parrot","volume":"10","author":[{"family":"Smeele","given":"Simeon Q."},{"family":"Senar","given":"Juan Carlos"},{"family":"Aplin","given":"Lucy M."},{"family":"McElreath","given":"Mary Brooke"}],"issued":{"date-parts":[["2023",10]]}}},{"id":542,"uris":["http://zotero.org/groups/5786507/items/E7IVATDZ"],"itemData":{"id":542,"type":"article-journal","abstract":"Animals can actively encode different types of identity information in learned communication signals, such as group membership or individual identity. The social environments in which animals interact may favor different types of information, but whether identity information conveyed in learned signals is robust or responsive to social disruption over short evolutionary timescales is not well understood. We inferred the type of identity information that was most salient in vocal signals by combining computational tools, including supervised machine learning, with a conceptual framework of “hierarchical mapping”, or patterns of relative acoustic convergence across social scales. We used populations of a vocal learning species as a natural experiment to test whether the type of identity information emphasized in learned vocalizations changed in populations that experienced the social disruption of introduction into new parts of the world. We compared the social scales with the most salient identity information among native and introduced range monk parakeet (Myiopsitta monachus) calls recorded in Uruguay and the United States, respectively. We also evaluated whether the identity information emphasized in introduced range calls changed over time. To place our findings in an evolutionary context, we compared our results with another parrot species that exhibits well-established and distinctive regional vocal dialects that are consistent with signaling group identity. We found that both native and introduced range monk parakeet calls displayed the strongest convergence at the individual scale and minimal convergence within sites. We did not identify changes in the strength of acoustic convergence within sites over time in the introduced range calls. These results indicate that the individual identity information in learned vocalizations did not change over short evolutionary timescales in populations that experienced the social disruption of introduction. Our findings point to exciting new research directions about the robustness or responsiveness of communication systems over different evolutionary timescales.","container-title":"PLOS Computational Biology","DOI":"10.1371/journal.pcbi.1011231","ISSN":"1553-7358","issue":"7","journalAbbreviation":"PLOS Computational Biology","language":"en","note":"publisher: Public Library of Science","page":"e1011231","source":"PLoS Journals","title":"Individual identity information persists in learned calls of introduced parrot populations","volume":"19","author":[{"family":"Smith-Vidaurre","given":"Grace"},{"family":"Pérez-Marrufo","given":"Valeria"},{"family":"Hobson","given":"Elizabeth A."},{"family":"Salinas-Melgoza","given":"Alejandro"},{"family":"Wright","given":"Timothy F."}],"issued":{"date-parts":[["2023",7,27]]}}},{"id":519,"uris":["http://zotero.org/groups/5786507/items/CYI2BRGH"],"itemData":{"id":519,"type":"article-journal","abstract":"This study describes a system of regional dialects in the contact call of a parrot, the yellow-naped amazon (Amazona auropalliata.) Spectrographic cross-correlation analyses of calls from multiple adults at 16 roosts in Costa Rica reveal two distinct patterns of geographic variation in call structure: first, variation in the basic structure of the call by which roosts can be classified into three distinct dialects, and second, fine-scale variation of call structure among roosts within a dialect. Some birds at roosts bordering two dialects use the calls of both neighbouring dialects interchangeably. These results suggest that there are two distinct processes governing the diffusion of call types among roosts, with dialect borders acting as barriers to the spread of foreign calls. Such a dialect system could be maintained through either reduced dispersal of birds across dialect boundaries or alternatively, by reduced diffusion of call types. These two possibilities have different implications for the genetic isolation of populations and thus for both speciation and learning. This pattern is broadly similar to those seen in some songbirds and may be maintained in a similar manner.","container-title":"Proceedings of the Royal Society of London. Series B: Biological Sciences","DOI":"10.1098/rspb.1996.0128","issue":"1372","note":"publisher: Royal Society","page":"867-872","source":"royalsocietypublishing.org (Atypon)","title":"Regional dialects in the contact call of a parrot","volume":"263","author":[{"family":"Wright","given":"Timothy F."}],"issued":{"date-parts":[["1996"]]}}}],"schema":"https://github.com/citation-style-language/schema/raw/master/csl-citation.json"} </w:instrText>
+        </w:r>
+        <w:r>
+          <w:rPr>
+            <w:rFonts w:ascii="Arial" w:hAnsi="Arial" w:cs="Arial"/>
+          </w:rPr>
+          <w:fldChar w:fldCharType="separate"/>
+        </w:r>
+        <w:r>
+          <w:rPr>
+            <w:rFonts w:ascii="Arial" w:hAnsi="Arial" w:cs="Arial"/>
+            <w:kern w:val="0"/>
+          </w:rPr>
+          <w:t>(12,16–21)</w:t>
+        </w:r>
+        <w:r>
+          <w:rPr>
+            <w:rFonts w:ascii="Arial" w:hAnsi="Arial" w:cs="Arial"/>
+          </w:rPr>
+          <w:fldChar w:fldCharType="end"/>
+        </w:r>
+        <w:r>
+          <w:rPr>
+            <w:rFonts w:ascii="Arial" w:hAnsi="Arial" w:cs="Arial"/>
+          </w:rPr>
+          <w:t xml:space="preserve">. When vocal signals are composed of several different discrete subunits, researchers have used methods that reconstruct information encoded in sequences following the categorization of units </w:t>
+        </w:r>
+        <w:r>
+          <w:rPr>
+            <w:rFonts w:ascii="Arial" w:hAnsi="Arial" w:cs="Arial"/>
+          </w:rPr>
+          <w:fldChar w:fldCharType="begin"/>
+        </w:r>
+        <w:r>
+          <w:rPr>
+            <w:rFonts w:ascii="Arial" w:hAnsi="Arial" w:cs="Arial"/>
+          </w:rPr>
+          <w:instrText xml:space="preserve"> ADDIN ZOTERO_ITEM CSL_CITATION {"citationID":"2snwsYTn","properties":{"formattedCitation":"(22)","plainCitation":"(22)","noteIndex":0},"citationItems":[{"id":544,"uris":["http://zotero.org/groups/5786507/items/WJJ2WCSZ"],"itemData":{"id":544,"type":"article-journal","abstract":"Many animals communicate using sequences of discrete acoustic elements which can be complex, vary in their degree of stereotypy, and are potentially open-ended. Variation in sequences can provide important ecological, behavioural or evolutionary information about the structure and connectivity of populations, mechanisms for vocal cultural evolution and the underlying drivers responsible for these processes. Various mathematical techniques have been used to form a realistic approximation of sequence similarity for such tasks. Here, we use both simulated and empirical data sets from animal vocal sequences (rock hyrax, Procavia capensis; humpback whale, Megaptera novaeangliae; bottlenose dolphin, Tursiops truncatus; and Carolina chickadee, Poecile carolinensis) to test which of eight sequence analysis metrics are more likely to reconstruct the information encoded in the sequences, and to test the fidelity of estimation of model parameters, when the sequences are assumed to conform to particular statistical models. Results from the simulated data indicated that multiple metrics were equally successful in reconstructing the information encoded in the sequences of simulated individuals (Markov chains, n-gram models, repeat distribution and edit distance) and data generated by different stochastic processes (entropy rate and n-grams). However, the string edit (Levenshtein) distance performed consistently and significantly better than all other tested metrics (including entropy, Markov chains, n-grams, mutual information) for all empirical data sets, despite being less commonly used in the field of animal acoustic communication. The Levenshtein distance metric provides a robust analytical approach that should be considered in the comparison of animal acoustic sequences in preference to other commonly employed techniques (such as Markov chains, hidden Markov models or Shannon entropy). The recent discovery that non-Markovian vocal sequences may be more common in animal communication than previously thought provides a rich area for future research that requires non-Markovian-based analysis techniques to investigate animal grammars and potentially the origin of human language.","container-title":"Methods in Ecology and Evolution","DOI":"10.1111/2041-210X.12433","ISSN":"2041-210X","issue":"12","language":"en","license":"© 2015 The Authors. Methods in Ecology and Evolution © 2015 British Ecological Society","note":"_eprint: https://onlinelibrary.wiley.com/doi/pdf/10.1111/2041-210X.12433","page":"1452-1461","source":"Wiley Online Library","title":"Quantifying similarity in animal vocal sequences: which metric performs best?","title-short":"Quantifying similarity in animal vocal sequences","volume":"6","author":[{"family":"Kershenbaum","given":"Arik"},{"family":"Garland","given":"Ellen C."}],"issued":{"date-parts":[["2015"]]}}}],"schema":"https://github.com/citation-style-language/schema/raw/master/csl-citation.json"} </w:instrText>
+        </w:r>
+        <w:r>
+          <w:rPr>
+            <w:rFonts w:ascii="Arial" w:hAnsi="Arial" w:cs="Arial"/>
+          </w:rPr>
+          <w:fldChar w:fldCharType="separate"/>
+        </w:r>
+        <w:r>
+          <w:rPr>
+            <w:rFonts w:ascii="Arial" w:hAnsi="Arial" w:cs="Arial"/>
+          </w:rPr>
+          <w:t>(22)</w:t>
+        </w:r>
+        <w:r>
+          <w:rPr>
+            <w:rFonts w:ascii="Arial" w:hAnsi="Arial" w:cs="Arial"/>
+          </w:rPr>
+          <w:fldChar w:fldCharType="end"/>
+        </w:r>
+        <w:r>
+          <w:rPr>
+            <w:rFonts w:ascii="Arial" w:hAnsi="Arial" w:cs="Arial"/>
+          </w:rPr>
+          <w:t xml:space="preserve"> such as Shannon Information </w:t>
+        </w:r>
+        <w:r>
+          <w:rPr>
+            <w:rFonts w:ascii="Arial" w:hAnsi="Arial" w:cs="Arial"/>
+          </w:rPr>
+          <w:fldChar w:fldCharType="begin"/>
+        </w:r>
+        <w:r>
+          <w:rPr>
+            <w:rFonts w:ascii="Arial" w:hAnsi="Arial" w:cs="Arial"/>
+          </w:rPr>
+          <w:instrText xml:space="preserve"> ADDIN ZOTERO_ITEM CSL_CITATION {"citationID":"6lLKLqvW","properties":{"formattedCitation":"(23\\uc0\\u8211{}25)","plainCitation":"(23–25)","noteIndex":0},"citationItems":[{"id":557,"uris":["http://zotero.org/groups/5786507/items/P6GI7R7M"],"itemData":{"id":557,"type":"article-journal","abstract":"Recent theory in animal communication predicts that a group’s communicative complexity is connected to its social complexity. Social complexity has typically been measured using group size as an index, with larger groups thought to be more complex than smaller groups. However, group size alone does not account for other social differences that could influence the diversity of interactions within a group that may influence communication. In this study, we asked if other social factors could influence communicative behavior in groups by testing the influence of group composition in the Carolina chickadees, Poecile carolinensis. We recorded the vocal behavior of four wild-caught captive groups of familiar chickadees (birds caught from the same naturally occurring flock) and four wild-caught captive groups of unfamiliar chickadees (birds caught from all different naturally occurring flocks) and then analyzed vocalizations by assessing the note types birds used in their chickadee calls. Flocks of familiar chickadees used fewer introductory notes, more C notes, and fewer hybrid notes in their calls compared to flocks of unfamiliar chickadees. Communicative complexity, measured by zero- and first-order uncertainty, did not differ between conditions. We conclude that note composition of call, but not call complexity, varies with flock-mate familiarity.","container-title":"acta ethologica","DOI":"10.1007/s10211-019-00308-8","ISSN":"1437-9546","issue":"1","journalAbbreviation":"acta ethol","language":"en","page":"73-77","source":"Springer Link","title":"Flock-mate familiarity affects note composition of chickadee calls","volume":"22","author":[{"family":"Coppinger","given":"Brittany A."},{"family":"Davis","given":"Jordon E."},{"family":"Freeberg","given":"Todd M."}],"issued":{"date-parts":[["2019",2,1]]}}},{"id":552,"uris":["http://zotero.org/groups/5786507/items/HWTLRMW5"],"itemData":{"id":552,"type":"article-journal","abstract":"One hypothesis to explain variation in vocal communication in animal species is that the complexity of the social group influences the group's vocal complexity. This social-complexity hypothesis for communication is also central to recent arguments regarding the origins of human language, but experimental tests of the hypothesis are lacking. This study investigated whether group size, a fundamental component of social complexity, influences the complexity of a call functioning in the social organization of Carolina chickadees, Poecile carolinensis. In unmanipulated field settings, calls of individuals in larger groups had greater complexity (more information) than calls of individuals in smaller groups. In aviary settings manipulating group size, individuals in larger groups used calls with greater complexity than individuals in smaller groups. These results indicate that social complexity can influence communicative complexity in this species.","container-title":"Psychological Science","DOI":"10.1111/j.1467-9280.2006.01743.x","ISSN":"0956-7976","issue":"7","journalAbbreviation":"Psychol Sci","language":"en","note":"publisher: SAGE Publications Inc","page":"557-561","source":"SAGE Journals","title":"Social Complexity Can Drive Vocal Complexity: Group Size Influences Vocal Information in Carolina Chickadees","title-short":"Social Complexity Can Drive Vocal Complexity","volume":"17","author":[{"family":"Freeberg","given":"Todd M."}],"issued":{"date-parts":[["2006",7,1]]}}},{"id":553,"uris":["http://zotero.org/groups/5786507/items/RZJC7U4H"],"itemData":{"id":553,"type":"article-journal","abstract":"The chick-a-dee call of chickadees, tits, and titmice is a vocal system used in a wide range of social contexts by both sexes throughout the year and is one of the more structurally complicated vocal systems outside of human language. Relatively little is known about the chick-a-dee calls of mountain chickadees, Poecile gambeli, however. This is an important species for increasing our comparative understanding of variation in chick-a-dee calls as they are one of the chickadee species with the largest naturally occurring flock sizes. Flock size relates to the social complexity of flocks, and the social complexity hypothesis for communication predicts that individuals in more complex social groups should communicate with greater complexity than individuals in simpler social groups. Correlational and experimental evidence in support of the hypothesis has been found in the calls of a wide range of species, including Carolina chickadees, P. carolinensis. Here, we provide the first description of the variation in note composition and note-ordering rules in calls from mountain chickadee flocks in California and Colorado. California flocks were found to be significantly larger than Colorado flocks. Analysis of note-type usage and transition probabilities between note types found that calls of California birds were more complex than calls of Colorado birds, supporting a key prediction of the social complexity hypothesis for communication. We also found relatively high rates of reversals of note-ordering rules in mountain chickadee calls, which might help explain the complexity of the chick-a-dee calls of this species. Additionally, birds in flight produced calls with different note compositions when compared to perched birds. Generally, the note-type ordering and transition probabilities of calls of mountain chickadees seem comparable to other better-studied chickadee species, although their frequent note-type order rule reversals suggest potential syntax-like properties in this call system.","container-title":"Ethology","DOI":"10.1111/eth.13523","ISSN":"1439-0310","issue":"n/a","language":"en","license":"© 2024 Wiley-VCH GmbH.","note":"_eprint: https://onlinelibrary.wiley.com/doi/pdf/10.1111/eth.13523","page":"e13523","source":"Wiley Online Library","title":"Complexity in Chick-a-Dee Calls of Mountain Chickadees (Poecile gambeli): Call Variation Associated With Flock Size and Flight","title-short":"Complexity in Chick-a-Dee Calls of Mountain Chickadees (Poecile gambeli)","volume":"n/a","author":[{"family":"Selman","given":"Zaharia A."},{"family":"Freeberg","given":"Todd M."}],"issued":{"date-parts":[["2024"]]}}}],"schema":"https://github.com/citation-style-language/schema/raw/master/csl-citation.json"} </w:instrText>
+        </w:r>
+        <w:r>
+          <w:rPr>
+            <w:rFonts w:ascii="Arial" w:hAnsi="Arial" w:cs="Arial"/>
+          </w:rPr>
+          <w:fldChar w:fldCharType="separate"/>
+        </w:r>
+        <w:r>
+          <w:rPr>
+            <w:rFonts w:ascii="Arial" w:hAnsi="Arial" w:cs="Arial"/>
+            <w:kern w:val="0"/>
+          </w:rPr>
+          <w:t>(23–25)</w:t>
+        </w:r>
+        <w:r>
+          <w:rPr>
+            <w:rFonts w:ascii="Arial" w:hAnsi="Arial" w:cs="Arial"/>
+          </w:rPr>
+          <w:fldChar w:fldCharType="end"/>
+        </w:r>
+        <w:r>
+          <w:rPr>
+            <w:rFonts w:ascii="Arial" w:hAnsi="Arial" w:cs="Arial"/>
+          </w:rPr>
+          <w:t xml:space="preserve"> or Markov entropy rate </w:t>
+        </w:r>
+        <w:r>
+          <w:rPr>
+            <w:rFonts w:ascii="Arial" w:hAnsi="Arial" w:cs="Arial"/>
+          </w:rPr>
+          <w:fldChar w:fldCharType="begin"/>
+        </w:r>
+        <w:r>
+          <w:rPr>
+            <w:rFonts w:ascii="Arial" w:hAnsi="Arial" w:cs="Arial"/>
+          </w:rPr>
+          <w:instrText xml:space="preserve"> ADDIN ZOTERO_ITEM CSL_CITATION {"citationID":"lezW3oo8","properties":{"formattedCitation":"(26)","plainCitation":"(26)","noteIndex":0},"citationItems":[{"id":548,"uris":["http://zotero.org/groups/5786507/items/A5VUHZAH"],"itemData":{"id":548,"type":"article-journal","container-title":"Bioacoustics","DOI":"10.1080/09524622.2013.850040","ISSN":"0952-4622","issue":"3","note":"publisher: Taylor &amp; Francis","page":"195-208","source":"tandfonline.com (Atypon)","title":"Entropy rate as a measure of animal vocal complexity","volume":"23","author":[{"family":"Kershenbaum","given":"Arik"}],"issued":{"date-parts":[["2014",9,2]]}}}],"schema":"https://github.com/citation-style-language/schema/raw/master/csl-citation.json"} </w:instrText>
+        </w:r>
+        <w:r>
+          <w:rPr>
+            <w:rFonts w:ascii="Arial" w:hAnsi="Arial" w:cs="Arial"/>
+          </w:rPr>
+          <w:fldChar w:fldCharType="separate"/>
+        </w:r>
+        <w:r>
+          <w:rPr>
+            <w:rFonts w:ascii="Arial" w:hAnsi="Arial" w:cs="Arial"/>
+          </w:rPr>
+          <w:t>(26)</w:t>
+        </w:r>
+        <w:r>
+          <w:rPr>
+            <w:rFonts w:ascii="Arial" w:hAnsi="Arial" w:cs="Arial"/>
+          </w:rPr>
+          <w:fldChar w:fldCharType="end"/>
+        </w:r>
+        <w:r>
+          <w:rPr>
+            <w:rFonts w:ascii="Arial" w:hAnsi="Arial" w:cs="Arial"/>
+          </w:rPr>
+          <w:t xml:space="preserve">. </w:t>
+        </w:r>
+        <w:commentRangeEnd w:id="361"/>
+        <w:r>
+          <w:rPr>
+            <w:rStyle w:val="CommentReference"/>
+          </w:rPr>
+          <w:commentReference w:id="361"/>
+        </w:r>
+      </w:ins>
+    </w:p>
+    <w:p>
+      <w:pPr>
+        <w:spacing w:line="480" w:lineRule="auto"/>
+        <w:ind w:firstLine="720"/>
+        <w:rPr>
+          <w:ins w:id="363" w:author="Smith Vidaurre, Grace" w:date="2025-05-22T14:34:00Z" w16du:dateUtc="2025-05-22T18:34:00Z"/>
+          <w:rFonts w:ascii="Arial" w:hAnsi="Arial" w:cs="Arial"/>
+        </w:rPr>
+      </w:pPr>
+    </w:p>
+    <w:p>
+      <w:pPr>
+        <w:spacing w:line="480" w:lineRule="auto"/>
+        <w:ind w:firstLine="720"/>
+        <w:rPr>
+          <w:ins w:id="364" w:author="Smith Vidaurre, Grace" w:date="2025-05-22T14:34:00Z" w16du:dateUtc="2025-05-22T18:34:00Z"/>
+          <w:rFonts w:ascii="Arial" w:hAnsi="Arial" w:cs="Arial"/>
+        </w:rPr>
+      </w:pPr>
+      <w:ins w:id="365" w:author="Smith Vidaurre, Grace" w:date="2025-05-22T14:34:00Z" w16du:dateUtc="2025-05-22T18:34:00Z">
+        <w:r>
+          <w:rPr>
+            <w:rFonts w:ascii="Arial" w:hAnsi="Arial" w:cs="Arial"/>
+          </w:rPr>
+          <w:t xml:space="preserve">While animals can change various properties of their vocalizations to converge with or diverge from others, one form of identity information encoding is to modify frequency modulation patterns, or patterns of changing frequency over time. Learned variation in frequency modulation patterns can be used for the flexible encoding of social information in vocalizations </w:t>
+        </w:r>
+        <w:r>
+          <w:rPr>
+            <w:rFonts w:ascii="Arial" w:hAnsi="Arial" w:cs="Arial"/>
+          </w:rPr>
+          <w:fldChar w:fldCharType="begin"/>
+        </w:r>
+        <w:r>
+          <w:rPr>
+            <w:rFonts w:ascii="Arial" w:hAnsi="Arial" w:cs="Arial"/>
+          </w:rPr>
+          <w:instrText xml:space="preserve"> ADDIN ZOTERO_ITEM CSL_CITATION {"citationID":"52ZdWyjM","properties":{"formattedCitation":"(3,4)","plainCitation":"(3,4)","noteIndex":0},"citationItems":[{"id":569,"uris":["http://zotero.org/groups/5786507/items/JNKBUUG2"],"itemData":{"id":569,"type":"article-journal","container-title":"PNAS","issue":"21","page":"8293-8297","title":"Signature whistle shape conveys identity information to bottlenose dolphins","volume":"103","author":[{"family":"Janik","given":"Vincent M."},{"family":"Sayigh","given":"L.S."},{"family":"Wells","given":"R.S."}],"issued":{"date-parts":[["2006"]]}}},{"id":516,"uris":["http://zotero.org/groups/5786507/items/UDE4QNQH"],"itemData":{"id":516,"type":"article-journal","abstract":"Learned song is among the best-studied models of animal communication. In oscine songbirds, where learned song is most prevalent, it is used primarily for intrasexual selection and mate attraction. Learning of a different class of vocal signals, known as contact calls, is found in a diverse array of species, where they are used to mediate social interactions among individuals. We argue that call learning provides a taxonomically rich system for studying testable hypotheses for the evolutionary origins of vocal learning. We describe and critically evaluate four nonmutually exclusive hypotheses for the origin and current function of vocal learning of calls, which propose that call learning (1) improves auditory detection and recognition, (2) signals local knowledge, (3) signals group membership, or (4) allows for the encoding of more complex social information. We propose approaches to testing these four hypotheses but emphasize that all of them share the idea that social living, not sexual selection, is a central driver of vocal learning. Finally, we identify future areas for research on call learning that could provide new perspectives on the origins and mechanisms of vocal learning in both animals and humans.","container-title":"Animal Behaviour","DOI":"10.1016/j.anbehav.2016.07.031","ISSN":"0003-3472","journalAbbreviation":"Animal Behaviour","page":"163-172","source":"ScienceDirect","title":"Social calls provide novel insights into the evolution of vocal learning","volume":"120","author":[{"family":"Sewall","given":"Kendra B."},{"family":"Young","given":"Anna M."},{"family":"Wright","given":"Timothy F."}],"issued":{"date-parts":[["2016",10,1]]}}}],"schema":"https://github.com/citation-style-language/schema/raw/master/csl-citation.json"} </w:instrText>
+        </w:r>
+        <w:r>
+          <w:rPr>
+            <w:rFonts w:ascii="Arial" w:hAnsi="Arial" w:cs="Arial"/>
+          </w:rPr>
+          <w:fldChar w:fldCharType="separate"/>
+        </w:r>
+        <w:r>
+          <w:rPr>
+            <w:rFonts w:ascii="Arial" w:hAnsi="Arial" w:cs="Arial"/>
+          </w:rPr>
+          <w:t>(3,4)</w:t>
+        </w:r>
+        <w:r>
+          <w:rPr>
+            <w:rFonts w:ascii="Arial" w:hAnsi="Arial" w:cs="Arial"/>
+          </w:rPr>
+          <w:fldChar w:fldCharType="end"/>
+        </w:r>
+        <w:r>
+          <w:rPr>
+            <w:rFonts w:ascii="Arial" w:hAnsi="Arial" w:cs="Arial"/>
+          </w:rPr>
+          <w:t>(</w:t>
+        </w:r>
+        <w:commentRangeStart w:id="366"/>
+        <w:r>
+          <w:rPr>
+            <w:rFonts w:ascii="Arial" w:hAnsi="Arial" w:cs="Arial"/>
+          </w:rPr>
+          <w:t>CITE</w:t>
+        </w:r>
+        <w:commentRangeEnd w:id="366"/>
+        <w:r>
+          <w:rPr>
+            <w:rStyle w:val="CommentReference"/>
+          </w:rPr>
+          <w:commentReference w:id="366"/>
+        </w:r>
+        <w:r>
+          <w:rPr>
+            <w:rFonts w:ascii="Arial" w:hAnsi="Arial" w:cs="Arial"/>
+          </w:rPr>
+          <w:t xml:space="preserve">) For instance, individuals can encode individual identity information and/or group-level information in learned vocalizations by converging on shared frequency modulation patterns with social affiliates, or by diverging from group members to create individually distinctive frequency modulation patterns </w:t>
+        </w:r>
+        <w:r>
+          <w:rPr>
+            <w:rFonts w:ascii="Arial" w:hAnsi="Arial" w:cs="Arial"/>
+          </w:rPr>
+          <w:fldChar w:fldCharType="begin"/>
+        </w:r>
+        <w:r>
+          <w:rPr>
+            <w:rFonts w:ascii="Arial" w:hAnsi="Arial" w:cs="Arial"/>
+          </w:rPr>
+          <w:instrText xml:space="preserve"> ADDIN ZOTERO_ITEM CSL_CITATION {"citationID":"Q8qIlV3q","properties":{"formattedCitation":"(1\\uc0\\u8211{}3,6)","plainCitation":"(1–3,6)","noteIndex":0},"citationItems":[{"id":510,"uris":["http://zotero.org/groups/5786507/items/52VSTK8F"],"itemData":{"id":510,"type":"article-journal","abstract":"The capacity to learn novel vocalizations has evolved convergently in a wide range of species. Courtship songs of male birds or whales are often treated as prototypical examples, implying a sexually selected context for the evolution of this ability. However, functions of learned vocalizations in different species are far more diverse than courtship, spanning a range of socio-positive contexts from individual identification, social cohesion, or advertising pair bonds, as well as agonistic contexts such as territorial defence, deceptive alarm calling or luring prey. Here, we survey the diverse usages and proposed functions of learned novel signals, to build a framework for considering the evolution of vocal learning capacities that extends beyond sexual selection. For each function that can be identified for learned signals, we provide examples of species using unlearned signals to accomplish the same goals. We use such comparisons to generate hypotheses concerning when vocal learning is adaptive, given a particular suite of socio-ecological traits. Finally, we identify areas of uncertainty where improved understanding would allow us to better test these hypotheses. Considering the broad range of potential functions of vocal learning will yield a richer appreciation of its evolution than a narrow focus on a few prototypical species.\nThis article is part of the theme issue ‘Vocal learning in animals and humans’.","container-title":"Philosophical Transactions of the Royal Society B: Biological Sciences","DOI":"10.1098/rstb.2020.0235","issue":"1836","note":"publisher: Royal Society","page":"20200235","source":"royalsocietypublishing.org (Atypon)","title":"The many functions of vocal learning","volume":"376","author":[{"family":"Carouso-Peck","given":"Samantha"},{"family":"Goldstein","given":"Michael H."},{"family":"Fitch","given":"W. Tecumseh"}],"issued":{"date-parts":[["2021",9,6]]}}},{"id":514,"uris":["http://zotero.org/groups/5786507/items/V3B289AB"],"itemData":{"id":514,"type":"article-journal","abstract":"Vocal learning, in which animals modify their vocalizations to imitate those of others, has evolved independently in scattered lineages of birds and mammals. Comparative evidence supports two hypotheses for the selective advantages leading to the origin of vocal learning. The sexual selection hypothesis proposes that vocal learning evolves to allow expansion of vocal repertoires in response to mating preferences for more complex vocalizations. The information-sharing hypothesis also proposes that vocal learning evolves to allow expansion of vocal repertoires, but in this case in response to kin selection favoring sharing of information among relatives.","collection-title":"SI: Communication and language","container-title":"Current Opinion in Neurobiology","DOI":"10.1016/j.conb.2014.06.007","ISSN":"0959-4388","journalAbbreviation":"Current Opinion in Neurobiology","page":"48-53","source":"ScienceDirect","title":"The evolution of vocal learning","volume":"28","author":[{"family":"Nowicki","given":"Stephen"},{"family":"Searcy","given":"William A"}],"issued":{"date-parts":[["2014",10,1]]}}},{"id":516,"uris":["http://zotero.org/groups/5786507/items/UDE4QNQH"],"itemData":{"id":516,"type":"article-journal","abstract":"Learned song is among the best-studied models of animal communication. In oscine songbirds, where learned song is most prevalent, it is used primarily for intrasexual selection and mate attraction. Learning of a different class of vocal signals, known as contact calls, is found in a diverse array of species, where they are used to mediate social interactions among individuals. We argue that call learning provides a taxonomically rich system for studying testable hypotheses for the evolutionary origins of vocal learning. We describe and critically evaluate four nonmutually exclusive hypotheses for the origin and current function of vocal learning of calls, which propose that call learning (1) improves auditory detection and recognition, (2) signals local knowledge, (3) signals group membership, or (4) allows for the encoding of more complex social information. We propose approaches to testing these four hypotheses but emphasize that all of them share the idea that social living, not sexual selection, is a central driver of vocal learning. Finally, we identify future areas for research on call learning that could provide new perspectives on the origins and mechanisms of vocal learning in both animals and humans.","container-title":"Animal Behaviour","DOI":"10.1016/j.anbehav.2016.07.031","ISSN":"0003-3472","journalAbbreviation":"Animal Behaviour","page":"163-172","source":"ScienceDirect","title":"Social calls provide novel insights into the evolution of vocal learning","volume":"120","author":[{"family":"Sewall","given":"Kendra B."},{"family":"Young","given":"Anna M."},{"family":"Wright","given":"Timothy F."}],"issued":{"date-parts":[["2016",10,1]]}}},{"id":576,"uris":["http://zotero.org/groups/5786507/items/PMHBWC4S"],"itemData":{"id":576,"type":"article-journal","abstract":"Vocal learning has evolved independently in several lineages. This complex cognitive trait is commonly treated as binary: species either possess or lack it. This view has been a useful starting place to examine the origins of vocal learning, but is also incomplete and potentially misleading, as specific components of the vocal learning program – such as the timing, extent and nature of what is learned – vary widely among species. In our review we revive an idea first proposed by Beecher and Brenowitz (2005) by describing six dimensions of vocal learning: (1) which vocalizations are learned, (2) how much is learned, (3) when it is learned, (4) who it is learned from, (5) what is the extent of the internal template, and (6) how is the template integrated with social learning and innovation. We then highlight key examples of functional and mechanistic work on each dimension, largely from avian taxa, and discuss how a multi-dimensional framework can accelerate our understanding of why vocal learning has evolved, and how brains became capable of this important behaviour.","container-title":"Neuroscience &amp; Biobehavioral Reviews","DOI":"10.1016/j.neubiorev.2021.02.022","ISSN":"0149-7634","journalAbbreviation":"Neuroscience &amp; Biobehavioral Reviews","page":"328-338","source":"ScienceDirect","title":"Defining the multidimensional phenotype: New opportunities to integrate the behavioral ecology and behavioral neuroscience of vocal learning","title-short":"Defining the multidimensional phenotype","volume":"125","author":[{"family":"Wright","given":"Timothy F."},{"family":"Derryberry","given":"Elizabeth P."}],"issued":{"date-parts":[["2021",6,1]]}}}],"schema":"https://github.com/citation-style-language/schema/raw/master/csl-citation.json"} </w:instrText>
+        </w:r>
+        <w:r>
+          <w:rPr>
+            <w:rFonts w:ascii="Arial" w:hAnsi="Arial" w:cs="Arial"/>
+          </w:rPr>
+          <w:fldChar w:fldCharType="separate"/>
+        </w:r>
+        <w:r>
+          <w:rPr>
+            <w:rFonts w:ascii="Arial" w:hAnsi="Arial" w:cs="Arial"/>
+            <w:kern w:val="0"/>
+          </w:rPr>
+          <w:t>(1–3,6)</w:t>
+        </w:r>
+        <w:r>
+          <w:rPr>
+            <w:rFonts w:ascii="Arial" w:hAnsi="Arial" w:cs="Arial"/>
+          </w:rPr>
+          <w:fldChar w:fldCharType="end"/>
+        </w:r>
+        <w:r>
+          <w:rPr>
+            <w:rFonts w:ascii="Arial" w:hAnsi="Arial" w:cs="Arial"/>
+          </w:rPr>
+          <w:t>.</w:t>
+        </w:r>
+      </w:ins>
+    </w:p>
+    <w:p>
+      <w:pPr>
+        <w:spacing w:line="480" w:lineRule="auto"/>
+        <w:ind w:firstLine="720"/>
+        <w:rPr>
+          <w:ins w:id="367" w:author="Smith Vidaurre, Grace" w:date="2025-05-22T14:35:00Z" w16du:dateUtc="2025-05-22T18:35:00Z"/>
+          <w:rFonts w:ascii="Arial" w:hAnsi="Arial" w:cs="Arial"/>
+        </w:rPr>
+      </w:pPr>
+    </w:p>
+    <w:p>
+      <w:pPr>
+        <w:spacing w:line="480" w:lineRule="auto"/>
+        <w:ind w:firstLine="720"/>
+        <w:rPr>
+          <w:moveTo w:id="368" w:author="Smith Vidaurre, Grace" w:date="2025-05-22T14:24:00Z" w16du:dateUtc="2025-05-22T18:24:00Z"/>
+          <w:rFonts w:ascii="Arial" w:hAnsi="Arial" w:cs="Arial"/>
+        </w:rPr>
+      </w:pPr>
+      <w:ins w:id="369" w:author="Smith Vidaurre, Grace" w:date="2025-05-22T14:35:00Z" w16du:dateUtc="2025-05-22T18:35:00Z">
+        <w:r>
+          <w:rPr>
+            <w:rFonts w:ascii="Arial" w:hAnsi="Arial" w:cs="Arial"/>
+          </w:rPr>
+          <w:t>Synthetic vocalizations</w:t>
+        </w:r>
+        <w:r>
+          <w:rPr>
+            <w:rFonts w:ascii="Arial" w:hAnsi="Arial" w:cs="Arial"/>
+          </w:rPr>
+          <w:t xml:space="preserve"> and datasets</w:t>
+        </w:r>
+        <w:r>
+          <w:rPr>
+            <w:rFonts w:ascii="Arial" w:hAnsi="Arial" w:cs="Arial"/>
+          </w:rPr>
+          <w:t xml:space="preserve"> can be</w:t>
+        </w:r>
+        <w:r>
+          <w:rPr>
+            <w:rFonts w:ascii="Arial" w:hAnsi="Arial" w:cs="Arial"/>
+          </w:rPr>
+          <w:t xml:space="preserve"> </w:t>
+        </w:r>
+        <w:r>
+          <w:rPr>
+            <w:rFonts w:ascii="Arial" w:hAnsi="Arial" w:cs="Arial"/>
+          </w:rPr>
+          <w:t xml:space="preserve">a powerful tool to test how well bioacoustics </w:t>
+        </w:r>
+        <w:r>
+          <w:rPr>
+            <w:rFonts w:ascii="Arial" w:hAnsi="Arial" w:cs="Arial"/>
+          </w:rPr>
+          <w:t>methods</w:t>
+        </w:r>
+        <w:r>
+          <w:rPr>
+            <w:rFonts w:ascii="Arial" w:hAnsi="Arial" w:cs="Arial"/>
+          </w:rPr>
+          <w:t xml:space="preserve"> detect complex vocal information encoding, particularly when we can generate synthetic vocal identity signals with known complexity of information encoding.</w:t>
+        </w:r>
+      </w:ins>
+    </w:p>
+    <w:moveToRangeEnd w:id="356"/>
+    <w:p>
+      <w:pPr>
         <w:rPr>
           <w:rFonts w:ascii="Arial" w:hAnsi="Arial" w:cs="Arial"/>
           <w:b/>
           <w:bCs/>
         </w:rPr>
       </w:pPr>
-      <w:commentRangeStart w:id="45"/>
-      <w:r>
-        <w:rPr>
-          <w:rFonts w:ascii="Arial" w:hAnsi="Arial" w:cs="Arial"/>
-        </w:rPr>
-        <w:t xml:space="preserve">Second, </w:t>
-      </w:r>
-      <w:proofErr w:type="spellStart"/>
-      <w:proofErr w:type="gramStart"/>
-      <w:r>
-        <w:rPr>
-          <w:rFonts w:ascii="Arial" w:hAnsi="Arial" w:cs="Arial"/>
-        </w:rPr>
-        <w:t>out</w:t>
-      </w:r>
-      <w:proofErr w:type="spellEnd"/>
-      <w:proofErr w:type="gramEnd"/>
-      <w:r>
-        <w:rPr>
-          <w:rFonts w:ascii="Arial" w:hAnsi="Arial" w:cs="Arial"/>
-        </w:rPr>
-        <w:t xml:space="preserve"> ability to detect the dynamics of information encoding during real time social interactions is limited by our ability to capture the totality of an individual’s or groups signal produced during these interactions. We may </w:t>
-      </w:r>
-      <w:proofErr w:type="gramStart"/>
-      <w:r>
-        <w:rPr>
-          <w:rFonts w:ascii="Arial" w:hAnsi="Arial" w:cs="Arial"/>
-        </w:rPr>
-        <w:t>be over sampling</w:t>
-      </w:r>
-      <w:proofErr w:type="gramEnd"/>
-      <w:r>
-        <w:rPr>
-          <w:rFonts w:ascii="Arial" w:hAnsi="Arial" w:cs="Arial"/>
-        </w:rPr>
-        <w:t xml:space="preserve"> from vocal learning species whose social interaction and signal production are easy to observe and </w:t>
-      </w:r>
-      <w:proofErr w:type="gramStart"/>
-      <w:r>
-        <w:rPr>
-          <w:rFonts w:ascii="Arial" w:hAnsi="Arial" w:cs="Arial"/>
-        </w:rPr>
-        <w:t>measure, and</w:t>
-      </w:r>
-      <w:proofErr w:type="gramEnd"/>
-      <w:r>
-        <w:rPr>
-          <w:rFonts w:ascii="Arial" w:hAnsi="Arial" w:cs="Arial"/>
-        </w:rPr>
-        <w:t xml:space="preserve"> therefore may not be assessing the full scope of how information can be encoded across a range of species.</w:t>
-      </w:r>
-      <w:commentRangeEnd w:id="45"/>
-      <w:r>
-        <w:rPr>
-          <w:rStyle w:val="CommentReference"/>
-        </w:rPr>
-        <w:commentReference w:id="45"/>
-      </w:r>
     </w:p>
     <w:p>
       <w:pPr>
@@ -16530,6 +19917,53 @@
     </w:p>
     <w:p>
       <w:pPr>
+        <w:rPr>
+          <w:rFonts w:ascii="Arial" w:hAnsi="Arial" w:cs="Arial"/>
+          <w:b/>
+          <w:bCs/>
+        </w:rPr>
+      </w:pPr>
+      <w:commentRangeStart w:id="370"/>
+      <w:r>
+        <w:rPr>
+          <w:rFonts w:ascii="Arial" w:hAnsi="Arial" w:cs="Arial"/>
+        </w:rPr>
+        <w:t xml:space="preserve">Second, out ability to detect the dynamics of information encoding during real time social interactions is limited by our ability to capture the totality of an individual’s or groups signal produced during these interactions. We may be over sampling from vocal learning species whose social interaction and signal production are easy to observe and </w:t>
+      </w:r>
+      <w:proofErr w:type="gramStart"/>
+      <w:r>
+        <w:rPr>
+          <w:rFonts w:ascii="Arial" w:hAnsi="Arial" w:cs="Arial"/>
+        </w:rPr>
+        <w:lastRenderedPageBreak/>
+        <w:t>measure, and</w:t>
+      </w:r>
+      <w:proofErr w:type="gramEnd"/>
+      <w:r>
+        <w:rPr>
+          <w:rFonts w:ascii="Arial" w:hAnsi="Arial" w:cs="Arial"/>
+        </w:rPr>
+        <w:t xml:space="preserve"> therefore may not be assessing the full scope of how information can be encoded across a range of species.</w:t>
+      </w:r>
+      <w:commentRangeEnd w:id="370"/>
+      <w:r>
+        <w:rPr>
+          <w:rStyle w:val="CommentReference"/>
+        </w:rPr>
+        <w:commentReference w:id="370"/>
+      </w:r>
+    </w:p>
+    <w:p>
+      <w:pPr>
+        <w:rPr>
+          <w:rFonts w:ascii="Arial" w:hAnsi="Arial" w:cs="Arial"/>
+          <w:b/>
+          <w:bCs/>
+        </w:rPr>
+      </w:pPr>
+    </w:p>
+    <w:p>
+      <w:pPr>
         <w:spacing w:line="360" w:lineRule="auto"/>
         <w:rPr>
           <w:rFonts w:ascii="Arial" w:hAnsi="Arial" w:cs="Arial"/>
@@ -16541,35 +19975,35 @@
         </w:rPr>
         <w:t xml:space="preserve">Several computationally intensive tools have emerged to assess the degree or types of information encoded in </w:t>
       </w:r>
-      <w:commentRangeStart w:id="46"/>
-      <w:commentRangeStart w:id="47"/>
-      <w:commentRangeStart w:id="48"/>
+      <w:commentRangeStart w:id="371"/>
+      <w:commentRangeStart w:id="372"/>
+      <w:commentRangeStart w:id="373"/>
       <w:r>
         <w:rPr>
           <w:rFonts w:ascii="Arial" w:hAnsi="Arial" w:cs="Arial"/>
         </w:rPr>
         <w:t>signals</w:t>
       </w:r>
-      <w:commentRangeEnd w:id="46"/>
+      <w:commentRangeEnd w:id="371"/>
       <w:r>
         <w:rPr>
           <w:rStyle w:val="CommentReference"/>
         </w:rPr>
-        <w:commentReference w:id="46"/>
-      </w:r>
-      <w:commentRangeEnd w:id="47"/>
+        <w:commentReference w:id="371"/>
+      </w:r>
+      <w:commentRangeEnd w:id="372"/>
       <w:r>
         <w:rPr>
           <w:rStyle w:val="CommentReference"/>
         </w:rPr>
-        <w:commentReference w:id="47"/>
-      </w:r>
-      <w:commentRangeEnd w:id="48"/>
+        <w:commentReference w:id="372"/>
+      </w:r>
+      <w:commentRangeEnd w:id="373"/>
       <w:r>
         <w:rPr>
           <w:rStyle w:val="CommentReference"/>
         </w:rPr>
-        <w:commentReference w:id="48"/>
+        <w:commentReference w:id="373"/>
       </w:r>
       <w:r>
         <w:rPr>
@@ -16964,7 +20398,6 @@
         <w:rPr>
           <w:rFonts w:ascii="Arial" w:hAnsi="Arial" w:cs="Arial"/>
         </w:rPr>
-        <w:lastRenderedPageBreak/>
         <w:t>Ask whether acoustic convergence is statistically significant at each social level across experimental treatments</w:t>
       </w:r>
     </w:p>
@@ -17152,7 +20585,7 @@
       </w:r>
     </w:p>
   </w:comment>
-  <w:comment w:id="1" w:author="Coppinger, Brittany" w:date="2025-02-13T11:13:00Z" w:initials="BC">
+  <w:comment w:id="2" w:author="Coppinger, Brittany" w:date="2025-02-13T11:13:00Z" w:initials="BC">
     <w:p>
       <w:pPr>
         <w:pStyle w:val="CommentText"/>
@@ -17168,7 +20601,7 @@
       </w:r>
     </w:p>
   </w:comment>
-  <w:comment w:id="2" w:author="Coppinger, Brittany" w:date="2025-02-13T11:14:00Z" w:initials="BC">
+  <w:comment w:id="3" w:author="Coppinger, Brittany" w:date="2025-02-13T11:14:00Z" w:initials="BC">
     <w:p>
       <w:pPr>
         <w:pStyle w:val="CommentText"/>
@@ -17192,7 +20625,7 @@
       </w:r>
     </w:p>
   </w:comment>
-  <w:comment w:id="3" w:author="Coppinger, Brittany" w:date="2025-04-04T12:50:00Z" w:initials="BC">
+  <w:comment w:id="32" w:author="Coppinger, Brittany" w:date="2025-04-04T12:50:00Z" w:initials="BC">
     <w:p>
       <w:pPr>
         <w:pStyle w:val="CommentText"/>
@@ -17208,7 +20641,41 @@
       </w:r>
     </w:p>
   </w:comment>
-  <w:comment w:id="4" w:author="Coppinger, Brittany" w:date="2024-12-16T10:03:00Z" w:initials="BC">
+  <w:comment w:id="33" w:author="Smith Vidaurre, Grace" w:date="2025-05-22T13:14:00Z" w:initials="GSV">
+    <w:p>
+      <w:r>
+        <w:rPr>
+          <w:rStyle w:val="CommentReference"/>
+        </w:rPr>
+        <w:annotationRef/>
+      </w:r>
+      <w:r>
+        <w:rPr>
+          <w:sz w:val="20"/>
+          <w:szCs w:val="20"/>
+        </w:rPr>
+        <w:t>Only you, Summer, and me are formerly part of the EEB program</w:t>
+      </w:r>
+    </w:p>
+  </w:comment>
+  <w:comment w:id="40" w:author="Smith Vidaurre, Grace" w:date="2025-05-22T13:11:00Z" w:initials="GSV">
+    <w:p>
+      <w:r>
+        <w:rPr>
+          <w:rStyle w:val="CommentReference"/>
+        </w:rPr>
+        <w:annotationRef/>
+      </w:r>
+      <w:r>
+        <w:rPr>
+          <w:sz w:val="20"/>
+          <w:szCs w:val="20"/>
+        </w:rPr>
+        <w:t>Yes sounds good, gotta do this for tenure stuff</w:t>
+      </w:r>
+    </w:p>
+  </w:comment>
+  <w:comment w:id="47" w:author="Coppinger, Brittany" w:date="2024-12-16T10:03:00Z" w:initials="BC">
     <w:p>
       <w:pPr>
         <w:pStyle w:val="CommentText"/>
@@ -17253,7 +20720,7 @@
       </w:r>
     </w:p>
   </w:comment>
-  <w:comment w:id="5" w:author="Coppinger, Brittany" w:date="2024-12-16T10:08:00Z" w:initials="BC">
+  <w:comment w:id="48" w:author="Coppinger, Brittany" w:date="2024-12-16T10:08:00Z" w:initials="BC">
     <w:p>
       <w:pPr>
         <w:pStyle w:val="CommentText"/>
@@ -17303,7 +20770,7 @@
       </w:r>
     </w:p>
   </w:comment>
-  <w:comment w:id="6" w:author="Coppinger, Brittany" w:date="2025-04-04T12:44:00Z" w:initials="BC">
+  <w:comment w:id="56" w:author="Coppinger, Brittany" w:date="2025-04-04T12:44:00Z" w:initials="BC">
     <w:p>
       <w:pPr>
         <w:pStyle w:val="CommentText"/>
@@ -17319,7 +20786,7 @@
       </w:r>
     </w:p>
   </w:comment>
-  <w:comment w:id="7" w:author="Coppinger, Brittany" w:date="2025-04-04T12:57:00Z" w:initials="BC">
+  <w:comment w:id="57" w:author="Coppinger, Brittany" w:date="2025-04-04T12:57:00Z" w:initials="BC">
     <w:p>
       <w:pPr>
         <w:pStyle w:val="CommentText"/>
@@ -17358,7 +20825,7 @@
       </w:r>
     </w:p>
   </w:comment>
-  <w:comment w:id="8" w:author="Coppinger, Brittany" w:date="2024-12-12T14:19:00Z" w:initials="BC">
+  <w:comment w:id="58" w:author="Coppinger, Brittany" w:date="2024-12-12T14:19:00Z" w:initials="BC">
     <w:p>
       <w:pPr>
         <w:pStyle w:val="CommentText"/>
@@ -17374,7 +20841,7 @@
       </w:r>
     </w:p>
   </w:comment>
-  <w:comment w:id="9" w:author="Coppinger, Brittany" w:date="2025-01-13T12:14:00Z" w:initials="BC">
+  <w:comment w:id="59" w:author="Coppinger, Brittany" w:date="2025-01-13T12:14:00Z" w:initials="BC">
     <w:p>
       <w:pPr>
         <w:pStyle w:val="CommentText"/>
@@ -17403,7 +20870,7 @@
       </w:r>
     </w:p>
   </w:comment>
-  <w:comment w:id="10" w:author="Coppinger, Brittany" w:date="2025-02-13T11:11:00Z" w:initials="BC">
+  <w:comment w:id="60" w:author="Coppinger, Brittany" w:date="2025-02-13T11:11:00Z" w:initials="BC">
     <w:p>
       <w:pPr>
         <w:pStyle w:val="CommentText"/>
@@ -17450,7 +20917,7 @@
       </w:r>
     </w:p>
   </w:comment>
-  <w:comment w:id="11" w:author="Smith Vidaurre, Grace" w:date="2024-12-18T14:31:00Z" w:initials="GSV">
+  <w:comment w:id="70" w:author="Smith Vidaurre, Grace" w:date="2024-12-18T14:31:00Z" w:initials="GSV">
     <w:p>
       <w:r>
         <w:rPr>
@@ -17467,7 +20934,41 @@
       </w:r>
     </w:p>
   </w:comment>
-  <w:comment w:id="12" w:author="Coppinger, Brittany" w:date="2024-12-20T14:52:00Z" w:initials="BC">
+  <w:comment w:id="100" w:author="Smith Vidaurre, Grace" w:date="2025-05-22T13:30:00Z" w:initials="GSV">
+    <w:p>
+      <w:r>
+        <w:rPr>
+          <w:rStyle w:val="CommentReference"/>
+        </w:rPr>
+        <w:annotationRef/>
+      </w:r>
+      <w:r>
+        <w:rPr>
+          <w:sz w:val="20"/>
+          <w:szCs w:val="20"/>
+        </w:rPr>
+        <w:t>Same, let’s move this earlier</w:t>
+      </w:r>
+    </w:p>
+  </w:comment>
+  <w:comment w:id="120" w:author="Smith Vidaurre, Grace" w:date="2025-05-22T13:59:00Z" w:initials="GSV">
+    <w:p>
+      <w:r>
+        <w:rPr>
+          <w:rStyle w:val="CommentReference"/>
+        </w:rPr>
+        <w:annotationRef/>
+      </w:r>
+      <w:r>
+        <w:rPr>
+          <w:sz w:val="20"/>
+          <w:szCs w:val="20"/>
+        </w:rPr>
+        <w:t>We do need to be careful with the framing I just added because some of the papers we’re citing here aren’t specifically focused on addressing frequency modulation as the structure where information is encoded</w:t>
+      </w:r>
+    </w:p>
+  </w:comment>
+  <w:comment w:id="117" w:author="Coppinger, Brittany" w:date="2025-04-04T09:56:00Z" w:initials="BC">
     <w:p>
       <w:pPr>
         <w:pStyle w:val="CommentText"/>
@@ -17479,11 +20980,180 @@
         <w:annotationRef/>
       </w:r>
       <w:r>
+        <w:t xml:space="preserve">Make link to complex information encoding stronger. </w:t>
+      </w:r>
+    </w:p>
+  </w:comment>
+  <w:comment w:id="143" w:author="Smith Vidaurre, Grace" w:date="2025-05-22T13:46:00Z" w:initials="GSV">
+    <w:p>
+      <w:r>
+        <w:rPr>
+          <w:rStyle w:val="CommentReference"/>
+        </w:rPr>
+        <w:annotationRef/>
+      </w:r>
+      <w:r>
+        <w:rPr>
+          <w:sz w:val="20"/>
+          <w:szCs w:val="20"/>
+        </w:rPr>
+        <w:t>We should add more examples: yellow-naped amazons (Wright et al. 1996), crossbills (Sewall 2012 or another year), also black-capped chickadees (Mammen &amp; Nowicki 1989), and elephant seals (Casey et al. 2018)</w:t>
+      </w:r>
+    </w:p>
+  </w:comment>
+  <w:comment w:id="104" w:author="Smith Vidaurre, Grace" w:date="2025-05-22T13:22:00Z" w:initials="GSV">
+    <w:p>
+      <w:r>
+        <w:rPr>
+          <w:rStyle w:val="CommentReference"/>
+        </w:rPr>
+        <w:annotationRef/>
+      </w:r>
+      <w:r>
+        <w:rPr>
+          <w:sz w:val="20"/>
+          <w:szCs w:val="20"/>
+        </w:rPr>
+        <w:t>Let’s move this earlier so it comes in the very first paragraph. I really like how we laid out the conceptual framework in your EEB talk so let’s follow a similar layout here. Baby: Vocal learning can be a solution for flexible information encoding but especially in multi-level societies. Werewolf: We need to quantify information encoding over multiple social levels in vocalizations, but when relying on empirical datasets, we can’t know if the tools to detect information are actually detecting the “right” types and amounts of information because we don’t know the truth about the acoustic structures and social levels where information is encoded. So silver bullet: synthetic vocalizations in which we can control multilevel information encoding</w:t>
+      </w:r>
+    </w:p>
+  </w:comment>
+  <w:comment w:id="105" w:author="Smith Vidaurre, Grace" w:date="2025-05-22T13:22:00Z" w:initials="GSV">
+    <w:p>
+      <w:r>
+        <w:rPr>
+          <w:rStyle w:val="CommentReference"/>
+        </w:rPr>
+        <w:annotationRef/>
+      </w:r>
+      <w:r>
+        <w:rPr>
+          <w:sz w:val="20"/>
+          <w:szCs w:val="20"/>
+        </w:rPr>
+        <w:t>I like this restructuring because it saves this problem of researchers using many quantitative approaches for statistical inference for another paper (the talk I’ll do at ABS this summer)</w:t>
+      </w:r>
+    </w:p>
+  </w:comment>
+  <w:comment w:id="213" w:author="Smith Vidaurre, Grace" w:date="2025-05-22T13:29:00Z" w:initials="GSV">
+    <w:p>
+      <w:r>
+        <w:rPr>
+          <w:rStyle w:val="CommentReference"/>
+        </w:rPr>
+        <w:annotationRef/>
+      </w:r>
+      <w:r>
+        <w:rPr>
+          <w:sz w:val="20"/>
+          <w:szCs w:val="20"/>
+        </w:rPr>
+        <w:t>This should also come earlier, ideally in the first paragraph, to clarify what acoustic structures we’ll focus on for the remainder of the paper</w:t>
+      </w:r>
+    </w:p>
+  </w:comment>
+  <w:comment w:id="219" w:author="Smith Vidaurre, Grace" w:date="2025-05-22T13:30:00Z" w:initials="GSV">
+    <w:p>
+      <w:r>
+        <w:rPr>
+          <w:rStyle w:val="CommentReference"/>
+        </w:rPr>
+        <w:annotationRef/>
+      </w:r>
+      <w:r>
+        <w:rPr>
+          <w:sz w:val="20"/>
+          <w:szCs w:val="20"/>
+        </w:rPr>
+        <w:t>Same, let’s move this earlier</w:t>
+      </w:r>
+    </w:p>
+  </w:comment>
+  <w:comment w:id="259" w:author="Smith Vidaurre, Grace" w:date="2025-05-22T13:30:00Z" w:initials="GSV">
+    <w:p>
+      <w:r>
+        <w:rPr>
+          <w:rStyle w:val="CommentReference"/>
+        </w:rPr>
+        <w:annotationRef/>
+      </w:r>
+      <w:r>
+        <w:rPr>
+          <w:sz w:val="20"/>
+          <w:szCs w:val="20"/>
+        </w:rPr>
+        <w:t>This can come at the very end of the Methods section, and should also be mentioned in the Discussion</w:t>
+      </w:r>
+    </w:p>
+  </w:comment>
+  <w:comment w:id="275" w:author="Smith Vidaurre, Grace" w:date="2025-05-22T13:33:00Z" w:initials="GSV">
+    <w:p>
+      <w:r>
+        <w:rPr>
+          <w:rStyle w:val="CommentReference"/>
+        </w:rPr>
+        <w:annotationRef/>
+      </w:r>
+      <w:r>
+        <w:rPr>
+          <w:sz w:val="20"/>
+          <w:szCs w:val="20"/>
+        </w:rPr>
+        <w:t>Let’s get the baby and the werewolf into this first paragraph</w:t>
+      </w:r>
+    </w:p>
+  </w:comment>
+  <w:comment w:id="278" w:author="Smith Vidaurre, Grace" w:date="2025-05-22T13:23:00Z" w:initials="GSV">
+    <w:p>
+      <w:r>
+        <w:rPr>
+          <w:rStyle w:val="CommentReference"/>
+        </w:rPr>
+        <w:annotationRef/>
+      </w:r>
+      <w:r>
+        <w:rPr>
+          <w:sz w:val="20"/>
+          <w:szCs w:val="20"/>
+        </w:rPr>
+        <w:t>We should save this for a separate paper that will come out of the project I present at ABS this summer. Still gotta start that project…</w:t>
+      </w:r>
+    </w:p>
+  </w:comment>
+  <w:comment w:id="283" w:author="Coppinger, Brittany" w:date="2024-12-20T14:52:00Z" w:initials="BC">
+    <w:p>
+      <w:pPr>
+        <w:pStyle w:val="CommentText"/>
+      </w:pPr>
+      <w:r>
+        <w:rPr>
+          <w:rStyle w:val="CommentReference"/>
+        </w:rPr>
+        <w:annotationRef/>
+      </w:r>
+      <w:r>
         <w:t>Add more citations</w:t>
       </w:r>
     </w:p>
   </w:comment>
-  <w:comment w:id="13" w:author="Coppinger, Brittany" w:date="2025-04-04T09:56:00Z" w:initials="BC">
+  <w:comment w:id="282" w:author="Smith Vidaurre, Grace" w:date="2025-05-22T13:35:00Z" w:initials="GSV">
+    <w:p>
+      <w:r>
+        <w:rPr>
+          <w:rStyle w:val="CommentReference"/>
+        </w:rPr>
+        <w:annotationRef/>
+      </w:r>
+      <w:r>
+        <w:rPr>
+          <w:sz w:val="20"/>
+          <w:szCs w:val="20"/>
+        </w:rPr>
+        <w:t>This should be the start of the silver bullet in the second paragraph but let’s cut down the text a bit. Some of this text can be moved up into the werewolf in the first paragraph and/or to the Discussion as a recap</w:t>
+      </w:r>
+    </w:p>
+  </w:comment>
+  <w:comment w:id="291" w:author="Coppinger, Brittany" w:date="2025-04-04T09:56:00Z" w:initials="BC">
     <w:p>
       <w:pPr>
         <w:pStyle w:val="CommentText"/>
@@ -17499,7 +21169,41 @@
       </w:r>
     </w:p>
   </w:comment>
-  <w:comment w:id="14" w:author="Coppinger, Brittany" w:date="2025-04-10T16:19:00Z" w:initials="BC">
+  <w:comment w:id="287" w:author="Smith Vidaurre, Grace" w:date="2025-05-22T13:22:00Z" w:initials="GSV">
+    <w:p>
+      <w:r>
+        <w:rPr>
+          <w:rStyle w:val="CommentReference"/>
+        </w:rPr>
+        <w:annotationRef/>
+      </w:r>
+      <w:r>
+        <w:rPr>
+          <w:sz w:val="20"/>
+          <w:szCs w:val="20"/>
+        </w:rPr>
+        <w:t>Let’s move this earlier so it comes in the very first paragraph. I really like how we laid out the conceptual framework in your EEB talk so let’s follow a similar layout here. Baby: Vocal learning can be a solution for flexible information encoding but especially in multi-level societies. Werewolf: We need to quantify information encoding over multiple social levels in vocalizations, but when relying on empirical datasets, we can’t know if the tools to detect information are actually detecting the “right” types and amounts of information because we don’t know the truth about the acoustic structures and social levels where information is encoded. So silver bullet: synthetic vocalizations in which we can control multilevel information encoding</w:t>
+      </w:r>
+    </w:p>
+  </w:comment>
+  <w:comment w:id="288" w:author="Smith Vidaurre, Grace" w:date="2025-05-22T13:22:00Z" w:initials="GSV">
+    <w:p>
+      <w:r>
+        <w:rPr>
+          <w:rStyle w:val="CommentReference"/>
+        </w:rPr>
+        <w:annotationRef/>
+      </w:r>
+      <w:r>
+        <w:rPr>
+          <w:sz w:val="20"/>
+          <w:szCs w:val="20"/>
+        </w:rPr>
+        <w:t>I like this restructuring because it saves this problem of researchers using many quantitative approaches for statistical inference for another paper (the talk I’ll do at ABS this summer)</w:t>
+      </w:r>
+    </w:p>
+  </w:comment>
+  <w:comment w:id="296" w:author="Coppinger, Brittany" w:date="2025-04-10T16:19:00Z" w:initials="BC">
     <w:p>
       <w:pPr>
         <w:pStyle w:val="CommentText"/>
@@ -17515,7 +21219,58 @@
       </w:r>
     </w:p>
   </w:comment>
-  <w:comment w:id="15" w:author="Coppinger, Brittany" w:date="2025-04-10T14:49:00Z" w:initials="BC">
+  <w:comment w:id="298" w:author="Smith Vidaurre, Grace" w:date="2025-05-22T13:29:00Z" w:initials="GSV">
+    <w:p>
+      <w:r>
+        <w:rPr>
+          <w:rStyle w:val="CommentReference"/>
+        </w:rPr>
+        <w:annotationRef/>
+      </w:r>
+      <w:r>
+        <w:rPr>
+          <w:sz w:val="20"/>
+          <w:szCs w:val="20"/>
+        </w:rPr>
+        <w:t>This should also come earlier, ideally in the first paragraph, to clarify what acoustic structures we’ll focus on for the remainder of the paper</w:t>
+      </w:r>
+    </w:p>
+  </w:comment>
+  <w:comment w:id="299" w:author="Smith Vidaurre, Grace" w:date="2025-05-22T13:30:00Z" w:initials="GSV">
+    <w:p>
+      <w:r>
+        <w:rPr>
+          <w:rStyle w:val="CommentReference"/>
+        </w:rPr>
+        <w:annotationRef/>
+      </w:r>
+      <w:r>
+        <w:rPr>
+          <w:sz w:val="20"/>
+          <w:szCs w:val="20"/>
+        </w:rPr>
+        <w:t>Same, let’s move this earlier</w:t>
+      </w:r>
+    </w:p>
+  </w:comment>
+  <w:comment w:id="304" w:author="Smith Vidaurre, Grace" w:date="2025-05-22T13:30:00Z" w:initials="GSV">
+    <w:p>
+      <w:r>
+        <w:rPr>
+          <w:rStyle w:val="CommentReference"/>
+        </w:rPr>
+        <w:annotationRef/>
+      </w:r>
+      <w:r>
+        <w:rPr>
+          <w:sz w:val="20"/>
+          <w:szCs w:val="20"/>
+        </w:rPr>
+        <w:t>This can come at the very end of the Methods section, and should also be mentioned in the Discussion</w:t>
+      </w:r>
+    </w:p>
+  </w:comment>
+  <w:comment w:id="305" w:author="Coppinger, Brittany" w:date="2025-04-10T14:49:00Z" w:initials="BC">
     <w:p>
       <w:pPr>
         <w:pStyle w:val="CommentText"/>
@@ -17531,7 +21286,7 @@
       </w:r>
     </w:p>
   </w:comment>
-  <w:comment w:id="16" w:author="Coppinger, Brittany" w:date="2025-04-10T14:50:00Z" w:initials="BC">
+  <w:comment w:id="306" w:author="Coppinger, Brittany" w:date="2025-04-10T14:50:00Z" w:initials="BC">
     <w:p>
       <w:pPr>
         <w:pStyle w:val="CommentText"/>
@@ -17547,7 +21302,7 @@
       </w:r>
     </w:p>
   </w:comment>
-  <w:comment w:id="17" w:author="Coppinger, Brittany" w:date="2025-04-10T14:31:00Z" w:initials="BC">
+  <w:comment w:id="321" w:author="Coppinger, Brittany" w:date="2025-04-10T16:19:00Z" w:initials="BC">
     <w:p>
       <w:pPr>
         <w:pStyle w:val="CommentText"/>
@@ -17559,11 +21314,27 @@
         <w:annotationRef/>
       </w:r>
       <w:r>
+        <w:t xml:space="preserve">Tried to set this up here to mimic the two sub -sections of the results/discussion section </w:t>
+      </w:r>
+    </w:p>
+  </w:comment>
+  <w:comment w:id="325" w:author="Coppinger, Brittany" w:date="2025-04-10T14:31:00Z" w:initials="BC">
+    <w:p>
+      <w:pPr>
+        <w:pStyle w:val="CommentText"/>
+      </w:pPr>
+      <w:r>
+        <w:rPr>
+          <w:rStyle w:val="CommentReference"/>
+        </w:rPr>
+        <w:annotationRef/>
+      </w:r>
+      <w:r>
         <w:t>Should we say this? We never explicitly tested for it?</w:t>
       </w:r>
     </w:p>
   </w:comment>
-  <w:comment w:id="18" w:author="Coppinger, Brittany" w:date="2025-04-09T13:29:00Z" w:initials="BC">
+  <w:comment w:id="326" w:author="Coppinger, Brittany" w:date="2025-04-09T13:29:00Z" w:initials="BC">
     <w:p>
       <w:pPr>
         <w:pStyle w:val="CommentText"/>
@@ -17579,7 +21350,7 @@
       </w:r>
     </w:p>
   </w:comment>
-  <w:comment w:id="19" w:author="Coppinger, Brittany" w:date="2025-04-10T16:25:00Z" w:initials="BC">
+  <w:comment w:id="327" w:author="Coppinger, Brittany" w:date="2025-04-10T16:25:00Z" w:initials="BC">
     <w:p>
       <w:pPr>
         <w:pStyle w:val="CommentText"/>
@@ -17595,7 +21366,7 @@
       </w:r>
     </w:p>
   </w:comment>
-  <w:comment w:id="20" w:author="Coppinger, Brittany" w:date="2025-01-07T15:07:00Z" w:initials="BC">
+  <w:comment w:id="328" w:author="Coppinger, Brittany" w:date="2025-01-07T15:07:00Z" w:initials="BC">
     <w:p>
       <w:pPr>
         <w:pStyle w:val="CommentText"/>
@@ -17611,7 +21382,7 @@
       </w:r>
     </w:p>
   </w:comment>
-  <w:comment w:id="21" w:author="Samman, Raneem" w:date="2025-01-13T15:08:00Z" w:initials="RS">
+  <w:comment w:id="329" w:author="Samman, Raneem" w:date="2025-01-13T15:08:00Z" w:initials="RS">
     <w:p>
       <w:r>
         <w:rPr>
@@ -17629,7 +21400,7 @@
       </w:r>
     </w:p>
   </w:comment>
-  <w:comment w:id="22" w:author="Samman, Raneem" w:date="2025-01-13T15:10:00Z" w:initials="RS">
+  <w:comment w:id="330" w:author="Samman, Raneem" w:date="2025-01-13T15:10:00Z" w:initials="RS">
     <w:p>
       <w:r>
         <w:rPr>
@@ -17647,7 +21418,7 @@
       </w:r>
     </w:p>
   </w:comment>
-  <w:comment w:id="23" w:author="Coppinger, Brittany" w:date="2025-04-03T14:24:00Z" w:initials="BC">
+  <w:comment w:id="331" w:author="Coppinger, Brittany" w:date="2025-04-03T14:24:00Z" w:initials="BC">
     <w:p>
       <w:pPr>
         <w:pStyle w:val="CommentText"/>
@@ -17663,7 +21434,7 @@
       </w:r>
     </w:p>
   </w:comment>
-  <w:comment w:id="24" w:author="Coppinger, Brittany" w:date="2025-04-03T14:26:00Z" w:initials="BC">
+  <w:comment w:id="332" w:author="Coppinger, Brittany" w:date="2025-04-03T14:26:00Z" w:initials="BC">
     <w:p>
       <w:pPr>
         <w:pStyle w:val="CommentText"/>
@@ -17679,7 +21450,7 @@
       </w:r>
     </w:p>
   </w:comment>
-  <w:comment w:id="25" w:author="Coppinger, Brittany" w:date="2025-04-04T10:17:00Z" w:initials="BC">
+  <w:comment w:id="333" w:author="Coppinger, Brittany" w:date="2025-04-04T10:17:00Z" w:initials="BC">
     <w:p>
       <w:pPr>
         <w:pStyle w:val="CommentText"/>
@@ -17695,7 +21466,7 @@
       </w:r>
     </w:p>
   </w:comment>
-  <w:comment w:id="26" w:author="Coppinger, Brittany" w:date="2025-04-10T16:02:00Z" w:initials="BC">
+  <w:comment w:id="334" w:author="Coppinger, Brittany" w:date="2025-04-10T16:02:00Z" w:initials="BC">
     <w:p>
       <w:pPr>
         <w:pStyle w:val="CommentText"/>
@@ -17711,7 +21482,7 @@
       </w:r>
     </w:p>
   </w:comment>
-  <w:comment w:id="27" w:author="Coppinger, Brittany" w:date="2025-05-14T12:12:00Z" w:initials="BC">
+  <w:comment w:id="335" w:author="Coppinger, Brittany" w:date="2025-05-14T12:12:00Z" w:initials="BC">
     <w:p>
       <w:pPr>
         <w:pStyle w:val="CommentText"/>
@@ -17727,7 +21498,7 @@
       </w:r>
     </w:p>
   </w:comment>
-  <w:comment w:id="28" w:author="Coppinger, Brittany" w:date="2025-04-04T10:18:00Z" w:initials="BC">
+  <w:comment w:id="336" w:author="Coppinger, Brittany" w:date="2025-04-04T10:18:00Z" w:initials="BC">
     <w:p>
       <w:pPr>
         <w:pStyle w:val="CommentText"/>
@@ -17743,7 +21514,7 @@
       </w:r>
     </w:p>
   </w:comment>
-  <w:comment w:id="30" w:author="Coppinger, Brittany" w:date="2025-02-13T14:09:00Z" w:initials="BC">
+  <w:comment w:id="338" w:author="Coppinger, Brittany" w:date="2025-02-13T14:09:00Z" w:initials="BC">
     <w:p>
       <w:pPr>
         <w:pStyle w:val="CommentText"/>
@@ -17759,7 +21530,7 @@
       </w:r>
     </w:p>
   </w:comment>
-  <w:comment w:id="29" w:author="Coppinger, Brittany" w:date="2025-04-04T12:58:00Z" w:initials="BC">
+  <w:comment w:id="337" w:author="Coppinger, Brittany" w:date="2025-04-04T12:58:00Z" w:initials="BC">
     <w:p>
       <w:pPr>
         <w:pStyle w:val="CommentText"/>
@@ -17775,7 +21546,7 @@
       </w:r>
     </w:p>
   </w:comment>
-  <w:comment w:id="31" w:author="Summer Eckhardt" w:date="2025-01-24T09:51:00Z" w:initials="SE">
+  <w:comment w:id="339" w:author="Summer Eckhardt" w:date="2025-01-24T09:51:00Z" w:initials="SE">
     <w:p>
       <w:pPr>
         <w:pStyle w:val="CommentText"/>
@@ -17791,7 +21562,7 @@
       </w:r>
     </w:p>
   </w:comment>
-  <w:comment w:id="32" w:author="Summer Eckhardt" w:date="2025-01-27T10:41:00Z" w:initials="SE">
+  <w:comment w:id="340" w:author="Summer Eckhardt" w:date="2025-01-27T10:41:00Z" w:initials="SE">
     <w:p>
       <w:pPr>
         <w:pStyle w:val="CommentText"/>
@@ -17807,7 +21578,7 @@
       </w:r>
     </w:p>
   </w:comment>
-  <w:comment w:id="33" w:author="Summer Eckhardt" w:date="2025-01-24T10:02:00Z" w:initials="SE">
+  <w:comment w:id="341" w:author="Summer Eckhardt" w:date="2025-01-24T10:02:00Z" w:initials="SE">
     <w:p>
       <w:pPr>
         <w:pStyle w:val="CommentText"/>
@@ -17823,7 +21594,7 @@
       </w:r>
     </w:p>
   </w:comment>
-  <w:comment w:id="34" w:author="Samman, Raneem" w:date="2025-01-13T15:07:00Z" w:initials="RS">
+  <w:comment w:id="342" w:author="Samman, Raneem" w:date="2025-01-13T15:07:00Z" w:initials="RS">
     <w:p>
       <w:r>
         <w:rPr>
@@ -17841,7 +21612,7 @@
       </w:r>
     </w:p>
   </w:comment>
-  <w:comment w:id="35" w:author="Coppinger, Brittany" w:date="2025-01-15T13:17:00Z" w:initials="BC">
+  <w:comment w:id="343" w:author="Coppinger, Brittany" w:date="2025-01-15T13:17:00Z" w:initials="BC">
     <w:p>
       <w:pPr>
         <w:pStyle w:val="CommentText"/>
@@ -17868,7 +21639,7 @@
       </w:r>
     </w:p>
   </w:comment>
-  <w:comment w:id="36" w:author="Coppinger, Brittany" w:date="2025-01-07T15:07:00Z" w:initials="BC">
+  <w:comment w:id="344" w:author="Coppinger, Brittany" w:date="2025-01-07T15:07:00Z" w:initials="BC">
     <w:p>
       <w:pPr>
         <w:pStyle w:val="CommentText"/>
@@ -17884,7 +21655,7 @@
       </w:r>
     </w:p>
   </w:comment>
-  <w:comment w:id="37" w:author="Samman, Raneem" w:date="2025-01-13T15:08:00Z" w:initials="RS">
+  <w:comment w:id="345" w:author="Samman, Raneem" w:date="2025-01-13T15:08:00Z" w:initials="RS">
     <w:p>
       <w:r>
         <w:rPr>
@@ -17902,7 +21673,7 @@
       </w:r>
     </w:p>
   </w:comment>
-  <w:comment w:id="38" w:author="Samman, Raneem" w:date="2025-01-13T15:10:00Z" w:initials="RS">
+  <w:comment w:id="346" w:author="Samman, Raneem" w:date="2025-01-13T15:10:00Z" w:initials="RS">
     <w:p>
       <w:r>
         <w:rPr>
@@ -17920,7 +21691,7 @@
       </w:r>
     </w:p>
   </w:comment>
-  <w:comment w:id="39" w:author="Coppinger, Brittany" w:date="2025-01-07T15:01:00Z" w:initials="BC">
+  <w:comment w:id="347" w:author="Coppinger, Brittany" w:date="2025-01-07T15:01:00Z" w:initials="BC">
     <w:p>
       <w:pPr>
         <w:pStyle w:val="CommentText"/>
@@ -17936,7 +21707,7 @@
       </w:r>
     </w:p>
   </w:comment>
-  <w:comment w:id="40" w:author="Coppinger, Brittany" w:date="2025-01-07T15:08:00Z" w:initials="BC">
+  <w:comment w:id="348" w:author="Coppinger, Brittany" w:date="2025-01-07T15:08:00Z" w:initials="BC">
     <w:p>
       <w:pPr>
         <w:pStyle w:val="CommentText"/>
@@ -17952,7 +21723,7 @@
       </w:r>
     </w:p>
   </w:comment>
-  <w:comment w:id="41" w:author="Coppinger, Brittany" w:date="2025-01-07T15:12:00Z" w:initials="BC">
+  <w:comment w:id="349" w:author="Coppinger, Brittany" w:date="2025-01-07T15:12:00Z" w:initials="BC">
     <w:p>
       <w:pPr>
         <w:pStyle w:val="CommentText"/>
@@ -17968,7 +21739,7 @@
       </w:r>
     </w:p>
   </w:comment>
-  <w:comment w:id="42" w:author="Coppinger, Brittany" w:date="2025-04-03T14:53:00Z" w:initials="BC">
+  <w:comment w:id="350" w:author="Coppinger, Brittany" w:date="2025-04-03T14:53:00Z" w:initials="BC">
     <w:p>
       <w:pPr>
         <w:pStyle w:val="CommentText"/>
@@ -17984,7 +21755,7 @@
       </w:r>
     </w:p>
   </w:comment>
-  <w:comment w:id="43" w:author="Summer Eckhardt" w:date="2025-02-04T18:49:00Z" w:initials="SE">
+  <w:comment w:id="351" w:author="Summer Eckhardt" w:date="2025-02-04T18:49:00Z" w:initials="SE">
     <w:p>
       <w:pPr>
         <w:pStyle w:val="CommentText"/>
@@ -18000,7 +21771,7 @@
       </w:r>
     </w:p>
   </w:comment>
-  <w:comment w:id="44" w:author="Summer Eckhardt" w:date="2025-02-04T19:02:00Z" w:initials="SE">
+  <w:comment w:id="352" w:author="Summer Eckhardt" w:date="2025-02-04T19:02:00Z" w:initials="SE">
     <w:p>
       <w:pPr>
         <w:pStyle w:val="CommentText"/>
@@ -18016,7 +21787,7 @@
       </w:r>
     </w:p>
   </w:comment>
-  <w:comment w:id="45" w:author="Smith Vidaurre, Grace" w:date="2024-12-18T15:30:00Z" w:initials="GSV">
+  <w:comment w:id="358" w:author="Smith Vidaurre, Grace" w:date="2025-05-22T13:33:00Z" w:initials="GSV">
     <w:p>
       <w:r>
         <w:rPr>
@@ -18029,11 +21800,11 @@
           <w:sz w:val="20"/>
           <w:szCs w:val="20"/>
         </w:rPr>
-        <w:t>This belongs in the review draft!</w:t>
+        <w:t>Let’s get the baby and the werewolf into this first paragraph</w:t>
       </w:r>
     </w:p>
   </w:comment>
-  <w:comment w:id="46" w:author="Smith Vidaurre, Grace" w:date="2024-12-16T09:35:00Z" w:initials="GSV">
+  <w:comment w:id="361" w:author="Smith Vidaurre, Grace" w:date="2025-05-22T13:23:00Z" w:initials="GSV">
     <w:p>
       <w:r>
         <w:rPr>
@@ -18046,11 +21817,11 @@
           <w:sz w:val="20"/>
           <w:szCs w:val="20"/>
         </w:rPr>
-        <w:t>Traditionally we have a lot of tools (list them) to quantify acoustic convergence and divergence</w:t>
+        <w:t>We should save this for a separate paper that will come out of the project I present at ABS this summer. Still gotta start that project…</w:t>
       </w:r>
     </w:p>
   </w:comment>
-  <w:comment w:id="47" w:author="Smith Vidaurre, Grace" w:date="2024-12-16T09:41:00Z" w:initials="GSV">
+  <w:comment w:id="366" w:author="Smith Vidaurre, Grace" w:date="2024-12-18T14:31:00Z" w:initials="GSV">
     <w:p>
       <w:r>
         <w:rPr>
@@ -18063,11 +21834,62 @@
           <w:sz w:val="20"/>
           <w:szCs w:val="20"/>
         </w:rPr>
+        <w:t>Sewall et al. 2016 as a review, but we can also cite parrot and dolphin signature call papers</w:t>
+      </w:r>
+    </w:p>
+  </w:comment>
+  <w:comment w:id="370" w:author="Smith Vidaurre, Grace" w:date="2024-12-18T15:30:00Z" w:initials="GSV">
+    <w:p>
+      <w:r>
+        <w:rPr>
+          <w:rStyle w:val="CommentReference"/>
+        </w:rPr>
+        <w:annotationRef/>
+      </w:r>
+      <w:r>
+        <w:rPr>
+          <w:sz w:val="20"/>
+          <w:szCs w:val="20"/>
+        </w:rPr>
+        <w:t>This belongs in the review draft!</w:t>
+      </w:r>
+    </w:p>
+  </w:comment>
+  <w:comment w:id="371" w:author="Smith Vidaurre, Grace" w:date="2024-12-16T09:35:00Z" w:initials="GSV">
+    <w:p>
+      <w:r>
+        <w:rPr>
+          <w:rStyle w:val="CommentReference"/>
+        </w:rPr>
+        <w:annotationRef/>
+      </w:r>
+      <w:r>
+        <w:rPr>
+          <w:sz w:val="20"/>
+          <w:szCs w:val="20"/>
+        </w:rPr>
+        <w:t>Traditionally we have a lot of tools (list them) to quantify acoustic convergence and divergence</w:t>
+      </w:r>
+    </w:p>
+  </w:comment>
+  <w:comment w:id="372" w:author="Smith Vidaurre, Grace" w:date="2024-12-16T09:41:00Z" w:initials="GSV">
+    <w:p>
+      <w:r>
+        <w:rPr>
+          <w:rStyle w:val="CommentReference"/>
+        </w:rPr>
+        <w:annotationRef/>
+      </w:r>
+      <w:r>
+        <w:rPr>
+          <w:sz w:val="20"/>
+          <w:szCs w:val="20"/>
+        </w:rPr>
         <w:t>Visual classification (Peter Marler up through more recent work, Wright papers), 2) dimensionality reduction like spectrographic cross-correlation and multidimensional scaling to visualize patterns of acoustic variation in low-dimensional acoustic space (Wright 1996) or similar approaches to reduce the dimensionality of hand-picked acoustic measurements (Karl Berg green-rumped parrotlets, Bradbury and orange-fronted conures), 3) matrix correlation of acoustic similarity matrices and matrices of binary social identity or social affiliations (Mantel tests in Tim Wright’s papers, MQRAP in other study systems), mathematical information: Todd Freeberg and Arik Kershenbaum’s approaches (to some degree these approaches rely on classification of note types and repertoire classification or segmenting discrete signals into chunks)</w:t>
       </w:r>
     </w:p>
   </w:comment>
-  <w:comment w:id="48" w:author="Coppinger, Brittany" w:date="2024-12-16T14:51:00Z" w:initials="BC">
+  <w:comment w:id="373" w:author="Coppinger, Brittany" w:date="2024-12-16T14:51:00Z" w:initials="BC">
     <w:p>
       <w:pPr>
         <w:pStyle w:val="CommentText"/>
@@ -18134,6 +21956,8 @@
   <w15:commentEx w15:paraId="18032A8F" w15:done="0"/>
   <w15:commentEx w15:paraId="0B17E4E0" w15:paraIdParent="18032A8F" w15:done="0"/>
   <w15:commentEx w15:paraId="64F5FC47" w15:done="0"/>
+  <w15:commentEx w15:paraId="4E0DD409" w15:done="0"/>
+  <w15:commentEx w15:paraId="2E7D49C7" w15:done="0"/>
   <w15:commentEx w15:paraId="4988E016" w15:done="0"/>
   <w15:commentEx w15:paraId="1AAA567A" w15:done="0"/>
   <w15:commentEx w15:paraId="30DFA078" w15:done="0"/>
@@ -18142,11 +21966,29 @@
   <w15:commentEx w15:paraId="5D9244FE" w15:paraIdParent="695F6EEA" w15:done="0"/>
   <w15:commentEx w15:paraId="5E068F38" w15:done="1"/>
   <w15:commentEx w15:paraId="34D31CF0" w15:done="0"/>
+  <w15:commentEx w15:paraId="68A0D66E" w15:done="1"/>
+  <w15:commentEx w15:paraId="77ED3138" w15:done="1"/>
+  <w15:commentEx w15:paraId="1708B3FE" w15:done="0"/>
+  <w15:commentEx w15:paraId="390E2476" w15:done="0"/>
+  <w15:commentEx w15:paraId="43EDCAC0" w15:done="1"/>
+  <w15:commentEx w15:paraId="1487F96D" w15:paraIdParent="43EDCAC0" w15:done="1"/>
+  <w15:commentEx w15:paraId="6E743C16" w15:done="0"/>
+  <w15:commentEx w15:paraId="7C3213D8" w15:done="0"/>
+  <w15:commentEx w15:paraId="03B4F759" w15:done="0"/>
+  <w15:commentEx w15:paraId="1B18C2DC" w15:done="0"/>
+  <w15:commentEx w15:paraId="6D90E80E" w15:done="0"/>
   <w15:commentEx w15:paraId="7289E539" w15:done="0"/>
+  <w15:commentEx w15:paraId="15D1175D" w15:done="0"/>
   <w15:commentEx w15:paraId="4702B017" w15:done="0"/>
+  <w15:commentEx w15:paraId="2B403083" w15:done="0"/>
+  <w15:commentEx w15:paraId="3B4C34B4" w15:paraIdParent="2B403083" w15:done="0"/>
   <w15:commentEx w15:paraId="7037B8FE" w15:done="0"/>
+  <w15:commentEx w15:paraId="2DA7305C" w15:done="0"/>
+  <w15:commentEx w15:paraId="4EAD3C15" w15:done="0"/>
+  <w15:commentEx w15:paraId="601DA809" w15:done="0"/>
   <w15:commentEx w15:paraId="6D8F181D" w15:done="0"/>
   <w15:commentEx w15:paraId="13C15A32" w15:paraIdParent="6D8F181D" w15:done="0"/>
+  <w15:commentEx w15:paraId="20D9AB82" w15:done="0"/>
   <w15:commentEx w15:paraId="68BB8FF2" w15:done="0"/>
   <w15:commentEx w15:paraId="5E16F6B2" w15:done="0"/>
   <w15:commentEx w15:paraId="5D2E1AA6" w15:done="0"/>
@@ -18175,6 +22017,9 @@
   <w15:commentEx w15:paraId="742161AC" w15:done="0"/>
   <w15:commentEx w15:paraId="51FFEBBF" w15:done="1"/>
   <w15:commentEx w15:paraId="46432439" w15:done="0"/>
+  <w15:commentEx w15:paraId="5322EAC6" w15:done="0"/>
+  <w15:commentEx w15:paraId="7C4F58F0" w15:done="0"/>
+  <w15:commentEx w15:paraId="1743B460" w15:done="0"/>
   <w15:commentEx w15:paraId="16D76844" w15:done="0"/>
   <w15:commentEx w15:paraId="3CFDAF24" w15:done="0"/>
   <w15:commentEx w15:paraId="6B34BC7D" w15:paraIdParent="3CFDAF24" w15:done="0"/>
@@ -18188,6 +22033,8 @@
   <w16cex:commentExtensible w16cex:durableId="4B9C03B4" w16cex:dateUtc="2025-02-13T16:13:00Z"/>
   <w16cex:commentExtensible w16cex:durableId="56319D19" w16cex:dateUtc="2025-02-13T16:14:00Z"/>
   <w16cex:commentExtensible w16cex:durableId="1DC34286" w16cex:dateUtc="2025-04-04T16:50:00Z"/>
+  <w16cex:commentExtensible w16cex:durableId="119A308D" w16cex:dateUtc="2025-05-22T17:14:00Z"/>
+  <w16cex:commentExtensible w16cex:durableId="5AB8D8BB" w16cex:dateUtc="2025-05-22T17:11:00Z"/>
   <w16cex:commentExtensible w16cex:durableId="663F4FE9" w16cex:dateUtc="2024-12-16T15:03:00Z"/>
   <w16cex:commentExtensible w16cex:durableId="732838DB" w16cex:dateUtc="2024-12-16T15:08:00Z"/>
   <w16cex:commentExtensible w16cex:durableId="277815A6" w16cex:dateUtc="2025-04-04T16:44:00Z"/>
@@ -18196,11 +22043,29 @@
   <w16cex:commentExtensible w16cex:durableId="64690B25" w16cex:dateUtc="2025-01-13T17:14:00Z"/>
   <w16cex:commentExtensible w16cex:durableId="75F284E5" w16cex:dateUtc="2025-02-13T16:11:00Z"/>
   <w16cex:commentExtensible w16cex:durableId="2F96DBF5" w16cex:dateUtc="2024-12-18T19:31:00Z"/>
+  <w16cex:commentExtensible w16cex:durableId="07C210D9" w16cex:dateUtc="2025-05-22T17:30:00Z"/>
+  <w16cex:commentExtensible w16cex:durableId="117B55AB" w16cex:dateUtc="2025-05-22T17:59:00Z"/>
+  <w16cex:commentExtensible w16cex:durableId="712FB92D" w16cex:dateUtc="2025-04-04T13:56:00Z"/>
+  <w16cex:commentExtensible w16cex:durableId="56E3EE35" w16cex:dateUtc="2025-05-22T17:46:00Z"/>
+  <w16cex:commentExtensible w16cex:durableId="78D8D93C" w16cex:dateUtc="2025-05-22T17:22:00Z"/>
+  <w16cex:commentExtensible w16cex:durableId="0BC141D1" w16cex:dateUtc="2025-05-22T17:22:00Z"/>
+  <w16cex:commentExtensible w16cex:durableId="7215894C" w16cex:dateUtc="2025-05-22T17:29:00Z"/>
+  <w16cex:commentExtensible w16cex:durableId="3F599027" w16cex:dateUtc="2025-05-22T17:30:00Z"/>
+  <w16cex:commentExtensible w16cex:durableId="393CD4F8" w16cex:dateUtc="2025-05-22T17:30:00Z"/>
+  <w16cex:commentExtensible w16cex:durableId="3F9513F4" w16cex:dateUtc="2025-05-22T17:33:00Z"/>
+  <w16cex:commentExtensible w16cex:durableId="0499F469" w16cex:dateUtc="2025-05-22T17:23:00Z"/>
   <w16cex:commentExtensible w16cex:durableId="6BEE78CA" w16cex:dateUtc="2024-12-20T19:52:00Z"/>
+  <w16cex:commentExtensible w16cex:durableId="175B6A7B" w16cex:dateUtc="2025-05-22T17:35:00Z"/>
   <w16cex:commentExtensible w16cex:durableId="10581CB6" w16cex:dateUtc="2025-04-04T13:56:00Z"/>
+  <w16cex:commentExtensible w16cex:durableId="5FF383FF" w16cex:dateUtc="2025-05-22T17:22:00Z"/>
+  <w16cex:commentExtensible w16cex:durableId="01F85BC6" w16cex:dateUtc="2025-05-22T17:22:00Z"/>
   <w16cex:commentExtensible w16cex:durableId="247092EB" w16cex:dateUtc="2025-04-10T20:19:00Z"/>
+  <w16cex:commentExtensible w16cex:durableId="1D1A6413" w16cex:dateUtc="2025-05-22T17:29:00Z"/>
+  <w16cex:commentExtensible w16cex:durableId="5D3CFEF4" w16cex:dateUtc="2025-05-22T17:30:00Z"/>
+  <w16cex:commentExtensible w16cex:durableId="1E391A61" w16cex:dateUtc="2025-05-22T17:30:00Z"/>
   <w16cex:commentExtensible w16cex:durableId="786CA53C" w16cex:dateUtc="2025-04-10T18:49:00Z"/>
   <w16cex:commentExtensible w16cex:durableId="73A457A8" w16cex:dateUtc="2025-04-10T18:50:00Z"/>
+  <w16cex:commentExtensible w16cex:durableId="5FD7D736" w16cex:dateUtc="2025-04-10T20:19:00Z"/>
   <w16cex:commentExtensible w16cex:durableId="68921A0C" w16cex:dateUtc="2025-04-10T18:31:00Z"/>
   <w16cex:commentExtensible w16cex:durableId="312918BB" w16cex:dateUtc="2025-04-09T17:29:00Z"/>
   <w16cex:commentExtensible w16cex:durableId="4AE5CCC4" w16cex:dateUtc="2025-04-10T20:25:00Z"/>
@@ -18241,6 +22106,9 @@
   <w16cex:commentExtensible w16cex:durableId="4DA2C7C2" w16cex:dateUtc="2025-04-03T18:53:00Z"/>
   <w16cex:commentExtensible w16cex:durableId="4FBEF316" w16cex:dateUtc="2025-02-04T23:49:00Z"/>
   <w16cex:commentExtensible w16cex:durableId="7E8AE7A5" w16cex:dateUtc="2025-02-05T00:02:00Z"/>
+  <w16cex:commentExtensible w16cex:durableId="7DAD0B14" w16cex:dateUtc="2025-05-22T17:33:00Z"/>
+  <w16cex:commentExtensible w16cex:durableId="1718C896" w16cex:dateUtc="2025-05-22T17:23:00Z"/>
+  <w16cex:commentExtensible w16cex:durableId="44F39402" w16cex:dateUtc="2024-12-18T19:31:00Z"/>
   <w16cex:commentExtensible w16cex:durableId="7658D5BD" w16cex:dateUtc="2024-12-18T20:30:00Z"/>
   <w16cex:commentExtensible w16cex:durableId="26234967" w16cex:dateUtc="2024-12-16T14:35:00Z"/>
   <w16cex:commentExtensible w16cex:durableId="02857E53" w16cex:dateUtc="2024-12-16T14:41:00Z"/>
@@ -18254,6 +22122,8 @@
   <w16cid:commentId w16cid:paraId="18032A8F" w16cid:durableId="4B9C03B4"/>
   <w16cid:commentId w16cid:paraId="0B17E4E0" w16cid:durableId="56319D19"/>
   <w16cid:commentId w16cid:paraId="64F5FC47" w16cid:durableId="1DC34286"/>
+  <w16cid:commentId w16cid:paraId="4E0DD409" w16cid:durableId="119A308D"/>
+  <w16cid:commentId w16cid:paraId="2E7D49C7" w16cid:durableId="5AB8D8BB"/>
   <w16cid:commentId w16cid:paraId="4988E016" w16cid:durableId="663F4FE9"/>
   <w16cid:commentId w16cid:paraId="1AAA567A" w16cid:durableId="732838DB"/>
   <w16cid:commentId w16cid:paraId="30DFA078" w16cid:durableId="277815A6"/>
@@ -18262,11 +22132,29 @@
   <w16cid:commentId w16cid:paraId="5D9244FE" w16cid:durableId="64690B25"/>
   <w16cid:commentId w16cid:paraId="5E068F38" w16cid:durableId="75F284E5"/>
   <w16cid:commentId w16cid:paraId="34D31CF0" w16cid:durableId="2F96DBF5"/>
+  <w16cid:commentId w16cid:paraId="68A0D66E" w16cid:durableId="07C210D9"/>
+  <w16cid:commentId w16cid:paraId="77ED3138" w16cid:durableId="117B55AB"/>
+  <w16cid:commentId w16cid:paraId="1708B3FE" w16cid:durableId="712FB92D"/>
+  <w16cid:commentId w16cid:paraId="390E2476" w16cid:durableId="56E3EE35"/>
+  <w16cid:commentId w16cid:paraId="43EDCAC0" w16cid:durableId="78D8D93C"/>
+  <w16cid:commentId w16cid:paraId="1487F96D" w16cid:durableId="0BC141D1"/>
+  <w16cid:commentId w16cid:paraId="6E743C16" w16cid:durableId="7215894C"/>
+  <w16cid:commentId w16cid:paraId="7C3213D8" w16cid:durableId="3F599027"/>
+  <w16cid:commentId w16cid:paraId="03B4F759" w16cid:durableId="393CD4F8"/>
+  <w16cid:commentId w16cid:paraId="1B18C2DC" w16cid:durableId="3F9513F4"/>
+  <w16cid:commentId w16cid:paraId="6D90E80E" w16cid:durableId="0499F469"/>
   <w16cid:commentId w16cid:paraId="7289E539" w16cid:durableId="6BEE78CA"/>
+  <w16cid:commentId w16cid:paraId="15D1175D" w16cid:durableId="175B6A7B"/>
   <w16cid:commentId w16cid:paraId="4702B017" w16cid:durableId="10581CB6"/>
+  <w16cid:commentId w16cid:paraId="2B403083" w16cid:durableId="5FF383FF"/>
+  <w16cid:commentId w16cid:paraId="3B4C34B4" w16cid:durableId="01F85BC6"/>
   <w16cid:commentId w16cid:paraId="7037B8FE" w16cid:durableId="247092EB"/>
+  <w16cid:commentId w16cid:paraId="2DA7305C" w16cid:durableId="1D1A6413"/>
+  <w16cid:commentId w16cid:paraId="4EAD3C15" w16cid:durableId="5D3CFEF4"/>
+  <w16cid:commentId w16cid:paraId="601DA809" w16cid:durableId="1E391A61"/>
   <w16cid:commentId w16cid:paraId="6D8F181D" w16cid:durableId="786CA53C"/>
   <w16cid:commentId w16cid:paraId="13C15A32" w16cid:durableId="73A457A8"/>
+  <w16cid:commentId w16cid:paraId="20D9AB82" w16cid:durableId="5FD7D736"/>
   <w16cid:commentId w16cid:paraId="68BB8FF2" w16cid:durableId="68921A0C"/>
   <w16cid:commentId w16cid:paraId="5E16F6B2" w16cid:durableId="312918BB"/>
   <w16cid:commentId w16cid:paraId="5D2E1AA6" w16cid:durableId="4AE5CCC4"/>
@@ -18295,6 +22183,9 @@
   <w16cid:commentId w16cid:paraId="742161AC" w16cid:durableId="4DA2C7C2"/>
   <w16cid:commentId w16cid:paraId="51FFEBBF" w16cid:durableId="4FBEF316"/>
   <w16cid:commentId w16cid:paraId="46432439" w16cid:durableId="7E8AE7A5"/>
+  <w16cid:commentId w16cid:paraId="5322EAC6" w16cid:durableId="7DAD0B14"/>
+  <w16cid:commentId w16cid:paraId="7C4F58F0" w16cid:durableId="1718C896"/>
+  <w16cid:commentId w16cid:paraId="1743B460" w16cid:durableId="44F39402"/>
   <w16cid:commentId w16cid:paraId="16D76844" w16cid:durableId="7658D5BD"/>
   <w16cid:commentId w16cid:paraId="3CFDAF24" w16cid:durableId="26234967"/>
   <w16cid:commentId w16cid:paraId="6B34BC7D" w16cid:durableId="02857E53"/>

--- a/drafts/paRsynth_methods_draft.docx
+++ b/drafts/paRsynth_methods_draft.docx
@@ -267,7 +267,7 @@
     <w:p>
       <w:pPr>
         <w:rPr>
-          <w:ins w:id="28" w:author="Smith Vidaurre, Grace" w:date="2025-05-22T13:38:00Z" w16du:dateUtc="2025-05-22T17:38:00Z"/>
+          <w:ins w:id="28" w:author="Smith Vidaurre, Grace" w:date="2025-05-27T21:05:00Z" w16du:dateUtc="2025-05-28T01:05:00Z"/>
           <w:rFonts w:ascii="Arial" w:hAnsi="Arial" w:cs="Arial"/>
         </w:rPr>
       </w:pPr>
@@ -291,25 +291,101 @@
     <w:p>
       <w:pPr>
         <w:rPr>
-          <w:ins w:id="31" w:author="Smith Vidaurre, Grace" w:date="2025-05-22T13:23:00Z" w16du:dateUtc="2025-05-22T17:23:00Z"/>
-          <w:rFonts w:ascii="Arial" w:hAnsi="Arial" w:cs="Arial"/>
-        </w:rPr>
-      </w:pPr>
-    </w:p>
-    <w:p>
-      <w:pPr>
-        <w:rPr>
-          <w:rFonts w:ascii="Arial" w:hAnsi="Arial" w:cs="Arial"/>
-        </w:rPr>
-      </w:pPr>
-    </w:p>
-    <w:p>
-      <w:pPr>
-        <w:rPr>
-          <w:rFonts w:ascii="Arial" w:hAnsi="Arial" w:cs="Arial"/>
-        </w:rPr>
-      </w:pPr>
-      <w:commentRangeStart w:id="32"/>
+          <w:ins w:id="31" w:author="Smith Vidaurre, Grace" w:date="2025-05-27T21:05:00Z" w16du:dateUtc="2025-05-28T01:05:00Z"/>
+          <w:rFonts w:ascii="Arial" w:hAnsi="Arial" w:cs="Arial"/>
+        </w:rPr>
+      </w:pPr>
+    </w:p>
+    <w:p>
+      <w:pPr>
+        <w:rPr>
+          <w:ins w:id="32" w:author="Smith Vidaurre, Grace" w:date="2025-05-22T13:38:00Z" w16du:dateUtc="2025-05-22T17:38:00Z"/>
+          <w:rFonts w:ascii="Arial" w:hAnsi="Arial" w:cs="Arial"/>
+        </w:rPr>
+      </w:pPr>
+      <w:ins w:id="33" w:author="Smith Vidaurre, Grace" w:date="2025-05-27T21:06:00Z" w16du:dateUtc="2025-05-28T01:06:00Z">
+        <w:r>
+          <w:rPr>
+            <w:rFonts w:ascii="Arial" w:hAnsi="Arial" w:cs="Arial"/>
+          </w:rPr>
+          <w:t xml:space="preserve">Fav so far: </w:t>
+        </w:r>
+      </w:ins>
+      <w:ins w:id="34" w:author="Smith Vidaurre, Grace" w:date="2025-05-27T21:05:00Z" w16du:dateUtc="2025-05-28T01:05:00Z">
+        <w:r>
+          <w:rPr>
+            <w:rFonts w:ascii="Arial" w:hAnsi="Arial" w:cs="Arial"/>
+          </w:rPr>
+          <w:t>Leveraging</w:t>
+        </w:r>
+        <w:r>
+          <w:rPr>
+            <w:rFonts w:ascii="Arial" w:hAnsi="Arial" w:cs="Arial"/>
+          </w:rPr>
+          <w:t xml:space="preserve"> synthetic vocal</w:t>
+        </w:r>
+      </w:ins>
+      <w:ins w:id="35" w:author="Smith Vidaurre, Grace" w:date="2025-05-27T21:06:00Z" w16du:dateUtc="2025-05-28T01:06:00Z">
+        <w:r>
+          <w:rPr>
+            <w:rFonts w:ascii="Arial" w:hAnsi="Arial" w:cs="Arial"/>
+          </w:rPr>
+          <w:t xml:space="preserve">izations </w:t>
+        </w:r>
+        <w:r>
+          <w:rPr>
+            <w:rFonts w:ascii="Arial" w:hAnsi="Arial" w:cs="Arial"/>
+          </w:rPr>
+          <w:t>to detect</w:t>
+        </w:r>
+      </w:ins>
+      <w:ins w:id="36" w:author="Smith Vidaurre, Grace" w:date="2025-05-27T21:05:00Z" w16du:dateUtc="2025-05-28T01:05:00Z">
+        <w:r>
+          <w:rPr>
+            <w:rFonts w:ascii="Arial" w:hAnsi="Arial" w:cs="Arial"/>
+          </w:rPr>
+          <w:t xml:space="preserve"> </w:t>
+        </w:r>
+      </w:ins>
+      <w:ins w:id="37" w:author="Smith Vidaurre, Grace" w:date="2025-05-27T21:06:00Z" w16du:dateUtc="2025-05-28T01:06:00Z">
+        <w:r>
+          <w:rPr>
+            <w:rFonts w:ascii="Arial" w:hAnsi="Arial" w:cs="Arial"/>
+          </w:rPr>
+          <w:t>complex identity</w:t>
+        </w:r>
+      </w:ins>
+      <w:ins w:id="38" w:author="Smith Vidaurre, Grace" w:date="2025-05-27T21:05:00Z" w16du:dateUtc="2025-05-28T01:05:00Z">
+        <w:r>
+          <w:rPr>
+            <w:rFonts w:ascii="Arial" w:hAnsi="Arial" w:cs="Arial"/>
+          </w:rPr>
+          <w:t xml:space="preserve"> information</w:t>
+        </w:r>
+      </w:ins>
+    </w:p>
+    <w:p>
+      <w:pPr>
+        <w:rPr>
+          <w:ins w:id="39" w:author="Smith Vidaurre, Grace" w:date="2025-05-22T13:23:00Z" w16du:dateUtc="2025-05-22T17:23:00Z"/>
+          <w:rFonts w:ascii="Arial" w:hAnsi="Arial" w:cs="Arial"/>
+        </w:rPr>
+      </w:pPr>
+    </w:p>
+    <w:p>
+      <w:pPr>
+        <w:rPr>
+          <w:rFonts w:ascii="Arial" w:hAnsi="Arial" w:cs="Arial"/>
+        </w:rPr>
+      </w:pPr>
+    </w:p>
+    <w:p>
+      <w:pPr>
+        <w:rPr>
+          <w:rFonts w:ascii="Arial" w:hAnsi="Arial" w:cs="Arial"/>
+        </w:rPr>
+      </w:pPr>
+      <w:commentRangeStart w:id="40"/>
       <w:r>
         <w:rPr>
           <w:rFonts w:ascii="Arial" w:hAnsi="Arial" w:cs="Arial"/>
@@ -318,12 +394,12 @@
         </w:rPr>
         <w:t>Short Title</w:t>
       </w:r>
-      <w:commentRangeEnd w:id="32"/>
+      <w:commentRangeEnd w:id="40"/>
       <w:r>
         <w:rPr>
           <w:rStyle w:val="CommentReference"/>
         </w:rPr>
-        <w:commentReference w:id="32"/>
+        <w:commentReference w:id="40"/>
       </w:r>
       <w:r>
         <w:rPr>
@@ -489,7 +565,7 @@
         </w:rPr>
         <w:t xml:space="preserve"> </w:t>
       </w:r>
-      <w:commentRangeStart w:id="33"/>
+      <w:commentRangeStart w:id="41"/>
       <w:r>
         <w:rPr>
           <w:rFonts w:ascii="Arial" w:hAnsi="Arial" w:cs="Arial"/>
@@ -497,14 +573,14 @@
         </w:rPr>
         <w:t>1</w:t>
       </w:r>
-      <w:commentRangeEnd w:id="33"/>
+      <w:commentRangeEnd w:id="41"/>
       <w:r>
         <w:rPr>
           <w:rStyle w:val="CommentReference"/>
         </w:rPr>
-        <w:commentReference w:id="33"/>
-      </w:r>
-      <w:del w:id="34" w:author="Smith Vidaurre, Grace" w:date="2025-05-22T13:13:00Z" w16du:dateUtc="2025-05-22T17:13:00Z">
+        <w:commentReference w:id="41"/>
+      </w:r>
+      <w:del w:id="42" w:author="Smith Vidaurre, Grace" w:date="2025-05-22T13:13:00Z" w16du:dateUtc="2025-05-22T17:13:00Z">
         <w:r>
           <w:rPr>
             <w:rFonts w:ascii="Arial" w:hAnsi="Arial" w:cs="Arial"/>
@@ -526,7 +602,7 @@
         </w:rPr>
         <w:t>6,7</w:t>
       </w:r>
-      <w:ins w:id="35" w:author="Smith Vidaurre, Grace" w:date="2025-05-22T13:12:00Z" w16du:dateUtc="2025-05-22T17:12:00Z">
+      <w:ins w:id="43" w:author="Smith Vidaurre, Grace" w:date="2025-05-22T13:12:00Z" w16du:dateUtc="2025-05-22T17:12:00Z">
         <w:r>
           <w:rPr>
             <w:rFonts w:ascii="Arial" w:hAnsi="Arial" w:cs="Arial"/>
@@ -555,7 +631,7 @@
         </w:rPr>
         <w:t>5</w:t>
       </w:r>
-      <w:ins w:id="36" w:author="Smith Vidaurre, Grace" w:date="2025-05-22T13:12:00Z" w16du:dateUtc="2025-05-22T17:12:00Z">
+      <w:ins w:id="44" w:author="Smith Vidaurre, Grace" w:date="2025-05-22T13:12:00Z" w16du:dateUtc="2025-05-22T17:12:00Z">
         <w:r>
           <w:rPr>
             <w:rFonts w:ascii="Arial" w:hAnsi="Arial" w:cs="Arial"/>
@@ -709,25 +785,7 @@
           <w:sz w:val="24"/>
           <w:szCs w:val="24"/>
         </w:rPr>
-        <w:t xml:space="preserve">, </w:t>
-      </w:r>
-      <w:proofErr w:type="spellStart"/>
-      <w:r>
-        <w:rPr>
-          <w:rFonts w:ascii="Arial" w:hAnsi="Arial" w:cs="Arial"/>
-          <w:sz w:val="24"/>
-          <w:szCs w:val="24"/>
-        </w:rPr>
-        <w:t>Northhampton</w:t>
-      </w:r>
-      <w:proofErr w:type="spellEnd"/>
-      <w:r>
-        <w:rPr>
-          <w:rFonts w:ascii="Arial" w:hAnsi="Arial" w:cs="Arial"/>
-          <w:sz w:val="24"/>
-          <w:szCs w:val="24"/>
-        </w:rPr>
-        <w:t>, MA, USA</w:t>
+        <w:t>, Northhampton, MA, USA</w:t>
       </w:r>
     </w:p>
     <w:p>
@@ -778,25 +836,7 @@
           <w:sz w:val="24"/>
           <w:szCs w:val="24"/>
         </w:rPr>
-        <w:t xml:space="preserve">, </w:t>
-      </w:r>
-      <w:proofErr w:type="spellStart"/>
-      <w:r>
-        <w:rPr>
-          <w:rFonts w:ascii="Arial" w:hAnsi="Arial" w:cs="Arial"/>
-          <w:sz w:val="24"/>
-          <w:szCs w:val="24"/>
-        </w:rPr>
-        <w:t>Northhampton</w:t>
-      </w:r>
-      <w:proofErr w:type="spellEnd"/>
-      <w:r>
-        <w:rPr>
-          <w:rFonts w:ascii="Arial" w:hAnsi="Arial" w:cs="Arial"/>
-          <w:sz w:val="24"/>
-          <w:szCs w:val="24"/>
-        </w:rPr>
-        <w:t>, MA, USA</w:t>
+        <w:t>, Northhampton, MA, USA</w:t>
       </w:r>
     </w:p>
     <w:p>
@@ -914,7 +954,7 @@
         <w:autoSpaceDN w:val="0"/>
         <w:adjustRightInd w:val="0"/>
         <w:rPr>
-          <w:ins w:id="37" w:author="Smith Vidaurre, Grace" w:date="2025-05-22T13:12:00Z" w16du:dateUtc="2025-05-22T17:12:00Z"/>
+          <w:ins w:id="45" w:author="Smith Vidaurre, Grace" w:date="2025-05-22T13:12:00Z" w16du:dateUtc="2025-05-22T17:12:00Z"/>
           <w:rFonts w:ascii="Arial" w:hAnsi="Arial" w:cs="Arial"/>
           <w:color w:val="000000" w:themeColor="text1"/>
         </w:rPr>
@@ -987,7 +1027,7 @@
           <w:color w:val="000000" w:themeColor="text1"/>
         </w:rPr>
       </w:pPr>
-      <w:ins w:id="38" w:author="Smith Vidaurre, Grace" w:date="2025-05-22T13:12:00Z" w16du:dateUtc="2025-05-22T17:12:00Z">
+      <w:ins w:id="46" w:author="Smith Vidaurre, Grace" w:date="2025-05-22T13:12:00Z" w16du:dateUtc="2025-05-22T17:12:00Z">
         <w:r>
           <w:rPr>
             <w:rFonts w:ascii="Arial" w:hAnsi="Arial" w:cs="Arial"/>
@@ -1007,7 +1047,7 @@
     <w:p>
       <w:pPr>
         <w:rPr>
-          <w:ins w:id="39" w:author="Smith Vidaurre, Grace" w:date="2025-05-22T13:12:00Z" w16du:dateUtc="2025-05-22T17:12:00Z"/>
+          <w:ins w:id="47" w:author="Smith Vidaurre, Grace" w:date="2025-05-22T13:12:00Z" w16du:dateUtc="2025-05-22T17:12:00Z"/>
           <w:rFonts w:ascii="Arial" w:hAnsi="Arial" w:cs="Arial"/>
         </w:rPr>
       </w:pPr>
@@ -1019,37 +1059,37 @@
         </w:rPr>
         <w:t xml:space="preserve">Corresponding Author: </w:t>
       </w:r>
-      <w:commentRangeStart w:id="40"/>
+      <w:commentRangeStart w:id="48"/>
       <w:r>
         <w:rPr>
           <w:rFonts w:ascii="Arial" w:hAnsi="Arial" w:cs="Arial"/>
         </w:rPr>
         <w:t>In Comp Bio, corresponding authors is automatically submitting author – should probably be Grace</w:t>
       </w:r>
-      <w:commentRangeEnd w:id="40"/>
+      <w:commentRangeEnd w:id="48"/>
       <w:r>
         <w:rPr>
           <w:rStyle w:val="CommentReference"/>
         </w:rPr>
-        <w:commentReference w:id="40"/>
-      </w:r>
-    </w:p>
-    <w:p>
-      <w:pPr>
-        <w:rPr>
-          <w:ins w:id="41" w:author="Smith Vidaurre, Grace" w:date="2025-05-22T13:12:00Z" w16du:dateUtc="2025-05-22T17:12:00Z"/>
-          <w:rFonts w:ascii="Arial" w:hAnsi="Arial" w:cs="Arial"/>
-        </w:rPr>
-      </w:pPr>
-    </w:p>
-    <w:p>
-      <w:pPr>
-        <w:rPr>
-          <w:ins w:id="42" w:author="Smith Vidaurre, Grace" w:date="2025-05-22T13:12:00Z" w16du:dateUtc="2025-05-22T17:12:00Z"/>
-          <w:rFonts w:ascii="Arial" w:hAnsi="Arial" w:cs="Arial"/>
-        </w:rPr>
-      </w:pPr>
-      <w:ins w:id="43" w:author="Smith Vidaurre, Grace" w:date="2025-05-22T13:12:00Z" w16du:dateUtc="2025-05-22T17:12:00Z">
+        <w:commentReference w:id="48"/>
+      </w:r>
+    </w:p>
+    <w:p>
+      <w:pPr>
+        <w:rPr>
+          <w:ins w:id="49" w:author="Smith Vidaurre, Grace" w:date="2025-05-22T13:12:00Z" w16du:dateUtc="2025-05-22T17:12:00Z"/>
+          <w:rFonts w:ascii="Arial" w:hAnsi="Arial" w:cs="Arial"/>
+        </w:rPr>
+      </w:pPr>
+    </w:p>
+    <w:p>
+      <w:pPr>
+        <w:rPr>
+          <w:ins w:id="50" w:author="Smith Vidaurre, Grace" w:date="2025-05-22T13:12:00Z" w16du:dateUtc="2025-05-22T17:12:00Z"/>
+          <w:rFonts w:ascii="Arial" w:hAnsi="Arial" w:cs="Arial"/>
+        </w:rPr>
+      </w:pPr>
+      <w:ins w:id="51" w:author="Smith Vidaurre, Grace" w:date="2025-05-22T13:12:00Z" w16du:dateUtc="2025-05-22T17:12:00Z">
         <w:r>
           <w:rPr>
             <w:rFonts w:ascii="Arial" w:hAnsi="Arial" w:cs="Arial"/>
@@ -1061,11 +1101,11 @@
     <w:p>
       <w:pPr>
         <w:rPr>
-          <w:ins w:id="44" w:author="Smith Vidaurre, Grace" w:date="2025-05-22T13:12:00Z" w16du:dateUtc="2025-05-22T17:12:00Z"/>
-          <w:rFonts w:ascii="Arial" w:hAnsi="Arial" w:cs="Arial"/>
-        </w:rPr>
-      </w:pPr>
-      <w:ins w:id="45" w:author="Smith Vidaurre, Grace" w:date="2025-05-22T13:12:00Z" w16du:dateUtc="2025-05-22T17:12:00Z">
+          <w:ins w:id="52" w:author="Smith Vidaurre, Grace" w:date="2025-05-22T13:12:00Z" w16du:dateUtc="2025-05-22T17:12:00Z"/>
+          <w:rFonts w:ascii="Arial" w:hAnsi="Arial" w:cs="Arial"/>
+        </w:rPr>
+      </w:pPr>
+      <w:ins w:id="53" w:author="Smith Vidaurre, Grace" w:date="2025-05-22T13:12:00Z" w16du:dateUtc="2025-05-22T17:12:00Z">
         <w:r>
           <w:rPr>
             <w:rFonts w:ascii="Arial" w:hAnsi="Arial" w:cs="Arial"/>
@@ -1112,7 +1152,7 @@
           <w:bCs/>
         </w:rPr>
       </w:pPr>
-      <w:ins w:id="46" w:author="Smith Vidaurre, Grace" w:date="2025-05-22T13:12:00Z" w16du:dateUtc="2025-05-22T17:12:00Z">
+      <w:ins w:id="54" w:author="Smith Vidaurre, Grace" w:date="2025-05-22T13:12:00Z" w16du:dateUtc="2025-05-22T17:12:00Z">
         <w:r>
           <w:rPr>
             <w:rFonts w:ascii="Arial" w:hAnsi="Arial" w:cs="Arial"/>
@@ -1142,7 +1182,7 @@
           <w:rFonts w:ascii="Arial" w:hAnsi="Arial" w:cs="Arial"/>
         </w:rPr>
       </w:pPr>
-      <w:commentRangeStart w:id="47"/>
+      <w:commentRangeStart w:id="55"/>
       <w:r>
         <w:rPr>
           <w:rFonts w:ascii="Arial" w:hAnsi="Arial" w:cs="Arial"/>
@@ -1151,12 +1191,12 @@
         </w:rPr>
         <w:t>Target Journal</w:t>
       </w:r>
-      <w:commentRangeEnd w:id="47"/>
+      <w:commentRangeEnd w:id="55"/>
       <w:r>
         <w:rPr>
           <w:rStyle w:val="CommentReference"/>
         </w:rPr>
-        <w:commentReference w:id="47"/>
+        <w:commentReference w:id="55"/>
       </w:r>
       <w:r>
         <w:rPr>
@@ -1220,7 +1260,7 @@
           <w:rFonts w:ascii="Arial" w:hAnsi="Arial" w:cs="Arial"/>
         </w:rPr>
       </w:pPr>
-      <w:commentRangeStart w:id="48"/>
+      <w:commentRangeStart w:id="56"/>
       <w:r>
         <w:rPr>
           <w:rFonts w:ascii="Arial" w:hAnsi="Arial" w:cs="Arial"/>
@@ -1237,12 +1277,12 @@
         </w:rPr>
         <w:t>uthor Contributions</w:t>
       </w:r>
-      <w:commentRangeEnd w:id="48"/>
+      <w:commentRangeEnd w:id="56"/>
       <w:r>
         <w:rPr>
           <w:rStyle w:val="CommentReference"/>
         </w:rPr>
-        <w:commentReference w:id="48"/>
+        <w:commentReference w:id="56"/>
       </w:r>
       <w:r>
         <w:rPr>
@@ -1283,7 +1323,7 @@
         </w:rPr>
         <w:t>writing, analysis, figure creation</w:t>
       </w:r>
-      <w:ins w:id="49" w:author="Smith Vidaurre, Grace" w:date="2025-05-22T13:14:00Z" w16du:dateUtc="2025-05-22T17:14:00Z">
+      <w:ins w:id="57" w:author="Smith Vidaurre, Grace" w:date="2025-05-22T13:14:00Z" w16du:dateUtc="2025-05-22T17:14:00Z">
         <w:r>
           <w:rPr>
             <w:rFonts w:ascii="Arial" w:hAnsi="Arial" w:cs="Arial"/>
@@ -1328,7 +1368,7 @@
         </w:rPr>
         <w:t>writing</w:t>
       </w:r>
-      <w:ins w:id="50" w:author="Smith Vidaurre, Grace" w:date="2025-05-22T13:14:00Z" w16du:dateUtc="2025-05-22T17:14:00Z">
+      <w:ins w:id="58" w:author="Smith Vidaurre, Grace" w:date="2025-05-22T13:14:00Z" w16du:dateUtc="2025-05-22T17:14:00Z">
         <w:r>
           <w:rPr>
             <w:rFonts w:ascii="Arial" w:hAnsi="Arial" w:cs="Arial"/>
@@ -1416,7 +1456,7 @@
         </w:rPr>
         <w:t>, including package development, bug fixes, documentation, fine-tuning of functions, unit testing</w:t>
       </w:r>
-      <w:ins w:id="51" w:author="Smith Vidaurre, Grace" w:date="2025-05-22T13:14:00Z" w16du:dateUtc="2025-05-22T17:14:00Z">
+      <w:ins w:id="59" w:author="Smith Vidaurre, Grace" w:date="2025-05-22T13:14:00Z" w16du:dateUtc="2025-05-22T17:14:00Z">
         <w:r>
           <w:rPr>
             <w:rFonts w:ascii="Arial" w:hAnsi="Arial" w:cs="Arial"/>
@@ -1455,7 +1495,7 @@
         </w:rPr>
         <w:t>, including fine-tuning of function, unit testing, package development, bug fixes, documentation</w:t>
       </w:r>
-      <w:ins w:id="52" w:author="Smith Vidaurre, Grace" w:date="2025-05-22T13:14:00Z" w16du:dateUtc="2025-05-22T17:14:00Z">
+      <w:ins w:id="60" w:author="Smith Vidaurre, Grace" w:date="2025-05-22T13:14:00Z" w16du:dateUtc="2025-05-22T17:14:00Z">
         <w:r>
           <w:rPr>
             <w:rFonts w:ascii="Arial" w:hAnsi="Arial" w:cs="Arial"/>
@@ -1488,7 +1528,7 @@
         </w:rPr>
         <w:t xml:space="preserve">code </w:t>
       </w:r>
-      <w:del w:id="53" w:author="Smith Vidaurre, Grace" w:date="2025-05-22T13:14:00Z" w16du:dateUtc="2025-05-22T17:14:00Z">
+      <w:del w:id="61" w:author="Smith Vidaurre, Grace" w:date="2025-05-22T13:14:00Z" w16du:dateUtc="2025-05-22T17:14:00Z">
         <w:r>
           <w:rPr>
             <w:rFonts w:ascii="Arial" w:hAnsi="Arial" w:cs="Arial"/>
@@ -1496,7 +1536,7 @@
           <w:delText>consultation</w:delText>
         </w:r>
       </w:del>
-      <w:ins w:id="54" w:author="Smith Vidaurre, Grace" w:date="2025-05-22T13:14:00Z" w16du:dateUtc="2025-05-22T17:14:00Z">
+      <w:ins w:id="62" w:author="Smith Vidaurre, Grace" w:date="2025-05-22T13:14:00Z" w16du:dateUtc="2025-05-22T17:14:00Z">
         <w:r>
           <w:rPr>
             <w:rFonts w:ascii="Arial" w:hAnsi="Arial" w:cs="Arial"/>
@@ -1535,7 +1575,7 @@
         </w:rPr>
         <w:t>GSV – idea conception, initial code development, writing, analysis, figure creation</w:t>
       </w:r>
-      <w:ins w:id="55" w:author="Smith Vidaurre, Grace" w:date="2025-05-22T13:14:00Z" w16du:dateUtc="2025-05-22T17:14:00Z">
+      <w:ins w:id="63" w:author="Smith Vidaurre, Grace" w:date="2025-05-22T13:14:00Z" w16du:dateUtc="2025-05-22T17:14:00Z">
         <w:r>
           <w:rPr>
             <w:rFonts w:ascii="Arial" w:hAnsi="Arial" w:cs="Arial"/>
@@ -1559,7 +1599,7 @@
           <w:rFonts w:ascii="Arial" w:hAnsi="Arial" w:cs="Arial"/>
         </w:rPr>
       </w:pPr>
-      <w:commentRangeStart w:id="56"/>
+      <w:commentRangeStart w:id="64"/>
       <w:r>
         <w:rPr>
           <w:rFonts w:ascii="Arial" w:hAnsi="Arial" w:cs="Arial"/>
@@ -1568,12 +1608,12 @@
         </w:rPr>
         <w:t>Word Count</w:t>
       </w:r>
-      <w:commentRangeEnd w:id="56"/>
+      <w:commentRangeEnd w:id="64"/>
       <w:r>
         <w:rPr>
           <w:rStyle w:val="CommentReference"/>
         </w:rPr>
-        <w:commentReference w:id="56"/>
+        <w:commentReference w:id="64"/>
       </w:r>
       <w:r>
         <w:rPr>
@@ -1658,19 +1698,19 @@
           <w:rFonts w:ascii="Arial" w:hAnsi="Arial" w:cs="Arial"/>
         </w:rPr>
       </w:pPr>
-      <w:commentRangeStart w:id="57"/>
+      <w:commentRangeStart w:id="65"/>
       <w:r>
         <w:rPr>
           <w:rFonts w:ascii="Arial" w:hAnsi="Arial" w:cs="Arial"/>
         </w:rPr>
         <w:t xml:space="preserve">Author Summary </w:t>
       </w:r>
-      <w:commentRangeEnd w:id="57"/>
+      <w:commentRangeEnd w:id="65"/>
       <w:r>
         <w:rPr>
           <w:rStyle w:val="CommentReference"/>
         </w:rPr>
-        <w:commentReference w:id="57"/>
+        <w:commentReference w:id="65"/>
       </w:r>
       <w:r>
         <w:rPr>
@@ -1722,9 +1762,9 @@
           <w:rFonts w:ascii="Arial" w:hAnsi="Arial" w:cs="Arial"/>
         </w:rPr>
       </w:pPr>
-      <w:commentRangeStart w:id="58"/>
-      <w:commentRangeStart w:id="59"/>
-      <w:commentRangeStart w:id="60"/>
+      <w:commentRangeStart w:id="66"/>
+      <w:commentRangeStart w:id="67"/>
+      <w:commentRangeStart w:id="68"/>
       <w:r>
         <w:rPr>
           <w:rFonts w:ascii="Arial" w:hAnsi="Arial" w:cs="Arial"/>
@@ -1733,26 +1773,26 @@
         <w:lastRenderedPageBreak/>
         <w:t>Introduction</w:t>
       </w:r>
-      <w:commentRangeEnd w:id="58"/>
+      <w:commentRangeEnd w:id="66"/>
       <w:r>
         <w:rPr>
           <w:rStyle w:val="CommentReference"/>
         </w:rPr>
-        <w:commentReference w:id="58"/>
-      </w:r>
-      <w:commentRangeEnd w:id="59"/>
+        <w:commentReference w:id="66"/>
+      </w:r>
+      <w:commentRangeEnd w:id="67"/>
       <w:r>
         <w:rPr>
           <w:rStyle w:val="CommentReference"/>
         </w:rPr>
-        <w:commentReference w:id="59"/>
-      </w:r>
-      <w:commentRangeEnd w:id="60"/>
+        <w:commentReference w:id="67"/>
+      </w:r>
+      <w:commentRangeEnd w:id="68"/>
       <w:r>
         <w:rPr>
           <w:rStyle w:val="CommentReference"/>
         </w:rPr>
-        <w:commentReference w:id="60"/>
+        <w:commentReference w:id="68"/>
       </w:r>
       <w:r>
         <w:rPr>
@@ -1766,11 +1806,11 @@
         <w:spacing w:line="480" w:lineRule="auto"/>
         <w:ind w:firstLine="720"/>
         <w:rPr>
-          <w:ins w:id="61" w:author="Smith Vidaurre, Grace" w:date="2025-05-22T14:08:00Z" w16du:dateUtc="2025-05-22T18:08:00Z"/>
-          <w:rFonts w:ascii="Arial" w:hAnsi="Arial" w:cs="Arial"/>
-        </w:rPr>
-      </w:pPr>
-      <w:ins w:id="62" w:author="Smith Vidaurre, Grace" w:date="2025-05-22T14:00:00Z" w16du:dateUtc="2025-05-22T18:00:00Z">
+          <w:ins w:id="69" w:author="Smith Vidaurre, Grace" w:date="2025-05-22T14:08:00Z" w16du:dateUtc="2025-05-22T18:08:00Z"/>
+          <w:rFonts w:ascii="Arial" w:hAnsi="Arial" w:cs="Arial"/>
+        </w:rPr>
+      </w:pPr>
+      <w:ins w:id="70" w:author="Smith Vidaurre, Grace" w:date="2025-05-22T14:00:00Z" w16du:dateUtc="2025-05-22T18:00:00Z">
         <w:r>
           <w:rPr>
             <w:rFonts w:ascii="Arial" w:hAnsi="Arial" w:cs="Arial"/>
@@ -1778,7 +1818,7 @@
           <w:t>Flexible information encoding by v</w:t>
         </w:r>
       </w:ins>
-      <w:del w:id="63" w:author="Smith Vidaurre, Grace" w:date="2025-05-22T14:00:00Z" w16du:dateUtc="2025-05-22T18:00:00Z">
+      <w:del w:id="71" w:author="Smith Vidaurre, Grace" w:date="2025-05-22T14:00:00Z" w16du:dateUtc="2025-05-22T18:00:00Z">
         <w:r>
           <w:rPr>
             <w:rFonts w:ascii="Arial" w:hAnsi="Arial" w:cs="Arial"/>
@@ -1792,7 +1832,7 @@
         </w:rPr>
         <w:t xml:space="preserve">ocal </w:t>
       </w:r>
-      <w:ins w:id="64" w:author="Smith Vidaurre, Grace" w:date="2025-05-22T13:47:00Z" w16du:dateUtc="2025-05-22T17:47:00Z">
+      <w:ins w:id="72" w:author="Smith Vidaurre, Grace" w:date="2025-05-22T13:47:00Z" w16du:dateUtc="2025-05-22T17:47:00Z">
         <w:r>
           <w:rPr>
             <w:rFonts w:ascii="Arial" w:hAnsi="Arial" w:cs="Arial"/>
@@ -1806,7 +1846,7 @@
         </w:rPr>
         <w:t xml:space="preserve">learning </w:t>
       </w:r>
-      <w:del w:id="65" w:author="Smith Vidaurre, Grace" w:date="2025-05-22T13:47:00Z" w16du:dateUtc="2025-05-22T17:47:00Z">
+      <w:del w:id="73" w:author="Smith Vidaurre, Grace" w:date="2025-05-22T13:47:00Z" w16du:dateUtc="2025-05-22T17:47:00Z">
         <w:r>
           <w:rPr>
             <w:rFonts w:ascii="Arial" w:hAnsi="Arial" w:cs="Arial"/>
@@ -1820,7 +1860,7 @@
           <w:delText xml:space="preserve"> </w:delText>
         </w:r>
       </w:del>
-      <w:ins w:id="66" w:author="Smith Vidaurre, Grace" w:date="2025-05-22T13:47:00Z" w16du:dateUtc="2025-05-22T17:47:00Z">
+      <w:ins w:id="74" w:author="Smith Vidaurre, Grace" w:date="2025-05-22T13:47:00Z" w16du:dateUtc="2025-05-22T17:47:00Z">
         <w:r>
           <w:rPr>
             <w:rFonts w:ascii="Arial" w:hAnsi="Arial" w:cs="Arial"/>
@@ -1883,7 +1923,7 @@
         </w:rPr>
         <w:t xml:space="preserve">. </w:t>
       </w:r>
-      <w:ins w:id="67" w:author="Smith Vidaurre, Grace" w:date="2025-05-22T13:49:00Z" w16du:dateUtc="2025-05-22T17:49:00Z">
+      <w:ins w:id="75" w:author="Smith Vidaurre, Grace" w:date="2025-05-22T13:49:00Z" w16du:dateUtc="2025-05-22T17:49:00Z">
         <w:r>
           <w:rPr>
             <w:rFonts w:ascii="Arial" w:hAnsi="Arial" w:cs="Arial"/>
@@ -1891,7 +1931,7 @@
           <w:t xml:space="preserve">Species capable of vocal learning </w:t>
         </w:r>
       </w:ins>
-      <w:del w:id="68" w:author="Smith Vidaurre, Grace" w:date="2025-05-22T13:53:00Z" w16du:dateUtc="2025-05-22T17:53:00Z">
+      <w:del w:id="76" w:author="Smith Vidaurre, Grace" w:date="2025-05-22T13:53:00Z" w16du:dateUtc="2025-05-22T17:53:00Z">
         <w:r>
           <w:rPr>
             <w:rFonts w:ascii="Arial" w:hAnsi="Arial" w:cs="Arial"/>
@@ -1899,7 +1939,7 @@
           <w:delText xml:space="preserve">Vocal learning </w:delText>
         </w:r>
       </w:del>
-      <w:del w:id="69" w:author="Smith Vidaurre, Grace" w:date="2025-05-22T13:51:00Z" w16du:dateUtc="2025-05-22T17:51:00Z">
+      <w:del w:id="77" w:author="Smith Vidaurre, Grace" w:date="2025-05-22T13:51:00Z" w16du:dateUtc="2025-05-22T17:51:00Z">
         <w:r>
           <w:rPr>
             <w:rFonts w:ascii="Arial" w:hAnsi="Arial" w:cs="Arial"/>
@@ -1972,19 +2012,19 @@
           </w:rPr>
           <w:delText>(</w:delText>
         </w:r>
-        <w:commentRangeStart w:id="70"/>
+        <w:commentRangeStart w:id="78"/>
         <w:r>
           <w:rPr>
             <w:rFonts w:ascii="Arial" w:hAnsi="Arial" w:cs="Arial"/>
           </w:rPr>
           <w:delText>CITE</w:delText>
         </w:r>
-        <w:commentRangeEnd w:id="70"/>
+        <w:commentRangeEnd w:id="78"/>
         <w:r>
           <w:rPr>
             <w:rStyle w:val="CommentReference"/>
           </w:rPr>
-          <w:commentReference w:id="70"/>
+          <w:commentReference w:id="78"/>
         </w:r>
         <w:r>
           <w:rPr>
@@ -1999,7 +2039,7 @@
           <w:delText xml:space="preserve"> </w:delText>
         </w:r>
       </w:del>
-      <w:del w:id="71" w:author="Smith Vidaurre, Grace" w:date="2025-05-22T13:48:00Z" w16du:dateUtc="2025-05-22T17:48:00Z">
+      <w:del w:id="79" w:author="Smith Vidaurre, Grace" w:date="2025-05-22T13:48:00Z" w16du:dateUtc="2025-05-22T17:48:00Z">
         <w:r>
           <w:rPr>
             <w:rFonts w:ascii="Arial" w:hAnsi="Arial" w:cs="Arial"/>
@@ -2025,7 +2065,7 @@
           <w:delText>to</w:delText>
         </w:r>
       </w:del>
-      <w:del w:id="72" w:author="Smith Vidaurre, Grace" w:date="2025-05-22T13:51:00Z" w16du:dateUtc="2025-05-22T17:51:00Z">
+      <w:del w:id="80" w:author="Smith Vidaurre, Grace" w:date="2025-05-22T13:51:00Z" w16du:dateUtc="2025-05-22T17:51:00Z">
         <w:r>
           <w:rPr>
             <w:rFonts w:ascii="Arial" w:hAnsi="Arial" w:cs="Arial"/>
@@ -2087,7 +2127,7 @@
           <w:delText xml:space="preserve">. </w:delText>
         </w:r>
       </w:del>
-      <w:del w:id="73" w:author="Smith Vidaurre, Grace" w:date="2025-05-22T14:01:00Z" w16du:dateUtc="2025-05-22T18:01:00Z">
+      <w:del w:id="81" w:author="Smith Vidaurre, Grace" w:date="2025-05-22T14:01:00Z" w16du:dateUtc="2025-05-22T18:01:00Z">
         <w:r>
           <w:rPr>
             <w:rFonts w:ascii="Arial" w:hAnsi="Arial" w:cs="Arial"/>
@@ -2107,7 +2147,7 @@
         </w:rPr>
         <w:t xml:space="preserve">can encode </w:t>
       </w:r>
-      <w:del w:id="74" w:author="Smith Vidaurre, Grace" w:date="2025-05-22T14:02:00Z" w16du:dateUtc="2025-05-22T18:02:00Z">
+      <w:del w:id="82" w:author="Smith Vidaurre, Grace" w:date="2025-05-22T14:02:00Z" w16du:dateUtc="2025-05-22T18:02:00Z">
         <w:r>
           <w:rPr>
             <w:rFonts w:ascii="Arial" w:hAnsi="Arial" w:cs="Arial"/>
@@ -2133,7 +2173,7 @@
         </w:rPr>
         <w:t>grou</w:t>
       </w:r>
-      <w:ins w:id="75" w:author="Smith Vidaurre, Grace" w:date="2025-05-22T14:02:00Z" w16du:dateUtc="2025-05-22T18:02:00Z">
+      <w:ins w:id="83" w:author="Smith Vidaurre, Grace" w:date="2025-05-22T14:02:00Z" w16du:dateUtc="2025-05-22T18:02:00Z">
         <w:r>
           <w:rPr>
             <w:rFonts w:ascii="Arial" w:hAnsi="Arial" w:cs="Arial"/>
@@ -2141,7 +2181,7 @@
           <w:t>p</w:t>
         </w:r>
       </w:ins>
-      <w:del w:id="76" w:author="Smith Vidaurre, Grace" w:date="2025-05-22T14:02:00Z" w16du:dateUtc="2025-05-22T18:02:00Z">
+      <w:del w:id="84" w:author="Smith Vidaurre, Grace" w:date="2025-05-22T14:02:00Z" w16du:dateUtc="2025-05-22T18:02:00Z">
         <w:r>
           <w:rPr>
             <w:rFonts w:ascii="Arial" w:hAnsi="Arial" w:cs="Arial"/>
@@ -2155,7 +2195,7 @@
         </w:rPr>
         <w:t xml:space="preserve"> </w:t>
       </w:r>
-      <w:ins w:id="77" w:author="Smith Vidaurre, Grace" w:date="2025-05-22T14:02:00Z" w16du:dateUtc="2025-05-22T18:02:00Z">
+      <w:ins w:id="85" w:author="Smith Vidaurre, Grace" w:date="2025-05-22T14:02:00Z" w16du:dateUtc="2025-05-22T18:02:00Z">
         <w:r>
           <w:rPr>
             <w:rFonts w:ascii="Arial" w:hAnsi="Arial" w:cs="Arial"/>
@@ -2175,7 +2215,7 @@
         </w:rPr>
         <w:t xml:space="preserve">in learned vocalizations </w:t>
       </w:r>
-      <w:ins w:id="78" w:author="Smith Vidaurre, Grace" w:date="2025-05-22T13:54:00Z" w16du:dateUtc="2025-05-22T17:54:00Z">
+      <w:ins w:id="86" w:author="Smith Vidaurre, Grace" w:date="2025-05-22T13:54:00Z" w16du:dateUtc="2025-05-22T17:54:00Z">
         <w:r>
           <w:rPr>
             <w:rFonts w:ascii="Arial" w:hAnsi="Arial" w:cs="Arial"/>
@@ -2183,7 +2223,7 @@
           <w:t>by</w:t>
         </w:r>
       </w:ins>
-      <w:del w:id="79" w:author="Smith Vidaurre, Grace" w:date="2025-05-22T13:54:00Z" w16du:dateUtc="2025-05-22T17:54:00Z">
+      <w:del w:id="87" w:author="Smith Vidaurre, Grace" w:date="2025-05-22T13:54:00Z" w16du:dateUtc="2025-05-22T17:54:00Z">
         <w:r>
           <w:rPr>
             <w:rFonts w:ascii="Arial" w:hAnsi="Arial" w:cs="Arial"/>
@@ -2197,7 +2237,7 @@
         </w:rPr>
         <w:t xml:space="preserve"> </w:t>
       </w:r>
-      <w:ins w:id="80" w:author="Smith Vidaurre, Grace" w:date="2025-05-22T13:54:00Z" w16du:dateUtc="2025-05-22T17:54:00Z">
+      <w:ins w:id="88" w:author="Smith Vidaurre, Grace" w:date="2025-05-22T13:54:00Z" w16du:dateUtc="2025-05-22T17:54:00Z">
         <w:r>
           <w:rPr>
             <w:rFonts w:ascii="Arial" w:hAnsi="Arial" w:cs="Arial"/>
@@ -2205,7 +2245,7 @@
           <w:t>converging on</w:t>
         </w:r>
       </w:ins>
-      <w:del w:id="81" w:author="Smith Vidaurre, Grace" w:date="2025-05-22T13:54:00Z" w16du:dateUtc="2025-05-22T17:54:00Z">
+      <w:del w:id="89" w:author="Smith Vidaurre, Grace" w:date="2025-05-22T13:54:00Z" w16du:dateUtc="2025-05-22T17:54:00Z">
         <w:r>
           <w:rPr>
             <w:rFonts w:ascii="Arial" w:hAnsi="Arial" w:cs="Arial"/>
@@ -2219,7 +2259,7 @@
         </w:rPr>
         <w:t xml:space="preserve"> </w:t>
       </w:r>
-      <w:ins w:id="82" w:author="Smith Vidaurre, Grace" w:date="2025-05-22T14:01:00Z" w16du:dateUtc="2025-05-22T18:01:00Z">
+      <w:ins w:id="90" w:author="Smith Vidaurre, Grace" w:date="2025-05-22T14:01:00Z" w16du:dateUtc="2025-05-22T18:01:00Z">
         <w:r>
           <w:rPr>
             <w:rFonts w:ascii="Arial" w:hAnsi="Arial" w:cs="Arial"/>
@@ -2227,7 +2267,7 @@
           <w:t xml:space="preserve">vocal structures </w:t>
         </w:r>
       </w:ins>
-      <w:ins w:id="83" w:author="Smith Vidaurre, Grace" w:date="2025-05-22T13:54:00Z" w16du:dateUtc="2025-05-22T17:54:00Z">
+      <w:ins w:id="91" w:author="Smith Vidaurre, Grace" w:date="2025-05-22T13:54:00Z" w16du:dateUtc="2025-05-22T17:54:00Z">
         <w:r>
           <w:rPr>
             <w:rFonts w:ascii="Arial" w:hAnsi="Arial" w:cs="Arial"/>
@@ -2235,7 +2275,7 @@
           <w:t xml:space="preserve">shared </w:t>
         </w:r>
       </w:ins>
-      <w:del w:id="84" w:author="Smith Vidaurre, Grace" w:date="2025-05-22T13:54:00Z" w16du:dateUtc="2025-05-22T17:54:00Z">
+      <w:del w:id="92" w:author="Smith Vidaurre, Grace" w:date="2025-05-22T13:54:00Z" w16du:dateUtc="2025-05-22T17:54:00Z">
         <w:r>
           <w:rPr>
             <w:rFonts w:ascii="Arial" w:hAnsi="Arial" w:cs="Arial"/>
@@ -2243,7 +2283,7 @@
           <w:delText>convergence or divergence from</w:delText>
         </w:r>
       </w:del>
-      <w:ins w:id="85" w:author="Smith Vidaurre, Grace" w:date="2025-05-22T13:54:00Z" w16du:dateUtc="2025-05-22T17:54:00Z">
+      <w:ins w:id="93" w:author="Smith Vidaurre, Grace" w:date="2025-05-22T13:54:00Z" w16du:dateUtc="2025-05-22T17:54:00Z">
         <w:r>
           <w:rPr>
             <w:rFonts w:ascii="Arial" w:hAnsi="Arial" w:cs="Arial"/>
@@ -2257,7 +2297,7 @@
         </w:rPr>
         <w:t xml:space="preserve"> social affiliates</w:t>
       </w:r>
-      <w:ins w:id="86" w:author="Smith Vidaurre, Grace" w:date="2025-05-22T13:54:00Z" w16du:dateUtc="2025-05-22T17:54:00Z">
+      <w:ins w:id="94" w:author="Smith Vidaurre, Grace" w:date="2025-05-22T13:54:00Z" w16du:dateUtc="2025-05-22T17:54:00Z">
         <w:r>
           <w:rPr>
             <w:rFonts w:ascii="Arial" w:hAnsi="Arial" w:cs="Arial"/>
@@ -2265,7 +2305,7 @@
           <w:t xml:space="preserve">, or by </w:t>
         </w:r>
       </w:ins>
-      <w:ins w:id="87" w:author="Smith Vidaurre, Grace" w:date="2025-05-22T14:01:00Z" w16du:dateUtc="2025-05-22T18:01:00Z">
+      <w:ins w:id="95" w:author="Smith Vidaurre, Grace" w:date="2025-05-22T14:01:00Z" w16du:dateUtc="2025-05-22T18:01:00Z">
         <w:r>
           <w:rPr>
             <w:rFonts w:ascii="Arial" w:hAnsi="Arial" w:cs="Arial"/>
@@ -2273,76 +2313,12 @@
           <w:t>producing</w:t>
         </w:r>
       </w:ins>
-      <w:ins w:id="88" w:author="Smith Vidaurre, Grace" w:date="2025-05-22T13:54:00Z" w16du:dateUtc="2025-05-22T17:54:00Z">
+      <w:ins w:id="96" w:author="Smith Vidaurre, Grace" w:date="2025-05-22T13:54:00Z" w16du:dateUtc="2025-05-22T17:54:00Z">
         <w:r>
           <w:rPr>
             <w:rFonts w:ascii="Arial" w:hAnsi="Arial" w:cs="Arial"/>
           </w:rPr>
           <w:t xml:space="preserve"> </w:t>
-        </w:r>
-      </w:ins>
-      <w:ins w:id="89" w:author="Smith Vidaurre, Grace" w:date="2025-05-22T14:02:00Z" w16du:dateUtc="2025-05-22T18:02:00Z">
-        <w:r>
-          <w:rPr>
-            <w:rFonts w:ascii="Arial" w:hAnsi="Arial" w:cs="Arial"/>
-          </w:rPr>
-          <w:t xml:space="preserve">vocalizations that are </w:t>
-        </w:r>
-      </w:ins>
-      <w:ins w:id="90" w:author="Smith Vidaurre, Grace" w:date="2025-05-22T13:54:00Z" w16du:dateUtc="2025-05-22T17:54:00Z">
-        <w:r>
-          <w:rPr>
-            <w:rFonts w:ascii="Arial" w:hAnsi="Arial" w:cs="Arial"/>
-          </w:rPr>
-          <w:t xml:space="preserve">individually distinctive </w:t>
-        </w:r>
-      </w:ins>
-      <w:ins w:id="91" w:author="Smith Vidaurre, Grace" w:date="2025-05-22T14:02:00Z" w16du:dateUtc="2025-05-22T18:02:00Z">
-        <w:r>
-          <w:rPr>
-            <w:rFonts w:ascii="Arial" w:hAnsi="Arial" w:cs="Arial"/>
-          </w:rPr>
-          <w:t>within their</w:t>
-        </w:r>
-      </w:ins>
-      <w:ins w:id="92" w:author="Smith Vidaurre, Grace" w:date="2025-05-22T14:01:00Z" w16du:dateUtc="2025-05-22T18:01:00Z">
-        <w:r>
-          <w:rPr>
-            <w:rFonts w:ascii="Arial" w:hAnsi="Arial" w:cs="Arial"/>
-          </w:rPr>
-          <w:t xml:space="preserve"> </w:t>
-        </w:r>
-      </w:ins>
-      <w:ins w:id="93" w:author="Smith Vidaurre, Grace" w:date="2025-05-22T14:02:00Z" w16du:dateUtc="2025-05-22T18:02:00Z">
-        <w:r>
-          <w:rPr>
-            <w:rFonts w:ascii="Arial" w:hAnsi="Arial" w:cs="Arial"/>
-          </w:rPr>
-          <w:t xml:space="preserve">social </w:t>
-        </w:r>
-      </w:ins>
-      <w:ins w:id="94" w:author="Smith Vidaurre, Grace" w:date="2025-05-22T14:01:00Z" w16du:dateUtc="2025-05-22T18:01:00Z">
-        <w:r>
-          <w:rPr>
-            <w:rFonts w:ascii="Arial" w:hAnsi="Arial" w:cs="Arial"/>
-          </w:rPr>
-          <w:t>group</w:t>
-        </w:r>
-      </w:ins>
-      <w:ins w:id="95" w:author="Smith Vidaurre, Grace" w:date="2025-05-22T14:02:00Z" w16du:dateUtc="2025-05-22T18:02:00Z">
-        <w:r>
-          <w:rPr>
-            <w:rFonts w:ascii="Arial" w:hAnsi="Arial" w:cs="Arial"/>
-          </w:rPr>
-          <w:t>(</w:t>
-        </w:r>
-      </w:ins>
-      <w:ins w:id="96" w:author="Smith Vidaurre, Grace" w:date="2025-05-22T14:01:00Z" w16du:dateUtc="2025-05-22T18:01:00Z">
-        <w:r>
-          <w:rPr>
-            <w:rFonts w:ascii="Arial" w:hAnsi="Arial" w:cs="Arial"/>
-          </w:rPr>
-          <w:t>s</w:t>
         </w:r>
       </w:ins>
       <w:ins w:id="97" w:author="Smith Vidaurre, Grace" w:date="2025-05-22T14:02:00Z" w16du:dateUtc="2025-05-22T18:02:00Z">
@@ -2350,6 +2326,70 @@
           <w:rPr>
             <w:rFonts w:ascii="Arial" w:hAnsi="Arial" w:cs="Arial"/>
           </w:rPr>
+          <w:t xml:space="preserve">vocalizations that are </w:t>
+        </w:r>
+      </w:ins>
+      <w:ins w:id="98" w:author="Smith Vidaurre, Grace" w:date="2025-05-22T13:54:00Z" w16du:dateUtc="2025-05-22T17:54:00Z">
+        <w:r>
+          <w:rPr>
+            <w:rFonts w:ascii="Arial" w:hAnsi="Arial" w:cs="Arial"/>
+          </w:rPr>
+          <w:t xml:space="preserve">individually distinctive </w:t>
+        </w:r>
+      </w:ins>
+      <w:ins w:id="99" w:author="Smith Vidaurre, Grace" w:date="2025-05-22T14:02:00Z" w16du:dateUtc="2025-05-22T18:02:00Z">
+        <w:r>
+          <w:rPr>
+            <w:rFonts w:ascii="Arial" w:hAnsi="Arial" w:cs="Arial"/>
+          </w:rPr>
+          <w:t>within their</w:t>
+        </w:r>
+      </w:ins>
+      <w:ins w:id="100" w:author="Smith Vidaurre, Grace" w:date="2025-05-22T14:01:00Z" w16du:dateUtc="2025-05-22T18:01:00Z">
+        <w:r>
+          <w:rPr>
+            <w:rFonts w:ascii="Arial" w:hAnsi="Arial" w:cs="Arial"/>
+          </w:rPr>
+          <w:t xml:space="preserve"> </w:t>
+        </w:r>
+      </w:ins>
+      <w:ins w:id="101" w:author="Smith Vidaurre, Grace" w:date="2025-05-22T14:02:00Z" w16du:dateUtc="2025-05-22T18:02:00Z">
+        <w:r>
+          <w:rPr>
+            <w:rFonts w:ascii="Arial" w:hAnsi="Arial" w:cs="Arial"/>
+          </w:rPr>
+          <w:t xml:space="preserve">social </w:t>
+        </w:r>
+      </w:ins>
+      <w:ins w:id="102" w:author="Smith Vidaurre, Grace" w:date="2025-05-22T14:01:00Z" w16du:dateUtc="2025-05-22T18:01:00Z">
+        <w:r>
+          <w:rPr>
+            <w:rFonts w:ascii="Arial" w:hAnsi="Arial" w:cs="Arial"/>
+          </w:rPr>
+          <w:t>group</w:t>
+        </w:r>
+      </w:ins>
+      <w:ins w:id="103" w:author="Smith Vidaurre, Grace" w:date="2025-05-22T14:02:00Z" w16du:dateUtc="2025-05-22T18:02:00Z">
+        <w:r>
+          <w:rPr>
+            <w:rFonts w:ascii="Arial" w:hAnsi="Arial" w:cs="Arial"/>
+          </w:rPr>
+          <w:t>(</w:t>
+        </w:r>
+      </w:ins>
+      <w:ins w:id="104" w:author="Smith Vidaurre, Grace" w:date="2025-05-22T14:01:00Z" w16du:dateUtc="2025-05-22T18:01:00Z">
+        <w:r>
+          <w:rPr>
+            <w:rFonts w:ascii="Arial" w:hAnsi="Arial" w:cs="Arial"/>
+          </w:rPr>
+          <w:t>s</w:t>
+        </w:r>
+      </w:ins>
+      <w:ins w:id="105" w:author="Smith Vidaurre, Grace" w:date="2025-05-22T14:02:00Z" w16du:dateUtc="2025-05-22T18:02:00Z">
+        <w:r>
+          <w:rPr>
+            <w:rFonts w:ascii="Arial" w:hAnsi="Arial" w:cs="Arial"/>
+          </w:rPr>
           <w:t>)</w:t>
         </w:r>
       </w:ins>
@@ -2390,7 +2430,7 @@
         </w:rPr>
         <w:fldChar w:fldCharType="end"/>
       </w:r>
-      <w:ins w:id="98" w:author="Smith Vidaurre, Grace" w:date="2025-05-22T14:06:00Z" w16du:dateUtc="2025-05-22T18:06:00Z">
+      <w:ins w:id="106" w:author="Smith Vidaurre, Grace" w:date="2025-05-22T14:06:00Z" w16du:dateUtc="2025-05-22T18:06:00Z">
         <w:r>
           <w:rPr>
             <w:rFonts w:ascii="Arial" w:hAnsi="Arial" w:cs="Arial"/>
@@ -2398,7 +2438,7 @@
           <w:t xml:space="preserve">. Group or individually-specific learned vocalizations </w:t>
         </w:r>
       </w:ins>
-      <w:ins w:id="99" w:author="Smith Vidaurre, Grace" w:date="2025-05-22T14:05:00Z" w16du:dateUtc="2025-05-22T18:05:00Z">
+      <w:ins w:id="107" w:author="Smith Vidaurre, Grace" w:date="2025-05-22T14:05:00Z" w16du:dateUtc="2025-05-22T18:05:00Z">
         <w:r>
           <w:rPr>
             <w:rFonts w:ascii="Arial" w:hAnsi="Arial" w:cs="Arial"/>
@@ -2465,13 +2505,13 @@
           </w:rPr>
           <w:fldChar w:fldCharType="end"/>
         </w:r>
-        <w:commentRangeStart w:id="100"/>
-        <w:commentRangeEnd w:id="100"/>
+        <w:commentRangeStart w:id="108"/>
+        <w:commentRangeEnd w:id="108"/>
         <w:r>
           <w:rPr>
             <w:rStyle w:val="CommentReference"/>
           </w:rPr>
-          <w:commentReference w:id="100"/>
+          <w:commentReference w:id="108"/>
         </w:r>
       </w:ins>
       <w:r>
@@ -2480,7 +2520,7 @@
         </w:rPr>
         <w:t xml:space="preserve">. </w:t>
       </w:r>
-      <w:ins w:id="101" w:author="Smith Vidaurre, Grace" w:date="2025-05-22T14:02:00Z" w16du:dateUtc="2025-05-22T18:02:00Z">
+      <w:ins w:id="109" w:author="Smith Vidaurre, Grace" w:date="2025-05-22T14:02:00Z" w16du:dateUtc="2025-05-22T18:02:00Z">
         <w:r>
           <w:rPr>
             <w:rFonts w:ascii="Arial" w:hAnsi="Arial" w:cs="Arial"/>
@@ -2488,7 +2528,7 @@
           <w:t>Voca</w:t>
         </w:r>
       </w:ins>
-      <w:ins w:id="102" w:author="Smith Vidaurre, Grace" w:date="2025-05-22T14:03:00Z" w16du:dateUtc="2025-05-22T18:03:00Z">
+      <w:ins w:id="110" w:author="Smith Vidaurre, Grace" w:date="2025-05-22T14:03:00Z" w16du:dateUtc="2025-05-22T18:03:00Z">
         <w:r>
           <w:rPr>
             <w:rFonts w:ascii="Arial" w:hAnsi="Arial" w:cs="Arial"/>
@@ -2496,11 +2536,11 @@
           <w:t>l learners</w:t>
         </w:r>
       </w:ins>
-      <w:moveToRangeStart w:id="103" w:author="Smith Vidaurre, Grace" w:date="2025-05-22T13:40:00Z" w:name="move198813658"/>
-      <w:commentRangeStart w:id="104"/>
-      <w:commentRangeStart w:id="105"/>
-      <w:moveTo w:id="106" w:author="Smith Vidaurre, Grace" w:date="2025-05-22T13:40:00Z" w16du:dateUtc="2025-05-22T17:40:00Z">
-        <w:del w:id="107" w:author="Smith Vidaurre, Grace" w:date="2025-05-22T13:43:00Z" w16du:dateUtc="2025-05-22T17:43:00Z">
+      <w:moveToRangeStart w:id="111" w:author="Smith Vidaurre, Grace" w:date="2025-05-22T13:40:00Z" w:name="move198813658"/>
+      <w:commentRangeStart w:id="112"/>
+      <w:commentRangeStart w:id="113"/>
+      <w:moveTo w:id="114" w:author="Smith Vidaurre, Grace" w:date="2025-05-22T13:40:00Z" w16du:dateUtc="2025-05-22T17:40:00Z">
+        <w:del w:id="115" w:author="Smith Vidaurre, Grace" w:date="2025-05-22T13:43:00Z" w16du:dateUtc="2025-05-22T17:43:00Z">
           <w:r>
             <w:rPr>
               <w:rFonts w:ascii="Arial" w:hAnsi="Arial" w:cs="Arial"/>
@@ -2508,7 +2548,7 @@
             <w:delText>when a</w:delText>
           </w:r>
         </w:del>
-        <w:del w:id="108" w:author="Smith Vidaurre, Grace" w:date="2025-05-22T14:02:00Z" w16du:dateUtc="2025-05-22T18:02:00Z">
+        <w:del w:id="116" w:author="Smith Vidaurre, Grace" w:date="2025-05-22T14:02:00Z" w16du:dateUtc="2025-05-22T18:02:00Z">
           <w:r>
             <w:rPr>
               <w:rFonts w:ascii="Arial" w:hAnsi="Arial" w:cs="Arial"/>
@@ -2523,7 +2563,7 @@
           <w:t xml:space="preserve"> </w:t>
         </w:r>
       </w:moveTo>
-      <w:ins w:id="109" w:author="Smith Vidaurre, Grace" w:date="2025-05-22T13:43:00Z" w16du:dateUtc="2025-05-22T17:43:00Z">
+      <w:ins w:id="117" w:author="Smith Vidaurre, Grace" w:date="2025-05-22T13:43:00Z" w16du:dateUtc="2025-05-22T17:43:00Z">
         <w:r>
           <w:rPr>
             <w:rFonts w:ascii="Arial" w:hAnsi="Arial" w:cs="Arial"/>
@@ -2531,7 +2571,7 @@
           <w:t xml:space="preserve">can also </w:t>
         </w:r>
       </w:ins>
-      <w:moveTo w:id="110" w:author="Smith Vidaurre, Grace" w:date="2025-05-22T13:40:00Z" w16du:dateUtc="2025-05-22T17:40:00Z">
+      <w:moveTo w:id="118" w:author="Smith Vidaurre, Grace" w:date="2025-05-22T13:40:00Z" w16du:dateUtc="2025-05-22T17:40:00Z">
         <w:r>
           <w:rPr>
             <w:rFonts w:ascii="Arial" w:hAnsi="Arial" w:cs="Arial"/>
@@ -2539,7 +2579,7 @@
           <w:t xml:space="preserve">encode multiple types of information in </w:t>
         </w:r>
       </w:moveTo>
-      <w:ins w:id="111" w:author="Smith Vidaurre, Grace" w:date="2025-05-22T13:44:00Z" w16du:dateUtc="2025-05-22T17:44:00Z">
+      <w:ins w:id="119" w:author="Smith Vidaurre, Grace" w:date="2025-05-22T13:44:00Z" w16du:dateUtc="2025-05-22T17:44:00Z">
         <w:r>
           <w:rPr>
             <w:rFonts w:ascii="Arial" w:hAnsi="Arial" w:cs="Arial"/>
@@ -2547,8 +2587,8 @@
           <w:t xml:space="preserve">a single </w:t>
         </w:r>
       </w:ins>
-      <w:moveTo w:id="112" w:author="Smith Vidaurre, Grace" w:date="2025-05-22T13:40:00Z" w16du:dateUtc="2025-05-22T17:40:00Z">
-        <w:del w:id="113" w:author="Smith Vidaurre, Grace" w:date="2025-05-22T13:44:00Z" w16du:dateUtc="2025-05-22T17:44:00Z">
+      <w:moveTo w:id="120" w:author="Smith Vidaurre, Grace" w:date="2025-05-22T13:40:00Z" w16du:dateUtc="2025-05-22T17:40:00Z">
+        <w:del w:id="121" w:author="Smith Vidaurre, Grace" w:date="2025-05-22T13:44:00Z" w16du:dateUtc="2025-05-22T17:44:00Z">
           <w:r>
             <w:rPr>
               <w:rFonts w:ascii="Arial" w:hAnsi="Arial" w:cs="Arial"/>
@@ -2562,7 +2602,7 @@
           </w:rPr>
           <w:t xml:space="preserve">vocalization, </w:t>
         </w:r>
-        <w:del w:id="114" w:author="Smith Vidaurre, Grace" w:date="2025-05-22T13:44:00Z" w16du:dateUtc="2025-05-22T17:44:00Z">
+        <w:del w:id="122" w:author="Smith Vidaurre, Grace" w:date="2025-05-22T13:44:00Z" w16du:dateUtc="2025-05-22T17:44:00Z">
           <w:r>
             <w:rPr>
               <w:rFonts w:ascii="Arial" w:hAnsi="Arial" w:cs="Arial"/>
@@ -2571,7 +2611,7 @@
           </w:r>
         </w:del>
       </w:moveTo>
-      <w:ins w:id="115" w:author="Smith Vidaurre, Grace" w:date="2025-05-22T13:44:00Z" w16du:dateUtc="2025-05-22T17:44:00Z">
+      <w:ins w:id="123" w:author="Smith Vidaurre, Grace" w:date="2025-05-22T13:44:00Z" w16du:dateUtc="2025-05-22T17:44:00Z">
         <w:r>
           <w:rPr>
             <w:rFonts w:ascii="Arial" w:hAnsi="Arial" w:cs="Arial"/>
@@ -2579,14 +2619,14 @@
           <w:t>producing</w:t>
         </w:r>
       </w:ins>
-      <w:moveTo w:id="116" w:author="Smith Vidaurre, Grace" w:date="2025-05-22T13:40:00Z" w16du:dateUtc="2025-05-22T17:40:00Z">
+      <w:moveTo w:id="124" w:author="Smith Vidaurre, Grace" w:date="2025-05-22T13:40:00Z" w16du:dateUtc="2025-05-22T17:40:00Z">
         <w:r>
           <w:rPr>
             <w:rFonts w:ascii="Arial" w:hAnsi="Arial" w:cs="Arial"/>
           </w:rPr>
           <w:t xml:space="preserve"> </w:t>
         </w:r>
-        <w:commentRangeStart w:id="117"/>
+        <w:commentRangeStart w:id="125"/>
         <w:r>
           <w:rPr>
             <w:rFonts w:ascii="Arial" w:hAnsi="Arial" w:cs="Arial"/>
@@ -2594,7 +2634,7 @@
           <w:t xml:space="preserve">“hierarchical mapping” </w:t>
         </w:r>
       </w:moveTo>
-      <w:ins w:id="118" w:author="Smith Vidaurre, Grace" w:date="2025-05-22T13:44:00Z" w16du:dateUtc="2025-05-22T17:44:00Z">
+      <w:ins w:id="126" w:author="Smith Vidaurre, Grace" w:date="2025-05-22T13:44:00Z" w16du:dateUtc="2025-05-22T17:44:00Z">
         <w:r>
           <w:rPr>
             <w:rFonts w:ascii="Arial" w:hAnsi="Arial" w:cs="Arial"/>
@@ -2602,7 +2642,7 @@
           <w:t>of information over social levels</w:t>
         </w:r>
       </w:ins>
-      <w:ins w:id="119" w:author="Smith Vidaurre, Grace" w:date="2025-05-22T13:54:00Z" w16du:dateUtc="2025-05-22T17:54:00Z">
+      <w:ins w:id="127" w:author="Smith Vidaurre, Grace" w:date="2025-05-22T13:54:00Z" w16du:dateUtc="2025-05-22T17:54:00Z">
         <w:r>
           <w:rPr>
             <w:rFonts w:ascii="Arial" w:hAnsi="Arial" w:cs="Arial"/>
@@ -2610,8 +2650,8 @@
           <w:t xml:space="preserve"> </w:t>
         </w:r>
       </w:ins>
-      <w:commentRangeStart w:id="120"/>
-      <w:moveTo w:id="121" w:author="Smith Vidaurre, Grace" w:date="2025-05-22T13:40:00Z" w16du:dateUtc="2025-05-22T17:40:00Z">
+      <w:commentRangeStart w:id="128"/>
+      <w:moveTo w:id="129" w:author="Smith Vidaurre, Grace" w:date="2025-05-22T13:40:00Z" w16du:dateUtc="2025-05-22T17:40:00Z">
         <w:r>
           <w:rPr>
             <w:rFonts w:ascii="Arial" w:hAnsi="Arial" w:cs="Arial"/>
@@ -2643,26 +2683,26 @@
           <w:fldChar w:fldCharType="end"/>
         </w:r>
       </w:moveTo>
-      <w:commentRangeEnd w:id="117"/>
-      <w:commentRangeEnd w:id="120"/>
+      <w:commentRangeEnd w:id="125"/>
+      <w:commentRangeEnd w:id="128"/>
       <w:r>
         <w:rPr>
           <w:rStyle w:val="CommentReference"/>
         </w:rPr>
-        <w:commentReference w:id="120"/>
-      </w:r>
-      <w:moveTo w:id="122" w:author="Smith Vidaurre, Grace" w:date="2025-05-22T13:40:00Z" w16du:dateUtc="2025-05-22T17:40:00Z">
+        <w:commentReference w:id="128"/>
+      </w:r>
+      <w:moveTo w:id="130" w:author="Smith Vidaurre, Grace" w:date="2025-05-22T13:40:00Z" w16du:dateUtc="2025-05-22T17:40:00Z">
         <w:r>
           <w:rPr>
             <w:rStyle w:val="CommentReference"/>
             <w:rFonts w:ascii="Arial" w:hAnsi="Arial" w:cs="Arial"/>
-            <w:rPrChange w:id="123" w:author="Smith Vidaurre, Grace" w:date="2025-05-22T13:44:00Z" w16du:dateUtc="2025-05-22T17:44:00Z">
+            <w:rPrChange w:id="131" w:author="Smith Vidaurre, Grace" w:date="2025-05-22T13:44:00Z" w16du:dateUtc="2025-05-22T17:44:00Z">
               <w:rPr>
                 <w:rStyle w:val="CommentReference"/>
               </w:rPr>
             </w:rPrChange>
           </w:rPr>
-          <w:commentReference w:id="117"/>
+          <w:commentReference w:id="125"/>
         </w:r>
         <w:r>
           <w:rPr>
@@ -2721,23 +2761,13 @@
           </w:rPr>
           <w:t>. Monk parakeets (</w:t>
         </w:r>
-        <w:proofErr w:type="spellStart"/>
         <w:r>
           <w:rPr>
             <w:rFonts w:ascii="Arial" w:hAnsi="Arial" w:cs="Arial"/>
             <w:i/>
             <w:iCs/>
           </w:rPr>
-          <w:t>Myiopsitta</w:t>
-        </w:r>
-        <w:proofErr w:type="spellEnd"/>
-        <w:r>
-          <w:rPr>
-            <w:rFonts w:ascii="Arial" w:hAnsi="Arial" w:cs="Arial"/>
-            <w:i/>
-            <w:iCs/>
-          </w:rPr>
-          <w:t xml:space="preserve"> monachus</w:t>
+          <w:t>Myiopsitta monachus</w:t>
         </w:r>
         <w:r>
           <w:rPr>
@@ -2746,7 +2776,7 @@
           <w:t xml:space="preserve">) in their native and introduced ranges </w:t>
         </w:r>
       </w:moveTo>
-      <w:ins w:id="124" w:author="Smith Vidaurre, Grace" w:date="2025-05-22T14:03:00Z" w16du:dateUtc="2025-05-22T18:03:00Z">
+      <w:ins w:id="132" w:author="Smith Vidaurre, Grace" w:date="2025-05-22T14:03:00Z" w16du:dateUtc="2025-05-22T18:03:00Z">
         <w:r>
           <w:rPr>
             <w:rFonts w:ascii="Arial" w:hAnsi="Arial" w:cs="Arial"/>
@@ -2754,8 +2784,8 @@
           <w:t xml:space="preserve">exhibit hierarchical mapping patterns in </w:t>
         </w:r>
       </w:ins>
-      <w:moveTo w:id="125" w:author="Smith Vidaurre, Grace" w:date="2025-05-22T13:40:00Z" w16du:dateUtc="2025-05-22T17:40:00Z">
-        <w:del w:id="126" w:author="Smith Vidaurre, Grace" w:date="2025-05-22T14:03:00Z" w16du:dateUtc="2025-05-22T18:03:00Z">
+      <w:moveTo w:id="133" w:author="Smith Vidaurre, Grace" w:date="2025-05-22T13:40:00Z" w16du:dateUtc="2025-05-22T17:40:00Z">
+        <w:del w:id="134" w:author="Smith Vidaurre, Grace" w:date="2025-05-22T14:03:00Z" w16du:dateUtc="2025-05-22T18:03:00Z">
           <w:r>
             <w:rPr>
               <w:rFonts w:ascii="Arial" w:hAnsi="Arial" w:cs="Arial"/>
@@ -2770,7 +2800,7 @@
           <w:t xml:space="preserve">social </w:t>
         </w:r>
       </w:moveTo>
-      <w:ins w:id="127" w:author="Smith Vidaurre, Grace" w:date="2025-05-22T14:03:00Z" w16du:dateUtc="2025-05-22T18:03:00Z">
+      <w:ins w:id="135" w:author="Smith Vidaurre, Grace" w:date="2025-05-22T14:03:00Z" w16du:dateUtc="2025-05-22T18:03:00Z">
         <w:r>
           <w:rPr>
             <w:rFonts w:ascii="Arial" w:hAnsi="Arial" w:cs="Arial"/>
@@ -2778,7 +2808,7 @@
           <w:t>kno</w:t>
         </w:r>
       </w:ins>
-      <w:ins w:id="128" w:author="Smith Vidaurre, Grace" w:date="2025-05-22T14:04:00Z" w16du:dateUtc="2025-05-22T18:04:00Z">
+      <w:ins w:id="136" w:author="Smith Vidaurre, Grace" w:date="2025-05-22T14:04:00Z" w16du:dateUtc="2025-05-22T18:04:00Z">
         <w:r>
           <w:rPr>
             <w:rFonts w:ascii="Arial" w:hAnsi="Arial" w:cs="Arial"/>
@@ -2786,7 +2816,7 @@
           <w:t xml:space="preserve">wn as “contact” </w:t>
         </w:r>
       </w:ins>
-      <w:moveTo w:id="129" w:author="Smith Vidaurre, Grace" w:date="2025-05-22T13:40:00Z" w16du:dateUtc="2025-05-22T17:40:00Z">
+      <w:moveTo w:id="137" w:author="Smith Vidaurre, Grace" w:date="2025-05-22T13:40:00Z" w16du:dateUtc="2025-05-22T17:40:00Z">
         <w:r>
           <w:rPr>
             <w:rFonts w:ascii="Arial" w:hAnsi="Arial" w:cs="Arial"/>
@@ -2794,7 +2824,7 @@
           <w:t>calls</w:t>
         </w:r>
       </w:moveTo>
-      <w:ins w:id="130" w:author="Smith Vidaurre, Grace" w:date="2025-05-22T14:04:00Z" w16du:dateUtc="2025-05-22T18:04:00Z">
+      <w:ins w:id="138" w:author="Smith Vidaurre, Grace" w:date="2025-05-22T14:04:00Z" w16du:dateUtc="2025-05-22T18:04:00Z">
         <w:r>
           <w:rPr>
             <w:rFonts w:ascii="Arial" w:hAnsi="Arial" w:cs="Arial"/>
@@ -2802,7 +2832,7 @@
           <w:t>, in which</w:t>
         </w:r>
       </w:ins>
-      <w:moveTo w:id="131" w:author="Smith Vidaurre, Grace" w:date="2025-05-22T13:40:00Z" w16du:dateUtc="2025-05-22T17:40:00Z">
+      <w:moveTo w:id="139" w:author="Smith Vidaurre, Grace" w:date="2025-05-22T13:40:00Z" w16du:dateUtc="2025-05-22T17:40:00Z">
         <w:r>
           <w:rPr>
             <w:rFonts w:ascii="Arial" w:hAnsi="Arial" w:cs="Arial"/>
@@ -2810,7 +2840,7 @@
           <w:t xml:space="preserve"> </w:t>
         </w:r>
       </w:moveTo>
-      <w:ins w:id="132" w:author="Smith Vidaurre, Grace" w:date="2025-05-22T14:04:00Z" w16du:dateUtc="2025-05-22T18:04:00Z">
+      <w:ins w:id="140" w:author="Smith Vidaurre, Grace" w:date="2025-05-22T14:04:00Z" w16du:dateUtc="2025-05-22T18:04:00Z">
         <w:r>
           <w:rPr>
             <w:rFonts w:ascii="Arial" w:hAnsi="Arial" w:cs="Arial"/>
@@ -2818,8 +2848,8 @@
           <w:t xml:space="preserve">contact calls </w:t>
         </w:r>
       </w:ins>
-      <w:moveTo w:id="133" w:author="Smith Vidaurre, Grace" w:date="2025-05-22T13:40:00Z" w16du:dateUtc="2025-05-22T17:40:00Z">
-        <w:del w:id="134" w:author="Smith Vidaurre, Grace" w:date="2025-05-22T14:04:00Z" w16du:dateUtc="2025-05-22T18:04:00Z">
+      <w:moveTo w:id="141" w:author="Smith Vidaurre, Grace" w:date="2025-05-22T13:40:00Z" w16du:dateUtc="2025-05-22T17:40:00Z">
+        <w:del w:id="142" w:author="Smith Vidaurre, Grace" w:date="2025-05-22T14:04:00Z" w16du:dateUtc="2025-05-22T18:04:00Z">
           <w:r>
             <w:rPr>
               <w:rFonts w:ascii="Arial" w:hAnsi="Arial" w:cs="Arial"/>
@@ -2834,7 +2864,7 @@
           <w:t xml:space="preserve">are individually distinctive but still display statistically significant </w:t>
         </w:r>
       </w:moveTo>
-      <w:ins w:id="135" w:author="Smith Vidaurre, Grace" w:date="2025-05-22T13:58:00Z" w16du:dateUtc="2025-05-22T17:58:00Z">
+      <w:ins w:id="143" w:author="Smith Vidaurre, Grace" w:date="2025-05-22T13:58:00Z" w16du:dateUtc="2025-05-22T17:58:00Z">
         <w:r>
           <w:rPr>
             <w:rFonts w:ascii="Arial" w:hAnsi="Arial" w:cs="Arial"/>
@@ -2842,7 +2872,7 @@
           <w:t xml:space="preserve">vocal </w:t>
         </w:r>
       </w:ins>
-      <w:moveTo w:id="136" w:author="Smith Vidaurre, Grace" w:date="2025-05-22T13:40:00Z" w16du:dateUtc="2025-05-22T17:40:00Z">
+      <w:moveTo w:id="144" w:author="Smith Vidaurre, Grace" w:date="2025-05-22T13:40:00Z" w16du:dateUtc="2025-05-22T17:40:00Z">
         <w:r>
           <w:rPr>
             <w:rFonts w:ascii="Arial" w:hAnsi="Arial" w:cs="Arial"/>
@@ -2850,7 +2880,7 @@
           <w:t xml:space="preserve">similarity within </w:t>
         </w:r>
       </w:moveTo>
-      <w:ins w:id="137" w:author="Smith Vidaurre, Grace" w:date="2025-05-22T13:46:00Z" w16du:dateUtc="2025-05-22T17:46:00Z">
+      <w:ins w:id="145" w:author="Smith Vidaurre, Grace" w:date="2025-05-22T13:46:00Z" w16du:dateUtc="2025-05-22T17:46:00Z">
         <w:r>
           <w:rPr>
             <w:rFonts w:ascii="Arial" w:hAnsi="Arial" w:cs="Arial"/>
@@ -2858,7 +2888,7 @@
           <w:t>flocks</w:t>
         </w:r>
       </w:ins>
-      <w:ins w:id="138" w:author="Smith Vidaurre, Grace" w:date="2025-05-22T13:47:00Z" w16du:dateUtc="2025-05-22T17:47:00Z">
+      <w:ins w:id="146" w:author="Smith Vidaurre, Grace" w:date="2025-05-22T13:47:00Z" w16du:dateUtc="2025-05-22T17:47:00Z">
         <w:r>
           <w:rPr>
             <w:rFonts w:ascii="Arial" w:hAnsi="Arial" w:cs="Arial"/>
@@ -2866,7 +2896,7 @@
           <w:t xml:space="preserve"> and </w:t>
         </w:r>
       </w:ins>
-      <w:moveTo w:id="139" w:author="Smith Vidaurre, Grace" w:date="2025-05-22T13:40:00Z" w16du:dateUtc="2025-05-22T17:40:00Z">
+      <w:moveTo w:id="147" w:author="Smith Vidaurre, Grace" w:date="2025-05-22T13:40:00Z" w16du:dateUtc="2025-05-22T17:40:00Z">
         <w:r>
           <w:rPr>
             <w:rFonts w:ascii="Arial" w:hAnsi="Arial" w:cs="Arial"/>
@@ -2909,7 +2939,7 @@
           </w:rPr>
           <w:t xml:space="preserve"> </w:t>
         </w:r>
-        <w:del w:id="140" w:author="Smith Vidaurre, Grace" w:date="2025-05-22T13:47:00Z" w16du:dateUtc="2025-05-22T17:47:00Z">
+        <w:del w:id="148" w:author="Smith Vidaurre, Grace" w:date="2025-05-22T13:47:00Z" w16du:dateUtc="2025-05-22T17:47:00Z">
           <w:r>
             <w:rPr>
               <w:rFonts w:ascii="Arial" w:hAnsi="Arial" w:cs="Arial"/>
@@ -2918,7 +2948,7 @@
           </w:r>
         </w:del>
       </w:moveTo>
-      <w:ins w:id="141" w:author="Smith Vidaurre, Grace" w:date="2025-05-22T13:47:00Z" w16du:dateUtc="2025-05-22T17:47:00Z">
+      <w:ins w:id="149" w:author="Smith Vidaurre, Grace" w:date="2025-05-22T13:47:00Z" w16du:dateUtc="2025-05-22T17:47:00Z">
         <w:r>
           <w:rPr>
             <w:rFonts w:ascii="Arial" w:hAnsi="Arial" w:cs="Arial"/>
@@ -2926,14 +2956,14 @@
           <w:t>as well as</w:t>
         </w:r>
       </w:ins>
-      <w:moveTo w:id="142" w:author="Smith Vidaurre, Grace" w:date="2025-05-22T13:40:00Z" w16du:dateUtc="2025-05-22T17:40:00Z">
+      <w:moveTo w:id="150" w:author="Smith Vidaurre, Grace" w:date="2025-05-22T13:40:00Z" w16du:dateUtc="2025-05-22T17:40:00Z">
         <w:r>
           <w:rPr>
             <w:rFonts w:ascii="Arial" w:hAnsi="Arial" w:cs="Arial"/>
           </w:rPr>
           <w:t xml:space="preserve"> regional populations </w:t>
         </w:r>
-        <w:commentRangeStart w:id="143"/>
+        <w:commentRangeStart w:id="151"/>
         <w:r>
           <w:rPr>
             <w:rFonts w:ascii="Arial" w:hAnsi="Arial" w:cs="Arial"/>
@@ -2965,21 +2995,21 @@
           <w:fldChar w:fldCharType="end"/>
         </w:r>
       </w:moveTo>
-      <w:commentRangeEnd w:id="143"/>
+      <w:commentRangeEnd w:id="151"/>
       <w:r>
         <w:rPr>
           <w:rStyle w:val="CommentReference"/>
         </w:rPr>
-        <w:commentReference w:id="143"/>
-      </w:r>
-      <w:moveTo w:id="144" w:author="Smith Vidaurre, Grace" w:date="2025-05-22T13:40:00Z" w16du:dateUtc="2025-05-22T17:40:00Z">
+        <w:commentReference w:id="151"/>
+      </w:r>
+      <w:moveTo w:id="152" w:author="Smith Vidaurre, Grace" w:date="2025-05-22T13:40:00Z" w16du:dateUtc="2025-05-22T17:40:00Z">
         <w:r>
           <w:rPr>
             <w:rFonts w:ascii="Arial" w:hAnsi="Arial" w:cs="Arial"/>
           </w:rPr>
           <w:t>.</w:t>
         </w:r>
-        <w:del w:id="145" w:author="Smith Vidaurre, Grace" w:date="2025-05-22T14:04:00Z" w16du:dateUtc="2025-05-22T18:04:00Z">
+        <w:del w:id="153" w:author="Smith Vidaurre, Grace" w:date="2025-05-22T14:04:00Z" w16du:dateUtc="2025-05-22T18:04:00Z">
           <w:r>
             <w:rPr>
               <w:rFonts w:ascii="Arial" w:hAnsi="Arial" w:cs="Arial"/>
@@ -2994,11 +3024,11 @@
         <w:spacing w:line="480" w:lineRule="auto"/>
         <w:ind w:firstLine="720"/>
         <w:rPr>
-          <w:ins w:id="146" w:author="Smith Vidaurre, Grace" w:date="2025-05-22T14:00:00Z" w16du:dateUtc="2025-05-22T18:00:00Z"/>
-          <w:rFonts w:ascii="Arial" w:hAnsi="Arial" w:cs="Arial"/>
-        </w:rPr>
-      </w:pPr>
-      <w:ins w:id="147" w:author="Smith Vidaurre, Grace" w:date="2025-05-22T14:08:00Z" w16du:dateUtc="2025-05-22T18:08:00Z">
+          <w:ins w:id="154" w:author="Smith Vidaurre, Grace" w:date="2025-05-22T14:00:00Z" w16du:dateUtc="2025-05-22T18:00:00Z"/>
+          <w:rFonts w:ascii="Arial" w:hAnsi="Arial" w:cs="Arial"/>
+        </w:rPr>
+      </w:pPr>
+      <w:ins w:id="155" w:author="Smith Vidaurre, Grace" w:date="2025-05-22T14:08:00Z" w16du:dateUtc="2025-05-22T18:08:00Z">
         <w:r>
           <w:rPr>
             <w:rFonts w:ascii="Arial" w:hAnsi="Arial" w:cs="Arial"/>
@@ -3006,7 +3036,7 @@
           <w:t>The ability to f</w:t>
         </w:r>
       </w:ins>
-      <w:ins w:id="148" w:author="Smith Vidaurre, Grace" w:date="2025-05-22T13:55:00Z" w16du:dateUtc="2025-05-22T17:55:00Z">
+      <w:ins w:id="156" w:author="Smith Vidaurre, Grace" w:date="2025-05-22T13:55:00Z" w16du:dateUtc="2025-05-22T17:55:00Z">
         <w:r>
           <w:rPr>
             <w:rFonts w:ascii="Arial" w:hAnsi="Arial" w:cs="Arial"/>
@@ -3014,7 +3044,7 @@
           <w:t>lexibl</w:t>
         </w:r>
       </w:ins>
-      <w:ins w:id="149" w:author="Smith Vidaurre, Grace" w:date="2025-05-22T14:08:00Z" w16du:dateUtc="2025-05-22T18:08:00Z">
+      <w:ins w:id="157" w:author="Smith Vidaurre, Grace" w:date="2025-05-22T14:08:00Z" w16du:dateUtc="2025-05-22T18:08:00Z">
         <w:r>
           <w:rPr>
             <w:rFonts w:ascii="Arial" w:hAnsi="Arial" w:cs="Arial"/>
@@ -3022,7 +3052,7 @@
           <w:t>y encode</w:t>
         </w:r>
       </w:ins>
-      <w:ins w:id="150" w:author="Smith Vidaurre, Grace" w:date="2025-05-22T13:55:00Z" w16du:dateUtc="2025-05-22T17:55:00Z">
+      <w:ins w:id="158" w:author="Smith Vidaurre, Grace" w:date="2025-05-22T13:55:00Z" w16du:dateUtc="2025-05-22T17:55:00Z">
         <w:r>
           <w:rPr>
             <w:rFonts w:ascii="Arial" w:hAnsi="Arial" w:cs="Arial"/>
@@ -3030,7 +3060,7 @@
           <w:t xml:space="preserve"> </w:t>
         </w:r>
       </w:ins>
-      <w:ins w:id="151" w:author="Smith Vidaurre, Grace" w:date="2025-05-22T14:08:00Z" w16du:dateUtc="2025-05-22T18:08:00Z">
+      <w:ins w:id="159" w:author="Smith Vidaurre, Grace" w:date="2025-05-22T14:08:00Z" w16du:dateUtc="2025-05-22T18:08:00Z">
         <w:r>
           <w:rPr>
             <w:rFonts w:ascii="Arial" w:hAnsi="Arial" w:cs="Arial"/>
@@ -3038,7 +3068,7 @@
           <w:t xml:space="preserve">identity </w:t>
         </w:r>
       </w:ins>
-      <w:ins w:id="152" w:author="Smith Vidaurre, Grace" w:date="2025-05-22T13:55:00Z" w16du:dateUtc="2025-05-22T17:55:00Z">
+      <w:ins w:id="160" w:author="Smith Vidaurre, Grace" w:date="2025-05-22T13:55:00Z" w16du:dateUtc="2025-05-22T17:55:00Z">
         <w:r>
           <w:rPr>
             <w:rFonts w:ascii="Arial" w:hAnsi="Arial" w:cs="Arial"/>
@@ -3046,7 +3076,7 @@
           <w:t xml:space="preserve">information </w:t>
         </w:r>
       </w:ins>
-      <w:ins w:id="153" w:author="Smith Vidaurre, Grace" w:date="2025-05-22T14:08:00Z" w16du:dateUtc="2025-05-22T18:08:00Z">
+      <w:ins w:id="161" w:author="Smith Vidaurre, Grace" w:date="2025-05-22T14:08:00Z" w16du:dateUtc="2025-05-22T18:08:00Z">
         <w:r>
           <w:rPr>
             <w:rFonts w:ascii="Arial" w:hAnsi="Arial" w:cs="Arial"/>
@@ -3054,7 +3084,7 @@
           <w:t xml:space="preserve">over social levels </w:t>
         </w:r>
       </w:ins>
-      <w:ins w:id="154" w:author="Smith Vidaurre, Grace" w:date="2025-05-22T14:09:00Z" w16du:dateUtc="2025-05-22T18:09:00Z">
+      <w:ins w:id="162" w:author="Smith Vidaurre, Grace" w:date="2025-05-22T14:09:00Z" w16du:dateUtc="2025-05-22T18:09:00Z">
         <w:r>
           <w:rPr>
             <w:rFonts w:ascii="Arial" w:hAnsi="Arial" w:cs="Arial"/>
@@ -3062,7 +3092,7 @@
           <w:t>may</w:t>
         </w:r>
       </w:ins>
-      <w:ins w:id="155" w:author="Smith Vidaurre, Grace" w:date="2025-05-22T13:56:00Z" w16du:dateUtc="2025-05-22T17:56:00Z">
+      <w:ins w:id="163" w:author="Smith Vidaurre, Grace" w:date="2025-05-22T13:56:00Z" w16du:dateUtc="2025-05-22T17:56:00Z">
         <w:r>
           <w:rPr>
             <w:rFonts w:ascii="Arial" w:hAnsi="Arial" w:cs="Arial"/>
@@ -3070,7 +3100,7 @@
           <w:t xml:space="preserve"> help </w:t>
         </w:r>
       </w:ins>
-      <w:ins w:id="156" w:author="Smith Vidaurre, Grace" w:date="2025-05-22T14:09:00Z" w16du:dateUtc="2025-05-22T18:09:00Z">
+      <w:ins w:id="164" w:author="Smith Vidaurre, Grace" w:date="2025-05-22T14:09:00Z" w16du:dateUtc="2025-05-22T18:09:00Z">
         <w:r>
           <w:rPr>
             <w:rFonts w:ascii="Arial" w:hAnsi="Arial" w:cs="Arial"/>
@@ -3078,7 +3108,7 @@
           <w:t>animal</w:t>
         </w:r>
       </w:ins>
-      <w:ins w:id="157" w:author="Smith Vidaurre, Grace" w:date="2025-05-22T13:56:00Z" w16du:dateUtc="2025-05-22T17:56:00Z">
+      <w:ins w:id="165" w:author="Smith Vidaurre, Grace" w:date="2025-05-22T13:56:00Z" w16du:dateUtc="2025-05-22T17:56:00Z">
         <w:r>
           <w:rPr>
             <w:rFonts w:ascii="Arial" w:hAnsi="Arial" w:cs="Arial"/>
@@ -3086,7 +3116,7 @@
           <w:t xml:space="preserve">s navigate </w:t>
         </w:r>
       </w:ins>
-      <w:ins w:id="158" w:author="Smith Vidaurre, Grace" w:date="2025-05-22T13:57:00Z" w16du:dateUtc="2025-05-22T17:57:00Z">
+      <w:ins w:id="166" w:author="Smith Vidaurre, Grace" w:date="2025-05-22T13:57:00Z" w16du:dateUtc="2025-05-22T17:57:00Z">
         <w:r>
           <w:rPr>
             <w:rFonts w:ascii="Arial" w:hAnsi="Arial" w:cs="Arial"/>
@@ -3094,7 +3124,7 @@
           <w:t>multi-level</w:t>
         </w:r>
       </w:ins>
-      <w:ins w:id="159" w:author="Smith Vidaurre, Grace" w:date="2025-05-22T14:09:00Z" w16du:dateUtc="2025-05-22T18:09:00Z">
+      <w:ins w:id="167" w:author="Smith Vidaurre, Grace" w:date="2025-05-22T14:09:00Z" w16du:dateUtc="2025-05-22T18:09:00Z">
         <w:r>
           <w:rPr>
             <w:rFonts w:ascii="Arial" w:hAnsi="Arial" w:cs="Arial"/>
@@ -3102,7 +3132,7 @@
           <w:t>, dynamic</w:t>
         </w:r>
       </w:ins>
-      <w:ins w:id="160" w:author="Smith Vidaurre, Grace" w:date="2025-05-22T13:57:00Z" w16du:dateUtc="2025-05-22T17:57:00Z">
+      <w:ins w:id="168" w:author="Smith Vidaurre, Grace" w:date="2025-05-22T13:57:00Z" w16du:dateUtc="2025-05-22T17:57:00Z">
         <w:r>
           <w:rPr>
             <w:rFonts w:ascii="Arial" w:hAnsi="Arial" w:cs="Arial"/>
@@ -3110,7 +3140,7 @@
           <w:t xml:space="preserve"> </w:t>
         </w:r>
       </w:ins>
-      <w:ins w:id="161" w:author="Smith Vidaurre, Grace" w:date="2025-05-22T13:56:00Z" w16du:dateUtc="2025-05-22T17:56:00Z">
+      <w:ins w:id="169" w:author="Smith Vidaurre, Grace" w:date="2025-05-22T13:56:00Z" w16du:dateUtc="2025-05-22T17:56:00Z">
         <w:r>
           <w:rPr>
             <w:rFonts w:ascii="Arial" w:hAnsi="Arial" w:cs="Arial"/>
@@ -3118,7 +3148,7 @@
           <w:t>social environments</w:t>
         </w:r>
       </w:ins>
-      <w:ins w:id="162" w:author="Smith Vidaurre, Grace" w:date="2025-05-22T13:57:00Z" w16du:dateUtc="2025-05-22T17:57:00Z">
+      <w:ins w:id="170" w:author="Smith Vidaurre, Grace" w:date="2025-05-22T13:57:00Z" w16du:dateUtc="2025-05-22T17:57:00Z">
         <w:r>
           <w:rPr>
             <w:rFonts w:ascii="Arial" w:hAnsi="Arial" w:cs="Arial"/>
@@ -3126,7 +3156,7 @@
           <w:t>.</w:t>
         </w:r>
       </w:ins>
-      <w:ins w:id="163" w:author="Smith Vidaurre, Grace" w:date="2025-05-22T14:09:00Z" w16du:dateUtc="2025-05-22T18:09:00Z">
+      <w:ins w:id="171" w:author="Smith Vidaurre, Grace" w:date="2025-05-22T14:09:00Z" w16du:dateUtc="2025-05-22T18:09:00Z">
         <w:r>
           <w:rPr>
             <w:rFonts w:ascii="Arial" w:hAnsi="Arial" w:cs="Arial"/>
@@ -3134,7 +3164,7 @@
           <w:t xml:space="preserve"> </w:t>
         </w:r>
       </w:ins>
-      <w:ins w:id="164" w:author="Smith Vidaurre, Grace" w:date="2025-05-22T14:10:00Z" w16du:dateUtc="2025-05-22T18:10:00Z">
+      <w:ins w:id="172" w:author="Smith Vidaurre, Grace" w:date="2025-05-22T14:10:00Z" w16du:dateUtc="2025-05-22T18:10:00Z">
         <w:r>
           <w:rPr>
             <w:rFonts w:ascii="Arial" w:hAnsi="Arial" w:cs="Arial"/>
@@ -3142,7 +3172,7 @@
           <w:t>However, to address this idea, we need to be able to detect the information</w:t>
         </w:r>
       </w:ins>
-      <w:ins w:id="165" w:author="Smith Vidaurre, Grace" w:date="2025-05-22T13:57:00Z" w16du:dateUtc="2025-05-22T17:57:00Z">
+      <w:ins w:id="173" w:author="Smith Vidaurre, Grace" w:date="2025-05-22T13:57:00Z" w16du:dateUtc="2025-05-22T17:57:00Z">
         <w:r>
           <w:rPr>
             <w:rFonts w:ascii="Arial" w:hAnsi="Arial" w:cs="Arial"/>
@@ -3150,7 +3180,7 @@
           <w:t xml:space="preserve"> </w:t>
         </w:r>
       </w:ins>
-      <w:ins w:id="166" w:author="Smith Vidaurre, Grace" w:date="2025-05-22T14:10:00Z" w16du:dateUtc="2025-05-22T18:10:00Z">
+      <w:ins w:id="174" w:author="Smith Vidaurre, Grace" w:date="2025-05-22T14:10:00Z" w16du:dateUtc="2025-05-22T18:10:00Z">
         <w:r>
           <w:rPr>
             <w:rFonts w:ascii="Arial" w:hAnsi="Arial" w:cs="Arial"/>
@@ -3158,7 +3188,7 @@
           <w:t>encoded in ani</w:t>
         </w:r>
       </w:ins>
-      <w:ins w:id="167" w:author="Smith Vidaurre, Grace" w:date="2025-05-22T14:11:00Z" w16du:dateUtc="2025-05-22T18:11:00Z">
+      <w:ins w:id="175" w:author="Smith Vidaurre, Grace" w:date="2025-05-22T14:11:00Z" w16du:dateUtc="2025-05-22T18:11:00Z">
         <w:r>
           <w:rPr>
             <w:rFonts w:ascii="Arial" w:hAnsi="Arial" w:cs="Arial"/>
@@ -3166,7 +3196,7 @@
           <w:t>mals’ vocalizations over multiple social levels</w:t>
         </w:r>
       </w:ins>
-      <w:ins w:id="168" w:author="Smith Vidaurre, Grace" w:date="2025-05-22T14:12:00Z" w16du:dateUtc="2025-05-22T18:12:00Z">
+      <w:ins w:id="176" w:author="Smith Vidaurre, Grace" w:date="2025-05-22T14:12:00Z" w16du:dateUtc="2025-05-22T18:12:00Z">
         <w:r>
           <w:rPr>
             <w:rFonts w:ascii="Arial" w:hAnsi="Arial" w:cs="Arial"/>
@@ -3174,7 +3204,7 @@
           <w:t xml:space="preserve"> with quantitative tools</w:t>
         </w:r>
       </w:ins>
-      <w:ins w:id="169" w:author="Smith Vidaurre, Grace" w:date="2025-05-22T14:11:00Z" w16du:dateUtc="2025-05-22T18:11:00Z">
+      <w:ins w:id="177" w:author="Smith Vidaurre, Grace" w:date="2025-05-22T14:11:00Z" w16du:dateUtc="2025-05-22T18:11:00Z">
         <w:r>
           <w:rPr>
             <w:rFonts w:ascii="Arial" w:hAnsi="Arial" w:cs="Arial"/>
@@ -3182,7 +3212,7 @@
           <w:t xml:space="preserve">. </w:t>
         </w:r>
       </w:ins>
-      <w:ins w:id="170" w:author="Smith Vidaurre, Grace" w:date="2025-05-22T14:12:00Z" w16du:dateUtc="2025-05-22T18:12:00Z">
+      <w:ins w:id="178" w:author="Smith Vidaurre, Grace" w:date="2025-05-22T14:12:00Z" w16du:dateUtc="2025-05-22T18:12:00Z">
         <w:r>
           <w:rPr>
             <w:rFonts w:ascii="Arial" w:hAnsi="Arial" w:cs="Arial"/>
@@ -3196,7 +3226,7 @@
           <w:t xml:space="preserve"> in vocalizations remains challenging </w:t>
         </w:r>
       </w:ins>
-      <w:ins w:id="171" w:author="Smith Vidaurre, Grace" w:date="2025-05-22T14:13:00Z" w16du:dateUtc="2025-05-22T18:13:00Z">
+      <w:ins w:id="179" w:author="Smith Vidaurre, Grace" w:date="2025-05-22T14:13:00Z" w16du:dateUtc="2025-05-22T18:13:00Z">
         <w:r>
           <w:rPr>
             <w:rFonts w:ascii="Arial" w:hAnsi="Arial" w:cs="Arial"/>
@@ -3204,7 +3234,7 @@
           <w:t>with empirical datasets, because we do not know</w:t>
         </w:r>
       </w:ins>
-      <w:ins w:id="172" w:author="Smith Vidaurre, Grace" w:date="2025-05-22T14:14:00Z" w16du:dateUtc="2025-05-22T18:14:00Z">
+      <w:ins w:id="180" w:author="Smith Vidaurre, Grace" w:date="2025-05-22T14:14:00Z" w16du:dateUtc="2025-05-22T18:14:00Z">
         <w:r>
           <w:rPr>
             <w:rFonts w:ascii="Arial" w:hAnsi="Arial" w:cs="Arial"/>
@@ -3212,7 +3242,7 @@
           <w:t xml:space="preserve"> the types or amounts of information originally encoded</w:t>
         </w:r>
       </w:ins>
-      <w:ins w:id="173" w:author="Smith Vidaurre, Grace" w:date="2025-05-22T14:15:00Z" w16du:dateUtc="2025-05-22T18:15:00Z">
+      <w:ins w:id="181" w:author="Smith Vidaurre, Grace" w:date="2025-05-22T14:15:00Z" w16du:dateUtc="2025-05-22T18:15:00Z">
         <w:r>
           <w:rPr>
             <w:rFonts w:ascii="Arial" w:hAnsi="Arial" w:cs="Arial"/>
@@ -3220,7 +3250,7 @@
           <w:t xml:space="preserve"> in vocalizations</w:t>
         </w:r>
       </w:ins>
-      <w:ins w:id="174" w:author="Smith Vidaurre, Grace" w:date="2025-05-22T14:21:00Z" w16du:dateUtc="2025-05-22T18:21:00Z">
+      <w:ins w:id="182" w:author="Smith Vidaurre, Grace" w:date="2025-05-22T14:21:00Z" w16du:dateUtc="2025-05-22T18:21:00Z">
         <w:r>
           <w:rPr>
             <w:rFonts w:ascii="Arial" w:hAnsi="Arial" w:cs="Arial"/>
@@ -3228,7 +3258,7 @@
           <w:t>. In addition,</w:t>
         </w:r>
       </w:ins>
-      <w:ins w:id="175" w:author="Smith Vidaurre, Grace" w:date="2025-05-22T14:16:00Z" w16du:dateUtc="2025-05-22T18:16:00Z">
+      <w:ins w:id="183" w:author="Smith Vidaurre, Grace" w:date="2025-05-22T14:16:00Z" w16du:dateUtc="2025-05-22T18:16:00Z">
         <w:r>
           <w:rPr>
             <w:rFonts w:ascii="Arial" w:hAnsi="Arial" w:cs="Arial"/>
@@ -3255,7 +3285,7 @@
           <w:t>ies</w:t>
         </w:r>
       </w:ins>
-      <w:ins w:id="176" w:author="Smith Vidaurre, Grace" w:date="2025-05-22T14:14:00Z" w16du:dateUtc="2025-05-22T18:14:00Z">
+      <w:ins w:id="184" w:author="Smith Vidaurre, Grace" w:date="2025-05-22T14:14:00Z" w16du:dateUtc="2025-05-22T18:14:00Z">
         <w:r>
           <w:rPr>
             <w:rFonts w:ascii="Arial" w:hAnsi="Arial" w:cs="Arial"/>
@@ -3263,7 +3293,7 @@
           <w:t xml:space="preserve">. </w:t>
         </w:r>
       </w:ins>
-      <w:ins w:id="177" w:author="Smith Vidaurre, Grace" w:date="2025-05-22T14:15:00Z" w16du:dateUtc="2025-05-22T18:15:00Z">
+      <w:ins w:id="185" w:author="Smith Vidaurre, Grace" w:date="2025-05-22T14:15:00Z" w16du:dateUtc="2025-05-22T18:15:00Z">
         <w:r>
           <w:rPr>
             <w:rFonts w:ascii="Arial" w:hAnsi="Arial" w:cs="Arial"/>
@@ -3271,7 +3301,7 @@
           <w:t xml:space="preserve">As a result, </w:t>
         </w:r>
       </w:ins>
-      <w:ins w:id="178" w:author="Smith Vidaurre, Grace" w:date="2025-05-22T14:16:00Z" w16du:dateUtc="2025-05-22T18:16:00Z">
+      <w:ins w:id="186" w:author="Smith Vidaurre, Grace" w:date="2025-05-22T14:16:00Z" w16du:dateUtc="2025-05-22T18:16:00Z">
         <w:r>
           <w:rPr>
             <w:rFonts w:ascii="Arial" w:hAnsi="Arial" w:cs="Arial"/>
@@ -3279,76 +3309,12 @@
           <w:t>it remains difficult to assess how well</w:t>
         </w:r>
       </w:ins>
-      <w:ins w:id="179" w:author="Smith Vidaurre, Grace" w:date="2025-05-22T14:11:00Z" w16du:dateUtc="2025-05-22T18:11:00Z">
+      <w:ins w:id="187" w:author="Smith Vidaurre, Grace" w:date="2025-05-22T14:11:00Z" w16du:dateUtc="2025-05-22T18:11:00Z">
         <w:r>
           <w:rPr>
             <w:rFonts w:ascii="Arial" w:hAnsi="Arial" w:cs="Arial"/>
           </w:rPr>
           <w:t xml:space="preserve"> bioacoustics tools</w:t>
-        </w:r>
-      </w:ins>
-      <w:ins w:id="180" w:author="Smith Vidaurre, Grace" w:date="2025-05-22T14:17:00Z" w16du:dateUtc="2025-05-22T18:17:00Z">
-        <w:r>
-          <w:rPr>
-            <w:rFonts w:ascii="Arial" w:hAnsi="Arial" w:cs="Arial"/>
-          </w:rPr>
-          <w:t xml:space="preserve"> can detect information </w:t>
-        </w:r>
-      </w:ins>
-      <w:ins w:id="181" w:author="Smith Vidaurre, Grace" w:date="2025-05-22T14:22:00Z" w16du:dateUtc="2025-05-22T18:22:00Z">
-        <w:r>
-          <w:rPr>
-            <w:rFonts w:ascii="Arial" w:hAnsi="Arial" w:cs="Arial"/>
-          </w:rPr>
-          <w:t xml:space="preserve">encoded </w:t>
-        </w:r>
-      </w:ins>
-      <w:ins w:id="182" w:author="Smith Vidaurre, Grace" w:date="2025-05-22T14:17:00Z" w16du:dateUtc="2025-05-22T18:17:00Z">
-        <w:r>
-          <w:rPr>
-            <w:rFonts w:ascii="Arial" w:hAnsi="Arial" w:cs="Arial"/>
-          </w:rPr>
-          <w:t>in vocalizations</w:t>
-        </w:r>
-      </w:ins>
-      <w:ins w:id="183" w:author="Smith Vidaurre, Grace" w:date="2025-05-22T14:11:00Z" w16du:dateUtc="2025-05-22T18:11:00Z">
-        <w:r>
-          <w:rPr>
-            <w:rFonts w:ascii="Arial" w:hAnsi="Arial" w:cs="Arial"/>
-          </w:rPr>
-          <w:t>,</w:t>
-        </w:r>
-      </w:ins>
-      <w:ins w:id="184" w:author="Smith Vidaurre, Grace" w:date="2025-05-22T14:17:00Z" w16du:dateUtc="2025-05-22T18:17:00Z">
-        <w:r>
-          <w:rPr>
-            <w:rFonts w:ascii="Arial" w:hAnsi="Arial" w:cs="Arial"/>
-          </w:rPr>
-          <w:t xml:space="preserve"> particularly</w:t>
-        </w:r>
-      </w:ins>
-      <w:ins w:id="185" w:author="Smith Vidaurre, Grace" w:date="2025-05-22T14:22:00Z" w16du:dateUtc="2025-05-22T18:22:00Z">
-        <w:r>
-          <w:rPr>
-            <w:rFonts w:ascii="Arial" w:hAnsi="Arial" w:cs="Arial"/>
-          </w:rPr>
-          <w:t xml:space="preserve"> </w:t>
-        </w:r>
-      </w:ins>
-      <w:ins w:id="186" w:author="Smith Vidaurre, Grace" w:date="2025-05-22T14:17:00Z" w16du:dateUtc="2025-05-22T18:17:00Z">
-        <w:r>
-          <w:rPr>
-            <w:rFonts w:ascii="Arial" w:hAnsi="Arial" w:cs="Arial"/>
-          </w:rPr>
-          <w:t>information</w:t>
-        </w:r>
-      </w:ins>
-      <w:ins w:id="187" w:author="Smith Vidaurre, Grace" w:date="2025-05-22T14:22:00Z" w16du:dateUtc="2025-05-22T18:22:00Z">
-        <w:r>
-          <w:rPr>
-            <w:rFonts w:ascii="Arial" w:hAnsi="Arial" w:cs="Arial"/>
-          </w:rPr>
-          <w:t xml:space="preserve"> encoded over multiple social levels</w:t>
         </w:r>
       </w:ins>
       <w:ins w:id="188" w:author="Smith Vidaurre, Grace" w:date="2025-05-22T14:17:00Z" w16du:dateUtc="2025-05-22T18:17:00Z">
@@ -3356,39 +3322,39 @@
           <w:rPr>
             <w:rFonts w:ascii="Arial" w:hAnsi="Arial" w:cs="Arial"/>
           </w:rPr>
+          <w:t xml:space="preserve"> can detect information </w:t>
+        </w:r>
+      </w:ins>
+      <w:ins w:id="189" w:author="Smith Vidaurre, Grace" w:date="2025-05-22T14:22:00Z" w16du:dateUtc="2025-05-22T18:22:00Z">
+        <w:r>
+          <w:rPr>
+            <w:rFonts w:ascii="Arial" w:hAnsi="Arial" w:cs="Arial"/>
+          </w:rPr>
+          <w:t xml:space="preserve">encoded </w:t>
+        </w:r>
+      </w:ins>
+      <w:ins w:id="190" w:author="Smith Vidaurre, Grace" w:date="2025-05-22T14:17:00Z" w16du:dateUtc="2025-05-22T18:17:00Z">
+        <w:r>
+          <w:rPr>
+            <w:rFonts w:ascii="Arial" w:hAnsi="Arial" w:cs="Arial"/>
+          </w:rPr>
+          <w:t>in vocalizations</w:t>
+        </w:r>
+      </w:ins>
+      <w:ins w:id="191" w:author="Smith Vidaurre, Grace" w:date="2025-05-22T14:11:00Z" w16du:dateUtc="2025-05-22T18:11:00Z">
+        <w:r>
+          <w:rPr>
+            <w:rFonts w:ascii="Arial" w:hAnsi="Arial" w:cs="Arial"/>
+          </w:rPr>
           <w:t>,</w:t>
         </w:r>
       </w:ins>
-      <w:ins w:id="189" w:author="Smith Vidaurre, Grace" w:date="2025-05-22T14:11:00Z" w16du:dateUtc="2025-05-22T18:11:00Z">
-        <w:r>
-          <w:rPr>
-            <w:rFonts w:ascii="Arial" w:hAnsi="Arial" w:cs="Arial"/>
-          </w:rPr>
-          <w:t xml:space="preserve"> </w:t>
-        </w:r>
-      </w:ins>
-      <w:ins w:id="190" w:author="Smith Vidaurre, Grace" w:date="2025-05-22T14:22:00Z" w16du:dateUtc="2025-05-22T18:22:00Z">
-        <w:r>
-          <w:rPr>
-            <w:rFonts w:ascii="Arial" w:hAnsi="Arial" w:cs="Arial"/>
-          </w:rPr>
-          <w:t>which in turn makes it difficult to determine</w:t>
-        </w:r>
-      </w:ins>
-      <w:ins w:id="191" w:author="Smith Vidaurre, Grace" w:date="2025-05-22T14:17:00Z" w16du:dateUtc="2025-05-22T18:17:00Z">
-        <w:r>
-          <w:rPr>
-            <w:rFonts w:ascii="Arial" w:hAnsi="Arial" w:cs="Arial"/>
-          </w:rPr>
-          <w:t xml:space="preserve"> </w:t>
-        </w:r>
-      </w:ins>
-      <w:ins w:id="192" w:author="Smith Vidaurre, Grace" w:date="2025-05-22T14:11:00Z" w16du:dateUtc="2025-05-22T18:11:00Z">
-        <w:r>
-          <w:rPr>
-            <w:rFonts w:ascii="Arial" w:hAnsi="Arial" w:cs="Arial"/>
-          </w:rPr>
-          <w:t xml:space="preserve">whether empirical results </w:t>
+      <w:ins w:id="192" w:author="Smith Vidaurre, Grace" w:date="2025-05-22T14:17:00Z" w16du:dateUtc="2025-05-22T18:17:00Z">
+        <w:r>
+          <w:rPr>
+            <w:rFonts w:ascii="Arial" w:hAnsi="Arial" w:cs="Arial"/>
+          </w:rPr>
+          <w:t xml:space="preserve"> particularly</w:t>
         </w:r>
       </w:ins>
       <w:ins w:id="193" w:author="Smith Vidaurre, Grace" w:date="2025-05-22T14:22:00Z" w16du:dateUtc="2025-05-22T18:22:00Z">
@@ -3396,10 +3362,74 @@
           <w:rPr>
             <w:rFonts w:ascii="Arial" w:hAnsi="Arial" w:cs="Arial"/>
           </w:rPr>
+          <w:t xml:space="preserve"> </w:t>
+        </w:r>
+      </w:ins>
+      <w:ins w:id="194" w:author="Smith Vidaurre, Grace" w:date="2025-05-22T14:17:00Z" w16du:dateUtc="2025-05-22T18:17:00Z">
+        <w:r>
+          <w:rPr>
+            <w:rFonts w:ascii="Arial" w:hAnsi="Arial" w:cs="Arial"/>
+          </w:rPr>
+          <w:t>information</w:t>
+        </w:r>
+      </w:ins>
+      <w:ins w:id="195" w:author="Smith Vidaurre, Grace" w:date="2025-05-22T14:22:00Z" w16du:dateUtc="2025-05-22T18:22:00Z">
+        <w:r>
+          <w:rPr>
+            <w:rFonts w:ascii="Arial" w:hAnsi="Arial" w:cs="Arial"/>
+          </w:rPr>
+          <w:t xml:space="preserve"> encoded over multiple social levels</w:t>
+        </w:r>
+      </w:ins>
+      <w:ins w:id="196" w:author="Smith Vidaurre, Grace" w:date="2025-05-22T14:17:00Z" w16du:dateUtc="2025-05-22T18:17:00Z">
+        <w:r>
+          <w:rPr>
+            <w:rFonts w:ascii="Arial" w:hAnsi="Arial" w:cs="Arial"/>
+          </w:rPr>
+          <w:t>,</w:t>
+        </w:r>
+      </w:ins>
+      <w:ins w:id="197" w:author="Smith Vidaurre, Grace" w:date="2025-05-22T14:11:00Z" w16du:dateUtc="2025-05-22T18:11:00Z">
+        <w:r>
+          <w:rPr>
+            <w:rFonts w:ascii="Arial" w:hAnsi="Arial" w:cs="Arial"/>
+          </w:rPr>
+          <w:t xml:space="preserve"> </w:t>
+        </w:r>
+      </w:ins>
+      <w:ins w:id="198" w:author="Smith Vidaurre, Grace" w:date="2025-05-22T14:22:00Z" w16du:dateUtc="2025-05-22T18:22:00Z">
+        <w:r>
+          <w:rPr>
+            <w:rFonts w:ascii="Arial" w:hAnsi="Arial" w:cs="Arial"/>
+          </w:rPr>
+          <w:t>which in turn makes it difficult to determine</w:t>
+        </w:r>
+      </w:ins>
+      <w:ins w:id="199" w:author="Smith Vidaurre, Grace" w:date="2025-05-22T14:17:00Z" w16du:dateUtc="2025-05-22T18:17:00Z">
+        <w:r>
+          <w:rPr>
+            <w:rFonts w:ascii="Arial" w:hAnsi="Arial" w:cs="Arial"/>
+          </w:rPr>
+          <w:t xml:space="preserve"> </w:t>
+        </w:r>
+      </w:ins>
+      <w:ins w:id="200" w:author="Smith Vidaurre, Grace" w:date="2025-05-22T14:11:00Z" w16du:dateUtc="2025-05-22T18:11:00Z">
+        <w:r>
+          <w:rPr>
+            <w:rFonts w:ascii="Arial" w:hAnsi="Arial" w:cs="Arial"/>
+          </w:rPr>
+          <w:t xml:space="preserve">whether empirical results </w:t>
+        </w:r>
+      </w:ins>
+      <w:ins w:id="201" w:author="Smith Vidaurre, Grace" w:date="2025-05-22T14:22:00Z" w16du:dateUtc="2025-05-22T18:22:00Z">
+        <w:r>
+          <w:rPr>
+            <w:rFonts w:ascii="Arial" w:hAnsi="Arial" w:cs="Arial"/>
+          </w:rPr>
           <w:t>are</w:t>
         </w:r>
       </w:ins>
-      <w:ins w:id="194" w:author="Smith Vidaurre, Grace" w:date="2025-05-22T14:11:00Z" w16du:dateUtc="2025-05-22T18:11:00Z">
+      <w:ins w:id="202" w:author="Smith Vidaurre, Grace" w:date="2025-05-22T14:11:00Z" w16du:dateUtc="2025-05-22T18:11:00Z">
         <w:r>
           <w:rPr>
             <w:rFonts w:ascii="Arial" w:hAnsi="Arial" w:cs="Arial"/>
@@ -3407,7 +3437,7 @@
           <w:t xml:space="preserve"> artefact</w:t>
         </w:r>
       </w:ins>
-      <w:ins w:id="195" w:author="Smith Vidaurre, Grace" w:date="2025-05-22T14:17:00Z" w16du:dateUtc="2025-05-22T18:17:00Z">
+      <w:ins w:id="203" w:author="Smith Vidaurre, Grace" w:date="2025-05-22T14:17:00Z" w16du:dateUtc="2025-05-22T18:17:00Z">
         <w:r>
           <w:rPr>
             <w:rFonts w:ascii="Arial" w:hAnsi="Arial" w:cs="Arial"/>
@@ -3415,7 +3445,7 @@
           <w:t>s</w:t>
         </w:r>
       </w:ins>
-      <w:ins w:id="196" w:author="Smith Vidaurre, Grace" w:date="2025-05-22T14:11:00Z" w16du:dateUtc="2025-05-22T18:11:00Z">
+      <w:ins w:id="204" w:author="Smith Vidaurre, Grace" w:date="2025-05-22T14:11:00Z" w16du:dateUtc="2025-05-22T18:11:00Z">
         <w:r>
           <w:rPr>
             <w:rFonts w:ascii="Arial" w:hAnsi="Arial" w:cs="Arial"/>
@@ -3428,11 +3458,11 @@
       <w:pPr>
         <w:spacing w:line="480" w:lineRule="auto"/>
         <w:rPr>
-          <w:del w:id="197" w:author="Smith Vidaurre, Grace" w:date="2025-05-22T14:34:00Z" w16du:dateUtc="2025-05-22T18:34:00Z"/>
-          <w:rFonts w:ascii="Arial" w:hAnsi="Arial" w:cs="Arial"/>
-        </w:rPr>
-      </w:pPr>
-      <w:ins w:id="198" w:author="Smith Vidaurre, Grace" w:date="2025-05-22T14:26:00Z" w16du:dateUtc="2025-05-22T18:26:00Z">
+          <w:del w:id="205" w:author="Smith Vidaurre, Grace" w:date="2025-05-22T14:34:00Z" w16du:dateUtc="2025-05-22T18:34:00Z"/>
+          <w:rFonts w:ascii="Arial" w:hAnsi="Arial" w:cs="Arial"/>
+        </w:rPr>
+      </w:pPr>
+      <w:ins w:id="206" w:author="Smith Vidaurre, Grace" w:date="2025-05-22T14:26:00Z" w16du:dateUtc="2025-05-22T18:26:00Z">
         <w:r>
           <w:rPr>
             <w:rFonts w:ascii="Arial" w:hAnsi="Arial" w:cs="Arial"/>
@@ -3441,7 +3471,7 @@
           <w:t xml:space="preserve">Here, we developed a pipeline to </w:t>
         </w:r>
       </w:ins>
-      <w:ins w:id="199" w:author="Smith Vidaurre, Grace" w:date="2025-05-22T14:27:00Z" w16du:dateUtc="2025-05-22T18:27:00Z">
+      <w:ins w:id="207" w:author="Smith Vidaurre, Grace" w:date="2025-05-22T14:27:00Z" w16du:dateUtc="2025-05-22T18:27:00Z">
         <w:r>
           <w:rPr>
             <w:rFonts w:ascii="Arial" w:hAnsi="Arial" w:cs="Arial"/>
@@ -3473,7 +3503,7 @@
           <w:t xml:space="preserve">in </w:t>
         </w:r>
       </w:ins>
-      <w:ins w:id="200" w:author="Smith Vidaurre, Grace" w:date="2025-05-22T14:26:00Z" w16du:dateUtc="2025-05-22T18:26:00Z">
+      <w:ins w:id="208" w:author="Smith Vidaurre, Grace" w:date="2025-05-22T14:26:00Z" w16du:dateUtc="2025-05-22T18:26:00Z">
         <w:r>
           <w:rPr>
             <w:rFonts w:ascii="Arial" w:hAnsi="Arial" w:cs="Arial"/>
@@ -3481,8 +3511,8 @@
           <w:t>s</w:t>
         </w:r>
       </w:ins>
-      <w:moveTo w:id="201" w:author="Smith Vidaurre, Grace" w:date="2025-05-22T13:40:00Z" w16du:dateUtc="2025-05-22T17:40:00Z">
-        <w:del w:id="202" w:author="Smith Vidaurre, Grace" w:date="2025-05-22T14:11:00Z" w16du:dateUtc="2025-05-22T18:11:00Z">
+      <w:moveTo w:id="209" w:author="Smith Vidaurre, Grace" w:date="2025-05-22T13:40:00Z" w16du:dateUtc="2025-05-22T17:40:00Z">
+        <w:del w:id="210" w:author="Smith Vidaurre, Grace" w:date="2025-05-22T14:11:00Z" w16du:dateUtc="2025-05-22T18:11:00Z">
           <w:r>
             <w:rPr>
               <w:rFonts w:ascii="Arial" w:hAnsi="Arial" w:cs="Arial"/>
@@ -3496,24 +3526,24 @@
             <w:delText xml:space="preserve"> </w:delText>
           </w:r>
         </w:del>
-        <w:commentRangeEnd w:id="104"/>
-        <w:del w:id="203" w:author="Smith Vidaurre, Grace" w:date="2025-05-22T13:55:00Z" w16du:dateUtc="2025-05-22T17:55:00Z">
+        <w:commentRangeEnd w:id="112"/>
+        <w:del w:id="211" w:author="Smith Vidaurre, Grace" w:date="2025-05-22T13:55:00Z" w16du:dateUtc="2025-05-22T17:55:00Z">
           <w:r>
             <w:rPr>
               <w:rStyle w:val="CommentReference"/>
             </w:rPr>
-            <w:commentReference w:id="104"/>
+            <w:commentReference w:id="112"/>
           </w:r>
-          <w:commentRangeEnd w:id="105"/>
+          <w:commentRangeEnd w:id="113"/>
           <w:r>
             <w:rPr>
               <w:rStyle w:val="CommentReference"/>
             </w:rPr>
-            <w:commentReference w:id="105"/>
+            <w:commentReference w:id="113"/>
           </w:r>
         </w:del>
       </w:moveTo>
-      <w:ins w:id="204" w:author="Smith Vidaurre, Grace" w:date="2025-05-22T13:49:00Z" w16du:dateUtc="2025-05-22T17:49:00Z">
+      <w:ins w:id="212" w:author="Smith Vidaurre, Grace" w:date="2025-05-22T13:49:00Z" w16du:dateUtc="2025-05-22T17:49:00Z">
         <w:r>
           <w:rPr>
             <w:rFonts w:ascii="Arial" w:hAnsi="Arial" w:cs="Arial"/>
@@ -3521,7 +3551,7 @@
           <w:t>ynthetic vocalizations</w:t>
         </w:r>
       </w:ins>
-      <w:ins w:id="205" w:author="Smith Vidaurre, Grace" w:date="2025-05-22T14:27:00Z" w16du:dateUtc="2025-05-22T18:27:00Z">
+      <w:ins w:id="213" w:author="Smith Vidaurre, Grace" w:date="2025-05-22T14:27:00Z" w16du:dateUtc="2025-05-22T18:27:00Z">
         <w:r>
           <w:rPr>
             <w:rFonts w:ascii="Arial" w:hAnsi="Arial" w:cs="Arial"/>
@@ -3529,7 +3559,7 @@
           <w:t xml:space="preserve">. </w:t>
         </w:r>
       </w:ins>
-      <w:ins w:id="206" w:author="Smith Vidaurre, Grace" w:date="2025-05-22T14:39:00Z" w16du:dateUtc="2025-05-22T18:39:00Z">
+      <w:ins w:id="214" w:author="Smith Vidaurre, Grace" w:date="2025-05-22T14:39:00Z" w16du:dateUtc="2025-05-22T18:39:00Z">
         <w:r>
           <w:rPr>
             <w:rFonts w:ascii="Arial" w:hAnsi="Arial" w:cs="Arial"/>
@@ -3537,7 +3567,7 @@
           <w:t>Through this</w:t>
         </w:r>
       </w:ins>
-      <w:ins w:id="207" w:author="Smith Vidaurre, Grace" w:date="2025-05-22T14:29:00Z" w16du:dateUtc="2025-05-22T18:29:00Z">
+      <w:ins w:id="215" w:author="Smith Vidaurre, Grace" w:date="2025-05-22T14:29:00Z" w16du:dateUtc="2025-05-22T18:29:00Z">
         <w:r>
           <w:rPr>
             <w:rFonts w:ascii="Arial" w:hAnsi="Arial" w:cs="Arial"/>
@@ -3545,7 +3575,7 @@
           <w:t xml:space="preserve"> pipeline</w:t>
         </w:r>
       </w:ins>
-      <w:ins w:id="208" w:author="Smith Vidaurre, Grace" w:date="2025-05-22T14:39:00Z" w16du:dateUtc="2025-05-22T18:39:00Z">
+      <w:ins w:id="216" w:author="Smith Vidaurre, Grace" w:date="2025-05-22T14:39:00Z" w16du:dateUtc="2025-05-22T18:39:00Z">
         <w:r>
           <w:rPr>
             <w:rFonts w:ascii="Arial" w:hAnsi="Arial" w:cs="Arial"/>
@@ -3553,7 +3583,7 @@
           <w:t>, we</w:t>
         </w:r>
       </w:ins>
-      <w:ins w:id="209" w:author="Smith Vidaurre, Grace" w:date="2025-05-22T14:29:00Z" w16du:dateUtc="2025-05-22T18:29:00Z">
+      <w:ins w:id="217" w:author="Smith Vidaurre, Grace" w:date="2025-05-22T14:29:00Z" w16du:dateUtc="2025-05-22T18:29:00Z">
         <w:r>
           <w:rPr>
             <w:rFonts w:ascii="Arial" w:hAnsi="Arial" w:cs="Arial"/>
@@ -3561,7 +3591,7 @@
           <w:t xml:space="preserve"> encode</w:t>
         </w:r>
       </w:ins>
-      <w:ins w:id="210" w:author="Smith Vidaurre, Grace" w:date="2025-05-22T14:39:00Z" w16du:dateUtc="2025-05-22T18:39:00Z">
+      <w:ins w:id="218" w:author="Smith Vidaurre, Grace" w:date="2025-05-22T14:39:00Z" w16du:dateUtc="2025-05-22T18:39:00Z">
         <w:r>
           <w:rPr>
             <w:rFonts w:ascii="Arial" w:hAnsi="Arial" w:cs="Arial"/>
@@ -3569,7 +3599,7 @@
           <w:t>d</w:t>
         </w:r>
       </w:ins>
-      <w:ins w:id="211" w:author="Smith Vidaurre, Grace" w:date="2025-05-22T14:29:00Z" w16du:dateUtc="2025-05-22T18:29:00Z">
+      <w:ins w:id="219" w:author="Smith Vidaurre, Grace" w:date="2025-05-22T14:29:00Z" w16du:dateUtc="2025-05-22T18:29:00Z">
         <w:r>
           <w:rPr>
             <w:rFonts w:ascii="Arial" w:hAnsi="Arial" w:cs="Arial"/>
@@ -3577,14 +3607,14 @@
           <w:t xml:space="preserve"> information through variation </w:t>
         </w:r>
       </w:ins>
-      <w:ins w:id="212" w:author="Smith Vidaurre, Grace" w:date="2025-05-22T13:49:00Z" w16du:dateUtc="2025-05-22T17:49:00Z">
+      <w:ins w:id="220" w:author="Smith Vidaurre, Grace" w:date="2025-05-22T13:49:00Z" w16du:dateUtc="2025-05-22T17:49:00Z">
         <w:r>
           <w:rPr>
             <w:rFonts w:ascii="Arial" w:hAnsi="Arial" w:cs="Arial"/>
           </w:rPr>
           <w:t xml:space="preserve">in </w:t>
         </w:r>
-        <w:commentRangeStart w:id="213"/>
+        <w:commentRangeStart w:id="221"/>
         <w:r>
           <w:rPr>
             <w:rFonts w:ascii="Arial" w:hAnsi="Arial" w:cs="Arial"/>
@@ -3592,7 +3622,7 @@
           <w:t>frequency modulation patterns, or changes in frequency over time</w:t>
         </w:r>
       </w:ins>
-      <w:ins w:id="214" w:author="Smith Vidaurre, Grace" w:date="2025-05-22T14:31:00Z" w16du:dateUtc="2025-05-22T18:31:00Z">
+      <w:ins w:id="222" w:author="Smith Vidaurre, Grace" w:date="2025-05-22T14:31:00Z" w16du:dateUtc="2025-05-22T18:31:00Z">
         <w:r>
           <w:rPr>
             <w:rFonts w:ascii="Arial" w:hAnsi="Arial" w:cs="Arial"/>
@@ -3618,82 +3648,25 @@
           <w:t>)</w:t>
         </w:r>
       </w:ins>
-      <w:ins w:id="215" w:author="Smith Vidaurre, Grace" w:date="2025-05-22T13:49:00Z" w16du:dateUtc="2025-05-22T17:49:00Z">
+      <w:ins w:id="223" w:author="Smith Vidaurre, Grace" w:date="2025-05-22T13:49:00Z" w16du:dateUtc="2025-05-22T17:49:00Z">
         <w:r>
           <w:rPr>
             <w:rFonts w:ascii="Arial" w:hAnsi="Arial" w:cs="Arial"/>
           </w:rPr>
           <w:t>, which animals are expected to modify via learning</w:t>
         </w:r>
-        <w:commentRangeEnd w:id="213"/>
+        <w:commentRangeEnd w:id="221"/>
         <w:r>
           <w:rPr>
             <w:rStyle w:val="CommentReference"/>
           </w:rPr>
-          <w:commentReference w:id="213"/>
+          <w:commentReference w:id="221"/>
         </w:r>
         <w:r>
           <w:rPr>
             <w:rFonts w:ascii="Arial" w:hAnsi="Arial" w:cs="Arial"/>
           </w:rPr>
           <w:t xml:space="preserve">. </w:t>
-        </w:r>
-      </w:ins>
-      <w:ins w:id="216" w:author="Smith Vidaurre, Grace" w:date="2025-05-22T14:31:00Z" w16du:dateUtc="2025-05-22T18:31:00Z">
-        <w:r>
-          <w:rPr>
-            <w:rFonts w:ascii="Arial" w:hAnsi="Arial" w:cs="Arial"/>
-          </w:rPr>
-          <w:t>Encoding</w:t>
-        </w:r>
-      </w:ins>
-      <w:ins w:id="217" w:author="Smith Vidaurre, Grace" w:date="2025-05-22T13:49:00Z" w16du:dateUtc="2025-05-22T17:49:00Z">
-        <w:r>
-          <w:rPr>
-            <w:rFonts w:ascii="Arial" w:hAnsi="Arial" w:cs="Arial"/>
-          </w:rPr>
-          <w:t xml:space="preserve"> identity information </w:t>
-        </w:r>
-      </w:ins>
-      <w:ins w:id="218" w:author="Smith Vidaurre, Grace" w:date="2025-05-22T14:32:00Z" w16du:dateUtc="2025-05-22T18:32:00Z">
-        <w:r>
-          <w:rPr>
-            <w:rFonts w:ascii="Arial" w:hAnsi="Arial" w:cs="Arial"/>
-          </w:rPr>
-          <w:t xml:space="preserve">in </w:t>
-        </w:r>
-      </w:ins>
-      <w:commentRangeStart w:id="219"/>
-      <w:ins w:id="220" w:author="Smith Vidaurre, Grace" w:date="2025-05-22T13:49:00Z" w16du:dateUtc="2025-05-22T17:49:00Z">
-        <w:r>
-          <w:rPr>
-            <w:rFonts w:ascii="Arial" w:hAnsi="Arial" w:cs="Arial"/>
-          </w:rPr>
-          <w:t>frequency modulation patterns is supported by conceptual frameworks o</w:t>
-        </w:r>
-      </w:ins>
-      <w:ins w:id="221" w:author="Smith Vidaurre, Grace" w:date="2025-05-22T14:30:00Z" w16du:dateUtc="2025-05-22T18:30:00Z">
-        <w:r>
-          <w:rPr>
-            <w:rFonts w:ascii="Arial" w:hAnsi="Arial" w:cs="Arial"/>
-          </w:rPr>
-          <w:t>f</w:t>
-        </w:r>
-      </w:ins>
-      <w:ins w:id="222" w:author="Smith Vidaurre, Grace" w:date="2025-05-22T13:49:00Z" w16du:dateUtc="2025-05-22T17:49:00Z">
-        <w:r>
-          <w:rPr>
-            <w:rFonts w:ascii="Arial" w:hAnsi="Arial" w:cs="Arial"/>
-          </w:rPr>
-          <w:t xml:space="preserve"> </w:t>
-        </w:r>
-      </w:ins>
-      <w:ins w:id="223" w:author="Smith Vidaurre, Grace" w:date="2025-05-22T14:30:00Z" w16du:dateUtc="2025-05-22T18:30:00Z">
-        <w:r>
-          <w:rPr>
-            <w:rFonts w:ascii="Arial" w:hAnsi="Arial" w:cs="Arial"/>
-          </w:rPr>
-          <w:t>the acoustic structu</w:t>
         </w:r>
       </w:ins>
       <w:ins w:id="224" w:author="Smith Vidaurre, Grace" w:date="2025-05-22T14:31:00Z" w16du:dateUtc="2025-05-22T18:31:00Z">
@@ -3701,10 +3674,67 @@
           <w:rPr>
             <w:rFonts w:ascii="Arial" w:hAnsi="Arial" w:cs="Arial"/>
           </w:rPr>
+          <w:t>Encoding</w:t>
+        </w:r>
+      </w:ins>
+      <w:ins w:id="225" w:author="Smith Vidaurre, Grace" w:date="2025-05-22T13:49:00Z" w16du:dateUtc="2025-05-22T17:49:00Z">
+        <w:r>
+          <w:rPr>
+            <w:rFonts w:ascii="Arial" w:hAnsi="Arial" w:cs="Arial"/>
+          </w:rPr>
+          <w:t xml:space="preserve"> identity information </w:t>
+        </w:r>
+      </w:ins>
+      <w:ins w:id="226" w:author="Smith Vidaurre, Grace" w:date="2025-05-22T14:32:00Z" w16du:dateUtc="2025-05-22T18:32:00Z">
+        <w:r>
+          <w:rPr>
+            <w:rFonts w:ascii="Arial" w:hAnsi="Arial" w:cs="Arial"/>
+          </w:rPr>
+          <w:t xml:space="preserve">in </w:t>
+        </w:r>
+      </w:ins>
+      <w:commentRangeStart w:id="227"/>
+      <w:ins w:id="228" w:author="Smith Vidaurre, Grace" w:date="2025-05-22T13:49:00Z" w16du:dateUtc="2025-05-22T17:49:00Z">
+        <w:r>
+          <w:rPr>
+            <w:rFonts w:ascii="Arial" w:hAnsi="Arial" w:cs="Arial"/>
+          </w:rPr>
+          <w:t>frequency modulation patterns is supported by conceptual frameworks o</w:t>
+        </w:r>
+      </w:ins>
+      <w:ins w:id="229" w:author="Smith Vidaurre, Grace" w:date="2025-05-22T14:30:00Z" w16du:dateUtc="2025-05-22T18:30:00Z">
+        <w:r>
+          <w:rPr>
+            <w:rFonts w:ascii="Arial" w:hAnsi="Arial" w:cs="Arial"/>
+          </w:rPr>
+          <w:t>f</w:t>
+        </w:r>
+      </w:ins>
+      <w:ins w:id="230" w:author="Smith Vidaurre, Grace" w:date="2025-05-22T13:49:00Z" w16du:dateUtc="2025-05-22T17:49:00Z">
+        <w:r>
+          <w:rPr>
+            <w:rFonts w:ascii="Arial" w:hAnsi="Arial" w:cs="Arial"/>
+          </w:rPr>
+          <w:t xml:space="preserve"> </w:t>
+        </w:r>
+      </w:ins>
+      <w:ins w:id="231" w:author="Smith Vidaurre, Grace" w:date="2025-05-22T14:30:00Z" w16du:dateUtc="2025-05-22T18:30:00Z">
+        <w:r>
+          <w:rPr>
+            <w:rFonts w:ascii="Arial" w:hAnsi="Arial" w:cs="Arial"/>
+          </w:rPr>
+          <w:t>the acoustic structu</w:t>
+        </w:r>
+      </w:ins>
+      <w:ins w:id="232" w:author="Smith Vidaurre, Grace" w:date="2025-05-22T14:31:00Z" w16du:dateUtc="2025-05-22T18:31:00Z">
+        <w:r>
+          <w:rPr>
+            <w:rFonts w:ascii="Arial" w:hAnsi="Arial" w:cs="Arial"/>
+          </w:rPr>
           <w:t xml:space="preserve">res </w:t>
         </w:r>
       </w:ins>
-      <w:ins w:id="225" w:author="Smith Vidaurre, Grace" w:date="2025-05-22T14:32:00Z" w16du:dateUtc="2025-05-22T18:32:00Z">
+      <w:ins w:id="233" w:author="Smith Vidaurre, Grace" w:date="2025-05-22T14:32:00Z" w16du:dateUtc="2025-05-22T18:32:00Z">
         <w:r>
           <w:rPr>
             <w:rFonts w:ascii="Arial" w:hAnsi="Arial" w:cs="Arial"/>
@@ -3712,7 +3742,7 @@
           <w:t xml:space="preserve">animals can </w:t>
         </w:r>
       </w:ins>
-      <w:ins w:id="226" w:author="Smith Vidaurre, Grace" w:date="2025-05-22T14:31:00Z" w16du:dateUtc="2025-05-22T18:31:00Z">
+      <w:ins w:id="234" w:author="Smith Vidaurre, Grace" w:date="2025-05-22T14:31:00Z" w16du:dateUtc="2025-05-22T18:31:00Z">
         <w:r>
           <w:rPr>
             <w:rFonts w:ascii="Arial" w:hAnsi="Arial" w:cs="Arial"/>
@@ -3720,7 +3750,7 @@
           <w:t>modif</w:t>
         </w:r>
       </w:ins>
-      <w:ins w:id="227" w:author="Smith Vidaurre, Grace" w:date="2025-05-22T14:32:00Z" w16du:dateUtc="2025-05-22T18:32:00Z">
+      <w:ins w:id="235" w:author="Smith Vidaurre, Grace" w:date="2025-05-22T14:32:00Z" w16du:dateUtc="2025-05-22T18:32:00Z">
         <w:r>
           <w:rPr>
             <w:rFonts w:ascii="Arial" w:hAnsi="Arial" w:cs="Arial"/>
@@ -3728,7 +3758,7 @@
           <w:t>y</w:t>
         </w:r>
       </w:ins>
-      <w:ins w:id="228" w:author="Smith Vidaurre, Grace" w:date="2025-05-22T14:31:00Z" w16du:dateUtc="2025-05-22T18:31:00Z">
+      <w:ins w:id="236" w:author="Smith Vidaurre, Grace" w:date="2025-05-22T14:31:00Z" w16du:dateUtc="2025-05-22T18:31:00Z">
         <w:r>
           <w:rPr>
             <w:rFonts w:ascii="Arial" w:hAnsi="Arial" w:cs="Arial"/>
@@ -3736,7 +3766,7 @@
           <w:t xml:space="preserve"> </w:t>
         </w:r>
       </w:ins>
-      <w:ins w:id="229" w:author="Smith Vidaurre, Grace" w:date="2025-05-22T14:32:00Z" w16du:dateUtc="2025-05-22T18:32:00Z">
+      <w:ins w:id="237" w:author="Smith Vidaurre, Grace" w:date="2025-05-22T14:32:00Z" w16du:dateUtc="2025-05-22T18:32:00Z">
         <w:r>
           <w:rPr>
             <w:rFonts w:ascii="Arial" w:hAnsi="Arial" w:cs="Arial"/>
@@ -3744,7 +3774,7 @@
           <w:t>through</w:t>
         </w:r>
       </w:ins>
-      <w:ins w:id="230" w:author="Smith Vidaurre, Grace" w:date="2025-05-22T14:31:00Z" w16du:dateUtc="2025-05-22T18:31:00Z">
+      <w:ins w:id="238" w:author="Smith Vidaurre, Grace" w:date="2025-05-22T14:31:00Z" w16du:dateUtc="2025-05-22T18:31:00Z">
         <w:r>
           <w:rPr>
             <w:rFonts w:ascii="Arial" w:hAnsi="Arial" w:cs="Arial"/>
@@ -3752,7 +3782,7 @@
           <w:t xml:space="preserve"> </w:t>
         </w:r>
       </w:ins>
-      <w:ins w:id="231" w:author="Smith Vidaurre, Grace" w:date="2025-05-22T13:49:00Z" w16du:dateUtc="2025-05-22T17:49:00Z">
+      <w:ins w:id="239" w:author="Smith Vidaurre, Grace" w:date="2025-05-22T13:49:00Z" w16du:dateUtc="2025-05-22T17:49:00Z">
         <w:r>
           <w:rPr>
             <w:rFonts w:ascii="Arial" w:hAnsi="Arial" w:cs="Arial"/>
@@ -3796,7 +3826,7 @@
           <w:t xml:space="preserve">, as well as empirical evidence consistent with </w:t>
         </w:r>
       </w:ins>
-      <w:ins w:id="232" w:author="Smith Vidaurre, Grace" w:date="2025-05-22T14:32:00Z" w16du:dateUtc="2025-05-22T18:32:00Z">
+      <w:ins w:id="240" w:author="Smith Vidaurre, Grace" w:date="2025-05-22T14:32:00Z" w16du:dateUtc="2025-05-22T18:32:00Z">
         <w:r>
           <w:rPr>
             <w:rFonts w:ascii="Arial" w:hAnsi="Arial" w:cs="Arial"/>
@@ -3804,7 +3834,7 @@
           <w:t>receivers using</w:t>
         </w:r>
       </w:ins>
-      <w:ins w:id="233" w:author="Smith Vidaurre, Grace" w:date="2025-05-22T14:33:00Z" w16du:dateUtc="2025-05-22T18:33:00Z">
+      <w:ins w:id="241" w:author="Smith Vidaurre, Grace" w:date="2025-05-22T14:33:00Z" w16du:dateUtc="2025-05-22T18:33:00Z">
         <w:r>
           <w:rPr>
             <w:rFonts w:ascii="Arial" w:hAnsi="Arial" w:cs="Arial"/>
@@ -3812,7 +3842,7 @@
           <w:t xml:space="preserve"> frequency modulation patterns</w:t>
         </w:r>
       </w:ins>
-      <w:ins w:id="234" w:author="Smith Vidaurre, Grace" w:date="2025-05-22T14:32:00Z" w16du:dateUtc="2025-05-22T18:32:00Z">
+      <w:ins w:id="242" w:author="Smith Vidaurre, Grace" w:date="2025-05-22T14:32:00Z" w16du:dateUtc="2025-05-22T18:32:00Z">
         <w:r>
           <w:rPr>
             <w:rFonts w:ascii="Arial" w:hAnsi="Arial" w:cs="Arial"/>
@@ -3820,7 +3850,7 @@
           <w:t xml:space="preserve"> for social recognition </w:t>
         </w:r>
       </w:ins>
-      <w:ins w:id="235" w:author="Smith Vidaurre, Grace" w:date="2025-05-22T13:49:00Z" w16du:dateUtc="2025-05-22T17:49:00Z">
+      <w:ins w:id="243" w:author="Smith Vidaurre, Grace" w:date="2025-05-22T13:49:00Z" w16du:dateUtc="2025-05-22T17:49:00Z">
         <w:r>
           <w:rPr>
             <w:rFonts w:ascii="Arial" w:hAnsi="Arial" w:cs="Arial"/>
@@ -3851,82 +3881,18 @@
           </w:rPr>
           <w:fldChar w:fldCharType="end"/>
         </w:r>
-        <w:commentRangeEnd w:id="219"/>
+        <w:commentRangeEnd w:id="227"/>
         <w:r>
           <w:rPr>
             <w:rStyle w:val="CommentReference"/>
           </w:rPr>
-          <w:commentReference w:id="219"/>
+          <w:commentReference w:id="227"/>
         </w:r>
         <w:r>
           <w:rPr>
             <w:rFonts w:ascii="Arial" w:hAnsi="Arial" w:cs="Arial"/>
           </w:rPr>
           <w:t>.</w:t>
-        </w:r>
-      </w:ins>
-      <w:ins w:id="236" w:author="Smith Vidaurre, Grace" w:date="2025-05-22T14:38:00Z" w16du:dateUtc="2025-05-22T18:38:00Z">
-        <w:r>
-          <w:rPr>
-            <w:rFonts w:ascii="Arial" w:hAnsi="Arial" w:cs="Arial"/>
-          </w:rPr>
-          <w:t xml:space="preserve"> </w:t>
-        </w:r>
-      </w:ins>
-      <w:ins w:id="237" w:author="Smith Vidaurre, Grace" w:date="2025-05-22T14:39:00Z" w16du:dateUtc="2025-05-22T18:39:00Z">
-        <w:r>
-          <w:rPr>
-            <w:rFonts w:ascii="Arial" w:hAnsi="Arial" w:cs="Arial"/>
-          </w:rPr>
-          <w:t xml:space="preserve">Briefly, </w:t>
-        </w:r>
-      </w:ins>
-      <w:ins w:id="238" w:author="Smith Vidaurre, Grace" w:date="2025-05-22T14:40:00Z" w16du:dateUtc="2025-05-22T18:40:00Z">
-        <w:r>
-          <w:rPr>
-            <w:rFonts w:ascii="Arial" w:hAnsi="Arial" w:cs="Arial"/>
-          </w:rPr>
-          <w:t>our</w:t>
-        </w:r>
-      </w:ins>
-      <w:ins w:id="239" w:author="Smith Vidaurre, Grace" w:date="2025-05-22T14:39:00Z" w16du:dateUtc="2025-05-22T18:39:00Z">
-        <w:r>
-          <w:rPr>
-            <w:rFonts w:ascii="Arial" w:hAnsi="Arial" w:cs="Arial"/>
-          </w:rPr>
-          <w:t xml:space="preserve"> pipeline </w:t>
-        </w:r>
-      </w:ins>
-      <w:ins w:id="240" w:author="Smith Vidaurre, Grace" w:date="2025-05-22T14:40:00Z" w16du:dateUtc="2025-05-22T18:40:00Z">
-        <w:r>
-          <w:rPr>
-            <w:rFonts w:ascii="Arial" w:hAnsi="Arial" w:cs="Arial"/>
-          </w:rPr>
-          <w:t xml:space="preserve">followed </w:t>
-        </w:r>
-      </w:ins>
-      <w:ins w:id="241" w:author="Smith Vidaurre, Grace" w:date="2025-05-22T14:39:00Z" w16du:dateUtc="2025-05-22T18:39:00Z">
-        <w:r>
-          <w:rPr>
-            <w:rFonts w:ascii="Arial" w:hAnsi="Arial" w:cs="Arial"/>
-          </w:rPr>
-          <w:t>four main steps: 1) generate</w:t>
-        </w:r>
-      </w:ins>
-      <w:ins w:id="242" w:author="Smith Vidaurre, Grace" w:date="2025-05-22T14:40:00Z" w16du:dateUtc="2025-05-22T18:40:00Z">
-        <w:r>
-          <w:rPr>
-            <w:rFonts w:ascii="Arial" w:hAnsi="Arial" w:cs="Arial"/>
-          </w:rPr>
-          <w:t>d</w:t>
-        </w:r>
-      </w:ins>
-      <w:ins w:id="243" w:author="Smith Vidaurre, Grace" w:date="2025-05-22T14:39:00Z" w16du:dateUtc="2025-05-22T18:39:00Z">
-        <w:r>
-          <w:rPr>
-            <w:rFonts w:ascii="Arial" w:hAnsi="Arial" w:cs="Arial"/>
-          </w:rPr>
-          <w:t xml:space="preserve"> </w:t>
         </w:r>
       </w:ins>
       <w:ins w:id="244" w:author="Smith Vidaurre, Grace" w:date="2025-05-22T14:38:00Z" w16du:dateUtc="2025-05-22T18:38:00Z">
@@ -3934,47 +3900,47 @@
           <w:rPr>
             <w:rFonts w:ascii="Arial" w:hAnsi="Arial" w:cs="Arial"/>
           </w:rPr>
-          <w:t>character strings</w:t>
+          <w:t xml:space="preserve"> </w:t>
         </w:r>
       </w:ins>
-      <w:ins w:id="245" w:author="Smith Vidaurre, Grace" w:date="2025-05-22T14:40:00Z" w16du:dateUtc="2025-05-22T18:40:00Z">
-        <w:r>
-          <w:rPr>
-            <w:rFonts w:ascii="Arial" w:hAnsi="Arial" w:cs="Arial"/>
-          </w:rPr>
-          <w:t xml:space="preserve"> with sections corresponding to group- and individually-specific information</w:t>
+      <w:ins w:id="245" w:author="Smith Vidaurre, Grace" w:date="2025-05-22T14:39:00Z" w16du:dateUtc="2025-05-22T18:39:00Z">
+        <w:r>
+          <w:rPr>
+            <w:rFonts w:ascii="Arial" w:hAnsi="Arial" w:cs="Arial"/>
+          </w:rPr>
+          <w:t xml:space="preserve">Briefly, </w:t>
         </w:r>
       </w:ins>
-      <w:ins w:id="246" w:author="Smith Vidaurre, Grace" w:date="2025-05-22T14:47:00Z" w16du:dateUtc="2025-05-22T18:47:00Z">
-        <w:r>
-          <w:rPr>
-            <w:rFonts w:ascii="Arial" w:hAnsi="Arial" w:cs="Arial"/>
-          </w:rPr>
-          <w:t xml:space="preserve"> (F</w:t>
+      <w:ins w:id="246" w:author="Smith Vidaurre, Grace" w:date="2025-05-22T14:40:00Z" w16du:dateUtc="2025-05-22T18:40:00Z">
+        <w:r>
+          <w:rPr>
+            <w:rFonts w:ascii="Arial" w:hAnsi="Arial" w:cs="Arial"/>
+          </w:rPr>
+          <w:t>our</w:t>
         </w:r>
       </w:ins>
-      <w:ins w:id="247" w:author="Smith Vidaurre, Grace" w:date="2025-05-22T14:48:00Z" w16du:dateUtc="2025-05-22T18:48:00Z">
-        <w:r>
-          <w:rPr>
-            <w:rFonts w:ascii="Arial" w:hAnsi="Arial" w:cs="Arial"/>
-          </w:rPr>
-          <w:t xml:space="preserve">igure </w:t>
+      <w:ins w:id="247" w:author="Smith Vidaurre, Grace" w:date="2025-05-22T14:39:00Z" w16du:dateUtc="2025-05-22T18:39:00Z">
+        <w:r>
+          <w:rPr>
+            <w:rFonts w:ascii="Arial" w:hAnsi="Arial" w:cs="Arial"/>
+          </w:rPr>
+          <w:t xml:space="preserve"> pipeline </w:t>
         </w:r>
       </w:ins>
-      <w:ins w:id="248" w:author="Smith Vidaurre, Grace" w:date="2025-05-22T14:49:00Z" w16du:dateUtc="2025-05-22T18:49:00Z">
-        <w:r>
-          <w:rPr>
-            <w:rFonts w:ascii="Arial" w:hAnsi="Arial" w:cs="Arial"/>
-          </w:rPr>
-          <w:t>1</w:t>
+      <w:ins w:id="248" w:author="Smith Vidaurre, Grace" w:date="2025-05-22T14:40:00Z" w16du:dateUtc="2025-05-22T18:40:00Z">
+        <w:r>
+          <w:rPr>
+            <w:rFonts w:ascii="Arial" w:hAnsi="Arial" w:cs="Arial"/>
+          </w:rPr>
+          <w:t xml:space="preserve">followed </w:t>
         </w:r>
       </w:ins>
-      <w:ins w:id="249" w:author="Smith Vidaurre, Grace" w:date="2025-05-22T14:48:00Z" w16du:dateUtc="2025-05-22T18:48:00Z">
-        <w:r>
-          <w:rPr>
-            <w:rFonts w:ascii="Arial" w:hAnsi="Arial" w:cs="Arial"/>
-          </w:rPr>
-          <w:t>)</w:t>
+      <w:ins w:id="249" w:author="Smith Vidaurre, Grace" w:date="2025-05-22T14:39:00Z" w16du:dateUtc="2025-05-22T18:39:00Z">
+        <w:r>
+          <w:rPr>
+            <w:rFonts w:ascii="Arial" w:hAnsi="Arial" w:cs="Arial"/>
+          </w:rPr>
+          <w:t>four main steps: 1) generate</w:t>
         </w:r>
       </w:ins>
       <w:ins w:id="250" w:author="Smith Vidaurre, Grace" w:date="2025-05-22T14:40:00Z" w16du:dateUtc="2025-05-22T18:40:00Z">
@@ -3982,10 +3948,74 @@
           <w:rPr>
             <w:rFonts w:ascii="Arial" w:hAnsi="Arial" w:cs="Arial"/>
           </w:rPr>
+          <w:t>d</w:t>
+        </w:r>
+      </w:ins>
+      <w:ins w:id="251" w:author="Smith Vidaurre, Grace" w:date="2025-05-22T14:39:00Z" w16du:dateUtc="2025-05-22T18:39:00Z">
+        <w:r>
+          <w:rPr>
+            <w:rFonts w:ascii="Arial" w:hAnsi="Arial" w:cs="Arial"/>
+          </w:rPr>
+          <w:t xml:space="preserve"> </w:t>
+        </w:r>
+      </w:ins>
+      <w:ins w:id="252" w:author="Smith Vidaurre, Grace" w:date="2025-05-22T14:38:00Z" w16du:dateUtc="2025-05-22T18:38:00Z">
+        <w:r>
+          <w:rPr>
+            <w:rFonts w:ascii="Arial" w:hAnsi="Arial" w:cs="Arial"/>
+          </w:rPr>
+          <w:t>character strings</w:t>
+        </w:r>
+      </w:ins>
+      <w:ins w:id="253" w:author="Smith Vidaurre, Grace" w:date="2025-05-22T14:40:00Z" w16du:dateUtc="2025-05-22T18:40:00Z">
+        <w:r>
+          <w:rPr>
+            <w:rFonts w:ascii="Arial" w:hAnsi="Arial" w:cs="Arial"/>
+          </w:rPr>
+          <w:t xml:space="preserve"> with sections corresponding to group- and individually-specific information</w:t>
+        </w:r>
+      </w:ins>
+      <w:ins w:id="254" w:author="Smith Vidaurre, Grace" w:date="2025-05-22T14:47:00Z" w16du:dateUtc="2025-05-22T18:47:00Z">
+        <w:r>
+          <w:rPr>
+            <w:rFonts w:ascii="Arial" w:hAnsi="Arial" w:cs="Arial"/>
+          </w:rPr>
+          <w:t xml:space="preserve"> (F</w:t>
+        </w:r>
+      </w:ins>
+      <w:ins w:id="255" w:author="Smith Vidaurre, Grace" w:date="2025-05-22T14:48:00Z" w16du:dateUtc="2025-05-22T18:48:00Z">
+        <w:r>
+          <w:rPr>
+            <w:rFonts w:ascii="Arial" w:hAnsi="Arial" w:cs="Arial"/>
+          </w:rPr>
+          <w:t xml:space="preserve">igure </w:t>
+        </w:r>
+      </w:ins>
+      <w:ins w:id="256" w:author="Smith Vidaurre, Grace" w:date="2025-05-22T14:49:00Z" w16du:dateUtc="2025-05-22T18:49:00Z">
+        <w:r>
+          <w:rPr>
+            <w:rFonts w:ascii="Arial" w:hAnsi="Arial" w:cs="Arial"/>
+          </w:rPr>
+          <w:t>1</w:t>
+        </w:r>
+      </w:ins>
+      <w:ins w:id="257" w:author="Smith Vidaurre, Grace" w:date="2025-05-22T14:48:00Z" w16du:dateUtc="2025-05-22T18:48:00Z">
+        <w:r>
+          <w:rPr>
+            <w:rFonts w:ascii="Arial" w:hAnsi="Arial" w:cs="Arial"/>
+          </w:rPr>
+          <w:t>)</w:t>
+        </w:r>
+      </w:ins>
+      <w:ins w:id="258" w:author="Smith Vidaurre, Grace" w:date="2025-05-22T14:40:00Z" w16du:dateUtc="2025-05-22T18:40:00Z">
+        <w:r>
+          <w:rPr>
+            <w:rFonts w:ascii="Arial" w:hAnsi="Arial" w:cs="Arial"/>
+          </w:rPr>
           <w:t xml:space="preserve">, 2) </w:t>
         </w:r>
       </w:ins>
-      <w:ins w:id="251" w:author="Smith Vidaurre, Grace" w:date="2025-05-22T14:41:00Z" w16du:dateUtc="2025-05-22T18:41:00Z">
+      <w:ins w:id="259" w:author="Smith Vidaurre, Grace" w:date="2025-05-22T14:41:00Z" w16du:dateUtc="2025-05-22T18:41:00Z">
         <w:r>
           <w:rPr>
             <w:rFonts w:ascii="Arial" w:hAnsi="Arial" w:cs="Arial"/>
@@ -4005,7 +4035,7 @@
           <w:t xml:space="preserve"> indicating directional changes in frequency</w:t>
         </w:r>
       </w:ins>
-      <w:ins w:id="252" w:author="Smith Vidaurre, Grace" w:date="2025-05-22T14:50:00Z" w16du:dateUtc="2025-05-22T18:50:00Z">
+      <w:ins w:id="260" w:author="Smith Vidaurre, Grace" w:date="2025-05-22T14:50:00Z" w16du:dateUtc="2025-05-22T18:50:00Z">
         <w:r>
           <w:rPr>
             <w:rFonts w:ascii="Arial" w:hAnsi="Arial" w:cs="Arial"/>
@@ -4013,7 +4043,7 @@
           <w:t xml:space="preserve"> </w:t>
         </w:r>
       </w:ins>
-      <w:ins w:id="253" w:author="Smith Vidaurre, Grace" w:date="2025-05-22T14:49:00Z" w16du:dateUtc="2025-05-22T18:49:00Z">
+      <w:ins w:id="261" w:author="Smith Vidaurre, Grace" w:date="2025-05-22T14:49:00Z" w16du:dateUtc="2025-05-22T18:49:00Z">
         <w:r>
           <w:rPr>
             <w:rFonts w:ascii="Arial" w:hAnsi="Arial" w:cs="Arial"/>
@@ -4021,7 +4051,7 @@
           <w:t>(Figure 1)</w:t>
         </w:r>
       </w:ins>
-      <w:ins w:id="254" w:author="Smith Vidaurre, Grace" w:date="2025-05-22T14:41:00Z" w16du:dateUtc="2025-05-22T18:41:00Z">
+      <w:ins w:id="262" w:author="Smith Vidaurre, Grace" w:date="2025-05-22T14:41:00Z" w16du:dateUtc="2025-05-22T18:41:00Z">
         <w:r>
           <w:rPr>
             <w:rFonts w:ascii="Arial" w:hAnsi="Arial" w:cs="Arial"/>
@@ -4029,7 +4059,7 @@
           <w:t>, 3) used Parsons code to</w:t>
         </w:r>
       </w:ins>
-      <w:ins w:id="255" w:author="Smith Vidaurre, Grace" w:date="2025-05-22T14:38:00Z" w16du:dateUtc="2025-05-22T18:38:00Z">
+      <w:ins w:id="263" w:author="Smith Vidaurre, Grace" w:date="2025-05-22T14:38:00Z" w16du:dateUtc="2025-05-22T18:38:00Z">
         <w:r>
           <w:rPr>
             <w:rFonts w:ascii="Arial" w:hAnsi="Arial" w:cs="Arial"/>
@@ -4037,7 +4067,7 @@
           <w:t xml:space="preserve"> convert strings to frequency values</w:t>
         </w:r>
       </w:ins>
-      <w:ins w:id="256" w:author="Smith Vidaurre, Grace" w:date="2025-05-22T14:50:00Z" w16du:dateUtc="2025-05-22T18:50:00Z">
+      <w:ins w:id="264" w:author="Smith Vidaurre, Grace" w:date="2025-05-22T14:50:00Z" w16du:dateUtc="2025-05-22T18:50:00Z">
         <w:r>
           <w:rPr>
             <w:rFonts w:ascii="Arial" w:hAnsi="Arial" w:cs="Arial"/>
@@ -4045,7 +4075,7 @@
           <w:t xml:space="preserve"> (Figure 1)</w:t>
         </w:r>
       </w:ins>
-      <w:ins w:id="257" w:author="Smith Vidaurre, Grace" w:date="2025-05-22T14:42:00Z" w16du:dateUtc="2025-05-22T18:42:00Z">
+      <w:ins w:id="265" w:author="Smith Vidaurre, Grace" w:date="2025-05-22T14:42:00Z" w16du:dateUtc="2025-05-22T18:42:00Z">
         <w:r>
           <w:rPr>
             <w:rFonts w:ascii="Arial" w:hAnsi="Arial" w:cs="Arial"/>
@@ -4056,31 +4086,17 @@
           <w:rPr>
             <w:rFonts w:ascii="Arial" w:hAnsi="Arial" w:cs="Arial"/>
           </w:rPr>
-          <w:t xml:space="preserve">with the </w:t>
-        </w:r>
-        <w:proofErr w:type="spellStart"/>
-        <w:r>
-          <w:rPr>
-            <w:rFonts w:ascii="Arial" w:hAnsi="Arial" w:cs="Arial"/>
-          </w:rPr>
-          <w:t>soundgen</w:t>
-        </w:r>
-        <w:proofErr w:type="spellEnd"/>
-        <w:r>
-          <w:rPr>
-            <w:rFonts w:ascii="Arial" w:hAnsi="Arial" w:cs="Arial"/>
-          </w:rPr>
-          <w:t xml:space="preserve"> R package</w:t>
+          <w:t>with the soundgen R package</w:t>
         </w:r>
       </w:ins>
-      <w:ins w:id="258" w:author="Smith Vidaurre, Grace" w:date="2025-05-22T14:38:00Z" w16du:dateUtc="2025-05-22T18:38:00Z">
+      <w:ins w:id="266" w:author="Smith Vidaurre, Grace" w:date="2025-05-22T14:38:00Z" w16du:dateUtc="2025-05-22T18:38:00Z">
         <w:r>
           <w:rPr>
             <w:rFonts w:ascii="Arial" w:hAnsi="Arial" w:cs="Arial"/>
           </w:rPr>
           <w:t xml:space="preserve">. </w:t>
         </w:r>
-        <w:commentRangeStart w:id="259"/>
+        <w:commentRangeStart w:id="267"/>
         <w:r>
           <w:rPr>
             <w:rFonts w:ascii="Arial" w:hAnsi="Arial" w:cs="Arial"/>
@@ -4088,7 +4104,7 @@
           <w:t xml:space="preserve">We made </w:t>
         </w:r>
       </w:ins>
-      <w:ins w:id="260" w:author="Smith Vidaurre, Grace" w:date="2025-05-22T14:42:00Z" w16du:dateUtc="2025-05-22T18:42:00Z">
+      <w:ins w:id="268" w:author="Smith Vidaurre, Grace" w:date="2025-05-22T14:42:00Z" w16du:dateUtc="2025-05-22T18:42:00Z">
         <w:r>
           <w:rPr>
             <w:rFonts w:ascii="Arial" w:hAnsi="Arial" w:cs="Arial"/>
@@ -4096,7 +4112,7 @@
           <w:t xml:space="preserve">the </w:t>
         </w:r>
       </w:ins>
-      <w:ins w:id="261" w:author="Smith Vidaurre, Grace" w:date="2025-05-22T14:38:00Z" w16du:dateUtc="2025-05-22T18:38:00Z">
+      <w:ins w:id="269" w:author="Smith Vidaurre, Grace" w:date="2025-05-22T14:38:00Z" w16du:dateUtc="2025-05-22T18:38:00Z">
         <w:r>
           <w:rPr>
             <w:rFonts w:ascii="Arial" w:hAnsi="Arial" w:cs="Arial"/>
@@ -4104,7 +4120,7 @@
           <w:t>code</w:t>
         </w:r>
       </w:ins>
-      <w:ins w:id="262" w:author="Smith Vidaurre, Grace" w:date="2025-05-22T14:42:00Z" w16du:dateUtc="2025-05-22T18:42:00Z">
+      <w:ins w:id="270" w:author="Smith Vidaurre, Grace" w:date="2025-05-22T14:42:00Z" w16du:dateUtc="2025-05-22T18:42:00Z">
         <w:r>
           <w:rPr>
             <w:rFonts w:ascii="Arial" w:hAnsi="Arial" w:cs="Arial"/>
@@ -4118,7 +4134,7 @@
           <w:t>our</w:t>
         </w:r>
       </w:ins>
-      <w:ins w:id="263" w:author="Smith Vidaurre, Grace" w:date="2025-05-22T14:43:00Z" w16du:dateUtc="2025-05-22T18:43:00Z">
+      <w:ins w:id="271" w:author="Smith Vidaurre, Grace" w:date="2025-05-22T14:43:00Z" w16du:dateUtc="2025-05-22T18:43:00Z">
         <w:r>
           <w:rPr>
             <w:rFonts w:ascii="Arial" w:hAnsi="Arial" w:cs="Arial"/>
@@ -4126,23 +4142,15 @@
           <w:t xml:space="preserve"> pipeline</w:t>
         </w:r>
       </w:ins>
-      <w:ins w:id="264" w:author="Smith Vidaurre, Grace" w:date="2025-05-22T14:38:00Z" w16du:dateUtc="2025-05-22T18:38:00Z">
-        <w:r>
-          <w:rPr>
-            <w:rFonts w:ascii="Arial" w:hAnsi="Arial" w:cs="Arial"/>
-          </w:rPr>
-          <w:t xml:space="preserve"> available in the new R package </w:t>
-        </w:r>
-        <w:proofErr w:type="spellStart"/>
-        <w:r>
-          <w:rPr>
-            <w:rFonts w:ascii="Arial" w:hAnsi="Arial" w:cs="Arial"/>
-          </w:rPr>
-          <w:t>paRsynth</w:t>
+      <w:ins w:id="272" w:author="Smith Vidaurre, Grace" w:date="2025-05-22T14:38:00Z" w16du:dateUtc="2025-05-22T18:38:00Z">
+        <w:r>
+          <w:rPr>
+            <w:rFonts w:ascii="Arial" w:hAnsi="Arial" w:cs="Arial"/>
+          </w:rPr>
+          <w:t xml:space="preserve"> available in the new R package paRsynth</w:t>
         </w:r>
       </w:ins>
-      <w:proofErr w:type="spellEnd"/>
-      <w:ins w:id="265" w:author="Smith Vidaurre, Grace" w:date="2025-05-22T14:43:00Z" w16du:dateUtc="2025-05-22T18:43:00Z">
+      <w:ins w:id="273" w:author="Smith Vidaurre, Grace" w:date="2025-05-22T14:43:00Z" w16du:dateUtc="2025-05-22T18:43:00Z">
         <w:r>
           <w:rPr>
             <w:rFonts w:ascii="Arial" w:hAnsi="Arial" w:cs="Arial"/>
@@ -4150,13 +4158,13 @@
           <w:t xml:space="preserve"> hosted on GitHub</w:t>
         </w:r>
       </w:ins>
-      <w:commentRangeEnd w:id="259"/>
-      <w:ins w:id="266" w:author="Smith Vidaurre, Grace" w:date="2025-05-22T14:38:00Z" w16du:dateUtc="2025-05-22T18:38:00Z">
+      <w:commentRangeEnd w:id="267"/>
+      <w:ins w:id="274" w:author="Smith Vidaurre, Grace" w:date="2025-05-22T14:38:00Z" w16du:dateUtc="2025-05-22T18:38:00Z">
         <w:r>
           <w:rPr>
             <w:rStyle w:val="CommentReference"/>
           </w:rPr>
-          <w:commentReference w:id="259"/>
+          <w:commentReference w:id="267"/>
         </w:r>
         <w:r>
           <w:rPr>
@@ -4170,12 +4178,12 @@
       <w:pPr>
         <w:spacing w:line="480" w:lineRule="auto"/>
         <w:rPr>
-          <w:ins w:id="267" w:author="Smith Vidaurre, Grace" w:date="2025-05-22T14:43:00Z" w16du:dateUtc="2025-05-22T18:43:00Z"/>
-          <w:moveTo w:id="268" w:author="Smith Vidaurre, Grace" w:date="2025-05-22T13:40:00Z" w16du:dateUtc="2025-05-22T17:40:00Z"/>
-          <w:rFonts w:ascii="Arial" w:hAnsi="Arial" w:cs="Arial"/>
-        </w:rPr>
-      </w:pPr>
-      <w:ins w:id="269" w:author="Smith Vidaurre, Grace" w:date="2025-05-22T14:43:00Z" w16du:dateUtc="2025-05-22T18:43:00Z">
+          <w:ins w:id="275" w:author="Smith Vidaurre, Grace" w:date="2025-05-22T14:43:00Z" w16du:dateUtc="2025-05-22T18:43:00Z"/>
+          <w:moveTo w:id="276" w:author="Smith Vidaurre, Grace" w:date="2025-05-22T13:40:00Z" w16du:dateUtc="2025-05-22T17:40:00Z"/>
+          <w:rFonts w:ascii="Arial" w:hAnsi="Arial" w:cs="Arial"/>
+        </w:rPr>
+      </w:pPr>
+      <w:ins w:id="277" w:author="Smith Vidaurre, Grace" w:date="2025-05-22T14:43:00Z" w16du:dateUtc="2025-05-22T18:43:00Z">
         <w:r>
           <w:rPr>
             <w:rFonts w:ascii="Arial" w:hAnsi="Arial" w:cs="Arial"/>
@@ -4189,15 +4197,15 @@
         <w:spacing w:line="480" w:lineRule="auto"/>
         <w:ind w:firstLine="720"/>
         <w:rPr>
-          <w:del w:id="270" w:author="Smith Vidaurre, Grace" w:date="2025-05-22T14:44:00Z" w16du:dateUtc="2025-05-22T18:44:00Z"/>
-          <w:moveFrom w:id="271" w:author="Smith Vidaurre, Grace" w:date="2025-05-22T14:24:00Z" w16du:dateUtc="2025-05-22T18:24:00Z"/>
-          <w:rFonts w:ascii="Arial" w:hAnsi="Arial" w:cs="Arial"/>
-        </w:rPr>
-      </w:pPr>
-      <w:moveFromRangeStart w:id="272" w:author="Smith Vidaurre, Grace" w:date="2025-05-22T14:24:00Z" w:name="move198816303"/>
-      <w:moveToRangeEnd w:id="103"/>
-      <w:moveFrom w:id="273" w:author="Smith Vidaurre, Grace" w:date="2025-05-22T14:24:00Z" w16du:dateUtc="2025-05-22T18:24:00Z">
-        <w:del w:id="274" w:author="Smith Vidaurre, Grace" w:date="2025-05-22T14:44:00Z" w16du:dateUtc="2025-05-22T18:44:00Z">
+          <w:del w:id="278" w:author="Smith Vidaurre, Grace" w:date="2025-05-22T14:44:00Z" w16du:dateUtc="2025-05-22T18:44:00Z"/>
+          <w:moveFrom w:id="279" w:author="Smith Vidaurre, Grace" w:date="2025-05-22T14:24:00Z" w16du:dateUtc="2025-05-22T18:24:00Z"/>
+          <w:rFonts w:ascii="Arial" w:hAnsi="Arial" w:cs="Arial"/>
+        </w:rPr>
+      </w:pPr>
+      <w:moveFromRangeStart w:id="280" w:author="Smith Vidaurre, Grace" w:date="2025-05-22T14:24:00Z" w:name="move198816303"/>
+      <w:moveToRangeEnd w:id="111"/>
+      <w:moveFrom w:id="281" w:author="Smith Vidaurre, Grace" w:date="2025-05-22T14:24:00Z" w16du:dateUtc="2025-05-22T18:24:00Z">
+        <w:del w:id="282" w:author="Smith Vidaurre, Grace" w:date="2025-05-22T14:44:00Z" w16du:dateUtc="2025-05-22T18:44:00Z">
           <w:r>
             <w:rPr>
               <w:rFonts w:ascii="Arial" w:hAnsi="Arial" w:cs="Arial"/>
@@ -4271,19 +4279,19 @@
             </w:rPr>
             <w:delText xml:space="preserve">taxa could lead to new insights into how vocal learning originated and continues to </w:delText>
           </w:r>
-          <w:commentRangeStart w:id="275"/>
+          <w:commentRangeStart w:id="283"/>
           <w:r>
             <w:rPr>
               <w:rFonts w:ascii="Arial" w:hAnsi="Arial" w:cs="Arial"/>
             </w:rPr>
             <w:delText>evolve</w:delText>
           </w:r>
-          <w:commentRangeEnd w:id="275"/>
+          <w:commentRangeEnd w:id="283"/>
           <w:r>
             <w:rPr>
               <w:rStyle w:val="CommentReference"/>
             </w:rPr>
-            <w:commentReference w:id="275"/>
+            <w:commentReference w:id="283"/>
           </w:r>
           <w:r>
             <w:rPr>
@@ -4294,16 +4302,16 @@
         </w:del>
       </w:moveFrom>
     </w:p>
-    <w:moveFromRangeEnd w:id="272"/>
+    <w:moveFromRangeEnd w:id="280"/>
     <w:p>
       <w:pPr>
         <w:spacing w:line="480" w:lineRule="auto"/>
         <w:rPr>
-          <w:del w:id="276" w:author="Smith Vidaurre, Grace" w:date="2025-05-22T14:44:00Z" w16du:dateUtc="2025-05-22T18:44:00Z"/>
-          <w:rFonts w:ascii="Arial" w:hAnsi="Arial" w:cs="Arial"/>
-        </w:rPr>
-      </w:pPr>
-      <w:del w:id="277" w:author="Smith Vidaurre, Grace" w:date="2025-05-22T14:44:00Z" w16du:dateUtc="2025-05-22T18:44:00Z">
+          <w:del w:id="284" w:author="Smith Vidaurre, Grace" w:date="2025-05-22T14:44:00Z" w16du:dateUtc="2025-05-22T18:44:00Z"/>
+          <w:rFonts w:ascii="Arial" w:hAnsi="Arial" w:cs="Arial"/>
+        </w:rPr>
+      </w:pPr>
+      <w:del w:id="285" w:author="Smith Vidaurre, Grace" w:date="2025-05-22T14:44:00Z" w16du:dateUtc="2025-05-22T18:44:00Z">
         <w:r>
           <w:rPr>
             <w:rFonts w:ascii="Arial" w:hAnsi="Arial" w:cs="Arial"/>
@@ -4311,8 +4319,8 @@
           <w:tab/>
         </w:r>
       </w:del>
-      <w:commentRangeStart w:id="278"/>
-      <w:del w:id="279" w:author="Smith Vidaurre, Grace" w:date="2025-05-22T14:25:00Z" w16du:dateUtc="2025-05-22T18:25:00Z">
+      <w:commentRangeStart w:id="286"/>
+      <w:del w:id="287" w:author="Smith Vidaurre, Grace" w:date="2025-05-22T14:25:00Z" w16du:dateUtc="2025-05-22T18:25:00Z">
         <w:r>
           <w:rPr>
             <w:rFonts w:ascii="Arial" w:hAnsi="Arial" w:cs="Arial"/>
@@ -4994,12 +5002,12 @@
           </w:rPr>
           <w:delText xml:space="preserve">. </w:delText>
         </w:r>
-        <w:commentRangeEnd w:id="278"/>
+        <w:commentRangeEnd w:id="286"/>
         <w:r>
           <w:rPr>
             <w:rStyle w:val="CommentReference"/>
           </w:rPr>
-          <w:commentReference w:id="278"/>
+          <w:commentReference w:id="286"/>
         </w:r>
       </w:del>
     </w:p>
@@ -5007,18 +5015,18 @@
       <w:pPr>
         <w:spacing w:line="480" w:lineRule="auto"/>
         <w:rPr>
-          <w:del w:id="280" w:author="Smith Vidaurre, Grace" w:date="2025-05-22T14:34:00Z" w16du:dateUtc="2025-05-22T18:34:00Z"/>
-          <w:rFonts w:ascii="Arial" w:hAnsi="Arial" w:cs="Arial"/>
-        </w:rPr>
-      </w:pPr>
-      <w:del w:id="281" w:author="Smith Vidaurre, Grace" w:date="2025-05-22T14:34:00Z" w16du:dateUtc="2025-05-22T18:34:00Z">
+          <w:del w:id="288" w:author="Smith Vidaurre, Grace" w:date="2025-05-22T14:34:00Z" w16du:dateUtc="2025-05-22T18:34:00Z"/>
+          <w:rFonts w:ascii="Arial" w:hAnsi="Arial" w:cs="Arial"/>
+        </w:rPr>
+      </w:pPr>
+      <w:del w:id="289" w:author="Smith Vidaurre, Grace" w:date="2025-05-22T14:34:00Z" w16du:dateUtc="2025-05-22T18:34:00Z">
         <w:r>
           <w:rPr>
             <w:rFonts w:ascii="Arial" w:hAnsi="Arial" w:cs="Arial"/>
           </w:rPr>
           <w:tab/>
         </w:r>
-        <w:commentRangeStart w:id="282"/>
+        <w:commentRangeStart w:id="290"/>
         <w:r>
           <w:rPr>
             <w:rFonts w:ascii="Arial" w:hAnsi="Arial" w:cs="Arial"/>
@@ -5085,7 +5093,7 @@
           </w:rPr>
           <w:delText xml:space="preserve"> when applied to the same datasets</w:delText>
         </w:r>
-        <w:commentRangeStart w:id="283"/>
+        <w:commentRangeStart w:id="291"/>
         <w:r>
           <w:rPr>
             <w:rFonts w:ascii="Arial" w:hAnsi="Arial" w:cs="Arial"/>
@@ -5122,12 +5130,12 @@
           </w:rPr>
           <w:fldChar w:fldCharType="end"/>
         </w:r>
-        <w:commentRangeEnd w:id="283"/>
+        <w:commentRangeEnd w:id="291"/>
         <w:r>
           <w:rPr>
             <w:rStyle w:val="CommentReference"/>
           </w:rPr>
-          <w:commentReference w:id="283"/>
+          <w:commentReference w:id="291"/>
         </w:r>
         <w:r>
           <w:rPr>
@@ -5144,7 +5152,7 @@
           <w:delText xml:space="preserve"> </w:delText>
         </w:r>
       </w:del>
-      <w:del w:id="284" w:author="Smith Vidaurre, Grace" w:date="2025-05-22T13:43:00Z" w16du:dateUtc="2025-05-22T17:43:00Z">
+      <w:del w:id="292" w:author="Smith Vidaurre, Grace" w:date="2025-05-22T13:43:00Z" w16du:dateUtc="2025-05-22T17:43:00Z">
         <w:r>
           <w:rPr>
             <w:rFonts w:ascii="Arial" w:hAnsi="Arial" w:cs="Arial"/>
@@ -5178,7 +5186,7 @@
           <w:delText xml:space="preserve"> </w:delText>
         </w:r>
       </w:del>
-      <w:del w:id="285" w:author="Smith Vidaurre, Grace" w:date="2025-05-22T14:34:00Z" w16du:dateUtc="2025-05-22T18:34:00Z">
+      <w:del w:id="293" w:author="Smith Vidaurre, Grace" w:date="2025-05-22T14:34:00Z" w16du:dateUtc="2025-05-22T18:34:00Z">
         <w:r>
           <w:rPr>
             <w:rFonts w:ascii="Arial" w:hAnsi="Arial" w:cs="Arial"/>
@@ -5209,19 +5217,19 @@
           </w:rPr>
           <w:delText xml:space="preserve"> </w:delText>
         </w:r>
-        <w:commentRangeEnd w:id="282"/>
+        <w:commentRangeEnd w:id="290"/>
         <w:r>
           <w:rPr>
             <w:rStyle w:val="CommentReference"/>
           </w:rPr>
-          <w:commentReference w:id="282"/>
+          <w:commentReference w:id="290"/>
         </w:r>
       </w:del>
-      <w:moveFromRangeStart w:id="286" w:author="Smith Vidaurre, Grace" w:date="2025-05-22T13:40:00Z" w:name="move198813658"/>
-      <w:commentRangeStart w:id="287"/>
-      <w:commentRangeStart w:id="288"/>
-      <w:moveFrom w:id="289" w:author="Smith Vidaurre, Grace" w:date="2025-05-22T13:40:00Z" w16du:dateUtc="2025-05-22T17:40:00Z">
-        <w:del w:id="290" w:author="Smith Vidaurre, Grace" w:date="2025-05-22T14:34:00Z" w16du:dateUtc="2025-05-22T18:34:00Z">
+      <w:moveFromRangeStart w:id="294" w:author="Smith Vidaurre, Grace" w:date="2025-05-22T13:40:00Z" w:name="move198813658"/>
+      <w:commentRangeStart w:id="295"/>
+      <w:commentRangeStart w:id="296"/>
+      <w:moveFrom w:id="297" w:author="Smith Vidaurre, Grace" w:date="2025-05-22T13:40:00Z" w16du:dateUtc="2025-05-22T17:40:00Z">
+        <w:del w:id="298" w:author="Smith Vidaurre, Grace" w:date="2025-05-22T14:34:00Z" w16du:dateUtc="2025-05-22T18:34:00Z">
           <w:r>
             <w:rPr>
               <w:rFonts w:ascii="Arial" w:hAnsi="Arial" w:cs="Arial"/>
@@ -5258,7 +5266,7 @@
             </w:rPr>
             <w:delText xml:space="preserve">also known as </w:delText>
           </w:r>
-          <w:commentRangeStart w:id="291"/>
+          <w:commentRangeStart w:id="299"/>
           <w:r>
             <w:rPr>
               <w:rFonts w:ascii="Arial" w:hAnsi="Arial" w:cs="Arial"/>
@@ -5313,12 +5321,12 @@
             </w:rPr>
             <w:fldChar w:fldCharType="end"/>
           </w:r>
-          <w:commentRangeEnd w:id="291"/>
+          <w:commentRangeEnd w:id="299"/>
           <w:r>
             <w:rPr>
               <w:rStyle w:val="CommentReference"/>
             </w:rPr>
-            <w:commentReference w:id="291"/>
+            <w:commentReference w:id="299"/>
           </w:r>
           <w:r>
             <w:rPr>
@@ -5577,39 +5585,39 @@
             </w:rPr>
             <w:delText xml:space="preserve">. </w:delText>
           </w:r>
-          <w:commentRangeEnd w:id="287"/>
+          <w:commentRangeEnd w:id="295"/>
           <w:r>
             <w:rPr>
               <w:rStyle w:val="CommentReference"/>
             </w:rPr>
-            <w:commentReference w:id="287"/>
+            <w:commentReference w:id="295"/>
           </w:r>
-          <w:commentRangeEnd w:id="288"/>
+          <w:commentRangeEnd w:id="296"/>
           <w:r>
             <w:rPr>
               <w:rStyle w:val="CommentReference"/>
             </w:rPr>
-            <w:commentReference w:id="288"/>
+            <w:commentReference w:id="296"/>
           </w:r>
         </w:del>
       </w:moveFrom>
-      <w:moveFromRangeEnd w:id="286"/>
+      <w:moveFromRangeEnd w:id="294"/>
     </w:p>
     <w:p>
       <w:pPr>
         <w:spacing w:line="480" w:lineRule="auto"/>
         <w:rPr>
-          <w:del w:id="292" w:author="Smith Vidaurre, Grace" w:date="2025-05-22T14:44:00Z" w16du:dateUtc="2025-05-22T18:44:00Z"/>
-          <w:rFonts w:ascii="Arial" w:hAnsi="Arial" w:cs="Arial"/>
-        </w:rPr>
-        <w:pPrChange w:id="293" w:author="Smith Vidaurre, Grace" w:date="2025-05-22T13:40:00Z" w16du:dateUtc="2025-05-22T17:40:00Z">
+          <w:del w:id="300" w:author="Smith Vidaurre, Grace" w:date="2025-05-22T14:44:00Z" w16du:dateUtc="2025-05-22T18:44:00Z"/>
+          <w:rFonts w:ascii="Arial" w:hAnsi="Arial" w:cs="Arial"/>
+        </w:rPr>
+        <w:pPrChange w:id="301" w:author="Smith Vidaurre, Grace" w:date="2025-05-22T13:40:00Z" w16du:dateUtc="2025-05-22T17:40:00Z">
           <w:pPr>
             <w:spacing w:line="480" w:lineRule="auto"/>
             <w:ind w:firstLine="720"/>
           </w:pPr>
         </w:pPrChange>
       </w:pPr>
-      <w:del w:id="294" w:author="Smith Vidaurre, Grace" w:date="2025-05-22T14:35:00Z" w16du:dateUtc="2025-05-22T18:35:00Z">
+      <w:del w:id="302" w:author="Smith Vidaurre, Grace" w:date="2025-05-22T14:35:00Z" w16du:dateUtc="2025-05-22T18:35:00Z">
         <w:r>
           <w:rPr>
             <w:rFonts w:ascii="Arial" w:hAnsi="Arial" w:cs="Arial"/>
@@ -5659,14 +5667,14 @@
           <w:delText xml:space="preserve"> </w:delText>
         </w:r>
       </w:del>
-      <w:del w:id="295" w:author="Smith Vidaurre, Grace" w:date="2025-05-22T14:44:00Z" w16du:dateUtc="2025-05-22T18:44:00Z">
+      <w:del w:id="303" w:author="Smith Vidaurre, Grace" w:date="2025-05-22T14:44:00Z" w16du:dateUtc="2025-05-22T18:44:00Z">
         <w:r>
           <w:rPr>
             <w:rFonts w:ascii="Arial" w:hAnsi="Arial" w:cs="Arial"/>
           </w:rPr>
           <w:delText>Here, we endeavored to create datasets of synthetic vocalizations with known information encoded at multiple social levels to (</w:delText>
         </w:r>
-        <w:commentRangeStart w:id="296"/>
+        <w:commentRangeStart w:id="304"/>
         <w:r>
           <w:rPr>
             <w:rFonts w:ascii="Arial" w:hAnsi="Arial" w:cs="Arial"/>
@@ -5691,12 +5699,12 @@
           </w:rPr>
           <w:delText>for detecting information across different social levels</w:delText>
         </w:r>
-        <w:commentRangeEnd w:id="296"/>
+        <w:commentRangeEnd w:id="304"/>
         <w:r>
           <w:rPr>
             <w:rStyle w:val="CommentReference"/>
           </w:rPr>
-          <w:commentReference w:id="296"/>
+          <w:commentReference w:id="304"/>
         </w:r>
         <w:r>
           <w:rPr>
@@ -5705,7 +5713,7 @@
           <w:delText>.</w:delText>
         </w:r>
       </w:del>
-      <w:del w:id="297" w:author="Smith Vidaurre, Grace" w:date="2025-05-22T14:37:00Z" w16du:dateUtc="2025-05-22T18:37:00Z">
+      <w:del w:id="305" w:author="Smith Vidaurre, Grace" w:date="2025-05-22T14:37:00Z" w16du:dateUtc="2025-05-22T18:37:00Z">
         <w:r>
           <w:rPr>
             <w:rFonts w:ascii="Arial" w:hAnsi="Arial" w:cs="Arial"/>
@@ -5718,19 +5726,19 @@
           </w:rPr>
           <w:delText xml:space="preserve">e generated synthetic vocalizations with group and individual identity information encoded in </w:delText>
         </w:r>
-        <w:commentRangeStart w:id="298"/>
+        <w:commentRangeStart w:id="306"/>
         <w:r>
           <w:rPr>
             <w:rFonts w:ascii="Arial" w:hAnsi="Arial" w:cs="Arial"/>
           </w:rPr>
           <w:delText>frequency modulation patterns, or changes in frequency over time, which animals are expected to modify via learning</w:delText>
         </w:r>
-        <w:commentRangeEnd w:id="298"/>
+        <w:commentRangeEnd w:id="306"/>
         <w:r>
           <w:rPr>
             <w:rStyle w:val="CommentReference"/>
           </w:rPr>
-          <w:commentReference w:id="298"/>
+          <w:commentReference w:id="306"/>
         </w:r>
         <w:r>
           <w:rPr>
@@ -5744,7 +5752,7 @@
           </w:rPr>
           <w:delText xml:space="preserve">Generating synthetic vocalizations with identity information encoded in </w:delText>
         </w:r>
-        <w:commentRangeStart w:id="299"/>
+        <w:commentRangeStart w:id="307"/>
         <w:r>
           <w:rPr>
             <w:rFonts w:ascii="Arial" w:hAnsi="Arial" w:cs="Arial"/>
@@ -5817,12 +5825,12 @@
           </w:rPr>
           <w:fldChar w:fldCharType="end"/>
         </w:r>
-        <w:commentRangeEnd w:id="299"/>
+        <w:commentRangeEnd w:id="307"/>
         <w:r>
           <w:rPr>
             <w:rStyle w:val="CommentReference"/>
           </w:rPr>
-          <w:commentReference w:id="299"/>
+          <w:commentReference w:id="307"/>
         </w:r>
         <w:r>
           <w:rPr>
@@ -5831,7 +5839,7 @@
           <w:delText>.</w:delText>
         </w:r>
       </w:del>
-      <w:del w:id="300" w:author="Smith Vidaurre, Grace" w:date="2025-05-22T14:44:00Z" w16du:dateUtc="2025-05-22T18:44:00Z">
+      <w:del w:id="308" w:author="Smith Vidaurre, Grace" w:date="2025-05-22T14:44:00Z" w16du:dateUtc="2025-05-22T18:44:00Z">
         <w:r>
           <w:rPr>
             <w:rFonts w:ascii="Arial" w:hAnsi="Arial" w:cs="Arial"/>
@@ -5839,7 +5847,7 @@
           <w:delText xml:space="preserve"> </w:delText>
         </w:r>
       </w:del>
-      <w:del w:id="301" w:author="Smith Vidaurre, Grace" w:date="2025-05-22T14:38:00Z" w16du:dateUtc="2025-05-22T18:38:00Z">
+      <w:del w:id="309" w:author="Smith Vidaurre, Grace" w:date="2025-05-22T14:38:00Z" w16du:dateUtc="2025-05-22T18:38:00Z">
         <w:r>
           <w:rPr>
             <w:rFonts w:ascii="Arial" w:hAnsi="Arial" w:cs="Arial"/>
@@ -5865,7 +5873,7 @@
           <w:delText>, Parson</w:delText>
         </w:r>
       </w:del>
-      <w:del w:id="302" w:author="Smith Vidaurre, Grace" w:date="2025-05-22T13:30:00Z" w16du:dateUtc="2025-05-22T17:30:00Z">
+      <w:del w:id="310" w:author="Smith Vidaurre, Grace" w:date="2025-05-22T13:30:00Z" w16du:dateUtc="2025-05-22T17:30:00Z">
         <w:r>
           <w:rPr>
             <w:rFonts w:ascii="Arial" w:hAnsi="Arial" w:cs="Arial"/>
@@ -5873,7 +5881,7 @@
           <w:delText>’</w:delText>
         </w:r>
       </w:del>
-      <w:del w:id="303" w:author="Smith Vidaurre, Grace" w:date="2025-05-22T14:38:00Z" w16du:dateUtc="2025-05-22T18:38:00Z">
+      <w:del w:id="311" w:author="Smith Vidaurre, Grace" w:date="2025-05-22T14:38:00Z" w16du:dateUtc="2025-05-22T18:38:00Z">
         <w:r>
           <w:rPr>
             <w:rFonts w:ascii="Arial" w:hAnsi="Arial" w:cs="Arial"/>
@@ -5886,19 +5894,19 @@
           </w:rPr>
           <w:delText xml:space="preserve"> to convert strings to frequency values. </w:delText>
         </w:r>
-        <w:commentRangeStart w:id="304"/>
+        <w:commentRangeStart w:id="312"/>
         <w:r>
           <w:rPr>
             <w:rFonts w:ascii="Arial" w:hAnsi="Arial" w:cs="Arial"/>
           </w:rPr>
           <w:delText xml:space="preserve">We made our code available in the new R package paRsynth </w:delText>
         </w:r>
-        <w:commentRangeEnd w:id="304"/>
+        <w:commentRangeEnd w:id="312"/>
         <w:r>
           <w:rPr>
             <w:rStyle w:val="CommentReference"/>
           </w:rPr>
-          <w:commentReference w:id="304"/>
+          <w:commentReference w:id="312"/>
         </w:r>
         <w:r>
           <w:rPr>
@@ -5991,8 +5999,8 @@
           <w:szCs w:val="22"/>
         </w:rPr>
       </w:pPr>
-      <w:commentRangeStart w:id="305"/>
-      <w:commentRangeStart w:id="306"/>
+      <w:commentRangeStart w:id="313"/>
+      <w:commentRangeStart w:id="314"/>
       <w:r>
         <w:rPr>
           <w:rFonts w:ascii="Arial" w:hAnsi="Arial" w:cs="Arial"/>
@@ -6003,19 +6011,19 @@
         </w:rPr>
         <w:t xml:space="preserve">Figure </w:t>
       </w:r>
-      <w:commentRangeEnd w:id="305"/>
+      <w:commentRangeEnd w:id="313"/>
       <w:r>
         <w:rPr>
           <w:rStyle w:val="CommentReference"/>
         </w:rPr>
-        <w:commentReference w:id="305"/>
-      </w:r>
-      <w:commentRangeEnd w:id="306"/>
+        <w:commentReference w:id="313"/>
+      </w:r>
+      <w:commentRangeEnd w:id="314"/>
       <w:r>
         <w:rPr>
           <w:rStyle w:val="CommentReference"/>
         </w:rPr>
-        <w:commentReference w:id="306"/>
+        <w:commentReference w:id="314"/>
       </w:r>
       <w:r>
         <w:rPr>
@@ -6035,7 +6043,7 @@
         </w:rPr>
         <w:t xml:space="preserve">Example character string </w:t>
       </w:r>
-      <w:del w:id="307" w:author="Smith Vidaurre, Grace" w:date="2025-05-22T14:50:00Z" w16du:dateUtc="2025-05-22T18:50:00Z">
+      <w:del w:id="315" w:author="Smith Vidaurre, Grace" w:date="2025-05-22T14:50:00Z" w16du:dateUtc="2025-05-22T18:50:00Z">
         <w:r>
           <w:rPr>
             <w:rFonts w:ascii="Arial" w:hAnsi="Arial" w:cs="Arial"/>
@@ -6045,7 +6053,7 @@
           <w:delText>created in paRsynth’s generate strings code</w:delText>
         </w:r>
       </w:del>
-      <w:ins w:id="308" w:author="Smith Vidaurre, Grace" w:date="2025-05-22T14:50:00Z" w16du:dateUtc="2025-05-22T18:50:00Z">
+      <w:ins w:id="316" w:author="Smith Vidaurre, Grace" w:date="2025-05-22T14:50:00Z" w16du:dateUtc="2025-05-22T18:50:00Z">
         <w:r>
           <w:rPr>
             <w:rFonts w:ascii="Arial" w:hAnsi="Arial" w:cs="Arial"/>
@@ -6055,7 +6063,7 @@
           <w:t>generated using our pipelin</w:t>
         </w:r>
       </w:ins>
-      <w:ins w:id="309" w:author="Smith Vidaurre, Grace" w:date="2025-05-22T14:51:00Z" w16du:dateUtc="2025-05-22T18:51:00Z">
+      <w:ins w:id="317" w:author="Smith Vidaurre, Grace" w:date="2025-05-22T14:51:00Z" w16du:dateUtc="2025-05-22T18:51:00Z">
         <w:r>
           <w:rPr>
             <w:rFonts w:ascii="Arial" w:hAnsi="Arial" w:cs="Arial"/>
@@ -6073,7 +6081,7 @@
         </w:rPr>
         <w:t>. The string consists of (1) a global head</w:t>
       </w:r>
-      <w:ins w:id="310" w:author="Smith Vidaurre, Grace" w:date="2025-05-22T14:51:00Z" w16du:dateUtc="2025-05-22T18:51:00Z">
+      <w:ins w:id="318" w:author="Smith Vidaurre, Grace" w:date="2025-05-22T14:51:00Z" w16du:dateUtc="2025-05-22T18:51:00Z">
         <w:r>
           <w:rPr>
             <w:rFonts w:ascii="Arial" w:hAnsi="Arial" w:cs="Arial"/>
@@ -6083,7 +6091,7 @@
           <w:t xml:space="preserve"> shared across </w:t>
         </w:r>
       </w:ins>
-      <w:ins w:id="311" w:author="Smith Vidaurre, Grace" w:date="2025-05-22T14:52:00Z" w16du:dateUtc="2025-05-22T18:52:00Z">
+      <w:ins w:id="319" w:author="Smith Vidaurre, Grace" w:date="2025-05-22T14:52:00Z" w16du:dateUtc="2025-05-22T18:52:00Z">
         <w:r>
           <w:rPr>
             <w:rFonts w:ascii="Arial" w:hAnsi="Arial" w:cs="Arial"/>
@@ -6101,7 +6109,7 @@
         </w:rPr>
         <w:t xml:space="preserve">, (2) </w:t>
       </w:r>
-      <w:ins w:id="312" w:author="Smith Vidaurre, Grace" w:date="2025-05-22T15:15:00Z" w16du:dateUtc="2025-05-22T19:15:00Z">
+      <w:ins w:id="320" w:author="Smith Vidaurre, Grace" w:date="2025-05-22T15:15:00Z" w16du:dateUtc="2025-05-22T19:15:00Z">
         <w:r>
           <w:rPr>
             <w:rFonts w:ascii="Arial" w:hAnsi="Arial" w:cs="Arial"/>
@@ -6117,23 +6125,41 @@
           <w:sz w:val="22"/>
           <w:szCs w:val="22"/>
         </w:rPr>
-        <w:t>group information, (3) individual information, (4) random variation, (5) group information, and (6) a global tail</w:t>
-      </w:r>
-      <w:ins w:id="313" w:author="Smith Vidaurre, Grace" w:date="2025-05-22T14:52:00Z" w16du:dateUtc="2025-05-22T18:52:00Z">
+        <w:t xml:space="preserve">group information, (3) individual information, (4) random variation, (5) </w:t>
+      </w:r>
+      <w:ins w:id="321" w:author="Smith Vidaurre, Grace" w:date="2025-05-27T21:07:00Z" w16du:dateUtc="2025-05-28T01:07:00Z">
         <w:r>
           <w:rPr>
             <w:rFonts w:ascii="Arial" w:hAnsi="Arial" w:cs="Arial"/>
             <w:sz w:val="22"/>
             <w:szCs w:val="22"/>
           </w:rPr>
-          <w:t xml:space="preserve"> </w:t>
-        </w:r>
+          <w:t xml:space="preserve">second half of </w:t>
+        </w:r>
+      </w:ins>
+      <w:r>
+        <w:rPr>
+          <w:rFonts w:ascii="Arial" w:hAnsi="Arial" w:cs="Arial"/>
+          <w:sz w:val="22"/>
+          <w:szCs w:val="22"/>
+        </w:rPr>
+        <w:t>group information, and (6) a global tail</w:t>
+      </w:r>
+      <w:ins w:id="322" w:author="Smith Vidaurre, Grace" w:date="2025-05-22T14:52:00Z" w16du:dateUtc="2025-05-22T18:52:00Z">
         <w:r>
           <w:rPr>
             <w:rFonts w:ascii="Arial" w:hAnsi="Arial" w:cs="Arial"/>
             <w:sz w:val="22"/>
             <w:szCs w:val="22"/>
           </w:rPr>
+          <w:t xml:space="preserve"> </w:t>
+        </w:r>
+        <w:r>
+          <w:rPr>
+            <w:rFonts w:ascii="Arial" w:hAnsi="Arial" w:cs="Arial"/>
+            <w:sz w:val="22"/>
+            <w:szCs w:val="22"/>
+          </w:rPr>
           <w:t>shared across calls in the dataset</w:t>
         </w:r>
       </w:ins>
@@ -6151,7 +6177,7 @@
         <w:spacing w:line="480" w:lineRule="auto"/>
         <w:ind w:firstLine="720"/>
         <w:rPr>
-          <w:ins w:id="314" w:author="Smith Vidaurre, Grace" w:date="2025-05-22T14:44:00Z" w16du:dateUtc="2025-05-22T18:44:00Z"/>
+          <w:ins w:id="323" w:author="Smith Vidaurre, Grace" w:date="2025-05-22T14:44:00Z" w16du:dateUtc="2025-05-22T18:44:00Z"/>
           <w:rFonts w:ascii="Arial" w:hAnsi="Arial" w:cs="Arial"/>
         </w:rPr>
       </w:pPr>
@@ -6161,11 +6187,11 @@
         <w:spacing w:line="480" w:lineRule="auto"/>
         <w:ind w:firstLine="720"/>
         <w:rPr>
-          <w:ins w:id="315" w:author="Smith Vidaurre, Grace" w:date="2025-05-22T14:44:00Z" w16du:dateUtc="2025-05-22T18:44:00Z"/>
-          <w:rFonts w:ascii="Arial" w:hAnsi="Arial" w:cs="Arial"/>
-        </w:rPr>
-      </w:pPr>
-      <w:ins w:id="316" w:author="Smith Vidaurre, Grace" w:date="2025-05-22T14:44:00Z" w16du:dateUtc="2025-05-22T18:44:00Z">
+          <w:ins w:id="324" w:author="Smith Vidaurre, Grace" w:date="2025-05-22T14:44:00Z" w16du:dateUtc="2025-05-22T18:44:00Z"/>
+          <w:rFonts w:ascii="Arial" w:hAnsi="Arial" w:cs="Arial"/>
+        </w:rPr>
+      </w:pPr>
+      <w:ins w:id="325" w:author="Smith Vidaurre, Grace" w:date="2025-05-22T14:44:00Z" w16du:dateUtc="2025-05-22T18:44:00Z">
         <w:r>
           <w:rPr>
             <w:rFonts w:ascii="Arial" w:hAnsi="Arial" w:cs="Arial"/>
@@ -6178,11 +6204,11 @@
       <w:pPr>
         <w:spacing w:line="480" w:lineRule="auto"/>
         <w:rPr>
-          <w:ins w:id="317" w:author="Smith Vidaurre, Grace" w:date="2025-05-22T14:44:00Z" w16du:dateUtc="2025-05-22T18:44:00Z"/>
-          <w:rFonts w:ascii="Arial" w:hAnsi="Arial" w:cs="Arial"/>
-        </w:rPr>
-      </w:pPr>
-      <w:ins w:id="318" w:author="Smith Vidaurre, Grace" w:date="2025-05-22T14:44:00Z" w16du:dateUtc="2025-05-22T18:44:00Z">
+          <w:ins w:id="326" w:author="Smith Vidaurre, Grace" w:date="2025-05-22T14:44:00Z" w16du:dateUtc="2025-05-22T18:44:00Z"/>
+          <w:rFonts w:ascii="Arial" w:hAnsi="Arial" w:cs="Arial"/>
+        </w:rPr>
+      </w:pPr>
+      <w:ins w:id="327" w:author="Smith Vidaurre, Grace" w:date="2025-05-22T14:44:00Z" w16du:dateUtc="2025-05-22T18:44:00Z">
         <w:r>
           <w:rPr>
             <w:rFonts w:ascii="Arial" w:hAnsi="Arial" w:cs="Arial"/>
@@ -6195,30 +6221,30 @@
       <w:pPr>
         <w:spacing w:line="480" w:lineRule="auto"/>
         <w:rPr>
-          <w:ins w:id="319" w:author="Smith Vidaurre, Grace" w:date="2025-05-22T14:44:00Z" w16du:dateUtc="2025-05-22T18:44:00Z"/>
-          <w:rFonts w:ascii="Arial" w:hAnsi="Arial" w:cs="Arial"/>
-        </w:rPr>
-      </w:pPr>
-      <w:ins w:id="320" w:author="Smith Vidaurre, Grace" w:date="2025-05-22T14:44:00Z" w16du:dateUtc="2025-05-22T18:44:00Z">
+          <w:ins w:id="328" w:author="Smith Vidaurre, Grace" w:date="2025-05-22T14:44:00Z" w16du:dateUtc="2025-05-22T18:44:00Z"/>
+          <w:rFonts w:ascii="Arial" w:hAnsi="Arial" w:cs="Arial"/>
+        </w:rPr>
+      </w:pPr>
+      <w:ins w:id="329" w:author="Smith Vidaurre, Grace" w:date="2025-05-22T14:44:00Z" w16du:dateUtc="2025-05-22T18:44:00Z">
         <w:r>
           <w:rPr>
             <w:rFonts w:ascii="Arial" w:hAnsi="Arial" w:cs="Arial"/>
           </w:rPr>
           <w:t>Here, we endeavored to create datasets of synthetic vocalizations with known information encoded at multiple social levels to (</w:t>
         </w:r>
-        <w:commentRangeStart w:id="321"/>
+        <w:commentRangeStart w:id="330"/>
         <w:r>
           <w:rPr>
             <w:rFonts w:ascii="Arial" w:hAnsi="Arial" w:cs="Arial"/>
           </w:rPr>
           <w:t>1) develop a pipeline of synthetic signal creation that allows for the manipulation of various social and information encoding conditions and (2) assess the accuracy of two traditional bioacoustics pipelines for detecting information across different social levels</w:t>
         </w:r>
-        <w:commentRangeEnd w:id="321"/>
+        <w:commentRangeEnd w:id="330"/>
         <w:r>
           <w:rPr>
             <w:rStyle w:val="CommentReference"/>
           </w:rPr>
-          <w:commentReference w:id="321"/>
+          <w:commentReference w:id="330"/>
         </w:r>
         <w:r>
           <w:rPr>
@@ -6233,7 +6259,7 @@
         <w:spacing w:line="480" w:lineRule="auto"/>
         <w:ind w:firstLine="720"/>
         <w:rPr>
-          <w:ins w:id="322" w:author="Smith Vidaurre, Grace" w:date="2025-05-22T14:44:00Z" w16du:dateUtc="2025-05-22T18:44:00Z"/>
+          <w:ins w:id="331" w:author="Smith Vidaurre, Grace" w:date="2025-05-22T14:44:00Z" w16du:dateUtc="2025-05-22T18:44:00Z"/>
           <w:rFonts w:ascii="Arial" w:hAnsi="Arial" w:cs="Arial"/>
         </w:rPr>
       </w:pPr>
@@ -6243,7 +6269,7 @@
         <w:spacing w:line="480" w:lineRule="auto"/>
         <w:ind w:firstLine="720"/>
         <w:rPr>
-          <w:ins w:id="323" w:author="Smith Vidaurre, Grace" w:date="2025-05-22T14:44:00Z" w16du:dateUtc="2025-05-22T18:44:00Z"/>
+          <w:ins w:id="332" w:author="Smith Vidaurre, Grace" w:date="2025-05-22T14:44:00Z" w16du:dateUtc="2025-05-22T18:44:00Z"/>
           <w:rFonts w:ascii="Arial" w:hAnsi="Arial" w:cs="Arial"/>
         </w:rPr>
       </w:pPr>
@@ -6253,7 +6279,7 @@
         <w:spacing w:line="480" w:lineRule="auto"/>
         <w:ind w:firstLine="720"/>
         <w:rPr>
-          <w:ins w:id="324" w:author="Smith Vidaurre, Grace" w:date="2025-05-22T14:44:00Z" w16du:dateUtc="2025-05-22T18:44:00Z"/>
+          <w:ins w:id="333" w:author="Smith Vidaurre, Grace" w:date="2025-05-22T14:44:00Z" w16du:dateUtc="2025-05-22T18:44:00Z"/>
           <w:rFonts w:ascii="Arial" w:hAnsi="Arial" w:cs="Arial"/>
         </w:rPr>
       </w:pPr>
@@ -6498,19 +6524,19 @@
         </w:rPr>
         <w:t xml:space="preserve">. </w:t>
       </w:r>
-      <w:commentRangeStart w:id="325"/>
+      <w:commentRangeStart w:id="334"/>
       <w:r>
         <w:rPr>
           <w:rFonts w:ascii="Arial" w:hAnsi="Arial" w:cs="Arial"/>
         </w:rPr>
         <w:t>We expected to identify clustering accuracies that were generally lower for spectrographic cross-correlation than the edit distance, since spectrographic cross-correlation was performed on strings transformed into synthetic audio files, which may have led to losses of the original information or added noise</w:t>
       </w:r>
-      <w:commentRangeEnd w:id="325"/>
+      <w:commentRangeEnd w:id="334"/>
       <w:r>
         <w:rPr>
           <w:rStyle w:val="CommentReference"/>
         </w:rPr>
-        <w:commentReference w:id="325"/>
+        <w:commentReference w:id="334"/>
       </w:r>
       <w:r>
         <w:rPr>
@@ -6560,7 +6586,7 @@
           <w:bCs/>
         </w:rPr>
       </w:pPr>
-      <w:commentRangeStart w:id="326"/>
+      <w:commentRangeStart w:id="335"/>
       <w:r>
         <w:rPr>
           <w:rFonts w:ascii="Arial" w:hAnsi="Arial" w:cs="Arial"/>
@@ -6570,12 +6596,12 @@
         <w:lastRenderedPageBreak/>
         <w:t>Results</w:t>
       </w:r>
-      <w:commentRangeEnd w:id="326"/>
+      <w:commentRangeEnd w:id="335"/>
       <w:r>
         <w:rPr>
           <w:rStyle w:val="CommentReference"/>
         </w:rPr>
-        <w:commentReference w:id="326"/>
+        <w:commentReference w:id="335"/>
       </w:r>
       <w:r>
         <w:rPr>
@@ -6585,7 +6611,7 @@
         </w:rPr>
         <w:t xml:space="preserve"> and </w:t>
       </w:r>
-      <w:commentRangeStart w:id="327"/>
+      <w:commentRangeStart w:id="336"/>
       <w:r>
         <w:rPr>
           <w:rFonts w:ascii="Arial" w:hAnsi="Arial" w:cs="Arial"/>
@@ -6594,12 +6620,12 @@
         </w:rPr>
         <w:t>Discussion</w:t>
       </w:r>
-      <w:commentRangeEnd w:id="327"/>
+      <w:commentRangeEnd w:id="336"/>
       <w:r>
         <w:rPr>
           <w:rStyle w:val="CommentReference"/>
         </w:rPr>
-        <w:commentReference w:id="327"/>
+        <w:commentReference w:id="336"/>
       </w:r>
       <w:r>
         <w:rPr>
@@ -6650,27 +6676,27 @@
         </w:rPr>
         <w:t xml:space="preserve">We created two synthetic data sets: one that created </w:t>
       </w:r>
-      <w:commentRangeStart w:id="328"/>
-      <w:commentRangeStart w:id="329"/>
+      <w:commentRangeStart w:id="337"/>
+      <w:commentRangeStart w:id="338"/>
       <w:r>
         <w:rPr>
           <w:rFonts w:ascii="Arial" w:hAnsi="Arial" w:cs="Arial"/>
         </w:rPr>
         <w:t xml:space="preserve">vocalizations </w:t>
       </w:r>
-      <w:commentRangeEnd w:id="328"/>
+      <w:commentRangeEnd w:id="337"/>
       <w:r>
         <w:rPr>
           <w:rStyle w:val="CommentReference"/>
         </w:rPr>
-        <w:commentReference w:id="328"/>
-      </w:r>
-      <w:commentRangeEnd w:id="329"/>
+        <w:commentReference w:id="337"/>
+      </w:r>
+      <w:commentRangeEnd w:id="338"/>
       <w:r>
         <w:rPr>
           <w:rStyle w:val="CommentReference"/>
         </w:rPr>
-        <w:commentReference w:id="329"/>
+        <w:commentReference w:id="338"/>
       </w:r>
       <w:r>
         <w:rPr>
@@ -6726,19 +6752,19 @@
         </w:rPr>
         <w:t xml:space="preserve"> dataset), and one that created </w:t>
       </w:r>
-      <w:commentRangeStart w:id="330"/>
+      <w:commentRangeStart w:id="339"/>
       <w:r>
         <w:rPr>
           <w:rFonts w:ascii="Arial" w:hAnsi="Arial" w:cs="Arial"/>
         </w:rPr>
         <w:t xml:space="preserve">character strings </w:t>
       </w:r>
-      <w:commentRangeEnd w:id="330"/>
+      <w:commentRangeEnd w:id="339"/>
       <w:r>
         <w:rPr>
           <w:rStyle w:val="CommentReference"/>
         </w:rPr>
-        <w:commentReference w:id="330"/>
+        <w:commentReference w:id="339"/>
       </w:r>
       <w:r>
         <w:rPr>
@@ -6961,7 +6987,7 @@
           <w:szCs w:val="22"/>
         </w:rPr>
       </w:pPr>
-      <w:commentRangeStart w:id="331"/>
+      <w:commentRangeStart w:id="340"/>
       <w:r>
         <w:rPr>
           <w:rFonts w:ascii="Arial" w:hAnsi="Arial" w:cs="Arial"/>
@@ -6972,7 +6998,7 @@
         </w:rPr>
         <w:t xml:space="preserve">Figure </w:t>
       </w:r>
-      <w:commentRangeEnd w:id="331"/>
+      <w:commentRangeEnd w:id="340"/>
       <w:r>
         <w:rPr>
           <w:rStyle w:val="CommentReference"/>
@@ -6982,7 +7008,7 @@
           <w:sz w:val="22"/>
           <w:szCs w:val="22"/>
         </w:rPr>
-        <w:commentReference w:id="331"/>
+        <w:commentReference w:id="340"/>
       </w:r>
       <w:r>
         <w:rPr>
@@ -7000,25 +7026,7 @@
           <w:sz w:val="22"/>
           <w:szCs w:val="22"/>
         </w:rPr>
-        <w:t xml:space="preserve">: Group Information </w:t>
-      </w:r>
-      <w:proofErr w:type="gramStart"/>
-      <w:r>
-        <w:rPr>
-          <w:rFonts w:ascii="Arial" w:hAnsi="Arial" w:cs="Arial"/>
-          <w:sz w:val="22"/>
-          <w:szCs w:val="22"/>
-        </w:rPr>
-        <w:t>Dataset .</w:t>
-      </w:r>
-      <w:proofErr w:type="gramEnd"/>
-      <w:r>
-        <w:rPr>
-          <w:rFonts w:ascii="Arial" w:hAnsi="Arial" w:cs="Arial"/>
-          <w:sz w:val="22"/>
-          <w:szCs w:val="22"/>
-        </w:rPr>
-        <w:t xml:space="preserve"> </w:t>
+        <w:t xml:space="preserve">: Group Information Dataset . </w:t>
       </w:r>
       <w:r>
         <w:rPr>
@@ -7102,7 +7110,7 @@
           <w:szCs w:val="22"/>
         </w:rPr>
       </w:pPr>
-      <w:commentRangeStart w:id="332"/>
+      <w:commentRangeStart w:id="341"/>
       <w:r>
         <w:rPr>
           <w:rFonts w:ascii="Arial" w:hAnsi="Arial" w:cs="Arial"/>
@@ -7113,7 +7121,7 @@
         </w:rPr>
         <w:t xml:space="preserve">Figure </w:t>
       </w:r>
-      <w:commentRangeEnd w:id="332"/>
+      <w:commentRangeEnd w:id="341"/>
       <w:r>
         <w:rPr>
           <w:rStyle w:val="CommentReference"/>
@@ -7123,7 +7131,7 @@
           <w:sz w:val="22"/>
           <w:szCs w:val="22"/>
         </w:rPr>
-        <w:commentReference w:id="332"/>
+        <w:commentReference w:id="341"/>
       </w:r>
       <w:r>
         <w:rPr>
@@ -7179,21 +7187,7 @@
           <w:rFonts w:ascii="Arial" w:hAnsi="Arial" w:cs="Arial"/>
         </w:rPr>
         <w:lastRenderedPageBreak/>
-        <w:t xml:space="preserve">encode complex information that may be </w:t>
-      </w:r>
-      <w:proofErr w:type="gramStart"/>
-      <w:r>
-        <w:rPr>
-          <w:rFonts w:ascii="Arial" w:hAnsi="Arial" w:cs="Arial"/>
-        </w:rPr>
-        <w:t>similar to</w:t>
-      </w:r>
-      <w:proofErr w:type="gramEnd"/>
-      <w:r>
-        <w:rPr>
-          <w:rFonts w:ascii="Arial" w:hAnsi="Arial" w:cs="Arial"/>
-        </w:rPr>
-        <w:t xml:space="preserve"> how animals encode information in complex multilevel societies. </w:t>
+        <w:t xml:space="preserve">encode complex information that may be similar to how animals encode information in complex multilevel societies. </w:t>
       </w:r>
     </w:p>
     <w:p>
@@ -7250,35 +7244,7 @@
         <w:rPr>
           <w:rFonts w:ascii="Arial" w:hAnsi="Arial" w:cs="Arial"/>
         </w:rPr>
-        <w:t xml:space="preserve">. Animals are known to use frequency modulation patterns to communicate social information (TKTK CITE). Our package, </w:t>
-      </w:r>
-      <w:proofErr w:type="spellStart"/>
-      <w:r>
-        <w:rPr>
-          <w:rFonts w:ascii="Arial" w:hAnsi="Arial" w:cs="Arial"/>
-        </w:rPr>
-        <w:t>paRsynth</w:t>
-      </w:r>
-      <w:proofErr w:type="spellEnd"/>
-      <w:r>
-        <w:rPr>
-          <w:rFonts w:ascii="Arial" w:hAnsi="Arial" w:cs="Arial"/>
-        </w:rPr>
-        <w:t xml:space="preserve">, takes computationally efficient characters strings and turns them into biologically relevant frequency-based signals. Therefore, we </w:t>
-      </w:r>
-      <w:proofErr w:type="gramStart"/>
-      <w:r>
-        <w:rPr>
-          <w:rFonts w:ascii="Arial" w:hAnsi="Arial" w:cs="Arial"/>
-        </w:rPr>
-        <w:t>are able to</w:t>
-      </w:r>
-      <w:proofErr w:type="gramEnd"/>
-      <w:r>
-        <w:rPr>
-          <w:rFonts w:ascii="Arial" w:hAnsi="Arial" w:cs="Arial"/>
-        </w:rPr>
-        <w:t xml:space="preserve"> generate information encoding at various levels of complexity in a biologically realistic way, combining synthetic information theory and traditional bioacoustics analysis tools. </w:t>
+        <w:t xml:space="preserve">. Animals are known to use frequency modulation patterns to communicate social information (TKTK CITE). Our package, paRsynth, takes computationally efficient characters strings and turns them into biologically relevant frequency-based signals. Therefore, we are able to generate information encoding at various levels of complexity in a biologically realistic way, combining synthetic information theory and traditional bioacoustics analysis tools. </w:t>
       </w:r>
     </w:p>
     <w:p>
@@ -7389,21 +7355,7 @@
         <w:rPr>
           <w:rFonts w:ascii="Arial" w:hAnsi="Arial" w:cs="Arial"/>
         </w:rPr>
-        <w:t xml:space="preserve">Combining </w:t>
-      </w:r>
-      <w:proofErr w:type="spellStart"/>
-      <w:r>
-        <w:rPr>
-          <w:rFonts w:ascii="Arial" w:hAnsi="Arial" w:cs="Arial"/>
-        </w:rPr>
-        <w:t>paRsynth</w:t>
-      </w:r>
-      <w:proofErr w:type="spellEnd"/>
-      <w:r>
-        <w:rPr>
-          <w:rFonts w:ascii="Arial" w:hAnsi="Arial" w:cs="Arial"/>
-        </w:rPr>
-        <w:t xml:space="preserve"> with agent-based modeling</w:t>
+        <w:t>Combining paRsynth with agent-based modeling</w:t>
       </w:r>
       <w:r>
         <w:rPr>
@@ -7556,21 +7508,7 @@
         <w:rPr>
           <w:rFonts w:ascii="Arial" w:hAnsi="Arial" w:cs="Arial"/>
         </w:rPr>
-        <w:t xml:space="preserve">Finally, accuracy patters for edit distance measurements were </w:t>
-      </w:r>
-      <w:proofErr w:type="gramStart"/>
-      <w:r>
-        <w:rPr>
-          <w:rFonts w:ascii="Arial" w:hAnsi="Arial" w:cs="Arial"/>
-        </w:rPr>
-        <w:t>similar to</w:t>
-      </w:r>
-      <w:proofErr w:type="gramEnd"/>
-      <w:r>
-        <w:rPr>
-          <w:rFonts w:ascii="Arial" w:hAnsi="Arial" w:cs="Arial"/>
-        </w:rPr>
-        <w:t xml:space="preserve"> those for SPCC measurements. </w:t>
+        <w:t xml:space="preserve">Finally, accuracy patters for edit distance measurements were similar to those for SPCC measurements. </w:t>
       </w:r>
     </w:p>
     <w:p>
@@ -7655,7 +7593,7 @@
           <w:szCs w:val="22"/>
         </w:rPr>
       </w:pPr>
-      <w:commentRangeStart w:id="333"/>
+      <w:commentRangeStart w:id="342"/>
       <w:r>
         <w:rPr>
           <w:rFonts w:ascii="Arial" w:hAnsi="Arial" w:cs="Arial"/>
@@ -7666,7 +7604,7 @@
         </w:rPr>
         <w:t xml:space="preserve">Figure </w:t>
       </w:r>
-      <w:commentRangeEnd w:id="333"/>
+      <w:commentRangeEnd w:id="342"/>
       <w:r>
         <w:rPr>
           <w:rStyle w:val="CommentReference"/>
@@ -7674,7 +7612,7 @@
           <w:sz w:val="22"/>
           <w:szCs w:val="22"/>
         </w:rPr>
-        <w:commentReference w:id="333"/>
+        <w:commentReference w:id="342"/>
       </w:r>
       <w:r>
         <w:rPr>
@@ -7717,21 +7655,7 @@
         <w:rPr>
           <w:rFonts w:ascii="Arial" w:hAnsi="Arial" w:cs="Arial"/>
         </w:rPr>
-        <w:t xml:space="preserve">To </w:t>
-      </w:r>
-      <w:proofErr w:type="spellStart"/>
-      <w:r>
-        <w:rPr>
-          <w:rFonts w:ascii="Arial" w:hAnsi="Arial" w:cs="Arial"/>
-        </w:rPr>
-        <w:t>quanitatively</w:t>
-      </w:r>
-      <w:proofErr w:type="spellEnd"/>
-      <w:r>
-        <w:rPr>
-          <w:rFonts w:ascii="Arial" w:hAnsi="Arial" w:cs="Arial"/>
-        </w:rPr>
-        <w:t xml:space="preserve"> determine the social level (group or individual) with the most vocal information that was originally encoded, w</w:t>
+        <w:t>To quanitatively determine the social level (group or individual) with the most vocal information that was originally encoded, w</w:t>
       </w:r>
       <w:r>
         <w:rPr>
@@ -7820,27 +7744,27 @@
           <w:rFonts w:ascii="Arial" w:hAnsi="Arial" w:cs="Arial"/>
         </w:rPr>
       </w:pPr>
-      <w:commentRangeStart w:id="334"/>
-      <w:commentRangeStart w:id="335"/>
+      <w:commentRangeStart w:id="343"/>
+      <w:commentRangeStart w:id="344"/>
       <w:r>
         <w:rPr>
           <w:rFonts w:ascii="Arial" w:hAnsi="Arial" w:cs="Arial"/>
         </w:rPr>
         <w:t xml:space="preserve">Table </w:t>
       </w:r>
-      <w:commentRangeEnd w:id="334"/>
+      <w:commentRangeEnd w:id="343"/>
       <w:r>
         <w:rPr>
           <w:rStyle w:val="CommentReference"/>
         </w:rPr>
-        <w:commentReference w:id="334"/>
-      </w:r>
-      <w:commentRangeEnd w:id="335"/>
+        <w:commentReference w:id="343"/>
+      </w:r>
+      <w:commentRangeEnd w:id="344"/>
       <w:r>
         <w:rPr>
           <w:rStyle w:val="CommentReference"/>
         </w:rPr>
-        <w:commentReference w:id="335"/>
+        <w:commentReference w:id="344"/>
       </w:r>
       <w:r>
         <w:rPr>
@@ -16036,7 +15960,7 @@
           <w:szCs w:val="22"/>
         </w:rPr>
       </w:pPr>
-      <w:commentRangeStart w:id="336"/>
+      <w:commentRangeStart w:id="345"/>
       <w:r>
         <w:rPr>
           <w:rFonts w:ascii="Arial" w:hAnsi="Arial" w:cs="Arial"/>
@@ -16047,7 +15971,7 @@
         </w:rPr>
         <w:t xml:space="preserve">Figure </w:t>
       </w:r>
-      <w:commentRangeEnd w:id="336"/>
+      <w:commentRangeEnd w:id="345"/>
       <w:r>
         <w:rPr>
           <w:rStyle w:val="CommentReference"/>
@@ -16055,7 +15979,7 @@
           <w:sz w:val="22"/>
           <w:szCs w:val="22"/>
         </w:rPr>
-        <w:commentReference w:id="336"/>
+        <w:commentReference w:id="345"/>
       </w:r>
       <w:r>
         <w:rPr>
@@ -16125,36 +16049,14 @@
           <w:rFonts w:ascii="Arial" w:hAnsi="Arial" w:cs="Arial"/>
         </w:rPr>
         <w:lastRenderedPageBreak/>
-        <w:t xml:space="preserve">Our package, </w:t>
-      </w:r>
-      <w:proofErr w:type="spellStart"/>
-      <w:r>
-        <w:rPr>
-          <w:rFonts w:ascii="Arial" w:hAnsi="Arial" w:cs="Arial"/>
-        </w:rPr>
-        <w:t>paRsynth</w:t>
-      </w:r>
-      <w:proofErr w:type="spellEnd"/>
-      <w:r>
-        <w:rPr>
-          <w:rFonts w:ascii="Arial" w:hAnsi="Arial" w:cs="Arial"/>
-        </w:rPr>
-        <w:t xml:space="preserve">, is a new synthetic tool for studying information encoding in animal communication. </w:t>
-      </w:r>
-      <w:r>
-        <w:rPr>
-          <w:rFonts w:ascii="Arial" w:hAnsi="Arial" w:cs="Arial"/>
-        </w:rPr>
-        <w:t xml:space="preserve">Synthetic tools offer a </w:t>
-      </w:r>
-      <w:proofErr w:type="gramStart"/>
-      <w:r>
-        <w:rPr>
-          <w:rFonts w:ascii="Arial" w:hAnsi="Arial" w:cs="Arial"/>
-        </w:rPr>
-        <w:t>practical solutions</w:t>
-      </w:r>
-      <w:proofErr w:type="gramEnd"/>
+        <w:t xml:space="preserve">Our package, paRsynth, is a new synthetic tool for studying information encoding in animal communication. </w:t>
+      </w:r>
+      <w:r>
+        <w:rPr>
+          <w:rFonts w:ascii="Arial" w:hAnsi="Arial" w:cs="Arial"/>
+        </w:rPr>
+        <w:t>Synthetic tools offer a practical solutions</w:t>
+      </w:r>
       <w:r>
         <w:rPr>
           <w:rFonts w:ascii="Arial" w:hAnsi="Arial" w:cs="Arial"/>
@@ -16351,35 +16253,7 @@
         <w:rPr>
           <w:rFonts w:ascii="Arial" w:hAnsi="Arial" w:cs="Arial"/>
         </w:rPr>
-        <w:t xml:space="preserve">sentences about </w:t>
-      </w:r>
-      <w:proofErr w:type="spellStart"/>
-      <w:r>
-        <w:rPr>
-          <w:rFonts w:ascii="Arial" w:hAnsi="Arial" w:cs="Arial"/>
-        </w:rPr>
-        <w:t>wableR</w:t>
-      </w:r>
-      <w:proofErr w:type="spellEnd"/>
-      <w:r>
-        <w:rPr>
-          <w:rFonts w:ascii="Arial" w:hAnsi="Arial" w:cs="Arial"/>
-        </w:rPr>
-        <w:t xml:space="preserve"> and </w:t>
-      </w:r>
-      <w:proofErr w:type="spellStart"/>
-      <w:r>
-        <w:rPr>
-          <w:rFonts w:ascii="Arial" w:hAnsi="Arial" w:cs="Arial"/>
-        </w:rPr>
-        <w:t>soundgen</w:t>
-      </w:r>
-      <w:proofErr w:type="spellEnd"/>
-      <w:r>
-        <w:rPr>
-          <w:rFonts w:ascii="Arial" w:hAnsi="Arial" w:cs="Arial"/>
-        </w:rPr>
-        <w:t>]</w:t>
+        <w:t>sentences about wableR and soundgen]</w:t>
       </w:r>
       <w:r>
         <w:rPr>
@@ -16602,21 +16476,7 @@
         <w:rPr>
           <w:rFonts w:ascii="Arial" w:hAnsi="Arial" w:cs="Arial"/>
         </w:rPr>
-        <w:t xml:space="preserve"> not only allow us to perform </w:t>
-      </w:r>
-      <w:proofErr w:type="gramStart"/>
-      <w:r>
-        <w:rPr>
-          <w:rFonts w:ascii="Arial" w:hAnsi="Arial" w:cs="Arial"/>
-        </w:rPr>
-        <w:t>simulation based</w:t>
-      </w:r>
-      <w:proofErr w:type="gramEnd"/>
-      <w:r>
-        <w:rPr>
-          <w:rFonts w:ascii="Arial" w:hAnsi="Arial" w:cs="Arial"/>
-        </w:rPr>
-        <w:t xml:space="preserve"> research of </w:t>
+        <w:t xml:space="preserve"> not only allow us to perform simulation based research of </w:t>
       </w:r>
       <w:r>
         <w:rPr>
@@ -16658,7 +16518,7 @@
           <w:rFonts w:ascii="Arial" w:hAnsi="Arial" w:cs="Arial"/>
         </w:rPr>
       </w:pPr>
-      <w:commentRangeStart w:id="337"/>
+      <w:commentRangeStart w:id="346"/>
       <w:r>
         <w:rPr>
           <w:rFonts w:ascii="Arial" w:hAnsi="Arial" w:cs="Arial"/>
@@ -16667,7 +16527,7 @@
         </w:rPr>
         <w:t xml:space="preserve">Materials and </w:t>
       </w:r>
-      <w:commentRangeStart w:id="338"/>
+      <w:commentRangeStart w:id="347"/>
       <w:r>
         <w:rPr>
           <w:rFonts w:ascii="Arial" w:hAnsi="Arial" w:cs="Arial"/>
@@ -16676,12 +16536,12 @@
         </w:rPr>
         <w:t>Methods</w:t>
       </w:r>
-      <w:commentRangeEnd w:id="338"/>
+      <w:commentRangeEnd w:id="347"/>
       <w:r>
         <w:rPr>
           <w:rStyle w:val="CommentReference"/>
         </w:rPr>
-        <w:commentReference w:id="338"/>
+        <w:commentReference w:id="347"/>
       </w:r>
       <w:r>
         <w:rPr>
@@ -16689,12 +16549,12 @@
         </w:rPr>
         <w:t>:</w:t>
       </w:r>
-      <w:commentRangeEnd w:id="337"/>
+      <w:commentRangeEnd w:id="346"/>
       <w:r>
         <w:rPr>
           <w:rStyle w:val="CommentReference"/>
         </w:rPr>
-        <w:commentReference w:id="337"/>
+        <w:commentReference w:id="346"/>
       </w:r>
     </w:p>
     <w:p>
@@ -16741,27 +16601,27 @@
         </w:rPr>
         <w:t xml:space="preserve"> </w:t>
       </w:r>
-      <w:commentRangeStart w:id="339"/>
-      <w:commentRangeStart w:id="340"/>
+      <w:commentRangeStart w:id="348"/>
+      <w:commentRangeStart w:id="349"/>
       <w:r>
         <w:rPr>
           <w:rFonts w:ascii="Arial" w:hAnsi="Arial" w:cs="Arial"/>
         </w:rPr>
         <w:t xml:space="preserve">5 components (Figure 1): </w:t>
       </w:r>
-      <w:commentRangeEnd w:id="339"/>
+      <w:commentRangeEnd w:id="348"/>
       <w:r>
         <w:rPr>
           <w:rStyle w:val="CommentReference"/>
         </w:rPr>
-        <w:commentReference w:id="339"/>
-      </w:r>
-      <w:commentRangeEnd w:id="340"/>
+        <w:commentReference w:id="348"/>
+      </w:r>
+      <w:commentRangeEnd w:id="349"/>
       <w:r>
         <w:rPr>
           <w:rStyle w:val="CommentReference"/>
         </w:rPr>
-        <w:commentReference w:id="340"/>
+        <w:commentReference w:id="349"/>
       </w:r>
       <w:r>
         <w:rPr>
@@ -16769,19 +16629,19 @@
         </w:rPr>
         <w:t xml:space="preserve">a global head (a string of characters shared across all individuals; TKTK character length), a section of group information, a section of individual information, another section of group information, and a global tail (a string of characters shared across all individuals; TKTK character length). Later versions of our code will allow users to choose where and how much information is encoded in the signal. We varied the character length of the group and individual sections depending on treatment, discussed below. We used three unique characters in the string: A, B, and C. </w:t>
       </w:r>
-      <w:commentRangeStart w:id="341"/>
+      <w:commentRangeStart w:id="350"/>
       <w:r>
         <w:rPr>
           <w:rFonts w:ascii="Arial" w:hAnsi="Arial" w:cs="Arial"/>
         </w:rPr>
         <w:t>Once character strings were generated, we added random variation in each call to represent variation within an individual’s call repertoires</w:t>
       </w:r>
-      <w:commentRangeEnd w:id="341"/>
+      <w:commentRangeEnd w:id="350"/>
       <w:r>
         <w:rPr>
           <w:rStyle w:val="CommentReference"/>
         </w:rPr>
-        <w:commentReference w:id="341"/>
+        <w:commentReference w:id="350"/>
       </w:r>
       <w:r>
         <w:rPr>
@@ -16802,21 +16662,7 @@
           <w:rFonts w:ascii="Arial" w:hAnsi="Arial" w:cs="Arial"/>
         </w:rPr>
         <w:tab/>
-        <w:t xml:space="preserve">Next, we </w:t>
-      </w:r>
-      <w:proofErr w:type="spellStart"/>
-      <w:r>
-        <w:rPr>
-          <w:rFonts w:ascii="Arial" w:hAnsi="Arial" w:cs="Arial"/>
-        </w:rPr>
-        <w:t>sonified</w:t>
-      </w:r>
-      <w:proofErr w:type="spellEnd"/>
-      <w:r>
-        <w:rPr>
-          <w:rFonts w:ascii="Arial" w:hAnsi="Arial" w:cs="Arial"/>
-        </w:rPr>
-        <w:t xml:space="preserve"> characters strings to synthetic vocalizations by using Parson’s code. Parson’s code summarizes the information in a tune or signal while reducing over its global characteristics </w:t>
+        <w:t xml:space="preserve">Next, we sonified characters strings to synthetic vocalizations by using Parson’s code. Parson’s code summarizes the information in a tune or signal while reducing over its global characteristics </w:t>
       </w:r>
       <w:r>
         <w:rPr>
@@ -16859,21 +16705,7 @@
           <w:rFonts w:ascii="Arial" w:hAnsi="Arial" w:cs="Arial"/>
         </w:rPr>
         <w:lastRenderedPageBreak/>
-        <w:t>frequences profile of a signal to a “</w:t>
-      </w:r>
-      <w:proofErr w:type="spellStart"/>
-      <w:r>
-        <w:rPr>
-          <w:rFonts w:ascii="Arial" w:hAnsi="Arial" w:cs="Arial"/>
-        </w:rPr>
-        <w:t>trit</w:t>
-      </w:r>
-      <w:proofErr w:type="spellEnd"/>
-      <w:r>
-        <w:rPr>
-          <w:rFonts w:ascii="Arial" w:hAnsi="Arial" w:cs="Arial"/>
-        </w:rPr>
-        <w:t xml:space="preserve">” of information by noting the direction of frequency change (up, down, or constant) in a series of subsamples from the original signal, known as Parsons segments. Parsons code is often used in the retrieval and study of music </w:t>
+        <w:t xml:space="preserve">frequences profile of a signal to a “trit” of information by noting the direction of frequency change (up, down, or constant) in a series of subsamples from the original signal, known as Parsons segments. Parsons code is often used in the retrieval and study of music </w:t>
       </w:r>
       <w:r>
         <w:rPr>
@@ -16962,47 +16794,33 @@
         </w:rPr>
         <w:t xml:space="preserve">Once strings were in Parson’s code, we converted each section of the vocalization into frequency anchors, measured in Hz. Each subcomponent of synthetic vocalization started at a randomly selected frequency between (TKTK range). </w:t>
       </w:r>
-      <w:commentRangeStart w:id="342"/>
-      <w:commentRangeStart w:id="343"/>
+      <w:commentRangeStart w:id="351"/>
+      <w:commentRangeStart w:id="352"/>
       <w:r>
         <w:rPr>
           <w:rFonts w:ascii="Arial" w:hAnsi="Arial" w:cs="Arial"/>
         </w:rPr>
         <w:t xml:space="preserve">This starting frequency served as a baseline for creating frequency anchors with Parson’s code, which determined if the next frequency anchor was greater than, less than, or the same as the frequency anchor before it. For example, if a synthetic vocalization started at 4000Hz and the first Parson’s code value is “constant”, then the next frequency anchor would also be 4000Hz. However, if the first Parson’s code was “up”, then the second frequency anchor would be 5000Hz. </w:t>
       </w:r>
-      <w:commentRangeEnd w:id="342"/>
+      <w:commentRangeEnd w:id="351"/>
       <w:r>
         <w:rPr>
           <w:rStyle w:val="CommentReference"/>
         </w:rPr>
-        <w:commentReference w:id="342"/>
-      </w:r>
-      <w:commentRangeEnd w:id="343"/>
+        <w:commentReference w:id="351"/>
+      </w:r>
+      <w:commentRangeEnd w:id="352"/>
       <w:r>
         <w:rPr>
           <w:rStyle w:val="CommentReference"/>
         </w:rPr>
-        <w:commentReference w:id="343"/>
-      </w:r>
-      <w:r>
-        <w:rPr>
-          <w:rFonts w:ascii="Arial" w:hAnsi="Arial" w:cs="Arial"/>
-        </w:rPr>
-        <w:t xml:space="preserve">Frequency shifts were kept constant at TKTK (I think 1000Hz). The starting frequency anchor was also used as a final frequency anchor in a vocalization subcomponent. Then, using the frequency anchors in each synthetic vocalization to guide frequency modulation patterns, we generated synthetic audio signals using the </w:t>
-      </w:r>
-      <w:proofErr w:type="spellStart"/>
-      <w:r>
-        <w:rPr>
-          <w:rFonts w:ascii="Arial" w:hAnsi="Arial" w:cs="Arial"/>
-        </w:rPr>
-        <w:t>Soundgen</w:t>
-      </w:r>
-      <w:proofErr w:type="spellEnd"/>
-      <w:r>
-        <w:rPr>
-          <w:rFonts w:ascii="Arial" w:hAnsi="Arial" w:cs="Arial"/>
-        </w:rPr>
-        <w:t xml:space="preserve"> package in R (CITE). The resulting synthetic vocalization files were saved as .wav files.  </w:t>
+        <w:commentReference w:id="352"/>
+      </w:r>
+      <w:r>
+        <w:rPr>
+          <w:rFonts w:ascii="Arial" w:hAnsi="Arial" w:cs="Arial"/>
+        </w:rPr>
+        <w:t xml:space="preserve">Frequency shifts were kept constant at TKTK (I think 1000Hz). The starting frequency anchor was also used as a final frequency anchor in a vocalization subcomponent. Then, using the frequency anchors in each synthetic vocalization to guide frequency modulation patterns, we generated synthetic audio signals using the Soundgen package in R (CITE). The resulting synthetic vocalization files were saved as .wav files.  </w:t>
       </w:r>
     </w:p>
     <w:p>
@@ -17018,21 +16836,7 @@
           <w:rFonts w:ascii="Arial" w:hAnsi="Arial" w:cs="Arial"/>
         </w:rPr>
         <w:lastRenderedPageBreak/>
-        <w:t xml:space="preserve">We used R to generate strings and synthetic audio signals, using the </w:t>
-      </w:r>
-      <w:proofErr w:type="spellStart"/>
-      <w:r>
-        <w:rPr>
-          <w:rFonts w:ascii="Arial" w:hAnsi="Arial" w:cs="Arial"/>
-        </w:rPr>
-        <w:t>paRsynth</w:t>
-      </w:r>
-      <w:proofErr w:type="spellEnd"/>
-      <w:r>
-        <w:rPr>
-          <w:rFonts w:ascii="Arial" w:hAnsi="Arial" w:cs="Arial"/>
-        </w:rPr>
-        <w:t xml:space="preserve"> package (code found TKTK here).</w:t>
+        <w:t>We used R to generate strings and synthetic audio signals, using the paRsynth package (code found TKTK here).</w:t>
       </w:r>
     </w:p>
     <w:p>
@@ -17075,27 +16879,27 @@
         </w:rPr>
         <w:t xml:space="preserve">Using the process described above, we created two synthetic data sets: one that created </w:t>
       </w:r>
-      <w:commentRangeStart w:id="344"/>
-      <w:commentRangeStart w:id="345"/>
+      <w:commentRangeStart w:id="353"/>
+      <w:commentRangeStart w:id="354"/>
       <w:r>
         <w:rPr>
           <w:rFonts w:ascii="Arial" w:hAnsi="Arial" w:cs="Arial"/>
         </w:rPr>
         <w:t xml:space="preserve">vocalizations </w:t>
       </w:r>
-      <w:commentRangeEnd w:id="344"/>
+      <w:commentRangeEnd w:id="353"/>
       <w:r>
         <w:rPr>
           <w:rStyle w:val="CommentReference"/>
         </w:rPr>
-        <w:commentReference w:id="344"/>
-      </w:r>
-      <w:commentRangeEnd w:id="345"/>
+        <w:commentReference w:id="353"/>
+      </w:r>
+      <w:commentRangeEnd w:id="354"/>
       <w:r>
         <w:rPr>
           <w:rStyle w:val="CommentReference"/>
         </w:rPr>
-        <w:commentReference w:id="345"/>
+        <w:commentReference w:id="354"/>
       </w:r>
       <w:r>
         <w:rPr>
@@ -17163,19 +16967,19 @@
         </w:rPr>
         <w:t xml:space="preserve"> dataset), and one that created </w:t>
       </w:r>
-      <w:commentRangeStart w:id="346"/>
+      <w:commentRangeStart w:id="355"/>
       <w:r>
         <w:rPr>
           <w:rFonts w:ascii="Arial" w:hAnsi="Arial" w:cs="Arial"/>
         </w:rPr>
         <w:t xml:space="preserve">character strings </w:t>
       </w:r>
-      <w:commentRangeEnd w:id="346"/>
+      <w:commentRangeEnd w:id="355"/>
       <w:r>
         <w:rPr>
           <w:rStyle w:val="CommentReference"/>
         </w:rPr>
-        <w:commentReference w:id="346"/>
+        <w:commentReference w:id="355"/>
       </w:r>
       <w:r>
         <w:rPr>
@@ -17195,13 +16999,13 @@
         </w:rPr>
         <w:t xml:space="preserve">; </w:t>
       </w:r>
-      <w:commentRangeStart w:id="347"/>
-      <w:commentRangeEnd w:id="347"/>
+      <w:commentRangeStart w:id="356"/>
+      <w:commentRangeEnd w:id="356"/>
       <w:r>
         <w:rPr>
           <w:rStyle w:val="CommentReference"/>
         </w:rPr>
-        <w:commentReference w:id="347"/>
+        <w:commentReference w:id="356"/>
       </w:r>
       <w:r>
         <w:rPr>
@@ -17233,19 +17037,19 @@
         </w:rPr>
         <w:t xml:space="preserve">, individual information was set to a character length of 4 characters, and group member information was set to </w:t>
       </w:r>
-      <w:commentRangeStart w:id="348"/>
+      <w:commentRangeStart w:id="357"/>
       <w:r>
         <w:rPr>
           <w:rFonts w:ascii="Arial" w:hAnsi="Arial" w:cs="Arial"/>
         </w:rPr>
         <w:t>a character length of 8 character</w:t>
       </w:r>
-      <w:commentRangeEnd w:id="348"/>
+      <w:commentRangeEnd w:id="357"/>
       <w:r>
         <w:rPr>
           <w:rStyle w:val="CommentReference"/>
         </w:rPr>
-        <w:commentReference w:id="348"/>
+        <w:commentReference w:id="357"/>
       </w:r>
       <w:r>
         <w:rPr>
@@ -17265,19 +17069,19 @@
         </w:rPr>
         <w:t xml:space="preserve">, individual information was set to a </w:t>
       </w:r>
-      <w:commentRangeStart w:id="349"/>
+      <w:commentRangeStart w:id="358"/>
       <w:r>
         <w:rPr>
           <w:rFonts w:ascii="Arial" w:hAnsi="Arial" w:cs="Arial"/>
         </w:rPr>
         <w:t>character length of 8 characters</w:t>
       </w:r>
-      <w:commentRangeEnd w:id="349"/>
+      <w:commentRangeEnd w:id="358"/>
       <w:r>
         <w:rPr>
           <w:rStyle w:val="CommentReference"/>
         </w:rPr>
-        <w:commentReference w:id="349"/>
+        <w:commentReference w:id="358"/>
       </w:r>
       <w:r>
         <w:rPr>
@@ -17298,21 +17102,7 @@
         <w:rPr>
           <w:rFonts w:ascii="Arial" w:hAnsi="Arial" w:cs="Arial"/>
         </w:rPr>
-        <w:t xml:space="preserve">After generating synthetic signals for these datasets, we used the </w:t>
-      </w:r>
-      <w:proofErr w:type="spellStart"/>
-      <w:r>
-        <w:rPr>
-          <w:rFonts w:ascii="Arial" w:hAnsi="Arial" w:cs="Arial"/>
-        </w:rPr>
-        <w:t>soundgen</w:t>
-      </w:r>
-      <w:proofErr w:type="spellEnd"/>
-      <w:r>
-        <w:rPr>
-          <w:rFonts w:ascii="Arial" w:hAnsi="Arial" w:cs="Arial"/>
-        </w:rPr>
-        <w:t xml:space="preserve"> package (TKTK citation) to convert the .wav files to spectrograms (see example of calls in Figures 2B and 3B). To validate that the group and individual information we specified in the character strings could be recovered from the generated frequency signals, we performed spectrographic cross-correlation on each dataset (SPCC; </w:t>
+        <w:t xml:space="preserve">After generating synthetic signals for these datasets, we used the soundgen package (TKTK citation) to convert the .wav files to spectrograms (see example of calls in Figures 2B and 3B). To validate that the group and individual information we specified in the character strings could be recovered from the generated frequency signals, we performed spectrographic cross-correlation on each dataset (SPCC; </w:t>
       </w:r>
       <w:r>
         <w:rPr>
@@ -17348,21 +17138,7 @@
         <w:rPr>
           <w:rFonts w:ascii="Arial" w:hAnsi="Arial" w:cs="Arial"/>
         </w:rPr>
-        <w:t xml:space="preserve">) using the </w:t>
-      </w:r>
-      <w:proofErr w:type="spellStart"/>
-      <w:r>
-        <w:rPr>
-          <w:rFonts w:ascii="Arial" w:hAnsi="Arial" w:cs="Arial"/>
-        </w:rPr>
-        <w:t>warbleR</w:t>
-      </w:r>
-      <w:proofErr w:type="spellEnd"/>
-      <w:r>
-        <w:rPr>
-          <w:rFonts w:ascii="Arial" w:hAnsi="Arial" w:cs="Arial"/>
-        </w:rPr>
-        <w:t xml:space="preserve"> package. We performed SPCC with a Hanning window, a window length of 512 samples, and a window overlap of 90 samples. We used a Pearson’s correlation method and a bandpass filter of 0 to 20 kHz. </w:t>
+        <w:t xml:space="preserve">) using the warbleR package. We performed SPCC with a Hanning window, a window length of 512 samples, and a window overlap of 90 samples. We used a Pearson’s correlation method and a bandpass filter of 0 to 20 kHz. </w:t>
       </w:r>
     </w:p>
     <w:p>
@@ -17521,19 +17297,19 @@
         </w:rPr>
         <w:t xml:space="preserve">synthetic data sets across 16 treatments that varied over social environment characteristics and information encoding rules. </w:t>
       </w:r>
-      <w:commentRangeStart w:id="350"/>
+      <w:commentRangeStart w:id="359"/>
       <w:r>
         <w:rPr>
           <w:rFonts w:ascii="Arial" w:hAnsi="Arial" w:cs="Arial"/>
         </w:rPr>
         <w:t>We varied social environment characteristics represented information signaling changes that happen in socially sparse vs socially dense signaling environments</w:t>
       </w:r>
-      <w:commentRangeEnd w:id="350"/>
+      <w:commentRangeEnd w:id="359"/>
       <w:r>
         <w:rPr>
           <w:rStyle w:val="CommentReference"/>
         </w:rPr>
-        <w:commentReference w:id="350"/>
+        <w:commentReference w:id="359"/>
       </w:r>
       <w:r>
         <w:rPr>
@@ -17562,21 +17338,7 @@
           <w:rFonts w:ascii="Arial" w:hAnsi="Arial" w:cs="Arial"/>
         </w:rPr>
         <w:tab/>
-        <w:t xml:space="preserve">Once these synthetic datasets were created, we used traditional bioacoustics tools to decode information encoded at the group and individual level. </w:t>
-      </w:r>
-      <w:proofErr w:type="gramStart"/>
-      <w:r>
-        <w:rPr>
-          <w:rFonts w:ascii="Arial" w:hAnsi="Arial" w:cs="Arial"/>
-        </w:rPr>
-        <w:t>Similar to</w:t>
-      </w:r>
-      <w:proofErr w:type="gramEnd"/>
-      <w:r>
-        <w:rPr>
-          <w:rFonts w:ascii="Arial" w:hAnsi="Arial" w:cs="Arial"/>
-        </w:rPr>
-        <w:t xml:space="preserve"> the datasets above, we performed SPCC. We also calculated the edit distance for the original strings. After these calculations, we performed Multidimensional Scaling on both the SPCC and edit distance matrices, then performed k-means clustering, randomly selecting 1 call per individual per group, to ensure that call exemplars per class matched between social levels. From this, we were able to calculate the accuracy of detecting information at the group and individual levels from vocalizations represented as character strings (edit distance pipeline) or synthetic audio files (tradition </w:t>
+        <w:t xml:space="preserve">Once these synthetic datasets were created, we used traditional bioacoustics tools to decode information encoded at the group and individual level. Similar to the datasets above, we performed SPCC. We also calculated the edit distance for the original strings. After these calculations, we performed Multidimensional Scaling on both the SPCC and edit distance matrices, then performed k-means clustering, randomly selecting 1 call per individual per group, to ensure that call exemplars per class matched between social levels. From this, we were able to calculate the accuracy of detecting information at the group and individual levels from vocalizations represented as character strings (edit distance pipeline) or synthetic audio files (tradition </w:t>
       </w:r>
       <w:r>
         <w:rPr>
@@ -18764,13 +18526,13 @@
           <w:rFonts w:ascii="Arial" w:hAnsi="Arial" w:cs="Arial"/>
         </w:rPr>
       </w:pPr>
-      <w:commentRangeStart w:id="351"/>
-      <w:commentRangeEnd w:id="351"/>
+      <w:commentRangeStart w:id="360"/>
+      <w:commentRangeEnd w:id="360"/>
       <w:r>
         <w:rPr>
           <w:rStyle w:val="CommentReference"/>
         </w:rPr>
-        <w:commentReference w:id="351"/>
+        <w:commentReference w:id="360"/>
       </w:r>
       <w:r>
         <w:rPr>
@@ -18856,21 +18618,7 @@
         <w:rPr>
           <w:rFonts w:ascii="Arial" w:hAnsi="Arial" w:cs="Arial"/>
         </w:rPr>
-        <w:t xml:space="preserve">more individual information encoded in the calls with polygons drawn by individual identity. Colors represent group </w:t>
-      </w:r>
-      <w:proofErr w:type="gramStart"/>
-      <w:r>
-        <w:rPr>
-          <w:rFonts w:ascii="Arial" w:hAnsi="Arial" w:cs="Arial"/>
-        </w:rPr>
-        <w:t>identity,</w:t>
-      </w:r>
-      <w:proofErr w:type="gramEnd"/>
-      <w:r>
-        <w:rPr>
-          <w:rFonts w:ascii="Arial" w:hAnsi="Arial" w:cs="Arial"/>
-        </w:rPr>
-        <w:t xml:space="preserve"> shapes represent different individuals.</w:t>
+        <w:t>more individual information encoded in the calls with polygons drawn by individual identity. Colors represent group identity, shapes represent different individuals.</w:t>
       </w:r>
     </w:p>
     <w:p>
@@ -19060,19 +18808,11 @@
         </w:rPr>
         <w:t>Supplemental figure 3</w:t>
       </w:r>
-      <w:proofErr w:type="gramStart"/>
-      <w:r>
-        <w:rPr>
-          <w:rFonts w:ascii="Arial" w:hAnsi="Arial" w:cs="Arial"/>
-        </w:rPr>
-        <w:t>: :</w:t>
-      </w:r>
-      <w:proofErr w:type="gramEnd"/>
-      <w:r>
-        <w:rPr>
-          <w:rFonts w:ascii="Arial" w:hAnsi="Arial" w:cs="Arial"/>
-        </w:rPr>
-        <w:t xml:space="preserve"> orange = group, blue = individual</w:t>
+      <w:r>
+        <w:rPr>
+          <w:rFonts w:ascii="Arial" w:hAnsi="Arial" w:cs="Arial"/>
+        </w:rPr>
+        <w:t>: : orange = group, blue = individual</w:t>
       </w:r>
     </w:p>
     <w:p>
@@ -19154,32 +18894,32 @@
         </w:rPr>
         <w:t xml:space="preserve">). </w:t>
       </w:r>
-      <w:commentRangeStart w:id="352"/>
+      <w:commentRangeStart w:id="361"/>
       <w:r>
         <w:rPr>
           <w:rFonts w:ascii="Arial" w:hAnsi="Arial" w:cs="Arial"/>
         </w:rPr>
         <w:t>This suggests that individuals are being categorized in distinct individual clusters when running traditional bioacoustics analyses on our synthetically generated calls.</w:t>
       </w:r>
-      <w:commentRangeEnd w:id="352"/>
+      <w:commentRangeEnd w:id="361"/>
       <w:r>
         <w:rPr>
           <w:rStyle w:val="CommentReference"/>
         </w:rPr>
-        <w:commentReference w:id="352"/>
-      </w:r>
-    </w:p>
-    <w:p>
-      <w:pPr>
-        <w:rPr>
-          <w:rFonts w:ascii="Arial" w:hAnsi="Arial" w:cs="Arial"/>
-        </w:rPr>
-      </w:pPr>
-    </w:p>
-    <w:p>
-      <w:pPr>
-        <w:rPr>
-          <w:ins w:id="353" w:author="Smith Vidaurre, Grace" w:date="2025-05-22T14:24:00Z" w16du:dateUtc="2025-05-22T18:24:00Z"/>
+        <w:commentReference w:id="361"/>
+      </w:r>
+    </w:p>
+    <w:p>
+      <w:pPr>
+        <w:rPr>
+          <w:rFonts w:ascii="Arial" w:hAnsi="Arial" w:cs="Arial"/>
+        </w:rPr>
+      </w:pPr>
+    </w:p>
+    <w:p>
+      <w:pPr>
+        <w:rPr>
+          <w:ins w:id="362" w:author="Smith Vidaurre, Grace" w:date="2025-05-22T14:24:00Z" w16du:dateUtc="2025-05-22T18:24:00Z"/>
           <w:rFonts w:ascii="Arial" w:hAnsi="Arial" w:cs="Arial"/>
           <w:b/>
           <w:bCs/>
@@ -19197,7 +18937,7 @@
     <w:p>
       <w:pPr>
         <w:rPr>
-          <w:ins w:id="354" w:author="Smith Vidaurre, Grace" w:date="2025-05-22T14:24:00Z" w16du:dateUtc="2025-05-22T18:24:00Z"/>
+          <w:ins w:id="363" w:author="Smith Vidaurre, Grace" w:date="2025-05-22T14:24:00Z" w16du:dateUtc="2025-05-22T18:24:00Z"/>
           <w:rFonts w:ascii="Arial" w:hAnsi="Arial" w:cs="Arial"/>
           <w:b/>
           <w:bCs/>
@@ -19209,12 +18949,12 @@
         <w:spacing w:line="480" w:lineRule="auto"/>
         <w:ind w:firstLine="720"/>
         <w:rPr>
-          <w:ins w:id="355" w:author="Smith Vidaurre, Grace" w:date="2025-05-22T14:25:00Z" w16du:dateUtc="2025-05-22T18:25:00Z"/>
-          <w:rFonts w:ascii="Arial" w:hAnsi="Arial" w:cs="Arial"/>
-        </w:rPr>
-      </w:pPr>
-      <w:moveToRangeStart w:id="356" w:author="Smith Vidaurre, Grace" w:date="2025-05-22T14:24:00Z" w:name="move198816303"/>
-      <w:moveTo w:id="357" w:author="Smith Vidaurre, Grace" w:date="2025-05-22T14:24:00Z" w16du:dateUtc="2025-05-22T18:24:00Z">
+          <w:ins w:id="364" w:author="Smith Vidaurre, Grace" w:date="2025-05-22T14:25:00Z" w16du:dateUtc="2025-05-22T18:25:00Z"/>
+          <w:rFonts w:ascii="Arial" w:hAnsi="Arial" w:cs="Arial"/>
+        </w:rPr>
+      </w:pPr>
+      <w:moveToRangeStart w:id="365" w:author="Smith Vidaurre, Grace" w:date="2025-05-22T14:24:00Z" w:name="move198816303"/>
+      <w:moveTo w:id="366" w:author="Smith Vidaurre, Grace" w:date="2025-05-22T14:24:00Z" w16du:dateUtc="2025-05-22T18:24:00Z">
         <w:r>
           <w:rPr>
             <w:rFonts w:ascii="Arial" w:hAnsi="Arial" w:cs="Arial"/>
@@ -19257,19 +18997,19 @@
           </w:rPr>
           <w:t xml:space="preserve">, therefore, to study to evolution of vocal learning, we must understand how vocal learners encode and perceive information in learned vocal signals. Studies of the diversity of information encoding across vocal learning taxa could lead to new insights into how vocal learning originated and continues to </w:t>
         </w:r>
-        <w:commentRangeStart w:id="358"/>
+        <w:commentRangeStart w:id="367"/>
         <w:r>
           <w:rPr>
             <w:rFonts w:ascii="Arial" w:hAnsi="Arial" w:cs="Arial"/>
           </w:rPr>
           <w:t>evolve</w:t>
         </w:r>
-        <w:commentRangeEnd w:id="358"/>
+        <w:commentRangeEnd w:id="367"/>
         <w:r>
           <w:rPr>
             <w:rStyle w:val="CommentReference"/>
           </w:rPr>
-          <w:commentReference w:id="358"/>
+          <w:commentReference w:id="367"/>
         </w:r>
         <w:r>
           <w:rPr>
@@ -19284,7 +19024,7 @@
         <w:spacing w:line="480" w:lineRule="auto"/>
         <w:ind w:firstLine="720"/>
         <w:rPr>
-          <w:ins w:id="359" w:author="Smith Vidaurre, Grace" w:date="2025-05-22T14:25:00Z" w16du:dateUtc="2025-05-22T18:25:00Z"/>
+          <w:ins w:id="368" w:author="Smith Vidaurre, Grace" w:date="2025-05-22T14:25:00Z" w16du:dateUtc="2025-05-22T18:25:00Z"/>
           <w:rFonts w:ascii="Arial" w:hAnsi="Arial" w:cs="Arial"/>
         </w:rPr>
       </w:pPr>
@@ -19294,12 +19034,12 @@
         <w:spacing w:line="480" w:lineRule="auto"/>
         <w:ind w:firstLine="720"/>
         <w:rPr>
-          <w:ins w:id="360" w:author="Smith Vidaurre, Grace" w:date="2025-05-22T14:34:00Z" w16du:dateUtc="2025-05-22T18:34:00Z"/>
-          <w:rFonts w:ascii="Arial" w:hAnsi="Arial" w:cs="Arial"/>
-        </w:rPr>
-      </w:pPr>
-      <w:commentRangeStart w:id="361"/>
-      <w:ins w:id="362" w:author="Smith Vidaurre, Grace" w:date="2025-05-22T14:25:00Z" w16du:dateUtc="2025-05-22T18:25:00Z">
+          <w:ins w:id="369" w:author="Smith Vidaurre, Grace" w:date="2025-05-22T14:34:00Z" w16du:dateUtc="2025-05-22T18:34:00Z"/>
+          <w:rFonts w:ascii="Arial" w:hAnsi="Arial" w:cs="Arial"/>
+        </w:rPr>
+      </w:pPr>
+      <w:commentRangeStart w:id="370"/>
+      <w:ins w:id="371" w:author="Smith Vidaurre, Grace" w:date="2025-05-22T14:25:00Z" w16du:dateUtc="2025-05-22T18:25:00Z">
         <w:r>
           <w:rPr>
             <w:rFonts w:ascii="Arial" w:hAnsi="Arial" w:cs="Arial"/>
@@ -19463,23 +19203,7 @@
             <w:rFonts w:ascii="Arial" w:hAnsi="Arial" w:cs="Arial"/>
             <w:highlight w:val="yellow"/>
           </w:rPr>
-          <w:t>MacDougall-</w:t>
-        </w:r>
-        <w:proofErr w:type="spellStart"/>
-        <w:r>
-          <w:rPr>
-            <w:rFonts w:ascii="Arial" w:hAnsi="Arial" w:cs="Arial"/>
-            <w:highlight w:val="yellow"/>
-          </w:rPr>
-          <w:t>Shackletons</w:t>
-        </w:r>
-        <w:proofErr w:type="spellEnd"/>
-        <w:r>
-          <w:rPr>
-            <w:rFonts w:ascii="Arial" w:hAnsi="Arial" w:cs="Arial"/>
-            <w:highlight w:val="yellow"/>
-          </w:rPr>
-          <w:t>?</w:t>
+          <w:t>MacDougall-Shackletons?</w:t>
         </w:r>
         <w:r>
           <w:rPr>
@@ -19702,12 +19426,12 @@
           </w:rPr>
           <w:t xml:space="preserve">. </w:t>
         </w:r>
-        <w:commentRangeEnd w:id="361"/>
+        <w:commentRangeEnd w:id="370"/>
         <w:r>
           <w:rPr>
             <w:rStyle w:val="CommentReference"/>
           </w:rPr>
-          <w:commentReference w:id="361"/>
+          <w:commentReference w:id="370"/>
         </w:r>
       </w:ins>
     </w:p>
@@ -19716,7 +19440,7 @@
         <w:spacing w:line="480" w:lineRule="auto"/>
         <w:ind w:firstLine="720"/>
         <w:rPr>
-          <w:ins w:id="363" w:author="Smith Vidaurre, Grace" w:date="2025-05-22T14:34:00Z" w16du:dateUtc="2025-05-22T18:34:00Z"/>
+          <w:ins w:id="372" w:author="Smith Vidaurre, Grace" w:date="2025-05-22T14:34:00Z" w16du:dateUtc="2025-05-22T18:34:00Z"/>
           <w:rFonts w:ascii="Arial" w:hAnsi="Arial" w:cs="Arial"/>
         </w:rPr>
       </w:pPr>
@@ -19726,11 +19450,11 @@
         <w:spacing w:line="480" w:lineRule="auto"/>
         <w:ind w:firstLine="720"/>
         <w:rPr>
-          <w:ins w:id="364" w:author="Smith Vidaurre, Grace" w:date="2025-05-22T14:34:00Z" w16du:dateUtc="2025-05-22T18:34:00Z"/>
-          <w:rFonts w:ascii="Arial" w:hAnsi="Arial" w:cs="Arial"/>
-        </w:rPr>
-      </w:pPr>
-      <w:ins w:id="365" w:author="Smith Vidaurre, Grace" w:date="2025-05-22T14:34:00Z" w16du:dateUtc="2025-05-22T18:34:00Z">
+          <w:ins w:id="373" w:author="Smith Vidaurre, Grace" w:date="2025-05-22T14:34:00Z" w16du:dateUtc="2025-05-22T18:34:00Z"/>
+          <w:rFonts w:ascii="Arial" w:hAnsi="Arial" w:cs="Arial"/>
+        </w:rPr>
+      </w:pPr>
+      <w:ins w:id="374" w:author="Smith Vidaurre, Grace" w:date="2025-05-22T14:34:00Z" w16du:dateUtc="2025-05-22T18:34:00Z">
         <w:r>
           <w:rPr>
             <w:rFonts w:ascii="Arial" w:hAnsi="Arial" w:cs="Arial"/>
@@ -19773,19 +19497,19 @@
           </w:rPr>
           <w:t>(</w:t>
         </w:r>
-        <w:commentRangeStart w:id="366"/>
+        <w:commentRangeStart w:id="375"/>
         <w:r>
           <w:rPr>
             <w:rFonts w:ascii="Arial" w:hAnsi="Arial" w:cs="Arial"/>
           </w:rPr>
           <w:t>CITE</w:t>
         </w:r>
-        <w:commentRangeEnd w:id="366"/>
+        <w:commentRangeEnd w:id="375"/>
         <w:r>
           <w:rPr>
             <w:rStyle w:val="CommentReference"/>
           </w:rPr>
-          <w:commentReference w:id="366"/>
+          <w:commentReference w:id="375"/>
         </w:r>
         <w:r>
           <w:rPr>
@@ -19837,7 +19561,7 @@
         <w:spacing w:line="480" w:lineRule="auto"/>
         <w:ind w:firstLine="720"/>
         <w:rPr>
-          <w:ins w:id="367" w:author="Smith Vidaurre, Grace" w:date="2025-05-22T14:35:00Z" w16du:dateUtc="2025-05-22T18:35:00Z"/>
+          <w:ins w:id="376" w:author="Smith Vidaurre, Grace" w:date="2025-05-22T14:35:00Z" w16du:dateUtc="2025-05-22T18:35:00Z"/>
           <w:rFonts w:ascii="Arial" w:hAnsi="Arial" w:cs="Arial"/>
         </w:rPr>
       </w:pPr>
@@ -19847,11 +19571,11 @@
         <w:spacing w:line="480" w:lineRule="auto"/>
         <w:ind w:firstLine="720"/>
         <w:rPr>
-          <w:moveTo w:id="368" w:author="Smith Vidaurre, Grace" w:date="2025-05-22T14:24:00Z" w16du:dateUtc="2025-05-22T18:24:00Z"/>
-          <w:rFonts w:ascii="Arial" w:hAnsi="Arial" w:cs="Arial"/>
-        </w:rPr>
-      </w:pPr>
-      <w:ins w:id="369" w:author="Smith Vidaurre, Grace" w:date="2025-05-22T14:35:00Z" w16du:dateUtc="2025-05-22T18:35:00Z">
+          <w:moveTo w:id="377" w:author="Smith Vidaurre, Grace" w:date="2025-05-22T14:24:00Z" w16du:dateUtc="2025-05-22T18:24:00Z"/>
+          <w:rFonts w:ascii="Arial" w:hAnsi="Arial" w:cs="Arial"/>
+        </w:rPr>
+      </w:pPr>
+      <w:ins w:id="378" w:author="Smith Vidaurre, Grace" w:date="2025-05-22T14:35:00Z" w16du:dateUtc="2025-05-22T18:35:00Z">
         <w:r>
           <w:rPr>
             <w:rFonts w:ascii="Arial" w:hAnsi="Arial" w:cs="Arial"/>
@@ -19896,7 +19620,7 @@
         </w:r>
       </w:ins>
     </w:p>
-    <w:moveToRangeEnd w:id="356"/>
+    <w:moveToRangeEnd w:id="365"/>
     <w:p>
       <w:pPr>
         <w:rPr>
@@ -19923,34 +19647,26 @@
           <w:bCs/>
         </w:rPr>
       </w:pPr>
-      <w:commentRangeStart w:id="370"/>
+      <w:commentRangeStart w:id="379"/>
       <w:r>
         <w:rPr>
           <w:rFonts w:ascii="Arial" w:hAnsi="Arial" w:cs="Arial"/>
         </w:rPr>
         <w:t xml:space="preserve">Second, out ability to detect the dynamics of information encoding during real time social interactions is limited by our ability to capture the totality of an individual’s or groups signal produced during these interactions. We may be over sampling from vocal learning species whose social interaction and signal production are easy to observe and </w:t>
       </w:r>
-      <w:proofErr w:type="gramStart"/>
       <w:r>
         <w:rPr>
           <w:rFonts w:ascii="Arial" w:hAnsi="Arial" w:cs="Arial"/>
         </w:rPr>
         <w:lastRenderedPageBreak/>
-        <w:t>measure, and</w:t>
-      </w:r>
-      <w:proofErr w:type="gramEnd"/>
-      <w:r>
-        <w:rPr>
-          <w:rFonts w:ascii="Arial" w:hAnsi="Arial" w:cs="Arial"/>
-        </w:rPr>
-        <w:t xml:space="preserve"> therefore may not be assessing the full scope of how information can be encoded across a range of species.</w:t>
-      </w:r>
-      <w:commentRangeEnd w:id="370"/>
+        <w:t>measure, and therefore may not be assessing the full scope of how information can be encoded across a range of species.</w:t>
+      </w:r>
+      <w:commentRangeEnd w:id="379"/>
       <w:r>
         <w:rPr>
           <w:rStyle w:val="CommentReference"/>
         </w:rPr>
-        <w:commentReference w:id="370"/>
+        <w:commentReference w:id="379"/>
       </w:r>
     </w:p>
     <w:p>
@@ -19975,35 +19691,35 @@
         </w:rPr>
         <w:t xml:space="preserve">Several computationally intensive tools have emerged to assess the degree or types of information encoded in </w:t>
       </w:r>
-      <w:commentRangeStart w:id="371"/>
-      <w:commentRangeStart w:id="372"/>
-      <w:commentRangeStart w:id="373"/>
+      <w:commentRangeStart w:id="380"/>
+      <w:commentRangeStart w:id="381"/>
+      <w:commentRangeStart w:id="382"/>
       <w:r>
         <w:rPr>
           <w:rFonts w:ascii="Arial" w:hAnsi="Arial" w:cs="Arial"/>
         </w:rPr>
         <w:t>signals</w:t>
       </w:r>
-      <w:commentRangeEnd w:id="371"/>
+      <w:commentRangeEnd w:id="380"/>
       <w:r>
         <w:rPr>
           <w:rStyle w:val="CommentReference"/>
         </w:rPr>
-        <w:commentReference w:id="371"/>
-      </w:r>
-      <w:commentRangeEnd w:id="372"/>
+        <w:commentReference w:id="380"/>
+      </w:r>
+      <w:commentRangeEnd w:id="381"/>
       <w:r>
         <w:rPr>
           <w:rStyle w:val="CommentReference"/>
         </w:rPr>
-        <w:commentReference w:id="372"/>
-      </w:r>
-      <w:commentRangeEnd w:id="373"/>
+        <w:commentReference w:id="381"/>
+      </w:r>
+      <w:commentRangeEnd w:id="382"/>
       <w:r>
         <w:rPr>
           <w:rStyle w:val="CommentReference"/>
         </w:rPr>
-        <w:commentReference w:id="373"/>
+        <w:commentReference w:id="382"/>
       </w:r>
       <w:r>
         <w:rPr>
@@ -20338,19 +20054,11 @@
           <w:rFonts w:ascii="Arial" w:hAnsi="Arial" w:cs="Arial"/>
         </w:rPr>
       </w:pPr>
-      <w:proofErr w:type="spellStart"/>
-      <w:r>
-        <w:rPr>
-          <w:rFonts w:ascii="Arial" w:hAnsi="Arial" w:cs="Arial"/>
-        </w:rPr>
-        <w:t>paRsynth</w:t>
-      </w:r>
-      <w:proofErr w:type="spellEnd"/>
-      <w:r>
-        <w:rPr>
-          <w:rFonts w:ascii="Arial" w:hAnsi="Arial" w:cs="Arial"/>
-        </w:rPr>
-        <w:t xml:space="preserve"> Part 2: validating types of analysis </w:t>
+      <w:r>
+        <w:rPr>
+          <w:rFonts w:ascii="Arial" w:hAnsi="Arial" w:cs="Arial"/>
+        </w:rPr>
+        <w:t xml:space="preserve">paRsynth Part 2: validating types of analysis </w:t>
       </w:r>
     </w:p>
     <w:p>
@@ -20461,21 +20169,7 @@
         <w:rPr>
           <w:rFonts w:ascii="Arial" w:hAnsi="Arial" w:cs="Arial"/>
         </w:rPr>
-        <w:t xml:space="preserve">These models allow us to address the statistical significance of the degree or magnitude of convergence (which we originally encoded using </w:t>
-      </w:r>
-      <w:proofErr w:type="spellStart"/>
-      <w:r>
-        <w:rPr>
-          <w:rFonts w:ascii="Arial" w:hAnsi="Arial" w:cs="Arial"/>
-        </w:rPr>
-        <w:t>paRsynth</w:t>
-      </w:r>
-      <w:proofErr w:type="spellEnd"/>
-      <w:r>
-        <w:rPr>
-          <w:rFonts w:ascii="Arial" w:hAnsi="Arial" w:cs="Arial"/>
-        </w:rPr>
-        <w:t>). The inferential statistics layer to validate that the information we originally encoded can be recovered</w:t>
+        <w:t>These models allow us to address the statistical significance of the degree or magnitude of convergence (which we originally encoded using paRsynth). The inferential statistics layer to validate that the information we originally encoded can be recovered</w:t>
       </w:r>
     </w:p>
     <w:p>
@@ -20496,21 +20190,7 @@
         <w:rPr>
           <w:rFonts w:ascii="Arial" w:hAnsi="Arial" w:cs="Arial"/>
         </w:rPr>
-        <w:t xml:space="preserve">A receiver standpoint on information recovery, in which we simulated signaler information encoding. Does the variation that we encoded </w:t>
-      </w:r>
-      <w:proofErr w:type="gramStart"/>
-      <w:r>
-        <w:rPr>
-          <w:rFonts w:ascii="Arial" w:hAnsi="Arial" w:cs="Arial"/>
-        </w:rPr>
-        <w:t>actually matter</w:t>
-      </w:r>
-      <w:proofErr w:type="gramEnd"/>
-      <w:r>
-        <w:rPr>
-          <w:rFonts w:ascii="Arial" w:hAnsi="Arial" w:cs="Arial"/>
-        </w:rPr>
-        <w:t>???</w:t>
+        <w:t>A receiver standpoint on information recovery, in which we simulated signaler information encoding. Does the variation that we encoded actually matter???</w:t>
       </w:r>
     </w:p>
     <w:p>
@@ -20531,21 +20211,7 @@
         <w:rPr>
           <w:rFonts w:ascii="Arial" w:hAnsi="Arial" w:cs="Arial"/>
         </w:rPr>
-        <w:t xml:space="preserve">Because we have repeated sampling at both social levels with known individuals, we can </w:t>
-      </w:r>
-      <w:proofErr w:type="gramStart"/>
-      <w:r>
-        <w:rPr>
-          <w:rFonts w:ascii="Arial" w:hAnsi="Arial" w:cs="Arial"/>
-        </w:rPr>
-        <w:t>actually model</w:t>
-      </w:r>
-      <w:proofErr w:type="gramEnd"/>
-      <w:r>
-        <w:rPr>
-          <w:rFonts w:ascii="Arial" w:hAnsi="Arial" w:cs="Arial"/>
-        </w:rPr>
-        <w:t xml:space="preserve"> variation in convergence within and between categories (individuals, groups) at each social level</w:t>
+        <w:t>Because we have repeated sampling at both social levels with known individuals, we can actually model variation in convergence within and between categories (individuals, groups) at each social level</w:t>
       </w:r>
     </w:p>
     <w:p>
@@ -20625,7 +20291,7 @@
       </w:r>
     </w:p>
   </w:comment>
-  <w:comment w:id="32" w:author="Coppinger, Brittany" w:date="2025-04-04T12:50:00Z" w:initials="BC">
+  <w:comment w:id="40" w:author="Coppinger, Brittany" w:date="2025-04-04T12:50:00Z" w:initials="BC">
     <w:p>
       <w:pPr>
         <w:pStyle w:val="CommentText"/>
@@ -20641,7 +20307,7 @@
       </w:r>
     </w:p>
   </w:comment>
-  <w:comment w:id="33" w:author="Smith Vidaurre, Grace" w:date="2025-05-22T13:14:00Z" w:initials="GSV">
+  <w:comment w:id="41" w:author="Smith Vidaurre, Grace" w:date="2025-05-22T13:14:00Z" w:initials="GSV">
     <w:p>
       <w:r>
         <w:rPr>
@@ -20658,7 +20324,7 @@
       </w:r>
     </w:p>
   </w:comment>
-  <w:comment w:id="40" w:author="Smith Vidaurre, Grace" w:date="2025-05-22T13:11:00Z" w:initials="GSV">
+  <w:comment w:id="48" w:author="Smith Vidaurre, Grace" w:date="2025-05-22T13:11:00Z" w:initials="GSV">
     <w:p>
       <w:r>
         <w:rPr>
@@ -20675,7 +20341,7 @@
       </w:r>
     </w:p>
   </w:comment>
-  <w:comment w:id="47" w:author="Coppinger, Brittany" w:date="2024-12-16T10:03:00Z" w:initials="BC">
+  <w:comment w:id="55" w:author="Coppinger, Brittany" w:date="2024-12-16T10:03:00Z" w:initials="BC">
     <w:p>
       <w:pPr>
         <w:pStyle w:val="CommentText"/>
@@ -20720,7 +20386,7 @@
       </w:r>
     </w:p>
   </w:comment>
-  <w:comment w:id="48" w:author="Coppinger, Brittany" w:date="2024-12-16T10:08:00Z" w:initials="BC">
+  <w:comment w:id="56" w:author="Coppinger, Brittany" w:date="2024-12-16T10:08:00Z" w:initials="BC">
     <w:p>
       <w:pPr>
         <w:pStyle w:val="CommentText"/>
@@ -20770,7 +20436,7 @@
       </w:r>
     </w:p>
   </w:comment>
-  <w:comment w:id="56" w:author="Coppinger, Brittany" w:date="2025-04-04T12:44:00Z" w:initials="BC">
+  <w:comment w:id="64" w:author="Coppinger, Brittany" w:date="2025-04-04T12:44:00Z" w:initials="BC">
     <w:p>
       <w:pPr>
         <w:pStyle w:val="CommentText"/>
@@ -20786,7 +20452,7 @@
       </w:r>
     </w:p>
   </w:comment>
-  <w:comment w:id="57" w:author="Coppinger, Brittany" w:date="2025-04-04T12:57:00Z" w:initials="BC">
+  <w:comment w:id="65" w:author="Coppinger, Brittany" w:date="2025-04-04T12:57:00Z" w:initials="BC">
     <w:p>
       <w:pPr>
         <w:pStyle w:val="CommentText"/>
@@ -20825,7 +20491,7 @@
       </w:r>
     </w:p>
   </w:comment>
-  <w:comment w:id="58" w:author="Coppinger, Brittany" w:date="2024-12-12T14:19:00Z" w:initials="BC">
+  <w:comment w:id="66" w:author="Coppinger, Brittany" w:date="2024-12-12T14:19:00Z" w:initials="BC">
     <w:p>
       <w:pPr>
         <w:pStyle w:val="CommentText"/>
@@ -20841,7 +20507,7 @@
       </w:r>
     </w:p>
   </w:comment>
-  <w:comment w:id="59" w:author="Coppinger, Brittany" w:date="2025-01-13T12:14:00Z" w:initials="BC">
+  <w:comment w:id="67" w:author="Coppinger, Brittany" w:date="2025-01-13T12:14:00Z" w:initials="BC">
     <w:p>
       <w:pPr>
         <w:pStyle w:val="CommentText"/>
@@ -20870,7 +20536,7 @@
       </w:r>
     </w:p>
   </w:comment>
-  <w:comment w:id="60" w:author="Coppinger, Brittany" w:date="2025-02-13T11:11:00Z" w:initials="BC">
+  <w:comment w:id="68" w:author="Coppinger, Brittany" w:date="2025-02-13T11:11:00Z" w:initials="BC">
     <w:p>
       <w:pPr>
         <w:pStyle w:val="CommentText"/>
@@ -20917,7 +20583,7 @@
       </w:r>
     </w:p>
   </w:comment>
-  <w:comment w:id="70" w:author="Smith Vidaurre, Grace" w:date="2024-12-18T14:31:00Z" w:initials="GSV">
+  <w:comment w:id="78" w:author="Smith Vidaurre, Grace" w:date="2024-12-18T14:31:00Z" w:initials="GSV">
     <w:p>
       <w:r>
         <w:rPr>
@@ -20934,7 +20600,7 @@
       </w:r>
     </w:p>
   </w:comment>
-  <w:comment w:id="100" w:author="Smith Vidaurre, Grace" w:date="2025-05-22T13:30:00Z" w:initials="GSV">
+  <w:comment w:id="108" w:author="Smith Vidaurre, Grace" w:date="2025-05-22T13:30:00Z" w:initials="GSV">
     <w:p>
       <w:r>
         <w:rPr>
@@ -20951,7 +20617,7 @@
       </w:r>
     </w:p>
   </w:comment>
-  <w:comment w:id="120" w:author="Smith Vidaurre, Grace" w:date="2025-05-22T13:59:00Z" w:initials="GSV">
+  <w:comment w:id="128" w:author="Smith Vidaurre, Grace" w:date="2025-05-22T13:59:00Z" w:initials="GSV">
     <w:p>
       <w:r>
         <w:rPr>
@@ -20968,7 +20634,7 @@
       </w:r>
     </w:p>
   </w:comment>
-  <w:comment w:id="117" w:author="Coppinger, Brittany" w:date="2025-04-04T09:56:00Z" w:initials="BC">
+  <w:comment w:id="125" w:author="Coppinger, Brittany" w:date="2025-04-04T09:56:00Z" w:initials="BC">
     <w:p>
       <w:pPr>
         <w:pStyle w:val="CommentText"/>
@@ -20984,7 +20650,7 @@
       </w:r>
     </w:p>
   </w:comment>
-  <w:comment w:id="143" w:author="Smith Vidaurre, Grace" w:date="2025-05-22T13:46:00Z" w:initials="GSV">
+  <w:comment w:id="151" w:author="Smith Vidaurre, Grace" w:date="2025-05-22T13:46:00Z" w:initials="GSV">
     <w:p>
       <w:r>
         <w:rPr>
@@ -21001,7 +20667,7 @@
       </w:r>
     </w:p>
   </w:comment>
-  <w:comment w:id="104" w:author="Smith Vidaurre, Grace" w:date="2025-05-22T13:22:00Z" w:initials="GSV">
+  <w:comment w:id="112" w:author="Smith Vidaurre, Grace" w:date="2025-05-22T13:22:00Z" w:initials="GSV">
     <w:p>
       <w:r>
         <w:rPr>
@@ -21018,7 +20684,7 @@
       </w:r>
     </w:p>
   </w:comment>
-  <w:comment w:id="105" w:author="Smith Vidaurre, Grace" w:date="2025-05-22T13:22:00Z" w:initials="GSV">
+  <w:comment w:id="113" w:author="Smith Vidaurre, Grace" w:date="2025-05-22T13:22:00Z" w:initials="GSV">
     <w:p>
       <w:r>
         <w:rPr>
@@ -21035,7 +20701,7 @@
       </w:r>
     </w:p>
   </w:comment>
-  <w:comment w:id="213" w:author="Smith Vidaurre, Grace" w:date="2025-05-22T13:29:00Z" w:initials="GSV">
+  <w:comment w:id="221" w:author="Smith Vidaurre, Grace" w:date="2025-05-22T13:29:00Z" w:initials="GSV">
     <w:p>
       <w:r>
         <w:rPr>
@@ -21052,7 +20718,7 @@
       </w:r>
     </w:p>
   </w:comment>
-  <w:comment w:id="219" w:author="Smith Vidaurre, Grace" w:date="2025-05-22T13:30:00Z" w:initials="GSV">
+  <w:comment w:id="227" w:author="Smith Vidaurre, Grace" w:date="2025-05-22T13:30:00Z" w:initials="GSV">
     <w:p>
       <w:r>
         <w:rPr>
@@ -21069,7 +20735,7 @@
       </w:r>
     </w:p>
   </w:comment>
-  <w:comment w:id="259" w:author="Smith Vidaurre, Grace" w:date="2025-05-22T13:30:00Z" w:initials="GSV">
+  <w:comment w:id="267" w:author="Smith Vidaurre, Grace" w:date="2025-05-22T13:30:00Z" w:initials="GSV">
     <w:p>
       <w:r>
         <w:rPr>
@@ -21086,7 +20752,7 @@
       </w:r>
     </w:p>
   </w:comment>
-  <w:comment w:id="275" w:author="Smith Vidaurre, Grace" w:date="2025-05-22T13:33:00Z" w:initials="GSV">
+  <w:comment w:id="283" w:author="Smith Vidaurre, Grace" w:date="2025-05-22T13:33:00Z" w:initials="GSV">
     <w:p>
       <w:r>
         <w:rPr>
@@ -21103,7 +20769,7 @@
       </w:r>
     </w:p>
   </w:comment>
-  <w:comment w:id="278" w:author="Smith Vidaurre, Grace" w:date="2025-05-22T13:23:00Z" w:initials="GSV">
+  <w:comment w:id="286" w:author="Smith Vidaurre, Grace" w:date="2025-05-22T13:23:00Z" w:initials="GSV">
     <w:p>
       <w:r>
         <w:rPr>
@@ -21120,7 +20786,7 @@
       </w:r>
     </w:p>
   </w:comment>
-  <w:comment w:id="283" w:author="Coppinger, Brittany" w:date="2024-12-20T14:52:00Z" w:initials="BC">
+  <w:comment w:id="291" w:author="Coppinger, Brittany" w:date="2024-12-20T14:52:00Z" w:initials="BC">
     <w:p>
       <w:pPr>
         <w:pStyle w:val="CommentText"/>
@@ -21136,7 +20802,7 @@
       </w:r>
     </w:p>
   </w:comment>
-  <w:comment w:id="282" w:author="Smith Vidaurre, Grace" w:date="2025-05-22T13:35:00Z" w:initials="GSV">
+  <w:comment w:id="290" w:author="Smith Vidaurre, Grace" w:date="2025-05-22T13:35:00Z" w:initials="GSV">
     <w:p>
       <w:r>
         <w:rPr>
@@ -21153,7 +20819,7 @@
       </w:r>
     </w:p>
   </w:comment>
-  <w:comment w:id="291" w:author="Coppinger, Brittany" w:date="2025-04-04T09:56:00Z" w:initials="BC">
+  <w:comment w:id="299" w:author="Coppinger, Brittany" w:date="2025-04-04T09:56:00Z" w:initials="BC">
     <w:p>
       <w:pPr>
         <w:pStyle w:val="CommentText"/>
@@ -21169,7 +20835,7 @@
       </w:r>
     </w:p>
   </w:comment>
-  <w:comment w:id="287" w:author="Smith Vidaurre, Grace" w:date="2025-05-22T13:22:00Z" w:initials="GSV">
+  <w:comment w:id="295" w:author="Smith Vidaurre, Grace" w:date="2025-05-22T13:22:00Z" w:initials="GSV">
     <w:p>
       <w:r>
         <w:rPr>
@@ -21186,7 +20852,7 @@
       </w:r>
     </w:p>
   </w:comment>
-  <w:comment w:id="288" w:author="Smith Vidaurre, Grace" w:date="2025-05-22T13:22:00Z" w:initials="GSV">
+  <w:comment w:id="296" w:author="Smith Vidaurre, Grace" w:date="2025-05-22T13:22:00Z" w:initials="GSV">
     <w:p>
       <w:r>
         <w:rPr>
@@ -21203,7 +20869,7 @@
       </w:r>
     </w:p>
   </w:comment>
-  <w:comment w:id="296" w:author="Coppinger, Brittany" w:date="2025-04-10T16:19:00Z" w:initials="BC">
+  <w:comment w:id="304" w:author="Coppinger, Brittany" w:date="2025-04-10T16:19:00Z" w:initials="BC">
     <w:p>
       <w:pPr>
         <w:pStyle w:val="CommentText"/>
@@ -21219,7 +20885,7 @@
       </w:r>
     </w:p>
   </w:comment>
-  <w:comment w:id="298" w:author="Smith Vidaurre, Grace" w:date="2025-05-22T13:29:00Z" w:initials="GSV">
+  <w:comment w:id="306" w:author="Smith Vidaurre, Grace" w:date="2025-05-22T13:29:00Z" w:initials="GSV">
     <w:p>
       <w:r>
         <w:rPr>
@@ -21236,7 +20902,7 @@
       </w:r>
     </w:p>
   </w:comment>
-  <w:comment w:id="299" w:author="Smith Vidaurre, Grace" w:date="2025-05-22T13:30:00Z" w:initials="GSV">
+  <w:comment w:id="307" w:author="Smith Vidaurre, Grace" w:date="2025-05-22T13:30:00Z" w:initials="GSV">
     <w:p>
       <w:r>
         <w:rPr>
@@ -21253,7 +20919,7 @@
       </w:r>
     </w:p>
   </w:comment>
-  <w:comment w:id="304" w:author="Smith Vidaurre, Grace" w:date="2025-05-22T13:30:00Z" w:initials="GSV">
+  <w:comment w:id="312" w:author="Smith Vidaurre, Grace" w:date="2025-05-22T13:30:00Z" w:initials="GSV">
     <w:p>
       <w:r>
         <w:rPr>
@@ -21270,7 +20936,7 @@
       </w:r>
     </w:p>
   </w:comment>
-  <w:comment w:id="305" w:author="Coppinger, Brittany" w:date="2025-04-10T14:49:00Z" w:initials="BC">
+  <w:comment w:id="313" w:author="Coppinger, Brittany" w:date="2025-04-10T14:49:00Z" w:initials="BC">
     <w:p>
       <w:pPr>
         <w:pStyle w:val="CommentText"/>
@@ -21286,7 +20952,7 @@
       </w:r>
     </w:p>
   </w:comment>
-  <w:comment w:id="306" w:author="Coppinger, Brittany" w:date="2025-04-10T14:50:00Z" w:initials="BC">
+  <w:comment w:id="314" w:author="Coppinger, Brittany" w:date="2025-04-10T14:50:00Z" w:initials="BC">
     <w:p>
       <w:pPr>
         <w:pStyle w:val="CommentText"/>
@@ -21302,7 +20968,7 @@
       </w:r>
     </w:p>
   </w:comment>
-  <w:comment w:id="321" w:author="Coppinger, Brittany" w:date="2025-04-10T16:19:00Z" w:initials="BC">
+  <w:comment w:id="330" w:author="Coppinger, Brittany" w:date="2025-04-10T16:19:00Z" w:initials="BC">
     <w:p>
       <w:pPr>
         <w:pStyle w:val="CommentText"/>
@@ -21318,7 +20984,7 @@
       </w:r>
     </w:p>
   </w:comment>
-  <w:comment w:id="325" w:author="Coppinger, Brittany" w:date="2025-04-10T14:31:00Z" w:initials="BC">
+  <w:comment w:id="334" w:author="Coppinger, Brittany" w:date="2025-04-10T14:31:00Z" w:initials="BC">
     <w:p>
       <w:pPr>
         <w:pStyle w:val="CommentText"/>
@@ -21334,7 +21000,7 @@
       </w:r>
     </w:p>
   </w:comment>
-  <w:comment w:id="326" w:author="Coppinger, Brittany" w:date="2025-04-09T13:29:00Z" w:initials="BC">
+  <w:comment w:id="335" w:author="Coppinger, Brittany" w:date="2025-04-09T13:29:00Z" w:initials="BC">
     <w:p>
       <w:pPr>
         <w:pStyle w:val="CommentText"/>
@@ -21350,7 +21016,7 @@
       </w:r>
     </w:p>
   </w:comment>
-  <w:comment w:id="327" w:author="Coppinger, Brittany" w:date="2025-04-10T16:25:00Z" w:initials="BC">
+  <w:comment w:id="336" w:author="Coppinger, Brittany" w:date="2025-04-10T16:25:00Z" w:initials="BC">
     <w:p>
       <w:pPr>
         <w:pStyle w:val="CommentText"/>
@@ -21366,7 +21032,7 @@
       </w:r>
     </w:p>
   </w:comment>
-  <w:comment w:id="328" w:author="Coppinger, Brittany" w:date="2025-01-07T15:07:00Z" w:initials="BC">
+  <w:comment w:id="337" w:author="Coppinger, Brittany" w:date="2025-01-07T15:07:00Z" w:initials="BC">
     <w:p>
       <w:pPr>
         <w:pStyle w:val="CommentText"/>
@@ -21382,7 +21048,7 @@
       </w:r>
     </w:p>
   </w:comment>
-  <w:comment w:id="329" w:author="Samman, Raneem" w:date="2025-01-13T15:08:00Z" w:initials="RS">
+  <w:comment w:id="338" w:author="Samman, Raneem" w:date="2025-01-13T15:08:00Z" w:initials="RS">
     <w:p>
       <w:r>
         <w:rPr>
@@ -21400,7 +21066,7 @@
       </w:r>
     </w:p>
   </w:comment>
-  <w:comment w:id="330" w:author="Samman, Raneem" w:date="2025-01-13T15:10:00Z" w:initials="RS">
+  <w:comment w:id="339" w:author="Samman, Raneem" w:date="2025-01-13T15:10:00Z" w:initials="RS">
     <w:p>
       <w:r>
         <w:rPr>
@@ -21418,7 +21084,7 @@
       </w:r>
     </w:p>
   </w:comment>
-  <w:comment w:id="331" w:author="Coppinger, Brittany" w:date="2025-04-03T14:24:00Z" w:initials="BC">
+  <w:comment w:id="340" w:author="Coppinger, Brittany" w:date="2025-04-03T14:24:00Z" w:initials="BC">
     <w:p>
       <w:pPr>
         <w:pStyle w:val="CommentText"/>
@@ -21434,7 +21100,7 @@
       </w:r>
     </w:p>
   </w:comment>
-  <w:comment w:id="332" w:author="Coppinger, Brittany" w:date="2025-04-03T14:26:00Z" w:initials="BC">
+  <w:comment w:id="341" w:author="Coppinger, Brittany" w:date="2025-04-03T14:26:00Z" w:initials="BC">
     <w:p>
       <w:pPr>
         <w:pStyle w:val="CommentText"/>
@@ -21450,7 +21116,7 @@
       </w:r>
     </w:p>
   </w:comment>
-  <w:comment w:id="333" w:author="Coppinger, Brittany" w:date="2025-04-04T10:17:00Z" w:initials="BC">
+  <w:comment w:id="342" w:author="Coppinger, Brittany" w:date="2025-04-04T10:17:00Z" w:initials="BC">
     <w:p>
       <w:pPr>
         <w:pStyle w:val="CommentText"/>
@@ -21466,7 +21132,7 @@
       </w:r>
     </w:p>
   </w:comment>
-  <w:comment w:id="334" w:author="Coppinger, Brittany" w:date="2025-04-10T16:02:00Z" w:initials="BC">
+  <w:comment w:id="343" w:author="Coppinger, Brittany" w:date="2025-04-10T16:02:00Z" w:initials="BC">
     <w:p>
       <w:pPr>
         <w:pStyle w:val="CommentText"/>
@@ -21482,7 +21148,7 @@
       </w:r>
     </w:p>
   </w:comment>
-  <w:comment w:id="335" w:author="Coppinger, Brittany" w:date="2025-05-14T12:12:00Z" w:initials="BC">
+  <w:comment w:id="344" w:author="Coppinger, Brittany" w:date="2025-05-14T12:12:00Z" w:initials="BC">
     <w:p>
       <w:pPr>
         <w:pStyle w:val="CommentText"/>
@@ -21498,7 +21164,7 @@
       </w:r>
     </w:p>
   </w:comment>
-  <w:comment w:id="336" w:author="Coppinger, Brittany" w:date="2025-04-04T10:18:00Z" w:initials="BC">
+  <w:comment w:id="345" w:author="Coppinger, Brittany" w:date="2025-04-04T10:18:00Z" w:initials="BC">
     <w:p>
       <w:pPr>
         <w:pStyle w:val="CommentText"/>
@@ -21514,7 +21180,7 @@
       </w:r>
     </w:p>
   </w:comment>
-  <w:comment w:id="338" w:author="Coppinger, Brittany" w:date="2025-02-13T14:09:00Z" w:initials="BC">
+  <w:comment w:id="347" w:author="Coppinger, Brittany" w:date="2025-02-13T14:09:00Z" w:initials="BC">
     <w:p>
       <w:pPr>
         <w:pStyle w:val="CommentText"/>
@@ -21530,7 +21196,7 @@
       </w:r>
     </w:p>
   </w:comment>
-  <w:comment w:id="337" w:author="Coppinger, Brittany" w:date="2025-04-04T12:58:00Z" w:initials="BC">
+  <w:comment w:id="346" w:author="Coppinger, Brittany" w:date="2025-04-04T12:58:00Z" w:initials="BC">
     <w:p>
       <w:pPr>
         <w:pStyle w:val="CommentText"/>
@@ -21546,7 +21212,7 @@
       </w:r>
     </w:p>
   </w:comment>
-  <w:comment w:id="339" w:author="Summer Eckhardt" w:date="2025-01-24T09:51:00Z" w:initials="SE">
+  <w:comment w:id="348" w:author="Summer Eckhardt" w:date="2025-01-24T09:51:00Z" w:initials="SE">
     <w:p>
       <w:pPr>
         <w:pStyle w:val="CommentText"/>
@@ -21562,7 +21228,7 @@
       </w:r>
     </w:p>
   </w:comment>
-  <w:comment w:id="340" w:author="Summer Eckhardt" w:date="2025-01-27T10:41:00Z" w:initials="SE">
+  <w:comment w:id="349" w:author="Summer Eckhardt" w:date="2025-01-27T10:41:00Z" w:initials="SE">
     <w:p>
       <w:pPr>
         <w:pStyle w:val="CommentText"/>
@@ -21578,7 +21244,7 @@
       </w:r>
     </w:p>
   </w:comment>
-  <w:comment w:id="341" w:author="Summer Eckhardt" w:date="2025-01-24T10:02:00Z" w:initials="SE">
+  <w:comment w:id="350" w:author="Summer Eckhardt" w:date="2025-01-24T10:02:00Z" w:initials="SE">
     <w:p>
       <w:pPr>
         <w:pStyle w:val="CommentText"/>
@@ -21594,7 +21260,7 @@
       </w:r>
     </w:p>
   </w:comment>
-  <w:comment w:id="342" w:author="Samman, Raneem" w:date="2025-01-13T15:07:00Z" w:initials="RS">
+  <w:comment w:id="351" w:author="Samman, Raneem" w:date="2025-01-13T15:07:00Z" w:initials="RS">
     <w:p>
       <w:r>
         <w:rPr>
@@ -21612,7 +21278,7 @@
       </w:r>
     </w:p>
   </w:comment>
-  <w:comment w:id="343" w:author="Coppinger, Brittany" w:date="2025-01-15T13:17:00Z" w:initials="BC">
+  <w:comment w:id="352" w:author="Coppinger, Brittany" w:date="2025-01-15T13:17:00Z" w:initials="BC">
     <w:p>
       <w:pPr>
         <w:pStyle w:val="CommentText"/>
@@ -21639,7 +21305,7 @@
       </w:r>
     </w:p>
   </w:comment>
-  <w:comment w:id="344" w:author="Coppinger, Brittany" w:date="2025-01-07T15:07:00Z" w:initials="BC">
+  <w:comment w:id="353" w:author="Coppinger, Brittany" w:date="2025-01-07T15:07:00Z" w:initials="BC">
     <w:p>
       <w:pPr>
         <w:pStyle w:val="CommentText"/>
@@ -21655,7 +21321,7 @@
       </w:r>
     </w:p>
   </w:comment>
-  <w:comment w:id="345" w:author="Samman, Raneem" w:date="2025-01-13T15:08:00Z" w:initials="RS">
+  <w:comment w:id="354" w:author="Samman, Raneem" w:date="2025-01-13T15:08:00Z" w:initials="RS">
     <w:p>
       <w:r>
         <w:rPr>
@@ -21673,7 +21339,7 @@
       </w:r>
     </w:p>
   </w:comment>
-  <w:comment w:id="346" w:author="Samman, Raneem" w:date="2025-01-13T15:10:00Z" w:initials="RS">
+  <w:comment w:id="355" w:author="Samman, Raneem" w:date="2025-01-13T15:10:00Z" w:initials="RS">
     <w:p>
       <w:r>
         <w:rPr>
@@ -21691,7 +21357,7 @@
       </w:r>
     </w:p>
   </w:comment>
-  <w:comment w:id="347" w:author="Coppinger, Brittany" w:date="2025-01-07T15:01:00Z" w:initials="BC">
+  <w:comment w:id="356" w:author="Coppinger, Brittany" w:date="2025-01-07T15:01:00Z" w:initials="BC">
     <w:p>
       <w:pPr>
         <w:pStyle w:val="CommentText"/>
@@ -21707,7 +21373,7 @@
       </w:r>
     </w:p>
   </w:comment>
-  <w:comment w:id="348" w:author="Coppinger, Brittany" w:date="2025-01-07T15:08:00Z" w:initials="BC">
+  <w:comment w:id="357" w:author="Coppinger, Brittany" w:date="2025-01-07T15:08:00Z" w:initials="BC">
     <w:p>
       <w:pPr>
         <w:pStyle w:val="CommentText"/>
@@ -21723,7 +21389,7 @@
       </w:r>
     </w:p>
   </w:comment>
-  <w:comment w:id="349" w:author="Coppinger, Brittany" w:date="2025-01-07T15:12:00Z" w:initials="BC">
+  <w:comment w:id="358" w:author="Coppinger, Brittany" w:date="2025-01-07T15:12:00Z" w:initials="BC">
     <w:p>
       <w:pPr>
         <w:pStyle w:val="CommentText"/>
@@ -21739,7 +21405,7 @@
       </w:r>
     </w:p>
   </w:comment>
-  <w:comment w:id="350" w:author="Coppinger, Brittany" w:date="2025-04-03T14:53:00Z" w:initials="BC">
+  <w:comment w:id="359" w:author="Coppinger, Brittany" w:date="2025-04-03T14:53:00Z" w:initials="BC">
     <w:p>
       <w:pPr>
         <w:pStyle w:val="CommentText"/>
@@ -21755,7 +21421,7 @@
       </w:r>
     </w:p>
   </w:comment>
-  <w:comment w:id="351" w:author="Summer Eckhardt" w:date="2025-02-04T18:49:00Z" w:initials="SE">
+  <w:comment w:id="360" w:author="Summer Eckhardt" w:date="2025-02-04T18:49:00Z" w:initials="SE">
     <w:p>
       <w:pPr>
         <w:pStyle w:val="CommentText"/>
@@ -21771,7 +21437,7 @@
       </w:r>
     </w:p>
   </w:comment>
-  <w:comment w:id="352" w:author="Summer Eckhardt" w:date="2025-02-04T19:02:00Z" w:initials="SE">
+  <w:comment w:id="361" w:author="Summer Eckhardt" w:date="2025-02-04T19:02:00Z" w:initials="SE">
     <w:p>
       <w:pPr>
         <w:pStyle w:val="CommentText"/>
@@ -21787,7 +21453,7 @@
       </w:r>
     </w:p>
   </w:comment>
-  <w:comment w:id="358" w:author="Smith Vidaurre, Grace" w:date="2025-05-22T13:33:00Z" w:initials="GSV">
+  <w:comment w:id="367" w:author="Smith Vidaurre, Grace" w:date="2025-05-22T13:33:00Z" w:initials="GSV">
     <w:p>
       <w:r>
         <w:rPr>
@@ -21804,7 +21470,7 @@
       </w:r>
     </w:p>
   </w:comment>
-  <w:comment w:id="361" w:author="Smith Vidaurre, Grace" w:date="2025-05-22T13:23:00Z" w:initials="GSV">
+  <w:comment w:id="370" w:author="Smith Vidaurre, Grace" w:date="2025-05-22T13:23:00Z" w:initials="GSV">
     <w:p>
       <w:r>
         <w:rPr>
@@ -21821,7 +21487,7 @@
       </w:r>
     </w:p>
   </w:comment>
-  <w:comment w:id="366" w:author="Smith Vidaurre, Grace" w:date="2024-12-18T14:31:00Z" w:initials="GSV">
+  <w:comment w:id="375" w:author="Smith Vidaurre, Grace" w:date="2024-12-18T14:31:00Z" w:initials="GSV">
     <w:p>
       <w:r>
         <w:rPr>
@@ -21838,7 +21504,7 @@
       </w:r>
     </w:p>
   </w:comment>
-  <w:comment w:id="370" w:author="Smith Vidaurre, Grace" w:date="2024-12-18T15:30:00Z" w:initials="GSV">
+  <w:comment w:id="379" w:author="Smith Vidaurre, Grace" w:date="2024-12-18T15:30:00Z" w:initials="GSV">
     <w:p>
       <w:r>
         <w:rPr>
@@ -21855,7 +21521,7 @@
       </w:r>
     </w:p>
   </w:comment>
-  <w:comment w:id="371" w:author="Smith Vidaurre, Grace" w:date="2024-12-16T09:35:00Z" w:initials="GSV">
+  <w:comment w:id="380" w:author="Smith Vidaurre, Grace" w:date="2024-12-16T09:35:00Z" w:initials="GSV">
     <w:p>
       <w:r>
         <w:rPr>
@@ -21872,7 +21538,7 @@
       </w:r>
     </w:p>
   </w:comment>
-  <w:comment w:id="372" w:author="Smith Vidaurre, Grace" w:date="2024-12-16T09:41:00Z" w:initials="GSV">
+  <w:comment w:id="381" w:author="Smith Vidaurre, Grace" w:date="2024-12-16T09:41:00Z" w:initials="GSV">
     <w:p>
       <w:r>
         <w:rPr>
@@ -21889,7 +21555,7 @@
       </w:r>
     </w:p>
   </w:comment>
-  <w:comment w:id="373" w:author="Coppinger, Brittany" w:date="2024-12-16T14:51:00Z" w:initials="BC">
+  <w:comment w:id="382" w:author="Coppinger, Brittany" w:date="2024-12-16T14:51:00Z" w:initials="BC">
     <w:p>
       <w:pPr>
         <w:pStyle w:val="CommentText"/>

--- a/drafts/paRsynth_methods_draft.docx
+++ b/drafts/paRsynth_methods_draft.docx
@@ -316,13 +316,7 @@
           <w:rPr>
             <w:rFonts w:ascii="Arial" w:hAnsi="Arial" w:cs="Arial"/>
           </w:rPr>
-          <w:t>Leveraging</w:t>
-        </w:r>
-        <w:r>
-          <w:rPr>
-            <w:rFonts w:ascii="Arial" w:hAnsi="Arial" w:cs="Arial"/>
-          </w:rPr>
-          <w:t xml:space="preserve"> synthetic vocal</w:t>
+          <w:t>Leveraging synthetic vocal</w:t>
         </w:r>
       </w:ins>
       <w:ins w:id="35" w:author="Smith Vidaurre, Grace" w:date="2025-05-27T21:06:00Z" w16du:dateUtc="2025-05-28T01:06:00Z">
@@ -785,7 +779,25 @@
           <w:sz w:val="24"/>
           <w:szCs w:val="24"/>
         </w:rPr>
-        <w:t>, Northhampton, MA, USA</w:t>
+        <w:t xml:space="preserve">, </w:t>
+      </w:r>
+      <w:proofErr w:type="spellStart"/>
+      <w:r>
+        <w:rPr>
+          <w:rFonts w:ascii="Arial" w:hAnsi="Arial" w:cs="Arial"/>
+          <w:sz w:val="24"/>
+          <w:szCs w:val="24"/>
+        </w:rPr>
+        <w:t>Northhampton</w:t>
+      </w:r>
+      <w:proofErr w:type="spellEnd"/>
+      <w:r>
+        <w:rPr>
+          <w:rFonts w:ascii="Arial" w:hAnsi="Arial" w:cs="Arial"/>
+          <w:sz w:val="24"/>
+          <w:szCs w:val="24"/>
+        </w:rPr>
+        <w:t>, MA, USA</w:t>
       </w:r>
     </w:p>
     <w:p>
@@ -836,7 +848,25 @@
           <w:sz w:val="24"/>
           <w:szCs w:val="24"/>
         </w:rPr>
-        <w:t>, Northhampton, MA, USA</w:t>
+        <w:t xml:space="preserve">, </w:t>
+      </w:r>
+      <w:proofErr w:type="spellStart"/>
+      <w:r>
+        <w:rPr>
+          <w:rFonts w:ascii="Arial" w:hAnsi="Arial" w:cs="Arial"/>
+          <w:sz w:val="24"/>
+          <w:szCs w:val="24"/>
+        </w:rPr>
+        <w:t>Northhampton</w:t>
+      </w:r>
+      <w:proofErr w:type="spellEnd"/>
+      <w:r>
+        <w:rPr>
+          <w:rFonts w:ascii="Arial" w:hAnsi="Arial" w:cs="Arial"/>
+          <w:sz w:val="24"/>
+          <w:szCs w:val="24"/>
+        </w:rPr>
+        <w:t>, MA, USA</w:t>
       </w:r>
     </w:p>
     <w:p>
@@ -2761,13 +2791,23 @@
           </w:rPr>
           <w:t>. Monk parakeets (</w:t>
         </w:r>
+        <w:proofErr w:type="spellStart"/>
         <w:r>
           <w:rPr>
             <w:rFonts w:ascii="Arial" w:hAnsi="Arial" w:cs="Arial"/>
             <w:i/>
             <w:iCs/>
           </w:rPr>
-          <w:t>Myiopsitta monachus</w:t>
+          <w:t>Myiopsitta</w:t>
+        </w:r>
+        <w:proofErr w:type="spellEnd"/>
+        <w:r>
+          <w:rPr>
+            <w:rFonts w:ascii="Arial" w:hAnsi="Arial" w:cs="Arial"/>
+            <w:i/>
+            <w:iCs/>
+          </w:rPr>
+          <w:t xml:space="preserve"> monachus</w:t>
         </w:r>
         <w:r>
           <w:rPr>
@@ -4086,7 +4126,21 @@
           <w:rPr>
             <w:rFonts w:ascii="Arial" w:hAnsi="Arial" w:cs="Arial"/>
           </w:rPr>
-          <w:t>with the soundgen R package</w:t>
+          <w:t xml:space="preserve">with the </w:t>
+        </w:r>
+        <w:proofErr w:type="spellStart"/>
+        <w:r>
+          <w:rPr>
+            <w:rFonts w:ascii="Arial" w:hAnsi="Arial" w:cs="Arial"/>
+          </w:rPr>
+          <w:t>soundgen</w:t>
+        </w:r>
+        <w:proofErr w:type="spellEnd"/>
+        <w:r>
+          <w:rPr>
+            <w:rFonts w:ascii="Arial" w:hAnsi="Arial" w:cs="Arial"/>
+          </w:rPr>
+          <w:t xml:space="preserve"> R package</w:t>
         </w:r>
       </w:ins>
       <w:ins w:id="266" w:author="Smith Vidaurre, Grace" w:date="2025-05-22T14:38:00Z" w16du:dateUtc="2025-05-22T18:38:00Z">
@@ -4147,9 +4201,17 @@
           <w:rPr>
             <w:rFonts w:ascii="Arial" w:hAnsi="Arial" w:cs="Arial"/>
           </w:rPr>
-          <w:t xml:space="preserve"> available in the new R package paRsynth</w:t>
+          <w:t xml:space="preserve"> available in the new R package </w:t>
+        </w:r>
+        <w:proofErr w:type="spellStart"/>
+        <w:r>
+          <w:rPr>
+            <w:rFonts w:ascii="Arial" w:hAnsi="Arial" w:cs="Arial"/>
+          </w:rPr>
+          <w:t>paRsynth</w:t>
         </w:r>
       </w:ins>
+      <w:proofErr w:type="spellEnd"/>
       <w:ins w:id="273" w:author="Smith Vidaurre, Grace" w:date="2025-05-22T14:43:00Z" w16du:dateUtc="2025-05-22T18:43:00Z">
         <w:r>
           <w:rPr>
@@ -7026,7 +7088,25 @@
           <w:sz w:val="22"/>
           <w:szCs w:val="22"/>
         </w:rPr>
-        <w:t xml:space="preserve">: Group Information Dataset . </w:t>
+        <w:t xml:space="preserve">: Group Information </w:t>
+      </w:r>
+      <w:proofErr w:type="gramStart"/>
+      <w:r>
+        <w:rPr>
+          <w:rFonts w:ascii="Arial" w:hAnsi="Arial" w:cs="Arial"/>
+          <w:sz w:val="22"/>
+          <w:szCs w:val="22"/>
+        </w:rPr>
+        <w:t>Dataset .</w:t>
+      </w:r>
+      <w:proofErr w:type="gramEnd"/>
+      <w:r>
+        <w:rPr>
+          <w:rFonts w:ascii="Arial" w:hAnsi="Arial" w:cs="Arial"/>
+          <w:sz w:val="22"/>
+          <w:szCs w:val="22"/>
+        </w:rPr>
+        <w:t xml:space="preserve"> </w:t>
       </w:r>
       <w:r>
         <w:rPr>
@@ -7187,7 +7267,21 @@
           <w:rFonts w:ascii="Arial" w:hAnsi="Arial" w:cs="Arial"/>
         </w:rPr>
         <w:lastRenderedPageBreak/>
-        <w:t xml:space="preserve">encode complex information that may be similar to how animals encode information in complex multilevel societies. </w:t>
+        <w:t xml:space="preserve">encode complex information that may be </w:t>
+      </w:r>
+      <w:proofErr w:type="gramStart"/>
+      <w:r>
+        <w:rPr>
+          <w:rFonts w:ascii="Arial" w:hAnsi="Arial" w:cs="Arial"/>
+        </w:rPr>
+        <w:t>similar to</w:t>
+      </w:r>
+      <w:proofErr w:type="gramEnd"/>
+      <w:r>
+        <w:rPr>
+          <w:rFonts w:ascii="Arial" w:hAnsi="Arial" w:cs="Arial"/>
+        </w:rPr>
+        <w:t xml:space="preserve"> how animals encode information in complex multilevel societies. </w:t>
       </w:r>
     </w:p>
     <w:p>
@@ -7244,7 +7338,35 @@
         <w:rPr>
           <w:rFonts w:ascii="Arial" w:hAnsi="Arial" w:cs="Arial"/>
         </w:rPr>
-        <w:t xml:space="preserve">. Animals are known to use frequency modulation patterns to communicate social information (TKTK CITE). Our package, paRsynth, takes computationally efficient characters strings and turns them into biologically relevant frequency-based signals. Therefore, we are able to generate information encoding at various levels of complexity in a biologically realistic way, combining synthetic information theory and traditional bioacoustics analysis tools. </w:t>
+        <w:t xml:space="preserve">. Animals are known to use frequency modulation patterns to communicate social information (TKTK CITE). Our package, </w:t>
+      </w:r>
+      <w:proofErr w:type="spellStart"/>
+      <w:r>
+        <w:rPr>
+          <w:rFonts w:ascii="Arial" w:hAnsi="Arial" w:cs="Arial"/>
+        </w:rPr>
+        <w:t>paRsynth</w:t>
+      </w:r>
+      <w:proofErr w:type="spellEnd"/>
+      <w:r>
+        <w:rPr>
+          <w:rFonts w:ascii="Arial" w:hAnsi="Arial" w:cs="Arial"/>
+        </w:rPr>
+        <w:t xml:space="preserve">, takes computationally efficient characters strings and turns them into biologically relevant frequency-based signals. Therefore, we </w:t>
+      </w:r>
+      <w:proofErr w:type="gramStart"/>
+      <w:r>
+        <w:rPr>
+          <w:rFonts w:ascii="Arial" w:hAnsi="Arial" w:cs="Arial"/>
+        </w:rPr>
+        <w:t>are able to</w:t>
+      </w:r>
+      <w:proofErr w:type="gramEnd"/>
+      <w:r>
+        <w:rPr>
+          <w:rFonts w:ascii="Arial" w:hAnsi="Arial" w:cs="Arial"/>
+        </w:rPr>
+        <w:t xml:space="preserve"> generate information encoding at various levels of complexity in a biologically realistic way, combining synthetic information theory and traditional bioacoustics analysis tools. </w:t>
       </w:r>
     </w:p>
     <w:p>
@@ -7355,7 +7477,21 @@
         <w:rPr>
           <w:rFonts w:ascii="Arial" w:hAnsi="Arial" w:cs="Arial"/>
         </w:rPr>
-        <w:t>Combining paRsynth with agent-based modeling</w:t>
+        <w:t xml:space="preserve">Combining </w:t>
+      </w:r>
+      <w:proofErr w:type="spellStart"/>
+      <w:r>
+        <w:rPr>
+          <w:rFonts w:ascii="Arial" w:hAnsi="Arial" w:cs="Arial"/>
+        </w:rPr>
+        <w:t>paRsynth</w:t>
+      </w:r>
+      <w:proofErr w:type="spellEnd"/>
+      <w:r>
+        <w:rPr>
+          <w:rFonts w:ascii="Arial" w:hAnsi="Arial" w:cs="Arial"/>
+        </w:rPr>
+        <w:t xml:space="preserve"> with agent-based modeling</w:t>
       </w:r>
       <w:r>
         <w:rPr>
@@ -7508,7 +7644,21 @@
         <w:rPr>
           <w:rFonts w:ascii="Arial" w:hAnsi="Arial" w:cs="Arial"/>
         </w:rPr>
-        <w:t xml:space="preserve">Finally, accuracy patters for edit distance measurements were similar to those for SPCC measurements. </w:t>
+        <w:t xml:space="preserve">Finally, accuracy patters for edit distance measurements were </w:t>
+      </w:r>
+      <w:proofErr w:type="gramStart"/>
+      <w:r>
+        <w:rPr>
+          <w:rFonts w:ascii="Arial" w:hAnsi="Arial" w:cs="Arial"/>
+        </w:rPr>
+        <w:t>similar to</w:t>
+      </w:r>
+      <w:proofErr w:type="gramEnd"/>
+      <w:r>
+        <w:rPr>
+          <w:rFonts w:ascii="Arial" w:hAnsi="Arial" w:cs="Arial"/>
+        </w:rPr>
+        <w:t xml:space="preserve"> those for SPCC measurements. </w:t>
       </w:r>
     </w:p>
     <w:p>
@@ -7533,9 +7683,9 @@
         </w:rPr>
         <w:lastRenderedPageBreak/>
         <w:drawing>
-          <wp:inline distT="0" distB="0" distL="0" distR="0" wp14:anchorId="7E081CA4" wp14:editId="09DE7E95">
-            <wp:extent cx="5937250" cy="5149850"/>
-            <wp:effectExtent l="0" t="0" r="6350" b="0"/>
+          <wp:inline distT="0" distB="0" distL="0" distR="0" wp14:anchorId="7E081CA4" wp14:editId="5FF1D1B6">
+            <wp:extent cx="5937250" cy="5145616"/>
+            <wp:effectExtent l="0" t="0" r="0" b="0"/>
             <wp:docPr id="782938263" name="Picture 4"/>
             <wp:cNvGraphicFramePr>
               <a:graphicFrameLocks xmlns:a="http://schemas.openxmlformats.org/drawingml/2006/main" noChangeAspect="1"/>
@@ -7544,7 +7694,7 @@
               <a:graphicData uri="http://schemas.openxmlformats.org/drawingml/2006/picture">
                 <pic:pic xmlns:pic="http://schemas.openxmlformats.org/drawingml/2006/picture">
                   <pic:nvPicPr>
-                    <pic:cNvPr id="0" name="Picture 4"/>
+                    <pic:cNvPr id="782938263" name="Picture 4"/>
                     <pic:cNvPicPr>
                       <a:picLocks noChangeAspect="1" noChangeArrowheads="1"/>
                     </pic:cNvPicPr>
@@ -7557,7 +7707,6 @@
                         </a:ext>
                       </a:extLst>
                     </a:blip>
-                    <a:srcRect/>
                     <a:stretch>
                       <a:fillRect/>
                     </a:stretch>
@@ -7565,7 +7714,7 @@
                   <pic:spPr bwMode="auto">
                     <a:xfrm>
                       <a:off x="0" y="0"/>
-                      <a:ext cx="5937250" cy="5149850"/>
+                      <a:ext cx="5937250" cy="5145616"/>
                     </a:xfrm>
                     <a:prstGeom prst="rect">
                       <a:avLst/>
@@ -7655,7 +7804,21 @@
         <w:rPr>
           <w:rFonts w:ascii="Arial" w:hAnsi="Arial" w:cs="Arial"/>
         </w:rPr>
-        <w:t>To quanitatively determine the social level (group or individual) with the most vocal information that was originally encoded, w</w:t>
+        <w:t xml:space="preserve">To </w:t>
+      </w:r>
+      <w:proofErr w:type="spellStart"/>
+      <w:r>
+        <w:rPr>
+          <w:rFonts w:ascii="Arial" w:hAnsi="Arial" w:cs="Arial"/>
+        </w:rPr>
+        <w:t>quanitatively</w:t>
+      </w:r>
+      <w:proofErr w:type="spellEnd"/>
+      <w:r>
+        <w:rPr>
+          <w:rFonts w:ascii="Arial" w:hAnsi="Arial" w:cs="Arial"/>
+        </w:rPr>
+        <w:t xml:space="preserve"> determine the social level (group or individual) with the most vocal information that was originally encoded, w</w:t>
       </w:r>
       <w:r>
         <w:rPr>
@@ -15902,9 +16065,9 @@
         </w:rPr>
         <w:lastRenderedPageBreak/>
         <w:drawing>
-          <wp:inline distT="0" distB="0" distL="0" distR="0" wp14:anchorId="5533CDDE" wp14:editId="31DA7438">
-            <wp:extent cx="5937250" cy="5149850"/>
-            <wp:effectExtent l="0" t="0" r="6350" b="0"/>
+          <wp:inline distT="0" distB="0" distL="0" distR="0" wp14:anchorId="5533CDDE" wp14:editId="5F20D14C">
+            <wp:extent cx="5937250" cy="5145616"/>
+            <wp:effectExtent l="0" t="0" r="0" b="0"/>
             <wp:docPr id="978950095" name="Picture 5"/>
             <wp:cNvGraphicFramePr>
               <a:graphicFrameLocks xmlns:a="http://schemas.openxmlformats.org/drawingml/2006/main" noChangeAspect="1"/>
@@ -15913,7 +16076,7 @@
               <a:graphicData uri="http://schemas.openxmlformats.org/drawingml/2006/picture">
                 <pic:pic xmlns:pic="http://schemas.openxmlformats.org/drawingml/2006/picture">
                   <pic:nvPicPr>
-                    <pic:cNvPr id="0" name="Picture 5"/>
+                    <pic:cNvPr id="978950095" name="Picture 5"/>
                     <pic:cNvPicPr>
                       <a:picLocks noChangeAspect="1" noChangeArrowheads="1"/>
                     </pic:cNvPicPr>
@@ -15926,7 +16089,6 @@
                         </a:ext>
                       </a:extLst>
                     </a:blip>
-                    <a:srcRect/>
                     <a:stretch>
                       <a:fillRect/>
                     </a:stretch>
@@ -15934,7 +16096,7 @@
                   <pic:spPr bwMode="auto">
                     <a:xfrm>
                       <a:off x="0" y="0"/>
-                      <a:ext cx="5937250" cy="5149850"/>
+                      <a:ext cx="5937250" cy="5145616"/>
                     </a:xfrm>
                     <a:prstGeom prst="rect">
                       <a:avLst/>
@@ -16049,14 +16211,36 @@
           <w:rFonts w:ascii="Arial" w:hAnsi="Arial" w:cs="Arial"/>
         </w:rPr>
         <w:lastRenderedPageBreak/>
-        <w:t xml:space="preserve">Our package, paRsynth, is a new synthetic tool for studying information encoding in animal communication. </w:t>
-      </w:r>
-      <w:r>
-        <w:rPr>
-          <w:rFonts w:ascii="Arial" w:hAnsi="Arial" w:cs="Arial"/>
-        </w:rPr>
-        <w:t>Synthetic tools offer a practical solutions</w:t>
-      </w:r>
+        <w:t xml:space="preserve">Our package, </w:t>
+      </w:r>
+      <w:proofErr w:type="spellStart"/>
+      <w:r>
+        <w:rPr>
+          <w:rFonts w:ascii="Arial" w:hAnsi="Arial" w:cs="Arial"/>
+        </w:rPr>
+        <w:t>paRsynth</w:t>
+      </w:r>
+      <w:proofErr w:type="spellEnd"/>
+      <w:r>
+        <w:rPr>
+          <w:rFonts w:ascii="Arial" w:hAnsi="Arial" w:cs="Arial"/>
+        </w:rPr>
+        <w:t xml:space="preserve">, is a new synthetic tool for studying information encoding in animal communication. </w:t>
+      </w:r>
+      <w:r>
+        <w:rPr>
+          <w:rFonts w:ascii="Arial" w:hAnsi="Arial" w:cs="Arial"/>
+        </w:rPr>
+        <w:t xml:space="preserve">Synthetic tools offer a </w:t>
+      </w:r>
+      <w:proofErr w:type="gramStart"/>
+      <w:r>
+        <w:rPr>
+          <w:rFonts w:ascii="Arial" w:hAnsi="Arial" w:cs="Arial"/>
+        </w:rPr>
+        <w:t>practical solutions</w:t>
+      </w:r>
+      <w:proofErr w:type="gramEnd"/>
       <w:r>
         <w:rPr>
           <w:rFonts w:ascii="Arial" w:hAnsi="Arial" w:cs="Arial"/>
@@ -16253,7 +16437,35 @@
         <w:rPr>
           <w:rFonts w:ascii="Arial" w:hAnsi="Arial" w:cs="Arial"/>
         </w:rPr>
-        <w:t>sentences about wableR and soundgen]</w:t>
+        <w:t xml:space="preserve">sentences about </w:t>
+      </w:r>
+      <w:proofErr w:type="spellStart"/>
+      <w:r>
+        <w:rPr>
+          <w:rFonts w:ascii="Arial" w:hAnsi="Arial" w:cs="Arial"/>
+        </w:rPr>
+        <w:t>wableR</w:t>
+      </w:r>
+      <w:proofErr w:type="spellEnd"/>
+      <w:r>
+        <w:rPr>
+          <w:rFonts w:ascii="Arial" w:hAnsi="Arial" w:cs="Arial"/>
+        </w:rPr>
+        <w:t xml:space="preserve"> and </w:t>
+      </w:r>
+      <w:proofErr w:type="spellStart"/>
+      <w:r>
+        <w:rPr>
+          <w:rFonts w:ascii="Arial" w:hAnsi="Arial" w:cs="Arial"/>
+        </w:rPr>
+        <w:t>soundgen</w:t>
+      </w:r>
+      <w:proofErr w:type="spellEnd"/>
+      <w:r>
+        <w:rPr>
+          <w:rFonts w:ascii="Arial" w:hAnsi="Arial" w:cs="Arial"/>
+        </w:rPr>
+        <w:t>]</w:t>
       </w:r>
       <w:r>
         <w:rPr>
@@ -16476,7 +16688,21 @@
         <w:rPr>
           <w:rFonts w:ascii="Arial" w:hAnsi="Arial" w:cs="Arial"/>
         </w:rPr>
-        <w:t xml:space="preserve"> not only allow us to perform simulation based research of </w:t>
+        <w:t xml:space="preserve"> not only allow us to perform </w:t>
+      </w:r>
+      <w:proofErr w:type="gramStart"/>
+      <w:r>
+        <w:rPr>
+          <w:rFonts w:ascii="Arial" w:hAnsi="Arial" w:cs="Arial"/>
+        </w:rPr>
+        <w:t>simulation based</w:t>
+      </w:r>
+      <w:proofErr w:type="gramEnd"/>
+      <w:r>
+        <w:rPr>
+          <w:rFonts w:ascii="Arial" w:hAnsi="Arial" w:cs="Arial"/>
+        </w:rPr>
+        <w:t xml:space="preserve"> research of </w:t>
       </w:r>
       <w:r>
         <w:rPr>
@@ -16662,7 +16888,21 @@
           <w:rFonts w:ascii="Arial" w:hAnsi="Arial" w:cs="Arial"/>
         </w:rPr>
         <w:tab/>
-        <w:t xml:space="preserve">Next, we sonified characters strings to synthetic vocalizations by using Parson’s code. Parson’s code summarizes the information in a tune or signal while reducing over its global characteristics </w:t>
+        <w:t xml:space="preserve">Next, we </w:t>
+      </w:r>
+      <w:proofErr w:type="spellStart"/>
+      <w:r>
+        <w:rPr>
+          <w:rFonts w:ascii="Arial" w:hAnsi="Arial" w:cs="Arial"/>
+        </w:rPr>
+        <w:t>sonified</w:t>
+      </w:r>
+      <w:proofErr w:type="spellEnd"/>
+      <w:r>
+        <w:rPr>
+          <w:rFonts w:ascii="Arial" w:hAnsi="Arial" w:cs="Arial"/>
+        </w:rPr>
+        <w:t xml:space="preserve"> characters strings to synthetic vocalizations by using Parson’s code. Parson’s code summarizes the information in a tune or signal while reducing over its global characteristics </w:t>
       </w:r>
       <w:r>
         <w:rPr>
@@ -16698,14 +16938,42 @@
         <w:rPr>
           <w:rFonts w:ascii="Arial" w:hAnsi="Arial" w:cs="Arial"/>
         </w:rPr>
-        <w:t xml:space="preserve">. We used 1-Parsons encoding, which reduces the </w:t>
+        <w:t>. We used 1-</w:t>
+      </w:r>
+      <w:proofErr w:type="gramStart"/>
+      <w:r>
+        <w:rPr>
+          <w:rFonts w:ascii="Arial" w:hAnsi="Arial" w:cs="Arial"/>
+        </w:rPr>
+        <w:t>Parsons</w:t>
+      </w:r>
+      <w:proofErr w:type="gramEnd"/>
+      <w:r>
+        <w:rPr>
+          <w:rFonts w:ascii="Arial" w:hAnsi="Arial" w:cs="Arial"/>
+        </w:rPr>
+        <w:t xml:space="preserve"> encoding, which reduces the </w:t>
       </w:r>
       <w:r>
         <w:rPr>
           <w:rFonts w:ascii="Arial" w:hAnsi="Arial" w:cs="Arial"/>
         </w:rPr>
         <w:lastRenderedPageBreak/>
-        <w:t xml:space="preserve">frequences profile of a signal to a “trit” of information by noting the direction of frequency change (up, down, or constant) in a series of subsamples from the original signal, known as Parsons segments. Parsons code is often used in the retrieval and study of music </w:t>
+        <w:t>frequences profile of a signal to a “</w:t>
+      </w:r>
+      <w:proofErr w:type="spellStart"/>
+      <w:r>
+        <w:rPr>
+          <w:rFonts w:ascii="Arial" w:hAnsi="Arial" w:cs="Arial"/>
+        </w:rPr>
+        <w:t>trit</w:t>
+      </w:r>
+      <w:proofErr w:type="spellEnd"/>
+      <w:r>
+        <w:rPr>
+          <w:rFonts w:ascii="Arial" w:hAnsi="Arial" w:cs="Arial"/>
+        </w:rPr>
+        <w:t xml:space="preserve">” of information by noting the direction of frequency change (up, down, or constant) in a series of subsamples from the original signal, known as Parsons segments. Parsons code is often used in the retrieval and study of music </w:t>
       </w:r>
       <w:r>
         <w:rPr>
@@ -16820,7 +17088,21 @@
         <w:rPr>
           <w:rFonts w:ascii="Arial" w:hAnsi="Arial" w:cs="Arial"/>
         </w:rPr>
-        <w:t xml:space="preserve">Frequency shifts were kept constant at TKTK (I think 1000Hz). The starting frequency anchor was also used as a final frequency anchor in a vocalization subcomponent. Then, using the frequency anchors in each synthetic vocalization to guide frequency modulation patterns, we generated synthetic audio signals using the Soundgen package in R (CITE). The resulting synthetic vocalization files were saved as .wav files.  </w:t>
+        <w:t xml:space="preserve">Frequency shifts were kept constant at TKTK (I think 1000Hz). The starting frequency anchor was also used as a final frequency anchor in a vocalization subcomponent. Then, using the frequency anchors in each synthetic vocalization to guide frequency modulation patterns, we generated synthetic audio signals using the </w:t>
+      </w:r>
+      <w:proofErr w:type="spellStart"/>
+      <w:r>
+        <w:rPr>
+          <w:rFonts w:ascii="Arial" w:hAnsi="Arial" w:cs="Arial"/>
+        </w:rPr>
+        <w:t>Soundgen</w:t>
+      </w:r>
+      <w:proofErr w:type="spellEnd"/>
+      <w:r>
+        <w:rPr>
+          <w:rFonts w:ascii="Arial" w:hAnsi="Arial" w:cs="Arial"/>
+        </w:rPr>
+        <w:t xml:space="preserve"> package in R (CITE). The resulting synthetic vocalization files were saved as .wav files.  </w:t>
       </w:r>
     </w:p>
     <w:p>
@@ -16836,7 +17118,21 @@
           <w:rFonts w:ascii="Arial" w:hAnsi="Arial" w:cs="Arial"/>
         </w:rPr>
         <w:lastRenderedPageBreak/>
-        <w:t>We used R to generate strings and synthetic audio signals, using the paRsynth package (code found TKTK here).</w:t>
+        <w:t xml:space="preserve">We used R to generate strings and synthetic audio signals, using the </w:t>
+      </w:r>
+      <w:proofErr w:type="spellStart"/>
+      <w:r>
+        <w:rPr>
+          <w:rFonts w:ascii="Arial" w:hAnsi="Arial" w:cs="Arial"/>
+        </w:rPr>
+        <w:t>paRsynth</w:t>
+      </w:r>
+      <w:proofErr w:type="spellEnd"/>
+      <w:r>
+        <w:rPr>
+          <w:rFonts w:ascii="Arial" w:hAnsi="Arial" w:cs="Arial"/>
+        </w:rPr>
+        <w:t xml:space="preserve"> package (code found TKTK here).</w:t>
       </w:r>
     </w:p>
     <w:p>
@@ -17102,7 +17398,21 @@
         <w:rPr>
           <w:rFonts w:ascii="Arial" w:hAnsi="Arial" w:cs="Arial"/>
         </w:rPr>
-        <w:t xml:space="preserve">After generating synthetic signals for these datasets, we used the soundgen package (TKTK citation) to convert the .wav files to spectrograms (see example of calls in Figures 2B and 3B). To validate that the group and individual information we specified in the character strings could be recovered from the generated frequency signals, we performed spectrographic cross-correlation on each dataset (SPCC; </w:t>
+        <w:t xml:space="preserve">After generating synthetic signals for these datasets, we used the </w:t>
+      </w:r>
+      <w:proofErr w:type="spellStart"/>
+      <w:r>
+        <w:rPr>
+          <w:rFonts w:ascii="Arial" w:hAnsi="Arial" w:cs="Arial"/>
+        </w:rPr>
+        <w:t>soundgen</w:t>
+      </w:r>
+      <w:proofErr w:type="spellEnd"/>
+      <w:r>
+        <w:rPr>
+          <w:rFonts w:ascii="Arial" w:hAnsi="Arial" w:cs="Arial"/>
+        </w:rPr>
+        <w:t xml:space="preserve"> package (TKTK citation) to convert the .wav files to spectrograms (see example of calls in Figures 2B and 3B). To validate that the group and individual information we specified in the character strings could be recovered from the generated frequency signals, we performed spectrographic cross-correlation on each dataset (SPCC; </w:t>
       </w:r>
       <w:r>
         <w:rPr>
@@ -17138,7 +17448,21 @@
         <w:rPr>
           <w:rFonts w:ascii="Arial" w:hAnsi="Arial" w:cs="Arial"/>
         </w:rPr>
-        <w:t xml:space="preserve">) using the warbleR package. We performed SPCC with a Hanning window, a window length of 512 samples, and a window overlap of 90 samples. We used a Pearson’s correlation method and a bandpass filter of 0 to 20 kHz. </w:t>
+        <w:t xml:space="preserve">) using the </w:t>
+      </w:r>
+      <w:proofErr w:type="spellStart"/>
+      <w:r>
+        <w:rPr>
+          <w:rFonts w:ascii="Arial" w:hAnsi="Arial" w:cs="Arial"/>
+        </w:rPr>
+        <w:t>warbleR</w:t>
+      </w:r>
+      <w:proofErr w:type="spellEnd"/>
+      <w:r>
+        <w:rPr>
+          <w:rFonts w:ascii="Arial" w:hAnsi="Arial" w:cs="Arial"/>
+        </w:rPr>
+        <w:t xml:space="preserve"> package. We performed SPCC with a Hanning window, a window length of 512 samples, and a window overlap of 90 samples. We used a Pearson’s correlation method and a bandpass filter of 0 to 20 kHz. </w:t>
       </w:r>
     </w:p>
     <w:p>
@@ -17338,7 +17662,21 @@
           <w:rFonts w:ascii="Arial" w:hAnsi="Arial" w:cs="Arial"/>
         </w:rPr>
         <w:tab/>
-        <w:t xml:space="preserve">Once these synthetic datasets were created, we used traditional bioacoustics tools to decode information encoded at the group and individual level. Similar to the datasets above, we performed SPCC. We also calculated the edit distance for the original strings. After these calculations, we performed Multidimensional Scaling on both the SPCC and edit distance matrices, then performed k-means clustering, randomly selecting 1 call per individual per group, to ensure that call exemplars per class matched between social levels. From this, we were able to calculate the accuracy of detecting information at the group and individual levels from vocalizations represented as character strings (edit distance pipeline) or synthetic audio files (tradition </w:t>
+        <w:t xml:space="preserve">Once these synthetic datasets were created, we used traditional bioacoustics tools to decode information encoded at the group and individual level. </w:t>
+      </w:r>
+      <w:proofErr w:type="gramStart"/>
+      <w:r>
+        <w:rPr>
+          <w:rFonts w:ascii="Arial" w:hAnsi="Arial" w:cs="Arial"/>
+        </w:rPr>
+        <w:t>Similar to</w:t>
+      </w:r>
+      <w:proofErr w:type="gramEnd"/>
+      <w:r>
+        <w:rPr>
+          <w:rFonts w:ascii="Arial" w:hAnsi="Arial" w:cs="Arial"/>
+        </w:rPr>
+        <w:t xml:space="preserve"> the datasets above, we performed SPCC. We also calculated the edit distance for the original strings. After these calculations, we performed Multidimensional Scaling on both the SPCC and edit distance matrices, then performed k-means clustering, randomly selecting 1 call per individual per group, to ensure that call exemplars per class matched between social levels. From this, we were able to calculate the accuracy of detecting information at the group and individual levels from vocalizations represented as character strings (edit distance pipeline) or synthetic audio files (tradition </w:t>
       </w:r>
       <w:r>
         <w:rPr>
@@ -18618,7 +18956,21 @@
         <w:rPr>
           <w:rFonts w:ascii="Arial" w:hAnsi="Arial" w:cs="Arial"/>
         </w:rPr>
-        <w:t>more individual information encoded in the calls with polygons drawn by individual identity. Colors represent group identity, shapes represent different individuals.</w:t>
+        <w:t xml:space="preserve">more individual information encoded in the calls with polygons drawn by individual identity. Colors represent group </w:t>
+      </w:r>
+      <w:proofErr w:type="gramStart"/>
+      <w:r>
+        <w:rPr>
+          <w:rFonts w:ascii="Arial" w:hAnsi="Arial" w:cs="Arial"/>
+        </w:rPr>
+        <w:t>identity,</w:t>
+      </w:r>
+      <w:proofErr w:type="gramEnd"/>
+      <w:r>
+        <w:rPr>
+          <w:rFonts w:ascii="Arial" w:hAnsi="Arial" w:cs="Arial"/>
+        </w:rPr>
+        <w:t xml:space="preserve"> shapes represent different individuals.</w:t>
       </w:r>
     </w:p>
     <w:p>
@@ -18808,11 +19160,19 @@
         </w:rPr>
         <w:t>Supplemental figure 3</w:t>
       </w:r>
-      <w:r>
-        <w:rPr>
-          <w:rFonts w:ascii="Arial" w:hAnsi="Arial" w:cs="Arial"/>
-        </w:rPr>
-        <w:t>: : orange = group, blue = individual</w:t>
+      <w:proofErr w:type="gramStart"/>
+      <w:r>
+        <w:rPr>
+          <w:rFonts w:ascii="Arial" w:hAnsi="Arial" w:cs="Arial"/>
+        </w:rPr>
+        <w:t>: :</w:t>
+      </w:r>
+      <w:proofErr w:type="gramEnd"/>
+      <w:r>
+        <w:rPr>
+          <w:rFonts w:ascii="Arial" w:hAnsi="Arial" w:cs="Arial"/>
+        </w:rPr>
+        <w:t xml:space="preserve"> orange = group, blue = individual</w:t>
       </w:r>
     </w:p>
     <w:p>
@@ -19203,7 +19563,23 @@
             <w:rFonts w:ascii="Arial" w:hAnsi="Arial" w:cs="Arial"/>
             <w:highlight w:val="yellow"/>
           </w:rPr>
-          <w:t>MacDougall-Shackletons?</w:t>
+          <w:t>MacDougall-</w:t>
+        </w:r>
+        <w:proofErr w:type="spellStart"/>
+        <w:r>
+          <w:rPr>
+            <w:rFonts w:ascii="Arial" w:hAnsi="Arial" w:cs="Arial"/>
+            <w:highlight w:val="yellow"/>
+          </w:rPr>
+          <w:t>Shackletons</w:t>
+        </w:r>
+        <w:proofErr w:type="spellEnd"/>
+        <w:r>
+          <w:rPr>
+            <w:rFonts w:ascii="Arial" w:hAnsi="Arial" w:cs="Arial"/>
+            <w:highlight w:val="yellow"/>
+          </w:rPr>
+          <w:t>?</w:t>
         </w:r>
         <w:r>
           <w:rPr>
@@ -19652,14 +20028,36 @@
         <w:rPr>
           <w:rFonts w:ascii="Arial" w:hAnsi="Arial" w:cs="Arial"/>
         </w:rPr>
-        <w:t xml:space="preserve">Second, out ability to detect the dynamics of information encoding during real time social interactions is limited by our ability to capture the totality of an individual’s or groups signal produced during these interactions. We may be over sampling from vocal learning species whose social interaction and signal production are easy to observe and </w:t>
-      </w:r>
+        <w:t xml:space="preserve">Second, </w:t>
+      </w:r>
+      <w:proofErr w:type="spellStart"/>
+      <w:r>
+        <w:rPr>
+          <w:rFonts w:ascii="Arial" w:hAnsi="Arial" w:cs="Arial"/>
+        </w:rPr>
+        <w:t>out</w:t>
+      </w:r>
+      <w:proofErr w:type="spellEnd"/>
+      <w:r>
+        <w:rPr>
+          <w:rFonts w:ascii="Arial" w:hAnsi="Arial" w:cs="Arial"/>
+        </w:rPr>
+        <w:t xml:space="preserve"> ability to detect the dynamics of information encoding during real time social interactions is limited by our ability to capture the totality of an individual’s or groups signal produced during these interactions. We may be over sampling from vocal learning species whose social interaction and signal production are easy to observe and </w:t>
+      </w:r>
+      <w:proofErr w:type="gramStart"/>
       <w:r>
         <w:rPr>
           <w:rFonts w:ascii="Arial" w:hAnsi="Arial" w:cs="Arial"/>
         </w:rPr>
         <w:lastRenderedPageBreak/>
-        <w:t>measure, and therefore may not be assessing the full scope of how information can be encoded across a range of species.</w:t>
+        <w:t>measure, and</w:t>
+      </w:r>
+      <w:proofErr w:type="gramEnd"/>
+      <w:r>
+        <w:rPr>
+          <w:rFonts w:ascii="Arial" w:hAnsi="Arial" w:cs="Arial"/>
+        </w:rPr>
+        <w:t xml:space="preserve"> therefore may not be assessing the full scope of how information can be encoded across a range of species.</w:t>
       </w:r>
       <w:commentRangeEnd w:id="379"/>
       <w:r>
@@ -20054,11 +20452,19 @@
           <w:rFonts w:ascii="Arial" w:hAnsi="Arial" w:cs="Arial"/>
         </w:rPr>
       </w:pPr>
-      <w:r>
-        <w:rPr>
-          <w:rFonts w:ascii="Arial" w:hAnsi="Arial" w:cs="Arial"/>
-        </w:rPr>
-        <w:t xml:space="preserve">paRsynth Part 2: validating types of analysis </w:t>
+      <w:proofErr w:type="spellStart"/>
+      <w:r>
+        <w:rPr>
+          <w:rFonts w:ascii="Arial" w:hAnsi="Arial" w:cs="Arial"/>
+        </w:rPr>
+        <w:t>paRsynth</w:t>
+      </w:r>
+      <w:proofErr w:type="spellEnd"/>
+      <w:r>
+        <w:rPr>
+          <w:rFonts w:ascii="Arial" w:hAnsi="Arial" w:cs="Arial"/>
+        </w:rPr>
+        <w:t xml:space="preserve"> Part 2: validating types of analysis </w:t>
       </w:r>
     </w:p>
     <w:p>
@@ -20169,7 +20575,21 @@
         <w:rPr>
           <w:rFonts w:ascii="Arial" w:hAnsi="Arial" w:cs="Arial"/>
         </w:rPr>
-        <w:t>These models allow us to address the statistical significance of the degree or magnitude of convergence (which we originally encoded using paRsynth). The inferential statistics layer to validate that the information we originally encoded can be recovered</w:t>
+        <w:t xml:space="preserve">These models allow us to address the statistical significance of the degree or magnitude of convergence (which we originally encoded using </w:t>
+      </w:r>
+      <w:proofErr w:type="spellStart"/>
+      <w:r>
+        <w:rPr>
+          <w:rFonts w:ascii="Arial" w:hAnsi="Arial" w:cs="Arial"/>
+        </w:rPr>
+        <w:t>paRsynth</w:t>
+      </w:r>
+      <w:proofErr w:type="spellEnd"/>
+      <w:r>
+        <w:rPr>
+          <w:rFonts w:ascii="Arial" w:hAnsi="Arial" w:cs="Arial"/>
+        </w:rPr>
+        <w:t>). The inferential statistics layer to validate that the information we originally encoded can be recovered</w:t>
       </w:r>
     </w:p>
     <w:p>
@@ -20190,7 +20610,21 @@
         <w:rPr>
           <w:rFonts w:ascii="Arial" w:hAnsi="Arial" w:cs="Arial"/>
         </w:rPr>
-        <w:t>A receiver standpoint on information recovery, in which we simulated signaler information encoding. Does the variation that we encoded actually matter???</w:t>
+        <w:t xml:space="preserve">A receiver standpoint on information recovery, in which we simulated signaler information encoding. Does the variation that we encoded </w:t>
+      </w:r>
+      <w:proofErr w:type="gramStart"/>
+      <w:r>
+        <w:rPr>
+          <w:rFonts w:ascii="Arial" w:hAnsi="Arial" w:cs="Arial"/>
+        </w:rPr>
+        <w:t>actually matter</w:t>
+      </w:r>
+      <w:proofErr w:type="gramEnd"/>
+      <w:r>
+        <w:rPr>
+          <w:rFonts w:ascii="Arial" w:hAnsi="Arial" w:cs="Arial"/>
+        </w:rPr>
+        <w:t>???</w:t>
       </w:r>
     </w:p>
     <w:p>
@@ -20211,7 +20645,21 @@
         <w:rPr>
           <w:rFonts w:ascii="Arial" w:hAnsi="Arial" w:cs="Arial"/>
         </w:rPr>
-        <w:t>Because we have repeated sampling at both social levels with known individuals, we can actually model variation in convergence within and between categories (individuals, groups) at each social level</w:t>
+        <w:t xml:space="preserve">Because we have repeated sampling at both social levels with known individuals, we can </w:t>
+      </w:r>
+      <w:proofErr w:type="gramStart"/>
+      <w:r>
+        <w:rPr>
+          <w:rFonts w:ascii="Arial" w:hAnsi="Arial" w:cs="Arial"/>
+        </w:rPr>
+        <w:t>actually model</w:t>
+      </w:r>
+      <w:proofErr w:type="gramEnd"/>
+      <w:r>
+        <w:rPr>
+          <w:rFonts w:ascii="Arial" w:hAnsi="Arial" w:cs="Arial"/>
+        </w:rPr>
+        <w:t xml:space="preserve"> variation in convergence within and between categories (individuals, groups) at each social level</w:t>
       </w:r>
     </w:p>
     <w:p>

--- a/drafts/paRsynth_methods_draft.docx
+++ b/drafts/paRsynth_methods_draft.docx
@@ -4272,7 +4272,6 @@
             <w:rPr>
               <w:rFonts w:ascii="Arial" w:hAnsi="Arial" w:cs="Arial"/>
             </w:rPr>
-            <w:lastRenderedPageBreak/>
             <w:delText xml:space="preserve">Social recognition has long been hypothesized to favor the evolution of vocal learning </w:delText>
           </w:r>
           <w:r>
@@ -5988,59 +5987,61 @@
           <w:bCs/>
         </w:rPr>
       </w:pPr>
-      <w:r>
-        <w:rPr>
-          <w:noProof/>
-        </w:rPr>
-        <w:drawing>
-          <wp:inline distT="0" distB="0" distL="0" distR="0" wp14:anchorId="6825EFDE" wp14:editId="1270183A">
-            <wp:extent cx="2908300" cy="1847850"/>
-            <wp:effectExtent l="0" t="0" r="6350" b="0"/>
-            <wp:docPr id="403471561" name="Picture 3" descr="A black background with a black square&#10;&#10;AI-generated content may be incorrect."/>
-            <wp:cNvGraphicFramePr>
-              <a:graphicFrameLocks xmlns:a="http://schemas.openxmlformats.org/drawingml/2006/main" noChangeAspect="1"/>
-            </wp:cNvGraphicFramePr>
-            <a:graphic xmlns:a="http://schemas.openxmlformats.org/drawingml/2006/main">
-              <a:graphicData uri="http://schemas.openxmlformats.org/drawingml/2006/picture">
-                <pic:pic xmlns:pic="http://schemas.openxmlformats.org/drawingml/2006/picture">
-                  <pic:nvPicPr>
-                    <pic:cNvPr id="1028415082" name="Picture 3" descr="A black background with a black square&#10;&#10;AI-generated content may be incorrect."/>
-                    <pic:cNvPicPr>
-                      <a:picLocks noChangeAspect="1" noChangeArrowheads="1"/>
-                    </pic:cNvPicPr>
-                  </pic:nvPicPr>
-                  <pic:blipFill>
-                    <a:blip r:embed="rId13">
-                      <a:extLst>
-                        <a:ext uri="{28A0092B-C50C-407E-A947-70E740481C1C}">
-                          <a14:useLocalDpi xmlns:a14="http://schemas.microsoft.com/office/drawing/2010/main" val="0"/>
-                        </a:ext>
-                      </a:extLst>
-                    </a:blip>
-                    <a:srcRect/>
-                    <a:stretch>
-                      <a:fillRect/>
-                    </a:stretch>
-                  </pic:blipFill>
-                  <pic:spPr bwMode="auto">
-                    <a:xfrm>
-                      <a:off x="0" y="0"/>
-                      <a:ext cx="2908300" cy="1847850"/>
-                    </a:xfrm>
-                    <a:prstGeom prst="rect">
-                      <a:avLst/>
-                    </a:prstGeom>
-                    <a:noFill/>
-                    <a:ln>
+      <w:del w:id="313" w:author="Smith Vidaurre, Grace" w:date="2025-05-27T21:14:00Z" w16du:dateUtc="2025-05-28T01:14:00Z">
+        <w:r>
+          <w:rPr>
+            <w:noProof/>
+          </w:rPr>
+          <w:drawing>
+            <wp:inline distT="0" distB="0" distL="0" distR="0" wp14:anchorId="6825EFDE" wp14:editId="5FA73F77">
+              <wp:extent cx="2908300" cy="1847850"/>
+              <wp:effectExtent l="0" t="0" r="6350" b="0"/>
+              <wp:docPr id="403471561" name="Picture 3" descr="A black background with a black square&#10;&#10;AI-generated content may be incorrect."/>
+              <wp:cNvGraphicFramePr>
+                <a:graphicFrameLocks xmlns:a="http://schemas.openxmlformats.org/drawingml/2006/main" noChangeAspect="1"/>
+              </wp:cNvGraphicFramePr>
+              <a:graphic xmlns:a="http://schemas.openxmlformats.org/drawingml/2006/main">
+                <a:graphicData uri="http://schemas.openxmlformats.org/drawingml/2006/picture">
+                  <pic:pic xmlns:pic="http://schemas.openxmlformats.org/drawingml/2006/picture">
+                    <pic:nvPicPr>
+                      <pic:cNvPr id="1028415082" name="Picture 3" descr="A black background with a black square&#10;&#10;AI-generated content may be incorrect."/>
+                      <pic:cNvPicPr>
+                        <a:picLocks noChangeAspect="1" noChangeArrowheads="1"/>
+                      </pic:cNvPicPr>
+                    </pic:nvPicPr>
+                    <pic:blipFill>
+                      <a:blip r:embed="rId13">
+                        <a:extLst>
+                          <a:ext uri="{28A0092B-C50C-407E-A947-70E740481C1C}">
+                            <a14:useLocalDpi xmlns:a14="http://schemas.microsoft.com/office/drawing/2010/main" val="0"/>
+                          </a:ext>
+                        </a:extLst>
+                      </a:blip>
+                      <a:srcRect/>
+                      <a:stretch>
+                        <a:fillRect/>
+                      </a:stretch>
+                    </pic:blipFill>
+                    <pic:spPr bwMode="auto">
+                      <a:xfrm>
+                        <a:off x="0" y="0"/>
+                        <a:ext cx="2908300" cy="1847850"/>
+                      </a:xfrm>
+                      <a:prstGeom prst="rect">
+                        <a:avLst/>
+                      </a:prstGeom>
                       <a:noFill/>
-                    </a:ln>
-                  </pic:spPr>
-                </pic:pic>
-              </a:graphicData>
-            </a:graphic>
-          </wp:inline>
-        </w:drawing>
-      </w:r>
+                      <a:ln>
+                        <a:noFill/>
+                      </a:ln>
+                    </pic:spPr>
+                  </pic:pic>
+                </a:graphicData>
+              </a:graphic>
+            </wp:inline>
+          </w:drawing>
+        </w:r>
+      </w:del>
     </w:p>
     <w:p>
       <w:pPr>
@@ -6061,8 +6062,8 @@
           <w:szCs w:val="22"/>
         </w:rPr>
       </w:pPr>
-      <w:commentRangeStart w:id="313"/>
       <w:commentRangeStart w:id="314"/>
+      <w:commentRangeStart w:id="315"/>
       <w:r>
         <w:rPr>
           <w:rFonts w:ascii="Arial" w:hAnsi="Arial" w:cs="Arial"/>
@@ -6073,19 +6074,19 @@
         </w:rPr>
         <w:t xml:space="preserve">Figure </w:t>
       </w:r>
-      <w:commentRangeEnd w:id="313"/>
+      <w:commentRangeEnd w:id="314"/>
       <w:r>
         <w:rPr>
           <w:rStyle w:val="CommentReference"/>
         </w:rPr>
-        <w:commentReference w:id="313"/>
-      </w:r>
-      <w:commentRangeEnd w:id="314"/>
+        <w:commentReference w:id="314"/>
+      </w:r>
+      <w:commentRangeEnd w:id="315"/>
       <w:r>
         <w:rPr>
           <w:rStyle w:val="CommentReference"/>
         </w:rPr>
-        <w:commentReference w:id="314"/>
+        <w:commentReference w:id="315"/>
       </w:r>
       <w:r>
         <w:rPr>
@@ -6105,7 +6106,7 @@
         </w:rPr>
         <w:t xml:space="preserve">Example character string </w:t>
       </w:r>
-      <w:del w:id="315" w:author="Smith Vidaurre, Grace" w:date="2025-05-22T14:50:00Z" w16du:dateUtc="2025-05-22T18:50:00Z">
+      <w:del w:id="316" w:author="Smith Vidaurre, Grace" w:date="2025-05-22T14:50:00Z" w16du:dateUtc="2025-05-22T18:50:00Z">
         <w:r>
           <w:rPr>
             <w:rFonts w:ascii="Arial" w:hAnsi="Arial" w:cs="Arial"/>
@@ -6115,7 +6116,7 @@
           <w:delText>created in paRsynth’s generate strings code</w:delText>
         </w:r>
       </w:del>
-      <w:ins w:id="316" w:author="Smith Vidaurre, Grace" w:date="2025-05-22T14:50:00Z" w16du:dateUtc="2025-05-22T18:50:00Z">
+      <w:ins w:id="317" w:author="Smith Vidaurre, Grace" w:date="2025-05-22T14:50:00Z" w16du:dateUtc="2025-05-22T18:50:00Z">
         <w:r>
           <w:rPr>
             <w:rFonts w:ascii="Arial" w:hAnsi="Arial" w:cs="Arial"/>
@@ -6125,7 +6126,7 @@
           <w:t>generated using our pipelin</w:t>
         </w:r>
       </w:ins>
-      <w:ins w:id="317" w:author="Smith Vidaurre, Grace" w:date="2025-05-22T14:51:00Z" w16du:dateUtc="2025-05-22T18:51:00Z">
+      <w:ins w:id="318" w:author="Smith Vidaurre, Grace" w:date="2025-05-22T14:51:00Z" w16du:dateUtc="2025-05-22T18:51:00Z">
         <w:r>
           <w:rPr>
             <w:rFonts w:ascii="Arial" w:hAnsi="Arial" w:cs="Arial"/>
@@ -6141,26 +6142,43 @@
           <w:sz w:val="22"/>
           <w:szCs w:val="22"/>
         </w:rPr>
-        <w:t>. The string consists of (1) a global head</w:t>
-      </w:r>
-      <w:ins w:id="318" w:author="Smith Vidaurre, Grace" w:date="2025-05-22T14:51:00Z" w16du:dateUtc="2025-05-22T18:51:00Z">
+        <w:t xml:space="preserve">. The string consists of (1) a global head, (2) </w:t>
+      </w:r>
+      <w:ins w:id="319" w:author="Smith Vidaurre, Grace" w:date="2025-05-22T15:15:00Z" w16du:dateUtc="2025-05-22T19:15:00Z">
         <w:r>
           <w:rPr>
             <w:rFonts w:ascii="Arial" w:hAnsi="Arial" w:cs="Arial"/>
             <w:sz w:val="22"/>
             <w:szCs w:val="22"/>
           </w:rPr>
-          <w:t xml:space="preserve"> shared across </w:t>
+          <w:t xml:space="preserve">first half of </w:t>
         </w:r>
       </w:ins>
-      <w:ins w:id="319" w:author="Smith Vidaurre, Grace" w:date="2025-05-22T14:52:00Z" w16du:dateUtc="2025-05-22T18:52:00Z">
+      <w:r>
+        <w:rPr>
+          <w:rFonts w:ascii="Arial" w:hAnsi="Arial" w:cs="Arial"/>
+          <w:sz w:val="22"/>
+          <w:szCs w:val="22"/>
+        </w:rPr>
+        <w:t xml:space="preserve">group information, (3) individual information, (4) random variation, </w:t>
+      </w:r>
+      <w:r>
+        <w:rPr>
+          <w:rFonts w:ascii="Arial" w:hAnsi="Arial" w:cs="Arial"/>
+          <w:sz w:val="22"/>
+          <w:szCs w:val="22"/>
+        </w:rPr>
+        <w:lastRenderedPageBreak/>
+        <w:t xml:space="preserve">(5) </w:t>
+      </w:r>
+      <w:ins w:id="320" w:author="Smith Vidaurre, Grace" w:date="2025-05-27T21:07:00Z" w16du:dateUtc="2025-05-28T01:07:00Z">
         <w:r>
           <w:rPr>
             <w:rFonts w:ascii="Arial" w:hAnsi="Arial" w:cs="Arial"/>
             <w:sz w:val="22"/>
             <w:szCs w:val="22"/>
           </w:rPr>
-          <w:t>calls in the dataset</w:t>
+          <w:t xml:space="preserve">second half of </w:t>
         </w:r>
       </w:ins>
       <w:r>
@@ -6169,16 +6187,36 @@
           <w:sz w:val="22"/>
           <w:szCs w:val="22"/>
         </w:rPr>
-        <w:t xml:space="preserve">, (2) </w:t>
-      </w:r>
-      <w:ins w:id="320" w:author="Smith Vidaurre, Grace" w:date="2025-05-22T15:15:00Z" w16du:dateUtc="2025-05-22T19:15:00Z">
+        <w:t>group information, and (6) a global tail</w:t>
+      </w:r>
+      <w:ins w:id="321" w:author="Smith Vidaurre, Grace" w:date="2025-05-27T21:12:00Z" w16du:dateUtc="2025-05-28T01:12:00Z">
         <w:r>
           <w:rPr>
             <w:rFonts w:ascii="Arial" w:hAnsi="Arial" w:cs="Arial"/>
             <w:sz w:val="22"/>
             <w:szCs w:val="22"/>
           </w:rPr>
-          <w:t xml:space="preserve">first half of </w:t>
+          <w:t xml:space="preserve">. The global string </w:t>
+        </w:r>
+      </w:ins>
+      <w:ins w:id="322" w:author="Smith Vidaurre, Grace" w:date="2025-05-27T21:13:00Z" w16du:dateUtc="2025-05-28T01:13:00Z">
+        <w:r>
+          <w:rPr>
+            <w:rFonts w:ascii="Arial" w:hAnsi="Arial" w:cs="Arial"/>
+            <w:sz w:val="22"/>
+            <w:szCs w:val="22"/>
+          </w:rPr>
+          <w:t xml:space="preserve">sections are </w:t>
+        </w:r>
+      </w:ins>
+      <w:ins w:id="323" w:author="Smith Vidaurre, Grace" w:date="2025-05-22T14:52:00Z" w16du:dateUtc="2025-05-22T18:52:00Z">
+        <w:r>
+          <w:rPr>
+            <w:rFonts w:ascii="Arial" w:hAnsi="Arial" w:cs="Arial"/>
+            <w:sz w:val="22"/>
+            <w:szCs w:val="22"/>
+          </w:rPr>
+          <w:t>shared across calls in the dataset</w:t>
         </w:r>
       </w:ins>
       <w:r>
@@ -6187,869 +6225,832 @@
           <w:sz w:val="22"/>
           <w:szCs w:val="22"/>
         </w:rPr>
-        <w:t xml:space="preserve">group information, (3) individual information, (4) random variation, (5) </w:t>
-      </w:r>
-      <w:ins w:id="321" w:author="Smith Vidaurre, Grace" w:date="2025-05-27T21:07:00Z" w16du:dateUtc="2025-05-28T01:07:00Z">
-        <w:r>
-          <w:rPr>
-            <w:rFonts w:ascii="Arial" w:hAnsi="Arial" w:cs="Arial"/>
-            <w:sz w:val="22"/>
-            <w:szCs w:val="22"/>
-          </w:rPr>
-          <w:t xml:space="preserve">second half of </w:t>
+        <w:t>.</w:t>
+      </w:r>
+    </w:p>
+    <w:p>
+      <w:pPr>
+        <w:spacing w:line="480" w:lineRule="auto"/>
+        <w:ind w:firstLine="720"/>
+        <w:rPr>
+          <w:ins w:id="324" w:author="Smith Vidaurre, Grace" w:date="2025-05-22T14:44:00Z" w16du:dateUtc="2025-05-22T18:44:00Z"/>
+          <w:rFonts w:ascii="Arial" w:hAnsi="Arial" w:cs="Arial"/>
+        </w:rPr>
+      </w:pPr>
+    </w:p>
+    <w:p>
+      <w:pPr>
+        <w:spacing w:line="480" w:lineRule="auto"/>
+        <w:ind w:firstLine="720"/>
+        <w:rPr>
+          <w:ins w:id="325" w:author="Smith Vidaurre, Grace" w:date="2025-05-22T14:44:00Z" w16du:dateUtc="2025-05-22T18:44:00Z"/>
+          <w:rFonts w:ascii="Arial" w:hAnsi="Arial" w:cs="Arial"/>
+        </w:rPr>
+      </w:pPr>
+      <w:ins w:id="326" w:author="Smith Vidaurre, Grace" w:date="2025-05-22T14:44:00Z" w16du:dateUtc="2025-05-22T18:44:00Z">
+        <w:r>
+          <w:rPr>
+            <w:rFonts w:ascii="Arial" w:hAnsi="Arial" w:cs="Arial"/>
+          </w:rPr>
+          <w:t>To validate our pipeline, we</w:t>
         </w:r>
       </w:ins>
-      <w:r>
+    </w:p>
+    <w:p>
+      <w:pPr>
+        <w:spacing w:line="480" w:lineRule="auto"/>
+        <w:rPr>
+          <w:ins w:id="327" w:author="Smith Vidaurre, Grace" w:date="2025-05-22T14:44:00Z" w16du:dateUtc="2025-05-22T18:44:00Z"/>
+          <w:rFonts w:ascii="Arial" w:hAnsi="Arial" w:cs="Arial"/>
+        </w:rPr>
+      </w:pPr>
+      <w:ins w:id="328" w:author="Smith Vidaurre, Grace" w:date="2025-05-22T14:44:00Z" w16du:dateUtc="2025-05-22T18:44:00Z">
+        <w:r>
+          <w:rPr>
+            <w:rFonts w:ascii="Arial" w:hAnsi="Arial" w:cs="Arial"/>
+          </w:rPr>
+          <w:tab/>
+        </w:r>
+      </w:ins>
+    </w:p>
+    <w:p>
+      <w:pPr>
+        <w:spacing w:line="480" w:lineRule="auto"/>
+        <w:rPr>
+          <w:ins w:id="329" w:author="Smith Vidaurre, Grace" w:date="2025-05-22T14:44:00Z" w16du:dateUtc="2025-05-22T18:44:00Z"/>
+          <w:rFonts w:ascii="Arial" w:hAnsi="Arial" w:cs="Arial"/>
+        </w:rPr>
+      </w:pPr>
+      <w:ins w:id="330" w:author="Smith Vidaurre, Grace" w:date="2025-05-22T14:44:00Z" w16du:dateUtc="2025-05-22T18:44:00Z">
+        <w:r>
+          <w:rPr>
+            <w:rFonts w:ascii="Arial" w:hAnsi="Arial" w:cs="Arial"/>
+          </w:rPr>
+          <w:t>Here, we endeavored to create datasets of synthetic vocalizations with known information encoded at multiple social levels to (</w:t>
+        </w:r>
+        <w:commentRangeStart w:id="331"/>
+        <w:r>
+          <w:rPr>
+            <w:rFonts w:ascii="Arial" w:hAnsi="Arial" w:cs="Arial"/>
+          </w:rPr>
+          <w:t>1) develop a pipeline of synthetic signal creation that allows for the manipulation of various social and information encoding conditions and (2) assess the accuracy of two traditional bioacoustics pipelines for detecting information across different social levels</w:t>
+        </w:r>
+        <w:commentRangeEnd w:id="331"/>
+        <w:r>
+          <w:rPr>
+            <w:rStyle w:val="CommentReference"/>
+          </w:rPr>
+          <w:commentReference w:id="331"/>
+        </w:r>
+        <w:r>
+          <w:rPr>
+            <w:rFonts w:ascii="Arial" w:hAnsi="Arial" w:cs="Arial"/>
+          </w:rPr>
+          <w:t xml:space="preserve">. </w:t>
+        </w:r>
+      </w:ins>
+    </w:p>
+    <w:p>
+      <w:pPr>
+        <w:spacing w:line="480" w:lineRule="auto"/>
+        <w:ind w:firstLine="720"/>
+        <w:rPr>
+          <w:ins w:id="332" w:author="Smith Vidaurre, Grace" w:date="2025-05-22T14:44:00Z" w16du:dateUtc="2025-05-22T18:44:00Z"/>
+          <w:rFonts w:ascii="Arial" w:hAnsi="Arial" w:cs="Arial"/>
+        </w:rPr>
+      </w:pPr>
+    </w:p>
+    <w:p>
+      <w:pPr>
+        <w:spacing w:line="480" w:lineRule="auto"/>
+        <w:ind w:firstLine="720"/>
+        <w:rPr>
+          <w:ins w:id="333" w:author="Smith Vidaurre, Grace" w:date="2025-05-22T14:44:00Z" w16du:dateUtc="2025-05-22T18:44:00Z"/>
+          <w:rFonts w:ascii="Arial" w:hAnsi="Arial" w:cs="Arial"/>
+        </w:rPr>
+      </w:pPr>
+    </w:p>
+    <w:p>
+      <w:pPr>
+        <w:spacing w:line="480" w:lineRule="auto"/>
+        <w:ind w:firstLine="720"/>
+        <w:rPr>
+          <w:ins w:id="334" w:author="Smith Vidaurre, Grace" w:date="2025-05-22T14:44:00Z" w16du:dateUtc="2025-05-22T18:44:00Z"/>
+          <w:rFonts w:ascii="Arial" w:hAnsi="Arial" w:cs="Arial"/>
+        </w:rPr>
+      </w:pPr>
+    </w:p>
+    <w:p>
+      <w:pPr>
+        <w:spacing w:line="480" w:lineRule="auto"/>
+        <w:ind w:firstLine="720"/>
+        <w:rPr>
+          <w:rFonts w:ascii="Arial" w:hAnsi="Arial" w:cs="Arial"/>
+        </w:rPr>
+      </w:pPr>
+    </w:p>
+    <w:p>
+      <w:pPr>
+        <w:spacing w:line="480" w:lineRule="auto"/>
+        <w:ind w:firstLine="720"/>
+        <w:rPr>
+          <w:rFonts w:ascii="Arial" w:hAnsi="Arial" w:cs="Arial"/>
+        </w:rPr>
+      </w:pPr>
+      <w:r>
+        <w:rPr>
+          <w:rFonts w:ascii="Arial" w:hAnsi="Arial" w:cs="Arial"/>
+        </w:rPr>
+        <w:t>To validate this new methodology, and to test the flexibility of using synthetic vocalizations to study learned information encoding, w</w:t>
+      </w:r>
+      <w:r>
+        <w:rPr>
+          <w:rFonts w:ascii="Arial" w:hAnsi="Arial" w:cs="Arial"/>
+        </w:rPr>
+        <w:t xml:space="preserve">e performed </w:t>
+      </w:r>
+      <w:r>
+        <w:rPr>
+          <w:rFonts w:ascii="Arial" w:hAnsi="Arial" w:cs="Arial"/>
+        </w:rPr>
+        <w:t xml:space="preserve">computational </w:t>
+      </w:r>
+      <w:r>
+        <w:rPr>
+          <w:rFonts w:ascii="Arial" w:hAnsi="Arial" w:cs="Arial"/>
+        </w:rPr>
+        <w:t xml:space="preserve">experiments to assess how well a Gaussian mixture modeling clustering pipeline that relied on spectrographic cross-correlation, a traditional bioacoustics tool to quantify acoustic similarity, </w:t>
+      </w:r>
+      <w:r>
+        <w:rPr>
+          <w:rFonts w:ascii="Arial" w:hAnsi="Arial" w:cs="Arial"/>
+        </w:rPr>
+        <w:t xml:space="preserve">or the Levenstein or edit distance, </w:t>
+      </w:r>
+      <w:r>
+        <w:rPr>
+          <w:rFonts w:ascii="Arial" w:hAnsi="Arial" w:cs="Arial"/>
+        </w:rPr>
+        <w:t>could detect varying amounts of identity information encoded over two social levels</w:t>
+      </w:r>
+      <w:r>
+        <w:rPr>
+          <w:rFonts w:ascii="Arial" w:hAnsi="Arial" w:cs="Arial"/>
+        </w:rPr>
+        <w:t xml:space="preserve"> (group</w:t>
+      </w:r>
+      <w:r>
+        <w:rPr>
+          <w:rFonts w:ascii="Arial" w:hAnsi="Arial" w:cs="Arial"/>
+        </w:rPr>
+        <w:t>-specific</w:t>
+      </w:r>
+      <w:r>
+        <w:rPr>
+          <w:rFonts w:ascii="Arial" w:hAnsi="Arial" w:cs="Arial"/>
+        </w:rPr>
+        <w:t xml:space="preserve"> and individual </w:t>
+      </w:r>
+      <w:r>
+        <w:rPr>
+          <w:rFonts w:ascii="Arial" w:hAnsi="Arial" w:cs="Arial"/>
+        </w:rPr>
+        <w:t xml:space="preserve">identity </w:t>
+      </w:r>
+      <w:r>
+        <w:rPr>
+          <w:rFonts w:ascii="Arial" w:hAnsi="Arial" w:cs="Arial"/>
+        </w:rPr>
+        <w:t>information)</w:t>
+      </w:r>
+      <w:r>
+        <w:rPr>
+          <w:rFonts w:ascii="Arial" w:hAnsi="Arial" w:cs="Arial"/>
+        </w:rPr>
+        <w:t>,</w:t>
+      </w:r>
+      <w:r>
+        <w:rPr>
+          <w:rFonts w:ascii="Arial" w:hAnsi="Arial" w:cs="Arial"/>
+        </w:rPr>
+        <w:t xml:space="preserve"> as well as over social conditions expected to influence the uniqueness of identity information.</w:t>
+      </w:r>
+      <w:r>
+        <w:rPr>
+          <w:rFonts w:ascii="Arial" w:hAnsi="Arial" w:cs="Arial"/>
+        </w:rPr>
+        <w:t xml:space="preserve"> </w:t>
+      </w:r>
+      <w:r>
+        <w:rPr>
+          <w:rFonts w:ascii="Arial" w:hAnsi="Arial" w:cs="Arial"/>
+        </w:rPr>
+        <w:t>To</w:t>
+      </w:r>
+      <w:r>
+        <w:rPr>
+          <w:rFonts w:ascii="Arial" w:hAnsi="Arial" w:cs="Arial"/>
+        </w:rPr>
+        <w:t xml:space="preserve"> assess how well </w:t>
+      </w:r>
+      <w:r>
+        <w:rPr>
+          <w:rFonts w:ascii="Arial" w:hAnsi="Arial" w:cs="Arial"/>
+        </w:rPr>
+        <w:t xml:space="preserve">spectrographic cross-correlation or the edit distance identified </w:t>
+      </w:r>
+      <w:r>
+        <w:rPr>
+          <w:rFonts w:ascii="Arial" w:hAnsi="Arial" w:cs="Arial"/>
+        </w:rPr>
+        <w:t xml:space="preserve">the </w:t>
+      </w:r>
+      <w:r>
+        <w:rPr>
+          <w:rFonts w:ascii="Arial" w:hAnsi="Arial" w:cs="Arial"/>
+        </w:rPr>
+        <w:t xml:space="preserve">encoded </w:t>
+      </w:r>
+      <w:r>
+        <w:rPr>
+          <w:rFonts w:ascii="Arial" w:hAnsi="Arial" w:cs="Arial"/>
+        </w:rPr>
+        <w:t>identity information</w:t>
+      </w:r>
+      <w:r>
+        <w:rPr>
+          <w:rFonts w:ascii="Arial" w:hAnsi="Arial" w:cs="Arial"/>
+        </w:rPr>
+        <w:t>, w</w:t>
+      </w:r>
+      <w:r>
+        <w:rPr>
+          <w:rFonts w:ascii="Arial" w:hAnsi="Arial" w:cs="Arial"/>
+        </w:rPr>
+        <w:t>e</w:t>
+      </w:r>
+      <w:r>
+        <w:rPr>
+          <w:rFonts w:ascii="Arial" w:hAnsi="Arial" w:cs="Arial"/>
+        </w:rPr>
+        <w:t xml:space="preserve"> </w:t>
+      </w:r>
+      <w:r>
+        <w:rPr>
+          <w:rFonts w:ascii="Arial" w:hAnsi="Arial" w:cs="Arial"/>
+        </w:rPr>
+        <w:t>calculated Cliff’s d</w:t>
+      </w:r>
+      <w:r>
+        <w:rPr>
+          <w:rFonts w:ascii="Arial" w:hAnsi="Arial" w:cs="Arial"/>
+        </w:rPr>
+        <w:t>elta</w:t>
+      </w:r>
+      <w:r>
+        <w:rPr>
+          <w:rFonts w:ascii="Arial" w:hAnsi="Arial" w:cs="Arial"/>
+        </w:rPr>
+        <w:t xml:space="preserve"> as the effect size between</w:t>
+      </w:r>
+      <w:r>
+        <w:rPr>
+          <w:rFonts w:ascii="Arial" w:hAnsi="Arial" w:cs="Arial"/>
+        </w:rPr>
+        <w:t xml:space="preserve"> </w:t>
+      </w:r>
+      <w:r>
+        <w:rPr>
+          <w:rFonts w:ascii="Arial" w:hAnsi="Arial" w:cs="Arial"/>
+        </w:rPr>
+        <w:t xml:space="preserve">clustering accuracies at each social level. </w:t>
+      </w:r>
+      <w:r>
+        <w:rPr>
+          <w:rFonts w:ascii="Arial" w:hAnsi="Arial" w:cs="Arial"/>
+        </w:rPr>
+        <w:t xml:space="preserve">For each spectrographic </w:t>
+      </w:r>
+      <w:r>
+        <w:rPr>
+          <w:rFonts w:ascii="Arial" w:hAnsi="Arial" w:cs="Arial"/>
+        </w:rPr>
+        <w:lastRenderedPageBreak/>
+        <w:t>cross-correlation and the edit distance, w</w:t>
+      </w:r>
+      <w:r>
+        <w:rPr>
+          <w:rFonts w:ascii="Arial" w:hAnsi="Arial" w:cs="Arial"/>
+        </w:rPr>
+        <w:t xml:space="preserve">e expected to identify larger effect sizes </w:t>
+      </w:r>
+      <w:r>
+        <w:rPr>
+          <w:rFonts w:ascii="Arial" w:hAnsi="Arial" w:cs="Arial"/>
+        </w:rPr>
+        <w:t xml:space="preserve">when information encoding was higher for one social level than the other, and </w:t>
+      </w:r>
+      <w:r>
+        <w:rPr>
+          <w:rFonts w:ascii="Arial" w:hAnsi="Arial" w:cs="Arial"/>
+        </w:rPr>
+        <w:t xml:space="preserve">when signals were compared amongst fewer individuals or groups (e.g. </w:t>
+      </w:r>
+      <w:r>
+        <w:rPr>
+          <w:rFonts w:ascii="Arial" w:hAnsi="Arial" w:cs="Arial"/>
+        </w:rPr>
+        <w:t>social conditions</w:t>
+      </w:r>
+      <w:r>
+        <w:rPr>
+          <w:rFonts w:ascii="Arial" w:hAnsi="Arial" w:cs="Arial"/>
+        </w:rPr>
+        <w:t xml:space="preserve"> posed fewer </w:t>
+      </w:r>
+      <w:r>
+        <w:rPr>
+          <w:rFonts w:ascii="Arial" w:hAnsi="Arial" w:cs="Arial"/>
+        </w:rPr>
+        <w:t xml:space="preserve">limitations on the uniqueness </w:t>
+      </w:r>
+      <w:r>
+        <w:rPr>
+          <w:rFonts w:ascii="Arial" w:hAnsi="Arial" w:cs="Arial"/>
+        </w:rPr>
+        <w:t>of identity information at either social level)</w:t>
+      </w:r>
+      <w:r>
+        <w:rPr>
+          <w:rFonts w:ascii="Arial" w:hAnsi="Arial" w:cs="Arial"/>
+        </w:rPr>
+        <w:t xml:space="preserve">. </w:t>
+      </w:r>
+      <w:commentRangeStart w:id="335"/>
+      <w:r>
+        <w:rPr>
+          <w:rFonts w:ascii="Arial" w:hAnsi="Arial" w:cs="Arial"/>
+        </w:rPr>
+        <w:t>We expected to identify clustering accuracies that were generally lower for spectrographic cross-correlation than the edit distance, since spectrographic cross-correlation was performed on strings transformed into synthetic audio files, which may have led to losses of the original information or added noise</w:t>
+      </w:r>
+      <w:commentRangeEnd w:id="335"/>
+      <w:r>
+        <w:rPr>
+          <w:rStyle w:val="CommentReference"/>
+        </w:rPr>
+        <w:commentReference w:id="335"/>
+      </w:r>
+      <w:r>
+        <w:rPr>
+          <w:rFonts w:ascii="Arial" w:hAnsi="Arial" w:cs="Arial"/>
+        </w:rPr>
+        <w:t>.</w:t>
+      </w:r>
+      <w:r>
+        <w:rPr>
+          <w:rFonts w:ascii="Arial" w:hAnsi="Arial" w:cs="Arial"/>
+        </w:rPr>
+        <w:t xml:space="preserve"> However, we generally expected to identify medium or small effect sizes </w:t>
+      </w:r>
+      <w:r>
+        <w:rPr>
+          <w:rFonts w:ascii="Arial" w:hAnsi="Arial" w:cs="Arial"/>
+        </w:rPr>
+        <w:t xml:space="preserve">for these differences in information detection by each method </w:t>
+      </w:r>
+      <w:r>
+        <w:rPr>
+          <w:rFonts w:ascii="Arial" w:hAnsi="Arial" w:cs="Arial"/>
+        </w:rPr>
+        <w:t xml:space="preserve">that did not outweigh the effect sizes calculated for clustering accuracy </w:t>
+      </w:r>
+      <w:r>
+        <w:rPr>
+          <w:rFonts w:ascii="Arial" w:hAnsi="Arial" w:cs="Arial"/>
+        </w:rPr>
+        <w:t>between different forms of identity information for the same measurement (spectrographic cross-correlation or the edit distance).</w:t>
+      </w:r>
+    </w:p>
+    <w:p>
+      <w:pPr>
+        <w:spacing w:line="480" w:lineRule="auto"/>
+        <w:rPr>
+          <w:rFonts w:ascii="Arial" w:hAnsi="Arial" w:cs="Arial"/>
+        </w:rPr>
+      </w:pPr>
+    </w:p>
+    <w:p>
+      <w:pPr>
+        <w:spacing w:line="480" w:lineRule="auto"/>
+        <w:rPr>
+          <w:rFonts w:ascii="Arial" w:hAnsi="Arial" w:cs="Arial"/>
+          <w:b/>
+          <w:bCs/>
+        </w:rPr>
+      </w:pPr>
+      <w:commentRangeStart w:id="336"/>
+      <w:r>
+        <w:rPr>
+          <w:rFonts w:ascii="Arial" w:hAnsi="Arial" w:cs="Arial"/>
+          <w:b/>
+          <w:bCs/>
+        </w:rPr>
+        <w:t>Results</w:t>
+      </w:r>
+      <w:commentRangeEnd w:id="336"/>
+      <w:r>
+        <w:rPr>
+          <w:rStyle w:val="CommentReference"/>
+        </w:rPr>
+        <w:commentReference w:id="336"/>
+      </w:r>
+      <w:r>
+        <w:rPr>
+          <w:rFonts w:ascii="Arial" w:hAnsi="Arial" w:cs="Arial"/>
+          <w:b/>
+          <w:bCs/>
+        </w:rPr>
+        <w:t xml:space="preserve"> and </w:t>
+      </w:r>
+      <w:commentRangeStart w:id="337"/>
+      <w:r>
+        <w:rPr>
+          <w:rFonts w:ascii="Arial" w:hAnsi="Arial" w:cs="Arial"/>
+          <w:b/>
+          <w:bCs/>
+        </w:rPr>
+        <w:t>Discussion</w:t>
+      </w:r>
+      <w:commentRangeEnd w:id="337"/>
+      <w:r>
+        <w:rPr>
+          <w:rStyle w:val="CommentReference"/>
+        </w:rPr>
+        <w:commentReference w:id="337"/>
+      </w:r>
+      <w:r>
+        <w:rPr>
+          <w:rFonts w:ascii="Arial" w:hAnsi="Arial" w:cs="Arial"/>
+          <w:b/>
+          <w:bCs/>
+        </w:rPr>
+        <w:t>:</w:t>
+      </w:r>
+    </w:p>
+    <w:p>
+      <w:pPr>
+        <w:spacing w:line="480" w:lineRule="auto"/>
+        <w:rPr>
+          <w:rFonts w:ascii="Arial" w:hAnsi="Arial" w:cs="Arial"/>
+          <w:i/>
+          <w:iCs/>
+        </w:rPr>
+      </w:pPr>
+      <w:r>
+        <w:rPr>
+          <w:rFonts w:ascii="Arial" w:hAnsi="Arial" w:cs="Arial"/>
+          <w:i/>
+          <w:iCs/>
+        </w:rPr>
+        <w:t xml:space="preserve">Visualizing </w:t>
+      </w:r>
+      <w:r>
+        <w:rPr>
+          <w:rFonts w:ascii="Arial" w:hAnsi="Arial" w:cs="Arial"/>
+          <w:i/>
+          <w:iCs/>
+        </w:rPr>
+        <w:t>Synthetic Group and Information Datasets</w:t>
+      </w:r>
+    </w:p>
+    <w:p>
+      <w:pPr>
+        <w:spacing w:line="480" w:lineRule="auto"/>
+        <w:ind w:firstLine="720"/>
+        <w:rPr>
+          <w:rFonts w:ascii="Arial" w:hAnsi="Arial" w:cs="Arial"/>
+        </w:rPr>
+      </w:pPr>
+      <w:r>
+        <w:rPr>
+          <w:rFonts w:ascii="Arial" w:hAnsi="Arial" w:cs="Arial"/>
+        </w:rPr>
+        <w:t xml:space="preserve">We created two synthetic data sets: one that created </w:t>
+      </w:r>
+      <w:commentRangeStart w:id="338"/>
+      <w:commentRangeStart w:id="339"/>
+      <w:r>
+        <w:rPr>
+          <w:rFonts w:ascii="Arial" w:hAnsi="Arial" w:cs="Arial"/>
+        </w:rPr>
+        <w:t xml:space="preserve">vocalizations </w:t>
+      </w:r>
+      <w:commentRangeEnd w:id="338"/>
+      <w:r>
+        <w:rPr>
+          <w:rStyle w:val="CommentReference"/>
+        </w:rPr>
+        <w:commentReference w:id="338"/>
+      </w:r>
+      <w:commentRangeEnd w:id="339"/>
+      <w:r>
+        <w:rPr>
+          <w:rStyle w:val="CommentReference"/>
+        </w:rPr>
+        <w:commentReference w:id="339"/>
+      </w:r>
+      <w:r>
+        <w:rPr>
+          <w:rFonts w:ascii="Arial" w:hAnsi="Arial" w:cs="Arial"/>
+        </w:rPr>
+        <w:t xml:space="preserve">with more group </w:t>
+      </w:r>
+      <w:r>
+        <w:rPr>
+          <w:rFonts w:ascii="Arial" w:hAnsi="Arial" w:cs="Arial"/>
+        </w:rPr>
+        <w:t>specific</w:t>
+      </w:r>
+      <w:r>
+        <w:rPr>
+          <w:rFonts w:ascii="Arial" w:hAnsi="Arial" w:cs="Arial"/>
+        </w:rPr>
+        <w:t xml:space="preserve"> information than individual </w:t>
+      </w:r>
+      <w:r>
+        <w:rPr>
+          <w:rFonts w:ascii="Arial" w:hAnsi="Arial" w:cs="Arial"/>
+        </w:rPr>
+        <w:t xml:space="preserve">identity </w:t>
+      </w:r>
+      <w:r>
+        <w:rPr>
+          <w:rFonts w:ascii="Arial" w:hAnsi="Arial" w:cs="Arial"/>
+        </w:rPr>
+        <w:t xml:space="preserve">information encoded (henceforth the </w:t>
+      </w:r>
+      <w:r>
+        <w:rPr>
+          <w:rFonts w:ascii="Arial" w:hAnsi="Arial" w:cs="Arial"/>
+        </w:rPr>
+        <w:t>g</w:t>
+      </w:r>
+      <w:r>
+        <w:rPr>
+          <w:rFonts w:ascii="Arial" w:hAnsi="Arial" w:cs="Arial"/>
+        </w:rPr>
+        <w:t>roup</w:t>
+      </w:r>
+      <w:r>
+        <w:rPr>
+          <w:rFonts w:ascii="Arial" w:hAnsi="Arial" w:cs="Arial"/>
+        </w:rPr>
+        <w:t xml:space="preserve"> specific</w:t>
+      </w:r>
+      <w:r>
+        <w:rPr>
+          <w:rFonts w:ascii="Arial" w:hAnsi="Arial" w:cs="Arial"/>
+        </w:rPr>
+        <w:t xml:space="preserve"> dataset), and one that created </w:t>
+      </w:r>
+      <w:commentRangeStart w:id="340"/>
+      <w:r>
+        <w:rPr>
+          <w:rFonts w:ascii="Arial" w:hAnsi="Arial" w:cs="Arial"/>
+        </w:rPr>
+        <w:t xml:space="preserve">character strings </w:t>
+      </w:r>
+      <w:commentRangeEnd w:id="340"/>
+      <w:r>
+        <w:rPr>
+          <w:rStyle w:val="CommentReference"/>
+        </w:rPr>
+        <w:commentReference w:id="340"/>
+      </w:r>
+      <w:r>
+        <w:rPr>
+          <w:rFonts w:ascii="Arial" w:hAnsi="Arial" w:cs="Arial"/>
+        </w:rPr>
+        <w:t xml:space="preserve">with more individual </w:t>
+      </w:r>
+      <w:r>
+        <w:rPr>
+          <w:rFonts w:ascii="Arial" w:hAnsi="Arial" w:cs="Arial"/>
+        </w:rPr>
+        <w:t xml:space="preserve">identity </w:t>
+      </w:r>
+      <w:r>
+        <w:rPr>
+          <w:rFonts w:ascii="Arial" w:hAnsi="Arial" w:cs="Arial"/>
+        </w:rPr>
+        <w:t>information than group</w:t>
+      </w:r>
+      <w:r>
+        <w:rPr>
+          <w:rFonts w:ascii="Arial" w:hAnsi="Arial" w:cs="Arial"/>
+        </w:rPr>
+        <w:t xml:space="preserve"> specific </w:t>
+      </w:r>
+      <w:r>
+        <w:rPr>
+          <w:rFonts w:ascii="Arial" w:hAnsi="Arial" w:cs="Arial"/>
+        </w:rPr>
+        <w:t>information encoded (</w:t>
+      </w:r>
+      <w:r>
+        <w:rPr>
+          <w:rFonts w:ascii="Arial" w:hAnsi="Arial" w:cs="Arial"/>
+        </w:rPr>
+        <w:t>individual identity d</w:t>
+      </w:r>
+      <w:r>
+        <w:rPr>
+          <w:rFonts w:ascii="Arial" w:hAnsi="Arial" w:cs="Arial"/>
+        </w:rPr>
+        <w:t>ataset; henceforth the Individual dataset).</w:t>
+      </w:r>
+      <w:r>
+        <w:rPr>
+          <w:rFonts w:ascii="Arial" w:hAnsi="Arial" w:cs="Arial"/>
+        </w:rPr>
+        <w:t xml:space="preserve"> </w:t>
+      </w:r>
+      <w:r>
+        <w:rPr>
+          <w:rFonts w:ascii="Arial" w:hAnsi="Arial" w:cs="Arial"/>
+        </w:rPr>
+        <w:t>W</w:t>
+      </w:r>
+      <w:r>
+        <w:rPr>
+          <w:rFonts w:ascii="Arial" w:hAnsi="Arial" w:cs="Arial"/>
+        </w:rPr>
+        <w:t>e</w:t>
+      </w:r>
+      <w:r>
+        <w:rPr>
+          <w:rFonts w:ascii="Arial" w:hAnsi="Arial" w:cs="Arial"/>
+        </w:rPr>
+        <w:t xml:space="preserve"> then</w:t>
+      </w:r>
+      <w:r>
+        <w:rPr>
+          <w:rFonts w:ascii="Arial" w:hAnsi="Arial" w:cs="Arial"/>
+        </w:rPr>
+        <w:t xml:space="preserve"> created spectrographic lexicons and acoustic space plots to visualize </w:t>
+      </w:r>
+      <w:r>
+        <w:rPr>
+          <w:rFonts w:ascii="Arial" w:hAnsi="Arial" w:cs="Arial"/>
+        </w:rPr>
+        <w:t xml:space="preserve">a selected subset of </w:t>
+      </w:r>
+      <w:r>
+        <w:rPr>
+          <w:rFonts w:ascii="Arial" w:hAnsi="Arial" w:cs="Arial"/>
+        </w:rPr>
+        <w:t xml:space="preserve">the range of synthetic signals created and how they relate to each other in acoustic space </w:t>
+      </w:r>
+      <w:r>
+        <w:rPr>
+          <w:rFonts w:ascii="Arial" w:hAnsi="Arial" w:cs="Arial"/>
+        </w:rPr>
+        <w:t>when clustering back to the original individual or group</w:t>
+      </w:r>
+      <w:r>
+        <w:rPr>
+          <w:rFonts w:ascii="Arial" w:hAnsi="Arial" w:cs="Arial"/>
+        </w:rPr>
+        <w:t>.</w:t>
+      </w:r>
+    </w:p>
+    <w:p>
+      <w:pPr>
+        <w:spacing w:line="480" w:lineRule="auto"/>
+        <w:ind w:firstLine="720"/>
+        <w:rPr>
+          <w:rFonts w:ascii="Arial" w:hAnsi="Arial" w:cs="Arial"/>
+        </w:rPr>
+      </w:pPr>
+      <w:r>
+        <w:rPr>
+          <w:rFonts w:ascii="Arial" w:hAnsi="Arial" w:cs="Arial"/>
+        </w:rPr>
+        <w:lastRenderedPageBreak/>
+        <w:t>Synthetic vocalizations from the group specific dataset (figure 2) share more similarities within groups and are more different across groups, as seen by the lack of overlapping polygons in the group level acoustic space plots for SPCC and edit distance (figure 2</w:t>
+      </w:r>
+      <w:r>
+        <w:rPr>
+          <w:rFonts w:ascii="Arial" w:hAnsi="Arial" w:cs="Arial"/>
+        </w:rPr>
+        <w:t>B</w:t>
+      </w:r>
+      <w:r>
+        <w:rPr>
+          <w:rFonts w:ascii="Arial" w:hAnsi="Arial" w:cs="Arial"/>
+        </w:rPr>
+        <w:t xml:space="preserve"> and 2</w:t>
+      </w:r>
+      <w:r>
+        <w:rPr>
+          <w:rFonts w:ascii="Arial" w:hAnsi="Arial" w:cs="Arial"/>
+        </w:rPr>
+        <w:t>C</w:t>
+      </w:r>
+      <w:r>
+        <w:rPr>
+          <w:rFonts w:ascii="Arial" w:hAnsi="Arial" w:cs="Arial"/>
+        </w:rPr>
+        <w:t>). Synthetic vocalizations in the individual identity dataset contain more variation within groups, but strong individual signatures within individual (figure 3), as see</w:t>
+      </w:r>
+      <w:r>
+        <w:rPr>
+          <w:rFonts w:ascii="Arial" w:hAnsi="Arial" w:cs="Arial"/>
+        </w:rPr>
+        <w:t>n by the non-overlapping individual polygons in the acoustic space plots for SPCC and edit distance (figure 3B and 3C). TKTK sentence about viewing all polygons in supplemental materials</w:t>
+      </w:r>
+    </w:p>
+    <w:p>
+      <w:pPr>
+        <w:spacing w:line="480" w:lineRule="auto"/>
+        <w:ind w:firstLine="720"/>
+        <w:rPr>
+          <w:rFonts w:ascii="Arial Nova Light" w:hAnsi="Arial Nova Light" w:cs="Arial"/>
+        </w:rPr>
+      </w:pPr>
+      <w:r>
+        <w:rPr>
+          <w:rFonts w:ascii="Arial" w:hAnsi="Arial" w:cs="Arial"/>
+        </w:rPr>
+        <w:t xml:space="preserve"> </w:t>
+      </w:r>
+      <w:del w:id="341" w:author="Smith Vidaurre, Grace" w:date="2025-05-27T21:14:00Z" w16du:dateUtc="2025-05-28T01:14:00Z">
+        <w:r>
+          <w:rPr>
+            <w:rFonts w:ascii="Arial Nova Light" w:hAnsi="Arial Nova Light" w:cs="Arial"/>
+            <w:noProof/>
+          </w:rPr>
+          <w:drawing>
+            <wp:inline distT="0" distB="0" distL="0" distR="0" wp14:anchorId="505504E1" wp14:editId="1DB4512B">
+              <wp:extent cx="5937250" cy="5149850"/>
+              <wp:effectExtent l="0" t="0" r="6350" b="0"/>
+              <wp:docPr id="1262552988" name="Picture 2"/>
+              <wp:cNvGraphicFramePr>
+                <a:graphicFrameLocks xmlns:a="http://schemas.openxmlformats.org/drawingml/2006/main" noChangeAspect="1"/>
+              </wp:cNvGraphicFramePr>
+              <a:graphic xmlns:a="http://schemas.openxmlformats.org/drawingml/2006/main">
+                <a:graphicData uri="http://schemas.openxmlformats.org/drawingml/2006/picture">
+                  <pic:pic xmlns:pic="http://schemas.openxmlformats.org/drawingml/2006/picture">
+                    <pic:nvPicPr>
+                      <pic:cNvPr id="0" name="Picture 2"/>
+                      <pic:cNvPicPr>
+                        <a:picLocks noChangeAspect="1" noChangeArrowheads="1"/>
+                      </pic:cNvPicPr>
+                    </pic:nvPicPr>
+                    <pic:blipFill>
+                      <a:blip r:embed="rId14">
+                        <a:extLst>
+                          <a:ext uri="{28A0092B-C50C-407E-A947-70E740481C1C}">
+                            <a14:useLocalDpi xmlns:a14="http://schemas.microsoft.com/office/drawing/2010/main" val="0"/>
+                          </a:ext>
+                        </a:extLst>
+                      </a:blip>
+                      <a:srcRect/>
+                      <a:stretch>
+                        <a:fillRect/>
+                      </a:stretch>
+                    </pic:blipFill>
+                    <pic:spPr bwMode="auto">
+                      <a:xfrm>
+                        <a:off x="0" y="0"/>
+                        <a:ext cx="5937250" cy="5149850"/>
+                      </a:xfrm>
+                      <a:prstGeom prst="rect">
+                        <a:avLst/>
+                      </a:prstGeom>
+                      <a:noFill/>
+                      <a:ln>
+                        <a:noFill/>
+                      </a:ln>
+                    </pic:spPr>
+                  </pic:pic>
+                </a:graphicData>
+              </a:graphic>
+            </wp:inline>
+          </w:drawing>
+        </w:r>
+      </w:del>
+    </w:p>
+    <w:p>
+      <w:pPr>
+        <w:spacing w:line="480" w:lineRule="auto"/>
         <w:rPr>
           <w:rFonts w:ascii="Arial" w:hAnsi="Arial" w:cs="Arial"/>
           <w:sz w:val="22"/>
           <w:szCs w:val="22"/>
         </w:rPr>
-        <w:t>group information, and (6) a global tail</w:t>
-      </w:r>
-      <w:ins w:id="322" w:author="Smith Vidaurre, Grace" w:date="2025-05-22T14:52:00Z" w16du:dateUtc="2025-05-22T18:52:00Z">
-        <w:r>
-          <w:rPr>
-            <w:rFonts w:ascii="Arial" w:hAnsi="Arial" w:cs="Arial"/>
-            <w:sz w:val="22"/>
-            <w:szCs w:val="22"/>
-          </w:rPr>
-          <w:t xml:space="preserve"> </w:t>
-        </w:r>
-        <w:r>
-          <w:rPr>
-            <w:rFonts w:ascii="Arial" w:hAnsi="Arial" w:cs="Arial"/>
-            <w:sz w:val="22"/>
-            <w:szCs w:val="22"/>
-          </w:rPr>
-          <w:t>shared across calls in the dataset</w:t>
-        </w:r>
-      </w:ins>
-      <w:r>
-        <w:rPr>
-          <w:rFonts w:ascii="Arial" w:hAnsi="Arial" w:cs="Arial"/>
-          <w:sz w:val="22"/>
-          <w:szCs w:val="22"/>
-        </w:rPr>
-        <w:t>.</w:t>
-      </w:r>
-    </w:p>
-    <w:p>
-      <w:pPr>
-        <w:spacing w:line="480" w:lineRule="auto"/>
-        <w:ind w:firstLine="720"/>
-        <w:rPr>
-          <w:ins w:id="323" w:author="Smith Vidaurre, Grace" w:date="2025-05-22T14:44:00Z" w16du:dateUtc="2025-05-22T18:44:00Z"/>
-          <w:rFonts w:ascii="Arial" w:hAnsi="Arial" w:cs="Arial"/>
-        </w:rPr>
-      </w:pPr>
-    </w:p>
-    <w:p>
-      <w:pPr>
-        <w:spacing w:line="480" w:lineRule="auto"/>
-        <w:ind w:firstLine="720"/>
-        <w:rPr>
-          <w:ins w:id="324" w:author="Smith Vidaurre, Grace" w:date="2025-05-22T14:44:00Z" w16du:dateUtc="2025-05-22T18:44:00Z"/>
-          <w:rFonts w:ascii="Arial" w:hAnsi="Arial" w:cs="Arial"/>
-        </w:rPr>
-      </w:pPr>
-      <w:ins w:id="325" w:author="Smith Vidaurre, Grace" w:date="2025-05-22T14:44:00Z" w16du:dateUtc="2025-05-22T18:44:00Z">
-        <w:r>
-          <w:rPr>
-            <w:rFonts w:ascii="Arial" w:hAnsi="Arial" w:cs="Arial"/>
-          </w:rPr>
-          <w:t>To validate our pipeline, we</w:t>
-        </w:r>
-      </w:ins>
-    </w:p>
-    <w:p>
-      <w:pPr>
-        <w:spacing w:line="480" w:lineRule="auto"/>
-        <w:rPr>
-          <w:ins w:id="326" w:author="Smith Vidaurre, Grace" w:date="2025-05-22T14:44:00Z" w16du:dateUtc="2025-05-22T18:44:00Z"/>
-          <w:rFonts w:ascii="Arial" w:hAnsi="Arial" w:cs="Arial"/>
-        </w:rPr>
-      </w:pPr>
-      <w:ins w:id="327" w:author="Smith Vidaurre, Grace" w:date="2025-05-22T14:44:00Z" w16du:dateUtc="2025-05-22T18:44:00Z">
-        <w:r>
-          <w:rPr>
-            <w:rFonts w:ascii="Arial" w:hAnsi="Arial" w:cs="Arial"/>
-          </w:rPr>
-          <w:tab/>
-        </w:r>
-      </w:ins>
-    </w:p>
-    <w:p>
-      <w:pPr>
-        <w:spacing w:line="480" w:lineRule="auto"/>
-        <w:rPr>
-          <w:ins w:id="328" w:author="Smith Vidaurre, Grace" w:date="2025-05-22T14:44:00Z" w16du:dateUtc="2025-05-22T18:44:00Z"/>
-          <w:rFonts w:ascii="Arial" w:hAnsi="Arial" w:cs="Arial"/>
-        </w:rPr>
-      </w:pPr>
-      <w:ins w:id="329" w:author="Smith Vidaurre, Grace" w:date="2025-05-22T14:44:00Z" w16du:dateUtc="2025-05-22T18:44:00Z">
-        <w:r>
-          <w:rPr>
-            <w:rFonts w:ascii="Arial" w:hAnsi="Arial" w:cs="Arial"/>
-          </w:rPr>
-          <w:t>Here, we endeavored to create datasets of synthetic vocalizations with known information encoded at multiple social levels to (</w:t>
-        </w:r>
-        <w:commentRangeStart w:id="330"/>
-        <w:r>
-          <w:rPr>
-            <w:rFonts w:ascii="Arial" w:hAnsi="Arial" w:cs="Arial"/>
-          </w:rPr>
-          <w:t>1) develop a pipeline of synthetic signal creation that allows for the manipulation of various social and information encoding conditions and (2) assess the accuracy of two traditional bioacoustics pipelines for detecting information across different social levels</w:t>
-        </w:r>
-        <w:commentRangeEnd w:id="330"/>
-        <w:r>
-          <w:rPr>
-            <w:rStyle w:val="CommentReference"/>
-          </w:rPr>
-          <w:commentReference w:id="330"/>
-        </w:r>
-        <w:r>
-          <w:rPr>
-            <w:rFonts w:ascii="Arial" w:hAnsi="Arial" w:cs="Arial"/>
-          </w:rPr>
-          <w:t xml:space="preserve">. </w:t>
-        </w:r>
-      </w:ins>
-    </w:p>
-    <w:p>
-      <w:pPr>
-        <w:spacing w:line="480" w:lineRule="auto"/>
-        <w:ind w:firstLine="720"/>
-        <w:rPr>
-          <w:ins w:id="331" w:author="Smith Vidaurre, Grace" w:date="2025-05-22T14:44:00Z" w16du:dateUtc="2025-05-22T18:44:00Z"/>
-          <w:rFonts w:ascii="Arial" w:hAnsi="Arial" w:cs="Arial"/>
-        </w:rPr>
-      </w:pPr>
-    </w:p>
-    <w:p>
-      <w:pPr>
-        <w:spacing w:line="480" w:lineRule="auto"/>
-        <w:ind w:firstLine="720"/>
-        <w:rPr>
-          <w:ins w:id="332" w:author="Smith Vidaurre, Grace" w:date="2025-05-22T14:44:00Z" w16du:dateUtc="2025-05-22T18:44:00Z"/>
-          <w:rFonts w:ascii="Arial" w:hAnsi="Arial" w:cs="Arial"/>
-        </w:rPr>
-      </w:pPr>
-    </w:p>
-    <w:p>
-      <w:pPr>
-        <w:spacing w:line="480" w:lineRule="auto"/>
-        <w:ind w:firstLine="720"/>
-        <w:rPr>
-          <w:ins w:id="333" w:author="Smith Vidaurre, Grace" w:date="2025-05-22T14:44:00Z" w16du:dateUtc="2025-05-22T18:44:00Z"/>
-          <w:rFonts w:ascii="Arial" w:hAnsi="Arial" w:cs="Arial"/>
-        </w:rPr>
-      </w:pPr>
-    </w:p>
-    <w:p>
-      <w:pPr>
-        <w:spacing w:line="480" w:lineRule="auto"/>
-        <w:ind w:firstLine="720"/>
-        <w:rPr>
-          <w:rFonts w:ascii="Arial" w:hAnsi="Arial" w:cs="Arial"/>
-        </w:rPr>
-      </w:pPr>
-    </w:p>
-    <w:p>
-      <w:pPr>
-        <w:spacing w:line="480" w:lineRule="auto"/>
-        <w:ind w:firstLine="720"/>
-        <w:rPr>
-          <w:rFonts w:ascii="Arial" w:hAnsi="Arial" w:cs="Arial"/>
-        </w:rPr>
-      </w:pPr>
-      <w:r>
-        <w:rPr>
-          <w:rFonts w:ascii="Arial" w:hAnsi="Arial" w:cs="Arial"/>
-        </w:rPr>
-        <w:lastRenderedPageBreak/>
-        <w:t>To validate this new methodology, and to test the flexibility of using synthetic vocalizations to study learned information encoding, w</w:t>
-      </w:r>
-      <w:r>
-        <w:rPr>
-          <w:rFonts w:ascii="Arial" w:hAnsi="Arial" w:cs="Arial"/>
-        </w:rPr>
-        <w:t xml:space="preserve">e performed </w:t>
-      </w:r>
-      <w:r>
-        <w:rPr>
-          <w:rFonts w:ascii="Arial" w:hAnsi="Arial" w:cs="Arial"/>
-        </w:rPr>
-        <w:t xml:space="preserve">computational </w:t>
-      </w:r>
-      <w:r>
-        <w:rPr>
-          <w:rFonts w:ascii="Arial" w:hAnsi="Arial" w:cs="Arial"/>
-        </w:rPr>
-        <w:t xml:space="preserve">experiments to assess how well a Gaussian mixture modeling clustering pipeline that relied on spectrographic cross-correlation, a traditional bioacoustics tool to quantify acoustic similarity, </w:t>
-      </w:r>
-      <w:r>
-        <w:rPr>
-          <w:rFonts w:ascii="Arial" w:hAnsi="Arial" w:cs="Arial"/>
-        </w:rPr>
-        <w:t xml:space="preserve">or the Levenstein or edit distance, </w:t>
-      </w:r>
-      <w:r>
-        <w:rPr>
-          <w:rFonts w:ascii="Arial" w:hAnsi="Arial" w:cs="Arial"/>
-        </w:rPr>
-        <w:t>could detect varying amounts of identity information encoded over two social levels</w:t>
-      </w:r>
-      <w:r>
-        <w:rPr>
-          <w:rFonts w:ascii="Arial" w:hAnsi="Arial" w:cs="Arial"/>
-        </w:rPr>
-        <w:t xml:space="preserve"> (group</w:t>
-      </w:r>
-      <w:r>
-        <w:rPr>
-          <w:rFonts w:ascii="Arial" w:hAnsi="Arial" w:cs="Arial"/>
-        </w:rPr>
-        <w:t>-specific</w:t>
-      </w:r>
-      <w:r>
-        <w:rPr>
-          <w:rFonts w:ascii="Arial" w:hAnsi="Arial" w:cs="Arial"/>
-        </w:rPr>
-        <w:t xml:space="preserve"> and individual </w:t>
-      </w:r>
-      <w:r>
-        <w:rPr>
-          <w:rFonts w:ascii="Arial" w:hAnsi="Arial" w:cs="Arial"/>
-        </w:rPr>
-        <w:t xml:space="preserve">identity </w:t>
-      </w:r>
-      <w:r>
-        <w:rPr>
-          <w:rFonts w:ascii="Arial" w:hAnsi="Arial" w:cs="Arial"/>
-        </w:rPr>
-        <w:t>information)</w:t>
-      </w:r>
-      <w:r>
-        <w:rPr>
-          <w:rFonts w:ascii="Arial" w:hAnsi="Arial" w:cs="Arial"/>
-        </w:rPr>
-        <w:t>,</w:t>
-      </w:r>
-      <w:r>
-        <w:rPr>
-          <w:rFonts w:ascii="Arial" w:hAnsi="Arial" w:cs="Arial"/>
-        </w:rPr>
-        <w:t xml:space="preserve"> as well as over social conditions expected to influence the uniqueness of identity information.</w:t>
-      </w:r>
-      <w:r>
-        <w:rPr>
-          <w:rFonts w:ascii="Arial" w:hAnsi="Arial" w:cs="Arial"/>
-        </w:rPr>
-        <w:t xml:space="preserve"> </w:t>
-      </w:r>
-      <w:r>
-        <w:rPr>
-          <w:rFonts w:ascii="Arial" w:hAnsi="Arial" w:cs="Arial"/>
-        </w:rPr>
-        <w:t>To</w:t>
-      </w:r>
-      <w:r>
-        <w:rPr>
-          <w:rFonts w:ascii="Arial" w:hAnsi="Arial" w:cs="Arial"/>
-        </w:rPr>
-        <w:t xml:space="preserve"> assess how well </w:t>
-      </w:r>
-      <w:r>
-        <w:rPr>
-          <w:rFonts w:ascii="Arial" w:hAnsi="Arial" w:cs="Arial"/>
-        </w:rPr>
-        <w:t xml:space="preserve">spectrographic cross-correlation or the edit distance identified </w:t>
-      </w:r>
-      <w:r>
-        <w:rPr>
-          <w:rFonts w:ascii="Arial" w:hAnsi="Arial" w:cs="Arial"/>
-        </w:rPr>
-        <w:t xml:space="preserve">the </w:t>
-      </w:r>
-      <w:r>
-        <w:rPr>
-          <w:rFonts w:ascii="Arial" w:hAnsi="Arial" w:cs="Arial"/>
-        </w:rPr>
-        <w:t xml:space="preserve">encoded </w:t>
-      </w:r>
-      <w:r>
-        <w:rPr>
-          <w:rFonts w:ascii="Arial" w:hAnsi="Arial" w:cs="Arial"/>
-        </w:rPr>
-        <w:t>identity information</w:t>
-      </w:r>
-      <w:r>
-        <w:rPr>
-          <w:rFonts w:ascii="Arial" w:hAnsi="Arial" w:cs="Arial"/>
-        </w:rPr>
-        <w:t>, w</w:t>
-      </w:r>
-      <w:r>
-        <w:rPr>
-          <w:rFonts w:ascii="Arial" w:hAnsi="Arial" w:cs="Arial"/>
-        </w:rPr>
-        <w:t>e</w:t>
-      </w:r>
-      <w:r>
-        <w:rPr>
-          <w:rFonts w:ascii="Arial" w:hAnsi="Arial" w:cs="Arial"/>
-        </w:rPr>
-        <w:t xml:space="preserve"> </w:t>
-      </w:r>
-      <w:r>
-        <w:rPr>
-          <w:rFonts w:ascii="Arial" w:hAnsi="Arial" w:cs="Arial"/>
-        </w:rPr>
-        <w:t>calculated Cliff’s d</w:t>
-      </w:r>
-      <w:r>
-        <w:rPr>
-          <w:rFonts w:ascii="Arial" w:hAnsi="Arial" w:cs="Arial"/>
-        </w:rPr>
-        <w:t>elta</w:t>
-      </w:r>
-      <w:r>
-        <w:rPr>
-          <w:rFonts w:ascii="Arial" w:hAnsi="Arial" w:cs="Arial"/>
-        </w:rPr>
-        <w:t xml:space="preserve"> as the effect size between</w:t>
-      </w:r>
-      <w:r>
-        <w:rPr>
-          <w:rFonts w:ascii="Arial" w:hAnsi="Arial" w:cs="Arial"/>
-        </w:rPr>
-        <w:t xml:space="preserve"> </w:t>
-      </w:r>
-      <w:r>
-        <w:rPr>
-          <w:rFonts w:ascii="Arial" w:hAnsi="Arial" w:cs="Arial"/>
-        </w:rPr>
-        <w:t xml:space="preserve">clustering accuracies at each social level. </w:t>
-      </w:r>
-      <w:r>
-        <w:rPr>
-          <w:rFonts w:ascii="Arial" w:hAnsi="Arial" w:cs="Arial"/>
-        </w:rPr>
-        <w:t>For each spectrographic cross-correlation and the edit distance, w</w:t>
-      </w:r>
-      <w:r>
-        <w:rPr>
-          <w:rFonts w:ascii="Arial" w:hAnsi="Arial" w:cs="Arial"/>
-        </w:rPr>
-        <w:t xml:space="preserve">e expected to identify larger effect sizes </w:t>
-      </w:r>
-      <w:r>
-        <w:rPr>
-          <w:rFonts w:ascii="Arial" w:hAnsi="Arial" w:cs="Arial"/>
-        </w:rPr>
-        <w:t xml:space="preserve">when information encoding was higher for one social level than the other, and </w:t>
-      </w:r>
-      <w:r>
-        <w:rPr>
-          <w:rFonts w:ascii="Arial" w:hAnsi="Arial" w:cs="Arial"/>
-        </w:rPr>
-        <w:t xml:space="preserve">when signals were compared amongst fewer individuals or groups (e.g. </w:t>
-      </w:r>
-      <w:r>
-        <w:rPr>
-          <w:rFonts w:ascii="Arial" w:hAnsi="Arial" w:cs="Arial"/>
-        </w:rPr>
-        <w:t>social conditions</w:t>
-      </w:r>
-      <w:r>
-        <w:rPr>
-          <w:rFonts w:ascii="Arial" w:hAnsi="Arial" w:cs="Arial"/>
-        </w:rPr>
-        <w:t xml:space="preserve"> posed fewer </w:t>
-      </w:r>
-      <w:r>
-        <w:rPr>
-          <w:rFonts w:ascii="Arial" w:hAnsi="Arial" w:cs="Arial"/>
-        </w:rPr>
-        <w:t xml:space="preserve">limitations on the uniqueness </w:t>
-      </w:r>
-      <w:r>
-        <w:rPr>
-          <w:rFonts w:ascii="Arial" w:hAnsi="Arial" w:cs="Arial"/>
-        </w:rPr>
-        <w:t>of identity information at either social level)</w:t>
-      </w:r>
-      <w:r>
-        <w:rPr>
-          <w:rFonts w:ascii="Arial" w:hAnsi="Arial" w:cs="Arial"/>
-        </w:rPr>
-        <w:t xml:space="preserve">. </w:t>
-      </w:r>
-      <w:commentRangeStart w:id="334"/>
-      <w:r>
-        <w:rPr>
-          <w:rFonts w:ascii="Arial" w:hAnsi="Arial" w:cs="Arial"/>
-        </w:rPr>
-        <w:t>We expected to identify clustering accuracies that were generally lower for spectrographic cross-correlation than the edit distance, since spectrographic cross-correlation was performed on strings transformed into synthetic audio files, which may have led to losses of the original information or added noise</w:t>
-      </w:r>
-      <w:commentRangeEnd w:id="334"/>
-      <w:r>
-        <w:rPr>
-          <w:rStyle w:val="CommentReference"/>
-        </w:rPr>
-        <w:commentReference w:id="334"/>
-      </w:r>
-      <w:r>
-        <w:rPr>
-          <w:rFonts w:ascii="Arial" w:hAnsi="Arial" w:cs="Arial"/>
-        </w:rPr>
-        <w:t>.</w:t>
-      </w:r>
-      <w:r>
-        <w:rPr>
-          <w:rFonts w:ascii="Arial" w:hAnsi="Arial" w:cs="Arial"/>
-        </w:rPr>
-        <w:t xml:space="preserve"> However, we generally expected to identify medium or small effect sizes </w:t>
-      </w:r>
-      <w:r>
-        <w:rPr>
-          <w:rFonts w:ascii="Arial" w:hAnsi="Arial" w:cs="Arial"/>
-        </w:rPr>
-        <w:t xml:space="preserve">for these differences in information detection by each method </w:t>
-      </w:r>
-      <w:r>
-        <w:rPr>
-          <w:rFonts w:ascii="Arial" w:hAnsi="Arial" w:cs="Arial"/>
-        </w:rPr>
-        <w:t xml:space="preserve">that did not outweigh the effect sizes calculated for clustering accuracy </w:t>
-      </w:r>
-      <w:r>
-        <w:rPr>
-          <w:rFonts w:ascii="Arial" w:hAnsi="Arial" w:cs="Arial"/>
-        </w:rPr>
-        <w:t>between different forms of identity information for the same measurement (spectrographic cross-correlation or the edit distance).</w:t>
-      </w:r>
-    </w:p>
-    <w:p>
-      <w:pPr>
-        <w:spacing w:line="480" w:lineRule="auto"/>
-        <w:rPr>
-          <w:rFonts w:ascii="Arial" w:hAnsi="Arial" w:cs="Arial"/>
-        </w:rPr>
-      </w:pPr>
-    </w:p>
-    <w:p>
-      <w:pPr>
-        <w:spacing w:line="480" w:lineRule="auto"/>
-        <w:rPr>
-          <w:rFonts w:ascii="Arial" w:hAnsi="Arial" w:cs="Arial"/>
-          <w:b/>
-          <w:bCs/>
-        </w:rPr>
-      </w:pPr>
-      <w:commentRangeStart w:id="335"/>
-      <w:r>
-        <w:rPr>
-          <w:rFonts w:ascii="Arial" w:hAnsi="Arial" w:cs="Arial"/>
-          <w:b/>
-          <w:bCs/>
-        </w:rPr>
-        <w:lastRenderedPageBreak/>
-        <w:t>Results</w:t>
-      </w:r>
-      <w:commentRangeEnd w:id="335"/>
-      <w:r>
-        <w:rPr>
-          <w:rStyle w:val="CommentReference"/>
-        </w:rPr>
-        <w:commentReference w:id="335"/>
-      </w:r>
-      <w:r>
-        <w:rPr>
-          <w:rFonts w:ascii="Arial" w:hAnsi="Arial" w:cs="Arial"/>
-          <w:b/>
-          <w:bCs/>
-        </w:rPr>
-        <w:t xml:space="preserve"> and </w:t>
-      </w:r>
-      <w:commentRangeStart w:id="336"/>
-      <w:r>
-        <w:rPr>
-          <w:rFonts w:ascii="Arial" w:hAnsi="Arial" w:cs="Arial"/>
-          <w:b/>
-          <w:bCs/>
-        </w:rPr>
-        <w:t>Discussion</w:t>
-      </w:r>
-      <w:commentRangeEnd w:id="336"/>
-      <w:r>
-        <w:rPr>
-          <w:rStyle w:val="CommentReference"/>
-        </w:rPr>
-        <w:commentReference w:id="336"/>
-      </w:r>
-      <w:r>
-        <w:rPr>
-          <w:rFonts w:ascii="Arial" w:hAnsi="Arial" w:cs="Arial"/>
-          <w:b/>
-          <w:bCs/>
-        </w:rPr>
-        <w:t>:</w:t>
-      </w:r>
-    </w:p>
-    <w:p>
-      <w:pPr>
-        <w:spacing w:line="480" w:lineRule="auto"/>
-        <w:rPr>
-          <w:rFonts w:ascii="Arial" w:hAnsi="Arial" w:cs="Arial"/>
-          <w:i/>
-          <w:iCs/>
-        </w:rPr>
-      </w:pPr>
-      <w:r>
-        <w:rPr>
-          <w:rFonts w:ascii="Arial" w:hAnsi="Arial" w:cs="Arial"/>
-          <w:i/>
-          <w:iCs/>
-        </w:rPr>
-        <w:t xml:space="preserve">Visualizing </w:t>
-      </w:r>
-      <w:r>
-        <w:rPr>
-          <w:rFonts w:ascii="Arial" w:hAnsi="Arial" w:cs="Arial"/>
-          <w:i/>
-          <w:iCs/>
-        </w:rPr>
-        <w:t>Synthetic Group and Information Datasets</w:t>
-      </w:r>
-    </w:p>
-    <w:p>
-      <w:pPr>
-        <w:spacing w:line="480" w:lineRule="auto"/>
-        <w:ind w:firstLine="720"/>
-        <w:rPr>
-          <w:rFonts w:ascii="Arial" w:hAnsi="Arial" w:cs="Arial"/>
-        </w:rPr>
-      </w:pPr>
-      <w:r>
-        <w:rPr>
-          <w:rFonts w:ascii="Arial" w:hAnsi="Arial" w:cs="Arial"/>
-        </w:rPr>
-        <w:t xml:space="preserve">We created two synthetic data sets: one that created </w:t>
-      </w:r>
-      <w:commentRangeStart w:id="337"/>
-      <w:commentRangeStart w:id="338"/>
-      <w:r>
-        <w:rPr>
-          <w:rFonts w:ascii="Arial" w:hAnsi="Arial" w:cs="Arial"/>
-        </w:rPr>
-        <w:t xml:space="preserve">vocalizations </w:t>
-      </w:r>
-      <w:commentRangeEnd w:id="337"/>
-      <w:r>
-        <w:rPr>
-          <w:rStyle w:val="CommentReference"/>
-        </w:rPr>
-        <w:commentReference w:id="337"/>
-      </w:r>
-      <w:commentRangeEnd w:id="338"/>
-      <w:r>
-        <w:rPr>
-          <w:rStyle w:val="CommentReference"/>
-        </w:rPr>
-        <w:commentReference w:id="338"/>
-      </w:r>
-      <w:r>
-        <w:rPr>
-          <w:rFonts w:ascii="Arial" w:hAnsi="Arial" w:cs="Arial"/>
-        </w:rPr>
-        <w:t xml:space="preserve">with more group </w:t>
-      </w:r>
-      <w:r>
-        <w:rPr>
-          <w:rFonts w:ascii="Arial" w:hAnsi="Arial" w:cs="Arial"/>
-        </w:rPr>
-        <w:t>specific</w:t>
-      </w:r>
-      <w:r>
-        <w:rPr>
-          <w:rFonts w:ascii="Arial" w:hAnsi="Arial" w:cs="Arial"/>
-        </w:rPr>
-        <w:t xml:space="preserve"> information than individual </w:t>
-      </w:r>
-      <w:r>
-        <w:rPr>
-          <w:rFonts w:ascii="Arial" w:hAnsi="Arial" w:cs="Arial"/>
-        </w:rPr>
-        <w:t xml:space="preserve">identity </w:t>
-      </w:r>
-      <w:r>
-        <w:rPr>
-          <w:rFonts w:ascii="Arial" w:hAnsi="Arial" w:cs="Arial"/>
-        </w:rPr>
-        <w:t xml:space="preserve">information encoded (henceforth the </w:t>
-      </w:r>
-      <w:r>
-        <w:rPr>
-          <w:rFonts w:ascii="Arial" w:hAnsi="Arial" w:cs="Arial"/>
-        </w:rPr>
-        <w:t>g</w:t>
-      </w:r>
-      <w:r>
-        <w:rPr>
-          <w:rFonts w:ascii="Arial" w:hAnsi="Arial" w:cs="Arial"/>
-        </w:rPr>
-        <w:t>roup</w:t>
-      </w:r>
-      <w:r>
-        <w:rPr>
-          <w:rFonts w:ascii="Arial" w:hAnsi="Arial" w:cs="Arial"/>
-        </w:rPr>
-        <w:t xml:space="preserve"> specific</w:t>
-      </w:r>
-      <w:r>
-        <w:rPr>
-          <w:rFonts w:ascii="Arial" w:hAnsi="Arial" w:cs="Arial"/>
-        </w:rPr>
-        <w:t xml:space="preserve"> dataset), and one that created </w:t>
-      </w:r>
-      <w:commentRangeStart w:id="339"/>
-      <w:r>
-        <w:rPr>
-          <w:rFonts w:ascii="Arial" w:hAnsi="Arial" w:cs="Arial"/>
-        </w:rPr>
-        <w:t xml:space="preserve">character strings </w:t>
-      </w:r>
-      <w:commentRangeEnd w:id="339"/>
-      <w:r>
-        <w:rPr>
-          <w:rStyle w:val="CommentReference"/>
-        </w:rPr>
-        <w:commentReference w:id="339"/>
-      </w:r>
-      <w:r>
-        <w:rPr>
-          <w:rFonts w:ascii="Arial" w:hAnsi="Arial" w:cs="Arial"/>
-        </w:rPr>
-        <w:t xml:space="preserve">with more individual </w:t>
-      </w:r>
-      <w:r>
-        <w:rPr>
-          <w:rFonts w:ascii="Arial" w:hAnsi="Arial" w:cs="Arial"/>
-        </w:rPr>
-        <w:t xml:space="preserve">identity </w:t>
-      </w:r>
-      <w:r>
-        <w:rPr>
-          <w:rFonts w:ascii="Arial" w:hAnsi="Arial" w:cs="Arial"/>
-        </w:rPr>
-        <w:t>information than group</w:t>
-      </w:r>
-      <w:r>
-        <w:rPr>
-          <w:rFonts w:ascii="Arial" w:hAnsi="Arial" w:cs="Arial"/>
-        </w:rPr>
-        <w:t xml:space="preserve"> specific </w:t>
-      </w:r>
-      <w:r>
-        <w:rPr>
-          <w:rFonts w:ascii="Arial" w:hAnsi="Arial" w:cs="Arial"/>
-        </w:rPr>
-        <w:t>information encoded (</w:t>
-      </w:r>
-      <w:r>
-        <w:rPr>
-          <w:rFonts w:ascii="Arial" w:hAnsi="Arial" w:cs="Arial"/>
-        </w:rPr>
-        <w:t>individual identity d</w:t>
-      </w:r>
-      <w:r>
-        <w:rPr>
-          <w:rFonts w:ascii="Arial" w:hAnsi="Arial" w:cs="Arial"/>
-        </w:rPr>
-        <w:t>ataset; henceforth the Individual dataset).</w:t>
-      </w:r>
-      <w:r>
-        <w:rPr>
-          <w:rFonts w:ascii="Arial" w:hAnsi="Arial" w:cs="Arial"/>
-        </w:rPr>
-        <w:t xml:space="preserve"> </w:t>
-      </w:r>
-      <w:r>
-        <w:rPr>
-          <w:rFonts w:ascii="Arial" w:hAnsi="Arial" w:cs="Arial"/>
-        </w:rPr>
-        <w:t>W</w:t>
-      </w:r>
-      <w:r>
-        <w:rPr>
-          <w:rFonts w:ascii="Arial" w:hAnsi="Arial" w:cs="Arial"/>
-        </w:rPr>
-        <w:t>e</w:t>
-      </w:r>
-      <w:r>
-        <w:rPr>
-          <w:rFonts w:ascii="Arial" w:hAnsi="Arial" w:cs="Arial"/>
-        </w:rPr>
-        <w:t xml:space="preserve"> then</w:t>
-      </w:r>
-      <w:r>
-        <w:rPr>
-          <w:rFonts w:ascii="Arial" w:hAnsi="Arial" w:cs="Arial"/>
-        </w:rPr>
-        <w:t xml:space="preserve"> created spectrographic lexicons and acoustic space plots to visualize </w:t>
-      </w:r>
-      <w:r>
-        <w:rPr>
-          <w:rFonts w:ascii="Arial" w:hAnsi="Arial" w:cs="Arial"/>
-        </w:rPr>
-        <w:t xml:space="preserve">a selected subset of </w:t>
-      </w:r>
-      <w:r>
-        <w:rPr>
-          <w:rFonts w:ascii="Arial" w:hAnsi="Arial" w:cs="Arial"/>
-        </w:rPr>
-        <w:t xml:space="preserve">the range of synthetic signals created and how they relate to each other in acoustic space </w:t>
-      </w:r>
-      <w:r>
-        <w:rPr>
-          <w:rFonts w:ascii="Arial" w:hAnsi="Arial" w:cs="Arial"/>
-        </w:rPr>
-        <w:t>when clustering back to the original individual or group</w:t>
-      </w:r>
-      <w:r>
-        <w:rPr>
-          <w:rFonts w:ascii="Arial" w:hAnsi="Arial" w:cs="Arial"/>
-        </w:rPr>
-        <w:t>.</w:t>
-      </w:r>
-    </w:p>
-    <w:p>
-      <w:pPr>
-        <w:spacing w:line="480" w:lineRule="auto"/>
-        <w:ind w:firstLine="720"/>
-        <w:rPr>
-          <w:rFonts w:ascii="Arial" w:hAnsi="Arial" w:cs="Arial"/>
-        </w:rPr>
-      </w:pPr>
-      <w:r>
-        <w:rPr>
-          <w:rFonts w:ascii="Arial" w:hAnsi="Arial" w:cs="Arial"/>
-        </w:rPr>
-        <w:t>Synthetic vocalizations from the group specific dataset (figure 2) share more similarities within groups and are more different across groups, as seen by the lack of overlapping polygons in the group level acoustic space plots for SPCC and edit distance (figure 2</w:t>
-      </w:r>
-      <w:r>
-        <w:rPr>
-          <w:rFonts w:ascii="Arial" w:hAnsi="Arial" w:cs="Arial"/>
-        </w:rPr>
-        <w:t>B</w:t>
-      </w:r>
-      <w:r>
-        <w:rPr>
-          <w:rFonts w:ascii="Arial" w:hAnsi="Arial" w:cs="Arial"/>
-        </w:rPr>
-        <w:t xml:space="preserve"> and 2</w:t>
-      </w:r>
-      <w:r>
-        <w:rPr>
-          <w:rFonts w:ascii="Arial" w:hAnsi="Arial" w:cs="Arial"/>
-        </w:rPr>
-        <w:t>C</w:t>
-      </w:r>
-      <w:r>
-        <w:rPr>
-          <w:rFonts w:ascii="Arial" w:hAnsi="Arial" w:cs="Arial"/>
-        </w:rPr>
-        <w:t>). Synthetic vocalizations in the individual identity dataset contain more variation within groups, but strong individual signatures within individual (figure 3), as see</w:t>
-      </w:r>
-      <w:r>
-        <w:rPr>
-          <w:rFonts w:ascii="Arial" w:hAnsi="Arial" w:cs="Arial"/>
-        </w:rPr>
-        <w:t>n by the non-overlapping individual polygons in the acoustic space plots for SPCC and edit distance (figure 3B and 3C). TKTK sentence about viewing all polygons in supplemental materials</w:t>
-      </w:r>
-    </w:p>
-    <w:p>
-      <w:pPr>
-        <w:spacing w:line="480" w:lineRule="auto"/>
-        <w:ind w:firstLine="720"/>
-        <w:rPr>
-          <w:rFonts w:ascii="Arial Nova Light" w:hAnsi="Arial Nova Light" w:cs="Arial"/>
-        </w:rPr>
-      </w:pPr>
-      <w:r>
-        <w:rPr>
-          <w:rFonts w:ascii="Arial" w:hAnsi="Arial" w:cs="Arial"/>
-        </w:rPr>
-        <w:lastRenderedPageBreak/>
-        <w:t xml:space="preserve"> </w:t>
-      </w:r>
-      <w:r>
-        <w:rPr>
-          <w:rFonts w:ascii="Arial Nova Light" w:hAnsi="Arial Nova Light" w:cs="Arial"/>
-          <w:noProof/>
-        </w:rPr>
-        <w:drawing>
-          <wp:inline distT="0" distB="0" distL="0" distR="0" wp14:anchorId="505504E1" wp14:editId="2AA9CBC2">
-            <wp:extent cx="5937250" cy="5149850"/>
-            <wp:effectExtent l="0" t="0" r="6350" b="0"/>
-            <wp:docPr id="1262552988" name="Picture 2"/>
-            <wp:cNvGraphicFramePr>
-              <a:graphicFrameLocks xmlns:a="http://schemas.openxmlformats.org/drawingml/2006/main" noChangeAspect="1"/>
-            </wp:cNvGraphicFramePr>
-            <a:graphic xmlns:a="http://schemas.openxmlformats.org/drawingml/2006/main">
-              <a:graphicData uri="http://schemas.openxmlformats.org/drawingml/2006/picture">
-                <pic:pic xmlns:pic="http://schemas.openxmlformats.org/drawingml/2006/picture">
-                  <pic:nvPicPr>
-                    <pic:cNvPr id="0" name="Picture 2"/>
-                    <pic:cNvPicPr>
-                      <a:picLocks noChangeAspect="1" noChangeArrowheads="1"/>
-                    </pic:cNvPicPr>
-                  </pic:nvPicPr>
-                  <pic:blipFill>
-                    <a:blip r:embed="rId14">
-                      <a:extLst>
-                        <a:ext uri="{28A0092B-C50C-407E-A947-70E740481C1C}">
-                          <a14:useLocalDpi xmlns:a14="http://schemas.microsoft.com/office/drawing/2010/main" val="0"/>
-                        </a:ext>
-                      </a:extLst>
-                    </a:blip>
-                    <a:srcRect/>
-                    <a:stretch>
-                      <a:fillRect/>
-                    </a:stretch>
-                  </pic:blipFill>
-                  <pic:spPr bwMode="auto">
-                    <a:xfrm>
-                      <a:off x="0" y="0"/>
-                      <a:ext cx="5937250" cy="5149850"/>
-                    </a:xfrm>
-                    <a:prstGeom prst="rect">
-                      <a:avLst/>
-                    </a:prstGeom>
-                    <a:noFill/>
-                    <a:ln>
-                      <a:noFill/>
-                    </a:ln>
-                  </pic:spPr>
-                </pic:pic>
-              </a:graphicData>
-            </a:graphic>
-          </wp:inline>
-        </w:drawing>
-      </w:r>
-    </w:p>
-    <w:p>
-      <w:pPr>
-        <w:spacing w:line="480" w:lineRule="auto"/>
-        <w:rPr>
-          <w:rFonts w:ascii="Arial" w:hAnsi="Arial" w:cs="Arial"/>
-          <w:sz w:val="22"/>
-          <w:szCs w:val="22"/>
-        </w:rPr>
-      </w:pPr>
-      <w:commentRangeStart w:id="340"/>
+      </w:pPr>
+      <w:commentRangeStart w:id="342"/>
       <w:r>
         <w:rPr>
           <w:rFonts w:ascii="Arial" w:hAnsi="Arial" w:cs="Arial"/>
@@ -7060,7 +7061,7 @@
         </w:rPr>
         <w:t xml:space="preserve">Figure </w:t>
       </w:r>
-      <w:commentRangeEnd w:id="340"/>
+      <w:commentRangeEnd w:id="342"/>
       <w:r>
         <w:rPr>
           <w:rStyle w:val="CommentReference"/>
@@ -7070,7 +7071,7 @@
           <w:sz w:val="22"/>
           <w:szCs w:val="22"/>
         </w:rPr>
-        <w:commentReference w:id="340"/>
+        <w:commentReference w:id="342"/>
       </w:r>
       <w:r>
         <w:rPr>
@@ -7125,61 +7126,62 @@
           <w:rFonts w:ascii="Arial Nova Light" w:hAnsi="Arial Nova Light" w:cs="Arial"/>
         </w:rPr>
       </w:pPr>
-      <w:r>
-        <w:rPr>
-          <w:rFonts w:ascii="Arial Nova Light" w:hAnsi="Arial Nova Light" w:cs="Arial"/>
-          <w:noProof/>
-        </w:rPr>
-        <w:lastRenderedPageBreak/>
-        <w:drawing>
-          <wp:inline distT="0" distB="0" distL="0" distR="0" wp14:anchorId="2986E17D" wp14:editId="72C2546A">
-            <wp:extent cx="5937250" cy="5149850"/>
-            <wp:effectExtent l="0" t="0" r="6350" b="0"/>
-            <wp:docPr id="1032993135" name="Picture 3"/>
-            <wp:cNvGraphicFramePr>
-              <a:graphicFrameLocks xmlns:a="http://schemas.openxmlformats.org/drawingml/2006/main" noChangeAspect="1"/>
-            </wp:cNvGraphicFramePr>
-            <a:graphic xmlns:a="http://schemas.openxmlformats.org/drawingml/2006/main">
-              <a:graphicData uri="http://schemas.openxmlformats.org/drawingml/2006/picture">
-                <pic:pic xmlns:pic="http://schemas.openxmlformats.org/drawingml/2006/picture">
-                  <pic:nvPicPr>
-                    <pic:cNvPr id="0" name="Picture 3"/>
-                    <pic:cNvPicPr>
-                      <a:picLocks noChangeAspect="1" noChangeArrowheads="1"/>
-                    </pic:cNvPicPr>
-                  </pic:nvPicPr>
-                  <pic:blipFill>
-                    <a:blip r:embed="rId15">
-                      <a:extLst>
-                        <a:ext uri="{28A0092B-C50C-407E-A947-70E740481C1C}">
-                          <a14:useLocalDpi xmlns:a14="http://schemas.microsoft.com/office/drawing/2010/main" val="0"/>
-                        </a:ext>
-                      </a:extLst>
-                    </a:blip>
-                    <a:srcRect/>
-                    <a:stretch>
-                      <a:fillRect/>
-                    </a:stretch>
-                  </pic:blipFill>
-                  <pic:spPr bwMode="auto">
-                    <a:xfrm>
-                      <a:off x="0" y="0"/>
-                      <a:ext cx="5937250" cy="5149850"/>
-                    </a:xfrm>
-                    <a:prstGeom prst="rect">
-                      <a:avLst/>
-                    </a:prstGeom>
-                    <a:noFill/>
-                    <a:ln>
+      <w:del w:id="343" w:author="Smith Vidaurre, Grace" w:date="2025-05-27T21:14:00Z" w16du:dateUtc="2025-05-28T01:14:00Z">
+        <w:r>
+          <w:rPr>
+            <w:rFonts w:ascii="Arial Nova Light" w:hAnsi="Arial Nova Light" w:cs="Arial"/>
+            <w:noProof/>
+          </w:rPr>
+          <w:drawing>
+            <wp:inline distT="0" distB="0" distL="0" distR="0" wp14:anchorId="2986E17D" wp14:editId="15E7FD49">
+              <wp:extent cx="5937250" cy="5149850"/>
+              <wp:effectExtent l="0" t="0" r="6350" b="0"/>
+              <wp:docPr id="1032993135" name="Picture 3"/>
+              <wp:cNvGraphicFramePr>
+                <a:graphicFrameLocks xmlns:a="http://schemas.openxmlformats.org/drawingml/2006/main" noChangeAspect="1"/>
+              </wp:cNvGraphicFramePr>
+              <a:graphic xmlns:a="http://schemas.openxmlformats.org/drawingml/2006/main">
+                <a:graphicData uri="http://schemas.openxmlformats.org/drawingml/2006/picture">
+                  <pic:pic xmlns:pic="http://schemas.openxmlformats.org/drawingml/2006/picture">
+                    <pic:nvPicPr>
+                      <pic:cNvPr id="0" name="Picture 3"/>
+                      <pic:cNvPicPr>
+                        <a:picLocks noChangeAspect="1" noChangeArrowheads="1"/>
+                      </pic:cNvPicPr>
+                    </pic:nvPicPr>
+                    <pic:blipFill>
+                      <a:blip r:embed="rId15">
+                        <a:extLst>
+                          <a:ext uri="{28A0092B-C50C-407E-A947-70E740481C1C}">
+                            <a14:useLocalDpi xmlns:a14="http://schemas.microsoft.com/office/drawing/2010/main" val="0"/>
+                          </a:ext>
+                        </a:extLst>
+                      </a:blip>
+                      <a:srcRect/>
+                      <a:stretch>
+                        <a:fillRect/>
+                      </a:stretch>
+                    </pic:blipFill>
+                    <pic:spPr bwMode="auto">
+                      <a:xfrm>
+                        <a:off x="0" y="0"/>
+                        <a:ext cx="5937250" cy="5149850"/>
+                      </a:xfrm>
+                      <a:prstGeom prst="rect">
+                        <a:avLst/>
+                      </a:prstGeom>
                       <a:noFill/>
-                    </a:ln>
-                  </pic:spPr>
-                </pic:pic>
-              </a:graphicData>
-            </a:graphic>
-          </wp:inline>
-        </w:drawing>
-      </w:r>
+                      <a:ln>
+                        <a:noFill/>
+                      </a:ln>
+                    </pic:spPr>
+                  </pic:pic>
+                </a:graphicData>
+              </a:graphic>
+            </wp:inline>
+          </w:drawing>
+        </w:r>
+      </w:del>
     </w:p>
     <w:p>
       <w:pPr>
@@ -7190,7 +7192,7 @@
           <w:szCs w:val="22"/>
         </w:rPr>
       </w:pPr>
-      <w:commentRangeStart w:id="341"/>
+      <w:commentRangeStart w:id="344"/>
       <w:r>
         <w:rPr>
           <w:rFonts w:ascii="Arial" w:hAnsi="Arial" w:cs="Arial"/>
@@ -7201,7 +7203,7 @@
         </w:rPr>
         <w:t xml:space="preserve">Figure </w:t>
       </w:r>
-      <w:commentRangeEnd w:id="341"/>
+      <w:commentRangeEnd w:id="344"/>
       <w:r>
         <w:rPr>
           <w:rStyle w:val="CommentReference"/>
@@ -7211,7 +7213,7 @@
           <w:sz w:val="22"/>
           <w:szCs w:val="22"/>
         </w:rPr>
-        <w:commentReference w:id="341"/>
+        <w:commentReference w:id="344"/>
       </w:r>
       <w:r>
         <w:rPr>
@@ -7260,14 +7262,7 @@
           <w:rFonts w:ascii="Arial" w:hAnsi="Arial" w:cs="Arial"/>
         </w:rPr>
         <w:tab/>
-        <w:t xml:space="preserve">These results confirm that our pipeline of generating synthetic signals via the creation of character strings then using Parson’s code to convert these strings into frequency modulated signals allows us to encode information at multiple social levels in the same signal. Using character strings to encode information in synthetic signals is a computationally efficient way to represent animal vocalizations in simulation-based research. This approach allows us to generate representations of vocalizations that </w:t>
-      </w:r>
-      <w:r>
-        <w:rPr>
-          <w:rFonts w:ascii="Arial" w:hAnsi="Arial" w:cs="Arial"/>
-        </w:rPr>
-        <w:lastRenderedPageBreak/>
-        <w:t xml:space="preserve">encode complex information that may be </w:t>
+        <w:t xml:space="preserve">These results confirm that our pipeline of generating synthetic signals via the creation of character strings then using Parson’s code to convert these strings into frequency modulated signals allows us to encode information at multiple social levels in the same signal. Using character strings to encode information in synthetic signals is a computationally efficient way to represent animal vocalizations in simulation-based research. This approach allows us to generate representations of vocalizations that encode complex information that may be </w:t>
       </w:r>
       <w:proofErr w:type="gramStart"/>
       <w:r>
@@ -7338,7 +7333,14 @@
         <w:rPr>
           <w:rFonts w:ascii="Arial" w:hAnsi="Arial" w:cs="Arial"/>
         </w:rPr>
-        <w:t xml:space="preserve">. Animals are known to use frequency modulation patterns to communicate social information (TKTK CITE). Our package, </w:t>
+        <w:t xml:space="preserve">. Animals are known to </w:t>
+      </w:r>
+      <w:r>
+        <w:rPr>
+          <w:rFonts w:ascii="Arial" w:hAnsi="Arial" w:cs="Arial"/>
+        </w:rPr>
+        <w:lastRenderedPageBreak/>
+        <w:t xml:space="preserve">use frequency modulation patterns to communicate social information (TKTK CITE). Our package, </w:t>
       </w:r>
       <w:proofErr w:type="spellStart"/>
       <w:r>
@@ -7544,7 +7546,6 @@
           <w:i/>
           <w:iCs/>
         </w:rPr>
-        <w:lastRenderedPageBreak/>
         <w:t xml:space="preserve">Accuracy of Information Encoding and Recovery  </w:t>
       </w:r>
     </w:p>
@@ -7596,7 +7597,14 @@
         <w:rPr>
           <w:rFonts w:ascii="Arial" w:hAnsi="Arial" w:cs="Arial"/>
         </w:rPr>
-        <w:t xml:space="preserve"> of original clusters of information. </w:t>
+        <w:t xml:space="preserve"> of original clusters </w:t>
+      </w:r>
+      <w:r>
+        <w:rPr>
+          <w:rFonts w:ascii="Arial" w:hAnsi="Arial" w:cs="Arial"/>
+        </w:rPr>
+        <w:lastRenderedPageBreak/>
+        <w:t xml:space="preserve">of information. </w:t>
       </w:r>
       <w:r>
         <w:rPr>
@@ -7672,64 +7680,65 @@
           <w:szCs w:val="22"/>
         </w:rPr>
       </w:pPr>
-      <w:r>
-        <w:rPr>
-          <w:rFonts w:ascii="Arial" w:hAnsi="Arial" w:cs="Arial"/>
-          <w:b/>
-          <w:bCs/>
-          <w:noProof/>
-          <w:sz w:val="22"/>
-          <w:szCs w:val="22"/>
-        </w:rPr>
-        <w:lastRenderedPageBreak/>
-        <w:drawing>
-          <wp:inline distT="0" distB="0" distL="0" distR="0" wp14:anchorId="7E081CA4" wp14:editId="5FF1D1B6">
-            <wp:extent cx="5937250" cy="5145616"/>
-            <wp:effectExtent l="0" t="0" r="0" b="0"/>
-            <wp:docPr id="782938263" name="Picture 4"/>
-            <wp:cNvGraphicFramePr>
-              <a:graphicFrameLocks xmlns:a="http://schemas.openxmlformats.org/drawingml/2006/main" noChangeAspect="1"/>
-            </wp:cNvGraphicFramePr>
-            <a:graphic xmlns:a="http://schemas.openxmlformats.org/drawingml/2006/main">
-              <a:graphicData uri="http://schemas.openxmlformats.org/drawingml/2006/picture">
-                <pic:pic xmlns:pic="http://schemas.openxmlformats.org/drawingml/2006/picture">
-                  <pic:nvPicPr>
-                    <pic:cNvPr id="782938263" name="Picture 4"/>
-                    <pic:cNvPicPr>
-                      <a:picLocks noChangeAspect="1" noChangeArrowheads="1"/>
-                    </pic:cNvPicPr>
-                  </pic:nvPicPr>
-                  <pic:blipFill>
-                    <a:blip r:embed="rId16">
-                      <a:extLst>
-                        <a:ext uri="{28A0092B-C50C-407E-A947-70E740481C1C}">
-                          <a14:useLocalDpi xmlns:a14="http://schemas.microsoft.com/office/drawing/2010/main" val="0"/>
-                        </a:ext>
-                      </a:extLst>
-                    </a:blip>
-                    <a:stretch>
-                      <a:fillRect/>
-                    </a:stretch>
-                  </pic:blipFill>
-                  <pic:spPr bwMode="auto">
-                    <a:xfrm>
-                      <a:off x="0" y="0"/>
-                      <a:ext cx="5937250" cy="5145616"/>
-                    </a:xfrm>
-                    <a:prstGeom prst="rect">
-                      <a:avLst/>
-                    </a:prstGeom>
-                    <a:noFill/>
-                    <a:ln>
+      <w:del w:id="345" w:author="Smith Vidaurre, Grace" w:date="2025-05-27T21:15:00Z" w16du:dateUtc="2025-05-28T01:15:00Z">
+        <w:r>
+          <w:rPr>
+            <w:rFonts w:ascii="Arial" w:hAnsi="Arial" w:cs="Arial"/>
+            <w:b/>
+            <w:bCs/>
+            <w:noProof/>
+            <w:sz w:val="22"/>
+            <w:szCs w:val="22"/>
+          </w:rPr>
+          <w:drawing>
+            <wp:inline distT="0" distB="0" distL="0" distR="0" wp14:anchorId="7E081CA4" wp14:editId="6E95EBBD">
+              <wp:extent cx="5937250" cy="5145616"/>
+              <wp:effectExtent l="0" t="0" r="0" b="0"/>
+              <wp:docPr id="782938263" name="Picture 4"/>
+              <wp:cNvGraphicFramePr>
+                <a:graphicFrameLocks xmlns:a="http://schemas.openxmlformats.org/drawingml/2006/main" noChangeAspect="1"/>
+              </wp:cNvGraphicFramePr>
+              <a:graphic xmlns:a="http://schemas.openxmlformats.org/drawingml/2006/main">
+                <a:graphicData uri="http://schemas.openxmlformats.org/drawingml/2006/picture">
+                  <pic:pic xmlns:pic="http://schemas.openxmlformats.org/drawingml/2006/picture">
+                    <pic:nvPicPr>
+                      <pic:cNvPr id="782938263" name="Picture 4"/>
+                      <pic:cNvPicPr>
+                        <a:picLocks noChangeAspect="1" noChangeArrowheads="1"/>
+                      </pic:cNvPicPr>
+                    </pic:nvPicPr>
+                    <pic:blipFill>
+                      <a:blip r:embed="rId16">
+                        <a:extLst>
+                          <a:ext uri="{28A0092B-C50C-407E-A947-70E740481C1C}">
+                            <a14:useLocalDpi xmlns:a14="http://schemas.microsoft.com/office/drawing/2010/main" val="0"/>
+                          </a:ext>
+                        </a:extLst>
+                      </a:blip>
+                      <a:stretch>
+                        <a:fillRect/>
+                      </a:stretch>
+                    </pic:blipFill>
+                    <pic:spPr bwMode="auto">
+                      <a:xfrm>
+                        <a:off x="0" y="0"/>
+                        <a:ext cx="5937250" cy="5145616"/>
+                      </a:xfrm>
+                      <a:prstGeom prst="rect">
+                        <a:avLst/>
+                      </a:prstGeom>
                       <a:noFill/>
-                    </a:ln>
-                  </pic:spPr>
-                </pic:pic>
-              </a:graphicData>
-            </a:graphic>
-          </wp:inline>
-        </w:drawing>
-      </w:r>
+                      <a:ln>
+                        <a:noFill/>
+                      </a:ln>
+                    </pic:spPr>
+                  </pic:pic>
+                </a:graphicData>
+              </a:graphic>
+            </wp:inline>
+          </w:drawing>
+        </w:r>
+      </w:del>
     </w:p>
     <w:p>
       <w:pPr>
@@ -7742,7 +7751,7 @@
           <w:szCs w:val="22"/>
         </w:rPr>
       </w:pPr>
-      <w:commentRangeStart w:id="342"/>
+      <w:commentRangeStart w:id="346"/>
       <w:r>
         <w:rPr>
           <w:rFonts w:ascii="Arial" w:hAnsi="Arial" w:cs="Arial"/>
@@ -7753,7 +7762,7 @@
         </w:rPr>
         <w:t xml:space="preserve">Figure </w:t>
       </w:r>
-      <w:commentRangeEnd w:id="342"/>
+      <w:commentRangeEnd w:id="346"/>
       <w:r>
         <w:rPr>
           <w:rStyle w:val="CommentReference"/>
@@ -7761,7 +7770,7 @@
           <w:sz w:val="22"/>
           <w:szCs w:val="22"/>
         </w:rPr>
-        <w:commentReference w:id="342"/>
+        <w:commentReference w:id="346"/>
       </w:r>
       <w:r>
         <w:rPr>
@@ -7854,20 +7863,20 @@
         <w:rPr>
           <w:rFonts w:ascii="Arial" w:hAnsi="Arial" w:cs="Arial"/>
         </w:rPr>
-        <w:t xml:space="preserve">We used the group level accuracy scores as our comparison group, meaning that a positive effect size value indicates group level information detection was </w:t>
+        <w:t xml:space="preserve">We used the group level accuracy scores as our comparison group, meaning that a positive effect size value indicates group level information detection was more accuracy, while negative means individual level information detect was more accurate. </w:t>
+      </w:r>
+      <w:r>
+        <w:rPr>
+          <w:rFonts w:ascii="Arial" w:hAnsi="Arial" w:cs="Arial"/>
+        </w:rPr>
+        <w:t xml:space="preserve">For both edit distance and SPCC calculations, we found large effect size differences between group and individual level accuracy measurements at the extremes </w:t>
       </w:r>
       <w:r>
         <w:rPr>
           <w:rFonts w:ascii="Arial" w:hAnsi="Arial" w:cs="Arial"/>
         </w:rPr>
         <w:lastRenderedPageBreak/>
-        <w:t xml:space="preserve">more accuracy, while negative means individual level information detect was more accurate. </w:t>
-      </w:r>
-      <w:r>
-        <w:rPr>
-          <w:rFonts w:ascii="Arial" w:hAnsi="Arial" w:cs="Arial"/>
-        </w:rPr>
-        <w:t xml:space="preserve">For both edit distance and SPCC calculations, we found large effect size differences between group and individual level accuracy measurements at the extremes of the information proportion treatments. When there was no group information encoded, we detected negative effects sizes, suggesting the distribution of group level accuracy was </w:t>
+        <w:t xml:space="preserve">of the information proportion treatments. When there was no group information encoded, we detected negative effects sizes, suggesting the distribution of group level accuracy was </w:t>
       </w:r>
       <w:r>
         <w:rPr>
@@ -7907,27 +7916,27 @@
           <w:rFonts w:ascii="Arial" w:hAnsi="Arial" w:cs="Arial"/>
         </w:rPr>
       </w:pPr>
-      <w:commentRangeStart w:id="343"/>
-      <w:commentRangeStart w:id="344"/>
+      <w:commentRangeStart w:id="347"/>
+      <w:commentRangeStart w:id="348"/>
       <w:r>
         <w:rPr>
           <w:rFonts w:ascii="Arial" w:hAnsi="Arial" w:cs="Arial"/>
         </w:rPr>
         <w:t xml:space="preserve">Table </w:t>
       </w:r>
-      <w:commentRangeEnd w:id="343"/>
+      <w:commentRangeEnd w:id="347"/>
       <w:r>
         <w:rPr>
           <w:rStyle w:val="CommentReference"/>
         </w:rPr>
-        <w:commentReference w:id="343"/>
-      </w:r>
-      <w:commentRangeEnd w:id="344"/>
+        <w:commentReference w:id="347"/>
+      </w:r>
+      <w:commentRangeEnd w:id="348"/>
       <w:r>
         <w:rPr>
           <w:rStyle w:val="CommentReference"/>
         </w:rPr>
-        <w:commentReference w:id="344"/>
+        <w:commentReference w:id="348"/>
       </w:r>
       <w:r>
         <w:rPr>
@@ -11919,7 +11928,6 @@
                 <w:szCs w:val="22"/>
                 <w14:ligatures w14:val="none"/>
               </w:rPr>
-              <w:lastRenderedPageBreak/>
               <w:t>8</w:t>
             </w:r>
           </w:p>
@@ -12682,6 +12690,7 @@
                 <w:szCs w:val="22"/>
                 <w14:ligatures w14:val="none"/>
               </w:rPr>
+              <w:lastRenderedPageBreak/>
               <w:t>4</w:t>
             </w:r>
           </w:p>
@@ -16054,75 +16063,76 @@
           <w:szCs w:val="22"/>
         </w:rPr>
       </w:pPr>
-      <w:r>
-        <w:rPr>
-          <w:rFonts w:ascii="Arial" w:hAnsi="Arial" w:cs="Arial"/>
-          <w:b/>
-          <w:bCs/>
-          <w:noProof/>
+      <w:del w:id="349" w:author="Smith Vidaurre, Grace" w:date="2025-05-27T21:15:00Z" w16du:dateUtc="2025-05-28T01:15:00Z">
+        <w:r>
+          <w:rPr>
+            <w:rFonts w:ascii="Arial" w:hAnsi="Arial" w:cs="Arial"/>
+            <w:b/>
+            <w:bCs/>
+            <w:noProof/>
+            <w:sz w:val="22"/>
+            <w:szCs w:val="22"/>
+          </w:rPr>
+          <w:drawing>
+            <wp:inline distT="0" distB="0" distL="0" distR="0" wp14:anchorId="5533CDDE" wp14:editId="25BF5BBA">
+              <wp:extent cx="5937250" cy="5145616"/>
+              <wp:effectExtent l="0" t="0" r="0" b="0"/>
+              <wp:docPr id="978950095" name="Picture 5"/>
+              <wp:cNvGraphicFramePr>
+                <a:graphicFrameLocks xmlns:a="http://schemas.openxmlformats.org/drawingml/2006/main" noChangeAspect="1"/>
+              </wp:cNvGraphicFramePr>
+              <a:graphic xmlns:a="http://schemas.openxmlformats.org/drawingml/2006/main">
+                <a:graphicData uri="http://schemas.openxmlformats.org/drawingml/2006/picture">
+                  <pic:pic xmlns:pic="http://schemas.openxmlformats.org/drawingml/2006/picture">
+                    <pic:nvPicPr>
+                      <pic:cNvPr id="978950095" name="Picture 5"/>
+                      <pic:cNvPicPr>
+                        <a:picLocks noChangeAspect="1" noChangeArrowheads="1"/>
+                      </pic:cNvPicPr>
+                    </pic:nvPicPr>
+                    <pic:blipFill>
+                      <a:blip r:embed="rId17">
+                        <a:extLst>
+                          <a:ext uri="{28A0092B-C50C-407E-A947-70E740481C1C}">
+                            <a14:useLocalDpi xmlns:a14="http://schemas.microsoft.com/office/drawing/2010/main" val="0"/>
+                          </a:ext>
+                        </a:extLst>
+                      </a:blip>
+                      <a:stretch>
+                        <a:fillRect/>
+                      </a:stretch>
+                    </pic:blipFill>
+                    <pic:spPr bwMode="auto">
+                      <a:xfrm>
+                        <a:off x="0" y="0"/>
+                        <a:ext cx="5937250" cy="5145616"/>
+                      </a:xfrm>
+                      <a:prstGeom prst="rect">
+                        <a:avLst/>
+                      </a:prstGeom>
+                      <a:noFill/>
+                      <a:ln>
+                        <a:noFill/>
+                      </a:ln>
+                    </pic:spPr>
+                  </pic:pic>
+                </a:graphicData>
+              </a:graphic>
+            </wp:inline>
+          </w:drawing>
+        </w:r>
+      </w:del>
+    </w:p>
+    <w:p>
+      <w:pPr>
+        <w:spacing w:line="480" w:lineRule="auto"/>
+        <w:rPr>
+          <w:rFonts w:ascii="Arial" w:hAnsi="Arial" w:cs="Arial"/>
           <w:sz w:val="22"/>
           <w:szCs w:val="22"/>
         </w:rPr>
-        <w:lastRenderedPageBreak/>
-        <w:drawing>
-          <wp:inline distT="0" distB="0" distL="0" distR="0" wp14:anchorId="5533CDDE" wp14:editId="5F20D14C">
-            <wp:extent cx="5937250" cy="5145616"/>
-            <wp:effectExtent l="0" t="0" r="0" b="0"/>
-            <wp:docPr id="978950095" name="Picture 5"/>
-            <wp:cNvGraphicFramePr>
-              <a:graphicFrameLocks xmlns:a="http://schemas.openxmlformats.org/drawingml/2006/main" noChangeAspect="1"/>
-            </wp:cNvGraphicFramePr>
-            <a:graphic xmlns:a="http://schemas.openxmlformats.org/drawingml/2006/main">
-              <a:graphicData uri="http://schemas.openxmlformats.org/drawingml/2006/picture">
-                <pic:pic xmlns:pic="http://schemas.openxmlformats.org/drawingml/2006/picture">
-                  <pic:nvPicPr>
-                    <pic:cNvPr id="978950095" name="Picture 5"/>
-                    <pic:cNvPicPr>
-                      <a:picLocks noChangeAspect="1" noChangeArrowheads="1"/>
-                    </pic:cNvPicPr>
-                  </pic:nvPicPr>
-                  <pic:blipFill>
-                    <a:blip r:embed="rId17">
-                      <a:extLst>
-                        <a:ext uri="{28A0092B-C50C-407E-A947-70E740481C1C}">
-                          <a14:useLocalDpi xmlns:a14="http://schemas.microsoft.com/office/drawing/2010/main" val="0"/>
-                        </a:ext>
-                      </a:extLst>
-                    </a:blip>
-                    <a:stretch>
-                      <a:fillRect/>
-                    </a:stretch>
-                  </pic:blipFill>
-                  <pic:spPr bwMode="auto">
-                    <a:xfrm>
-                      <a:off x="0" y="0"/>
-                      <a:ext cx="5937250" cy="5145616"/>
-                    </a:xfrm>
-                    <a:prstGeom prst="rect">
-                      <a:avLst/>
-                    </a:prstGeom>
-                    <a:noFill/>
-                    <a:ln>
-                      <a:noFill/>
-                    </a:ln>
-                  </pic:spPr>
-                </pic:pic>
-              </a:graphicData>
-            </a:graphic>
-          </wp:inline>
-        </w:drawing>
-      </w:r>
-    </w:p>
-    <w:p>
-      <w:pPr>
-        <w:spacing w:line="480" w:lineRule="auto"/>
-        <w:rPr>
-          <w:rFonts w:ascii="Arial" w:hAnsi="Arial" w:cs="Arial"/>
-          <w:sz w:val="22"/>
-          <w:szCs w:val="22"/>
-        </w:rPr>
-      </w:pPr>
-      <w:commentRangeStart w:id="345"/>
+      </w:pPr>
+      <w:commentRangeStart w:id="350"/>
       <w:r>
         <w:rPr>
           <w:rFonts w:ascii="Arial" w:hAnsi="Arial" w:cs="Arial"/>
@@ -16133,7 +16143,7 @@
         </w:rPr>
         <w:t xml:space="preserve">Figure </w:t>
       </w:r>
-      <w:commentRangeEnd w:id="345"/>
+      <w:commentRangeEnd w:id="350"/>
       <w:r>
         <w:rPr>
           <w:rStyle w:val="CommentReference"/>
@@ -16141,7 +16151,7 @@
           <w:sz w:val="22"/>
           <w:szCs w:val="22"/>
         </w:rPr>
-        <w:commentReference w:id="345"/>
+        <w:commentReference w:id="350"/>
       </w:r>
       <w:r>
         <w:rPr>
@@ -16210,72 +16220,78 @@
         <w:rPr>
           <w:rFonts w:ascii="Arial" w:hAnsi="Arial" w:cs="Arial"/>
         </w:rPr>
+        <w:t xml:space="preserve">Our package, </w:t>
+      </w:r>
+      <w:proofErr w:type="spellStart"/>
+      <w:r>
+        <w:rPr>
+          <w:rFonts w:ascii="Arial" w:hAnsi="Arial" w:cs="Arial"/>
+        </w:rPr>
+        <w:t>paRsynth</w:t>
+      </w:r>
+      <w:proofErr w:type="spellEnd"/>
+      <w:r>
+        <w:rPr>
+          <w:rFonts w:ascii="Arial" w:hAnsi="Arial" w:cs="Arial"/>
+        </w:rPr>
+        <w:t xml:space="preserve">, is a new synthetic tool for studying information encoding in animal communication. </w:t>
+      </w:r>
+      <w:r>
+        <w:rPr>
+          <w:rFonts w:ascii="Arial" w:hAnsi="Arial" w:cs="Arial"/>
+        </w:rPr>
+        <w:t xml:space="preserve">Synthetic tools offer a </w:t>
+      </w:r>
+      <w:proofErr w:type="gramStart"/>
+      <w:r>
+        <w:rPr>
+          <w:rFonts w:ascii="Arial" w:hAnsi="Arial" w:cs="Arial"/>
+        </w:rPr>
+        <w:t>practical solutions</w:t>
+      </w:r>
+      <w:proofErr w:type="gramEnd"/>
+      <w:r>
+        <w:rPr>
+          <w:rFonts w:ascii="Arial" w:hAnsi="Arial" w:cs="Arial"/>
+        </w:rPr>
+        <w:t xml:space="preserve"> to limitations in animal communication research imposed by naturalistic data collection</w:t>
+      </w:r>
+      <w:r>
+        <w:rPr>
+          <w:rFonts w:ascii="Arial" w:hAnsi="Arial" w:cs="Arial"/>
+        </w:rPr>
+        <w:t>, while still providing datasets that mimic biologic</w:t>
+      </w:r>
+      <w:r>
+        <w:rPr>
+          <w:rFonts w:ascii="Arial" w:hAnsi="Arial" w:cs="Arial"/>
+        </w:rPr>
+        <w:t>al</w:t>
+      </w:r>
+      <w:r>
+        <w:rPr>
+          <w:rFonts w:ascii="Arial" w:hAnsi="Arial" w:cs="Arial"/>
+        </w:rPr>
+        <w:t xml:space="preserve"> ones. Currently</w:t>
+      </w:r>
+      <w:r>
+        <w:rPr>
+          <w:rFonts w:ascii="Arial" w:hAnsi="Arial" w:cs="Arial"/>
+        </w:rPr>
+        <w:t>,</w:t>
+      </w:r>
+      <w:r>
+        <w:rPr>
+          <w:rFonts w:ascii="Arial" w:hAnsi="Arial" w:cs="Arial"/>
+        </w:rPr>
+        <w:t xml:space="preserve"> there are calls for vocal </w:t>
+      </w:r>
+      <w:r>
+        <w:rPr>
+          <w:rFonts w:ascii="Arial" w:hAnsi="Arial" w:cs="Arial"/>
+        </w:rPr>
         <w:lastRenderedPageBreak/>
-        <w:t xml:space="preserve">Our package, </w:t>
-      </w:r>
-      <w:proofErr w:type="spellStart"/>
-      <w:r>
-        <w:rPr>
-          <w:rFonts w:ascii="Arial" w:hAnsi="Arial" w:cs="Arial"/>
-        </w:rPr>
-        <w:t>paRsynth</w:t>
-      </w:r>
-      <w:proofErr w:type="spellEnd"/>
-      <w:r>
-        <w:rPr>
-          <w:rFonts w:ascii="Arial" w:hAnsi="Arial" w:cs="Arial"/>
-        </w:rPr>
-        <w:t xml:space="preserve">, is a new synthetic tool for studying information encoding in animal communication. </w:t>
-      </w:r>
-      <w:r>
-        <w:rPr>
-          <w:rFonts w:ascii="Arial" w:hAnsi="Arial" w:cs="Arial"/>
-        </w:rPr>
-        <w:t xml:space="preserve">Synthetic tools offer a </w:t>
-      </w:r>
-      <w:proofErr w:type="gramStart"/>
-      <w:r>
-        <w:rPr>
-          <w:rFonts w:ascii="Arial" w:hAnsi="Arial" w:cs="Arial"/>
-        </w:rPr>
-        <w:t>practical solutions</w:t>
-      </w:r>
-      <w:proofErr w:type="gramEnd"/>
-      <w:r>
-        <w:rPr>
-          <w:rFonts w:ascii="Arial" w:hAnsi="Arial" w:cs="Arial"/>
-        </w:rPr>
-        <w:t xml:space="preserve"> to limitations in animal communication research imposed by naturalistic data collection</w:t>
-      </w:r>
-      <w:r>
-        <w:rPr>
-          <w:rFonts w:ascii="Arial" w:hAnsi="Arial" w:cs="Arial"/>
-        </w:rPr>
-        <w:t>, while still providing datasets that mimic biologic</w:t>
-      </w:r>
-      <w:r>
-        <w:rPr>
-          <w:rFonts w:ascii="Arial" w:hAnsi="Arial" w:cs="Arial"/>
-        </w:rPr>
-        <w:t>al</w:t>
-      </w:r>
-      <w:r>
-        <w:rPr>
-          <w:rFonts w:ascii="Arial" w:hAnsi="Arial" w:cs="Arial"/>
-        </w:rPr>
-        <w:t xml:space="preserve"> ones. Currently</w:t>
-      </w:r>
-      <w:r>
-        <w:rPr>
-          <w:rFonts w:ascii="Arial" w:hAnsi="Arial" w:cs="Arial"/>
-        </w:rPr>
-        <w:t>,</w:t>
-      </w:r>
-      <w:r>
-        <w:rPr>
-          <w:rFonts w:ascii="Arial" w:hAnsi="Arial" w:cs="Arial"/>
-        </w:rPr>
-        <w:t xml:space="preserve"> there are calls for vocal communication research to take advantage </w:t>
+        <w:t xml:space="preserve">communication research to take advantage </w:t>
       </w:r>
       <w:r>
         <w:rPr>
@@ -16663,14 +16679,7 @@
         <w:rPr>
           <w:rFonts w:ascii="Arial" w:hAnsi="Arial" w:cs="Arial"/>
         </w:rPr>
-        <w:t xml:space="preserve"> </w:t>
-      </w:r>
-      <w:r>
-        <w:rPr>
-          <w:rFonts w:ascii="Arial" w:hAnsi="Arial" w:cs="Arial"/>
-        </w:rPr>
-        <w:lastRenderedPageBreak/>
-        <w:t>research</w:t>
+        <w:t xml:space="preserve"> research</w:t>
       </w:r>
       <w:r>
         <w:rPr>
@@ -16744,7 +16753,7 @@
           <w:rFonts w:ascii="Arial" w:hAnsi="Arial" w:cs="Arial"/>
         </w:rPr>
       </w:pPr>
-      <w:commentRangeStart w:id="346"/>
+      <w:commentRangeStart w:id="351"/>
       <w:r>
         <w:rPr>
           <w:rFonts w:ascii="Arial" w:hAnsi="Arial" w:cs="Arial"/>
@@ -16753,7 +16762,7 @@
         </w:rPr>
         <w:t xml:space="preserve">Materials and </w:t>
       </w:r>
-      <w:commentRangeStart w:id="347"/>
+      <w:commentRangeStart w:id="352"/>
       <w:r>
         <w:rPr>
           <w:rFonts w:ascii="Arial" w:hAnsi="Arial" w:cs="Arial"/>
@@ -16762,12 +16771,12 @@
         </w:rPr>
         <w:t>Methods</w:t>
       </w:r>
-      <w:commentRangeEnd w:id="347"/>
+      <w:commentRangeEnd w:id="352"/>
       <w:r>
         <w:rPr>
           <w:rStyle w:val="CommentReference"/>
         </w:rPr>
-        <w:commentReference w:id="347"/>
+        <w:commentReference w:id="352"/>
       </w:r>
       <w:r>
         <w:rPr>
@@ -16775,12 +16784,12 @@
         </w:rPr>
         <w:t>:</w:t>
       </w:r>
-      <w:commentRangeEnd w:id="346"/>
+      <w:commentRangeEnd w:id="351"/>
       <w:r>
         <w:rPr>
           <w:rStyle w:val="CommentReference"/>
         </w:rPr>
-        <w:commentReference w:id="346"/>
+        <w:commentReference w:id="351"/>
       </w:r>
     </w:p>
     <w:p>
@@ -16827,27 +16836,27 @@
         </w:rPr>
         <w:t xml:space="preserve"> </w:t>
       </w:r>
-      <w:commentRangeStart w:id="348"/>
-      <w:commentRangeStart w:id="349"/>
+      <w:commentRangeStart w:id="353"/>
+      <w:commentRangeStart w:id="354"/>
       <w:r>
         <w:rPr>
           <w:rFonts w:ascii="Arial" w:hAnsi="Arial" w:cs="Arial"/>
         </w:rPr>
         <w:t xml:space="preserve">5 components (Figure 1): </w:t>
       </w:r>
-      <w:commentRangeEnd w:id="348"/>
+      <w:commentRangeEnd w:id="353"/>
       <w:r>
         <w:rPr>
           <w:rStyle w:val="CommentReference"/>
         </w:rPr>
-        <w:commentReference w:id="348"/>
-      </w:r>
-      <w:commentRangeEnd w:id="349"/>
+        <w:commentReference w:id="353"/>
+      </w:r>
+      <w:commentRangeEnd w:id="354"/>
       <w:r>
         <w:rPr>
           <w:rStyle w:val="CommentReference"/>
         </w:rPr>
-        <w:commentReference w:id="349"/>
+        <w:commentReference w:id="354"/>
       </w:r>
       <w:r>
         <w:rPr>
@@ -16855,19 +16864,19 @@
         </w:rPr>
         <w:t xml:space="preserve">a global head (a string of characters shared across all individuals; TKTK character length), a section of group information, a section of individual information, another section of group information, and a global tail (a string of characters shared across all individuals; TKTK character length). Later versions of our code will allow users to choose where and how much information is encoded in the signal. We varied the character length of the group and individual sections depending on treatment, discussed below. We used three unique characters in the string: A, B, and C. </w:t>
       </w:r>
-      <w:commentRangeStart w:id="350"/>
+      <w:commentRangeStart w:id="355"/>
       <w:r>
         <w:rPr>
           <w:rFonts w:ascii="Arial" w:hAnsi="Arial" w:cs="Arial"/>
         </w:rPr>
         <w:t>Once character strings were generated, we added random variation in each call to represent variation within an individual’s call repertoires</w:t>
       </w:r>
-      <w:commentRangeEnd w:id="350"/>
+      <w:commentRangeEnd w:id="355"/>
       <w:r>
         <w:rPr>
           <w:rStyle w:val="CommentReference"/>
         </w:rPr>
-        <w:commentReference w:id="350"/>
+        <w:commentReference w:id="355"/>
       </w:r>
       <w:r>
         <w:rPr>
@@ -16952,64 +16961,64 @@
         <w:rPr>
           <w:rFonts w:ascii="Arial" w:hAnsi="Arial" w:cs="Arial"/>
         </w:rPr>
-        <w:t xml:space="preserve"> encoding, which reduces the </w:t>
+        <w:t xml:space="preserve"> encoding, which reduces the frequences profile of a signal to a “</w:t>
+      </w:r>
+      <w:proofErr w:type="spellStart"/>
+      <w:r>
+        <w:rPr>
+          <w:rFonts w:ascii="Arial" w:hAnsi="Arial" w:cs="Arial"/>
+        </w:rPr>
+        <w:t>trit</w:t>
+      </w:r>
+      <w:proofErr w:type="spellEnd"/>
+      <w:r>
+        <w:rPr>
+          <w:rFonts w:ascii="Arial" w:hAnsi="Arial" w:cs="Arial"/>
+        </w:rPr>
+        <w:t xml:space="preserve">” of information by noting the direction of frequency change (up, down, or constant) in a series of subsamples from the original signal, known as Parsons segments. Parsons code is often used in the retrieval and study of music </w:t>
+      </w:r>
+      <w:r>
+        <w:rPr>
+          <w:rFonts w:ascii="Arial" w:hAnsi="Arial" w:cs="Arial"/>
+        </w:rPr>
+        <w:fldChar w:fldCharType="begin"/>
+      </w:r>
+      <w:r>
+        <w:rPr>
+          <w:rFonts w:ascii="Arial" w:hAnsi="Arial" w:cs="Arial"/>
+        </w:rPr>
+        <w:instrText xml:space="preserve"> ADDIN ZOTERO_ITEM CSL_CITATION {"citationID":"8E9FupMd","properties":{"formattedCitation":"(41)","plainCitation":"(41)","noteIndex":0},"citationItems":[{"id":601,"uris":["http://zotero.org/groups/5786507/items/IJTC2XE2"],"itemData":{"id":601,"type":"article-journal","container-title":"Annual review of information science and technology","issue":"1","page":"295-340","title":"Music information retrieval","volume":"37","author":[{"family":"Downie","given":"J.S."}],"issued":{"date-parts":[["2003"]]}}}],"schema":"https://github.com/citation-style-language/schema/raw/master/csl-citation.json"} </w:instrText>
+      </w:r>
+      <w:r>
+        <w:rPr>
+          <w:rFonts w:ascii="Arial" w:hAnsi="Arial" w:cs="Arial"/>
+        </w:rPr>
+        <w:fldChar w:fldCharType="separate"/>
+      </w:r>
+      <w:r>
+        <w:rPr>
+          <w:rFonts w:ascii="Arial" w:hAnsi="Arial" w:cs="Arial"/>
+        </w:rPr>
+        <w:t>(41)</w:t>
+      </w:r>
+      <w:r>
+        <w:rPr>
+          <w:rFonts w:ascii="Arial" w:hAnsi="Arial" w:cs="Arial"/>
+        </w:rPr>
+        <w:fldChar w:fldCharType="end"/>
+      </w:r>
+      <w:r>
+        <w:rPr>
+          <w:rFonts w:ascii="Arial" w:hAnsi="Arial" w:cs="Arial"/>
+        </w:rPr>
+        <w:t xml:space="preserve">, however researchers have used a Parsons code metric to decode </w:t>
       </w:r>
       <w:r>
         <w:rPr>
           <w:rFonts w:ascii="Arial" w:hAnsi="Arial" w:cs="Arial"/>
         </w:rPr>
         <w:lastRenderedPageBreak/>
-        <w:t>frequences profile of a signal to a “</w:t>
-      </w:r>
-      <w:proofErr w:type="spellStart"/>
-      <w:r>
-        <w:rPr>
-          <w:rFonts w:ascii="Arial" w:hAnsi="Arial" w:cs="Arial"/>
-        </w:rPr>
-        <w:t>trit</w:t>
-      </w:r>
-      <w:proofErr w:type="spellEnd"/>
-      <w:r>
-        <w:rPr>
-          <w:rFonts w:ascii="Arial" w:hAnsi="Arial" w:cs="Arial"/>
-        </w:rPr>
-        <w:t xml:space="preserve">” of information by noting the direction of frequency change (up, down, or constant) in a series of subsamples from the original signal, known as Parsons segments. Parsons code is often used in the retrieval and study of music </w:t>
-      </w:r>
-      <w:r>
-        <w:rPr>
-          <w:rFonts w:ascii="Arial" w:hAnsi="Arial" w:cs="Arial"/>
-        </w:rPr>
-        <w:fldChar w:fldCharType="begin"/>
-      </w:r>
-      <w:r>
-        <w:rPr>
-          <w:rFonts w:ascii="Arial" w:hAnsi="Arial" w:cs="Arial"/>
-        </w:rPr>
-        <w:instrText xml:space="preserve"> ADDIN ZOTERO_ITEM CSL_CITATION {"citationID":"8E9FupMd","properties":{"formattedCitation":"(41)","plainCitation":"(41)","noteIndex":0},"citationItems":[{"id":601,"uris":["http://zotero.org/groups/5786507/items/IJTC2XE2"],"itemData":{"id":601,"type":"article-journal","container-title":"Annual review of 